--- a/docs/report.docx
+++ b/docs/report.docx
@@ -96,13 +96,10 @@
         <w:t xml:space="preserve">ICMS </w:t>
       </w:r>
       <w:r>
-        <w:t>In</w:t>
-      </w:r>
-      <w:r>
-        <w:t>-</w:t>
-      </w:r>
-      <w:r>
-        <w:t>depth system</w:t>
+        <w:t>surface level</w:t>
+      </w:r>
+      <w:r>
+        <w:t xml:space="preserve"> system</w:t>
       </w:r>
       <w:r>
         <w:t xml:space="preserve"> look</w:t>
@@ -198,7 +195,37 @@
       </w:r>
     </w:p>
     <w:p/>
-    <w:p/>
+    <w:p>
+      <w:r>
+        <w:t>Protecting users and their data</w:t>
+      </w:r>
+    </w:p>
+    <w:p>
+      <w:r>
+        <w:t>Cross-Site</w:t>
+      </w:r>
+      <w:r>
+        <w:t xml:space="preserve"> </w:t>
+      </w:r>
+      <w:r>
+        <w:t>Scripting</w:t>
+      </w:r>
+      <w:r>
+        <w:t xml:space="preserve"> attacks</w:t>
+      </w:r>
+      <w:r>
+        <w:t>, SQL injection,</w:t>
+      </w:r>
+      <w:r>
+        <w:t xml:space="preserve"> CSRF attacks</w:t>
+      </w:r>
+      <w:r>
+        <w:t xml:space="preserve"> (sveltekit protection)</w:t>
+      </w:r>
+      <w:r>
+        <w:t xml:space="preserve"> </w:t>
+      </w:r>
+    </w:p>
     <w:p/>
     <w:p/>
     <w:p/>
@@ -210,6 +237,19 @@
     </w:p>
     <w:p>
       <w:r>
+        <w:t>In the past creating new low power devices was far more difficult than now. Technology has now advanced to a point where low power devices are significantly more accessible to the average hobbyist or developer because they are so much cheaper. Devices such as raspberry pi’s and esp32’s can be ordered for as little as £10 with access to Bluetooth and WIFI that rival that of mobile devices such as phones and laptops for dramatically less of a cost.</w:t>
+      </w:r>
+    </w:p>
+    <w:p>
+      <w:r>
+        <w:t xml:space="preserve">As different devices have been released the communities around them have also continued to be built. More specifically, more hardware such as screens, adapter boards have been designed and built for cheaper and cheaper prices. Because of these prices, hardware has become more and more split between devices as different manufacturers develop their own unique software and hardware. </w:t>
+      </w:r>
+    </w:p>
+    <w:p/>
+    <w:p/>
+    <w:p>
+      <w:r>
+        <w:lastRenderedPageBreak/>
         <w:t xml:space="preserve">Ultra </w:t>
       </w:r>
       <w:r>
@@ -218,63 +258,223 @@
     </w:p>
     <w:p>
       <w:r>
+        <w:t>Many different devices come with different modes for how their power is managed.</w:t>
+      </w:r>
+      <w:r>
+        <w:t xml:space="preserve"> </w:t>
+      </w:r>
+    </w:p>
+    <w:p>
+      <w:r>
+        <w:t xml:space="preserve">This ultra-low power usage does come at the cost of performance and latency.  </w:t>
+      </w:r>
+    </w:p>
+    <w:p/>
+    <w:p>
+      <w:r>
         <w:t>Connection methods (Wi-Fi, Bluetooth)</w:t>
       </w:r>
     </w:p>
     <w:p>
       <w:r>
+        <w:t>Wi-Fi is one of the most widely used methods of connecting and using an IOT device.</w:t>
+      </w:r>
+      <w:r>
+        <w:t xml:space="preserve"> This is most due to the fact that most devices within a household</w:t>
+      </w:r>
+      <w:r>
+        <w:t xml:space="preserve"> such as mobile devices, PC’s, gaming consoles and routers all</w:t>
+      </w:r>
+      <w:r>
+        <w:t xml:space="preserve"> use Wi-Fi</w:t>
+      </w:r>
+      <w:r>
+        <w:t xml:space="preserve"> and</w:t>
+      </w:r>
+      <w:r>
+        <w:t xml:space="preserve"> as a result, </w:t>
+      </w:r>
+      <w:r>
+        <w:t>the average household is more likely to have the hardware.</w:t>
+      </w:r>
+      <w:r>
+        <w:t xml:space="preserve"> </w:t>
+      </w:r>
+    </w:p>
+    <w:p>
+      <w:r>
+        <w:t xml:space="preserve">Examples of IOT devices that also utilise this connection method are </w:t>
+      </w:r>
+      <w:r>
+        <w:t>h</w:t>
+      </w:r>
+      <w:r>
+        <w:t xml:space="preserve">ome </w:t>
+      </w:r>
+      <w:r>
+        <w:t>a</w:t>
+      </w:r>
+      <w:r>
+        <w:t>ssistants such as Amazon Alex</w:t>
+      </w:r>
+      <w:r>
+        <w:t>a and</w:t>
+      </w:r>
+      <w:r>
+        <w:t xml:space="preserve"> Google Home.</w:t>
+      </w:r>
+    </w:p>
+    <w:p/>
+    <w:p>
+      <w:r>
+        <w:t xml:space="preserve">Bluetooth is another method of connecting devices that has slowly phased out of relevance due to security issues and range limitations. Bluetooth can still be found being used for less secure devices due to the ease of connection, for example, in Bluetooth headphones. </w:t>
+      </w:r>
+      <w:r>
+        <w:t xml:space="preserve"> </w:t>
+      </w:r>
+    </w:p>
+    <w:p/>
+    <w:p>
+      <w:r>
+        <w:t>Zigbee</w:t>
+      </w:r>
+      <w:r>
+        <w:t xml:space="preserve"> is a relatively new protocol for IOT devices that has begun to gain more and more traction in the past few years. </w:t>
+      </w:r>
+    </w:p>
+    <w:p>
+      <w:r>
+        <w:t>The main drawback of using the Zigbee technology is the requirement of having to use proprietary hardware to convert back and forwards between different protocols. As a result, this can cause projects to become significantly more expensive than using the traditional Wi-Fi</w:t>
+      </w:r>
+      <w:r>
+        <w:t xml:space="preserve"> hardware</w:t>
+      </w:r>
+      <w:r>
+        <w:t xml:space="preserve">. </w:t>
+      </w:r>
+    </w:p>
+    <w:p/>
+    <w:p>
+      <w:r>
         <w:t>Raspberry Pi’s, Pico’s, esp32 and other devices</w:t>
       </w:r>
     </w:p>
     <w:p/>
-    <w:p>
-      <w:r>
-        <w:t>Zigbee</w:t>
-      </w:r>
-      <w:r>
-        <w:t xml:space="preserve"> is a relatively new protocol for IOT devices that has begun to gain more and more traction in the past few years. </w:t>
-      </w:r>
-    </w:p>
-    <w:p>
-      <w:r>
-        <w:t>The main drawback of using the Zigbee technology is the requirement of having to use proprietary hardware</w:t>
-      </w:r>
-      <w:r>
-        <w:t xml:space="preserve"> to convert back and forwards between different protocols</w:t>
+    <w:p/>
+    <w:p/>
+    <w:p/>
+    <w:p/>
+    <w:p/>
+    <w:p>
+      <w:r>
+        <w:t>Home assistant</w:t>
+      </w:r>
+    </w:p>
+    <w:p>
+      <w:r>
+        <w:t xml:space="preserve">Home assistant is an </w:t>
+      </w:r>
+      <w:r>
+        <w:t>open-source</w:t>
+      </w:r>
+      <w:r>
+        <w:t xml:space="preserve"> software also written in python. It allows the user to automate and connected devices similarly to ICMS. </w:t>
+      </w:r>
+      <w:r>
+        <w:t xml:space="preserve">The main differences between the two pieces of software </w:t>
+      </w:r>
+      <w:r>
+        <w:t>are</w:t>
+      </w:r>
+      <w:r>
+        <w:t xml:space="preserve"> that ICMS is designed for developers or hobbyists to design and built their own devices, while home assistant </w:t>
+      </w:r>
+      <w:r>
+        <w:t>is designed for connecting already built devices</w:t>
+      </w:r>
+      <w:r>
+        <w:t xml:space="preserve"> with software designed by the manufacturer</w:t>
       </w:r>
       <w:r>
         <w:t>.</w:t>
       </w:r>
-      <w:r>
-        <w:t xml:space="preserve"> As a </w:t>
-      </w:r>
-      <w:r>
-        <w:t>result,</w:t>
+    </w:p>
+    <w:p>
+      <w:r>
+        <w:lastRenderedPageBreak/>
+        <w:t>Comparison graph here</w:t>
+      </w:r>
+    </w:p>
+    <w:p/>
+    <w:p/>
+    <w:p/>
+    <w:p/>
+    <w:p>
+      <w:r>
+        <w:t>Software a</w:t>
+      </w:r>
+      <w:r>
+        <w:t>rchitecture and graphs</w:t>
+      </w:r>
+    </w:p>
+    <w:p>
+      <w:r>
+        <w:t>ICMS was designed with extensibility as</w:t>
       </w:r>
       <w:r>
         <w:t xml:space="preserve"> </w:t>
       </w:r>
       <w:r>
-        <w:t xml:space="preserve">this can </w:t>
-      </w:r>
-      <w:r>
-        <w:t xml:space="preserve">cause projects to become </w:t>
-      </w:r>
-      <w:r>
-        <w:t xml:space="preserve">significantly more expensive than using the traditional Wi-Fi system. </w:t>
-      </w:r>
-    </w:p>
-    <w:p/>
-    <w:p/>
-    <w:p/>
-    <w:p>
-      <w:r>
-        <w:t>Software a</w:t>
-      </w:r>
-      <w:r>
-        <w:t>rchitecture and graphs</w:t>
-      </w:r>
-    </w:p>
+        <w:t>priority</w:t>
+      </w:r>
+      <w:r>
+        <w:t xml:space="preserve"> one</w:t>
+      </w:r>
+      <w:r>
+        <w:t xml:space="preserve">. </w:t>
+      </w:r>
+    </w:p>
+    <w:p>
+      <w:r>
+        <w:t>Having the ability to add and remove different pieces of the software through extensions required a very modular design.</w:t>
+      </w:r>
+    </w:p>
+    <w:p>
+      <w:r>
+        <w:t>To do this, extensions are loaded before any of the other parts of the software are started. They are loaded dynamically</w:t>
+      </w:r>
+      <w:r>
+        <w:t xml:space="preserve"> b</w:t>
+      </w:r>
+      <w:r>
+        <w:t>y</w:t>
+      </w:r>
+      <w:r>
+        <w:t xml:space="preserve"> importing the library a</w:t>
+      </w:r>
+      <w:r>
+        <w:t xml:space="preserve">t </w:t>
+      </w:r>
+      <w:r>
+        <w:t>runtime though pythons importlib library</w:t>
+      </w:r>
+      <w:r>
+        <w:t>.</w:t>
+      </w:r>
+      <w:r>
+        <w:t xml:space="preserve"> This uses the json file found in the settings folder to determine what to import and where it can be found.</w:t>
+      </w:r>
+      <w:r>
+        <w:t xml:space="preserve"> </w:t>
+      </w:r>
+      <w:r>
+        <w:t>By doing it this way</w:t>
+      </w:r>
+      <w:r>
+        <w:t xml:space="preserve"> it simplifies the usage as nothing other than an easily accessible json file needs to be changed. </w:t>
+      </w:r>
+    </w:p>
+    <w:p/>
     <w:p/>
     <w:p>
       <w:r>
@@ -315,6 +515,12 @@
     </w:p>
     <w:p>
       <w:r>
+        <w:t>Thread safe and non-thread safe</w:t>
+      </w:r>
+    </w:p>
+    <w:p/>
+    <w:p>
+      <w:r>
         <w:t>Extending an application</w:t>
       </w:r>
     </w:p>
@@ -353,6 +559,7 @@
     <w:p/>
     <w:p>
       <w:r>
+        <w:lastRenderedPageBreak/>
         <w:t xml:space="preserve">Ease of development vs </w:t>
       </w:r>
       <w:r>
@@ -1098,6 +1305,7 @@
   <w:style w:type="character" w:default="1" w:styleId="DefaultParagraphFont">
     <w:name w:val="Default Paragraph Font"/>
     <w:uiPriority w:val="1"/>
+    <w:semiHidden/>
     <w:unhideWhenUsed/>
   </w:style>
   <w:style w:type="table" w:default="1" w:styleId="TableNormal">

--- a/docs/report.docx
+++ b/docs/report.docx
@@ -324,7 +324,6 @@
         <w:t xml:space="preserve"> Google Home.</w:t>
       </w:r>
     </w:p>
-    <w:p/>
     <w:p>
       <w:r>
         <w:t xml:space="preserve">Bluetooth is another method of connecting devices that has slowly phased out of relevance due to security issues and range limitations. Bluetooth can still be found being used for less secure devices due to the ease of connection, for example, in Bluetooth headphones. </w:t>
@@ -333,7 +332,6 @@
         <w:t xml:space="preserve"> </w:t>
       </w:r>
     </w:p>
-    <w:p/>
     <w:p>
       <w:r>
         <w:t>Zigbee</w:t>
@@ -362,9 +360,6 @@
     <w:p/>
     <w:p/>
     <w:p/>
-    <w:p/>
-    <w:p/>
-    <w:p/>
     <w:p>
       <w:r>
         <w:t>Home assistant</w:t>
@@ -401,16 +396,16 @@
     </w:p>
     <w:p>
       <w:r>
+        <w:t>Comparison graph here</w:t>
+      </w:r>
+    </w:p>
+    <w:p/>
+    <w:p/>
+    <w:p/>
+    <w:p/>
+    <w:p>
+      <w:r>
         <w:lastRenderedPageBreak/>
-        <w:t>Comparison graph here</w:t>
-      </w:r>
-    </w:p>
-    <w:p/>
-    <w:p/>
-    <w:p/>
-    <w:p/>
-    <w:p>
-      <w:r>
         <w:t>Software a</w:t>
       </w:r>
       <w:r>
@@ -439,41 +434,521 @@
         <w:t>Having the ability to add and remove different pieces of the software through extensions required a very modular design.</w:t>
       </w:r>
     </w:p>
-    <w:p>
-      <w:r>
-        <w:t>To do this, extensions are loaded before any of the other parts of the software are started. They are loaded dynamically</w:t>
-      </w:r>
-      <w:r>
-        <w:t xml:space="preserve"> b</w:t>
+    <w:p/>
+    <w:p>
+      <w:r>
+        <w:t>Svelte</w:t>
+      </w:r>
+      <w:r>
+        <w:t>/</w:t>
+      </w:r>
+      <w:r>
+        <w:t>Svelte kit</w:t>
+      </w:r>
+    </w:p>
+    <w:p>
+      <w:r>
+        <w:t>Svelte is a relatively new web framework, building off of what has been learn</w:t>
+      </w:r>
+      <w:r>
+        <w:t>t</w:t>
+      </w:r>
+      <w:r>
+        <w:t xml:space="preserve"> with other frameworks such as a React</w:t>
+      </w:r>
+      <w:r>
+        <w:t xml:space="preserve"> it has many modern </w:t>
+      </w:r>
+      <w:r>
+        <w:t>JavaScript</w:t>
+      </w:r>
+      <w:r>
+        <w:t xml:space="preserve"> and web features</w:t>
+      </w:r>
+      <w:r>
+        <w:t>.</w:t>
+      </w:r>
+    </w:p>
+    <w:p>
+      <w:r>
+        <w:t>For example, one of the key features is their implementation of server</w:t>
+      </w:r>
+      <w:r>
+        <w:t>-</w:t>
+      </w:r>
+      <w:r>
+        <w:t>side rendering (SSR).</w:t>
+      </w:r>
+      <w:r>
+        <w:t xml:space="preserve"> </w:t>
+      </w:r>
+      <w:r>
+        <w:t xml:space="preserve">Server-side rendering allows the server to render the web page before sending it to </w:t>
+      </w:r>
+      <w:r>
+        <w:t xml:space="preserve">be displayed on </w:t>
+      </w:r>
+      <w:r>
+        <w:t xml:space="preserve">the client. In effect, it becomes a read-only system where the functions and data gathering all occur on the server preventing the client from having direct access to them. This architecture allows the client and server to both be protected from attacks from malicious users. </w:t>
+      </w:r>
+    </w:p>
+    <w:p>
+      <w:r>
+        <w:t>Some issues do come from utilising this architecture though</w:t>
+      </w:r>
+      <w:r>
+        <w:t>. Data gathered on the webpage is still accessible to client, meaning data still needs to be protected and only gathered when necessary. Another difficul</w:t>
+      </w:r>
+      <w:r>
+        <w:t>t</w:t>
       </w:r>
       <w:r>
         <w:t>y</w:t>
       </w:r>
       <w:r>
-        <w:t xml:space="preserve"> importing the library a</w:t>
-      </w:r>
-      <w:r>
-        <w:t xml:space="preserve">t </w:t>
-      </w:r>
-      <w:r>
-        <w:t>runtime though pythons importlib library</w:t>
+        <w:t xml:space="preserve"> when using SSR is</w:t>
+      </w:r>
+      <w:r>
+        <w:t xml:space="preserve"> client interaction</w:t>
+      </w:r>
+      <w:r>
+        <w:t>s</w:t>
+      </w:r>
+      <w:r>
+        <w:t xml:space="preserve"> such as submitting forms or data </w:t>
+      </w:r>
+      <w:r>
+        <w:t>from</w:t>
+      </w:r>
+      <w:r>
+        <w:t xml:space="preserve"> the front end to the backend</w:t>
+      </w:r>
+      <w:r>
+        <w:t>. To get around</w:t>
+      </w:r>
+      <w:r>
+        <w:t xml:space="preserve"> this, Svelte uses a system called server actions.</w:t>
+      </w:r>
+      <w:r>
+        <w:t xml:space="preserve"> </w:t>
+      </w:r>
+      <w:r>
+        <w:t>Server actions are exported functions</w:t>
+      </w:r>
+      <w:r>
+        <w:t xml:space="preserve"> which the</w:t>
+      </w:r>
+      <w:r>
+        <w:t xml:space="preserve"> client has access to</w:t>
+      </w:r>
+      <w:r>
+        <w:t xml:space="preserve">, </w:t>
+      </w:r>
+      <w:r>
+        <w:t>which</w:t>
+      </w:r>
+      <w:r>
+        <w:t xml:space="preserve"> allow the front-end to interact with the server.</w:t>
+      </w:r>
+      <w:r>
+        <w:t xml:space="preserve"> </w:t>
+      </w:r>
+      <w:r>
+        <w:t xml:space="preserve">These functions aren’t directly accessible from the front-end but instead are submitted similarly to an http endpoint through forms or fetch requests. </w:t>
+      </w:r>
+      <w:r>
+        <w:t xml:space="preserve"> </w:t>
+      </w:r>
+    </w:p>
+    <w:p>
+      <w:r>
+        <w:t>(show some examples here)</w:t>
+      </w:r>
+    </w:p>
+    <w:p>
+      <w:r>
+        <w:t>When submitting a form, all form data is included within the request.</w:t>
+      </w:r>
+    </w:p>
+    <w:p/>
+    <w:p>
+      <w:r>
+        <w:t>Python</w:t>
+      </w:r>
+    </w:p>
+    <w:p>
+      <w:r>
+        <w:t>Python was the chosen language for the development of this project because of previous knowledge of the language, ease of development and the community support.</w:t>
+      </w:r>
+    </w:p>
+    <w:p>
+      <w:r>
+        <w:t xml:space="preserve">Community support was especially important for the project as the project was designed around also having </w:t>
+      </w:r>
+      <w:r>
+        <w:t>the community</w:t>
+      </w:r>
+      <w:r>
+        <w:t xml:space="preserve"> develop</w:t>
+      </w:r>
+      <w:r>
+        <w:t xml:space="preserve"> extensions</w:t>
+      </w:r>
+      <w:r>
+        <w:t xml:space="preserve"> for the application. Using a well</w:t>
+      </w:r>
+      <w:r>
+        <w:t>-</w:t>
+      </w:r>
+      <w:r>
+        <w:t>known and well supported language allows more people that would other not be able to contribute to be given the chance to</w:t>
+      </w:r>
+      <w:r>
+        <w:t>, a</w:t>
+      </w:r>
+      <w:r>
+        <w:t>s well being able to utilise different libraries and packages</w:t>
+      </w:r>
+      <w:r>
+        <w:t xml:space="preserve"> to simplify the development without having re-invent the wheel</w:t>
       </w:r>
       <w:r>
         <w:t>.</w:t>
       </w:r>
-      <w:r>
-        <w:t xml:space="preserve"> This uses the json file found in the settings folder to determine what to import and where it can be found.</w:t>
+    </w:p>
+    <w:p>
+      <w:r>
+        <w:t xml:space="preserve">Python is an incredibly versatile language. </w:t>
+      </w:r>
+      <w:r>
+        <w:t>A part of this versatility stems from the fact it is an interpreted language versus being a compiled language.</w:t>
+      </w:r>
+      <w:r>
+        <w:t xml:space="preserve"> Being interpreted means the code is run without first being compiled, this means the code is run line by line executing each command as it comes.</w:t>
+      </w:r>
+      <w:r>
+        <w:t xml:space="preserve"> This massively affects the development experience as skipping the compilation step allows for much faster development</w:t>
+      </w:r>
+      <w:r>
+        <w:t>,</w:t>
       </w:r>
       <w:r>
         <w:t xml:space="preserve"> </w:t>
       </w:r>
       <w:r>
-        <w:t>By doing it this way</w:t>
-      </w:r>
-      <w:r>
-        <w:t xml:space="preserve"> it simplifies the usage as nothing other than an easily accessible json file needs to be changed. </w:t>
-      </w:r>
-    </w:p>
+        <w:t>t</w:t>
+      </w:r>
+      <w:r>
+        <w:t>his is</w:t>
+      </w:r>
+      <w:r>
+        <w:t xml:space="preserve"> also</w:t>
+      </w:r>
+      <w:r>
+        <w:t xml:space="preserve"> why it</w:t>
+      </w:r>
+      <w:r>
+        <w:t xml:space="preserve"> is</w:t>
+      </w:r>
+      <w:r>
+        <w:t xml:space="preserve"> often chosen for web-development</w:t>
+      </w:r>
+      <w:r>
+        <w:t xml:space="preserve"> where hot-reloading and quick iteration is far more common</w:t>
+      </w:r>
+      <w:r>
+        <w:t>.</w:t>
+      </w:r>
+    </w:p>
+    <w:p>
+      <w:r>
+        <w:t>A downside to being interpreted is speed. Python is not widely regarded as being the most efficient or fast language out there</w:t>
+      </w:r>
+      <w:r>
+        <w:t xml:space="preserve">, it misses things such as compile-time optimisations and has </w:t>
+      </w:r>
+      <w:r>
+        <w:lastRenderedPageBreak/>
+        <w:t>a large amount of overhead in comparison to language such as C/C++ or Java</w:t>
+      </w:r>
+      <w:r>
+        <w:t>/C#</w:t>
+      </w:r>
+      <w:r>
+        <w:t>. To</w:t>
+      </w:r>
+      <w:r>
+        <w:t xml:space="preserve"> attempt to</w:t>
+      </w:r>
+      <w:r>
+        <w:t xml:space="preserve"> combat this, python utilises compiled C libraries to replace</w:t>
+      </w:r>
+      <w:r>
+        <w:t xml:space="preserve"> some of</w:t>
+      </w:r>
+      <w:r>
+        <w:t xml:space="preserve"> the slowest parts</w:t>
+      </w:r>
+      <w:r>
+        <w:t xml:space="preserve">, while also using a caching system to compile some parts of the application to python byte code which is much closer to native code than </w:t>
+      </w:r>
+      <w:r>
+        <w:t xml:space="preserve">running </w:t>
+      </w:r>
+      <w:r>
+        <w:t xml:space="preserve">the </w:t>
+      </w:r>
+      <w:r>
+        <w:t>interpreted code.</w:t>
+      </w:r>
+    </w:p>
+    <w:p>
+      <w:r>
+        <w:t>Modern versions of python include the keywords for async await execution.</w:t>
+      </w:r>
+      <w:r>
+        <w:t xml:space="preserve"> </w:t>
+      </w:r>
+      <w:r>
+        <w:t xml:space="preserve">Async </w:t>
+      </w:r>
+      <w:r>
+        <w:t xml:space="preserve">architecture </w:t>
+      </w:r>
+      <w:r>
+        <w:t>allows for the</w:t>
+      </w:r>
+      <w:r>
+        <w:t xml:space="preserve"> concurrent execution of code</w:t>
+      </w:r>
+      <w:r>
+        <w:t>, meaning, instead of having to wait for code to execute other code can instead be executed and processed while waiting</w:t>
+      </w:r>
+      <w:r>
+        <w:t>.</w:t>
+      </w:r>
+      <w:r>
+        <w:t xml:space="preserve"> All server functions in the ICMS server a</w:t>
+      </w:r>
+      <w:r>
+        <w:t>re</w:t>
+      </w:r>
+      <w:r>
+        <w:t xml:space="preserve"> built using the async architecture because</w:t>
+      </w:r>
+      <w:r>
+        <w:t xml:space="preserve"> extensions </w:t>
+      </w:r>
+      <w:r>
+        <w:t>are designed to be able</w:t>
+      </w:r>
+      <w:r>
+        <w:t xml:space="preserve"> to run in the background depending on what needs to be processed</w:t>
+      </w:r>
+      <w:r>
+        <w:t>,</w:t>
+      </w:r>
+      <w:r>
+        <w:t xml:space="preserve"> through the asyncio</w:t>
+      </w:r>
+      <w:r>
+        <w:t xml:space="preserve"> python</w:t>
+      </w:r>
+      <w:r>
+        <w:t xml:space="preserve"> library.</w:t>
+      </w:r>
+      <w:r>
+        <w:t xml:space="preserve"> This design also helps when utilising </w:t>
+      </w:r>
+      <w:r>
+        <w:t>different</w:t>
+      </w:r>
+      <w:r>
+        <w:t xml:space="preserve"> threads for things such as, writing</w:t>
+      </w:r>
+      <w:r>
+        <w:t xml:space="preserve"> or reading to or from</w:t>
+      </w:r>
+      <w:r>
+        <w:t xml:space="preserve"> a device </w:t>
+      </w:r>
+      <w:r>
+        <w:t>multiple time</w:t>
+      </w:r>
+      <w:r>
+        <w:t xml:space="preserve"> a second</w:t>
+      </w:r>
+      <w:r>
+        <w:t>.</w:t>
+      </w:r>
+    </w:p>
+    <w:p/>
+    <w:p>
+      <w:r>
+        <w:t xml:space="preserve">Python </w:t>
+      </w:r>
+      <w:r>
+        <w:t>GIL</w:t>
+      </w:r>
+    </w:p>
+    <w:p>
+      <w:r>
+        <w:t>The python GIL protects from cross-thread errors</w:t>
+      </w:r>
+      <w:r>
+        <w:t xml:space="preserve"> such as race conditions</w:t>
+      </w:r>
+      <w:r>
+        <w:t xml:space="preserve"> by detecting when the application attempts to access </w:t>
+      </w:r>
+      <w:r>
+        <w:t>objects unsafely</w:t>
+      </w:r>
+      <w:r>
+        <w:t>.</w:t>
+      </w:r>
+      <w:r>
+        <w:t xml:space="preserve"> Many languages leave this up to the developer to protect against, most notably C/C++</w:t>
+      </w:r>
+      <w:r>
+        <w:t xml:space="preserve"> has no protection against thread unsafe code</w:t>
+      </w:r>
+      <w:r>
+        <w:t xml:space="preserve"> and as a result many errors can stem from attempting to write multithreaded code</w:t>
+      </w:r>
+      <w:r>
+        <w:t>.</w:t>
+      </w:r>
+      <w:r>
+        <w:t xml:space="preserve"> Through the GIL python instead </w:t>
+      </w:r>
+      <w:r>
+        <w:t>does this automatically.</w:t>
+      </w:r>
+    </w:p>
+    <w:p/>
+    <w:p>
+      <w:r>
+        <w:t xml:space="preserve">Extending </w:t>
+      </w:r>
+      <w:r>
+        <w:t>the</w:t>
+      </w:r>
+      <w:r>
+        <w:t xml:space="preserve"> application</w:t>
+      </w:r>
+    </w:p>
+    <w:p>
+      <w:r>
+        <w:t>The system for loading extensions in the ICMS server utilises the fact that python has easy access to a global</w:t>
+      </w:r>
+      <w:r>
+        <w:t xml:space="preserve"> system where the libraries and stored and displayed. Having access to this s</w:t>
+      </w:r>
+      <w:r>
+        <w:t>ystem</w:t>
+      </w:r>
+      <w:r>
+        <w:t xml:space="preserve"> means libraries can be imported and unimported at will. It also means that individual libraries can be used similarly to objects where the library object can be stored and referenced.</w:t>
+      </w:r>
+    </w:p>
+    <w:p>
+      <w:r>
+        <w:t>In the application</w:t>
+      </w:r>
+      <w:r>
+        <w:t xml:space="preserve"> </w:t>
+      </w:r>
+      <w:r>
+        <w:t>extensions are loaded before any of the other parts of the software are started</w:t>
+      </w:r>
+      <w:r>
+        <w:t xml:space="preserve"> through the init_extensions function found in the webserver</w:t>
+      </w:r>
+      <w:r>
+        <w:t>. The</w:t>
+      </w:r>
+      <w:r>
+        <w:t xml:space="preserve">se extensions </w:t>
+      </w:r>
+      <w:r>
+        <w:t>are loaded by importing</w:t>
+      </w:r>
+      <w:r>
+        <w:t xml:space="preserve"> it</w:t>
+      </w:r>
+      <w:r>
+        <w:t xml:space="preserve"> at runtime though pythons importlib library.</w:t>
+      </w:r>
+      <w:r>
+        <w:t xml:space="preserve"> This way of loading the </w:t>
+      </w:r>
+      <w:r>
+        <w:t xml:space="preserve">extensions </w:t>
+      </w:r>
+      <w:r>
+        <w:t xml:space="preserve">allows the end user to </w:t>
+      </w:r>
+      <w:r>
+        <w:t>decide</w:t>
+      </w:r>
+      <w:r>
+        <w:t xml:space="preserve"> which libraries </w:t>
+      </w:r>
+      <w:r>
+        <w:t xml:space="preserve">need </w:t>
+      </w:r>
+      <w:r>
+        <w:t xml:space="preserve">to be imported and where from </w:t>
+      </w:r>
+      <w:r>
+        <w:t>us</w:t>
+      </w:r>
+      <w:r>
+        <w:t>ing</w:t>
+      </w:r>
+      <w:r>
+        <w:t xml:space="preserve"> the json file found in the settings </w:t>
+      </w:r>
+      <w:r>
+        <w:t>folder</w:t>
+      </w:r>
+      <w:r>
+        <w:t>. This massively simplifies the end user experience for building and using community made extensions.</w:t>
+      </w:r>
+      <w:r>
+        <w:t xml:space="preserve"> </w:t>
+      </w:r>
+    </w:p>
+    <w:p>
+      <w:r>
+        <w:t xml:space="preserve">This system also massively benefits developers as the core systems can continue to run after importing an extension </w:t>
+      </w:r>
+      <w:r>
+        <w:t xml:space="preserve">even </w:t>
+      </w:r>
+      <w:r>
+        <w:t>with broken code as the</w:t>
+      </w:r>
+      <w:r>
+        <w:t xml:space="preserve"> extension will just fail to be imported through the try-catch statement.</w:t>
+      </w:r>
+      <w:r>
+        <w:t xml:space="preserve"> This failure to be imported will also display a debugging message in the log file making tracking down errors significantly easier.</w:t>
+      </w:r>
+      <w:r>
+        <w:t xml:space="preserve">  </w:t>
+      </w:r>
+      <w:r>
+        <w:t xml:space="preserve"> </w:t>
+      </w:r>
+    </w:p>
+    <w:p/>
+    <w:p/>
+    <w:p/>
+    <w:p/>
+    <w:p/>
+    <w:p/>
     <w:p/>
     <w:p/>
     <w:p>
@@ -481,49 +956,194 @@
         <w:t>Sockets and web-sockets</w:t>
       </w:r>
     </w:p>
-    <w:p/>
-    <w:p>
-      <w:r>
-        <w:t>Python</w:t>
-      </w:r>
-    </w:p>
-    <w:p/>
-    <w:p>
-      <w:r>
-        <w:t>Async await background</w:t>
-      </w:r>
-    </w:p>
-    <w:p>
-      <w:r>
-        <w:t xml:space="preserve">The </w:t>
-      </w:r>
-      <w:r>
-        <w:t>Async design</w:t>
-      </w:r>
-      <w:r>
-        <w:t xml:space="preserve"> of the application allows for the extensions of the application to run in the background depending on what needs to be processed.</w:t>
-      </w:r>
-    </w:p>
-    <w:p/>
-    <w:p>
-      <w:r>
-        <w:t xml:space="preserve">Python </w:t>
-      </w:r>
-      <w:r>
-        <w:t>GIL</w:t>
-      </w:r>
-    </w:p>
-    <w:p>
-      <w:r>
-        <w:t>Thread safe and non-thread safe</w:t>
-      </w:r>
-    </w:p>
-    <w:p/>
-    <w:p>
-      <w:r>
-        <w:t>Extending an application</w:t>
-      </w:r>
-    </w:p>
+    <w:p>
+      <w:r>
+        <w:t>The ICMS application is comprised of two different servers, a flask http server and a socket server.</w:t>
+      </w:r>
+      <w:r>
+        <w:t xml:space="preserve"> The key differences between these two servers </w:t>
+      </w:r>
+      <w:r>
+        <w:t>are</w:t>
+      </w:r>
+      <w:r>
+        <w:t xml:space="preserve"> the </w:t>
+      </w:r>
+      <w:r>
+        <w:t>HTTP</w:t>
+      </w:r>
+      <w:r>
+        <w:t xml:space="preserve"> server uses the REST architecture for receiving HTTP requests, where each request can</w:t>
+      </w:r>
+      <w:r>
+        <w:t xml:space="preserve"> only</w:t>
+      </w:r>
+      <w:r>
+        <w:t xml:space="preserve"> be one type of</w:t>
+      </w:r>
+      <w:r>
+        <w:t xml:space="preserve"> HTTP</w:t>
+      </w:r>
+      <w:r>
+        <w:t xml:space="preserve"> request</w:t>
+      </w:r>
+      <w:r>
+        <w:t>, for example, a GET or POST</w:t>
+      </w:r>
+      <w:r>
+        <w:t xml:space="preserve"> request</w:t>
+      </w:r>
+      <w:r>
+        <w:t xml:space="preserve">. </w:t>
+      </w:r>
+      <w:r>
+        <w:t>The issue with a HTTP server is that data can only be transferred when a request is made, meaning streaming data between the server and device can only occur if the device either makes many requests to the server, or similarly, the server makes many requests to the device. If the latter was chosen, the device would also need to be running its own server also in</w:t>
+      </w:r>
+      <w:r>
+        <w:t>troducing</w:t>
+      </w:r>
+      <w:r>
+        <w:t xml:space="preserve"> a</w:t>
+      </w:r>
+      <w:r>
+        <w:t xml:space="preserve"> </w:t>
+      </w:r>
+      <w:r>
+        <w:t>performance over-head</w:t>
+      </w:r>
+      <w:r>
+        <w:t xml:space="preserve"> which only much lower power devices needs to be avoided at all costs</w:t>
+      </w:r>
+      <w:r>
+        <w:t>.</w:t>
+      </w:r>
+    </w:p>
+    <w:p>
+      <w:r>
+        <w:t xml:space="preserve">Instead, </w:t>
+      </w:r>
+      <w:r>
+        <w:t>t</w:t>
+      </w:r>
+      <w:r>
+        <w:t>he socket server is</w:t>
+      </w:r>
+      <w:r>
+        <w:t xml:space="preserve"> the server</w:t>
+      </w:r>
+      <w:r>
+        <w:t xml:space="preserve"> used to communicate with the iot-devices</w:t>
+      </w:r>
+      <w:r>
+        <w:t>.</w:t>
+      </w:r>
+      <w:r>
+        <w:t xml:space="preserve"> A socket server instead reads from a stream of data, where data can be sent and </w:t>
+      </w:r>
+      <w:r>
+        <w:t>received</w:t>
+      </w:r>
+      <w:r>
+        <w:t xml:space="preserve"> at </w:t>
+      </w:r>
+      <w:r>
+        <w:t>any time</w:t>
+      </w:r>
+      <w:r>
+        <w:t xml:space="preserve"> from either side.</w:t>
+      </w:r>
+      <w:r>
+        <w:t xml:space="preserve"> This massively reduces the over-head necessary as instead of having to make many requests, the device can instead simply create and keep open one connection to the main server that can be reused to send and receive</w:t>
+      </w:r>
+      <w:r>
+        <w:t>.</w:t>
+      </w:r>
+    </w:p>
+    <w:p>
+      <w:r>
+        <w:t>Using the socket server does come with some caveats</w:t>
+      </w:r>
+      <w:r>
+        <w:t>. Mainly being the unstructured form of data being sent.</w:t>
+      </w:r>
+      <w:r>
+        <w:t xml:space="preserve"> In comparison to the pre-formed HTTP requests which can be easily</w:t>
+      </w:r>
+      <w:r>
+        <w:t xml:space="preserve"> read and manipulated</w:t>
+      </w:r>
+      <w:r>
+        <w:t>, t</w:t>
+      </w:r>
+      <w:r>
+        <w:t>he socket server and clients send raw bytes of data between each-other which need to be decoded and formed into readable data.</w:t>
+      </w:r>
+      <w:r>
+        <w:t xml:space="preserve"> JSON </w:t>
+      </w:r>
+      <w:r>
+        <w:t>was</w:t>
+      </w:r>
+      <w:r>
+        <w:t xml:space="preserve"> the form of data chosen to be </w:t>
+      </w:r>
+      <w:r>
+        <w:t>used by the server and clients as it is</w:t>
+      </w:r>
+      <w:r>
+        <w:t xml:space="preserve"> an</w:t>
+      </w:r>
+      <w:r>
+        <w:t xml:space="preserve"> incredibly versatile</w:t>
+      </w:r>
+      <w:r>
+        <w:t xml:space="preserve"> data format</w:t>
+      </w:r>
+      <w:r>
+        <w:t xml:space="preserve"> widely supported by languages and different libraries and systems</w:t>
+      </w:r>
+      <w:r>
+        <w:t>, while also being incredibly human read and writable</w:t>
+      </w:r>
+      <w:r>
+        <w:t>.</w:t>
+      </w:r>
+      <w:r>
+        <w:t xml:space="preserve"> Python especially has amazing built in support for the JSON format</w:t>
+      </w:r>
+      <w:r>
+        <w:t>.</w:t>
+      </w:r>
+    </w:p>
+    <w:p>
+      <w:r>
+        <w:t>The socket server captures the sent data</w:t>
+      </w:r>
+      <w:r>
+        <w:t xml:space="preserve"> from the client</w:t>
+      </w:r>
+      <w:r>
+        <w:t xml:space="preserve"> and determines how the command needs to be interpreted</w:t>
+      </w:r>
+      <w:r>
+        <w:t>.</w:t>
+      </w:r>
+    </w:p>
+    <w:p>
+      <w:r>
+        <w:t>IOT server functions</w:t>
+      </w:r>
+    </w:p>
+    <w:p/>
+    <w:p/>
+    <w:p/>
+    <w:p/>
+    <w:p/>
+    <w:p/>
+    <w:p/>
+    <w:p/>
+    <w:p/>
+    <w:p/>
     <w:p/>
     <w:p>
       <w:r>
@@ -557,9 +1177,22 @@
       </w:r>
     </w:p>
     <w:p/>
-    <w:p>
-      <w:r>
-        <w:lastRenderedPageBreak/>
+    <w:p/>
+    <w:p/>
+    <w:p/>
+    <w:p/>
+    <w:p/>
+    <w:p/>
+    <w:p/>
+    <w:p/>
+    <w:p/>
+    <w:p/>
+    <w:p/>
+    <w:p/>
+    <w:p/>
+    <w:p/>
+    <w:p>
+      <w:r>
         <w:t xml:space="preserve">Ease of development vs </w:t>
       </w:r>
       <w:r>
@@ -587,11 +1220,19 @@
         <w:t>Centralised file hosting</w:t>
       </w:r>
     </w:p>
+    <w:p/>
     <w:p>
       <w:r>
         <w:t>Authentication</w:t>
       </w:r>
     </w:p>
+    <w:p>
+      <w:r>
+        <w:t>Authentication is simple for the application.</w:t>
+      </w:r>
+    </w:p>
+    <w:p/>
+    <w:p/>
     <w:p/>
     <w:p>
       <w:r>
@@ -622,6 +1263,25 @@
     <w:p/>
     <w:p/>
     <w:p/>
+    <w:p/>
+    <w:p/>
+    <w:p/>
+    <w:p/>
+    <w:p/>
+    <w:p/>
+    <w:p/>
+    <w:p/>
+    <w:p/>
+    <w:p/>
+    <w:p/>
+    <w:p/>
+    <w:p/>
+    <w:p/>
+    <w:p/>
+    <w:p/>
+    <w:p/>
+    <w:p/>
+    <w:p/>
     <w:p>
       <w:r>
         <w:t>Docker</w:t>
@@ -629,6 +1289,25 @@
     </w:p>
     <w:p>
       <w:r>
+        <w:t xml:space="preserve">Docker is an application built to containerise other applications. Through this containerisation, developers can build and test their code </w:t>
+      </w:r>
+      <w:r>
+        <w:t xml:space="preserve">without having to worry about </w:t>
+      </w:r>
+    </w:p>
+    <w:p>
+      <w:r>
+        <w:t>Docker was chosen to simplify the build process for both applications.</w:t>
+      </w:r>
+      <w:r>
+        <w:t xml:space="preserve"> </w:t>
+      </w:r>
+      <w:r>
+        <w:t>Docker allows the developer to automate the build process by using step-by-step commands in a file called a Dockerfile.</w:t>
+      </w:r>
+    </w:p>
+    <w:p>
+      <w:r>
         <w:t>Docker</w:t>
       </w:r>
       <w:r>
@@ -641,18 +1320,34 @@
         <w:t>ompose</w:t>
       </w:r>
     </w:p>
-    <w:p/>
-    <w:p/>
+    <w:p>
+      <w:r>
+        <w:lastRenderedPageBreak/>
+        <w:t>Docker compose allows</w:t>
+      </w:r>
+      <w:r>
+        <w:t xml:space="preserve"> Dockerfiles to be compiled together and run simultaneously in the same docker image. Through the image, different applications can be disabled and enabled depending on which parts the end user wishes to use. </w:t>
+      </w:r>
+    </w:p>
+    <w:p/>
+    <w:p>
+      <w:r>
+        <w:t>Nginx</w:t>
+      </w:r>
+    </w:p>
+    <w:p>
+      <w:r>
+        <w:t>Nginx through docker</w:t>
+      </w:r>
+    </w:p>
     <w:p>
       <w:r>
         <w:t>Reverse proxies</w:t>
       </w:r>
     </w:p>
-    <w:p>
-      <w:r>
-        <w:t>Nginx</w:t>
-      </w:r>
-    </w:p>
+    <w:p/>
+    <w:p/>
+    <w:p/>
     <w:p/>
     <w:p>
       <w:r>
@@ -662,6 +1357,18 @@
         <w:t>ease of use</w:t>
       </w:r>
     </w:p>
+    <w:p/>
+    <w:p/>
+    <w:p/>
+    <w:p/>
+    <w:p/>
+    <w:p/>
+    <w:p/>
+    <w:p/>
+    <w:p/>
+    <w:p/>
+    <w:p/>
+    <w:p/>
     <w:p/>
     <w:p/>
     <w:p>

--- a/docs/report.docx
+++ b/docs/report.docx
@@ -37,7 +37,15 @@
     </w:p>
     <w:p>
       <w:r>
-        <w:t>Talk about rpi’s and stuff here</w:t>
+        <w:t xml:space="preserve">Talk about </w:t>
+      </w:r>
+      <w:proofErr w:type="spellStart"/>
+      <w:r>
+        <w:t>rpi’s</w:t>
+      </w:r>
+      <w:proofErr w:type="spellEnd"/>
+      <w:r>
+        <w:t xml:space="preserve"> and stuff here</w:t>
       </w:r>
     </w:p>
     <w:p>
@@ -102,8 +110,13 @@
         <w:t xml:space="preserve"> system</w:t>
       </w:r>
       <w:r>
-        <w:t xml:space="preserve"> look</w:t>
-      </w:r>
+        <w:t xml:space="preserve"> </w:t>
+      </w:r>
+      <w:proofErr w:type="gramStart"/>
+      <w:r>
+        <w:t>look</w:t>
+      </w:r>
+      <w:proofErr w:type="gramEnd"/>
     </w:p>
     <w:p>
       <w:r>
@@ -164,8 +177,6 @@
         <w:t xml:space="preserve">.  </w:t>
       </w:r>
     </w:p>
-    <w:p/>
-    <w:p/>
     <w:p>
       <w:r>
         <w:t xml:space="preserve">Social implications </w:t>
@@ -176,22 +187,107 @@
     </w:p>
     <w:p>
       <w:r>
-        <w:t xml:space="preserve">Opening the community store brings a large number of social implications for the application. </w:t>
-      </w:r>
-    </w:p>
-    <w:p>
-      <w:r>
-        <w:t xml:space="preserve">massively improving the software ecosystem around the application. </w:t>
-      </w:r>
-    </w:p>
-    <w:p>
-      <w:r>
-        <w:t>Comes at the cost of reviewing new software for bad actors and viruses.</w:t>
-      </w:r>
-    </w:p>
-    <w:p>
-      <w:r>
-        <w:t>Copyright and uploading stolen content.</w:t>
+        <w:t>Opening the community store brings a large number of social implications for the application.</w:t>
+      </w:r>
+      <w:r>
+        <w:t xml:space="preserve"> One of the biggest benefits being that having a large community will </w:t>
+      </w:r>
+      <w:r>
+        <w:t>massively improv</w:t>
+      </w:r>
+      <w:r>
+        <w:t xml:space="preserve">e </w:t>
+      </w:r>
+      <w:r>
+        <w:t>the software ecosystem around the application.</w:t>
+      </w:r>
+      <w:r>
+        <w:t xml:space="preserve"> Giving access to users and developers of any level.</w:t>
+      </w:r>
+    </w:p>
+    <w:p>
+      <w:r>
+        <w:t>Building a community does come with some negatives though, one huge one being the extra requirement for the moderation of content being uploaded to the store. Software can only do so much with blocking and censoring images and words. Human interaction will be necessary is the community is to survive and thrive. Moderation can also be extremely difficult depending on the content,</w:t>
+      </w:r>
+      <w:r>
+        <w:t xml:space="preserve"> for example, determining and managing copyright</w:t>
+      </w:r>
+      <w:r>
+        <w:t xml:space="preserve"> or stolen content</w:t>
+      </w:r>
+      <w:r>
+        <w:t xml:space="preserve"> becomes increasingly difficult when</w:t>
+      </w:r>
+      <w:r>
+        <w:t xml:space="preserve"> more and more claims are made</w:t>
+      </w:r>
+      <w:r>
+        <w:t xml:space="preserve"> especially when having to decide who the true</w:t>
+      </w:r>
+      <w:r>
+        <w:t xml:space="preserve"> original</w:t>
+      </w:r>
+      <w:r>
+        <w:t xml:space="preserve"> owners are</w:t>
+      </w:r>
+      <w:r>
+        <w:t xml:space="preserve">. </w:t>
+      </w:r>
+    </w:p>
+    <w:p>
+      <w:r>
+        <w:t>ICMS</w:t>
+      </w:r>
+      <w:r>
+        <w:t xml:space="preserve"> and the ICMS store</w:t>
+      </w:r>
+      <w:r>
+        <w:t xml:space="preserve"> will also need to store and access data used by the application to determine users. This data can be things such as IP addresses, Upload dates, names and email addresses.</w:t>
+      </w:r>
+      <w:r>
+        <w:t xml:space="preserve"> Careful considerations for how the data </w:t>
+      </w:r>
+      <w:r>
+        <w:t xml:space="preserve">is </w:t>
+      </w:r>
+      <w:r>
+        <w:t>stored and managed will need to be considered to keep the data safe from harm.</w:t>
+      </w:r>
+      <w:r>
+        <w:t xml:space="preserve"> For example, data store</w:t>
+      </w:r>
+      <w:r>
+        <w:t>d</w:t>
+      </w:r>
+      <w:r>
+        <w:t xml:space="preserve"> in the UK</w:t>
+      </w:r>
+      <w:r>
+        <w:t xml:space="preserve"> will need to follow</w:t>
+      </w:r>
+      <w:r>
+        <w:t xml:space="preserve"> </w:t>
+      </w:r>
+      <w:r>
+        <w:t xml:space="preserve">all </w:t>
+      </w:r>
+      <w:r>
+        <w:t>UK</w:t>
+      </w:r>
+      <w:r>
+        <w:t xml:space="preserve"> GDPR</w:t>
+      </w:r>
+      <w:r>
+        <w:t xml:space="preserve"> principles.</w:t>
+      </w:r>
+      <w:r>
+        <w:t xml:space="preserve"> These principles also extend outside of the UK with the EU GDPR.</w:t>
+      </w:r>
+      <w:r>
+        <w:t xml:space="preserve"> </w:t>
+      </w:r>
+      <w:r>
+        <w:t>See (database and storing data page)</w:t>
       </w:r>
     </w:p>
     <w:p/>
@@ -220,7 +316,15 @@
         <w:t xml:space="preserve"> CSRF attacks</w:t>
       </w:r>
       <w:r>
-        <w:t xml:space="preserve"> (sveltekit protection)</w:t>
+        <w:t xml:space="preserve"> (</w:t>
+      </w:r>
+      <w:proofErr w:type="spellStart"/>
+      <w:r>
+        <w:t>sveltekit</w:t>
+      </w:r>
+      <w:proofErr w:type="spellEnd"/>
+      <w:r>
+        <w:t xml:space="preserve"> protection)</w:t>
       </w:r>
       <w:r>
         <w:t xml:space="preserve"> </w:t>
@@ -230,8 +334,14 @@
     <w:p/>
     <w:p/>
     <w:p/>
-    <w:p>
-      <w:r>
+    <w:p/>
+    <w:p/>
+    <w:p/>
+    <w:p/>
+    <w:p/>
+    <w:p>
+      <w:r>
+        <w:lastRenderedPageBreak/>
         <w:t>IOT Research</w:t>
       </w:r>
     </w:p>
@@ -249,316 +359,439 @@
     <w:p/>
     <w:p>
       <w:r>
+        <w:t xml:space="preserve">Ultra </w:t>
+      </w:r>
+      <w:r>
+        <w:t>Low power devices</w:t>
+      </w:r>
+    </w:p>
+    <w:p>
+      <w:r>
+        <w:t>Many different devices come with different modes for how their power is managed.</w:t>
+      </w:r>
+      <w:r>
+        <w:t xml:space="preserve"> </w:t>
+      </w:r>
+    </w:p>
+    <w:p>
+      <w:r>
+        <w:t xml:space="preserve">This ultra-low power usage does come at the cost of performance and latency.  </w:t>
+      </w:r>
+    </w:p>
+    <w:p/>
+    <w:p/>
+    <w:p/>
+    <w:p/>
+    <w:p/>
+    <w:p>
+      <w:r>
+        <w:t>The raspberry pi is one of the most universally known</w:t>
+      </w:r>
+      <w:r>
+        <w:t xml:space="preserve"> examples of low power</w:t>
+      </w:r>
+      <w:r>
+        <w:t xml:space="preserve"> but powerful</w:t>
+      </w:r>
+      <w:r>
+        <w:t xml:space="preserve"> devices</w:t>
+      </w:r>
+      <w:r>
+        <w:t>. Raspberry Pi’s are often chosen due to their community support and ease of development. Devices such as the Raspberry Pi Pico or Zero are examples of their low power range. These devices utilise relatively powerful soc’s while reducing their total power usage</w:t>
+      </w:r>
+      <w:r>
+        <w:t xml:space="preserve"> to significantly lower amounts than other devices such as</w:t>
+      </w:r>
+      <w:r>
+        <w:t xml:space="preserve"> the full</w:t>
+      </w:r>
+      <w:r>
+        <w:t>-</w:t>
+      </w:r>
+      <w:r>
+        <w:t xml:space="preserve">size </w:t>
+      </w:r>
+      <w:r>
+        <w:t>Raspberry</w:t>
+      </w:r>
+      <w:r>
+        <w:t xml:space="preserve"> Pi’s and other</w:t>
+      </w:r>
+      <w:r>
+        <w:t xml:space="preserve"> small form factor PC’s</w:t>
+      </w:r>
+      <w:r>
+        <w:t>.</w:t>
+      </w:r>
+    </w:p>
+    <w:p>
+      <w:r>
+        <w:t>The Raspberry Pi Pico W was a significant inspiration for many of the design decisions made within ICMS.</w:t>
+      </w:r>
+      <w:r>
+        <w:t xml:space="preserve"> The W in the name signifying the fact it is has a </w:t>
+      </w:r>
+      <w:r>
+        <w:t xml:space="preserve">Wi-Fi </w:t>
+      </w:r>
+      <w:r>
+        <w:t>chip built in</w:t>
+      </w:r>
+      <w:r>
+        <w:t xml:space="preserve"> allows the device to send and receive data </w:t>
+      </w:r>
+      <w:r>
+        <w:t>over</w:t>
+      </w:r>
+      <w:r>
+        <w:t xml:space="preserve"> the internet</w:t>
+      </w:r>
+      <w:r>
+        <w:t>,</w:t>
+      </w:r>
+      <w:r>
+        <w:t xml:space="preserve"> making it a perfect example </w:t>
+      </w:r>
+      <w:r>
+        <w:t>for</w:t>
+      </w:r>
+      <w:r>
+        <w:t xml:space="preserve"> being used to create an IOT device</w:t>
+      </w:r>
+      <w:r>
+        <w:t>.</w:t>
+      </w:r>
+      <w:r>
+        <w:t xml:space="preserve"> When</w:t>
+      </w:r>
+      <w:r>
+        <w:t xml:space="preserve"> </w:t>
+      </w:r>
+      <w:r>
+        <w:t>using</w:t>
+      </w:r>
+      <w:r>
+        <w:t xml:space="preserve"> the Pico</w:t>
+      </w:r>
+      <w:r>
+        <w:t xml:space="preserve"> or other Raspberry Pi devices</w:t>
+      </w:r>
+      <w:r>
+        <w:t xml:space="preserve"> a huge </w:t>
+      </w:r>
+      <w:r>
+        <w:t>benefit is the fact that the devices can be developed using the Python programming language.</w:t>
+      </w:r>
+    </w:p>
+    <w:p/>
+    <w:p/>
+    <w:p/>
+    <w:p/>
+    <w:p/>
+    <w:p/>
+    <w:p/>
+    <w:p>
+      <w:r>
+        <w:t>Connection methods (Wi-Fi, Bluetooth)</w:t>
+      </w:r>
+    </w:p>
+    <w:p>
+      <w:r>
+        <w:t>Wi-Fi is one of the most widely used methods of connecting and using an IOT device.</w:t>
+      </w:r>
+      <w:r>
+        <w:t xml:space="preserve"> This is most due to the fact that most devices within a household</w:t>
+      </w:r>
+      <w:r>
+        <w:t xml:space="preserve"> such as mobile devices, PC’s, gaming consoles and routers all</w:t>
+      </w:r>
+      <w:r>
+        <w:t xml:space="preserve"> use Wi-Fi</w:t>
+      </w:r>
+      <w:r>
+        <w:t xml:space="preserve"> and</w:t>
+      </w:r>
+      <w:r>
+        <w:t xml:space="preserve"> as a result, </w:t>
+      </w:r>
+      <w:r>
+        <w:t>the average household is more likely to have the hardware.</w:t>
+      </w:r>
+      <w:r>
+        <w:t xml:space="preserve"> </w:t>
+      </w:r>
+    </w:p>
+    <w:p>
+      <w:r>
+        <w:t xml:space="preserve">Examples of IOT devices that also utilise this connection method are </w:t>
+      </w:r>
+      <w:r>
+        <w:t>h</w:t>
+      </w:r>
+      <w:r>
+        <w:t xml:space="preserve">ome </w:t>
+      </w:r>
+      <w:r>
+        <w:t>a</w:t>
+      </w:r>
+      <w:r>
+        <w:t>ssistants such as Amazon Alex</w:t>
+      </w:r>
+      <w:r>
+        <w:t>a and</w:t>
+      </w:r>
+      <w:r>
+        <w:t xml:space="preserve"> Google Home.</w:t>
+      </w:r>
+    </w:p>
+    <w:p>
+      <w:r>
+        <w:t xml:space="preserve">Bluetooth is another method of connecting devices that has slowly phased out of relevance due to security issues and range limitations. Bluetooth can still be found being used for less secure devices due to the ease of connection, for example, in Bluetooth headphones. </w:t>
+      </w:r>
+      <w:r>
+        <w:t xml:space="preserve"> </w:t>
+      </w:r>
+    </w:p>
+    <w:p>
+      <w:r>
+        <w:t>Zigbee</w:t>
+      </w:r>
+      <w:r>
+        <w:t xml:space="preserve"> is a relatively new protocol for IOT devices that has begun to gain more and more traction in the past few years. The main drawback of using the Zigbee technology is the requirement of having to use proprietary hardware to convert back and forwards between different protocols. As a result, this can cause projects to become significantly more expensive than using the traditional Wi-Fi</w:t>
+      </w:r>
+      <w:r>
+        <w:t xml:space="preserve"> hardware</w:t>
+      </w:r>
+      <w:r>
+        <w:t xml:space="preserve">. </w:t>
+      </w:r>
+    </w:p>
+    <w:p/>
+    <w:p/>
+    <w:p/>
+    <w:p/>
+    <w:p/>
+    <w:p/>
+    <w:p/>
+    <w:p/>
+    <w:p/>
+    <w:p/>
+    <w:p/>
+    <w:p/>
+    <w:p/>
+    <w:p/>
+    <w:p/>
+    <w:p/>
+    <w:p>
+      <w:r>
+        <w:t>Home assistant</w:t>
+      </w:r>
+    </w:p>
+    <w:p>
+      <w:r>
         <w:lastRenderedPageBreak/>
-        <w:t xml:space="preserve">Ultra </w:t>
-      </w:r>
-      <w:r>
-        <w:t>Low power devices</w:t>
-      </w:r>
-    </w:p>
-    <w:p>
-      <w:r>
-        <w:t>Many different devices come with different modes for how their power is managed.</w:t>
+        <w:t xml:space="preserve">Home assistant is an </w:t>
+      </w:r>
+      <w:r>
+        <w:t>open-source</w:t>
+      </w:r>
+      <w:r>
+        <w:t xml:space="preserve"> software also written in python. It allows the user to automate and connect</w:t>
       </w:r>
       <w:r>
         <w:t xml:space="preserve"> </w:t>
       </w:r>
-    </w:p>
-    <w:p>
-      <w:r>
-        <w:t xml:space="preserve">This ultra-low power usage does come at the cost of performance and latency.  </w:t>
-      </w:r>
-    </w:p>
-    <w:p/>
-    <w:p>
-      <w:r>
-        <w:t>Connection methods (Wi-Fi, Bluetooth)</w:t>
-      </w:r>
-    </w:p>
-    <w:p>
-      <w:r>
-        <w:t>Wi-Fi is one of the most widely used methods of connecting and using an IOT device.</w:t>
-      </w:r>
-      <w:r>
-        <w:t xml:space="preserve"> This is most due to the fact that most devices within a household</w:t>
-      </w:r>
-      <w:r>
-        <w:t xml:space="preserve"> such as mobile devices, PC’s, gaming consoles and routers all</w:t>
-      </w:r>
-      <w:r>
-        <w:t xml:space="preserve"> use Wi-Fi</w:t>
-      </w:r>
-      <w:r>
-        <w:t xml:space="preserve"> and</w:t>
-      </w:r>
-      <w:r>
-        <w:t xml:space="preserve"> as a result, </w:t>
-      </w:r>
-      <w:r>
-        <w:t>the average household is more likely to have the hardware.</w:t>
+      <w:r>
+        <w:t>devices</w:t>
+      </w:r>
+      <w:r>
+        <w:t xml:space="preserve"> to a central server</w:t>
+      </w:r>
+      <w:r>
+        <w:t xml:space="preserve"> similarly to ICMS. </w:t>
+      </w:r>
+      <w:r>
+        <w:t xml:space="preserve">The main differences between the two pieces of software </w:t>
+      </w:r>
+      <w:r>
+        <w:t>are</w:t>
+      </w:r>
+      <w:r>
+        <w:t xml:space="preserve"> that ICMS is designed for developers or hobbyists to design and built their own devices, while home assistant </w:t>
+      </w:r>
+      <w:r>
+        <w:t>is designed for connecting already built devices</w:t>
+      </w:r>
+      <w:r>
+        <w:t xml:space="preserve"> with software designed by the manufacturer</w:t>
+      </w:r>
+      <w:r>
+        <w:t>.</w:t>
+      </w:r>
+    </w:p>
+    <w:p>
+      <w:r>
+        <w:t>Comparison graph here</w:t>
+      </w:r>
+    </w:p>
+    <w:p/>
+    <w:p/>
+    <w:p/>
+    <w:p/>
+    <w:p/>
+    <w:p/>
+    <w:p>
+      <w:r>
+        <w:t>Software a</w:t>
+      </w:r>
+      <w:r>
+        <w:t>rchitecture and graphs</w:t>
+      </w:r>
+    </w:p>
+    <w:p>
+      <w:r>
+        <w:t>ICMS was designed with extensibility as</w:t>
       </w:r>
       <w:r>
         <w:t xml:space="preserve"> </w:t>
       </w:r>
-    </w:p>
-    <w:p>
-      <w:r>
-        <w:t xml:space="preserve">Examples of IOT devices that also utilise this connection method are </w:t>
-      </w:r>
-      <w:r>
-        <w:t>h</w:t>
-      </w:r>
-      <w:r>
-        <w:t xml:space="preserve">ome </w:t>
-      </w:r>
-      <w:r>
-        <w:t>a</w:t>
-      </w:r>
-      <w:r>
-        <w:t>ssistants such as Amazon Alex</w:t>
-      </w:r>
-      <w:r>
-        <w:t>a and</w:t>
-      </w:r>
-      <w:r>
-        <w:t xml:space="preserve"> Google Home.</w:t>
-      </w:r>
-    </w:p>
-    <w:p>
-      <w:r>
-        <w:t xml:space="preserve">Bluetooth is another method of connecting devices that has slowly phased out of relevance due to security issues and range limitations. Bluetooth can still be found being used for less secure devices due to the ease of connection, for example, in Bluetooth headphones. </w:t>
+      <w:r>
+        <w:t>priority</w:t>
+      </w:r>
+      <w:r>
+        <w:t xml:space="preserve"> one</w:t>
+      </w:r>
+      <w:r>
+        <w:t xml:space="preserve">. </w:t>
+      </w:r>
+    </w:p>
+    <w:p>
+      <w:r>
+        <w:t>Having the ability to add and remove different pieces of the software through extensions required a very modular design.</w:t>
+      </w:r>
+    </w:p>
+    <w:p/>
+    <w:p>
+      <w:r>
+        <w:t>Svelte</w:t>
+      </w:r>
+      <w:r>
+        <w:t>/</w:t>
+      </w:r>
+      <w:r>
+        <w:t>Svelte kit</w:t>
+      </w:r>
+    </w:p>
+    <w:p>
+      <w:r>
+        <w:t>Svelte is a relatively new web framework, building off of what has been learn</w:t>
+      </w:r>
+      <w:r>
+        <w:t>t</w:t>
+      </w:r>
+      <w:r>
+        <w:t xml:space="preserve"> with other frameworks such as a React</w:t>
+      </w:r>
+      <w:r>
+        <w:t xml:space="preserve"> it has many modern </w:t>
+      </w:r>
+      <w:r>
+        <w:t>JavaScript</w:t>
+      </w:r>
+      <w:r>
+        <w:t xml:space="preserve"> and web features</w:t>
+      </w:r>
+      <w:r>
+        <w:t>.</w:t>
+      </w:r>
+    </w:p>
+    <w:p>
+      <w:r>
+        <w:t>For example, one of the key features is their implementation of server</w:t>
+      </w:r>
+      <w:r>
+        <w:t>-</w:t>
+      </w:r>
+      <w:r>
+        <w:t>side rendering (SSR).</w:t>
       </w:r>
       <w:r>
         <w:t xml:space="preserve"> </w:t>
       </w:r>
-    </w:p>
-    <w:p>
-      <w:r>
-        <w:t>Zigbee</w:t>
-      </w:r>
-      <w:r>
-        <w:t xml:space="preserve"> is a relatively new protocol for IOT devices that has begun to gain more and more traction in the past few years. </w:t>
-      </w:r>
-    </w:p>
-    <w:p>
-      <w:r>
-        <w:t>The main drawback of using the Zigbee technology is the requirement of having to use proprietary hardware to convert back and forwards between different protocols. As a result, this can cause projects to become significantly more expensive than using the traditional Wi-Fi</w:t>
-      </w:r>
-      <w:r>
-        <w:t xml:space="preserve"> hardware</w:t>
-      </w:r>
-      <w:r>
-        <w:t xml:space="preserve">. </w:t>
-      </w:r>
-    </w:p>
-    <w:p/>
-    <w:p>
-      <w:r>
-        <w:t>Raspberry Pi’s, Pico’s, esp32 and other devices</w:t>
-      </w:r>
-    </w:p>
-    <w:p/>
-    <w:p/>
-    <w:p/>
-    <w:p>
-      <w:r>
-        <w:t>Home assistant</w:t>
-      </w:r>
-    </w:p>
-    <w:p>
-      <w:r>
-        <w:t xml:space="preserve">Home assistant is an </w:t>
-      </w:r>
-      <w:r>
-        <w:t>open-source</w:t>
-      </w:r>
-      <w:r>
-        <w:t xml:space="preserve"> software also written in python. It allows the user to automate and connected devices similarly to ICMS. </w:t>
-      </w:r>
-      <w:r>
-        <w:t xml:space="preserve">The main differences between the two pieces of software </w:t>
-      </w:r>
-      <w:r>
-        <w:t>are</w:t>
-      </w:r>
-      <w:r>
-        <w:t xml:space="preserve"> that ICMS is designed for developers or hobbyists to design and built their own devices, while home assistant </w:t>
-      </w:r>
-      <w:r>
-        <w:t>is designed for connecting already built devices</w:t>
-      </w:r>
-      <w:r>
-        <w:t xml:space="preserve"> with software designed by the manufacturer</w:t>
-      </w:r>
-      <w:r>
-        <w:t>.</w:t>
-      </w:r>
-    </w:p>
-    <w:p>
-      <w:r>
-        <w:t>Comparison graph here</w:t>
-      </w:r>
-    </w:p>
-    <w:p/>
-    <w:p/>
-    <w:p/>
-    <w:p/>
-    <w:p>
-      <w:r>
-        <w:lastRenderedPageBreak/>
-        <w:t>Software a</w:t>
-      </w:r>
-      <w:r>
-        <w:t>rchitecture and graphs</w:t>
-      </w:r>
-    </w:p>
-    <w:p>
-      <w:r>
-        <w:t>ICMS was designed with extensibility as</w:t>
+      <w:r>
+        <w:t xml:space="preserve">Server-side rendering allows the server to render the web page before sending it to </w:t>
+      </w:r>
+      <w:r>
+        <w:t xml:space="preserve">be displayed on </w:t>
+      </w:r>
+      <w:r>
+        <w:t xml:space="preserve">the client. In effect, it becomes a read-only system where the functions and data gathering all occur on the server preventing the client from having direct access to them. This architecture allows the client and server to both be protected from attacks from malicious users. </w:t>
+      </w:r>
+    </w:p>
+    <w:p>
+      <w:r>
+        <w:t>Some issues do come from utilising this architecture though</w:t>
+      </w:r>
+      <w:r>
+        <w:t>. Data gathered on the webpage is still accessible to client, meaning data still needs to be protected and only gathered when necessary. Another difficul</w:t>
+      </w:r>
+      <w:r>
+        <w:t>t</w:t>
+      </w:r>
+      <w:r>
+        <w:t>y</w:t>
+      </w:r>
+      <w:r>
+        <w:t xml:space="preserve"> when using SSR is</w:t>
+      </w:r>
+      <w:r>
+        <w:t xml:space="preserve"> client interaction</w:t>
+      </w:r>
+      <w:r>
+        <w:t>s</w:t>
+      </w:r>
+      <w:r>
+        <w:t xml:space="preserve"> such as submitting forms or data </w:t>
+      </w:r>
+      <w:r>
+        <w:t>from</w:t>
+      </w:r>
+      <w:r>
+        <w:t xml:space="preserve"> the front end to the backend</w:t>
+      </w:r>
+      <w:r>
+        <w:t>. To get around</w:t>
+      </w:r>
+      <w:r>
+        <w:t xml:space="preserve"> this, Svelte uses a system called server actions.</w:t>
       </w:r>
       <w:r>
         <w:t xml:space="preserve"> </w:t>
       </w:r>
       <w:r>
-        <w:t>priority</w:t>
-      </w:r>
-      <w:r>
-        <w:t xml:space="preserve"> one</w:t>
-      </w:r>
-      <w:r>
-        <w:t xml:space="preserve">. </w:t>
-      </w:r>
-    </w:p>
-    <w:p>
-      <w:r>
-        <w:t>Having the ability to add and remove different pieces of the software through extensions required a very modular design.</w:t>
-      </w:r>
-    </w:p>
-    <w:p/>
-    <w:p>
-      <w:r>
-        <w:t>Svelte</w:t>
-      </w:r>
-      <w:r>
-        <w:t>/</w:t>
-      </w:r>
-      <w:r>
-        <w:t>Svelte kit</w:t>
-      </w:r>
-    </w:p>
-    <w:p>
-      <w:r>
-        <w:t>Svelte is a relatively new web framework, building off of what has been learn</w:t>
-      </w:r>
-      <w:r>
-        <w:t>t</w:t>
-      </w:r>
-      <w:r>
-        <w:t xml:space="preserve"> with other frameworks such as a React</w:t>
-      </w:r>
-      <w:r>
-        <w:t xml:space="preserve"> it has many modern </w:t>
-      </w:r>
-      <w:r>
-        <w:t>JavaScript</w:t>
-      </w:r>
-      <w:r>
-        <w:t xml:space="preserve"> and web features</w:t>
-      </w:r>
-      <w:r>
-        <w:t>.</w:t>
-      </w:r>
-    </w:p>
-    <w:p>
-      <w:r>
-        <w:t>For example, one of the key features is their implementation of server</w:t>
-      </w:r>
-      <w:r>
-        <w:t>-</w:t>
-      </w:r>
-      <w:r>
-        <w:t>side rendering (SSR).</w:t>
+        <w:t>Server actions are exported functions</w:t>
+      </w:r>
+      <w:r>
+        <w:t xml:space="preserve"> which the</w:t>
+      </w:r>
+      <w:r>
+        <w:t xml:space="preserve"> client has access to</w:t>
+      </w:r>
+      <w:r>
+        <w:t xml:space="preserve">, </w:t>
+      </w:r>
+      <w:r>
+        <w:t>which</w:t>
+      </w:r>
+      <w:r>
+        <w:t xml:space="preserve"> allow the front-end to interact with the server.</w:t>
+      </w:r>
+      <w:r>
+        <w:t xml:space="preserve"> These functions aren’t directly accessible from the front-end but instead are submitted similarly to an http endpoint through forms or fetch requests. </w:t>
       </w:r>
       <w:r>
         <w:t xml:space="preserve"> </w:t>
       </w:r>
-      <w:r>
-        <w:t xml:space="preserve">Server-side rendering allows the server to render the web page before sending it to </w:t>
-      </w:r>
-      <w:r>
-        <w:t xml:space="preserve">be displayed on </w:t>
-      </w:r>
-      <w:r>
-        <w:t xml:space="preserve">the client. In effect, it becomes a read-only system where the functions and data gathering all occur on the server preventing the client from having direct access to them. This architecture allows the client and server to both be protected from attacks from malicious users. </w:t>
-      </w:r>
-    </w:p>
-    <w:p>
-      <w:r>
-        <w:t>Some issues do come from utilising this architecture though</w:t>
-      </w:r>
-      <w:r>
-        <w:t>. Data gathered on the webpage is still accessible to client, meaning data still needs to be protected and only gathered when necessary. Another difficul</w:t>
-      </w:r>
-      <w:r>
-        <w:t>t</w:t>
-      </w:r>
-      <w:r>
-        <w:t>y</w:t>
-      </w:r>
-      <w:r>
-        <w:t xml:space="preserve"> when using SSR is</w:t>
-      </w:r>
-      <w:r>
-        <w:t xml:space="preserve"> client interaction</w:t>
-      </w:r>
-      <w:r>
-        <w:t>s</w:t>
-      </w:r>
-      <w:r>
-        <w:t xml:space="preserve"> such as submitting forms or data </w:t>
-      </w:r>
-      <w:r>
-        <w:t>from</w:t>
-      </w:r>
-      <w:r>
-        <w:t xml:space="preserve"> the front end to the backend</w:t>
-      </w:r>
-      <w:r>
-        <w:t>. To get around</w:t>
-      </w:r>
-      <w:r>
-        <w:t xml:space="preserve"> this, Svelte uses a system called server actions.</w:t>
-      </w:r>
-      <w:r>
-        <w:t xml:space="preserve"> </w:t>
-      </w:r>
-      <w:r>
-        <w:t>Server actions are exported functions</w:t>
-      </w:r>
-      <w:r>
-        <w:t xml:space="preserve"> which the</w:t>
-      </w:r>
-      <w:r>
-        <w:t xml:space="preserve"> client has access to</w:t>
-      </w:r>
-      <w:r>
-        <w:t xml:space="preserve">, </w:t>
-      </w:r>
-      <w:r>
-        <w:t>which</w:t>
-      </w:r>
-      <w:r>
-        <w:t xml:space="preserve"> allow the front-end to interact with the server.</w:t>
-      </w:r>
-      <w:r>
-        <w:t xml:space="preserve"> </w:t>
-      </w:r>
-      <w:r>
-        <w:t xml:space="preserve">These functions aren’t directly accessible from the front-end but instead are submitted similarly to an http endpoint through forms or fetch requests. </w:t>
-      </w:r>
-      <w:r>
-        <w:t xml:space="preserve"> </w:t>
-      </w:r>
     </w:p>
     <w:p>
       <w:r>
@@ -571,678 +804,10 @@
       </w:r>
     </w:p>
     <w:p/>
-    <w:p>
-      <w:r>
-        <w:t>Python</w:t>
-      </w:r>
-    </w:p>
-    <w:p>
-      <w:r>
-        <w:t>Python was the chosen language for the development of this project because of previous knowledge of the language, ease of development and the community support.</w:t>
-      </w:r>
-    </w:p>
-    <w:p>
-      <w:r>
-        <w:t xml:space="preserve">Community support was especially important for the project as the project was designed around also having </w:t>
-      </w:r>
-      <w:r>
-        <w:t>the community</w:t>
-      </w:r>
-      <w:r>
-        <w:t xml:space="preserve"> develop</w:t>
-      </w:r>
-      <w:r>
-        <w:t xml:space="preserve"> extensions</w:t>
-      </w:r>
-      <w:r>
-        <w:t xml:space="preserve"> for the application. Using a well</w:t>
-      </w:r>
-      <w:r>
-        <w:t>-</w:t>
-      </w:r>
-      <w:r>
-        <w:t>known and well supported language allows more people that would other not be able to contribute to be given the chance to</w:t>
-      </w:r>
-      <w:r>
-        <w:t>, a</w:t>
-      </w:r>
-      <w:r>
-        <w:t>s well being able to utilise different libraries and packages</w:t>
-      </w:r>
-      <w:r>
-        <w:t xml:space="preserve"> to simplify the development without having re-invent the wheel</w:t>
-      </w:r>
-      <w:r>
-        <w:t>.</w:t>
-      </w:r>
-    </w:p>
-    <w:p>
-      <w:r>
-        <w:t xml:space="preserve">Python is an incredibly versatile language. </w:t>
-      </w:r>
-      <w:r>
-        <w:t>A part of this versatility stems from the fact it is an interpreted language versus being a compiled language.</w:t>
-      </w:r>
-      <w:r>
-        <w:t xml:space="preserve"> Being interpreted means the code is run without first being compiled, this means the code is run line by line executing each command as it comes.</w:t>
-      </w:r>
-      <w:r>
-        <w:t xml:space="preserve"> This massively affects the development experience as skipping the compilation step allows for much faster development</w:t>
-      </w:r>
-      <w:r>
-        <w:t>,</w:t>
-      </w:r>
-      <w:r>
-        <w:t xml:space="preserve"> </w:t>
-      </w:r>
-      <w:r>
-        <w:t>t</w:t>
-      </w:r>
-      <w:r>
-        <w:t>his is</w:t>
-      </w:r>
-      <w:r>
-        <w:t xml:space="preserve"> also</w:t>
-      </w:r>
-      <w:r>
-        <w:t xml:space="preserve"> why it</w:t>
-      </w:r>
-      <w:r>
-        <w:t xml:space="preserve"> is</w:t>
-      </w:r>
-      <w:r>
-        <w:t xml:space="preserve"> often chosen for web-development</w:t>
-      </w:r>
-      <w:r>
-        <w:t xml:space="preserve"> where hot-reloading and quick iteration is far more common</w:t>
-      </w:r>
-      <w:r>
-        <w:t>.</w:t>
-      </w:r>
-    </w:p>
-    <w:p>
-      <w:r>
-        <w:t>A downside to being interpreted is speed. Python is not widely regarded as being the most efficient or fast language out there</w:t>
-      </w:r>
-      <w:r>
-        <w:t xml:space="preserve">, it misses things such as compile-time optimisations and has </w:t>
-      </w:r>
-      <w:r>
-        <w:lastRenderedPageBreak/>
-        <w:t>a large amount of overhead in comparison to language such as C/C++ or Java</w:t>
-      </w:r>
-      <w:r>
-        <w:t>/C#</w:t>
-      </w:r>
-      <w:r>
-        <w:t>. To</w:t>
-      </w:r>
-      <w:r>
-        <w:t xml:space="preserve"> attempt to</w:t>
-      </w:r>
-      <w:r>
-        <w:t xml:space="preserve"> combat this, python utilises compiled C libraries to replace</w:t>
-      </w:r>
-      <w:r>
-        <w:t xml:space="preserve"> some of</w:t>
-      </w:r>
-      <w:r>
-        <w:t xml:space="preserve"> the slowest parts</w:t>
-      </w:r>
-      <w:r>
-        <w:t xml:space="preserve">, while also using a caching system to compile some parts of the application to python byte code which is much closer to native code than </w:t>
-      </w:r>
-      <w:r>
-        <w:t xml:space="preserve">running </w:t>
-      </w:r>
-      <w:r>
-        <w:t xml:space="preserve">the </w:t>
-      </w:r>
-      <w:r>
-        <w:t>interpreted code.</w:t>
-      </w:r>
-    </w:p>
-    <w:p>
-      <w:r>
-        <w:t>Modern versions of python include the keywords for async await execution.</w:t>
-      </w:r>
-      <w:r>
-        <w:t xml:space="preserve"> </w:t>
-      </w:r>
-      <w:r>
-        <w:t xml:space="preserve">Async </w:t>
-      </w:r>
-      <w:r>
-        <w:t xml:space="preserve">architecture </w:t>
-      </w:r>
-      <w:r>
-        <w:t>allows for the</w:t>
-      </w:r>
-      <w:r>
-        <w:t xml:space="preserve"> concurrent execution of code</w:t>
-      </w:r>
-      <w:r>
-        <w:t>, meaning, instead of having to wait for code to execute other code can instead be executed and processed while waiting</w:t>
-      </w:r>
-      <w:r>
-        <w:t>.</w:t>
-      </w:r>
-      <w:r>
-        <w:t xml:space="preserve"> All server functions in the ICMS server a</w:t>
-      </w:r>
-      <w:r>
-        <w:t>re</w:t>
-      </w:r>
-      <w:r>
-        <w:t xml:space="preserve"> built using the async architecture because</w:t>
-      </w:r>
-      <w:r>
-        <w:t xml:space="preserve"> extensions </w:t>
-      </w:r>
-      <w:r>
-        <w:t>are designed to be able</w:t>
-      </w:r>
-      <w:r>
-        <w:t xml:space="preserve"> to run in the background depending on what needs to be processed</w:t>
-      </w:r>
-      <w:r>
-        <w:t>,</w:t>
-      </w:r>
-      <w:r>
-        <w:t xml:space="preserve"> through the asyncio</w:t>
-      </w:r>
-      <w:r>
-        <w:t xml:space="preserve"> python</w:t>
-      </w:r>
-      <w:r>
-        <w:t xml:space="preserve"> library.</w:t>
-      </w:r>
-      <w:r>
-        <w:t xml:space="preserve"> This design also helps when utilising </w:t>
-      </w:r>
-      <w:r>
-        <w:t>different</w:t>
-      </w:r>
-      <w:r>
-        <w:t xml:space="preserve"> threads for things such as, writing</w:t>
-      </w:r>
-      <w:r>
-        <w:t xml:space="preserve"> or reading to or from</w:t>
-      </w:r>
-      <w:r>
-        <w:t xml:space="preserve"> a device </w:t>
-      </w:r>
-      <w:r>
-        <w:t>multiple time</w:t>
-      </w:r>
-      <w:r>
-        <w:t xml:space="preserve"> a second</w:t>
-      </w:r>
-      <w:r>
-        <w:t>.</w:t>
-      </w:r>
-    </w:p>
-    <w:p/>
-    <w:p>
-      <w:r>
-        <w:t xml:space="preserve">Python </w:t>
-      </w:r>
-      <w:r>
-        <w:t>GIL</w:t>
-      </w:r>
-    </w:p>
-    <w:p>
-      <w:r>
-        <w:t>The python GIL protects from cross-thread errors</w:t>
-      </w:r>
-      <w:r>
-        <w:t xml:space="preserve"> such as race conditions</w:t>
-      </w:r>
-      <w:r>
-        <w:t xml:space="preserve"> by detecting when the application attempts to access </w:t>
-      </w:r>
-      <w:r>
-        <w:t>objects unsafely</w:t>
-      </w:r>
-      <w:r>
-        <w:t>.</w:t>
-      </w:r>
-      <w:r>
-        <w:t xml:space="preserve"> Many languages leave this up to the developer to protect against, most notably C/C++</w:t>
-      </w:r>
-      <w:r>
-        <w:t xml:space="preserve"> has no protection against thread unsafe code</w:t>
-      </w:r>
-      <w:r>
-        <w:t xml:space="preserve"> and as a result many errors can stem from attempting to write multithreaded code</w:t>
-      </w:r>
-      <w:r>
-        <w:t>.</w:t>
-      </w:r>
-      <w:r>
-        <w:t xml:space="preserve"> Through the GIL python instead </w:t>
-      </w:r>
-      <w:r>
-        <w:t>does this automatically.</w:t>
-      </w:r>
-    </w:p>
-    <w:p/>
-    <w:p>
-      <w:r>
-        <w:t xml:space="preserve">Extending </w:t>
-      </w:r>
-      <w:r>
-        <w:t>the</w:t>
-      </w:r>
-      <w:r>
-        <w:t xml:space="preserve"> application</w:t>
-      </w:r>
-    </w:p>
-    <w:p>
-      <w:r>
-        <w:t>The system for loading extensions in the ICMS server utilises the fact that python has easy access to a global</w:t>
-      </w:r>
-      <w:r>
-        <w:t xml:space="preserve"> system where the libraries and stored and displayed. Having access to this s</w:t>
-      </w:r>
-      <w:r>
-        <w:t>ystem</w:t>
-      </w:r>
-      <w:r>
-        <w:t xml:space="preserve"> means libraries can be imported and unimported at will. It also means that individual libraries can be used similarly to objects where the library object can be stored and referenced.</w:t>
-      </w:r>
-    </w:p>
-    <w:p>
-      <w:r>
-        <w:t>In the application</w:t>
-      </w:r>
-      <w:r>
-        <w:t xml:space="preserve"> </w:t>
-      </w:r>
-      <w:r>
-        <w:t>extensions are loaded before any of the other parts of the software are started</w:t>
-      </w:r>
-      <w:r>
-        <w:t xml:space="preserve"> through the init_extensions function found in the webserver</w:t>
-      </w:r>
-      <w:r>
-        <w:t>. The</w:t>
-      </w:r>
-      <w:r>
-        <w:t xml:space="preserve">se extensions </w:t>
-      </w:r>
-      <w:r>
-        <w:t>are loaded by importing</w:t>
-      </w:r>
-      <w:r>
-        <w:t xml:space="preserve"> it</w:t>
-      </w:r>
-      <w:r>
-        <w:t xml:space="preserve"> at runtime though pythons importlib library.</w:t>
-      </w:r>
-      <w:r>
-        <w:t xml:space="preserve"> This way of loading the </w:t>
-      </w:r>
-      <w:r>
-        <w:t xml:space="preserve">extensions </w:t>
-      </w:r>
-      <w:r>
-        <w:t xml:space="preserve">allows the end user to </w:t>
-      </w:r>
-      <w:r>
-        <w:t>decide</w:t>
-      </w:r>
-      <w:r>
-        <w:t xml:space="preserve"> which libraries </w:t>
-      </w:r>
-      <w:r>
-        <w:t xml:space="preserve">need </w:t>
-      </w:r>
-      <w:r>
-        <w:t xml:space="preserve">to be imported and where from </w:t>
-      </w:r>
-      <w:r>
-        <w:t>us</w:t>
-      </w:r>
-      <w:r>
-        <w:t>ing</w:t>
-      </w:r>
-      <w:r>
-        <w:t xml:space="preserve"> the json file found in the settings </w:t>
-      </w:r>
-      <w:r>
-        <w:t>folder</w:t>
-      </w:r>
-      <w:r>
-        <w:t>. This massively simplifies the end user experience for building and using community made extensions.</w:t>
-      </w:r>
-      <w:r>
-        <w:t xml:space="preserve"> </w:t>
-      </w:r>
-    </w:p>
-    <w:p>
-      <w:r>
-        <w:t xml:space="preserve">This system also massively benefits developers as the core systems can continue to run after importing an extension </w:t>
-      </w:r>
-      <w:r>
-        <w:t xml:space="preserve">even </w:t>
-      </w:r>
-      <w:r>
-        <w:t>with broken code as the</w:t>
-      </w:r>
-      <w:r>
-        <w:t xml:space="preserve"> extension will just fail to be imported through the try-catch statement.</w:t>
-      </w:r>
-      <w:r>
-        <w:t xml:space="preserve"> This failure to be imported will also display a debugging message in the log file making tracking down errors significantly easier.</w:t>
-      </w:r>
-      <w:r>
-        <w:t xml:space="preserve">  </w:t>
-      </w:r>
-      <w:r>
-        <w:t xml:space="preserve"> </w:t>
-      </w:r>
-    </w:p>
-    <w:p/>
-    <w:p/>
-    <w:p/>
-    <w:p/>
-    <w:p/>
-    <w:p/>
-    <w:p/>
-    <w:p/>
-    <w:p>
-      <w:r>
-        <w:t>Sockets and web-sockets</w:t>
-      </w:r>
-    </w:p>
-    <w:p>
-      <w:r>
-        <w:t>The ICMS application is comprised of two different servers, a flask http server and a socket server.</w:t>
-      </w:r>
-      <w:r>
-        <w:t xml:space="preserve"> The key differences between these two servers </w:t>
-      </w:r>
-      <w:r>
-        <w:t>are</w:t>
-      </w:r>
-      <w:r>
-        <w:t xml:space="preserve"> the </w:t>
-      </w:r>
-      <w:r>
-        <w:t>HTTP</w:t>
-      </w:r>
-      <w:r>
-        <w:t xml:space="preserve"> server uses the REST architecture for receiving HTTP requests, where each request can</w:t>
-      </w:r>
-      <w:r>
-        <w:t xml:space="preserve"> only</w:t>
-      </w:r>
-      <w:r>
-        <w:t xml:space="preserve"> be one type of</w:t>
-      </w:r>
-      <w:r>
-        <w:t xml:space="preserve"> HTTP</w:t>
-      </w:r>
-      <w:r>
-        <w:t xml:space="preserve"> request</w:t>
-      </w:r>
-      <w:r>
-        <w:t>, for example, a GET or POST</w:t>
-      </w:r>
-      <w:r>
-        <w:t xml:space="preserve"> request</w:t>
-      </w:r>
-      <w:r>
-        <w:t xml:space="preserve">. </w:t>
-      </w:r>
-      <w:r>
-        <w:t>The issue with a HTTP server is that data can only be transferred when a request is made, meaning streaming data between the server and device can only occur if the device either makes many requests to the server, or similarly, the server makes many requests to the device. If the latter was chosen, the device would also need to be running its own server also in</w:t>
-      </w:r>
-      <w:r>
-        <w:t>troducing</w:t>
-      </w:r>
-      <w:r>
-        <w:t xml:space="preserve"> a</w:t>
-      </w:r>
-      <w:r>
-        <w:t xml:space="preserve"> </w:t>
-      </w:r>
-      <w:r>
-        <w:t>performance over-head</w:t>
-      </w:r>
-      <w:r>
-        <w:t xml:space="preserve"> which only much lower power devices needs to be avoided at all costs</w:t>
-      </w:r>
-      <w:r>
-        <w:t>.</w:t>
-      </w:r>
-    </w:p>
-    <w:p>
-      <w:r>
-        <w:t xml:space="preserve">Instead, </w:t>
-      </w:r>
-      <w:r>
-        <w:t>t</w:t>
-      </w:r>
-      <w:r>
-        <w:t>he socket server is</w:t>
-      </w:r>
-      <w:r>
-        <w:t xml:space="preserve"> the server</w:t>
-      </w:r>
-      <w:r>
-        <w:t xml:space="preserve"> used to communicate with the iot-devices</w:t>
-      </w:r>
-      <w:r>
-        <w:t>.</w:t>
-      </w:r>
-      <w:r>
-        <w:t xml:space="preserve"> A socket server instead reads from a stream of data, where data can be sent and </w:t>
-      </w:r>
-      <w:r>
-        <w:t>received</w:t>
-      </w:r>
-      <w:r>
-        <w:t xml:space="preserve"> at </w:t>
-      </w:r>
-      <w:r>
-        <w:t>any time</w:t>
-      </w:r>
-      <w:r>
-        <w:t xml:space="preserve"> from either side.</w:t>
-      </w:r>
-      <w:r>
-        <w:t xml:space="preserve"> This massively reduces the over-head necessary as instead of having to make many requests, the device can instead simply create and keep open one connection to the main server that can be reused to send and receive</w:t>
-      </w:r>
-      <w:r>
-        <w:t>.</w:t>
-      </w:r>
-    </w:p>
-    <w:p>
-      <w:r>
-        <w:t>Using the socket server does come with some caveats</w:t>
-      </w:r>
-      <w:r>
-        <w:t>. Mainly being the unstructured form of data being sent.</w:t>
-      </w:r>
-      <w:r>
-        <w:t xml:space="preserve"> In comparison to the pre-formed HTTP requests which can be easily</w:t>
-      </w:r>
-      <w:r>
-        <w:t xml:space="preserve"> read and manipulated</w:t>
-      </w:r>
-      <w:r>
-        <w:t>, t</w:t>
-      </w:r>
-      <w:r>
-        <w:t>he socket server and clients send raw bytes of data between each-other which need to be decoded and formed into readable data.</w:t>
-      </w:r>
-      <w:r>
-        <w:t xml:space="preserve"> JSON </w:t>
-      </w:r>
-      <w:r>
-        <w:t>was</w:t>
-      </w:r>
-      <w:r>
-        <w:t xml:space="preserve"> the form of data chosen to be </w:t>
-      </w:r>
-      <w:r>
-        <w:t>used by the server and clients as it is</w:t>
-      </w:r>
-      <w:r>
-        <w:t xml:space="preserve"> an</w:t>
-      </w:r>
-      <w:r>
-        <w:t xml:space="preserve"> incredibly versatile</w:t>
-      </w:r>
-      <w:r>
-        <w:t xml:space="preserve"> data format</w:t>
-      </w:r>
-      <w:r>
-        <w:t xml:space="preserve"> widely supported by languages and different libraries and systems</w:t>
-      </w:r>
-      <w:r>
-        <w:t>, while also being incredibly human read and writable</w:t>
-      </w:r>
-      <w:r>
-        <w:t>.</w:t>
-      </w:r>
-      <w:r>
-        <w:t xml:space="preserve"> Python especially has amazing built in support for the JSON format</w:t>
-      </w:r>
-      <w:r>
-        <w:t>.</w:t>
-      </w:r>
-    </w:p>
-    <w:p>
-      <w:r>
-        <w:t>The socket server captures the sent data</w:t>
-      </w:r>
-      <w:r>
-        <w:t xml:space="preserve"> from the client</w:t>
-      </w:r>
-      <w:r>
-        <w:t xml:space="preserve"> and determines how the command needs to be interpreted</w:t>
-      </w:r>
-      <w:r>
-        <w:t>.</w:t>
-      </w:r>
-    </w:p>
-    <w:p>
-      <w:r>
-        <w:t>IOT server functions</w:t>
-      </w:r>
-    </w:p>
-    <w:p/>
-    <w:p/>
-    <w:p/>
-    <w:p/>
-    <w:p/>
-    <w:p/>
-    <w:p/>
-    <w:p/>
-    <w:p/>
-    <w:p/>
-    <w:p/>
-    <w:p>
-      <w:r>
-        <w:t>Flask vs other API’s</w:t>
-      </w:r>
-    </w:p>
-    <w:p>
-      <w:r>
-        <w:t xml:space="preserve">Flask was </w:t>
-      </w:r>
-      <w:r>
-        <w:t xml:space="preserve">mainly </w:t>
-      </w:r>
-      <w:r>
-        <w:t>chose</w:t>
-      </w:r>
-      <w:r>
-        <w:t>n</w:t>
-      </w:r>
-      <w:r>
-        <w:t xml:space="preserve"> because of past knowledge using the library.</w:t>
-      </w:r>
-      <w:r>
-        <w:t xml:space="preserve"> Although it is slow in comparison to something like Go or even other libraries such as Fast API, </w:t>
-      </w:r>
-      <w:r>
-        <w:t>it</w:t>
-      </w:r>
-      <w:r>
-        <w:t xml:space="preserve"> is incredibly easy to create and implement. </w:t>
-      </w:r>
-    </w:p>
-    <w:p/>
-    <w:p/>
-    <w:p/>
-    <w:p/>
-    <w:p/>
-    <w:p/>
-    <w:p/>
-    <w:p/>
-    <w:p/>
-    <w:p/>
-    <w:p/>
-    <w:p/>
-    <w:p/>
-    <w:p/>
-    <w:p/>
-    <w:p>
-      <w:r>
-        <w:t xml:space="preserve">Ease of development vs </w:t>
-      </w:r>
-      <w:r>
-        <w:t>best practices</w:t>
-      </w:r>
-    </w:p>
-    <w:p>
-      <w:r>
-        <w:t xml:space="preserve">Sometimes in development the ease of development out-weighs the speed of the application. As long as the product is proved to be able to be developed. The application can always be optimised or re-written in a different language to be faster. </w:t>
-      </w:r>
-    </w:p>
-    <w:p>
-      <w:r>
-        <w:t>As a business, best practices should be followed more closely as the development power is usually there to be able to develop it correctly the first time.</w:t>
-      </w:r>
-    </w:p>
-    <w:p/>
-    <w:p>
-      <w:r>
-        <w:t>Store</w:t>
-      </w:r>
-    </w:p>
-    <w:p>
-      <w:r>
-        <w:t>Centralised file hosting</w:t>
-      </w:r>
-    </w:p>
-    <w:p/>
-    <w:p>
-      <w:r>
-        <w:t>Authentication</w:t>
-      </w:r>
-    </w:p>
-    <w:p>
-      <w:r>
-        <w:t>Authentication is simple for the application.</w:t>
-      </w:r>
-    </w:p>
-    <w:p/>
-    <w:p/>
-    <w:p/>
-    <w:p>
-      <w:r>
-        <w:t>Potential o</w:t>
-      </w:r>
-      <w:r>
-        <w:t>ther languages</w:t>
-      </w:r>
-      <w:r>
-        <w:t xml:space="preserve"> (3</w:t>
+    <w:p/>
+    <w:p>
+      <w:r>
+        <w:t>Potential other languages (3</w:t>
       </w:r>
       <w:r>
         <w:rPr>
@@ -1251,10 +816,795 @@
         <w:t>rd</w:t>
       </w:r>
       <w:r>
-        <w:t xml:space="preserve"> party libraries</w:t>
-      </w:r>
-      <w:r>
-        <w:t xml:space="preserve"> and community support</w:t>
+        <w:t xml:space="preserve"> party libraries and community support)</w:t>
+      </w:r>
+    </w:p>
+    <w:p>
+      <w:r>
+        <w:lastRenderedPageBreak/>
+        <w:t>Many languages w</w:t>
+      </w:r>
+      <w:r>
+        <w:t>ere</w:t>
+      </w:r>
+      <w:r>
+        <w:t xml:space="preserve"> trialled for use in ICMS. One of the key ones being the GO programming language. </w:t>
+      </w:r>
+      <w:r>
+        <w:t>GO was initially selected for its potential speed and ease of development</w:t>
+      </w:r>
+      <w:r>
+        <w:t>,</w:t>
+      </w:r>
+      <w:r>
+        <w:t xml:space="preserve"> heavily benefit</w:t>
+      </w:r>
+      <w:r>
+        <w:t>ing</w:t>
+      </w:r>
+      <w:r>
+        <w:t xml:space="preserve"> from an almost python-like ecosystem and community with a large </w:t>
+      </w:r>
+      <w:r>
+        <w:t>number</w:t>
+      </w:r>
+      <w:r>
+        <w:t xml:space="preserve"> of libraries and</w:t>
+      </w:r>
+      <w:r>
+        <w:t xml:space="preserve"> incredible</w:t>
+      </w:r>
+      <w:r>
+        <w:t xml:space="preserve"> levels of</w:t>
+      </w:r>
+      <w:r>
+        <w:t xml:space="preserve"> support.</w:t>
+      </w:r>
+    </w:p>
+    <w:p>
+      <w:r>
+        <w:t>One of the main deciding factors against selecting GO was the necessity for importing and using different extensions</w:t>
+      </w:r>
+      <w:r>
+        <w:t>, t</w:t>
+      </w:r>
+      <w:r>
+        <w:t>he system would instead need to be manually built from the ground up</w:t>
+      </w:r>
+      <w:r>
+        <w:t xml:space="preserve"> if supported at all</w:t>
+      </w:r>
+      <w:r>
+        <w:t>.</w:t>
+      </w:r>
+      <w:r>
+        <w:t xml:space="preserve"> Another significant deciding factor was lack of knowledge of the entire language and build system. The amount of time that would be necessary to learn it to a level for such a project would out-weigh the total time for the project. As a result, GO was not chosen for the project and instead Python was selected.</w:t>
+      </w:r>
+    </w:p>
+    <w:p/>
+    <w:p>
+      <w:r>
+        <w:t>Python</w:t>
+      </w:r>
+    </w:p>
+    <w:p>
+      <w:r>
+        <w:t>Python was the chosen language for the development of this project because of previous knowledge of the language, ease of development and the community support.</w:t>
+      </w:r>
+    </w:p>
+    <w:p>
+      <w:r>
+        <w:t xml:space="preserve">Community support was especially important for the project as the project was designed around also having </w:t>
+      </w:r>
+      <w:r>
+        <w:t>the community</w:t>
+      </w:r>
+      <w:r>
+        <w:t xml:space="preserve"> develop</w:t>
+      </w:r>
+      <w:r>
+        <w:t xml:space="preserve"> extensions</w:t>
+      </w:r>
+      <w:r>
+        <w:t xml:space="preserve"> for the application. Using a well</w:t>
+      </w:r>
+      <w:r>
+        <w:t>-</w:t>
+      </w:r>
+      <w:r>
+        <w:t>known and well supported language allows more people that would other not be able to contribute to be given the chance to</w:t>
+      </w:r>
+      <w:r>
+        <w:t>, a</w:t>
+      </w:r>
+      <w:r>
+        <w:t>s well being able to utilise different libraries and packages</w:t>
+      </w:r>
+      <w:r>
+        <w:t xml:space="preserve"> to simplify the development without having re-invent the wheel</w:t>
+      </w:r>
+      <w:r>
+        <w:t>.</w:t>
+      </w:r>
+    </w:p>
+    <w:p>
+      <w:r>
+        <w:t xml:space="preserve">Python is an incredibly versatile language. </w:t>
+      </w:r>
+      <w:r>
+        <w:t>A part of this versatility stems from the fact it is an interpreted language versus being a compiled language.</w:t>
+      </w:r>
+      <w:r>
+        <w:t xml:space="preserve"> Being interpreted means the code is run without first being compiled, this means the code is run line by line executing each command as it comes.</w:t>
+      </w:r>
+      <w:r>
+        <w:t xml:space="preserve"> This massively affects the development experience as skipping the compilation step allows for much faster development</w:t>
+      </w:r>
+      <w:r>
+        <w:t>,</w:t>
+      </w:r>
+      <w:r>
+        <w:t xml:space="preserve"> </w:t>
+      </w:r>
+      <w:r>
+        <w:t>t</w:t>
+      </w:r>
+      <w:r>
+        <w:t>his is</w:t>
+      </w:r>
+      <w:r>
+        <w:t xml:space="preserve"> also</w:t>
+      </w:r>
+      <w:r>
+        <w:t xml:space="preserve"> why it</w:t>
+      </w:r>
+      <w:r>
+        <w:t xml:space="preserve"> is</w:t>
+      </w:r>
+      <w:r>
+        <w:t xml:space="preserve"> often chosen for web-development</w:t>
+      </w:r>
+      <w:r>
+        <w:t xml:space="preserve"> where hot-reloading and quick iteration is far more common</w:t>
+      </w:r>
+      <w:r>
+        <w:t>.</w:t>
+      </w:r>
+    </w:p>
+    <w:p>
+      <w:r>
+        <w:t>A downside to being interpreted is speed. Python is not widely regarded as being the most efficient or fast language out there</w:t>
+      </w:r>
+      <w:r>
+        <w:t>, it misses things such as compile-time optimisations and has a large amount of overhead in comparison to language such as C/C++ or Java</w:t>
+      </w:r>
+      <w:r>
+        <w:t>/C#</w:t>
+      </w:r>
+      <w:r>
+        <w:t>. To</w:t>
+      </w:r>
+      <w:r>
+        <w:t xml:space="preserve"> attempt to</w:t>
+      </w:r>
+      <w:r>
+        <w:t xml:space="preserve"> combat this, python utilises compiled C libraries to replace</w:t>
+      </w:r>
+      <w:r>
+        <w:t xml:space="preserve"> some of</w:t>
+      </w:r>
+      <w:r>
+        <w:t xml:space="preserve"> the slowest parts</w:t>
+      </w:r>
+      <w:r>
+        <w:t xml:space="preserve">, while also using a caching system to compile some parts of the application to python byte code which is much closer to native code than </w:t>
+      </w:r>
+      <w:r>
+        <w:t xml:space="preserve">running </w:t>
+      </w:r>
+      <w:r>
+        <w:t xml:space="preserve">the </w:t>
+      </w:r>
+      <w:r>
+        <w:t>interpreted code.</w:t>
+      </w:r>
+    </w:p>
+    <w:p>
+      <w:r>
+        <w:t>Modern versions of python include the keywords for async await execution.</w:t>
+      </w:r>
+      <w:r>
+        <w:t xml:space="preserve"> </w:t>
+      </w:r>
+      <w:r>
+        <w:t xml:space="preserve">Async </w:t>
+      </w:r>
+      <w:r>
+        <w:t xml:space="preserve">architecture </w:t>
+      </w:r>
+      <w:r>
+        <w:t>allows for the</w:t>
+      </w:r>
+      <w:r>
+        <w:t xml:space="preserve"> concurrent execution of code</w:t>
+      </w:r>
+      <w:r>
+        <w:t>, meaning, instead of having to wait for code to execute other code can instead be executed and processed while waiting</w:t>
+      </w:r>
+      <w:r>
+        <w:t>.</w:t>
+      </w:r>
+      <w:r>
+        <w:t xml:space="preserve"> All server functions in the ICMS server a</w:t>
+      </w:r>
+      <w:r>
+        <w:t>re</w:t>
+      </w:r>
+      <w:r>
+        <w:t xml:space="preserve"> built using the async architecture because</w:t>
+      </w:r>
+      <w:r>
+        <w:t xml:space="preserve"> extensions </w:t>
+      </w:r>
+      <w:r>
+        <w:t>are designed to be able</w:t>
+      </w:r>
+      <w:r>
+        <w:t xml:space="preserve"> to run in the background depending on what needs to be processed</w:t>
+      </w:r>
+      <w:r>
+        <w:t>,</w:t>
+      </w:r>
+      <w:r>
+        <w:t xml:space="preserve"> through the asyncio</w:t>
+      </w:r>
+      <w:r>
+        <w:t xml:space="preserve"> python</w:t>
+      </w:r>
+      <w:r>
+        <w:t xml:space="preserve"> library.</w:t>
+      </w:r>
+      <w:r>
+        <w:t xml:space="preserve"> This design also helps when utilising </w:t>
+      </w:r>
+      <w:r>
+        <w:t>different</w:t>
+      </w:r>
+      <w:r>
+        <w:t xml:space="preserve"> threads for things such as, writing</w:t>
+      </w:r>
+      <w:r>
+        <w:t xml:space="preserve"> or reading to or from</w:t>
+      </w:r>
+      <w:r>
+        <w:t xml:space="preserve"> a device </w:t>
+      </w:r>
+      <w:r>
+        <w:t>multiple time</w:t>
+      </w:r>
+      <w:r>
+        <w:t xml:space="preserve"> a second</w:t>
+      </w:r>
+      <w:r>
+        <w:t>.</w:t>
+      </w:r>
+    </w:p>
+    <w:p/>
+    <w:p/>
+    <w:p>
+      <w:r>
+        <w:t xml:space="preserve">Python </w:t>
+      </w:r>
+      <w:r>
+        <w:t>GIL</w:t>
+      </w:r>
+    </w:p>
+    <w:p>
+      <w:r>
+        <w:lastRenderedPageBreak/>
+        <w:t>The python GIL protects from cross-thread errors</w:t>
+      </w:r>
+      <w:r>
+        <w:t xml:space="preserve"> such as race conditions</w:t>
+      </w:r>
+      <w:r>
+        <w:t xml:space="preserve"> by detecting when the application attempts to access </w:t>
+      </w:r>
+      <w:r>
+        <w:t>objects unsafely</w:t>
+      </w:r>
+      <w:r>
+        <w:t>.</w:t>
+      </w:r>
+      <w:r>
+        <w:t xml:space="preserve"> Many languages leave this up to the developer to protect against, most notably C/C++</w:t>
+      </w:r>
+      <w:r>
+        <w:t xml:space="preserve"> has no protection against thread unsafe code</w:t>
+      </w:r>
+      <w:r>
+        <w:t xml:space="preserve"> and as a result many errors can stem from attempting to write multithreaded code</w:t>
+      </w:r>
+      <w:r>
+        <w:t>.</w:t>
+      </w:r>
+      <w:r>
+        <w:t xml:space="preserve"> Through the GIL python instead </w:t>
+      </w:r>
+      <w:r>
+        <w:t>does this automatically.</w:t>
+      </w:r>
+    </w:p>
+    <w:p/>
+    <w:p>
+      <w:r>
+        <w:t xml:space="preserve">Extending </w:t>
+      </w:r>
+      <w:r>
+        <w:t>the</w:t>
+      </w:r>
+      <w:r>
+        <w:t xml:space="preserve"> application</w:t>
+      </w:r>
+    </w:p>
+    <w:p>
+      <w:r>
+        <w:t>The system for loading extensions in the ICMS server utilises the fact that python has easy access to a global</w:t>
+      </w:r>
+      <w:r>
+        <w:t xml:space="preserve"> system where the libraries and stored and displayed. Having access to this s</w:t>
+      </w:r>
+      <w:r>
+        <w:t>ystem</w:t>
+      </w:r>
+      <w:r>
+        <w:t xml:space="preserve"> means libraries can be imported and unimported at will. It also means that individual libraries can be used similarly to objects where the library object can be stored and referenced.</w:t>
+      </w:r>
+    </w:p>
+    <w:p>
+      <w:r>
+        <w:t>In the application</w:t>
+      </w:r>
+      <w:r>
+        <w:t xml:space="preserve"> </w:t>
+      </w:r>
+      <w:r>
+        <w:t>extensions are loaded before any of the other parts of the software are started</w:t>
+      </w:r>
+      <w:r>
+        <w:t xml:space="preserve"> through the init_extensions function found in the webserver</w:t>
+      </w:r>
+      <w:r>
+        <w:t>. The</w:t>
+      </w:r>
+      <w:r>
+        <w:t xml:space="preserve">se extensions </w:t>
+      </w:r>
+      <w:r>
+        <w:t>are loaded by importing</w:t>
+      </w:r>
+      <w:r>
+        <w:t xml:space="preserve"> it</w:t>
+      </w:r>
+      <w:r>
+        <w:t xml:space="preserve"> at runtime though pythons importlib library.</w:t>
+      </w:r>
+      <w:r>
+        <w:t xml:space="preserve"> This way of loading the </w:t>
+      </w:r>
+      <w:r>
+        <w:t xml:space="preserve">extensions </w:t>
+      </w:r>
+      <w:r>
+        <w:t xml:space="preserve">allows the end user to </w:t>
+      </w:r>
+      <w:r>
+        <w:t>decide</w:t>
+      </w:r>
+      <w:r>
+        <w:t xml:space="preserve"> which libraries </w:t>
+      </w:r>
+      <w:r>
+        <w:t xml:space="preserve">need </w:t>
+      </w:r>
+      <w:r>
+        <w:t xml:space="preserve">to be imported and where from </w:t>
+      </w:r>
+      <w:r>
+        <w:t>us</w:t>
+      </w:r>
+      <w:r>
+        <w:t>ing</w:t>
+      </w:r>
+      <w:r>
+        <w:t xml:space="preserve"> the json file found in the settings </w:t>
+      </w:r>
+      <w:r>
+        <w:t>folder</w:t>
+      </w:r>
+      <w:r>
+        <w:t>. This massively simplifies the end user experience for building and using community made extensions.</w:t>
+      </w:r>
+      <w:r>
+        <w:t xml:space="preserve"> </w:t>
+      </w:r>
+    </w:p>
+    <w:p>
+      <w:r>
+        <w:t xml:space="preserve">This system also massively benefits developers as the core systems can continue to run after importing an extension </w:t>
+      </w:r>
+      <w:r>
+        <w:t xml:space="preserve">even </w:t>
+      </w:r>
+      <w:r>
+        <w:t>with broken code as the</w:t>
+      </w:r>
+      <w:r>
+        <w:t xml:space="preserve"> extension will just fail to be imported through the try-catch statement.</w:t>
+      </w:r>
+      <w:r>
+        <w:t xml:space="preserve"> This failure to be imported will also display a debugging message in the log file making tracking down errors significantly easier.</w:t>
+      </w:r>
+      <w:r>
+        <w:t xml:space="preserve">  </w:t>
+      </w:r>
+      <w:r>
+        <w:t xml:space="preserve"> </w:t>
+      </w:r>
+    </w:p>
+    <w:p/>
+    <w:p>
+      <w:r>
+        <w:t>Sockets and web-sockets</w:t>
+      </w:r>
+    </w:p>
+    <w:p>
+      <w:r>
+        <w:t>The ICMS application is comprised of two different servers, a flask http server and a socket server.</w:t>
+      </w:r>
+      <w:r>
+        <w:t xml:space="preserve"> The key differences between these two servers </w:t>
+      </w:r>
+      <w:r>
+        <w:t>are</w:t>
+      </w:r>
+      <w:r>
+        <w:t xml:space="preserve"> the </w:t>
+      </w:r>
+      <w:r>
+        <w:t>HTTP</w:t>
+      </w:r>
+      <w:r>
+        <w:t xml:space="preserve"> server uses the REST architecture for receiving HTTP requests, where each request can</w:t>
+      </w:r>
+      <w:r>
+        <w:t xml:space="preserve"> only</w:t>
+      </w:r>
+      <w:r>
+        <w:t xml:space="preserve"> be one type of</w:t>
+      </w:r>
+      <w:r>
+        <w:t xml:space="preserve"> HTTP</w:t>
+      </w:r>
+      <w:r>
+        <w:t xml:space="preserve"> request</w:t>
+      </w:r>
+      <w:r>
+        <w:t>, for example, a GET or POST</w:t>
+      </w:r>
+      <w:r>
+        <w:t xml:space="preserve"> request</w:t>
+      </w:r>
+      <w:r>
+        <w:t xml:space="preserve">. </w:t>
+      </w:r>
+      <w:r>
+        <w:t>The issue with a HTTP server is that data can only be transferred when a request is made, meaning streaming data between the server and device can only occur if the device either makes many requests to the server, or similarly, the server makes many requests to the device. If the latter was chosen, the device would also need to be running its own server also in</w:t>
+      </w:r>
+      <w:r>
+        <w:t>troducing</w:t>
+      </w:r>
+      <w:r>
+        <w:t xml:space="preserve"> a</w:t>
+      </w:r>
+      <w:r>
+        <w:t xml:space="preserve"> </w:t>
+      </w:r>
+      <w:r>
+        <w:t>performance over-head</w:t>
+      </w:r>
+      <w:r>
+        <w:t xml:space="preserve"> which only much lower power devices needs to be avoided at all costs</w:t>
+      </w:r>
+      <w:r>
+        <w:t>.</w:t>
+      </w:r>
+    </w:p>
+    <w:p>
+      <w:r>
+        <w:t xml:space="preserve">Instead, </w:t>
+      </w:r>
+      <w:r>
+        <w:t>t</w:t>
+      </w:r>
+      <w:r>
+        <w:t>he socket server is</w:t>
+      </w:r>
+      <w:r>
+        <w:t xml:space="preserve"> the server</w:t>
+      </w:r>
+      <w:r>
+        <w:t xml:space="preserve"> used to communicate with the iot-devices</w:t>
+      </w:r>
+      <w:r>
+        <w:t>.</w:t>
+      </w:r>
+      <w:r>
+        <w:t xml:space="preserve"> A socket server instead reads from a stream of data, where data can be sent and </w:t>
+      </w:r>
+      <w:r>
+        <w:t>received</w:t>
+      </w:r>
+      <w:r>
+        <w:t xml:space="preserve"> at </w:t>
+      </w:r>
+      <w:r>
+        <w:t>any time</w:t>
+      </w:r>
+      <w:r>
+        <w:t xml:space="preserve"> from either side.</w:t>
+      </w:r>
+      <w:r>
+        <w:t xml:space="preserve"> This massively reduces the over-head necessary as instead of having to make many requests, the device can instead simply create and keep open one connection to the main server that can be reused to send and receive</w:t>
+      </w:r>
+      <w:r>
+        <w:t>.</w:t>
+      </w:r>
+    </w:p>
+    <w:p>
+      <w:r>
+        <w:t>Using the socket server does come with some caveats</w:t>
+      </w:r>
+      <w:r>
+        <w:t>. Mainly being the unstructured form of data being sent.</w:t>
+      </w:r>
+      <w:r>
+        <w:t xml:space="preserve"> In comparison to the pre-formed HTTP requests which can be easily</w:t>
+      </w:r>
+      <w:r>
+        <w:t xml:space="preserve"> read and manipulated</w:t>
+      </w:r>
+      <w:r>
+        <w:t>, t</w:t>
+      </w:r>
+      <w:r>
+        <w:t>he socket server and clients send raw bytes of data between each-other which need to be decoded and formed into readable data.</w:t>
+      </w:r>
+      <w:r>
+        <w:t xml:space="preserve"> JSON was the form of data chosen to be </w:t>
+      </w:r>
+      <w:r>
+        <w:t>used by the server and clients as it is</w:t>
+      </w:r>
+      <w:r>
+        <w:t xml:space="preserve"> an</w:t>
+      </w:r>
+      <w:r>
+        <w:t xml:space="preserve"> incredibly versatile</w:t>
+      </w:r>
+      <w:r>
+        <w:t xml:space="preserve"> data format</w:t>
+      </w:r>
+      <w:r>
+        <w:t xml:space="preserve"> widely supported by </w:t>
+      </w:r>
+      <w:r>
+        <w:lastRenderedPageBreak/>
+        <w:t>languages and different libraries and systems</w:t>
+      </w:r>
+      <w:r>
+        <w:t>, while also being incredibly human read and writable</w:t>
+      </w:r>
+      <w:r>
+        <w:t>.</w:t>
+      </w:r>
+      <w:r>
+        <w:t xml:space="preserve"> Python especially has amazing built in support for the JSON format</w:t>
+      </w:r>
+      <w:r>
+        <w:t>.</w:t>
+      </w:r>
+    </w:p>
+    <w:p>
+      <w:r>
+        <w:t>The socket server captures the sent data</w:t>
+      </w:r>
+      <w:r>
+        <w:t xml:space="preserve"> from the client</w:t>
+      </w:r>
+      <w:r>
+        <w:t xml:space="preserve"> and determines how the command needs to be interpreted</w:t>
+      </w:r>
+      <w:r>
+        <w:t>.</w:t>
+      </w:r>
+    </w:p>
+    <w:p>
+      <w:r>
+        <w:t>(show server/client architecture diagram here)</w:t>
+      </w:r>
+    </w:p>
+    <w:p>
+      <w:r>
+        <w:t>IOT server functions</w:t>
+      </w:r>
+    </w:p>
+    <w:p>
+      <w:r>
+        <w:t>When connecting a new device</w:t>
+      </w:r>
+      <w:r>
+        <w:t xml:space="preserve"> to the socket server</w:t>
+      </w:r>
+      <w:r>
+        <w:t xml:space="preserve">, the device has </w:t>
+      </w:r>
+      <w:r>
+        <w:t>the option of specifying a list of endpoints. The endpoints</w:t>
+      </w:r>
+      <w:r>
+        <w:t xml:space="preserve"> are functions which</w:t>
+      </w:r>
+      <w:r>
+        <w:t xml:space="preserve"> are </w:t>
+      </w:r>
+      <w:r>
+        <w:t>the</w:t>
+      </w:r>
+      <w:r>
+        <w:t xml:space="preserve"> way of displaying to the server and any other device, </w:t>
+      </w:r>
+      <w:r>
+        <w:t>what</w:t>
+      </w:r>
+      <w:r>
+        <w:t xml:space="preserve"> features the device has access to.</w:t>
+      </w:r>
+      <w:r>
+        <w:t xml:space="preserve"> This is similar to architectures such as </w:t>
+      </w:r>
+      <w:r>
+        <w:t>remote procedure call</w:t>
+      </w:r>
+      <w:r>
+        <w:t>s</w:t>
+      </w:r>
+      <w:r>
+        <w:t xml:space="preserve"> (RPC)</w:t>
+      </w:r>
+      <w:r>
+        <w:t xml:space="preserve"> </w:t>
+      </w:r>
+      <w:r>
+        <w:t xml:space="preserve">where functions can be directly </w:t>
+      </w:r>
+      <w:r>
+        <w:t>called,</w:t>
+      </w:r>
+      <w:r>
+        <w:t xml:space="preserve"> and the arguments are determined by the request</w:t>
+      </w:r>
+      <w:r>
+        <w:t>.</w:t>
+      </w:r>
+      <w:r>
+        <w:t xml:space="preserve"> Through the extensions, new features can be added to the server, automatically updating what </w:t>
+      </w:r>
+      <w:r>
+        <w:t xml:space="preserve">new </w:t>
+      </w:r>
+      <w:r>
+        <w:t>functions devices have access to.</w:t>
+      </w:r>
+    </w:p>
+    <w:p/>
+    <w:p>
+      <w:r>
+        <w:t>Extensions</w:t>
+      </w:r>
+    </w:p>
+    <w:p>
+      <w:r>
+        <w:t>Each extension can register different functions through the extension class. Registering a function automatically adds it to the list of server functions</w:t>
+      </w:r>
+      <w:r>
+        <w:t xml:space="preserve"> accessible from the web server or devices connected to the socket server</w:t>
+      </w:r>
+      <w:r>
+        <w:t>.</w:t>
+      </w:r>
+      <w:r>
+        <w:t xml:space="preserve"> When registering a </w:t>
+      </w:r>
+      <w:r>
+        <w:t>function,</w:t>
+      </w:r>
+      <w:r>
+        <w:t xml:space="preserve"> the developer also</w:t>
+      </w:r>
+      <w:r>
+        <w:t xml:space="preserve"> has the ability to specify different arguments for when the function is called.</w:t>
+      </w:r>
+      <w:r>
+        <w:t xml:space="preserve"> The</w:t>
+      </w:r>
+      <w:r>
+        <w:t>se</w:t>
+      </w:r>
+      <w:r>
+        <w:t xml:space="preserve"> arguments</w:t>
+      </w:r>
+      <w:r>
+        <w:t xml:space="preserve"> will need to conform to the arguments specified</w:t>
+      </w:r>
+      <w:r>
+        <w:t xml:space="preserve"> for it to be successfully called</w:t>
+      </w:r>
+      <w:r>
+        <w:t xml:space="preserve"> otherwise the function will fail and display a debug message in the log</w:t>
+      </w:r>
+      <w:r>
+        <w:t>.</w:t>
+      </w:r>
+      <w:r>
+        <w:t xml:space="preserve"> These arguments are dynamically</w:t>
+      </w:r>
+      <w:r>
+        <w:t xml:space="preserve"> loaded through specifying </w:t>
+      </w:r>
+      <w:r>
+        <w:t>it as</w:t>
+      </w:r>
+      <w:r>
+        <w:t xml:space="preserve"> a string</w:t>
+      </w:r>
+      <w:r>
+        <w:t xml:space="preserve">, meaning when converting the variable to the specified </w:t>
+      </w:r>
+      <w:r>
+        <w:t>type, as long as the type is loaded within the application</w:t>
+      </w:r>
+      <w:r>
+        <w:t>, it can</w:t>
+      </w:r>
+      <w:r>
+        <w:t xml:space="preserve"> essentially</w:t>
+      </w:r>
+      <w:r>
+        <w:t xml:space="preserve"> be</w:t>
+      </w:r>
+      <w:r>
+        <w:t xml:space="preserve"> </w:t>
+      </w:r>
+      <w:r>
+        <w:t>anything,</w:t>
+      </w:r>
+      <w:r>
+        <w:t xml:space="preserve"> and it will attempt to be converted</w:t>
+      </w:r>
+      <w:r>
+        <w:t>.</w:t>
+      </w:r>
+      <w:r>
+        <w:t xml:space="preserve"> </w:t>
+      </w:r>
+    </w:p>
+    <w:p>
+      <w:r>
+        <w:t>(show example of complex data type</w:t>
+      </w:r>
+      <w:r>
+        <w:t xml:space="preserve"> and simple data types</w:t>
       </w:r>
       <w:r>
         <w:t>)</w:t>
@@ -1267,6 +1617,274 @@
     <w:p/>
     <w:p/>
     <w:p/>
+    <w:p>
+      <w:r>
+        <w:t>Flask vs other API’s</w:t>
+      </w:r>
+    </w:p>
+    <w:p>
+      <w:r>
+        <w:t xml:space="preserve">There are many different systems for hosting </w:t>
+      </w:r>
+      <w:r>
+        <w:t xml:space="preserve">HTTP </w:t>
+      </w:r>
+      <w:r>
+        <w:t>servers with python.</w:t>
+      </w:r>
+    </w:p>
+    <w:p/>
+    <w:p>
+      <w:r>
+        <w:t>Fast API</w:t>
+      </w:r>
+    </w:p>
+    <w:p>
+      <w:r>
+        <w:t>F</w:t>
+      </w:r>
+      <w:r>
+        <w:t>lask</w:t>
+      </w:r>
+    </w:p>
+    <w:p>
+      <w:r>
+        <w:lastRenderedPageBreak/>
+        <w:t xml:space="preserve">Flask is an incredibly minimal library for hosting HTTP servers. </w:t>
+      </w:r>
+      <w:r>
+        <w:t>Some</w:t>
+      </w:r>
+      <w:r>
+        <w:t xml:space="preserve"> of the key factors of selecting this library for use in the application was the community support</w:t>
+      </w:r>
+      <w:r>
+        <w:t xml:space="preserve"> and feature richness. Community support for the library allowed for very rapid development</w:t>
+      </w:r>
+      <w:r>
+        <w:t xml:space="preserve"> and iteration</w:t>
+      </w:r>
+      <w:r>
+        <w:t xml:space="preserve"> especially important for web development</w:t>
+      </w:r>
+      <w:r>
+        <w:t>.</w:t>
+      </w:r>
+    </w:p>
+    <w:p>
+      <w:r>
+        <w:t xml:space="preserve">The library supports many of the more modern features found in python, such as the async/await architecture as well as support for modern hosting applications, one of which is gunicorn, the </w:t>
+      </w:r>
+      <w:r>
+        <w:t xml:space="preserve">system </w:t>
+      </w:r>
+      <w:r>
+        <w:t>selected to be the host for the production</w:t>
+      </w:r>
+      <w:r>
+        <w:t xml:space="preserve"> build of the application</w:t>
+      </w:r>
+      <w:r>
+        <w:t>.</w:t>
+      </w:r>
+    </w:p>
+    <w:p>
+      <w:r>
+        <w:t>Building endpoints for flask is incredibly easy, endpoints are determined by decorating different functions or adding them</w:t>
+      </w:r>
+      <w:r>
+        <w:t xml:space="preserve"> at runtime</w:t>
+      </w:r>
+      <w:r>
+        <w:t xml:space="preserve"> to the </w:t>
+      </w:r>
+      <w:r>
+        <w:t>flask</w:t>
+      </w:r>
+      <w:r>
+        <w:t xml:space="preserve"> application</w:t>
+      </w:r>
+      <w:r>
+        <w:t xml:space="preserve"> </w:t>
+      </w:r>
+      <w:r>
+        <w:t>object</w:t>
+      </w:r>
+      <w:r>
+        <w:t>.</w:t>
+      </w:r>
+      <w:r>
+        <w:t xml:space="preserve"> </w:t>
+      </w:r>
+    </w:p>
+    <w:p/>
+    <w:p/>
+    <w:p/>
+    <w:p/>
+    <w:p/>
+    <w:p/>
+    <w:p/>
+    <w:p/>
+    <w:p/>
+    <w:p/>
+    <w:p/>
+    <w:p/>
+    <w:p/>
+    <w:p/>
+    <w:p/>
+    <w:p/>
+    <w:p/>
+    <w:p/>
+    <w:p/>
+    <w:p>
+      <w:r>
+        <w:t xml:space="preserve">Ease of development vs </w:t>
+      </w:r>
+      <w:r>
+        <w:t>best practices</w:t>
+      </w:r>
+    </w:p>
+    <w:p>
+      <w:r>
+        <w:t xml:space="preserve">Sometimes in development the ease of development out-weighs the speed of the application. As long as the product is proved to be able to be developed. The application can always be optimised or re-written in a different language to be faster. </w:t>
+      </w:r>
+    </w:p>
+    <w:p>
+      <w:r>
+        <w:t>As a business, best practices should be followed more closely as the development power is usually there to be able to develop it correctly the first time.</w:t>
+      </w:r>
+    </w:p>
+    <w:p>
+      <w:r>
+        <w:lastRenderedPageBreak/>
+        <w:t>Authentication</w:t>
+      </w:r>
+    </w:p>
+    <w:p>
+      <w:r>
+        <w:t>Authentication is a large part of any application</w:t>
+      </w:r>
+      <w:r>
+        <w:t>,</w:t>
+      </w:r>
+      <w:r>
+        <w:t xml:space="preserve"> </w:t>
+      </w:r>
+      <w:r>
+        <w:t>d</w:t>
+      </w:r>
+      <w:r>
+        <w:t xml:space="preserve">eciding who can and </w:t>
+      </w:r>
+      <w:r>
+        <w:t>can’t</w:t>
+      </w:r>
+      <w:r>
+        <w:t xml:space="preserve"> access</w:t>
+      </w:r>
+      <w:r>
+        <w:t xml:space="preserve"> it</w:t>
+      </w:r>
+      <w:r>
+        <w:t xml:space="preserve"> and how the </w:t>
+      </w:r>
+      <w:r>
+        <w:t>user’s</w:t>
+      </w:r>
+      <w:r>
+        <w:t xml:space="preserve"> data is stored</w:t>
+      </w:r>
+      <w:r>
+        <w:t>.</w:t>
+      </w:r>
+      <w:r>
+        <w:t xml:space="preserve"> </w:t>
+      </w:r>
+      <w:r>
+        <w:t>The ICMS application</w:t>
+      </w:r>
+      <w:r>
+        <w:t xml:space="preserve"> gives the developers 2 options</w:t>
+      </w:r>
+      <w:r>
+        <w:t>,</w:t>
+      </w:r>
+      <w:r>
+        <w:t xml:space="preserve"> locally storing the user data in a json file. Or storing the data in a self</w:t>
+      </w:r>
+      <w:r>
+        <w:t>-</w:t>
+      </w:r>
+      <w:r>
+        <w:t>hostable authentication service.</w:t>
+      </w:r>
+    </w:p>
+    <w:p>
+      <w:r>
+        <w:t>Storing the data as a json file should be fine for most users as long as the main system is utilising the correct security features of the operating system it is running on.</w:t>
+      </w:r>
+      <w:r>
+        <w:t xml:space="preserve"> To add a layer of security to the user data, passwords are store in their encrypted forms.</w:t>
+      </w:r>
+    </w:p>
+    <w:p>
+      <w:r>
+        <w:t>The authentication service is another simple server that runs as an API service. Utilising an SQLite database to store the user data</w:t>
+      </w:r>
+      <w:r>
+        <w:t xml:space="preserve">, this method of storing data is much </w:t>
+      </w:r>
+      <w:r>
+        <w:t>more developer friendly.</w:t>
+      </w:r>
+    </w:p>
+    <w:p>
+      <w:r>
+        <w:t>In order to prevent having to constantly check passwords against users the ICMS ecosystem including the store implement a token system.</w:t>
+      </w:r>
+      <w:r>
+        <w:t xml:space="preserve"> Tokens are session</w:t>
+      </w:r>
+      <w:r>
+        <w:t>-</w:t>
+      </w:r>
+      <w:r>
+        <w:t>based methods of ensuring a user is who they say they are per request to the server.</w:t>
+      </w:r>
+    </w:p>
+    <w:p>
+      <w:r>
+        <w:t>JWT token</w:t>
+      </w:r>
+    </w:p>
+    <w:p>
+      <w:r>
+        <w:t>A JWT token</w:t>
+      </w:r>
+      <w:r>
+        <w:t xml:space="preserve"> </w:t>
+      </w:r>
+      <w:r>
+        <w:t>is an internet standard way for creating and storing encoded data within a token.</w:t>
+      </w:r>
+      <w:r>
+        <w:t xml:space="preserve"> Within the application, JWT tokens are used to store the userID of a user.</w:t>
+      </w:r>
+      <w:r>
+        <w:t xml:space="preserve"> Using the userID, the user can be matched and found to retrieve their data.</w:t>
+      </w:r>
+    </w:p>
+    <w:p/>
+    <w:p/>
+    <w:p/>
+    <w:p/>
+    <w:p/>
+    <w:p/>
+    <w:p/>
+    <w:p/>
+    <w:p/>
+    <w:p/>
+    <w:p/>
     <w:p/>
     <w:p/>
     <w:p/>
@@ -1305,7 +1923,49 @@
       <w:r>
         <w:t>Docker allows the developer to automate the build process by using step-by-step commands in a file called a Dockerfile.</w:t>
       </w:r>
-    </w:p>
+      <w:r>
+        <w:t xml:space="preserve"> These </w:t>
+      </w:r>
+      <w:r>
+        <w:t>D</w:t>
+      </w:r>
+      <w:r>
+        <w:t>ockerfiles allow you to specify how libraries are downloaded and installed as well as how the final program is run</w:t>
+      </w:r>
+      <w:r>
+        <w:t>. To use the Dockerfile, an initial image is selected for usage within the container</w:t>
+      </w:r>
+      <w:r>
+        <w:t>, f</w:t>
+      </w:r>
+      <w:r>
+        <w:t>or example, each of the servers running within ICMS utilise the default</w:t>
+      </w:r>
+      <w:r>
+        <w:t xml:space="preserve"> newest</w:t>
+      </w:r>
+      <w:r>
+        <w:t xml:space="preserve"> python </w:t>
+      </w:r>
+      <w:r>
+        <w:t>image</w:t>
+      </w:r>
+      <w:r>
+        <w:t>, while each of the Svelte web applications use the node image</w:t>
+      </w:r>
+      <w:r>
+        <w:t>.</w:t>
+      </w:r>
+    </w:p>
+    <w:p>
+      <w:r>
+        <w:t>Commands used within docker are the same as any other.</w:t>
+      </w:r>
+      <w:r>
+        <w:t xml:space="preserve"> The final command is the one that will attempt to run for as long as the application is running, specifying this anywhere else will prevent the command from being executed.</w:t>
+      </w:r>
+    </w:p>
+    <w:p/>
     <w:p>
       <w:r>
         <w:t>Docker</w:t>
@@ -1322,16 +1982,23 @@
     </w:p>
     <w:p>
       <w:r>
+        <w:t>Docker compose allows</w:t>
+      </w:r>
+      <w:r>
+        <w:t xml:space="preserve"> Dockerfiles to be compiled together and run simultaneously in the same docker image. Through the image, different applications can be disabled and enabled depending on which parts the end user wishes to use. </w:t>
+      </w:r>
+    </w:p>
+    <w:p/>
+    <w:p/>
+    <w:p/>
+    <w:p/>
+    <w:p/>
+    <w:p/>
+    <w:p/>
+    <w:p/>
+    <w:p>
+      <w:r>
         <w:lastRenderedPageBreak/>
-        <w:t>Docker compose allows</w:t>
-      </w:r>
-      <w:r>
-        <w:t xml:space="preserve"> Dockerfiles to be compiled together and run simultaneously in the same docker image. Through the image, different applications can be disabled and enabled depending on which parts the end user wishes to use. </w:t>
-      </w:r>
-    </w:p>
-    <w:p/>
-    <w:p>
-      <w:r>
         <w:t>Nginx</w:t>
       </w:r>
     </w:p>
@@ -1371,21 +2038,53 @@
     <w:p/>
     <w:p/>
     <w:p/>
-    <w:p>
-      <w:r>
+    <w:p/>
+    <w:p/>
+    <w:p/>
+    <w:p/>
+    <w:p/>
+    <w:p/>
+    <w:p/>
+    <w:p/>
+    <w:p/>
+    <w:p>
+      <w:r>
+        <w:lastRenderedPageBreak/>
         <w:t>Problems with development</w:t>
       </w:r>
     </w:p>
+    <w:p/>
+    <w:p/>
+    <w:p/>
+    <w:p/>
+    <w:p/>
+    <w:p/>
+    <w:p/>
+    <w:p/>
     <w:p>
       <w:r>
         <w:t>Overcoming those problems</w:t>
       </w:r>
     </w:p>
+    <w:p/>
+    <w:p/>
+    <w:p/>
+    <w:p/>
+    <w:p/>
+    <w:p/>
+    <w:p/>
+    <w:p/>
     <w:p>
       <w:r>
         <w:t>What I’ve learned and improved during the project</w:t>
       </w:r>
     </w:p>
+    <w:p/>
+    <w:p/>
+    <w:p/>
+    <w:p/>
+    <w:p/>
+    <w:p/>
     <w:p>
       <w:r>
         <w:t>Final thoughts and discussion</w:t>
@@ -2625,6 +3324,23 @@
 </file>
 
 <file path=customXml/item1.xml><?xml version="1.0" encoding="utf-8"?>
+<p:properties xmlns:p="http://schemas.microsoft.com/office/2006/metadata/properties" xmlns:xsi="http://www.w3.org/2001/XMLSchema-instance" xmlns:pc="http://schemas.microsoft.com/office/infopath/2007/PartnerControls">
+  <documentManagement>
+    <_activity xmlns="99e95ec3-7501-4953-862f-3da7c7c03164" xsi:nil="true"/>
+  </documentManagement>
+</p:properties>
+</file>
+
+<file path=customXml/item2.xml><?xml version="1.0" encoding="utf-8"?>
+<?mso-contentType ?>
+<FormTemplates xmlns="http://schemas.microsoft.com/sharepoint/v3/contenttype/forms">
+  <Display>DocumentLibraryForm</Display>
+  <Edit>DocumentLibraryForm</Edit>
+  <New>DocumentLibraryForm</New>
+</FormTemplates>
+</file>
+
+<file path=customXml/item3.xml><?xml version="1.0" encoding="utf-8"?>
 <ct:contentTypeSchema xmlns:ct="http://schemas.microsoft.com/office/2006/metadata/contentType" xmlns:ma="http://schemas.microsoft.com/office/2006/metadata/properties/metaAttributes" ct:_="" ma:_="" ma:contentTypeName="Document" ma:contentTypeID="0x01010093AA00598D821E45B94CDFFE8209BB7C" ma:contentTypeVersion="11" ma:contentTypeDescription="Create a new document." ma:contentTypeScope="" ma:versionID="c23b4d2f2fadc7f2bf28f4188920455c">
   <xsd:schema xmlns:xsd="http://www.w3.org/2001/XMLSchema" xmlns:xs="http://www.w3.org/2001/XMLSchema" xmlns:p="http://schemas.microsoft.com/office/2006/metadata/properties" xmlns:ns3="99e95ec3-7501-4953-862f-3da7c7c03164" xmlns:ns4="4afd4b8e-1981-48f8-b7dd-1556741ef4b3" targetNamespace="http://schemas.microsoft.com/office/2006/metadata/properties" ma:root="true" ma:fieldsID="7971e798292459c2c716deb9183a399d" ns3:_="" ns4:_="">
     <xsd:import namespace="99e95ec3-7501-4953-862f-3da7c7c03164"/>
@@ -2833,24 +3549,25 @@
 </ct:contentTypeSchema>
 </file>
 
-<file path=customXml/item2.xml><?xml version="1.0" encoding="utf-8"?>
-<?mso-contentType ?>
-<FormTemplates xmlns="http://schemas.microsoft.com/sharepoint/v3/contenttype/forms">
-  <Display>DocumentLibraryForm</Display>
-  <Edit>DocumentLibraryForm</Edit>
-  <New>DocumentLibraryForm</New>
-</FormTemplates>
+<file path=customXml/itemProps1.xml><?xml version="1.0" encoding="utf-8"?>
+<ds:datastoreItem xmlns:ds="http://schemas.openxmlformats.org/officeDocument/2006/customXml" ds:itemID="{1FDE7685-FCB4-4828-9B1D-E946B4404AA3}">
+  <ds:schemaRefs>
+    <ds:schemaRef ds:uri="http://schemas.microsoft.com/office/2006/metadata/properties"/>
+    <ds:schemaRef ds:uri="http://schemas.microsoft.com/office/infopath/2007/PartnerControls"/>
+    <ds:schemaRef ds:uri="99e95ec3-7501-4953-862f-3da7c7c03164"/>
+  </ds:schemaRefs>
+</ds:datastoreItem>
 </file>
 
-<file path=customXml/item3.xml><?xml version="1.0" encoding="utf-8"?>
-<p:properties xmlns:p="http://schemas.microsoft.com/office/2006/metadata/properties" xmlns:xsi="http://www.w3.org/2001/XMLSchema-instance" xmlns:pc="http://schemas.microsoft.com/office/infopath/2007/PartnerControls">
-  <documentManagement>
-    <_activity xmlns="99e95ec3-7501-4953-862f-3da7c7c03164" xsi:nil="true"/>
-  </documentManagement>
-</p:properties>
+<file path=customXml/itemProps2.xml><?xml version="1.0" encoding="utf-8"?>
+<ds:datastoreItem xmlns:ds="http://schemas.openxmlformats.org/officeDocument/2006/customXml" ds:itemID="{7E0C25F2-499C-4F19-BA1F-902D58BD4916}">
+  <ds:schemaRefs>
+    <ds:schemaRef ds:uri="http://schemas.microsoft.com/sharepoint/v3/contenttype/forms"/>
+  </ds:schemaRefs>
+</ds:datastoreItem>
 </file>
 
-<file path=customXml/itemProps1.xml><?xml version="1.0" encoding="utf-8"?>
+<file path=customXml/itemProps3.xml><?xml version="1.0" encoding="utf-8"?>
 <ds:datastoreItem xmlns:ds="http://schemas.openxmlformats.org/officeDocument/2006/customXml" ds:itemID="{2657D872-E58C-4BFF-B595-4395C808139C}">
   <ds:schemaRefs>
     <ds:schemaRef ds:uri="http://schemas.microsoft.com/office/2006/metadata/contentType"/>
@@ -2867,22 +3584,4 @@
     <ds:schemaRef ds:uri="http://schemas.microsoft.com/internal/obd"/>
   </ds:schemaRefs>
 </ds:datastoreItem>
-</file>
-
-<file path=customXml/itemProps2.xml><?xml version="1.0" encoding="utf-8"?>
-<ds:datastoreItem xmlns:ds="http://schemas.openxmlformats.org/officeDocument/2006/customXml" ds:itemID="{7E0C25F2-499C-4F19-BA1F-902D58BD4916}">
-  <ds:schemaRefs>
-    <ds:schemaRef ds:uri="http://schemas.microsoft.com/sharepoint/v3/contenttype/forms"/>
-  </ds:schemaRefs>
-</ds:datastoreItem>
-</file>
-
-<file path=customXml/itemProps3.xml><?xml version="1.0" encoding="utf-8"?>
-<ds:datastoreItem xmlns:ds="http://schemas.openxmlformats.org/officeDocument/2006/customXml" ds:itemID="{1FDE7685-FCB4-4828-9B1D-E946B4404AA3}">
-  <ds:schemaRefs>
-    <ds:schemaRef ds:uri="http://schemas.microsoft.com/office/2006/metadata/properties"/>
-    <ds:schemaRef ds:uri="http://schemas.microsoft.com/office/infopath/2007/PartnerControls"/>
-    <ds:schemaRef ds:uri="99e95ec3-7501-4953-862f-3da7c7c03164"/>
-  </ds:schemaRefs>
-</ds:datastoreItem>
 </file>
--- a/docs/report.docx
+++ b/docs/report.docx
@@ -58,6 +58,31 @@
         <w:t>Product requirements</w:t>
       </w:r>
     </w:p>
+    <w:p>
+      <w:r>
+        <w:t>The requirements for this product are.</w:t>
+      </w:r>
+    </w:p>
+    <w:p>
+      <w:r>
+        <w:t>There will be a server that will allow different devices to connect and authenticate. This server will have the ability to store and refence different devices based on the current user selected</w:t>
+      </w:r>
+      <w:r>
+        <w:t xml:space="preserve"> per device</w:t>
+      </w:r>
+      <w:r>
+        <w:t>.</w:t>
+      </w:r>
+    </w:p>
+    <w:p>
+      <w:r>
+        <w:t xml:space="preserve"> </w:t>
+      </w:r>
+    </w:p>
+    <w:p/>
+    <w:p/>
+    <w:p/>
+    <w:p/>
     <w:p/>
     <w:p/>
     <w:p>
@@ -94,6 +119,22 @@
         <w:t xml:space="preserve">. </w:t>
       </w:r>
     </w:p>
+    <w:p>
+      <w:r>
+        <w:t xml:space="preserve">The developers using the software are expected to be able to program in the python programming language as this is the language selected for use </w:t>
+      </w:r>
+      <w:r>
+        <w:t>when developing</w:t>
+      </w:r>
+      <w:r>
+        <w:t xml:space="preserve"> different extensions. </w:t>
+      </w:r>
+    </w:p>
+    <w:p/>
+    <w:p/>
+    <w:p/>
+    <w:p/>
+    <w:p/>
     <w:p/>
     <w:p/>
     <w:p/>
@@ -110,146 +151,150 @@
         <w:t xml:space="preserve"> system</w:t>
       </w:r>
       <w:r>
+        <w:t xml:space="preserve"> look</w:t>
+      </w:r>
+    </w:p>
+    <w:p>
+      <w:r>
+        <w:t xml:space="preserve">ICMS is a set of applications to make developing, debugging and hosting IOT devices on a local or cloud system, as simple as possible. </w:t>
+      </w:r>
+    </w:p>
+    <w:p>
+      <w:r>
+        <w:t>The ICMS server is the main connection for the devices. This server hosts all the extensions as well as the socket server where the devices will connect.</w:t>
+      </w:r>
+    </w:p>
+    <w:p>
+      <w:r>
+        <w:t>The ICMS app is a svelte web app that is designed to be used as a dashboard to control the server. The web app allows you to define users and their individual roles on the network, as well as pair and control each device.</w:t>
+      </w:r>
+    </w:p>
+    <w:p>
+      <w:r>
+        <w:t xml:space="preserve">More features can be added or removed by using the extension system. The extension system is a way of allowing community created code to be run on the system by simply downloading and installing libraries in the extension folder of the server. These extensions can range from simple things such as being able to control Spotify, or the implementation of more complex </w:t>
+      </w:r>
+      <w:r>
+        <w:t xml:space="preserve">systems </w:t>
+      </w:r>
+      <w:r>
+        <w:t>such as full neural network</w:t>
+      </w:r>
+      <w:r>
+        <w:t>s/</w:t>
+      </w:r>
+      <w:r>
+        <w:t xml:space="preserve">AI systems.   </w:t>
+      </w:r>
+    </w:p>
+    <w:p/>
+    <w:p>
+      <w:r>
+        <w:t>Community Store</w:t>
+      </w:r>
+    </w:p>
+    <w:p>
+      <w:r>
+        <w:t xml:space="preserve">The community store is another addition to ICMS that allows users to upload and download different extensions. The store is also used as a hardware database, this allows users to create and upload the software for specific devices using specific hardware. This is in an effort to prevent gatekeeping in the community </w:t>
+      </w:r>
+      <w:r>
+        <w:t xml:space="preserve">through the </w:t>
+      </w:r>
+      <w:r>
+        <w:t>open sourcing</w:t>
+      </w:r>
+      <w:r>
+        <w:t xml:space="preserve"> of all the software uploaded</w:t>
+      </w:r>
+      <w:r>
+        <w:t xml:space="preserve">.  </w:t>
+      </w:r>
+    </w:p>
+    <w:p>
+      <w:r>
+        <w:t xml:space="preserve">Social implications </w:t>
+      </w:r>
+      <w:r>
+        <w:t>(Improve this)</w:t>
+      </w:r>
+    </w:p>
+    <w:p>
+      <w:r>
+        <w:t>Opening the community store brings a large number of social implications for the application.</w:t>
+      </w:r>
+      <w:r>
+        <w:t xml:space="preserve"> One of the biggest benefits being that having a large community will </w:t>
+      </w:r>
+      <w:r>
+        <w:t>massively improv</w:t>
+      </w:r>
+      <w:r>
+        <w:t xml:space="preserve">e </w:t>
+      </w:r>
+      <w:r>
+        <w:t>the software ecosystem around the application</w:t>
+      </w:r>
+      <w:r>
+        <w:t>, g</w:t>
+      </w:r>
+      <w:r>
+        <w:t>iving access to users and developers of any level.</w:t>
+      </w:r>
+    </w:p>
+    <w:p>
+      <w:r>
+        <w:t>Building a community does come with some negatives though, one huge one being the extra requirement for the moderation of content being uploaded to the store. Software can only do so much with blocking and censoring images and words. Human interaction will be necessary is the community is to survive and thrive. Moderation can also be extremely difficult depending on the content,</w:t>
+      </w:r>
+      <w:r>
+        <w:t xml:space="preserve"> for example, determining and managing copyright</w:t>
+      </w:r>
+      <w:r>
+        <w:t xml:space="preserve"> or stolen content</w:t>
+      </w:r>
+      <w:r>
+        <w:t xml:space="preserve"> becomes increasingly difficult when</w:t>
+      </w:r>
+      <w:r>
+        <w:t xml:space="preserve"> more and more claims are made</w:t>
+      </w:r>
+      <w:r>
+        <w:t xml:space="preserve"> especially when having to decide who the true</w:t>
+      </w:r>
+      <w:r>
+        <w:t xml:space="preserve"> original</w:t>
+      </w:r>
+      <w:r>
+        <w:t xml:space="preserve"> owners are</w:t>
+      </w:r>
+      <w:r>
+        <w:t xml:space="preserve">. </w:t>
+      </w:r>
+    </w:p>
+    <w:p>
+      <w:r>
+        <w:lastRenderedPageBreak/>
+        <w:t>ICMS</w:t>
+      </w:r>
+      <w:r>
+        <w:t xml:space="preserve"> and the ICMS store</w:t>
+      </w:r>
+      <w:r>
+        <w:t xml:space="preserve"> will also need to store and access data used by the application to determine users. This data can be things such as IP addresses, </w:t>
+      </w:r>
+      <w:r>
+        <w:t>u</w:t>
+      </w:r>
+      <w:r>
+        <w:t>pload dates, names and email addresses.</w:t>
+      </w:r>
+      <w:r>
+        <w:t xml:space="preserve"> Careful considerations for how the data</w:t>
+      </w:r>
+      <w:r>
+        <w:t>’s</w:t>
+      </w:r>
+      <w:r>
         <w:t xml:space="preserve"> </w:t>
       </w:r>
-      <w:proofErr w:type="gramStart"/>
-      <w:r>
-        <w:t>look</w:t>
-      </w:r>
-      <w:proofErr w:type="gramEnd"/>
-    </w:p>
-    <w:p>
-      <w:r>
-        <w:t xml:space="preserve">ICMS is a set of applications to make developing, debugging and hosting IOT devices on a local or cloud system, as simple as possible. </w:t>
-      </w:r>
-    </w:p>
-    <w:p>
-      <w:r>
-        <w:t>The ICMS server is the main connection for the devices. This server hosts all the extensions as well as the socket server where the devices will connect.</w:t>
-      </w:r>
-    </w:p>
-    <w:p>
-      <w:r>
-        <w:t>The ICMS app is a svelte web app that is designed to be used as a dashboard to control the server. The web app allows you to define users and their individual roles on the network, as well as pair and control each device.</w:t>
-      </w:r>
-    </w:p>
-    <w:p>
-      <w:r>
-        <w:t xml:space="preserve">More features can be added or removed by using the extension system. The extension system is a way of allowing community created code to be run on the system by simply downloading and installing libraries in the extension folder of the server. These extensions can range from simple </w:t>
-      </w:r>
-      <w:r>
-        <w:lastRenderedPageBreak/>
-        <w:t xml:space="preserve">things such as being able to control Spotify, or the implementation of more complex </w:t>
-      </w:r>
-      <w:r>
-        <w:t xml:space="preserve">systems </w:t>
-      </w:r>
-      <w:r>
-        <w:t>such as full neural network</w:t>
-      </w:r>
-      <w:r>
-        <w:t>s/</w:t>
-      </w:r>
-      <w:r>
-        <w:t xml:space="preserve">AI systems.   </w:t>
-      </w:r>
-    </w:p>
-    <w:p/>
-    <w:p>
-      <w:r>
-        <w:t>Community Store</w:t>
-      </w:r>
-    </w:p>
-    <w:p>
-      <w:r>
-        <w:t xml:space="preserve">The community store is another addition to ICMS that allows users to upload and download different extensions. The store is also used as a hardware database, this allows users to create and upload the software for specific devices using specific hardware. This is in an effort to prevent gatekeeping in the community </w:t>
-      </w:r>
-      <w:r>
-        <w:t xml:space="preserve">through the </w:t>
-      </w:r>
-      <w:r>
-        <w:t>open sourcing</w:t>
-      </w:r>
-      <w:r>
-        <w:t xml:space="preserve"> of all the software uploaded</w:t>
-      </w:r>
-      <w:r>
-        <w:t xml:space="preserve">.  </w:t>
-      </w:r>
-    </w:p>
-    <w:p>
-      <w:r>
-        <w:t xml:space="preserve">Social implications </w:t>
-      </w:r>
-      <w:r>
-        <w:t>(Improve this)</w:t>
-      </w:r>
-    </w:p>
-    <w:p>
-      <w:r>
-        <w:t>Opening the community store brings a large number of social implications for the application.</w:t>
-      </w:r>
-      <w:r>
-        <w:t xml:space="preserve"> One of the biggest benefits being that having a large community will </w:t>
-      </w:r>
-      <w:r>
-        <w:t>massively improv</w:t>
-      </w:r>
-      <w:r>
-        <w:t xml:space="preserve">e </w:t>
-      </w:r>
-      <w:r>
-        <w:t>the software ecosystem around the application.</w:t>
-      </w:r>
-      <w:r>
-        <w:t xml:space="preserve"> Giving access to users and developers of any level.</w:t>
-      </w:r>
-    </w:p>
-    <w:p>
-      <w:r>
-        <w:t>Building a community does come with some negatives though, one huge one being the extra requirement for the moderation of content being uploaded to the store. Software can only do so much with blocking and censoring images and words. Human interaction will be necessary is the community is to survive and thrive. Moderation can also be extremely difficult depending on the content,</w:t>
-      </w:r>
-      <w:r>
-        <w:t xml:space="preserve"> for example, determining and managing copyright</w:t>
-      </w:r>
-      <w:r>
-        <w:t xml:space="preserve"> or stolen content</w:t>
-      </w:r>
-      <w:r>
-        <w:t xml:space="preserve"> becomes increasingly difficult when</w:t>
-      </w:r>
-      <w:r>
-        <w:t xml:space="preserve"> more and more claims are made</w:t>
-      </w:r>
-      <w:r>
-        <w:t xml:space="preserve"> especially when having to decide who the true</w:t>
-      </w:r>
-      <w:r>
-        <w:t xml:space="preserve"> original</w:t>
-      </w:r>
-      <w:r>
-        <w:t xml:space="preserve"> owners are</w:t>
-      </w:r>
-      <w:r>
-        <w:t xml:space="preserve">. </w:t>
-      </w:r>
-    </w:p>
-    <w:p>
-      <w:r>
-        <w:t>ICMS</w:t>
-      </w:r>
-      <w:r>
-        <w:t xml:space="preserve"> and the ICMS store</w:t>
-      </w:r>
-      <w:r>
-        <w:t xml:space="preserve"> will also need to store and access data used by the application to determine users. This data can be things such as IP addresses, Upload dates, names and email addresses.</w:t>
-      </w:r>
-      <w:r>
-        <w:t xml:space="preserve"> Careful considerations for how the data </w:t>
-      </w:r>
-      <w:r>
-        <w:t xml:space="preserve">is </w:t>
-      </w:r>
       <w:r>
         <w:t>stored and managed will need to be considered to keep the data safe from harm.</w:t>
       </w:r>
@@ -278,10 +323,25 @@
         <w:t xml:space="preserve"> GDPR</w:t>
       </w:r>
       <w:r>
-        <w:t xml:space="preserve"> principles.</w:t>
-      </w:r>
-      <w:r>
-        <w:t xml:space="preserve"> These principles also extend outside of the UK with the EU GDPR.</w:t>
+        <w:t xml:space="preserve"> principles</w:t>
+      </w:r>
+      <w:r>
+        <w:t>, while</w:t>
+      </w:r>
+      <w:r>
+        <w:t xml:space="preserve"> also </w:t>
+      </w:r>
+      <w:r>
+        <w:t>following all principles and regulations</w:t>
+      </w:r>
+      <w:r>
+        <w:t xml:space="preserve"> outside of the UK with th</w:t>
+      </w:r>
+      <w:r>
+        <w:t>ings such as</w:t>
+      </w:r>
+      <w:r>
+        <w:t xml:space="preserve"> EU GDPR.</w:t>
       </w:r>
       <w:r>
         <w:t xml:space="preserve"> </w:t>
@@ -328,6 +388,173 @@
       </w:r>
       <w:r>
         <w:t xml:space="preserve"> </w:t>
+      </w:r>
+    </w:p>
+    <w:p>
+      <w:r>
+        <w:t>Protecting users is a very important step when developing any system that can store and process user data. Malicious users have many methods of attack</w:t>
+      </w:r>
+      <w:r>
+        <w:t>, for example, one of the more notorious methods of attack is SQL Injection.</w:t>
+      </w:r>
+    </w:p>
+    <w:p>
+      <w:r>
+        <w:t>SQL Inject</w:t>
+      </w:r>
+      <w:r>
+        <w:t>ions</w:t>
+      </w:r>
+      <w:r>
+        <w:t xml:space="preserve"> </w:t>
+      </w:r>
+      <w:r>
+        <w:t>are</w:t>
+      </w:r>
+      <w:r>
+        <w:t xml:space="preserve"> a method of attack where a malicious user will attempt to take advantage of unsaniti</w:t>
+      </w:r>
+      <w:r>
+        <w:t>z</w:t>
+      </w:r>
+      <w:r>
+        <w:t>ed inputs in order to send malicious commands to the database.</w:t>
+      </w:r>
+      <w:r>
+        <w:t xml:space="preserve"> U</w:t>
+      </w:r>
+      <w:r>
+        <w:t>n</w:t>
+      </w:r>
+      <w:r>
+        <w:t>saniti</w:t>
+      </w:r>
+      <w:r>
+        <w:t>z</w:t>
+      </w:r>
+      <w:r>
+        <w:t>ed</w:t>
+      </w:r>
+      <w:r>
+        <w:t xml:space="preserve"> inputs are inputs such as buttons, search bars, or text boxes that </w:t>
+      </w:r>
+      <w:r>
+        <w:t>have</w:t>
+      </w:r>
+      <w:r>
+        <w:t xml:space="preserve"> not</w:t>
+      </w:r>
+      <w:r>
+        <w:t xml:space="preserve"> been</w:t>
+      </w:r>
+      <w:r>
+        <w:t xml:space="preserve"> checked for malicious code or words.</w:t>
+      </w:r>
+      <w:r>
+        <w:t xml:space="preserve"> These malicious commands can come in the form of extra text appended to the end of a</w:t>
+      </w:r>
+      <w:r>
+        <w:t xml:space="preserve"> string, terminating the previous command and allowing a new command to take its place, essentially giving full access of the database to the user.</w:t>
+      </w:r>
+      <w:r>
+        <w:t xml:space="preserve"> In order to protect against this type of attack ICMS takes advantage of python’s</w:t>
+      </w:r>
+      <w:r>
+        <w:t xml:space="preserve"> incredibly</w:t>
+      </w:r>
+      <w:r>
+        <w:t xml:space="preserve"> well supported</w:t>
+      </w:r>
+      <w:r>
+        <w:t xml:space="preserve"> inbuilt</w:t>
+      </w:r>
+      <w:r>
+        <w:t xml:space="preserve"> </w:t>
+      </w:r>
+      <w:r>
+        <w:t>SQLite</w:t>
+      </w:r>
+      <w:r>
+        <w:t xml:space="preserve"> package</w:t>
+      </w:r>
+      <w:r>
+        <w:t xml:space="preserve"> to sanitize any inputs</w:t>
+      </w:r>
+      <w:r>
+        <w:t xml:space="preserve"> before committing a command</w:t>
+      </w:r>
+      <w:r>
+        <w:t>.</w:t>
+      </w:r>
+    </w:p>
+    <w:p>
+      <w:r>
+        <w:t>(show code here)</w:t>
+      </w:r>
+    </w:p>
+    <w:p>
+      <w:r>
+        <w:t xml:space="preserve">Other attacks are far less obvious than the previously stated </w:t>
+      </w:r>
+      <w:r>
+        <w:t>attack and</w:t>
+      </w:r>
+      <w:r>
+        <w:t xml:space="preserve"> can occur without the user</w:t>
+      </w:r>
+      <w:r>
+        <w:t xml:space="preserve"> ever</w:t>
+      </w:r>
+      <w:r>
+        <w:t xml:space="preserve"> even</w:t>
+      </w:r>
+      <w:r>
+        <w:t xml:space="preserve"> realising</w:t>
+      </w:r>
+      <w:r>
+        <w:t>.</w:t>
+      </w:r>
+      <w:r>
+        <w:t xml:space="preserve"> </w:t>
+      </w:r>
+      <w:r>
+        <w:t>CSRF (cross-site request forgery) and XSS (cross-site scripting) attacks</w:t>
+      </w:r>
+      <w:r>
+        <w:t xml:space="preserve"> are two attacks that are made at the frontend level</w:t>
+      </w:r>
+      <w:r>
+        <w:t xml:space="preserve"> and need to be understood and protected against when writing applications that are accessible through the web</w:t>
+      </w:r>
+      <w:r>
+        <w:t>.</w:t>
+      </w:r>
+      <w:r>
+        <w:t xml:space="preserve"> A CSRF attack is where malicious requests from an attack vector such a</w:t>
+      </w:r>
+      <w:r>
+        <w:t>s a</w:t>
+      </w:r>
+      <w:r>
+        <w:t xml:space="preserve"> fake website, are made to a legitimate website pretending to be the authenticated user.</w:t>
+      </w:r>
+      <w:r>
+        <w:t xml:space="preserve"> XSS attacks are similar but instead inject malicious code, through utilising vulnerabilities in the webapp, directly into the </w:t>
+      </w:r>
+      <w:r>
+        <w:t>user’s</w:t>
+      </w:r>
+      <w:r>
+        <w:t xml:space="preserve"> application.</w:t>
+      </w:r>
+      <w:r>
+        <w:t xml:space="preserve"> Svelte/Sveltekit being as modern of a framework as it is, has built in protections for </w:t>
+      </w:r>
+      <w:r>
+        <w:t xml:space="preserve">both of </w:t>
+      </w:r>
+      <w:r>
+        <w:t xml:space="preserve">these types of attacks. </w:t>
       </w:r>
     </w:p>
     <w:p/>
@@ -397,7 +624,13 @@
         <w:t xml:space="preserve"> devices</w:t>
       </w:r>
       <w:r>
-        <w:t>. Raspberry Pi’s are often chosen due to their community support and ease of development. Devices such as the Raspberry Pi Pico or Zero are examples of their low power range. These devices utilise relatively powerful soc’s while reducing their total power usage</w:t>
+        <w:t>. Raspberry Pi’s are often chosen due to their community support and ease of development. Devices such as the Raspberry Pi Pico or Zero are examples of their</w:t>
+      </w:r>
+      <w:r>
+        <w:t xml:space="preserve"> extra</w:t>
+      </w:r>
+      <w:r>
+        <w:t xml:space="preserve"> low power range. These devices utilise relatively powerful soc’s while reducing their total power usage</w:t>
       </w:r>
       <w:r>
         <w:t xml:space="preserve"> to significantly lower amounts than other devices such as</w:t>
@@ -582,231 +815,251 @@
     <w:p/>
     <w:p/>
     <w:p/>
-    <w:p>
-      <w:r>
+    <w:p/>
+    <w:p>
+      <w:r>
+        <w:lastRenderedPageBreak/>
         <w:t>Home assistant</w:t>
       </w:r>
     </w:p>
     <w:p>
       <w:r>
+        <w:t xml:space="preserve">Home assistant is an </w:t>
+      </w:r>
+      <w:r>
+        <w:t>open-source</w:t>
+      </w:r>
+      <w:r>
+        <w:t xml:space="preserve"> software also written in python. It allows the user to automate and connect</w:t>
+      </w:r>
+      <w:r>
+        <w:t xml:space="preserve"> </w:t>
+      </w:r>
+      <w:r>
+        <w:t>devices</w:t>
+      </w:r>
+      <w:r>
+        <w:t xml:space="preserve"> to a central server</w:t>
+      </w:r>
+      <w:r>
+        <w:t xml:space="preserve"> similarly to ICMS. </w:t>
+      </w:r>
+      <w:r>
+        <w:t xml:space="preserve">The main differences between the two pieces of software </w:t>
+      </w:r>
+      <w:r>
+        <w:t>are</w:t>
+      </w:r>
+      <w:r>
+        <w:t xml:space="preserve"> that ICMS is designed for developers or hobbyists to design and built their own devices, while home assistant </w:t>
+      </w:r>
+      <w:r>
+        <w:t>is designed for connecting already built devices</w:t>
+      </w:r>
+      <w:r>
+        <w:t xml:space="preserve"> with software designed by the manufacturer</w:t>
+      </w:r>
+      <w:r>
+        <w:t>.</w:t>
+      </w:r>
+    </w:p>
+    <w:p>
+      <w:r>
+        <w:t>Comparison graph here</w:t>
+      </w:r>
+    </w:p>
+    <w:p/>
+    <w:p/>
+    <w:p/>
+    <w:p/>
+    <w:p/>
+    <w:p/>
+    <w:p>
+      <w:r>
+        <w:t>Software a</w:t>
+      </w:r>
+      <w:r>
+        <w:t>rchitecture and graphs</w:t>
+      </w:r>
+    </w:p>
+    <w:p>
+      <w:r>
+        <w:t>ICMS was designed with extensibility as</w:t>
+      </w:r>
+      <w:r>
+        <w:t xml:space="preserve"> </w:t>
+      </w:r>
+      <w:r>
+        <w:t>priority</w:t>
+      </w:r>
+      <w:r>
+        <w:t xml:space="preserve"> one</w:t>
+      </w:r>
+      <w:r>
+        <w:t xml:space="preserve">. </w:t>
+      </w:r>
+    </w:p>
+    <w:p>
+      <w:r>
+        <w:t>Having the ability to add and remove different pieces of the software through extensions required a very modular design.</w:t>
+      </w:r>
+    </w:p>
+    <w:p/>
+    <w:p>
+      <w:r>
+        <w:t>Svelte</w:t>
+      </w:r>
+      <w:r>
+        <w:t>/</w:t>
+      </w:r>
+      <w:r>
+        <w:t>Svelte kit</w:t>
+      </w:r>
+    </w:p>
+    <w:p>
+      <w:r>
+        <w:t>Svelte is a relatively new web framework, building off of what has been learn</w:t>
+      </w:r>
+      <w:r>
+        <w:t>t</w:t>
+      </w:r>
+      <w:r>
+        <w:t xml:space="preserve"> with other frameworks such as a React</w:t>
+      </w:r>
+      <w:r>
+        <w:t xml:space="preserve"> it has many modern </w:t>
+      </w:r>
+      <w:r>
+        <w:t>JavaScript</w:t>
+      </w:r>
+      <w:r>
+        <w:t xml:space="preserve"> and web features</w:t>
+      </w:r>
+      <w:r>
+        <w:t>.</w:t>
+      </w:r>
+    </w:p>
+    <w:p>
+      <w:r>
+        <w:t>For example, one of the key features is their implementation of server</w:t>
+      </w:r>
+      <w:r>
+        <w:t>-</w:t>
+      </w:r>
+      <w:r>
+        <w:t>side rendering (SSR).</w:t>
+      </w:r>
+      <w:r>
+        <w:t xml:space="preserve"> </w:t>
+      </w:r>
+      <w:r>
+        <w:t xml:space="preserve">Server-side rendering allows the server to render the web page before sending it to </w:t>
+      </w:r>
+      <w:r>
+        <w:t xml:space="preserve">be displayed on </w:t>
+      </w:r>
+      <w:r>
+        <w:t xml:space="preserve">the client. In effect, it becomes a read-only system where the functions and data gathering all occur on the server preventing the client from having direct access to them. This architecture allows the client and server to both be protected from attacks from malicious users. </w:t>
+      </w:r>
+    </w:p>
+    <w:p>
+      <w:r>
+        <w:t>Some issues do come from utilising this architecture though</w:t>
+      </w:r>
+      <w:r>
+        <w:t>. Data</w:t>
+      </w:r>
+      <w:r>
+        <w:t xml:space="preserve"> </w:t>
+      </w:r>
+      <w:r>
+        <w:t xml:space="preserve">stored </w:t>
+      </w:r>
+      <w:r>
+        <w:t>on</w:t>
+      </w:r>
+      <w:r>
+        <w:t xml:space="preserve"> the webpage is still accessible to client, meaning data still needs to be protected and only </w:t>
+      </w:r>
+      <w:r>
+        <w:t xml:space="preserve">retrieved </w:t>
+      </w:r>
+      <w:r>
+        <w:t>when necessary. Another difficul</w:t>
+      </w:r>
+      <w:r>
+        <w:t>t</w:t>
+      </w:r>
+      <w:r>
+        <w:t>y</w:t>
+      </w:r>
+      <w:r>
+        <w:t xml:space="preserve"> when using SSR is</w:t>
+      </w:r>
+      <w:r>
+        <w:t xml:space="preserve"> client interaction</w:t>
+      </w:r>
+      <w:r>
+        <w:t>s</w:t>
+      </w:r>
+      <w:r>
+        <w:t xml:space="preserve"> such as submitting forms or data </w:t>
+      </w:r>
+      <w:r>
+        <w:t>from</w:t>
+      </w:r>
+      <w:r>
+        <w:t xml:space="preserve"> the front end to the backend</w:t>
+      </w:r>
+      <w:r>
+        <w:t>. To get around</w:t>
+      </w:r>
+      <w:r>
+        <w:t xml:space="preserve"> this, Svelte uses a system called server actions.</w:t>
+      </w:r>
+      <w:r>
+        <w:t xml:space="preserve"> </w:t>
+      </w:r>
+      <w:r>
+        <w:t>Server actions are exported functions</w:t>
+      </w:r>
+      <w:r>
+        <w:t xml:space="preserve"> which the</w:t>
+      </w:r>
+      <w:r>
+        <w:t xml:space="preserve"> client has access to</w:t>
+      </w:r>
+      <w:r>
+        <w:t xml:space="preserve">, </w:t>
+      </w:r>
+      <w:r>
+        <w:t>which</w:t>
+      </w:r>
+      <w:r>
+        <w:t xml:space="preserve"> allow the front-end to interact with the server.</w:t>
+      </w:r>
+      <w:r>
+        <w:t xml:space="preserve"> These functions aren’t directly accessible from the front-end but instead are submitted similarly to an http endpoint through forms or fetch requests. </w:t>
+      </w:r>
+      <w:r>
+        <w:t xml:space="preserve"> </w:t>
+      </w:r>
+    </w:p>
+    <w:p>
+      <w:r>
+        <w:t>(show some examples here)</w:t>
+      </w:r>
+    </w:p>
+    <w:p>
+      <w:r>
+        <w:t>When submitting a form, all form data is included within the request.</w:t>
+      </w:r>
+    </w:p>
+    <w:p/>
+    <w:p/>
+    <w:p>
+      <w:r>
         <w:lastRenderedPageBreak/>
-        <w:t xml:space="preserve">Home assistant is an </w:t>
-      </w:r>
-      <w:r>
-        <w:t>open-source</w:t>
-      </w:r>
-      <w:r>
-        <w:t xml:space="preserve"> software also written in python. It allows the user to automate and connect</w:t>
-      </w:r>
-      <w:r>
-        <w:t xml:space="preserve"> </w:t>
-      </w:r>
-      <w:r>
-        <w:t>devices</w:t>
-      </w:r>
-      <w:r>
-        <w:t xml:space="preserve"> to a central server</w:t>
-      </w:r>
-      <w:r>
-        <w:t xml:space="preserve"> similarly to ICMS. </w:t>
-      </w:r>
-      <w:r>
-        <w:t xml:space="preserve">The main differences between the two pieces of software </w:t>
-      </w:r>
-      <w:r>
-        <w:t>are</w:t>
-      </w:r>
-      <w:r>
-        <w:t xml:space="preserve"> that ICMS is designed for developers or hobbyists to design and built their own devices, while home assistant </w:t>
-      </w:r>
-      <w:r>
-        <w:t>is designed for connecting already built devices</w:t>
-      </w:r>
-      <w:r>
-        <w:t xml:space="preserve"> with software designed by the manufacturer</w:t>
-      </w:r>
-      <w:r>
-        <w:t>.</w:t>
-      </w:r>
-    </w:p>
-    <w:p>
-      <w:r>
-        <w:t>Comparison graph here</w:t>
-      </w:r>
-    </w:p>
-    <w:p/>
-    <w:p/>
-    <w:p/>
-    <w:p/>
-    <w:p/>
-    <w:p/>
-    <w:p>
-      <w:r>
-        <w:t>Software a</w:t>
-      </w:r>
-      <w:r>
-        <w:t>rchitecture and graphs</w:t>
-      </w:r>
-    </w:p>
-    <w:p>
-      <w:r>
-        <w:t>ICMS was designed with extensibility as</w:t>
-      </w:r>
-      <w:r>
-        <w:t xml:space="preserve"> </w:t>
-      </w:r>
-      <w:r>
-        <w:t>priority</w:t>
-      </w:r>
-      <w:r>
-        <w:t xml:space="preserve"> one</w:t>
-      </w:r>
-      <w:r>
-        <w:t xml:space="preserve">. </w:t>
-      </w:r>
-    </w:p>
-    <w:p>
-      <w:r>
-        <w:t>Having the ability to add and remove different pieces of the software through extensions required a very modular design.</w:t>
-      </w:r>
-    </w:p>
-    <w:p/>
-    <w:p>
-      <w:r>
-        <w:t>Svelte</w:t>
-      </w:r>
-      <w:r>
-        <w:t>/</w:t>
-      </w:r>
-      <w:r>
-        <w:t>Svelte kit</w:t>
-      </w:r>
-    </w:p>
-    <w:p>
-      <w:r>
-        <w:t>Svelte is a relatively new web framework, building off of what has been learn</w:t>
-      </w:r>
-      <w:r>
-        <w:t>t</w:t>
-      </w:r>
-      <w:r>
-        <w:t xml:space="preserve"> with other frameworks such as a React</w:t>
-      </w:r>
-      <w:r>
-        <w:t xml:space="preserve"> it has many modern </w:t>
-      </w:r>
-      <w:r>
-        <w:t>JavaScript</w:t>
-      </w:r>
-      <w:r>
-        <w:t xml:space="preserve"> and web features</w:t>
-      </w:r>
-      <w:r>
-        <w:t>.</w:t>
-      </w:r>
-    </w:p>
-    <w:p>
-      <w:r>
-        <w:t>For example, one of the key features is their implementation of server</w:t>
-      </w:r>
-      <w:r>
-        <w:t>-</w:t>
-      </w:r>
-      <w:r>
-        <w:t>side rendering (SSR).</w:t>
-      </w:r>
-      <w:r>
-        <w:t xml:space="preserve"> </w:t>
-      </w:r>
-      <w:r>
-        <w:t xml:space="preserve">Server-side rendering allows the server to render the web page before sending it to </w:t>
-      </w:r>
-      <w:r>
-        <w:t xml:space="preserve">be displayed on </w:t>
-      </w:r>
-      <w:r>
-        <w:t xml:space="preserve">the client. In effect, it becomes a read-only system where the functions and data gathering all occur on the server preventing the client from having direct access to them. This architecture allows the client and server to both be protected from attacks from malicious users. </w:t>
-      </w:r>
-    </w:p>
-    <w:p>
-      <w:r>
-        <w:t>Some issues do come from utilising this architecture though</w:t>
-      </w:r>
-      <w:r>
-        <w:t>. Data gathered on the webpage is still accessible to client, meaning data still needs to be protected and only gathered when necessary. Another difficul</w:t>
-      </w:r>
-      <w:r>
-        <w:t>t</w:t>
-      </w:r>
-      <w:r>
-        <w:t>y</w:t>
-      </w:r>
-      <w:r>
-        <w:t xml:space="preserve"> when using SSR is</w:t>
-      </w:r>
-      <w:r>
-        <w:t xml:space="preserve"> client interaction</w:t>
-      </w:r>
-      <w:r>
-        <w:t>s</w:t>
-      </w:r>
-      <w:r>
-        <w:t xml:space="preserve"> such as submitting forms or data </w:t>
-      </w:r>
-      <w:r>
-        <w:t>from</w:t>
-      </w:r>
-      <w:r>
-        <w:t xml:space="preserve"> the front end to the backend</w:t>
-      </w:r>
-      <w:r>
-        <w:t>. To get around</w:t>
-      </w:r>
-      <w:r>
-        <w:t xml:space="preserve"> this, Svelte uses a system called server actions.</w:t>
-      </w:r>
-      <w:r>
-        <w:t xml:space="preserve"> </w:t>
-      </w:r>
-      <w:r>
-        <w:t>Server actions are exported functions</w:t>
-      </w:r>
-      <w:r>
-        <w:t xml:space="preserve"> which the</w:t>
-      </w:r>
-      <w:r>
-        <w:t xml:space="preserve"> client has access to</w:t>
-      </w:r>
-      <w:r>
-        <w:t xml:space="preserve">, </w:t>
-      </w:r>
-      <w:r>
-        <w:t>which</w:t>
-      </w:r>
-      <w:r>
-        <w:t xml:space="preserve"> allow the front-end to interact with the server.</w:t>
-      </w:r>
-      <w:r>
-        <w:t xml:space="preserve"> These functions aren’t directly accessible from the front-end but instead are submitted similarly to an http endpoint through forms or fetch requests. </w:t>
-      </w:r>
-      <w:r>
-        <w:t xml:space="preserve"> </w:t>
-      </w:r>
-    </w:p>
-    <w:p>
-      <w:r>
-        <w:t>(show some examples here)</w:t>
-      </w:r>
-    </w:p>
-    <w:p>
-      <w:r>
-        <w:t>When submitting a form, all form data is included within the request.</w:t>
-      </w:r>
-    </w:p>
-    <w:p/>
-    <w:p/>
-    <w:p>
-      <w:r>
         <w:t>Potential other languages (3</w:t>
       </w:r>
       <w:r>
@@ -821,1159 +1074,1327 @@
     </w:p>
     <w:p>
       <w:r>
+        <w:t>Many languages w</w:t>
+      </w:r>
+      <w:r>
+        <w:t>ere</w:t>
+      </w:r>
+      <w:r>
+        <w:t xml:space="preserve"> trialled for use in ICMS. One of the key ones being the GO programming language. </w:t>
+      </w:r>
+      <w:r>
+        <w:t>GO was initially selected for its potential speed and ease of development</w:t>
+      </w:r>
+      <w:r>
+        <w:t>,</w:t>
+      </w:r>
+      <w:r>
+        <w:t xml:space="preserve"> heavily benefit</w:t>
+      </w:r>
+      <w:r>
+        <w:t>ing</w:t>
+      </w:r>
+      <w:r>
+        <w:t xml:space="preserve"> from an almost python-like ecosystem and community with a large </w:t>
+      </w:r>
+      <w:r>
+        <w:t>number</w:t>
+      </w:r>
+      <w:r>
+        <w:t xml:space="preserve"> of libraries and</w:t>
+      </w:r>
+      <w:r>
+        <w:t xml:space="preserve"> incredible</w:t>
+      </w:r>
+      <w:r>
+        <w:t xml:space="preserve"> levels of</w:t>
+      </w:r>
+      <w:r>
+        <w:t xml:space="preserve"> support.</w:t>
+      </w:r>
+    </w:p>
+    <w:p>
+      <w:r>
+        <w:t>One of the main deciding factors against selecting GO was the necessity for importing and using different extensions</w:t>
+      </w:r>
+      <w:r>
+        <w:t>, t</w:t>
+      </w:r>
+      <w:r>
+        <w:t>he system would need to be manually built from the ground up</w:t>
+      </w:r>
+      <w:r>
+        <w:t xml:space="preserve"> if supported at all</w:t>
+      </w:r>
+      <w:r>
+        <w:t>.</w:t>
+      </w:r>
+      <w:r>
+        <w:t xml:space="preserve"> Another significant deciding factor was lack of knowledge of the entire language and build system. The amount of time that would be necessary to learn it to a level for such a project would out-weigh the total time for the project. As a result, GO was not chosen for the project and instead Python was selected.</w:t>
+      </w:r>
+    </w:p>
+    <w:p/>
+    <w:p>
+      <w:r>
+        <w:t>Python</w:t>
+      </w:r>
+    </w:p>
+    <w:p>
+      <w:r>
+        <w:t>Python was the chosen language for the development of this project because of previous knowledge of the language, ease of development and the community support.</w:t>
+      </w:r>
+    </w:p>
+    <w:p>
+      <w:r>
+        <w:t xml:space="preserve">Community support was especially important for the project as the project was designed around also having </w:t>
+      </w:r>
+      <w:r>
+        <w:t>the community</w:t>
+      </w:r>
+      <w:r>
+        <w:t xml:space="preserve"> develop</w:t>
+      </w:r>
+      <w:r>
+        <w:t xml:space="preserve"> extensions</w:t>
+      </w:r>
+      <w:r>
+        <w:t xml:space="preserve"> for the application. Using a well</w:t>
+      </w:r>
+      <w:r>
+        <w:t>-</w:t>
+      </w:r>
+      <w:r>
+        <w:t>known and well supported language allows more people that would other not be able to contribute to be given the chance to</w:t>
+      </w:r>
+      <w:r>
+        <w:t>, a</w:t>
+      </w:r>
+      <w:r>
+        <w:t>s well being able to utilise different libraries and packages</w:t>
+      </w:r>
+      <w:r>
+        <w:t xml:space="preserve"> to simplify the development without having re-invent the wheel</w:t>
+      </w:r>
+      <w:r>
+        <w:t>.</w:t>
+      </w:r>
+    </w:p>
+    <w:p>
+      <w:r>
+        <w:t xml:space="preserve">Python is an incredibly versatile language. </w:t>
+      </w:r>
+      <w:r>
+        <w:t>A part of this versatility stems from the fact it is an interpreted language versus being a compiled language.</w:t>
+      </w:r>
+      <w:r>
+        <w:t xml:space="preserve"> Being interpreted means the code is run without first being compiled, this means the code is run line by line executing each command as it comes.</w:t>
+      </w:r>
+      <w:r>
+        <w:t xml:space="preserve"> This massively affects the development experience as skipping the compilation step allows for much faster development</w:t>
+      </w:r>
+      <w:r>
+        <w:t>,</w:t>
+      </w:r>
+      <w:r>
+        <w:t xml:space="preserve"> </w:t>
+      </w:r>
+      <w:r>
+        <w:t>t</w:t>
+      </w:r>
+      <w:r>
+        <w:t>his is</w:t>
+      </w:r>
+      <w:r>
+        <w:t xml:space="preserve"> also</w:t>
+      </w:r>
+      <w:r>
+        <w:t xml:space="preserve"> why it</w:t>
+      </w:r>
+      <w:r>
+        <w:t xml:space="preserve"> is</w:t>
+      </w:r>
+      <w:r>
+        <w:t xml:space="preserve"> often chosen for web-development</w:t>
+      </w:r>
+      <w:r>
+        <w:t xml:space="preserve"> where hot-reloading and quick iteration is far more common</w:t>
+      </w:r>
+      <w:r>
+        <w:t>.</w:t>
+      </w:r>
+    </w:p>
+    <w:p>
+      <w:r>
+        <w:t>A downside to being interpreted is speed. Python is not widely regarded as being the most efficient or fast language out there</w:t>
+      </w:r>
+      <w:r>
+        <w:t>, it misses things such as compile-time optimisations and has a large amount of overhead in comparison to language such as C/C++ or Java</w:t>
+      </w:r>
+      <w:r>
+        <w:t>/C#</w:t>
+      </w:r>
+      <w:r>
+        <w:t>. To</w:t>
+      </w:r>
+      <w:r>
+        <w:t xml:space="preserve"> attempt to</w:t>
+      </w:r>
+      <w:r>
+        <w:t xml:space="preserve"> combat this, python utilises compiled C libraries to replace</w:t>
+      </w:r>
+      <w:r>
+        <w:t xml:space="preserve"> some of</w:t>
+      </w:r>
+      <w:r>
+        <w:t xml:space="preserve"> the slowest parts</w:t>
+      </w:r>
+      <w:r>
+        <w:t xml:space="preserve">, while also using a caching system to compile some parts of the application to python byte code which is much closer to native code than </w:t>
+      </w:r>
+      <w:r>
+        <w:t xml:space="preserve">running </w:t>
+      </w:r>
+      <w:r>
+        <w:t xml:space="preserve">the </w:t>
+      </w:r>
+      <w:r>
+        <w:t>interpreted code.</w:t>
+      </w:r>
+    </w:p>
+    <w:p>
+      <w:r>
+        <w:t>Modern versions of python include the keywords for async await execution.</w:t>
+      </w:r>
+      <w:r>
+        <w:t xml:space="preserve"> </w:t>
+      </w:r>
+      <w:r>
+        <w:t xml:space="preserve">Async </w:t>
+      </w:r>
+      <w:r>
+        <w:t xml:space="preserve">architecture </w:t>
+      </w:r>
+      <w:r>
+        <w:t>allows for the</w:t>
+      </w:r>
+      <w:r>
+        <w:t xml:space="preserve"> concurrent execution of code</w:t>
+      </w:r>
+      <w:r>
+        <w:t>, meaning, instead of having to wait for code to execute other code can instead be executed and processed while waiting</w:t>
+      </w:r>
+      <w:r>
+        <w:t>.</w:t>
+      </w:r>
+      <w:r>
+        <w:t xml:space="preserve"> All server functions in the ICMS server a</w:t>
+      </w:r>
+      <w:r>
+        <w:t>re</w:t>
+      </w:r>
+      <w:r>
+        <w:t xml:space="preserve"> built using the async architecture because</w:t>
+      </w:r>
+      <w:r>
+        <w:t xml:space="preserve"> extensions </w:t>
+      </w:r>
+      <w:r>
+        <w:t>are designed to be able</w:t>
+      </w:r>
+      <w:r>
+        <w:t xml:space="preserve"> to run in the background depending on what needs to be processed</w:t>
+      </w:r>
+      <w:r>
+        <w:t>,</w:t>
+      </w:r>
+      <w:r>
+        <w:t xml:space="preserve"> through the asyncio</w:t>
+      </w:r>
+      <w:r>
+        <w:t xml:space="preserve"> python</w:t>
+      </w:r>
+      <w:r>
+        <w:t xml:space="preserve"> library.</w:t>
+      </w:r>
+      <w:r>
+        <w:t xml:space="preserve"> This design also helps when utilising </w:t>
+      </w:r>
+      <w:r>
+        <w:t>different</w:t>
+      </w:r>
+      <w:r>
+        <w:t xml:space="preserve"> threads for things such as, writing</w:t>
+      </w:r>
+      <w:r>
+        <w:t xml:space="preserve"> or reading to or from</w:t>
+      </w:r>
+      <w:r>
+        <w:t xml:space="preserve"> a device </w:t>
+      </w:r>
+      <w:r>
+        <w:t>multiple time</w:t>
+      </w:r>
+      <w:r>
+        <w:t xml:space="preserve"> a second</w:t>
+      </w:r>
+      <w:r>
+        <w:t>.</w:t>
+      </w:r>
+    </w:p>
+    <w:p/>
+    <w:p/>
+    <w:p/>
+    <w:p>
+      <w:r>
+        <w:t xml:space="preserve">Python </w:t>
+      </w:r>
+      <w:r>
+        <w:t>GIL</w:t>
+      </w:r>
+    </w:p>
+    <w:p>
+      <w:r>
+        <w:t>The python GIL protects from cross-thread errors</w:t>
+      </w:r>
+      <w:r>
+        <w:t xml:space="preserve"> such as race conditions</w:t>
+      </w:r>
+      <w:r>
+        <w:t xml:space="preserve"> by detecting when the application attempts to access </w:t>
+      </w:r>
+      <w:r>
+        <w:t>objects unsafely</w:t>
+      </w:r>
+      <w:r>
+        <w:t>.</w:t>
+      </w:r>
+      <w:r>
+        <w:t xml:space="preserve"> Many languages leave this up to the developer to protect against, most notably C/C++</w:t>
+      </w:r>
+      <w:r>
+        <w:t xml:space="preserve"> has no protection against thread unsafe code</w:t>
+      </w:r>
+      <w:r>
+        <w:t xml:space="preserve"> and as a result many errors can </w:t>
+      </w:r>
+      <w:r>
+        <w:t xml:space="preserve">occur when attempting </w:t>
+      </w:r>
+      <w:r>
+        <w:t>to write multithreaded code</w:t>
+      </w:r>
+      <w:r>
+        <w:t>.</w:t>
+      </w:r>
+      <w:r>
+        <w:t xml:space="preserve"> Through the GIL python instead </w:t>
+      </w:r>
+      <w:r>
+        <w:t>does this automatically.</w:t>
+      </w:r>
+    </w:p>
+    <w:p/>
+    <w:p>
+      <w:r>
+        <w:t xml:space="preserve">Extending </w:t>
+      </w:r>
+      <w:r>
+        <w:t>the</w:t>
+      </w:r>
+      <w:r>
+        <w:t xml:space="preserve"> application</w:t>
+      </w:r>
+    </w:p>
+    <w:p>
+      <w:r>
+        <w:t>The system for loading extensions in the ICMS server utilises the fact that python has easy access to a global</w:t>
+      </w:r>
+      <w:r>
+        <w:t xml:space="preserve"> system where the libraries and stored and displayed. Having access to this s</w:t>
+      </w:r>
+      <w:r>
+        <w:t>ystem</w:t>
+      </w:r>
+      <w:r>
+        <w:t xml:space="preserve"> means libraries can be imported and unimported at will. It also means that individual libraries can be used similarly to objects where the library object can be stored and referenced.</w:t>
+      </w:r>
+    </w:p>
+    <w:p>
+      <w:r>
+        <w:t>In the application</w:t>
+      </w:r>
+      <w:r>
+        <w:t xml:space="preserve"> </w:t>
+      </w:r>
+      <w:r>
+        <w:t>extensions are loaded before any of the other parts of the software are started</w:t>
+      </w:r>
+      <w:r>
+        <w:t xml:space="preserve"> through the init_extensions function found in the webserver</w:t>
+      </w:r>
+      <w:r>
+        <w:t>. The</w:t>
+      </w:r>
+      <w:r>
+        <w:t xml:space="preserve">se extensions </w:t>
+      </w:r>
+      <w:r>
+        <w:t>are loaded by importing</w:t>
+      </w:r>
+      <w:r>
+        <w:t xml:space="preserve"> it</w:t>
+      </w:r>
+      <w:r>
+        <w:t xml:space="preserve"> at runtime though pythons importlib library.</w:t>
+      </w:r>
+      <w:r>
+        <w:t xml:space="preserve"> This way of loading the </w:t>
+      </w:r>
+      <w:r>
+        <w:t xml:space="preserve">extensions </w:t>
+      </w:r>
+      <w:r>
+        <w:t xml:space="preserve">allows the end user to </w:t>
+      </w:r>
+      <w:r>
+        <w:t>decide</w:t>
+      </w:r>
+      <w:r>
+        <w:t xml:space="preserve"> which libraries </w:t>
+      </w:r>
+      <w:r>
+        <w:t xml:space="preserve">need </w:t>
+      </w:r>
+      <w:r>
+        <w:t xml:space="preserve">to be imported and where from </w:t>
+      </w:r>
+      <w:r>
+        <w:t>us</w:t>
+      </w:r>
+      <w:r>
+        <w:t>ing</w:t>
+      </w:r>
+      <w:r>
+        <w:t xml:space="preserve"> the json file found in the settings </w:t>
+      </w:r>
+      <w:r>
+        <w:t>folder</w:t>
+      </w:r>
+      <w:r>
+        <w:t>. This massively simplifies the end user experience for building and using community made extensions.</w:t>
+      </w:r>
+      <w:r>
+        <w:t xml:space="preserve"> </w:t>
+      </w:r>
+    </w:p>
+    <w:p>
+      <w:r>
+        <w:t xml:space="preserve">This system also massively benefits developers as the core systems can continue to run after importing an extension </w:t>
+      </w:r>
+      <w:r>
+        <w:t xml:space="preserve">even </w:t>
+      </w:r>
+      <w:r>
+        <w:t>with broken code as the</w:t>
+      </w:r>
+      <w:r>
+        <w:t xml:space="preserve"> extension will just fail to be imported through the try-catch statement.</w:t>
+      </w:r>
+      <w:r>
+        <w:t xml:space="preserve"> This failure to be imported will also display a debugging message in the log file making tracking down errors significantly easier.</w:t>
+      </w:r>
+      <w:r>
+        <w:t xml:space="preserve">  </w:t>
+      </w:r>
+      <w:r>
+        <w:t xml:space="preserve"> </w:t>
+      </w:r>
+    </w:p>
+    <w:p/>
+    <w:p>
+      <w:r>
+        <w:t>Sockets and web-sockets</w:t>
+      </w:r>
+    </w:p>
+    <w:p>
+      <w:r>
+        <w:t>The ICMS application is comprised of two different servers, a flask http server and a socket server.</w:t>
+      </w:r>
+      <w:r>
+        <w:t xml:space="preserve"> The key differences between these two servers </w:t>
+      </w:r>
+      <w:r>
+        <w:t>are</w:t>
+      </w:r>
+      <w:r>
+        <w:t xml:space="preserve"> the </w:t>
+      </w:r>
+      <w:r>
+        <w:t>HTTP</w:t>
+      </w:r>
+      <w:r>
+        <w:t xml:space="preserve"> server uses the REST architecture for receiving HTTP requests, where each request can</w:t>
+      </w:r>
+      <w:r>
+        <w:t xml:space="preserve"> only</w:t>
+      </w:r>
+      <w:r>
+        <w:t xml:space="preserve"> be one type of</w:t>
+      </w:r>
+      <w:r>
+        <w:t xml:space="preserve"> HTTP</w:t>
+      </w:r>
+      <w:r>
+        <w:t xml:space="preserve"> request</w:t>
+      </w:r>
+      <w:r>
+        <w:t>, for example, a GET or POST</w:t>
+      </w:r>
+      <w:r>
+        <w:t xml:space="preserve"> request</w:t>
+      </w:r>
+      <w:r>
+        <w:t xml:space="preserve">. </w:t>
+      </w:r>
+      <w:r>
+        <w:t>The issue with a HTTP server is that data can only be transferred when a request is made, meaning streaming data between the server and device can only occur if the device either makes many requests to the server, or similarly, the server makes many requests to the device.</w:t>
+      </w:r>
+      <w:r>
+        <w:t xml:space="preserve"> In</w:t>
+      </w:r>
+      <w:r>
+        <w:t xml:space="preserve"> the case that</w:t>
+      </w:r>
+      <w:r>
+        <w:t xml:space="preserve"> the latter</w:t>
+      </w:r>
+      <w:r>
+        <w:t xml:space="preserve"> method</w:t>
+      </w:r>
+      <w:r>
+        <w:t xml:space="preserve"> was chosen, the device would also need to be running its own</w:t>
+      </w:r>
+      <w:r>
+        <w:t xml:space="preserve"> HTTP</w:t>
+      </w:r>
+      <w:r>
+        <w:t xml:space="preserve"> server</w:t>
+      </w:r>
+      <w:r>
+        <w:t>, which would</w:t>
+      </w:r>
+      <w:r>
+        <w:t xml:space="preserve"> also</w:t>
+      </w:r>
+      <w:r>
+        <w:t xml:space="preserve"> be</w:t>
+      </w:r>
+      <w:r>
+        <w:t xml:space="preserve"> in</w:t>
+      </w:r>
+      <w:r>
+        <w:t>troducing</w:t>
+      </w:r>
+      <w:r>
+        <w:t xml:space="preserve"> a</w:t>
+      </w:r>
+      <w:r>
+        <w:t xml:space="preserve"> </w:t>
+      </w:r>
+      <w:r>
+        <w:t>performance over-head</w:t>
+      </w:r>
+      <w:r>
+        <w:t xml:space="preserve"> of</w:t>
+      </w:r>
+      <w:r>
+        <w:t xml:space="preserve"> </w:t>
+      </w:r>
+      <w:r>
+        <w:t>which on many</w:t>
+      </w:r>
+      <w:r>
+        <w:t xml:space="preserve"> of the</w:t>
+      </w:r>
+      <w:r>
+        <w:t xml:space="preserve"> potential</w:t>
+      </w:r>
+      <w:r>
+        <w:t>ly extremely</w:t>
+      </w:r>
+      <w:r>
+        <w:t xml:space="preserve"> lower power devices</w:t>
+      </w:r>
+      <w:r>
+        <w:t xml:space="preserve">, </w:t>
+      </w:r>
+      <w:r>
+        <w:t>need</w:t>
+      </w:r>
+      <w:r>
+        <w:t>ed</w:t>
+      </w:r>
+      <w:r>
+        <w:t xml:space="preserve"> to be avoided</w:t>
+      </w:r>
+      <w:r>
+        <w:t>.</w:t>
+      </w:r>
+    </w:p>
+    <w:p>
+      <w:r>
+        <w:t xml:space="preserve">Instead, </w:t>
+      </w:r>
+      <w:r>
+        <w:t>t</w:t>
+      </w:r>
+      <w:r>
+        <w:t>he socket server is</w:t>
+      </w:r>
+      <w:r>
+        <w:t xml:space="preserve"> the server</w:t>
+      </w:r>
+      <w:r>
+        <w:t xml:space="preserve"> used to communicate with the iot-devices</w:t>
+      </w:r>
+      <w:r>
+        <w:t>.</w:t>
+      </w:r>
+      <w:r>
+        <w:t xml:space="preserve"> </w:t>
+      </w:r>
+      <w:r>
+        <w:t xml:space="preserve">The </w:t>
+      </w:r>
+      <w:r>
+        <w:t>socket server instead reads</w:t>
+      </w:r>
+      <w:r>
+        <w:t xml:space="preserve"> and writes</w:t>
+      </w:r>
+      <w:r>
+        <w:t xml:space="preserve"> from a stream of data, where data can be sent and </w:t>
+      </w:r>
+      <w:r>
+        <w:t>received</w:t>
+      </w:r>
+      <w:r>
+        <w:t xml:space="preserve"> at </w:t>
+      </w:r>
+      <w:r>
+        <w:t>any time</w:t>
+      </w:r>
+      <w:r>
+        <w:t xml:space="preserve"> from either side.</w:t>
+      </w:r>
+      <w:r>
+        <w:t xml:space="preserve"> This massively reduces the over-head necessary as instead of having to make many requests, the device can instead simply create and keep open one connection to the main server that can be reused to send and receive</w:t>
+      </w:r>
+      <w:r>
+        <w:t>.</w:t>
+      </w:r>
+    </w:p>
+    <w:p>
+      <w:r>
         <w:lastRenderedPageBreak/>
-        <w:t>Many languages w</w:t>
-      </w:r>
-      <w:r>
-        <w:t>ere</w:t>
-      </w:r>
-      <w:r>
-        <w:t xml:space="preserve"> trialled for use in ICMS. One of the key ones being the GO programming language. </w:t>
-      </w:r>
-      <w:r>
-        <w:t>GO was initially selected for its potential speed and ease of development</w:t>
+        <w:t>Using the socket server does come with some caveats</w:t>
+      </w:r>
+      <w:r>
+        <w:t>. Mainly being the unstructured form of data being sent.</w:t>
+      </w:r>
+      <w:r>
+        <w:t xml:space="preserve"> In comparison to the pre-formed HTTP requests which can be easily</w:t>
+      </w:r>
+      <w:r>
+        <w:t xml:space="preserve"> read and manipulated</w:t>
+      </w:r>
+      <w:r>
+        <w:t>, t</w:t>
+      </w:r>
+      <w:r>
+        <w:t>he socket server and clients send raw bytes of data between each-other which need to be decoded and formed into readable data.</w:t>
+      </w:r>
+      <w:r>
+        <w:t xml:space="preserve"> JSON was the form of data chosen to be </w:t>
+      </w:r>
+      <w:r>
+        <w:t>used by the server and clients as it is</w:t>
+      </w:r>
+      <w:r>
+        <w:t xml:space="preserve"> an</w:t>
+      </w:r>
+      <w:r>
+        <w:t xml:space="preserve"> incredibly versatile</w:t>
+      </w:r>
+      <w:r>
+        <w:t xml:space="preserve"> data format</w:t>
+      </w:r>
+      <w:r>
+        <w:t xml:space="preserve"> widely supported by languages and different libraries and systems</w:t>
+      </w:r>
+      <w:r>
+        <w:t>, while also being incredibly human read and writable</w:t>
+      </w:r>
+      <w:r>
+        <w:t>.</w:t>
+      </w:r>
+      <w:r>
+        <w:t xml:space="preserve"> Python especially has amazing built in support for the JSON format</w:t>
+      </w:r>
+      <w:r>
+        <w:t>.</w:t>
+      </w:r>
+    </w:p>
+    <w:p>
+      <w:r>
+        <w:t>(elaborate on how the commands are processed and the types of data sent and how they’re determined)</w:t>
+      </w:r>
+    </w:p>
+    <w:p>
+      <w:r>
+        <w:t>The socket server captures the sent data</w:t>
+      </w:r>
+      <w:r>
+        <w:t xml:space="preserve"> from the client</w:t>
+      </w:r>
+      <w:r>
+        <w:t xml:space="preserve"> and determines how the command needs to be interpreted</w:t>
+      </w:r>
+      <w:r>
+        <w:t>.</w:t>
+      </w:r>
+    </w:p>
+    <w:p>
+      <w:r>
+        <w:t>(show server/client architecture diagram here)</w:t>
+      </w:r>
+    </w:p>
+    <w:p>
+      <w:r>
+        <w:t>IOT server functions</w:t>
+      </w:r>
+    </w:p>
+    <w:p>
+      <w:r>
+        <w:t>When connecting a new device</w:t>
+      </w:r>
+      <w:r>
+        <w:t xml:space="preserve"> to the socket server</w:t>
+      </w:r>
+      <w:r>
+        <w:t xml:space="preserve">, the device has </w:t>
+      </w:r>
+      <w:r>
+        <w:t>the option of specifying a list of endpoints. The endpoints</w:t>
+      </w:r>
+      <w:r>
+        <w:t xml:space="preserve"> are functions which</w:t>
+      </w:r>
+      <w:r>
+        <w:t xml:space="preserve"> are </w:t>
+      </w:r>
+      <w:r>
+        <w:t>the</w:t>
+      </w:r>
+      <w:r>
+        <w:t xml:space="preserve"> way of displaying to the server and any other device, </w:t>
+      </w:r>
+      <w:r>
+        <w:t>what</w:t>
+      </w:r>
+      <w:r>
+        <w:t xml:space="preserve"> features the device has access to.</w:t>
+      </w:r>
+      <w:r>
+        <w:t xml:space="preserve"> This is similar to architectures such as </w:t>
+      </w:r>
+      <w:r>
+        <w:t>remote procedure call</w:t>
+      </w:r>
+      <w:r>
+        <w:t>s</w:t>
+      </w:r>
+      <w:r>
+        <w:t xml:space="preserve"> (RPC)</w:t>
+      </w:r>
+      <w:r>
+        <w:t xml:space="preserve"> </w:t>
+      </w:r>
+      <w:r>
+        <w:t xml:space="preserve">where functions can be directly </w:t>
+      </w:r>
+      <w:r>
+        <w:t>called,</w:t>
+      </w:r>
+      <w:r>
+        <w:t xml:space="preserve"> and the arguments are determined by the request</w:t>
+      </w:r>
+      <w:r>
+        <w:t>.</w:t>
+      </w:r>
+      <w:r>
+        <w:t xml:space="preserve"> </w:t>
+      </w:r>
+    </w:p>
+    <w:p>
+      <w:r>
+        <w:t>(elaborate here)</w:t>
+      </w:r>
+    </w:p>
+    <w:p>
+      <w:r>
+        <w:t xml:space="preserve">Through the extensions, new features can be added to the server, automatically updating what </w:t>
+      </w:r>
+      <w:r>
+        <w:t xml:space="preserve">new </w:t>
+      </w:r>
+      <w:r>
+        <w:t>functions devices have access to.</w:t>
+      </w:r>
+    </w:p>
+    <w:p>
+      <w:r>
+        <w:t>Extensions</w:t>
+      </w:r>
+    </w:p>
+    <w:p>
+      <w:r>
+        <w:t>Each extension can register different functions through the extension class. Registering a function automatically adds it to the list of server functions</w:t>
+      </w:r>
+      <w:r>
+        <w:t xml:space="preserve"> accessible </w:t>
+      </w:r>
+      <w:r>
+        <w:t>through</w:t>
+      </w:r>
+      <w:r>
+        <w:t xml:space="preserve"> the web server or </w:t>
+      </w:r>
+      <w:r>
+        <w:t xml:space="preserve">through </w:t>
+      </w:r>
+      <w:r>
+        <w:t xml:space="preserve">a device </w:t>
+      </w:r>
+      <w:r>
+        <w:t>connected to the socket server</w:t>
+      </w:r>
+      <w:r>
+        <w:t>.</w:t>
+      </w:r>
+      <w:r>
+        <w:t xml:space="preserve"> When registering a </w:t>
+      </w:r>
+      <w:r>
+        <w:t>function,</w:t>
+      </w:r>
+      <w:r>
+        <w:t xml:space="preserve"> the developer also</w:t>
+      </w:r>
+      <w:r>
+        <w:t xml:space="preserve"> has the ability to specify different arguments for when the function is called.</w:t>
+      </w:r>
+      <w:r>
+        <w:t xml:space="preserve"> When calling a function through one of the previously stated methods,</w:t>
+      </w:r>
+      <w:r>
+        <w:t xml:space="preserve"> </w:t>
+      </w:r>
+      <w:r>
+        <w:t>t</w:t>
+      </w:r>
+      <w:r>
+        <w:t>he arguments</w:t>
+      </w:r>
+      <w:r>
+        <w:t xml:space="preserve"> specified in the request</w:t>
+      </w:r>
+      <w:r>
+        <w:t xml:space="preserve"> will need to conform to the arguments </w:t>
+      </w:r>
+      <w:r>
+        <w:t>stated when registering the function</w:t>
       </w:r>
       <w:r>
         <w:t>,</w:t>
       </w:r>
       <w:r>
-        <w:t xml:space="preserve"> heavily benefit</w:t>
-      </w:r>
-      <w:r>
-        <w:t>ing</w:t>
-      </w:r>
-      <w:r>
-        <w:t xml:space="preserve"> from an almost python-like ecosystem and community with a large </w:t>
-      </w:r>
-      <w:r>
-        <w:t>number</w:t>
-      </w:r>
-      <w:r>
-        <w:t xml:space="preserve"> of libraries and</w:t>
-      </w:r>
-      <w:r>
-        <w:t xml:space="preserve"> incredible</w:t>
-      </w:r>
-      <w:r>
-        <w:t xml:space="preserve"> levels of</w:t>
-      </w:r>
-      <w:r>
-        <w:t xml:space="preserve"> support.</w:t>
-      </w:r>
-    </w:p>
-    <w:p>
-      <w:r>
-        <w:t>One of the main deciding factors against selecting GO was the necessity for importing and using different extensions</w:t>
-      </w:r>
-      <w:r>
-        <w:t>, t</w:t>
-      </w:r>
-      <w:r>
-        <w:t>he system would instead need to be manually built from the ground up</w:t>
-      </w:r>
-      <w:r>
-        <w:t xml:space="preserve"> if supported at all</w:t>
+        <w:t xml:space="preserve"> </w:t>
+      </w:r>
+      <w:r>
+        <w:t>for</w:t>
+      </w:r>
+      <w:r>
+        <w:t xml:space="preserve"> the function to</w:t>
+      </w:r>
+      <w:r>
+        <w:t xml:space="preserve"> be successfully called</w:t>
+      </w:r>
+      <w:r>
+        <w:t>,</w:t>
+      </w:r>
+      <w:r>
+        <w:t xml:space="preserve"> otherwise the function will fail and display a debug message in the log</w:t>
       </w:r>
       <w:r>
         <w:t>.</w:t>
       </w:r>
       <w:r>
-        <w:t xml:space="preserve"> Another significant deciding factor was lack of knowledge of the entire language and build system. The amount of time that would be necessary to learn it to a level for such a project would out-weigh the total time for the project. As a result, GO was not chosen for the project and instead Python was selected.</w:t>
-      </w:r>
-    </w:p>
-    <w:p/>
-    <w:p>
-      <w:r>
-        <w:t>Python</w:t>
-      </w:r>
-    </w:p>
-    <w:p>
-      <w:r>
-        <w:t>Python was the chosen language for the development of this project because of previous knowledge of the language, ease of development and the community support.</w:t>
-      </w:r>
-    </w:p>
-    <w:p>
-      <w:r>
-        <w:t xml:space="preserve">Community support was especially important for the project as the project was designed around also having </w:t>
-      </w:r>
-      <w:r>
-        <w:t>the community</w:t>
-      </w:r>
-      <w:r>
-        <w:t xml:space="preserve"> develop</w:t>
-      </w:r>
-      <w:r>
-        <w:t xml:space="preserve"> extensions</w:t>
-      </w:r>
-      <w:r>
-        <w:t xml:space="preserve"> for the application. Using a well</w:t>
+        <w:t xml:space="preserve"> These arguments are </w:t>
+      </w:r>
+      <w:r>
+        <w:t xml:space="preserve">created dynamically </w:t>
+      </w:r>
+      <w:r>
+        <w:t xml:space="preserve">through specifying </w:t>
+      </w:r>
+      <w:r>
+        <w:t>it as</w:t>
+      </w:r>
+      <w:r>
+        <w:t xml:space="preserve"> a string</w:t>
+      </w:r>
+      <w:r>
+        <w:t xml:space="preserve">, meaning when converting the variable to the specified </w:t>
+      </w:r>
+      <w:r>
+        <w:t>type, as long as the type is loaded within the application</w:t>
+      </w:r>
+      <w:r>
+        <w:t>, it can</w:t>
+      </w:r>
+      <w:r>
+        <w:t xml:space="preserve"> essentially</w:t>
+      </w:r>
+      <w:r>
+        <w:t xml:space="preserve"> be</w:t>
+      </w:r>
+      <w:r>
+        <w:t xml:space="preserve"> </w:t>
+      </w:r>
+      <w:r>
+        <w:t>anything,</w:t>
+      </w:r>
+      <w:r>
+        <w:t xml:space="preserve"> and it will attempt to be converted</w:t>
+      </w:r>
+      <w:r>
+        <w:t>.</w:t>
+      </w:r>
+      <w:r>
+        <w:t xml:space="preserve"> </w:t>
+      </w:r>
+    </w:p>
+    <w:p>
+      <w:r>
+        <w:t>(show example of complex data type</w:t>
+      </w:r>
+      <w:r>
+        <w:t xml:space="preserve"> and simple data types</w:t>
+      </w:r>
+      <w:r>
+        <w:t>)</w:t>
+      </w:r>
+    </w:p>
+    <w:p/>
+    <w:p/>
+    <w:p/>
+    <w:p/>
+    <w:p/>
+    <w:p/>
+    <w:p/>
+    <w:p/>
+    <w:p/>
+    <w:p/>
+    <w:p>
+      <w:r>
+        <w:t>Testing and analysis</w:t>
+      </w:r>
+    </w:p>
+    <w:p>
+      <w:r>
+        <w:t>Unit testing</w:t>
+      </w:r>
+      <w:r>
+        <w:t xml:space="preserve"> was conducted on both apps and servers</w:t>
+      </w:r>
+      <w:r>
+        <w:t xml:space="preserve">. </w:t>
+      </w:r>
+      <w:r>
+        <w:t>Testing of all the applications that make up ICMS was more difficult due to the multiple languages</w:t>
+      </w:r>
+      <w:r>
+        <w:t xml:space="preserve"> utilised throughout.</w:t>
+      </w:r>
+      <w:r>
+        <w:t xml:space="preserve"> Each language utilised their platforms best testing frameworks in order</w:t>
+      </w:r>
+      <w:r>
+        <w:t xml:space="preserve"> ensure they were tested as thoroughly as possible</w:t>
+      </w:r>
+      <w:r>
+        <w:t>.</w:t>
+      </w:r>
+    </w:p>
+    <w:p>
+      <w:r>
+        <w:t>Pytest was the</w:t>
+      </w:r>
+      <w:r>
+        <w:t xml:space="preserve"> chosen frameworks for the python applications</w:t>
+      </w:r>
+      <w:r>
+        <w:t>.</w:t>
+      </w:r>
+      <w:r>
+        <w:t xml:space="preserve"> It is a </w:t>
+      </w:r>
+      <w:r>
+        <w:t>well-supported</w:t>
+      </w:r>
+      <w:r>
+        <w:t xml:space="preserve"> and </w:t>
+      </w:r>
+      <w:r>
+        <w:t>well-known</w:t>
+      </w:r>
+      <w:r>
+        <w:t xml:space="preserve"> framework for </w:t>
+      </w:r>
+      <w:r>
+        <w:t xml:space="preserve">writing easily readable </w:t>
+      </w:r>
+      <w:r>
+        <w:t>test</w:t>
+      </w:r>
+      <w:r>
+        <w:t>s</w:t>
+      </w:r>
+      <w:r>
+        <w:t>.</w:t>
+      </w:r>
+    </w:p>
+    <w:p>
+      <w:r>
+        <w:t>(show tests</w:t>
+      </w:r>
+      <w:r>
+        <w:t xml:space="preserve"> (after you write them)</w:t>
+      </w:r>
+      <w:r>
+        <w:t>)</w:t>
+      </w:r>
+    </w:p>
+    <w:p>
+      <w:r>
+        <w:t xml:space="preserve">Vitest was the testing framework recommended for use with Svelte applications and is the reason </w:t>
+      </w:r>
+      <w:r>
+        <w:t>it</w:t>
+      </w:r>
+      <w:r>
+        <w:t xml:space="preserve"> was chosen for this project.</w:t>
+      </w:r>
+    </w:p>
+    <w:p/>
+    <w:p/>
+    <w:p/>
+    <w:p/>
+    <w:p/>
+    <w:p>
+      <w:r>
+        <w:t xml:space="preserve">Environment (vs code, </w:t>
+      </w:r>
+      <w:proofErr w:type="spellStart"/>
+      <w:r>
+        <w:t>wsl</w:t>
+      </w:r>
+      <w:proofErr w:type="spellEnd"/>
+      <w:r>
+        <w:t>)</w:t>
+      </w:r>
+    </w:p>
+    <w:p/>
+    <w:p/>
+    <w:p/>
+    <w:p/>
+    <w:p/>
+    <w:p>
+      <w:r>
+        <w:t>Flask vs other API’s</w:t>
+      </w:r>
+    </w:p>
+    <w:p>
+      <w:r>
+        <w:t xml:space="preserve">There are many different systems for hosting </w:t>
+      </w:r>
+      <w:r>
+        <w:t xml:space="preserve">HTTP </w:t>
+      </w:r>
+      <w:r>
+        <w:t>servers with python.</w:t>
+      </w:r>
+    </w:p>
+    <w:p/>
+    <w:p>
+      <w:r>
+        <w:t>Fast API</w:t>
+      </w:r>
+    </w:p>
+    <w:p>
+      <w:r>
+        <w:t>F</w:t>
+      </w:r>
+      <w:r>
+        <w:t>lask</w:t>
+      </w:r>
+    </w:p>
+    <w:p>
+      <w:r>
+        <w:t xml:space="preserve">Flask is an incredibly minimal library for hosting HTTP servers. </w:t>
+      </w:r>
+      <w:r>
+        <w:t>Some</w:t>
+      </w:r>
+      <w:r>
+        <w:t xml:space="preserve"> of the key factors of selecting this library for use in the application was the community support</w:t>
+      </w:r>
+      <w:r>
+        <w:t xml:space="preserve"> and feature richness. Community support for the library allowed for very rapid development</w:t>
+      </w:r>
+      <w:r>
+        <w:t xml:space="preserve"> and iteration</w:t>
+      </w:r>
+      <w:r>
+        <w:t xml:space="preserve"> especially important for web development</w:t>
+      </w:r>
+      <w:r>
+        <w:t>.</w:t>
+      </w:r>
+    </w:p>
+    <w:p>
+      <w:r>
+        <w:lastRenderedPageBreak/>
+        <w:t xml:space="preserve">The library supports many of the more modern features found in python, such as the async/await architecture as well as support for modern hosting applications, one of which is gunicorn, the </w:t>
+      </w:r>
+      <w:r>
+        <w:t xml:space="preserve">system </w:t>
+      </w:r>
+      <w:r>
+        <w:t>selected to be the host for the production</w:t>
+      </w:r>
+      <w:r>
+        <w:t xml:space="preserve"> build of the application</w:t>
+      </w:r>
+      <w:r>
+        <w:t>.</w:t>
+      </w:r>
+    </w:p>
+    <w:p>
+      <w:r>
+        <w:t>Building endpoints for flask is incredibly easy, endpoints are determined by decorating different functions or adding them</w:t>
+      </w:r>
+      <w:r>
+        <w:t xml:space="preserve"> at runtime</w:t>
+      </w:r>
+      <w:r>
+        <w:t xml:space="preserve"> to the </w:t>
+      </w:r>
+      <w:r>
+        <w:t>flask</w:t>
+      </w:r>
+      <w:r>
+        <w:t xml:space="preserve"> application</w:t>
+      </w:r>
+      <w:r>
+        <w:t xml:space="preserve"> </w:t>
+      </w:r>
+      <w:r>
+        <w:t>object</w:t>
+      </w:r>
+      <w:r>
+        <w:t>.</w:t>
+      </w:r>
+      <w:r>
+        <w:t xml:space="preserve"> </w:t>
+      </w:r>
+    </w:p>
+    <w:p>
+      <w:r>
+        <w:t>Taking advantage of how simple the endpoints are for flask, extending functionality was made significantly easier</w:t>
+      </w:r>
+      <w:r>
+        <w:t xml:space="preserve"> in the form of function decorating.</w:t>
+      </w:r>
+    </w:p>
+    <w:p>
+      <w:r>
+        <w:t>Decorator functions are used throughout the project to integrate into the authentication system. The decorators live above the functions and are called just before the function is called. This allows processes to occur such as checking if the user calling the function is authenticated, before allowing them access</w:t>
+      </w:r>
+      <w:r>
+        <w:t xml:space="preserve"> to</w:t>
+      </w:r>
+      <w:r>
+        <w:t xml:space="preserve"> it</w:t>
+      </w:r>
+      <w:r>
+        <w:t>.</w:t>
+      </w:r>
+    </w:p>
+    <w:p>
+      <w:r>
+        <w:t>(show decorator)</w:t>
+      </w:r>
+    </w:p>
+    <w:p>
+      <w:r>
+        <w:t>Authentication</w:t>
+      </w:r>
+    </w:p>
+    <w:p>
+      <w:r>
+        <w:t>Authentication is a large part of any application, deciding who can and can’t access it and how the user’s data is stored. The ICMS application gives users 2 options, locally storing the user data in a json file. Or storing the data in a self-hostable authentication service.</w:t>
+      </w:r>
+    </w:p>
+    <w:p>
+      <w:r>
+        <w:t>Storing the data as a json file should be fine for most users as long as the main system is utilising the correct security features of the operating system it is running on. To add a layer of security to the user data, passwords are store in their encrypted forms.</w:t>
+      </w:r>
+    </w:p>
+    <w:p>
+      <w:r>
+        <w:t>The authentication service is another simple server that runs as an API service. Utilising an SQLite database to store the user data, this method of storing data is much more developer friendly.</w:t>
+      </w:r>
+    </w:p>
+    <w:p>
+      <w:r>
+        <w:t>In order to prevent having to constantly check passwords, the applications including the store implement a token system. Tokens are session-based methods of ensuring a user is who they say they are per request to the server.</w:t>
+      </w:r>
+    </w:p>
+    <w:p>
+      <w:r>
+        <w:t>JWT token</w:t>
+      </w:r>
+    </w:p>
+    <w:p>
+      <w:r>
+        <w:t>A JWT token is an internet standard way for creating and storing encoded data within a token. Within the application, JWT tokens are used to store the userID of a user. Using the userID, the user can be matched and found to retrieve their data.</w:t>
+      </w:r>
+    </w:p>
+    <w:p/>
+    <w:p/>
+    <w:p/>
+    <w:p/>
+    <w:p/>
+    <w:p/>
+    <w:p/>
+    <w:p/>
+    <w:p>
+      <w:r>
+        <w:lastRenderedPageBreak/>
+        <w:t xml:space="preserve">Ease of development vs </w:t>
+      </w:r>
+      <w:r>
+        <w:t>best practices</w:t>
+      </w:r>
+    </w:p>
+    <w:p>
+      <w:r>
+        <w:t xml:space="preserve">Sometimes in development the ease of development out-weighs the speed of the application. As long as the product is proved to be able to be developed. The application can always be optimised or re-written in a different language to be faster. </w:t>
+      </w:r>
+    </w:p>
+    <w:p>
+      <w:r>
+        <w:t>As a business, best practices should be followed more closely as the development power is usually there to be able to develop it correctly the first time.</w:t>
+      </w:r>
+    </w:p>
+    <w:p/>
+    <w:p/>
+    <w:p/>
+    <w:p/>
+    <w:p/>
+    <w:p/>
+    <w:p/>
+    <w:p/>
+    <w:p/>
+    <w:p/>
+    <w:p/>
+    <w:p/>
+    <w:p>
+      <w:r>
+        <w:t>Docker</w:t>
+      </w:r>
+    </w:p>
+    <w:p>
+      <w:r>
+        <w:t xml:space="preserve">Docker is an application built to containerise other applications. Through this containerisation, developers can build and test their code </w:t>
+      </w:r>
+      <w:r>
+        <w:t xml:space="preserve">without having to worry about </w:t>
+      </w:r>
+    </w:p>
+    <w:p>
+      <w:r>
+        <w:t>Docker was chosen to simplify the build process for both applications.</w:t>
+      </w:r>
+      <w:r>
+        <w:t xml:space="preserve"> </w:t>
+      </w:r>
+      <w:r>
+        <w:t>Docker allows the developer to automate the build process by using step-by-step commands in a file called a Dockerfile.</w:t>
+      </w:r>
+      <w:r>
+        <w:t xml:space="preserve"> These </w:t>
+      </w:r>
+      <w:r>
+        <w:t>D</w:t>
+      </w:r>
+      <w:r>
+        <w:t>ockerfiles allow you to specify how libraries are downloaded and installed as well as how the final program is run</w:t>
+      </w:r>
+      <w:r>
+        <w:t>. To use the Dockerfile, an initial image is selected for usage within the container</w:t>
+      </w:r>
+      <w:r>
+        <w:t>, f</w:t>
+      </w:r>
+      <w:r>
+        <w:t>or example, each of the servers running within ICMS utilise the default</w:t>
+      </w:r>
+      <w:r>
+        <w:t xml:space="preserve"> newest</w:t>
+      </w:r>
+      <w:r>
+        <w:t xml:space="preserve"> python </w:t>
+      </w:r>
+      <w:r>
+        <w:t>image</w:t>
+      </w:r>
+      <w:r>
+        <w:t>, while each of the Svelte web applications use the node image</w:t>
+      </w:r>
+      <w:r>
+        <w:t>.</w:t>
+      </w:r>
+    </w:p>
+    <w:p>
+      <w:r>
+        <w:t>Commands used within docker are the same as any other.</w:t>
+      </w:r>
+      <w:r>
+        <w:t xml:space="preserve"> The final command is the one that will attempt to run for as long as the application is running, specifying this anywhere else will prevent the command from being executed.</w:t>
+      </w:r>
+    </w:p>
+    <w:p/>
+    <w:p>
+      <w:r>
+        <w:t>Docker</w:t>
       </w:r>
       <w:r>
         <w:t>-</w:t>
       </w:r>
       <w:r>
-        <w:t>known and well supported language allows more people that would other not be able to contribute to be given the chance to</w:t>
-      </w:r>
-      <w:r>
-        <w:t>, a</w:t>
-      </w:r>
-      <w:r>
-        <w:t>s well being able to utilise different libraries and packages</w:t>
-      </w:r>
-      <w:r>
-        <w:t xml:space="preserve"> to simplify the development without having re-invent the wheel</w:t>
-      </w:r>
-      <w:r>
-        <w:t>.</w:t>
-      </w:r>
-    </w:p>
-    <w:p>
-      <w:r>
-        <w:t xml:space="preserve">Python is an incredibly versatile language. </w:t>
-      </w:r>
-      <w:r>
-        <w:t>A part of this versatility stems from the fact it is an interpreted language versus being a compiled language.</w:t>
-      </w:r>
-      <w:r>
-        <w:t xml:space="preserve"> Being interpreted means the code is run without first being compiled, this means the code is run line by line executing each command as it comes.</w:t>
-      </w:r>
-      <w:r>
-        <w:t xml:space="preserve"> This massively affects the development experience as skipping the compilation step allows for much faster development</w:t>
-      </w:r>
-      <w:r>
-        <w:t>,</w:t>
-      </w:r>
-      <w:r>
-        <w:t xml:space="preserve"> </w:t>
-      </w:r>
-      <w:r>
-        <w:t>t</w:t>
-      </w:r>
-      <w:r>
-        <w:t>his is</w:t>
-      </w:r>
-      <w:r>
-        <w:t xml:space="preserve"> also</w:t>
-      </w:r>
-      <w:r>
-        <w:t xml:space="preserve"> why it</w:t>
-      </w:r>
-      <w:r>
-        <w:t xml:space="preserve"> is</w:t>
-      </w:r>
-      <w:r>
-        <w:t xml:space="preserve"> often chosen for web-development</w:t>
-      </w:r>
-      <w:r>
-        <w:t xml:space="preserve"> where hot-reloading and quick iteration is far more common</w:t>
-      </w:r>
-      <w:r>
-        <w:t>.</w:t>
-      </w:r>
-    </w:p>
-    <w:p>
-      <w:r>
-        <w:t>A downside to being interpreted is speed. Python is not widely regarded as being the most efficient or fast language out there</w:t>
-      </w:r>
-      <w:r>
-        <w:t>, it misses things such as compile-time optimisations and has a large amount of overhead in comparison to language such as C/C++ or Java</w:t>
-      </w:r>
-      <w:r>
-        <w:t>/C#</w:t>
-      </w:r>
-      <w:r>
-        <w:t>. To</w:t>
-      </w:r>
-      <w:r>
-        <w:t xml:space="preserve"> attempt to</w:t>
-      </w:r>
-      <w:r>
-        <w:t xml:space="preserve"> combat this, python utilises compiled C libraries to replace</w:t>
-      </w:r>
-      <w:r>
-        <w:t xml:space="preserve"> some of</w:t>
-      </w:r>
-      <w:r>
-        <w:t xml:space="preserve"> the slowest parts</w:t>
-      </w:r>
-      <w:r>
-        <w:t xml:space="preserve">, while also using a caching system to compile some parts of the application to python byte code which is much closer to native code than </w:t>
-      </w:r>
-      <w:r>
-        <w:t xml:space="preserve">running </w:t>
-      </w:r>
-      <w:r>
-        <w:t xml:space="preserve">the </w:t>
-      </w:r>
-      <w:r>
-        <w:t>interpreted code.</w:t>
-      </w:r>
-    </w:p>
-    <w:p>
-      <w:r>
-        <w:t>Modern versions of python include the keywords for async await execution.</w:t>
-      </w:r>
-      <w:r>
-        <w:t xml:space="preserve"> </w:t>
-      </w:r>
-      <w:r>
-        <w:t xml:space="preserve">Async </w:t>
-      </w:r>
-      <w:r>
-        <w:t xml:space="preserve">architecture </w:t>
-      </w:r>
-      <w:r>
-        <w:t>allows for the</w:t>
-      </w:r>
-      <w:r>
-        <w:t xml:space="preserve"> concurrent execution of code</w:t>
-      </w:r>
-      <w:r>
-        <w:t>, meaning, instead of having to wait for code to execute other code can instead be executed and processed while waiting</w:t>
-      </w:r>
-      <w:r>
-        <w:t>.</w:t>
-      </w:r>
-      <w:r>
-        <w:t xml:space="preserve"> All server functions in the ICMS server a</w:t>
-      </w:r>
-      <w:r>
-        <w:t>re</w:t>
-      </w:r>
-      <w:r>
-        <w:t xml:space="preserve"> built using the async architecture because</w:t>
-      </w:r>
-      <w:r>
-        <w:t xml:space="preserve"> extensions </w:t>
-      </w:r>
-      <w:r>
-        <w:t>are designed to be able</w:t>
-      </w:r>
-      <w:r>
-        <w:t xml:space="preserve"> to run in the background depending on what needs to be processed</w:t>
-      </w:r>
-      <w:r>
-        <w:t>,</w:t>
-      </w:r>
-      <w:r>
-        <w:t xml:space="preserve"> through the asyncio</w:t>
-      </w:r>
-      <w:r>
-        <w:t xml:space="preserve"> python</w:t>
-      </w:r>
-      <w:r>
-        <w:t xml:space="preserve"> library.</w:t>
-      </w:r>
-      <w:r>
-        <w:t xml:space="preserve"> This design also helps when utilising </w:t>
-      </w:r>
-      <w:r>
-        <w:t>different</w:t>
-      </w:r>
-      <w:r>
-        <w:t xml:space="preserve"> threads for things such as, writing</w:t>
-      </w:r>
-      <w:r>
-        <w:t xml:space="preserve"> or reading to or from</w:t>
-      </w:r>
-      <w:r>
-        <w:t xml:space="preserve"> a device </w:t>
-      </w:r>
-      <w:r>
-        <w:t>multiple time</w:t>
-      </w:r>
-      <w:r>
-        <w:t xml:space="preserve"> a second</w:t>
-      </w:r>
-      <w:r>
-        <w:t>.</w:t>
-      </w:r>
-    </w:p>
-    <w:p/>
-    <w:p/>
-    <w:p>
-      <w:r>
-        <w:t xml:space="preserve">Python </w:t>
-      </w:r>
-      <w:r>
-        <w:t>GIL</w:t>
-      </w:r>
-    </w:p>
-    <w:p>
-      <w:r>
-        <w:lastRenderedPageBreak/>
-        <w:t>The python GIL protects from cross-thread errors</w:t>
-      </w:r>
-      <w:r>
-        <w:t xml:space="preserve"> such as race conditions</w:t>
-      </w:r>
-      <w:r>
-        <w:t xml:space="preserve"> by detecting when the application attempts to access </w:t>
-      </w:r>
-      <w:r>
-        <w:t>objects unsafely</w:t>
-      </w:r>
-      <w:r>
-        <w:t>.</w:t>
-      </w:r>
-      <w:r>
-        <w:t xml:space="preserve"> Many languages leave this up to the developer to protect against, most notably C/C++</w:t>
-      </w:r>
-      <w:r>
-        <w:t xml:space="preserve"> has no protection against thread unsafe code</w:t>
-      </w:r>
-      <w:r>
-        <w:t xml:space="preserve"> and as a result many errors can stem from attempting to write multithreaded code</w:t>
-      </w:r>
-      <w:r>
-        <w:t>.</w:t>
-      </w:r>
-      <w:r>
-        <w:t xml:space="preserve"> Through the GIL python instead </w:t>
-      </w:r>
-      <w:r>
-        <w:t>does this automatically.</w:t>
-      </w:r>
-    </w:p>
-    <w:p/>
-    <w:p>
-      <w:r>
-        <w:t xml:space="preserve">Extending </w:t>
-      </w:r>
-      <w:r>
-        <w:t>the</w:t>
-      </w:r>
-      <w:r>
-        <w:t xml:space="preserve"> application</w:t>
-      </w:r>
-    </w:p>
-    <w:p>
-      <w:r>
-        <w:t>The system for loading extensions in the ICMS server utilises the fact that python has easy access to a global</w:t>
-      </w:r>
-      <w:r>
-        <w:t xml:space="preserve"> system where the libraries and stored and displayed. Having access to this s</w:t>
-      </w:r>
-      <w:r>
-        <w:t>ystem</w:t>
-      </w:r>
-      <w:r>
-        <w:t xml:space="preserve"> means libraries can be imported and unimported at will. It also means that individual libraries can be used similarly to objects where the library object can be stored and referenced.</w:t>
-      </w:r>
-    </w:p>
-    <w:p>
-      <w:r>
-        <w:t>In the application</w:t>
-      </w:r>
-      <w:r>
-        <w:t xml:space="preserve"> </w:t>
-      </w:r>
-      <w:r>
-        <w:t>extensions are loaded before any of the other parts of the software are started</w:t>
-      </w:r>
-      <w:r>
-        <w:t xml:space="preserve"> through the init_extensions function found in the webserver</w:t>
-      </w:r>
-      <w:r>
-        <w:t>. The</w:t>
-      </w:r>
-      <w:r>
-        <w:t xml:space="preserve">se extensions </w:t>
-      </w:r>
-      <w:r>
-        <w:t>are loaded by importing</w:t>
-      </w:r>
-      <w:r>
-        <w:t xml:space="preserve"> it</w:t>
-      </w:r>
-      <w:r>
-        <w:t xml:space="preserve"> at runtime though pythons importlib library.</w:t>
-      </w:r>
-      <w:r>
-        <w:t xml:space="preserve"> This way of loading the </w:t>
-      </w:r>
-      <w:r>
-        <w:t xml:space="preserve">extensions </w:t>
-      </w:r>
-      <w:r>
-        <w:t xml:space="preserve">allows the end user to </w:t>
-      </w:r>
-      <w:r>
-        <w:t>decide</w:t>
-      </w:r>
-      <w:r>
-        <w:t xml:space="preserve"> which libraries </w:t>
-      </w:r>
-      <w:r>
-        <w:t xml:space="preserve">need </w:t>
-      </w:r>
-      <w:r>
-        <w:t xml:space="preserve">to be imported and where from </w:t>
-      </w:r>
-      <w:r>
-        <w:t>us</w:t>
-      </w:r>
-      <w:r>
-        <w:t>ing</w:t>
-      </w:r>
-      <w:r>
-        <w:t xml:space="preserve"> the json file found in the settings </w:t>
-      </w:r>
-      <w:r>
-        <w:t>folder</w:t>
-      </w:r>
-      <w:r>
-        <w:t>. This massively simplifies the end user experience for building and using community made extensions.</w:t>
-      </w:r>
-      <w:r>
-        <w:t xml:space="preserve"> </w:t>
-      </w:r>
-    </w:p>
-    <w:p>
-      <w:r>
-        <w:t xml:space="preserve">This system also massively benefits developers as the core systems can continue to run after importing an extension </w:t>
-      </w:r>
-      <w:r>
-        <w:t xml:space="preserve">even </w:t>
-      </w:r>
-      <w:r>
-        <w:t>with broken code as the</w:t>
-      </w:r>
-      <w:r>
-        <w:t xml:space="preserve"> extension will just fail to be imported through the try-catch statement.</w:t>
-      </w:r>
-      <w:r>
-        <w:t xml:space="preserve"> This failure to be imported will also display a debugging message in the log file making tracking down errors significantly easier.</w:t>
-      </w:r>
-      <w:r>
-        <w:t xml:space="preserve">  </w:t>
-      </w:r>
-      <w:r>
-        <w:t xml:space="preserve"> </w:t>
-      </w:r>
-    </w:p>
-    <w:p/>
-    <w:p>
-      <w:r>
-        <w:t>Sockets and web-sockets</w:t>
-      </w:r>
-    </w:p>
-    <w:p>
-      <w:r>
-        <w:t>The ICMS application is comprised of two different servers, a flask http server and a socket server.</w:t>
-      </w:r>
-      <w:r>
-        <w:t xml:space="preserve"> The key differences between these two servers </w:t>
-      </w:r>
-      <w:r>
-        <w:t>are</w:t>
-      </w:r>
-      <w:r>
-        <w:t xml:space="preserve"> the </w:t>
-      </w:r>
-      <w:r>
-        <w:t>HTTP</w:t>
-      </w:r>
-      <w:r>
-        <w:t xml:space="preserve"> server uses the REST architecture for receiving HTTP requests, where each request can</w:t>
-      </w:r>
-      <w:r>
-        <w:t xml:space="preserve"> only</w:t>
-      </w:r>
-      <w:r>
-        <w:t xml:space="preserve"> be one type of</w:t>
-      </w:r>
-      <w:r>
-        <w:t xml:space="preserve"> HTTP</w:t>
-      </w:r>
-      <w:r>
-        <w:t xml:space="preserve"> request</w:t>
-      </w:r>
-      <w:r>
-        <w:t>, for example, a GET or POST</w:t>
-      </w:r>
-      <w:r>
-        <w:t xml:space="preserve"> request</w:t>
-      </w:r>
-      <w:r>
-        <w:t xml:space="preserve">. </w:t>
-      </w:r>
-      <w:r>
-        <w:t>The issue with a HTTP server is that data can only be transferred when a request is made, meaning streaming data between the server and device can only occur if the device either makes many requests to the server, or similarly, the server makes many requests to the device. If the latter was chosen, the device would also need to be running its own server also in</w:t>
-      </w:r>
-      <w:r>
-        <w:t>troducing</w:t>
-      </w:r>
-      <w:r>
-        <w:t xml:space="preserve"> a</w:t>
-      </w:r>
-      <w:r>
-        <w:t xml:space="preserve"> </w:t>
-      </w:r>
-      <w:r>
-        <w:t>performance over-head</w:t>
-      </w:r>
-      <w:r>
-        <w:t xml:space="preserve"> which only much lower power devices needs to be avoided at all costs</w:t>
-      </w:r>
-      <w:r>
-        <w:t>.</w:t>
-      </w:r>
-    </w:p>
-    <w:p>
-      <w:r>
-        <w:t xml:space="preserve">Instead, </w:t>
-      </w:r>
-      <w:r>
-        <w:t>t</w:t>
-      </w:r>
-      <w:r>
-        <w:t>he socket server is</w:t>
-      </w:r>
-      <w:r>
-        <w:t xml:space="preserve"> the server</w:t>
-      </w:r>
-      <w:r>
-        <w:t xml:space="preserve"> used to communicate with the iot-devices</w:t>
-      </w:r>
-      <w:r>
-        <w:t>.</w:t>
-      </w:r>
-      <w:r>
-        <w:t xml:space="preserve"> A socket server instead reads from a stream of data, where data can be sent and </w:t>
-      </w:r>
-      <w:r>
-        <w:t>received</w:t>
-      </w:r>
-      <w:r>
-        <w:t xml:space="preserve"> at </w:t>
-      </w:r>
-      <w:r>
-        <w:t>any time</w:t>
-      </w:r>
-      <w:r>
-        <w:t xml:space="preserve"> from either side.</w:t>
-      </w:r>
-      <w:r>
-        <w:t xml:space="preserve"> This massively reduces the over-head necessary as instead of having to make many requests, the device can instead simply create and keep open one connection to the main server that can be reused to send and receive</w:t>
-      </w:r>
-      <w:r>
-        <w:t>.</w:t>
-      </w:r>
-    </w:p>
-    <w:p>
-      <w:r>
-        <w:t>Using the socket server does come with some caveats</w:t>
-      </w:r>
-      <w:r>
-        <w:t>. Mainly being the unstructured form of data being sent.</w:t>
-      </w:r>
-      <w:r>
-        <w:t xml:space="preserve"> In comparison to the pre-formed HTTP requests which can be easily</w:t>
-      </w:r>
-      <w:r>
-        <w:t xml:space="preserve"> read and manipulated</w:t>
-      </w:r>
-      <w:r>
-        <w:t>, t</w:t>
-      </w:r>
-      <w:r>
-        <w:t>he socket server and clients send raw bytes of data between each-other which need to be decoded and formed into readable data.</w:t>
-      </w:r>
-      <w:r>
-        <w:t xml:space="preserve"> JSON was the form of data chosen to be </w:t>
-      </w:r>
-      <w:r>
-        <w:t>used by the server and clients as it is</w:t>
-      </w:r>
-      <w:r>
-        <w:t xml:space="preserve"> an</w:t>
-      </w:r>
-      <w:r>
-        <w:t xml:space="preserve"> incredibly versatile</w:t>
-      </w:r>
-      <w:r>
-        <w:t xml:space="preserve"> data format</w:t>
-      </w:r>
-      <w:r>
-        <w:t xml:space="preserve"> widely supported by </w:t>
-      </w:r>
-      <w:r>
-        <w:lastRenderedPageBreak/>
-        <w:t>languages and different libraries and systems</w:t>
-      </w:r>
-      <w:r>
-        <w:t>, while also being incredibly human read and writable</w:t>
-      </w:r>
-      <w:r>
-        <w:t>.</w:t>
-      </w:r>
-      <w:r>
-        <w:t xml:space="preserve"> Python especially has amazing built in support for the JSON format</w:t>
-      </w:r>
-      <w:r>
-        <w:t>.</w:t>
-      </w:r>
-    </w:p>
-    <w:p>
-      <w:r>
-        <w:t>The socket server captures the sent data</w:t>
-      </w:r>
-      <w:r>
-        <w:t xml:space="preserve"> from the client</w:t>
-      </w:r>
-      <w:r>
-        <w:t xml:space="preserve"> and determines how the command needs to be interpreted</w:t>
-      </w:r>
-      <w:r>
-        <w:t>.</w:t>
-      </w:r>
-    </w:p>
-    <w:p>
-      <w:r>
-        <w:t>(show server/client architecture diagram here)</w:t>
-      </w:r>
-    </w:p>
-    <w:p>
-      <w:r>
-        <w:t>IOT server functions</w:t>
-      </w:r>
-    </w:p>
-    <w:p>
-      <w:r>
-        <w:t>When connecting a new device</w:t>
-      </w:r>
-      <w:r>
-        <w:t xml:space="preserve"> to the socket server</w:t>
-      </w:r>
-      <w:r>
-        <w:t xml:space="preserve">, the device has </w:t>
-      </w:r>
-      <w:r>
-        <w:t>the option of specifying a list of endpoints. The endpoints</w:t>
-      </w:r>
-      <w:r>
-        <w:t xml:space="preserve"> are functions which</w:t>
-      </w:r>
-      <w:r>
-        <w:t xml:space="preserve"> are </w:t>
-      </w:r>
-      <w:r>
-        <w:t>the</w:t>
-      </w:r>
-      <w:r>
-        <w:t xml:space="preserve"> way of displaying to the server and any other device, </w:t>
-      </w:r>
-      <w:r>
-        <w:t>what</w:t>
-      </w:r>
-      <w:r>
-        <w:t xml:space="preserve"> features the device has access to.</w:t>
-      </w:r>
-      <w:r>
-        <w:t xml:space="preserve"> This is similar to architectures such as </w:t>
-      </w:r>
-      <w:r>
-        <w:t>remote procedure call</w:t>
-      </w:r>
-      <w:r>
-        <w:t>s</w:t>
-      </w:r>
-      <w:r>
-        <w:t xml:space="preserve"> (RPC)</w:t>
-      </w:r>
-      <w:r>
-        <w:t xml:space="preserve"> </w:t>
-      </w:r>
-      <w:r>
-        <w:t xml:space="preserve">where functions can be directly </w:t>
-      </w:r>
-      <w:r>
-        <w:t>called,</w:t>
-      </w:r>
-      <w:r>
-        <w:t xml:space="preserve"> and the arguments are determined by the request</w:t>
-      </w:r>
-      <w:r>
-        <w:t>.</w:t>
-      </w:r>
-      <w:r>
-        <w:t xml:space="preserve"> Through the extensions, new features can be added to the server, automatically updating what </w:t>
-      </w:r>
-      <w:r>
-        <w:t xml:space="preserve">new </w:t>
-      </w:r>
-      <w:r>
-        <w:t>functions devices have access to.</w:t>
-      </w:r>
-    </w:p>
-    <w:p/>
-    <w:p>
-      <w:r>
-        <w:t>Extensions</w:t>
-      </w:r>
-    </w:p>
-    <w:p>
-      <w:r>
-        <w:t>Each extension can register different functions through the extension class. Registering a function automatically adds it to the list of server functions</w:t>
-      </w:r>
-      <w:r>
-        <w:t xml:space="preserve"> accessible from the web server or devices connected to the socket server</w:t>
-      </w:r>
-      <w:r>
-        <w:t>.</w:t>
-      </w:r>
-      <w:r>
-        <w:t xml:space="preserve"> When registering a </w:t>
-      </w:r>
-      <w:r>
-        <w:t>function,</w:t>
-      </w:r>
-      <w:r>
-        <w:t xml:space="preserve"> the developer also</w:t>
-      </w:r>
-      <w:r>
-        <w:t xml:space="preserve"> has the ability to specify different arguments for when the function is called.</w:t>
-      </w:r>
-      <w:r>
-        <w:t xml:space="preserve"> The</w:t>
-      </w:r>
-      <w:r>
-        <w:t>se</w:t>
-      </w:r>
-      <w:r>
-        <w:t xml:space="preserve"> arguments</w:t>
-      </w:r>
-      <w:r>
-        <w:t xml:space="preserve"> will need to conform to the arguments specified</w:t>
-      </w:r>
-      <w:r>
-        <w:t xml:space="preserve"> for it to be successfully called</w:t>
-      </w:r>
-      <w:r>
-        <w:t xml:space="preserve"> otherwise the function will fail and display a debug message in the log</w:t>
-      </w:r>
-      <w:r>
-        <w:t>.</w:t>
-      </w:r>
-      <w:r>
-        <w:t xml:space="preserve"> These arguments are dynamically</w:t>
-      </w:r>
-      <w:r>
-        <w:t xml:space="preserve"> loaded through specifying </w:t>
-      </w:r>
-      <w:r>
-        <w:t>it as</w:t>
-      </w:r>
-      <w:r>
-        <w:t xml:space="preserve"> a string</w:t>
-      </w:r>
-      <w:r>
-        <w:t xml:space="preserve">, meaning when converting the variable to the specified </w:t>
-      </w:r>
-      <w:r>
-        <w:t>type, as long as the type is loaded within the application</w:t>
-      </w:r>
-      <w:r>
-        <w:t>, it can</w:t>
-      </w:r>
-      <w:r>
-        <w:t xml:space="preserve"> essentially</w:t>
-      </w:r>
-      <w:r>
-        <w:t xml:space="preserve"> be</w:t>
-      </w:r>
-      <w:r>
-        <w:t xml:space="preserve"> </w:t>
-      </w:r>
-      <w:r>
-        <w:t>anything,</w:t>
-      </w:r>
-      <w:r>
-        <w:t xml:space="preserve"> and it will attempt to be converted</w:t>
-      </w:r>
-      <w:r>
-        <w:t>.</w:t>
-      </w:r>
-      <w:r>
-        <w:t xml:space="preserve"> </w:t>
-      </w:r>
-    </w:p>
-    <w:p>
-      <w:r>
-        <w:t>(show example of complex data type</w:t>
-      </w:r>
-      <w:r>
-        <w:t xml:space="preserve"> and simple data types</w:t>
-      </w:r>
-      <w:r>
-        <w:t>)</w:t>
-      </w:r>
-    </w:p>
-    <w:p/>
-    <w:p/>
-    <w:p/>
-    <w:p/>
-    <w:p/>
-    <w:p/>
-    <w:p/>
-    <w:p>
-      <w:r>
-        <w:t>Flask vs other API’s</w:t>
-      </w:r>
-    </w:p>
-    <w:p>
-      <w:r>
-        <w:t xml:space="preserve">There are many different systems for hosting </w:t>
-      </w:r>
-      <w:r>
-        <w:t xml:space="preserve">HTTP </w:t>
-      </w:r>
-      <w:r>
-        <w:t>servers with python.</w:t>
-      </w:r>
-    </w:p>
-    <w:p/>
-    <w:p>
-      <w:r>
-        <w:t>Fast API</w:t>
-      </w:r>
-    </w:p>
-    <w:p>
-      <w:r>
-        <w:t>F</w:t>
-      </w:r>
-      <w:r>
-        <w:t>lask</w:t>
-      </w:r>
-    </w:p>
-    <w:p>
-      <w:r>
-        <w:lastRenderedPageBreak/>
-        <w:t xml:space="preserve">Flask is an incredibly minimal library for hosting HTTP servers. </w:t>
-      </w:r>
-      <w:r>
-        <w:t>Some</w:t>
-      </w:r>
-      <w:r>
-        <w:t xml:space="preserve"> of the key factors of selecting this library for use in the application was the community support</w:t>
-      </w:r>
-      <w:r>
-        <w:t xml:space="preserve"> and feature richness. Community support for the library allowed for very rapid development</w:t>
-      </w:r>
-      <w:r>
-        <w:t xml:space="preserve"> and iteration</w:t>
-      </w:r>
-      <w:r>
-        <w:t xml:space="preserve"> especially important for web development</w:t>
-      </w:r>
-      <w:r>
-        <w:t>.</w:t>
-      </w:r>
-    </w:p>
-    <w:p>
-      <w:r>
-        <w:t xml:space="preserve">The library supports many of the more modern features found in python, such as the async/await architecture as well as support for modern hosting applications, one of which is gunicorn, the </w:t>
-      </w:r>
-      <w:r>
-        <w:t xml:space="preserve">system </w:t>
-      </w:r>
-      <w:r>
-        <w:t>selected to be the host for the production</w:t>
-      </w:r>
-      <w:r>
-        <w:t xml:space="preserve"> build of the application</w:t>
-      </w:r>
-      <w:r>
-        <w:t>.</w:t>
-      </w:r>
-    </w:p>
-    <w:p>
-      <w:r>
-        <w:t>Building endpoints for flask is incredibly easy, endpoints are determined by decorating different functions or adding them</w:t>
-      </w:r>
-      <w:r>
-        <w:t xml:space="preserve"> at runtime</w:t>
-      </w:r>
-      <w:r>
-        <w:t xml:space="preserve"> to the </w:t>
-      </w:r>
-      <w:r>
-        <w:t>flask</w:t>
-      </w:r>
-      <w:r>
-        <w:t xml:space="preserve"> application</w:t>
-      </w:r>
-      <w:r>
-        <w:t xml:space="preserve"> </w:t>
-      </w:r>
-      <w:r>
-        <w:t>object</w:t>
-      </w:r>
-      <w:r>
-        <w:t>.</w:t>
-      </w:r>
-      <w:r>
-        <w:t xml:space="preserve"> </w:t>
-      </w:r>
-    </w:p>
-    <w:p/>
-    <w:p/>
-    <w:p/>
-    <w:p/>
-    <w:p/>
-    <w:p/>
-    <w:p/>
-    <w:p/>
-    <w:p/>
-    <w:p/>
-    <w:p/>
-    <w:p/>
-    <w:p/>
-    <w:p/>
-    <w:p/>
-    <w:p/>
-    <w:p/>
-    <w:p/>
-    <w:p/>
-    <w:p>
-      <w:r>
-        <w:t xml:space="preserve">Ease of development vs </w:t>
-      </w:r>
-      <w:r>
-        <w:t>best practices</w:t>
-      </w:r>
-    </w:p>
-    <w:p>
-      <w:r>
-        <w:t xml:space="preserve">Sometimes in development the ease of development out-weighs the speed of the application. As long as the product is proved to be able to be developed. The application can always be optimised or re-written in a different language to be faster. </w:t>
-      </w:r>
-    </w:p>
-    <w:p>
-      <w:r>
-        <w:t>As a business, best practices should be followed more closely as the development power is usually there to be able to develop it correctly the first time.</w:t>
-      </w:r>
-    </w:p>
-    <w:p>
-      <w:r>
-        <w:lastRenderedPageBreak/>
-        <w:t>Authentication</w:t>
-      </w:r>
-    </w:p>
-    <w:p>
-      <w:r>
-        <w:t>Authentication is a large part of any application</w:t>
-      </w:r>
-      <w:r>
-        <w:t>,</w:t>
-      </w:r>
-      <w:r>
-        <w:t xml:space="preserve"> </w:t>
-      </w:r>
-      <w:r>
-        <w:t>d</w:t>
-      </w:r>
-      <w:r>
-        <w:t xml:space="preserve">eciding who can and </w:t>
-      </w:r>
-      <w:r>
-        <w:t>can’t</w:t>
-      </w:r>
-      <w:r>
-        <w:t xml:space="preserve"> access</w:t>
-      </w:r>
-      <w:r>
-        <w:t xml:space="preserve"> it</w:t>
-      </w:r>
-      <w:r>
-        <w:t xml:space="preserve"> and how the </w:t>
-      </w:r>
-      <w:r>
-        <w:t>user’s</w:t>
-      </w:r>
-      <w:r>
-        <w:t xml:space="preserve"> data is stored</w:t>
-      </w:r>
-      <w:r>
-        <w:t>.</w:t>
-      </w:r>
-      <w:r>
-        <w:t xml:space="preserve"> </w:t>
-      </w:r>
-      <w:r>
-        <w:t>The ICMS application</w:t>
-      </w:r>
-      <w:r>
-        <w:t xml:space="preserve"> gives the developers 2 options</w:t>
-      </w:r>
-      <w:r>
-        <w:t>,</w:t>
-      </w:r>
-      <w:r>
-        <w:t xml:space="preserve"> locally storing the user data in a json file. Or storing the data in a self</w:t>
-      </w:r>
-      <w:r>
-        <w:t>-</w:t>
-      </w:r>
-      <w:r>
-        <w:t>hostable authentication service.</w:t>
-      </w:r>
-    </w:p>
-    <w:p>
-      <w:r>
-        <w:t>Storing the data as a json file should be fine for most users as long as the main system is utilising the correct security features of the operating system it is running on.</w:t>
-      </w:r>
-      <w:r>
-        <w:t xml:space="preserve"> To add a layer of security to the user data, passwords are store in their encrypted forms.</w:t>
-      </w:r>
-    </w:p>
-    <w:p>
-      <w:r>
-        <w:t>The authentication service is another simple server that runs as an API service. Utilising an SQLite database to store the user data</w:t>
-      </w:r>
-      <w:r>
-        <w:t xml:space="preserve">, this method of storing data is much </w:t>
-      </w:r>
-      <w:r>
-        <w:t>more developer friendly.</w:t>
-      </w:r>
-    </w:p>
-    <w:p>
-      <w:r>
-        <w:t>In order to prevent having to constantly check passwords against users the ICMS ecosystem including the store implement a token system.</w:t>
-      </w:r>
-      <w:r>
-        <w:t xml:space="preserve"> Tokens are session</w:t>
-      </w:r>
-      <w:r>
-        <w:t>-</w:t>
-      </w:r>
-      <w:r>
-        <w:t>based methods of ensuring a user is who they say they are per request to the server.</w:t>
-      </w:r>
-    </w:p>
-    <w:p>
-      <w:r>
-        <w:t>JWT token</w:t>
-      </w:r>
-    </w:p>
-    <w:p>
-      <w:r>
-        <w:t>A JWT token</w:t>
-      </w:r>
-      <w:r>
-        <w:t xml:space="preserve"> </w:t>
-      </w:r>
-      <w:r>
-        <w:t>is an internet standard way for creating and storing encoded data within a token.</w:t>
-      </w:r>
-      <w:r>
-        <w:t xml:space="preserve"> Within the application, JWT tokens are used to store the userID of a user.</w:t>
-      </w:r>
-      <w:r>
-        <w:t xml:space="preserve"> Using the userID, the user can be matched and found to retrieve their data.</w:t>
-      </w:r>
-    </w:p>
-    <w:p/>
-    <w:p/>
-    <w:p/>
-    <w:p/>
-    <w:p/>
-    <w:p/>
-    <w:p/>
-    <w:p/>
-    <w:p/>
-    <w:p/>
-    <w:p/>
-    <w:p/>
-    <w:p/>
-    <w:p/>
-    <w:p/>
-    <w:p/>
-    <w:p/>
-    <w:p/>
-    <w:p/>
-    <w:p/>
-    <w:p/>
-    <w:p/>
-    <w:p/>
-    <w:p/>
-    <w:p/>
-    <w:p/>
-    <w:p>
-      <w:r>
-        <w:t>Docker</w:t>
-      </w:r>
-    </w:p>
-    <w:p>
-      <w:r>
-        <w:t xml:space="preserve">Docker is an application built to containerise other applications. Through this containerisation, developers can build and test their code </w:t>
-      </w:r>
-      <w:r>
-        <w:t xml:space="preserve">without having to worry about </w:t>
-      </w:r>
-    </w:p>
-    <w:p>
-      <w:r>
-        <w:t>Docker was chosen to simplify the build process for both applications.</w:t>
-      </w:r>
-      <w:r>
-        <w:t xml:space="preserve"> </w:t>
-      </w:r>
-      <w:r>
-        <w:t>Docker allows the developer to automate the build process by using step-by-step commands in a file called a Dockerfile.</w:t>
-      </w:r>
-      <w:r>
-        <w:t xml:space="preserve"> These </w:t>
-      </w:r>
-      <w:r>
-        <w:t>D</w:t>
-      </w:r>
-      <w:r>
-        <w:t>ockerfiles allow you to specify how libraries are downloaded and installed as well as how the final program is run</w:t>
-      </w:r>
-      <w:r>
-        <w:t>. To use the Dockerfile, an initial image is selected for usage within the container</w:t>
-      </w:r>
-      <w:r>
-        <w:t>, f</w:t>
-      </w:r>
-      <w:r>
-        <w:t>or example, each of the servers running within ICMS utilise the default</w:t>
-      </w:r>
-      <w:r>
-        <w:t xml:space="preserve"> newest</w:t>
-      </w:r>
-      <w:r>
-        <w:t xml:space="preserve"> python </w:t>
-      </w:r>
-      <w:r>
-        <w:t>image</w:t>
-      </w:r>
-      <w:r>
-        <w:t>, while each of the Svelte web applications use the node image</w:t>
-      </w:r>
-      <w:r>
-        <w:t>.</w:t>
-      </w:r>
-    </w:p>
-    <w:p>
-      <w:r>
-        <w:t>Commands used within docker are the same as any other.</w:t>
-      </w:r>
-      <w:r>
-        <w:t xml:space="preserve"> The final command is the one that will attempt to run for as long as the application is running, specifying this anywhere else will prevent the command from being executed.</w:t>
-      </w:r>
-    </w:p>
-    <w:p/>
-    <w:p>
-      <w:r>
-        <w:t>Docker</w:t>
-      </w:r>
-      <w:r>
-        <w:t>-</w:t>
-      </w:r>
-      <w:r>
         <w:t>C</w:t>
       </w:r>
       <w:r>
@@ -1988,13 +2409,6 @@
         <w:t xml:space="preserve"> Dockerfiles to be compiled together and run simultaneously in the same docker image. Through the image, different applications can be disabled and enabled depending on which parts the end user wishes to use. </w:t>
       </w:r>
     </w:p>
-    <w:p/>
-    <w:p/>
-    <w:p/>
-    <w:p/>
-    <w:p/>
-    <w:p/>
-    <w:p/>
     <w:p/>
     <w:p>
       <w:r>
@@ -2004,18 +2418,38 @@
     </w:p>
     <w:p>
       <w:r>
-        <w:t>Nginx through docker</w:t>
-      </w:r>
-    </w:p>
-    <w:p>
-      <w:r>
-        <w:t>Reverse proxies</w:t>
-      </w:r>
-    </w:p>
-    <w:p/>
-    <w:p/>
-    <w:p/>
-    <w:p/>
+        <w:t xml:space="preserve">Nginx is a piece of software used to host servers through proxying. </w:t>
+      </w:r>
+    </w:p>
+    <w:p>
+      <w:r>
+        <w:t xml:space="preserve">Nginx is used through docker, where the backend </w:t>
+      </w:r>
+      <w:r>
+        <w:t>services</w:t>
+      </w:r>
+      <w:r>
+        <w:t xml:space="preserve"> are proxied through </w:t>
+      </w:r>
+      <w:r>
+        <w:t>a</w:t>
+      </w:r>
+      <w:r>
+        <w:t xml:space="preserve"> nginx reverse proxy, allowing all commands to flow through nginx</w:t>
+      </w:r>
+      <w:r>
+        <w:t xml:space="preserve"> before reaching the backend</w:t>
+      </w:r>
+      <w:r>
+        <w:t xml:space="preserve"> services</w:t>
+      </w:r>
+      <w:r>
+        <w:t>.</w:t>
+      </w:r>
+      <w:r>
+        <w:t xml:space="preserve"> This system is good for taking advantage of features such as load balancing and rate limiting.</w:t>
+      </w:r>
+    </w:p>
     <w:p>
       <w:r>
         <w:t xml:space="preserve">Hosting and improving on </w:t>
@@ -2027,6 +2461,22 @@
     <w:p/>
     <w:p/>
     <w:p/>
+    <w:p>
+      <w:r>
+        <w:t>Git/</w:t>
+      </w:r>
+      <w:proofErr w:type="spellStart"/>
+      <w:r>
+        <w:t>Github</w:t>
+      </w:r>
+      <w:proofErr w:type="spellEnd"/>
+    </w:p>
+    <w:p>
+      <w:r>
+        <w:t>Git was the chosen method of version control throughout the development of the application.</w:t>
+      </w:r>
+    </w:p>
+    <w:p/>
     <w:p/>
     <w:p/>
     <w:p/>
@@ -2050,6 +2500,58 @@
     <w:p>
       <w:r>
         <w:lastRenderedPageBreak/>
+        <w:t>Optimising The Application/Future development</w:t>
+      </w:r>
+    </w:p>
+    <w:p/>
+    <w:p>
+      <w:r>
+        <w:t>Improving the store</w:t>
+      </w:r>
+    </w:p>
+    <w:p>
+      <w:r>
+        <w:t>Hardware database</w:t>
+      </w:r>
+    </w:p>
+    <w:p>
+      <w:r>
+        <w:t xml:space="preserve">Improved </w:t>
+      </w:r>
+      <w:r>
+        <w:t>extensio</w:t>
+      </w:r>
+      <w:r>
+        <w:t>n</w:t>
+      </w:r>
+      <w:r>
+        <w:t xml:space="preserve"> </w:t>
+      </w:r>
+      <w:r>
+        <w:t>management</w:t>
+      </w:r>
+    </w:p>
+    <w:p/>
+    <w:p/>
+    <w:p/>
+    <w:p/>
+    <w:p/>
+    <w:p/>
+    <w:p/>
+    <w:p/>
+    <w:p/>
+    <w:p/>
+    <w:p/>
+    <w:p/>
+    <w:p/>
+    <w:p/>
+    <w:p/>
+    <w:p/>
+    <w:p/>
+    <w:p/>
+    <w:p/>
+    <w:p>
+      <w:r>
         <w:t>Problems with development</w:t>
       </w:r>
     </w:p>
@@ -3324,23 +3826,6 @@
 </file>
 
 <file path=customXml/item1.xml><?xml version="1.0" encoding="utf-8"?>
-<p:properties xmlns:p="http://schemas.microsoft.com/office/2006/metadata/properties" xmlns:xsi="http://www.w3.org/2001/XMLSchema-instance" xmlns:pc="http://schemas.microsoft.com/office/infopath/2007/PartnerControls">
-  <documentManagement>
-    <_activity xmlns="99e95ec3-7501-4953-862f-3da7c7c03164" xsi:nil="true"/>
-  </documentManagement>
-</p:properties>
-</file>
-
-<file path=customXml/item2.xml><?xml version="1.0" encoding="utf-8"?>
-<?mso-contentType ?>
-<FormTemplates xmlns="http://schemas.microsoft.com/sharepoint/v3/contenttype/forms">
-  <Display>DocumentLibraryForm</Display>
-  <Edit>DocumentLibraryForm</Edit>
-  <New>DocumentLibraryForm</New>
-</FormTemplates>
-</file>
-
-<file path=customXml/item3.xml><?xml version="1.0" encoding="utf-8"?>
 <ct:contentTypeSchema xmlns:ct="http://schemas.microsoft.com/office/2006/metadata/contentType" xmlns:ma="http://schemas.microsoft.com/office/2006/metadata/properties/metaAttributes" ct:_="" ma:_="" ma:contentTypeName="Document" ma:contentTypeID="0x01010093AA00598D821E45B94CDFFE8209BB7C" ma:contentTypeVersion="11" ma:contentTypeDescription="Create a new document." ma:contentTypeScope="" ma:versionID="c23b4d2f2fadc7f2bf28f4188920455c">
   <xsd:schema xmlns:xsd="http://www.w3.org/2001/XMLSchema" xmlns:xs="http://www.w3.org/2001/XMLSchema" xmlns:p="http://schemas.microsoft.com/office/2006/metadata/properties" xmlns:ns3="99e95ec3-7501-4953-862f-3da7c7c03164" xmlns:ns4="4afd4b8e-1981-48f8-b7dd-1556741ef4b3" targetNamespace="http://schemas.microsoft.com/office/2006/metadata/properties" ma:root="true" ma:fieldsID="7971e798292459c2c716deb9183a399d" ns3:_="" ns4:_="">
     <xsd:import namespace="99e95ec3-7501-4953-862f-3da7c7c03164"/>
@@ -3549,25 +4034,24 @@
 </ct:contentTypeSchema>
 </file>
 
-<file path=customXml/itemProps1.xml><?xml version="1.0" encoding="utf-8"?>
-<ds:datastoreItem xmlns:ds="http://schemas.openxmlformats.org/officeDocument/2006/customXml" ds:itemID="{1FDE7685-FCB4-4828-9B1D-E946B4404AA3}">
-  <ds:schemaRefs>
-    <ds:schemaRef ds:uri="http://schemas.microsoft.com/office/2006/metadata/properties"/>
-    <ds:schemaRef ds:uri="http://schemas.microsoft.com/office/infopath/2007/PartnerControls"/>
-    <ds:schemaRef ds:uri="99e95ec3-7501-4953-862f-3da7c7c03164"/>
-  </ds:schemaRefs>
-</ds:datastoreItem>
+<file path=customXml/item2.xml><?xml version="1.0" encoding="utf-8"?>
+<?mso-contentType ?>
+<FormTemplates xmlns="http://schemas.microsoft.com/sharepoint/v3/contenttype/forms">
+  <Display>DocumentLibraryForm</Display>
+  <Edit>DocumentLibraryForm</Edit>
+  <New>DocumentLibraryForm</New>
+</FormTemplates>
 </file>
 
-<file path=customXml/itemProps2.xml><?xml version="1.0" encoding="utf-8"?>
-<ds:datastoreItem xmlns:ds="http://schemas.openxmlformats.org/officeDocument/2006/customXml" ds:itemID="{7E0C25F2-499C-4F19-BA1F-902D58BD4916}">
-  <ds:schemaRefs>
-    <ds:schemaRef ds:uri="http://schemas.microsoft.com/sharepoint/v3/contenttype/forms"/>
-  </ds:schemaRefs>
-</ds:datastoreItem>
+<file path=customXml/item3.xml><?xml version="1.0" encoding="utf-8"?>
+<p:properties xmlns:p="http://schemas.microsoft.com/office/2006/metadata/properties" xmlns:xsi="http://www.w3.org/2001/XMLSchema-instance" xmlns:pc="http://schemas.microsoft.com/office/infopath/2007/PartnerControls">
+  <documentManagement>
+    <_activity xmlns="99e95ec3-7501-4953-862f-3da7c7c03164" xsi:nil="true"/>
+  </documentManagement>
+</p:properties>
 </file>
 
-<file path=customXml/itemProps3.xml><?xml version="1.0" encoding="utf-8"?>
+<file path=customXml/itemProps1.xml><?xml version="1.0" encoding="utf-8"?>
 <ds:datastoreItem xmlns:ds="http://schemas.openxmlformats.org/officeDocument/2006/customXml" ds:itemID="{2657D872-E58C-4BFF-B595-4395C808139C}">
   <ds:schemaRefs>
     <ds:schemaRef ds:uri="http://schemas.microsoft.com/office/2006/metadata/contentType"/>
@@ -3584,4 +4068,22 @@
     <ds:schemaRef ds:uri="http://schemas.microsoft.com/internal/obd"/>
   </ds:schemaRefs>
 </ds:datastoreItem>
+</file>
+
+<file path=customXml/itemProps2.xml><?xml version="1.0" encoding="utf-8"?>
+<ds:datastoreItem xmlns:ds="http://schemas.openxmlformats.org/officeDocument/2006/customXml" ds:itemID="{7E0C25F2-499C-4F19-BA1F-902D58BD4916}">
+  <ds:schemaRefs>
+    <ds:schemaRef ds:uri="http://schemas.microsoft.com/sharepoint/v3/contenttype/forms"/>
+  </ds:schemaRefs>
+</ds:datastoreItem>
+</file>
+
+<file path=customXml/itemProps3.xml><?xml version="1.0" encoding="utf-8"?>
+<ds:datastoreItem xmlns:ds="http://schemas.openxmlformats.org/officeDocument/2006/customXml" ds:itemID="{1FDE7685-FCB4-4828-9B1D-E946B4404AA3}">
+  <ds:schemaRefs>
+    <ds:schemaRef ds:uri="http://schemas.microsoft.com/office/2006/metadata/properties"/>
+    <ds:schemaRef ds:uri="http://schemas.microsoft.com/office/infopath/2007/PartnerControls"/>
+    <ds:schemaRef ds:uri="99e95ec3-7501-4953-862f-3da7c7c03164"/>
+  </ds:schemaRefs>
+</ds:datastoreItem>
 </file>
--- a/docs/report.docx
+++ b/docs/report.docx
@@ -3,8 +3,18 @@
 <w:document xmlns:wpc="http://schemas.microsoft.com/office/word/2010/wordprocessingCanvas" xmlns:cx="http://schemas.microsoft.com/office/drawing/2014/chartex" xmlns:cx1="http://schemas.microsoft.com/office/drawing/2015/9/8/chartex" xmlns:cx2="http://schemas.microsoft.com/office/drawing/2015/10/21/chartex" xmlns:cx3="http://schemas.microsoft.com/office/drawing/2016/5/9/chartex" xmlns:cx4="http://schemas.microsoft.com/office/drawing/2016/5/10/chartex" xmlns:cx5="http://schemas.microsoft.com/office/drawing/2016/5/11/chartex" xmlns:cx6="http://schemas.microsoft.com/office/drawing/2016/5/12/chartex" xmlns:cx7="http://schemas.microsoft.com/office/drawing/2016/5/13/chartex" xmlns:cx8="http://schemas.microsoft.com/office/drawing/2016/5/14/chartex" xmlns:mc="http://schemas.openxmlformats.org/markup-compatibility/2006" xmlns:aink="http://schemas.microsoft.com/office/drawing/2016/ink" xmlns:am3d="http://schemas.microsoft.com/office/drawing/2017/model3d" xmlns:o="urn:schemas-microsoft-com:office:office" xmlns:oel="http://schemas.microsoft.com/office/2019/extlst" xmlns:r="http://schemas.openxmlformats.org/officeDocument/2006/relationships" xmlns:m="http://schemas.openxmlformats.org/officeDocument/2006/math" xmlns:v="urn:schemas-microsoft-com:vml" xmlns:wp14="http://schemas.microsoft.com/office/word/2010/wordprocessingDrawing" xmlns:wp="http://schemas.openxmlformats.org/drawingml/2006/wordprocessingDrawing" xmlns:w10="urn:schemas-microsoft-com:office:word" xmlns:w="http://schemas.openxmlformats.org/wordprocessingml/2006/main" xmlns:w14="http://schemas.microsoft.com/office/word/2010/wordml" xmlns:w15="http://schemas.microsoft.com/office/word/2012/wordml" xmlns:w16cex="http://schemas.microsoft.com/office/word/2018/wordml/cex" xmlns:w16cid="http://schemas.microsoft.com/office/word/2016/wordml/cid" xmlns:w16="http://schemas.microsoft.com/office/word/2018/wordml" xmlns:w16du="http://schemas.microsoft.com/office/word/2023/wordml/word16du" xmlns:w16sdtdh="http://schemas.microsoft.com/office/word/2020/wordml/sdtdatahash" xmlns:w16sdtfl="http://schemas.microsoft.com/office/word/2024/wordml/sdtformatlock" xmlns:w16se="http://schemas.microsoft.com/office/word/2015/wordml/symex" xmlns:wpg="http://schemas.microsoft.com/office/word/2010/wordprocessingGroup" xmlns:wpi="http://schemas.microsoft.com/office/word/2010/wordprocessingInk" xmlns:wne="http://schemas.microsoft.com/office/word/2006/wordml" xmlns:wps="http://schemas.microsoft.com/office/word/2010/wordprocessingShape" mc:Ignorable="w14 w15 w16se w16cid w16 w16cex w16sdtdh w16sdtfl w16du wp14">
   <w:body>
     <w:p>
-      <w:r>
-        <w:t>Opening statement</w:t>
+      <w:pPr>
+        <w:rPr>
+          <w:sz w:val="36"/>
+          <w:szCs w:val="36"/>
+        </w:rPr>
+      </w:pPr>
+      <w:r>
+        <w:rPr>
+          <w:sz w:val="36"/>
+          <w:szCs w:val="36"/>
+        </w:rPr>
+        <w:t>Abstract</w:t>
       </w:r>
     </w:p>
     <w:p>
@@ -49,22 +59,144 @@
       </w:r>
     </w:p>
     <w:p>
-      <w:r>
+      <w:pPr>
+        <w:rPr>
+          <w:sz w:val="36"/>
+          <w:szCs w:val="36"/>
+        </w:rPr>
+      </w:pPr>
+      <w:r>
+        <w:rPr>
+          <w:sz w:val="36"/>
+          <w:szCs w:val="36"/>
+        </w:rPr>
+        <w:t xml:space="preserve">Market </w:t>
+      </w:r>
+      <w:r>
+        <w:rPr>
+          <w:sz w:val="36"/>
+          <w:szCs w:val="36"/>
+        </w:rPr>
+        <w:t>Research</w:t>
+      </w:r>
+    </w:p>
+    <w:p>
+      <w:r>
+        <w:t>In the past creating new low power devices was far more difficult than now. Technology has now advanced to a point where low power devices are significantly more accessible to the average hobbyist or developer because they are so much cheaper. Devices such as raspberry pi’s and esp32’s can be ordered for as little as £10 with access to Bluetooth and WIFI that rival that of mobile devices such as phones and laptops for dramatically less of a cost.</w:t>
+      </w:r>
+    </w:p>
+    <w:p>
+      <w:r>
+        <w:t xml:space="preserve">As different devices have been released the communities around them have also continued to be built. More specifically, more hardware such as screens, adapter boards have been designed and built for cheaper and cheaper prices. Because of these prices, hardware has become more and more split between devices as different manufacturers develop their own unique software and hardware. </w:t>
+      </w:r>
+    </w:p>
+    <w:p>
+      <w:r>
+        <w:t>Ultra Low power devices</w:t>
+      </w:r>
+    </w:p>
+    <w:p>
+      <w:r>
+        <w:t xml:space="preserve">Many different devices come with different modes for how their power is managed. </w:t>
+      </w:r>
+    </w:p>
+    <w:p>
+      <w:r>
+        <w:t xml:space="preserve">This ultra-low power usage does come at the cost of performance and latency.  </w:t>
+      </w:r>
+    </w:p>
+    <w:p>
+      <w:r>
+        <w:t>The raspberry pi is one of the most universally known examples of low power but powerful devices. Raspberry Pi’s are often chosen due to their community support and ease of development. Devices such as the Raspberry Pi Pico or Zero are examples of their extra low power range. These devices utilise relatively powerful soc’s while reducing their total power usage to significantly lower amounts than other devices such as the full-size Raspberry Pi’s and other small form factor PC’s.</w:t>
+      </w:r>
+    </w:p>
+    <w:p>
+      <w:r>
+        <w:t>The Raspberry Pi Pico W was a significant inspiration for many of the design decisions made within ICMS. The W in the name signifying the fact it is has a Wi-Fi chip built in allows the device to send and receive data over the internet, making it a perfect example for being used to create an IOT device. When using the Pico or other Raspberry Pi devices a huge benefit is the fact that the devices can be developed using the Python programming language.</w:t>
+      </w:r>
+    </w:p>
+    <w:p/>
+    <w:p/>
+    <w:p>
+      <w:pPr>
+        <w:rPr>
+          <w:sz w:val="28"/>
+          <w:szCs w:val="28"/>
+        </w:rPr>
+      </w:pPr>
+      <w:r>
+        <w:rPr>
+          <w:sz w:val="28"/>
+          <w:szCs w:val="28"/>
+        </w:rPr>
+        <w:lastRenderedPageBreak/>
+        <w:t xml:space="preserve">Home </w:t>
+      </w:r>
+      <w:r>
+        <w:rPr>
+          <w:sz w:val="28"/>
+          <w:szCs w:val="28"/>
+        </w:rPr>
+        <w:t xml:space="preserve">Assistant </w:t>
+      </w:r>
+      <w:r>
+        <w:rPr>
+          <w:sz w:val="28"/>
+          <w:szCs w:val="28"/>
+        </w:rPr>
+        <w:t>and</w:t>
+      </w:r>
+      <w:r>
+        <w:rPr>
+          <w:sz w:val="28"/>
+          <w:szCs w:val="28"/>
+        </w:rPr>
         <w:t xml:space="preserve"> </w:t>
       </w:r>
-    </w:p>
-    <w:p>
-      <w:r>
+      <w:r>
+        <w:rPr>
+          <w:sz w:val="28"/>
+          <w:szCs w:val="28"/>
+        </w:rPr>
+        <w:t>Alternatives</w:t>
+      </w:r>
+    </w:p>
+    <w:p>
+      <w:r>
+        <w:t>Home assistant is an open-source software also written in python. It allows the user to automate and connect devices to a central server similarly to ICMS. The main differences between the two pieces of software are that ICMS is designed for developers or hobbyists to design and built their own devices, while home assistant is designed for connecting already built devices with software designed by the manufacturer.</w:t>
+      </w:r>
+    </w:p>
+    <w:p>
+      <w:r>
+        <w:t>Comparison graph here</w:t>
+      </w:r>
+    </w:p>
+    <w:p/>
+    <w:p/>
+    <w:p/>
+    <w:p/>
+    <w:p>
+      <w:r>
+        <w:t xml:space="preserve"> </w:t>
+      </w:r>
+    </w:p>
+    <w:p>
+      <w:pPr>
+        <w:rPr>
+          <w:sz w:val="36"/>
+          <w:szCs w:val="36"/>
+        </w:rPr>
+      </w:pPr>
+      <w:r>
+        <w:rPr>
+          <w:sz w:val="36"/>
+          <w:szCs w:val="36"/>
+        </w:rPr>
         <w:t>Product requirements</w:t>
       </w:r>
     </w:p>
     <w:p>
       <w:r>
-        <w:t>The requirements for this product are.</w:t>
-      </w:r>
-    </w:p>
-    <w:p>
-      <w:r>
         <w:t>There will be a server that will allow different devices to connect and authenticate. This server will have the ability to store and refence different devices based on the current user selected</w:t>
       </w:r>
       <w:r>
@@ -79,14 +211,18 @@
         <w:t xml:space="preserve"> </w:t>
       </w:r>
     </w:p>
-    <w:p/>
-    <w:p/>
-    <w:p/>
-    <w:p/>
-    <w:p/>
-    <w:p/>
-    <w:p>
-      <w:r>
+    <w:p>
+      <w:pPr>
+        <w:rPr>
+          <w:sz w:val="36"/>
+          <w:szCs w:val="36"/>
+        </w:rPr>
+      </w:pPr>
+      <w:r>
+        <w:rPr>
+          <w:sz w:val="36"/>
+          <w:szCs w:val="36"/>
+        </w:rPr>
         <w:t>Expected userbase</w:t>
       </w:r>
     </w:p>
@@ -131,27 +267,93 @@
       </w:r>
     </w:p>
     <w:p/>
-    <w:p/>
-    <w:p/>
-    <w:p/>
-    <w:p/>
-    <w:p/>
-    <w:p/>
-    <w:p/>
-    <w:p/>
-    <w:p/>
-    <w:p>
-      <w:r>
-        <w:t xml:space="preserve">ICMS </w:t>
-      </w:r>
-      <w:r>
-        <w:t>surface level</w:t>
-      </w:r>
-      <w:r>
-        <w:t xml:space="preserve"> system</w:t>
-      </w:r>
-      <w:r>
-        <w:t xml:space="preserve"> look</w:t>
+    <w:p>
+      <w:r>
+        <w:t>Kanban Board</w:t>
+      </w:r>
+    </w:p>
+    <w:p/>
+    <w:p/>
+    <w:p>
+      <w:r>
+        <w:t>Git/</w:t>
+      </w:r>
+      <w:proofErr w:type="spellStart"/>
+      <w:r>
+        <w:t>Github</w:t>
+      </w:r>
+      <w:proofErr w:type="spellEnd"/>
+    </w:p>
+    <w:p>
+      <w:r>
+        <w:t>Git was the chosen method of version control throughout the development of the application.</w:t>
+      </w:r>
+    </w:p>
+    <w:p/>
+    <w:p>
+      <w:r>
+        <w:t>Show Development Process</w:t>
+      </w:r>
+    </w:p>
+    <w:p>
+      <w:r>
+        <w:t>(Initial project design</w:t>
+      </w:r>
+      <w:r>
+        <w:t>, initial commits</w:t>
+      </w:r>
+      <w:r>
+        <w:t>)</w:t>
+      </w:r>
+    </w:p>
+    <w:p/>
+    <w:p/>
+    <w:p/>
+    <w:p>
+      <w:pPr>
+        <w:rPr>
+          <w:sz w:val="36"/>
+          <w:szCs w:val="36"/>
+        </w:rPr>
+      </w:pPr>
+    </w:p>
+    <w:p>
+      <w:pPr>
+        <w:rPr>
+          <w:sz w:val="36"/>
+          <w:szCs w:val="36"/>
+        </w:rPr>
+      </w:pPr>
+    </w:p>
+    <w:p>
+      <w:pPr>
+        <w:rPr>
+          <w:sz w:val="36"/>
+          <w:szCs w:val="36"/>
+        </w:rPr>
+      </w:pPr>
+    </w:p>
+    <w:p>
+      <w:pPr>
+        <w:rPr>
+          <w:sz w:val="36"/>
+          <w:szCs w:val="36"/>
+        </w:rPr>
+      </w:pPr>
+    </w:p>
+    <w:p>
+      <w:pPr>
+        <w:rPr>
+          <w:sz w:val="36"/>
+          <w:szCs w:val="36"/>
+        </w:rPr>
+      </w:pPr>
+      <w:r>
+        <w:rPr>
+          <w:sz w:val="36"/>
+          <w:szCs w:val="36"/>
+        </w:rPr>
+        <w:t>Surface Level Architecture</w:t>
       </w:r>
     </w:p>
     <w:p>
@@ -188,7 +390,17 @@
     </w:p>
     <w:p/>
     <w:p>
-      <w:r>
+      <w:pPr>
+        <w:rPr>
+          <w:sz w:val="28"/>
+          <w:szCs w:val="28"/>
+        </w:rPr>
+      </w:pPr>
+      <w:r>
+        <w:rPr>
+          <w:sz w:val="28"/>
+          <w:szCs w:val="28"/>
+        </w:rPr>
         <w:t>Community Store</w:t>
       </w:r>
     </w:p>
@@ -210,11 +422,18 @@
       </w:r>
     </w:p>
     <w:p>
-      <w:r>
-        <w:t xml:space="preserve">Social implications </w:t>
-      </w:r>
-      <w:r>
-        <w:t>(Improve this)</w:t>
+      <w:pPr>
+        <w:rPr>
+          <w:sz w:val="28"/>
+          <w:szCs w:val="28"/>
+        </w:rPr>
+      </w:pPr>
+      <w:r>
+        <w:rPr>
+          <w:sz w:val="28"/>
+          <w:szCs w:val="28"/>
+        </w:rPr>
+        <w:t>Social implications</w:t>
       </w:r>
     </w:p>
     <w:p>
@@ -251,7 +470,11 @@
         <w:t xml:space="preserve"> or stolen content</w:t>
       </w:r>
       <w:r>
-        <w:t xml:space="preserve"> becomes increasingly difficult when</w:t>
+        <w:t xml:space="preserve"> becomes </w:t>
+      </w:r>
+      <w:r>
+        <w:lastRenderedPageBreak/>
+        <w:t>increasingly difficult when</w:t>
       </w:r>
       <w:r>
         <w:t xml:space="preserve"> more and more claims are made</w:t>
@@ -271,120 +494,525 @@
     </w:p>
     <w:p>
       <w:r>
+        <w:t>ICMS</w:t>
+      </w:r>
+      <w:r>
+        <w:t xml:space="preserve"> and the ICMS store</w:t>
+      </w:r>
+      <w:r>
+        <w:t xml:space="preserve"> will also need to store and access data used by the application to determine users. This data can be things such as IP addresses, </w:t>
+      </w:r>
+      <w:r>
+        <w:t>u</w:t>
+      </w:r>
+      <w:r>
+        <w:t>pload dates, names and email addresses.</w:t>
+      </w:r>
+      <w:r>
+        <w:t xml:space="preserve"> Careful considerations for how the data</w:t>
+      </w:r>
+      <w:r>
+        <w:t>’s</w:t>
+      </w:r>
+      <w:r>
+        <w:t xml:space="preserve"> </w:t>
+      </w:r>
+      <w:r>
+        <w:t>stored and managed will need to be considered to keep the data safe from harm.</w:t>
+      </w:r>
+      <w:r>
+        <w:t xml:space="preserve"> For example, data store</w:t>
+      </w:r>
+      <w:r>
+        <w:t>d</w:t>
+      </w:r>
+      <w:r>
+        <w:t xml:space="preserve"> in the UK</w:t>
+      </w:r>
+      <w:r>
+        <w:t xml:space="preserve"> will need to follow</w:t>
+      </w:r>
+      <w:r>
+        <w:t xml:space="preserve"> </w:t>
+      </w:r>
+      <w:r>
+        <w:t xml:space="preserve">all </w:t>
+      </w:r>
+      <w:r>
+        <w:t>UK</w:t>
+      </w:r>
+      <w:r>
+        <w:t xml:space="preserve"> GDPR</w:t>
+      </w:r>
+      <w:r>
+        <w:t xml:space="preserve"> principles</w:t>
+      </w:r>
+      <w:r>
+        <w:t>, while</w:t>
+      </w:r>
+      <w:r>
+        <w:t xml:space="preserve"> also </w:t>
+      </w:r>
+      <w:r>
+        <w:t>following all principles and regulations</w:t>
+      </w:r>
+      <w:r>
+        <w:t xml:space="preserve"> outside of the UK with th</w:t>
+      </w:r>
+      <w:r>
+        <w:t>ings such as</w:t>
+      </w:r>
+      <w:r>
+        <w:t xml:space="preserve"> EU GDPR.</w:t>
+      </w:r>
+      <w:r>
+        <w:t xml:space="preserve"> </w:t>
+      </w:r>
+      <w:r>
+        <w:t>See (database and storing data page)</w:t>
+      </w:r>
+    </w:p>
+    <w:p/>
+    <w:p>
+      <w:pPr>
+        <w:rPr>
+          <w:sz w:val="36"/>
+          <w:szCs w:val="36"/>
+        </w:rPr>
+      </w:pPr>
+    </w:p>
+    <w:p>
+      <w:pPr>
+        <w:rPr>
+          <w:sz w:val="36"/>
+          <w:szCs w:val="36"/>
+        </w:rPr>
+      </w:pPr>
+      <w:r>
+        <w:rPr>
+          <w:sz w:val="36"/>
+          <w:szCs w:val="36"/>
+        </w:rPr>
+        <w:t>Protecting users and their data</w:t>
+      </w:r>
+    </w:p>
+    <w:p>
+      <w:r>
+        <w:t>Protecting users is a very important step when developing any system that can store and process user data. Malicious users have many methods of attack</w:t>
+      </w:r>
+      <w:r>
+        <w:t>, for example, one of the more notorious methods of attack is SQL Injection.</w:t>
+      </w:r>
+    </w:p>
+    <w:p>
+      <w:r>
+        <w:t>SQL Inject</w:t>
+      </w:r>
+      <w:r>
+        <w:t>ions</w:t>
+      </w:r>
+      <w:r>
+        <w:t xml:space="preserve"> </w:t>
+      </w:r>
+      <w:r>
+        <w:t>are</w:t>
+      </w:r>
+      <w:r>
+        <w:t xml:space="preserve"> a method of attack where a malicious user will attempt to take advantage of unsaniti</w:t>
+      </w:r>
+      <w:r>
+        <w:t>z</w:t>
+      </w:r>
+      <w:r>
+        <w:t>ed inputs in order to send malicious commands to the database.</w:t>
+      </w:r>
+      <w:r>
+        <w:t xml:space="preserve"> U</w:t>
+      </w:r>
+      <w:r>
+        <w:t>n</w:t>
+      </w:r>
+      <w:r>
+        <w:t>saniti</w:t>
+      </w:r>
+      <w:r>
+        <w:t>z</w:t>
+      </w:r>
+      <w:r>
+        <w:t>ed</w:t>
+      </w:r>
+      <w:r>
+        <w:t xml:space="preserve"> inputs are inputs such as buttons, search bars, or text boxes that </w:t>
+      </w:r>
+      <w:r>
+        <w:t>have</w:t>
+      </w:r>
+      <w:r>
+        <w:t xml:space="preserve"> not</w:t>
+      </w:r>
+      <w:r>
+        <w:t xml:space="preserve"> been</w:t>
+      </w:r>
+      <w:r>
+        <w:t xml:space="preserve"> checked for malicious code or words.</w:t>
+      </w:r>
+      <w:r>
+        <w:t xml:space="preserve"> These malicious commands can come in the form of extra text appended to the end of a</w:t>
+      </w:r>
+      <w:r>
+        <w:t xml:space="preserve"> string, terminating the previous command and allowing a new command to take its place, essentially giving full access of the database to the user.</w:t>
+      </w:r>
+      <w:r>
+        <w:t xml:space="preserve"> In order to protect against this type of attack ICMS takes advantage of python’s</w:t>
+      </w:r>
+      <w:r>
+        <w:t xml:space="preserve"> incredibly</w:t>
+      </w:r>
+      <w:r>
+        <w:t xml:space="preserve"> well supported</w:t>
+      </w:r>
+      <w:r>
+        <w:t xml:space="preserve"> inbuilt</w:t>
+      </w:r>
+      <w:r>
+        <w:t xml:space="preserve"> </w:t>
+      </w:r>
+      <w:r>
+        <w:t>SQLite</w:t>
+      </w:r>
+      <w:r>
+        <w:t xml:space="preserve"> package</w:t>
+      </w:r>
+      <w:r>
+        <w:t xml:space="preserve"> to sanitize any inputs</w:t>
+      </w:r>
+      <w:r>
+        <w:t xml:space="preserve"> before committing a command</w:t>
+      </w:r>
+      <w:r>
+        <w:t>.</w:t>
+      </w:r>
+    </w:p>
+    <w:p>
+      <w:r>
+        <w:t>(show code here)</w:t>
+      </w:r>
+    </w:p>
+    <w:p>
+      <w:r>
+        <w:t xml:space="preserve">Other attacks are far less obvious than the previously stated </w:t>
+      </w:r>
+      <w:r>
+        <w:t>attack and</w:t>
+      </w:r>
+      <w:r>
+        <w:t xml:space="preserve"> can occur without the user</w:t>
+      </w:r>
+      <w:r>
+        <w:t xml:space="preserve"> ever</w:t>
+      </w:r>
+      <w:r>
+        <w:t xml:space="preserve"> even</w:t>
+      </w:r>
+      <w:r>
+        <w:t xml:space="preserve"> realising</w:t>
+      </w:r>
+      <w:r>
+        <w:t>.</w:t>
+      </w:r>
+      <w:r>
+        <w:t xml:space="preserve"> </w:t>
+      </w:r>
+      <w:r>
+        <w:t>CSRF (cross-site request forgery) and XSS (cross-site scripting) attacks</w:t>
+      </w:r>
+      <w:r>
+        <w:t xml:space="preserve"> are two attacks that are made at the frontend level</w:t>
+      </w:r>
+      <w:r>
+        <w:t xml:space="preserve"> and need to be understood and protected against when writing applications that are accessible through the web</w:t>
+      </w:r>
+      <w:r>
+        <w:t>.</w:t>
+      </w:r>
+      <w:r>
+        <w:t xml:space="preserve"> A CSRF attack is where malicious requests from an attack vector such a</w:t>
+      </w:r>
+      <w:r>
+        <w:t>s a</w:t>
+      </w:r>
+      <w:r>
+        <w:t xml:space="preserve"> fake website, are made to a legitimate website pretending to be the authenticated user.</w:t>
+      </w:r>
+      <w:r>
+        <w:t xml:space="preserve"> XSS attacks are similar but instead inject malicious code, through utilising vulnerabilities in the webapp, directly into the </w:t>
+      </w:r>
+      <w:r>
+        <w:t>user’s</w:t>
+      </w:r>
+      <w:r>
+        <w:t xml:space="preserve"> application.</w:t>
+      </w:r>
+      <w:r>
+        <w:t xml:space="preserve"> Svelte/Sveltekit being as modern of a framework as it is, has built in protections for </w:t>
+      </w:r>
+      <w:r>
+        <w:t xml:space="preserve">both of </w:t>
+      </w:r>
+      <w:r>
+        <w:t xml:space="preserve">these types of attacks. </w:t>
+      </w:r>
+    </w:p>
+    <w:p/>
+    <w:p/>
+    <w:p/>
+    <w:p/>
+    <w:p/>
+    <w:p>
+      <w:pPr>
+        <w:rPr>
+          <w:sz w:val="36"/>
+          <w:szCs w:val="36"/>
+        </w:rPr>
+      </w:pPr>
+    </w:p>
+    <w:p>
+      <w:pPr>
+        <w:rPr>
+          <w:sz w:val="36"/>
+          <w:szCs w:val="36"/>
+        </w:rPr>
+      </w:pPr>
+      <w:r>
+        <w:rPr>
+          <w:sz w:val="36"/>
+          <w:szCs w:val="36"/>
+        </w:rPr>
         <w:lastRenderedPageBreak/>
-        <w:t>ICMS</w:t>
-      </w:r>
-      <w:r>
-        <w:t xml:space="preserve"> and the ICMS store</w:t>
-      </w:r>
-      <w:r>
-        <w:t xml:space="preserve"> will also need to store and access data used by the application to determine users. This data can be things such as IP addresses, </w:t>
-      </w:r>
-      <w:r>
-        <w:t>u</w:t>
-      </w:r>
-      <w:r>
-        <w:t>pload dates, names and email addresses.</w:t>
-      </w:r>
-      <w:r>
-        <w:t xml:space="preserve"> Careful considerations for how the data</w:t>
-      </w:r>
-      <w:r>
-        <w:t>’s</w:t>
+        <w:t xml:space="preserve">Software </w:t>
+      </w:r>
+      <w:r>
+        <w:rPr>
+          <w:sz w:val="36"/>
+          <w:szCs w:val="36"/>
+        </w:rPr>
+        <w:t>Architecture</w:t>
+      </w:r>
+    </w:p>
+    <w:p>
+      <w:r>
+        <w:t>ICMS was designed with extensibility as</w:t>
       </w:r>
       <w:r>
         <w:t xml:space="preserve"> </w:t>
       </w:r>
       <w:r>
-        <w:t>stored and managed will need to be considered to keep the data safe from harm.</w:t>
-      </w:r>
-      <w:r>
-        <w:t xml:space="preserve"> For example, data store</w:t>
-      </w:r>
-      <w:r>
-        <w:t>d</w:t>
-      </w:r>
-      <w:r>
-        <w:t xml:space="preserve"> in the UK</w:t>
-      </w:r>
-      <w:r>
-        <w:t xml:space="preserve"> will need to follow</w:t>
+        <w:t>priority</w:t>
+      </w:r>
+      <w:r>
+        <w:t xml:space="preserve"> one</w:t>
+      </w:r>
+      <w:r>
+        <w:t xml:space="preserve">. </w:t>
+      </w:r>
+    </w:p>
+    <w:p>
+      <w:r>
+        <w:t>Having the ability to add and remove different pieces of the software through extensions required a very modular design.</w:t>
+      </w:r>
+    </w:p>
+    <w:p/>
+    <w:p>
+      <w:pPr>
+        <w:rPr>
+          <w:sz w:val="28"/>
+          <w:szCs w:val="28"/>
+        </w:rPr>
+      </w:pPr>
+      <w:r>
+        <w:rPr>
+          <w:sz w:val="28"/>
+          <w:szCs w:val="28"/>
+        </w:rPr>
+        <w:t>Connection methods</w:t>
+      </w:r>
+    </w:p>
+    <w:p>
+      <w:r>
+        <w:t xml:space="preserve">Wi-Fi is one of the most widely used methods of connecting and using an IOT device. This is most due to the fact that most devices within a household such as mobile devices, PC’s, gaming consoles and routers all use Wi-Fi and as a result, the average household is more likely to have the hardware. </w:t>
+      </w:r>
+    </w:p>
+    <w:p>
+      <w:r>
+        <w:t>Examples of IOT devices that also utilise this connection method are home assistants such as Amazon Alexa and Google Home.</w:t>
+      </w:r>
+    </w:p>
+    <w:p>
+      <w:r>
+        <w:t xml:space="preserve">Bluetooth is another method of connecting devices that has slowly phased out of relevance due to security issues and range limitations. Bluetooth can still be found being used for less secure devices due to the ease of connection, for example, in Bluetooth headphones.  </w:t>
+      </w:r>
+    </w:p>
+    <w:p>
+      <w:r>
+        <w:t>Zigbee</w:t>
+      </w:r>
+      <w:r>
+        <w:t xml:space="preserve"> is a relatively new protocol for IOT devices that has begun to gain more and more traction in the past few years. The main drawback of using the Zigbee technology is the requirement of having to use proprietary hardware to convert back and forwards between different protocols. As a result, this can cause projects to become significantly more expensive than using the traditional Wi-Fi hardware. </w:t>
+      </w:r>
+    </w:p>
+    <w:p>
+      <w:pPr>
+        <w:rPr>
+          <w:sz w:val="28"/>
+          <w:szCs w:val="28"/>
+        </w:rPr>
+      </w:pPr>
+      <w:r>
+        <w:rPr>
+          <w:sz w:val="28"/>
+          <w:szCs w:val="28"/>
+        </w:rPr>
+        <w:t>Svelte</w:t>
+      </w:r>
+      <w:r>
+        <w:rPr>
+          <w:sz w:val="28"/>
+          <w:szCs w:val="28"/>
+        </w:rPr>
+        <w:t>/</w:t>
+      </w:r>
+      <w:r>
+        <w:rPr>
+          <w:sz w:val="28"/>
+          <w:szCs w:val="28"/>
+        </w:rPr>
+        <w:t>Svelte kit</w:t>
+      </w:r>
+    </w:p>
+    <w:p>
+      <w:r>
+        <w:t>Svelte is a relatively new web framework, building off of what has been learn</w:t>
+      </w:r>
+      <w:r>
+        <w:t>t</w:t>
+      </w:r>
+      <w:r>
+        <w:t xml:space="preserve"> with other frameworks such as a React</w:t>
+      </w:r>
+      <w:r>
+        <w:t xml:space="preserve"> it has many modern </w:t>
+      </w:r>
+      <w:r>
+        <w:t>JavaScript</w:t>
+      </w:r>
+      <w:r>
+        <w:t xml:space="preserve"> and web features</w:t>
+      </w:r>
+      <w:r>
+        <w:t>.</w:t>
+      </w:r>
+    </w:p>
+    <w:p>
+      <w:r>
+        <w:t>For example, one of the key features is their implementation of server</w:t>
+      </w:r>
+      <w:r>
+        <w:t>-</w:t>
+      </w:r>
+      <w:r>
+        <w:t>side rendering (SSR).</w:t>
       </w:r>
       <w:r>
         <w:t xml:space="preserve"> </w:t>
       </w:r>
       <w:r>
-        <w:t xml:space="preserve">all </w:t>
-      </w:r>
-      <w:r>
-        <w:t>UK</w:t>
-      </w:r>
-      <w:r>
-        <w:t xml:space="preserve"> GDPR</w:t>
-      </w:r>
-      <w:r>
-        <w:t xml:space="preserve"> principles</w:t>
-      </w:r>
-      <w:r>
-        <w:t>, while</w:t>
-      </w:r>
-      <w:r>
-        <w:t xml:space="preserve"> also </w:t>
-      </w:r>
-      <w:r>
-        <w:t>following all principles and regulations</w:t>
-      </w:r>
-      <w:r>
-        <w:t xml:space="preserve"> outside of the UK with th</w:t>
-      </w:r>
-      <w:r>
-        <w:t>ings such as</w:t>
-      </w:r>
-      <w:r>
-        <w:t xml:space="preserve"> EU GDPR.</w:t>
+        <w:t xml:space="preserve">Server-side rendering allows the server to render the web page before sending it to </w:t>
+      </w:r>
+      <w:r>
+        <w:t xml:space="preserve">be displayed on </w:t>
+      </w:r>
+      <w:r>
+        <w:t xml:space="preserve">the client. In effect, it becomes a read-only system where the functions and data gathering all occur on the server preventing the client from having direct access to them. This architecture allows the client and server to both be protected from attacks from malicious users. </w:t>
+      </w:r>
+    </w:p>
+    <w:p>
+      <w:r>
+        <w:t>Some issues do come from utilising this architecture though</w:t>
+      </w:r>
+      <w:r>
+        <w:t>. Data</w:t>
       </w:r>
       <w:r>
         <w:t xml:space="preserve"> </w:t>
       </w:r>
       <w:r>
-        <w:t>See (database and storing data page)</w:t>
-      </w:r>
-    </w:p>
-    <w:p/>
-    <w:p>
-      <w:r>
-        <w:t>Protecting users and their data</w:t>
-      </w:r>
-    </w:p>
-    <w:p>
-      <w:r>
-        <w:t>Cross-Site</w:t>
+        <w:t xml:space="preserve">stored </w:t>
+      </w:r>
+      <w:r>
+        <w:t>on</w:t>
+      </w:r>
+      <w:r>
+        <w:t xml:space="preserve"> the webpage is still accessible to client, meaning data still needs to be protected and only </w:t>
+      </w:r>
+      <w:r>
+        <w:t xml:space="preserve">retrieved </w:t>
+      </w:r>
+      <w:r>
+        <w:t>when necessary. Another difficul</w:t>
+      </w:r>
+      <w:r>
+        <w:t>t</w:t>
+      </w:r>
+      <w:r>
+        <w:t>y</w:t>
+      </w:r>
+      <w:r>
+        <w:t xml:space="preserve"> when using SSR is</w:t>
+      </w:r>
+      <w:r>
+        <w:t xml:space="preserve"> client interaction</w:t>
+      </w:r>
+      <w:r>
+        <w:t>s</w:t>
+      </w:r>
+      <w:r>
+        <w:t xml:space="preserve"> such as submitting forms or data </w:t>
+      </w:r>
+      <w:r>
+        <w:t>from</w:t>
+      </w:r>
+      <w:r>
+        <w:t xml:space="preserve"> the front end to the backend</w:t>
+      </w:r>
+      <w:r>
+        <w:t>. To get around</w:t>
+      </w:r>
+      <w:r>
+        <w:t xml:space="preserve"> this, Svelte uses a system called server actions.</w:t>
       </w:r>
       <w:r>
         <w:t xml:space="preserve"> </w:t>
       </w:r>
       <w:r>
-        <w:t>Scripting</w:t>
-      </w:r>
-      <w:r>
-        <w:t xml:space="preserve"> attacks</w:t>
-      </w:r>
-      <w:r>
-        <w:t>, SQL injection,</w:t>
-      </w:r>
-      <w:r>
-        <w:t xml:space="preserve"> CSRF attacks</w:t>
-      </w:r>
-      <w:r>
-        <w:t xml:space="preserve"> (</w:t>
-      </w:r>
-      <w:proofErr w:type="spellStart"/>
-      <w:r>
-        <w:t>sveltekit</w:t>
-      </w:r>
-      <w:proofErr w:type="spellEnd"/>
-      <w:r>
-        <w:t xml:space="preserve"> protection)</w:t>
+        <w:t>Server actions are exported functions</w:t>
+      </w:r>
+      <w:r>
+        <w:t xml:space="preserve"> which the</w:t>
+      </w:r>
+      <w:r>
+        <w:t xml:space="preserve"> client has access to</w:t>
+      </w:r>
+      <w:r>
+        <w:t xml:space="preserve">, </w:t>
+      </w:r>
+      <w:r>
+        <w:t>which</w:t>
+      </w:r>
+      <w:r>
+        <w:t xml:space="preserve"> allow the front-end to interact with the server.</w:t>
+      </w:r>
+      <w:r>
+        <w:t xml:space="preserve"> These functions aren’t directly accessible from the front-end but instead are submitted similarly to an http endpoint through forms or fetch requests. </w:t>
       </w:r>
       <w:r>
         <w:t xml:space="preserve"> </w:t>
@@ -392,209 +1020,485 @@
     </w:p>
     <w:p>
       <w:r>
-        <w:t>Protecting users is a very important step when developing any system that can store and process user data. Malicious users have many methods of attack</w:t>
-      </w:r>
-      <w:r>
-        <w:t>, for example, one of the more notorious methods of attack is SQL Injection.</w:t>
-      </w:r>
-    </w:p>
-    <w:p>
-      <w:r>
-        <w:t>SQL Inject</w:t>
-      </w:r>
-      <w:r>
-        <w:t>ions</w:t>
+        <w:t>(show some examples here)</w:t>
+      </w:r>
+    </w:p>
+    <w:p>
+      <w:r>
+        <w:t>When submitting a form, all form data is included within the request.</w:t>
+      </w:r>
+    </w:p>
+    <w:p/>
+    <w:p/>
+    <w:p>
+      <w:r>
+        <w:t>Potential other languages (3</w:t>
+      </w:r>
+      <w:r>
+        <w:rPr>
+          <w:vertAlign w:val="superscript"/>
+        </w:rPr>
+        <w:t>rd</w:t>
+      </w:r>
+      <w:r>
+        <w:t xml:space="preserve"> party libraries and community support)</w:t>
+      </w:r>
+    </w:p>
+    <w:p>
+      <w:r>
+        <w:t>Many languages w</w:t>
+      </w:r>
+      <w:r>
+        <w:t>ere</w:t>
+      </w:r>
+      <w:r>
+        <w:t xml:space="preserve"> trialled for use in ICMS. One of the key ones being the GO programming language. </w:t>
+      </w:r>
+      <w:r>
+        <w:t>GO was initially selected for its potential speed and ease of development</w:t>
+      </w:r>
+      <w:r>
+        <w:t>,</w:t>
+      </w:r>
+      <w:r>
+        <w:t xml:space="preserve"> heavily benefit</w:t>
+      </w:r>
+      <w:r>
+        <w:t>ing</w:t>
+      </w:r>
+      <w:r>
+        <w:t xml:space="preserve"> from an almost python-like ecosystem and community with a large </w:t>
+      </w:r>
+      <w:r>
+        <w:t>number</w:t>
+      </w:r>
+      <w:r>
+        <w:t xml:space="preserve"> of libraries and</w:t>
+      </w:r>
+      <w:r>
+        <w:t xml:space="preserve"> incredible</w:t>
+      </w:r>
+      <w:r>
+        <w:t xml:space="preserve"> levels of</w:t>
+      </w:r>
+      <w:r>
+        <w:t xml:space="preserve"> support.</w:t>
+      </w:r>
+    </w:p>
+    <w:p>
+      <w:r>
+        <w:t>One of the main deciding factors against selecting GO was the necessity for importing and using different extensions</w:t>
+      </w:r>
+      <w:r>
+        <w:t>, t</w:t>
+      </w:r>
+      <w:r>
+        <w:t>he system would need to be manually built from the ground up</w:t>
+      </w:r>
+      <w:r>
+        <w:t xml:space="preserve"> if supported at all</w:t>
+      </w:r>
+      <w:r>
+        <w:t>.</w:t>
+      </w:r>
+      <w:r>
+        <w:t xml:space="preserve"> Another significant deciding factor was lack of knowledge of the entire language and build system. The amount of time that would be necessary to learn it to a level for such a project would out-weigh the total time for the project. As a result, GO was not chosen for the project and instead Python was selected.</w:t>
+      </w:r>
+    </w:p>
+    <w:p/>
+    <w:p>
+      <w:pPr>
+        <w:rPr>
+          <w:sz w:val="28"/>
+          <w:szCs w:val="28"/>
+        </w:rPr>
+      </w:pPr>
+      <w:r>
+        <w:rPr>
+          <w:sz w:val="28"/>
+          <w:szCs w:val="28"/>
+        </w:rPr>
+        <w:t>Python</w:t>
+      </w:r>
+    </w:p>
+    <w:p>
+      <w:r>
+        <w:t>Python was the chosen language for the development of this project because of previous knowledge of the language, ease of development and the community support.</w:t>
+      </w:r>
+    </w:p>
+    <w:p>
+      <w:r>
+        <w:t xml:space="preserve">Community support was especially important for the project as the project was designed around also having </w:t>
+      </w:r>
+      <w:r>
+        <w:t>the community</w:t>
+      </w:r>
+      <w:r>
+        <w:t xml:space="preserve"> develop</w:t>
+      </w:r>
+      <w:r>
+        <w:t xml:space="preserve"> extensions</w:t>
+      </w:r>
+      <w:r>
+        <w:t xml:space="preserve"> for the application. Using a well</w:t>
+      </w:r>
+      <w:r>
+        <w:t>-</w:t>
+      </w:r>
+      <w:r>
+        <w:t>known and well supported language allows more people that would other not be able to contribute to be given the chance to</w:t>
+      </w:r>
+      <w:r>
+        <w:t>, a</w:t>
+      </w:r>
+      <w:r>
+        <w:t>s well being able to utilise different libraries and packages</w:t>
+      </w:r>
+      <w:r>
+        <w:t xml:space="preserve"> to simplify the development without having re-invent the wheel</w:t>
+      </w:r>
+      <w:r>
+        <w:t>.</w:t>
+      </w:r>
+    </w:p>
+    <w:p>
+      <w:r>
+        <w:t xml:space="preserve">Python is an incredibly versatile language. </w:t>
+      </w:r>
+      <w:r>
+        <w:t>A part of this versatility stems from the fact it is an interpreted language versus being a compiled language.</w:t>
+      </w:r>
+      <w:r>
+        <w:t xml:space="preserve"> Being interpreted means the code is run without first being compiled, this means the code is run line by line executing each command as it comes.</w:t>
+      </w:r>
+      <w:r>
+        <w:t xml:space="preserve"> This massively affects the development experience as skipping the compilation step allows for much faster development</w:t>
+      </w:r>
+      <w:r>
+        <w:t>,</w:t>
       </w:r>
       <w:r>
         <w:t xml:space="preserve"> </w:t>
       </w:r>
       <w:r>
-        <w:t>are</w:t>
-      </w:r>
-      <w:r>
-        <w:t xml:space="preserve"> a method of attack where a malicious user will attempt to take advantage of unsaniti</w:t>
-      </w:r>
-      <w:r>
-        <w:t>z</w:t>
-      </w:r>
-      <w:r>
-        <w:t>ed inputs in order to send malicious commands to the database.</w:t>
-      </w:r>
-      <w:r>
-        <w:t xml:space="preserve"> U</w:t>
-      </w:r>
-      <w:r>
-        <w:t>n</w:t>
-      </w:r>
-      <w:r>
-        <w:t>saniti</w:t>
-      </w:r>
-      <w:r>
-        <w:t>z</w:t>
-      </w:r>
-      <w:r>
-        <w:t>ed</w:t>
-      </w:r>
-      <w:r>
-        <w:t xml:space="preserve"> inputs are inputs such as buttons, search bars, or text boxes that </w:t>
-      </w:r>
-      <w:r>
-        <w:t>have</w:t>
-      </w:r>
-      <w:r>
-        <w:t xml:space="preserve"> not</w:t>
-      </w:r>
-      <w:r>
-        <w:t xml:space="preserve"> been</w:t>
-      </w:r>
-      <w:r>
-        <w:t xml:space="preserve"> checked for malicious code or words.</w:t>
-      </w:r>
-      <w:r>
-        <w:t xml:space="preserve"> These malicious commands can come in the form of extra text appended to the end of a</w:t>
-      </w:r>
-      <w:r>
-        <w:t xml:space="preserve"> string, terminating the previous command and allowing a new command to take its place, essentially giving full access of the database to the user.</w:t>
-      </w:r>
-      <w:r>
-        <w:t xml:space="preserve"> In order to protect against this type of attack ICMS takes advantage of python’s</w:t>
-      </w:r>
-      <w:r>
-        <w:t xml:space="preserve"> incredibly</w:t>
-      </w:r>
-      <w:r>
-        <w:t xml:space="preserve"> well supported</w:t>
-      </w:r>
-      <w:r>
-        <w:t xml:space="preserve"> inbuilt</w:t>
+        <w:t>t</w:t>
+      </w:r>
+      <w:r>
+        <w:t>his is</w:t>
+      </w:r>
+      <w:r>
+        <w:t xml:space="preserve"> also</w:t>
+      </w:r>
+      <w:r>
+        <w:t xml:space="preserve"> why it</w:t>
+      </w:r>
+      <w:r>
+        <w:t xml:space="preserve"> is</w:t>
+      </w:r>
+      <w:r>
+        <w:t xml:space="preserve"> often chosen for web-development</w:t>
+      </w:r>
+      <w:r>
+        <w:t xml:space="preserve"> where hot-reloading and quick iteration is far more common</w:t>
+      </w:r>
+      <w:r>
+        <w:t>.</w:t>
+      </w:r>
+    </w:p>
+    <w:p>
+      <w:r>
+        <w:t>A downside to being interpreted is speed. Python is not widely regarded as being the most efficient or fast language out there</w:t>
+      </w:r>
+      <w:r>
+        <w:t>, it misses things such as compile-time optimisations and has a large amount of overhead in comparison to language such as C/C++ or Java</w:t>
+      </w:r>
+      <w:r>
+        <w:t>/C#</w:t>
+      </w:r>
+      <w:r>
+        <w:t>. To</w:t>
+      </w:r>
+      <w:r>
+        <w:t xml:space="preserve"> attempt to</w:t>
+      </w:r>
+      <w:r>
+        <w:t xml:space="preserve"> combat this, python utilises compiled C libraries to replace</w:t>
+      </w:r>
+      <w:r>
+        <w:t xml:space="preserve"> some of</w:t>
+      </w:r>
+      <w:r>
+        <w:t xml:space="preserve"> the slowest parts</w:t>
+      </w:r>
+      <w:r>
+        <w:t xml:space="preserve">, while also using a caching system to compile some parts of the application to python byte code which is much closer to native code than </w:t>
+      </w:r>
+      <w:r>
+        <w:t xml:space="preserve">running </w:t>
+      </w:r>
+      <w:r>
+        <w:t xml:space="preserve">the </w:t>
+      </w:r>
+      <w:r>
+        <w:t>interpreted code.</w:t>
+      </w:r>
+    </w:p>
+    <w:p>
+      <w:r>
+        <w:t>(explain why this doesn’t matter that much)</w:t>
+      </w:r>
+    </w:p>
+    <w:p>
+      <w:r>
+        <w:t>Modern versions of python include the keywords for async await execution.</w:t>
       </w:r>
       <w:r>
         <w:t xml:space="preserve"> </w:t>
       </w:r>
       <w:r>
-        <w:t>SQLite</w:t>
-      </w:r>
-      <w:r>
-        <w:t xml:space="preserve"> package</w:t>
-      </w:r>
-      <w:r>
-        <w:t xml:space="preserve"> to sanitize any inputs</w:t>
-      </w:r>
-      <w:r>
-        <w:t xml:space="preserve"> before committing a command</w:t>
+        <w:t xml:space="preserve">Async </w:t>
+      </w:r>
+      <w:r>
+        <w:t xml:space="preserve">architecture </w:t>
+      </w:r>
+      <w:r>
+        <w:t>allows for the</w:t>
+      </w:r>
+      <w:r>
+        <w:t xml:space="preserve"> concurrent execution of code</w:t>
+      </w:r>
+      <w:r>
+        <w:t>, meaning, instead of having to wait for code to execute other code can instead be executed and processed while waiting</w:t>
       </w:r>
       <w:r>
         <w:t>.</w:t>
       </w:r>
-    </w:p>
-    <w:p>
-      <w:r>
-        <w:t>(show code here)</w:t>
-      </w:r>
-    </w:p>
-    <w:p>
-      <w:r>
-        <w:t xml:space="preserve">Other attacks are far less obvious than the previously stated </w:t>
-      </w:r>
-      <w:r>
-        <w:t>attack and</w:t>
-      </w:r>
-      <w:r>
-        <w:t xml:space="preserve"> can occur without the user</w:t>
-      </w:r>
-      <w:r>
-        <w:t xml:space="preserve"> ever</w:t>
-      </w:r>
-      <w:r>
-        <w:t xml:space="preserve"> even</w:t>
-      </w:r>
-      <w:r>
-        <w:t xml:space="preserve"> realising</w:t>
+      <w:r>
+        <w:t xml:space="preserve"> All server functions in the ICMS server a</w:t>
+      </w:r>
+      <w:r>
+        <w:t>re</w:t>
+      </w:r>
+      <w:r>
+        <w:t xml:space="preserve"> built using the async architecture because</w:t>
+      </w:r>
+      <w:r>
+        <w:t xml:space="preserve"> extensions </w:t>
+      </w:r>
+      <w:r>
+        <w:t>are designed to be able</w:t>
+      </w:r>
+      <w:r>
+        <w:t xml:space="preserve"> to run in the background depending on what needs to be processed</w:t>
+      </w:r>
+      <w:r>
+        <w:t>,</w:t>
+      </w:r>
+      <w:r>
+        <w:t xml:space="preserve"> through the asyncio</w:t>
+      </w:r>
+      <w:r>
+        <w:t xml:space="preserve"> python</w:t>
+      </w:r>
+      <w:r>
+        <w:t xml:space="preserve"> library.</w:t>
+      </w:r>
+      <w:r>
+        <w:t xml:space="preserve"> This design also helps when utilising </w:t>
+      </w:r>
+      <w:r>
+        <w:t>different</w:t>
+      </w:r>
+      <w:r>
+        <w:t xml:space="preserve"> threads for things such as, writing</w:t>
+      </w:r>
+      <w:r>
+        <w:t xml:space="preserve"> or reading to or from</w:t>
+      </w:r>
+      <w:r>
+        <w:t xml:space="preserve"> a device </w:t>
+      </w:r>
+      <w:r>
+        <w:t>multiple time</w:t>
+      </w:r>
+      <w:r>
+        <w:t xml:space="preserve"> a second</w:t>
       </w:r>
       <w:r>
         <w:t>.</w:t>
       </w:r>
+    </w:p>
+    <w:p>
+      <w:pPr>
+        <w:rPr>
+          <w:sz w:val="28"/>
+          <w:szCs w:val="28"/>
+        </w:rPr>
+      </w:pPr>
+      <w:r>
+        <w:rPr>
+          <w:sz w:val="28"/>
+          <w:szCs w:val="28"/>
+        </w:rPr>
+        <w:lastRenderedPageBreak/>
+        <w:t xml:space="preserve">Python </w:t>
+      </w:r>
+      <w:r>
+        <w:rPr>
+          <w:sz w:val="28"/>
+          <w:szCs w:val="28"/>
+        </w:rPr>
+        <w:t>GIL</w:t>
+      </w:r>
+    </w:p>
+    <w:p>
+      <w:r>
+        <w:t>The python GIL protects from cross-thread errors</w:t>
+      </w:r>
+      <w:r>
+        <w:t xml:space="preserve"> such as race conditions</w:t>
+      </w:r>
+      <w:r>
+        <w:t xml:space="preserve"> by detecting when the application attempts to access </w:t>
+      </w:r>
+      <w:r>
+        <w:t>objects unsafely</w:t>
+      </w:r>
+      <w:r>
+        <w:t>.</w:t>
+      </w:r>
+      <w:r>
+        <w:t xml:space="preserve"> Many languages leave this up to the developer to protect against, most notably C/C++</w:t>
+      </w:r>
+      <w:r>
+        <w:t xml:space="preserve"> has no protection against thread unsafe code</w:t>
+      </w:r>
+      <w:r>
+        <w:t xml:space="preserve"> and as a result many errors can </w:t>
+      </w:r>
+      <w:r>
+        <w:t xml:space="preserve">occur when attempting </w:t>
+      </w:r>
+      <w:r>
+        <w:t>to write multithreaded code</w:t>
+      </w:r>
+      <w:r>
+        <w:t>.</w:t>
+      </w:r>
+      <w:r>
+        <w:t xml:space="preserve"> Through the GIL python instead </w:t>
+      </w:r>
+      <w:r>
+        <w:t>does this automatically.</w:t>
+      </w:r>
+    </w:p>
+    <w:p/>
+    <w:p>
+      <w:pPr>
+        <w:rPr>
+          <w:sz w:val="36"/>
+          <w:szCs w:val="36"/>
+        </w:rPr>
+      </w:pPr>
+      <w:r>
+        <w:rPr>
+          <w:sz w:val="36"/>
+          <w:szCs w:val="36"/>
+        </w:rPr>
+        <w:t xml:space="preserve">Extending </w:t>
+      </w:r>
+      <w:r>
+        <w:rPr>
+          <w:sz w:val="36"/>
+          <w:szCs w:val="36"/>
+        </w:rPr>
+        <w:t>the</w:t>
+      </w:r>
+      <w:r>
+        <w:rPr>
+          <w:sz w:val="36"/>
+          <w:szCs w:val="36"/>
+        </w:rPr>
+        <w:t xml:space="preserve"> application</w:t>
+      </w:r>
+    </w:p>
+    <w:p>
+      <w:r>
+        <w:t>The system for loading extensions in the ICMS server utilises the fact that python has easy access to a global</w:t>
+      </w:r>
+      <w:r>
+        <w:t xml:space="preserve"> system where the libraries and stored and displayed. Having access to this s</w:t>
+      </w:r>
+      <w:r>
+        <w:t>ystem</w:t>
+      </w:r>
+      <w:r>
+        <w:t xml:space="preserve"> means libraries can be imported and unimported at will. It also means that individual libraries can be used similarly to objects where the library object can be stored and referenced.</w:t>
+      </w:r>
+    </w:p>
+    <w:p>
+      <w:r>
+        <w:t>In the application</w:t>
+      </w:r>
       <w:r>
         <w:t xml:space="preserve"> </w:t>
       </w:r>
       <w:r>
-        <w:t>CSRF (cross-site request forgery) and XSS (cross-site scripting) attacks</w:t>
-      </w:r>
-      <w:r>
-        <w:t xml:space="preserve"> are two attacks that are made at the frontend level</w:t>
-      </w:r>
-      <w:r>
-        <w:t xml:space="preserve"> and need to be understood and protected against when writing applications that are accessible through the web</w:t>
-      </w:r>
-      <w:r>
-        <w:t>.</w:t>
-      </w:r>
-      <w:r>
-        <w:t xml:space="preserve"> A CSRF attack is where malicious requests from an attack vector such a</w:t>
-      </w:r>
-      <w:r>
-        <w:t>s a</w:t>
-      </w:r>
-      <w:r>
-        <w:t xml:space="preserve"> fake website, are made to a legitimate website pretending to be the authenticated user.</w:t>
-      </w:r>
-      <w:r>
-        <w:t xml:space="preserve"> XSS attacks are similar but instead inject malicious code, through utilising vulnerabilities in the webapp, directly into the </w:t>
-      </w:r>
-      <w:r>
-        <w:t>user’s</w:t>
-      </w:r>
-      <w:r>
-        <w:t xml:space="preserve"> application.</w:t>
-      </w:r>
-      <w:r>
-        <w:t xml:space="preserve"> Svelte/Sveltekit being as modern of a framework as it is, has built in protections for </w:t>
-      </w:r>
-      <w:r>
-        <w:t xml:space="preserve">both of </w:t>
-      </w:r>
-      <w:r>
-        <w:t xml:space="preserve">these types of attacks. </w:t>
-      </w:r>
-    </w:p>
-    <w:p/>
-    <w:p/>
-    <w:p/>
-    <w:p/>
-    <w:p/>
-    <w:p/>
-    <w:p/>
-    <w:p/>
-    <w:p/>
-    <w:p>
-      <w:r>
-        <w:lastRenderedPageBreak/>
-        <w:t>IOT Research</w:t>
-      </w:r>
-    </w:p>
-    <w:p>
-      <w:r>
-        <w:t>In the past creating new low power devices was far more difficult than now. Technology has now advanced to a point where low power devices are significantly more accessible to the average hobbyist or developer because they are so much cheaper. Devices such as raspberry pi’s and esp32’s can be ordered for as little as £10 with access to Bluetooth and WIFI that rival that of mobile devices such as phones and laptops for dramatically less of a cost.</w:t>
-      </w:r>
-    </w:p>
-    <w:p>
-      <w:r>
-        <w:t xml:space="preserve">As different devices have been released the communities around them have also continued to be built. More specifically, more hardware such as screens, adapter boards have been designed and built for cheaper and cheaper prices. Because of these prices, hardware has become more and more split between devices as different manufacturers develop their own unique software and hardware. </w:t>
-      </w:r>
-    </w:p>
-    <w:p/>
-    <w:p/>
-    <w:p>
-      <w:r>
-        <w:t xml:space="preserve">Ultra </w:t>
-      </w:r>
-      <w:r>
-        <w:t>Low power devices</w:t>
-      </w:r>
-    </w:p>
-    <w:p>
-      <w:r>
-        <w:t>Many different devices come with different modes for how their power is managed.</w:t>
+        <w:t>extensions are loaded before any of the other parts of the software are started</w:t>
+      </w:r>
+      <w:r>
+        <w:t xml:space="preserve"> through the init_extensions function found in the webserver</w:t>
+      </w:r>
+      <w:r>
+        <w:t>. The</w:t>
+      </w:r>
+      <w:r>
+        <w:t xml:space="preserve">se extensions </w:t>
+      </w:r>
+      <w:r>
+        <w:t>are loaded by importing</w:t>
+      </w:r>
+      <w:r>
+        <w:t xml:space="preserve"> it</w:t>
+      </w:r>
+      <w:r>
+        <w:t xml:space="preserve"> at runtime though pythons importlib library.</w:t>
+      </w:r>
+      <w:r>
+        <w:t xml:space="preserve"> This way of loading the </w:t>
+      </w:r>
+      <w:r>
+        <w:t xml:space="preserve">extensions </w:t>
+      </w:r>
+      <w:r>
+        <w:t xml:space="preserve">allows the end user to </w:t>
+      </w:r>
+      <w:r>
+        <w:t>decide</w:t>
+      </w:r>
+      <w:r>
+        <w:t xml:space="preserve"> which libraries </w:t>
+      </w:r>
+      <w:r>
+        <w:t xml:space="preserve">need </w:t>
+      </w:r>
+      <w:r>
+        <w:t xml:space="preserve">to be imported and where from </w:t>
+      </w:r>
+      <w:r>
+        <w:t>us</w:t>
+      </w:r>
+      <w:r>
+        <w:t>ing</w:t>
+      </w:r>
+      <w:r>
+        <w:t xml:space="preserve"> the json file found in the settings </w:t>
+      </w:r>
+      <w:r>
+        <w:t>folder</w:t>
+      </w:r>
+      <w:r>
+        <w:t>. This massively simplifies the end user experience for building and using community made extensions.</w:t>
       </w:r>
       <w:r>
         <w:t xml:space="preserve"> </w:t>
@@ -602,917 +1506,40 @@
     </w:p>
     <w:p>
       <w:r>
-        <w:t xml:space="preserve">This ultra-low power usage does come at the cost of performance and latency.  </w:t>
-      </w:r>
-    </w:p>
-    <w:p/>
-    <w:p/>
-    <w:p/>
-    <w:p/>
-    <w:p/>
-    <w:p>
-      <w:r>
-        <w:t>The raspberry pi is one of the most universally known</w:t>
-      </w:r>
-      <w:r>
-        <w:t xml:space="preserve"> examples of low power</w:t>
-      </w:r>
-      <w:r>
-        <w:t xml:space="preserve"> but powerful</w:t>
-      </w:r>
-      <w:r>
-        <w:t xml:space="preserve"> devices</w:t>
-      </w:r>
-      <w:r>
-        <w:t>. Raspberry Pi’s are often chosen due to their community support and ease of development. Devices such as the Raspberry Pi Pico or Zero are examples of their</w:t>
-      </w:r>
-      <w:r>
-        <w:t xml:space="preserve"> extra</w:t>
-      </w:r>
-      <w:r>
-        <w:t xml:space="preserve"> low power range. These devices utilise relatively powerful soc’s while reducing their total power usage</w:t>
-      </w:r>
-      <w:r>
-        <w:t xml:space="preserve"> to significantly lower amounts than other devices such as</w:t>
-      </w:r>
-      <w:r>
-        <w:t xml:space="preserve"> the full</w:t>
-      </w:r>
-      <w:r>
-        <w:t>-</w:t>
-      </w:r>
-      <w:r>
-        <w:t xml:space="preserve">size </w:t>
-      </w:r>
-      <w:r>
-        <w:t>Raspberry</w:t>
-      </w:r>
-      <w:r>
-        <w:t xml:space="preserve"> Pi’s and other</w:t>
-      </w:r>
-      <w:r>
-        <w:t xml:space="preserve"> small form factor PC’s</w:t>
-      </w:r>
-      <w:r>
-        <w:t>.</w:t>
-      </w:r>
-    </w:p>
-    <w:p>
-      <w:r>
-        <w:t>The Raspberry Pi Pico W was a significant inspiration for many of the design decisions made within ICMS.</w:t>
-      </w:r>
-      <w:r>
-        <w:t xml:space="preserve"> The W in the name signifying the fact it is has a </w:t>
-      </w:r>
-      <w:r>
-        <w:t xml:space="preserve">Wi-Fi </w:t>
-      </w:r>
-      <w:r>
-        <w:t>chip built in</w:t>
-      </w:r>
-      <w:r>
-        <w:t xml:space="preserve"> allows the device to send and receive data </w:t>
-      </w:r>
-      <w:r>
-        <w:t>over</w:t>
-      </w:r>
-      <w:r>
-        <w:t xml:space="preserve"> the internet</w:t>
-      </w:r>
-      <w:r>
-        <w:t>,</w:t>
-      </w:r>
-      <w:r>
-        <w:t xml:space="preserve"> making it a perfect example </w:t>
-      </w:r>
-      <w:r>
-        <w:t>for</w:t>
-      </w:r>
-      <w:r>
-        <w:t xml:space="preserve"> being used to create an IOT device</w:t>
-      </w:r>
-      <w:r>
-        <w:t>.</w:t>
-      </w:r>
-      <w:r>
-        <w:t xml:space="preserve"> When</w:t>
+        <w:t xml:space="preserve">This system also massively benefits developers as the core systems can continue to run after importing an extension </w:t>
+      </w:r>
+      <w:r>
+        <w:t xml:space="preserve">even </w:t>
+      </w:r>
+      <w:r>
+        <w:t>with broken code as the</w:t>
+      </w:r>
+      <w:r>
+        <w:t xml:space="preserve"> extension will just fail to be imported through the try-catch statement.</w:t>
+      </w:r>
+      <w:r>
+        <w:t xml:space="preserve"> This failure to be imported will also display a debugging message in the log file making tracking down errors significantly easier.</w:t>
+      </w:r>
+      <w:r>
+        <w:t xml:space="preserve">  </w:t>
       </w:r>
       <w:r>
         <w:t xml:space="preserve"> </w:t>
       </w:r>
-      <w:r>
-        <w:t>using</w:t>
-      </w:r>
-      <w:r>
-        <w:t xml:space="preserve"> the Pico</w:t>
-      </w:r>
-      <w:r>
-        <w:t xml:space="preserve"> or other Raspberry Pi devices</w:t>
-      </w:r>
-      <w:r>
-        <w:t xml:space="preserve"> a huge </w:t>
-      </w:r>
-      <w:r>
-        <w:t>benefit is the fact that the devices can be developed using the Python programming language.</w:t>
-      </w:r>
-    </w:p>
-    <w:p/>
-    <w:p/>
-    <w:p/>
-    <w:p/>
-    <w:p/>
-    <w:p/>
-    <w:p/>
-    <w:p>
-      <w:r>
-        <w:t>Connection methods (Wi-Fi, Bluetooth)</w:t>
-      </w:r>
-    </w:p>
-    <w:p>
-      <w:r>
-        <w:t>Wi-Fi is one of the most widely used methods of connecting and using an IOT device.</w:t>
-      </w:r>
-      <w:r>
-        <w:t xml:space="preserve"> This is most due to the fact that most devices within a household</w:t>
-      </w:r>
-      <w:r>
-        <w:t xml:space="preserve"> such as mobile devices, PC’s, gaming consoles and routers all</w:t>
-      </w:r>
-      <w:r>
-        <w:t xml:space="preserve"> use Wi-Fi</w:t>
-      </w:r>
-      <w:r>
-        <w:t xml:space="preserve"> and</w:t>
-      </w:r>
-      <w:r>
-        <w:t xml:space="preserve"> as a result, </w:t>
-      </w:r>
-      <w:r>
-        <w:t>the average household is more likely to have the hardware.</w:t>
-      </w:r>
-      <w:r>
-        <w:t xml:space="preserve"> </w:t>
-      </w:r>
-    </w:p>
-    <w:p>
-      <w:r>
-        <w:t xml:space="preserve">Examples of IOT devices that also utilise this connection method are </w:t>
-      </w:r>
-      <w:r>
-        <w:t>h</w:t>
-      </w:r>
-      <w:r>
-        <w:t xml:space="preserve">ome </w:t>
-      </w:r>
-      <w:r>
-        <w:t>a</w:t>
-      </w:r>
-      <w:r>
-        <w:t>ssistants such as Amazon Alex</w:t>
-      </w:r>
-      <w:r>
-        <w:t>a and</w:t>
-      </w:r>
-      <w:r>
-        <w:t xml:space="preserve"> Google Home.</w:t>
-      </w:r>
-    </w:p>
-    <w:p>
-      <w:r>
-        <w:t xml:space="preserve">Bluetooth is another method of connecting devices that has slowly phased out of relevance due to security issues and range limitations. Bluetooth can still be found being used for less secure devices due to the ease of connection, for example, in Bluetooth headphones. </w:t>
-      </w:r>
-      <w:r>
-        <w:t xml:space="preserve"> </w:t>
-      </w:r>
-    </w:p>
-    <w:p>
-      <w:r>
-        <w:t>Zigbee</w:t>
-      </w:r>
-      <w:r>
-        <w:t xml:space="preserve"> is a relatively new protocol for IOT devices that has begun to gain more and more traction in the past few years. The main drawback of using the Zigbee technology is the requirement of having to use proprietary hardware to convert back and forwards between different protocols. As a result, this can cause projects to become significantly more expensive than using the traditional Wi-Fi</w:t>
-      </w:r>
-      <w:r>
-        <w:t xml:space="preserve"> hardware</w:t>
-      </w:r>
-      <w:r>
-        <w:t xml:space="preserve">. </w:t>
-      </w:r>
-    </w:p>
-    <w:p/>
-    <w:p/>
-    <w:p/>
-    <w:p/>
-    <w:p/>
-    <w:p/>
-    <w:p/>
-    <w:p/>
-    <w:p/>
-    <w:p/>
-    <w:p/>
-    <w:p/>
-    <w:p/>
-    <w:p/>
-    <w:p/>
-    <w:p/>
-    <w:p/>
-    <w:p>
-      <w:r>
-        <w:lastRenderedPageBreak/>
-        <w:t>Home assistant</w:t>
-      </w:r>
-    </w:p>
-    <w:p>
-      <w:r>
-        <w:t xml:space="preserve">Home assistant is an </w:t>
-      </w:r>
-      <w:r>
-        <w:t>open-source</w:t>
-      </w:r>
-      <w:r>
-        <w:t xml:space="preserve"> software also written in python. It allows the user to automate and connect</w:t>
-      </w:r>
-      <w:r>
-        <w:t xml:space="preserve"> </w:t>
-      </w:r>
-      <w:r>
-        <w:t>devices</w:t>
-      </w:r>
-      <w:r>
-        <w:t xml:space="preserve"> to a central server</w:t>
-      </w:r>
-      <w:r>
-        <w:t xml:space="preserve"> similarly to ICMS. </w:t>
-      </w:r>
-      <w:r>
-        <w:t xml:space="preserve">The main differences between the two pieces of software </w:t>
-      </w:r>
-      <w:r>
-        <w:t>are</w:t>
-      </w:r>
-      <w:r>
-        <w:t xml:space="preserve"> that ICMS is designed for developers or hobbyists to design and built their own devices, while home assistant </w:t>
-      </w:r>
-      <w:r>
-        <w:t>is designed for connecting already built devices</w:t>
-      </w:r>
-      <w:r>
-        <w:t xml:space="preserve"> with software designed by the manufacturer</w:t>
-      </w:r>
-      <w:r>
-        <w:t>.</w:t>
-      </w:r>
-    </w:p>
-    <w:p>
-      <w:r>
-        <w:t>Comparison graph here</w:t>
-      </w:r>
-    </w:p>
-    <w:p/>
-    <w:p/>
-    <w:p/>
-    <w:p/>
-    <w:p/>
-    <w:p/>
-    <w:p>
-      <w:r>
-        <w:t>Software a</w:t>
-      </w:r>
-      <w:r>
-        <w:t>rchitecture and graphs</w:t>
-      </w:r>
-    </w:p>
-    <w:p>
-      <w:r>
-        <w:t>ICMS was designed with extensibility as</w:t>
-      </w:r>
-      <w:r>
-        <w:t xml:space="preserve"> </w:t>
-      </w:r>
-      <w:r>
-        <w:t>priority</w:t>
-      </w:r>
-      <w:r>
-        <w:t xml:space="preserve"> one</w:t>
-      </w:r>
-      <w:r>
-        <w:t xml:space="preserve">. </w:t>
-      </w:r>
-    </w:p>
-    <w:p>
-      <w:r>
-        <w:t>Having the ability to add and remove different pieces of the software through extensions required a very modular design.</w:t>
-      </w:r>
-    </w:p>
-    <w:p/>
-    <w:p>
-      <w:r>
-        <w:t>Svelte</w:t>
-      </w:r>
-      <w:r>
-        <w:t>/</w:t>
-      </w:r>
-      <w:r>
-        <w:t>Svelte kit</w:t>
-      </w:r>
-    </w:p>
-    <w:p>
-      <w:r>
-        <w:t>Svelte is a relatively new web framework, building off of what has been learn</w:t>
-      </w:r>
-      <w:r>
-        <w:t>t</w:t>
-      </w:r>
-      <w:r>
-        <w:t xml:space="preserve"> with other frameworks such as a React</w:t>
-      </w:r>
-      <w:r>
-        <w:t xml:space="preserve"> it has many modern </w:t>
-      </w:r>
-      <w:r>
-        <w:t>JavaScript</w:t>
-      </w:r>
-      <w:r>
-        <w:t xml:space="preserve"> and web features</w:t>
-      </w:r>
-      <w:r>
-        <w:t>.</w:t>
-      </w:r>
-    </w:p>
-    <w:p>
-      <w:r>
-        <w:t>For example, one of the key features is their implementation of server</w:t>
-      </w:r>
-      <w:r>
-        <w:t>-</w:t>
-      </w:r>
-      <w:r>
-        <w:t>side rendering (SSR).</w:t>
-      </w:r>
-      <w:r>
-        <w:t xml:space="preserve"> </w:t>
-      </w:r>
-      <w:r>
-        <w:t xml:space="preserve">Server-side rendering allows the server to render the web page before sending it to </w:t>
-      </w:r>
-      <w:r>
-        <w:t xml:space="preserve">be displayed on </w:t>
-      </w:r>
-      <w:r>
-        <w:t xml:space="preserve">the client. In effect, it becomes a read-only system where the functions and data gathering all occur on the server preventing the client from having direct access to them. This architecture allows the client and server to both be protected from attacks from malicious users. </w:t>
-      </w:r>
-    </w:p>
-    <w:p>
-      <w:r>
-        <w:t>Some issues do come from utilising this architecture though</w:t>
-      </w:r>
-      <w:r>
-        <w:t>. Data</w:t>
-      </w:r>
-      <w:r>
-        <w:t xml:space="preserve"> </w:t>
-      </w:r>
-      <w:r>
-        <w:t xml:space="preserve">stored </w:t>
-      </w:r>
-      <w:r>
-        <w:t>on</w:t>
-      </w:r>
-      <w:r>
-        <w:t xml:space="preserve"> the webpage is still accessible to client, meaning data still needs to be protected and only </w:t>
-      </w:r>
-      <w:r>
-        <w:t xml:space="preserve">retrieved </w:t>
-      </w:r>
-      <w:r>
-        <w:t>when necessary. Another difficul</w:t>
-      </w:r>
-      <w:r>
-        <w:t>t</w:t>
-      </w:r>
-      <w:r>
-        <w:t>y</w:t>
-      </w:r>
-      <w:r>
-        <w:t xml:space="preserve"> when using SSR is</w:t>
-      </w:r>
-      <w:r>
-        <w:t xml:space="preserve"> client interaction</w:t>
-      </w:r>
-      <w:r>
-        <w:t>s</w:t>
-      </w:r>
-      <w:r>
-        <w:t xml:space="preserve"> such as submitting forms or data </w:t>
-      </w:r>
-      <w:r>
-        <w:t>from</w:t>
-      </w:r>
-      <w:r>
-        <w:t xml:space="preserve"> the front end to the backend</w:t>
-      </w:r>
-      <w:r>
-        <w:t>. To get around</w:t>
-      </w:r>
-      <w:r>
-        <w:t xml:space="preserve"> this, Svelte uses a system called server actions.</w:t>
-      </w:r>
-      <w:r>
-        <w:t xml:space="preserve"> </w:t>
-      </w:r>
-      <w:r>
-        <w:t>Server actions are exported functions</w:t>
-      </w:r>
-      <w:r>
-        <w:t xml:space="preserve"> which the</w:t>
-      </w:r>
-      <w:r>
-        <w:t xml:space="preserve"> client has access to</w:t>
-      </w:r>
-      <w:r>
-        <w:t xml:space="preserve">, </w:t>
-      </w:r>
-      <w:r>
-        <w:t>which</w:t>
-      </w:r>
-      <w:r>
-        <w:t xml:space="preserve"> allow the front-end to interact with the server.</w:t>
-      </w:r>
-      <w:r>
-        <w:t xml:space="preserve"> These functions aren’t directly accessible from the front-end but instead are submitted similarly to an http endpoint through forms or fetch requests. </w:t>
-      </w:r>
-      <w:r>
-        <w:t xml:space="preserve"> </w:t>
-      </w:r>
-    </w:p>
-    <w:p>
-      <w:r>
-        <w:t>(show some examples here)</w:t>
-      </w:r>
-    </w:p>
-    <w:p>
-      <w:r>
-        <w:t>When submitting a form, all form data is included within the request.</w:t>
-      </w:r>
-    </w:p>
-    <w:p/>
-    <w:p/>
-    <w:p>
-      <w:r>
-        <w:lastRenderedPageBreak/>
-        <w:t>Potential other languages (3</w:t>
-      </w:r>
-      <w:r>
-        <w:rPr>
-          <w:vertAlign w:val="superscript"/>
-        </w:rPr>
-        <w:t>rd</w:t>
-      </w:r>
-      <w:r>
-        <w:t xml:space="preserve"> party libraries and community support)</w:t>
-      </w:r>
-    </w:p>
-    <w:p>
-      <w:r>
-        <w:t>Many languages w</w:t>
-      </w:r>
-      <w:r>
-        <w:t>ere</w:t>
-      </w:r>
-      <w:r>
-        <w:t xml:space="preserve"> trialled for use in ICMS. One of the key ones being the GO programming language. </w:t>
-      </w:r>
-      <w:r>
-        <w:t>GO was initially selected for its potential speed and ease of development</w:t>
-      </w:r>
-      <w:r>
-        <w:t>,</w:t>
-      </w:r>
-      <w:r>
-        <w:t xml:space="preserve"> heavily benefit</w:t>
-      </w:r>
-      <w:r>
-        <w:t>ing</w:t>
-      </w:r>
-      <w:r>
-        <w:t xml:space="preserve"> from an almost python-like ecosystem and community with a large </w:t>
-      </w:r>
-      <w:r>
-        <w:t>number</w:t>
-      </w:r>
-      <w:r>
-        <w:t xml:space="preserve"> of libraries and</w:t>
-      </w:r>
-      <w:r>
-        <w:t xml:space="preserve"> incredible</w:t>
-      </w:r>
-      <w:r>
-        <w:t xml:space="preserve"> levels of</w:t>
-      </w:r>
-      <w:r>
-        <w:t xml:space="preserve"> support.</w:t>
-      </w:r>
-    </w:p>
-    <w:p>
-      <w:r>
-        <w:t>One of the main deciding factors against selecting GO was the necessity for importing and using different extensions</w:t>
-      </w:r>
-      <w:r>
-        <w:t>, t</w:t>
-      </w:r>
-      <w:r>
-        <w:t>he system would need to be manually built from the ground up</w:t>
-      </w:r>
-      <w:r>
-        <w:t xml:space="preserve"> if supported at all</w:t>
-      </w:r>
-      <w:r>
-        <w:t>.</w:t>
-      </w:r>
-      <w:r>
-        <w:t xml:space="preserve"> Another significant deciding factor was lack of knowledge of the entire language and build system. The amount of time that would be necessary to learn it to a level for such a project would out-weigh the total time for the project. As a result, GO was not chosen for the project and instead Python was selected.</w:t>
-      </w:r>
-    </w:p>
-    <w:p/>
-    <w:p>
-      <w:r>
-        <w:t>Python</w:t>
-      </w:r>
-    </w:p>
-    <w:p>
-      <w:r>
-        <w:t>Python was the chosen language for the development of this project because of previous knowledge of the language, ease of development and the community support.</w:t>
-      </w:r>
-    </w:p>
-    <w:p>
-      <w:r>
-        <w:t xml:space="preserve">Community support was especially important for the project as the project was designed around also having </w:t>
-      </w:r>
-      <w:r>
-        <w:t>the community</w:t>
-      </w:r>
-      <w:r>
-        <w:t xml:space="preserve"> develop</w:t>
-      </w:r>
-      <w:r>
-        <w:t xml:space="preserve"> extensions</w:t>
-      </w:r>
-      <w:r>
-        <w:t xml:space="preserve"> for the application. Using a well</w:t>
-      </w:r>
-      <w:r>
-        <w:t>-</w:t>
-      </w:r>
-      <w:r>
-        <w:t>known and well supported language allows more people that would other not be able to contribute to be given the chance to</w:t>
-      </w:r>
-      <w:r>
-        <w:t>, a</w:t>
-      </w:r>
-      <w:r>
-        <w:t>s well being able to utilise different libraries and packages</w:t>
-      </w:r>
-      <w:r>
-        <w:t xml:space="preserve"> to simplify the development without having re-invent the wheel</w:t>
-      </w:r>
-      <w:r>
-        <w:t>.</w:t>
-      </w:r>
-    </w:p>
-    <w:p>
-      <w:r>
-        <w:t xml:space="preserve">Python is an incredibly versatile language. </w:t>
-      </w:r>
-      <w:r>
-        <w:t>A part of this versatility stems from the fact it is an interpreted language versus being a compiled language.</w:t>
-      </w:r>
-      <w:r>
-        <w:t xml:space="preserve"> Being interpreted means the code is run without first being compiled, this means the code is run line by line executing each command as it comes.</w:t>
-      </w:r>
-      <w:r>
-        <w:t xml:space="preserve"> This massively affects the development experience as skipping the compilation step allows for much faster development</w:t>
-      </w:r>
-      <w:r>
-        <w:t>,</w:t>
-      </w:r>
-      <w:r>
-        <w:t xml:space="preserve"> </w:t>
-      </w:r>
-      <w:r>
-        <w:t>t</w:t>
-      </w:r>
-      <w:r>
-        <w:t>his is</w:t>
-      </w:r>
-      <w:r>
-        <w:t xml:space="preserve"> also</w:t>
-      </w:r>
-      <w:r>
-        <w:t xml:space="preserve"> why it</w:t>
-      </w:r>
-      <w:r>
-        <w:t xml:space="preserve"> is</w:t>
-      </w:r>
-      <w:r>
-        <w:t xml:space="preserve"> often chosen for web-development</w:t>
-      </w:r>
-      <w:r>
-        <w:t xml:space="preserve"> where hot-reloading and quick iteration is far more common</w:t>
-      </w:r>
-      <w:r>
-        <w:t>.</w:t>
-      </w:r>
-    </w:p>
-    <w:p>
-      <w:r>
-        <w:t>A downside to being interpreted is speed. Python is not widely regarded as being the most efficient or fast language out there</w:t>
-      </w:r>
-      <w:r>
-        <w:t>, it misses things such as compile-time optimisations and has a large amount of overhead in comparison to language such as C/C++ or Java</w:t>
-      </w:r>
-      <w:r>
-        <w:t>/C#</w:t>
-      </w:r>
-      <w:r>
-        <w:t>. To</w:t>
-      </w:r>
-      <w:r>
-        <w:t xml:space="preserve"> attempt to</w:t>
-      </w:r>
-      <w:r>
-        <w:t xml:space="preserve"> combat this, python utilises compiled C libraries to replace</w:t>
-      </w:r>
-      <w:r>
-        <w:t xml:space="preserve"> some of</w:t>
-      </w:r>
-      <w:r>
-        <w:t xml:space="preserve"> the slowest parts</w:t>
-      </w:r>
-      <w:r>
-        <w:t xml:space="preserve">, while also using a caching system to compile some parts of the application to python byte code which is much closer to native code than </w:t>
-      </w:r>
-      <w:r>
-        <w:t xml:space="preserve">running </w:t>
-      </w:r>
-      <w:r>
-        <w:t xml:space="preserve">the </w:t>
-      </w:r>
-      <w:r>
-        <w:t>interpreted code.</w:t>
-      </w:r>
-    </w:p>
-    <w:p>
-      <w:r>
-        <w:t>Modern versions of python include the keywords for async await execution.</w:t>
-      </w:r>
-      <w:r>
-        <w:t xml:space="preserve"> </w:t>
-      </w:r>
-      <w:r>
-        <w:t xml:space="preserve">Async </w:t>
-      </w:r>
-      <w:r>
-        <w:t xml:space="preserve">architecture </w:t>
-      </w:r>
-      <w:r>
-        <w:t>allows for the</w:t>
-      </w:r>
-      <w:r>
-        <w:t xml:space="preserve"> concurrent execution of code</w:t>
-      </w:r>
-      <w:r>
-        <w:t>, meaning, instead of having to wait for code to execute other code can instead be executed and processed while waiting</w:t>
-      </w:r>
-      <w:r>
-        <w:t>.</w:t>
-      </w:r>
-      <w:r>
-        <w:t xml:space="preserve"> All server functions in the ICMS server a</w:t>
-      </w:r>
-      <w:r>
-        <w:t>re</w:t>
-      </w:r>
-      <w:r>
-        <w:t xml:space="preserve"> built using the async architecture because</w:t>
-      </w:r>
-      <w:r>
-        <w:t xml:space="preserve"> extensions </w:t>
-      </w:r>
-      <w:r>
-        <w:t>are designed to be able</w:t>
-      </w:r>
-      <w:r>
-        <w:t xml:space="preserve"> to run in the background depending on what needs to be processed</w:t>
-      </w:r>
-      <w:r>
-        <w:t>,</w:t>
-      </w:r>
-      <w:r>
-        <w:t xml:space="preserve"> through the asyncio</w:t>
-      </w:r>
-      <w:r>
-        <w:t xml:space="preserve"> python</w:t>
-      </w:r>
-      <w:r>
-        <w:t xml:space="preserve"> library.</w:t>
-      </w:r>
-      <w:r>
-        <w:t xml:space="preserve"> This design also helps when utilising </w:t>
-      </w:r>
-      <w:r>
-        <w:t>different</w:t>
-      </w:r>
-      <w:r>
-        <w:t xml:space="preserve"> threads for things such as, writing</w:t>
-      </w:r>
-      <w:r>
-        <w:t xml:space="preserve"> or reading to or from</w:t>
-      </w:r>
-      <w:r>
-        <w:t xml:space="preserve"> a device </w:t>
-      </w:r>
-      <w:r>
-        <w:t>multiple time</w:t>
-      </w:r>
-      <w:r>
-        <w:t xml:space="preserve"> a second</w:t>
-      </w:r>
-      <w:r>
-        <w:t>.</w:t>
-      </w:r>
-    </w:p>
-    <w:p/>
-    <w:p/>
-    <w:p/>
-    <w:p>
-      <w:r>
-        <w:t xml:space="preserve">Python </w:t>
-      </w:r>
-      <w:r>
-        <w:t>GIL</w:t>
-      </w:r>
-    </w:p>
-    <w:p>
-      <w:r>
-        <w:t>The python GIL protects from cross-thread errors</w:t>
-      </w:r>
-      <w:r>
-        <w:t xml:space="preserve"> such as race conditions</w:t>
-      </w:r>
-      <w:r>
-        <w:t xml:space="preserve"> by detecting when the application attempts to access </w:t>
-      </w:r>
-      <w:r>
-        <w:t>objects unsafely</w:t>
-      </w:r>
-      <w:r>
-        <w:t>.</w:t>
-      </w:r>
-      <w:r>
-        <w:t xml:space="preserve"> Many languages leave this up to the developer to protect against, most notably C/C++</w:t>
-      </w:r>
-      <w:r>
-        <w:t xml:space="preserve"> has no protection against thread unsafe code</w:t>
-      </w:r>
-      <w:r>
-        <w:t xml:space="preserve"> and as a result many errors can </w:t>
-      </w:r>
-      <w:r>
-        <w:t xml:space="preserve">occur when attempting </w:t>
-      </w:r>
-      <w:r>
-        <w:t>to write multithreaded code</w:t>
-      </w:r>
-      <w:r>
-        <w:t>.</w:t>
-      </w:r>
-      <w:r>
-        <w:t xml:space="preserve"> Through the GIL python instead </w:t>
-      </w:r>
-      <w:r>
-        <w:t>does this automatically.</w:t>
-      </w:r>
-    </w:p>
-    <w:p/>
-    <w:p>
-      <w:r>
-        <w:t xml:space="preserve">Extending </w:t>
-      </w:r>
-      <w:r>
-        <w:t>the</w:t>
-      </w:r>
-      <w:r>
-        <w:t xml:space="preserve"> application</w:t>
-      </w:r>
-    </w:p>
-    <w:p>
-      <w:r>
-        <w:t>The system for loading extensions in the ICMS server utilises the fact that python has easy access to a global</w:t>
-      </w:r>
-      <w:r>
-        <w:t xml:space="preserve"> system where the libraries and stored and displayed. Having access to this s</w:t>
-      </w:r>
-      <w:r>
-        <w:t>ystem</w:t>
-      </w:r>
-      <w:r>
-        <w:t xml:space="preserve"> means libraries can be imported and unimported at will. It also means that individual libraries can be used similarly to objects where the library object can be stored and referenced.</w:t>
-      </w:r>
-    </w:p>
-    <w:p>
-      <w:r>
-        <w:t>In the application</w:t>
-      </w:r>
-      <w:r>
-        <w:t xml:space="preserve"> </w:t>
-      </w:r>
-      <w:r>
-        <w:t>extensions are loaded before any of the other parts of the software are started</w:t>
-      </w:r>
-      <w:r>
-        <w:t xml:space="preserve"> through the init_extensions function found in the webserver</w:t>
-      </w:r>
-      <w:r>
-        <w:t>. The</w:t>
-      </w:r>
-      <w:r>
-        <w:t xml:space="preserve">se extensions </w:t>
-      </w:r>
-      <w:r>
-        <w:t>are loaded by importing</w:t>
-      </w:r>
-      <w:r>
-        <w:t xml:space="preserve"> it</w:t>
-      </w:r>
-      <w:r>
-        <w:t xml:space="preserve"> at runtime though pythons importlib library.</w:t>
-      </w:r>
-      <w:r>
-        <w:t xml:space="preserve"> This way of loading the </w:t>
-      </w:r>
-      <w:r>
-        <w:t xml:space="preserve">extensions </w:t>
-      </w:r>
-      <w:r>
-        <w:t xml:space="preserve">allows the end user to </w:t>
-      </w:r>
-      <w:r>
-        <w:t>decide</w:t>
-      </w:r>
-      <w:r>
-        <w:t xml:space="preserve"> which libraries </w:t>
-      </w:r>
-      <w:r>
-        <w:t xml:space="preserve">need </w:t>
-      </w:r>
-      <w:r>
-        <w:t xml:space="preserve">to be imported and where from </w:t>
-      </w:r>
-      <w:r>
-        <w:t>us</w:t>
-      </w:r>
-      <w:r>
-        <w:t>ing</w:t>
-      </w:r>
-      <w:r>
-        <w:t xml:space="preserve"> the json file found in the settings </w:t>
-      </w:r>
-      <w:r>
-        <w:t>folder</w:t>
-      </w:r>
-      <w:r>
-        <w:t>. This massively simplifies the end user experience for building and using community made extensions.</w:t>
-      </w:r>
-      <w:r>
-        <w:t xml:space="preserve"> </w:t>
-      </w:r>
-    </w:p>
-    <w:p>
-      <w:r>
-        <w:t xml:space="preserve">This system also massively benefits developers as the core systems can continue to run after importing an extension </w:t>
-      </w:r>
-      <w:r>
-        <w:t xml:space="preserve">even </w:t>
-      </w:r>
-      <w:r>
-        <w:t>with broken code as the</w:t>
-      </w:r>
-      <w:r>
-        <w:t xml:space="preserve"> extension will just fail to be imported through the try-catch statement.</w:t>
-      </w:r>
-      <w:r>
-        <w:t xml:space="preserve"> This failure to be imported will also display a debugging message in the log file making tracking down errors significantly easier.</w:t>
-      </w:r>
-      <w:r>
-        <w:t xml:space="preserve">  </w:t>
-      </w:r>
-      <w:r>
-        <w:t xml:space="preserve"> </w:t>
-      </w:r>
-    </w:p>
-    <w:p/>
-    <w:p>
-      <w:r>
+    </w:p>
+    <w:p/>
+    <w:p>
+      <w:pPr>
+        <w:rPr>
+          <w:sz w:val="28"/>
+          <w:szCs w:val="28"/>
+        </w:rPr>
+      </w:pPr>
+      <w:r>
+        <w:rPr>
+          <w:sz w:val="28"/>
+          <w:szCs w:val="28"/>
+        </w:rPr>
         <w:t>Sockets and web-sockets</w:t>
       </w:r>
     </w:p>
@@ -1771,7 +1798,31 @@
     </w:p>
     <w:p>
       <w:r>
-        <w:t>IOT server functions</w:t>
+        <w:t xml:space="preserve">MQTT and </w:t>
+      </w:r>
+      <w:r>
+        <w:t>a</w:t>
+      </w:r>
+      <w:r>
+        <w:t>lternative</w:t>
+      </w:r>
+      <w:r>
+        <w:t xml:space="preserve"> server protocols</w:t>
+      </w:r>
+    </w:p>
+    <w:p>
+      <w:pPr>
+        <w:rPr>
+          <w:sz w:val="28"/>
+          <w:szCs w:val="28"/>
+        </w:rPr>
+      </w:pPr>
+      <w:r>
+        <w:rPr>
+          <w:sz w:val="28"/>
+          <w:szCs w:val="28"/>
+        </w:rPr>
+        <w:t>Server Functions</w:t>
       </w:r>
     </w:p>
     <w:p>
@@ -1853,7 +1904,17 @@
       </w:r>
     </w:p>
     <w:p>
-      <w:r>
+      <w:pPr>
+        <w:rPr>
+          <w:sz w:val="36"/>
+          <w:szCs w:val="36"/>
+        </w:rPr>
+      </w:pPr>
+      <w:r>
+        <w:rPr>
+          <w:sz w:val="36"/>
+          <w:szCs w:val="36"/>
+        </w:rPr>
         <w:t>Extensions</w:t>
       </w:r>
     </w:p>
@@ -1998,17 +2059,35 @@
     </w:p>
     <w:p/>
     <w:p/>
-    <w:p/>
-    <w:p/>
-    <w:p/>
-    <w:p/>
-    <w:p/>
-    <w:p/>
-    <w:p/>
-    <w:p/>
-    <w:p>
-      <w:r>
-        <w:t>Testing and analysis</w:t>
+    <w:p>
+      <w:pPr>
+        <w:rPr>
+          <w:sz w:val="36"/>
+          <w:szCs w:val="36"/>
+        </w:rPr>
+      </w:pPr>
+    </w:p>
+    <w:p>
+      <w:pPr>
+        <w:rPr>
+          <w:sz w:val="36"/>
+          <w:szCs w:val="36"/>
+        </w:rPr>
+      </w:pPr>
+      <w:r>
+        <w:rPr>
+          <w:sz w:val="36"/>
+          <w:szCs w:val="36"/>
+        </w:rPr>
+        <w:lastRenderedPageBreak/>
+        <w:t xml:space="preserve">Testing </w:t>
+      </w:r>
+      <w:r>
+        <w:rPr>
+          <w:sz w:val="36"/>
+          <w:szCs w:val="36"/>
+        </w:rPr>
+        <w:t>and Analysis</w:t>
       </w:r>
     </w:p>
     <w:p>
@@ -2097,31 +2176,18 @@
         <w:t xml:space="preserve"> was chosen for this project.</w:t>
       </w:r>
     </w:p>
-    <w:p/>
-    <w:p/>
-    <w:p/>
-    <w:p/>
-    <w:p/>
-    <w:p>
-      <w:r>
-        <w:t xml:space="preserve">Environment (vs code, </w:t>
-      </w:r>
-      <w:proofErr w:type="spellStart"/>
-      <w:r>
-        <w:t>wsl</w:t>
-      </w:r>
-      <w:proofErr w:type="spellEnd"/>
-      <w:r>
-        <w:t>)</w:t>
-      </w:r>
-    </w:p>
-    <w:p/>
-    <w:p/>
-    <w:p/>
-    <w:p/>
-    <w:p/>
-    <w:p>
-      <w:r>
+    <w:p>
+      <w:pPr>
+        <w:rPr>
+          <w:sz w:val="36"/>
+          <w:szCs w:val="36"/>
+        </w:rPr>
+      </w:pPr>
+      <w:r>
+        <w:rPr>
+          <w:sz w:val="36"/>
+          <w:szCs w:val="36"/>
+        </w:rPr>
         <w:t>Flask vs other API’s</w:t>
       </w:r>
     </w:p>
@@ -2136,17 +2202,40 @@
         <w:t>servers with python.</w:t>
       </w:r>
     </w:p>
-    <w:p/>
-    <w:p>
-      <w:r>
+    <w:p>
+      <w:pPr>
+        <w:rPr>
+          <w:sz w:val="28"/>
+          <w:szCs w:val="28"/>
+        </w:rPr>
+      </w:pPr>
+      <w:r>
+        <w:rPr>
+          <w:sz w:val="28"/>
+          <w:szCs w:val="28"/>
+        </w:rPr>
         <w:t>Fast API</w:t>
       </w:r>
     </w:p>
     <w:p>
-      <w:r>
+      <w:pPr>
+        <w:rPr>
+          <w:sz w:val="28"/>
+          <w:szCs w:val="28"/>
+        </w:rPr>
+      </w:pPr>
+      <w:r>
+        <w:rPr>
+          <w:sz w:val="28"/>
+          <w:szCs w:val="28"/>
+        </w:rPr>
         <w:t>F</w:t>
       </w:r>
       <w:r>
+        <w:rPr>
+          <w:sz w:val="28"/>
+          <w:szCs w:val="28"/>
+        </w:rPr>
         <w:t>lask</w:t>
       </w:r>
     </w:p>
@@ -2175,17 +2264,264 @@
     </w:p>
     <w:p>
       <w:r>
+        <w:t xml:space="preserve">The library supports many of the more modern features found in python, such as the async/await architecture as well as support for modern hosting applications, one of which is gunicorn, the </w:t>
+      </w:r>
+      <w:r>
+        <w:t xml:space="preserve">system </w:t>
+      </w:r>
+      <w:r>
+        <w:t>selected to be the host for the production</w:t>
+      </w:r>
+      <w:r>
+        <w:t xml:space="preserve"> build of the application</w:t>
+      </w:r>
+      <w:r>
+        <w:t>.</w:t>
+      </w:r>
+    </w:p>
+    <w:p>
+      <w:r>
+        <w:t>Building endpoints for flask is incredibly easy, endpoints are determined by decorating different functions or adding them</w:t>
+      </w:r>
+      <w:r>
+        <w:t xml:space="preserve"> at runtime</w:t>
+      </w:r>
+      <w:r>
+        <w:t xml:space="preserve"> to the </w:t>
+      </w:r>
+      <w:r>
+        <w:t>flask</w:t>
+      </w:r>
+      <w:r>
+        <w:t xml:space="preserve"> application</w:t>
+      </w:r>
+      <w:r>
+        <w:t xml:space="preserve"> </w:t>
+      </w:r>
+      <w:r>
+        <w:t>object</w:t>
+      </w:r>
+      <w:r>
+        <w:t>.</w:t>
+      </w:r>
+      <w:r>
+        <w:t xml:space="preserve"> </w:t>
+      </w:r>
+    </w:p>
+    <w:p>
+      <w:r>
+        <w:t>Taking advantage of how simple the endpoints are for flask, extending functionality was made significantly easier</w:t>
+      </w:r>
+      <w:r>
+        <w:t xml:space="preserve"> in the form of function decorating.</w:t>
+      </w:r>
+    </w:p>
+    <w:p>
+      <w:r>
+        <w:t>Decorator functions are used throughout the project to integrate into the authentication system. The decorators live above the functions and are called just before the function is called. This allows processes to occur such as checking if the user calling the function is authenticated, before allowing them access</w:t>
+      </w:r>
+      <w:r>
+        <w:t xml:space="preserve"> to</w:t>
+      </w:r>
+      <w:r>
+        <w:t xml:space="preserve"> it</w:t>
+      </w:r>
+      <w:r>
+        <w:t>.</w:t>
+      </w:r>
+    </w:p>
+    <w:p>
+      <w:r>
+        <w:t>(show decorator)</w:t>
+      </w:r>
+    </w:p>
+    <w:p>
+      <w:pPr>
+        <w:rPr>
+          <w:sz w:val="28"/>
+          <w:szCs w:val="28"/>
+        </w:rPr>
+      </w:pPr>
+      <w:r>
+        <w:rPr>
+          <w:sz w:val="28"/>
+          <w:szCs w:val="28"/>
+        </w:rPr>
+        <w:t>Authentication</w:t>
+      </w:r>
+    </w:p>
+    <w:p>
+      <w:r>
+        <w:t>Authentication is a large part of any application, deciding who can and can’t access it and how the user’s data is stored. The ICMS application gives users 2 options, locally storing the user data in a json file. Or storing the data in a self-hostable authentication service.</w:t>
+      </w:r>
+    </w:p>
+    <w:p>
+      <w:r>
         <w:lastRenderedPageBreak/>
-        <w:t xml:space="preserve">The library supports many of the more modern features found in python, such as the async/await architecture as well as support for modern hosting applications, one of which is gunicorn, the </w:t>
-      </w:r>
-      <w:r>
-        <w:t xml:space="preserve">system </w:t>
-      </w:r>
-      <w:r>
-        <w:t>selected to be the host for the production</w:t>
-      </w:r>
-      <w:r>
-        <w:t xml:space="preserve"> build of the application</w:t>
+        <w:t>Storing the data as a json file should be fine for most users as long as the main system is utilising the correct security features of the operating system it is running on. To add a layer of security to the user data, passwords are store in their encrypted forms.</w:t>
+      </w:r>
+    </w:p>
+    <w:p>
+      <w:r>
+        <w:t>The authentication service is another simple server that runs as an API service. Utilising an SQLite database to store the user data, this method of storing data is much more developer friendly.</w:t>
+      </w:r>
+    </w:p>
+    <w:p>
+      <w:r>
+        <w:t>In order to prevent having to constantly check passwords, the applications including the store implement a token system. Tokens are session-based methods of ensuring a user is who they say they are per request to the server.</w:t>
+      </w:r>
+    </w:p>
+    <w:p>
+      <w:pPr>
+        <w:rPr>
+          <w:sz w:val="28"/>
+          <w:szCs w:val="28"/>
+        </w:rPr>
+      </w:pPr>
+      <w:r>
+        <w:rPr>
+          <w:sz w:val="28"/>
+          <w:szCs w:val="28"/>
+        </w:rPr>
+        <w:t xml:space="preserve">JWT </w:t>
+      </w:r>
+      <w:r>
+        <w:rPr>
+          <w:sz w:val="28"/>
+          <w:szCs w:val="28"/>
+        </w:rPr>
+        <w:t>T</w:t>
+      </w:r>
+      <w:r>
+        <w:rPr>
+          <w:sz w:val="28"/>
+          <w:szCs w:val="28"/>
+        </w:rPr>
+        <w:t>oken</w:t>
+      </w:r>
+      <w:r>
+        <w:rPr>
+          <w:sz w:val="28"/>
+          <w:szCs w:val="28"/>
+        </w:rPr>
+        <w:t>s</w:t>
+      </w:r>
+    </w:p>
+    <w:p>
+      <w:r>
+        <w:t>A JWT token is an internet standard way for creating and storing encoded data within a token. Within the application, JWT tokens are used to store the userID of a user. Using the userID, the user can be matched and found to retrieve their data.</w:t>
+      </w:r>
+    </w:p>
+    <w:p/>
+    <w:p>
+      <w:pPr>
+        <w:rPr>
+          <w:sz w:val="36"/>
+          <w:szCs w:val="36"/>
+        </w:rPr>
+      </w:pPr>
+      <w:r>
+        <w:rPr>
+          <w:sz w:val="36"/>
+          <w:szCs w:val="36"/>
+        </w:rPr>
+        <w:t xml:space="preserve">Ease of development vs </w:t>
+      </w:r>
+      <w:r>
+        <w:rPr>
+          <w:sz w:val="36"/>
+          <w:szCs w:val="36"/>
+        </w:rPr>
+        <w:t>best practices</w:t>
+      </w:r>
+    </w:p>
+    <w:p>
+      <w:r>
+        <w:t xml:space="preserve">Sometimes in development the ease of development out-weighs the speed of the application. As long as the product is proved to be able to be developed. The application can always be optimised or re-written in a different language to be faster. </w:t>
+      </w:r>
+    </w:p>
+    <w:p>
+      <w:r>
+        <w:t>As a business, best practices should be followed more closely as the development power is usually there to be able to develop it correctly the first time.</w:t>
+      </w:r>
+    </w:p>
+    <w:p>
+      <w:pPr>
+        <w:rPr>
+          <w:sz w:val="36"/>
+          <w:szCs w:val="36"/>
+        </w:rPr>
+      </w:pPr>
+      <w:r>
+        <w:rPr>
+          <w:sz w:val="36"/>
+          <w:szCs w:val="36"/>
+        </w:rPr>
+        <w:t>Development Environment</w:t>
+      </w:r>
+    </w:p>
+    <w:p>
+      <w:pPr>
+        <w:rPr>
+          <w:sz w:val="36"/>
+          <w:szCs w:val="36"/>
+        </w:rPr>
+      </w:pPr>
+      <w:r>
+        <w:rPr>
+          <w:sz w:val="36"/>
+          <w:szCs w:val="36"/>
+        </w:rPr>
+        <w:t>Docker</w:t>
+      </w:r>
+    </w:p>
+    <w:p>
+      <w:r>
+        <w:t xml:space="preserve">Docker is an application built to containerise other applications. Through this containerisation, developers can build and test their code </w:t>
+      </w:r>
+      <w:r>
+        <w:t xml:space="preserve">without having to worry about </w:t>
+      </w:r>
+    </w:p>
+    <w:p>
+      <w:r>
+        <w:t>Docker was chosen to simplify the build process for both applications.</w:t>
+      </w:r>
+      <w:r>
+        <w:t xml:space="preserve"> </w:t>
+      </w:r>
+      <w:r>
+        <w:t>Docker allows the developer to automate the build process by using step-by-step commands in a file called a Dockerfile.</w:t>
+      </w:r>
+      <w:r>
+        <w:t xml:space="preserve"> These </w:t>
+      </w:r>
+      <w:r>
+        <w:t>D</w:t>
+      </w:r>
+      <w:r>
+        <w:t>ockerfiles allow you to specify how libraries are downloaded and installed as well as how the final program is run</w:t>
+      </w:r>
+      <w:r>
+        <w:t>. To use the Dockerfile, an initial image is selected for usage within the container</w:t>
+      </w:r>
+      <w:r>
+        <w:t>, f</w:t>
+      </w:r>
+      <w:r>
+        <w:t>or example, each of the servers running within ICMS utilise the default</w:t>
+      </w:r>
+      <w:r>
+        <w:t xml:space="preserve"> newest</w:t>
+      </w:r>
+      <w:r>
+        <w:t xml:space="preserve"> python </w:t>
+      </w:r>
+      <w:r>
+        <w:t>image</w:t>
+      </w:r>
+      <w:r>
+        <w:t>, while each of the Svelte web applications use the node image</w:t>
       </w:r>
       <w:r>
         <w:t>.</w:t>
@@ -2193,341 +2529,221 @@
     </w:p>
     <w:p>
       <w:r>
-        <w:t>Building endpoints for flask is incredibly easy, endpoints are determined by decorating different functions or adding them</w:t>
-      </w:r>
-      <w:r>
-        <w:t xml:space="preserve"> at runtime</w:t>
-      </w:r>
-      <w:r>
-        <w:t xml:space="preserve"> to the </w:t>
-      </w:r>
-      <w:r>
-        <w:t>flask</w:t>
-      </w:r>
-      <w:r>
-        <w:t xml:space="preserve"> application</w:t>
-      </w:r>
-      <w:r>
+        <w:t>Commands used within docker are the same as any other.</w:t>
+      </w:r>
+      <w:r>
+        <w:t xml:space="preserve"> The final command is the one that will attempt to run for as long as the application is running, specifying this anywhere else will prevent the command from being executed.</w:t>
+      </w:r>
+    </w:p>
+    <w:p/>
+    <w:p>
+      <w:pPr>
+        <w:rPr>
+          <w:sz w:val="28"/>
+          <w:szCs w:val="28"/>
+        </w:rPr>
+      </w:pPr>
+      <w:r>
+        <w:rPr>
+          <w:sz w:val="28"/>
+          <w:szCs w:val="28"/>
+        </w:rPr>
+        <w:t>Docker</w:t>
+      </w:r>
+      <w:r>
+        <w:rPr>
+          <w:sz w:val="28"/>
+          <w:szCs w:val="28"/>
+        </w:rPr>
+        <w:t>-</w:t>
+      </w:r>
+      <w:r>
+        <w:rPr>
+          <w:sz w:val="28"/>
+          <w:szCs w:val="28"/>
+        </w:rPr>
+        <w:t>C</w:t>
+      </w:r>
+      <w:r>
+        <w:rPr>
+          <w:sz w:val="28"/>
+          <w:szCs w:val="28"/>
+        </w:rPr>
+        <w:t>ompose</w:t>
+      </w:r>
+    </w:p>
+    <w:p>
+      <w:r>
+        <w:lastRenderedPageBreak/>
+        <w:t>Docker compose allows</w:t>
+      </w:r>
+      <w:r>
+        <w:t xml:space="preserve"> Dockerfiles to be compiled together and run simultaneously in the same docker image. Through the image, different applications can be disabled and enabled depending on which parts the end user wishes to use. </w:t>
+      </w:r>
+    </w:p>
+    <w:p/>
+    <w:p>
+      <w:pPr>
+        <w:rPr>
+          <w:sz w:val="28"/>
+          <w:szCs w:val="28"/>
+        </w:rPr>
+      </w:pPr>
+      <w:r>
+        <w:rPr>
+          <w:sz w:val="28"/>
+          <w:szCs w:val="28"/>
+        </w:rPr>
+        <w:t>Nginx</w:t>
+      </w:r>
+    </w:p>
+    <w:p>
+      <w:r>
+        <w:t xml:space="preserve">Nginx is a piece of software used to host servers through proxying. </w:t>
+      </w:r>
+    </w:p>
+    <w:p>
+      <w:r>
+        <w:t xml:space="preserve">Nginx is used through docker, where the backend </w:t>
+      </w:r>
+      <w:r>
+        <w:t>services</w:t>
+      </w:r>
+      <w:r>
+        <w:t xml:space="preserve"> are proxied through </w:t>
+      </w:r>
+      <w:r>
+        <w:t>a</w:t>
+      </w:r>
+      <w:r>
+        <w:t xml:space="preserve"> nginx reverse proxy, allowing all commands to flow through nginx</w:t>
+      </w:r>
+      <w:r>
+        <w:t xml:space="preserve"> before reaching the backend</w:t>
+      </w:r>
+      <w:r>
+        <w:t xml:space="preserve"> services</w:t>
+      </w:r>
+      <w:r>
+        <w:t>.</w:t>
+      </w:r>
+      <w:r>
+        <w:t xml:space="preserve"> This system is good for taking advantage of features such as load balancing and rate limiting.</w:t>
+      </w:r>
+    </w:p>
+    <w:p>
+      <w:r>
+        <w:t xml:space="preserve">Hosting and improving on </w:t>
+      </w:r>
+      <w:r>
+        <w:t>ease of use</w:t>
+      </w:r>
+    </w:p>
+    <w:p/>
+    <w:p/>
+    <w:p/>
+    <w:p/>
+    <w:p/>
+    <w:p/>
+    <w:p/>
+    <w:p/>
+    <w:p/>
+    <w:p/>
+    <w:p/>
+    <w:p/>
+    <w:p/>
+    <w:p/>
+    <w:p/>
+    <w:p/>
+    <w:p/>
+    <w:p/>
+    <w:p>
+      <w:pPr>
+        <w:rPr>
+          <w:sz w:val="36"/>
+          <w:szCs w:val="36"/>
+        </w:rPr>
+      </w:pPr>
+      <w:r>
+        <w:rPr>
+          <w:sz w:val="36"/>
+          <w:szCs w:val="36"/>
+        </w:rPr>
+        <w:t>Optimising The Application/Future development</w:t>
+      </w:r>
+    </w:p>
+    <w:p/>
+    <w:p>
+      <w:pPr>
+        <w:rPr>
+          <w:sz w:val="28"/>
+          <w:szCs w:val="28"/>
+        </w:rPr>
+      </w:pPr>
+      <w:r>
+        <w:rPr>
+          <w:sz w:val="28"/>
+          <w:szCs w:val="28"/>
+        </w:rPr>
+        <w:t>Improving the store</w:t>
+      </w:r>
+    </w:p>
+    <w:p>
+      <w:pPr>
+        <w:rPr>
+          <w:sz w:val="28"/>
+          <w:szCs w:val="28"/>
+        </w:rPr>
+      </w:pPr>
+      <w:r>
+        <w:rPr>
+          <w:sz w:val="28"/>
+          <w:szCs w:val="28"/>
+        </w:rPr>
+        <w:lastRenderedPageBreak/>
+        <w:t>Hardware database</w:t>
+      </w:r>
+    </w:p>
+    <w:p>
+      <w:pPr>
+        <w:rPr>
+          <w:sz w:val="28"/>
+          <w:szCs w:val="28"/>
+        </w:rPr>
+      </w:pPr>
+      <w:r>
+        <w:rPr>
+          <w:sz w:val="28"/>
+          <w:szCs w:val="28"/>
+        </w:rPr>
+        <w:t xml:space="preserve">Improved </w:t>
+      </w:r>
+      <w:r>
+        <w:rPr>
+          <w:sz w:val="28"/>
+          <w:szCs w:val="28"/>
+        </w:rPr>
+        <w:t>extensio</w:t>
+      </w:r>
+      <w:r>
+        <w:rPr>
+          <w:sz w:val="28"/>
+          <w:szCs w:val="28"/>
+        </w:rPr>
+        <w:t>n</w:t>
+      </w:r>
+      <w:r>
+        <w:rPr>
+          <w:sz w:val="28"/>
+          <w:szCs w:val="28"/>
+        </w:rPr>
         <w:t xml:space="preserve"> </w:t>
       </w:r>
       <w:r>
-        <w:t>object</w:t>
-      </w:r>
-      <w:r>
-        <w:t>.</w:t>
-      </w:r>
-      <w:r>
-        <w:t xml:space="preserve"> </w:t>
-      </w:r>
-    </w:p>
-    <w:p>
-      <w:r>
-        <w:t>Taking advantage of how simple the endpoints are for flask, extending functionality was made significantly easier</w:t>
-      </w:r>
-      <w:r>
-        <w:t xml:space="preserve"> in the form of function decorating.</w:t>
-      </w:r>
-    </w:p>
-    <w:p>
-      <w:r>
-        <w:t>Decorator functions are used throughout the project to integrate into the authentication system. The decorators live above the functions and are called just before the function is called. This allows processes to occur such as checking if the user calling the function is authenticated, before allowing them access</w:t>
-      </w:r>
-      <w:r>
-        <w:t xml:space="preserve"> to</w:t>
-      </w:r>
-      <w:r>
-        <w:t xml:space="preserve"> it</w:t>
-      </w:r>
-      <w:r>
-        <w:t>.</w:t>
-      </w:r>
-    </w:p>
-    <w:p>
-      <w:r>
-        <w:t>(show decorator)</w:t>
-      </w:r>
-    </w:p>
-    <w:p>
-      <w:r>
-        <w:t>Authentication</w:t>
-      </w:r>
-    </w:p>
-    <w:p>
-      <w:r>
-        <w:t>Authentication is a large part of any application, deciding who can and can’t access it and how the user’s data is stored. The ICMS application gives users 2 options, locally storing the user data in a json file. Or storing the data in a self-hostable authentication service.</w:t>
-      </w:r>
-    </w:p>
-    <w:p>
-      <w:r>
-        <w:t>Storing the data as a json file should be fine for most users as long as the main system is utilising the correct security features of the operating system it is running on. To add a layer of security to the user data, passwords are store in their encrypted forms.</w:t>
-      </w:r>
-    </w:p>
-    <w:p>
-      <w:r>
-        <w:t>The authentication service is another simple server that runs as an API service. Utilising an SQLite database to store the user data, this method of storing data is much more developer friendly.</w:t>
-      </w:r>
-    </w:p>
-    <w:p>
-      <w:r>
-        <w:t>In order to prevent having to constantly check passwords, the applications including the store implement a token system. Tokens are session-based methods of ensuring a user is who they say they are per request to the server.</w:t>
-      </w:r>
-    </w:p>
-    <w:p>
-      <w:r>
-        <w:t>JWT token</w:t>
-      </w:r>
-    </w:p>
-    <w:p>
-      <w:r>
-        <w:t>A JWT token is an internet standard way for creating and storing encoded data within a token. Within the application, JWT tokens are used to store the userID of a user. Using the userID, the user can be matched and found to retrieve their data.</w:t>
-      </w:r>
-    </w:p>
-    <w:p/>
-    <w:p/>
-    <w:p/>
-    <w:p/>
-    <w:p/>
-    <w:p/>
-    <w:p/>
-    <w:p/>
-    <w:p>
-      <w:r>
-        <w:lastRenderedPageBreak/>
-        <w:t xml:space="preserve">Ease of development vs </w:t>
-      </w:r>
-      <w:r>
-        <w:t>best practices</w:t>
-      </w:r>
-    </w:p>
-    <w:p>
-      <w:r>
-        <w:t xml:space="preserve">Sometimes in development the ease of development out-weighs the speed of the application. As long as the product is proved to be able to be developed. The application can always be optimised or re-written in a different language to be faster. </w:t>
-      </w:r>
-    </w:p>
-    <w:p>
-      <w:r>
-        <w:t>As a business, best practices should be followed more closely as the development power is usually there to be able to develop it correctly the first time.</w:t>
-      </w:r>
-    </w:p>
-    <w:p/>
-    <w:p/>
-    <w:p/>
-    <w:p/>
-    <w:p/>
-    <w:p/>
-    <w:p/>
-    <w:p/>
-    <w:p/>
-    <w:p/>
-    <w:p/>
-    <w:p/>
-    <w:p>
-      <w:r>
-        <w:t>Docker</w:t>
-      </w:r>
-    </w:p>
-    <w:p>
-      <w:r>
-        <w:t xml:space="preserve">Docker is an application built to containerise other applications. Through this containerisation, developers can build and test their code </w:t>
-      </w:r>
-      <w:r>
-        <w:t xml:space="preserve">without having to worry about </w:t>
-      </w:r>
-    </w:p>
-    <w:p>
-      <w:r>
-        <w:t>Docker was chosen to simplify the build process for both applications.</w:t>
-      </w:r>
-      <w:r>
-        <w:t xml:space="preserve"> </w:t>
-      </w:r>
-      <w:r>
-        <w:t>Docker allows the developer to automate the build process by using step-by-step commands in a file called a Dockerfile.</w:t>
-      </w:r>
-      <w:r>
-        <w:t xml:space="preserve"> These </w:t>
-      </w:r>
-      <w:r>
-        <w:t>D</w:t>
-      </w:r>
-      <w:r>
-        <w:t>ockerfiles allow you to specify how libraries are downloaded and installed as well as how the final program is run</w:t>
-      </w:r>
-      <w:r>
-        <w:t>. To use the Dockerfile, an initial image is selected for usage within the container</w:t>
-      </w:r>
-      <w:r>
-        <w:t>, f</w:t>
-      </w:r>
-      <w:r>
-        <w:t>or example, each of the servers running within ICMS utilise the default</w:t>
-      </w:r>
-      <w:r>
-        <w:t xml:space="preserve"> newest</w:t>
-      </w:r>
-      <w:r>
-        <w:t xml:space="preserve"> python </w:t>
-      </w:r>
-      <w:r>
-        <w:t>image</w:t>
-      </w:r>
-      <w:r>
-        <w:t>, while each of the Svelte web applications use the node image</w:t>
-      </w:r>
-      <w:r>
-        <w:t>.</w:t>
-      </w:r>
-    </w:p>
-    <w:p>
-      <w:r>
-        <w:t>Commands used within docker are the same as any other.</w:t>
-      </w:r>
-      <w:r>
-        <w:t xml:space="preserve"> The final command is the one that will attempt to run for as long as the application is running, specifying this anywhere else will prevent the command from being executed.</w:t>
-      </w:r>
-    </w:p>
-    <w:p/>
-    <w:p>
-      <w:r>
-        <w:t>Docker</w:t>
-      </w:r>
-      <w:r>
-        <w:t>-</w:t>
-      </w:r>
-      <w:r>
-        <w:t>C</w:t>
-      </w:r>
-      <w:r>
-        <w:t>ompose</w:t>
-      </w:r>
-    </w:p>
-    <w:p>
-      <w:r>
-        <w:t>Docker compose allows</w:t>
-      </w:r>
-      <w:r>
-        <w:t xml:space="preserve"> Dockerfiles to be compiled together and run simultaneously in the same docker image. Through the image, different applications can be disabled and enabled depending on which parts the end user wishes to use. </w:t>
-      </w:r>
-    </w:p>
-    <w:p/>
-    <w:p>
-      <w:r>
-        <w:lastRenderedPageBreak/>
-        <w:t>Nginx</w:t>
-      </w:r>
-    </w:p>
-    <w:p>
-      <w:r>
-        <w:t xml:space="preserve">Nginx is a piece of software used to host servers through proxying. </w:t>
-      </w:r>
-    </w:p>
-    <w:p>
-      <w:r>
-        <w:t xml:space="preserve">Nginx is used through docker, where the backend </w:t>
-      </w:r>
-      <w:r>
-        <w:t>services</w:t>
-      </w:r>
-      <w:r>
-        <w:t xml:space="preserve"> are proxied through </w:t>
-      </w:r>
-      <w:r>
-        <w:t>a</w:t>
-      </w:r>
-      <w:r>
-        <w:t xml:space="preserve"> nginx reverse proxy, allowing all commands to flow through nginx</w:t>
-      </w:r>
-      <w:r>
-        <w:t xml:space="preserve"> before reaching the backend</w:t>
-      </w:r>
-      <w:r>
-        <w:t xml:space="preserve"> services</w:t>
-      </w:r>
-      <w:r>
-        <w:t>.</w:t>
-      </w:r>
-      <w:r>
-        <w:t xml:space="preserve"> This system is good for taking advantage of features such as load balancing and rate limiting.</w:t>
-      </w:r>
-    </w:p>
-    <w:p>
-      <w:r>
-        <w:t xml:space="preserve">Hosting and improving on </w:t>
-      </w:r>
-      <w:r>
-        <w:t>ease of use</w:t>
-      </w:r>
-    </w:p>
-    <w:p/>
-    <w:p/>
-    <w:p/>
-    <w:p>
-      <w:r>
-        <w:t>Git/</w:t>
-      </w:r>
-      <w:proofErr w:type="spellStart"/>
-      <w:r>
-        <w:t>Github</w:t>
-      </w:r>
-      <w:proofErr w:type="spellEnd"/>
-    </w:p>
-    <w:p>
-      <w:r>
-        <w:t>Git was the chosen method of version control throughout the development of the application.</w:t>
-      </w:r>
-    </w:p>
-    <w:p/>
-    <w:p/>
-    <w:p/>
-    <w:p/>
-    <w:p/>
-    <w:p/>
-    <w:p/>
-    <w:p/>
-    <w:p/>
-    <w:p/>
-    <w:p/>
-    <w:p/>
-    <w:p/>
-    <w:p/>
-    <w:p/>
-    <w:p/>
-    <w:p/>
-    <w:p/>
-    <w:p/>
-    <w:p/>
-    <w:p/>
-    <w:p>
-      <w:r>
-        <w:lastRenderedPageBreak/>
-        <w:t>Optimising The Application/Future development</w:t>
-      </w:r>
-    </w:p>
-    <w:p/>
-    <w:p>
-      <w:r>
-        <w:t>Improving the store</w:t>
-      </w:r>
-    </w:p>
-    <w:p>
-      <w:r>
-        <w:t>Hardware database</w:t>
-      </w:r>
-    </w:p>
-    <w:p>
-      <w:r>
-        <w:t xml:space="preserve">Improved </w:t>
-      </w:r>
-      <w:r>
-        <w:t>extensio</w:t>
-      </w:r>
-      <w:r>
-        <w:t>n</w:t>
-      </w:r>
-      <w:r>
-        <w:t xml:space="preserve"> </w:t>
-      </w:r>
-      <w:r>
+        <w:rPr>
+          <w:sz w:val="28"/>
+          <w:szCs w:val="28"/>
+        </w:rPr>
         <w:t>management</w:t>
       </w:r>
     </w:p>
@@ -3826,6 +4042,23 @@
 </file>
 
 <file path=customXml/item1.xml><?xml version="1.0" encoding="utf-8"?>
+<p:properties xmlns:p="http://schemas.microsoft.com/office/2006/metadata/properties" xmlns:xsi="http://www.w3.org/2001/XMLSchema-instance" xmlns:pc="http://schemas.microsoft.com/office/infopath/2007/PartnerControls">
+  <documentManagement>
+    <_activity xmlns="99e95ec3-7501-4953-862f-3da7c7c03164" xsi:nil="true"/>
+  </documentManagement>
+</p:properties>
+</file>
+
+<file path=customXml/item2.xml><?xml version="1.0" encoding="utf-8"?>
+<?mso-contentType ?>
+<FormTemplates xmlns="http://schemas.microsoft.com/sharepoint/v3/contenttype/forms">
+  <Display>DocumentLibraryForm</Display>
+  <Edit>DocumentLibraryForm</Edit>
+  <New>DocumentLibraryForm</New>
+</FormTemplates>
+</file>
+
+<file path=customXml/item3.xml><?xml version="1.0" encoding="utf-8"?>
 <ct:contentTypeSchema xmlns:ct="http://schemas.microsoft.com/office/2006/metadata/contentType" xmlns:ma="http://schemas.microsoft.com/office/2006/metadata/properties/metaAttributes" ct:_="" ma:_="" ma:contentTypeName="Document" ma:contentTypeID="0x01010093AA00598D821E45B94CDFFE8209BB7C" ma:contentTypeVersion="11" ma:contentTypeDescription="Create a new document." ma:contentTypeScope="" ma:versionID="c23b4d2f2fadc7f2bf28f4188920455c">
   <xsd:schema xmlns:xsd="http://www.w3.org/2001/XMLSchema" xmlns:xs="http://www.w3.org/2001/XMLSchema" xmlns:p="http://schemas.microsoft.com/office/2006/metadata/properties" xmlns:ns3="99e95ec3-7501-4953-862f-3da7c7c03164" xmlns:ns4="4afd4b8e-1981-48f8-b7dd-1556741ef4b3" targetNamespace="http://schemas.microsoft.com/office/2006/metadata/properties" ma:root="true" ma:fieldsID="7971e798292459c2c716deb9183a399d" ns3:_="" ns4:_="">
     <xsd:import namespace="99e95ec3-7501-4953-862f-3da7c7c03164"/>
@@ -4034,24 +4267,25 @@
 </ct:contentTypeSchema>
 </file>
 
-<file path=customXml/item2.xml><?xml version="1.0" encoding="utf-8"?>
-<?mso-contentType ?>
-<FormTemplates xmlns="http://schemas.microsoft.com/sharepoint/v3/contenttype/forms">
-  <Display>DocumentLibraryForm</Display>
-  <Edit>DocumentLibraryForm</Edit>
-  <New>DocumentLibraryForm</New>
-</FormTemplates>
+<file path=customXml/itemProps1.xml><?xml version="1.0" encoding="utf-8"?>
+<ds:datastoreItem xmlns:ds="http://schemas.openxmlformats.org/officeDocument/2006/customXml" ds:itemID="{1FDE7685-FCB4-4828-9B1D-E946B4404AA3}">
+  <ds:schemaRefs>
+    <ds:schemaRef ds:uri="http://schemas.microsoft.com/office/2006/metadata/properties"/>
+    <ds:schemaRef ds:uri="http://schemas.microsoft.com/office/infopath/2007/PartnerControls"/>
+    <ds:schemaRef ds:uri="99e95ec3-7501-4953-862f-3da7c7c03164"/>
+  </ds:schemaRefs>
+</ds:datastoreItem>
 </file>
 
-<file path=customXml/item3.xml><?xml version="1.0" encoding="utf-8"?>
-<p:properties xmlns:p="http://schemas.microsoft.com/office/2006/metadata/properties" xmlns:xsi="http://www.w3.org/2001/XMLSchema-instance" xmlns:pc="http://schemas.microsoft.com/office/infopath/2007/PartnerControls">
-  <documentManagement>
-    <_activity xmlns="99e95ec3-7501-4953-862f-3da7c7c03164" xsi:nil="true"/>
-  </documentManagement>
-</p:properties>
+<file path=customXml/itemProps2.xml><?xml version="1.0" encoding="utf-8"?>
+<ds:datastoreItem xmlns:ds="http://schemas.openxmlformats.org/officeDocument/2006/customXml" ds:itemID="{7E0C25F2-499C-4F19-BA1F-902D58BD4916}">
+  <ds:schemaRefs>
+    <ds:schemaRef ds:uri="http://schemas.microsoft.com/sharepoint/v3/contenttype/forms"/>
+  </ds:schemaRefs>
+</ds:datastoreItem>
 </file>
 
-<file path=customXml/itemProps1.xml><?xml version="1.0" encoding="utf-8"?>
+<file path=customXml/itemProps3.xml><?xml version="1.0" encoding="utf-8"?>
 <ds:datastoreItem xmlns:ds="http://schemas.openxmlformats.org/officeDocument/2006/customXml" ds:itemID="{2657D872-E58C-4BFF-B595-4395C808139C}">
   <ds:schemaRefs>
     <ds:schemaRef ds:uri="http://schemas.microsoft.com/office/2006/metadata/contentType"/>
@@ -4068,22 +4302,4 @@
     <ds:schemaRef ds:uri="http://schemas.microsoft.com/internal/obd"/>
   </ds:schemaRefs>
 </ds:datastoreItem>
-</file>
-
-<file path=customXml/itemProps2.xml><?xml version="1.0" encoding="utf-8"?>
-<ds:datastoreItem xmlns:ds="http://schemas.openxmlformats.org/officeDocument/2006/customXml" ds:itemID="{7E0C25F2-499C-4F19-BA1F-902D58BD4916}">
-  <ds:schemaRefs>
-    <ds:schemaRef ds:uri="http://schemas.microsoft.com/sharepoint/v3/contenttype/forms"/>
-  </ds:schemaRefs>
-</ds:datastoreItem>
-</file>
-
-<file path=customXml/itemProps3.xml><?xml version="1.0" encoding="utf-8"?>
-<ds:datastoreItem xmlns:ds="http://schemas.openxmlformats.org/officeDocument/2006/customXml" ds:itemID="{1FDE7685-FCB4-4828-9B1D-E946B4404AA3}">
-  <ds:schemaRefs>
-    <ds:schemaRef ds:uri="http://schemas.microsoft.com/office/2006/metadata/properties"/>
-    <ds:schemaRef ds:uri="http://schemas.microsoft.com/office/infopath/2007/PartnerControls"/>
-    <ds:schemaRef ds:uri="99e95ec3-7501-4953-862f-3da7c7c03164"/>
-  </ds:schemaRefs>
-</ds:datastoreItem>
 </file>
--- a/docs/report.docx
+++ b/docs/report.docx
@@ -4,6 +4,15 @@
   <w:body>
     <w:sdt>
       <w:sdtPr>
+        <w:rPr>
+          <w:rFonts w:asciiTheme="minorHAnsi" w:eastAsiaTheme="minorHAnsi" w:hAnsiTheme="minorHAnsi" w:cstheme="minorBidi"/>
+          <w:color w:val="auto"/>
+          <w:kern w:val="2"/>
+          <w:sz w:val="22"/>
+          <w:szCs w:val="22"/>
+          <w:lang w:val="en-GB"/>
+          <w14:ligatures w14:val="standardContextual"/>
+        </w:rPr>
         <w:id w:val="85275597"/>
         <w:docPartObj>
           <w:docPartGallery w:val="Table of Contents"/>
@@ -12,16 +21,9 @@
       </w:sdtPr>
       <w:sdtEndPr>
         <w:rPr>
-          <w:rFonts w:asciiTheme="minorHAnsi" w:eastAsiaTheme="minorHAnsi" w:hAnsiTheme="minorHAnsi" w:cstheme="minorBidi"/>
           <w:b/>
           <w:bCs/>
           <w:noProof/>
-          <w:color w:val="auto"/>
-          <w:kern w:val="2"/>
-          <w:sz w:val="22"/>
-          <w:szCs w:val="22"/>
-          <w:lang w:val="en-GB"/>
-          <w14:ligatures w14:val="standardContextual"/>
         </w:rPr>
       </w:sdtEndPr>
       <w:sdtContent>
@@ -56,7 +58,7 @@
           <w:r>
             <w:fldChar w:fldCharType="separate"/>
           </w:r>
-          <w:hyperlink w:anchor="_Toc196076622" w:history="1">
+          <w:hyperlink w:anchor="_Toc196168450" w:history="1">
             <w:r>
               <w:rPr>
                 <w:rStyle w:val="Hyperlink"/>
@@ -83,7 +85,7 @@
                 <w:noProof/>
                 <w:webHidden/>
               </w:rPr>
-              <w:instrText xml:space="preserve"> PAGEREF _Toc196076622 \h </w:instrText>
+              <w:instrText xml:space="preserve"> PAGEREF _Toc196168450 \h </w:instrText>
             </w:r>
             <w:r>
               <w:rPr>
@@ -128,7 +130,7 @@
               <w:lang w:eastAsia="en-GB"/>
             </w:rPr>
           </w:pPr>
-          <w:hyperlink w:anchor="_Toc196076623" w:history="1">
+          <w:hyperlink w:anchor="_Toc196168451" w:history="1">
             <w:r>
               <w:rPr>
                 <w:rStyle w:val="Hyperlink"/>
@@ -155,7 +157,7 @@
                 <w:noProof/>
                 <w:webHidden/>
               </w:rPr>
-              <w:instrText xml:space="preserve"> PAGEREF _Toc196076623 \h </w:instrText>
+              <w:instrText xml:space="preserve"> PAGEREF _Toc196168451 \h </w:instrText>
             </w:r>
             <w:r>
               <w:rPr>
@@ -200,7 +202,7 @@
               <w:lang w:eastAsia="en-GB"/>
             </w:rPr>
           </w:pPr>
-          <w:hyperlink w:anchor="_Toc196076624" w:history="1">
+          <w:hyperlink w:anchor="_Toc196168452" w:history="1">
             <w:r>
               <w:rPr>
                 <w:rStyle w:val="Hyperlink"/>
@@ -227,7 +229,7 @@
                 <w:noProof/>
                 <w:webHidden/>
               </w:rPr>
-              <w:instrText xml:space="preserve"> PAGEREF _Toc196076624 \h </w:instrText>
+              <w:instrText xml:space="preserve"> PAGEREF _Toc196168452 \h </w:instrText>
             </w:r>
             <w:r>
               <w:rPr>
@@ -272,7 +274,7 @@
               <w:lang w:eastAsia="en-GB"/>
             </w:rPr>
           </w:pPr>
-          <w:hyperlink w:anchor="_Toc196076625" w:history="1">
+          <w:hyperlink w:anchor="_Toc196168453" w:history="1">
             <w:r>
               <w:rPr>
                 <w:rStyle w:val="Hyperlink"/>
@@ -299,7 +301,7 @@
                 <w:noProof/>
                 <w:webHidden/>
               </w:rPr>
-              <w:instrText xml:space="preserve"> PAGEREF _Toc196076625 \h </w:instrText>
+              <w:instrText xml:space="preserve"> PAGEREF _Toc196168453 \h </w:instrText>
             </w:r>
             <w:r>
               <w:rPr>
@@ -344,7 +346,7 @@
               <w:lang w:eastAsia="en-GB"/>
             </w:rPr>
           </w:pPr>
-          <w:hyperlink w:anchor="_Toc196076626" w:history="1">
+          <w:hyperlink w:anchor="_Toc196168454" w:history="1">
             <w:r>
               <w:rPr>
                 <w:rStyle w:val="Hyperlink"/>
@@ -371,7 +373,7 @@
                 <w:noProof/>
                 <w:webHidden/>
               </w:rPr>
-              <w:instrText xml:space="preserve"> PAGEREF _Toc196076626 \h </w:instrText>
+              <w:instrText xml:space="preserve"> PAGEREF _Toc196168454 \h </w:instrText>
             </w:r>
             <w:r>
               <w:rPr>
@@ -416,7 +418,7 @@
               <w:lang w:eastAsia="en-GB"/>
             </w:rPr>
           </w:pPr>
-          <w:hyperlink w:anchor="_Toc196076627" w:history="1">
+          <w:hyperlink w:anchor="_Toc196168455" w:history="1">
             <w:r>
               <w:rPr>
                 <w:rStyle w:val="Hyperlink"/>
@@ -443,7 +445,7 @@
                 <w:noProof/>
                 <w:webHidden/>
               </w:rPr>
-              <w:instrText xml:space="preserve"> PAGEREF _Toc196076627 \h </w:instrText>
+              <w:instrText xml:space="preserve"> PAGEREF _Toc196168455 \h </w:instrText>
             </w:r>
             <w:r>
               <w:rPr>
@@ -463,7 +465,7 @@
                 <w:noProof/>
                 <w:webHidden/>
               </w:rPr>
-              <w:t>3</w:t>
+              <w:t>4</w:t>
             </w:r>
             <w:r>
               <w:rPr>
@@ -488,7 +490,7 @@
               <w:lang w:eastAsia="en-GB"/>
             </w:rPr>
           </w:pPr>
-          <w:hyperlink w:anchor="_Toc196076628" w:history="1">
+          <w:hyperlink w:anchor="_Toc196168456" w:history="1">
             <w:r>
               <w:rPr>
                 <w:rStyle w:val="Hyperlink"/>
@@ -515,7 +517,7 @@
                 <w:noProof/>
                 <w:webHidden/>
               </w:rPr>
-              <w:instrText xml:space="preserve"> PAGEREF _Toc196076628 \h </w:instrText>
+              <w:instrText xml:space="preserve"> PAGEREF _Toc196168456 \h </w:instrText>
             </w:r>
             <w:r>
               <w:rPr>
@@ -560,7 +562,7 @@
               <w:lang w:eastAsia="en-GB"/>
             </w:rPr>
           </w:pPr>
-          <w:hyperlink w:anchor="_Toc196076629" w:history="1">
+          <w:hyperlink w:anchor="_Toc196168457" w:history="1">
             <w:r>
               <w:rPr>
                 <w:rStyle w:val="Hyperlink"/>
@@ -587,7 +589,7 @@
                 <w:noProof/>
                 <w:webHidden/>
               </w:rPr>
-              <w:instrText xml:space="preserve"> PAGEREF _Toc196076629 \h </w:instrText>
+              <w:instrText xml:space="preserve"> PAGEREF _Toc196168457 \h </w:instrText>
             </w:r>
             <w:r>
               <w:rPr>
@@ -632,7 +634,7 @@
               <w:lang w:eastAsia="en-GB"/>
             </w:rPr>
           </w:pPr>
-          <w:hyperlink w:anchor="_Toc196076630" w:history="1">
+          <w:hyperlink w:anchor="_Toc196168458" w:history="1">
             <w:r>
               <w:rPr>
                 <w:rStyle w:val="Hyperlink"/>
@@ -659,7 +661,7 @@
                 <w:noProof/>
                 <w:webHidden/>
               </w:rPr>
-              <w:instrText xml:space="preserve"> PAGEREF _Toc196076630 \h </w:instrText>
+              <w:instrText xml:space="preserve"> PAGEREF _Toc196168458 \h </w:instrText>
             </w:r>
             <w:r>
               <w:rPr>
@@ -680,6 +682,78 @@
                 <w:webHidden/>
               </w:rPr>
               <w:t>4</w:t>
+            </w:r>
+            <w:r>
+              <w:rPr>
+                <w:noProof/>
+                <w:webHidden/>
+              </w:rPr>
+              <w:fldChar w:fldCharType="end"/>
+            </w:r>
+          </w:hyperlink>
+        </w:p>
+        <w:p>
+          <w:pPr>
+            <w:pStyle w:val="TOC1"/>
+            <w:tabs>
+              <w:tab w:val="right" w:leader="dot" w:pos="9016"/>
+            </w:tabs>
+            <w:rPr>
+              <w:rFonts w:eastAsiaTheme="minorEastAsia"/>
+              <w:noProof/>
+              <w:sz w:val="24"/>
+              <w:szCs w:val="24"/>
+              <w:lang w:eastAsia="en-GB"/>
+            </w:rPr>
+          </w:pPr>
+          <w:hyperlink w:anchor="_Toc196168459" w:history="1">
+            <w:r>
+              <w:rPr>
+                <w:rStyle w:val="Hyperlink"/>
+                <w:noProof/>
+              </w:rPr>
+              <w:t>Git/GitHub</w:t>
+            </w:r>
+            <w:r>
+              <w:rPr>
+                <w:noProof/>
+                <w:webHidden/>
+              </w:rPr>
+              <w:tab/>
+            </w:r>
+            <w:r>
+              <w:rPr>
+                <w:noProof/>
+                <w:webHidden/>
+              </w:rPr>
+              <w:fldChar w:fldCharType="begin"/>
+            </w:r>
+            <w:r>
+              <w:rPr>
+                <w:noProof/>
+                <w:webHidden/>
+              </w:rPr>
+              <w:instrText xml:space="preserve"> PAGEREF _Toc196168459 \h </w:instrText>
+            </w:r>
+            <w:r>
+              <w:rPr>
+                <w:noProof/>
+                <w:webHidden/>
+              </w:rPr>
+            </w:r>
+            <w:r>
+              <w:rPr>
+                <w:noProof/>
+                <w:webHidden/>
+              </w:rPr>
+              <w:fldChar w:fldCharType="separate"/>
+            </w:r>
+            <w:r>
+              <w:rPr>
+                <w:noProof/>
+                <w:webHidden/>
+              </w:rPr>
+              <w:t>5</w:t>
             </w:r>
             <w:r>
               <w:rPr>
@@ -704,13 +778,13 @@
               <w:lang w:eastAsia="en-GB"/>
             </w:rPr>
           </w:pPr>
-          <w:hyperlink w:anchor="_Toc196076631" w:history="1">
+          <w:hyperlink w:anchor="_Toc196168460" w:history="1">
             <w:r>
               <w:rPr>
                 <w:rStyle w:val="Hyperlink"/>
                 <w:noProof/>
               </w:rPr>
-              <w:t>Git/GitHub</w:t>
+              <w:t>Setting the Project Foundation</w:t>
             </w:r>
             <w:r>
               <w:rPr>
@@ -731,7 +805,7 @@
                 <w:noProof/>
                 <w:webHidden/>
               </w:rPr>
-              <w:instrText xml:space="preserve"> PAGEREF _Toc196076631 \h </w:instrText>
+              <w:instrText xml:space="preserve"> PAGEREF _Toc196168460 \h </w:instrText>
             </w:r>
             <w:r>
               <w:rPr>
@@ -752,6 +826,222 @@
                 <w:webHidden/>
               </w:rPr>
               <w:t>5</w:t>
+            </w:r>
+            <w:r>
+              <w:rPr>
+                <w:noProof/>
+                <w:webHidden/>
+              </w:rPr>
+              <w:fldChar w:fldCharType="end"/>
+            </w:r>
+          </w:hyperlink>
+        </w:p>
+        <w:p>
+          <w:pPr>
+            <w:pStyle w:val="TOC2"/>
+            <w:tabs>
+              <w:tab w:val="right" w:leader="dot" w:pos="9016"/>
+            </w:tabs>
+            <w:rPr>
+              <w:rFonts w:eastAsiaTheme="minorEastAsia"/>
+              <w:noProof/>
+              <w:sz w:val="24"/>
+              <w:szCs w:val="24"/>
+              <w:lang w:eastAsia="en-GB"/>
+            </w:rPr>
+          </w:pPr>
+          <w:hyperlink w:anchor="_Toc196168461" w:history="1">
+            <w:r>
+              <w:rPr>
+                <w:rStyle w:val="Hyperlink"/>
+                <w:noProof/>
+              </w:rPr>
+              <w:t>Initial Interactivity</w:t>
+            </w:r>
+            <w:r>
+              <w:rPr>
+                <w:noProof/>
+                <w:webHidden/>
+              </w:rPr>
+              <w:tab/>
+            </w:r>
+            <w:r>
+              <w:rPr>
+                <w:noProof/>
+                <w:webHidden/>
+              </w:rPr>
+              <w:fldChar w:fldCharType="begin"/>
+            </w:r>
+            <w:r>
+              <w:rPr>
+                <w:noProof/>
+                <w:webHidden/>
+              </w:rPr>
+              <w:instrText xml:space="preserve"> PAGEREF _Toc196168461 \h </w:instrText>
+            </w:r>
+            <w:r>
+              <w:rPr>
+                <w:noProof/>
+                <w:webHidden/>
+              </w:rPr>
+            </w:r>
+            <w:r>
+              <w:rPr>
+                <w:noProof/>
+                <w:webHidden/>
+              </w:rPr>
+              <w:fldChar w:fldCharType="separate"/>
+            </w:r>
+            <w:r>
+              <w:rPr>
+                <w:noProof/>
+                <w:webHidden/>
+              </w:rPr>
+              <w:t>5</w:t>
+            </w:r>
+            <w:r>
+              <w:rPr>
+                <w:noProof/>
+                <w:webHidden/>
+              </w:rPr>
+              <w:fldChar w:fldCharType="end"/>
+            </w:r>
+          </w:hyperlink>
+        </w:p>
+        <w:p>
+          <w:pPr>
+            <w:pStyle w:val="TOC2"/>
+            <w:tabs>
+              <w:tab w:val="right" w:leader="dot" w:pos="9016"/>
+            </w:tabs>
+            <w:rPr>
+              <w:rFonts w:eastAsiaTheme="minorEastAsia"/>
+              <w:noProof/>
+              <w:sz w:val="24"/>
+              <w:szCs w:val="24"/>
+              <w:lang w:eastAsia="en-GB"/>
+            </w:rPr>
+          </w:pPr>
+          <w:hyperlink w:anchor="_Toc196168462" w:history="1">
+            <w:r>
+              <w:rPr>
+                <w:rStyle w:val="Hyperlink"/>
+                <w:noProof/>
+              </w:rPr>
+              <w:t>Logging and SSL Support</w:t>
+            </w:r>
+            <w:r>
+              <w:rPr>
+                <w:noProof/>
+                <w:webHidden/>
+              </w:rPr>
+              <w:tab/>
+            </w:r>
+            <w:r>
+              <w:rPr>
+                <w:noProof/>
+                <w:webHidden/>
+              </w:rPr>
+              <w:fldChar w:fldCharType="begin"/>
+            </w:r>
+            <w:r>
+              <w:rPr>
+                <w:noProof/>
+                <w:webHidden/>
+              </w:rPr>
+              <w:instrText xml:space="preserve"> PAGEREF _Toc196168462 \h </w:instrText>
+            </w:r>
+            <w:r>
+              <w:rPr>
+                <w:noProof/>
+                <w:webHidden/>
+              </w:rPr>
+            </w:r>
+            <w:r>
+              <w:rPr>
+                <w:noProof/>
+                <w:webHidden/>
+              </w:rPr>
+              <w:fldChar w:fldCharType="separate"/>
+            </w:r>
+            <w:r>
+              <w:rPr>
+                <w:noProof/>
+                <w:webHidden/>
+              </w:rPr>
+              <w:t>6</w:t>
+            </w:r>
+            <w:r>
+              <w:rPr>
+                <w:noProof/>
+                <w:webHidden/>
+              </w:rPr>
+              <w:fldChar w:fldCharType="end"/>
+            </w:r>
+          </w:hyperlink>
+        </w:p>
+        <w:p>
+          <w:pPr>
+            <w:pStyle w:val="TOC2"/>
+            <w:tabs>
+              <w:tab w:val="right" w:leader="dot" w:pos="9016"/>
+            </w:tabs>
+            <w:rPr>
+              <w:rFonts w:eastAsiaTheme="minorEastAsia"/>
+              <w:noProof/>
+              <w:sz w:val="24"/>
+              <w:szCs w:val="24"/>
+              <w:lang w:eastAsia="en-GB"/>
+            </w:rPr>
+          </w:pPr>
+          <w:hyperlink w:anchor="_Toc196168463" w:history="1">
+            <w:r>
+              <w:rPr>
+                <w:rStyle w:val="Hyperlink"/>
+                <w:noProof/>
+              </w:rPr>
+              <w:t>Extensions</w:t>
+            </w:r>
+            <w:r>
+              <w:rPr>
+                <w:noProof/>
+                <w:webHidden/>
+              </w:rPr>
+              <w:tab/>
+            </w:r>
+            <w:r>
+              <w:rPr>
+                <w:noProof/>
+                <w:webHidden/>
+              </w:rPr>
+              <w:fldChar w:fldCharType="begin"/>
+            </w:r>
+            <w:r>
+              <w:rPr>
+                <w:noProof/>
+                <w:webHidden/>
+              </w:rPr>
+              <w:instrText xml:space="preserve"> PAGEREF _Toc196168463 \h </w:instrText>
+            </w:r>
+            <w:r>
+              <w:rPr>
+                <w:noProof/>
+                <w:webHidden/>
+              </w:rPr>
+            </w:r>
+            <w:r>
+              <w:rPr>
+                <w:noProof/>
+                <w:webHidden/>
+              </w:rPr>
+              <w:fldChar w:fldCharType="separate"/>
+            </w:r>
+            <w:r>
+              <w:rPr>
+                <w:noProof/>
+                <w:webHidden/>
+              </w:rPr>
+              <w:t>6</w:t>
             </w:r>
             <w:r>
               <w:rPr>
@@ -776,7 +1066,7 @@
               <w:lang w:eastAsia="en-GB"/>
             </w:rPr>
           </w:pPr>
-          <w:hyperlink w:anchor="_Toc196076632" w:history="1">
+          <w:hyperlink w:anchor="_Toc196168464" w:history="1">
             <w:r>
               <w:rPr>
                 <w:rStyle w:val="Hyperlink"/>
@@ -803,7 +1093,7 @@
                 <w:noProof/>
                 <w:webHidden/>
               </w:rPr>
-              <w:instrText xml:space="preserve"> PAGEREF _Toc196076632 \h </w:instrText>
+              <w:instrText xml:space="preserve"> PAGEREF _Toc196168464 \h </w:instrText>
             </w:r>
             <w:r>
               <w:rPr>
@@ -848,7 +1138,7 @@
               <w:lang w:eastAsia="en-GB"/>
             </w:rPr>
           </w:pPr>
-          <w:hyperlink w:anchor="_Toc196076633" w:history="1">
+          <w:hyperlink w:anchor="_Toc196168465" w:history="1">
             <w:r>
               <w:rPr>
                 <w:rStyle w:val="Hyperlink"/>
@@ -875,7 +1165,7 @@
                 <w:noProof/>
                 <w:webHidden/>
               </w:rPr>
-              <w:instrText xml:space="preserve"> PAGEREF _Toc196076633 \h </w:instrText>
+              <w:instrText xml:space="preserve"> PAGEREF _Toc196168465 \h </w:instrText>
             </w:r>
             <w:r>
               <w:rPr>
@@ -895,7 +1185,223 @@
                 <w:noProof/>
                 <w:webHidden/>
               </w:rPr>
-              <w:t>6</w:t>
+              <w:t>7</w:t>
+            </w:r>
+            <w:r>
+              <w:rPr>
+                <w:noProof/>
+                <w:webHidden/>
+              </w:rPr>
+              <w:fldChar w:fldCharType="end"/>
+            </w:r>
+          </w:hyperlink>
+        </w:p>
+        <w:p>
+          <w:pPr>
+            <w:pStyle w:val="TOC1"/>
+            <w:tabs>
+              <w:tab w:val="right" w:leader="dot" w:pos="9016"/>
+            </w:tabs>
+            <w:rPr>
+              <w:rFonts w:eastAsiaTheme="minorEastAsia"/>
+              <w:noProof/>
+              <w:sz w:val="24"/>
+              <w:szCs w:val="24"/>
+              <w:lang w:eastAsia="en-GB"/>
+            </w:rPr>
+          </w:pPr>
+          <w:hyperlink w:anchor="_Toc196168466" w:history="1">
+            <w:r>
+              <w:rPr>
+                <w:rStyle w:val="Hyperlink"/>
+                <w:noProof/>
+              </w:rPr>
+              <w:t>Social implications</w:t>
+            </w:r>
+            <w:r>
+              <w:rPr>
+                <w:noProof/>
+                <w:webHidden/>
+              </w:rPr>
+              <w:tab/>
+            </w:r>
+            <w:r>
+              <w:rPr>
+                <w:noProof/>
+                <w:webHidden/>
+              </w:rPr>
+              <w:fldChar w:fldCharType="begin"/>
+            </w:r>
+            <w:r>
+              <w:rPr>
+                <w:noProof/>
+                <w:webHidden/>
+              </w:rPr>
+              <w:instrText xml:space="preserve"> PAGEREF _Toc196168466 \h </w:instrText>
+            </w:r>
+            <w:r>
+              <w:rPr>
+                <w:noProof/>
+                <w:webHidden/>
+              </w:rPr>
+            </w:r>
+            <w:r>
+              <w:rPr>
+                <w:noProof/>
+                <w:webHidden/>
+              </w:rPr>
+              <w:fldChar w:fldCharType="separate"/>
+            </w:r>
+            <w:r>
+              <w:rPr>
+                <w:noProof/>
+                <w:webHidden/>
+              </w:rPr>
+              <w:t>7</w:t>
+            </w:r>
+            <w:r>
+              <w:rPr>
+                <w:noProof/>
+                <w:webHidden/>
+              </w:rPr>
+              <w:fldChar w:fldCharType="end"/>
+            </w:r>
+          </w:hyperlink>
+        </w:p>
+        <w:p>
+          <w:pPr>
+            <w:pStyle w:val="TOC1"/>
+            <w:tabs>
+              <w:tab w:val="right" w:leader="dot" w:pos="9016"/>
+            </w:tabs>
+            <w:rPr>
+              <w:rFonts w:eastAsiaTheme="minorEastAsia"/>
+              <w:noProof/>
+              <w:sz w:val="24"/>
+              <w:szCs w:val="24"/>
+              <w:lang w:eastAsia="en-GB"/>
+            </w:rPr>
+          </w:pPr>
+          <w:hyperlink w:anchor="_Toc196168467" w:history="1">
+            <w:r>
+              <w:rPr>
+                <w:rStyle w:val="Hyperlink"/>
+                <w:noProof/>
+              </w:rPr>
+              <w:t>Protecting users and their data</w:t>
+            </w:r>
+            <w:r>
+              <w:rPr>
+                <w:noProof/>
+                <w:webHidden/>
+              </w:rPr>
+              <w:tab/>
+            </w:r>
+            <w:r>
+              <w:rPr>
+                <w:noProof/>
+                <w:webHidden/>
+              </w:rPr>
+              <w:fldChar w:fldCharType="begin"/>
+            </w:r>
+            <w:r>
+              <w:rPr>
+                <w:noProof/>
+                <w:webHidden/>
+              </w:rPr>
+              <w:instrText xml:space="preserve"> PAGEREF _Toc196168467 \h </w:instrText>
+            </w:r>
+            <w:r>
+              <w:rPr>
+                <w:noProof/>
+                <w:webHidden/>
+              </w:rPr>
+            </w:r>
+            <w:r>
+              <w:rPr>
+                <w:noProof/>
+                <w:webHidden/>
+              </w:rPr>
+              <w:fldChar w:fldCharType="separate"/>
+            </w:r>
+            <w:r>
+              <w:rPr>
+                <w:noProof/>
+                <w:webHidden/>
+              </w:rPr>
+              <w:t>7</w:t>
+            </w:r>
+            <w:r>
+              <w:rPr>
+                <w:noProof/>
+                <w:webHidden/>
+              </w:rPr>
+              <w:fldChar w:fldCharType="end"/>
+            </w:r>
+          </w:hyperlink>
+        </w:p>
+        <w:p>
+          <w:pPr>
+            <w:pStyle w:val="TOC1"/>
+            <w:tabs>
+              <w:tab w:val="right" w:leader="dot" w:pos="9016"/>
+            </w:tabs>
+            <w:rPr>
+              <w:rFonts w:eastAsiaTheme="minorEastAsia"/>
+              <w:noProof/>
+              <w:sz w:val="24"/>
+              <w:szCs w:val="24"/>
+              <w:lang w:eastAsia="en-GB"/>
+            </w:rPr>
+          </w:pPr>
+          <w:hyperlink w:anchor="_Toc196168468" w:history="1">
+            <w:r>
+              <w:rPr>
+                <w:rStyle w:val="Hyperlink"/>
+                <w:noProof/>
+              </w:rPr>
+              <w:t>Software Architecture</w:t>
+            </w:r>
+            <w:r>
+              <w:rPr>
+                <w:noProof/>
+                <w:webHidden/>
+              </w:rPr>
+              <w:tab/>
+            </w:r>
+            <w:r>
+              <w:rPr>
+                <w:noProof/>
+                <w:webHidden/>
+              </w:rPr>
+              <w:fldChar w:fldCharType="begin"/>
+            </w:r>
+            <w:r>
+              <w:rPr>
+                <w:noProof/>
+                <w:webHidden/>
+              </w:rPr>
+              <w:instrText xml:space="preserve"> PAGEREF _Toc196168468 \h </w:instrText>
+            </w:r>
+            <w:r>
+              <w:rPr>
+                <w:noProof/>
+                <w:webHidden/>
+              </w:rPr>
+            </w:r>
+            <w:r>
+              <w:rPr>
+                <w:noProof/>
+                <w:webHidden/>
+              </w:rPr>
+              <w:fldChar w:fldCharType="separate"/>
+            </w:r>
+            <w:r>
+              <w:rPr>
+                <w:noProof/>
+                <w:webHidden/>
+              </w:rPr>
+              <w:t>8</w:t>
             </w:r>
             <w:r>
               <w:rPr>
@@ -920,13 +1426,13 @@
               <w:lang w:eastAsia="en-GB"/>
             </w:rPr>
           </w:pPr>
-          <w:hyperlink w:anchor="_Toc196076634" w:history="1">
+          <w:hyperlink w:anchor="_Toc196168469" w:history="1">
             <w:r>
               <w:rPr>
                 <w:rStyle w:val="Hyperlink"/>
                 <w:noProof/>
               </w:rPr>
-              <w:t>Social implications</w:t>
+              <w:t>Connection methods</w:t>
             </w:r>
             <w:r>
               <w:rPr>
@@ -947,7 +1453,7 @@
                 <w:noProof/>
                 <w:webHidden/>
               </w:rPr>
-              <w:instrText xml:space="preserve"> PAGEREF _Toc196076634 \h </w:instrText>
+              <w:instrText xml:space="preserve"> PAGEREF _Toc196168469 \h </w:instrText>
             </w:r>
             <w:r>
               <w:rPr>
@@ -967,7 +1473,583 @@
                 <w:noProof/>
                 <w:webHidden/>
               </w:rPr>
-              <w:t>6</w:t>
+              <w:t>8</w:t>
+            </w:r>
+            <w:r>
+              <w:rPr>
+                <w:noProof/>
+                <w:webHidden/>
+              </w:rPr>
+              <w:fldChar w:fldCharType="end"/>
+            </w:r>
+          </w:hyperlink>
+        </w:p>
+        <w:p>
+          <w:pPr>
+            <w:pStyle w:val="TOC2"/>
+            <w:tabs>
+              <w:tab w:val="right" w:leader="dot" w:pos="9016"/>
+            </w:tabs>
+            <w:rPr>
+              <w:rFonts w:eastAsiaTheme="minorEastAsia"/>
+              <w:noProof/>
+              <w:sz w:val="24"/>
+              <w:szCs w:val="24"/>
+              <w:lang w:eastAsia="en-GB"/>
+            </w:rPr>
+          </w:pPr>
+          <w:hyperlink w:anchor="_Toc196168470" w:history="1">
+            <w:r>
+              <w:rPr>
+                <w:rStyle w:val="Hyperlink"/>
+                <w:noProof/>
+              </w:rPr>
+              <w:t>Svelte/Sveltekit</w:t>
+            </w:r>
+            <w:r>
+              <w:rPr>
+                <w:noProof/>
+                <w:webHidden/>
+              </w:rPr>
+              <w:tab/>
+            </w:r>
+            <w:r>
+              <w:rPr>
+                <w:noProof/>
+                <w:webHidden/>
+              </w:rPr>
+              <w:fldChar w:fldCharType="begin"/>
+            </w:r>
+            <w:r>
+              <w:rPr>
+                <w:noProof/>
+                <w:webHidden/>
+              </w:rPr>
+              <w:instrText xml:space="preserve"> PAGEREF _Toc196168470 \h </w:instrText>
+            </w:r>
+            <w:r>
+              <w:rPr>
+                <w:noProof/>
+                <w:webHidden/>
+              </w:rPr>
+            </w:r>
+            <w:r>
+              <w:rPr>
+                <w:noProof/>
+                <w:webHidden/>
+              </w:rPr>
+              <w:fldChar w:fldCharType="separate"/>
+            </w:r>
+            <w:r>
+              <w:rPr>
+                <w:noProof/>
+                <w:webHidden/>
+              </w:rPr>
+              <w:t>9</w:t>
+            </w:r>
+            <w:r>
+              <w:rPr>
+                <w:noProof/>
+                <w:webHidden/>
+              </w:rPr>
+              <w:fldChar w:fldCharType="end"/>
+            </w:r>
+          </w:hyperlink>
+        </w:p>
+        <w:p>
+          <w:pPr>
+            <w:pStyle w:val="TOC2"/>
+            <w:tabs>
+              <w:tab w:val="right" w:leader="dot" w:pos="9016"/>
+            </w:tabs>
+            <w:rPr>
+              <w:rFonts w:eastAsiaTheme="minorEastAsia"/>
+              <w:noProof/>
+              <w:sz w:val="24"/>
+              <w:szCs w:val="24"/>
+              <w:lang w:eastAsia="en-GB"/>
+            </w:rPr>
+          </w:pPr>
+          <w:hyperlink w:anchor="_Toc196168471" w:history="1">
+            <w:r>
+              <w:rPr>
+                <w:rStyle w:val="Hyperlink"/>
+                <w:noProof/>
+              </w:rPr>
+              <w:t>Tailwind/Daisy UI</w:t>
+            </w:r>
+            <w:r>
+              <w:rPr>
+                <w:noProof/>
+                <w:webHidden/>
+              </w:rPr>
+              <w:tab/>
+            </w:r>
+            <w:r>
+              <w:rPr>
+                <w:noProof/>
+                <w:webHidden/>
+              </w:rPr>
+              <w:fldChar w:fldCharType="begin"/>
+            </w:r>
+            <w:r>
+              <w:rPr>
+                <w:noProof/>
+                <w:webHidden/>
+              </w:rPr>
+              <w:instrText xml:space="preserve"> PAGEREF _Toc196168471 \h </w:instrText>
+            </w:r>
+            <w:r>
+              <w:rPr>
+                <w:noProof/>
+                <w:webHidden/>
+              </w:rPr>
+            </w:r>
+            <w:r>
+              <w:rPr>
+                <w:noProof/>
+                <w:webHidden/>
+              </w:rPr>
+              <w:fldChar w:fldCharType="separate"/>
+            </w:r>
+            <w:r>
+              <w:rPr>
+                <w:noProof/>
+                <w:webHidden/>
+              </w:rPr>
+              <w:t>9</w:t>
+            </w:r>
+            <w:r>
+              <w:rPr>
+                <w:noProof/>
+                <w:webHidden/>
+              </w:rPr>
+              <w:fldChar w:fldCharType="end"/>
+            </w:r>
+          </w:hyperlink>
+        </w:p>
+        <w:p>
+          <w:pPr>
+            <w:pStyle w:val="TOC2"/>
+            <w:tabs>
+              <w:tab w:val="right" w:leader="dot" w:pos="9016"/>
+            </w:tabs>
+            <w:rPr>
+              <w:rFonts w:eastAsiaTheme="minorEastAsia"/>
+              <w:noProof/>
+              <w:sz w:val="24"/>
+              <w:szCs w:val="24"/>
+              <w:lang w:eastAsia="en-GB"/>
+            </w:rPr>
+          </w:pPr>
+          <w:hyperlink w:anchor="_Toc196168472" w:history="1">
+            <w:r>
+              <w:rPr>
+                <w:rStyle w:val="Hyperlink"/>
+                <w:noProof/>
+              </w:rPr>
+              <w:t>Other Languages</w:t>
+            </w:r>
+            <w:r>
+              <w:rPr>
+                <w:noProof/>
+                <w:webHidden/>
+              </w:rPr>
+              <w:tab/>
+            </w:r>
+            <w:r>
+              <w:rPr>
+                <w:noProof/>
+                <w:webHidden/>
+              </w:rPr>
+              <w:fldChar w:fldCharType="begin"/>
+            </w:r>
+            <w:r>
+              <w:rPr>
+                <w:noProof/>
+                <w:webHidden/>
+              </w:rPr>
+              <w:instrText xml:space="preserve"> PAGEREF _Toc196168472 \h </w:instrText>
+            </w:r>
+            <w:r>
+              <w:rPr>
+                <w:noProof/>
+                <w:webHidden/>
+              </w:rPr>
+            </w:r>
+            <w:r>
+              <w:rPr>
+                <w:noProof/>
+                <w:webHidden/>
+              </w:rPr>
+              <w:fldChar w:fldCharType="separate"/>
+            </w:r>
+            <w:r>
+              <w:rPr>
+                <w:noProof/>
+                <w:webHidden/>
+              </w:rPr>
+              <w:t>10</w:t>
+            </w:r>
+            <w:r>
+              <w:rPr>
+                <w:noProof/>
+                <w:webHidden/>
+              </w:rPr>
+              <w:fldChar w:fldCharType="end"/>
+            </w:r>
+          </w:hyperlink>
+        </w:p>
+        <w:p>
+          <w:pPr>
+            <w:pStyle w:val="TOC2"/>
+            <w:tabs>
+              <w:tab w:val="right" w:leader="dot" w:pos="9016"/>
+            </w:tabs>
+            <w:rPr>
+              <w:rFonts w:eastAsiaTheme="minorEastAsia"/>
+              <w:noProof/>
+              <w:sz w:val="24"/>
+              <w:szCs w:val="24"/>
+              <w:lang w:eastAsia="en-GB"/>
+            </w:rPr>
+          </w:pPr>
+          <w:hyperlink w:anchor="_Toc196168473" w:history="1">
+            <w:r>
+              <w:rPr>
+                <w:rStyle w:val="Hyperlink"/>
+                <w:noProof/>
+              </w:rPr>
+              <w:t>Python</w:t>
+            </w:r>
+            <w:r>
+              <w:rPr>
+                <w:noProof/>
+                <w:webHidden/>
+              </w:rPr>
+              <w:tab/>
+            </w:r>
+            <w:r>
+              <w:rPr>
+                <w:noProof/>
+                <w:webHidden/>
+              </w:rPr>
+              <w:fldChar w:fldCharType="begin"/>
+            </w:r>
+            <w:r>
+              <w:rPr>
+                <w:noProof/>
+                <w:webHidden/>
+              </w:rPr>
+              <w:instrText xml:space="preserve"> PAGEREF _Toc196168473 \h </w:instrText>
+            </w:r>
+            <w:r>
+              <w:rPr>
+                <w:noProof/>
+                <w:webHidden/>
+              </w:rPr>
+            </w:r>
+            <w:r>
+              <w:rPr>
+                <w:noProof/>
+                <w:webHidden/>
+              </w:rPr>
+              <w:fldChar w:fldCharType="separate"/>
+            </w:r>
+            <w:r>
+              <w:rPr>
+                <w:noProof/>
+                <w:webHidden/>
+              </w:rPr>
+              <w:t>10</w:t>
+            </w:r>
+            <w:r>
+              <w:rPr>
+                <w:noProof/>
+                <w:webHidden/>
+              </w:rPr>
+              <w:fldChar w:fldCharType="end"/>
+            </w:r>
+          </w:hyperlink>
+        </w:p>
+        <w:p>
+          <w:pPr>
+            <w:pStyle w:val="TOC2"/>
+            <w:tabs>
+              <w:tab w:val="right" w:leader="dot" w:pos="9016"/>
+            </w:tabs>
+            <w:rPr>
+              <w:rFonts w:eastAsiaTheme="minorEastAsia"/>
+              <w:noProof/>
+              <w:sz w:val="24"/>
+              <w:szCs w:val="24"/>
+              <w:lang w:eastAsia="en-GB"/>
+            </w:rPr>
+          </w:pPr>
+          <w:hyperlink w:anchor="_Toc196168474" w:history="1">
+            <w:r>
+              <w:rPr>
+                <w:rStyle w:val="Hyperlink"/>
+                <w:noProof/>
+              </w:rPr>
+              <w:t>The Python GIL</w:t>
+            </w:r>
+            <w:r>
+              <w:rPr>
+                <w:noProof/>
+                <w:webHidden/>
+              </w:rPr>
+              <w:tab/>
+            </w:r>
+            <w:r>
+              <w:rPr>
+                <w:noProof/>
+                <w:webHidden/>
+              </w:rPr>
+              <w:fldChar w:fldCharType="begin"/>
+            </w:r>
+            <w:r>
+              <w:rPr>
+                <w:noProof/>
+                <w:webHidden/>
+              </w:rPr>
+              <w:instrText xml:space="preserve"> PAGEREF _Toc196168474 \h </w:instrText>
+            </w:r>
+            <w:r>
+              <w:rPr>
+                <w:noProof/>
+                <w:webHidden/>
+              </w:rPr>
+            </w:r>
+            <w:r>
+              <w:rPr>
+                <w:noProof/>
+                <w:webHidden/>
+              </w:rPr>
+              <w:fldChar w:fldCharType="separate"/>
+            </w:r>
+            <w:r>
+              <w:rPr>
+                <w:noProof/>
+                <w:webHidden/>
+              </w:rPr>
+              <w:t>11</w:t>
+            </w:r>
+            <w:r>
+              <w:rPr>
+                <w:noProof/>
+                <w:webHidden/>
+              </w:rPr>
+              <w:fldChar w:fldCharType="end"/>
+            </w:r>
+          </w:hyperlink>
+        </w:p>
+        <w:p>
+          <w:pPr>
+            <w:pStyle w:val="TOC2"/>
+            <w:tabs>
+              <w:tab w:val="right" w:leader="dot" w:pos="9016"/>
+            </w:tabs>
+            <w:rPr>
+              <w:rFonts w:eastAsiaTheme="minorEastAsia"/>
+              <w:noProof/>
+              <w:sz w:val="24"/>
+              <w:szCs w:val="24"/>
+              <w:lang w:eastAsia="en-GB"/>
+            </w:rPr>
+          </w:pPr>
+          <w:hyperlink w:anchor="_Toc196168475" w:history="1">
+            <w:r>
+              <w:rPr>
+                <w:rStyle w:val="Hyperlink"/>
+                <w:noProof/>
+              </w:rPr>
+              <w:t>MQTT and Alternative Server Protocols</w:t>
+            </w:r>
+            <w:r>
+              <w:rPr>
+                <w:noProof/>
+                <w:webHidden/>
+              </w:rPr>
+              <w:tab/>
+            </w:r>
+            <w:r>
+              <w:rPr>
+                <w:noProof/>
+                <w:webHidden/>
+              </w:rPr>
+              <w:fldChar w:fldCharType="begin"/>
+            </w:r>
+            <w:r>
+              <w:rPr>
+                <w:noProof/>
+                <w:webHidden/>
+              </w:rPr>
+              <w:instrText xml:space="preserve"> PAGEREF _Toc196168475 \h </w:instrText>
+            </w:r>
+            <w:r>
+              <w:rPr>
+                <w:noProof/>
+                <w:webHidden/>
+              </w:rPr>
+            </w:r>
+            <w:r>
+              <w:rPr>
+                <w:noProof/>
+                <w:webHidden/>
+              </w:rPr>
+              <w:fldChar w:fldCharType="separate"/>
+            </w:r>
+            <w:r>
+              <w:rPr>
+                <w:noProof/>
+                <w:webHidden/>
+              </w:rPr>
+              <w:t>11</w:t>
+            </w:r>
+            <w:r>
+              <w:rPr>
+                <w:noProof/>
+                <w:webHidden/>
+              </w:rPr>
+              <w:fldChar w:fldCharType="end"/>
+            </w:r>
+          </w:hyperlink>
+        </w:p>
+        <w:p>
+          <w:pPr>
+            <w:pStyle w:val="TOC2"/>
+            <w:tabs>
+              <w:tab w:val="right" w:leader="dot" w:pos="9016"/>
+            </w:tabs>
+            <w:rPr>
+              <w:rFonts w:eastAsiaTheme="minorEastAsia"/>
+              <w:noProof/>
+              <w:sz w:val="24"/>
+              <w:szCs w:val="24"/>
+              <w:lang w:eastAsia="en-GB"/>
+            </w:rPr>
+          </w:pPr>
+          <w:hyperlink w:anchor="_Toc196168476" w:history="1">
+            <w:r>
+              <w:rPr>
+                <w:rStyle w:val="Hyperlink"/>
+                <w:noProof/>
+              </w:rPr>
+              <w:t>Sockets and web-sockets</w:t>
+            </w:r>
+            <w:r>
+              <w:rPr>
+                <w:noProof/>
+                <w:webHidden/>
+              </w:rPr>
+              <w:tab/>
+            </w:r>
+            <w:r>
+              <w:rPr>
+                <w:noProof/>
+                <w:webHidden/>
+              </w:rPr>
+              <w:fldChar w:fldCharType="begin"/>
+            </w:r>
+            <w:r>
+              <w:rPr>
+                <w:noProof/>
+                <w:webHidden/>
+              </w:rPr>
+              <w:instrText xml:space="preserve"> PAGEREF _Toc196168476 \h </w:instrText>
+            </w:r>
+            <w:r>
+              <w:rPr>
+                <w:noProof/>
+                <w:webHidden/>
+              </w:rPr>
+            </w:r>
+            <w:r>
+              <w:rPr>
+                <w:noProof/>
+                <w:webHidden/>
+              </w:rPr>
+              <w:fldChar w:fldCharType="separate"/>
+            </w:r>
+            <w:r>
+              <w:rPr>
+                <w:noProof/>
+                <w:webHidden/>
+              </w:rPr>
+              <w:t>11</w:t>
+            </w:r>
+            <w:r>
+              <w:rPr>
+                <w:noProof/>
+                <w:webHidden/>
+              </w:rPr>
+              <w:fldChar w:fldCharType="end"/>
+            </w:r>
+          </w:hyperlink>
+        </w:p>
+        <w:p>
+          <w:pPr>
+            <w:pStyle w:val="TOC2"/>
+            <w:tabs>
+              <w:tab w:val="right" w:leader="dot" w:pos="9016"/>
+            </w:tabs>
+            <w:rPr>
+              <w:rFonts w:eastAsiaTheme="minorEastAsia"/>
+              <w:noProof/>
+              <w:sz w:val="24"/>
+              <w:szCs w:val="24"/>
+              <w:lang w:eastAsia="en-GB"/>
+            </w:rPr>
+          </w:pPr>
+          <w:hyperlink w:anchor="_Toc196168477" w:history="1">
+            <w:r>
+              <w:rPr>
+                <w:rStyle w:val="Hyperlink"/>
+                <w:noProof/>
+              </w:rPr>
+              <w:t>Server Functions</w:t>
+            </w:r>
+            <w:r>
+              <w:rPr>
+                <w:noProof/>
+                <w:webHidden/>
+              </w:rPr>
+              <w:tab/>
+            </w:r>
+            <w:r>
+              <w:rPr>
+                <w:noProof/>
+                <w:webHidden/>
+              </w:rPr>
+              <w:fldChar w:fldCharType="begin"/>
+            </w:r>
+            <w:r>
+              <w:rPr>
+                <w:noProof/>
+                <w:webHidden/>
+              </w:rPr>
+              <w:instrText xml:space="preserve"> PAGEREF _Toc196168477 \h </w:instrText>
+            </w:r>
+            <w:r>
+              <w:rPr>
+                <w:noProof/>
+                <w:webHidden/>
+              </w:rPr>
+            </w:r>
+            <w:r>
+              <w:rPr>
+                <w:noProof/>
+                <w:webHidden/>
+              </w:rPr>
+              <w:fldChar w:fldCharType="separate"/>
+            </w:r>
+            <w:r>
+              <w:rPr>
+                <w:noProof/>
+                <w:webHidden/>
+              </w:rPr>
+              <w:t>12</w:t>
             </w:r>
             <w:r>
               <w:rPr>
@@ -992,13 +2074,13 @@
               <w:lang w:eastAsia="en-GB"/>
             </w:rPr>
           </w:pPr>
-          <w:hyperlink w:anchor="_Toc196076635" w:history="1">
+          <w:hyperlink w:anchor="_Toc196168478" w:history="1">
             <w:r>
               <w:rPr>
                 <w:rStyle w:val="Hyperlink"/>
                 <w:noProof/>
               </w:rPr>
-              <w:t>Protecting users and their data</w:t>
+              <w:t>Comparing API’s</w:t>
             </w:r>
             <w:r>
               <w:rPr>
@@ -1019,7 +2101,7 @@
                 <w:noProof/>
                 <w:webHidden/>
               </w:rPr>
-              <w:instrText xml:space="preserve"> PAGEREF _Toc196076635 \h </w:instrText>
+              <w:instrText xml:space="preserve"> PAGEREF _Toc196168478 \h </w:instrText>
             </w:r>
             <w:r>
               <w:rPr>
@@ -1039,7 +2121,295 @@
                 <w:noProof/>
                 <w:webHidden/>
               </w:rPr>
-              <w:t>7</w:t>
+              <w:t>12</w:t>
+            </w:r>
+            <w:r>
+              <w:rPr>
+                <w:noProof/>
+                <w:webHidden/>
+              </w:rPr>
+              <w:fldChar w:fldCharType="end"/>
+            </w:r>
+          </w:hyperlink>
+        </w:p>
+        <w:p>
+          <w:pPr>
+            <w:pStyle w:val="TOC2"/>
+            <w:tabs>
+              <w:tab w:val="right" w:leader="dot" w:pos="9016"/>
+            </w:tabs>
+            <w:rPr>
+              <w:rFonts w:eastAsiaTheme="minorEastAsia"/>
+              <w:noProof/>
+              <w:sz w:val="24"/>
+              <w:szCs w:val="24"/>
+              <w:lang w:eastAsia="en-GB"/>
+            </w:rPr>
+          </w:pPr>
+          <w:hyperlink w:anchor="_Toc196168479" w:history="1">
+            <w:r>
+              <w:rPr>
+                <w:rStyle w:val="Hyperlink"/>
+                <w:noProof/>
+              </w:rPr>
+              <w:t>Fast API</w:t>
+            </w:r>
+            <w:r>
+              <w:rPr>
+                <w:noProof/>
+                <w:webHidden/>
+              </w:rPr>
+              <w:tab/>
+            </w:r>
+            <w:r>
+              <w:rPr>
+                <w:noProof/>
+                <w:webHidden/>
+              </w:rPr>
+              <w:fldChar w:fldCharType="begin"/>
+            </w:r>
+            <w:r>
+              <w:rPr>
+                <w:noProof/>
+                <w:webHidden/>
+              </w:rPr>
+              <w:instrText xml:space="preserve"> PAGEREF _Toc196168479 \h </w:instrText>
+            </w:r>
+            <w:r>
+              <w:rPr>
+                <w:noProof/>
+                <w:webHidden/>
+              </w:rPr>
+            </w:r>
+            <w:r>
+              <w:rPr>
+                <w:noProof/>
+                <w:webHidden/>
+              </w:rPr>
+              <w:fldChar w:fldCharType="separate"/>
+            </w:r>
+            <w:r>
+              <w:rPr>
+                <w:noProof/>
+                <w:webHidden/>
+              </w:rPr>
+              <w:t>12</w:t>
+            </w:r>
+            <w:r>
+              <w:rPr>
+                <w:noProof/>
+                <w:webHidden/>
+              </w:rPr>
+              <w:fldChar w:fldCharType="end"/>
+            </w:r>
+          </w:hyperlink>
+        </w:p>
+        <w:p>
+          <w:pPr>
+            <w:pStyle w:val="TOC2"/>
+            <w:tabs>
+              <w:tab w:val="right" w:leader="dot" w:pos="9016"/>
+            </w:tabs>
+            <w:rPr>
+              <w:rFonts w:eastAsiaTheme="minorEastAsia"/>
+              <w:noProof/>
+              <w:sz w:val="24"/>
+              <w:szCs w:val="24"/>
+              <w:lang w:eastAsia="en-GB"/>
+            </w:rPr>
+          </w:pPr>
+          <w:hyperlink w:anchor="_Toc196168480" w:history="1">
+            <w:r>
+              <w:rPr>
+                <w:rStyle w:val="Hyperlink"/>
+                <w:noProof/>
+              </w:rPr>
+              <w:t>Flask</w:t>
+            </w:r>
+            <w:r>
+              <w:rPr>
+                <w:noProof/>
+                <w:webHidden/>
+              </w:rPr>
+              <w:tab/>
+            </w:r>
+            <w:r>
+              <w:rPr>
+                <w:noProof/>
+                <w:webHidden/>
+              </w:rPr>
+              <w:fldChar w:fldCharType="begin"/>
+            </w:r>
+            <w:r>
+              <w:rPr>
+                <w:noProof/>
+                <w:webHidden/>
+              </w:rPr>
+              <w:instrText xml:space="preserve"> PAGEREF _Toc196168480 \h </w:instrText>
+            </w:r>
+            <w:r>
+              <w:rPr>
+                <w:noProof/>
+                <w:webHidden/>
+              </w:rPr>
+            </w:r>
+            <w:r>
+              <w:rPr>
+                <w:noProof/>
+                <w:webHidden/>
+              </w:rPr>
+              <w:fldChar w:fldCharType="separate"/>
+            </w:r>
+            <w:r>
+              <w:rPr>
+                <w:noProof/>
+                <w:webHidden/>
+              </w:rPr>
+              <w:t>12</w:t>
+            </w:r>
+            <w:r>
+              <w:rPr>
+                <w:noProof/>
+                <w:webHidden/>
+              </w:rPr>
+              <w:fldChar w:fldCharType="end"/>
+            </w:r>
+          </w:hyperlink>
+        </w:p>
+        <w:p>
+          <w:pPr>
+            <w:pStyle w:val="TOC2"/>
+            <w:tabs>
+              <w:tab w:val="right" w:leader="dot" w:pos="9016"/>
+            </w:tabs>
+            <w:rPr>
+              <w:rFonts w:eastAsiaTheme="minorEastAsia"/>
+              <w:noProof/>
+              <w:sz w:val="24"/>
+              <w:szCs w:val="24"/>
+              <w:lang w:eastAsia="en-GB"/>
+            </w:rPr>
+          </w:pPr>
+          <w:hyperlink w:anchor="_Toc196168481" w:history="1">
+            <w:r>
+              <w:rPr>
+                <w:rStyle w:val="Hyperlink"/>
+                <w:noProof/>
+              </w:rPr>
+              <w:t>Authentication</w:t>
+            </w:r>
+            <w:r>
+              <w:rPr>
+                <w:noProof/>
+                <w:webHidden/>
+              </w:rPr>
+              <w:tab/>
+            </w:r>
+            <w:r>
+              <w:rPr>
+                <w:noProof/>
+                <w:webHidden/>
+              </w:rPr>
+              <w:fldChar w:fldCharType="begin"/>
+            </w:r>
+            <w:r>
+              <w:rPr>
+                <w:noProof/>
+                <w:webHidden/>
+              </w:rPr>
+              <w:instrText xml:space="preserve"> PAGEREF _Toc196168481 \h </w:instrText>
+            </w:r>
+            <w:r>
+              <w:rPr>
+                <w:noProof/>
+                <w:webHidden/>
+              </w:rPr>
+            </w:r>
+            <w:r>
+              <w:rPr>
+                <w:noProof/>
+                <w:webHidden/>
+              </w:rPr>
+              <w:fldChar w:fldCharType="separate"/>
+            </w:r>
+            <w:r>
+              <w:rPr>
+                <w:noProof/>
+                <w:webHidden/>
+              </w:rPr>
+              <w:t>13</w:t>
+            </w:r>
+            <w:r>
+              <w:rPr>
+                <w:noProof/>
+                <w:webHidden/>
+              </w:rPr>
+              <w:fldChar w:fldCharType="end"/>
+            </w:r>
+          </w:hyperlink>
+        </w:p>
+        <w:p>
+          <w:pPr>
+            <w:pStyle w:val="TOC2"/>
+            <w:tabs>
+              <w:tab w:val="right" w:leader="dot" w:pos="9016"/>
+            </w:tabs>
+            <w:rPr>
+              <w:rFonts w:eastAsiaTheme="minorEastAsia"/>
+              <w:noProof/>
+              <w:sz w:val="24"/>
+              <w:szCs w:val="24"/>
+              <w:lang w:eastAsia="en-GB"/>
+            </w:rPr>
+          </w:pPr>
+          <w:hyperlink w:anchor="_Toc196168482" w:history="1">
+            <w:r>
+              <w:rPr>
+                <w:rStyle w:val="Hyperlink"/>
+                <w:noProof/>
+              </w:rPr>
+              <w:t>JWT Tokens</w:t>
+            </w:r>
+            <w:r>
+              <w:rPr>
+                <w:noProof/>
+                <w:webHidden/>
+              </w:rPr>
+              <w:tab/>
+            </w:r>
+            <w:r>
+              <w:rPr>
+                <w:noProof/>
+                <w:webHidden/>
+              </w:rPr>
+              <w:fldChar w:fldCharType="begin"/>
+            </w:r>
+            <w:r>
+              <w:rPr>
+                <w:noProof/>
+                <w:webHidden/>
+              </w:rPr>
+              <w:instrText xml:space="preserve"> PAGEREF _Toc196168482 \h </w:instrText>
+            </w:r>
+            <w:r>
+              <w:rPr>
+                <w:noProof/>
+                <w:webHidden/>
+              </w:rPr>
+            </w:r>
+            <w:r>
+              <w:rPr>
+                <w:noProof/>
+                <w:webHidden/>
+              </w:rPr>
+              <w:fldChar w:fldCharType="separate"/>
+            </w:r>
+            <w:r>
+              <w:rPr>
+                <w:noProof/>
+                <w:webHidden/>
+              </w:rPr>
+              <w:t>13</w:t>
             </w:r>
             <w:r>
               <w:rPr>
@@ -1064,13 +2434,13 @@
               <w:lang w:eastAsia="en-GB"/>
             </w:rPr>
           </w:pPr>
-          <w:hyperlink w:anchor="_Toc196076636" w:history="1">
+          <w:hyperlink w:anchor="_Toc196168483" w:history="1">
             <w:r>
               <w:rPr>
                 <w:rStyle w:val="Hyperlink"/>
                 <w:noProof/>
               </w:rPr>
-              <w:t>Software Architecture</w:t>
+              <w:t>Extending the application</w:t>
             </w:r>
             <w:r>
               <w:rPr>
@@ -1091,7 +2461,7 @@
                 <w:noProof/>
                 <w:webHidden/>
               </w:rPr>
-              <w:instrText xml:space="preserve"> PAGEREF _Toc196076636 \h </w:instrText>
+              <w:instrText xml:space="preserve"> PAGEREF _Toc196168483 \h </w:instrText>
             </w:r>
             <w:r>
               <w:rPr>
@@ -1111,7 +2481,7 @@
                 <w:noProof/>
                 <w:webHidden/>
               </w:rPr>
-              <w:t>8</w:t>
+              <w:t>13</w:t>
             </w:r>
             <w:r>
               <w:rPr>
@@ -1136,13 +2506,13 @@
               <w:lang w:eastAsia="en-GB"/>
             </w:rPr>
           </w:pPr>
-          <w:hyperlink w:anchor="_Toc196076637" w:history="1">
+          <w:hyperlink w:anchor="_Toc196168484" w:history="1">
             <w:r>
               <w:rPr>
                 <w:rStyle w:val="Hyperlink"/>
                 <w:noProof/>
               </w:rPr>
-              <w:t>Connection methods</w:t>
+              <w:t>Extensions</w:t>
             </w:r>
             <w:r>
               <w:rPr>
@@ -1163,7 +2533,7 @@
                 <w:noProof/>
                 <w:webHidden/>
               </w:rPr>
-              <w:instrText xml:space="preserve"> PAGEREF _Toc196076637 \h </w:instrText>
+              <w:instrText xml:space="preserve"> PAGEREF _Toc196168484 \h </w:instrText>
             </w:r>
             <w:r>
               <w:rPr>
@@ -1183,7 +2553,79 @@
                 <w:noProof/>
                 <w:webHidden/>
               </w:rPr>
-              <w:t>8</w:t>
+              <w:t>14</w:t>
+            </w:r>
+            <w:r>
+              <w:rPr>
+                <w:noProof/>
+                <w:webHidden/>
+              </w:rPr>
+              <w:fldChar w:fldCharType="end"/>
+            </w:r>
+          </w:hyperlink>
+        </w:p>
+        <w:p>
+          <w:pPr>
+            <w:pStyle w:val="TOC1"/>
+            <w:tabs>
+              <w:tab w:val="right" w:leader="dot" w:pos="9016"/>
+            </w:tabs>
+            <w:rPr>
+              <w:rFonts w:eastAsiaTheme="minorEastAsia"/>
+              <w:noProof/>
+              <w:sz w:val="24"/>
+              <w:szCs w:val="24"/>
+              <w:lang w:eastAsia="en-GB"/>
+            </w:rPr>
+          </w:pPr>
+          <w:hyperlink w:anchor="_Toc196168485" w:history="1">
+            <w:r>
+              <w:rPr>
+                <w:rStyle w:val="Hyperlink"/>
+                <w:noProof/>
+              </w:rPr>
+              <w:t>Testing and Analysis</w:t>
+            </w:r>
+            <w:r>
+              <w:rPr>
+                <w:noProof/>
+                <w:webHidden/>
+              </w:rPr>
+              <w:tab/>
+            </w:r>
+            <w:r>
+              <w:rPr>
+                <w:noProof/>
+                <w:webHidden/>
+              </w:rPr>
+              <w:fldChar w:fldCharType="begin"/>
+            </w:r>
+            <w:r>
+              <w:rPr>
+                <w:noProof/>
+                <w:webHidden/>
+              </w:rPr>
+              <w:instrText xml:space="preserve"> PAGEREF _Toc196168485 \h </w:instrText>
+            </w:r>
+            <w:r>
+              <w:rPr>
+                <w:noProof/>
+                <w:webHidden/>
+              </w:rPr>
+            </w:r>
+            <w:r>
+              <w:rPr>
+                <w:noProof/>
+                <w:webHidden/>
+              </w:rPr>
+              <w:fldChar w:fldCharType="separate"/>
+            </w:r>
+            <w:r>
+              <w:rPr>
+                <w:noProof/>
+                <w:webHidden/>
+              </w:rPr>
+              <w:t>14</w:t>
             </w:r>
             <w:r>
               <w:rPr>
@@ -1208,13 +2650,13 @@
               <w:lang w:eastAsia="en-GB"/>
             </w:rPr>
           </w:pPr>
-          <w:hyperlink w:anchor="_Toc196076638" w:history="1">
+          <w:hyperlink w:anchor="_Toc196168486" w:history="1">
             <w:r>
               <w:rPr>
                 <w:rStyle w:val="Hyperlink"/>
                 <w:noProof/>
               </w:rPr>
-              <w:t>Svelte/Sveltekit</w:t>
+              <w:t>Ease of development vs best practices</w:t>
             </w:r>
             <w:r>
               <w:rPr>
@@ -1235,7 +2677,7 @@
                 <w:noProof/>
                 <w:webHidden/>
               </w:rPr>
-              <w:instrText xml:space="preserve"> PAGEREF _Toc196076638 \h </w:instrText>
+              <w:instrText xml:space="preserve"> PAGEREF _Toc196168486 \h </w:instrText>
             </w:r>
             <w:r>
               <w:rPr>
@@ -1255,7 +2697,79 @@
                 <w:noProof/>
                 <w:webHidden/>
               </w:rPr>
-              <w:t>9</w:t>
+              <w:t>14</w:t>
+            </w:r>
+            <w:r>
+              <w:rPr>
+                <w:noProof/>
+                <w:webHidden/>
+              </w:rPr>
+              <w:fldChar w:fldCharType="end"/>
+            </w:r>
+          </w:hyperlink>
+        </w:p>
+        <w:p>
+          <w:pPr>
+            <w:pStyle w:val="TOC1"/>
+            <w:tabs>
+              <w:tab w:val="right" w:leader="dot" w:pos="9016"/>
+            </w:tabs>
+            <w:rPr>
+              <w:rFonts w:eastAsiaTheme="minorEastAsia"/>
+              <w:noProof/>
+              <w:sz w:val="24"/>
+              <w:szCs w:val="24"/>
+              <w:lang w:eastAsia="en-GB"/>
+            </w:rPr>
+          </w:pPr>
+          <w:hyperlink w:anchor="_Toc196168487" w:history="1">
+            <w:r>
+              <w:rPr>
+                <w:rStyle w:val="Hyperlink"/>
+                <w:noProof/>
+              </w:rPr>
+              <w:t>Development Environment</w:t>
+            </w:r>
+            <w:r>
+              <w:rPr>
+                <w:noProof/>
+                <w:webHidden/>
+              </w:rPr>
+              <w:tab/>
+            </w:r>
+            <w:r>
+              <w:rPr>
+                <w:noProof/>
+                <w:webHidden/>
+              </w:rPr>
+              <w:fldChar w:fldCharType="begin"/>
+            </w:r>
+            <w:r>
+              <w:rPr>
+                <w:noProof/>
+                <w:webHidden/>
+              </w:rPr>
+              <w:instrText xml:space="preserve"> PAGEREF _Toc196168487 \h </w:instrText>
+            </w:r>
+            <w:r>
+              <w:rPr>
+                <w:noProof/>
+                <w:webHidden/>
+              </w:rPr>
+            </w:r>
+            <w:r>
+              <w:rPr>
+                <w:noProof/>
+                <w:webHidden/>
+              </w:rPr>
+              <w:fldChar w:fldCharType="separate"/>
+            </w:r>
+            <w:r>
+              <w:rPr>
+                <w:noProof/>
+                <w:webHidden/>
+              </w:rPr>
+              <w:t>15</w:t>
             </w:r>
             <w:r>
               <w:rPr>
@@ -1280,13 +2794,13 @@
               <w:lang w:eastAsia="en-GB"/>
             </w:rPr>
           </w:pPr>
-          <w:hyperlink w:anchor="_Toc196076639" w:history="1">
+          <w:hyperlink w:anchor="_Toc196168488" w:history="1">
             <w:r>
               <w:rPr>
                 <w:rStyle w:val="Hyperlink"/>
                 <w:noProof/>
               </w:rPr>
-              <w:t>Other Languages</w:t>
+              <w:t>Docker</w:t>
             </w:r>
             <w:r>
               <w:rPr>
@@ -1307,7 +2821,7 @@
                 <w:noProof/>
                 <w:webHidden/>
               </w:rPr>
-              <w:instrText xml:space="preserve"> PAGEREF _Toc196076639 \h </w:instrText>
+              <w:instrText xml:space="preserve"> PAGEREF _Toc196168488 \h </w:instrText>
             </w:r>
             <w:r>
               <w:rPr>
@@ -1327,7 +2841,7 @@
                 <w:noProof/>
                 <w:webHidden/>
               </w:rPr>
-              <w:t>9</w:t>
+              <w:t>15</w:t>
             </w:r>
             <w:r>
               <w:rPr>
@@ -1352,13 +2866,13 @@
               <w:lang w:eastAsia="en-GB"/>
             </w:rPr>
           </w:pPr>
-          <w:hyperlink w:anchor="_Toc196076640" w:history="1">
+          <w:hyperlink w:anchor="_Toc196168489" w:history="1">
             <w:r>
               <w:rPr>
                 <w:rStyle w:val="Hyperlink"/>
                 <w:noProof/>
               </w:rPr>
-              <w:t>Python</w:t>
+              <w:t>Docker-Compose</w:t>
             </w:r>
             <w:r>
               <w:rPr>
@@ -1379,7 +2893,7 @@
                 <w:noProof/>
                 <w:webHidden/>
               </w:rPr>
-              <w:instrText xml:space="preserve"> PAGEREF _Toc196076640 \h </w:instrText>
+              <w:instrText xml:space="preserve"> PAGEREF _Toc196168489 \h </w:instrText>
             </w:r>
             <w:r>
               <w:rPr>
@@ -1399,7 +2913,7 @@
                 <w:noProof/>
                 <w:webHidden/>
               </w:rPr>
-              <w:t>9</w:t>
+              <w:t>15</w:t>
             </w:r>
             <w:r>
               <w:rPr>
@@ -1424,13 +2938,13 @@
               <w:lang w:eastAsia="en-GB"/>
             </w:rPr>
           </w:pPr>
-          <w:hyperlink w:anchor="_Toc196076641" w:history="1">
+          <w:hyperlink w:anchor="_Toc196168490" w:history="1">
             <w:r>
               <w:rPr>
                 <w:rStyle w:val="Hyperlink"/>
                 <w:noProof/>
               </w:rPr>
-              <w:t>The Python GIL</w:t>
+              <w:t>Nginx</w:t>
             </w:r>
             <w:r>
               <w:rPr>
@@ -1451,7 +2965,7 @@
                 <w:noProof/>
                 <w:webHidden/>
               </w:rPr>
-              <w:instrText xml:space="preserve"> PAGEREF _Toc196076641 \h </w:instrText>
+              <w:instrText xml:space="preserve"> PAGEREF _Toc196168490 \h </w:instrText>
             </w:r>
             <w:r>
               <w:rPr>
@@ -1471,223 +2985,7 @@
                 <w:noProof/>
                 <w:webHidden/>
               </w:rPr>
-              <w:t>10</w:t>
-            </w:r>
-            <w:r>
-              <w:rPr>
-                <w:noProof/>
-                <w:webHidden/>
-              </w:rPr>
-              <w:fldChar w:fldCharType="end"/>
-            </w:r>
-          </w:hyperlink>
-        </w:p>
-        <w:p>
-          <w:pPr>
-            <w:pStyle w:val="TOC2"/>
-            <w:tabs>
-              <w:tab w:val="right" w:leader="dot" w:pos="9016"/>
-            </w:tabs>
-            <w:rPr>
-              <w:rFonts w:eastAsiaTheme="minorEastAsia"/>
-              <w:noProof/>
-              <w:sz w:val="24"/>
-              <w:szCs w:val="24"/>
-              <w:lang w:eastAsia="en-GB"/>
-            </w:rPr>
-          </w:pPr>
-          <w:hyperlink w:anchor="_Toc196076642" w:history="1">
-            <w:r>
-              <w:rPr>
-                <w:rStyle w:val="Hyperlink"/>
-                <w:noProof/>
-              </w:rPr>
-              <w:t>MQTT and Alternative Server Protocols</w:t>
-            </w:r>
-            <w:r>
-              <w:rPr>
-                <w:noProof/>
-                <w:webHidden/>
-              </w:rPr>
-              <w:tab/>
-            </w:r>
-            <w:r>
-              <w:rPr>
-                <w:noProof/>
-                <w:webHidden/>
-              </w:rPr>
-              <w:fldChar w:fldCharType="begin"/>
-            </w:r>
-            <w:r>
-              <w:rPr>
-                <w:noProof/>
-                <w:webHidden/>
-              </w:rPr>
-              <w:instrText xml:space="preserve"> PAGEREF _Toc196076642 \h </w:instrText>
-            </w:r>
-            <w:r>
-              <w:rPr>
-                <w:noProof/>
-                <w:webHidden/>
-              </w:rPr>
-            </w:r>
-            <w:r>
-              <w:rPr>
-                <w:noProof/>
-                <w:webHidden/>
-              </w:rPr>
-              <w:fldChar w:fldCharType="separate"/>
-            </w:r>
-            <w:r>
-              <w:rPr>
-                <w:noProof/>
-                <w:webHidden/>
-              </w:rPr>
-              <w:t>10</w:t>
-            </w:r>
-            <w:r>
-              <w:rPr>
-                <w:noProof/>
-                <w:webHidden/>
-              </w:rPr>
-              <w:fldChar w:fldCharType="end"/>
-            </w:r>
-          </w:hyperlink>
-        </w:p>
-        <w:p>
-          <w:pPr>
-            <w:pStyle w:val="TOC2"/>
-            <w:tabs>
-              <w:tab w:val="right" w:leader="dot" w:pos="9016"/>
-            </w:tabs>
-            <w:rPr>
-              <w:rFonts w:eastAsiaTheme="minorEastAsia"/>
-              <w:noProof/>
-              <w:sz w:val="24"/>
-              <w:szCs w:val="24"/>
-              <w:lang w:eastAsia="en-GB"/>
-            </w:rPr>
-          </w:pPr>
-          <w:hyperlink w:anchor="_Toc196076643" w:history="1">
-            <w:r>
-              <w:rPr>
-                <w:rStyle w:val="Hyperlink"/>
-                <w:noProof/>
-              </w:rPr>
-              <w:t>Sockets and web-sockets</w:t>
-            </w:r>
-            <w:r>
-              <w:rPr>
-                <w:noProof/>
-                <w:webHidden/>
-              </w:rPr>
-              <w:tab/>
-            </w:r>
-            <w:r>
-              <w:rPr>
-                <w:noProof/>
-                <w:webHidden/>
-              </w:rPr>
-              <w:fldChar w:fldCharType="begin"/>
-            </w:r>
-            <w:r>
-              <w:rPr>
-                <w:noProof/>
-                <w:webHidden/>
-              </w:rPr>
-              <w:instrText xml:space="preserve"> PAGEREF _Toc196076643 \h </w:instrText>
-            </w:r>
-            <w:r>
-              <w:rPr>
-                <w:noProof/>
-                <w:webHidden/>
-              </w:rPr>
-            </w:r>
-            <w:r>
-              <w:rPr>
-                <w:noProof/>
-                <w:webHidden/>
-              </w:rPr>
-              <w:fldChar w:fldCharType="separate"/>
-            </w:r>
-            <w:r>
-              <w:rPr>
-                <w:noProof/>
-                <w:webHidden/>
-              </w:rPr>
-              <w:t>11</w:t>
-            </w:r>
-            <w:r>
-              <w:rPr>
-                <w:noProof/>
-                <w:webHidden/>
-              </w:rPr>
-              <w:fldChar w:fldCharType="end"/>
-            </w:r>
-          </w:hyperlink>
-        </w:p>
-        <w:p>
-          <w:pPr>
-            <w:pStyle w:val="TOC2"/>
-            <w:tabs>
-              <w:tab w:val="right" w:leader="dot" w:pos="9016"/>
-            </w:tabs>
-            <w:rPr>
-              <w:rFonts w:eastAsiaTheme="minorEastAsia"/>
-              <w:noProof/>
-              <w:sz w:val="24"/>
-              <w:szCs w:val="24"/>
-              <w:lang w:eastAsia="en-GB"/>
-            </w:rPr>
-          </w:pPr>
-          <w:hyperlink w:anchor="_Toc196076644" w:history="1">
-            <w:r>
-              <w:rPr>
-                <w:rStyle w:val="Hyperlink"/>
-                <w:noProof/>
-              </w:rPr>
-              <w:t>Server Functions</w:t>
-            </w:r>
-            <w:r>
-              <w:rPr>
-                <w:noProof/>
-                <w:webHidden/>
-              </w:rPr>
-              <w:tab/>
-            </w:r>
-            <w:r>
-              <w:rPr>
-                <w:noProof/>
-                <w:webHidden/>
-              </w:rPr>
-              <w:fldChar w:fldCharType="begin"/>
-            </w:r>
-            <w:r>
-              <w:rPr>
-                <w:noProof/>
-                <w:webHidden/>
-              </w:rPr>
-              <w:instrText xml:space="preserve"> PAGEREF _Toc196076644 \h </w:instrText>
-            </w:r>
-            <w:r>
-              <w:rPr>
-                <w:noProof/>
-                <w:webHidden/>
-              </w:rPr>
-            </w:r>
-            <w:r>
-              <w:rPr>
-                <w:noProof/>
-                <w:webHidden/>
-              </w:rPr>
-              <w:fldChar w:fldCharType="separate"/>
-            </w:r>
-            <w:r>
-              <w:rPr>
-                <w:noProof/>
-                <w:webHidden/>
-              </w:rPr>
-              <w:t>11</w:t>
+              <w:t>15</w:t>
             </w:r>
             <w:r>
               <w:rPr>
@@ -1712,13 +3010,13 @@
               <w:lang w:eastAsia="en-GB"/>
             </w:rPr>
           </w:pPr>
-          <w:hyperlink w:anchor="_Toc196076645" w:history="1">
+          <w:hyperlink w:anchor="_Toc196168491" w:history="1">
             <w:r>
               <w:rPr>
                 <w:rStyle w:val="Hyperlink"/>
                 <w:noProof/>
               </w:rPr>
-              <w:t>Comparing API’s</w:t>
+              <w:t>Optimising The Application/Future development</w:t>
             </w:r>
             <w:r>
               <w:rPr>
@@ -1739,7 +3037,7 @@
                 <w:noProof/>
                 <w:webHidden/>
               </w:rPr>
-              <w:instrText xml:space="preserve"> PAGEREF _Toc196076645 \h </w:instrText>
+              <w:instrText xml:space="preserve"> PAGEREF _Toc196168491 \h </w:instrText>
             </w:r>
             <w:r>
               <w:rPr>
@@ -1759,295 +3057,7 @@
                 <w:noProof/>
                 <w:webHidden/>
               </w:rPr>
-              <w:t>12</w:t>
-            </w:r>
-            <w:r>
-              <w:rPr>
-                <w:noProof/>
-                <w:webHidden/>
-              </w:rPr>
-              <w:fldChar w:fldCharType="end"/>
-            </w:r>
-          </w:hyperlink>
-        </w:p>
-        <w:p>
-          <w:pPr>
-            <w:pStyle w:val="TOC2"/>
-            <w:tabs>
-              <w:tab w:val="right" w:leader="dot" w:pos="9016"/>
-            </w:tabs>
-            <w:rPr>
-              <w:rFonts w:eastAsiaTheme="minorEastAsia"/>
-              <w:noProof/>
-              <w:sz w:val="24"/>
-              <w:szCs w:val="24"/>
-              <w:lang w:eastAsia="en-GB"/>
-            </w:rPr>
-          </w:pPr>
-          <w:hyperlink w:anchor="_Toc196076646" w:history="1">
-            <w:r>
-              <w:rPr>
-                <w:rStyle w:val="Hyperlink"/>
-                <w:noProof/>
-              </w:rPr>
-              <w:t>Fast API</w:t>
-            </w:r>
-            <w:r>
-              <w:rPr>
-                <w:noProof/>
-                <w:webHidden/>
-              </w:rPr>
-              <w:tab/>
-            </w:r>
-            <w:r>
-              <w:rPr>
-                <w:noProof/>
-                <w:webHidden/>
-              </w:rPr>
-              <w:fldChar w:fldCharType="begin"/>
-            </w:r>
-            <w:r>
-              <w:rPr>
-                <w:noProof/>
-                <w:webHidden/>
-              </w:rPr>
-              <w:instrText xml:space="preserve"> PAGEREF _Toc196076646 \h </w:instrText>
-            </w:r>
-            <w:r>
-              <w:rPr>
-                <w:noProof/>
-                <w:webHidden/>
-              </w:rPr>
-            </w:r>
-            <w:r>
-              <w:rPr>
-                <w:noProof/>
-                <w:webHidden/>
-              </w:rPr>
-              <w:fldChar w:fldCharType="separate"/>
-            </w:r>
-            <w:r>
-              <w:rPr>
-                <w:noProof/>
-                <w:webHidden/>
-              </w:rPr>
-              <w:t>12</w:t>
-            </w:r>
-            <w:r>
-              <w:rPr>
-                <w:noProof/>
-                <w:webHidden/>
-              </w:rPr>
-              <w:fldChar w:fldCharType="end"/>
-            </w:r>
-          </w:hyperlink>
-        </w:p>
-        <w:p>
-          <w:pPr>
-            <w:pStyle w:val="TOC2"/>
-            <w:tabs>
-              <w:tab w:val="right" w:leader="dot" w:pos="9016"/>
-            </w:tabs>
-            <w:rPr>
-              <w:rFonts w:eastAsiaTheme="minorEastAsia"/>
-              <w:noProof/>
-              <w:sz w:val="24"/>
-              <w:szCs w:val="24"/>
-              <w:lang w:eastAsia="en-GB"/>
-            </w:rPr>
-          </w:pPr>
-          <w:hyperlink w:anchor="_Toc196076647" w:history="1">
-            <w:r>
-              <w:rPr>
-                <w:rStyle w:val="Hyperlink"/>
-                <w:noProof/>
-              </w:rPr>
-              <w:t>Flask</w:t>
-            </w:r>
-            <w:r>
-              <w:rPr>
-                <w:noProof/>
-                <w:webHidden/>
-              </w:rPr>
-              <w:tab/>
-            </w:r>
-            <w:r>
-              <w:rPr>
-                <w:noProof/>
-                <w:webHidden/>
-              </w:rPr>
-              <w:fldChar w:fldCharType="begin"/>
-            </w:r>
-            <w:r>
-              <w:rPr>
-                <w:noProof/>
-                <w:webHidden/>
-              </w:rPr>
-              <w:instrText xml:space="preserve"> PAGEREF _Toc196076647 \h </w:instrText>
-            </w:r>
-            <w:r>
-              <w:rPr>
-                <w:noProof/>
-                <w:webHidden/>
-              </w:rPr>
-            </w:r>
-            <w:r>
-              <w:rPr>
-                <w:noProof/>
-                <w:webHidden/>
-              </w:rPr>
-              <w:fldChar w:fldCharType="separate"/>
-            </w:r>
-            <w:r>
-              <w:rPr>
-                <w:noProof/>
-                <w:webHidden/>
-              </w:rPr>
-              <w:t>12</w:t>
-            </w:r>
-            <w:r>
-              <w:rPr>
-                <w:noProof/>
-                <w:webHidden/>
-              </w:rPr>
-              <w:fldChar w:fldCharType="end"/>
-            </w:r>
-          </w:hyperlink>
-        </w:p>
-        <w:p>
-          <w:pPr>
-            <w:pStyle w:val="TOC2"/>
-            <w:tabs>
-              <w:tab w:val="right" w:leader="dot" w:pos="9016"/>
-            </w:tabs>
-            <w:rPr>
-              <w:rFonts w:eastAsiaTheme="minorEastAsia"/>
-              <w:noProof/>
-              <w:sz w:val="24"/>
-              <w:szCs w:val="24"/>
-              <w:lang w:eastAsia="en-GB"/>
-            </w:rPr>
-          </w:pPr>
-          <w:hyperlink w:anchor="_Toc196076648" w:history="1">
-            <w:r>
-              <w:rPr>
-                <w:rStyle w:val="Hyperlink"/>
-                <w:noProof/>
-              </w:rPr>
-              <w:t>Authentication</w:t>
-            </w:r>
-            <w:r>
-              <w:rPr>
-                <w:noProof/>
-                <w:webHidden/>
-              </w:rPr>
-              <w:tab/>
-            </w:r>
-            <w:r>
-              <w:rPr>
-                <w:noProof/>
-                <w:webHidden/>
-              </w:rPr>
-              <w:fldChar w:fldCharType="begin"/>
-            </w:r>
-            <w:r>
-              <w:rPr>
-                <w:noProof/>
-                <w:webHidden/>
-              </w:rPr>
-              <w:instrText xml:space="preserve"> PAGEREF _Toc196076648 \h </w:instrText>
-            </w:r>
-            <w:r>
-              <w:rPr>
-                <w:noProof/>
-                <w:webHidden/>
-              </w:rPr>
-            </w:r>
-            <w:r>
-              <w:rPr>
-                <w:noProof/>
-                <w:webHidden/>
-              </w:rPr>
-              <w:fldChar w:fldCharType="separate"/>
-            </w:r>
-            <w:r>
-              <w:rPr>
-                <w:noProof/>
-                <w:webHidden/>
-              </w:rPr>
-              <w:t>12</w:t>
-            </w:r>
-            <w:r>
-              <w:rPr>
-                <w:noProof/>
-                <w:webHidden/>
-              </w:rPr>
-              <w:fldChar w:fldCharType="end"/>
-            </w:r>
-          </w:hyperlink>
-        </w:p>
-        <w:p>
-          <w:pPr>
-            <w:pStyle w:val="TOC2"/>
-            <w:tabs>
-              <w:tab w:val="right" w:leader="dot" w:pos="9016"/>
-            </w:tabs>
-            <w:rPr>
-              <w:rFonts w:eastAsiaTheme="minorEastAsia"/>
-              <w:noProof/>
-              <w:sz w:val="24"/>
-              <w:szCs w:val="24"/>
-              <w:lang w:eastAsia="en-GB"/>
-            </w:rPr>
-          </w:pPr>
-          <w:hyperlink w:anchor="_Toc196076649" w:history="1">
-            <w:r>
-              <w:rPr>
-                <w:rStyle w:val="Hyperlink"/>
-                <w:noProof/>
-              </w:rPr>
-              <w:t>JWT Tokens</w:t>
-            </w:r>
-            <w:r>
-              <w:rPr>
-                <w:noProof/>
-                <w:webHidden/>
-              </w:rPr>
-              <w:tab/>
-            </w:r>
-            <w:r>
-              <w:rPr>
-                <w:noProof/>
-                <w:webHidden/>
-              </w:rPr>
-              <w:fldChar w:fldCharType="begin"/>
-            </w:r>
-            <w:r>
-              <w:rPr>
-                <w:noProof/>
-                <w:webHidden/>
-              </w:rPr>
-              <w:instrText xml:space="preserve"> PAGEREF _Toc196076649 \h </w:instrText>
-            </w:r>
-            <w:r>
-              <w:rPr>
-                <w:noProof/>
-                <w:webHidden/>
-              </w:rPr>
-            </w:r>
-            <w:r>
-              <w:rPr>
-                <w:noProof/>
-                <w:webHidden/>
-              </w:rPr>
-              <w:fldChar w:fldCharType="separate"/>
-            </w:r>
-            <w:r>
-              <w:rPr>
-                <w:noProof/>
-                <w:webHidden/>
-              </w:rPr>
-              <w:t>13</w:t>
+              <w:t>15</w:t>
             </w:r>
             <w:r>
               <w:rPr>
@@ -2072,13 +3082,13 @@
               <w:lang w:eastAsia="en-GB"/>
             </w:rPr>
           </w:pPr>
-          <w:hyperlink w:anchor="_Toc196076650" w:history="1">
+          <w:hyperlink w:anchor="_Toc196168492" w:history="1">
             <w:r>
               <w:rPr>
                 <w:rStyle w:val="Hyperlink"/>
                 <w:noProof/>
               </w:rPr>
-              <w:t>Extending the application</w:t>
+              <w:t>Problems with development</w:t>
             </w:r>
             <w:r>
               <w:rPr>
@@ -2099,7 +3109,7 @@
                 <w:noProof/>
                 <w:webHidden/>
               </w:rPr>
-              <w:instrText xml:space="preserve"> PAGEREF _Toc196076650 \h </w:instrText>
+              <w:instrText xml:space="preserve"> PAGEREF _Toc196168492 \h </w:instrText>
             </w:r>
             <w:r>
               <w:rPr>
@@ -2119,79 +3129,7 @@
                 <w:noProof/>
                 <w:webHidden/>
               </w:rPr>
-              <w:t>13</w:t>
-            </w:r>
-            <w:r>
-              <w:rPr>
-                <w:noProof/>
-                <w:webHidden/>
-              </w:rPr>
-              <w:fldChar w:fldCharType="end"/>
-            </w:r>
-          </w:hyperlink>
-        </w:p>
-        <w:p>
-          <w:pPr>
-            <w:pStyle w:val="TOC2"/>
-            <w:tabs>
-              <w:tab w:val="right" w:leader="dot" w:pos="9016"/>
-            </w:tabs>
-            <w:rPr>
-              <w:rFonts w:eastAsiaTheme="minorEastAsia"/>
-              <w:noProof/>
-              <w:sz w:val="24"/>
-              <w:szCs w:val="24"/>
-              <w:lang w:eastAsia="en-GB"/>
-            </w:rPr>
-          </w:pPr>
-          <w:hyperlink w:anchor="_Toc196076651" w:history="1">
-            <w:r>
-              <w:rPr>
-                <w:rStyle w:val="Hyperlink"/>
-                <w:noProof/>
-              </w:rPr>
-              <w:t>Extensions</w:t>
-            </w:r>
-            <w:r>
-              <w:rPr>
-                <w:noProof/>
-                <w:webHidden/>
-              </w:rPr>
-              <w:tab/>
-            </w:r>
-            <w:r>
-              <w:rPr>
-                <w:noProof/>
-                <w:webHidden/>
-              </w:rPr>
-              <w:fldChar w:fldCharType="begin"/>
-            </w:r>
-            <w:r>
-              <w:rPr>
-                <w:noProof/>
-                <w:webHidden/>
-              </w:rPr>
-              <w:instrText xml:space="preserve"> PAGEREF _Toc196076651 \h </w:instrText>
-            </w:r>
-            <w:r>
-              <w:rPr>
-                <w:noProof/>
-                <w:webHidden/>
-              </w:rPr>
-            </w:r>
-            <w:r>
-              <w:rPr>
-                <w:noProof/>
-                <w:webHidden/>
-              </w:rPr>
-              <w:fldChar w:fldCharType="separate"/>
-            </w:r>
-            <w:r>
-              <w:rPr>
-                <w:noProof/>
-                <w:webHidden/>
-              </w:rPr>
-              <w:t>13</w:t>
+              <w:t>16</w:t>
             </w:r>
             <w:r>
               <w:rPr>
@@ -2216,13 +3154,13 @@
               <w:lang w:eastAsia="en-GB"/>
             </w:rPr>
           </w:pPr>
-          <w:hyperlink w:anchor="_Toc196076652" w:history="1">
+          <w:hyperlink w:anchor="_Toc196168493" w:history="1">
             <w:r>
               <w:rPr>
                 <w:rStyle w:val="Hyperlink"/>
                 <w:noProof/>
               </w:rPr>
-              <w:t>Testing and Analysis</w:t>
+              <w:t>Overcoming Challenges with Development</w:t>
             </w:r>
             <w:r>
               <w:rPr>
@@ -2243,7 +3181,7 @@
                 <w:noProof/>
                 <w:webHidden/>
               </w:rPr>
-              <w:instrText xml:space="preserve"> PAGEREF _Toc196076652 \h </w:instrText>
+              <w:instrText xml:space="preserve"> PAGEREF _Toc196168493 \h </w:instrText>
             </w:r>
             <w:r>
               <w:rPr>
@@ -2263,79 +3201,7 @@
                 <w:noProof/>
                 <w:webHidden/>
               </w:rPr>
-              <w:t>14</w:t>
-            </w:r>
-            <w:r>
-              <w:rPr>
-                <w:noProof/>
-                <w:webHidden/>
-              </w:rPr>
-              <w:fldChar w:fldCharType="end"/>
-            </w:r>
-          </w:hyperlink>
-        </w:p>
-        <w:p>
-          <w:pPr>
-            <w:pStyle w:val="TOC2"/>
-            <w:tabs>
-              <w:tab w:val="right" w:leader="dot" w:pos="9016"/>
-            </w:tabs>
-            <w:rPr>
-              <w:rFonts w:eastAsiaTheme="minorEastAsia"/>
-              <w:noProof/>
-              <w:sz w:val="24"/>
-              <w:szCs w:val="24"/>
-              <w:lang w:eastAsia="en-GB"/>
-            </w:rPr>
-          </w:pPr>
-          <w:hyperlink w:anchor="_Toc196076653" w:history="1">
-            <w:r>
-              <w:rPr>
-                <w:rStyle w:val="Hyperlink"/>
-                <w:noProof/>
-              </w:rPr>
-              <w:t>Ease of development vs best practices</w:t>
-            </w:r>
-            <w:r>
-              <w:rPr>
-                <w:noProof/>
-                <w:webHidden/>
-              </w:rPr>
-              <w:tab/>
-            </w:r>
-            <w:r>
-              <w:rPr>
-                <w:noProof/>
-                <w:webHidden/>
-              </w:rPr>
-              <w:fldChar w:fldCharType="begin"/>
-            </w:r>
-            <w:r>
-              <w:rPr>
-                <w:noProof/>
-                <w:webHidden/>
-              </w:rPr>
-              <w:instrText xml:space="preserve"> PAGEREF _Toc196076653 \h </w:instrText>
-            </w:r>
-            <w:r>
-              <w:rPr>
-                <w:noProof/>
-                <w:webHidden/>
-              </w:rPr>
-            </w:r>
-            <w:r>
-              <w:rPr>
-                <w:noProof/>
-                <w:webHidden/>
-              </w:rPr>
-              <w:fldChar w:fldCharType="separate"/>
-            </w:r>
-            <w:r>
-              <w:rPr>
-                <w:noProof/>
-                <w:webHidden/>
-              </w:rPr>
-              <w:t>14</w:t>
+              <w:t>16</w:t>
             </w:r>
             <w:r>
               <w:rPr>
@@ -2360,13 +3226,13 @@
               <w:lang w:eastAsia="en-GB"/>
             </w:rPr>
           </w:pPr>
-          <w:hyperlink w:anchor="_Toc196076654" w:history="1">
+          <w:hyperlink w:anchor="_Toc196168494" w:history="1">
             <w:r>
               <w:rPr>
                 <w:rStyle w:val="Hyperlink"/>
                 <w:noProof/>
               </w:rPr>
-              <w:t>Development Environment</w:t>
+              <w:t>What I’ve Learned and Improved During the Project</w:t>
             </w:r>
             <w:r>
               <w:rPr>
@@ -2387,7 +3253,7 @@
                 <w:noProof/>
                 <w:webHidden/>
               </w:rPr>
-              <w:instrText xml:space="preserve"> PAGEREF _Toc196076654 \h </w:instrText>
+              <w:instrText xml:space="preserve"> PAGEREF _Toc196168494 \h </w:instrText>
             </w:r>
             <w:r>
               <w:rPr>
@@ -2407,223 +3273,7 @@
                 <w:noProof/>
                 <w:webHidden/>
               </w:rPr>
-              <w:t>14</w:t>
-            </w:r>
-            <w:r>
-              <w:rPr>
-                <w:noProof/>
-                <w:webHidden/>
-              </w:rPr>
-              <w:fldChar w:fldCharType="end"/>
-            </w:r>
-          </w:hyperlink>
-        </w:p>
-        <w:p>
-          <w:pPr>
-            <w:pStyle w:val="TOC2"/>
-            <w:tabs>
-              <w:tab w:val="right" w:leader="dot" w:pos="9016"/>
-            </w:tabs>
-            <w:rPr>
-              <w:rFonts w:eastAsiaTheme="minorEastAsia"/>
-              <w:noProof/>
-              <w:sz w:val="24"/>
-              <w:szCs w:val="24"/>
-              <w:lang w:eastAsia="en-GB"/>
-            </w:rPr>
-          </w:pPr>
-          <w:hyperlink w:anchor="_Toc196076655" w:history="1">
-            <w:r>
-              <w:rPr>
-                <w:rStyle w:val="Hyperlink"/>
-                <w:noProof/>
-              </w:rPr>
-              <w:t>Docker</w:t>
-            </w:r>
-            <w:r>
-              <w:rPr>
-                <w:noProof/>
-                <w:webHidden/>
-              </w:rPr>
-              <w:tab/>
-            </w:r>
-            <w:r>
-              <w:rPr>
-                <w:noProof/>
-                <w:webHidden/>
-              </w:rPr>
-              <w:fldChar w:fldCharType="begin"/>
-            </w:r>
-            <w:r>
-              <w:rPr>
-                <w:noProof/>
-                <w:webHidden/>
-              </w:rPr>
-              <w:instrText xml:space="preserve"> PAGEREF _Toc196076655 \h </w:instrText>
-            </w:r>
-            <w:r>
-              <w:rPr>
-                <w:noProof/>
-                <w:webHidden/>
-              </w:rPr>
-            </w:r>
-            <w:r>
-              <w:rPr>
-                <w:noProof/>
-                <w:webHidden/>
-              </w:rPr>
-              <w:fldChar w:fldCharType="separate"/>
-            </w:r>
-            <w:r>
-              <w:rPr>
-                <w:noProof/>
-                <w:webHidden/>
-              </w:rPr>
-              <w:t>14</w:t>
-            </w:r>
-            <w:r>
-              <w:rPr>
-                <w:noProof/>
-                <w:webHidden/>
-              </w:rPr>
-              <w:fldChar w:fldCharType="end"/>
-            </w:r>
-          </w:hyperlink>
-        </w:p>
-        <w:p>
-          <w:pPr>
-            <w:pStyle w:val="TOC2"/>
-            <w:tabs>
-              <w:tab w:val="right" w:leader="dot" w:pos="9016"/>
-            </w:tabs>
-            <w:rPr>
-              <w:rFonts w:eastAsiaTheme="minorEastAsia"/>
-              <w:noProof/>
-              <w:sz w:val="24"/>
-              <w:szCs w:val="24"/>
-              <w:lang w:eastAsia="en-GB"/>
-            </w:rPr>
-          </w:pPr>
-          <w:hyperlink w:anchor="_Toc196076656" w:history="1">
-            <w:r>
-              <w:rPr>
-                <w:rStyle w:val="Hyperlink"/>
-                <w:noProof/>
-              </w:rPr>
-              <w:t>Docker-Compose</w:t>
-            </w:r>
-            <w:r>
-              <w:rPr>
-                <w:noProof/>
-                <w:webHidden/>
-              </w:rPr>
-              <w:tab/>
-            </w:r>
-            <w:r>
-              <w:rPr>
-                <w:noProof/>
-                <w:webHidden/>
-              </w:rPr>
-              <w:fldChar w:fldCharType="begin"/>
-            </w:r>
-            <w:r>
-              <w:rPr>
-                <w:noProof/>
-                <w:webHidden/>
-              </w:rPr>
-              <w:instrText xml:space="preserve"> PAGEREF _Toc196076656 \h </w:instrText>
-            </w:r>
-            <w:r>
-              <w:rPr>
-                <w:noProof/>
-                <w:webHidden/>
-              </w:rPr>
-            </w:r>
-            <w:r>
-              <w:rPr>
-                <w:noProof/>
-                <w:webHidden/>
-              </w:rPr>
-              <w:fldChar w:fldCharType="separate"/>
-            </w:r>
-            <w:r>
-              <w:rPr>
-                <w:noProof/>
-                <w:webHidden/>
-              </w:rPr>
-              <w:t>14</w:t>
-            </w:r>
-            <w:r>
-              <w:rPr>
-                <w:noProof/>
-                <w:webHidden/>
-              </w:rPr>
-              <w:fldChar w:fldCharType="end"/>
-            </w:r>
-          </w:hyperlink>
-        </w:p>
-        <w:p>
-          <w:pPr>
-            <w:pStyle w:val="TOC2"/>
-            <w:tabs>
-              <w:tab w:val="right" w:leader="dot" w:pos="9016"/>
-            </w:tabs>
-            <w:rPr>
-              <w:rFonts w:eastAsiaTheme="minorEastAsia"/>
-              <w:noProof/>
-              <w:sz w:val="24"/>
-              <w:szCs w:val="24"/>
-              <w:lang w:eastAsia="en-GB"/>
-            </w:rPr>
-          </w:pPr>
-          <w:hyperlink w:anchor="_Toc196076657" w:history="1">
-            <w:r>
-              <w:rPr>
-                <w:rStyle w:val="Hyperlink"/>
-                <w:noProof/>
-              </w:rPr>
-              <w:t>Nginx</w:t>
-            </w:r>
-            <w:r>
-              <w:rPr>
-                <w:noProof/>
-                <w:webHidden/>
-              </w:rPr>
-              <w:tab/>
-            </w:r>
-            <w:r>
-              <w:rPr>
-                <w:noProof/>
-                <w:webHidden/>
-              </w:rPr>
-              <w:fldChar w:fldCharType="begin"/>
-            </w:r>
-            <w:r>
-              <w:rPr>
-                <w:noProof/>
-                <w:webHidden/>
-              </w:rPr>
-              <w:instrText xml:space="preserve"> PAGEREF _Toc196076657 \h </w:instrText>
-            </w:r>
-            <w:r>
-              <w:rPr>
-                <w:noProof/>
-                <w:webHidden/>
-              </w:rPr>
-            </w:r>
-            <w:r>
-              <w:rPr>
-                <w:noProof/>
-                <w:webHidden/>
-              </w:rPr>
-              <w:fldChar w:fldCharType="separate"/>
-            </w:r>
-            <w:r>
-              <w:rPr>
-                <w:noProof/>
-                <w:webHidden/>
-              </w:rPr>
-              <w:t>15</w:t>
+              <w:t>16</w:t>
             </w:r>
             <w:r>
               <w:rPr>
@@ -2648,13 +3298,13 @@
               <w:lang w:eastAsia="en-GB"/>
             </w:rPr>
           </w:pPr>
-          <w:hyperlink w:anchor="_Toc196076658" w:history="1">
+          <w:hyperlink w:anchor="_Toc196168495" w:history="1">
             <w:r>
               <w:rPr>
                 <w:rStyle w:val="Hyperlink"/>
                 <w:noProof/>
               </w:rPr>
-              <w:t>Optimising The Application/Future development</w:t>
+              <w:t>Final thoughts and discussion</w:t>
             </w:r>
             <w:r>
               <w:rPr>
@@ -2675,7 +3325,7 @@
                 <w:noProof/>
                 <w:webHidden/>
               </w:rPr>
-              <w:instrText xml:space="preserve"> PAGEREF _Toc196076658 \h </w:instrText>
+              <w:instrText xml:space="preserve"> PAGEREF _Toc196168495 \h </w:instrText>
             </w:r>
             <w:r>
               <w:rPr>
@@ -2695,7 +3345,7 @@
                 <w:noProof/>
                 <w:webHidden/>
               </w:rPr>
-              <w:t>15</w:t>
+              <w:t>17</w:t>
             </w:r>
             <w:r>
               <w:rPr>
@@ -2720,13 +3370,13 @@
               <w:lang w:eastAsia="en-GB"/>
             </w:rPr>
           </w:pPr>
-          <w:hyperlink w:anchor="_Toc196076659" w:history="1">
+          <w:hyperlink w:anchor="_Toc196168496" w:history="1">
             <w:r>
               <w:rPr>
                 <w:rStyle w:val="Hyperlink"/>
                 <w:noProof/>
               </w:rPr>
-              <w:t>Problems with development</w:t>
+              <w:t>Refences</w:t>
             </w:r>
             <w:r>
               <w:rPr>
@@ -2747,7 +3397,7 @@
                 <w:noProof/>
                 <w:webHidden/>
               </w:rPr>
-              <w:instrText xml:space="preserve"> PAGEREF _Toc196076659 \h </w:instrText>
+              <w:instrText xml:space="preserve"> PAGEREF _Toc196168496 \h </w:instrText>
             </w:r>
             <w:r>
               <w:rPr>
@@ -2767,7 +3417,7 @@
                 <w:noProof/>
                 <w:webHidden/>
               </w:rPr>
-              <w:t>15</w:t>
+              <w:t>17</w:t>
             </w:r>
             <w:r>
               <w:rPr>
@@ -2802,7 +3452,7 @@
       <w:pPr>
         <w:pStyle w:val="Heading1"/>
       </w:pPr>
-      <w:bookmarkStart w:id="0" w:name="_Toc196076622"/>
+      <w:bookmarkStart w:id="0" w:name="_Toc196168450"/>
       <w:r>
         <w:t>Abstract</w:t>
       </w:r>
@@ -2957,12 +3607,17 @@
         <w:t>This report will cover how these challenges have been faced throughout the design and how the system produced will tackle them.</w:t>
       </w:r>
     </w:p>
+    <w:p/>
+    <w:p/>
+    <w:p/>
+    <w:p/>
     <w:p>
       <w:pPr>
         <w:pStyle w:val="Heading1"/>
       </w:pPr>
-      <w:bookmarkStart w:id="1" w:name="_Toc196076623"/>
-      <w:r>
+      <w:bookmarkStart w:id="1" w:name="_Toc196168451"/>
+      <w:r>
+        <w:lastRenderedPageBreak/>
         <w:t>Market Research</w:t>
       </w:r>
       <w:bookmarkEnd w:id="1"/>
@@ -3037,13 +3692,18 @@
         <w:t>The Raspberry Pi Pico W was a significant inspiration for many of the design decisions made within ICMS. The W in the name signifying the fact it is has a Wi-Fi chip built in allows the device to send and receive data over the internet, making it a perfect example for being used to create an IOT device. When using the Pico or other Raspberry Pi devices a huge benefit is the fact that the devices can be developed using the Python programming language.</w:t>
       </w:r>
     </w:p>
+    <w:p/>
+    <w:p/>
+    <w:p/>
+    <w:p/>
     <w:p/>
     <w:p>
       <w:pPr>
         <w:pStyle w:val="Heading1"/>
       </w:pPr>
-      <w:bookmarkStart w:id="2" w:name="_Toc196076624"/>
-      <w:r>
+      <w:bookmarkStart w:id="2" w:name="_Toc196168452"/>
+      <w:r>
+        <w:lastRenderedPageBreak/>
         <w:t>ICMS</w:t>
       </w:r>
       <w:r>
@@ -3058,7 +3718,7 @@
       <w:pPr>
         <w:pStyle w:val="Heading2"/>
       </w:pPr>
-      <w:bookmarkStart w:id="3" w:name="_Toc196076625"/>
+      <w:bookmarkStart w:id="3" w:name="_Toc196168453"/>
       <w:r>
         <w:t xml:space="preserve">Home </w:t>
       </w:r>
@@ -3076,7 +3736,7 @@
       <w:pPr>
         <w:pStyle w:val="Heading2"/>
       </w:pPr>
-      <w:bookmarkStart w:id="4" w:name="_Toc196076626"/>
+      <w:bookmarkStart w:id="4" w:name="_Toc196168454"/>
       <w:r>
         <w:t>IFTTT</w:t>
       </w:r>
@@ -3084,7 +3744,13 @@
     </w:p>
     <w:p>
       <w:r>
-        <w:t>IFTTT is a close-source software similar to home assistant.</w:t>
+        <w:t>IFTTT is a close</w:t>
+      </w:r>
+      <w:r>
+        <w:t>d</w:t>
+      </w:r>
+      <w:r>
+        <w:t>-source software similar to home assistant.</w:t>
       </w:r>
       <w:r>
         <w:t xml:space="preserve"> The applications of this software are quite different as </w:t>
@@ -3187,7 +3853,7 @@
       <w:pPr>
         <w:pStyle w:val="Heading2"/>
       </w:pPr>
-      <w:bookmarkStart w:id="5" w:name="_Toc196076627"/>
+      <w:bookmarkStart w:id="5" w:name="_Toc196168455"/>
       <w:r>
         <w:t>Comparison</w:t>
       </w:r>
@@ -3195,35 +3861,111 @@
     </w:p>
     <w:p>
       <w:r>
-        <w:t xml:space="preserve"> </w:t>
+        <w:t>Show comparison here</w:t>
       </w:r>
     </w:p>
     <w:p>
       <w:pPr>
         <w:pStyle w:val="Heading1"/>
       </w:pPr>
+      <w:bookmarkStart w:id="6" w:name="_Toc196168456"/>
+      <w:r>
+        <w:t>Product requirements</w:t>
+      </w:r>
+      <w:bookmarkEnd w:id="6"/>
+    </w:p>
+    <w:p>
+      <w:r>
+        <w:t>There will be a server that will allow different devices to connect and authenticate. This server will have the ability to store and refence different devices based on the current user selected</w:t>
+      </w:r>
+      <w:r>
+        <w:t xml:space="preserve"> per device</w:t>
+      </w:r>
+      <w:r>
+        <w:t>.</w:t>
+      </w:r>
     </w:p>
     <w:p>
       <w:pPr>
         <w:pStyle w:val="Heading1"/>
       </w:pPr>
+      <w:bookmarkStart w:id="7" w:name="_Toc196168457"/>
+      <w:r>
+        <w:t>Expected userbase</w:t>
+      </w:r>
+      <w:bookmarkEnd w:id="7"/>
+    </w:p>
+    <w:p>
+      <w:r>
+        <w:t>The expected userbase of ICMS is hobbyists. The application gives them the ability to host it on their own local networks such as a home lab or server and be able to control and develop for their own devices</w:t>
+      </w:r>
+      <w:r>
+        <w:t>.</w:t>
+      </w:r>
+      <w:r>
+        <w:t xml:space="preserve"> </w:t>
+      </w:r>
+      <w:r>
+        <w:t>F</w:t>
+      </w:r>
+      <w:r>
+        <w:t>or example,</w:t>
+      </w:r>
+      <w:r>
+        <w:t xml:space="preserve"> simplifying development for</w:t>
+      </w:r>
+      <w:r>
+        <w:t xml:space="preserve"> things such as the Raspberry Pi or smaller devices such as ESP32’s</w:t>
+      </w:r>
+      <w:r>
+        <w:t xml:space="preserve"> or Raspberry Pi Pico’s</w:t>
+      </w:r>
+      <w:r>
+        <w:t xml:space="preserve">. </w:t>
+      </w:r>
+    </w:p>
+    <w:p>
+      <w:r>
+        <w:t xml:space="preserve">The developers using the software are expected to be able to program in the python programming language as this is the language selected for use </w:t>
+      </w:r>
+      <w:r>
+        <w:t>when developing</w:t>
+      </w:r>
+      <w:r>
+        <w:t xml:space="preserve"> different extensions. </w:t>
+      </w:r>
     </w:p>
     <w:p>
       <w:pPr>
         <w:pStyle w:val="Heading1"/>
       </w:pPr>
-      <w:bookmarkStart w:id="6" w:name="_Toc196076628"/>
-      <w:r>
-        <w:t>Product requirements</w:t>
-      </w:r>
-      <w:bookmarkEnd w:id="6"/>
-    </w:p>
-    <w:p>
-      <w:r>
-        <w:t>There will be a server that will allow different devices to connect and authenticate. This server will have the ability to store and refence different devices based on the current user selected</w:t>
-      </w:r>
-      <w:r>
-        <w:t xml:space="preserve"> per device</w:t>
+      <w:bookmarkStart w:id="8" w:name="_Toc196168458"/>
+      <w:r>
+        <w:t>Agile Development</w:t>
+      </w:r>
+      <w:bookmarkEnd w:id="8"/>
+    </w:p>
+    <w:p>
+      <w:r>
+        <w:t xml:space="preserve">The development of the </w:t>
+      </w:r>
+      <w:r>
+        <w:t>project</w:t>
+      </w:r>
+      <w:r>
+        <w:t xml:space="preserve"> followed agile principles of development. Task</w:t>
+      </w:r>
+      <w:r>
+        <w:t>s</w:t>
+      </w:r>
+      <w:r>
+        <w:t xml:space="preserve"> were first written and planned out, the chosen software to track this was Trello. Trello is an easy to use and intuitive piece of software that allows users to specify lists of tasks which can be marked when completed</w:t>
+      </w:r>
+      <w:r>
+        <w:t>, more advanced features can be utilised such as setting up automations, where unique functions can be carried out based on rules</w:t>
+      </w:r>
+      <w:r>
+        <w:t xml:space="preserve"> that have been set</w:t>
       </w:r>
       <w:r>
         <w:t>.</w:t>
@@ -3231,130 +3973,48 @@
     </w:p>
     <w:p>
       <w:r>
+        <w:t>(kanban board here)</w:t>
+      </w:r>
+    </w:p>
+    <w:p>
+      <w:r>
+        <w:lastRenderedPageBreak/>
+        <w:t xml:space="preserve">Following the tasks being planned, development </w:t>
+      </w:r>
+      <w:r>
+        <w:t>can</w:t>
+      </w:r>
+      <w:r>
+        <w:t xml:space="preserve"> begin</w:t>
+      </w:r>
+      <w:r>
+        <w:t>.</w:t>
+      </w:r>
+    </w:p>
+    <w:p>
+      <w:r>
+        <w:t xml:space="preserve">Development is then followed by </w:t>
+      </w:r>
+      <w:r>
+        <w:t>testing,</w:t>
+      </w:r>
+      <w:r>
+        <w:t xml:space="preserve"> which </w:t>
+      </w:r>
+      <w:r>
+        <w:t>was carried out on a per application basis</w:t>
+      </w:r>
+      <w:r>
+        <w:t xml:space="preserve"> (</w:t>
+      </w:r>
+      <w:r>
+        <w:t>see</w:t>
+      </w:r>
+      <w:r>
+        <w:t xml:space="preserve">. </w:t>
+      </w:r>
+      <w:r>
         <w:t xml:space="preserve"> </w:t>
-      </w:r>
-    </w:p>
-    <w:p>
-      <w:pPr>
-        <w:rPr>
-          <w:sz w:val="36"/>
-          <w:szCs w:val="36"/>
-        </w:rPr>
-      </w:pPr>
-    </w:p>
-    <w:p>
-      <w:pPr>
-        <w:pStyle w:val="Heading1"/>
-      </w:pPr>
-      <w:bookmarkStart w:id="7" w:name="_Toc196076629"/>
-      <w:r>
-        <w:t>Expected userbase</w:t>
-      </w:r>
-      <w:bookmarkEnd w:id="7"/>
-    </w:p>
-    <w:p>
-      <w:r>
-        <w:t>The expected userbase of ICMS is hobbyists. The application gives them the ability to host it on their own local networks such as a home lab or server and be able to control and develop for their own devices</w:t>
-      </w:r>
-      <w:r>
-        <w:t>.</w:t>
-      </w:r>
-      <w:r>
-        <w:t xml:space="preserve"> </w:t>
-      </w:r>
-      <w:r>
-        <w:t>F</w:t>
-      </w:r>
-      <w:r>
-        <w:t>or example,</w:t>
-      </w:r>
-      <w:r>
-        <w:t xml:space="preserve"> simplifying development for</w:t>
-      </w:r>
-      <w:r>
-        <w:t xml:space="preserve"> things such as the Raspberry Pi or smaller devices such as ESP32’s</w:t>
-      </w:r>
-      <w:r>
-        <w:t xml:space="preserve"> or Raspberry Pi Pico’s</w:t>
-      </w:r>
-      <w:r>
-        <w:t xml:space="preserve">. </w:t>
-      </w:r>
-    </w:p>
-    <w:p>
-      <w:r>
-        <w:t xml:space="preserve">The developers using the software are expected to be able to program in the python programming language as this is the language selected for use </w:t>
-      </w:r>
-      <w:r>
-        <w:t>when developing</w:t>
-      </w:r>
-      <w:r>
-        <w:t xml:space="preserve"> different extensions. </w:t>
-      </w:r>
-    </w:p>
-    <w:p/>
-    <w:p/>
-    <w:p/>
-    <w:p>
-      <w:r>
-        <w:br/>
-      </w:r>
-    </w:p>
-    <w:p>
-      <w:pPr>
-        <w:pStyle w:val="Heading1"/>
-      </w:pPr>
-      <w:bookmarkStart w:id="8" w:name="_Toc196076630"/>
-      <w:r>
-        <w:t>Agile Development</w:t>
-      </w:r>
-      <w:bookmarkEnd w:id="8"/>
-    </w:p>
-    <w:p>
-      <w:r>
-        <w:t>The development of the product followed agile principles of development. Task were first written and planned out, the chosen software to track this was Trello. Trello is an easy to use and intuitive piece of software that allows users to specify lists of tasks which can be marked when completed</w:t>
-      </w:r>
-      <w:r>
-        <w:t>, more advanced features can be utilised such as setting up automations, where unique functions can be carried out based on rules</w:t>
-      </w:r>
-      <w:r>
-        <w:t xml:space="preserve"> that have been set</w:t>
-      </w:r>
-      <w:r>
-        <w:t>.</w:t>
-      </w:r>
-    </w:p>
-    <w:p>
-      <w:r>
-        <w:t>(kanban board here)</w:t>
-      </w:r>
-    </w:p>
-    <w:p>
-      <w:r>
-        <w:t xml:space="preserve">Following the tasks being planned, development </w:t>
-      </w:r>
-      <w:r>
-        <w:t>can</w:t>
-      </w:r>
-      <w:r>
-        <w:t xml:space="preserve"> begin</w:t>
-      </w:r>
-      <w:r>
-        <w:t>.</w:t>
-      </w:r>
-    </w:p>
-    <w:p>
-      <w:r>
-        <w:t xml:space="preserve">Development is then followed by </w:t>
-      </w:r>
-      <w:r>
-        <w:t>testing,</w:t>
-      </w:r>
-      <w:r>
-        <w:t xml:space="preserve"> which </w:t>
-      </w:r>
-      <w:r>
-        <w:t xml:space="preserve">was carried out on a per application basis see </w:t>
       </w:r>
       <w:hyperlink w:anchor="_Testing_and_Analysis" w:history="1">
         <w:r>
@@ -3365,12 +4025,11 @@
         </w:r>
       </w:hyperlink>
       <w:r>
-        <w:t xml:space="preserve">. </w:t>
-      </w:r>
-    </w:p>
-    <w:p>
-      <w:r>
-        <w:lastRenderedPageBreak/>
+        <w:t>)</w:t>
+      </w:r>
+    </w:p>
+    <w:p>
+      <w:r>
         <w:t>One of the key parts of agile development is the review stage. Feedback was gathered through meetings with the project manager.</w:t>
       </w:r>
       <w:r>
@@ -3382,7 +4041,10 @@
     </w:p>
     <w:p>
       <w:r>
-        <w:t>Taking that feedback allowed the project to progress</w:t>
+        <w:t xml:space="preserve">Receiving </w:t>
+      </w:r>
+      <w:r>
+        <w:t>that feedback allowed the project to progress</w:t>
       </w:r>
       <w:r>
         <w:t xml:space="preserve"> significantly</w:t>
@@ -3395,549 +4057,6 @@
       </w:r>
       <w:r>
         <w:t>.</w:t>
-      </w:r>
-    </w:p>
-    <w:p>
-      <w:pPr>
-        <w:pStyle w:val="Heading2"/>
-      </w:pPr>
-      <w:bookmarkStart w:id="9" w:name="_Toc196076631"/>
-      <w:r>
-        <w:t>Git/</w:t>
-      </w:r>
-      <w:r>
-        <w:t>GitHub</w:t>
-      </w:r>
-      <w:bookmarkEnd w:id="9"/>
-    </w:p>
-    <w:p>
-      <w:r>
-        <w:t>Git was the chosen method of version control throughout the development of the application.</w:t>
-      </w:r>
-    </w:p>
-    <w:p>
-      <w:r>
-        <w:t>Show Development Process</w:t>
-      </w:r>
-    </w:p>
-    <w:p>
-      <w:r>
-        <w:t>(Initial project design, initial commits)</w:t>
-      </w:r>
-    </w:p>
-    <w:p>
-      <w:pPr>
-        <w:rPr>
-          <w:sz w:val="36"/>
-          <w:szCs w:val="36"/>
-        </w:rPr>
-      </w:pPr>
-    </w:p>
-    <w:p>
-      <w:pPr>
-        <w:rPr>
-          <w:sz w:val="36"/>
-          <w:szCs w:val="36"/>
-        </w:rPr>
-      </w:pPr>
-    </w:p>
-    <w:p>
-      <w:pPr>
-        <w:rPr>
-          <w:sz w:val="36"/>
-          <w:szCs w:val="36"/>
-        </w:rPr>
-      </w:pPr>
-    </w:p>
-    <w:p>
-      <w:pPr>
-        <w:rPr>
-          <w:sz w:val="36"/>
-          <w:szCs w:val="36"/>
-        </w:rPr>
-      </w:pPr>
-    </w:p>
-    <w:p>
-      <w:pPr>
-        <w:rPr>
-          <w:sz w:val="36"/>
-          <w:szCs w:val="36"/>
-        </w:rPr>
-      </w:pPr>
-    </w:p>
-    <w:p>
-      <w:pPr>
-        <w:rPr>
-          <w:sz w:val="36"/>
-          <w:szCs w:val="36"/>
-        </w:rPr>
-      </w:pPr>
-    </w:p>
-    <w:p>
-      <w:pPr>
-        <w:rPr>
-          <w:sz w:val="36"/>
-          <w:szCs w:val="36"/>
-        </w:rPr>
-      </w:pPr>
-    </w:p>
-    <w:p>
-      <w:pPr>
-        <w:rPr>
-          <w:sz w:val="36"/>
-          <w:szCs w:val="36"/>
-        </w:rPr>
-      </w:pPr>
-    </w:p>
-    <w:p>
-      <w:pPr>
-        <w:rPr>
-          <w:sz w:val="36"/>
-          <w:szCs w:val="36"/>
-        </w:rPr>
-      </w:pPr>
-    </w:p>
-    <w:p>
-      <w:pPr>
-        <w:rPr>
-          <w:sz w:val="36"/>
-          <w:szCs w:val="36"/>
-        </w:rPr>
-      </w:pPr>
-    </w:p>
-    <w:p>
-      <w:pPr>
-        <w:rPr>
-          <w:sz w:val="36"/>
-          <w:szCs w:val="36"/>
-        </w:rPr>
-      </w:pPr>
-    </w:p>
-    <w:p>
-      <w:pPr>
-        <w:rPr>
-          <w:sz w:val="36"/>
-          <w:szCs w:val="36"/>
-        </w:rPr>
-      </w:pPr>
-    </w:p>
-    <w:p>
-      <w:pPr>
-        <w:rPr>
-          <w:sz w:val="36"/>
-          <w:szCs w:val="36"/>
-        </w:rPr>
-      </w:pPr>
-    </w:p>
-    <w:p>
-      <w:pPr>
-        <w:rPr>
-          <w:sz w:val="36"/>
-          <w:szCs w:val="36"/>
-        </w:rPr>
-      </w:pPr>
-    </w:p>
-    <w:p>
-      <w:pPr>
-        <w:pStyle w:val="Heading1"/>
-      </w:pPr>
-    </w:p>
-    <w:p>
-      <w:pPr>
-        <w:pStyle w:val="Heading1"/>
-      </w:pPr>
-      <w:bookmarkStart w:id="10" w:name="_Toc196076632"/>
-      <w:r>
-        <w:t>Surface Level Architecture</w:t>
-      </w:r>
-      <w:bookmarkEnd w:id="10"/>
-    </w:p>
-    <w:p>
-      <w:r>
-        <w:t xml:space="preserve">ICMS is a set of applications to make developing, debugging and hosting IOT devices on a local or cloud system, as simple as possible. </w:t>
-      </w:r>
-    </w:p>
-    <w:p>
-      <w:r>
-        <w:t>The ICMS server is the main connection for the devices. This server hosts all the extensions as well as the socket server where the devices will connect.</w:t>
-      </w:r>
-    </w:p>
-    <w:p>
-      <w:r>
-        <w:t>The ICMS app is a svelte web app that is designed to be used as a dashboard to control the server. The web app allows you to define users and their individual roles on the network, as well as pair and control each device.</w:t>
-      </w:r>
-    </w:p>
-    <w:p>
-      <w:r>
-        <w:t xml:space="preserve">More features can be added or removed by using the extension system. The extension system is a way of allowing community created code to be run on the system by simply downloading and installing libraries in the extension folder of the server. These extensions can range from simple things such as being able to control Spotify, or the implementation of more complex </w:t>
-      </w:r>
-      <w:r>
-        <w:t xml:space="preserve">systems </w:t>
-      </w:r>
-      <w:r>
-        <w:t>such as full neural network</w:t>
-      </w:r>
-      <w:r>
-        <w:t>s/</w:t>
-      </w:r>
-      <w:r>
-        <w:t xml:space="preserve">AI systems.   </w:t>
-      </w:r>
-    </w:p>
-    <w:p/>
-    <w:p>
-      <w:pPr>
-        <w:pStyle w:val="Heading2"/>
-      </w:pPr>
-      <w:bookmarkStart w:id="11" w:name="_Toc196076633"/>
-      <w:r>
-        <w:t>Community Store</w:t>
-      </w:r>
-      <w:bookmarkEnd w:id="11"/>
-    </w:p>
-    <w:p>
-      <w:r>
-        <w:t xml:space="preserve">The community store is another addition to ICMS that allows users to upload and download different extensions. The store is also used as a hardware database, this allows users to create and upload the software for specific devices using specific hardware. This is in an effort to prevent gatekeeping in the community </w:t>
-      </w:r>
-      <w:r>
-        <w:t xml:space="preserve">through the </w:t>
-      </w:r>
-      <w:r>
-        <w:t>open sourcing</w:t>
-      </w:r>
-      <w:r>
-        <w:t xml:space="preserve"> of all the software uploaded</w:t>
-      </w:r>
-      <w:r>
-        <w:t xml:space="preserve">.  </w:t>
-      </w:r>
-    </w:p>
-    <w:p>
-      <w:pPr>
-        <w:pStyle w:val="Heading2"/>
-      </w:pPr>
-      <w:bookmarkStart w:id="12" w:name="_Toc196076634"/>
-      <w:r>
-        <w:t>Social implications</w:t>
-      </w:r>
-      <w:bookmarkEnd w:id="12"/>
-    </w:p>
-    <w:p>
-      <w:r>
-        <w:t>Opening the community store brings a large number of social implications for the application.</w:t>
-      </w:r>
-      <w:r>
-        <w:t xml:space="preserve"> One of the biggest benefits being that having a large community will </w:t>
-      </w:r>
-      <w:r>
-        <w:t>massively improv</w:t>
-      </w:r>
-      <w:r>
-        <w:t xml:space="preserve">e </w:t>
-      </w:r>
-      <w:r>
-        <w:t>the software ecosystem around the application</w:t>
-      </w:r>
-      <w:r>
-        <w:t>, g</w:t>
-      </w:r>
-      <w:r>
-        <w:t>iving access to users and developers of any level.</w:t>
-      </w:r>
-    </w:p>
-    <w:p>
-      <w:r>
-        <w:t>Building a community does come with some negatives though, one huge one being the extra requirement for the moderation of content being uploaded to the store. Software can only do so much with blocking and censoring images and words. Human interaction will be necessary is the community is to survive and thrive. Moderation can also be extremely difficult depending on the content,</w:t>
-      </w:r>
-      <w:r>
-        <w:t xml:space="preserve"> for example, determining and managing copyright</w:t>
-      </w:r>
-      <w:r>
-        <w:t xml:space="preserve"> or stolen content</w:t>
-      </w:r>
-      <w:r>
-        <w:t xml:space="preserve"> becomes increasingly difficult when</w:t>
-      </w:r>
-      <w:r>
-        <w:t xml:space="preserve"> more and more claims are made</w:t>
-      </w:r>
-      <w:r>
-        <w:t xml:space="preserve"> especially when having to decide who the true</w:t>
-      </w:r>
-      <w:r>
-        <w:t xml:space="preserve"> original</w:t>
-      </w:r>
-      <w:r>
-        <w:t xml:space="preserve"> owners are</w:t>
-      </w:r>
-      <w:r>
-        <w:t xml:space="preserve">. </w:t>
-      </w:r>
-    </w:p>
-    <w:p>
-      <w:r>
-        <w:t>ICMS</w:t>
-      </w:r>
-      <w:r>
-        <w:t xml:space="preserve"> and the ICMS store</w:t>
-      </w:r>
-      <w:r>
-        <w:t xml:space="preserve"> will also need to store and access data used by the application to determine users. This data can be things such as IP addresses, </w:t>
-      </w:r>
-      <w:r>
-        <w:t>u</w:t>
-      </w:r>
-      <w:r>
-        <w:t>pload dates, names and email addresses.</w:t>
-      </w:r>
-      <w:r>
-        <w:t xml:space="preserve"> Careful considerations for how the data</w:t>
-      </w:r>
-      <w:r>
-        <w:t>’s</w:t>
-      </w:r>
-      <w:r>
-        <w:t xml:space="preserve"> </w:t>
-      </w:r>
-      <w:r>
-        <w:t>stored and managed will need to be considered to keep the data safe from harm.</w:t>
-      </w:r>
-      <w:r>
-        <w:t xml:space="preserve"> For example, data store</w:t>
-      </w:r>
-      <w:r>
-        <w:t>d</w:t>
-      </w:r>
-      <w:r>
-        <w:t xml:space="preserve"> in the UK</w:t>
-      </w:r>
-      <w:r>
-        <w:t xml:space="preserve"> will need to follow</w:t>
-      </w:r>
-      <w:r>
-        <w:t xml:space="preserve"> </w:t>
-      </w:r>
-      <w:r>
-        <w:t xml:space="preserve">all </w:t>
-      </w:r>
-      <w:r>
-        <w:t>UK</w:t>
-      </w:r>
-      <w:r>
-        <w:t xml:space="preserve"> GDPR</w:t>
-      </w:r>
-      <w:r>
-        <w:t xml:space="preserve"> principles</w:t>
-      </w:r>
-      <w:r>
-        <w:t>, while</w:t>
-      </w:r>
-      <w:r>
-        <w:t xml:space="preserve"> also </w:t>
-      </w:r>
-      <w:r>
-        <w:t>following all principles and regulations</w:t>
-      </w:r>
-      <w:r>
-        <w:t xml:space="preserve"> outside of the UK with th</w:t>
-      </w:r>
-      <w:r>
-        <w:t>ings such as</w:t>
-      </w:r>
-      <w:r>
-        <w:t xml:space="preserve"> EU GDPR.</w:t>
-      </w:r>
-      <w:r>
-        <w:t xml:space="preserve"> </w:t>
-      </w:r>
-      <w:r>
-        <w:t>See (database and storing data page)</w:t>
-      </w:r>
-    </w:p>
-    <w:p/>
-    <w:p>
-      <w:pPr>
-        <w:rPr>
-          <w:sz w:val="36"/>
-          <w:szCs w:val="36"/>
-        </w:rPr>
-      </w:pPr>
-    </w:p>
-    <w:p>
-      <w:pPr>
-        <w:pStyle w:val="Heading1"/>
-      </w:pPr>
-      <w:bookmarkStart w:id="13" w:name="_Toc196076635"/>
-      <w:r>
-        <w:t>Protecting users and their data</w:t>
-      </w:r>
-      <w:bookmarkEnd w:id="13"/>
-    </w:p>
-    <w:p>
-      <w:r>
-        <w:t>Protecting users is a very important step when developing any system that can store and process user data. Malicious users have many methods of attack</w:t>
-      </w:r>
-      <w:r>
-        <w:t>, for example, one of the more notorious methods of attack is SQL Injection.</w:t>
-      </w:r>
-    </w:p>
-    <w:p>
-      <w:r>
-        <w:t>SQL Inject</w:t>
-      </w:r>
-      <w:r>
-        <w:t>ions</w:t>
-      </w:r>
-      <w:r>
-        <w:t xml:space="preserve"> </w:t>
-      </w:r>
-      <w:r>
-        <w:t>are</w:t>
-      </w:r>
-      <w:r>
-        <w:t xml:space="preserve"> a method of attack where a malicious user will attempt to take advantage of unsaniti</w:t>
-      </w:r>
-      <w:r>
-        <w:t>z</w:t>
-      </w:r>
-      <w:r>
-        <w:t>ed inputs in order to send malicious commands to the database.</w:t>
-      </w:r>
-      <w:r>
-        <w:t xml:space="preserve"> U</w:t>
-      </w:r>
-      <w:r>
-        <w:t>n</w:t>
-      </w:r>
-      <w:r>
-        <w:t>saniti</w:t>
-      </w:r>
-      <w:r>
-        <w:t>z</w:t>
-      </w:r>
-      <w:r>
-        <w:t>ed</w:t>
-      </w:r>
-      <w:r>
-        <w:t xml:space="preserve"> inputs are inputs such as buttons, search bars, or text boxes that </w:t>
-      </w:r>
-      <w:r>
-        <w:t>have</w:t>
-      </w:r>
-      <w:r>
-        <w:t xml:space="preserve"> not</w:t>
-      </w:r>
-      <w:r>
-        <w:t xml:space="preserve"> been</w:t>
-      </w:r>
-      <w:r>
-        <w:t xml:space="preserve"> checked for malicious code or words.</w:t>
-      </w:r>
-      <w:r>
-        <w:t xml:space="preserve"> These malicious commands can come in the form of extra text appended to the end of a</w:t>
-      </w:r>
-      <w:r>
-        <w:t xml:space="preserve"> string, terminating the previous command and allowing a new command to take its place, essentially giving full access of the database to the user.</w:t>
-      </w:r>
-      <w:r>
-        <w:t xml:space="preserve"> In order to protect against this type of attack ICMS takes advantage of python’s</w:t>
-      </w:r>
-      <w:r>
-        <w:t xml:space="preserve"> incredibly</w:t>
-      </w:r>
-      <w:r>
-        <w:t xml:space="preserve"> well supported</w:t>
-      </w:r>
-      <w:r>
-        <w:t xml:space="preserve"> inbuilt</w:t>
-      </w:r>
-      <w:r>
-        <w:t xml:space="preserve"> </w:t>
-      </w:r>
-      <w:r>
-        <w:t>SQLite</w:t>
-      </w:r>
-      <w:r>
-        <w:t xml:space="preserve"> package</w:t>
-      </w:r>
-      <w:r>
-        <w:t xml:space="preserve"> to sanitize any inputs</w:t>
-      </w:r>
-      <w:r>
-        <w:t xml:space="preserve"> before committing a command</w:t>
-      </w:r>
-      <w:r>
-        <w:t>.</w:t>
-      </w:r>
-    </w:p>
-    <w:p>
-      <w:r>
-        <w:t>(show code here)</w:t>
-      </w:r>
-    </w:p>
-    <w:p>
-      <w:r>
-        <w:t xml:space="preserve">Other attacks are far less obvious than the previously stated </w:t>
-      </w:r>
-      <w:r>
-        <w:t>attack and</w:t>
-      </w:r>
-      <w:r>
-        <w:t xml:space="preserve"> can occur without the user</w:t>
-      </w:r>
-      <w:r>
-        <w:t xml:space="preserve"> ever</w:t>
-      </w:r>
-      <w:r>
-        <w:t xml:space="preserve"> even</w:t>
-      </w:r>
-      <w:r>
-        <w:t xml:space="preserve"> realising</w:t>
-      </w:r>
-      <w:r>
-        <w:t>.</w:t>
-      </w:r>
-      <w:r>
-        <w:t xml:space="preserve"> </w:t>
-      </w:r>
-      <w:r>
-        <w:t>CSRF (cross-site request forgery) and XSS (cross-site scripting) attacks</w:t>
-      </w:r>
-      <w:r>
-        <w:t xml:space="preserve"> are two attacks that are made at the frontend level</w:t>
-      </w:r>
-      <w:r>
-        <w:t xml:space="preserve"> and need to be understood and protected against when writing applications that are accessible through the web</w:t>
-      </w:r>
-      <w:r>
-        <w:t>.</w:t>
-      </w:r>
-      <w:r>
-        <w:t xml:space="preserve"> A CSRF attack is where malicious requests from an attack vector such a</w:t>
-      </w:r>
-      <w:r>
-        <w:t>s a</w:t>
-      </w:r>
-      <w:r>
-        <w:t xml:space="preserve"> fake website, are made to a legitimate website pretending to be the authenticated user.</w:t>
-      </w:r>
-      <w:r>
-        <w:t xml:space="preserve"> XSS attacks are similar but instead inject malicious code, through utilising vulnerabilities in the webapp, directly into the </w:t>
-      </w:r>
-      <w:r>
-        <w:t>user’s</w:t>
-      </w:r>
-      <w:r>
-        <w:t xml:space="preserve"> application.</w:t>
-      </w:r>
-      <w:r>
-        <w:t xml:space="preserve"> Svelte/Sveltekit being as modern of a framework as it is, has built in protections for </w:t>
-      </w:r>
-      <w:r>
-        <w:t xml:space="preserve">both of </w:t>
-      </w:r>
-      <w:r>
-        <w:t xml:space="preserve">these types of attacks. </w:t>
       </w:r>
     </w:p>
     <w:p/>
@@ -3945,41 +4064,818 @@
     <w:p/>
     <w:p/>
     <w:p/>
-    <w:p>
-      <w:pPr>
-        <w:rPr>
-          <w:sz w:val="36"/>
-          <w:szCs w:val="36"/>
-        </w:rPr>
-      </w:pPr>
-    </w:p>
+    <w:p/>
+    <w:p/>
     <w:p>
       <w:pPr>
         <w:pStyle w:val="Heading1"/>
       </w:pPr>
-    </w:p>
+      <w:bookmarkStart w:id="9" w:name="_Toc196168459"/>
+      <w:r>
+        <w:t>Git/</w:t>
+      </w:r>
+      <w:r>
+        <w:t>GitHub</w:t>
+      </w:r>
+      <w:bookmarkEnd w:id="9"/>
+    </w:p>
+    <w:p>
+      <w:r>
+        <w:t>Git was the chosen method of version control throughout the development of the application.</w:t>
+      </w:r>
+    </w:p>
+    <w:p>
+      <w:pPr>
+        <w:pStyle w:val="Heading2"/>
+      </w:pPr>
+      <w:bookmarkStart w:id="10" w:name="_Toc196168460"/>
+      <w:r>
+        <w:t xml:space="preserve">Setting </w:t>
+      </w:r>
+      <w:r>
+        <w:t>the</w:t>
+      </w:r>
+      <w:r>
+        <w:t xml:space="preserve"> </w:t>
+      </w:r>
+      <w:r>
+        <w:t>P</w:t>
+      </w:r>
+      <w:r>
+        <w:t>roject</w:t>
+      </w:r>
+      <w:r>
+        <w:t xml:space="preserve"> F</w:t>
+      </w:r>
+      <w:r>
+        <w:t>oundation</w:t>
+      </w:r>
+      <w:bookmarkEnd w:id="10"/>
+    </w:p>
+    <w:p>
+      <w:hyperlink r:id="rId11" w:history="1">
+        <w:r>
+          <w:rPr>
+            <w:rStyle w:val="Hyperlink"/>
+          </w:rPr>
+          <w:t>https://github.com/SSkimmd/ICMS/commit/e0bee6f322032a80729417e9a2b7740624d5eb3a</w:t>
+        </w:r>
+      </w:hyperlink>
+    </w:p>
+    <w:p>
+      <w:r>
+        <w:t>The initial commit for the project only included the primary socket server</w:t>
+      </w:r>
+      <w:r>
+        <w:t>. The though</w:t>
+      </w:r>
+      <w:r>
+        <w:t>t</w:t>
+      </w:r>
+      <w:r>
+        <w:t xml:space="preserve"> process behind how the application was originally going to work was that a separate monitoring service would run with a reference to the socket server where it is able to manipulate it.</w:t>
+      </w:r>
+      <w:r>
+        <w:t xml:space="preserve"> This is similar to the end product although instead of being multiple</w:t>
+      </w:r>
+      <w:r>
+        <w:t xml:space="preserve"> </w:t>
+      </w:r>
+      <w:r>
+        <w:t>services</w:t>
+      </w:r>
+      <w:r>
+        <w:t xml:space="preserve">, it was instead decided to include both </w:t>
+      </w:r>
+      <w:r>
+        <w:t>servers</w:t>
+      </w:r>
+      <w:r>
+        <w:t xml:space="preserve"> in one application </w:t>
+      </w:r>
+      <w:r>
+        <w:t>utilising</w:t>
+      </w:r>
+      <w:r>
+        <w:t xml:space="preserve"> </w:t>
+      </w:r>
+      <w:r>
+        <w:t>different</w:t>
+      </w:r>
+      <w:r>
+        <w:t xml:space="preserve"> threads to minimise the </w:t>
+      </w:r>
+      <w:r>
+        <w:t>number</w:t>
+      </w:r>
+      <w:r>
+        <w:t xml:space="preserve"> of services that would need to be run.</w:t>
+      </w:r>
+    </w:p>
+    <w:p>
+      <w:r>
+        <w:t>Another feature</w:t>
+      </w:r>
+      <w:r>
+        <w:t xml:space="preserve"> unique to th</w:t>
+      </w:r>
+      <w:r>
+        <w:t>e</w:t>
+      </w:r>
+      <w:r>
+        <w:t xml:space="preserve"> </w:t>
+      </w:r>
+      <w:r>
+        <w:t>first few</w:t>
+      </w:r>
+      <w:r>
+        <w:t xml:space="preserve"> </w:t>
+      </w:r>
+      <w:r>
+        <w:t>commit</w:t>
+      </w:r>
+      <w:r>
+        <w:t>s</w:t>
+      </w:r>
+      <w:r>
+        <w:t xml:space="preserve"> that</w:t>
+      </w:r>
+      <w:r>
+        <w:t xml:space="preserve"> was</w:t>
+      </w:r>
+      <w:r>
+        <w:t xml:space="preserve"> dropped from future iterations </w:t>
+      </w:r>
+      <w:r>
+        <w:t>is</w:t>
+      </w:r>
+      <w:r>
+        <w:t xml:space="preserve"> </w:t>
+      </w:r>
+      <w:r>
+        <w:t>the capacity for the socket server to process http requests in combination with the raw byte data. It used a function to</w:t>
+      </w:r>
+      <w:r>
+        <w:t xml:space="preserve"> detect and</w:t>
+      </w:r>
+      <w:r>
+        <w:t xml:space="preserve"> parse the request and return an extremely basic http response</w:t>
+      </w:r>
+      <w:r>
+        <w:t xml:space="preserve"> with manually appended headers</w:t>
+      </w:r>
+      <w:r>
+        <w:t>.</w:t>
+      </w:r>
+      <w:r>
+        <w:t xml:space="preserve"> This change was made when the flask</w:t>
+      </w:r>
+      <w:r>
+        <w:t xml:space="preserve"> web</w:t>
+      </w:r>
+      <w:r>
+        <w:t xml:space="preserve"> server was added as the functionality was unused in most cases.</w:t>
+      </w:r>
+    </w:p>
+    <w:p>
+      <w:r>
+        <w:t>An initial version of the webapp is also included</w:t>
+      </w:r>
+      <w:r>
+        <w:t xml:space="preserve"> in this version of the project</w:t>
+      </w:r>
+      <w:r>
+        <w:t xml:space="preserve"> but</w:t>
+      </w:r>
+      <w:r>
+        <w:t xml:space="preserve"> is</w:t>
+      </w:r>
+      <w:r>
+        <w:t xml:space="preserve"> lacking any functionality or user interface</w:t>
+      </w:r>
+      <w:r>
+        <w:t>s</w:t>
+      </w:r>
+      <w:r>
+        <w:t>. This initial commit was overall used to setup the foundation of the project and determine the technologies that would be used.</w:t>
+      </w:r>
+    </w:p>
+    <w:p>
+      <w:pPr>
+        <w:pStyle w:val="Heading2"/>
+        <w:rPr>
+          <w:sz w:val="22"/>
+          <w:szCs w:val="22"/>
+        </w:rPr>
+      </w:pPr>
+      <w:bookmarkStart w:id="11" w:name="_Toc196168461"/>
+      <w:r>
+        <w:t>Initial Int</w:t>
+      </w:r>
+      <w:r>
+        <w:t>e</w:t>
+      </w:r>
+      <w:r>
+        <w:t>ra</w:t>
+      </w:r>
+      <w:r>
+        <w:t>ctivity</w:t>
+      </w:r>
+      <w:bookmarkEnd w:id="11"/>
+    </w:p>
+    <w:p>
+      <w:hyperlink r:id="rId12" w:history="1">
+        <w:r>
+          <w:rPr>
+            <w:rStyle w:val="Hyperlink"/>
+          </w:rPr>
+          <w:t>https://github.com/SSkimmd/ICMS/commit/75d</w:t>
+        </w:r>
+        <w:r>
+          <w:rPr>
+            <w:rStyle w:val="Hyperlink"/>
+          </w:rPr>
+          <w:t>b</w:t>
+        </w:r>
+        <w:r>
+          <w:rPr>
+            <w:rStyle w:val="Hyperlink"/>
+          </w:rPr>
+          <w:t>ee7814afa73d8baf6d5b22c94075626801c0</w:t>
+        </w:r>
+      </w:hyperlink>
+    </w:p>
+    <w:p>
+      <w:r>
+        <w:lastRenderedPageBreak/>
+        <w:t>Th</w:t>
+      </w:r>
+      <w:r>
+        <w:t xml:space="preserve">is is the </w:t>
+      </w:r>
+      <w:r>
+        <w:t>next</w:t>
+      </w:r>
+      <w:r>
+        <w:t xml:space="preserve"> significant</w:t>
+      </w:r>
+      <w:r>
+        <w:t xml:space="preserve"> commit</w:t>
+      </w:r>
+      <w:r>
+        <w:t xml:space="preserve"> as it contains the initial implementation of </w:t>
+      </w:r>
+      <w:r>
+        <w:t xml:space="preserve">the ability for the </w:t>
+      </w:r>
+      <w:r>
+        <w:t xml:space="preserve">webapp </w:t>
+      </w:r>
+      <w:r>
+        <w:t xml:space="preserve">to interact </w:t>
+      </w:r>
+      <w:r>
+        <w:t>with both servers</w:t>
+      </w:r>
+      <w:r>
+        <w:t xml:space="preserve"> and devices</w:t>
+      </w:r>
+      <w:r>
+        <w:t>.</w:t>
+      </w:r>
+    </w:p>
+    <w:p>
+      <w:r>
+        <w:t>This commit is where the initial design theory for the webapp was set</w:t>
+      </w:r>
+      <w:r>
+        <w:t xml:space="preserve"> with the inclusion of Tailwind and Daisy</w:t>
+      </w:r>
+      <w:r>
+        <w:t xml:space="preserve"> </w:t>
+      </w:r>
+      <w:r>
+        <w:t>UI</w:t>
+      </w:r>
+      <w:r>
+        <w:t xml:space="preserve"> in the svelte app</w:t>
+      </w:r>
+      <w:r>
+        <w:t>.</w:t>
+      </w:r>
+    </w:p>
+    <w:p>
+      <w:r>
+        <w:t xml:space="preserve">This version </w:t>
+      </w:r>
+      <w:r>
+        <w:t xml:space="preserve">of the </w:t>
+      </w:r>
+      <w:r>
+        <w:t xml:space="preserve">application utilised the global way of defining </w:t>
+      </w:r>
+      <w:r>
+        <w:t>F</w:t>
+      </w:r>
+      <w:r>
+        <w:t xml:space="preserve">lask </w:t>
+      </w:r>
+      <w:r>
+        <w:t>Api</w:t>
+      </w:r>
+      <w:r>
+        <w:t xml:space="preserve"> endpoints</w:t>
+      </w:r>
+      <w:r>
+        <w:t>, where the endpoints are not defined within a class</w:t>
+      </w:r>
+      <w:r>
+        <w:t>.</w:t>
+      </w:r>
+      <w:r>
+        <w:t xml:space="preserve"> It also lacks the async/await architecture found in the later version</w:t>
+      </w:r>
+      <w:r>
+        <w:t>s</w:t>
+      </w:r>
+      <w:r>
+        <w:t>.</w:t>
+      </w:r>
+    </w:p>
+    <w:p/>
+    <w:p/>
+    <w:p/>
+    <w:p/>
+    <w:p/>
+    <w:p/>
+    <w:p/>
+    <w:p/>
+    <w:p>
+      <w:pPr>
+        <w:pStyle w:val="Heading2"/>
+      </w:pPr>
+      <w:bookmarkStart w:id="12" w:name="_Toc196168462"/>
+      <w:r>
+        <w:t>Logging and SSL Support</w:t>
+      </w:r>
+      <w:bookmarkEnd w:id="12"/>
+    </w:p>
+    <w:p>
+      <w:hyperlink r:id="rId13" w:history="1">
+        <w:r>
+          <w:rPr>
+            <w:rStyle w:val="Hyperlink"/>
+          </w:rPr>
+          <w:t>https://github.com/SSkimmd/ICMS/commit/ff96ec68ab6003448b723bd62b10a1ce8d1eeb33</w:t>
+        </w:r>
+      </w:hyperlink>
+    </w:p>
+    <w:p/>
+    <w:p/>
+    <w:p/>
+    <w:p/>
+    <w:p/>
+    <w:p>
+      <w:pPr>
+        <w:pStyle w:val="Heading2"/>
+      </w:pPr>
+      <w:bookmarkStart w:id="13" w:name="_Toc196168463"/>
+      <w:r>
+        <w:t>Extension</w:t>
+      </w:r>
+      <w:r>
+        <w:t>s</w:t>
+      </w:r>
+      <w:bookmarkEnd w:id="13"/>
+    </w:p>
+    <w:p>
+      <w:hyperlink r:id="rId14" w:history="1">
+        <w:r>
+          <w:rPr>
+            <w:rStyle w:val="Hyperlink"/>
+          </w:rPr>
+          <w:t>https://github.com/SSkimmd/ICMS/commit/54c77071bdb049eca7d8b420b7a1d4549f3482de</w:t>
+        </w:r>
+      </w:hyperlink>
+    </w:p>
+    <w:p/>
+    <w:p/>
+    <w:p/>
+    <w:p/>
+    <w:p/>
+    <w:p/>
+    <w:p/>
+    <w:p/>
     <w:p>
       <w:pPr>
         <w:pStyle w:val="Heading1"/>
       </w:pPr>
+      <w:bookmarkStart w:id="14" w:name="_Toc196168464"/>
+      <w:r>
+        <w:lastRenderedPageBreak/>
+        <w:t>Surface Level Architecture</w:t>
+      </w:r>
+      <w:bookmarkEnd w:id="14"/>
+    </w:p>
+    <w:p>
+      <w:r>
+        <w:t xml:space="preserve">ICMS is a set of applications to make developing, debugging and hosting IOT devices on a local or cloud system, as simple as possible. </w:t>
+      </w:r>
+    </w:p>
+    <w:p>
+      <w:r>
+        <w:t>The ICMS server is the main connection for the devices. This server hosts all the extensions as well as the socket server where the devices will connect.</w:t>
+      </w:r>
+    </w:p>
+    <w:p>
+      <w:r>
+        <w:t>The ICMS app is a svelte web app that is designed to be used as a dashboard to control the server. The web app allows you to define users and their individual roles on the network, as well as pair and control each device.</w:t>
+      </w:r>
+    </w:p>
+    <w:p>
+      <w:r>
+        <w:t xml:space="preserve">More features can be added or removed by using the extension system. The extension system is a way of allowing community created code to be run on the system by simply downloading and installing libraries in the extension folder of the server. These extensions can range from simple things such as being able to control Spotify, or the implementation of more complex </w:t>
+      </w:r>
+      <w:r>
+        <w:t xml:space="preserve">systems </w:t>
+      </w:r>
+      <w:r>
+        <w:t>such as full neural network</w:t>
+      </w:r>
+      <w:r>
+        <w:t>s/</w:t>
+      </w:r>
+      <w:r>
+        <w:t xml:space="preserve">AI systems.   </w:t>
+      </w:r>
+    </w:p>
+    <w:p/>
+    <w:p>
+      <w:pPr>
+        <w:pStyle w:val="Heading2"/>
+      </w:pPr>
+      <w:bookmarkStart w:id="15" w:name="_Toc196168465"/>
+      <w:r>
+        <w:t>Community Store</w:t>
+      </w:r>
+      <w:bookmarkEnd w:id="15"/>
+    </w:p>
+    <w:p>
+      <w:r>
+        <w:t xml:space="preserve">The community store is another addition to ICMS that allows users to upload and download different extensions. The store is also used as a hardware database, this allows users to create and upload the software for specific devices using specific hardware. This is in an effort to prevent gatekeeping in the community </w:t>
+      </w:r>
+      <w:r>
+        <w:t xml:space="preserve">through the </w:t>
+      </w:r>
+      <w:r>
+        <w:t>open sourcing</w:t>
+      </w:r>
+      <w:r>
+        <w:t xml:space="preserve"> of all the software uploaded</w:t>
+      </w:r>
+      <w:r>
+        <w:t xml:space="preserve">.  </w:t>
+      </w:r>
     </w:p>
     <w:p>
       <w:pPr>
         <w:pStyle w:val="Heading1"/>
       </w:pPr>
+      <w:bookmarkStart w:id="16" w:name="_Toc196168466"/>
+      <w:r>
+        <w:t>Social implications</w:t>
+      </w:r>
+      <w:bookmarkEnd w:id="16"/>
+    </w:p>
+    <w:p>
+      <w:r>
+        <w:t>Opening the community store brings a large number of social implications for the application.</w:t>
+      </w:r>
+      <w:r>
+        <w:t xml:space="preserve"> One of the biggest benefits being that having a large community will </w:t>
+      </w:r>
+      <w:r>
+        <w:t>massively improv</w:t>
+      </w:r>
+      <w:r>
+        <w:t xml:space="preserve">e </w:t>
+      </w:r>
+      <w:r>
+        <w:t>the software ecosystem around the application</w:t>
+      </w:r>
+      <w:r>
+        <w:t>, g</w:t>
+      </w:r>
+      <w:r>
+        <w:t>iving access to users and developers of any level.</w:t>
+      </w:r>
+    </w:p>
+    <w:p>
+      <w:r>
+        <w:t>Building a community does come with some negatives though, one huge one being the extra requirement for the moderation of content being uploaded to the store. Software can only do so much with blocking and censoring images and words. Human interaction will be necessary is the community is to survive and thrive. Moderation can also be extremely difficult depending on the content,</w:t>
+      </w:r>
+      <w:r>
+        <w:t xml:space="preserve"> for example, determining and managing copyright</w:t>
+      </w:r>
+      <w:r>
+        <w:t xml:space="preserve"> or stolen content</w:t>
+      </w:r>
+      <w:r>
+        <w:t xml:space="preserve"> becomes increasingly difficult when</w:t>
+      </w:r>
+      <w:r>
+        <w:t xml:space="preserve"> more and more claims are made</w:t>
+      </w:r>
+      <w:r>
+        <w:t xml:space="preserve"> especially when having to decide who the true</w:t>
+      </w:r>
+      <w:r>
+        <w:t xml:space="preserve"> original</w:t>
+      </w:r>
+      <w:r>
+        <w:t xml:space="preserve"> owners are</w:t>
+      </w:r>
+      <w:r>
+        <w:t xml:space="preserve">. </w:t>
+      </w:r>
+    </w:p>
+    <w:p>
+      <w:r>
+        <w:t>ICMS</w:t>
+      </w:r>
+      <w:r>
+        <w:t xml:space="preserve"> and the ICMS store</w:t>
+      </w:r>
+      <w:r>
+        <w:t xml:space="preserve"> will also need to store and access data used by the application to determine users. This data can be things such as IP addresses, </w:t>
+      </w:r>
+      <w:r>
+        <w:t>u</w:t>
+      </w:r>
+      <w:r>
+        <w:t>pload dates, names and email addresses.</w:t>
+      </w:r>
+      <w:r>
+        <w:t xml:space="preserve"> Careful considerations for how the data</w:t>
+      </w:r>
+      <w:r>
+        <w:t>’s</w:t>
+      </w:r>
+      <w:r>
+        <w:t xml:space="preserve"> </w:t>
+      </w:r>
+      <w:r>
+        <w:t>stored and managed will need to be considered to keep the data safe from harm.</w:t>
+      </w:r>
+      <w:r>
+        <w:t xml:space="preserve"> For example, data store</w:t>
+      </w:r>
+      <w:r>
+        <w:t>d</w:t>
+      </w:r>
+      <w:r>
+        <w:t xml:space="preserve"> in the UK</w:t>
+      </w:r>
+      <w:r>
+        <w:t xml:space="preserve"> will need to follow</w:t>
+      </w:r>
+      <w:r>
+        <w:t xml:space="preserve"> </w:t>
+      </w:r>
+      <w:r>
+        <w:t xml:space="preserve">all </w:t>
+      </w:r>
+      <w:r>
+        <w:t>UK</w:t>
+      </w:r>
+      <w:r>
+        <w:t xml:space="preserve"> GDPR</w:t>
+      </w:r>
+      <w:r>
+        <w:t xml:space="preserve"> principles</w:t>
+      </w:r>
+      <w:r>
+        <w:t>, while</w:t>
+      </w:r>
+      <w:r>
+        <w:t xml:space="preserve"> also </w:t>
+      </w:r>
+      <w:r>
+        <w:t>following all principles and regulations</w:t>
+      </w:r>
+      <w:r>
+        <w:t xml:space="preserve"> outside of the UK with th</w:t>
+      </w:r>
+      <w:r>
+        <w:t>ings such as</w:t>
+      </w:r>
+      <w:r>
+        <w:t xml:space="preserve"> EU GDPR.</w:t>
+      </w:r>
+      <w:r>
+        <w:t xml:space="preserve"> </w:t>
+      </w:r>
+      <w:r>
+        <w:t>See (database and storing data page)</w:t>
+      </w:r>
     </w:p>
     <w:p>
       <w:pPr>
         <w:pStyle w:val="Heading1"/>
       </w:pPr>
-      <w:bookmarkStart w:id="14" w:name="_Toc196076636"/>
+      <w:bookmarkStart w:id="17" w:name="_Toc196168467"/>
+      <w:r>
+        <w:lastRenderedPageBreak/>
+        <w:t>Protecting users and their data</w:t>
+      </w:r>
+      <w:bookmarkEnd w:id="17"/>
+    </w:p>
+    <w:p>
+      <w:r>
+        <w:t>Protecting users is a very important step when developing any system that can store and process user data. Malicious users have many methods of attack</w:t>
+      </w:r>
+      <w:r>
+        <w:t>, for example, one of the more notorious methods of attack is SQL Injection.</w:t>
+      </w:r>
+    </w:p>
+    <w:p>
+      <w:r>
+        <w:t>SQL Inject</w:t>
+      </w:r>
+      <w:r>
+        <w:t>ions</w:t>
+      </w:r>
+      <w:r>
+        <w:t xml:space="preserve"> </w:t>
+      </w:r>
+      <w:r>
+        <w:t>are</w:t>
+      </w:r>
+      <w:r>
+        <w:t xml:space="preserve"> a method of attack where a malicious user will attempt to take advantage of unsaniti</w:t>
+      </w:r>
+      <w:r>
+        <w:t>z</w:t>
+      </w:r>
+      <w:r>
+        <w:t>ed inputs in order to send malicious commands to the database.</w:t>
+      </w:r>
+      <w:r>
+        <w:t xml:space="preserve"> U</w:t>
+      </w:r>
+      <w:r>
+        <w:t>n</w:t>
+      </w:r>
+      <w:r>
+        <w:t>saniti</w:t>
+      </w:r>
+      <w:r>
+        <w:t>z</w:t>
+      </w:r>
+      <w:r>
+        <w:t>ed</w:t>
+      </w:r>
+      <w:r>
+        <w:t xml:space="preserve"> inputs are inputs such as buttons, search bars, or text boxes that </w:t>
+      </w:r>
+      <w:r>
+        <w:t>have</w:t>
+      </w:r>
+      <w:r>
+        <w:t xml:space="preserve"> not</w:t>
+      </w:r>
+      <w:r>
+        <w:t xml:space="preserve"> been</w:t>
+      </w:r>
+      <w:r>
+        <w:t xml:space="preserve"> checked for malicious code or words.</w:t>
+      </w:r>
+      <w:r>
+        <w:t xml:space="preserve"> These malicious commands can come in the form of extra text appended to the end of a</w:t>
+      </w:r>
+      <w:r>
+        <w:t xml:space="preserve"> string, terminating the previous command and allowing a new command to take its place, essentially giving full access of the database to the user.</w:t>
+      </w:r>
+      <w:r>
+        <w:t xml:space="preserve"> In order to protect against this type of attack ICMS takes advantage of python’s</w:t>
+      </w:r>
+      <w:r>
+        <w:t xml:space="preserve"> incredibly</w:t>
+      </w:r>
+      <w:r>
+        <w:t xml:space="preserve"> well supported</w:t>
+      </w:r>
+      <w:r>
+        <w:t xml:space="preserve"> inbuilt</w:t>
+      </w:r>
+      <w:r>
+        <w:t xml:space="preserve"> </w:t>
+      </w:r>
+      <w:r>
+        <w:t>SQLite</w:t>
+      </w:r>
+      <w:r>
+        <w:t xml:space="preserve"> package</w:t>
+      </w:r>
+      <w:r>
+        <w:t xml:space="preserve"> to sanitize any inputs</w:t>
+      </w:r>
+      <w:r>
+        <w:t xml:space="preserve"> before committing a command</w:t>
+      </w:r>
+      <w:r>
+        <w:t>.</w:t>
+      </w:r>
+    </w:p>
+    <w:p>
+      <w:r>
+        <w:t>(show code here)</w:t>
+      </w:r>
+    </w:p>
+    <w:p>
+      <w:r>
+        <w:t xml:space="preserve">Other attacks are far less obvious than the previously stated </w:t>
+      </w:r>
+      <w:r>
+        <w:t>attack and</w:t>
+      </w:r>
+      <w:r>
+        <w:t xml:space="preserve"> can occur without the user</w:t>
+      </w:r>
+      <w:r>
+        <w:t xml:space="preserve"> ever</w:t>
+      </w:r>
+      <w:r>
+        <w:t xml:space="preserve"> even</w:t>
+      </w:r>
+      <w:r>
+        <w:t xml:space="preserve"> realising</w:t>
+      </w:r>
+      <w:r>
+        <w:t>.</w:t>
+      </w:r>
+      <w:r>
+        <w:t xml:space="preserve"> </w:t>
+      </w:r>
+      <w:r>
+        <w:t>CSRF (cross-site request forgery) and XSS (cross-site scripting) attacks</w:t>
+      </w:r>
+      <w:r>
+        <w:t xml:space="preserve"> are two attacks that are made at the frontend level</w:t>
+      </w:r>
+      <w:r>
+        <w:t xml:space="preserve"> and need to be understood and protected against when writing applications that are accessible through the web</w:t>
+      </w:r>
+      <w:r>
+        <w:t>.</w:t>
+      </w:r>
+      <w:r>
+        <w:t xml:space="preserve"> A CSRF attack is where malicious requests from an attack vector such a</w:t>
+      </w:r>
+      <w:r>
+        <w:t>s a</w:t>
+      </w:r>
+      <w:r>
+        <w:t xml:space="preserve"> fake website, are made to a legitimate website pretending to be the authenticated user.</w:t>
+      </w:r>
+      <w:r>
+        <w:t xml:space="preserve"> XSS attacks are similar but instead inject malicious code, through utilising vulnerabilities in the webapp, directly into the </w:t>
+      </w:r>
+      <w:r>
+        <w:t>user’s</w:t>
+      </w:r>
+      <w:r>
+        <w:t xml:space="preserve"> application.</w:t>
+      </w:r>
+      <w:r>
+        <w:t xml:space="preserve"> Svelte/Sveltekit being as modern of a framework as it is, has built in protections for </w:t>
+      </w:r>
+      <w:r>
+        <w:t xml:space="preserve">both of </w:t>
+      </w:r>
+      <w:r>
+        <w:t xml:space="preserve">these types of attacks. </w:t>
+      </w:r>
+    </w:p>
+    <w:p/>
+    <w:p>
+      <w:pPr>
+        <w:pStyle w:val="Heading1"/>
+      </w:pPr>
+    </w:p>
+    <w:p/>
+    <w:p>
+      <w:pPr>
+        <w:pStyle w:val="Heading1"/>
+      </w:pPr>
+      <w:bookmarkStart w:id="18" w:name="_Toc196168468"/>
       <w:r>
         <w:t xml:space="preserve">Software </w:t>
       </w:r>
       <w:r>
         <w:t>Architecture</w:t>
       </w:r>
-      <w:bookmarkEnd w:id="14"/>
+      <w:bookmarkEnd w:id="18"/>
     </w:p>
     <w:p>
       <w:r>
@@ -4003,16 +4899,15 @@
         <w:t>Having the ability to add and remove different pieces of the software through extensions required a very modular design.</w:t>
       </w:r>
     </w:p>
-    <w:p/>
     <w:p>
       <w:pPr>
         <w:pStyle w:val="Heading2"/>
       </w:pPr>
-      <w:bookmarkStart w:id="15" w:name="_Toc196076637"/>
+      <w:bookmarkStart w:id="19" w:name="_Toc196168469"/>
       <w:r>
         <w:t>Connection methods</w:t>
       </w:r>
-      <w:bookmarkEnd w:id="15"/>
+      <w:bookmarkEnd w:id="19"/>
     </w:p>
     <w:p>
       <w:r>
@@ -4026,6 +4921,7 @@
     </w:p>
     <w:p>
       <w:r>
+        <w:lastRenderedPageBreak/>
         <w:t xml:space="preserve">Bluetooth is another method of connecting devices that has slowly phased out of relevance due to security issues and range limitations. Bluetooth can still be found being used for less secure devices due to the ease of connection, for example, in Bluetooth headphones.  </w:t>
       </w:r>
     </w:p>
@@ -4185,11 +5081,7 @@
         <w:t>.</w:t>
       </w:r>
       <w:r>
-        <w:t xml:space="preserve"> Another </w:t>
-      </w:r>
-      <w:r>
-        <w:lastRenderedPageBreak/>
-        <w:t>advantage of using UDP is that the data sent doesn’t need to be complete. Instead, incomplete data can be sent even if packets have been lost, unlike TCP.</w:t>
+        <w:t xml:space="preserve"> Another advantage of using UDP is that the data sent doesn’t need to be complete. Instead, incomplete data can be sent even if packets have been lost, unlike TCP.</w:t>
       </w:r>
     </w:p>
     <w:p/>
@@ -4197,7 +5089,7 @@
       <w:pPr>
         <w:pStyle w:val="Heading2"/>
       </w:pPr>
-      <w:bookmarkStart w:id="16" w:name="_Toc196076638"/>
+      <w:bookmarkStart w:id="20" w:name="_Toc196168470"/>
       <w:r>
         <w:t>Svelte</w:t>
       </w:r>
@@ -4207,7 +5099,7 @@
       <w:r>
         <w:t>Sveltekit</w:t>
       </w:r>
-      <w:bookmarkEnd w:id="16"/>
+      <w:bookmarkEnd w:id="20"/>
     </w:p>
     <w:p>
       <w:r>
@@ -4252,7 +5144,13 @@
         <w:t xml:space="preserve">be displayed on </w:t>
       </w:r>
       <w:r>
-        <w:t xml:space="preserve">the client. In effect, it becomes a read-only system where the functions and data gathering all occur on the server preventing the client from having direct access to them. This architecture allows the client and server to both be protected from attacks from malicious users. </w:t>
+        <w:t xml:space="preserve">the client. In effect, it becomes a read-only system where the functions and data </w:t>
+      </w:r>
+      <w:r>
+        <w:t xml:space="preserve">retrieval </w:t>
+      </w:r>
+      <w:r>
+        <w:t xml:space="preserve">all occur on the server preventing the client from having direct access to them. This architecture allows the client and server to both be protected from attacks from malicious users. </w:t>
       </w:r>
     </w:p>
     <w:p>
@@ -4348,372 +5246,537 @@
         <w:t>When submitting a form, all form data is included within the request.</w:t>
       </w:r>
     </w:p>
-    <w:p/>
     <w:p/>
     <w:p>
       <w:pPr>
         <w:pStyle w:val="Heading2"/>
       </w:pPr>
-      <w:bookmarkStart w:id="17" w:name="_Toc196076639"/>
-      <w:r>
-        <w:t>Other Languages</w:t>
-      </w:r>
-      <w:bookmarkEnd w:id="17"/>
-    </w:p>
-    <w:p>
-      <w:r>
-        <w:t>Many languages w</w:t>
-      </w:r>
-      <w:r>
-        <w:t>ere</w:t>
-      </w:r>
-      <w:r>
-        <w:t xml:space="preserve"> trialled for use in ICMS. One of the key ones being the GO programming language. </w:t>
-      </w:r>
-      <w:r>
-        <w:t>GO was initially selected for its potential speed and ease of development</w:t>
-      </w:r>
-      <w:r>
-        <w:t>,</w:t>
-      </w:r>
-      <w:r>
-        <w:t xml:space="preserve"> heavily benefit</w:t>
-      </w:r>
-      <w:r>
-        <w:t>ing</w:t>
-      </w:r>
-      <w:r>
-        <w:t xml:space="preserve"> from an almost python-like ecosystem and community with a large </w:t>
-      </w:r>
-      <w:r>
-        <w:t>number</w:t>
-      </w:r>
-      <w:r>
-        <w:t xml:space="preserve"> of libraries and</w:t>
-      </w:r>
-      <w:r>
-        <w:t xml:space="preserve"> incredible</w:t>
-      </w:r>
-      <w:r>
-        <w:t xml:space="preserve"> levels of</w:t>
-      </w:r>
-      <w:r>
-        <w:t xml:space="preserve"> support.</w:t>
-      </w:r>
-    </w:p>
-    <w:p>
-      <w:r>
-        <w:t>One of the main deciding factors against selecting GO was the necessity for importing and using different extensions</w:t>
-      </w:r>
-      <w:r>
-        <w:t>, t</w:t>
-      </w:r>
-      <w:r>
-        <w:t>he system would need to be manually built from the ground up</w:t>
-      </w:r>
-      <w:r>
-        <w:t xml:space="preserve"> if supported at all</w:t>
-      </w:r>
-      <w:r>
-        <w:t>.</w:t>
-      </w:r>
-      <w:r>
-        <w:t xml:space="preserve"> Another significant deciding factor was lack of knowledge of the entire language and build</w:t>
-      </w:r>
-      <w:r>
-        <w:t xml:space="preserve">ing </w:t>
-      </w:r>
-      <w:r>
-        <w:t>system. The amount of time that would be necessary to learn it to a level for such a project would out-weigh the total time for the project. As a result, GO was not chosen for the project and instead Python was selected.</w:t>
+      <w:bookmarkStart w:id="21" w:name="_Toc196168471"/>
+      <w:r>
+        <w:lastRenderedPageBreak/>
+        <w:t>Tailwind/</w:t>
+      </w:r>
+      <w:r>
+        <w:t>Daisy UI</w:t>
+      </w:r>
+      <w:bookmarkEnd w:id="21"/>
+    </w:p>
+    <w:p>
+      <w:r>
+        <w:t>Tailwind is a CSS framework used to easily modify how different html elements are displayed directly in their definitions, this removes the need for large amounts of CSS files littered around the application. This way of defining element parameters</w:t>
+      </w:r>
+      <w:r>
+        <w:t xml:space="preserve"> in a simple form</w:t>
+      </w:r>
+      <w:r>
+        <w:t xml:space="preserve"> is an incredible resource for developers that </w:t>
+      </w:r>
+      <w:r>
+        <w:t xml:space="preserve">aren’t as </w:t>
+      </w:r>
+      <w:r>
+        <w:t xml:space="preserve">graphic design </w:t>
+      </w:r>
+      <w:r>
+        <w:t>centric.</w:t>
+      </w:r>
+      <w:r>
+        <w:t xml:space="preserve"> </w:t>
+      </w:r>
+    </w:p>
+    <w:p>
+      <w:r>
+        <w:t>Although tailwind comes with many benefits,</w:t>
+      </w:r>
+      <w:r>
+        <w:t xml:space="preserve"> </w:t>
+      </w:r>
+      <w:r>
+        <w:t>o</w:t>
+      </w:r>
+      <w:r>
+        <w:t xml:space="preserve">ne pretty significant downside </w:t>
+      </w:r>
+      <w:r>
+        <w:t xml:space="preserve">to tailwind is how complicated some elements can become. Defining </w:t>
+      </w:r>
+      <w:r>
+        <w:t xml:space="preserve">CSS </w:t>
+      </w:r>
+      <w:r>
+        <w:t xml:space="preserve">classes directly in the elements can cause them </w:t>
+      </w:r>
+      <w:r>
+        <w:t xml:space="preserve">to become </w:t>
+      </w:r>
+      <w:r>
+        <w:t>extremely bloated</w:t>
+      </w:r>
+      <w:r>
+        <w:t xml:space="preserve"> and hard to read.</w:t>
+      </w:r>
+    </w:p>
+    <w:p>
+      <w:r>
+        <w:t xml:space="preserve">Daisy UI is a tailwind </w:t>
+      </w:r>
+      <w:r>
+        <w:t>CSS</w:t>
+      </w:r>
+      <w:r>
+        <w:t xml:space="preserve"> </w:t>
+      </w:r>
+      <w:r>
+        <w:t>plugin that comes with pre-made components that can be</w:t>
+      </w:r>
+      <w:r>
+        <w:t xml:space="preserve"> </w:t>
+      </w:r>
+      <w:r>
+        <w:t>used as drop-in replacements for the default html elements.</w:t>
+      </w:r>
+      <w:r>
+        <w:t xml:space="preserve"> All that is necessary to use </w:t>
+      </w:r>
+      <w:r>
+        <w:t>a</w:t>
+      </w:r>
+      <w:r>
+        <w:t xml:space="preserve"> component is</w:t>
+      </w:r>
+      <w:r>
+        <w:t xml:space="preserve"> incl</w:t>
+      </w:r>
+      <w:r>
+        <w:t xml:space="preserve">uding its name </w:t>
+      </w:r>
+      <w:r>
+        <w:t>in the class definition of the element chosen.</w:t>
+      </w:r>
+      <w:r>
+        <w:t xml:space="preserve"> </w:t>
+      </w:r>
+      <w:r>
+        <w:t xml:space="preserve"> </w:t>
       </w:r>
     </w:p>
     <w:p>
       <w:pPr>
         <w:pStyle w:val="Heading2"/>
       </w:pPr>
-      <w:bookmarkStart w:id="18" w:name="_Toc196076640"/>
-      <w:r>
-        <w:t>Python</w:t>
-      </w:r>
-      <w:bookmarkEnd w:id="18"/>
-    </w:p>
-    <w:p>
-      <w:r>
-        <w:t>Python was the chosen language for the development of this project because of previous knowledge of the language, ease of development and the community support.</w:t>
-      </w:r>
-    </w:p>
-    <w:p>
-      <w:r>
-        <w:t xml:space="preserve">Community support was especially important for the project as the project was designed around also having </w:t>
-      </w:r>
-      <w:r>
-        <w:t>the community</w:t>
-      </w:r>
-      <w:r>
-        <w:t xml:space="preserve"> develop</w:t>
-      </w:r>
-      <w:r>
-        <w:t xml:space="preserve"> extensions</w:t>
-      </w:r>
-      <w:r>
-        <w:t xml:space="preserve"> for the application. Using a well</w:t>
-      </w:r>
-      <w:r>
-        <w:t>-</w:t>
-      </w:r>
-      <w:r>
-        <w:t xml:space="preserve">known and well supported language allows more people that would other not be able to contribute to </w:t>
-      </w:r>
-      <w:r>
-        <w:lastRenderedPageBreak/>
-        <w:t>be given the chance to</w:t>
-      </w:r>
-      <w:r>
-        <w:t>, a</w:t>
-      </w:r>
-      <w:r>
-        <w:t>s well being able to utilise different libraries and packages</w:t>
-      </w:r>
-      <w:r>
-        <w:t xml:space="preserve"> to simplify the development without having re-invent the wheel</w:t>
+      <w:bookmarkStart w:id="22" w:name="_Toc196168472"/>
+      <w:r>
+        <w:t>Other Languages</w:t>
+      </w:r>
+      <w:bookmarkEnd w:id="22"/>
+    </w:p>
+    <w:p>
+      <w:r>
+        <w:t>Many languages w</w:t>
+      </w:r>
+      <w:r>
+        <w:t>ere</w:t>
+      </w:r>
+      <w:r>
+        <w:t xml:space="preserve"> trialled for use in ICMS. One of the key ones being the GO programming language. </w:t>
+      </w:r>
+      <w:r>
+        <w:t>GO was initially selected for its potential speed and ease of development</w:t>
+      </w:r>
+      <w:r>
+        <w:t>,</w:t>
+      </w:r>
+      <w:r>
+        <w:t xml:space="preserve"> heavily benefit</w:t>
+      </w:r>
+      <w:r>
+        <w:t>ing</w:t>
+      </w:r>
+      <w:r>
+        <w:t xml:space="preserve"> from an almost python-like ecosystem and community with a large </w:t>
+      </w:r>
+      <w:r>
+        <w:t>number</w:t>
+      </w:r>
+      <w:r>
+        <w:t xml:space="preserve"> of libraries and</w:t>
+      </w:r>
+      <w:r>
+        <w:t xml:space="preserve"> incredible</w:t>
+      </w:r>
+      <w:r>
+        <w:t xml:space="preserve"> levels of</w:t>
+      </w:r>
+      <w:r>
+        <w:t xml:space="preserve"> support.</w:t>
+      </w:r>
+    </w:p>
+    <w:p>
+      <w:r>
+        <w:t>One of the main deciding factors against selecting GO was the necessity for importing and using different extensions</w:t>
+      </w:r>
+      <w:r>
+        <w:t>, t</w:t>
+      </w:r>
+      <w:r>
+        <w:t>he system would need to be manually built from the ground up</w:t>
+      </w:r>
+      <w:r>
+        <w:t xml:space="preserve"> if supported at all</w:t>
       </w:r>
       <w:r>
         <w:t>.</w:t>
       </w:r>
-    </w:p>
-    <w:p>
-      <w:r>
-        <w:t xml:space="preserve">Python is an incredibly versatile language. </w:t>
-      </w:r>
-      <w:r>
-        <w:t>A part of this versatility stems from the fact it is an interpreted language versus being a compiled language.</w:t>
-      </w:r>
-      <w:r>
-        <w:t xml:space="preserve"> Being interpreted means the code is run without first being compiled, this means the code is run line by line executing each command as it comes.</w:t>
-      </w:r>
-      <w:r>
-        <w:t xml:space="preserve"> This massively affects the development experience as skipping the compilation step allows for much faster development</w:t>
-      </w:r>
-      <w:r>
-        <w:t>,</w:t>
-      </w:r>
-      <w:r>
-        <w:t xml:space="preserve"> </w:t>
-      </w:r>
-      <w:r>
-        <w:t>t</w:t>
-      </w:r>
-      <w:r>
-        <w:t>his is</w:t>
-      </w:r>
-      <w:r>
-        <w:t xml:space="preserve"> also</w:t>
-      </w:r>
-      <w:r>
-        <w:t xml:space="preserve"> why it</w:t>
-      </w:r>
-      <w:r>
-        <w:t xml:space="preserve"> is</w:t>
-      </w:r>
-      <w:r>
-        <w:t xml:space="preserve"> often chosen for web-development</w:t>
-      </w:r>
-      <w:r>
-        <w:t xml:space="preserve"> where hot-reloading and quick iteration is far more common</w:t>
-      </w:r>
-      <w:r>
-        <w:t>.</w:t>
-      </w:r>
-    </w:p>
-    <w:p>
-      <w:r>
-        <w:t>A downside to being interpreted is speed. Python is not widely regarded as being the most efficient or fast language out there</w:t>
-      </w:r>
-      <w:r>
-        <w:t>, it misses things such as compile-time optimisations and has a large amount of overhead in comparison to language such as C/C++ or Java</w:t>
-      </w:r>
-      <w:r>
-        <w:t>/C#</w:t>
-      </w:r>
-      <w:r>
-        <w:t>. To</w:t>
-      </w:r>
-      <w:r>
-        <w:t xml:space="preserve"> attempt to</w:t>
-      </w:r>
-      <w:r>
-        <w:t xml:space="preserve"> combat this, python utilises compiled C libraries to replace</w:t>
-      </w:r>
-      <w:r>
-        <w:t xml:space="preserve"> some of</w:t>
-      </w:r>
-      <w:r>
-        <w:t xml:space="preserve"> the slowest parts</w:t>
-      </w:r>
-      <w:r>
-        <w:t xml:space="preserve">, while also using a caching system to compile some parts of the application to python byte code which is much closer to native code than </w:t>
-      </w:r>
-      <w:r>
-        <w:t xml:space="preserve">running </w:t>
-      </w:r>
-      <w:r>
-        <w:t xml:space="preserve">the </w:t>
-      </w:r>
-      <w:r>
-        <w:t>interpreted code.</w:t>
-      </w:r>
-    </w:p>
-    <w:p>
-      <w:r>
-        <w:t>(explain why this doesn’t matter that much)</w:t>
-      </w:r>
-    </w:p>
-    <w:p>
-      <w:r>
-        <w:t>Modern versions of python include the keywords for async await execution.</w:t>
-      </w:r>
-      <w:r>
-        <w:t xml:space="preserve"> </w:t>
-      </w:r>
-      <w:r>
-        <w:t xml:space="preserve">Async </w:t>
-      </w:r>
-      <w:r>
-        <w:t xml:space="preserve">architecture </w:t>
-      </w:r>
-      <w:r>
-        <w:t>allows for the</w:t>
-      </w:r>
-      <w:r>
-        <w:t xml:space="preserve"> concurrent execution of code</w:t>
-      </w:r>
-      <w:r>
-        <w:t>, meaning, instead of having to wait for code to execute other code can instead be executed and processed while waiting</w:t>
-      </w:r>
-      <w:r>
-        <w:t>.</w:t>
-      </w:r>
-      <w:r>
-        <w:t xml:space="preserve"> All server functions in the ICMS server a</w:t>
-      </w:r>
-      <w:r>
-        <w:t>re</w:t>
-      </w:r>
-      <w:r>
-        <w:t xml:space="preserve"> built using the async architecture because</w:t>
-      </w:r>
-      <w:r>
-        <w:t xml:space="preserve"> extensions </w:t>
-      </w:r>
-      <w:r>
-        <w:t>are designed to be able</w:t>
-      </w:r>
-      <w:r>
-        <w:t xml:space="preserve"> to run in the background depending on what needs to be processed</w:t>
-      </w:r>
-      <w:r>
-        <w:t>,</w:t>
-      </w:r>
-      <w:r>
-        <w:t xml:space="preserve"> through the asyncio</w:t>
-      </w:r>
-      <w:r>
-        <w:t xml:space="preserve"> python</w:t>
-      </w:r>
-      <w:r>
-        <w:t xml:space="preserve"> library.</w:t>
-      </w:r>
-      <w:r>
-        <w:t xml:space="preserve"> This design also helps when utilising </w:t>
-      </w:r>
-      <w:r>
-        <w:t>different</w:t>
-      </w:r>
-      <w:r>
-        <w:t xml:space="preserve"> threads for things such as, writing</w:t>
-      </w:r>
-      <w:r>
-        <w:t xml:space="preserve"> or reading to or from</w:t>
-      </w:r>
-      <w:r>
-        <w:t xml:space="preserve"> a device </w:t>
-      </w:r>
-      <w:r>
-        <w:t>multiple time</w:t>
-      </w:r>
-      <w:r>
-        <w:t xml:space="preserve"> a second</w:t>
-      </w:r>
-      <w:r>
-        <w:t>.</w:t>
+      <w:r>
+        <w:t xml:space="preserve"> Another significant deciding factor was lack of knowledge of the entire language and build</w:t>
+      </w:r>
+      <w:r>
+        <w:t xml:space="preserve">ing </w:t>
+      </w:r>
+      <w:r>
+        <w:t>system. The amount of time that would be necessary to learn it to a level for such a project would out-weigh the total time for the project. As a result, GO was not chosen for the project and instead Python was selected.</w:t>
       </w:r>
     </w:p>
     <w:p>
       <w:pPr>
         <w:pStyle w:val="Heading2"/>
       </w:pPr>
-      <w:bookmarkStart w:id="19" w:name="_Toc196076641"/>
-      <w:r>
-        <w:t xml:space="preserve">The </w:t>
-      </w:r>
-      <w:r>
-        <w:t xml:space="preserve">Python </w:t>
-      </w:r>
-      <w:r>
-        <w:t>GIL</w:t>
-      </w:r>
-      <w:bookmarkEnd w:id="19"/>
-    </w:p>
-    <w:p>
-      <w:r>
-        <w:t>The python GIL protects from cross-thread errors</w:t>
-      </w:r>
-      <w:r>
-        <w:t xml:space="preserve"> such as race conditions</w:t>
-      </w:r>
-      <w:r>
-        <w:t xml:space="preserve"> by detecting when the application attempts to access </w:t>
-      </w:r>
-      <w:r>
-        <w:t>objects unsafely</w:t>
+      <w:bookmarkStart w:id="23" w:name="_Toc196168473"/>
+      <w:r>
+        <w:t>Python</w:t>
+      </w:r>
+      <w:bookmarkEnd w:id="23"/>
+    </w:p>
+    <w:p>
+      <w:r>
+        <w:t>Python was the chosen language for the development of this project because of previous knowledge of the language, ease of development and the community support.</w:t>
+      </w:r>
+    </w:p>
+    <w:p>
+      <w:r>
+        <w:t xml:space="preserve">Community support was especially important for the project as the project was designed around also having </w:t>
+      </w:r>
+      <w:r>
+        <w:t>the community</w:t>
+      </w:r>
+      <w:r>
+        <w:t xml:space="preserve"> develop</w:t>
+      </w:r>
+      <w:r>
+        <w:t xml:space="preserve"> extensions</w:t>
+      </w:r>
+      <w:r>
+        <w:t xml:space="preserve"> for the application. Using a well</w:t>
+      </w:r>
+      <w:r>
+        <w:t>-</w:t>
+      </w:r>
+      <w:r>
+        <w:t>known and well supported language allows more people that would other not be able to contribute to be given the chance to</w:t>
+      </w:r>
+      <w:r>
+        <w:t>, a</w:t>
+      </w:r>
+      <w:r>
+        <w:t>s well being able to utilise different libraries and packages</w:t>
+      </w:r>
+      <w:r>
+        <w:t xml:space="preserve"> to simplify the development without having re-invent the wheel</w:t>
       </w:r>
       <w:r>
         <w:t>.</w:t>
       </w:r>
-      <w:r>
-        <w:t xml:space="preserve"> Many languages leave this up to the developer to protect against, most notably C/C++</w:t>
-      </w:r>
-      <w:r>
-        <w:t xml:space="preserve"> has no protection against thread unsafe code</w:t>
-      </w:r>
-      <w:r>
-        <w:t xml:space="preserve"> and as a result many errors can </w:t>
-      </w:r>
-      <w:r>
-        <w:t xml:space="preserve">occur when attempting </w:t>
-      </w:r>
-      <w:r>
-        <w:t>to write multithreaded code</w:t>
+    </w:p>
+    <w:p>
+      <w:r>
+        <w:t xml:space="preserve">Python is an incredibly versatile language. </w:t>
+      </w:r>
+      <w:r>
+        <w:t>A part of this versatility stems from the fact it is an interpreted language versus being a compiled language.</w:t>
+      </w:r>
+      <w:r>
+        <w:t xml:space="preserve"> Being interpreted means the code is run without first being compiled, this means the code is run line by line executing each command as it comes.</w:t>
+      </w:r>
+      <w:r>
+        <w:t xml:space="preserve"> This massively affects the development experience as skipping the compilation step allows for much faster development</w:t>
+      </w:r>
+      <w:r>
+        <w:t>,</w:t>
+      </w:r>
+      <w:r>
+        <w:t xml:space="preserve"> </w:t>
+      </w:r>
+      <w:r>
+        <w:t>t</w:t>
+      </w:r>
+      <w:r>
+        <w:t>his is</w:t>
+      </w:r>
+      <w:r>
+        <w:t xml:space="preserve"> also</w:t>
+      </w:r>
+      <w:r>
+        <w:t xml:space="preserve"> why it</w:t>
+      </w:r>
+      <w:r>
+        <w:t xml:space="preserve"> is</w:t>
+      </w:r>
+      <w:r>
+        <w:t xml:space="preserve"> often chosen for web-development</w:t>
+      </w:r>
+      <w:r>
+        <w:t xml:space="preserve"> where hot-reloading and quick iteration is far more common</w:t>
       </w:r>
       <w:r>
         <w:t>.</w:t>
       </w:r>
-      <w:r>
-        <w:t xml:space="preserve"> Through the GIL python instead </w:t>
-      </w:r>
-      <w:r>
-        <w:t>does this automatically.</w:t>
+    </w:p>
+    <w:p>
+      <w:r>
+        <w:t>A downside to being interpreted is speed. Python is not widely regarded as being the most efficient or fast language out there</w:t>
+      </w:r>
+      <w:r>
+        <w:t>, it misses things such as compile-time optimisations and has a large amount of overhead in comparison to language such as C/C++ or Java</w:t>
+      </w:r>
+      <w:r>
+        <w:t>/C#</w:t>
+      </w:r>
+      <w:r>
+        <w:t>. To</w:t>
+      </w:r>
+      <w:r>
+        <w:t xml:space="preserve"> attempt to</w:t>
+      </w:r>
+      <w:r>
+        <w:t xml:space="preserve"> combat this, python utilises compiled C libraries to replace</w:t>
+      </w:r>
+      <w:r>
+        <w:t xml:space="preserve"> some of</w:t>
+      </w:r>
+      <w:r>
+        <w:t xml:space="preserve"> the slowest parts</w:t>
+      </w:r>
+      <w:r>
+        <w:t xml:space="preserve">, while </w:t>
+      </w:r>
+      <w:r>
+        <w:lastRenderedPageBreak/>
+        <w:t xml:space="preserve">also using a caching system to compile some parts of the application to python byte code which is much closer to native code than </w:t>
+      </w:r>
+      <w:r>
+        <w:t xml:space="preserve">running </w:t>
+      </w:r>
+      <w:r>
+        <w:t xml:space="preserve">the </w:t>
+      </w:r>
+      <w:r>
+        <w:t>interpreted code.</w:t>
+      </w:r>
+    </w:p>
+    <w:p>
+      <w:r>
+        <w:t>(explain why this doesn’t matter that much)</w:t>
+      </w:r>
+    </w:p>
+    <w:p>
+      <w:r>
+        <w:t xml:space="preserve">For most applications, the speed of python is more than enough. Issues with speed begin to appear when projects scale quickly </w:t>
+      </w:r>
+      <w:r>
+        <w:t>with a</w:t>
+      </w:r>
+      <w:r>
+        <w:t xml:space="preserve"> lack of optimisation.</w:t>
+      </w:r>
+      <w:r>
+        <w:t xml:space="preserve"> Before </w:t>
+      </w:r>
+      <w:r>
+        <w:t xml:space="preserve">a </w:t>
+      </w:r>
+      <w:r>
+        <w:t xml:space="preserve">lengthy re-write, there are many </w:t>
+      </w:r>
+      <w:r>
+        <w:t xml:space="preserve">methods of increasing speed without necessarily having to write any new code. For example, things such as </w:t>
+      </w:r>
+      <w:r>
+        <w:t>separating the systems</w:t>
+      </w:r>
+      <w:r>
+        <w:t xml:space="preserve"> of the project</w:t>
+      </w:r>
+      <w:r>
+        <w:t xml:space="preserve"> so that multiple instances can be run with their own resources.</w:t>
+      </w:r>
+      <w:r>
+        <w:t xml:space="preserve"> </w:t>
+      </w:r>
+      <w:r>
+        <w:t>Occasionally</w:t>
+      </w:r>
+      <w:r>
+        <w:t xml:space="preserve"> though</w:t>
+      </w:r>
+      <w:r>
+        <w:t xml:space="preserve">, large scale projects </w:t>
+      </w:r>
+      <w:r>
+        <w:t>can</w:t>
+      </w:r>
+      <w:r>
+        <w:t xml:space="preserve"> outgrow</w:t>
+      </w:r>
+      <w:r>
+        <w:t xml:space="preserve"> the speed available from the language.</w:t>
+      </w:r>
+    </w:p>
+    <w:p>
+      <w:r>
+        <w:t>Modern versions of python include the keywords for async await execution.</w:t>
+      </w:r>
+      <w:r>
+        <w:t xml:space="preserve"> </w:t>
+      </w:r>
+      <w:r>
+        <w:t xml:space="preserve">Async </w:t>
+      </w:r>
+      <w:r>
+        <w:t xml:space="preserve">architecture </w:t>
+      </w:r>
+      <w:r>
+        <w:t>allows for the</w:t>
+      </w:r>
+      <w:r>
+        <w:t xml:space="preserve"> concurrent execution of code</w:t>
+      </w:r>
+      <w:r>
+        <w:t>, meaning, instead of having to wait for code to execute other code can instead be executed and processed while waiting</w:t>
+      </w:r>
+      <w:r>
+        <w:t>.</w:t>
+      </w:r>
+      <w:r>
+        <w:t xml:space="preserve"> All server functions in the ICMS server a</w:t>
+      </w:r>
+      <w:r>
+        <w:t>re</w:t>
+      </w:r>
+      <w:r>
+        <w:t xml:space="preserve"> built using the async architecture because</w:t>
+      </w:r>
+      <w:r>
+        <w:t xml:space="preserve"> extensions </w:t>
+      </w:r>
+      <w:r>
+        <w:t>are designed to be able</w:t>
+      </w:r>
+      <w:r>
+        <w:t xml:space="preserve"> to run in the background depending on what needs to be processed</w:t>
+      </w:r>
+      <w:r>
+        <w:t>,</w:t>
+      </w:r>
+      <w:r>
+        <w:t xml:space="preserve"> through the asyncio</w:t>
+      </w:r>
+      <w:r>
+        <w:t xml:space="preserve"> python</w:t>
+      </w:r>
+      <w:r>
+        <w:t xml:space="preserve"> library.</w:t>
+      </w:r>
+      <w:r>
+        <w:t xml:space="preserve"> This design also helps when utilising </w:t>
+      </w:r>
+      <w:r>
+        <w:t>different</w:t>
+      </w:r>
+      <w:r>
+        <w:t xml:space="preserve"> threads for things such as, writing</w:t>
+      </w:r>
+      <w:r>
+        <w:t xml:space="preserve"> or reading to or from</w:t>
+      </w:r>
+      <w:r>
+        <w:t xml:space="preserve"> a device </w:t>
+      </w:r>
+      <w:r>
+        <w:t>multiple time</w:t>
+      </w:r>
+      <w:r>
+        <w:t xml:space="preserve"> a second</w:t>
+      </w:r>
+      <w:r>
+        <w:t>.</w:t>
       </w:r>
     </w:p>
     <w:p>
       <w:pPr>
         <w:pStyle w:val="Heading2"/>
       </w:pPr>
-      <w:bookmarkStart w:id="20" w:name="_Toc196076642"/>
+      <w:bookmarkStart w:id="24" w:name="_Toc196168474"/>
+      <w:r>
+        <w:t xml:space="preserve">The </w:t>
+      </w:r>
+      <w:r>
+        <w:t xml:space="preserve">Python </w:t>
+      </w:r>
+      <w:r>
+        <w:t>GIL</w:t>
+      </w:r>
+      <w:bookmarkEnd w:id="24"/>
+    </w:p>
+    <w:p>
+      <w:r>
+        <w:t>The python GIL protects from cross-thread errors</w:t>
+      </w:r>
+      <w:r>
+        <w:t xml:space="preserve"> such as race conditions</w:t>
+      </w:r>
+      <w:r>
+        <w:t xml:space="preserve"> by detecting when the application attempts to access </w:t>
+      </w:r>
+      <w:r>
+        <w:t>objects unsafely</w:t>
+      </w:r>
+      <w:r>
+        <w:t>.</w:t>
+      </w:r>
+      <w:r>
+        <w:t xml:space="preserve"> Many languages leave this up to the developer to protect against, most notably C/C++</w:t>
+      </w:r>
+      <w:r>
+        <w:t xml:space="preserve"> has no protection against thread unsafe code</w:t>
+      </w:r>
+      <w:r>
+        <w:t xml:space="preserve"> and as a result many errors can </w:t>
+      </w:r>
+      <w:r>
+        <w:t xml:space="preserve">occur when attempting </w:t>
+      </w:r>
+      <w:r>
+        <w:t>to write multithreaded code</w:t>
+      </w:r>
+      <w:r>
+        <w:t>.</w:t>
+      </w:r>
+      <w:r>
+        <w:t xml:space="preserve"> Through the GIL python instead </w:t>
+      </w:r>
+      <w:r>
+        <w:t>does this automatically.</w:t>
+      </w:r>
+    </w:p>
+    <w:p>
+      <w:pPr>
+        <w:pStyle w:val="Heading2"/>
+      </w:pPr>
+      <w:bookmarkStart w:id="25" w:name="_Toc196168475"/>
       <w:r>
         <w:t>MQTT and Alternative Server Protocols</w:t>
       </w:r>
-      <w:bookmarkEnd w:id="20"/>
+      <w:bookmarkEnd w:id="25"/>
     </w:p>
     <w:p>
       <w:r>
@@ -4796,25 +5859,34 @@
         <w:t>.</w:t>
       </w:r>
     </w:p>
-    <w:p/>
     <w:p>
       <w:pPr>
         <w:pStyle w:val="Heading2"/>
       </w:pPr>
-      <w:bookmarkStart w:id="21" w:name="_Toc196076643"/>
+      <w:bookmarkStart w:id="26" w:name="_Toc196168476"/>
       <w:r>
         <w:t>Sockets and web-sockets</w:t>
       </w:r>
-      <w:bookmarkEnd w:id="21"/>
-    </w:p>
-    <w:p>
-      <w:r>
-        <w:t>The ICMS application is comprised of two different servers, a flask http server and a socket server. The key differences between these two servers are the HTTP server uses the REST architecture for receiving HTTP requests, where each request can only be one type of HTTP request, for example, a GET or POST request. The issue with a HTTP server is that data can only be transferred when a request is made, meaning streaming data between the server and device can only occur if the device either makes many requests to the server, or similarly, the server makes many requests to the device. In the case that the latter method was chosen, the device would also need to be running its own HTTP server, which would also be introducing a performance over-head of which on many of the potentially extremely lower power devices, needed to be avoided.</w:t>
-      </w:r>
-    </w:p>
-    <w:p>
-      <w:r>
-        <w:t>Instead, the socket server is the server used to communicate with the iot-devices. The socket server instead reads and writes from a stream of data, where data can be sent and received at any time from either side. This massively reduces the over-head necessary as instead of having to make many requests, the device can instead simply create and keep open one connection to the main server that can be reused to send and receive.</w:t>
+      <w:bookmarkEnd w:id="26"/>
+    </w:p>
+    <w:p>
+      <w:r>
+        <w:t xml:space="preserve">The ICMS application is comprised of two different servers, a flask http server and a socket server. The key differences between these two servers are the HTTP server uses the REST architecture for receiving HTTP requests, where each request can only be one type of HTTP request, for example, a GET or POST request. The issue with a HTTP server is that data can only be transferred when a request is made, meaning streaming data between the server and device </w:t>
+      </w:r>
+      <w:r>
+        <w:lastRenderedPageBreak/>
+        <w:t>can only occur if the device either makes many requests to the server, or similarly, the server makes many requests to the device. In the case that the latter method was chosen, the device would also need to be running its own HTTP server, which would also be introducing a performance over-head of which on many of the potentially extremely lower power devices, needed to be avoided.</w:t>
+      </w:r>
+    </w:p>
+    <w:p>
+      <w:r>
+        <w:t xml:space="preserve">Instead, the socket server is the server used to communicate with the </w:t>
+      </w:r>
+      <w:r>
+        <w:t xml:space="preserve">IoT </w:t>
+      </w:r>
+      <w:r>
+        <w:t>devices. The socket server instead reads and writes from a stream of data, where data can be sent and received at any time from either side. This massively reduces the over-head necessary as instead of having to make many requests, the device can instead simply create and keep open one connection to the main server that can be reused to send and receive.</w:t>
       </w:r>
     </w:p>
     <w:p>
@@ -4843,11 +5915,11 @@
       <w:pPr>
         <w:pStyle w:val="Heading2"/>
       </w:pPr>
-      <w:bookmarkStart w:id="22" w:name="_Toc196076644"/>
+      <w:bookmarkStart w:id="27" w:name="_Toc196168477"/>
       <w:r>
         <w:t>Server Functions</w:t>
       </w:r>
-      <w:bookmarkEnd w:id="22"/>
+      <w:bookmarkEnd w:id="27"/>
     </w:p>
     <w:p>
       <w:r>
@@ -4864,19 +5936,22 @@
         <w:t>Through the extensions, new features can be added to the server, automatically updating what new functions devices have access to.</w:t>
       </w:r>
     </w:p>
+    <w:p/>
+    <w:p/>
     <w:p/>
     <w:p>
       <w:pPr>
         <w:pStyle w:val="Heading1"/>
       </w:pPr>
-      <w:bookmarkStart w:id="23" w:name="_Toc196076645"/>
-      <w:r>
+      <w:bookmarkStart w:id="28" w:name="_Toc196168478"/>
+      <w:r>
+        <w:lastRenderedPageBreak/>
         <w:t>Comparing</w:t>
       </w:r>
       <w:r>
         <w:t xml:space="preserve"> API’s</w:t>
       </w:r>
-      <w:bookmarkEnd w:id="23"/>
+      <w:bookmarkEnd w:id="28"/>
     </w:p>
     <w:p>
       <w:r>
@@ -4887,21 +5962,21 @@
       <w:pPr>
         <w:pStyle w:val="Heading2"/>
       </w:pPr>
-      <w:bookmarkStart w:id="24" w:name="_Toc196076646"/>
+      <w:bookmarkStart w:id="29" w:name="_Toc196168479"/>
       <w:r>
         <w:t>Fast API</w:t>
       </w:r>
-      <w:bookmarkEnd w:id="24"/>
+      <w:bookmarkEnd w:id="29"/>
     </w:p>
     <w:p>
       <w:pPr>
         <w:pStyle w:val="Heading2"/>
       </w:pPr>
-      <w:bookmarkStart w:id="25" w:name="_Toc196076647"/>
+      <w:bookmarkStart w:id="30" w:name="_Toc196168480"/>
       <w:r>
         <w:t>Flask</w:t>
       </w:r>
-      <w:bookmarkEnd w:id="25"/>
+      <w:bookmarkEnd w:id="30"/>
     </w:p>
     <w:p>
       <w:r>
@@ -4937,11 +6012,11 @@
       <w:pPr>
         <w:pStyle w:val="Heading2"/>
       </w:pPr>
-      <w:bookmarkStart w:id="26" w:name="_Toc196076648"/>
+      <w:bookmarkStart w:id="31" w:name="_Toc196168481"/>
       <w:r>
         <w:t>Authentication</w:t>
       </w:r>
-      <w:bookmarkEnd w:id="26"/>
+      <w:bookmarkEnd w:id="31"/>
     </w:p>
     <w:p>
       <w:r>
@@ -4967,9 +6042,8 @@
       <w:pPr>
         <w:pStyle w:val="Heading2"/>
       </w:pPr>
-      <w:bookmarkStart w:id="27" w:name="_Toc196076649"/>
-      <w:r>
-        <w:lastRenderedPageBreak/>
+      <w:bookmarkStart w:id="32" w:name="_Toc196168482"/>
+      <w:r>
         <w:t xml:space="preserve">JWT </w:t>
       </w:r>
       <w:r>
@@ -4981,7 +6055,7 @@
       <w:r>
         <w:t>s</w:t>
       </w:r>
-      <w:bookmarkEnd w:id="27"/>
+      <w:bookmarkEnd w:id="32"/>
     </w:p>
     <w:p>
       <w:r>
@@ -5026,32 +6100,14 @@
       <w:r>
         <w:t>.</w:t>
       </w:r>
-    </w:p>
-    <w:p/>
-    <w:p/>
-    <w:p/>
-    <w:p>
-      <w:pPr>
-        <w:rPr>
-          <w:sz w:val="36"/>
-          <w:szCs w:val="36"/>
-        </w:rPr>
-      </w:pPr>
-    </w:p>
-    <w:p>
-      <w:pPr>
-        <w:rPr>
-          <w:sz w:val="36"/>
-          <w:szCs w:val="36"/>
-        </w:rPr>
-      </w:pPr>
     </w:p>
     <w:p>
       <w:pPr>
         <w:pStyle w:val="Heading1"/>
       </w:pPr>
-      <w:bookmarkStart w:id="28" w:name="_Toc196076650"/>
-      <w:r>
+      <w:bookmarkStart w:id="33" w:name="_Toc196168483"/>
+      <w:r>
+        <w:lastRenderedPageBreak/>
         <w:t xml:space="preserve">Extending </w:t>
       </w:r>
       <w:r>
@@ -5060,7 +6116,7 @@
       <w:r>
         <w:t xml:space="preserve"> application</w:t>
       </w:r>
-      <w:bookmarkEnd w:id="28"/>
+      <w:bookmarkEnd w:id="33"/>
     </w:p>
     <w:p>
       <w:r>
@@ -5171,11 +6227,11 @@
       <w:pPr>
         <w:pStyle w:val="Heading2"/>
       </w:pPr>
-      <w:bookmarkStart w:id="29" w:name="_Toc196076651"/>
+      <w:bookmarkStart w:id="34" w:name="_Toc196168484"/>
       <w:r>
         <w:t>Extensions</w:t>
       </w:r>
-      <w:bookmarkEnd w:id="29"/>
+      <w:bookmarkEnd w:id="34"/>
     </w:p>
     <w:p>
       <w:r>
@@ -5320,17 +6376,16 @@
       <w:pPr>
         <w:pStyle w:val="Heading1"/>
       </w:pPr>
-      <w:bookmarkStart w:id="30" w:name="_Testing_and_Analysis"/>
-      <w:bookmarkStart w:id="31" w:name="_Toc196076652"/>
-      <w:bookmarkEnd w:id="30"/>
-      <w:r>
-        <w:lastRenderedPageBreak/>
+      <w:bookmarkStart w:id="35" w:name="_Testing_and_Analysis"/>
+      <w:bookmarkStart w:id="36" w:name="_Toc196168485"/>
+      <w:bookmarkEnd w:id="35"/>
+      <w:r>
         <w:t xml:space="preserve">Testing </w:t>
       </w:r>
       <w:r>
         <w:t>and Analysis</w:t>
       </w:r>
-      <w:bookmarkEnd w:id="31"/>
+      <w:bookmarkEnd w:id="36"/>
     </w:p>
     <w:p>
       <w:r>
@@ -5423,14 +6478,15 @@
       <w:pPr>
         <w:pStyle w:val="Heading2"/>
       </w:pPr>
-      <w:bookmarkStart w:id="32" w:name="_Toc196076653"/>
-      <w:r>
+      <w:bookmarkStart w:id="37" w:name="_Toc196168486"/>
+      <w:r>
+        <w:lastRenderedPageBreak/>
         <w:t xml:space="preserve">Ease of development vs </w:t>
       </w:r>
       <w:r>
         <w:t>best practices</w:t>
       </w:r>
-      <w:bookmarkEnd w:id="32"/>
+      <w:bookmarkEnd w:id="37"/>
     </w:p>
     <w:p>
       <w:r>
@@ -5446,21 +6502,21 @@
       <w:pPr>
         <w:pStyle w:val="Heading1"/>
       </w:pPr>
-      <w:bookmarkStart w:id="33" w:name="_Toc196076654"/>
+      <w:bookmarkStart w:id="38" w:name="_Toc196168487"/>
       <w:r>
         <w:t>Development Environment</w:t>
       </w:r>
-      <w:bookmarkEnd w:id="33"/>
+      <w:bookmarkEnd w:id="38"/>
     </w:p>
     <w:p>
       <w:pPr>
         <w:pStyle w:val="Heading2"/>
       </w:pPr>
-      <w:bookmarkStart w:id="34" w:name="_Toc196076655"/>
+      <w:bookmarkStart w:id="39" w:name="_Toc196168488"/>
       <w:r>
         <w:t>Docker</w:t>
       </w:r>
-      <w:bookmarkEnd w:id="34"/>
+      <w:bookmarkEnd w:id="39"/>
     </w:p>
     <w:p>
       <w:r>
@@ -5527,7 +6583,7 @@
       <w:pPr>
         <w:pStyle w:val="Heading2"/>
       </w:pPr>
-      <w:bookmarkStart w:id="35" w:name="_Toc196076656"/>
+      <w:bookmarkStart w:id="40" w:name="_Toc196168489"/>
       <w:r>
         <w:t>Docker</w:t>
       </w:r>
@@ -5540,7 +6596,7 @@
       <w:r>
         <w:t>ompose</w:t>
       </w:r>
-      <w:bookmarkEnd w:id="35"/>
+      <w:bookmarkEnd w:id="40"/>
     </w:p>
     <w:p>
       <w:r>
@@ -5555,12 +6611,11 @@
       <w:pPr>
         <w:pStyle w:val="Heading2"/>
       </w:pPr>
-      <w:bookmarkStart w:id="36" w:name="_Toc196076657"/>
-      <w:r>
-        <w:lastRenderedPageBreak/>
+      <w:bookmarkStart w:id="41" w:name="_Toc196168490"/>
+      <w:r>
         <w:t>Nginx</w:t>
       </w:r>
-      <w:bookmarkEnd w:id="36"/>
+      <w:bookmarkEnd w:id="41"/>
     </w:p>
     <w:p>
       <w:r>
@@ -5608,11 +6663,11 @@
       <w:pPr>
         <w:pStyle w:val="Heading1"/>
       </w:pPr>
-      <w:bookmarkStart w:id="37" w:name="_Toc196076658"/>
+      <w:bookmarkStart w:id="42" w:name="_Toc196168491"/>
       <w:r>
         <w:t>Optimising The Application/Future development</w:t>
       </w:r>
-      <w:bookmarkEnd w:id="37"/>
+      <w:bookmarkEnd w:id="42"/>
     </w:p>
     <w:p/>
     <w:p>
@@ -5622,6 +6677,7 @@
     </w:p>
     <w:p>
       <w:r>
+        <w:lastRenderedPageBreak/>
         <w:t>Hardware database</w:t>
       </w:r>
     </w:p>
@@ -5650,11 +6706,11 @@
       <w:pPr>
         <w:pStyle w:val="Heading1"/>
       </w:pPr>
-      <w:bookmarkStart w:id="38" w:name="_Toc196076659"/>
+      <w:bookmarkStart w:id="43" w:name="_Toc196168492"/>
       <w:r>
         <w:t>Problems with development</w:t>
       </w:r>
-      <w:bookmarkEnd w:id="38"/>
+      <w:bookmarkEnd w:id="43"/>
     </w:p>
     <w:p>
       <w:r>
@@ -5673,9 +6729,23 @@
     <w:p/>
     <w:p/>
     <w:p>
-      <w:r>
-        <w:t>Overcoming those problems</w:t>
-      </w:r>
+      <w:pPr>
+        <w:pStyle w:val="Heading1"/>
+      </w:pPr>
+      <w:bookmarkStart w:id="44" w:name="_Toc196168493"/>
+      <w:r>
+        <w:t xml:space="preserve">Overcoming </w:t>
+      </w:r>
+      <w:r>
+        <w:t xml:space="preserve">Challenges </w:t>
+      </w:r>
+      <w:r>
+        <w:t>with</w:t>
+      </w:r>
+      <w:r>
+        <w:t xml:space="preserve"> Development</w:t>
+      </w:r>
+      <w:bookmarkEnd w:id="44"/>
     </w:p>
     <w:p/>
     <w:p/>
@@ -5686,9 +6756,39 @@
     <w:p/>
     <w:p/>
     <w:p>
-      <w:r>
-        <w:t>What I’ve learned and improved during the project</w:t>
-      </w:r>
+      <w:pPr>
+        <w:pStyle w:val="Heading1"/>
+      </w:pPr>
+      <w:bookmarkStart w:id="45" w:name="_Toc196168494"/>
+      <w:r>
+        <w:lastRenderedPageBreak/>
+        <w:t xml:space="preserve">What I’ve </w:t>
+      </w:r>
+      <w:r>
+        <w:t>L</w:t>
+      </w:r>
+      <w:r>
+        <w:t>earned and</w:t>
+      </w:r>
+      <w:r>
+        <w:t xml:space="preserve"> I</w:t>
+      </w:r>
+      <w:r>
+        <w:t xml:space="preserve">mproved </w:t>
+      </w:r>
+      <w:r>
+        <w:t>D</w:t>
+      </w:r>
+      <w:r>
+        <w:t xml:space="preserve">uring the </w:t>
+      </w:r>
+      <w:r>
+        <w:t>P</w:t>
+      </w:r>
+      <w:r>
+        <w:t>roject</w:t>
+      </w:r>
+      <w:bookmarkEnd w:id="45"/>
     </w:p>
     <w:p/>
     <w:p/>
@@ -5697,9 +6797,14 @@
     <w:p/>
     <w:p/>
     <w:p>
+      <w:pPr>
+        <w:pStyle w:val="Heading1"/>
+      </w:pPr>
+      <w:bookmarkStart w:id="46" w:name="_Toc196168495"/>
       <w:r>
         <w:t>Final thoughts and discussion</w:t>
       </w:r>
+      <w:bookmarkEnd w:id="46"/>
     </w:p>
     <w:p/>
     <w:p/>
@@ -5709,15 +6814,20 @@
     <w:p/>
     <w:p/>
     <w:p>
+      <w:pPr>
+        <w:pStyle w:val="Heading1"/>
+      </w:pPr>
+      <w:bookmarkStart w:id="47" w:name="_Toc196168496"/>
       <w:r>
         <w:t>Refences</w:t>
       </w:r>
+      <w:bookmarkEnd w:id="47"/>
     </w:p>
     <w:p>
       <w:r>
         <w:t xml:space="preserve">MQTT (OASIS) Available at: </w:t>
       </w:r>
-      <w:hyperlink r:id="rId11" w:history="1">
+      <w:hyperlink r:id="rId15" w:history="1">
         <w:r>
           <w:rPr>
             <w:rStyle w:val="Hyperlink"/>
@@ -5754,24 +6864,12 @@
       <w:r>
         <w:t xml:space="preserve"> </w:t>
       </w:r>
-      <w:hyperlink r:id="rId12" w:history="1">
+      <w:hyperlink r:id="rId16" w:history="1">
         <w:r>
           <w:rPr>
             <w:rStyle w:val="Hyperlink"/>
           </w:rPr>
-          <w:t>https://www.oracle.com/uk/in</w:t>
-        </w:r>
-        <w:r>
-          <w:rPr>
-            <w:rStyle w:val="Hyperlink"/>
-          </w:rPr>
-          <w:t>t</w:t>
-        </w:r>
-        <w:r>
-          <w:rPr>
-            <w:rStyle w:val="Hyperlink"/>
-          </w:rPr>
-          <w:t>ernet-of-things/</w:t>
+          <w:t>https://www.oracle.com/uk/internet-of-things/</w:t>
         </w:r>
       </w:hyperlink>
     </w:p>
@@ -6557,6 +7655,7 @@
   <w:style w:type="character" w:default="1" w:styleId="DefaultParagraphFont">
     <w:name w:val="Default Paragraph Font"/>
     <w:uiPriority w:val="1"/>
+    <w:semiHidden/>
     <w:unhideWhenUsed/>
   </w:style>
   <w:style w:type="table" w:default="1" w:styleId="TableNormal">
@@ -7331,6 +8430,15 @@
 </file>
 
 <file path=customXml/item1.xml><?xml version="1.0" encoding="utf-8"?>
+<?mso-contentType ?>
+<FormTemplates xmlns="http://schemas.microsoft.com/sharepoint/v3/contenttype/forms">
+  <Display>DocumentLibraryForm</Display>
+  <Edit>DocumentLibraryForm</Edit>
+  <New>DocumentLibraryForm</New>
+</FormTemplates>
+</file>
+
+<file path=customXml/item2.xml><?xml version="1.0" encoding="utf-8"?>
 <ct:contentTypeSchema xmlns:ct="http://schemas.microsoft.com/office/2006/metadata/contentType" xmlns:ma="http://schemas.microsoft.com/office/2006/metadata/properties/metaAttributes" ct:_="" ma:_="" ma:contentTypeName="Document" ma:contentTypeID="0x01010093AA00598D821E45B94CDFFE8209BB7C" ma:contentTypeVersion="11" ma:contentTypeDescription="Create a new document." ma:contentTypeScope="" ma:versionID="c23b4d2f2fadc7f2bf28f4188920455c">
   <xsd:schema xmlns:xsd="http://www.w3.org/2001/XMLSchema" xmlns:xs="http://www.w3.org/2001/XMLSchema" xmlns:p="http://schemas.microsoft.com/office/2006/metadata/properties" xmlns:ns3="99e95ec3-7501-4953-862f-3da7c7c03164" xmlns:ns4="4afd4b8e-1981-48f8-b7dd-1556741ef4b3" targetNamespace="http://schemas.microsoft.com/office/2006/metadata/properties" ma:root="true" ma:fieldsID="7971e798292459c2c716deb9183a399d" ns3:_="" ns4:_="">
     <xsd:import namespace="99e95ec3-7501-4953-862f-3da7c7c03164"/>
@@ -7539,24 +8647,7 @@
 </ct:contentTypeSchema>
 </file>
 
-<file path=customXml/item2.xml><?xml version="1.0" encoding="utf-8"?>
-<?mso-contentType ?>
-<FormTemplates xmlns="http://schemas.microsoft.com/sharepoint/v3/contenttype/forms">
-  <Display>DocumentLibraryForm</Display>
-  <Edit>DocumentLibraryForm</Edit>
-  <New>DocumentLibraryForm</New>
-</FormTemplates>
-</file>
-
 <file path=customXml/item3.xml><?xml version="1.0" encoding="utf-8"?>
-<p:properties xmlns:p="http://schemas.microsoft.com/office/2006/metadata/properties" xmlns:xsi="http://www.w3.org/2001/XMLSchema-instance" xmlns:pc="http://schemas.microsoft.com/office/infopath/2007/PartnerControls">
-  <documentManagement>
-    <_activity xmlns="99e95ec3-7501-4953-862f-3da7c7c03164" xsi:nil="true"/>
-  </documentManagement>
-</p:properties>
-</file>
-
-<file path=customXml/item4.xml><?xml version="1.0" encoding="utf-8"?>
 <b:Sources xmlns:b="http://schemas.openxmlformats.org/officeDocument/2006/bibliography" xmlns="http://schemas.openxmlformats.org/officeDocument/2006/bibliography" SelectedStyle="\HarvardAnglia2008OfficeOnline.xsl" StyleName="Harvard - Anglia" Version="2008">
   <b:Source>
     <b:Tag>Whand</b:Tag>
@@ -7595,7 +8686,23 @@
 </b:Sources>
 </file>
 
+<file path=customXml/item4.xml><?xml version="1.0" encoding="utf-8"?>
+<p:properties xmlns:p="http://schemas.microsoft.com/office/2006/metadata/properties" xmlns:xsi="http://www.w3.org/2001/XMLSchema-instance" xmlns:pc="http://schemas.microsoft.com/office/infopath/2007/PartnerControls">
+  <documentManagement>
+    <_activity xmlns="99e95ec3-7501-4953-862f-3da7c7c03164" xsi:nil="true"/>
+  </documentManagement>
+</p:properties>
+</file>
+
 <file path=customXml/itemProps1.xml><?xml version="1.0" encoding="utf-8"?>
+<ds:datastoreItem xmlns:ds="http://schemas.openxmlformats.org/officeDocument/2006/customXml" ds:itemID="{7E0C25F2-499C-4F19-BA1F-902D58BD4916}">
+  <ds:schemaRefs>
+    <ds:schemaRef ds:uri="http://schemas.microsoft.com/sharepoint/v3/contenttype/forms"/>
+  </ds:schemaRefs>
+</ds:datastoreItem>
+</file>
+
+<file path=customXml/itemProps2.xml><?xml version="1.0" encoding="utf-8"?>
 <ds:datastoreItem xmlns:ds="http://schemas.openxmlformats.org/officeDocument/2006/customXml" ds:itemID="{2657D872-E58C-4BFF-B595-4395C808139C}">
   <ds:schemaRefs>
     <ds:schemaRef ds:uri="http://schemas.microsoft.com/office/2006/metadata/contentType"/>
@@ -7614,15 +8721,15 @@
 </ds:datastoreItem>
 </file>
 
-<file path=customXml/itemProps2.xml><?xml version="1.0" encoding="utf-8"?>
-<ds:datastoreItem xmlns:ds="http://schemas.openxmlformats.org/officeDocument/2006/customXml" ds:itemID="{7E0C25F2-499C-4F19-BA1F-902D58BD4916}">
+<file path=customXml/itemProps3.xml><?xml version="1.0" encoding="utf-8"?>
+<ds:datastoreItem xmlns:ds="http://schemas.openxmlformats.org/officeDocument/2006/customXml" ds:itemID="{D3BF7ED6-1138-418D-9EAA-8076EBA98335}">
   <ds:schemaRefs>
-    <ds:schemaRef ds:uri="http://schemas.microsoft.com/sharepoint/v3/contenttype/forms"/>
+    <ds:schemaRef ds:uri="http://schemas.openxmlformats.org/officeDocument/2006/bibliography"/>
   </ds:schemaRefs>
 </ds:datastoreItem>
 </file>
 
-<file path=customXml/itemProps3.xml><?xml version="1.0" encoding="utf-8"?>
+<file path=customXml/itemProps4.xml><?xml version="1.0" encoding="utf-8"?>
 <ds:datastoreItem xmlns:ds="http://schemas.openxmlformats.org/officeDocument/2006/customXml" ds:itemID="{1FDE7685-FCB4-4828-9B1D-E946B4404AA3}">
   <ds:schemaRefs>
     <ds:schemaRef ds:uri="http://schemas.microsoft.com/office/2006/metadata/properties"/>
@@ -7630,12 +8737,4 @@
     <ds:schemaRef ds:uri="99e95ec3-7501-4953-862f-3da7c7c03164"/>
   </ds:schemaRefs>
 </ds:datastoreItem>
-</file>
-
-<file path=customXml/itemProps4.xml><?xml version="1.0" encoding="utf-8"?>
-<ds:datastoreItem xmlns:ds="http://schemas.openxmlformats.org/officeDocument/2006/customXml" ds:itemID="{D3BF7ED6-1138-418D-9EAA-8076EBA98335}">
-  <ds:schemaRefs>
-    <ds:schemaRef ds:uri="http://schemas.openxmlformats.org/officeDocument/2006/bibliography"/>
-  </ds:schemaRefs>
-</ds:datastoreItem>
 </file>
--- a/docs/report.docx
+++ b/docs/report.docx
@@ -58,7 +58,7 @@
           <w:r>
             <w:fldChar w:fldCharType="separate"/>
           </w:r>
-          <w:hyperlink w:anchor="_Toc196168450" w:history="1">
+          <w:hyperlink w:anchor="_Toc196507263" w:history="1">
             <w:r>
               <w:rPr>
                 <w:rStyle w:val="Hyperlink"/>
@@ -85,7 +85,7 @@
                 <w:noProof/>
                 <w:webHidden/>
               </w:rPr>
-              <w:instrText xml:space="preserve"> PAGEREF _Toc196168450 \h </w:instrText>
+              <w:instrText xml:space="preserve"> PAGEREF _Toc196507263 \h </w:instrText>
             </w:r>
             <w:r>
               <w:rPr>
@@ -105,7 +105,7 @@
                 <w:noProof/>
                 <w:webHidden/>
               </w:rPr>
-              <w:t>2</w:t>
+              <w:t>3</w:t>
             </w:r>
             <w:r>
               <w:rPr>
@@ -130,7 +130,7 @@
               <w:lang w:eastAsia="en-GB"/>
             </w:rPr>
           </w:pPr>
-          <w:hyperlink w:anchor="_Toc196168451" w:history="1">
+          <w:hyperlink w:anchor="_Toc196507264" w:history="1">
             <w:r>
               <w:rPr>
                 <w:rStyle w:val="Hyperlink"/>
@@ -157,7 +157,7 @@
                 <w:noProof/>
                 <w:webHidden/>
               </w:rPr>
-              <w:instrText xml:space="preserve"> PAGEREF _Toc196168451 \h </w:instrText>
+              <w:instrText xml:space="preserve"> PAGEREF _Toc196507264 \h </w:instrText>
             </w:r>
             <w:r>
               <w:rPr>
@@ -177,7 +177,223 @@
                 <w:noProof/>
                 <w:webHidden/>
               </w:rPr>
-              <w:t>2</w:t>
+              <w:t>3</w:t>
+            </w:r>
+            <w:r>
+              <w:rPr>
+                <w:noProof/>
+                <w:webHidden/>
+              </w:rPr>
+              <w:fldChar w:fldCharType="end"/>
+            </w:r>
+          </w:hyperlink>
+        </w:p>
+        <w:p>
+          <w:pPr>
+            <w:pStyle w:val="TOC2"/>
+            <w:tabs>
+              <w:tab w:val="right" w:leader="dot" w:pos="9016"/>
+            </w:tabs>
+            <w:rPr>
+              <w:rFonts w:eastAsiaTheme="minorEastAsia"/>
+              <w:noProof/>
+              <w:sz w:val="24"/>
+              <w:szCs w:val="24"/>
+              <w:lang w:eastAsia="en-GB"/>
+            </w:rPr>
+          </w:pPr>
+          <w:hyperlink w:anchor="_Toc196507265" w:history="1">
+            <w:r>
+              <w:rPr>
+                <w:rStyle w:val="Hyperlink"/>
+                <w:noProof/>
+              </w:rPr>
+              <w:t>Operating systems</w:t>
+            </w:r>
+            <w:r>
+              <w:rPr>
+                <w:noProof/>
+                <w:webHidden/>
+              </w:rPr>
+              <w:tab/>
+            </w:r>
+            <w:r>
+              <w:rPr>
+                <w:noProof/>
+                <w:webHidden/>
+              </w:rPr>
+              <w:fldChar w:fldCharType="begin"/>
+            </w:r>
+            <w:r>
+              <w:rPr>
+                <w:noProof/>
+                <w:webHidden/>
+              </w:rPr>
+              <w:instrText xml:space="preserve"> PAGEREF _Toc196507265 \h </w:instrText>
+            </w:r>
+            <w:r>
+              <w:rPr>
+                <w:noProof/>
+                <w:webHidden/>
+              </w:rPr>
+            </w:r>
+            <w:r>
+              <w:rPr>
+                <w:noProof/>
+                <w:webHidden/>
+              </w:rPr>
+              <w:fldChar w:fldCharType="separate"/>
+            </w:r>
+            <w:r>
+              <w:rPr>
+                <w:noProof/>
+                <w:webHidden/>
+              </w:rPr>
+              <w:t>3</w:t>
+            </w:r>
+            <w:r>
+              <w:rPr>
+                <w:noProof/>
+                <w:webHidden/>
+              </w:rPr>
+              <w:fldChar w:fldCharType="end"/>
+            </w:r>
+          </w:hyperlink>
+        </w:p>
+        <w:p>
+          <w:pPr>
+            <w:pStyle w:val="TOC2"/>
+            <w:tabs>
+              <w:tab w:val="right" w:leader="dot" w:pos="9016"/>
+            </w:tabs>
+            <w:rPr>
+              <w:rFonts w:eastAsiaTheme="minorEastAsia"/>
+              <w:noProof/>
+              <w:sz w:val="24"/>
+              <w:szCs w:val="24"/>
+              <w:lang w:eastAsia="en-GB"/>
+            </w:rPr>
+          </w:pPr>
+          <w:hyperlink w:anchor="_Toc196507266" w:history="1">
+            <w:r>
+              <w:rPr>
+                <w:rStyle w:val="Hyperlink"/>
+                <w:noProof/>
+              </w:rPr>
+              <w:t>Architectures</w:t>
+            </w:r>
+            <w:r>
+              <w:rPr>
+                <w:noProof/>
+                <w:webHidden/>
+              </w:rPr>
+              <w:tab/>
+            </w:r>
+            <w:r>
+              <w:rPr>
+                <w:noProof/>
+                <w:webHidden/>
+              </w:rPr>
+              <w:fldChar w:fldCharType="begin"/>
+            </w:r>
+            <w:r>
+              <w:rPr>
+                <w:noProof/>
+                <w:webHidden/>
+              </w:rPr>
+              <w:instrText xml:space="preserve"> PAGEREF _Toc196507266 \h </w:instrText>
+            </w:r>
+            <w:r>
+              <w:rPr>
+                <w:noProof/>
+                <w:webHidden/>
+              </w:rPr>
+            </w:r>
+            <w:r>
+              <w:rPr>
+                <w:noProof/>
+                <w:webHidden/>
+              </w:rPr>
+              <w:fldChar w:fldCharType="separate"/>
+            </w:r>
+            <w:r>
+              <w:rPr>
+                <w:noProof/>
+                <w:webHidden/>
+              </w:rPr>
+              <w:t>4</w:t>
+            </w:r>
+            <w:r>
+              <w:rPr>
+                <w:noProof/>
+                <w:webHidden/>
+              </w:rPr>
+              <w:fldChar w:fldCharType="end"/>
+            </w:r>
+          </w:hyperlink>
+        </w:p>
+        <w:p>
+          <w:pPr>
+            <w:pStyle w:val="TOC2"/>
+            <w:tabs>
+              <w:tab w:val="right" w:leader="dot" w:pos="9016"/>
+            </w:tabs>
+            <w:rPr>
+              <w:rFonts w:eastAsiaTheme="minorEastAsia"/>
+              <w:noProof/>
+              <w:sz w:val="24"/>
+              <w:szCs w:val="24"/>
+              <w:lang w:eastAsia="en-GB"/>
+            </w:rPr>
+          </w:pPr>
+          <w:hyperlink w:anchor="_Toc196507267" w:history="1">
+            <w:r>
+              <w:rPr>
+                <w:rStyle w:val="Hyperlink"/>
+                <w:noProof/>
+              </w:rPr>
+              <w:t>Devices</w:t>
+            </w:r>
+            <w:r>
+              <w:rPr>
+                <w:noProof/>
+                <w:webHidden/>
+              </w:rPr>
+              <w:tab/>
+            </w:r>
+            <w:r>
+              <w:rPr>
+                <w:noProof/>
+                <w:webHidden/>
+              </w:rPr>
+              <w:fldChar w:fldCharType="begin"/>
+            </w:r>
+            <w:r>
+              <w:rPr>
+                <w:noProof/>
+                <w:webHidden/>
+              </w:rPr>
+              <w:instrText xml:space="preserve"> PAGEREF _Toc196507267 \h </w:instrText>
+            </w:r>
+            <w:r>
+              <w:rPr>
+                <w:noProof/>
+                <w:webHidden/>
+              </w:rPr>
+            </w:r>
+            <w:r>
+              <w:rPr>
+                <w:noProof/>
+                <w:webHidden/>
+              </w:rPr>
+              <w:fldChar w:fldCharType="separate"/>
+            </w:r>
+            <w:r>
+              <w:rPr>
+                <w:noProof/>
+                <w:webHidden/>
+              </w:rPr>
+              <w:t>4</w:t>
             </w:r>
             <w:r>
               <w:rPr>
@@ -202,7 +418,7 @@
               <w:lang w:eastAsia="en-GB"/>
             </w:rPr>
           </w:pPr>
-          <w:hyperlink w:anchor="_Toc196168452" w:history="1">
+          <w:hyperlink w:anchor="_Toc196507268" w:history="1">
             <w:r>
               <w:rPr>
                 <w:rStyle w:val="Hyperlink"/>
@@ -229,7 +445,7 @@
                 <w:noProof/>
                 <w:webHidden/>
               </w:rPr>
-              <w:instrText xml:space="preserve"> PAGEREF _Toc196168452 \h </w:instrText>
+              <w:instrText xml:space="preserve"> PAGEREF _Toc196507268 \h </w:instrText>
             </w:r>
             <w:r>
               <w:rPr>
@@ -249,7 +465,7 @@
                 <w:noProof/>
                 <w:webHidden/>
               </w:rPr>
-              <w:t>3</w:t>
+              <w:t>5</w:t>
             </w:r>
             <w:r>
               <w:rPr>
@@ -274,7 +490,7 @@
               <w:lang w:eastAsia="en-GB"/>
             </w:rPr>
           </w:pPr>
-          <w:hyperlink w:anchor="_Toc196168453" w:history="1">
+          <w:hyperlink w:anchor="_Toc196507269" w:history="1">
             <w:r>
               <w:rPr>
                 <w:rStyle w:val="Hyperlink"/>
@@ -301,7 +517,7 @@
                 <w:noProof/>
                 <w:webHidden/>
               </w:rPr>
-              <w:instrText xml:space="preserve"> PAGEREF _Toc196168453 \h </w:instrText>
+              <w:instrText xml:space="preserve"> PAGEREF _Toc196507269 \h </w:instrText>
             </w:r>
             <w:r>
               <w:rPr>
@@ -321,7 +537,7 @@
                 <w:noProof/>
                 <w:webHidden/>
               </w:rPr>
-              <w:t>3</w:t>
+              <w:t>5</w:t>
             </w:r>
             <w:r>
               <w:rPr>
@@ -346,7 +562,7 @@
               <w:lang w:eastAsia="en-GB"/>
             </w:rPr>
           </w:pPr>
-          <w:hyperlink w:anchor="_Toc196168454" w:history="1">
+          <w:hyperlink w:anchor="_Toc196507270" w:history="1">
             <w:r>
               <w:rPr>
                 <w:rStyle w:val="Hyperlink"/>
@@ -373,7 +589,7 @@
                 <w:noProof/>
                 <w:webHidden/>
               </w:rPr>
-              <w:instrText xml:space="preserve"> PAGEREF _Toc196168454 \h </w:instrText>
+              <w:instrText xml:space="preserve"> PAGEREF _Toc196507270 \h </w:instrText>
             </w:r>
             <w:r>
               <w:rPr>
@@ -393,7 +609,7 @@
                 <w:noProof/>
                 <w:webHidden/>
               </w:rPr>
-              <w:t>3</w:t>
+              <w:t>5</w:t>
             </w:r>
             <w:r>
               <w:rPr>
@@ -418,7 +634,7 @@
               <w:lang w:eastAsia="en-GB"/>
             </w:rPr>
           </w:pPr>
-          <w:hyperlink w:anchor="_Toc196168455" w:history="1">
+          <w:hyperlink w:anchor="_Toc196507271" w:history="1">
             <w:r>
               <w:rPr>
                 <w:rStyle w:val="Hyperlink"/>
@@ -445,7 +661,7 @@
                 <w:noProof/>
                 <w:webHidden/>
               </w:rPr>
-              <w:instrText xml:space="preserve"> PAGEREF _Toc196168455 \h </w:instrText>
+              <w:instrText xml:space="preserve"> PAGEREF _Toc196507271 \h </w:instrText>
             </w:r>
             <w:r>
               <w:rPr>
@@ -465,7 +681,7 @@
                 <w:noProof/>
                 <w:webHidden/>
               </w:rPr>
-              <w:t>4</w:t>
+              <w:t>5</w:t>
             </w:r>
             <w:r>
               <w:rPr>
@@ -490,7 +706,7 @@
               <w:lang w:eastAsia="en-GB"/>
             </w:rPr>
           </w:pPr>
-          <w:hyperlink w:anchor="_Toc196168456" w:history="1">
+          <w:hyperlink w:anchor="_Toc196507272" w:history="1">
             <w:r>
               <w:rPr>
                 <w:rStyle w:val="Hyperlink"/>
@@ -517,7 +733,7 @@
                 <w:noProof/>
                 <w:webHidden/>
               </w:rPr>
-              <w:instrText xml:space="preserve"> PAGEREF _Toc196168456 \h </w:instrText>
+              <w:instrText xml:space="preserve"> PAGEREF _Toc196507272 \h </w:instrText>
             </w:r>
             <w:r>
               <w:rPr>
@@ -537,7 +753,7 @@
                 <w:noProof/>
                 <w:webHidden/>
               </w:rPr>
-              <w:t>4</w:t>
+              <w:t>5</w:t>
             </w:r>
             <w:r>
               <w:rPr>
@@ -562,7 +778,7 @@
               <w:lang w:eastAsia="en-GB"/>
             </w:rPr>
           </w:pPr>
-          <w:hyperlink w:anchor="_Toc196168457" w:history="1">
+          <w:hyperlink w:anchor="_Toc196507273" w:history="1">
             <w:r>
               <w:rPr>
                 <w:rStyle w:val="Hyperlink"/>
@@ -589,7 +805,7 @@
                 <w:noProof/>
                 <w:webHidden/>
               </w:rPr>
-              <w:instrText xml:space="preserve"> PAGEREF _Toc196168457 \h </w:instrText>
+              <w:instrText xml:space="preserve"> PAGEREF _Toc196507273 \h </w:instrText>
             </w:r>
             <w:r>
               <w:rPr>
@@ -609,7 +825,7 @@
                 <w:noProof/>
                 <w:webHidden/>
               </w:rPr>
-              <w:t>4</w:t>
+              <w:t>5</w:t>
             </w:r>
             <w:r>
               <w:rPr>
@@ -634,13 +850,13 @@
               <w:lang w:eastAsia="en-GB"/>
             </w:rPr>
           </w:pPr>
-          <w:hyperlink w:anchor="_Toc196168458" w:history="1">
+          <w:hyperlink w:anchor="_Toc196507274" w:history="1">
             <w:r>
               <w:rPr>
                 <w:rStyle w:val="Hyperlink"/>
                 <w:noProof/>
               </w:rPr>
-              <w:t>Agile Development</w:t>
+              <w:t>Prototyping</w:t>
             </w:r>
             <w:r>
               <w:rPr>
@@ -661,7 +877,7 @@
                 <w:noProof/>
                 <w:webHidden/>
               </w:rPr>
-              <w:instrText xml:space="preserve"> PAGEREF _Toc196168458 \h </w:instrText>
+              <w:instrText xml:space="preserve"> PAGEREF _Toc196507274 \h </w:instrText>
             </w:r>
             <w:r>
               <w:rPr>
@@ -681,7 +897,79 @@
                 <w:noProof/>
                 <w:webHidden/>
               </w:rPr>
-              <w:t>4</w:t>
+              <w:t>6</w:t>
+            </w:r>
+            <w:r>
+              <w:rPr>
+                <w:noProof/>
+                <w:webHidden/>
+              </w:rPr>
+              <w:fldChar w:fldCharType="end"/>
+            </w:r>
+          </w:hyperlink>
+        </w:p>
+        <w:p>
+          <w:pPr>
+            <w:pStyle w:val="TOC2"/>
+            <w:tabs>
+              <w:tab w:val="right" w:leader="dot" w:pos="9016"/>
+            </w:tabs>
+            <w:rPr>
+              <w:rFonts w:eastAsiaTheme="minorEastAsia"/>
+              <w:noProof/>
+              <w:sz w:val="24"/>
+              <w:szCs w:val="24"/>
+              <w:lang w:eastAsia="en-GB"/>
+            </w:rPr>
+          </w:pPr>
+          <w:hyperlink w:anchor="_Toc196507275" w:history="1">
+            <w:r>
+              <w:rPr>
+                <w:rStyle w:val="Hyperlink"/>
+                <w:noProof/>
+              </w:rPr>
+              <w:t>Lo-Fi Interface Designs</w:t>
+            </w:r>
+            <w:r>
+              <w:rPr>
+                <w:noProof/>
+                <w:webHidden/>
+              </w:rPr>
+              <w:tab/>
+            </w:r>
+            <w:r>
+              <w:rPr>
+                <w:noProof/>
+                <w:webHidden/>
+              </w:rPr>
+              <w:fldChar w:fldCharType="begin"/>
+            </w:r>
+            <w:r>
+              <w:rPr>
+                <w:noProof/>
+                <w:webHidden/>
+              </w:rPr>
+              <w:instrText xml:space="preserve"> PAGEREF _Toc196507275 \h </w:instrText>
+            </w:r>
+            <w:r>
+              <w:rPr>
+                <w:noProof/>
+                <w:webHidden/>
+              </w:rPr>
+            </w:r>
+            <w:r>
+              <w:rPr>
+                <w:noProof/>
+                <w:webHidden/>
+              </w:rPr>
+              <w:fldChar w:fldCharType="separate"/>
+            </w:r>
+            <w:r>
+              <w:rPr>
+                <w:noProof/>
+                <w:webHidden/>
+              </w:rPr>
+              <w:t>6</w:t>
             </w:r>
             <w:r>
               <w:rPr>
@@ -706,13 +994,13 @@
               <w:lang w:eastAsia="en-GB"/>
             </w:rPr>
           </w:pPr>
-          <w:hyperlink w:anchor="_Toc196168459" w:history="1">
+          <w:hyperlink w:anchor="_Toc196507276" w:history="1">
             <w:r>
               <w:rPr>
                 <w:rStyle w:val="Hyperlink"/>
                 <w:noProof/>
               </w:rPr>
-              <w:t>Git/GitHub</w:t>
+              <w:t>Agile Development</w:t>
             </w:r>
             <w:r>
               <w:rPr>
@@ -733,7 +1021,7 @@
                 <w:noProof/>
                 <w:webHidden/>
               </w:rPr>
-              <w:instrText xml:space="preserve"> PAGEREF _Toc196168459 \h </w:instrText>
+              <w:instrText xml:space="preserve"> PAGEREF _Toc196507276 \h </w:instrText>
             </w:r>
             <w:r>
               <w:rPr>
@@ -753,7 +1041,7 @@
                 <w:noProof/>
                 <w:webHidden/>
               </w:rPr>
-              <w:t>5</w:t>
+              <w:t>7</w:t>
             </w:r>
             <w:r>
               <w:rPr>
@@ -778,13 +1066,13 @@
               <w:lang w:eastAsia="en-GB"/>
             </w:rPr>
           </w:pPr>
-          <w:hyperlink w:anchor="_Toc196168460" w:history="1">
+          <w:hyperlink w:anchor="_Toc196507277" w:history="1">
             <w:r>
               <w:rPr>
                 <w:rStyle w:val="Hyperlink"/>
                 <w:noProof/>
               </w:rPr>
-              <w:t>Setting the Project Foundation</w:t>
+              <w:t>Expected Development Risks</w:t>
             </w:r>
             <w:r>
               <w:rPr>
@@ -805,7 +1093,7 @@
                 <w:noProof/>
                 <w:webHidden/>
               </w:rPr>
-              <w:instrText xml:space="preserve"> PAGEREF _Toc196168460 \h </w:instrText>
+              <w:instrText xml:space="preserve"> PAGEREF _Toc196507277 \h </w:instrText>
             </w:r>
             <w:r>
               <w:rPr>
@@ -825,7 +1113,7 @@
                 <w:noProof/>
                 <w:webHidden/>
               </w:rPr>
-              <w:t>5</w:t>
+              <w:t>7</w:t>
             </w:r>
             <w:r>
               <w:rPr>
@@ -850,13 +1138,13 @@
               <w:lang w:eastAsia="en-GB"/>
             </w:rPr>
           </w:pPr>
-          <w:hyperlink w:anchor="_Toc196168461" w:history="1">
+          <w:hyperlink w:anchor="_Toc196507278" w:history="1">
             <w:r>
               <w:rPr>
                 <w:rStyle w:val="Hyperlink"/>
                 <w:noProof/>
               </w:rPr>
-              <w:t>Initial Interactivity</w:t>
+              <w:t>Unexpected Development Risks</w:t>
             </w:r>
             <w:r>
               <w:rPr>
@@ -877,7 +1165,7 @@
                 <w:noProof/>
                 <w:webHidden/>
               </w:rPr>
-              <w:instrText xml:space="preserve"> PAGEREF _Toc196168461 \h </w:instrText>
+              <w:instrText xml:space="preserve"> PAGEREF _Toc196507278 \h </w:instrText>
             </w:r>
             <w:r>
               <w:rPr>
@@ -897,7 +1185,79 @@
                 <w:noProof/>
                 <w:webHidden/>
               </w:rPr>
-              <w:t>5</w:t>
+              <w:t>7</w:t>
+            </w:r>
+            <w:r>
+              <w:rPr>
+                <w:noProof/>
+                <w:webHidden/>
+              </w:rPr>
+              <w:fldChar w:fldCharType="end"/>
+            </w:r>
+          </w:hyperlink>
+        </w:p>
+        <w:p>
+          <w:pPr>
+            <w:pStyle w:val="TOC1"/>
+            <w:tabs>
+              <w:tab w:val="right" w:leader="dot" w:pos="9016"/>
+            </w:tabs>
+            <w:rPr>
+              <w:rFonts w:eastAsiaTheme="minorEastAsia"/>
+              <w:noProof/>
+              <w:sz w:val="24"/>
+              <w:szCs w:val="24"/>
+              <w:lang w:eastAsia="en-GB"/>
+            </w:rPr>
+          </w:pPr>
+          <w:hyperlink w:anchor="_Toc196507279" w:history="1">
+            <w:r>
+              <w:rPr>
+                <w:rStyle w:val="Hyperlink"/>
+                <w:noProof/>
+              </w:rPr>
+              <w:t>Git/GitHub</w:t>
+            </w:r>
+            <w:r>
+              <w:rPr>
+                <w:noProof/>
+                <w:webHidden/>
+              </w:rPr>
+              <w:tab/>
+            </w:r>
+            <w:r>
+              <w:rPr>
+                <w:noProof/>
+                <w:webHidden/>
+              </w:rPr>
+              <w:fldChar w:fldCharType="begin"/>
+            </w:r>
+            <w:r>
+              <w:rPr>
+                <w:noProof/>
+                <w:webHidden/>
+              </w:rPr>
+              <w:instrText xml:space="preserve"> PAGEREF _Toc196507279 \h </w:instrText>
+            </w:r>
+            <w:r>
+              <w:rPr>
+                <w:noProof/>
+                <w:webHidden/>
+              </w:rPr>
+            </w:r>
+            <w:r>
+              <w:rPr>
+                <w:noProof/>
+                <w:webHidden/>
+              </w:rPr>
+              <w:fldChar w:fldCharType="separate"/>
+            </w:r>
+            <w:r>
+              <w:rPr>
+                <w:noProof/>
+                <w:webHidden/>
+              </w:rPr>
+              <w:t>7</w:t>
             </w:r>
             <w:r>
               <w:rPr>
@@ -922,13 +1282,13 @@
               <w:lang w:eastAsia="en-GB"/>
             </w:rPr>
           </w:pPr>
-          <w:hyperlink w:anchor="_Toc196168462" w:history="1">
+          <w:hyperlink w:anchor="_Toc196507280" w:history="1">
             <w:r>
               <w:rPr>
                 <w:rStyle w:val="Hyperlink"/>
                 <w:noProof/>
               </w:rPr>
-              <w:t>Logging and SSL Support</w:t>
+              <w:t>Setting the Project Foundation</w:t>
             </w:r>
             <w:r>
               <w:rPr>
@@ -949,7 +1309,7 @@
                 <w:noProof/>
                 <w:webHidden/>
               </w:rPr>
-              <w:instrText xml:space="preserve"> PAGEREF _Toc196168462 \h </w:instrText>
+              <w:instrText xml:space="preserve"> PAGEREF _Toc196507280 \h </w:instrText>
             </w:r>
             <w:r>
               <w:rPr>
@@ -969,7 +1329,7 @@
                 <w:noProof/>
                 <w:webHidden/>
               </w:rPr>
-              <w:t>6</w:t>
+              <w:t>7</w:t>
             </w:r>
             <w:r>
               <w:rPr>
@@ -994,12 +1354,156 @@
               <w:lang w:eastAsia="en-GB"/>
             </w:rPr>
           </w:pPr>
-          <w:hyperlink w:anchor="_Toc196168463" w:history="1">
+          <w:hyperlink w:anchor="_Toc196507281" w:history="1">
             <w:r>
               <w:rPr>
                 <w:rStyle w:val="Hyperlink"/>
                 <w:noProof/>
               </w:rPr>
+              <w:t>Initial Interactivity</w:t>
+            </w:r>
+            <w:r>
+              <w:rPr>
+                <w:noProof/>
+                <w:webHidden/>
+              </w:rPr>
+              <w:tab/>
+            </w:r>
+            <w:r>
+              <w:rPr>
+                <w:noProof/>
+                <w:webHidden/>
+              </w:rPr>
+              <w:fldChar w:fldCharType="begin"/>
+            </w:r>
+            <w:r>
+              <w:rPr>
+                <w:noProof/>
+                <w:webHidden/>
+              </w:rPr>
+              <w:instrText xml:space="preserve"> PAGEREF _Toc196507281 \h </w:instrText>
+            </w:r>
+            <w:r>
+              <w:rPr>
+                <w:noProof/>
+                <w:webHidden/>
+              </w:rPr>
+            </w:r>
+            <w:r>
+              <w:rPr>
+                <w:noProof/>
+                <w:webHidden/>
+              </w:rPr>
+              <w:fldChar w:fldCharType="separate"/>
+            </w:r>
+            <w:r>
+              <w:rPr>
+                <w:noProof/>
+                <w:webHidden/>
+              </w:rPr>
+              <w:t>8</w:t>
+            </w:r>
+            <w:r>
+              <w:rPr>
+                <w:noProof/>
+                <w:webHidden/>
+              </w:rPr>
+              <w:fldChar w:fldCharType="end"/>
+            </w:r>
+          </w:hyperlink>
+        </w:p>
+        <w:p>
+          <w:pPr>
+            <w:pStyle w:val="TOC2"/>
+            <w:tabs>
+              <w:tab w:val="right" w:leader="dot" w:pos="9016"/>
+            </w:tabs>
+            <w:rPr>
+              <w:rFonts w:eastAsiaTheme="minorEastAsia"/>
+              <w:noProof/>
+              <w:sz w:val="24"/>
+              <w:szCs w:val="24"/>
+              <w:lang w:eastAsia="en-GB"/>
+            </w:rPr>
+          </w:pPr>
+          <w:hyperlink w:anchor="_Toc196507282" w:history="1">
+            <w:r>
+              <w:rPr>
+                <w:rStyle w:val="Hyperlink"/>
+                <w:noProof/>
+              </w:rPr>
+              <w:t>Logging and SSL Support</w:t>
+            </w:r>
+            <w:r>
+              <w:rPr>
+                <w:noProof/>
+                <w:webHidden/>
+              </w:rPr>
+              <w:tab/>
+            </w:r>
+            <w:r>
+              <w:rPr>
+                <w:noProof/>
+                <w:webHidden/>
+              </w:rPr>
+              <w:fldChar w:fldCharType="begin"/>
+            </w:r>
+            <w:r>
+              <w:rPr>
+                <w:noProof/>
+                <w:webHidden/>
+              </w:rPr>
+              <w:instrText xml:space="preserve"> PAGEREF _Toc196507282 \h </w:instrText>
+            </w:r>
+            <w:r>
+              <w:rPr>
+                <w:noProof/>
+                <w:webHidden/>
+              </w:rPr>
+            </w:r>
+            <w:r>
+              <w:rPr>
+                <w:noProof/>
+                <w:webHidden/>
+              </w:rPr>
+              <w:fldChar w:fldCharType="separate"/>
+            </w:r>
+            <w:r>
+              <w:rPr>
+                <w:noProof/>
+                <w:webHidden/>
+              </w:rPr>
+              <w:t>8</w:t>
+            </w:r>
+            <w:r>
+              <w:rPr>
+                <w:noProof/>
+                <w:webHidden/>
+              </w:rPr>
+              <w:fldChar w:fldCharType="end"/>
+            </w:r>
+          </w:hyperlink>
+        </w:p>
+        <w:p>
+          <w:pPr>
+            <w:pStyle w:val="TOC2"/>
+            <w:tabs>
+              <w:tab w:val="right" w:leader="dot" w:pos="9016"/>
+            </w:tabs>
+            <w:rPr>
+              <w:rFonts w:eastAsiaTheme="minorEastAsia"/>
+              <w:noProof/>
+              <w:sz w:val="24"/>
+              <w:szCs w:val="24"/>
+              <w:lang w:eastAsia="en-GB"/>
+            </w:rPr>
+          </w:pPr>
+          <w:hyperlink w:anchor="_Toc196507283" w:history="1">
+            <w:r>
+              <w:rPr>
+                <w:rStyle w:val="Hyperlink"/>
+                <w:noProof/>
+              </w:rPr>
               <w:t>Extensions</w:t>
             </w:r>
             <w:r>
@@ -1021,7 +1525,7 @@
                 <w:noProof/>
                 <w:webHidden/>
               </w:rPr>
-              <w:instrText xml:space="preserve"> PAGEREF _Toc196168463 \h </w:instrText>
+              <w:instrText xml:space="preserve"> PAGEREF _Toc196507283 \h </w:instrText>
             </w:r>
             <w:r>
               <w:rPr>
@@ -1041,7 +1545,7 @@
                 <w:noProof/>
                 <w:webHidden/>
               </w:rPr>
-              <w:t>6</w:t>
+              <w:t>8</w:t>
             </w:r>
             <w:r>
               <w:rPr>
@@ -1066,7 +1570,7 @@
               <w:lang w:eastAsia="en-GB"/>
             </w:rPr>
           </w:pPr>
-          <w:hyperlink w:anchor="_Toc196168464" w:history="1">
+          <w:hyperlink w:anchor="_Toc196507284" w:history="1">
             <w:r>
               <w:rPr>
                 <w:rStyle w:val="Hyperlink"/>
@@ -1093,7 +1597,7 @@
                 <w:noProof/>
                 <w:webHidden/>
               </w:rPr>
-              <w:instrText xml:space="preserve"> PAGEREF _Toc196168464 \h </w:instrText>
+              <w:instrText xml:space="preserve"> PAGEREF _Toc196507284 \h </w:instrText>
             </w:r>
             <w:r>
               <w:rPr>
@@ -1113,7 +1617,7 @@
                 <w:noProof/>
                 <w:webHidden/>
               </w:rPr>
-              <w:t>6</w:t>
+              <w:t>9</w:t>
             </w:r>
             <w:r>
               <w:rPr>
@@ -1138,7 +1642,7 @@
               <w:lang w:eastAsia="en-GB"/>
             </w:rPr>
           </w:pPr>
-          <w:hyperlink w:anchor="_Toc196168465" w:history="1">
+          <w:hyperlink w:anchor="_Toc196507285" w:history="1">
             <w:r>
               <w:rPr>
                 <w:rStyle w:val="Hyperlink"/>
@@ -1165,7 +1669,7 @@
                 <w:noProof/>
                 <w:webHidden/>
               </w:rPr>
-              <w:instrText xml:space="preserve"> PAGEREF _Toc196168465 \h </w:instrText>
+              <w:instrText xml:space="preserve"> PAGEREF _Toc196507285 \h </w:instrText>
             </w:r>
             <w:r>
               <w:rPr>
@@ -1185,7 +1689,7 @@
                 <w:noProof/>
                 <w:webHidden/>
               </w:rPr>
-              <w:t>7</w:t>
+              <w:t>9</w:t>
             </w:r>
             <w:r>
               <w:rPr>
@@ -1210,7 +1714,7 @@
               <w:lang w:eastAsia="en-GB"/>
             </w:rPr>
           </w:pPr>
-          <w:hyperlink w:anchor="_Toc196168466" w:history="1">
+          <w:hyperlink w:anchor="_Toc196507286" w:history="1">
             <w:r>
               <w:rPr>
                 <w:rStyle w:val="Hyperlink"/>
@@ -1237,7 +1741,7 @@
                 <w:noProof/>
                 <w:webHidden/>
               </w:rPr>
-              <w:instrText xml:space="preserve"> PAGEREF _Toc196168466 \h </w:instrText>
+              <w:instrText xml:space="preserve"> PAGEREF _Toc196507286 \h </w:instrText>
             </w:r>
             <w:r>
               <w:rPr>
@@ -1257,7 +1761,7 @@
                 <w:noProof/>
                 <w:webHidden/>
               </w:rPr>
-              <w:t>7</w:t>
+              <w:t>9</w:t>
             </w:r>
             <w:r>
               <w:rPr>
@@ -1282,7 +1786,7 @@
               <w:lang w:eastAsia="en-GB"/>
             </w:rPr>
           </w:pPr>
-          <w:hyperlink w:anchor="_Toc196168467" w:history="1">
+          <w:hyperlink w:anchor="_Toc196507287" w:history="1">
             <w:r>
               <w:rPr>
                 <w:rStyle w:val="Hyperlink"/>
@@ -1309,7 +1813,7 @@
                 <w:noProof/>
                 <w:webHidden/>
               </w:rPr>
-              <w:instrText xml:space="preserve"> PAGEREF _Toc196168467 \h </w:instrText>
+              <w:instrText xml:space="preserve"> PAGEREF _Toc196507287 \h </w:instrText>
             </w:r>
             <w:r>
               <w:rPr>
@@ -1329,7 +1833,7 @@
                 <w:noProof/>
                 <w:webHidden/>
               </w:rPr>
-              <w:t>7</w:t>
+              <w:t>10</w:t>
             </w:r>
             <w:r>
               <w:rPr>
@@ -1354,7 +1858,7 @@
               <w:lang w:eastAsia="en-GB"/>
             </w:rPr>
           </w:pPr>
-          <w:hyperlink w:anchor="_Toc196168468" w:history="1">
+          <w:hyperlink w:anchor="_Toc196507288" w:history="1">
             <w:r>
               <w:rPr>
                 <w:rStyle w:val="Hyperlink"/>
@@ -1381,7 +1885,7 @@
                 <w:noProof/>
                 <w:webHidden/>
               </w:rPr>
-              <w:instrText xml:space="preserve"> PAGEREF _Toc196168468 \h </w:instrText>
+              <w:instrText xml:space="preserve"> PAGEREF _Toc196507288 \h </w:instrText>
             </w:r>
             <w:r>
               <w:rPr>
@@ -1401,7 +1905,7 @@
                 <w:noProof/>
                 <w:webHidden/>
               </w:rPr>
-              <w:t>8</w:t>
+              <w:t>11</w:t>
             </w:r>
             <w:r>
               <w:rPr>
@@ -1426,7 +1930,7 @@
               <w:lang w:eastAsia="en-GB"/>
             </w:rPr>
           </w:pPr>
-          <w:hyperlink w:anchor="_Toc196168469" w:history="1">
+          <w:hyperlink w:anchor="_Toc196507289" w:history="1">
             <w:r>
               <w:rPr>
                 <w:rStyle w:val="Hyperlink"/>
@@ -1453,7 +1957,7 @@
                 <w:noProof/>
                 <w:webHidden/>
               </w:rPr>
-              <w:instrText xml:space="preserve"> PAGEREF _Toc196168469 \h </w:instrText>
+              <w:instrText xml:space="preserve"> PAGEREF _Toc196507289 \h </w:instrText>
             </w:r>
             <w:r>
               <w:rPr>
@@ -1473,7 +1977,7 @@
                 <w:noProof/>
                 <w:webHidden/>
               </w:rPr>
-              <w:t>8</w:t>
+              <w:t>11</w:t>
             </w:r>
             <w:r>
               <w:rPr>
@@ -1498,7 +2002,7 @@
               <w:lang w:eastAsia="en-GB"/>
             </w:rPr>
           </w:pPr>
-          <w:hyperlink w:anchor="_Toc196168470" w:history="1">
+          <w:hyperlink w:anchor="_Toc196507290" w:history="1">
             <w:r>
               <w:rPr>
                 <w:rStyle w:val="Hyperlink"/>
@@ -1525,7 +2029,7 @@
                 <w:noProof/>
                 <w:webHidden/>
               </w:rPr>
-              <w:instrText xml:space="preserve"> PAGEREF _Toc196168470 \h </w:instrText>
+              <w:instrText xml:space="preserve"> PAGEREF _Toc196507290 \h </w:instrText>
             </w:r>
             <w:r>
               <w:rPr>
@@ -1545,7 +2049,7 @@
                 <w:noProof/>
                 <w:webHidden/>
               </w:rPr>
-              <w:t>9</w:t>
+              <w:t>11</w:t>
             </w:r>
             <w:r>
               <w:rPr>
@@ -1570,7 +2074,7 @@
               <w:lang w:eastAsia="en-GB"/>
             </w:rPr>
           </w:pPr>
-          <w:hyperlink w:anchor="_Toc196168471" w:history="1">
+          <w:hyperlink w:anchor="_Toc196507291" w:history="1">
             <w:r>
               <w:rPr>
                 <w:rStyle w:val="Hyperlink"/>
@@ -1597,7 +2101,7 @@
                 <w:noProof/>
                 <w:webHidden/>
               </w:rPr>
-              <w:instrText xml:space="preserve"> PAGEREF _Toc196168471 \h </w:instrText>
+              <w:instrText xml:space="preserve"> PAGEREF _Toc196507291 \h </w:instrText>
             </w:r>
             <w:r>
               <w:rPr>
@@ -1617,7 +2121,7 @@
                 <w:noProof/>
                 <w:webHidden/>
               </w:rPr>
-              <w:t>9</w:t>
+              <w:t>12</w:t>
             </w:r>
             <w:r>
               <w:rPr>
@@ -1642,7 +2146,7 @@
               <w:lang w:eastAsia="en-GB"/>
             </w:rPr>
           </w:pPr>
-          <w:hyperlink w:anchor="_Toc196168472" w:history="1">
+          <w:hyperlink w:anchor="_Toc196507292" w:history="1">
             <w:r>
               <w:rPr>
                 <w:rStyle w:val="Hyperlink"/>
@@ -1669,7 +2173,7 @@
                 <w:noProof/>
                 <w:webHidden/>
               </w:rPr>
-              <w:instrText xml:space="preserve"> PAGEREF _Toc196168472 \h </w:instrText>
+              <w:instrText xml:space="preserve"> PAGEREF _Toc196507292 \h </w:instrText>
             </w:r>
             <w:r>
               <w:rPr>
@@ -1689,7 +2193,7 @@
                 <w:noProof/>
                 <w:webHidden/>
               </w:rPr>
-              <w:t>10</w:t>
+              <w:t>12</w:t>
             </w:r>
             <w:r>
               <w:rPr>
@@ -1714,7 +2218,7 @@
               <w:lang w:eastAsia="en-GB"/>
             </w:rPr>
           </w:pPr>
-          <w:hyperlink w:anchor="_Toc196168473" w:history="1">
+          <w:hyperlink w:anchor="_Toc196507293" w:history="1">
             <w:r>
               <w:rPr>
                 <w:rStyle w:val="Hyperlink"/>
@@ -1741,7 +2245,7 @@
                 <w:noProof/>
                 <w:webHidden/>
               </w:rPr>
-              <w:instrText xml:space="preserve"> PAGEREF _Toc196168473 \h </w:instrText>
+              <w:instrText xml:space="preserve"> PAGEREF _Toc196507293 \h </w:instrText>
             </w:r>
             <w:r>
               <w:rPr>
@@ -1761,7 +2265,7 @@
                 <w:noProof/>
                 <w:webHidden/>
               </w:rPr>
-              <w:t>10</w:t>
+              <w:t>13</w:t>
             </w:r>
             <w:r>
               <w:rPr>
@@ -1786,7 +2290,7 @@
               <w:lang w:eastAsia="en-GB"/>
             </w:rPr>
           </w:pPr>
-          <w:hyperlink w:anchor="_Toc196168474" w:history="1">
+          <w:hyperlink w:anchor="_Toc196507294" w:history="1">
             <w:r>
               <w:rPr>
                 <w:rStyle w:val="Hyperlink"/>
@@ -1813,7 +2317,7 @@
                 <w:noProof/>
                 <w:webHidden/>
               </w:rPr>
-              <w:instrText xml:space="preserve"> PAGEREF _Toc196168474 \h </w:instrText>
+              <w:instrText xml:space="preserve"> PAGEREF _Toc196507294 \h </w:instrText>
             </w:r>
             <w:r>
               <w:rPr>
@@ -1833,7 +2337,7 @@
                 <w:noProof/>
                 <w:webHidden/>
               </w:rPr>
-              <w:t>11</w:t>
+              <w:t>13</w:t>
             </w:r>
             <w:r>
               <w:rPr>
@@ -1858,7 +2362,7 @@
               <w:lang w:eastAsia="en-GB"/>
             </w:rPr>
           </w:pPr>
-          <w:hyperlink w:anchor="_Toc196168475" w:history="1">
+          <w:hyperlink w:anchor="_Toc196507295" w:history="1">
             <w:r>
               <w:rPr>
                 <w:rStyle w:val="Hyperlink"/>
@@ -1885,7 +2389,7 @@
                 <w:noProof/>
                 <w:webHidden/>
               </w:rPr>
-              <w:instrText xml:space="preserve"> PAGEREF _Toc196168475 \h </w:instrText>
+              <w:instrText xml:space="preserve"> PAGEREF _Toc196507295 \h </w:instrText>
             </w:r>
             <w:r>
               <w:rPr>
@@ -1905,7 +2409,7 @@
                 <w:noProof/>
                 <w:webHidden/>
               </w:rPr>
-              <w:t>11</w:t>
+              <w:t>14</w:t>
             </w:r>
             <w:r>
               <w:rPr>
@@ -1930,7 +2434,7 @@
               <w:lang w:eastAsia="en-GB"/>
             </w:rPr>
           </w:pPr>
-          <w:hyperlink w:anchor="_Toc196168476" w:history="1">
+          <w:hyperlink w:anchor="_Toc196507296" w:history="1">
             <w:r>
               <w:rPr>
                 <w:rStyle w:val="Hyperlink"/>
@@ -1957,7 +2461,7 @@
                 <w:noProof/>
                 <w:webHidden/>
               </w:rPr>
-              <w:instrText xml:space="preserve"> PAGEREF _Toc196168476 \h </w:instrText>
+              <w:instrText xml:space="preserve"> PAGEREF _Toc196507296 \h </w:instrText>
             </w:r>
             <w:r>
               <w:rPr>
@@ -1977,7 +2481,7 @@
                 <w:noProof/>
                 <w:webHidden/>
               </w:rPr>
-              <w:t>11</w:t>
+              <w:t>14</w:t>
             </w:r>
             <w:r>
               <w:rPr>
@@ -2002,7 +2506,7 @@
               <w:lang w:eastAsia="en-GB"/>
             </w:rPr>
           </w:pPr>
-          <w:hyperlink w:anchor="_Toc196168477" w:history="1">
+          <w:hyperlink w:anchor="_Toc196507297" w:history="1">
             <w:r>
               <w:rPr>
                 <w:rStyle w:val="Hyperlink"/>
@@ -2029,7 +2533,7 @@
                 <w:noProof/>
                 <w:webHidden/>
               </w:rPr>
-              <w:instrText xml:space="preserve"> PAGEREF _Toc196168477 \h </w:instrText>
+              <w:instrText xml:space="preserve"> PAGEREF _Toc196507297 \h </w:instrText>
             </w:r>
             <w:r>
               <w:rPr>
@@ -2049,7 +2553,7 @@
                 <w:noProof/>
                 <w:webHidden/>
               </w:rPr>
-              <w:t>12</w:t>
+              <w:t>15</w:t>
             </w:r>
             <w:r>
               <w:rPr>
@@ -2074,7 +2578,7 @@
               <w:lang w:eastAsia="en-GB"/>
             </w:rPr>
           </w:pPr>
-          <w:hyperlink w:anchor="_Toc196168478" w:history="1">
+          <w:hyperlink w:anchor="_Toc196507298" w:history="1">
             <w:r>
               <w:rPr>
                 <w:rStyle w:val="Hyperlink"/>
@@ -2101,7 +2605,7 @@
                 <w:noProof/>
                 <w:webHidden/>
               </w:rPr>
-              <w:instrText xml:space="preserve"> PAGEREF _Toc196168478 \h </w:instrText>
+              <w:instrText xml:space="preserve"> PAGEREF _Toc196507298 \h </w:instrText>
             </w:r>
             <w:r>
               <w:rPr>
@@ -2121,7 +2625,7 @@
                 <w:noProof/>
                 <w:webHidden/>
               </w:rPr>
-              <w:t>12</w:t>
+              <w:t>15</w:t>
             </w:r>
             <w:r>
               <w:rPr>
@@ -2146,13 +2650,13 @@
               <w:lang w:eastAsia="en-GB"/>
             </w:rPr>
           </w:pPr>
-          <w:hyperlink w:anchor="_Toc196168479" w:history="1">
+          <w:hyperlink w:anchor="_Toc196507299" w:history="1">
             <w:r>
               <w:rPr>
                 <w:rStyle w:val="Hyperlink"/>
                 <w:noProof/>
               </w:rPr>
-              <w:t>Fast API</w:t>
+              <w:t>Django</w:t>
             </w:r>
             <w:r>
               <w:rPr>
@@ -2173,7 +2677,7 @@
                 <w:noProof/>
                 <w:webHidden/>
               </w:rPr>
-              <w:instrText xml:space="preserve"> PAGEREF _Toc196168479 \h </w:instrText>
+              <w:instrText xml:space="preserve"> PAGEREF _Toc196507299 \h </w:instrText>
             </w:r>
             <w:r>
               <w:rPr>
@@ -2193,7 +2697,7 @@
                 <w:noProof/>
                 <w:webHidden/>
               </w:rPr>
-              <w:t>12</w:t>
+              <w:t>15</w:t>
             </w:r>
             <w:r>
               <w:rPr>
@@ -2218,13 +2722,13 @@
               <w:lang w:eastAsia="en-GB"/>
             </w:rPr>
           </w:pPr>
-          <w:hyperlink w:anchor="_Toc196168480" w:history="1">
+          <w:hyperlink w:anchor="_Toc196507300" w:history="1">
             <w:r>
               <w:rPr>
                 <w:rStyle w:val="Hyperlink"/>
                 <w:noProof/>
               </w:rPr>
-              <w:t>Flask</w:t>
+              <w:t>Fast API</w:t>
             </w:r>
             <w:r>
               <w:rPr>
@@ -2245,7 +2749,7 @@
                 <w:noProof/>
                 <w:webHidden/>
               </w:rPr>
-              <w:instrText xml:space="preserve"> PAGEREF _Toc196168480 \h </w:instrText>
+              <w:instrText xml:space="preserve"> PAGEREF _Toc196507300 \h </w:instrText>
             </w:r>
             <w:r>
               <w:rPr>
@@ -2265,7 +2769,7 @@
                 <w:noProof/>
                 <w:webHidden/>
               </w:rPr>
-              <w:t>12</w:t>
+              <w:t>15</w:t>
             </w:r>
             <w:r>
               <w:rPr>
@@ -2290,13 +2794,13 @@
               <w:lang w:eastAsia="en-GB"/>
             </w:rPr>
           </w:pPr>
-          <w:hyperlink w:anchor="_Toc196168481" w:history="1">
+          <w:hyperlink w:anchor="_Toc196507301" w:history="1">
             <w:r>
               <w:rPr>
                 <w:rStyle w:val="Hyperlink"/>
                 <w:noProof/>
               </w:rPr>
-              <w:t>Authentication</w:t>
+              <w:t>Flask</w:t>
             </w:r>
             <w:r>
               <w:rPr>
@@ -2317,7 +2821,7 @@
                 <w:noProof/>
                 <w:webHidden/>
               </w:rPr>
-              <w:instrText xml:space="preserve"> PAGEREF _Toc196168481 \h </w:instrText>
+              <w:instrText xml:space="preserve"> PAGEREF _Toc196507301 \h </w:instrText>
             </w:r>
             <w:r>
               <w:rPr>
@@ -2337,7 +2841,7 @@
                 <w:noProof/>
                 <w:webHidden/>
               </w:rPr>
-              <w:t>13</w:t>
+              <w:t>15</w:t>
             </w:r>
             <w:r>
               <w:rPr>
@@ -2362,12 +2866,84 @@
               <w:lang w:eastAsia="en-GB"/>
             </w:rPr>
           </w:pPr>
-          <w:hyperlink w:anchor="_Toc196168482" w:history="1">
+          <w:hyperlink w:anchor="_Toc196507302" w:history="1">
             <w:r>
               <w:rPr>
                 <w:rStyle w:val="Hyperlink"/>
                 <w:noProof/>
               </w:rPr>
+              <w:t>Authentication</w:t>
+            </w:r>
+            <w:r>
+              <w:rPr>
+                <w:noProof/>
+                <w:webHidden/>
+              </w:rPr>
+              <w:tab/>
+            </w:r>
+            <w:r>
+              <w:rPr>
+                <w:noProof/>
+                <w:webHidden/>
+              </w:rPr>
+              <w:fldChar w:fldCharType="begin"/>
+            </w:r>
+            <w:r>
+              <w:rPr>
+                <w:noProof/>
+                <w:webHidden/>
+              </w:rPr>
+              <w:instrText xml:space="preserve"> PAGEREF _Toc196507302 \h </w:instrText>
+            </w:r>
+            <w:r>
+              <w:rPr>
+                <w:noProof/>
+                <w:webHidden/>
+              </w:rPr>
+            </w:r>
+            <w:r>
+              <w:rPr>
+                <w:noProof/>
+                <w:webHidden/>
+              </w:rPr>
+              <w:fldChar w:fldCharType="separate"/>
+            </w:r>
+            <w:r>
+              <w:rPr>
+                <w:noProof/>
+                <w:webHidden/>
+              </w:rPr>
+              <w:t>16</w:t>
+            </w:r>
+            <w:r>
+              <w:rPr>
+                <w:noProof/>
+                <w:webHidden/>
+              </w:rPr>
+              <w:fldChar w:fldCharType="end"/>
+            </w:r>
+          </w:hyperlink>
+        </w:p>
+        <w:p>
+          <w:pPr>
+            <w:pStyle w:val="TOC2"/>
+            <w:tabs>
+              <w:tab w:val="right" w:leader="dot" w:pos="9016"/>
+            </w:tabs>
+            <w:rPr>
+              <w:rFonts w:eastAsiaTheme="minorEastAsia"/>
+              <w:noProof/>
+              <w:sz w:val="24"/>
+              <w:szCs w:val="24"/>
+              <w:lang w:eastAsia="en-GB"/>
+            </w:rPr>
+          </w:pPr>
+          <w:hyperlink w:anchor="_Toc196507303" w:history="1">
+            <w:r>
+              <w:rPr>
+                <w:rStyle w:val="Hyperlink"/>
+                <w:noProof/>
+              </w:rPr>
               <w:t>JWT Tokens</w:t>
             </w:r>
             <w:r>
@@ -2389,7 +2965,7 @@
                 <w:noProof/>
                 <w:webHidden/>
               </w:rPr>
-              <w:instrText xml:space="preserve"> PAGEREF _Toc196168482 \h </w:instrText>
+              <w:instrText xml:space="preserve"> PAGEREF _Toc196507303 \h </w:instrText>
             </w:r>
             <w:r>
               <w:rPr>
@@ -2409,7 +2985,151 @@
                 <w:noProof/>
                 <w:webHidden/>
               </w:rPr>
-              <w:t>13</w:t>
+              <w:t>16</w:t>
+            </w:r>
+            <w:r>
+              <w:rPr>
+                <w:noProof/>
+                <w:webHidden/>
+              </w:rPr>
+              <w:fldChar w:fldCharType="end"/>
+            </w:r>
+          </w:hyperlink>
+        </w:p>
+        <w:p>
+          <w:pPr>
+            <w:pStyle w:val="TOC2"/>
+            <w:tabs>
+              <w:tab w:val="right" w:leader="dot" w:pos="9016"/>
+            </w:tabs>
+            <w:rPr>
+              <w:rFonts w:eastAsiaTheme="minorEastAsia"/>
+              <w:noProof/>
+              <w:sz w:val="24"/>
+              <w:szCs w:val="24"/>
+              <w:lang w:eastAsia="en-GB"/>
+            </w:rPr>
+          </w:pPr>
+          <w:hyperlink w:anchor="_Toc196507304" w:history="1">
+            <w:r>
+              <w:rPr>
+                <w:rStyle w:val="Hyperlink"/>
+                <w:noProof/>
+              </w:rPr>
+              <w:t>Caching</w:t>
+            </w:r>
+            <w:r>
+              <w:rPr>
+                <w:noProof/>
+                <w:webHidden/>
+              </w:rPr>
+              <w:tab/>
+            </w:r>
+            <w:r>
+              <w:rPr>
+                <w:noProof/>
+                <w:webHidden/>
+              </w:rPr>
+              <w:fldChar w:fldCharType="begin"/>
+            </w:r>
+            <w:r>
+              <w:rPr>
+                <w:noProof/>
+                <w:webHidden/>
+              </w:rPr>
+              <w:instrText xml:space="preserve"> PAGEREF _Toc196507304 \h </w:instrText>
+            </w:r>
+            <w:r>
+              <w:rPr>
+                <w:noProof/>
+                <w:webHidden/>
+              </w:rPr>
+            </w:r>
+            <w:r>
+              <w:rPr>
+                <w:noProof/>
+                <w:webHidden/>
+              </w:rPr>
+              <w:fldChar w:fldCharType="separate"/>
+            </w:r>
+            <w:r>
+              <w:rPr>
+                <w:noProof/>
+                <w:webHidden/>
+              </w:rPr>
+              <w:t>16</w:t>
+            </w:r>
+            <w:r>
+              <w:rPr>
+                <w:noProof/>
+                <w:webHidden/>
+              </w:rPr>
+              <w:fldChar w:fldCharType="end"/>
+            </w:r>
+          </w:hyperlink>
+        </w:p>
+        <w:p>
+          <w:pPr>
+            <w:pStyle w:val="TOC2"/>
+            <w:tabs>
+              <w:tab w:val="right" w:leader="dot" w:pos="9016"/>
+            </w:tabs>
+            <w:rPr>
+              <w:rFonts w:eastAsiaTheme="minorEastAsia"/>
+              <w:noProof/>
+              <w:sz w:val="24"/>
+              <w:szCs w:val="24"/>
+              <w:lang w:eastAsia="en-GB"/>
+            </w:rPr>
+          </w:pPr>
+          <w:hyperlink w:anchor="_Toc196507305" w:history="1">
+            <w:r>
+              <w:rPr>
+                <w:rStyle w:val="Hyperlink"/>
+                <w:noProof/>
+              </w:rPr>
+              <w:t>Database/SQLite</w:t>
+            </w:r>
+            <w:r>
+              <w:rPr>
+                <w:noProof/>
+                <w:webHidden/>
+              </w:rPr>
+              <w:tab/>
+            </w:r>
+            <w:r>
+              <w:rPr>
+                <w:noProof/>
+                <w:webHidden/>
+              </w:rPr>
+              <w:fldChar w:fldCharType="begin"/>
+            </w:r>
+            <w:r>
+              <w:rPr>
+                <w:noProof/>
+                <w:webHidden/>
+              </w:rPr>
+              <w:instrText xml:space="preserve"> PAGEREF _Toc196507305 \h </w:instrText>
+            </w:r>
+            <w:r>
+              <w:rPr>
+                <w:noProof/>
+                <w:webHidden/>
+              </w:rPr>
+            </w:r>
+            <w:r>
+              <w:rPr>
+                <w:noProof/>
+                <w:webHidden/>
+              </w:rPr>
+              <w:fldChar w:fldCharType="separate"/>
+            </w:r>
+            <w:r>
+              <w:rPr>
+                <w:noProof/>
+                <w:webHidden/>
+              </w:rPr>
+              <w:t>16</w:t>
             </w:r>
             <w:r>
               <w:rPr>
@@ -2434,7 +3154,7 @@
               <w:lang w:eastAsia="en-GB"/>
             </w:rPr>
           </w:pPr>
-          <w:hyperlink w:anchor="_Toc196168483" w:history="1">
+          <w:hyperlink w:anchor="_Toc196507306" w:history="1">
             <w:r>
               <w:rPr>
                 <w:rStyle w:val="Hyperlink"/>
@@ -2461,7 +3181,7 @@
                 <w:noProof/>
                 <w:webHidden/>
               </w:rPr>
-              <w:instrText xml:space="preserve"> PAGEREF _Toc196168483 \h </w:instrText>
+              <w:instrText xml:space="preserve"> PAGEREF _Toc196507306 \h </w:instrText>
             </w:r>
             <w:r>
               <w:rPr>
@@ -2481,7 +3201,7 @@
                 <w:noProof/>
                 <w:webHidden/>
               </w:rPr>
-              <w:t>13</w:t>
+              <w:t>17</w:t>
             </w:r>
             <w:r>
               <w:rPr>
@@ -2506,7 +3226,7 @@
               <w:lang w:eastAsia="en-GB"/>
             </w:rPr>
           </w:pPr>
-          <w:hyperlink w:anchor="_Toc196168484" w:history="1">
+          <w:hyperlink w:anchor="_Toc196507307" w:history="1">
             <w:r>
               <w:rPr>
                 <w:rStyle w:val="Hyperlink"/>
@@ -2533,7 +3253,7 @@
                 <w:noProof/>
                 <w:webHidden/>
               </w:rPr>
-              <w:instrText xml:space="preserve"> PAGEREF _Toc196168484 \h </w:instrText>
+              <w:instrText xml:space="preserve"> PAGEREF _Toc196507307 \h </w:instrText>
             </w:r>
             <w:r>
               <w:rPr>
@@ -2553,7 +3273,7 @@
                 <w:noProof/>
                 <w:webHidden/>
               </w:rPr>
-              <w:t>14</w:t>
+              <w:t>17</w:t>
             </w:r>
             <w:r>
               <w:rPr>
@@ -2578,7 +3298,7 @@
               <w:lang w:eastAsia="en-GB"/>
             </w:rPr>
           </w:pPr>
-          <w:hyperlink w:anchor="_Toc196168485" w:history="1">
+          <w:hyperlink w:anchor="_Toc196507308" w:history="1">
             <w:r>
               <w:rPr>
                 <w:rStyle w:val="Hyperlink"/>
@@ -2605,7 +3325,7 @@
                 <w:noProof/>
                 <w:webHidden/>
               </w:rPr>
-              <w:instrText xml:space="preserve"> PAGEREF _Toc196168485 \h </w:instrText>
+              <w:instrText xml:space="preserve"> PAGEREF _Toc196507308 \h </w:instrText>
             </w:r>
             <w:r>
               <w:rPr>
@@ -2625,7 +3345,7 @@
                 <w:noProof/>
                 <w:webHidden/>
               </w:rPr>
-              <w:t>14</w:t>
+              <w:t>17</w:t>
             </w:r>
             <w:r>
               <w:rPr>
@@ -2650,12 +3370,156 @@
               <w:lang w:eastAsia="en-GB"/>
             </w:rPr>
           </w:pPr>
-          <w:hyperlink w:anchor="_Toc196168486" w:history="1">
+          <w:hyperlink w:anchor="_Toc196507309" w:history="1">
             <w:r>
               <w:rPr>
                 <w:rStyle w:val="Hyperlink"/>
                 <w:noProof/>
               </w:rPr>
+              <w:t>Usability Testing</w:t>
+            </w:r>
+            <w:r>
+              <w:rPr>
+                <w:noProof/>
+                <w:webHidden/>
+              </w:rPr>
+              <w:tab/>
+            </w:r>
+            <w:r>
+              <w:rPr>
+                <w:noProof/>
+                <w:webHidden/>
+              </w:rPr>
+              <w:fldChar w:fldCharType="begin"/>
+            </w:r>
+            <w:r>
+              <w:rPr>
+                <w:noProof/>
+                <w:webHidden/>
+              </w:rPr>
+              <w:instrText xml:space="preserve"> PAGEREF _Toc196507309 \h </w:instrText>
+            </w:r>
+            <w:r>
+              <w:rPr>
+                <w:noProof/>
+                <w:webHidden/>
+              </w:rPr>
+            </w:r>
+            <w:r>
+              <w:rPr>
+                <w:noProof/>
+                <w:webHidden/>
+              </w:rPr>
+              <w:fldChar w:fldCharType="separate"/>
+            </w:r>
+            <w:r>
+              <w:rPr>
+                <w:noProof/>
+                <w:webHidden/>
+              </w:rPr>
+              <w:t>18</w:t>
+            </w:r>
+            <w:r>
+              <w:rPr>
+                <w:noProof/>
+                <w:webHidden/>
+              </w:rPr>
+              <w:fldChar w:fldCharType="end"/>
+            </w:r>
+          </w:hyperlink>
+        </w:p>
+        <w:p>
+          <w:pPr>
+            <w:pStyle w:val="TOC2"/>
+            <w:tabs>
+              <w:tab w:val="right" w:leader="dot" w:pos="9016"/>
+            </w:tabs>
+            <w:rPr>
+              <w:rFonts w:eastAsiaTheme="minorEastAsia"/>
+              <w:noProof/>
+              <w:sz w:val="24"/>
+              <w:szCs w:val="24"/>
+              <w:lang w:eastAsia="en-GB"/>
+            </w:rPr>
+          </w:pPr>
+          <w:hyperlink w:anchor="_Toc196507310" w:history="1">
+            <w:r>
+              <w:rPr>
+                <w:rStyle w:val="Hyperlink"/>
+                <w:noProof/>
+              </w:rPr>
+              <w:t>Feedback</w:t>
+            </w:r>
+            <w:r>
+              <w:rPr>
+                <w:noProof/>
+                <w:webHidden/>
+              </w:rPr>
+              <w:tab/>
+            </w:r>
+            <w:r>
+              <w:rPr>
+                <w:noProof/>
+                <w:webHidden/>
+              </w:rPr>
+              <w:fldChar w:fldCharType="begin"/>
+            </w:r>
+            <w:r>
+              <w:rPr>
+                <w:noProof/>
+                <w:webHidden/>
+              </w:rPr>
+              <w:instrText xml:space="preserve"> PAGEREF _Toc196507310 \h </w:instrText>
+            </w:r>
+            <w:r>
+              <w:rPr>
+                <w:noProof/>
+                <w:webHidden/>
+              </w:rPr>
+            </w:r>
+            <w:r>
+              <w:rPr>
+                <w:noProof/>
+                <w:webHidden/>
+              </w:rPr>
+              <w:fldChar w:fldCharType="separate"/>
+            </w:r>
+            <w:r>
+              <w:rPr>
+                <w:noProof/>
+                <w:webHidden/>
+              </w:rPr>
+              <w:t>18</w:t>
+            </w:r>
+            <w:r>
+              <w:rPr>
+                <w:noProof/>
+                <w:webHidden/>
+              </w:rPr>
+              <w:fldChar w:fldCharType="end"/>
+            </w:r>
+          </w:hyperlink>
+        </w:p>
+        <w:p>
+          <w:pPr>
+            <w:pStyle w:val="TOC2"/>
+            <w:tabs>
+              <w:tab w:val="right" w:leader="dot" w:pos="9016"/>
+            </w:tabs>
+            <w:rPr>
+              <w:rFonts w:eastAsiaTheme="minorEastAsia"/>
+              <w:noProof/>
+              <w:sz w:val="24"/>
+              <w:szCs w:val="24"/>
+              <w:lang w:eastAsia="en-GB"/>
+            </w:rPr>
+          </w:pPr>
+          <w:hyperlink w:anchor="_Toc196507311" w:history="1">
+            <w:r>
+              <w:rPr>
+                <w:rStyle w:val="Hyperlink"/>
+                <w:noProof/>
+              </w:rPr>
               <w:t>Ease of development vs best practices</w:t>
             </w:r>
             <w:r>
@@ -2677,7 +3541,7 @@
                 <w:noProof/>
                 <w:webHidden/>
               </w:rPr>
-              <w:instrText xml:space="preserve"> PAGEREF _Toc196168486 \h </w:instrText>
+              <w:instrText xml:space="preserve"> PAGEREF _Toc196507311 \h </w:instrText>
             </w:r>
             <w:r>
               <w:rPr>
@@ -2697,7 +3561,7 @@
                 <w:noProof/>
                 <w:webHidden/>
               </w:rPr>
-              <w:t>14</w:t>
+              <w:t>19</w:t>
             </w:r>
             <w:r>
               <w:rPr>
@@ -2722,7 +3586,7 @@
               <w:lang w:eastAsia="en-GB"/>
             </w:rPr>
           </w:pPr>
-          <w:hyperlink w:anchor="_Toc196168487" w:history="1">
+          <w:hyperlink w:anchor="_Toc196507312" w:history="1">
             <w:r>
               <w:rPr>
                 <w:rStyle w:val="Hyperlink"/>
@@ -2749,7 +3613,7 @@
                 <w:noProof/>
                 <w:webHidden/>
               </w:rPr>
-              <w:instrText xml:space="preserve"> PAGEREF _Toc196168487 \h </w:instrText>
+              <w:instrText xml:space="preserve"> PAGEREF _Toc196507312 \h </w:instrText>
             </w:r>
             <w:r>
               <w:rPr>
@@ -2769,7 +3633,7 @@
                 <w:noProof/>
                 <w:webHidden/>
               </w:rPr>
-              <w:t>15</w:t>
+              <w:t>19</w:t>
             </w:r>
             <w:r>
               <w:rPr>
@@ -2794,13 +3658,13 @@
               <w:lang w:eastAsia="en-GB"/>
             </w:rPr>
           </w:pPr>
-          <w:hyperlink w:anchor="_Toc196168488" w:history="1">
+          <w:hyperlink w:anchor="_Toc196507313" w:history="1">
             <w:r>
               <w:rPr>
                 <w:rStyle w:val="Hyperlink"/>
                 <w:noProof/>
               </w:rPr>
-              <w:t>Docker</w:t>
+              <w:t>Hosting and improving on ease of use</w:t>
             </w:r>
             <w:r>
               <w:rPr>
@@ -2821,7 +3685,7 @@
                 <w:noProof/>
                 <w:webHidden/>
               </w:rPr>
-              <w:instrText xml:space="preserve"> PAGEREF _Toc196168488 \h </w:instrText>
+              <w:instrText xml:space="preserve"> PAGEREF _Toc196507313 \h </w:instrText>
             </w:r>
             <w:r>
               <w:rPr>
@@ -2841,7 +3705,7 @@
                 <w:noProof/>
                 <w:webHidden/>
               </w:rPr>
-              <w:t>15</w:t>
+              <w:t>19</w:t>
             </w:r>
             <w:r>
               <w:rPr>
@@ -2866,13 +3730,13 @@
               <w:lang w:eastAsia="en-GB"/>
             </w:rPr>
           </w:pPr>
-          <w:hyperlink w:anchor="_Toc196168489" w:history="1">
+          <w:hyperlink w:anchor="_Toc196507314" w:history="1">
             <w:r>
               <w:rPr>
                 <w:rStyle w:val="Hyperlink"/>
                 <w:noProof/>
               </w:rPr>
-              <w:t>Docker-Compose</w:t>
+              <w:t>Docker</w:t>
             </w:r>
             <w:r>
               <w:rPr>
@@ -2893,7 +3757,7 @@
                 <w:noProof/>
                 <w:webHidden/>
               </w:rPr>
-              <w:instrText xml:space="preserve"> PAGEREF _Toc196168489 \h </w:instrText>
+              <w:instrText xml:space="preserve"> PAGEREF _Toc196507314 \h </w:instrText>
             </w:r>
             <w:r>
               <w:rPr>
@@ -2913,7 +3777,7 @@
                 <w:noProof/>
                 <w:webHidden/>
               </w:rPr>
-              <w:t>15</w:t>
+              <w:t>19</w:t>
             </w:r>
             <w:r>
               <w:rPr>
@@ -2938,12 +3802,84 @@
               <w:lang w:eastAsia="en-GB"/>
             </w:rPr>
           </w:pPr>
-          <w:hyperlink w:anchor="_Toc196168490" w:history="1">
+          <w:hyperlink w:anchor="_Toc196507315" w:history="1">
             <w:r>
               <w:rPr>
                 <w:rStyle w:val="Hyperlink"/>
                 <w:noProof/>
               </w:rPr>
+              <w:t>Docker-Compose</w:t>
+            </w:r>
+            <w:r>
+              <w:rPr>
+                <w:noProof/>
+                <w:webHidden/>
+              </w:rPr>
+              <w:tab/>
+            </w:r>
+            <w:r>
+              <w:rPr>
+                <w:noProof/>
+                <w:webHidden/>
+              </w:rPr>
+              <w:fldChar w:fldCharType="begin"/>
+            </w:r>
+            <w:r>
+              <w:rPr>
+                <w:noProof/>
+                <w:webHidden/>
+              </w:rPr>
+              <w:instrText xml:space="preserve"> PAGEREF _Toc196507315 \h </w:instrText>
+            </w:r>
+            <w:r>
+              <w:rPr>
+                <w:noProof/>
+                <w:webHidden/>
+              </w:rPr>
+            </w:r>
+            <w:r>
+              <w:rPr>
+                <w:noProof/>
+                <w:webHidden/>
+              </w:rPr>
+              <w:fldChar w:fldCharType="separate"/>
+            </w:r>
+            <w:r>
+              <w:rPr>
+                <w:noProof/>
+                <w:webHidden/>
+              </w:rPr>
+              <w:t>19</w:t>
+            </w:r>
+            <w:r>
+              <w:rPr>
+                <w:noProof/>
+                <w:webHidden/>
+              </w:rPr>
+              <w:fldChar w:fldCharType="end"/>
+            </w:r>
+          </w:hyperlink>
+        </w:p>
+        <w:p>
+          <w:pPr>
+            <w:pStyle w:val="TOC2"/>
+            <w:tabs>
+              <w:tab w:val="right" w:leader="dot" w:pos="9016"/>
+            </w:tabs>
+            <w:rPr>
+              <w:rFonts w:eastAsiaTheme="minorEastAsia"/>
+              <w:noProof/>
+              <w:sz w:val="24"/>
+              <w:szCs w:val="24"/>
+              <w:lang w:eastAsia="en-GB"/>
+            </w:rPr>
+          </w:pPr>
+          <w:hyperlink w:anchor="_Toc196507316" w:history="1">
+            <w:r>
+              <w:rPr>
+                <w:rStyle w:val="Hyperlink"/>
+                <w:noProof/>
+              </w:rPr>
               <w:t>Nginx</w:t>
             </w:r>
             <w:r>
@@ -2965,7 +3901,7 @@
                 <w:noProof/>
                 <w:webHidden/>
               </w:rPr>
-              <w:instrText xml:space="preserve"> PAGEREF _Toc196168490 \h </w:instrText>
+              <w:instrText xml:space="preserve"> PAGEREF _Toc196507316 \h </w:instrText>
             </w:r>
             <w:r>
               <w:rPr>
@@ -2985,7 +3921,7 @@
                 <w:noProof/>
                 <w:webHidden/>
               </w:rPr>
-              <w:t>15</w:t>
+              <w:t>19</w:t>
             </w:r>
             <w:r>
               <w:rPr>
@@ -3010,7 +3946,7 @@
               <w:lang w:eastAsia="en-GB"/>
             </w:rPr>
           </w:pPr>
-          <w:hyperlink w:anchor="_Toc196168491" w:history="1">
+          <w:hyperlink w:anchor="_Toc196507317" w:history="1">
             <w:r>
               <w:rPr>
                 <w:rStyle w:val="Hyperlink"/>
@@ -3037,7 +3973,7 @@
                 <w:noProof/>
                 <w:webHidden/>
               </w:rPr>
-              <w:instrText xml:space="preserve"> PAGEREF _Toc196168491 \h </w:instrText>
+              <w:instrText xml:space="preserve"> PAGEREF _Toc196507317 \h </w:instrText>
             </w:r>
             <w:r>
               <w:rPr>
@@ -3057,7 +3993,79 @@
                 <w:noProof/>
                 <w:webHidden/>
               </w:rPr>
-              <w:t>15</w:t>
+              <w:t>20</w:t>
+            </w:r>
+            <w:r>
+              <w:rPr>
+                <w:noProof/>
+                <w:webHidden/>
+              </w:rPr>
+              <w:fldChar w:fldCharType="end"/>
+            </w:r>
+          </w:hyperlink>
+        </w:p>
+        <w:p>
+          <w:pPr>
+            <w:pStyle w:val="TOC2"/>
+            <w:tabs>
+              <w:tab w:val="right" w:leader="dot" w:pos="9016"/>
+            </w:tabs>
+            <w:rPr>
+              <w:rFonts w:eastAsiaTheme="minorEastAsia"/>
+              <w:noProof/>
+              <w:sz w:val="24"/>
+              <w:szCs w:val="24"/>
+              <w:lang w:eastAsia="en-GB"/>
+            </w:rPr>
+          </w:pPr>
+          <w:hyperlink w:anchor="_Toc196507318" w:history="1">
+            <w:r>
+              <w:rPr>
+                <w:rStyle w:val="Hyperlink"/>
+                <w:noProof/>
+              </w:rPr>
+              <w:t>Improving the store</w:t>
+            </w:r>
+            <w:r>
+              <w:rPr>
+                <w:noProof/>
+                <w:webHidden/>
+              </w:rPr>
+              <w:tab/>
+            </w:r>
+            <w:r>
+              <w:rPr>
+                <w:noProof/>
+                <w:webHidden/>
+              </w:rPr>
+              <w:fldChar w:fldCharType="begin"/>
+            </w:r>
+            <w:r>
+              <w:rPr>
+                <w:noProof/>
+                <w:webHidden/>
+              </w:rPr>
+              <w:instrText xml:space="preserve"> PAGEREF _Toc196507318 \h </w:instrText>
+            </w:r>
+            <w:r>
+              <w:rPr>
+                <w:noProof/>
+                <w:webHidden/>
+              </w:rPr>
+            </w:r>
+            <w:r>
+              <w:rPr>
+                <w:noProof/>
+                <w:webHidden/>
+              </w:rPr>
+              <w:fldChar w:fldCharType="separate"/>
+            </w:r>
+            <w:r>
+              <w:rPr>
+                <w:noProof/>
+                <w:webHidden/>
+              </w:rPr>
+              <w:t>20</w:t>
             </w:r>
             <w:r>
               <w:rPr>
@@ -3082,7 +4090,7 @@
               <w:lang w:eastAsia="en-GB"/>
             </w:rPr>
           </w:pPr>
-          <w:hyperlink w:anchor="_Toc196168492" w:history="1">
+          <w:hyperlink w:anchor="_Toc196507319" w:history="1">
             <w:r>
               <w:rPr>
                 <w:rStyle w:val="Hyperlink"/>
@@ -3109,7 +4117,7 @@
                 <w:noProof/>
                 <w:webHidden/>
               </w:rPr>
-              <w:instrText xml:space="preserve"> PAGEREF _Toc196168492 \h </w:instrText>
+              <w:instrText xml:space="preserve"> PAGEREF _Toc196507319 \h </w:instrText>
             </w:r>
             <w:r>
               <w:rPr>
@@ -3129,7 +4137,7 @@
                 <w:noProof/>
                 <w:webHidden/>
               </w:rPr>
-              <w:t>16</w:t>
+              <w:t>20</w:t>
             </w:r>
             <w:r>
               <w:rPr>
@@ -3154,7 +4162,7 @@
               <w:lang w:eastAsia="en-GB"/>
             </w:rPr>
           </w:pPr>
-          <w:hyperlink w:anchor="_Toc196168493" w:history="1">
+          <w:hyperlink w:anchor="_Toc196507320" w:history="1">
             <w:r>
               <w:rPr>
                 <w:rStyle w:val="Hyperlink"/>
@@ -3181,7 +4189,7 @@
                 <w:noProof/>
                 <w:webHidden/>
               </w:rPr>
-              <w:instrText xml:space="preserve"> PAGEREF _Toc196168493 \h </w:instrText>
+              <w:instrText xml:space="preserve"> PAGEREF _Toc196507320 \h </w:instrText>
             </w:r>
             <w:r>
               <w:rPr>
@@ -3201,7 +4209,7 @@
                 <w:noProof/>
                 <w:webHidden/>
               </w:rPr>
-              <w:t>16</w:t>
+              <w:t>20</w:t>
             </w:r>
             <w:r>
               <w:rPr>
@@ -3226,7 +4234,7 @@
               <w:lang w:eastAsia="en-GB"/>
             </w:rPr>
           </w:pPr>
-          <w:hyperlink w:anchor="_Toc196168494" w:history="1">
+          <w:hyperlink w:anchor="_Toc196507321" w:history="1">
             <w:r>
               <w:rPr>
                 <w:rStyle w:val="Hyperlink"/>
@@ -3253,7 +4261,7 @@
                 <w:noProof/>
                 <w:webHidden/>
               </w:rPr>
-              <w:instrText xml:space="preserve"> PAGEREF _Toc196168494 \h </w:instrText>
+              <w:instrText xml:space="preserve"> PAGEREF _Toc196507321 \h </w:instrText>
             </w:r>
             <w:r>
               <w:rPr>
@@ -3273,7 +4281,7 @@
                 <w:noProof/>
                 <w:webHidden/>
               </w:rPr>
-              <w:t>16</w:t>
+              <w:t>21</w:t>
             </w:r>
             <w:r>
               <w:rPr>
@@ -3298,7 +4306,7 @@
               <w:lang w:eastAsia="en-GB"/>
             </w:rPr>
           </w:pPr>
-          <w:hyperlink w:anchor="_Toc196168495" w:history="1">
+          <w:hyperlink w:anchor="_Toc196507322" w:history="1">
             <w:r>
               <w:rPr>
                 <w:rStyle w:val="Hyperlink"/>
@@ -3325,7 +4333,7 @@
                 <w:noProof/>
                 <w:webHidden/>
               </w:rPr>
-              <w:instrText xml:space="preserve"> PAGEREF _Toc196168495 \h </w:instrText>
+              <w:instrText xml:space="preserve"> PAGEREF _Toc196507322 \h </w:instrText>
             </w:r>
             <w:r>
               <w:rPr>
@@ -3345,7 +4353,7 @@
                 <w:noProof/>
                 <w:webHidden/>
               </w:rPr>
-              <w:t>17</w:t>
+              <w:t>21</w:t>
             </w:r>
             <w:r>
               <w:rPr>
@@ -3370,7 +4378,7 @@
               <w:lang w:eastAsia="en-GB"/>
             </w:rPr>
           </w:pPr>
-          <w:hyperlink w:anchor="_Toc196168496" w:history="1">
+          <w:hyperlink w:anchor="_Toc196507323" w:history="1">
             <w:r>
               <w:rPr>
                 <w:rStyle w:val="Hyperlink"/>
@@ -3397,7 +4405,7 @@
                 <w:noProof/>
                 <w:webHidden/>
               </w:rPr>
-              <w:instrText xml:space="preserve"> PAGEREF _Toc196168496 \h </w:instrText>
+              <w:instrText xml:space="preserve"> PAGEREF _Toc196507323 \h </w:instrText>
             </w:r>
             <w:r>
               <w:rPr>
@@ -3417,7 +4425,7 @@
                 <w:noProof/>
                 <w:webHidden/>
               </w:rPr>
-              <w:t>17</w:t>
+              <w:t>21</w:t>
             </w:r>
             <w:r>
               <w:rPr>
@@ -3429,6 +4437,13 @@
           </w:hyperlink>
         </w:p>
         <w:p>
+          <w:pPr>
+            <w:rPr>
+              <w:b/>
+              <w:bCs/>
+              <w:noProof/>
+            </w:rPr>
+          </w:pPr>
           <w:r>
             <w:rPr>
               <w:b/>
@@ -3443,17 +4458,47 @@
     <w:p>
       <w:pPr>
         <w:rPr>
-          <w:sz w:val="36"/>
-          <w:szCs w:val="36"/>
+          <w:b/>
+          <w:bCs/>
+          <w:noProof/>
         </w:rPr>
       </w:pPr>
     </w:p>
     <w:p>
       <w:pPr>
+        <w:rPr>
+          <w:b/>
+          <w:bCs/>
+          <w:noProof/>
+        </w:rPr>
+      </w:pPr>
+    </w:p>
+    <w:p>
+      <w:pPr>
+        <w:rPr>
+          <w:b/>
+          <w:bCs/>
+          <w:noProof/>
+        </w:rPr>
+      </w:pPr>
+    </w:p>
+    <w:p>
+      <w:pPr>
+        <w:rPr>
+          <w:b/>
+          <w:bCs/>
+          <w:noProof/>
+        </w:rPr>
+      </w:pPr>
+    </w:p>
+    <w:p/>
+    <w:p>
+      <w:pPr>
         <w:pStyle w:val="Heading1"/>
       </w:pPr>
-      <w:bookmarkStart w:id="0" w:name="_Toc196168450"/>
-      <w:r>
+      <w:bookmarkStart w:id="0" w:name="_Toc196507263"/>
+      <w:r>
+        <w:lastRenderedPageBreak/>
         <w:t>Abstract</w:t>
       </w:r>
       <w:bookmarkEnd w:id="0"/>
@@ -3615,72 +4660,291 @@
       <w:pPr>
         <w:pStyle w:val="Heading1"/>
       </w:pPr>
-      <w:bookmarkStart w:id="1" w:name="_Toc196168451"/>
+      <w:bookmarkStart w:id="1" w:name="_Toc196507264"/>
+      <w:r>
+        <w:t>Market Research</w:t>
+      </w:r>
+      <w:bookmarkEnd w:id="1"/>
+    </w:p>
+    <w:p>
+      <w:r>
+        <w:t xml:space="preserve">The market for these devices has exploded while the tools and ability to develop for these devices has been attempting to catch up. </w:t>
+      </w:r>
+    </w:p>
+    <w:p>
+      <w:r>
+        <w:t>In the past creating new low power devices was far more difficult than now. Technology has now advanced to a point where low power devices are</w:t>
+      </w:r>
+      <w:r>
+        <w:t xml:space="preserve"> massively </w:t>
+      </w:r>
+      <w:r>
+        <w:t xml:space="preserve">more accessible to the average hobbyist or developer </w:t>
+      </w:r>
+      <w:r>
+        <w:t>as</w:t>
+      </w:r>
+      <w:r>
+        <w:t xml:space="preserve"> they are so much cheaper. Devices such as raspberry pi’s and esp32’s can be ordered for as little as £10 with access to Bluetooth and WIFI that rival that of mobile devices such as phones and laptops for dramatically less of a cost.</w:t>
+      </w:r>
+    </w:p>
+    <w:p>
+      <w:r>
+        <w:t>As different devices have been released the communities around them have also continued to be built. More specifically, more hardware such as screens, adapter boards have been designed and built for cheaper and cheaper prices. Because of these prices, hardware has become more</w:t>
+      </w:r>
+      <w:r>
+        <w:t xml:space="preserve"> </w:t>
+      </w:r>
+      <w:r>
+        <w:t xml:space="preserve">split between devices as different manufacturers develop their own unique software and hardware. </w:t>
+      </w:r>
+    </w:p>
+    <w:p>
+      <w:pPr>
+        <w:pStyle w:val="Heading2"/>
+      </w:pPr>
+      <w:bookmarkStart w:id="2" w:name="_Toc196507265"/>
+      <w:r>
+        <w:t>Operating systems</w:t>
+      </w:r>
+      <w:bookmarkEnd w:id="2"/>
+      <w:r>
+        <w:t xml:space="preserve"> </w:t>
+      </w:r>
+    </w:p>
+    <w:p>
+      <w:r>
+        <w:t>Tw</w:t>
+      </w:r>
+      <w:r>
+        <w:t xml:space="preserve">o </w:t>
+      </w:r>
+      <w:r>
+        <w:t>of the</w:t>
+      </w:r>
+      <w:r>
+        <w:t xml:space="preserve"> key</w:t>
+      </w:r>
+      <w:r>
+        <w:t xml:space="preserve"> things differentiating</w:t>
+      </w:r>
+      <w:r>
+        <w:t xml:space="preserve"> </w:t>
+      </w:r>
+      <w:r>
+        <w:t>ultra-low</w:t>
+      </w:r>
+      <w:r>
+        <w:t xml:space="preserve"> power devices from other traditional computers is their operating systems and </w:t>
+      </w:r>
+      <w:r>
+        <w:t xml:space="preserve">system </w:t>
+      </w:r>
+      <w:r>
+        <w:t>architectures.</w:t>
+      </w:r>
+    </w:p>
+    <w:p>
+      <w:r>
+        <w:t>The operating system is the piece of software that runs all other software.</w:t>
+      </w:r>
+      <w:r>
+        <w:t xml:space="preserve"> Low power devices tend to utilise a very minimal operating system, as a result, they lack</w:t>
+      </w:r>
+      <w:r>
+        <w:t xml:space="preserve"> </w:t>
+      </w:r>
+      <w:r>
+        <w:t>luxuries</w:t>
+      </w:r>
+      <w:r>
+        <w:t xml:space="preserve"> found on other </w:t>
+      </w:r>
+      <w:r>
+        <w:t xml:space="preserve">more powerful </w:t>
+      </w:r>
+      <w:r>
+        <w:t>devices</w:t>
+      </w:r>
+      <w:r>
+        <w:t xml:space="preserve"> such as graphics/G</w:t>
+      </w:r>
+      <w:r>
+        <w:t xml:space="preserve">UIs </w:t>
+      </w:r>
+      <w:r>
+        <w:t>and</w:t>
+      </w:r>
+      <w:r>
+        <w:t xml:space="preserve"> support for</w:t>
+      </w:r>
+      <w:r>
+        <w:t xml:space="preserve"> many of</w:t>
+      </w:r>
+      <w:r>
+        <w:t xml:space="preserve"> the</w:t>
+      </w:r>
+      <w:r>
+        <w:t xml:space="preserve"> ports </w:t>
+      </w:r>
+      <w:r>
+        <w:t xml:space="preserve">expected by </w:t>
+      </w:r>
       <w:r>
         <w:lastRenderedPageBreak/>
-        <w:t>Market Research</w:t>
-      </w:r>
-      <w:bookmarkEnd w:id="1"/>
-    </w:p>
-    <w:p>
-      <w:r>
-        <w:t xml:space="preserve">The market for these devices has exploded while the tools and ability to develop for these devices has been attempting to catch up. </w:t>
-      </w:r>
-    </w:p>
-    <w:p>
-      <w:r>
-        <w:t>In the past creating new low power devices was far more difficult than now. Technology has now advanced to a point where low power devices are</w:t>
-      </w:r>
-      <w:r>
-        <w:t xml:space="preserve"> massively </w:t>
-      </w:r>
-      <w:r>
-        <w:t xml:space="preserve">more accessible to the average hobbyist or developer </w:t>
-      </w:r>
-      <w:r>
-        <w:t>as</w:t>
-      </w:r>
-      <w:r>
-        <w:t xml:space="preserve"> they are so much cheaper. Devices such as raspberry pi’s and esp32’s can be ordered for as little as £10 with access to Bluetooth and WIFI that rival that of mobile devices such as phones and laptops for dramatically less of a cost.</w:t>
-      </w:r>
-    </w:p>
-    <w:p>
-      <w:r>
-        <w:t>As different devices have been released the communities around them have also continued to be built. More specifically, more hardware such as screens, adapter boards have been designed and built for cheaper and cheaper prices. Because of these prices, hardware has become more</w:t>
+        <w:t xml:space="preserve">modern standards </w:t>
+      </w:r>
+      <w:r>
+        <w:t>such as</w:t>
+      </w:r>
+      <w:r>
+        <w:t xml:space="preserve"> multiple</w:t>
+      </w:r>
+      <w:r>
+        <w:t xml:space="preserve"> USB</w:t>
+      </w:r>
+      <w:r>
+        <w:t xml:space="preserve"> ports</w:t>
+      </w:r>
+      <w:r>
+        <w:t xml:space="preserve"> or</w:t>
+      </w:r>
+      <w:r>
+        <w:t xml:space="preserve"> output ports such as</w:t>
+      </w:r>
+      <w:r>
+        <w:t xml:space="preserve"> HDMI</w:t>
+      </w:r>
+      <w:r>
+        <w:t xml:space="preserve"> or DisplayPort</w:t>
+      </w:r>
+      <w:r>
+        <w:t>.</w:t>
+      </w:r>
+      <w:r>
+        <w:t xml:space="preserve"> As a result, building software for these devices </w:t>
+      </w:r>
+      <w:r>
+        <w:t xml:space="preserve">is </w:t>
+      </w:r>
+      <w:r>
+        <w:t>significantly more difficult and developers have been required to</w:t>
+      </w:r>
+      <w:r>
+        <w:t xml:space="preserve"> find</w:t>
+      </w:r>
+      <w:r>
+        <w:t xml:space="preserve"> entirely new</w:t>
+      </w:r>
+      <w:r>
+        <w:t xml:space="preserve"> ways of thinking</w:t>
+      </w:r>
+      <w:r>
+        <w:t xml:space="preserve"> when it comes to them</w:t>
+      </w:r>
+      <w:r>
+        <w:t>.</w:t>
+      </w:r>
+    </w:p>
+    <w:p>
+      <w:pPr>
+        <w:pStyle w:val="Heading2"/>
+      </w:pPr>
+      <w:bookmarkStart w:id="3" w:name="_Toc196507266"/>
+      <w:r>
+        <w:t>Architecture</w:t>
+      </w:r>
+      <w:r>
+        <w:t>s</w:t>
+      </w:r>
+      <w:bookmarkEnd w:id="3"/>
+    </w:p>
+    <w:p>
+      <w:r>
+        <w:t>Many low power devices utilise</w:t>
+      </w:r>
+      <w:r>
+        <w:t xml:space="preserve"> an</w:t>
+      </w:r>
+      <w:r>
+        <w:t xml:space="preserve"> ARM</w:t>
       </w:r>
       <w:r>
         <w:t xml:space="preserve"> </w:t>
       </w:r>
       <w:r>
-        <w:t xml:space="preserve">split between devices as different manufacturers develop their own unique software and hardware. </w:t>
-      </w:r>
-    </w:p>
-    <w:p>
-      <w:r>
-        <w:t>Ultra Low power devices</w:t>
-      </w:r>
-    </w:p>
-    <w:p>
-      <w:r>
-        <w:t>We</w:t>
+        <w:t>SoC</w:t>
+      </w:r>
+      <w:r>
+        <w:t xml:space="preserve"> (System </w:t>
+      </w:r>
+      <w:r>
+        <w:t>on</w:t>
+      </w:r>
+      <w:r>
+        <w:t xml:space="preserve"> </w:t>
       </w:r>
       <w:r>
         <w:t>a</w:t>
       </w:r>
       <w:r>
-        <w:t>rables</w:t>
-      </w:r>
-    </w:p>
-    <w:p/>
-    <w:p>
-      <w:r>
-        <w:t xml:space="preserve">Many different devices come with different modes for how their power is managed. </w:t>
-      </w:r>
-    </w:p>
-    <w:p>
-      <w:r>
-        <w:t xml:space="preserve">This ultra-low power usage does come at the cost of performance and latency.  </w:t>
-      </w:r>
+        <w:t xml:space="preserve"> Chip)</w:t>
+      </w:r>
+      <w:r>
+        <w:t>, ARM takes advantage of a reduce</w:t>
+      </w:r>
+      <w:r>
+        <w:t>d</w:t>
+      </w:r>
+      <w:r>
+        <w:t xml:space="preserve"> instruction set in order to be far more optimised than other CPU</w:t>
+      </w:r>
+      <w:r>
+        <w:t xml:space="preserve"> </w:t>
+      </w:r>
+      <w:r>
+        <w:t>architectures</w:t>
+      </w:r>
+      <w:r>
+        <w:t xml:space="preserve"> for efficiency and simplicity</w:t>
+      </w:r>
+      <w:r>
+        <w:t>.</w:t>
+      </w:r>
+      <w:r>
+        <w:t xml:space="preserve"> As a result, by utilising these SoC’s these devices can run much longer, with significantly less overhead.</w:t>
+      </w:r>
+      <w:r>
+        <w:t xml:space="preserve"> </w:t>
+      </w:r>
+      <w:r>
+        <w:t xml:space="preserve">Another advantage of using these SoC’s is their ability to integrate other hardware within the </w:t>
+      </w:r>
+      <w:r>
+        <w:t>system</w:t>
+      </w:r>
+      <w:r>
+        <w:t>.</w:t>
+      </w:r>
+      <w:r>
+        <w:t xml:space="preserve"> For example, the addition of Wi-Fi and Bluetooth capabilities can be integrated into one small package </w:t>
+      </w:r>
+      <w:r>
+        <w:t>reducing its footprint allowing for it to be used on smaller and smaller devices.</w:t>
+      </w:r>
+      <w:r>
+        <w:t xml:space="preserve"> The ability for wireless communication is especially important for these types of smaller devices.</w:t>
+      </w:r>
+    </w:p>
+    <w:p>
+      <w:pPr>
+        <w:pStyle w:val="Heading2"/>
+      </w:pPr>
+      <w:bookmarkStart w:id="4" w:name="_Toc196507267"/>
+      <w:r>
+        <w:t>Devices</w:t>
+      </w:r>
+      <w:bookmarkEnd w:id="4"/>
     </w:p>
     <w:p>
       <w:r>
@@ -3689,7 +4953,372 @@
     </w:p>
     <w:p>
       <w:r>
-        <w:t>The Raspberry Pi Pico W was a significant inspiration for many of the design decisions made within ICMS. The W in the name signifying the fact it is has a Wi-Fi chip built in allows the device to send and receive data over the internet, making it a perfect example for being used to create an IOT device. When using the Pico or other Raspberry Pi devices a huge benefit is the fact that the devices can be developed using the Python programming language.</w:t>
+        <w:t>The Raspberry Pi Pico W was a significant inspiration for many of the design decisions made within ICMS. The W in the name signifying the fact it is has a Wi-Fi chip built i</w:t>
+      </w:r>
+      <w:r>
+        <w:t>n,</w:t>
+      </w:r>
+      <w:r>
+        <w:t xml:space="preserve"> allow</w:t>
+      </w:r>
+      <w:r>
+        <w:t>ing</w:t>
+      </w:r>
+      <w:r>
+        <w:t xml:space="preserve"> the device to send and receive data over the internet</w:t>
+      </w:r>
+      <w:r>
+        <w:t>.</w:t>
+      </w:r>
+      <w:r>
+        <w:t xml:space="preserve"> </w:t>
+      </w:r>
+      <w:r>
+        <w:t xml:space="preserve">This ability to communicate wirelessly </w:t>
+      </w:r>
+      <w:r>
+        <w:t>mak</w:t>
+      </w:r>
+      <w:r>
+        <w:t>es</w:t>
+      </w:r>
+      <w:r>
+        <w:t xml:space="preserve"> it a perfect </w:t>
+      </w:r>
+      <w:r>
+        <w:t>candidate</w:t>
+      </w:r>
+      <w:r>
+        <w:t xml:space="preserve"> for being used to create a</w:t>
+      </w:r>
+      <w:r>
+        <w:t xml:space="preserve"> Wi-Fi enabled</w:t>
+      </w:r>
+      <w:r>
+        <w:t xml:space="preserve"> IOT device. When using the Pico or other Raspberry Pi devices a huge benefit is the fact that the devices can be developed using the Python programming language.</w:t>
+      </w:r>
+    </w:p>
+    <w:p>
+      <w:r>
+        <w:t>Like with the PC’s version of python, many different packages and libraries can be utilised when building for these devices.</w:t>
+      </w:r>
+      <w:r>
+        <w:t xml:space="preserve"> Python is just one of the many languages that can be used to build these devices,</w:t>
+      </w:r>
+      <w:r>
+        <w:t xml:space="preserve"> </w:t>
+      </w:r>
+      <w:r>
+        <w:t>a few</w:t>
+      </w:r>
+      <w:r>
+        <w:t xml:space="preserve"> examples</w:t>
+      </w:r>
+      <w:r>
+        <w:t xml:space="preserve"> of languages</w:t>
+      </w:r>
+      <w:r>
+        <w:t xml:space="preserve"> that can be used</w:t>
+      </w:r>
+      <w:r>
+        <w:t xml:space="preserve"> are: </w:t>
+      </w:r>
+    </w:p>
+    <w:p>
+      <w:pPr>
+        <w:pStyle w:val="ListParagraph"/>
+        <w:numPr>
+          <w:ilvl w:val="0"/>
+          <w:numId w:val="5"/>
+        </w:numPr>
+      </w:pPr>
+      <w:r>
+        <w:t>C++</w:t>
+      </w:r>
+    </w:p>
+    <w:p>
+      <w:pPr>
+        <w:pStyle w:val="ListParagraph"/>
+        <w:numPr>
+          <w:ilvl w:val="0"/>
+          <w:numId w:val="5"/>
+        </w:numPr>
+      </w:pPr>
+      <w:r>
+        <w:t>Python</w:t>
+      </w:r>
+    </w:p>
+    <w:p>
+      <w:pPr>
+        <w:pStyle w:val="ListParagraph"/>
+        <w:numPr>
+          <w:ilvl w:val="0"/>
+          <w:numId w:val="5"/>
+        </w:numPr>
+      </w:pPr>
+      <w:r>
+        <w:t>Rust</w:t>
+      </w:r>
+    </w:p>
+    <w:p>
+      <w:r>
+        <w:t>O</w:t>
+      </w:r>
+      <w:r>
+        <w:t xml:space="preserve">ne of the aims for the </w:t>
+      </w:r>
+      <w:r>
+        <w:t>ICMS store</w:t>
+      </w:r>
+      <w:r>
+        <w:t xml:space="preserve"> is to</w:t>
+      </w:r>
+      <w:r>
+        <w:t xml:space="preserve"> bridge the gap between the developer and software by making it available to everyone. </w:t>
+      </w:r>
+      <w:r>
+        <w:t>This includes different software written in any languages for many different devices.</w:t>
+      </w:r>
+    </w:p>
+    <w:p>
+      <w:pPr>
+        <w:pStyle w:val="Heading1"/>
+      </w:pPr>
+      <w:bookmarkStart w:id="5" w:name="_Toc196507268"/>
+      <w:r>
+        <w:t>ICMS</w:t>
+      </w:r>
+      <w:r>
+        <w:t xml:space="preserve"> </w:t>
+      </w:r>
+      <w:r>
+        <w:t>Alternatives</w:t>
+      </w:r>
+      <w:bookmarkEnd w:id="5"/>
+    </w:p>
+    <w:p>
+      <w:pPr>
+        <w:pStyle w:val="Heading2"/>
+      </w:pPr>
+      <w:bookmarkStart w:id="6" w:name="_Toc196507269"/>
+      <w:r>
+        <w:t xml:space="preserve">Home </w:t>
+      </w:r>
+      <w:r>
+        <w:t>Assistant</w:t>
+      </w:r>
+      <w:bookmarkEnd w:id="6"/>
+    </w:p>
+    <w:p>
+      <w:r>
+        <w:t xml:space="preserve">Home assistant is an open-source software also written in python. It allows the user to automate and connect devices to a central server similarly to ICMS. The main differences between the two pieces of software are that ICMS is designed for developers or hobbyists to </w:t>
+      </w:r>
+      <w:r>
+        <w:lastRenderedPageBreak/>
+        <w:t>design and built their own devices, while home assistant is designed for connecting already built devices with software designed by the manufacturer.</w:t>
+      </w:r>
+    </w:p>
+    <w:p>
+      <w:pPr>
+        <w:pStyle w:val="Heading2"/>
+      </w:pPr>
+      <w:bookmarkStart w:id="7" w:name="_Toc196507270"/>
+      <w:r>
+        <w:t>IFTTT</w:t>
+      </w:r>
+      <w:bookmarkEnd w:id="7"/>
+    </w:p>
+    <w:p>
+      <w:r>
+        <w:t>IFTTT is a close</w:t>
+      </w:r>
+      <w:r>
+        <w:t>d</w:t>
+      </w:r>
+      <w:r>
+        <w:t>-source software similar to home assistant.</w:t>
+      </w:r>
+      <w:r>
+        <w:t xml:space="preserve"> The applications of this software are quite different as </w:t>
+      </w:r>
+      <w:r>
+        <w:t>it</w:t>
+      </w:r>
+      <w:r>
+        <w:t xml:space="preserve"> can be used on any device, for example, being used</w:t>
+      </w:r>
+      <w:r>
+        <w:t xml:space="preserve"> to send notifications</w:t>
+      </w:r>
+      <w:r>
+        <w:t xml:space="preserve"> </w:t>
+      </w:r>
+      <w:r>
+        <w:t xml:space="preserve">to </w:t>
+      </w:r>
+      <w:r>
+        <w:t>a mobile device.</w:t>
+      </w:r>
+      <w:r>
+        <w:t xml:space="preserve"> One of the </w:t>
+      </w:r>
+      <w:r>
+        <w:t>issues</w:t>
+      </w:r>
+      <w:r>
+        <w:t xml:space="preserve"> with </w:t>
+      </w:r>
+      <w:r>
+        <w:t>this system is that it is</w:t>
+      </w:r>
+      <w:r>
+        <w:t xml:space="preserve"> </w:t>
+      </w:r>
+      <w:r>
+        <w:t>closed source</w:t>
+      </w:r>
+      <w:r>
+        <w:t>,</w:t>
+      </w:r>
+      <w:r>
+        <w:t xml:space="preserve"> where</w:t>
+      </w:r>
+      <w:r>
+        <w:t xml:space="preserve"> </w:t>
+      </w:r>
+      <w:r>
+        <w:t xml:space="preserve">development of the software is up to the </w:t>
+      </w:r>
+      <w:r>
+        <w:t>organisation’s</w:t>
+      </w:r>
+      <w:r>
+        <w:t xml:space="preserve"> discretio</w:t>
+      </w:r>
+      <w:r>
+        <w:t>n</w:t>
+      </w:r>
+      <w:r>
+        <w:t xml:space="preserve"> and has no direct community access</w:t>
+      </w:r>
+      <w:r>
+        <w:t>.</w:t>
+      </w:r>
+      <w:r>
+        <w:t xml:space="preserve"> Instead, automations </w:t>
+      </w:r>
+      <w:r>
+        <w:t>have to</w:t>
+      </w:r>
+      <w:r>
+        <w:t xml:space="preserve"> be built through</w:t>
+      </w:r>
+      <w:r>
+        <w:t xml:space="preserve"> their</w:t>
+      </w:r>
+      <w:r>
+        <w:t xml:space="preserve"> no-code system</w:t>
+      </w:r>
+      <w:r>
+        <w:t xml:space="preserve"> and integrated</w:t>
+      </w:r>
+      <w:r>
+        <w:t xml:space="preserve"> through their self</w:t>
+      </w:r>
+      <w:r>
+        <w:t>-</w:t>
+      </w:r>
+      <w:r>
+        <w:t>hosted store</w:t>
+      </w:r>
+      <w:r>
+        <w:t xml:space="preserve">. </w:t>
+      </w:r>
+    </w:p>
+    <w:p>
+      <w:pPr>
+        <w:pStyle w:val="Heading2"/>
+      </w:pPr>
+      <w:bookmarkStart w:id="8" w:name="_Toc196507271"/>
+      <w:r>
+        <w:t>Comparison</w:t>
+      </w:r>
+      <w:bookmarkEnd w:id="8"/>
+    </w:p>
+    <w:p>
+      <w:r>
+        <w:t>Show comparison here</w:t>
+      </w:r>
+    </w:p>
+    <w:p>
+      <w:pPr>
+        <w:pStyle w:val="Heading1"/>
+      </w:pPr>
+      <w:bookmarkStart w:id="9" w:name="_Toc196507272"/>
+      <w:r>
+        <w:t>Product requirements</w:t>
+      </w:r>
+      <w:bookmarkEnd w:id="9"/>
+    </w:p>
+    <w:p>
+      <w:r>
+        <w:t>There will be a server that will allow different devices to connect and authenticate. This server will have the ability to store and refence different devices based on the current user selected</w:t>
+      </w:r>
+      <w:r>
+        <w:t xml:space="preserve"> per device</w:t>
+      </w:r>
+      <w:r>
+        <w:t>.</w:t>
+      </w:r>
+    </w:p>
+    <w:p>
+      <w:pPr>
+        <w:pStyle w:val="Heading1"/>
+      </w:pPr>
+      <w:bookmarkStart w:id="10" w:name="_Toc196507273"/>
+      <w:r>
+        <w:t>Expected userbase</w:t>
+      </w:r>
+      <w:bookmarkEnd w:id="10"/>
+    </w:p>
+    <w:p>
+      <w:r>
+        <w:t>The expected userbase of ICMS is hobbyists. The application gives them the ability to host it on their own local networks such as a home lab or server and be able to control and develop for their own devices</w:t>
+      </w:r>
+      <w:r>
+        <w:t>.</w:t>
+      </w:r>
+      <w:r>
+        <w:t xml:space="preserve"> </w:t>
+      </w:r>
+      <w:r>
+        <w:t>F</w:t>
+      </w:r>
+      <w:r>
+        <w:t>or example,</w:t>
+      </w:r>
+      <w:r>
+        <w:t xml:space="preserve"> simplifying development for</w:t>
+      </w:r>
+      <w:r>
+        <w:t xml:space="preserve"> things such as the Raspberry Pi or smaller devices such as ESP32’s</w:t>
+      </w:r>
+      <w:r>
+        <w:t xml:space="preserve"> or Raspberry Pi Pico’s</w:t>
+      </w:r>
+      <w:r>
+        <w:t xml:space="preserve">. </w:t>
+      </w:r>
+    </w:p>
+    <w:p>
+      <w:r>
+        <w:t xml:space="preserve">The developers using the software are expected to be able to program in the python programming language as this is the language selected for use </w:t>
+      </w:r>
+      <w:r>
+        <w:t>when developing</w:t>
+      </w:r>
+      <w:r>
+        <w:t xml:space="preserve"> different extensions. </w:t>
       </w:r>
     </w:p>
     <w:p/>
@@ -3697,302 +5326,117 @@
     <w:p/>
     <w:p/>
     <w:p/>
+    <w:p/>
     <w:p>
       <w:pPr>
         <w:pStyle w:val="Heading1"/>
       </w:pPr>
-      <w:bookmarkStart w:id="2" w:name="_Toc196168452"/>
+      <w:bookmarkStart w:id="11" w:name="_Toc196507274"/>
+      <w:r>
+        <w:t>Prototyp</w:t>
+      </w:r>
+      <w:r>
+        <w:t>ing</w:t>
+      </w:r>
+      <w:bookmarkEnd w:id="11"/>
+    </w:p>
+    <w:p>
+      <w:pPr>
+        <w:pStyle w:val="Heading2"/>
+      </w:pPr>
+      <w:bookmarkStart w:id="12" w:name="_Toc196507275"/>
+      <w:r>
+        <w:t xml:space="preserve">Lo-Fi </w:t>
+      </w:r>
+      <w:r>
+        <w:t>Interface Designs</w:t>
+      </w:r>
+      <w:bookmarkEnd w:id="12"/>
+    </w:p>
+    <w:p/>
+    <w:p/>
+    <w:p/>
+    <w:p/>
+    <w:p/>
+    <w:p/>
+    <w:p/>
+    <w:p/>
+    <w:p/>
+    <w:p/>
+    <w:p/>
+    <w:p/>
+    <w:p/>
+    <w:p/>
+    <w:p/>
+    <w:p/>
+    <w:p/>
+    <w:p/>
+    <w:p/>
+    <w:p/>
+    <w:p/>
+    <w:p/>
+    <w:p/>
+    <w:p/>
+    <w:p/>
+    <w:p/>
+    <w:p>
+      <w:pPr>
+        <w:pStyle w:val="Heading1"/>
+      </w:pPr>
+      <w:bookmarkStart w:id="13" w:name="_Toc196507276"/>
+      <w:r>
+        <w:t>Agile Development</w:t>
+      </w:r>
+      <w:bookmarkEnd w:id="13"/>
+    </w:p>
+    <w:p>
+      <w:r>
+        <w:t xml:space="preserve">The development of the </w:t>
+      </w:r>
+      <w:r>
+        <w:t>project</w:t>
+      </w:r>
+      <w:r>
+        <w:t xml:space="preserve"> followed agile principles of development. Task</w:t>
+      </w:r>
+      <w:r>
+        <w:t>s</w:t>
+      </w:r>
+      <w:r>
+        <w:t xml:space="preserve"> were first written and planned out, the chosen software to track this was Trello. Trello is an easy to use and intuitive piece of software that allows users to specify lists of tasks which can be marked when completed</w:t>
+      </w:r>
+      <w:r>
+        <w:t>, more advanced features can be utilised such as setting up automations, where unique functions can be carried out based on rules</w:t>
+      </w:r>
+      <w:r>
+        <w:t xml:space="preserve"> that have been set</w:t>
+      </w:r>
+      <w:r>
+        <w:t>.</w:t>
+      </w:r>
+    </w:p>
+    <w:p>
+      <w:r>
+        <w:t>(kanban board here)</w:t>
+      </w:r>
+    </w:p>
+    <w:p>
+      <w:r>
+        <w:t xml:space="preserve">Following the tasks being planned, development </w:t>
+      </w:r>
+      <w:r>
+        <w:t>can</w:t>
+      </w:r>
+      <w:r>
+        <w:t xml:space="preserve"> begin</w:t>
+      </w:r>
+      <w:r>
+        <w:t>.</w:t>
+      </w:r>
+    </w:p>
+    <w:p>
       <w:r>
         <w:lastRenderedPageBreak/>
-        <w:t>ICMS</w:t>
-      </w:r>
-      <w:r>
-        <w:t xml:space="preserve"> </w:t>
-      </w:r>
-      <w:r>
-        <w:t>Alternatives</w:t>
-      </w:r>
-      <w:bookmarkEnd w:id="2"/>
-    </w:p>
-    <w:p>
-      <w:pPr>
-        <w:pStyle w:val="Heading2"/>
-      </w:pPr>
-      <w:bookmarkStart w:id="3" w:name="_Toc196168453"/>
-      <w:r>
-        <w:t xml:space="preserve">Home </w:t>
-      </w:r>
-      <w:r>
-        <w:t>Assistant</w:t>
-      </w:r>
-      <w:bookmarkEnd w:id="3"/>
-    </w:p>
-    <w:p>
-      <w:r>
-        <w:t>Home assistant is an open-source software also written in python. It allows the user to automate and connect devices to a central server similarly to ICMS. The main differences between the two pieces of software are that ICMS is designed for developers or hobbyists to design and built their own devices, while home assistant is designed for connecting already built devices with software designed by the manufacturer.</w:t>
-      </w:r>
-    </w:p>
-    <w:p>
-      <w:pPr>
-        <w:pStyle w:val="Heading2"/>
-      </w:pPr>
-      <w:bookmarkStart w:id="4" w:name="_Toc196168454"/>
-      <w:r>
-        <w:t>IFTTT</w:t>
-      </w:r>
-      <w:bookmarkEnd w:id="4"/>
-    </w:p>
-    <w:p>
-      <w:r>
-        <w:t>IFTTT is a close</w:t>
-      </w:r>
-      <w:r>
-        <w:t>d</w:t>
-      </w:r>
-      <w:r>
-        <w:t>-source software similar to home assistant.</w:t>
-      </w:r>
-      <w:r>
-        <w:t xml:space="preserve"> The applications of this software are quite different as </w:t>
-      </w:r>
-      <w:r>
-        <w:t>it</w:t>
-      </w:r>
-      <w:r>
-        <w:t xml:space="preserve"> can be used on any device, for example, being used</w:t>
-      </w:r>
-      <w:r>
-        <w:t xml:space="preserve"> to send notifications</w:t>
-      </w:r>
-      <w:r>
-        <w:t xml:space="preserve"> </w:t>
-      </w:r>
-      <w:r>
-        <w:t xml:space="preserve">to </w:t>
-      </w:r>
-      <w:r>
-        <w:t>a mobile device.</w:t>
-      </w:r>
-      <w:r>
-        <w:t xml:space="preserve"> One of the </w:t>
-      </w:r>
-      <w:r>
-        <w:t>issues</w:t>
-      </w:r>
-      <w:r>
-        <w:t xml:space="preserve"> with </w:t>
-      </w:r>
-      <w:r>
-        <w:t>this system is that it is</w:t>
-      </w:r>
-      <w:r>
-        <w:t xml:space="preserve"> </w:t>
-      </w:r>
-      <w:r>
-        <w:t>closed source</w:t>
-      </w:r>
-      <w:r>
-        <w:t>,</w:t>
-      </w:r>
-      <w:r>
-        <w:t xml:space="preserve"> where</w:t>
-      </w:r>
-      <w:r>
-        <w:t xml:space="preserve"> </w:t>
-      </w:r>
-      <w:r>
-        <w:t xml:space="preserve">development of the software is up to the </w:t>
-      </w:r>
-      <w:r>
-        <w:t>organisation’s</w:t>
-      </w:r>
-      <w:r>
-        <w:t xml:space="preserve"> discretio</w:t>
-      </w:r>
-      <w:r>
-        <w:t>n</w:t>
-      </w:r>
-      <w:r>
-        <w:t xml:space="preserve"> and has no direct community access</w:t>
-      </w:r>
-      <w:r>
-        <w:t>.</w:t>
-      </w:r>
-      <w:r>
-        <w:t xml:space="preserve"> Instead, automations </w:t>
-      </w:r>
-      <w:r>
-        <w:t>have to</w:t>
-      </w:r>
-      <w:r>
-        <w:t xml:space="preserve"> be built through</w:t>
-      </w:r>
-      <w:r>
-        <w:t xml:space="preserve"> their</w:t>
-      </w:r>
-      <w:r>
-        <w:t xml:space="preserve"> no-code system</w:t>
-      </w:r>
-      <w:r>
-        <w:t xml:space="preserve"> and integrated</w:t>
-      </w:r>
-      <w:r>
-        <w:t xml:space="preserve"> through their self</w:t>
-      </w:r>
-      <w:r>
-        <w:t>-</w:t>
-      </w:r>
-      <w:r>
-        <w:t>hosted store</w:t>
-      </w:r>
-      <w:r>
-        <w:t xml:space="preserve">. </w:t>
-      </w:r>
-    </w:p>
-    <w:p>
-      <w:pPr>
-        <w:pStyle w:val="Heading2"/>
-      </w:pPr>
-      <w:bookmarkStart w:id="5" w:name="_Toc196168455"/>
-      <w:r>
-        <w:t>Comparison</w:t>
-      </w:r>
-      <w:bookmarkEnd w:id="5"/>
-    </w:p>
-    <w:p>
-      <w:r>
-        <w:t>Show comparison here</w:t>
-      </w:r>
-    </w:p>
-    <w:p>
-      <w:pPr>
-        <w:pStyle w:val="Heading1"/>
-      </w:pPr>
-      <w:bookmarkStart w:id="6" w:name="_Toc196168456"/>
-      <w:r>
-        <w:t>Product requirements</w:t>
-      </w:r>
-      <w:bookmarkEnd w:id="6"/>
-    </w:p>
-    <w:p>
-      <w:r>
-        <w:t>There will be a server that will allow different devices to connect and authenticate. This server will have the ability to store and refence different devices based on the current user selected</w:t>
-      </w:r>
-      <w:r>
-        <w:t xml:space="preserve"> per device</w:t>
-      </w:r>
-      <w:r>
-        <w:t>.</w:t>
-      </w:r>
-    </w:p>
-    <w:p>
-      <w:pPr>
-        <w:pStyle w:val="Heading1"/>
-      </w:pPr>
-      <w:bookmarkStart w:id="7" w:name="_Toc196168457"/>
-      <w:r>
-        <w:t>Expected userbase</w:t>
-      </w:r>
-      <w:bookmarkEnd w:id="7"/>
-    </w:p>
-    <w:p>
-      <w:r>
-        <w:t>The expected userbase of ICMS is hobbyists. The application gives them the ability to host it on their own local networks such as a home lab or server and be able to control and develop for their own devices</w:t>
-      </w:r>
-      <w:r>
-        <w:t>.</w:t>
-      </w:r>
-      <w:r>
-        <w:t xml:space="preserve"> </w:t>
-      </w:r>
-      <w:r>
-        <w:t>F</w:t>
-      </w:r>
-      <w:r>
-        <w:t>or example,</w:t>
-      </w:r>
-      <w:r>
-        <w:t xml:space="preserve"> simplifying development for</w:t>
-      </w:r>
-      <w:r>
-        <w:t xml:space="preserve"> things such as the Raspberry Pi or smaller devices such as ESP32’s</w:t>
-      </w:r>
-      <w:r>
-        <w:t xml:space="preserve"> or Raspberry Pi Pico’s</w:t>
-      </w:r>
-      <w:r>
-        <w:t xml:space="preserve">. </w:t>
-      </w:r>
-    </w:p>
-    <w:p>
-      <w:r>
-        <w:t xml:space="preserve">The developers using the software are expected to be able to program in the python programming language as this is the language selected for use </w:t>
-      </w:r>
-      <w:r>
-        <w:t>when developing</w:t>
-      </w:r>
-      <w:r>
-        <w:t xml:space="preserve"> different extensions. </w:t>
-      </w:r>
-    </w:p>
-    <w:p>
-      <w:pPr>
-        <w:pStyle w:val="Heading1"/>
-      </w:pPr>
-      <w:bookmarkStart w:id="8" w:name="_Toc196168458"/>
-      <w:r>
-        <w:t>Agile Development</w:t>
-      </w:r>
-      <w:bookmarkEnd w:id="8"/>
-    </w:p>
-    <w:p>
-      <w:r>
-        <w:t xml:space="preserve">The development of the </w:t>
-      </w:r>
-      <w:r>
-        <w:t>project</w:t>
-      </w:r>
-      <w:r>
-        <w:t xml:space="preserve"> followed agile principles of development. Task</w:t>
-      </w:r>
-      <w:r>
-        <w:t>s</w:t>
-      </w:r>
-      <w:r>
-        <w:t xml:space="preserve"> were first written and planned out, the chosen software to track this was Trello. Trello is an easy to use and intuitive piece of software that allows users to specify lists of tasks which can be marked when completed</w:t>
-      </w:r>
-      <w:r>
-        <w:t>, more advanced features can be utilised such as setting up automations, where unique functions can be carried out based on rules</w:t>
-      </w:r>
-      <w:r>
-        <w:t xml:space="preserve"> that have been set</w:t>
-      </w:r>
-      <w:r>
-        <w:t>.</w:t>
-      </w:r>
-    </w:p>
-    <w:p>
-      <w:r>
-        <w:t>(kanban board here)</w:t>
-      </w:r>
-    </w:p>
-    <w:p>
-      <w:r>
-        <w:lastRenderedPageBreak/>
-        <w:t xml:space="preserve">Following the tasks being planned, development </w:t>
-      </w:r>
-      <w:r>
-        <w:t>can</w:t>
-      </w:r>
-      <w:r>
-        <w:t xml:space="preserve"> begin</w:t>
-      </w:r>
-      <w:r>
-        <w:t>.</w:t>
-      </w:r>
-    </w:p>
-    <w:p>
-      <w:r>
         <w:t xml:space="preserve">Development is then followed by </w:t>
       </w:r>
       <w:r>
@@ -4060,24 +5504,49 @@
       </w:r>
     </w:p>
     <w:p/>
+    <w:p>
+      <w:pPr>
+        <w:pStyle w:val="Heading2"/>
+      </w:pPr>
+      <w:bookmarkStart w:id="14" w:name="_Toc196507277"/>
+      <w:r>
+        <w:t xml:space="preserve">Expected </w:t>
+      </w:r>
+      <w:r>
+        <w:t xml:space="preserve">Development </w:t>
+      </w:r>
+      <w:r>
+        <w:t>Risks</w:t>
+      </w:r>
+      <w:bookmarkEnd w:id="14"/>
+    </w:p>
     <w:p/>
+    <w:p>
+      <w:pPr>
+        <w:pStyle w:val="Heading2"/>
+      </w:pPr>
+      <w:bookmarkStart w:id="15" w:name="_Toc196507278"/>
+      <w:r>
+        <w:t xml:space="preserve">Unexpected </w:t>
+      </w:r>
+      <w:r>
+        <w:t>Development Risks</w:t>
+      </w:r>
+      <w:bookmarkEnd w:id="15"/>
+    </w:p>
     <w:p/>
-    <w:p/>
-    <w:p/>
-    <w:p/>
-    <w:p/>
     <w:p>
       <w:pPr>
         <w:pStyle w:val="Heading1"/>
       </w:pPr>
-      <w:bookmarkStart w:id="9" w:name="_Toc196168459"/>
+      <w:bookmarkStart w:id="16" w:name="_Toc196507279"/>
       <w:r>
         <w:t>Git/</w:t>
       </w:r>
       <w:r>
         <w:t>GitHub</w:t>
       </w:r>
-      <w:bookmarkEnd w:id="9"/>
+      <w:bookmarkEnd w:id="16"/>
     </w:p>
     <w:p>
       <w:r>
@@ -4088,7 +5557,7 @@
       <w:pPr>
         <w:pStyle w:val="Heading2"/>
       </w:pPr>
-      <w:bookmarkStart w:id="10" w:name="_Toc196168460"/>
+      <w:bookmarkStart w:id="17" w:name="_Toc196507280"/>
       <w:r>
         <w:t xml:space="preserve">Setting </w:t>
       </w:r>
@@ -4110,7 +5579,7 @@
       <w:r>
         <w:t>oundation</w:t>
       </w:r>
-      <w:bookmarkEnd w:id="10"/>
+      <w:bookmarkEnd w:id="17"/>
     </w:p>
     <w:p>
       <w:hyperlink r:id="rId11" w:history="1">
@@ -4268,7 +5737,7 @@
           <w:szCs w:val="22"/>
         </w:rPr>
       </w:pPr>
-      <w:bookmarkStart w:id="11" w:name="_Toc196168461"/>
+      <w:bookmarkStart w:id="18" w:name="_Toc196507281"/>
       <w:r>
         <w:t>Initial Int</w:t>
       </w:r>
@@ -4281,7 +5750,7 @@
       <w:r>
         <w:t>ctivity</w:t>
       </w:r>
-      <w:bookmarkEnd w:id="11"/>
+      <w:bookmarkEnd w:id="18"/>
     </w:p>
     <w:p>
       <w:hyperlink r:id="rId12" w:history="1">
@@ -4289,117 +5758,260 @@
           <w:rPr>
             <w:rStyle w:val="Hyperlink"/>
           </w:rPr>
-          <w:t>https://github.com/SSkimmd/ICMS/commit/75d</w:t>
+          <w:t>https://github.com/SSkimmd/ICMS/commit/75dbee7814afa73d8baf6d5b22c94075626801c0</w:t>
         </w:r>
+      </w:hyperlink>
+    </w:p>
+    <w:p>
+      <w:r>
+        <w:t>Th</w:t>
+      </w:r>
+      <w:r>
+        <w:t xml:space="preserve">is is the </w:t>
+      </w:r>
+      <w:r>
+        <w:t>next</w:t>
+      </w:r>
+      <w:r>
+        <w:t xml:space="preserve"> significant</w:t>
+      </w:r>
+      <w:r>
+        <w:t xml:space="preserve"> commit</w:t>
+      </w:r>
+      <w:r>
+        <w:t xml:space="preserve"> as it contains the initial implementation of </w:t>
+      </w:r>
+      <w:r>
+        <w:t xml:space="preserve">the ability for the </w:t>
+      </w:r>
+      <w:r>
+        <w:t xml:space="preserve">webapp </w:t>
+      </w:r>
+      <w:r>
+        <w:t xml:space="preserve">to interact </w:t>
+      </w:r>
+      <w:r>
+        <w:t>with both servers</w:t>
+      </w:r>
+      <w:r>
+        <w:t xml:space="preserve"> and devices</w:t>
+      </w:r>
+      <w:r>
+        <w:t>.</w:t>
+      </w:r>
+    </w:p>
+    <w:p>
+      <w:r>
+        <w:t>This commit is where the initial design theory for the webapp was set</w:t>
+      </w:r>
+      <w:r>
+        <w:t xml:space="preserve"> with the inclusion of Tailwind and Daisy</w:t>
+      </w:r>
+      <w:r>
+        <w:t xml:space="preserve"> </w:t>
+      </w:r>
+      <w:r>
+        <w:t>UI</w:t>
+      </w:r>
+      <w:r>
+        <w:t xml:space="preserve"> in the svelte app</w:t>
+      </w:r>
+      <w:r>
+        <w:t>.</w:t>
+      </w:r>
+    </w:p>
+    <w:p>
+      <w:r>
+        <w:lastRenderedPageBreak/>
+        <w:t xml:space="preserve">This version </w:t>
+      </w:r>
+      <w:r>
+        <w:t xml:space="preserve">of the </w:t>
+      </w:r>
+      <w:r>
+        <w:t xml:space="preserve">application utilised the </w:t>
+      </w:r>
+      <w:r>
+        <w:t xml:space="preserve">different </w:t>
+      </w:r>
+      <w:r>
+        <w:t xml:space="preserve">way of defining </w:t>
+      </w:r>
+      <w:r>
+        <w:t>F</w:t>
+      </w:r>
+      <w:r>
+        <w:t xml:space="preserve">lask </w:t>
+      </w:r>
+      <w:r>
+        <w:t>Api</w:t>
+      </w:r>
+      <w:r>
+        <w:t xml:space="preserve"> endpoints</w:t>
+      </w:r>
+      <w:r>
+        <w:t>, where the endpoints are not defined within a class</w:t>
+      </w:r>
+      <w:r>
+        <w:t>.</w:t>
+      </w:r>
+      <w:r>
+        <w:t xml:space="preserve"> It also lacks the async/await architecture found in the later version</w:t>
+      </w:r>
+      <w:r>
+        <w:t>s</w:t>
+      </w:r>
+      <w:r>
+        <w:t>.</w:t>
+      </w:r>
+    </w:p>
+    <w:p/>
+    <w:p>
+      <w:pPr>
+        <w:pStyle w:val="Heading2"/>
+      </w:pPr>
+      <w:bookmarkStart w:id="19" w:name="_Toc196507282"/>
+      <w:r>
+        <w:t>Logging and SSL Support</w:t>
+      </w:r>
+      <w:bookmarkEnd w:id="19"/>
+    </w:p>
+    <w:p>
+      <w:hyperlink r:id="rId13" w:history="1">
         <w:r>
           <w:rPr>
             <w:rStyle w:val="Hyperlink"/>
           </w:rPr>
-          <w:t>b</w:t>
+          <w:t>https://github.com/SSkimmd/ICMS/commit/ff96ec68ab6003448b723bd62b10a1ce8d1eeb33</w:t>
         </w:r>
+      </w:hyperlink>
+    </w:p>
+    <w:p>
+      <w:r>
+        <w:t>One of the key features of ICMS is the ability to debug and develop for different devices. With the addition of logging support, the developer has the ability to view any errors in real-time through their dashboard</w:t>
+      </w:r>
+      <w:r>
+        <w:t xml:space="preserve"> in the webapp</w:t>
+      </w:r>
+      <w:r>
+        <w:t>.</w:t>
+      </w:r>
+    </w:p>
+    <w:p>
+      <w:r>
+        <w:t xml:space="preserve">Another big feature of this version of the project is the inclusion of SSL/TLS support </w:t>
+      </w:r>
+      <w:r>
+        <w:t>for the servers.</w:t>
+      </w:r>
+      <w:r>
+        <w:t xml:space="preserve"> The SSL context</w:t>
+      </w:r>
+      <w:r>
+        <w:t xml:space="preserve"> used by the server</w:t>
+      </w:r>
+      <w:r>
+        <w:t xml:space="preserve"> requires the developer to specify two certificates </w:t>
+      </w:r>
+      <w:r>
+        <w:t xml:space="preserve">found in the certificates folder </w:t>
+      </w:r>
+      <w:r>
+        <w:t>before integrating with the serv</w:t>
+      </w:r>
+      <w:r>
+        <w:t>er.</w:t>
+      </w:r>
+      <w:r>
+        <w:t xml:space="preserve"> This feature is designed for developers who don’t require the use of </w:t>
+      </w:r>
+      <w:r>
+        <w:t>a</w:t>
+      </w:r>
+      <w:r>
+        <w:t xml:space="preserve"> nginx proxy</w:t>
+      </w:r>
+      <w:r>
+        <w:t xml:space="preserve"> nor access through the web app</w:t>
+      </w:r>
+      <w:r>
+        <w:t xml:space="preserve"> and would instead </w:t>
+      </w:r>
+      <w:r>
+        <w:t>prefer</w:t>
+      </w:r>
+      <w:r>
+        <w:t xml:space="preserve"> to run </w:t>
+      </w:r>
+      <w:r>
+        <w:t>only the socket</w:t>
+      </w:r>
+      <w:r>
+        <w:t xml:space="preserve"> server on their own protected network. </w:t>
+      </w:r>
+    </w:p>
+    <w:p>
+      <w:pPr>
+        <w:pStyle w:val="Heading2"/>
+      </w:pPr>
+      <w:bookmarkStart w:id="20" w:name="_Toc196507283"/>
+      <w:r>
+        <w:t>Extension</w:t>
+      </w:r>
+      <w:r>
+        <w:t>s</w:t>
+      </w:r>
+      <w:bookmarkEnd w:id="20"/>
+    </w:p>
+    <w:p>
+      <w:hyperlink r:id="rId14" w:history="1">
         <w:r>
           <w:rPr>
             <w:rStyle w:val="Hyperlink"/>
           </w:rPr>
-          <w:t>ee7814afa73d8baf6d5b22c94075626801c0</w:t>
+          <w:t>https://github.com/SSkimmd/ICMS/commit/54c77071bdb049eca7d8b420b7a1d4549f3482de</w:t>
         </w:r>
       </w:hyperlink>
     </w:p>
     <w:p>
       <w:r>
-        <w:lastRenderedPageBreak/>
-        <w:t>Th</w:t>
-      </w:r>
-      <w:r>
-        <w:t xml:space="preserve">is is the </w:t>
-      </w:r>
-      <w:r>
-        <w:t>next</w:t>
-      </w:r>
-      <w:r>
-        <w:t xml:space="preserve"> significant</w:t>
-      </w:r>
-      <w:r>
-        <w:t xml:space="preserve"> commit</w:t>
-      </w:r>
-      <w:r>
-        <w:t xml:space="preserve"> as it contains the initial implementation of </w:t>
-      </w:r>
-      <w:r>
-        <w:t xml:space="preserve">the ability for the </w:t>
-      </w:r>
-      <w:r>
-        <w:t xml:space="preserve">webapp </w:t>
-      </w:r>
-      <w:r>
-        <w:t xml:space="preserve">to interact </w:t>
-      </w:r>
-      <w:r>
-        <w:t>with both servers</w:t>
-      </w:r>
-      <w:r>
-        <w:t xml:space="preserve"> and devices</w:t>
+        <w:t xml:space="preserve">This commit is the first integration </w:t>
+      </w:r>
+      <w:r>
+        <w:t>in</w:t>
+      </w:r>
+      <w:r>
+        <w:t xml:space="preserve"> the project of an external Api being called from an extension.</w:t>
+      </w:r>
+      <w:r>
+        <w:t xml:space="preserve"> The Spotify extension was introduced</w:t>
+      </w:r>
+      <w:r>
+        <w:t xml:space="preserve"> in order to test how interactions between the servers and other Api’s could </w:t>
+      </w:r>
+      <w:r>
+        <w:t>work and</w:t>
+      </w:r>
+      <w:r>
+        <w:t xml:space="preserve"> was integrated seamlessly</w:t>
+      </w:r>
+      <w:r>
+        <w:t>,</w:t>
+      </w:r>
+      <w:r>
+        <w:t xml:space="preserve"> utilising Spotipy as the library </w:t>
+      </w:r>
+      <w:r>
+        <w:t xml:space="preserve">used to </w:t>
+      </w:r>
+      <w:r>
+        <w:t>interact with the Spotify Api</w:t>
       </w:r>
       <w:r>
         <w:t>.</w:t>
       </w:r>
-    </w:p>
-    <w:p>
-      <w:r>
-        <w:t>This commit is where the initial design theory for the webapp was set</w:t>
-      </w:r>
-      <w:r>
-        <w:t xml:space="preserve"> with the inclusion of Tailwind and Daisy</w:t>
-      </w:r>
       <w:r>
         <w:t xml:space="preserve"> </w:t>
-      </w:r>
-      <w:r>
-        <w:t>UI</w:t>
-      </w:r>
-      <w:r>
-        <w:t xml:space="preserve"> in the svelte app</w:t>
-      </w:r>
-      <w:r>
-        <w:t>.</w:t>
-      </w:r>
-    </w:p>
-    <w:p>
-      <w:r>
-        <w:t xml:space="preserve">This version </w:t>
-      </w:r>
-      <w:r>
-        <w:t xml:space="preserve">of the </w:t>
-      </w:r>
-      <w:r>
-        <w:t xml:space="preserve">application utilised the global way of defining </w:t>
-      </w:r>
-      <w:r>
-        <w:t>F</w:t>
-      </w:r>
-      <w:r>
-        <w:t xml:space="preserve">lask </w:t>
-      </w:r>
-      <w:r>
-        <w:t>Api</w:t>
-      </w:r>
-      <w:r>
-        <w:t xml:space="preserve"> endpoints</w:t>
-      </w:r>
-      <w:r>
-        <w:t>, where the endpoints are not defined within a class</w:t>
-      </w:r>
-      <w:r>
-        <w:t>.</w:t>
-      </w:r>
-      <w:r>
-        <w:t xml:space="preserve"> It also lacks the async/await architecture found in the later version</w:t>
-      </w:r>
-      <w:r>
-        <w:t>s</w:t>
-      </w:r>
-      <w:r>
-        <w:t>.</w:t>
       </w:r>
     </w:p>
     <w:p/>
@@ -4410,53 +6022,461 @@
     <w:p/>
     <w:p/>
     <w:p/>
+    <w:p/>
+    <w:p>
+      <w:pPr>
+        <w:pStyle w:val="Heading1"/>
+      </w:pPr>
+      <w:bookmarkStart w:id="21" w:name="_Toc196507284"/>
+      <w:r>
+        <w:t>Surface Level Architecture</w:t>
+      </w:r>
+      <w:bookmarkEnd w:id="21"/>
+    </w:p>
+    <w:p>
+      <w:r>
+        <w:t xml:space="preserve">ICMS is a set of applications to make developing, debugging and hosting IOT devices on a local or cloud system, as simple as possible. </w:t>
+      </w:r>
+    </w:p>
+    <w:p>
+      <w:r>
+        <w:t>The ICMS server is the main connection for the devices. This server hosts all the extensions as well as the socket server where the devices will connect.</w:t>
+      </w:r>
+    </w:p>
+    <w:p>
+      <w:r>
+        <w:lastRenderedPageBreak/>
+        <w:t>The ICMS app is a svelte web app that is designed to be used as a dashboard to control the server. The web app allows you to define users and their individual roles on the network, as well as pair and control each device.</w:t>
+      </w:r>
+    </w:p>
+    <w:p>
+      <w:r>
+        <w:t xml:space="preserve">More features can be added or removed by using the extension system. The extension system is a way of allowing community created code to be run on the system by simply downloading and installing libraries in the extension folder of the server. These extensions can range from simple things such as being able to control Spotify, or the implementation of more complex </w:t>
+      </w:r>
+      <w:r>
+        <w:t xml:space="preserve">systems </w:t>
+      </w:r>
+      <w:r>
+        <w:t>such as full neural network</w:t>
+      </w:r>
+      <w:r>
+        <w:t>s/</w:t>
+      </w:r>
+      <w:r>
+        <w:t xml:space="preserve">AI systems.   </w:t>
+      </w:r>
+    </w:p>
     <w:p>
       <w:pPr>
         <w:pStyle w:val="Heading2"/>
       </w:pPr>
-      <w:bookmarkStart w:id="12" w:name="_Toc196168462"/>
-      <w:r>
-        <w:t>Logging and SSL Support</w:t>
-      </w:r>
-      <w:bookmarkEnd w:id="12"/>
-    </w:p>
-    <w:p>
-      <w:hyperlink r:id="rId13" w:history="1">
-        <w:r>
-          <w:rPr>
-            <w:rStyle w:val="Hyperlink"/>
-          </w:rPr>
-          <w:t>https://github.com/SSkimmd/ICMS/commit/ff96ec68ab6003448b723bd62b10a1ce8d1eeb33</w:t>
-        </w:r>
-      </w:hyperlink>
+      <w:bookmarkStart w:id="22" w:name="_Toc196507285"/>
+      <w:r>
+        <w:t>Community Store</w:t>
+      </w:r>
+      <w:bookmarkEnd w:id="22"/>
+    </w:p>
+    <w:p>
+      <w:r>
+        <w:t xml:space="preserve">The community store is another addition to ICMS that allows users to upload and download different extensions. The store is also used as a hardware database, this allows users to create and upload the software for specific devices using specific hardware. This is in an effort to prevent gatekeeping in the community </w:t>
+      </w:r>
+      <w:r>
+        <w:t xml:space="preserve">through the </w:t>
+      </w:r>
+      <w:r>
+        <w:t>open sourcing</w:t>
+      </w:r>
+      <w:r>
+        <w:t xml:space="preserve"> of all the software uploaded</w:t>
+      </w:r>
+      <w:r>
+        <w:t xml:space="preserve">.  </w:t>
+      </w:r>
+    </w:p>
+    <w:p>
+      <w:pPr>
+        <w:pStyle w:val="Heading1"/>
+      </w:pPr>
+      <w:bookmarkStart w:id="23" w:name="_Toc196507286"/>
+      <w:r>
+        <w:t>Social implications</w:t>
+      </w:r>
+      <w:bookmarkEnd w:id="23"/>
+    </w:p>
+    <w:p>
+      <w:r>
+        <w:t>Opening the community store brings a large number of social implications for the application.</w:t>
+      </w:r>
+      <w:r>
+        <w:t xml:space="preserve"> One of the biggest benefits being that having a large community will </w:t>
+      </w:r>
+      <w:r>
+        <w:t>massively improv</w:t>
+      </w:r>
+      <w:r>
+        <w:t xml:space="preserve">e </w:t>
+      </w:r>
+      <w:r>
+        <w:t>the software ecosystem around the application</w:t>
+      </w:r>
+      <w:r>
+        <w:t>, g</w:t>
+      </w:r>
+      <w:r>
+        <w:t>iving access to users and developers of any level.</w:t>
+      </w:r>
+    </w:p>
+    <w:p>
+      <w:r>
+        <w:t>Building a community does come with some negatives though, one huge one being the extra requirement for the moderation of content being uploaded to the store. Software can only do so much with blocking and censoring images and words. Human interaction will be necessary is the community is to survive and thrive. Moderation can also be extremely difficult depending on the content,</w:t>
+      </w:r>
+      <w:r>
+        <w:t xml:space="preserve"> for example, determining and managing copyright</w:t>
+      </w:r>
+      <w:r>
+        <w:t xml:space="preserve"> or stolen content</w:t>
+      </w:r>
+      <w:r>
+        <w:t xml:space="preserve"> becomes increasingly difficult when</w:t>
+      </w:r>
+      <w:r>
+        <w:t xml:space="preserve"> more and more claims are made</w:t>
+      </w:r>
+      <w:r>
+        <w:t xml:space="preserve"> especially when having to decide who the true</w:t>
+      </w:r>
+      <w:r>
+        <w:t xml:space="preserve"> original</w:t>
+      </w:r>
+      <w:r>
+        <w:t xml:space="preserve"> owners are</w:t>
+      </w:r>
+      <w:r>
+        <w:t xml:space="preserve">. </w:t>
+      </w:r>
+    </w:p>
+    <w:p>
+      <w:r>
+        <w:t>ICMS</w:t>
+      </w:r>
+      <w:r>
+        <w:t xml:space="preserve"> and the ICMS store</w:t>
+      </w:r>
+      <w:r>
+        <w:t xml:space="preserve"> will also need to store and access data used by the application to determine users. This data can be things such as IP addresses, </w:t>
+      </w:r>
+      <w:r>
+        <w:t>u</w:t>
+      </w:r>
+      <w:r>
+        <w:t>pload dates, names and email addresses.</w:t>
+      </w:r>
+      <w:r>
+        <w:t xml:space="preserve"> Careful considerations for how the data</w:t>
+      </w:r>
+      <w:r>
+        <w:t>’s</w:t>
+      </w:r>
+      <w:r>
+        <w:t xml:space="preserve"> </w:t>
+      </w:r>
+      <w:r>
+        <w:t>stored and managed will need to be considered to keep the data safe from harm.</w:t>
+      </w:r>
+      <w:r>
+        <w:t xml:space="preserve"> For example, data store</w:t>
+      </w:r>
+      <w:r>
+        <w:t>d</w:t>
+      </w:r>
+      <w:r>
+        <w:t xml:space="preserve"> in the UK</w:t>
+      </w:r>
+      <w:r>
+        <w:t xml:space="preserve"> will need to follow</w:t>
+      </w:r>
+      <w:r>
+        <w:t xml:space="preserve"> </w:t>
+      </w:r>
+      <w:r>
+        <w:t xml:space="preserve">all </w:t>
+      </w:r>
+      <w:r>
+        <w:t>UK</w:t>
+      </w:r>
+      <w:r>
+        <w:t xml:space="preserve"> GDPR</w:t>
+      </w:r>
+      <w:r>
+        <w:t xml:space="preserve"> principles</w:t>
+      </w:r>
+      <w:r>
+        <w:t>, while</w:t>
+      </w:r>
+      <w:r>
+        <w:t xml:space="preserve"> also </w:t>
+      </w:r>
+      <w:r>
+        <w:t>following all principles and regulations</w:t>
+      </w:r>
+      <w:r>
+        <w:t xml:space="preserve"> outside of the UK with th</w:t>
+      </w:r>
+      <w:r>
+        <w:t>ings such as</w:t>
+      </w:r>
+      <w:r>
+        <w:t xml:space="preserve"> EU GDPR.</w:t>
+      </w:r>
+      <w:r>
+        <w:t xml:space="preserve"> </w:t>
+      </w:r>
+      <w:r>
+        <w:t>See (database and storing data page)</w:t>
+      </w:r>
     </w:p>
     <w:p/>
-    <w:p/>
-    <w:p/>
-    <w:p/>
-    <w:p/>
-    <w:p>
-      <w:pPr>
-        <w:pStyle w:val="Heading2"/>
-      </w:pPr>
-      <w:bookmarkStart w:id="13" w:name="_Toc196168463"/>
-      <w:r>
-        <w:t>Extension</w:t>
-      </w:r>
-      <w:r>
-        <w:t>s</w:t>
-      </w:r>
-      <w:bookmarkEnd w:id="13"/>
-    </w:p>
-    <w:p>
-      <w:hyperlink r:id="rId14" w:history="1">
-        <w:r>
-          <w:rPr>
-            <w:rStyle w:val="Hyperlink"/>
-          </w:rPr>
-          <w:t>https://github.com/SSkimmd/ICMS/commit/54c77071bdb049eca7d8b420b7a1d4549f3482de</w:t>
-        </w:r>
-      </w:hyperlink>
+    <w:p>
+      <w:pPr>
+        <w:pStyle w:val="Heading1"/>
+      </w:pPr>
+      <w:bookmarkStart w:id="24" w:name="_Protecting_users_and"/>
+      <w:bookmarkStart w:id="25" w:name="_Toc196507287"/>
+      <w:bookmarkEnd w:id="24"/>
+      <w:r>
+        <w:lastRenderedPageBreak/>
+        <w:t>Protecting users and their data</w:t>
+      </w:r>
+      <w:bookmarkEnd w:id="25"/>
+    </w:p>
+    <w:p>
+      <w:r>
+        <w:t>Protecting users is a very important step when developing any system that can store and process user data. Malicious users have many methods of attack</w:t>
+      </w:r>
+      <w:r>
+        <w:t>, for example, one of the more notorious methods of attack is SQL Injection.</w:t>
+      </w:r>
+    </w:p>
+    <w:p>
+      <w:r>
+        <w:t>SQL Inject</w:t>
+      </w:r>
+      <w:r>
+        <w:t>ions</w:t>
+      </w:r>
+      <w:r>
+        <w:t xml:space="preserve"> </w:t>
+      </w:r>
+      <w:r>
+        <w:t>are</w:t>
+      </w:r>
+      <w:r>
+        <w:t xml:space="preserve"> a method of attack where a malicious user will attempt to take advantage of unsaniti</w:t>
+      </w:r>
+      <w:r>
+        <w:t>z</w:t>
+      </w:r>
+      <w:r>
+        <w:t>ed inputs in order to send malicious commands to the database.</w:t>
+      </w:r>
+      <w:r>
+        <w:t xml:space="preserve"> U</w:t>
+      </w:r>
+      <w:r>
+        <w:t>n</w:t>
+      </w:r>
+      <w:r>
+        <w:t>saniti</w:t>
+      </w:r>
+      <w:r>
+        <w:t>z</w:t>
+      </w:r>
+      <w:r>
+        <w:t>ed</w:t>
+      </w:r>
+      <w:r>
+        <w:t xml:space="preserve"> inputs are inputs such as buttons, search bars, or text boxes that </w:t>
+      </w:r>
+      <w:r>
+        <w:t>have</w:t>
+      </w:r>
+      <w:r>
+        <w:t xml:space="preserve"> not</w:t>
+      </w:r>
+      <w:r>
+        <w:t xml:space="preserve"> been</w:t>
+      </w:r>
+      <w:r>
+        <w:t xml:space="preserve"> checked for malicious code or words.</w:t>
+      </w:r>
+      <w:r>
+        <w:t xml:space="preserve"> These malicious commands can come in the form of extra text appended to the end of a</w:t>
+      </w:r>
+      <w:r>
+        <w:t xml:space="preserve"> string, terminating the previous command and allowing a new command to take its place, essentially giving full access of the database to the user.</w:t>
+      </w:r>
+      <w:r>
+        <w:t xml:space="preserve"> In order to protect against this type of attack ICMS takes advantage of python’s</w:t>
+      </w:r>
+      <w:r>
+        <w:t xml:space="preserve"> incredibly</w:t>
+      </w:r>
+      <w:r>
+        <w:t xml:space="preserve"> well supported</w:t>
+      </w:r>
+      <w:r>
+        <w:t xml:space="preserve"> inbuilt</w:t>
+      </w:r>
+      <w:r>
+        <w:t xml:space="preserve"> </w:t>
+      </w:r>
+      <w:r>
+        <w:t>SQLite</w:t>
+      </w:r>
+      <w:r>
+        <w:t xml:space="preserve"> package</w:t>
+      </w:r>
+      <w:r>
+        <w:t xml:space="preserve"> to sanitize any inputs</w:t>
+      </w:r>
+      <w:r>
+        <w:t xml:space="preserve"> before committing a command</w:t>
+      </w:r>
+      <w:r>
+        <w:t>.</w:t>
+      </w:r>
+    </w:p>
+    <w:p>
+      <w:r>
+        <w:t>(show code here)</w:t>
+      </w:r>
+    </w:p>
+    <w:p>
+      <w:r>
+        <w:t xml:space="preserve">Other attacks are far less obvious than the previously stated </w:t>
+      </w:r>
+      <w:r>
+        <w:t>attack and</w:t>
+      </w:r>
+      <w:r>
+        <w:t xml:space="preserve"> can occur without the user</w:t>
+      </w:r>
+      <w:r>
+        <w:t xml:space="preserve"> ever</w:t>
+      </w:r>
+      <w:r>
+        <w:t xml:space="preserve"> even</w:t>
+      </w:r>
+      <w:r>
+        <w:t xml:space="preserve"> realising</w:t>
+      </w:r>
+      <w:r>
+        <w:t>.</w:t>
+      </w:r>
+      <w:r>
+        <w:t xml:space="preserve"> </w:t>
+      </w:r>
+      <w:r>
+        <w:t>CSRF (cross-site request forgery) and XSS (cross-site scripting) attacks</w:t>
+      </w:r>
+      <w:r>
+        <w:t xml:space="preserve"> are two attacks that are made at the frontend level</w:t>
+      </w:r>
+      <w:r>
+        <w:t xml:space="preserve"> and need to be understood and protected against when writing applications that are accessible through the web</w:t>
+      </w:r>
+      <w:r>
+        <w:t>.</w:t>
+      </w:r>
+      <w:r>
+        <w:t xml:space="preserve"> A CSRF attack is where malicious requests from an attack vector such a</w:t>
+      </w:r>
+      <w:r>
+        <w:t>s a</w:t>
+      </w:r>
+      <w:r>
+        <w:t xml:space="preserve"> fake website, are made to a legitimate website pretending to be the authenticated user.</w:t>
+      </w:r>
+      <w:r>
+        <w:t xml:space="preserve"> XSS attacks are similar but instead inject malicious code, through utilising vulnerabilities in the webapp, directly into the </w:t>
+      </w:r>
+      <w:r>
+        <w:t>user’s</w:t>
+      </w:r>
+      <w:r>
+        <w:t xml:space="preserve"> application.</w:t>
+      </w:r>
+      <w:r>
+        <w:t xml:space="preserve"> Svelte/Sveltekit being as modern of a framework as it is, has built in protections for </w:t>
+      </w:r>
+      <w:r>
+        <w:t xml:space="preserve">both of </w:t>
+      </w:r>
+      <w:r>
+        <w:t xml:space="preserve">these types of attacks. </w:t>
+      </w:r>
+    </w:p>
+    <w:p>
+      <w:r>
+        <w:t xml:space="preserve">Another method of keeping user data safe and secure is by encrypting it. All passwords stored within either applications </w:t>
+      </w:r>
+      <w:r>
+        <w:t>database</w:t>
+      </w:r>
+      <w:r>
+        <w:t xml:space="preserve"> are encrypted to ensure that an</w:t>
+      </w:r>
+      <w:r>
+        <w:t>y attempt at attacking the application through the database</w:t>
+      </w:r>
+      <w:r>
+        <w:t xml:space="preserve"> </w:t>
+      </w:r>
+      <w:r>
+        <w:t>will result in</w:t>
+      </w:r>
+      <w:r>
+        <w:t xml:space="preserve"> never</w:t>
+      </w:r>
+      <w:r>
+        <w:t xml:space="preserve"> hav</w:t>
+      </w:r>
+      <w:r>
+        <w:t>ing</w:t>
+      </w:r>
+      <w:r>
+        <w:t xml:space="preserve"> direct</w:t>
+      </w:r>
+      <w:r>
+        <w:t xml:space="preserve"> access to plaintext versions of them</w:t>
+      </w:r>
+      <w:r>
+        <w:t>.</w:t>
+      </w:r>
+      <w:r>
+        <w:t xml:space="preserve"> This method of securing passwords forces the </w:t>
+      </w:r>
+      <w:r>
+        <w:t xml:space="preserve">attacker to utilise brute force attacks </w:t>
+      </w:r>
+      <w:r>
+        <w:t xml:space="preserve">that attempt to </w:t>
+      </w:r>
+      <w:r>
+        <w:t>g</w:t>
+      </w:r>
+      <w:r>
+        <w:t xml:space="preserve">uess the password </w:t>
+      </w:r>
+      <w:r>
+        <w:t>which are far, far slower</w:t>
+      </w:r>
+      <w:r>
+        <w:t>.</w:t>
+      </w:r>
+      <w:r>
+        <w:t xml:space="preserve"> </w:t>
+      </w:r>
     </w:p>
     <w:p/>
     <w:p/>
@@ -4466,448 +6486,57 @@
     <w:p/>
     <w:p/>
     <w:p/>
+    <w:p/>
     <w:p>
       <w:pPr>
         <w:pStyle w:val="Heading1"/>
       </w:pPr>
-      <w:bookmarkStart w:id="14" w:name="_Toc196168464"/>
+      <w:bookmarkStart w:id="26" w:name="_Toc196507288"/>
       <w:r>
         <w:lastRenderedPageBreak/>
-        <w:t>Surface Level Architecture</w:t>
-      </w:r>
-      <w:bookmarkEnd w:id="14"/>
-    </w:p>
-    <w:p>
-      <w:r>
-        <w:t xml:space="preserve">ICMS is a set of applications to make developing, debugging and hosting IOT devices on a local or cloud system, as simple as possible. </w:t>
-      </w:r>
-    </w:p>
-    <w:p>
-      <w:r>
-        <w:t>The ICMS server is the main connection for the devices. This server hosts all the extensions as well as the socket server where the devices will connect.</w:t>
-      </w:r>
-    </w:p>
-    <w:p>
-      <w:r>
-        <w:t>The ICMS app is a svelte web app that is designed to be used as a dashboard to control the server. The web app allows you to define users and their individual roles on the network, as well as pair and control each device.</w:t>
-      </w:r>
-    </w:p>
-    <w:p>
-      <w:r>
-        <w:t xml:space="preserve">More features can be added or removed by using the extension system. The extension system is a way of allowing community created code to be run on the system by simply downloading and installing libraries in the extension folder of the server. These extensions can range from simple things such as being able to control Spotify, or the implementation of more complex </w:t>
-      </w:r>
-      <w:r>
-        <w:t xml:space="preserve">systems </w:t>
-      </w:r>
-      <w:r>
-        <w:t>such as full neural network</w:t>
-      </w:r>
-      <w:r>
-        <w:t>s/</w:t>
-      </w:r>
-      <w:r>
-        <w:t xml:space="preserve">AI systems.   </w:t>
-      </w:r>
-    </w:p>
-    <w:p/>
+        <w:t xml:space="preserve">Software </w:t>
+      </w:r>
+      <w:r>
+        <w:t>Architecture</w:t>
+      </w:r>
+      <w:bookmarkEnd w:id="26"/>
+    </w:p>
+    <w:p>
+      <w:r>
+        <w:t>ICMS was designed with extensibility as</w:t>
+      </w:r>
+      <w:r>
+        <w:t xml:space="preserve"> </w:t>
+      </w:r>
+      <w:r>
+        <w:t>priority</w:t>
+      </w:r>
+      <w:r>
+        <w:t xml:space="preserve"> one</w:t>
+      </w:r>
+      <w:r>
+        <w:t xml:space="preserve">. </w:t>
+      </w:r>
+    </w:p>
+    <w:p>
+      <w:r>
+        <w:t>Having the ability to add and remove different pieces of the software through extensions required a very modular design.</w:t>
+      </w:r>
+    </w:p>
+    <w:p>
+      <w:r>
+        <w:t>The biggest challenge found when designing this project initially was deciding how devices would be able to connect to the server. This was one of the biggest focal points for the application as it was one of the standout features of the entire project.</w:t>
+      </w:r>
+    </w:p>
     <w:p>
       <w:pPr>
         <w:pStyle w:val="Heading2"/>
       </w:pPr>
-      <w:bookmarkStart w:id="15" w:name="_Toc196168465"/>
-      <w:r>
-        <w:t>Community Store</w:t>
-      </w:r>
-      <w:bookmarkEnd w:id="15"/>
-    </w:p>
-    <w:p>
-      <w:r>
-        <w:t xml:space="preserve">The community store is another addition to ICMS that allows users to upload and download different extensions. The store is also used as a hardware database, this allows users to create and upload the software for specific devices using specific hardware. This is in an effort to prevent gatekeeping in the community </w:t>
-      </w:r>
-      <w:r>
-        <w:t xml:space="preserve">through the </w:t>
-      </w:r>
-      <w:r>
-        <w:t>open sourcing</w:t>
-      </w:r>
-      <w:r>
-        <w:t xml:space="preserve"> of all the software uploaded</w:t>
-      </w:r>
-      <w:r>
-        <w:t xml:space="preserve">.  </w:t>
-      </w:r>
-    </w:p>
-    <w:p>
-      <w:pPr>
-        <w:pStyle w:val="Heading1"/>
-      </w:pPr>
-      <w:bookmarkStart w:id="16" w:name="_Toc196168466"/>
-      <w:r>
-        <w:t>Social implications</w:t>
-      </w:r>
-      <w:bookmarkEnd w:id="16"/>
-    </w:p>
-    <w:p>
-      <w:r>
-        <w:t>Opening the community store brings a large number of social implications for the application.</w:t>
-      </w:r>
-      <w:r>
-        <w:t xml:space="preserve"> One of the biggest benefits being that having a large community will </w:t>
-      </w:r>
-      <w:r>
-        <w:t>massively improv</w:t>
-      </w:r>
-      <w:r>
-        <w:t xml:space="preserve">e </w:t>
-      </w:r>
-      <w:r>
-        <w:t>the software ecosystem around the application</w:t>
-      </w:r>
-      <w:r>
-        <w:t>, g</w:t>
-      </w:r>
-      <w:r>
-        <w:t>iving access to users and developers of any level.</w:t>
-      </w:r>
-    </w:p>
-    <w:p>
-      <w:r>
-        <w:t>Building a community does come with some negatives though, one huge one being the extra requirement for the moderation of content being uploaded to the store. Software can only do so much with blocking and censoring images and words. Human interaction will be necessary is the community is to survive and thrive. Moderation can also be extremely difficult depending on the content,</w:t>
-      </w:r>
-      <w:r>
-        <w:t xml:space="preserve"> for example, determining and managing copyright</w:t>
-      </w:r>
-      <w:r>
-        <w:t xml:space="preserve"> or stolen content</w:t>
-      </w:r>
-      <w:r>
-        <w:t xml:space="preserve"> becomes increasingly difficult when</w:t>
-      </w:r>
-      <w:r>
-        <w:t xml:space="preserve"> more and more claims are made</w:t>
-      </w:r>
-      <w:r>
-        <w:t xml:space="preserve"> especially when having to decide who the true</w:t>
-      </w:r>
-      <w:r>
-        <w:t xml:space="preserve"> original</w:t>
-      </w:r>
-      <w:r>
-        <w:t xml:space="preserve"> owners are</w:t>
-      </w:r>
-      <w:r>
-        <w:t xml:space="preserve">. </w:t>
-      </w:r>
-    </w:p>
-    <w:p>
-      <w:r>
-        <w:t>ICMS</w:t>
-      </w:r>
-      <w:r>
-        <w:t xml:space="preserve"> and the ICMS store</w:t>
-      </w:r>
-      <w:r>
-        <w:t xml:space="preserve"> will also need to store and access data used by the application to determine users. This data can be things such as IP addresses, </w:t>
-      </w:r>
-      <w:r>
-        <w:t>u</w:t>
-      </w:r>
-      <w:r>
-        <w:t>pload dates, names and email addresses.</w:t>
-      </w:r>
-      <w:r>
-        <w:t xml:space="preserve"> Careful considerations for how the data</w:t>
-      </w:r>
-      <w:r>
-        <w:t>’s</w:t>
-      </w:r>
-      <w:r>
-        <w:t xml:space="preserve"> </w:t>
-      </w:r>
-      <w:r>
-        <w:t>stored and managed will need to be considered to keep the data safe from harm.</w:t>
-      </w:r>
-      <w:r>
-        <w:t xml:space="preserve"> For example, data store</w:t>
-      </w:r>
-      <w:r>
-        <w:t>d</w:t>
-      </w:r>
-      <w:r>
-        <w:t xml:space="preserve"> in the UK</w:t>
-      </w:r>
-      <w:r>
-        <w:t xml:space="preserve"> will need to follow</w:t>
-      </w:r>
-      <w:r>
-        <w:t xml:space="preserve"> </w:t>
-      </w:r>
-      <w:r>
-        <w:t xml:space="preserve">all </w:t>
-      </w:r>
-      <w:r>
-        <w:t>UK</w:t>
-      </w:r>
-      <w:r>
-        <w:t xml:space="preserve"> GDPR</w:t>
-      </w:r>
-      <w:r>
-        <w:t xml:space="preserve"> principles</w:t>
-      </w:r>
-      <w:r>
-        <w:t>, while</w:t>
-      </w:r>
-      <w:r>
-        <w:t xml:space="preserve"> also </w:t>
-      </w:r>
-      <w:r>
-        <w:t>following all principles and regulations</w:t>
-      </w:r>
-      <w:r>
-        <w:t xml:space="preserve"> outside of the UK with th</w:t>
-      </w:r>
-      <w:r>
-        <w:t>ings such as</w:t>
-      </w:r>
-      <w:r>
-        <w:t xml:space="preserve"> EU GDPR.</w:t>
-      </w:r>
-      <w:r>
-        <w:t xml:space="preserve"> </w:t>
-      </w:r>
-      <w:r>
-        <w:t>See (database and storing data page)</w:t>
-      </w:r>
-    </w:p>
-    <w:p>
-      <w:pPr>
-        <w:pStyle w:val="Heading1"/>
-      </w:pPr>
-      <w:bookmarkStart w:id="17" w:name="_Toc196168467"/>
-      <w:r>
-        <w:lastRenderedPageBreak/>
-        <w:t>Protecting users and their data</w:t>
-      </w:r>
-      <w:bookmarkEnd w:id="17"/>
-    </w:p>
-    <w:p>
-      <w:r>
-        <w:t>Protecting users is a very important step when developing any system that can store and process user data. Malicious users have many methods of attack</w:t>
-      </w:r>
-      <w:r>
-        <w:t>, for example, one of the more notorious methods of attack is SQL Injection.</w:t>
-      </w:r>
-    </w:p>
-    <w:p>
-      <w:r>
-        <w:t>SQL Inject</w:t>
-      </w:r>
-      <w:r>
-        <w:t>ions</w:t>
-      </w:r>
-      <w:r>
-        <w:t xml:space="preserve"> </w:t>
-      </w:r>
-      <w:r>
-        <w:t>are</w:t>
-      </w:r>
-      <w:r>
-        <w:t xml:space="preserve"> a method of attack where a malicious user will attempt to take advantage of unsaniti</w:t>
-      </w:r>
-      <w:r>
-        <w:t>z</w:t>
-      </w:r>
-      <w:r>
-        <w:t>ed inputs in order to send malicious commands to the database.</w:t>
-      </w:r>
-      <w:r>
-        <w:t xml:space="preserve"> U</w:t>
-      </w:r>
-      <w:r>
-        <w:t>n</w:t>
-      </w:r>
-      <w:r>
-        <w:t>saniti</w:t>
-      </w:r>
-      <w:r>
-        <w:t>z</w:t>
-      </w:r>
-      <w:r>
-        <w:t>ed</w:t>
-      </w:r>
-      <w:r>
-        <w:t xml:space="preserve"> inputs are inputs such as buttons, search bars, or text boxes that </w:t>
-      </w:r>
-      <w:r>
-        <w:t>have</w:t>
-      </w:r>
-      <w:r>
-        <w:t xml:space="preserve"> not</w:t>
-      </w:r>
-      <w:r>
-        <w:t xml:space="preserve"> been</w:t>
-      </w:r>
-      <w:r>
-        <w:t xml:space="preserve"> checked for malicious code or words.</w:t>
-      </w:r>
-      <w:r>
-        <w:t xml:space="preserve"> These malicious commands can come in the form of extra text appended to the end of a</w:t>
-      </w:r>
-      <w:r>
-        <w:t xml:space="preserve"> string, terminating the previous command and allowing a new command to take its place, essentially giving full access of the database to the user.</w:t>
-      </w:r>
-      <w:r>
-        <w:t xml:space="preserve"> In order to protect against this type of attack ICMS takes advantage of python’s</w:t>
-      </w:r>
-      <w:r>
-        <w:t xml:space="preserve"> incredibly</w:t>
-      </w:r>
-      <w:r>
-        <w:t xml:space="preserve"> well supported</w:t>
-      </w:r>
-      <w:r>
-        <w:t xml:space="preserve"> inbuilt</w:t>
-      </w:r>
-      <w:r>
-        <w:t xml:space="preserve"> </w:t>
-      </w:r>
-      <w:r>
-        <w:t>SQLite</w:t>
-      </w:r>
-      <w:r>
-        <w:t xml:space="preserve"> package</w:t>
-      </w:r>
-      <w:r>
-        <w:t xml:space="preserve"> to sanitize any inputs</w:t>
-      </w:r>
-      <w:r>
-        <w:t xml:space="preserve"> before committing a command</w:t>
-      </w:r>
-      <w:r>
-        <w:t>.</w:t>
-      </w:r>
-    </w:p>
-    <w:p>
-      <w:r>
-        <w:t>(show code here)</w:t>
-      </w:r>
-    </w:p>
-    <w:p>
-      <w:r>
-        <w:t xml:space="preserve">Other attacks are far less obvious than the previously stated </w:t>
-      </w:r>
-      <w:r>
-        <w:t>attack and</w:t>
-      </w:r>
-      <w:r>
-        <w:t xml:space="preserve"> can occur without the user</w:t>
-      </w:r>
-      <w:r>
-        <w:t xml:space="preserve"> ever</w:t>
-      </w:r>
-      <w:r>
-        <w:t xml:space="preserve"> even</w:t>
-      </w:r>
-      <w:r>
-        <w:t xml:space="preserve"> realising</w:t>
-      </w:r>
-      <w:r>
-        <w:t>.</w:t>
-      </w:r>
-      <w:r>
-        <w:t xml:space="preserve"> </w:t>
-      </w:r>
-      <w:r>
-        <w:t>CSRF (cross-site request forgery) and XSS (cross-site scripting) attacks</w:t>
-      </w:r>
-      <w:r>
-        <w:t xml:space="preserve"> are two attacks that are made at the frontend level</w:t>
-      </w:r>
-      <w:r>
-        <w:t xml:space="preserve"> and need to be understood and protected against when writing applications that are accessible through the web</w:t>
-      </w:r>
-      <w:r>
-        <w:t>.</w:t>
-      </w:r>
-      <w:r>
-        <w:t xml:space="preserve"> A CSRF attack is where malicious requests from an attack vector such a</w:t>
-      </w:r>
-      <w:r>
-        <w:t>s a</w:t>
-      </w:r>
-      <w:r>
-        <w:t xml:space="preserve"> fake website, are made to a legitimate website pretending to be the authenticated user.</w:t>
-      </w:r>
-      <w:r>
-        <w:t xml:space="preserve"> XSS attacks are similar but instead inject malicious code, through utilising vulnerabilities in the webapp, directly into the </w:t>
-      </w:r>
-      <w:r>
-        <w:t>user’s</w:t>
-      </w:r>
-      <w:r>
-        <w:t xml:space="preserve"> application.</w:t>
-      </w:r>
-      <w:r>
-        <w:t xml:space="preserve"> Svelte/Sveltekit being as modern of a framework as it is, has built in protections for </w:t>
-      </w:r>
-      <w:r>
-        <w:t xml:space="preserve">both of </w:t>
-      </w:r>
-      <w:r>
-        <w:t xml:space="preserve">these types of attacks. </w:t>
-      </w:r>
-    </w:p>
-    <w:p/>
-    <w:p>
-      <w:pPr>
-        <w:pStyle w:val="Heading1"/>
-      </w:pPr>
-    </w:p>
-    <w:p/>
-    <w:p>
-      <w:pPr>
-        <w:pStyle w:val="Heading1"/>
-      </w:pPr>
-      <w:bookmarkStart w:id="18" w:name="_Toc196168468"/>
-      <w:r>
-        <w:t xml:space="preserve">Software </w:t>
-      </w:r>
-      <w:r>
-        <w:t>Architecture</w:t>
-      </w:r>
-      <w:bookmarkEnd w:id="18"/>
-    </w:p>
-    <w:p>
-      <w:r>
-        <w:t>ICMS was designed with extensibility as</w:t>
-      </w:r>
-      <w:r>
-        <w:t xml:space="preserve"> </w:t>
-      </w:r>
-      <w:r>
-        <w:t>priority</w:t>
-      </w:r>
-      <w:r>
-        <w:t xml:space="preserve"> one</w:t>
-      </w:r>
-      <w:r>
-        <w:t xml:space="preserve">. </w:t>
-      </w:r>
-    </w:p>
-    <w:p>
-      <w:r>
-        <w:t>Having the ability to add and remove different pieces of the software through extensions required a very modular design.</w:t>
-      </w:r>
-    </w:p>
-    <w:p>
-      <w:pPr>
-        <w:pStyle w:val="Heading2"/>
-      </w:pPr>
-      <w:bookmarkStart w:id="19" w:name="_Toc196168469"/>
+      <w:bookmarkStart w:id="27" w:name="_Toc196507289"/>
       <w:r>
         <w:t>Connection methods</w:t>
       </w:r>
-      <w:bookmarkEnd w:id="19"/>
+      <w:bookmarkEnd w:id="27"/>
     </w:p>
     <w:p>
       <w:r>
@@ -4921,7 +6550,6 @@
     </w:p>
     <w:p>
       <w:r>
-        <w:lastRenderedPageBreak/>
         <w:t xml:space="preserve">Bluetooth is another method of connecting devices that has slowly phased out of relevance due to security issues and range limitations. Bluetooth can still be found being used for less secure devices due to the ease of connection, for example, in Bluetooth headphones.  </w:t>
       </w:r>
     </w:p>
@@ -5089,7 +6717,7 @@
       <w:pPr>
         <w:pStyle w:val="Heading2"/>
       </w:pPr>
-      <w:bookmarkStart w:id="20" w:name="_Toc196168470"/>
+      <w:bookmarkStart w:id="28" w:name="_Toc196507290"/>
       <w:r>
         <w:t>Svelte</w:t>
       </w:r>
@@ -5099,7 +6727,7 @@
       <w:r>
         <w:t>Sveltekit</w:t>
       </w:r>
-      <w:bookmarkEnd w:id="20"/>
+      <w:bookmarkEnd w:id="28"/>
     </w:p>
     <w:p>
       <w:r>
@@ -5126,6 +6754,7 @@
     </w:p>
     <w:p>
       <w:r>
+        <w:lastRenderedPageBreak/>
         <w:t>For example, one of the key features is their implementation of server</w:t>
       </w:r>
       <w:r>
@@ -5251,532 +6880,530 @@
       <w:pPr>
         <w:pStyle w:val="Heading2"/>
       </w:pPr>
-      <w:bookmarkStart w:id="21" w:name="_Toc196168471"/>
+      <w:bookmarkStart w:id="29" w:name="_Toc196507291"/>
+      <w:r>
+        <w:t>Tailwind/</w:t>
+      </w:r>
+      <w:r>
+        <w:t>Daisy UI</w:t>
+      </w:r>
+      <w:bookmarkEnd w:id="29"/>
+    </w:p>
+    <w:p>
+      <w:r>
+        <w:t>Tailwind is a CSS framework used to easily modify how different html elements are displayed directly in their definitions, this removes the need for large amounts of CSS files littered around the application. This way of defining element parameters</w:t>
+      </w:r>
+      <w:r>
+        <w:t xml:space="preserve"> in a simple form</w:t>
+      </w:r>
+      <w:r>
+        <w:t xml:space="preserve"> is an incredible resource for developers that </w:t>
+      </w:r>
+      <w:r>
+        <w:t xml:space="preserve">aren’t as </w:t>
+      </w:r>
+      <w:r>
+        <w:t xml:space="preserve">graphic design </w:t>
+      </w:r>
+      <w:r>
+        <w:t>centric.</w:t>
+      </w:r>
+      <w:r>
+        <w:t xml:space="preserve"> </w:t>
+      </w:r>
+    </w:p>
+    <w:p>
+      <w:r>
+        <w:t>Although tailwind comes with many benefits,</w:t>
+      </w:r>
+      <w:r>
+        <w:t xml:space="preserve"> </w:t>
+      </w:r>
+      <w:r>
+        <w:t>o</w:t>
+      </w:r>
+      <w:r>
+        <w:t xml:space="preserve">ne pretty significant downside </w:t>
+      </w:r>
+      <w:r>
+        <w:t xml:space="preserve">to tailwind is how complicated some elements can become. Defining </w:t>
+      </w:r>
+      <w:r>
+        <w:t xml:space="preserve">CSS </w:t>
+      </w:r>
+      <w:r>
+        <w:t xml:space="preserve">classes directly in the elements can cause them </w:t>
+      </w:r>
+      <w:r>
+        <w:t xml:space="preserve">to become </w:t>
+      </w:r>
+      <w:r>
+        <w:t>extremely bloated</w:t>
+      </w:r>
+      <w:r>
+        <w:t xml:space="preserve"> and hard to read.</w:t>
+      </w:r>
+    </w:p>
+    <w:p>
+      <w:r>
+        <w:t xml:space="preserve">Daisy UI is a tailwind </w:t>
+      </w:r>
+      <w:r>
+        <w:t>CSS</w:t>
+      </w:r>
+      <w:r>
+        <w:t xml:space="preserve"> </w:t>
+      </w:r>
+      <w:r>
+        <w:t>plugin that comes with pre-made components that can be</w:t>
+      </w:r>
+      <w:r>
+        <w:t xml:space="preserve"> </w:t>
+      </w:r>
+      <w:r>
+        <w:t>used as drop-in replacements for the default html elements.</w:t>
+      </w:r>
+      <w:r>
+        <w:t xml:space="preserve"> All that is necessary to use </w:t>
+      </w:r>
+      <w:r>
+        <w:t>a</w:t>
+      </w:r>
+      <w:r>
+        <w:t xml:space="preserve"> component is</w:t>
+      </w:r>
+      <w:r>
+        <w:t xml:space="preserve"> incl</w:t>
+      </w:r>
+      <w:r>
+        <w:t xml:space="preserve">uding its name </w:t>
+      </w:r>
+      <w:r>
+        <w:t>in the class definition of the element chosen.</w:t>
+      </w:r>
+      <w:r>
+        <w:t xml:space="preserve"> </w:t>
+      </w:r>
+      <w:r>
+        <w:t xml:space="preserve"> </w:t>
+      </w:r>
+    </w:p>
+    <w:p>
+      <w:pPr>
+        <w:pStyle w:val="Heading2"/>
+      </w:pPr>
+      <w:bookmarkStart w:id="30" w:name="_Toc196507292"/>
+      <w:r>
+        <w:t>Other Languages</w:t>
+      </w:r>
+      <w:bookmarkEnd w:id="30"/>
+    </w:p>
+    <w:p>
+      <w:r>
+        <w:t>Many languages w</w:t>
+      </w:r>
+      <w:r>
+        <w:t>ere</w:t>
+      </w:r>
+      <w:r>
+        <w:t xml:space="preserve"> trialled for use in ICMS. One of the key ones being the GO programming language. </w:t>
+      </w:r>
+      <w:r>
+        <w:t>GO was initially selected for its potential speed and ease of development</w:t>
+      </w:r>
+      <w:r>
+        <w:t>,</w:t>
+      </w:r>
+      <w:r>
+        <w:t xml:space="preserve"> heavily benefit</w:t>
+      </w:r>
+      <w:r>
+        <w:t>ing</w:t>
+      </w:r>
+      <w:r>
+        <w:t xml:space="preserve"> from an almost python-like ecosystem and community with a large </w:t>
+      </w:r>
+      <w:r>
+        <w:t>number</w:t>
+      </w:r>
+      <w:r>
+        <w:t xml:space="preserve"> of libraries and</w:t>
+      </w:r>
+      <w:r>
+        <w:t xml:space="preserve"> incredible</w:t>
+      </w:r>
+      <w:r>
+        <w:t xml:space="preserve"> levels of</w:t>
+      </w:r>
+      <w:r>
+        <w:t xml:space="preserve"> support.</w:t>
+      </w:r>
+    </w:p>
+    <w:p>
+      <w:r>
+        <w:t>One of the main deciding factors against selecting GO was the necessity for importing and using different extensions</w:t>
+      </w:r>
+      <w:r>
+        <w:t>, t</w:t>
+      </w:r>
+      <w:r>
+        <w:t>he system would need to be manually built from the ground up</w:t>
+      </w:r>
+      <w:r>
+        <w:t xml:space="preserve"> if supported at all</w:t>
+      </w:r>
+      <w:r>
+        <w:t>.</w:t>
+      </w:r>
+      <w:r>
+        <w:t xml:space="preserve"> Another significant deciding factor was lack of knowledge of the entire language and build</w:t>
+      </w:r>
+      <w:r>
+        <w:t xml:space="preserve">ing </w:t>
+      </w:r>
+      <w:r>
+        <w:t>system. The amount of time that would be necessary to learn it to a level for such a project would out-weigh the total time for the project. As a result, GO was not chosen for the project and instead Python was selected.</w:t>
+      </w:r>
+    </w:p>
+    <w:p/>
+    <w:p>
+      <w:pPr>
+        <w:pStyle w:val="Heading2"/>
+      </w:pPr>
+      <w:bookmarkStart w:id="31" w:name="_Toc196507293"/>
       <w:r>
         <w:lastRenderedPageBreak/>
-        <w:t>Tailwind/</w:t>
-      </w:r>
-      <w:r>
-        <w:t>Daisy UI</w:t>
-      </w:r>
-      <w:bookmarkEnd w:id="21"/>
-    </w:p>
-    <w:p>
-      <w:r>
-        <w:t>Tailwind is a CSS framework used to easily modify how different html elements are displayed directly in their definitions, this removes the need for large amounts of CSS files littered around the application. This way of defining element parameters</w:t>
-      </w:r>
-      <w:r>
-        <w:t xml:space="preserve"> in a simple form</w:t>
-      </w:r>
-      <w:r>
-        <w:t xml:space="preserve"> is an incredible resource for developers that </w:t>
-      </w:r>
-      <w:r>
-        <w:t xml:space="preserve">aren’t as </w:t>
-      </w:r>
-      <w:r>
-        <w:t xml:space="preserve">graphic design </w:t>
-      </w:r>
-      <w:r>
-        <w:t>centric.</w:t>
+        <w:t>Python</w:t>
+      </w:r>
+      <w:bookmarkEnd w:id="31"/>
+    </w:p>
+    <w:p>
+      <w:r>
+        <w:t>Python was the chosen language for the development of this project because of previous knowledge of the language, ease of development and the community support.</w:t>
+      </w:r>
+    </w:p>
+    <w:p>
+      <w:r>
+        <w:t xml:space="preserve">Community support was especially important for the project as the project was designed around also having </w:t>
+      </w:r>
+      <w:r>
+        <w:t>the community</w:t>
+      </w:r>
+      <w:r>
+        <w:t xml:space="preserve"> develop</w:t>
+      </w:r>
+      <w:r>
+        <w:t xml:space="preserve"> extensions</w:t>
+      </w:r>
+      <w:r>
+        <w:t xml:space="preserve"> for the application. Using a well</w:t>
+      </w:r>
+      <w:r>
+        <w:t>-</w:t>
+      </w:r>
+      <w:r>
+        <w:t>known and well supported language allows more people that would other not be able to contribute to be given the chance to</w:t>
+      </w:r>
+      <w:r>
+        <w:t>, a</w:t>
+      </w:r>
+      <w:r>
+        <w:t>s well being able to utilise different libraries and packages</w:t>
+      </w:r>
+      <w:r>
+        <w:t xml:space="preserve"> to simplify the development without having re-invent the wheel</w:t>
+      </w:r>
+      <w:r>
+        <w:t>.</w:t>
+      </w:r>
+    </w:p>
+    <w:p>
+      <w:r>
+        <w:t xml:space="preserve">Python is an incredibly versatile language. </w:t>
+      </w:r>
+      <w:r>
+        <w:t>A part of this versatility stems from the fact it is an interpreted language versus being a compiled language.</w:t>
+      </w:r>
+      <w:r>
+        <w:t xml:space="preserve"> Being interpreted means the code is run without first being compiled, this means the code is run line by line executing each command as it comes.</w:t>
+      </w:r>
+      <w:r>
+        <w:t xml:space="preserve"> This massively affects the development experience as skipping the compilation step allows for much faster development</w:t>
+      </w:r>
+      <w:r>
+        <w:t>,</w:t>
       </w:r>
       <w:r>
         <w:t xml:space="preserve"> </w:t>
       </w:r>
-    </w:p>
-    <w:p>
-      <w:r>
-        <w:t>Although tailwind comes with many benefits,</w:t>
+      <w:r>
+        <w:t>t</w:t>
+      </w:r>
+      <w:r>
+        <w:t>his is</w:t>
+      </w:r>
+      <w:r>
+        <w:t xml:space="preserve"> also</w:t>
+      </w:r>
+      <w:r>
+        <w:t xml:space="preserve"> why it</w:t>
+      </w:r>
+      <w:r>
+        <w:t xml:space="preserve"> is</w:t>
+      </w:r>
+      <w:r>
+        <w:t xml:space="preserve"> often chosen for web-development</w:t>
+      </w:r>
+      <w:r>
+        <w:t xml:space="preserve"> where hot-reloading and quick iteration is far more common</w:t>
+      </w:r>
+      <w:r>
+        <w:t>.</w:t>
+      </w:r>
+    </w:p>
+    <w:p>
+      <w:r>
+        <w:t>A downside to being interpreted is speed. Python is not widely regarded as being the most efficient or fast language out there</w:t>
+      </w:r>
+      <w:r>
+        <w:t>, it misses things such as compile-time optimisations and has a large amount of overhead in comparison to language such as C/C++ or Java</w:t>
+      </w:r>
+      <w:r>
+        <w:t>/C#</w:t>
+      </w:r>
+      <w:r>
+        <w:t>. To</w:t>
+      </w:r>
+      <w:r>
+        <w:t xml:space="preserve"> attempt to</w:t>
+      </w:r>
+      <w:r>
+        <w:t xml:space="preserve"> combat this, python utilises compiled C libraries to replace</w:t>
+      </w:r>
+      <w:r>
+        <w:t xml:space="preserve"> some of</w:t>
+      </w:r>
+      <w:r>
+        <w:t xml:space="preserve"> the slowest parts</w:t>
+      </w:r>
+      <w:r>
+        <w:t xml:space="preserve">, while also using a caching system to compile some parts of the application to python byte code which is much closer to native code than </w:t>
+      </w:r>
+      <w:r>
+        <w:t xml:space="preserve">running </w:t>
+      </w:r>
+      <w:r>
+        <w:t xml:space="preserve">the </w:t>
+      </w:r>
+      <w:r>
+        <w:t>interpreted code.</w:t>
+      </w:r>
+    </w:p>
+    <w:p>
+      <w:r>
+        <w:t>(explain why this doesn’t matter that much)</w:t>
+      </w:r>
+    </w:p>
+    <w:p>
+      <w:r>
+        <w:t xml:space="preserve">For most applications, the speed of python is more than enough. Issues with speed begin to appear when projects scale quickly </w:t>
+      </w:r>
+      <w:r>
+        <w:t>with a</w:t>
+      </w:r>
+      <w:r>
+        <w:t xml:space="preserve"> lack of optimisation.</w:t>
+      </w:r>
+      <w:r>
+        <w:t xml:space="preserve"> Before </w:t>
+      </w:r>
+      <w:r>
+        <w:t xml:space="preserve">a </w:t>
+      </w:r>
+      <w:r>
+        <w:t xml:space="preserve">lengthy re-write, there are many </w:t>
+      </w:r>
+      <w:r>
+        <w:t xml:space="preserve">methods of increasing speed without necessarily having to write any new code. For example, things such as </w:t>
+      </w:r>
+      <w:r>
+        <w:t>separating the systems</w:t>
+      </w:r>
+      <w:r>
+        <w:t xml:space="preserve"> of the project</w:t>
+      </w:r>
+      <w:r>
+        <w:t xml:space="preserve"> so that multiple instances can be run with their own resources.</w:t>
       </w:r>
       <w:r>
         <w:t xml:space="preserve"> </w:t>
       </w:r>
       <w:r>
-        <w:t>o</w:t>
-      </w:r>
-      <w:r>
-        <w:t xml:space="preserve">ne pretty significant downside </w:t>
-      </w:r>
-      <w:r>
-        <w:t xml:space="preserve">to tailwind is how complicated some elements can become. Defining </w:t>
-      </w:r>
-      <w:r>
-        <w:t xml:space="preserve">CSS </w:t>
-      </w:r>
-      <w:r>
-        <w:t xml:space="preserve">classes directly in the elements can cause them </w:t>
-      </w:r>
-      <w:r>
-        <w:t xml:space="preserve">to become </w:t>
-      </w:r>
-      <w:r>
-        <w:t>extremely bloated</w:t>
-      </w:r>
-      <w:r>
-        <w:t xml:space="preserve"> and hard to read.</w:t>
-      </w:r>
-    </w:p>
-    <w:p>
-      <w:r>
-        <w:t xml:space="preserve">Daisy UI is a tailwind </w:t>
-      </w:r>
-      <w:r>
-        <w:t>CSS</w:t>
+        <w:t>Occasionally</w:t>
+      </w:r>
+      <w:r>
+        <w:t xml:space="preserve"> though</w:t>
+      </w:r>
+      <w:r>
+        <w:t xml:space="preserve">, large scale projects </w:t>
+      </w:r>
+      <w:r>
+        <w:t>can</w:t>
+      </w:r>
+      <w:r>
+        <w:t xml:space="preserve"> outgrow</w:t>
+      </w:r>
+      <w:r>
+        <w:t xml:space="preserve"> the speed available from the language.</w:t>
+      </w:r>
+    </w:p>
+    <w:p>
+      <w:r>
+        <w:t>Modern versions of python include the keywords for async await execution.</w:t>
       </w:r>
       <w:r>
         <w:t xml:space="preserve"> </w:t>
       </w:r>
       <w:r>
-        <w:t>plugin that comes with pre-made components that can be</w:t>
-      </w:r>
-      <w:r>
-        <w:t xml:space="preserve"> </w:t>
-      </w:r>
-      <w:r>
-        <w:t>used as drop-in replacements for the default html elements.</w:t>
-      </w:r>
-      <w:r>
-        <w:t xml:space="preserve"> All that is necessary to use </w:t>
-      </w:r>
-      <w:r>
-        <w:t>a</w:t>
-      </w:r>
-      <w:r>
-        <w:t xml:space="preserve"> component is</w:t>
-      </w:r>
-      <w:r>
-        <w:t xml:space="preserve"> incl</w:t>
-      </w:r>
-      <w:r>
-        <w:t xml:space="preserve">uding its name </w:t>
-      </w:r>
-      <w:r>
-        <w:t>in the class definition of the element chosen.</w:t>
-      </w:r>
-      <w:r>
-        <w:t xml:space="preserve"> </w:t>
-      </w:r>
-      <w:r>
-        <w:t xml:space="preserve"> </w:t>
+        <w:t xml:space="preserve">Async </w:t>
+      </w:r>
+      <w:r>
+        <w:t xml:space="preserve">architecture </w:t>
+      </w:r>
+      <w:r>
+        <w:t>allows for the</w:t>
+      </w:r>
+      <w:r>
+        <w:t xml:space="preserve"> concurrent execution of code</w:t>
+      </w:r>
+      <w:r>
+        <w:t>, meaning, instead of having to wait for code to execute other code can instead be executed and processed while waiting</w:t>
+      </w:r>
+      <w:r>
+        <w:t>.</w:t>
+      </w:r>
+      <w:r>
+        <w:t xml:space="preserve"> All server functions in the ICMS server a</w:t>
+      </w:r>
+      <w:r>
+        <w:t>re</w:t>
+      </w:r>
+      <w:r>
+        <w:t xml:space="preserve"> built using the async architecture because</w:t>
+      </w:r>
+      <w:r>
+        <w:t xml:space="preserve"> extensions </w:t>
+      </w:r>
+      <w:r>
+        <w:t>are designed to be able</w:t>
+      </w:r>
+      <w:r>
+        <w:t xml:space="preserve"> to run in the background depending on what needs to be processed</w:t>
+      </w:r>
+      <w:r>
+        <w:t>,</w:t>
+      </w:r>
+      <w:r>
+        <w:t xml:space="preserve"> through the asyncio</w:t>
+      </w:r>
+      <w:r>
+        <w:t xml:space="preserve"> python</w:t>
+      </w:r>
+      <w:r>
+        <w:t xml:space="preserve"> library.</w:t>
+      </w:r>
+      <w:r>
+        <w:t xml:space="preserve"> This design also helps when utilising </w:t>
+      </w:r>
+      <w:r>
+        <w:t>different</w:t>
+      </w:r>
+      <w:r>
+        <w:t xml:space="preserve"> threads for things such as, writing</w:t>
+      </w:r>
+      <w:r>
+        <w:t xml:space="preserve"> or reading to or from</w:t>
+      </w:r>
+      <w:r>
+        <w:t xml:space="preserve"> a device </w:t>
+      </w:r>
+      <w:r>
+        <w:t>multiple time</w:t>
+      </w:r>
+      <w:r>
+        <w:t xml:space="preserve"> a second</w:t>
+      </w:r>
+      <w:r>
+        <w:t>.</w:t>
       </w:r>
     </w:p>
     <w:p>
       <w:pPr>
         <w:pStyle w:val="Heading2"/>
       </w:pPr>
-      <w:bookmarkStart w:id="22" w:name="_Toc196168472"/>
-      <w:r>
-        <w:t>Other Languages</w:t>
-      </w:r>
-      <w:bookmarkEnd w:id="22"/>
-    </w:p>
-    <w:p>
-      <w:r>
-        <w:t>Many languages w</w:t>
-      </w:r>
-      <w:r>
-        <w:t>ere</w:t>
-      </w:r>
-      <w:r>
-        <w:t xml:space="preserve"> trialled for use in ICMS. One of the key ones being the GO programming language. </w:t>
-      </w:r>
-      <w:r>
-        <w:t>GO was initially selected for its potential speed and ease of development</w:t>
-      </w:r>
-      <w:r>
-        <w:t>,</w:t>
-      </w:r>
-      <w:r>
-        <w:t xml:space="preserve"> heavily benefit</w:t>
-      </w:r>
-      <w:r>
-        <w:t>ing</w:t>
-      </w:r>
-      <w:r>
-        <w:t xml:space="preserve"> from an almost python-like ecosystem and community with a large </w:t>
-      </w:r>
-      <w:r>
-        <w:t>number</w:t>
-      </w:r>
-      <w:r>
-        <w:t xml:space="preserve"> of libraries and</w:t>
-      </w:r>
-      <w:r>
-        <w:t xml:space="preserve"> incredible</w:t>
-      </w:r>
-      <w:r>
-        <w:t xml:space="preserve"> levels of</w:t>
-      </w:r>
-      <w:r>
-        <w:t xml:space="preserve"> support.</w:t>
-      </w:r>
-    </w:p>
-    <w:p>
-      <w:r>
-        <w:t>One of the main deciding factors against selecting GO was the necessity for importing and using different extensions</w:t>
-      </w:r>
-      <w:r>
-        <w:t>, t</w:t>
-      </w:r>
-      <w:r>
-        <w:t>he system would need to be manually built from the ground up</w:t>
-      </w:r>
-      <w:r>
-        <w:t xml:space="preserve"> if supported at all</w:t>
+      <w:bookmarkStart w:id="32" w:name="_Toc196507294"/>
+      <w:r>
+        <w:t xml:space="preserve">The </w:t>
+      </w:r>
+      <w:r>
+        <w:t xml:space="preserve">Python </w:t>
+      </w:r>
+      <w:r>
+        <w:t>GIL</w:t>
+      </w:r>
+      <w:bookmarkEnd w:id="32"/>
+    </w:p>
+    <w:p>
+      <w:r>
+        <w:t>The python GIL protects from cross-thread errors</w:t>
+      </w:r>
+      <w:r>
+        <w:t xml:space="preserve"> such as race conditions</w:t>
+      </w:r>
+      <w:r>
+        <w:t xml:space="preserve"> by detecting when the application attempts to access </w:t>
+      </w:r>
+      <w:r>
+        <w:t>objects unsafely</w:t>
       </w:r>
       <w:r>
         <w:t>.</w:t>
       </w:r>
       <w:r>
-        <w:t xml:space="preserve"> Another significant deciding factor was lack of knowledge of the entire language and build</w:t>
-      </w:r>
-      <w:r>
-        <w:t xml:space="preserve">ing </w:t>
-      </w:r>
-      <w:r>
-        <w:t>system. The amount of time that would be necessary to learn it to a level for such a project would out-weigh the total time for the project. As a result, GO was not chosen for the project and instead Python was selected.</w:t>
+        <w:t xml:space="preserve"> Many languages leave this up to the developer to protect against, most notably C/C++</w:t>
+      </w:r>
+      <w:r>
+        <w:t xml:space="preserve"> has no protection against thread unsafe code</w:t>
+      </w:r>
+      <w:r>
+        <w:t xml:space="preserve"> and as a result many errors can </w:t>
+      </w:r>
+      <w:r>
+        <w:t xml:space="preserve">occur when attempting </w:t>
+      </w:r>
+      <w:r>
+        <w:t>to write multithreaded code</w:t>
+      </w:r>
+      <w:r>
+        <w:t>.</w:t>
+      </w:r>
+      <w:r>
+        <w:t xml:space="preserve"> Through the GIL python instead </w:t>
+      </w:r>
+      <w:r>
+        <w:t>does this automatically.</w:t>
       </w:r>
     </w:p>
     <w:p>
       <w:pPr>
         <w:pStyle w:val="Heading2"/>
       </w:pPr>
-      <w:bookmarkStart w:id="23" w:name="_Toc196168473"/>
-      <w:r>
-        <w:t>Python</w:t>
-      </w:r>
-      <w:bookmarkEnd w:id="23"/>
-    </w:p>
-    <w:p>
-      <w:r>
-        <w:t>Python was the chosen language for the development of this project because of previous knowledge of the language, ease of development and the community support.</w:t>
-      </w:r>
-    </w:p>
-    <w:p>
-      <w:r>
-        <w:t xml:space="preserve">Community support was especially important for the project as the project was designed around also having </w:t>
-      </w:r>
-      <w:r>
-        <w:t>the community</w:t>
-      </w:r>
-      <w:r>
-        <w:t xml:space="preserve"> develop</w:t>
-      </w:r>
-      <w:r>
-        <w:t xml:space="preserve"> extensions</w:t>
-      </w:r>
-      <w:r>
-        <w:t xml:space="preserve"> for the application. Using a well</w:t>
-      </w:r>
-      <w:r>
-        <w:t>-</w:t>
-      </w:r>
-      <w:r>
-        <w:t>known and well supported language allows more people that would other not be able to contribute to be given the chance to</w:t>
-      </w:r>
-      <w:r>
-        <w:t>, a</w:t>
-      </w:r>
-      <w:r>
-        <w:t>s well being able to utilise different libraries and packages</w:t>
-      </w:r>
-      <w:r>
-        <w:t xml:space="preserve"> to simplify the development without having re-invent the wheel</w:t>
-      </w:r>
-      <w:r>
-        <w:t>.</w:t>
-      </w:r>
-    </w:p>
-    <w:p>
-      <w:r>
-        <w:t xml:space="preserve">Python is an incredibly versatile language. </w:t>
-      </w:r>
-      <w:r>
-        <w:t>A part of this versatility stems from the fact it is an interpreted language versus being a compiled language.</w:t>
-      </w:r>
-      <w:r>
-        <w:t xml:space="preserve"> Being interpreted means the code is run without first being compiled, this means the code is run line by line executing each command as it comes.</w:t>
-      </w:r>
-      <w:r>
-        <w:t xml:space="preserve"> This massively affects the development experience as skipping the compilation step allows for much faster development</w:t>
-      </w:r>
-      <w:r>
-        <w:t>,</w:t>
-      </w:r>
-      <w:r>
-        <w:t xml:space="preserve"> </w:t>
-      </w:r>
-      <w:r>
-        <w:t>t</w:t>
-      </w:r>
-      <w:r>
-        <w:t>his is</w:t>
-      </w:r>
-      <w:r>
-        <w:t xml:space="preserve"> also</w:t>
-      </w:r>
-      <w:r>
-        <w:t xml:space="preserve"> why it</w:t>
-      </w:r>
-      <w:r>
-        <w:t xml:space="preserve"> is</w:t>
-      </w:r>
-      <w:r>
-        <w:t xml:space="preserve"> often chosen for web-development</w:t>
-      </w:r>
-      <w:r>
-        <w:t xml:space="preserve"> where hot-reloading and quick iteration is far more common</w:t>
-      </w:r>
-      <w:r>
-        <w:t>.</w:t>
-      </w:r>
-    </w:p>
-    <w:p>
-      <w:r>
-        <w:t>A downside to being interpreted is speed. Python is not widely regarded as being the most efficient or fast language out there</w:t>
-      </w:r>
-      <w:r>
-        <w:t>, it misses things such as compile-time optimisations and has a large amount of overhead in comparison to language such as C/C++ or Java</w:t>
-      </w:r>
-      <w:r>
-        <w:t>/C#</w:t>
-      </w:r>
-      <w:r>
-        <w:t>. To</w:t>
-      </w:r>
-      <w:r>
-        <w:t xml:space="preserve"> attempt to</w:t>
-      </w:r>
-      <w:r>
-        <w:t xml:space="preserve"> combat this, python utilises compiled C libraries to replace</w:t>
-      </w:r>
-      <w:r>
-        <w:t xml:space="preserve"> some of</w:t>
-      </w:r>
-      <w:r>
-        <w:t xml:space="preserve"> the slowest parts</w:t>
-      </w:r>
-      <w:r>
-        <w:t xml:space="preserve">, while </w:t>
-      </w:r>
+      <w:bookmarkStart w:id="33" w:name="_Toc196507295"/>
       <w:r>
         <w:lastRenderedPageBreak/>
-        <w:t xml:space="preserve">also using a caching system to compile some parts of the application to python byte code which is much closer to native code than </w:t>
-      </w:r>
-      <w:r>
-        <w:t xml:space="preserve">running </w:t>
-      </w:r>
-      <w:r>
-        <w:t xml:space="preserve">the </w:t>
-      </w:r>
-      <w:r>
-        <w:t>interpreted code.</w:t>
-      </w:r>
-    </w:p>
-    <w:p>
-      <w:r>
-        <w:t>(explain why this doesn’t matter that much)</w:t>
-      </w:r>
-    </w:p>
-    <w:p>
-      <w:r>
-        <w:t xml:space="preserve">For most applications, the speed of python is more than enough. Issues with speed begin to appear when projects scale quickly </w:t>
-      </w:r>
-      <w:r>
-        <w:t>with a</w:t>
-      </w:r>
-      <w:r>
-        <w:t xml:space="preserve"> lack of optimisation.</w:t>
-      </w:r>
-      <w:r>
-        <w:t xml:space="preserve"> Before </w:t>
-      </w:r>
-      <w:r>
-        <w:t xml:space="preserve">a </w:t>
-      </w:r>
-      <w:r>
-        <w:t xml:space="preserve">lengthy re-write, there are many </w:t>
-      </w:r>
-      <w:r>
-        <w:t xml:space="preserve">methods of increasing speed without necessarily having to write any new code. For example, things such as </w:t>
-      </w:r>
-      <w:r>
-        <w:t>separating the systems</w:t>
-      </w:r>
-      <w:r>
-        <w:t xml:space="preserve"> of the project</w:t>
-      </w:r>
-      <w:r>
-        <w:t xml:space="preserve"> so that multiple instances can be run with their own resources.</w:t>
-      </w:r>
-      <w:r>
-        <w:t xml:space="preserve"> </w:t>
-      </w:r>
-      <w:r>
-        <w:t>Occasionally</w:t>
-      </w:r>
-      <w:r>
-        <w:t xml:space="preserve"> though</w:t>
-      </w:r>
-      <w:r>
-        <w:t xml:space="preserve">, large scale projects </w:t>
-      </w:r>
-      <w:r>
-        <w:t>can</w:t>
-      </w:r>
-      <w:r>
-        <w:t xml:space="preserve"> outgrow</w:t>
-      </w:r>
-      <w:r>
-        <w:t xml:space="preserve"> the speed available from the language.</w:t>
-      </w:r>
-    </w:p>
-    <w:p>
-      <w:r>
-        <w:t>Modern versions of python include the keywords for async await execution.</w:t>
-      </w:r>
-      <w:r>
-        <w:t xml:space="preserve"> </w:t>
-      </w:r>
-      <w:r>
-        <w:t xml:space="preserve">Async </w:t>
-      </w:r>
-      <w:r>
-        <w:t xml:space="preserve">architecture </w:t>
-      </w:r>
-      <w:r>
-        <w:t>allows for the</w:t>
-      </w:r>
-      <w:r>
-        <w:t xml:space="preserve"> concurrent execution of code</w:t>
-      </w:r>
-      <w:r>
-        <w:t>, meaning, instead of having to wait for code to execute other code can instead be executed and processed while waiting</w:t>
-      </w:r>
-      <w:r>
-        <w:t>.</w:t>
-      </w:r>
-      <w:r>
-        <w:t xml:space="preserve"> All server functions in the ICMS server a</w:t>
-      </w:r>
-      <w:r>
-        <w:t>re</w:t>
-      </w:r>
-      <w:r>
-        <w:t xml:space="preserve"> built using the async architecture because</w:t>
-      </w:r>
-      <w:r>
-        <w:t xml:space="preserve"> extensions </w:t>
-      </w:r>
-      <w:r>
-        <w:t>are designed to be able</w:t>
-      </w:r>
-      <w:r>
-        <w:t xml:space="preserve"> to run in the background depending on what needs to be processed</w:t>
-      </w:r>
-      <w:r>
-        <w:t>,</w:t>
-      </w:r>
-      <w:r>
-        <w:t xml:space="preserve"> through the asyncio</w:t>
-      </w:r>
-      <w:r>
-        <w:t xml:space="preserve"> python</w:t>
-      </w:r>
-      <w:r>
-        <w:t xml:space="preserve"> library.</w:t>
-      </w:r>
-      <w:r>
-        <w:t xml:space="preserve"> This design also helps when utilising </w:t>
-      </w:r>
-      <w:r>
-        <w:t>different</w:t>
-      </w:r>
-      <w:r>
-        <w:t xml:space="preserve"> threads for things such as, writing</w:t>
-      </w:r>
-      <w:r>
-        <w:t xml:space="preserve"> or reading to or from</w:t>
-      </w:r>
-      <w:r>
-        <w:t xml:space="preserve"> a device </w:t>
-      </w:r>
-      <w:r>
-        <w:t>multiple time</w:t>
-      </w:r>
-      <w:r>
-        <w:t xml:space="preserve"> a second</w:t>
-      </w:r>
-      <w:r>
-        <w:t>.</w:t>
-      </w:r>
-    </w:p>
-    <w:p>
-      <w:pPr>
-        <w:pStyle w:val="Heading2"/>
-      </w:pPr>
-      <w:bookmarkStart w:id="24" w:name="_Toc196168474"/>
-      <w:r>
-        <w:t xml:space="preserve">The </w:t>
-      </w:r>
-      <w:r>
-        <w:t xml:space="preserve">Python </w:t>
-      </w:r>
-      <w:r>
-        <w:t>GIL</w:t>
-      </w:r>
-      <w:bookmarkEnd w:id="24"/>
-    </w:p>
-    <w:p>
-      <w:r>
-        <w:t>The python GIL protects from cross-thread errors</w:t>
-      </w:r>
-      <w:r>
-        <w:t xml:space="preserve"> such as race conditions</w:t>
-      </w:r>
-      <w:r>
-        <w:t xml:space="preserve"> by detecting when the application attempts to access </w:t>
-      </w:r>
-      <w:r>
-        <w:t>objects unsafely</w:t>
-      </w:r>
-      <w:r>
-        <w:t>.</w:t>
-      </w:r>
-      <w:r>
-        <w:t xml:space="preserve"> Many languages leave this up to the developer to protect against, most notably C/C++</w:t>
-      </w:r>
-      <w:r>
-        <w:t xml:space="preserve"> has no protection against thread unsafe code</w:t>
-      </w:r>
-      <w:r>
-        <w:t xml:space="preserve"> and as a result many errors can </w:t>
-      </w:r>
-      <w:r>
-        <w:t xml:space="preserve">occur when attempting </w:t>
-      </w:r>
-      <w:r>
-        <w:t>to write multithreaded code</w:t>
-      </w:r>
-      <w:r>
-        <w:t>.</w:t>
-      </w:r>
-      <w:r>
-        <w:t xml:space="preserve"> Through the GIL python instead </w:t>
-      </w:r>
-      <w:r>
-        <w:t>does this automatically.</w:t>
-      </w:r>
-    </w:p>
-    <w:p>
-      <w:pPr>
-        <w:pStyle w:val="Heading2"/>
-      </w:pPr>
-      <w:bookmarkStart w:id="25" w:name="_Toc196168475"/>
-      <w:r>
         <w:t>MQTT and Alternative Server Protocols</w:t>
       </w:r>
-      <w:bookmarkEnd w:id="25"/>
+      <w:bookmarkEnd w:id="33"/>
     </w:p>
     <w:p>
       <w:r>
@@ -5863,63 +7490,58 @@
       <w:pPr>
         <w:pStyle w:val="Heading2"/>
       </w:pPr>
-      <w:bookmarkStart w:id="26" w:name="_Toc196168476"/>
+      <w:bookmarkStart w:id="34" w:name="_Toc196507296"/>
       <w:r>
         <w:t>Sockets and web-sockets</w:t>
       </w:r>
-      <w:bookmarkEnd w:id="26"/>
-    </w:p>
-    <w:p>
-      <w:r>
-        <w:t xml:space="preserve">The ICMS application is comprised of two different servers, a flask http server and a socket server. The key differences between these two servers are the HTTP server uses the REST architecture for receiving HTTP requests, where each request can only be one type of HTTP request, for example, a GET or POST request. The issue with a HTTP server is that data can only be transferred when a request is made, meaning streaming data between the server and device </w:t>
-      </w:r>
+      <w:bookmarkEnd w:id="34"/>
+    </w:p>
+    <w:p>
+      <w:r>
+        <w:t>The ICMS application is comprised of two different servers, a flask http server and a socket server. The key differences between these two servers are the HTTP server uses the REST architecture for receiving HTTP requests, where each request can only be one type of HTTP request, for example, a GET or POST request. The issue with a HTTP server is that data can only be transferred when a request is made, meaning streaming data between the server and device can only occur if the device either makes many requests to the server, or similarly, the server makes many requests to the device. In the case that the latter method was chosen, the device would also need to be running its own HTTP server, which would also be introducing a performance over-head of which on many of the potentially extremely lower power devices, needed to be avoided.</w:t>
+      </w:r>
+    </w:p>
+    <w:p>
+      <w:r>
+        <w:t xml:space="preserve">Instead, the socket server is the server used to communicate with the </w:t>
+      </w:r>
+      <w:r>
+        <w:t xml:space="preserve">IoT </w:t>
+      </w:r>
+      <w:r>
+        <w:t>devices. The socket server instead reads and writes from a stream of data, where data can be sent and received at any time from either side. This massively reduces the over-head necessary as instead of having to make many requests, the device can instead simply create and keep open one connection to the main server that can be reused to send and receive.</w:t>
+      </w:r>
+    </w:p>
+    <w:p>
+      <w:r>
+        <w:t>Using the socket server does come with some caveats. Mainly being the unstructured form of data being sent. In comparison to the pre-formed HTTP requests which can be easily read and manipulated, the socket server and clients send raw bytes of data between each-other which need to be decoded and formed into readable data. JSON was the form of data chosen to be used by the server and clients as it is an incredibly versatile data format widely supported by languages and different libraries and systems, while also being incredibly human read and writable. Python especially has amazing built in support for the JSON format.</w:t>
+      </w:r>
+    </w:p>
+    <w:p>
+      <w:r>
+        <w:t>(elaborate on how the commands are processed and the types of data sent and how they’re determined)</w:t>
+      </w:r>
+    </w:p>
+    <w:p>
+      <w:r>
+        <w:t>The socket server captures the sent data from the client and determines how the command needs to be interpreted.</w:t>
+      </w:r>
+    </w:p>
+    <w:p>
+      <w:r>
+        <w:t>(show server/client architecture diagram here)</w:t>
+      </w:r>
+    </w:p>
+    <w:p>
+      <w:pPr>
+        <w:pStyle w:val="Heading2"/>
+      </w:pPr>
+      <w:bookmarkStart w:id="35" w:name="_Toc196507297"/>
       <w:r>
         <w:lastRenderedPageBreak/>
-        <w:t>can only occur if the device either makes many requests to the server, or similarly, the server makes many requests to the device. In the case that the latter method was chosen, the device would also need to be running its own HTTP server, which would also be introducing a performance over-head of which on many of the potentially extremely lower power devices, needed to be avoided.</w:t>
-      </w:r>
-    </w:p>
-    <w:p>
-      <w:r>
-        <w:t xml:space="preserve">Instead, the socket server is the server used to communicate with the </w:t>
-      </w:r>
-      <w:r>
-        <w:t xml:space="preserve">IoT </w:t>
-      </w:r>
-      <w:r>
-        <w:t>devices. The socket server instead reads and writes from a stream of data, where data can be sent and received at any time from either side. This massively reduces the over-head necessary as instead of having to make many requests, the device can instead simply create and keep open one connection to the main server that can be reused to send and receive.</w:t>
-      </w:r>
-    </w:p>
-    <w:p>
-      <w:r>
-        <w:t>Using the socket server does come with some caveats. Mainly being the unstructured form of data being sent. In comparison to the pre-formed HTTP requests which can be easily read and manipulated, the socket server and clients send raw bytes of data between each-other which need to be decoded and formed into readable data. JSON was the form of data chosen to be used by the server and clients as it is an incredibly versatile data format widely supported by languages and different libraries and systems, while also being incredibly human read and writable. Python especially has amazing built in support for the JSON format.</w:t>
-      </w:r>
-    </w:p>
-    <w:p>
-      <w:r>
-        <w:t>(elaborate on how the commands are processed and the types of data sent and how they’re determined)</w:t>
-      </w:r>
-    </w:p>
-    <w:p>
-      <w:r>
-        <w:t>The socket server captures the sent data from the client and determines how the command needs to be interpreted.</w:t>
-      </w:r>
-    </w:p>
-    <w:p>
-      <w:r>
-        <w:t>(show server/client architecture diagram here)</w:t>
-      </w:r>
-    </w:p>
-    <w:p/>
-    <w:p/>
-    <w:p>
-      <w:pPr>
-        <w:pStyle w:val="Heading2"/>
-      </w:pPr>
-      <w:bookmarkStart w:id="27" w:name="_Toc196168477"/>
-      <w:r>
         <w:t>Server Functions</w:t>
       </w:r>
-      <w:bookmarkEnd w:id="27"/>
+      <w:bookmarkEnd w:id="35"/>
     </w:p>
     <w:p>
       <w:r>
@@ -5943,159 +7565,900 @@
       <w:pPr>
         <w:pStyle w:val="Heading1"/>
       </w:pPr>
-      <w:bookmarkStart w:id="28" w:name="_Toc196168478"/>
+      <w:bookmarkStart w:id="36" w:name="_Toc196507298"/>
+      <w:r>
+        <w:t>Comparing</w:t>
+      </w:r>
+      <w:r>
+        <w:t xml:space="preserve"> API’s</w:t>
+      </w:r>
+      <w:bookmarkEnd w:id="36"/>
+    </w:p>
+    <w:p>
+      <w:r>
+        <w:t>There are many different systems for hosting HTTP servers with python.</w:t>
+      </w:r>
+    </w:p>
+    <w:p>
+      <w:pPr>
+        <w:pStyle w:val="Heading2"/>
+      </w:pPr>
+      <w:bookmarkStart w:id="37" w:name="_Toc196507299"/>
+      <w:r>
+        <w:t>Django</w:t>
+      </w:r>
+      <w:bookmarkEnd w:id="37"/>
+    </w:p>
+    <w:p>
+      <w:pPr>
+        <w:pStyle w:val="Heading2"/>
+      </w:pPr>
+      <w:bookmarkStart w:id="38" w:name="_Toc196507300"/>
+      <w:r>
+        <w:t>Fast API</w:t>
+      </w:r>
+      <w:bookmarkEnd w:id="38"/>
+    </w:p>
+    <w:p>
+      <w:pPr>
+        <w:pStyle w:val="Heading2"/>
+      </w:pPr>
+      <w:bookmarkStart w:id="39" w:name="_Toc196507301"/>
+      <w:r>
+        <w:t>Flask</w:t>
+      </w:r>
+      <w:bookmarkEnd w:id="39"/>
+    </w:p>
+    <w:p>
+      <w:r>
+        <w:t>Flask is an incredibly minimal library for hosting HTTP servers. Some of the key factors of selecting this library for use in the application was the community support and feature richness. Community support for the library allowed for very rapid development and iteration especially important for web development.</w:t>
+      </w:r>
+    </w:p>
+    <w:p>
+      <w:r>
+        <w:t>The library supports many of the more modern features found in python, such as the async/await architecture as well as support for modern hosting applications, one of which is gunicorn, the system selected to be the host for the production build of the application.</w:t>
+      </w:r>
+    </w:p>
+    <w:p>
+      <w:r>
+        <w:t xml:space="preserve">Building endpoints for flask is incredibly easy, endpoints are determined by decorating different functions or adding them at runtime to the flask application object. </w:t>
+      </w:r>
+    </w:p>
+    <w:p>
+      <w:r>
+        <w:t>Taking advantage of how simple the endpoints are for flask, extending functionality was made significantly easier in the form of function decorating.</w:t>
+      </w:r>
+    </w:p>
+    <w:p>
+      <w:r>
+        <w:t>Decorator functions are used throughout the project to integrate into the authentication system. The decorators live above the functions and are called just before the function is called. This allows processes to occur such as checking if the user calling the function is authenticated, before allowing them access to it.</w:t>
+      </w:r>
+    </w:p>
+    <w:p>
+      <w:r>
+        <w:t>(show decorator)</w:t>
+      </w:r>
+    </w:p>
+    <w:p>
+      <w:pPr>
+        <w:pStyle w:val="Heading2"/>
+      </w:pPr>
+      <w:bookmarkStart w:id="40" w:name="_Toc196507302"/>
       <w:r>
         <w:lastRenderedPageBreak/>
-        <w:t>Comparing</w:t>
-      </w:r>
-      <w:r>
-        <w:t xml:space="preserve"> API’s</w:t>
-      </w:r>
-      <w:bookmarkEnd w:id="28"/>
-    </w:p>
-    <w:p>
-      <w:r>
-        <w:t>There are many different systems for hosting HTTP servers with python.</w:t>
+        <w:t>Authentication</w:t>
+      </w:r>
+      <w:bookmarkEnd w:id="40"/>
+    </w:p>
+    <w:p>
+      <w:r>
+        <w:t>Authentication is a large part of any application, deciding who can and can’t access it and how the user’s data is stored. The ICMS application gives users 2 options, locally storing the user data in a json file. Or storing the data in a self-hostable authentication service.</w:t>
+      </w:r>
+    </w:p>
+    <w:p>
+      <w:r>
+        <w:t>Storing the data as a json file should be fine for most users as long as the main system is utilising the correct security features of the operating system it is running on. To add a layer of security to the user data, passwords are store in their encrypted forms.</w:t>
+      </w:r>
+    </w:p>
+    <w:p>
+      <w:r>
+        <w:t>The authentication service is another simple server that runs as an API service. Utilising an SQLite database to store the user data, this method of storing data is much more developer friendly.</w:t>
+      </w:r>
+    </w:p>
+    <w:p>
+      <w:r>
+        <w:t>In order to prevent having to constantly check passwords, the applications including the store implement a token system. Tokens are session-based methods of ensuring a user is who they say they are per request to the server.</w:t>
       </w:r>
     </w:p>
     <w:p>
       <w:pPr>
         <w:pStyle w:val="Heading2"/>
       </w:pPr>
-      <w:bookmarkStart w:id="29" w:name="_Toc196168479"/>
-      <w:r>
-        <w:t>Fast API</w:t>
-      </w:r>
-      <w:bookmarkEnd w:id="29"/>
+      <w:bookmarkStart w:id="41" w:name="_Toc196507303"/>
+      <w:r>
+        <w:t xml:space="preserve">JWT </w:t>
+      </w:r>
+      <w:r>
+        <w:t>T</w:t>
+      </w:r>
+      <w:r>
+        <w:t>oken</w:t>
+      </w:r>
+      <w:r>
+        <w:t>s</w:t>
+      </w:r>
+      <w:bookmarkEnd w:id="41"/>
+    </w:p>
+    <w:p>
+      <w:r>
+        <w:t xml:space="preserve">A JWT token is an internet standard way for creating and storing encoded data within a token. Within the application, JWT tokens are used to store the userID of a user. </w:t>
+      </w:r>
+      <w:r>
+        <w:t>T</w:t>
+      </w:r>
+      <w:r>
+        <w:t xml:space="preserve">he </w:t>
+      </w:r>
+      <w:r>
+        <w:t>userID</w:t>
+      </w:r>
+      <w:r>
+        <w:t xml:space="preserve"> </w:t>
+      </w:r>
+      <w:r>
+        <w:t>can then be</w:t>
+      </w:r>
+      <w:r>
+        <w:t xml:space="preserve"> used to</w:t>
+      </w:r>
+      <w:r>
+        <w:t xml:space="preserve"> match</w:t>
+      </w:r>
+      <w:r>
+        <w:t xml:space="preserve"> and</w:t>
+      </w:r>
+      <w:r>
+        <w:t xml:space="preserve"> find the</w:t>
+      </w:r>
+      <w:r>
+        <w:t xml:space="preserve"> </w:t>
+      </w:r>
+      <w:r>
+        <w:t>relevant</w:t>
+      </w:r>
+      <w:r>
+        <w:t xml:space="preserve"> data</w:t>
+      </w:r>
+      <w:r>
+        <w:t xml:space="preserve"> for the user</w:t>
+      </w:r>
+      <w:r>
+        <w:t xml:space="preserve"> from the database or cache</w:t>
+      </w:r>
+      <w:r>
+        <w:t>.</w:t>
+      </w:r>
     </w:p>
     <w:p>
       <w:pPr>
         <w:pStyle w:val="Heading2"/>
       </w:pPr>
-      <w:bookmarkStart w:id="30" w:name="_Toc196168480"/>
-      <w:r>
-        <w:t>Flask</w:t>
-      </w:r>
-      <w:bookmarkEnd w:id="30"/>
-    </w:p>
-    <w:p>
-      <w:r>
-        <w:t>Flask is an incredibly minimal library for hosting HTTP servers. Some of the key factors of selecting this library for use in the application was the community support and feature richness. Community support for the library allowed for very rapid development and iteration especially important for web development.</w:t>
-      </w:r>
-    </w:p>
-    <w:p>
-      <w:r>
-        <w:t>The library supports many of the more modern features found in python, such as the async/await architecture as well as support for modern hosting applications, one of which is gunicorn, the system selected to be the host for the production build of the application.</w:t>
-      </w:r>
-    </w:p>
-    <w:p>
-      <w:r>
-        <w:t xml:space="preserve">Building endpoints for flask is incredibly easy, endpoints are determined by decorating different functions or adding them at runtime to the flask application object. </w:t>
-      </w:r>
-    </w:p>
-    <w:p>
-      <w:r>
-        <w:t>Taking advantage of how simple the endpoints are for flask, extending functionality was made significantly easier in the form of function decorating.</w:t>
-      </w:r>
-    </w:p>
-    <w:p>
-      <w:r>
-        <w:t>Decorator functions are used throughout the project to integrate into the authentication system. The decorators live above the functions and are called just before the function is called. This allows processes to occur such as checking if the user calling the function is authenticated, before allowing them access to it.</w:t>
-      </w:r>
-    </w:p>
-    <w:p>
-      <w:r>
-        <w:t>(show decorator)</w:t>
+      <w:bookmarkStart w:id="42" w:name="_Toc196507304"/>
+      <w:r>
+        <w:t>Caching</w:t>
+      </w:r>
+      <w:bookmarkEnd w:id="42"/>
+    </w:p>
+    <w:p>
+      <w:r>
+        <w:t>Caching user data speeds up the application by reducing the amount of much slower IO processes that need to occur</w:t>
+      </w:r>
+      <w:r>
+        <w:t xml:space="preserve">. </w:t>
+      </w:r>
+      <w:r>
+        <w:t xml:space="preserve">An </w:t>
+      </w:r>
+      <w:r>
+        <w:t>example</w:t>
+      </w:r>
+      <w:r>
+        <w:t xml:space="preserve"> IO process is</w:t>
+      </w:r>
+      <w:r>
+        <w:t xml:space="preserve"> having </w:t>
+      </w:r>
+      <w:r>
+        <w:t xml:space="preserve">to read from a file </w:t>
+      </w:r>
+      <w:r>
+        <w:t>every time</w:t>
+      </w:r>
+      <w:r>
+        <w:t xml:space="preserve"> the user wishes to access it</w:t>
+      </w:r>
+      <w:r>
+        <w:t>, which</w:t>
+      </w:r>
+      <w:r>
+        <w:t xml:space="preserve"> is a</w:t>
+      </w:r>
+      <w:r>
+        <w:t xml:space="preserve"> </w:t>
+      </w:r>
+      <w:r>
+        <w:t>slow process</w:t>
+      </w:r>
+      <w:r>
+        <w:t>, especially</w:t>
+      </w:r>
+      <w:r>
+        <w:t xml:space="preserve"> if it was required to be carried out for </w:t>
+      </w:r>
+      <w:r>
+        <w:t>every</w:t>
+      </w:r>
+      <w:r>
+        <w:t xml:space="preserve"> user. Instead</w:t>
+      </w:r>
+      <w:r>
+        <w:t>,</w:t>
+      </w:r>
+      <w:r>
+        <w:t xml:space="preserve"> the ICMS</w:t>
+      </w:r>
+      <w:r>
+        <w:t xml:space="preserve"> </w:t>
+      </w:r>
+      <w:r>
+        <w:t xml:space="preserve">applications </w:t>
+      </w:r>
+      <w:r>
+        <w:t>retrieve th</w:t>
+      </w:r>
+      <w:r>
+        <w:t>e</w:t>
+      </w:r>
+      <w:r>
+        <w:t xml:space="preserve"> user data and store it in a list in memory</w:t>
+      </w:r>
+      <w:r>
+        <w:t>.</w:t>
+      </w:r>
+    </w:p>
+    <w:p>
+      <w:r>
+        <w:t>Unfortunately,</w:t>
+      </w:r>
+      <w:r>
+        <w:t xml:space="preserve"> as with all things in software development,</w:t>
+      </w:r>
+      <w:r>
+        <w:t xml:space="preserve"> u</w:t>
+      </w:r>
+      <w:r>
+        <w:t xml:space="preserve">tilising this system does come with some drawbacks, </w:t>
+      </w:r>
+      <w:r>
+        <w:t xml:space="preserve">namely </w:t>
+      </w:r>
+      <w:r>
+        <w:t>being that caching systems can be incredibly memory hungry on lower power devices</w:t>
+      </w:r>
+      <w:r>
+        <w:t xml:space="preserve"> and can cause some issues depending on the size of the total amount of data needing to be stored</w:t>
+      </w:r>
+      <w:r>
+        <w:t>.</w:t>
+      </w:r>
+      <w:r>
+        <w:t xml:space="preserve"> Another issue is determining when the user data is not going to be accessed anymore as keeping user data that has been unused for a long time becomes extremely memory inefficient.</w:t>
+      </w:r>
+      <w:r>
+        <w:t xml:space="preserve"> For</w:t>
+      </w:r>
+      <w:r>
+        <w:t xml:space="preserve"> </w:t>
+      </w:r>
+      <w:r>
+        <w:t>applications such as ICMS, it was designed</w:t>
+      </w:r>
+      <w:r>
+        <w:t xml:space="preserve"> around</w:t>
+      </w:r>
+      <w:r>
+        <w:t xml:space="preserve"> the total amount of users ideally</w:t>
+      </w:r>
+      <w:r>
+        <w:t xml:space="preserve"> </w:t>
+      </w:r>
+      <w:r>
+        <w:t xml:space="preserve">being </w:t>
+      </w:r>
+      <w:r>
+        <w:t xml:space="preserve">a low </w:t>
+      </w:r>
+      <w:r>
+        <w:t xml:space="preserve">amount, so it then </w:t>
+      </w:r>
+      <w:r>
+        <w:t xml:space="preserve">only utilises the database as a form of </w:t>
+      </w:r>
+      <w:r>
+        <w:t>a</w:t>
+      </w:r>
+      <w:r>
+        <w:t xml:space="preserve"> </w:t>
+      </w:r>
+      <w:r>
+        <w:t>backup</w:t>
+      </w:r>
+      <w:r>
+        <w:t xml:space="preserve"> for the </w:t>
+      </w:r>
+      <w:r>
+        <w:t xml:space="preserve">user </w:t>
+      </w:r>
+      <w:r>
+        <w:t>data,</w:t>
+      </w:r>
+      <w:r>
+        <w:t xml:space="preserve"> so that </w:t>
+      </w:r>
+      <w:r>
+        <w:t>it</w:t>
+      </w:r>
+      <w:r>
+        <w:t xml:space="preserve"> can be </w:t>
+      </w:r>
+      <w:r>
+        <w:t>retrieved when the application is shutdown</w:t>
+      </w:r>
+      <w:r>
+        <w:t>.</w:t>
+      </w:r>
+    </w:p>
+    <w:p>
+      <w:r>
+        <w:t>If the application were to be scaled to bigger amounts of users, the system would need to be updated to reflect that.</w:t>
       </w:r>
     </w:p>
     <w:p>
       <w:pPr>
         <w:pStyle w:val="Heading2"/>
       </w:pPr>
-      <w:bookmarkStart w:id="31" w:name="_Toc196168481"/>
-      <w:r>
-        <w:t>Authentication</w:t>
-      </w:r>
-      <w:bookmarkEnd w:id="31"/>
-    </w:p>
-    <w:p>
-      <w:r>
-        <w:t>Authentication is a large part of any application, deciding who can and can’t access it and how the user’s data is stored. The ICMS application gives users 2 options, locally storing the user data in a json file. Or storing the data in a self-hostable authentication service.</w:t>
-      </w:r>
-    </w:p>
-    <w:p>
-      <w:r>
-        <w:t>Storing the data as a json file should be fine for most users as long as the main system is utilising the correct security features of the operating system it is running on. To add a layer of security to the user data, passwords are store in their encrypted forms.</w:t>
-      </w:r>
-    </w:p>
-    <w:p>
-      <w:r>
-        <w:t>The authentication service is another simple server that runs as an API service. Utilising an SQLite database to store the user data, this method of storing data is much more developer friendly.</w:t>
-      </w:r>
-    </w:p>
-    <w:p>
-      <w:r>
-        <w:t>In order to prevent having to constantly check passwords, the applications including the store implement a token system. Tokens are session-based methods of ensuring a user is who they say they are per request to the server.</w:t>
+      <w:bookmarkStart w:id="43" w:name="_Toc196507305"/>
+      <w:r>
+        <w:t>Database/SQLite</w:t>
+      </w:r>
+      <w:bookmarkEnd w:id="43"/>
+    </w:p>
+    <w:p>
+      <w:r>
+        <w:t>The database chosen for this application was SQLit</w:t>
+      </w:r>
+      <w:r>
+        <w:t>e. The decision to use this database</w:t>
+      </w:r>
+      <w:r>
+        <w:t xml:space="preserve"> was made with the same ideals as the rest of the application, in that it is simple to design and integrate</w:t>
+      </w:r>
+      <w:r>
+        <w:t xml:space="preserve"> through python</w:t>
+      </w:r>
+      <w:r>
+        <w:t>.</w:t>
+      </w:r>
+      <w:r>
+        <w:t xml:space="preserve"> This application</w:t>
+      </w:r>
+      <w:r>
+        <w:t xml:space="preserve"> als</w:t>
+      </w:r>
+      <w:r>
+        <w:t>o</w:t>
+      </w:r>
+      <w:r>
+        <w:t xml:space="preserve"> chooses to utilise</w:t>
+      </w:r>
+      <w:r>
+        <w:t xml:space="preserve"> </w:t>
+      </w:r>
+      <w:r>
+        <w:t>the added functionality of Async/Await architecture through the aiosqlite library</w:t>
+      </w:r>
+      <w:r>
+        <w:t>.</w:t>
+      </w:r>
+    </w:p>
+    <w:p>
+      <w:r>
+        <w:lastRenderedPageBreak/>
+        <w:t xml:space="preserve">SQLite has a very low-level Api where queries are written manually </w:t>
+      </w:r>
+      <w:r>
+        <w:t>by</w:t>
+      </w:r>
+      <w:r>
+        <w:t xml:space="preserve"> the developer. These queries utilise string manipulation in order to prevent exploits such as SQL injection (see. </w:t>
+      </w:r>
+      <w:hyperlink w:anchor="_Protecting_users_and" w:history="1">
+        <w:r>
+          <w:rPr>
+            <w:rStyle w:val="Hyperlink"/>
+          </w:rPr>
+          <w:t>Protecting users and their data</w:t>
+        </w:r>
+      </w:hyperlink>
+      <w:r>
+        <w:t>)</w:t>
+      </w:r>
+    </w:p>
+    <w:p>
+      <w:r>
+        <w:t>(show code here)</w:t>
+      </w:r>
+    </w:p>
+    <w:p>
+      <w:pPr>
+        <w:pStyle w:val="Heading1"/>
+      </w:pPr>
+      <w:bookmarkStart w:id="44" w:name="_Toc196507306"/>
+      <w:r>
+        <w:t xml:space="preserve">Extending </w:t>
+      </w:r>
+      <w:r>
+        <w:t>the</w:t>
+      </w:r>
+      <w:r>
+        <w:t xml:space="preserve"> application</w:t>
+      </w:r>
+      <w:bookmarkEnd w:id="44"/>
+    </w:p>
+    <w:p>
+      <w:r>
+        <w:t>The system for loading extensions in the ICMS server utilises the fact that python has easy access to a global</w:t>
+      </w:r>
+      <w:r>
+        <w:t xml:space="preserve"> system where the libraries and stored and displayed. Having access to this s</w:t>
+      </w:r>
+      <w:r>
+        <w:t>ystem</w:t>
+      </w:r>
+      <w:r>
+        <w:t xml:space="preserve"> means libraries can be imported and unimported at will. It also means that individual libraries can be used similarly to objects where the library object can be stored and referenced.</w:t>
+      </w:r>
+    </w:p>
+    <w:p>
+      <w:r>
+        <w:t>In the application</w:t>
+      </w:r>
+      <w:r>
+        <w:t xml:space="preserve"> </w:t>
+      </w:r>
+      <w:r>
+        <w:t>extensions are loaded before any of the other parts of the software are started</w:t>
+      </w:r>
+      <w:r>
+        <w:t xml:space="preserve"> through the init_extensions function found in the webserver</w:t>
+      </w:r>
+      <w:r>
+        <w:t>. The</w:t>
+      </w:r>
+      <w:r>
+        <w:t xml:space="preserve">se extensions </w:t>
+      </w:r>
+      <w:r>
+        <w:t>are loaded by importing</w:t>
+      </w:r>
+      <w:r>
+        <w:t xml:space="preserve"> it</w:t>
+      </w:r>
+      <w:r>
+        <w:t xml:space="preserve"> at runtime though pythons importlib library.</w:t>
+      </w:r>
+      <w:r>
+        <w:t xml:space="preserve"> This way of loading the </w:t>
+      </w:r>
+      <w:r>
+        <w:t xml:space="preserve">extensions </w:t>
+      </w:r>
+      <w:r>
+        <w:t xml:space="preserve">allows the end user to </w:t>
+      </w:r>
+      <w:r>
+        <w:t>decide</w:t>
+      </w:r>
+      <w:r>
+        <w:t xml:space="preserve"> which libraries </w:t>
+      </w:r>
+      <w:r>
+        <w:t xml:space="preserve">need </w:t>
+      </w:r>
+      <w:r>
+        <w:t xml:space="preserve">to be imported and where from </w:t>
+      </w:r>
+      <w:r>
+        <w:t>us</w:t>
+      </w:r>
+      <w:r>
+        <w:t>ing</w:t>
+      </w:r>
+      <w:r>
+        <w:t xml:space="preserve"> the json file found in the settings </w:t>
+      </w:r>
+      <w:r>
+        <w:t>folder</w:t>
+      </w:r>
+      <w:r>
+        <w:t>. This massively simplifies the end user experience for building and using community made extensions.</w:t>
+      </w:r>
+      <w:r>
+        <w:t xml:space="preserve"> </w:t>
+      </w:r>
+    </w:p>
+    <w:p>
+      <w:r>
+        <w:t xml:space="preserve">This system also massively benefits developers as the core systems can continue to run after importing an extension </w:t>
+      </w:r>
+      <w:r>
+        <w:t xml:space="preserve">even </w:t>
+      </w:r>
+      <w:r>
+        <w:t>with broken code as the</w:t>
+      </w:r>
+      <w:r>
+        <w:t xml:space="preserve"> extension will just fail to be imported through the try-catch statement.</w:t>
+      </w:r>
+      <w:r>
+        <w:t xml:space="preserve"> This failure to be imported will also display a debugging message in the log file making tracking down errors significantly easier.</w:t>
+      </w:r>
+      <w:r>
+        <w:t xml:space="preserve">  </w:t>
+      </w:r>
+      <w:r>
+        <w:t xml:space="preserve"> </w:t>
       </w:r>
     </w:p>
     <w:p>
       <w:pPr>
         <w:pStyle w:val="Heading2"/>
       </w:pPr>
-      <w:bookmarkStart w:id="32" w:name="_Toc196168482"/>
-      <w:r>
-        <w:t xml:space="preserve">JWT </w:t>
-      </w:r>
-      <w:r>
-        <w:t>T</w:t>
-      </w:r>
-      <w:r>
-        <w:t>oken</w:t>
+      <w:bookmarkStart w:id="45" w:name="_Toc196507307"/>
+      <w:r>
+        <w:t>Extensions</w:t>
+      </w:r>
+      <w:bookmarkEnd w:id="45"/>
+    </w:p>
+    <w:p>
+      <w:r>
+        <w:t>Each extension can register different functions through the extension class. Registering a function automatically adds it to the list of server functions</w:t>
+      </w:r>
+      <w:r>
+        <w:t xml:space="preserve"> accessible </w:t>
+      </w:r>
+      <w:r>
+        <w:t>through</w:t>
+      </w:r>
+      <w:r>
+        <w:t xml:space="preserve"> the web server or </w:t>
+      </w:r>
+      <w:r>
+        <w:t xml:space="preserve">through </w:t>
+      </w:r>
+      <w:r>
+        <w:t xml:space="preserve">a device </w:t>
+      </w:r>
+      <w:r>
+        <w:t>connected to the socket server</w:t>
+      </w:r>
+      <w:r>
+        <w:t>.</w:t>
+      </w:r>
+      <w:r>
+        <w:t xml:space="preserve"> When registering a </w:t>
+      </w:r>
+      <w:r>
+        <w:t>function,</w:t>
+      </w:r>
+      <w:r>
+        <w:t xml:space="preserve"> the developer also</w:t>
+      </w:r>
+      <w:r>
+        <w:t xml:space="preserve"> has the ability to specify different arguments for when the function is called.</w:t>
+      </w:r>
+      <w:r>
+        <w:t xml:space="preserve"> When calling a function through one of the previously stated methods,</w:t>
+      </w:r>
+      <w:r>
+        <w:t xml:space="preserve"> </w:t>
+      </w:r>
+      <w:r>
+        <w:t>t</w:t>
+      </w:r>
+      <w:r>
+        <w:t>he arguments</w:t>
+      </w:r>
+      <w:r>
+        <w:t xml:space="preserve"> specified in the request</w:t>
+      </w:r>
+      <w:r>
+        <w:t xml:space="preserve"> will need to conform to the arguments </w:t>
+      </w:r>
+      <w:r>
+        <w:t>stated when registering the function</w:t>
+      </w:r>
+      <w:r>
+        <w:t>,</w:t>
+      </w:r>
+      <w:r>
+        <w:t xml:space="preserve"> </w:t>
+      </w:r>
+      <w:r>
+        <w:t>for</w:t>
+      </w:r>
+      <w:r>
+        <w:t xml:space="preserve"> the function to</w:t>
+      </w:r>
+      <w:r>
+        <w:t xml:space="preserve"> be successfully called</w:t>
+      </w:r>
+      <w:r>
+        <w:t>,</w:t>
+      </w:r>
+      <w:r>
+        <w:t xml:space="preserve"> otherwise the function will fail and display a debug message in the log</w:t>
+      </w:r>
+      <w:r>
+        <w:t>.</w:t>
+      </w:r>
+      <w:r>
+        <w:t xml:space="preserve"> These arguments are </w:t>
+      </w:r>
+      <w:r>
+        <w:t xml:space="preserve">created dynamically </w:t>
+      </w:r>
+      <w:r>
+        <w:t xml:space="preserve">through specifying </w:t>
+      </w:r>
+      <w:r>
+        <w:t>it as</w:t>
+      </w:r>
+      <w:r>
+        <w:t xml:space="preserve"> a string</w:t>
+      </w:r>
+      <w:r>
+        <w:t xml:space="preserve">, meaning when converting the variable to the specified </w:t>
+      </w:r>
+      <w:r>
+        <w:t>type, as long as the type is loaded within the application</w:t>
+      </w:r>
+      <w:r>
+        <w:t>, it can</w:t>
+      </w:r>
+      <w:r>
+        <w:t xml:space="preserve"> essentially</w:t>
+      </w:r>
+      <w:r>
+        <w:t xml:space="preserve"> be</w:t>
+      </w:r>
+      <w:r>
+        <w:t xml:space="preserve"> </w:t>
+      </w:r>
+      <w:r>
+        <w:t>anything,</w:t>
+      </w:r>
+      <w:r>
+        <w:t xml:space="preserve"> and it will attempt to be converted</w:t>
+      </w:r>
+      <w:r>
+        <w:t>.</w:t>
+      </w:r>
+      <w:r>
+        <w:t xml:space="preserve"> </w:t>
+      </w:r>
+    </w:p>
+    <w:p>
+      <w:r>
+        <w:t>(show example of complex data type</w:t>
+      </w:r>
+      <w:r>
+        <w:t xml:space="preserve"> and simple data types</w:t>
+      </w:r>
+      <w:r>
+        <w:t>)</w:t>
+      </w:r>
+    </w:p>
+    <w:p>
+      <w:pPr>
+        <w:pStyle w:val="Heading1"/>
+      </w:pPr>
+      <w:bookmarkStart w:id="46" w:name="_Testing_and_Analysis"/>
+      <w:bookmarkStart w:id="47" w:name="_Toc196507308"/>
+      <w:bookmarkEnd w:id="46"/>
+      <w:r>
+        <w:t xml:space="preserve">Testing </w:t>
+      </w:r>
+      <w:r>
+        <w:t>and Analysis</w:t>
+      </w:r>
+      <w:bookmarkEnd w:id="47"/>
+    </w:p>
+    <w:p>
+      <w:r>
+        <w:t>Unit testing</w:t>
+      </w:r>
+      <w:r>
+        <w:t xml:space="preserve"> was conducted on both apps and servers</w:t>
+      </w:r>
+      <w:r>
+        <w:t xml:space="preserve">. </w:t>
+      </w:r>
+      <w:r>
+        <w:t>Testing of all the applications that make up ICMS was more difficult due to the multiple languages</w:t>
+      </w:r>
+      <w:r>
+        <w:t xml:space="preserve"> utilised throughout.</w:t>
+      </w:r>
+      <w:r>
+        <w:t xml:space="preserve"> Each language utilised their platforms best testing frameworks in order</w:t>
+      </w:r>
+      <w:r>
+        <w:t xml:space="preserve"> ensure they were tested as thoroughly as possible</w:t>
+      </w:r>
+      <w:r>
+        <w:t>.</w:t>
+      </w:r>
+    </w:p>
+    <w:p>
+      <w:r>
+        <w:t>Pytest was the</w:t>
+      </w:r>
+      <w:r>
+        <w:t xml:space="preserve"> chosen frameworks for the python applications</w:t>
+      </w:r>
+      <w:r>
+        <w:t>.</w:t>
+      </w:r>
+      <w:r>
+        <w:t xml:space="preserve"> It is a </w:t>
+      </w:r>
+      <w:r>
+        <w:t>well-supported</w:t>
+      </w:r>
+      <w:r>
+        <w:t xml:space="preserve"> and </w:t>
+      </w:r>
+      <w:r>
+        <w:t>well-known</w:t>
+      </w:r>
+      <w:r>
+        <w:t xml:space="preserve"> framework for </w:t>
+      </w:r>
+      <w:r>
+        <w:t xml:space="preserve">writing easily readable </w:t>
+      </w:r>
+      <w:r>
+        <w:t>test</w:t>
       </w:r>
       <w:r>
         <w:t>s</w:t>
       </w:r>
-      <w:bookmarkEnd w:id="32"/>
-    </w:p>
-    <w:p>
-      <w:r>
-        <w:t xml:space="preserve">A JWT token is an internet standard way for creating and storing encoded data within a token. Within the application, JWT tokens are used to store the userID of a user. </w:t>
-      </w:r>
-      <w:r>
-        <w:t>T</w:t>
-      </w:r>
-      <w:r>
-        <w:t xml:space="preserve">he </w:t>
-      </w:r>
-      <w:r>
-        <w:t>userID</w:t>
+      <w:r>
+        <w:t>.</w:t>
+      </w:r>
+    </w:p>
+    <w:p>
+      <w:r>
+        <w:lastRenderedPageBreak/>
+        <w:t>(show tests</w:t>
+      </w:r>
+      <w:r>
+        <w:t xml:space="preserve"> (after you write them)</w:t>
+      </w:r>
+      <w:r>
+        <w:t>)</w:t>
+      </w:r>
+    </w:p>
+    <w:p>
+      <w:r>
+        <w:t xml:space="preserve">Vitest was the testing framework recommended for use with Svelte applications and </w:t>
+      </w:r>
+      <w:r>
+        <w:t xml:space="preserve">as a result </w:t>
+      </w:r>
+      <w:r>
+        <w:t xml:space="preserve">is the reason </w:t>
+      </w:r>
+      <w:r>
+        <w:t>it</w:t>
+      </w:r>
+      <w:r>
+        <w:t xml:space="preserve"> was chosen for this project.</w:t>
+      </w:r>
+    </w:p>
+    <w:p/>
+    <w:p>
+      <w:pPr>
+        <w:pStyle w:val="Heading2"/>
+      </w:pPr>
+      <w:bookmarkStart w:id="48" w:name="_Toc196507309"/>
+      <w:r>
+        <w:t>Usability Testing</w:t>
+      </w:r>
+      <w:bookmarkEnd w:id="48"/>
+    </w:p>
+    <w:p>
+      <w:r>
+        <w:t>Usability testing was carried out in person in order to get the best results.</w:t>
+      </w:r>
+      <w:r>
+        <w:t xml:space="preserve"> Each tester was</w:t>
+      </w:r>
+      <w:r>
+        <w:t xml:space="preserve"> asked to complete different task</w:t>
+      </w:r>
+      <w:r>
+        <w:t>s</w:t>
+      </w:r>
+      <w:r>
+        <w:t xml:space="preserve"> and </w:t>
+      </w:r>
+      <w:r>
+        <w:t xml:space="preserve">rate their </w:t>
+      </w:r>
+      <w:r>
+        <w:t>experience 1-</w:t>
+      </w:r>
+      <w:r>
+        <w:t>5 based on how easy</w:t>
+      </w:r>
+      <w:r>
+        <w:t xml:space="preserve"> or difficult</w:t>
+      </w:r>
+      <w:r>
+        <w:t xml:space="preserve"> the tasks were to complete</w:t>
+      </w:r>
+      <w:r>
+        <w:t>.</w:t>
       </w:r>
       <w:r>
         <w:t xml:space="preserve"> </w:t>
       </w:r>
-      <w:r>
-        <w:t>can then be</w:t>
-      </w:r>
-      <w:r>
-        <w:t xml:space="preserve"> used to</w:t>
-      </w:r>
-      <w:r>
-        <w:t xml:space="preserve"> match</w:t>
-      </w:r>
-      <w:r>
-        <w:t xml:space="preserve"> find the</w:t>
+    </w:p>
+    <w:p>
+      <w:r>
+        <w:t>The tasks asked to be completed</w:t>
+      </w:r>
+      <w:r>
+        <w:t xml:space="preserve"> for the</w:t>
+      </w:r>
+      <w:r>
+        <w:t xml:space="preserve"> IoT</w:t>
       </w:r>
       <w:r>
         <w:t xml:space="preserve"> </w:t>
       </w:r>
       <w:r>
-        <w:t>relevant</w:t>
-      </w:r>
-      <w:r>
-        <w:t xml:space="preserve"> data</w:t>
-      </w:r>
-      <w:r>
-        <w:t xml:space="preserve"> for the user</w:t>
+        <w:t xml:space="preserve">management </w:t>
+      </w:r>
+      <w:r>
+        <w:t>application</w:t>
+      </w:r>
+      <w:r>
+        <w:t xml:space="preserve"> were: </w:t>
+      </w:r>
+    </w:p>
+    <w:p>
+      <w:pPr>
+        <w:pStyle w:val="ListParagraph"/>
+        <w:numPr>
+          <w:ilvl w:val="0"/>
+          <w:numId w:val="2"/>
+        </w:numPr>
+      </w:pPr>
+      <w:r>
+        <w:t>Create an account and login</w:t>
       </w:r>
       <w:r>
         <w:t>.</w:t>
@@ -6103,599 +8466,301 @@
     </w:p>
     <w:p>
       <w:pPr>
-        <w:pStyle w:val="Heading1"/>
-      </w:pPr>
-      <w:bookmarkStart w:id="33" w:name="_Toc196168483"/>
-      <w:r>
-        <w:lastRenderedPageBreak/>
-        <w:t xml:space="preserve">Extending </w:t>
-      </w:r>
-      <w:r>
-        <w:t>the</w:t>
-      </w:r>
-      <w:r>
-        <w:t xml:space="preserve"> application</w:t>
-      </w:r>
-      <w:bookmarkEnd w:id="33"/>
-    </w:p>
-    <w:p>
-      <w:r>
-        <w:t>The system for loading extensions in the ICMS server utilises the fact that python has easy access to a global</w:t>
-      </w:r>
-      <w:r>
-        <w:t xml:space="preserve"> system where the libraries and stored and displayed. Having access to this s</w:t>
-      </w:r>
-      <w:r>
-        <w:t>ystem</w:t>
-      </w:r>
-      <w:r>
-        <w:t xml:space="preserve"> means libraries can be imported and unimported at will. It also means that individual libraries can be used similarly to objects where the library object can be stored and referenced.</w:t>
-      </w:r>
-    </w:p>
-    <w:p>
-      <w:r>
-        <w:t>In the application</w:t>
+        <w:pStyle w:val="ListParagraph"/>
+        <w:numPr>
+          <w:ilvl w:val="0"/>
+          <w:numId w:val="2"/>
+        </w:numPr>
+      </w:pPr>
+      <w:r>
+        <w:t>Access and call a server function</w:t>
+      </w:r>
+      <w:r>
+        <w:t>.</w:t>
+      </w:r>
+    </w:p>
+    <w:p>
+      <w:pPr>
+        <w:pStyle w:val="ListParagraph"/>
+        <w:numPr>
+          <w:ilvl w:val="0"/>
+          <w:numId w:val="2"/>
+        </w:numPr>
+      </w:pPr>
+      <w:r>
+        <w:t>Create and pair a new device to their account</w:t>
+      </w:r>
+      <w:r>
+        <w:t>.</w:t>
+      </w:r>
+    </w:p>
+    <w:p>
+      <w:r>
+        <w:t>Another set of usability testing was carried out for the store application.</w:t>
+      </w:r>
+      <w:r>
+        <w:t xml:space="preserve"> Similarly, the tasks asked of the tester were: </w:t>
+      </w:r>
+    </w:p>
+    <w:p>
+      <w:pPr>
+        <w:pStyle w:val="ListParagraph"/>
+        <w:numPr>
+          <w:ilvl w:val="0"/>
+          <w:numId w:val="4"/>
+        </w:numPr>
+      </w:pPr>
+      <w:r>
+        <w:t>Create an account and login</w:t>
+      </w:r>
+      <w:r>
+        <w:t>.</w:t>
+      </w:r>
+    </w:p>
+    <w:p>
+      <w:pPr>
+        <w:pStyle w:val="ListParagraph"/>
+        <w:numPr>
+          <w:ilvl w:val="0"/>
+          <w:numId w:val="4"/>
+        </w:numPr>
+      </w:pPr>
+      <w:r>
+        <w:t>Access and download a new extension or device.</w:t>
+      </w:r>
+    </w:p>
+    <w:p>
+      <w:pPr>
+        <w:pStyle w:val="ListParagraph"/>
+        <w:numPr>
+          <w:ilvl w:val="0"/>
+          <w:numId w:val="4"/>
+        </w:numPr>
+      </w:pPr>
+      <w:r>
+        <w:t>Upload a new extension or device.</w:t>
+      </w:r>
+    </w:p>
+    <w:p>
+      <w:r>
+        <w:t>The results of</w:t>
+      </w:r>
+      <w:r>
+        <w:t xml:space="preserve"> the </w:t>
+      </w:r>
+      <w:r>
+        <w:t>ICMS</w:t>
       </w:r>
       <w:r>
         <w:t xml:space="preserve"> </w:t>
       </w:r>
       <w:r>
-        <w:t>extensions are loaded before any of the other parts of the software are started</w:t>
-      </w:r>
-      <w:r>
-        <w:t xml:space="preserve"> through the init_extensions function found in the webserver</w:t>
-      </w:r>
-      <w:r>
-        <w:t>. The</w:t>
-      </w:r>
-      <w:r>
-        <w:t xml:space="preserve">se extensions </w:t>
-      </w:r>
-      <w:r>
-        <w:t>are loaded by importing</w:t>
-      </w:r>
-      <w:r>
-        <w:t xml:space="preserve"> it</w:t>
-      </w:r>
-      <w:r>
-        <w:t xml:space="preserve"> at runtime though pythons importlib library.</w:t>
-      </w:r>
-      <w:r>
-        <w:t xml:space="preserve"> This way of loading the </w:t>
-      </w:r>
-      <w:r>
-        <w:t xml:space="preserve">extensions </w:t>
-      </w:r>
-      <w:r>
-        <w:t xml:space="preserve">allows the end user to </w:t>
-      </w:r>
-      <w:r>
-        <w:t>decide</w:t>
-      </w:r>
-      <w:r>
-        <w:t xml:space="preserve"> which libraries </w:t>
-      </w:r>
-      <w:r>
-        <w:t xml:space="preserve">need </w:t>
-      </w:r>
-      <w:r>
-        <w:t xml:space="preserve">to be imported and where from </w:t>
-      </w:r>
-      <w:r>
-        <w:t>us</w:t>
-      </w:r>
-      <w:r>
-        <w:t>ing</w:t>
-      </w:r>
-      <w:r>
-        <w:t xml:space="preserve"> the json file found in the settings </w:t>
-      </w:r>
-      <w:r>
-        <w:t>folder</w:t>
-      </w:r>
-      <w:r>
-        <w:t>. This massively simplifies the end user experience for building and using community made extensions.</w:t>
+        <w:t>tests are as follows:</w:t>
+      </w:r>
+    </w:p>
+    <w:tbl>
+      <w:tblPr>
+        <w:tblStyle w:val="TableGrid"/>
+        <w:tblW w:w="0" w:type="auto"/>
+        <w:tblLook w:val="04A0" w:firstRow="1" w:lastRow="0" w:firstColumn="1" w:lastColumn="0" w:noHBand="0" w:noVBand="1"/>
+      </w:tblPr>
+      <w:tblGrid>
+        <w:gridCol w:w="2159"/>
+        <w:gridCol w:w="2159"/>
+        <w:gridCol w:w="2159"/>
+        <w:gridCol w:w="2159"/>
+      </w:tblGrid>
+      <w:tr>
+        <w:trPr>
+          <w:trHeight w:val="391"/>
+        </w:trPr>
+        <w:tc>
+          <w:tcPr>
+            <w:tcW w:w="2159" w:type="dxa"/>
+          </w:tcPr>
+          <w:p>
+            <w:r>
+              <w:t>Tester</w:t>
+            </w:r>
+          </w:p>
+        </w:tc>
+        <w:tc>
+          <w:tcPr>
+            <w:tcW w:w="2159" w:type="dxa"/>
+          </w:tcPr>
+          <w:p>
+            <w:r>
+              <w:t>Task 1</w:t>
+            </w:r>
+          </w:p>
+        </w:tc>
+        <w:tc>
+          <w:tcPr>
+            <w:tcW w:w="2159" w:type="dxa"/>
+          </w:tcPr>
+          <w:p>
+            <w:r>
+              <w:t>Task 2</w:t>
+            </w:r>
+          </w:p>
+        </w:tc>
+        <w:tc>
+          <w:tcPr>
+            <w:tcW w:w="2159" w:type="dxa"/>
+          </w:tcPr>
+          <w:p>
+            <w:r>
+              <w:t>Task 3</w:t>
+            </w:r>
+          </w:p>
+        </w:tc>
+      </w:tr>
+      <w:tr>
+        <w:trPr>
+          <w:trHeight w:val="711"/>
+        </w:trPr>
+        <w:tc>
+          <w:tcPr>
+            <w:tcW w:w="2159" w:type="dxa"/>
+          </w:tcPr>
+          <w:p/>
+        </w:tc>
+        <w:tc>
+          <w:tcPr>
+            <w:tcW w:w="2159" w:type="dxa"/>
+          </w:tcPr>
+          <w:p/>
+        </w:tc>
+        <w:tc>
+          <w:tcPr>
+            <w:tcW w:w="2159" w:type="dxa"/>
+          </w:tcPr>
+          <w:p/>
+        </w:tc>
+        <w:tc>
+          <w:tcPr>
+            <w:tcW w:w="2159" w:type="dxa"/>
+          </w:tcPr>
+          <w:p/>
+        </w:tc>
+      </w:tr>
+      <w:tr>
+        <w:trPr>
+          <w:trHeight w:val="752"/>
+        </w:trPr>
+        <w:tc>
+          <w:tcPr>
+            <w:tcW w:w="2159" w:type="dxa"/>
+          </w:tcPr>
+          <w:p/>
+        </w:tc>
+        <w:tc>
+          <w:tcPr>
+            <w:tcW w:w="2159" w:type="dxa"/>
+          </w:tcPr>
+          <w:p/>
+        </w:tc>
+        <w:tc>
+          <w:tcPr>
+            <w:tcW w:w="2159" w:type="dxa"/>
+          </w:tcPr>
+          <w:p/>
+        </w:tc>
+        <w:tc>
+          <w:tcPr>
+            <w:tcW w:w="2159" w:type="dxa"/>
+          </w:tcPr>
+          <w:p/>
+        </w:tc>
+      </w:tr>
+      <w:tr>
+        <w:trPr>
+          <w:trHeight w:val="711"/>
+        </w:trPr>
+        <w:tc>
+          <w:tcPr>
+            <w:tcW w:w="2159" w:type="dxa"/>
+          </w:tcPr>
+          <w:p/>
+        </w:tc>
+        <w:tc>
+          <w:tcPr>
+            <w:tcW w:w="2159" w:type="dxa"/>
+          </w:tcPr>
+          <w:p/>
+        </w:tc>
+        <w:tc>
+          <w:tcPr>
+            <w:tcW w:w="2159" w:type="dxa"/>
+          </w:tcPr>
+          <w:p/>
+        </w:tc>
+        <w:tc>
+          <w:tcPr>
+            <w:tcW w:w="2159" w:type="dxa"/>
+          </w:tcPr>
+          <w:p/>
+        </w:tc>
+      </w:tr>
+    </w:tbl>
+    <w:p/>
+    <w:p>
+      <w:r>
+        <w:t>At the end of this round of testing the testers were then asked to give written fee</w:t>
+      </w:r>
+      <w:r>
+        <w:t>d</w:t>
+      </w:r>
+      <w:r>
+        <w:t>back on their experience with both application</w:t>
+      </w:r>
+      <w:r>
+        <w:t>s.</w:t>
+      </w:r>
+      <w:r>
+        <w:t xml:space="preserve"> This method of feedback was used to drive the development and improvement of the applications visually and functionally</w:t>
+      </w:r>
+      <w:r>
+        <w:t xml:space="preserve"> in response to their feedback</w:t>
+      </w:r>
+      <w:r>
+        <w:t>.</w:t>
+      </w:r>
+      <w:r>
+        <w:t xml:space="preserve"> The testing for this application could have been significantly improved with a</w:t>
+      </w:r>
+      <w:r>
+        <w:t>n</w:t>
       </w:r>
       <w:r>
         <w:t xml:space="preserve"> </w:t>
       </w:r>
-    </w:p>
-    <w:p>
-      <w:r>
-        <w:t xml:space="preserve">This system also massively benefits developers as the core systems can continue to run after importing an extension </w:t>
-      </w:r>
-      <w:r>
-        <w:t xml:space="preserve">even </w:t>
-      </w:r>
-      <w:r>
-        <w:t>with broken code as the</w:t>
-      </w:r>
-      <w:r>
-        <w:t xml:space="preserve"> extension will just fail to be imported through the try-catch statement.</w:t>
-      </w:r>
-      <w:r>
-        <w:t xml:space="preserve"> This failure to be imported will also display a debugging message in the log file making tracking down errors significantly easier.</w:t>
-      </w:r>
-      <w:r>
-        <w:t xml:space="preserve">  </w:t>
-      </w:r>
-      <w:r>
-        <w:t xml:space="preserve"> </w:t>
+      <w:r>
+        <w:t xml:space="preserve">increased </w:t>
+      </w:r>
+      <w:r>
+        <w:t>sample size, but due to</w:t>
+      </w:r>
+      <w:r>
+        <w:t xml:space="preserve"> outside</w:t>
+      </w:r>
+      <w:r>
+        <w:t xml:space="preserve"> limitations could not.</w:t>
       </w:r>
     </w:p>
     <w:p>
       <w:pPr>
         <w:pStyle w:val="Heading2"/>
       </w:pPr>
-      <w:bookmarkStart w:id="34" w:name="_Toc196168484"/>
-      <w:r>
-        <w:t>Extensions</w:t>
-      </w:r>
-      <w:bookmarkEnd w:id="34"/>
-    </w:p>
-    <w:p>
-      <w:r>
-        <w:t>Each extension can register different functions through the extension class. Registering a function automatically adds it to the list of server functions</w:t>
-      </w:r>
-      <w:r>
-        <w:t xml:space="preserve"> accessible </w:t>
-      </w:r>
-      <w:r>
-        <w:t>through</w:t>
-      </w:r>
-      <w:r>
-        <w:t xml:space="preserve"> the web server or </w:t>
-      </w:r>
-      <w:r>
-        <w:t xml:space="preserve">through </w:t>
-      </w:r>
-      <w:r>
-        <w:t xml:space="preserve">a device </w:t>
-      </w:r>
-      <w:r>
-        <w:t>connected to the socket server</w:t>
-      </w:r>
-      <w:r>
-        <w:t>.</w:t>
-      </w:r>
-      <w:r>
-        <w:t xml:space="preserve"> When registering a </w:t>
-      </w:r>
-      <w:r>
-        <w:t>function,</w:t>
-      </w:r>
-      <w:r>
-        <w:t xml:space="preserve"> the developer also</w:t>
-      </w:r>
-      <w:r>
-        <w:t xml:space="preserve"> has the ability to specify different arguments for when the function is called.</w:t>
-      </w:r>
-      <w:r>
-        <w:t xml:space="preserve"> When calling a function through one of the previously stated methods,</w:t>
-      </w:r>
-      <w:r>
-        <w:t xml:space="preserve"> </w:t>
-      </w:r>
-      <w:r>
-        <w:t>t</w:t>
-      </w:r>
-      <w:r>
-        <w:t>he arguments</w:t>
-      </w:r>
-      <w:r>
-        <w:t xml:space="preserve"> specified in the request</w:t>
-      </w:r>
-      <w:r>
-        <w:t xml:space="preserve"> will need to conform to the arguments </w:t>
-      </w:r>
-      <w:r>
-        <w:t>stated when registering the function</w:t>
-      </w:r>
-      <w:r>
-        <w:t>,</w:t>
-      </w:r>
-      <w:r>
-        <w:t xml:space="preserve"> </w:t>
-      </w:r>
-      <w:r>
-        <w:t>for</w:t>
-      </w:r>
-      <w:r>
-        <w:t xml:space="preserve"> the function to</w:t>
-      </w:r>
-      <w:r>
-        <w:t xml:space="preserve"> be successfully called</w:t>
-      </w:r>
-      <w:r>
-        <w:t>,</w:t>
-      </w:r>
-      <w:r>
-        <w:t xml:space="preserve"> otherwise the function will fail and display a debug message in the log</w:t>
-      </w:r>
-      <w:r>
-        <w:t>.</w:t>
-      </w:r>
-      <w:r>
-        <w:t xml:space="preserve"> These arguments are </w:t>
-      </w:r>
-      <w:r>
-        <w:t xml:space="preserve">created dynamically </w:t>
-      </w:r>
-      <w:r>
-        <w:t xml:space="preserve">through specifying </w:t>
-      </w:r>
-      <w:r>
-        <w:t>it as</w:t>
-      </w:r>
-      <w:r>
-        <w:t xml:space="preserve"> a string</w:t>
-      </w:r>
-      <w:r>
-        <w:t xml:space="preserve">, meaning when converting the variable to the specified </w:t>
-      </w:r>
-      <w:r>
-        <w:t>type, as long as the type is loaded within the application</w:t>
-      </w:r>
-      <w:r>
-        <w:t>, it can</w:t>
-      </w:r>
-      <w:r>
-        <w:t xml:space="preserve"> essentially</w:t>
-      </w:r>
-      <w:r>
-        <w:t xml:space="preserve"> be</w:t>
-      </w:r>
-      <w:r>
-        <w:t xml:space="preserve"> </w:t>
-      </w:r>
-      <w:r>
-        <w:t>anything,</w:t>
-      </w:r>
-      <w:r>
-        <w:t xml:space="preserve"> and it will attempt to be converted</w:t>
-      </w:r>
-      <w:r>
-        <w:t>.</w:t>
-      </w:r>
-      <w:r>
-        <w:t xml:space="preserve"> </w:t>
-      </w:r>
-    </w:p>
-    <w:p>
-      <w:r>
-        <w:t>(show example of complex data type</w:t>
-      </w:r>
-      <w:r>
-        <w:t xml:space="preserve"> and simple data types</w:t>
-      </w:r>
-      <w:r>
-        <w:t>)</w:t>
-      </w:r>
-    </w:p>
-    <w:p>
-      <w:pPr>
-        <w:pStyle w:val="Heading1"/>
-      </w:pPr>
-      <w:bookmarkStart w:id="35" w:name="_Testing_and_Analysis"/>
-      <w:bookmarkStart w:id="36" w:name="_Toc196168485"/>
-      <w:bookmarkEnd w:id="35"/>
-      <w:r>
-        <w:t xml:space="preserve">Testing </w:t>
-      </w:r>
-      <w:r>
-        <w:t>and Analysis</w:t>
-      </w:r>
-      <w:bookmarkEnd w:id="36"/>
-    </w:p>
-    <w:p>
-      <w:r>
-        <w:t>Unit testing</w:t>
-      </w:r>
-      <w:r>
-        <w:t xml:space="preserve"> was conducted on both apps and servers</w:t>
-      </w:r>
-      <w:r>
-        <w:t xml:space="preserve">. </w:t>
-      </w:r>
-      <w:r>
-        <w:t>Testing of all the applications that make up ICMS was more difficult due to the multiple languages</w:t>
-      </w:r>
-      <w:r>
-        <w:t xml:space="preserve"> utilised throughout.</w:t>
-      </w:r>
-      <w:r>
-        <w:t xml:space="preserve"> Each language utilised their platforms best testing frameworks in order</w:t>
-      </w:r>
-      <w:r>
-        <w:t xml:space="preserve"> ensure they were tested as thoroughly as possible</w:t>
-      </w:r>
-      <w:r>
-        <w:t>.</w:t>
-      </w:r>
-    </w:p>
-    <w:p>
-      <w:r>
-        <w:t>Pytest was the</w:t>
-      </w:r>
-      <w:r>
-        <w:t xml:space="preserve"> chosen frameworks for the python applications</w:t>
-      </w:r>
-      <w:r>
-        <w:t>.</w:t>
-      </w:r>
-      <w:r>
-        <w:t xml:space="preserve"> It is a </w:t>
-      </w:r>
-      <w:r>
-        <w:t>well-supported</w:t>
-      </w:r>
-      <w:r>
-        <w:t xml:space="preserve"> and </w:t>
-      </w:r>
-      <w:r>
-        <w:t>well-known</w:t>
-      </w:r>
-      <w:r>
-        <w:t xml:space="preserve"> framework for </w:t>
-      </w:r>
-      <w:r>
-        <w:t xml:space="preserve">writing easily readable </w:t>
-      </w:r>
-      <w:r>
-        <w:t>test</w:t>
-      </w:r>
-      <w:r>
-        <w:t>s</w:t>
-      </w:r>
-      <w:r>
-        <w:t>.</w:t>
-      </w:r>
-    </w:p>
-    <w:p>
-      <w:r>
-        <w:t>(show tests</w:t>
-      </w:r>
-      <w:r>
-        <w:t xml:space="preserve"> (after you write them)</w:t>
-      </w:r>
-      <w:r>
-        <w:t>)</w:t>
-      </w:r>
-    </w:p>
-    <w:p>
-      <w:r>
-        <w:t xml:space="preserve">Vitest was the testing framework recommended for use with Svelte applications and is the reason </w:t>
-      </w:r>
-      <w:r>
-        <w:t>it</w:t>
-      </w:r>
-      <w:r>
-        <w:t xml:space="preserve"> was chosen for this project.</w:t>
-      </w:r>
-    </w:p>
-    <w:p/>
-    <w:p>
-      <w:pPr>
-        <w:pStyle w:val="Heading2"/>
-      </w:pPr>
-      <w:bookmarkStart w:id="37" w:name="_Toc196168486"/>
-      <w:r>
-        <w:lastRenderedPageBreak/>
-        <w:t xml:space="preserve">Ease of development vs </w:t>
-      </w:r>
-      <w:r>
-        <w:t>best practices</w:t>
-      </w:r>
-      <w:bookmarkEnd w:id="37"/>
-    </w:p>
-    <w:p>
-      <w:r>
-        <w:t xml:space="preserve">Sometimes in development the ease of development out-weighs the speed of the application. As long as the product is proved to be able to be developed. The application can always be optimised or re-written in a different language to be faster. </w:t>
-      </w:r>
-    </w:p>
-    <w:p>
-      <w:r>
-        <w:t>As a business, best practices should be followed more closely as the development power is usually there to be able to develop it correctly the first time.</w:t>
-      </w:r>
-    </w:p>
-    <w:p>
-      <w:pPr>
-        <w:pStyle w:val="Heading1"/>
-      </w:pPr>
-      <w:bookmarkStart w:id="38" w:name="_Toc196168487"/>
-      <w:r>
-        <w:t>Development Environment</w:t>
-      </w:r>
-      <w:bookmarkEnd w:id="38"/>
-    </w:p>
-    <w:p>
-      <w:pPr>
-        <w:pStyle w:val="Heading2"/>
-      </w:pPr>
-      <w:bookmarkStart w:id="39" w:name="_Toc196168488"/>
-      <w:r>
-        <w:t>Docker</w:t>
-      </w:r>
-      <w:bookmarkEnd w:id="39"/>
-    </w:p>
-    <w:p>
-      <w:r>
-        <w:t xml:space="preserve">Docker is an application built to containerise other applications. Through this containerisation, developers can build and test their code </w:t>
-      </w:r>
-      <w:r>
-        <w:t xml:space="preserve">without having to worry about </w:t>
-      </w:r>
-    </w:p>
-    <w:p>
-      <w:r>
-        <w:t>Docker was chosen to simplify the build process for both applications.</w:t>
-      </w:r>
-      <w:r>
-        <w:t xml:space="preserve"> </w:t>
-      </w:r>
-      <w:r>
-        <w:t>Docker allows the developer to automate the build process by using step-by-step commands in a file called a Dockerfile.</w:t>
-      </w:r>
-      <w:r>
-        <w:t xml:space="preserve"> These </w:t>
-      </w:r>
-      <w:r>
-        <w:t>D</w:t>
-      </w:r>
-      <w:r>
-        <w:t>ockerfiles allow you to specify how libraries are downloaded and installed as well as how the final program is run</w:t>
-      </w:r>
-      <w:r>
-        <w:t>. To use the Dockerfile, an initial image is selected for usage within the container</w:t>
-      </w:r>
-      <w:r>
-        <w:t>, f</w:t>
-      </w:r>
-      <w:r>
-        <w:t>or example, each of the servers running within ICMS utilise the default</w:t>
-      </w:r>
-      <w:r>
-        <w:t xml:space="preserve"> newest</w:t>
-      </w:r>
-      <w:r>
-        <w:t xml:space="preserve"> python </w:t>
-      </w:r>
-      <w:r>
-        <w:t>image</w:t>
-      </w:r>
-      <w:r>
-        <w:t>, while each of the Svelte web applications use the node image</w:t>
-      </w:r>
-      <w:r>
-        <w:t>.</w:t>
-      </w:r>
-    </w:p>
-    <w:p>
-      <w:r>
-        <w:t>Commands used within docker are the same as any other.</w:t>
-      </w:r>
-      <w:r>
-        <w:t xml:space="preserve"> The final command is the one that will attempt to run for as long as the application is running, specifying this anywhere else will prevent the command from being executed.</w:t>
-      </w:r>
-    </w:p>
-    <w:p/>
-    <w:p>
-      <w:pPr>
-        <w:pStyle w:val="Heading2"/>
-      </w:pPr>
-      <w:bookmarkStart w:id="40" w:name="_Toc196168489"/>
-      <w:r>
-        <w:t>Docker</w:t>
-      </w:r>
-      <w:r>
-        <w:t>-</w:t>
-      </w:r>
-      <w:r>
-        <w:t>C</w:t>
-      </w:r>
-      <w:r>
-        <w:t>ompose</w:t>
-      </w:r>
-      <w:bookmarkEnd w:id="40"/>
-    </w:p>
-    <w:p>
-      <w:r>
-        <w:t>Docker compose allows</w:t>
-      </w:r>
-      <w:r>
-        <w:t xml:space="preserve"> Dockerfiles to be compiled together and run simultaneously in the same docker image. Through the image, different applications can be disabled and enabled depending on which parts the end user wishes to use. </w:t>
-      </w:r>
-    </w:p>
-    <w:p/>
-    <w:p>
-      <w:pPr>
-        <w:pStyle w:val="Heading2"/>
-      </w:pPr>
-      <w:bookmarkStart w:id="41" w:name="_Toc196168490"/>
-      <w:r>
-        <w:t>Nginx</w:t>
-      </w:r>
-      <w:bookmarkEnd w:id="41"/>
-    </w:p>
-    <w:p>
-      <w:r>
-        <w:t xml:space="preserve">Nginx is a piece of software used to host servers through proxying. </w:t>
-      </w:r>
-    </w:p>
-    <w:p>
-      <w:r>
-        <w:t xml:space="preserve">Nginx is used through docker, where the backend </w:t>
-      </w:r>
-      <w:r>
-        <w:t>services</w:t>
-      </w:r>
-      <w:r>
-        <w:t xml:space="preserve"> are proxied through </w:t>
-      </w:r>
-      <w:r>
-        <w:t>a</w:t>
-      </w:r>
-      <w:r>
-        <w:t xml:space="preserve"> nginx reverse proxy, allowing all commands to flow through nginx</w:t>
-      </w:r>
-      <w:r>
-        <w:t xml:space="preserve"> before reaching the backend</w:t>
-      </w:r>
-      <w:r>
-        <w:t xml:space="preserve"> services</w:t>
-      </w:r>
-      <w:r>
-        <w:t>.</w:t>
-      </w:r>
-      <w:r>
-        <w:t xml:space="preserve"> This system is good for taking advantage of features such as load balancing and rate limiting.</w:t>
-      </w:r>
-    </w:p>
-    <w:p>
-      <w:r>
-        <w:t xml:space="preserve">Hosting and improving on </w:t>
-      </w:r>
-      <w:r>
-        <w:t>ease of use</w:t>
-      </w:r>
-    </w:p>
-    <w:p>
-      <w:pPr>
-        <w:pStyle w:val="Heading1"/>
-      </w:pPr>
-      <w:bookmarkStart w:id="42" w:name="_Toc196168491"/>
-      <w:r>
-        <w:t>Optimising The Application/Future development</w:t>
-      </w:r>
-      <w:bookmarkEnd w:id="42"/>
-    </w:p>
-    <w:p/>
-    <w:p>
-      <w:r>
-        <w:t>Improving the store</w:t>
-      </w:r>
-    </w:p>
-    <w:p>
-      <w:r>
-        <w:lastRenderedPageBreak/>
-        <w:t>Hardware database</w:t>
-      </w:r>
-    </w:p>
-    <w:p>
-      <w:r>
-        <w:t xml:space="preserve">Improved </w:t>
-      </w:r>
-      <w:r>
-        <w:t>extensio</w:t>
-      </w:r>
-      <w:r>
-        <w:t>n</w:t>
-      </w:r>
-      <w:r>
-        <w:t xml:space="preserve"> </w:t>
-      </w:r>
-      <w:r>
-        <w:t>management</w:t>
+      <w:bookmarkStart w:id="49" w:name="_Toc196507310"/>
+      <w:r>
+        <w:t>Feedback</w:t>
+      </w:r>
+      <w:bookmarkEnd w:id="49"/>
+    </w:p>
+    <w:p>
+      <w:r>
+        <w:t>(show feedback here)</w:t>
       </w:r>
     </w:p>
     <w:p/>
@@ -6704,13 +8769,278 @@
     <w:p/>
     <w:p>
       <w:pPr>
+        <w:pStyle w:val="Heading2"/>
+      </w:pPr>
+      <w:bookmarkStart w:id="50" w:name="_Toc196507311"/>
+      <w:r>
+        <w:t xml:space="preserve">Ease of development vs </w:t>
+      </w:r>
+      <w:r>
+        <w:t>best practices</w:t>
+      </w:r>
+      <w:bookmarkEnd w:id="50"/>
+    </w:p>
+    <w:p>
+      <w:r>
+        <w:t xml:space="preserve">Sometimes in development the ease of development out-weighs the speed of the application. As long as the product is proved to be able to be developed. The application can always be optimised or re-written in a different language to be faster. </w:t>
+      </w:r>
+    </w:p>
+    <w:p>
+      <w:r>
+        <w:t>As a business, best practices should be followed more closely as the development power is usually there to be able to develop it correctly the first time.</w:t>
+      </w:r>
+    </w:p>
+    <w:p>
+      <w:pPr>
         <w:pStyle w:val="Heading1"/>
       </w:pPr>
-      <w:bookmarkStart w:id="43" w:name="_Toc196168492"/>
+      <w:bookmarkStart w:id="51" w:name="_Toc196507312"/>
+      <w:r>
+        <w:t>Development Environment</w:t>
+      </w:r>
+      <w:bookmarkEnd w:id="51"/>
+    </w:p>
+    <w:p>
+      <w:pPr>
+        <w:pStyle w:val="Heading2"/>
+      </w:pPr>
+      <w:bookmarkStart w:id="52" w:name="_Toc196507313"/>
+      <w:r>
+        <w:t>Hosting and improving on ease of use</w:t>
+      </w:r>
+      <w:bookmarkEnd w:id="52"/>
+    </w:p>
+    <w:p>
+      <w:r>
+        <w:t>Hosting a server isn’t always a simple job. Automating the more difficult parts massively improves how the end user access</w:t>
+      </w:r>
+      <w:r>
+        <w:t>es</w:t>
+      </w:r>
+      <w:r>
+        <w:t xml:space="preserve"> and uses the application. </w:t>
+      </w:r>
+    </w:p>
+    <w:p>
+      <w:pPr>
+        <w:pStyle w:val="Heading2"/>
+      </w:pPr>
+      <w:bookmarkStart w:id="53" w:name="_Toc196507314"/>
+      <w:r>
+        <w:t>Docker</w:t>
+      </w:r>
+      <w:bookmarkEnd w:id="53"/>
+    </w:p>
+    <w:p>
+      <w:r>
+        <w:t>Docker is an application built to containeri</w:t>
+      </w:r>
+      <w:r>
+        <w:t>s</w:t>
+      </w:r>
+      <w:r>
+        <w:t xml:space="preserve">e other applications. Through this containerisation, developers can build and test their code </w:t>
+      </w:r>
+      <w:r>
+        <w:t xml:space="preserve">without having to worry about </w:t>
+      </w:r>
+    </w:p>
+    <w:p>
+      <w:r>
+        <w:t>Docker was chosen to simplify the build process for both applications.</w:t>
+      </w:r>
+      <w:r>
+        <w:t xml:space="preserve"> </w:t>
+      </w:r>
+      <w:r>
+        <w:t>Docker allows the developer to automate the build process by using step-by-step commands in a file called a Dockerfile.</w:t>
+      </w:r>
+      <w:r>
+        <w:t xml:space="preserve"> These </w:t>
+      </w:r>
+      <w:r>
+        <w:t>D</w:t>
+      </w:r>
+      <w:r>
+        <w:t>ockerfiles allow you to specify how libraries are downloaded and installed as well as how the final program is run</w:t>
+      </w:r>
+      <w:r>
+        <w:t>. To use the Dockerfile, an initial image is selected for usage within the container</w:t>
+      </w:r>
+      <w:r>
+        <w:t>, f</w:t>
+      </w:r>
+      <w:r>
+        <w:t>or example, each of the</w:t>
+      </w:r>
+      <w:r>
+        <w:t xml:space="preserve"> application</w:t>
+      </w:r>
+      <w:r>
+        <w:t xml:space="preserve"> servers running within ICMS </w:t>
+      </w:r>
+      <w:r>
+        <w:t>use</w:t>
+      </w:r>
+      <w:r>
+        <w:t xml:space="preserve"> the default</w:t>
+      </w:r>
+      <w:r>
+        <w:t xml:space="preserve"> </w:t>
+      </w:r>
+      <w:r>
+        <w:t xml:space="preserve">python </w:t>
+      </w:r>
+      <w:r>
+        <w:t>image</w:t>
+      </w:r>
+      <w:r>
+        <w:t>, while each of the Svelte web applications use the node image</w:t>
+      </w:r>
+      <w:r>
+        <w:t>.</w:t>
+      </w:r>
+    </w:p>
+    <w:p>
+      <w:r>
+        <w:t>Commands used within docker are the same as any other.</w:t>
+      </w:r>
+      <w:r>
+        <w:t xml:space="preserve"> The final command is the one that will attempt to run for as long as the application is running, specifying this anywhere else will prevent the command from being executed.</w:t>
+      </w:r>
+    </w:p>
+    <w:p/>
+    <w:p>
+      <w:pPr>
+        <w:pStyle w:val="Heading2"/>
+      </w:pPr>
+      <w:bookmarkStart w:id="54" w:name="_Toc196507315"/>
+      <w:r>
+        <w:t>Docker</w:t>
+      </w:r>
+      <w:r>
+        <w:t>-</w:t>
+      </w:r>
+      <w:r>
+        <w:t>C</w:t>
+      </w:r>
+      <w:r>
+        <w:t>ompose</w:t>
+      </w:r>
+      <w:bookmarkEnd w:id="54"/>
+    </w:p>
+    <w:p>
+      <w:r>
+        <w:t>Docker compose allows</w:t>
+      </w:r>
+      <w:r>
+        <w:t xml:space="preserve"> Dockerfiles to be compiled together and run simultaneously in the same docker image. Through the image, different applications can be disabled and enabled depending on which parts the end user wishes to use. </w:t>
+      </w:r>
+    </w:p>
+    <w:p/>
+    <w:p>
+      <w:pPr>
+        <w:pStyle w:val="Heading2"/>
+      </w:pPr>
+      <w:bookmarkStart w:id="55" w:name="_Toc196507316"/>
+      <w:r>
+        <w:t>Nginx</w:t>
+      </w:r>
+      <w:bookmarkEnd w:id="55"/>
+    </w:p>
+    <w:p>
+      <w:r>
+        <w:t xml:space="preserve">Nginx is used through docker, where the backend </w:t>
+      </w:r>
+      <w:r>
+        <w:t>services</w:t>
+      </w:r>
+      <w:r>
+        <w:t xml:space="preserve"> are proxied through </w:t>
+      </w:r>
+      <w:r>
+        <w:t>a</w:t>
+      </w:r>
+      <w:r>
+        <w:t xml:space="preserve"> nginx reverse proxy, allowing all commands to flow through nginx</w:t>
+      </w:r>
+      <w:r>
+        <w:t xml:space="preserve"> before reaching the backend</w:t>
+      </w:r>
+      <w:r>
+        <w:t xml:space="preserve"> services</w:t>
+      </w:r>
+      <w:r>
+        <w:t>.</w:t>
+      </w:r>
+      <w:r>
+        <w:t xml:space="preserve"> This system is good for taking advantage of features such as load balancing and rate limiting.</w:t>
+      </w:r>
+    </w:p>
+    <w:p/>
+    <w:p>
+      <w:pPr>
+        <w:pStyle w:val="Heading1"/>
+      </w:pPr>
+      <w:bookmarkStart w:id="56" w:name="_Toc196507317"/>
+      <w:r>
+        <w:lastRenderedPageBreak/>
+        <w:t>Optimising The Application/Future development</w:t>
+      </w:r>
+      <w:bookmarkEnd w:id="56"/>
+    </w:p>
+    <w:p>
+      <w:pPr>
+        <w:pStyle w:val="Heading2"/>
+      </w:pPr>
+      <w:bookmarkStart w:id="57" w:name="_Toc196507318"/>
+      <w:r>
+        <w:t>Improving the store</w:t>
+      </w:r>
+      <w:bookmarkEnd w:id="57"/>
+    </w:p>
+    <w:p/>
+    <w:p/>
+    <w:p>
+      <w:r>
+        <w:t>Hardware database</w:t>
+      </w:r>
+    </w:p>
+    <w:p>
+      <w:r>
+        <w:t xml:space="preserve">Improved </w:t>
+      </w:r>
+      <w:r>
+        <w:t>extensio</w:t>
+      </w:r>
+      <w:r>
+        <w:t>n</w:t>
+      </w:r>
+      <w:r>
+        <w:t xml:space="preserve"> </w:t>
+      </w:r>
+      <w:r>
+        <w:t>management</w:t>
+      </w:r>
+    </w:p>
+    <w:p/>
+    <w:p/>
+    <w:p/>
+    <w:p/>
+    <w:p>
+      <w:pPr>
+        <w:pStyle w:val="Heading1"/>
+      </w:pPr>
+      <w:bookmarkStart w:id="58" w:name="_Toc196507319"/>
       <w:r>
         <w:t>Problems with development</w:t>
       </w:r>
-      <w:bookmarkEnd w:id="43"/>
+      <w:bookmarkEnd w:id="58"/>
+    </w:p>
+    <w:p>
+      <w:r>
+        <w:t>Following timelines</w:t>
+      </w:r>
     </w:p>
     <w:p>
       <w:r>
@@ -6732,7 +9062,7 @@
       <w:pPr>
         <w:pStyle w:val="Heading1"/>
       </w:pPr>
-      <w:bookmarkStart w:id="44" w:name="_Toc196168493"/>
+      <w:bookmarkStart w:id="59" w:name="_Toc196507320"/>
       <w:r>
         <w:t xml:space="preserve">Overcoming </w:t>
       </w:r>
@@ -6745,7 +9075,7 @@
       <w:r>
         <w:t xml:space="preserve"> Development</w:t>
       </w:r>
-      <w:bookmarkEnd w:id="44"/>
+      <w:bookmarkEnd w:id="59"/>
     </w:p>
     <w:p/>
     <w:p/>
@@ -6759,9 +9089,8 @@
       <w:pPr>
         <w:pStyle w:val="Heading1"/>
       </w:pPr>
-      <w:bookmarkStart w:id="45" w:name="_Toc196168494"/>
-      <w:r>
-        <w:lastRenderedPageBreak/>
+      <w:bookmarkStart w:id="60" w:name="_Toc196507321"/>
+      <w:r>
         <w:t xml:space="preserve">What I’ve </w:t>
       </w:r>
       <w:r>
@@ -6788,7 +9117,7 @@
       <w:r>
         <w:t>roject</w:t>
       </w:r>
-      <w:bookmarkEnd w:id="45"/>
+      <w:bookmarkEnd w:id="60"/>
     </w:p>
     <w:p/>
     <w:p/>
@@ -6800,11 +9129,21 @@
       <w:pPr>
         <w:pStyle w:val="Heading1"/>
       </w:pPr>
-      <w:bookmarkStart w:id="46" w:name="_Toc196168495"/>
+      <w:bookmarkStart w:id="61" w:name="_Toc196507322"/>
       <w:r>
         <w:t>Final thoughts and discussion</w:t>
       </w:r>
-      <w:bookmarkEnd w:id="46"/>
+      <w:bookmarkEnd w:id="61"/>
+    </w:p>
+    <w:p>
+      <w:r>
+        <w:t>The market for these devices and the software written for them is massive</w:t>
+      </w:r>
+    </w:p>
+    <w:p>
+      <w:r>
+        <w:t>This application doesn’t aim to fix every problem but a select few</w:t>
+      </w:r>
     </w:p>
     <w:p/>
     <w:p/>
@@ -6812,16 +9151,15 @@
     <w:p/>
     <w:p/>
     <w:p/>
-    <w:p/>
     <w:p>
       <w:pPr>
         <w:pStyle w:val="Heading1"/>
       </w:pPr>
-      <w:bookmarkStart w:id="47" w:name="_Toc196168496"/>
+      <w:bookmarkStart w:id="62" w:name="_Toc196507323"/>
       <w:r>
         <w:t>Refences</w:t>
       </w:r>
-      <w:bookmarkEnd w:id="47"/>
+      <w:bookmarkEnd w:id="62"/>
     </w:p>
     <w:p>
       <w:r>
@@ -6936,6 +9274,95 @@
 <file path=word/numbering.xml><?xml version="1.0" encoding="utf-8"?>
 <w:numbering xmlns:wpc="http://schemas.microsoft.com/office/word/2010/wordprocessingCanvas" xmlns:cx="http://schemas.microsoft.com/office/drawing/2014/chartex" xmlns:cx1="http://schemas.microsoft.com/office/drawing/2015/9/8/chartex" xmlns:cx2="http://schemas.microsoft.com/office/drawing/2015/10/21/chartex" xmlns:cx3="http://schemas.microsoft.com/office/drawing/2016/5/9/chartex" xmlns:cx4="http://schemas.microsoft.com/office/drawing/2016/5/10/chartex" xmlns:cx5="http://schemas.microsoft.com/office/drawing/2016/5/11/chartex" xmlns:cx6="http://schemas.microsoft.com/office/drawing/2016/5/12/chartex" xmlns:cx7="http://schemas.microsoft.com/office/drawing/2016/5/13/chartex" xmlns:cx8="http://schemas.microsoft.com/office/drawing/2016/5/14/chartex" xmlns:mc="http://schemas.openxmlformats.org/markup-compatibility/2006" xmlns:aink="http://schemas.microsoft.com/office/drawing/2016/ink" xmlns:am3d="http://schemas.microsoft.com/office/drawing/2017/model3d" xmlns:o="urn:schemas-microsoft-com:office:office" xmlns:oel="http://schemas.microsoft.com/office/2019/extlst" xmlns:r="http://schemas.openxmlformats.org/officeDocument/2006/relationships" xmlns:m="http://schemas.openxmlformats.org/officeDocument/2006/math" xmlns:v="urn:schemas-microsoft-com:vml" xmlns:wp14="http://schemas.microsoft.com/office/word/2010/wordprocessingDrawing" xmlns:wp="http://schemas.openxmlformats.org/drawingml/2006/wordprocessingDrawing" xmlns:w10="urn:schemas-microsoft-com:office:word" xmlns:w="http://schemas.openxmlformats.org/wordprocessingml/2006/main" xmlns:w14="http://schemas.microsoft.com/office/word/2010/wordml" xmlns:w15="http://schemas.microsoft.com/office/word/2012/wordml" xmlns:w16cex="http://schemas.microsoft.com/office/word/2018/wordml/cex" xmlns:w16cid="http://schemas.microsoft.com/office/word/2016/wordml/cid" xmlns:w16="http://schemas.microsoft.com/office/word/2018/wordml" xmlns:w16du="http://schemas.microsoft.com/office/word/2023/wordml/word16du" xmlns:w16sdtdh="http://schemas.microsoft.com/office/word/2020/wordml/sdtdatahash" xmlns:w16sdtfl="http://schemas.microsoft.com/office/word/2024/wordml/sdtformatlock" xmlns:w16se="http://schemas.microsoft.com/office/word/2015/wordml/symex" xmlns:wpg="http://schemas.microsoft.com/office/word/2010/wordprocessingGroup" xmlns:wpi="http://schemas.microsoft.com/office/word/2010/wordprocessingInk" xmlns:wne="http://schemas.microsoft.com/office/word/2006/wordml" xmlns:wps="http://schemas.microsoft.com/office/word/2010/wordprocessingShape" mc:Ignorable="w14 w15 w16se w16cid w16 w16cex w16sdtdh w16sdtfl w16du wp14">
   <w:abstractNum w:abstractNumId="0" w15:restartNumberingAfterBreak="0">
+    <w:nsid w:val="1CF06469"/>
+    <w:multiLevelType w:val="hybridMultilevel"/>
+    <w:tmpl w:val="844CEC8E"/>
+    <w:lvl w:ilvl="0" w:tplc="0809000F">
+      <w:start w:val="1"/>
+      <w:numFmt w:val="decimal"/>
+      <w:lvlText w:val="%1."/>
+      <w:lvlJc w:val="left"/>
+      <w:pPr>
+        <w:ind w:left="720" w:hanging="360"/>
+      </w:pPr>
+      <w:rPr>
+        <w:rFonts w:hint="default"/>
+      </w:rPr>
+    </w:lvl>
+    <w:lvl w:ilvl="1" w:tplc="08090019" w:tentative="1">
+      <w:start w:val="1"/>
+      <w:numFmt w:val="lowerLetter"/>
+      <w:lvlText w:val="%2."/>
+      <w:lvlJc w:val="left"/>
+      <w:pPr>
+        <w:ind w:left="1440" w:hanging="360"/>
+      </w:pPr>
+    </w:lvl>
+    <w:lvl w:ilvl="2" w:tplc="0809001B" w:tentative="1">
+      <w:start w:val="1"/>
+      <w:numFmt w:val="lowerRoman"/>
+      <w:lvlText w:val="%3."/>
+      <w:lvlJc w:val="right"/>
+      <w:pPr>
+        <w:ind w:left="2160" w:hanging="180"/>
+      </w:pPr>
+    </w:lvl>
+    <w:lvl w:ilvl="3" w:tplc="0809000F" w:tentative="1">
+      <w:start w:val="1"/>
+      <w:numFmt w:val="decimal"/>
+      <w:lvlText w:val="%4."/>
+      <w:lvlJc w:val="left"/>
+      <w:pPr>
+        <w:ind w:left="2880" w:hanging="360"/>
+      </w:pPr>
+    </w:lvl>
+    <w:lvl w:ilvl="4" w:tplc="08090019" w:tentative="1">
+      <w:start w:val="1"/>
+      <w:numFmt w:val="lowerLetter"/>
+      <w:lvlText w:val="%5."/>
+      <w:lvlJc w:val="left"/>
+      <w:pPr>
+        <w:ind w:left="3600" w:hanging="360"/>
+      </w:pPr>
+    </w:lvl>
+    <w:lvl w:ilvl="5" w:tplc="0809001B" w:tentative="1">
+      <w:start w:val="1"/>
+      <w:numFmt w:val="lowerRoman"/>
+      <w:lvlText w:val="%6."/>
+      <w:lvlJc w:val="right"/>
+      <w:pPr>
+        <w:ind w:left="4320" w:hanging="180"/>
+      </w:pPr>
+    </w:lvl>
+    <w:lvl w:ilvl="6" w:tplc="0809000F" w:tentative="1">
+      <w:start w:val="1"/>
+      <w:numFmt w:val="decimal"/>
+      <w:lvlText w:val="%7."/>
+      <w:lvlJc w:val="left"/>
+      <w:pPr>
+        <w:ind w:left="5040" w:hanging="360"/>
+      </w:pPr>
+    </w:lvl>
+    <w:lvl w:ilvl="7" w:tplc="08090019" w:tentative="1">
+      <w:start w:val="1"/>
+      <w:numFmt w:val="lowerLetter"/>
+      <w:lvlText w:val="%8."/>
+      <w:lvlJc w:val="left"/>
+      <w:pPr>
+        <w:ind w:left="5760" w:hanging="360"/>
+      </w:pPr>
+    </w:lvl>
+    <w:lvl w:ilvl="8" w:tplc="0809001B" w:tentative="1">
+      <w:start w:val="1"/>
+      <w:numFmt w:val="lowerRoman"/>
+      <w:lvlText w:val="%9."/>
+      <w:lvlJc w:val="right"/>
+      <w:pPr>
+        <w:ind w:left="6480" w:hanging="180"/>
+      </w:pPr>
+    </w:lvl>
+  </w:abstractNum>
+  <w:abstractNum w:abstractNumId="1" w15:restartNumberingAfterBreak="0">
     <w:nsid w:val="50D96445"/>
     <w:multiLevelType w:val="hybridMultilevel"/>
     <w:tmpl w:val="5A70E76A"/>
@@ -7047,8 +9474,310 @@
       </w:rPr>
     </w:lvl>
   </w:abstractNum>
+  <w:abstractNum w:abstractNumId="2" w15:restartNumberingAfterBreak="0">
+    <w:nsid w:val="54F925FF"/>
+    <w:multiLevelType w:val="hybridMultilevel"/>
+    <w:tmpl w:val="D5A46DDC"/>
+    <w:lvl w:ilvl="0" w:tplc="0DF830E2">
+      <w:start w:val="1"/>
+      <w:numFmt w:val="decimal"/>
+      <w:lvlText w:val="%1."/>
+      <w:lvlJc w:val="left"/>
+      <w:pPr>
+        <w:ind w:left="720" w:hanging="360"/>
+      </w:pPr>
+      <w:rPr>
+        <w:rFonts w:asciiTheme="minorHAnsi" w:eastAsiaTheme="minorHAnsi" w:hAnsiTheme="minorHAnsi" w:cstheme="minorBidi"/>
+      </w:rPr>
+    </w:lvl>
+    <w:lvl w:ilvl="1" w:tplc="08090019" w:tentative="1">
+      <w:start w:val="1"/>
+      <w:numFmt w:val="lowerLetter"/>
+      <w:lvlText w:val="%2."/>
+      <w:lvlJc w:val="left"/>
+      <w:pPr>
+        <w:ind w:left="1440" w:hanging="360"/>
+      </w:pPr>
+    </w:lvl>
+    <w:lvl w:ilvl="2" w:tplc="0809001B" w:tentative="1">
+      <w:start w:val="1"/>
+      <w:numFmt w:val="lowerRoman"/>
+      <w:lvlText w:val="%3."/>
+      <w:lvlJc w:val="right"/>
+      <w:pPr>
+        <w:ind w:left="2160" w:hanging="180"/>
+      </w:pPr>
+    </w:lvl>
+    <w:lvl w:ilvl="3" w:tplc="0809000F" w:tentative="1">
+      <w:start w:val="1"/>
+      <w:numFmt w:val="decimal"/>
+      <w:lvlText w:val="%4."/>
+      <w:lvlJc w:val="left"/>
+      <w:pPr>
+        <w:ind w:left="2880" w:hanging="360"/>
+      </w:pPr>
+    </w:lvl>
+    <w:lvl w:ilvl="4" w:tplc="08090019" w:tentative="1">
+      <w:start w:val="1"/>
+      <w:numFmt w:val="lowerLetter"/>
+      <w:lvlText w:val="%5."/>
+      <w:lvlJc w:val="left"/>
+      <w:pPr>
+        <w:ind w:left="3600" w:hanging="360"/>
+      </w:pPr>
+    </w:lvl>
+    <w:lvl w:ilvl="5" w:tplc="0809001B" w:tentative="1">
+      <w:start w:val="1"/>
+      <w:numFmt w:val="lowerRoman"/>
+      <w:lvlText w:val="%6."/>
+      <w:lvlJc w:val="right"/>
+      <w:pPr>
+        <w:ind w:left="4320" w:hanging="180"/>
+      </w:pPr>
+    </w:lvl>
+    <w:lvl w:ilvl="6" w:tplc="0809000F" w:tentative="1">
+      <w:start w:val="1"/>
+      <w:numFmt w:val="decimal"/>
+      <w:lvlText w:val="%7."/>
+      <w:lvlJc w:val="left"/>
+      <w:pPr>
+        <w:ind w:left="5040" w:hanging="360"/>
+      </w:pPr>
+    </w:lvl>
+    <w:lvl w:ilvl="7" w:tplc="08090019" w:tentative="1">
+      <w:start w:val="1"/>
+      <w:numFmt w:val="lowerLetter"/>
+      <w:lvlText w:val="%8."/>
+      <w:lvlJc w:val="left"/>
+      <w:pPr>
+        <w:ind w:left="5760" w:hanging="360"/>
+      </w:pPr>
+    </w:lvl>
+    <w:lvl w:ilvl="8" w:tplc="0809001B" w:tentative="1">
+      <w:start w:val="1"/>
+      <w:numFmt w:val="lowerRoman"/>
+      <w:lvlText w:val="%9."/>
+      <w:lvlJc w:val="right"/>
+      <w:pPr>
+        <w:ind w:left="6480" w:hanging="180"/>
+      </w:pPr>
+    </w:lvl>
+  </w:abstractNum>
+  <w:abstractNum w:abstractNumId="3" w15:restartNumberingAfterBreak="0">
+    <w:nsid w:val="5BEC3FBF"/>
+    <w:multiLevelType w:val="hybridMultilevel"/>
+    <w:tmpl w:val="8CF86C7C"/>
+    <w:lvl w:ilvl="0" w:tplc="503A58B4">
+      <w:numFmt w:val="bullet"/>
+      <w:lvlText w:val="-"/>
+      <w:lvlJc w:val="left"/>
+      <w:pPr>
+        <w:ind w:left="720" w:hanging="360"/>
+      </w:pPr>
+      <w:rPr>
+        <w:rFonts w:ascii="Aptos" w:eastAsiaTheme="minorHAnsi" w:hAnsi="Aptos" w:cstheme="minorBidi" w:hint="default"/>
+      </w:rPr>
+    </w:lvl>
+    <w:lvl w:ilvl="1" w:tplc="08090003" w:tentative="1">
+      <w:start w:val="1"/>
+      <w:numFmt w:val="bullet"/>
+      <w:lvlText w:val="o"/>
+      <w:lvlJc w:val="left"/>
+      <w:pPr>
+        <w:ind w:left="1440" w:hanging="360"/>
+      </w:pPr>
+      <w:rPr>
+        <w:rFonts w:ascii="Courier New" w:hAnsi="Courier New" w:cs="Courier New" w:hint="default"/>
+      </w:rPr>
+    </w:lvl>
+    <w:lvl w:ilvl="2" w:tplc="08090005" w:tentative="1">
+      <w:start w:val="1"/>
+      <w:numFmt w:val="bullet"/>
+      <w:lvlText w:val=""/>
+      <w:lvlJc w:val="left"/>
+      <w:pPr>
+        <w:ind w:left="2160" w:hanging="360"/>
+      </w:pPr>
+      <w:rPr>
+        <w:rFonts w:ascii="Wingdings" w:hAnsi="Wingdings" w:hint="default"/>
+      </w:rPr>
+    </w:lvl>
+    <w:lvl w:ilvl="3" w:tplc="08090001" w:tentative="1">
+      <w:start w:val="1"/>
+      <w:numFmt w:val="bullet"/>
+      <w:lvlText w:val=""/>
+      <w:lvlJc w:val="left"/>
+      <w:pPr>
+        <w:ind w:left="2880" w:hanging="360"/>
+      </w:pPr>
+      <w:rPr>
+        <w:rFonts w:ascii="Symbol" w:hAnsi="Symbol" w:hint="default"/>
+      </w:rPr>
+    </w:lvl>
+    <w:lvl w:ilvl="4" w:tplc="08090003" w:tentative="1">
+      <w:start w:val="1"/>
+      <w:numFmt w:val="bullet"/>
+      <w:lvlText w:val="o"/>
+      <w:lvlJc w:val="left"/>
+      <w:pPr>
+        <w:ind w:left="3600" w:hanging="360"/>
+      </w:pPr>
+      <w:rPr>
+        <w:rFonts w:ascii="Courier New" w:hAnsi="Courier New" w:cs="Courier New" w:hint="default"/>
+      </w:rPr>
+    </w:lvl>
+    <w:lvl w:ilvl="5" w:tplc="08090005" w:tentative="1">
+      <w:start w:val="1"/>
+      <w:numFmt w:val="bullet"/>
+      <w:lvlText w:val=""/>
+      <w:lvlJc w:val="left"/>
+      <w:pPr>
+        <w:ind w:left="4320" w:hanging="360"/>
+      </w:pPr>
+      <w:rPr>
+        <w:rFonts w:ascii="Wingdings" w:hAnsi="Wingdings" w:hint="default"/>
+      </w:rPr>
+    </w:lvl>
+    <w:lvl w:ilvl="6" w:tplc="08090001" w:tentative="1">
+      <w:start w:val="1"/>
+      <w:numFmt w:val="bullet"/>
+      <w:lvlText w:val=""/>
+      <w:lvlJc w:val="left"/>
+      <w:pPr>
+        <w:ind w:left="5040" w:hanging="360"/>
+      </w:pPr>
+      <w:rPr>
+        <w:rFonts w:ascii="Symbol" w:hAnsi="Symbol" w:hint="default"/>
+      </w:rPr>
+    </w:lvl>
+    <w:lvl w:ilvl="7" w:tplc="08090003" w:tentative="1">
+      <w:start w:val="1"/>
+      <w:numFmt w:val="bullet"/>
+      <w:lvlText w:val="o"/>
+      <w:lvlJc w:val="left"/>
+      <w:pPr>
+        <w:ind w:left="5760" w:hanging="360"/>
+      </w:pPr>
+      <w:rPr>
+        <w:rFonts w:ascii="Courier New" w:hAnsi="Courier New" w:cs="Courier New" w:hint="default"/>
+      </w:rPr>
+    </w:lvl>
+    <w:lvl w:ilvl="8" w:tplc="08090005" w:tentative="1">
+      <w:start w:val="1"/>
+      <w:numFmt w:val="bullet"/>
+      <w:lvlText w:val=""/>
+      <w:lvlJc w:val="left"/>
+      <w:pPr>
+        <w:ind w:left="6480" w:hanging="360"/>
+      </w:pPr>
+      <w:rPr>
+        <w:rFonts w:ascii="Wingdings" w:hAnsi="Wingdings" w:hint="default"/>
+      </w:rPr>
+    </w:lvl>
+  </w:abstractNum>
+  <w:abstractNum w:abstractNumId="4" w15:restartNumberingAfterBreak="0">
+    <w:nsid w:val="6F096E30"/>
+    <w:multiLevelType w:val="hybridMultilevel"/>
+    <w:tmpl w:val="785AA25E"/>
+    <w:lvl w:ilvl="0" w:tplc="0809000F">
+      <w:start w:val="1"/>
+      <w:numFmt w:val="decimal"/>
+      <w:lvlText w:val="%1."/>
+      <w:lvlJc w:val="left"/>
+      <w:pPr>
+        <w:ind w:left="720" w:hanging="360"/>
+      </w:pPr>
+      <w:rPr>
+        <w:rFonts w:hint="default"/>
+      </w:rPr>
+    </w:lvl>
+    <w:lvl w:ilvl="1" w:tplc="08090019" w:tentative="1">
+      <w:start w:val="1"/>
+      <w:numFmt w:val="lowerLetter"/>
+      <w:lvlText w:val="%2."/>
+      <w:lvlJc w:val="left"/>
+      <w:pPr>
+        <w:ind w:left="1440" w:hanging="360"/>
+      </w:pPr>
+    </w:lvl>
+    <w:lvl w:ilvl="2" w:tplc="0809001B" w:tentative="1">
+      <w:start w:val="1"/>
+      <w:numFmt w:val="lowerRoman"/>
+      <w:lvlText w:val="%3."/>
+      <w:lvlJc w:val="right"/>
+      <w:pPr>
+        <w:ind w:left="2160" w:hanging="180"/>
+      </w:pPr>
+    </w:lvl>
+    <w:lvl w:ilvl="3" w:tplc="0809000F" w:tentative="1">
+      <w:start w:val="1"/>
+      <w:numFmt w:val="decimal"/>
+      <w:lvlText w:val="%4."/>
+      <w:lvlJc w:val="left"/>
+      <w:pPr>
+        <w:ind w:left="2880" w:hanging="360"/>
+      </w:pPr>
+    </w:lvl>
+    <w:lvl w:ilvl="4" w:tplc="08090019" w:tentative="1">
+      <w:start w:val="1"/>
+      <w:numFmt w:val="lowerLetter"/>
+      <w:lvlText w:val="%5."/>
+      <w:lvlJc w:val="left"/>
+      <w:pPr>
+        <w:ind w:left="3600" w:hanging="360"/>
+      </w:pPr>
+    </w:lvl>
+    <w:lvl w:ilvl="5" w:tplc="0809001B" w:tentative="1">
+      <w:start w:val="1"/>
+      <w:numFmt w:val="lowerRoman"/>
+      <w:lvlText w:val="%6."/>
+      <w:lvlJc w:val="right"/>
+      <w:pPr>
+        <w:ind w:left="4320" w:hanging="180"/>
+      </w:pPr>
+    </w:lvl>
+    <w:lvl w:ilvl="6" w:tplc="0809000F" w:tentative="1">
+      <w:start w:val="1"/>
+      <w:numFmt w:val="decimal"/>
+      <w:lvlText w:val="%7."/>
+      <w:lvlJc w:val="left"/>
+      <w:pPr>
+        <w:ind w:left="5040" w:hanging="360"/>
+      </w:pPr>
+    </w:lvl>
+    <w:lvl w:ilvl="7" w:tplc="08090019" w:tentative="1">
+      <w:start w:val="1"/>
+      <w:numFmt w:val="lowerLetter"/>
+      <w:lvlText w:val="%8."/>
+      <w:lvlJc w:val="left"/>
+      <w:pPr>
+        <w:ind w:left="5760" w:hanging="360"/>
+      </w:pPr>
+    </w:lvl>
+    <w:lvl w:ilvl="8" w:tplc="0809001B" w:tentative="1">
+      <w:start w:val="1"/>
+      <w:numFmt w:val="lowerRoman"/>
+      <w:lvlText w:val="%9."/>
+      <w:lvlJc w:val="right"/>
+      <w:pPr>
+        <w:ind w:left="6480" w:hanging="180"/>
+      </w:pPr>
+    </w:lvl>
+  </w:abstractNum>
   <w:num w:numId="1" w16cid:durableId="2095861445">
+    <w:abstractNumId w:val="1"/>
+  </w:num>
+  <w:num w:numId="2" w16cid:durableId="202600169">
     <w:abstractNumId w:val="0"/>
+  </w:num>
+  <w:num w:numId="3" w16cid:durableId="2116553803">
+    <w:abstractNumId w:val="4"/>
+  </w:num>
+  <w:num w:numId="4" w16cid:durableId="1016730720">
+    <w:abstractNumId w:val="2"/>
+  </w:num>
+  <w:num w:numId="5" w16cid:durableId="259607988">
+    <w:abstractNumId w:val="3"/>
   </w:num>
 </w:numbering>
 </file>
@@ -8131,6 +10860,25 @@
     <w:uiPriority w:val="99"/>
     <w:rsid w:val="007C3A07"/>
   </w:style>
+  <w:style w:type="table" w:styleId="TableGrid">
+    <w:name w:val="Table Grid"/>
+    <w:basedOn w:val="TableNormal"/>
+    <w:uiPriority w:val="39"/>
+    <w:rsid w:val="006A5E3F"/>
+    <w:pPr>
+      <w:spacing w:after="0" w:line="240" w:lineRule="auto"/>
+    </w:pPr>
+    <w:tblPr>
+      <w:tblBorders>
+        <w:top w:val="single" w:sz="4" w:space="0" w:color="auto"/>
+        <w:left w:val="single" w:sz="4" w:space="0" w:color="auto"/>
+        <w:bottom w:val="single" w:sz="4" w:space="0" w:color="auto"/>
+        <w:right w:val="single" w:sz="4" w:space="0" w:color="auto"/>
+        <w:insideH w:val="single" w:sz="4" w:space="0" w:color="auto"/>
+        <w:insideV w:val="single" w:sz="4" w:space="0" w:color="auto"/>
+      </w:tblBorders>
+    </w:tblPr>
+  </w:style>
 </w:styles>
 </file>
 

--- a/docs/report.docx
+++ b/docs/report.docx
@@ -58,7 +58,7 @@
           <w:r>
             <w:fldChar w:fldCharType="separate"/>
           </w:r>
-          <w:hyperlink w:anchor="_Toc196507263" w:history="1">
+          <w:hyperlink w:anchor="_Toc196607708" w:history="1">
             <w:r>
               <w:rPr>
                 <w:rStyle w:val="Hyperlink"/>
@@ -85,7 +85,7 @@
                 <w:noProof/>
                 <w:webHidden/>
               </w:rPr>
-              <w:instrText xml:space="preserve"> PAGEREF _Toc196507263 \h </w:instrText>
+              <w:instrText xml:space="preserve"> PAGEREF _Toc196607708 \h </w:instrText>
             </w:r>
             <w:r>
               <w:rPr>
@@ -130,7 +130,7 @@
               <w:lang w:eastAsia="en-GB"/>
             </w:rPr>
           </w:pPr>
-          <w:hyperlink w:anchor="_Toc196507264" w:history="1">
+          <w:hyperlink w:anchor="_Toc196607709" w:history="1">
             <w:r>
               <w:rPr>
                 <w:rStyle w:val="Hyperlink"/>
@@ -157,7 +157,7 @@
                 <w:noProof/>
                 <w:webHidden/>
               </w:rPr>
-              <w:instrText xml:space="preserve"> PAGEREF _Toc196507264 \h </w:instrText>
+              <w:instrText xml:space="preserve"> PAGEREF _Toc196607709 \h </w:instrText>
             </w:r>
             <w:r>
               <w:rPr>
@@ -202,7 +202,7 @@
               <w:lang w:eastAsia="en-GB"/>
             </w:rPr>
           </w:pPr>
-          <w:hyperlink w:anchor="_Toc196507265" w:history="1">
+          <w:hyperlink w:anchor="_Toc196607710" w:history="1">
             <w:r>
               <w:rPr>
                 <w:rStyle w:val="Hyperlink"/>
@@ -229,7 +229,7 @@
                 <w:noProof/>
                 <w:webHidden/>
               </w:rPr>
-              <w:instrText xml:space="preserve"> PAGEREF _Toc196507265 \h </w:instrText>
+              <w:instrText xml:space="preserve"> PAGEREF _Toc196607710 \h </w:instrText>
             </w:r>
             <w:r>
               <w:rPr>
@@ -274,7 +274,7 @@
               <w:lang w:eastAsia="en-GB"/>
             </w:rPr>
           </w:pPr>
-          <w:hyperlink w:anchor="_Toc196507266" w:history="1">
+          <w:hyperlink w:anchor="_Toc196607711" w:history="1">
             <w:r>
               <w:rPr>
                 <w:rStyle w:val="Hyperlink"/>
@@ -301,7 +301,7 @@
                 <w:noProof/>
                 <w:webHidden/>
               </w:rPr>
-              <w:instrText xml:space="preserve"> PAGEREF _Toc196507266 \h </w:instrText>
+              <w:instrText xml:space="preserve"> PAGEREF _Toc196607711 \h </w:instrText>
             </w:r>
             <w:r>
               <w:rPr>
@@ -346,7 +346,7 @@
               <w:lang w:eastAsia="en-GB"/>
             </w:rPr>
           </w:pPr>
-          <w:hyperlink w:anchor="_Toc196507267" w:history="1">
+          <w:hyperlink w:anchor="_Toc196607712" w:history="1">
             <w:r>
               <w:rPr>
                 <w:rStyle w:val="Hyperlink"/>
@@ -373,7 +373,7 @@
                 <w:noProof/>
                 <w:webHidden/>
               </w:rPr>
-              <w:instrText xml:space="preserve"> PAGEREF _Toc196507267 \h </w:instrText>
+              <w:instrText xml:space="preserve"> PAGEREF _Toc196607712 \h </w:instrText>
             </w:r>
             <w:r>
               <w:rPr>
@@ -418,7 +418,7 @@
               <w:lang w:eastAsia="en-GB"/>
             </w:rPr>
           </w:pPr>
-          <w:hyperlink w:anchor="_Toc196507268" w:history="1">
+          <w:hyperlink w:anchor="_Toc196607713" w:history="1">
             <w:r>
               <w:rPr>
                 <w:rStyle w:val="Hyperlink"/>
@@ -445,7 +445,7 @@
                 <w:noProof/>
                 <w:webHidden/>
               </w:rPr>
-              <w:instrText xml:space="preserve"> PAGEREF _Toc196507268 \h </w:instrText>
+              <w:instrText xml:space="preserve"> PAGEREF _Toc196607713 \h </w:instrText>
             </w:r>
             <w:r>
               <w:rPr>
@@ -465,7 +465,7 @@
                 <w:noProof/>
                 <w:webHidden/>
               </w:rPr>
-              <w:t>5</w:t>
+              <w:t>4</w:t>
             </w:r>
             <w:r>
               <w:rPr>
@@ -490,7 +490,7 @@
               <w:lang w:eastAsia="en-GB"/>
             </w:rPr>
           </w:pPr>
-          <w:hyperlink w:anchor="_Toc196507269" w:history="1">
+          <w:hyperlink w:anchor="_Toc196607714" w:history="1">
             <w:r>
               <w:rPr>
                 <w:rStyle w:val="Hyperlink"/>
@@ -517,7 +517,7 @@
                 <w:noProof/>
                 <w:webHidden/>
               </w:rPr>
-              <w:instrText xml:space="preserve"> PAGEREF _Toc196507269 \h </w:instrText>
+              <w:instrText xml:space="preserve"> PAGEREF _Toc196607714 \h </w:instrText>
             </w:r>
             <w:r>
               <w:rPr>
@@ -537,7 +537,7 @@
                 <w:noProof/>
                 <w:webHidden/>
               </w:rPr>
-              <w:t>5</w:t>
+              <w:t>4</w:t>
             </w:r>
             <w:r>
               <w:rPr>
@@ -562,7 +562,7 @@
               <w:lang w:eastAsia="en-GB"/>
             </w:rPr>
           </w:pPr>
-          <w:hyperlink w:anchor="_Toc196507270" w:history="1">
+          <w:hyperlink w:anchor="_Toc196607715" w:history="1">
             <w:r>
               <w:rPr>
                 <w:rStyle w:val="Hyperlink"/>
@@ -589,7 +589,7 @@
                 <w:noProof/>
                 <w:webHidden/>
               </w:rPr>
-              <w:instrText xml:space="preserve"> PAGEREF _Toc196507270 \h </w:instrText>
+              <w:instrText xml:space="preserve"> PAGEREF _Toc196607715 \h </w:instrText>
             </w:r>
             <w:r>
               <w:rPr>
@@ -634,7 +634,7 @@
               <w:lang w:eastAsia="en-GB"/>
             </w:rPr>
           </w:pPr>
-          <w:hyperlink w:anchor="_Toc196507271" w:history="1">
+          <w:hyperlink w:anchor="_Toc196607716" w:history="1">
             <w:r>
               <w:rPr>
                 <w:rStyle w:val="Hyperlink"/>
@@ -661,7 +661,7 @@
                 <w:noProof/>
                 <w:webHidden/>
               </w:rPr>
-              <w:instrText xml:space="preserve"> PAGEREF _Toc196507271 \h </w:instrText>
+              <w:instrText xml:space="preserve"> PAGEREF _Toc196607716 \h </w:instrText>
             </w:r>
             <w:r>
               <w:rPr>
@@ -706,7 +706,7 @@
               <w:lang w:eastAsia="en-GB"/>
             </w:rPr>
           </w:pPr>
-          <w:hyperlink w:anchor="_Toc196507272" w:history="1">
+          <w:hyperlink w:anchor="_Toc196607717" w:history="1">
             <w:r>
               <w:rPr>
                 <w:rStyle w:val="Hyperlink"/>
@@ -733,7 +733,7 @@
                 <w:noProof/>
                 <w:webHidden/>
               </w:rPr>
-              <w:instrText xml:space="preserve"> PAGEREF _Toc196507272 \h </w:instrText>
+              <w:instrText xml:space="preserve"> PAGEREF _Toc196607717 \h </w:instrText>
             </w:r>
             <w:r>
               <w:rPr>
@@ -778,7 +778,7 @@
               <w:lang w:eastAsia="en-GB"/>
             </w:rPr>
           </w:pPr>
-          <w:hyperlink w:anchor="_Toc196507273" w:history="1">
+          <w:hyperlink w:anchor="_Toc196607718" w:history="1">
             <w:r>
               <w:rPr>
                 <w:rStyle w:val="Hyperlink"/>
@@ -805,7 +805,7 @@
                 <w:noProof/>
                 <w:webHidden/>
               </w:rPr>
-              <w:instrText xml:space="preserve"> PAGEREF _Toc196507273 \h </w:instrText>
+              <w:instrText xml:space="preserve"> PAGEREF _Toc196607718 \h </w:instrText>
             </w:r>
             <w:r>
               <w:rPr>
@@ -850,7 +850,7 @@
               <w:lang w:eastAsia="en-GB"/>
             </w:rPr>
           </w:pPr>
-          <w:hyperlink w:anchor="_Toc196507274" w:history="1">
+          <w:hyperlink w:anchor="_Toc196607719" w:history="1">
             <w:r>
               <w:rPr>
                 <w:rStyle w:val="Hyperlink"/>
@@ -877,7 +877,7 @@
                 <w:noProof/>
                 <w:webHidden/>
               </w:rPr>
-              <w:instrText xml:space="preserve"> PAGEREF _Toc196507274 \h </w:instrText>
+              <w:instrText xml:space="preserve"> PAGEREF _Toc196607719 \h </w:instrText>
             </w:r>
             <w:r>
               <w:rPr>
@@ -922,7 +922,7 @@
               <w:lang w:eastAsia="en-GB"/>
             </w:rPr>
           </w:pPr>
-          <w:hyperlink w:anchor="_Toc196507275" w:history="1">
+          <w:hyperlink w:anchor="_Toc196607720" w:history="1">
             <w:r>
               <w:rPr>
                 <w:rStyle w:val="Hyperlink"/>
@@ -949,7 +949,7 @@
                 <w:noProof/>
                 <w:webHidden/>
               </w:rPr>
-              <w:instrText xml:space="preserve"> PAGEREF _Toc196507275 \h </w:instrText>
+              <w:instrText xml:space="preserve"> PAGEREF _Toc196607720 \h </w:instrText>
             </w:r>
             <w:r>
               <w:rPr>
@@ -994,7 +994,7 @@
               <w:lang w:eastAsia="en-GB"/>
             </w:rPr>
           </w:pPr>
-          <w:hyperlink w:anchor="_Toc196507276" w:history="1">
+          <w:hyperlink w:anchor="_Toc196607721" w:history="1">
             <w:r>
               <w:rPr>
                 <w:rStyle w:val="Hyperlink"/>
@@ -1021,7 +1021,7 @@
                 <w:noProof/>
                 <w:webHidden/>
               </w:rPr>
-              <w:instrText xml:space="preserve"> PAGEREF _Toc196507276 \h </w:instrText>
+              <w:instrText xml:space="preserve"> PAGEREF _Toc196607721 \h </w:instrText>
             </w:r>
             <w:r>
               <w:rPr>
@@ -1066,7 +1066,7 @@
               <w:lang w:eastAsia="en-GB"/>
             </w:rPr>
           </w:pPr>
-          <w:hyperlink w:anchor="_Toc196507277" w:history="1">
+          <w:hyperlink w:anchor="_Toc196607722" w:history="1">
             <w:r>
               <w:rPr>
                 <w:rStyle w:val="Hyperlink"/>
@@ -1093,7 +1093,7 @@
                 <w:noProof/>
                 <w:webHidden/>
               </w:rPr>
-              <w:instrText xml:space="preserve"> PAGEREF _Toc196507277 \h </w:instrText>
+              <w:instrText xml:space="preserve"> PAGEREF _Toc196607722 \h </w:instrText>
             </w:r>
             <w:r>
               <w:rPr>
@@ -1138,7 +1138,7 @@
               <w:lang w:eastAsia="en-GB"/>
             </w:rPr>
           </w:pPr>
-          <w:hyperlink w:anchor="_Toc196507278" w:history="1">
+          <w:hyperlink w:anchor="_Toc196607723" w:history="1">
             <w:r>
               <w:rPr>
                 <w:rStyle w:val="Hyperlink"/>
@@ -1165,7 +1165,7 @@
                 <w:noProof/>
                 <w:webHidden/>
               </w:rPr>
-              <w:instrText xml:space="preserve"> PAGEREF _Toc196507278 \h </w:instrText>
+              <w:instrText xml:space="preserve"> PAGEREF _Toc196607723 \h </w:instrText>
             </w:r>
             <w:r>
               <w:rPr>
@@ -1210,7 +1210,7 @@
               <w:lang w:eastAsia="en-GB"/>
             </w:rPr>
           </w:pPr>
-          <w:hyperlink w:anchor="_Toc196507279" w:history="1">
+          <w:hyperlink w:anchor="_Toc196607724" w:history="1">
             <w:r>
               <w:rPr>
                 <w:rStyle w:val="Hyperlink"/>
@@ -1237,7 +1237,7 @@
                 <w:noProof/>
                 <w:webHidden/>
               </w:rPr>
-              <w:instrText xml:space="preserve"> PAGEREF _Toc196507279 \h </w:instrText>
+              <w:instrText xml:space="preserve"> PAGEREF _Toc196607724 \h </w:instrText>
             </w:r>
             <w:r>
               <w:rPr>
@@ -1257,7 +1257,7 @@
                 <w:noProof/>
                 <w:webHidden/>
               </w:rPr>
-              <w:t>7</w:t>
+              <w:t>8</w:t>
             </w:r>
             <w:r>
               <w:rPr>
@@ -1282,7 +1282,7 @@
               <w:lang w:eastAsia="en-GB"/>
             </w:rPr>
           </w:pPr>
-          <w:hyperlink w:anchor="_Toc196507280" w:history="1">
+          <w:hyperlink w:anchor="_Toc196607725" w:history="1">
             <w:r>
               <w:rPr>
                 <w:rStyle w:val="Hyperlink"/>
@@ -1309,7 +1309,7 @@
                 <w:noProof/>
                 <w:webHidden/>
               </w:rPr>
-              <w:instrText xml:space="preserve"> PAGEREF _Toc196507280 \h </w:instrText>
+              <w:instrText xml:space="preserve"> PAGEREF _Toc196607725 \h </w:instrText>
             </w:r>
             <w:r>
               <w:rPr>
@@ -1329,7 +1329,7 @@
                 <w:noProof/>
                 <w:webHidden/>
               </w:rPr>
-              <w:t>7</w:t>
+              <w:t>8</w:t>
             </w:r>
             <w:r>
               <w:rPr>
@@ -1354,7 +1354,7 @@
               <w:lang w:eastAsia="en-GB"/>
             </w:rPr>
           </w:pPr>
-          <w:hyperlink w:anchor="_Toc196507281" w:history="1">
+          <w:hyperlink w:anchor="_Toc196607726" w:history="1">
             <w:r>
               <w:rPr>
                 <w:rStyle w:val="Hyperlink"/>
@@ -1381,7 +1381,7 @@
                 <w:noProof/>
                 <w:webHidden/>
               </w:rPr>
-              <w:instrText xml:space="preserve"> PAGEREF _Toc196507281 \h </w:instrText>
+              <w:instrText xml:space="preserve"> PAGEREF _Toc196607726 \h </w:instrText>
             </w:r>
             <w:r>
               <w:rPr>
@@ -1426,7 +1426,7 @@
               <w:lang w:eastAsia="en-GB"/>
             </w:rPr>
           </w:pPr>
-          <w:hyperlink w:anchor="_Toc196507282" w:history="1">
+          <w:hyperlink w:anchor="_Toc196607727" w:history="1">
             <w:r>
               <w:rPr>
                 <w:rStyle w:val="Hyperlink"/>
@@ -1453,7 +1453,7 @@
                 <w:noProof/>
                 <w:webHidden/>
               </w:rPr>
-              <w:instrText xml:space="preserve"> PAGEREF _Toc196507282 \h </w:instrText>
+              <w:instrText xml:space="preserve"> PAGEREF _Toc196607727 \h </w:instrText>
             </w:r>
             <w:r>
               <w:rPr>
@@ -1498,7 +1498,7 @@
               <w:lang w:eastAsia="en-GB"/>
             </w:rPr>
           </w:pPr>
-          <w:hyperlink w:anchor="_Toc196507283" w:history="1">
+          <w:hyperlink w:anchor="_Toc196607728" w:history="1">
             <w:r>
               <w:rPr>
                 <w:rStyle w:val="Hyperlink"/>
@@ -1525,7 +1525,7 @@
                 <w:noProof/>
                 <w:webHidden/>
               </w:rPr>
-              <w:instrText xml:space="preserve"> PAGEREF _Toc196507283 \h </w:instrText>
+              <w:instrText xml:space="preserve"> PAGEREF _Toc196607728 \h </w:instrText>
             </w:r>
             <w:r>
               <w:rPr>
@@ -1545,7 +1545,7 @@
                 <w:noProof/>
                 <w:webHidden/>
               </w:rPr>
-              <w:t>8</w:t>
+              <w:t>9</w:t>
             </w:r>
             <w:r>
               <w:rPr>
@@ -1570,7 +1570,7 @@
               <w:lang w:eastAsia="en-GB"/>
             </w:rPr>
           </w:pPr>
-          <w:hyperlink w:anchor="_Toc196507284" w:history="1">
+          <w:hyperlink w:anchor="_Toc196607729" w:history="1">
             <w:r>
               <w:rPr>
                 <w:rStyle w:val="Hyperlink"/>
@@ -1597,7 +1597,7 @@
                 <w:noProof/>
                 <w:webHidden/>
               </w:rPr>
-              <w:instrText xml:space="preserve"> PAGEREF _Toc196507284 \h </w:instrText>
+              <w:instrText xml:space="preserve"> PAGEREF _Toc196607729 \h </w:instrText>
             </w:r>
             <w:r>
               <w:rPr>
@@ -1642,7 +1642,7 @@
               <w:lang w:eastAsia="en-GB"/>
             </w:rPr>
           </w:pPr>
-          <w:hyperlink w:anchor="_Toc196507285" w:history="1">
+          <w:hyperlink w:anchor="_Toc196607730" w:history="1">
             <w:r>
               <w:rPr>
                 <w:rStyle w:val="Hyperlink"/>
@@ -1669,7 +1669,7 @@
                 <w:noProof/>
                 <w:webHidden/>
               </w:rPr>
-              <w:instrText xml:space="preserve"> PAGEREF _Toc196507285 \h </w:instrText>
+              <w:instrText xml:space="preserve"> PAGEREF _Toc196607730 \h </w:instrText>
             </w:r>
             <w:r>
               <w:rPr>
@@ -1714,7 +1714,7 @@
               <w:lang w:eastAsia="en-GB"/>
             </w:rPr>
           </w:pPr>
-          <w:hyperlink w:anchor="_Toc196507286" w:history="1">
+          <w:hyperlink w:anchor="_Toc196607731" w:history="1">
             <w:r>
               <w:rPr>
                 <w:rStyle w:val="Hyperlink"/>
@@ -1741,7 +1741,7 @@
                 <w:noProof/>
                 <w:webHidden/>
               </w:rPr>
-              <w:instrText xml:space="preserve"> PAGEREF _Toc196507286 \h </w:instrText>
+              <w:instrText xml:space="preserve"> PAGEREF _Toc196607731 \h </w:instrText>
             </w:r>
             <w:r>
               <w:rPr>
@@ -1786,13 +1786,13 @@
               <w:lang w:eastAsia="en-GB"/>
             </w:rPr>
           </w:pPr>
-          <w:hyperlink w:anchor="_Toc196507287" w:history="1">
+          <w:hyperlink w:anchor="_Toc196607732" w:history="1">
             <w:r>
               <w:rPr>
                 <w:rStyle w:val="Hyperlink"/>
                 <w:noProof/>
               </w:rPr>
-              <w:t>Protecting users and their data</w:t>
+              <w:t>Legal requirements and protecting users and their data</w:t>
             </w:r>
             <w:r>
               <w:rPr>
@@ -1813,7 +1813,7 @@
                 <w:noProof/>
                 <w:webHidden/>
               </w:rPr>
-              <w:instrText xml:space="preserve"> PAGEREF _Toc196507287 \h </w:instrText>
+              <w:instrText xml:space="preserve"> PAGEREF _Toc196607732 \h </w:instrText>
             </w:r>
             <w:r>
               <w:rPr>
@@ -1858,7 +1858,7 @@
               <w:lang w:eastAsia="en-GB"/>
             </w:rPr>
           </w:pPr>
-          <w:hyperlink w:anchor="_Toc196507288" w:history="1">
+          <w:hyperlink w:anchor="_Toc196607733" w:history="1">
             <w:r>
               <w:rPr>
                 <w:rStyle w:val="Hyperlink"/>
@@ -1885,7 +1885,7 @@
                 <w:noProof/>
                 <w:webHidden/>
               </w:rPr>
-              <w:instrText xml:space="preserve"> PAGEREF _Toc196507288 \h </w:instrText>
+              <w:instrText xml:space="preserve"> PAGEREF _Toc196607733 \h </w:instrText>
             </w:r>
             <w:r>
               <w:rPr>
@@ -1930,7 +1930,7 @@
               <w:lang w:eastAsia="en-GB"/>
             </w:rPr>
           </w:pPr>
-          <w:hyperlink w:anchor="_Toc196507289" w:history="1">
+          <w:hyperlink w:anchor="_Toc196607734" w:history="1">
             <w:r>
               <w:rPr>
                 <w:rStyle w:val="Hyperlink"/>
@@ -1957,7 +1957,7 @@
                 <w:noProof/>
                 <w:webHidden/>
               </w:rPr>
-              <w:instrText xml:space="preserve"> PAGEREF _Toc196507289 \h </w:instrText>
+              <w:instrText xml:space="preserve"> PAGEREF _Toc196607734 \h </w:instrText>
             </w:r>
             <w:r>
               <w:rPr>
@@ -2002,13 +2002,13 @@
               <w:lang w:eastAsia="en-GB"/>
             </w:rPr>
           </w:pPr>
-          <w:hyperlink w:anchor="_Toc196507290" w:history="1">
+          <w:hyperlink w:anchor="_Toc196607735" w:history="1">
             <w:r>
               <w:rPr>
                 <w:rStyle w:val="Hyperlink"/>
                 <w:noProof/>
               </w:rPr>
-              <w:t>Svelte/Sveltekit</w:t>
+              <w:t>Webapp or Native Application?</w:t>
             </w:r>
             <w:r>
               <w:rPr>
@@ -2029,7 +2029,7 @@
                 <w:noProof/>
                 <w:webHidden/>
               </w:rPr>
-              <w:instrText xml:space="preserve"> PAGEREF _Toc196507290 \h </w:instrText>
+              <w:instrText xml:space="preserve"> PAGEREF _Toc196607735 \h </w:instrText>
             </w:r>
             <w:r>
               <w:rPr>
@@ -2049,7 +2049,7 @@
                 <w:noProof/>
                 <w:webHidden/>
               </w:rPr>
-              <w:t>11</w:t>
+              <w:t>12</w:t>
             </w:r>
             <w:r>
               <w:rPr>
@@ -2074,13 +2074,13 @@
               <w:lang w:eastAsia="en-GB"/>
             </w:rPr>
           </w:pPr>
-          <w:hyperlink w:anchor="_Toc196507291" w:history="1">
+          <w:hyperlink w:anchor="_Toc196607736" w:history="1">
             <w:r>
               <w:rPr>
                 <w:rStyle w:val="Hyperlink"/>
                 <w:noProof/>
               </w:rPr>
-              <w:t>Tailwind/Daisy UI</w:t>
+              <w:t>Svelte/Sveltekit</w:t>
             </w:r>
             <w:r>
               <w:rPr>
@@ -2101,7 +2101,7 @@
                 <w:noProof/>
                 <w:webHidden/>
               </w:rPr>
-              <w:instrText xml:space="preserve"> PAGEREF _Toc196507291 \h </w:instrText>
+              <w:instrText xml:space="preserve"> PAGEREF _Toc196607736 \h </w:instrText>
             </w:r>
             <w:r>
               <w:rPr>
@@ -2146,13 +2146,13 @@
               <w:lang w:eastAsia="en-GB"/>
             </w:rPr>
           </w:pPr>
-          <w:hyperlink w:anchor="_Toc196507292" w:history="1">
+          <w:hyperlink w:anchor="_Toc196607737" w:history="1">
             <w:r>
               <w:rPr>
                 <w:rStyle w:val="Hyperlink"/>
                 <w:noProof/>
               </w:rPr>
-              <w:t>Other Languages</w:t>
+              <w:t>Tailwind/Daisy UI</w:t>
             </w:r>
             <w:r>
               <w:rPr>
@@ -2173,7 +2173,7 @@
                 <w:noProof/>
                 <w:webHidden/>
               </w:rPr>
-              <w:instrText xml:space="preserve"> PAGEREF _Toc196507292 \h </w:instrText>
+              <w:instrText xml:space="preserve"> PAGEREF _Toc196607737 \h </w:instrText>
             </w:r>
             <w:r>
               <w:rPr>
@@ -2218,13 +2218,13 @@
               <w:lang w:eastAsia="en-GB"/>
             </w:rPr>
           </w:pPr>
-          <w:hyperlink w:anchor="_Toc196507293" w:history="1">
+          <w:hyperlink w:anchor="_Toc196607738" w:history="1">
             <w:r>
               <w:rPr>
                 <w:rStyle w:val="Hyperlink"/>
                 <w:noProof/>
               </w:rPr>
-              <w:t>Python</w:t>
+              <w:t>Other Languages</w:t>
             </w:r>
             <w:r>
               <w:rPr>
@@ -2245,7 +2245,7 @@
                 <w:noProof/>
                 <w:webHidden/>
               </w:rPr>
-              <w:instrText xml:space="preserve"> PAGEREF _Toc196507293 \h </w:instrText>
+              <w:instrText xml:space="preserve"> PAGEREF _Toc196607738 \h </w:instrText>
             </w:r>
             <w:r>
               <w:rPr>
@@ -2290,13 +2290,13 @@
               <w:lang w:eastAsia="en-GB"/>
             </w:rPr>
           </w:pPr>
-          <w:hyperlink w:anchor="_Toc196507294" w:history="1">
+          <w:hyperlink w:anchor="_Toc196607739" w:history="1">
             <w:r>
               <w:rPr>
                 <w:rStyle w:val="Hyperlink"/>
                 <w:noProof/>
               </w:rPr>
-              <w:t>The Python GIL</w:t>
+              <w:t>Python</w:t>
             </w:r>
             <w:r>
               <w:rPr>
@@ -2317,7 +2317,7 @@
                 <w:noProof/>
                 <w:webHidden/>
               </w:rPr>
-              <w:instrText xml:space="preserve"> PAGEREF _Toc196507294 \h </w:instrText>
+              <w:instrText xml:space="preserve"> PAGEREF _Toc196607739 \h </w:instrText>
             </w:r>
             <w:r>
               <w:rPr>
@@ -2362,13 +2362,13 @@
               <w:lang w:eastAsia="en-GB"/>
             </w:rPr>
           </w:pPr>
-          <w:hyperlink w:anchor="_Toc196507295" w:history="1">
+          <w:hyperlink w:anchor="_Toc196607740" w:history="1">
             <w:r>
               <w:rPr>
                 <w:rStyle w:val="Hyperlink"/>
                 <w:noProof/>
               </w:rPr>
-              <w:t>MQTT and Alternative Server Protocols</w:t>
+              <w:t>The Python GIL</w:t>
             </w:r>
             <w:r>
               <w:rPr>
@@ -2389,7 +2389,7 @@
                 <w:noProof/>
                 <w:webHidden/>
               </w:rPr>
-              <w:instrText xml:space="preserve"> PAGEREF _Toc196507295 \h </w:instrText>
+              <w:instrText xml:space="preserve"> PAGEREF _Toc196607740 \h </w:instrText>
             </w:r>
             <w:r>
               <w:rPr>
@@ -2434,13 +2434,13 @@
               <w:lang w:eastAsia="en-GB"/>
             </w:rPr>
           </w:pPr>
-          <w:hyperlink w:anchor="_Toc196507296" w:history="1">
+          <w:hyperlink w:anchor="_Toc196607741" w:history="1">
             <w:r>
               <w:rPr>
                 <w:rStyle w:val="Hyperlink"/>
                 <w:noProof/>
               </w:rPr>
-              <w:t>Sockets and web-sockets</w:t>
+              <w:t>MQTT and Alternative Server Protocols</w:t>
             </w:r>
             <w:r>
               <w:rPr>
@@ -2461,7 +2461,7 @@
                 <w:noProof/>
                 <w:webHidden/>
               </w:rPr>
-              <w:instrText xml:space="preserve"> PAGEREF _Toc196507296 \h </w:instrText>
+              <w:instrText xml:space="preserve"> PAGEREF _Toc196607741 \h </w:instrText>
             </w:r>
             <w:r>
               <w:rPr>
@@ -2506,12 +2506,84 @@
               <w:lang w:eastAsia="en-GB"/>
             </w:rPr>
           </w:pPr>
-          <w:hyperlink w:anchor="_Toc196507297" w:history="1">
+          <w:hyperlink w:anchor="_Toc196607742" w:history="1">
             <w:r>
               <w:rPr>
                 <w:rStyle w:val="Hyperlink"/>
                 <w:noProof/>
               </w:rPr>
+              <w:t>Sockets and web-sockets</w:t>
+            </w:r>
+            <w:r>
+              <w:rPr>
+                <w:noProof/>
+                <w:webHidden/>
+              </w:rPr>
+              <w:tab/>
+            </w:r>
+            <w:r>
+              <w:rPr>
+                <w:noProof/>
+                <w:webHidden/>
+              </w:rPr>
+              <w:fldChar w:fldCharType="begin"/>
+            </w:r>
+            <w:r>
+              <w:rPr>
+                <w:noProof/>
+                <w:webHidden/>
+              </w:rPr>
+              <w:instrText xml:space="preserve"> PAGEREF _Toc196607742 \h </w:instrText>
+            </w:r>
+            <w:r>
+              <w:rPr>
+                <w:noProof/>
+                <w:webHidden/>
+              </w:rPr>
+            </w:r>
+            <w:r>
+              <w:rPr>
+                <w:noProof/>
+                <w:webHidden/>
+              </w:rPr>
+              <w:fldChar w:fldCharType="separate"/>
+            </w:r>
+            <w:r>
+              <w:rPr>
+                <w:noProof/>
+                <w:webHidden/>
+              </w:rPr>
+              <w:t>14</w:t>
+            </w:r>
+            <w:r>
+              <w:rPr>
+                <w:noProof/>
+                <w:webHidden/>
+              </w:rPr>
+              <w:fldChar w:fldCharType="end"/>
+            </w:r>
+          </w:hyperlink>
+        </w:p>
+        <w:p>
+          <w:pPr>
+            <w:pStyle w:val="TOC2"/>
+            <w:tabs>
+              <w:tab w:val="right" w:leader="dot" w:pos="9016"/>
+            </w:tabs>
+            <w:rPr>
+              <w:rFonts w:eastAsiaTheme="minorEastAsia"/>
+              <w:noProof/>
+              <w:sz w:val="24"/>
+              <w:szCs w:val="24"/>
+              <w:lang w:eastAsia="en-GB"/>
+            </w:rPr>
+          </w:pPr>
+          <w:hyperlink w:anchor="_Toc196607743" w:history="1">
+            <w:r>
+              <w:rPr>
+                <w:rStyle w:val="Hyperlink"/>
+                <w:noProof/>
+              </w:rPr>
               <w:t>Server Functions</w:t>
             </w:r>
             <w:r>
@@ -2533,7 +2605,7 @@
                 <w:noProof/>
                 <w:webHidden/>
               </w:rPr>
-              <w:instrText xml:space="preserve"> PAGEREF _Toc196507297 \h </w:instrText>
+              <w:instrText xml:space="preserve"> PAGEREF _Toc196607743 \h </w:instrText>
             </w:r>
             <w:r>
               <w:rPr>
@@ -2553,7 +2625,7 @@
                 <w:noProof/>
                 <w:webHidden/>
               </w:rPr>
-              <w:t>15</w:t>
+              <w:t>16</w:t>
             </w:r>
             <w:r>
               <w:rPr>
@@ -2578,13 +2650,13 @@
               <w:lang w:eastAsia="en-GB"/>
             </w:rPr>
           </w:pPr>
-          <w:hyperlink w:anchor="_Toc196507298" w:history="1">
+          <w:hyperlink w:anchor="_Toc196607744" w:history="1">
             <w:r>
               <w:rPr>
                 <w:rStyle w:val="Hyperlink"/>
                 <w:noProof/>
               </w:rPr>
-              <w:t>Comparing API’s</w:t>
+              <w:t>Comparing Libraries</w:t>
             </w:r>
             <w:r>
               <w:rPr>
@@ -2605,7 +2677,7 @@
                 <w:noProof/>
                 <w:webHidden/>
               </w:rPr>
-              <w:instrText xml:space="preserve"> PAGEREF _Toc196507298 \h </w:instrText>
+              <w:instrText xml:space="preserve"> PAGEREF _Toc196607744 \h </w:instrText>
             </w:r>
             <w:r>
               <w:rPr>
@@ -2625,7 +2697,7 @@
                 <w:noProof/>
                 <w:webHidden/>
               </w:rPr>
-              <w:t>15</w:t>
+              <w:t>16</w:t>
             </w:r>
             <w:r>
               <w:rPr>
@@ -2650,7 +2722,7 @@
               <w:lang w:eastAsia="en-GB"/>
             </w:rPr>
           </w:pPr>
-          <w:hyperlink w:anchor="_Toc196507299" w:history="1">
+          <w:hyperlink w:anchor="_Toc196607745" w:history="1">
             <w:r>
               <w:rPr>
                 <w:rStyle w:val="Hyperlink"/>
@@ -2677,7 +2749,7 @@
                 <w:noProof/>
                 <w:webHidden/>
               </w:rPr>
-              <w:instrText xml:space="preserve"> PAGEREF _Toc196507299 \h </w:instrText>
+              <w:instrText xml:space="preserve"> PAGEREF _Toc196607745 \h </w:instrText>
             </w:r>
             <w:r>
               <w:rPr>
@@ -2697,7 +2769,7 @@
                 <w:noProof/>
                 <w:webHidden/>
               </w:rPr>
-              <w:t>15</w:t>
+              <w:t>16</w:t>
             </w:r>
             <w:r>
               <w:rPr>
@@ -2722,7 +2794,7 @@
               <w:lang w:eastAsia="en-GB"/>
             </w:rPr>
           </w:pPr>
-          <w:hyperlink w:anchor="_Toc196507300" w:history="1">
+          <w:hyperlink w:anchor="_Toc196607746" w:history="1">
             <w:r>
               <w:rPr>
                 <w:rStyle w:val="Hyperlink"/>
@@ -2749,7 +2821,7 @@
                 <w:noProof/>
                 <w:webHidden/>
               </w:rPr>
-              <w:instrText xml:space="preserve"> PAGEREF _Toc196507300 \h </w:instrText>
+              <w:instrText xml:space="preserve"> PAGEREF _Toc196607746 \h </w:instrText>
             </w:r>
             <w:r>
               <w:rPr>
@@ -2769,7 +2841,7 @@
                 <w:noProof/>
                 <w:webHidden/>
               </w:rPr>
-              <w:t>15</w:t>
+              <w:t>16</w:t>
             </w:r>
             <w:r>
               <w:rPr>
@@ -2794,7 +2866,7 @@
               <w:lang w:eastAsia="en-GB"/>
             </w:rPr>
           </w:pPr>
-          <w:hyperlink w:anchor="_Toc196507301" w:history="1">
+          <w:hyperlink w:anchor="_Toc196607747" w:history="1">
             <w:r>
               <w:rPr>
                 <w:rStyle w:val="Hyperlink"/>
@@ -2821,7 +2893,7 @@
                 <w:noProof/>
                 <w:webHidden/>
               </w:rPr>
-              <w:instrText xml:space="preserve"> PAGEREF _Toc196507301 \h </w:instrText>
+              <w:instrText xml:space="preserve"> PAGEREF _Toc196607747 \h </w:instrText>
             </w:r>
             <w:r>
               <w:rPr>
@@ -2841,7 +2913,7 @@
                 <w:noProof/>
                 <w:webHidden/>
               </w:rPr>
-              <w:t>15</w:t>
+              <w:t>16</w:t>
             </w:r>
             <w:r>
               <w:rPr>
@@ -2866,7 +2938,7 @@
               <w:lang w:eastAsia="en-GB"/>
             </w:rPr>
           </w:pPr>
-          <w:hyperlink w:anchor="_Toc196507302" w:history="1">
+          <w:hyperlink w:anchor="_Toc196607748" w:history="1">
             <w:r>
               <w:rPr>
                 <w:rStyle w:val="Hyperlink"/>
@@ -2893,7 +2965,7 @@
                 <w:noProof/>
                 <w:webHidden/>
               </w:rPr>
-              <w:instrText xml:space="preserve"> PAGEREF _Toc196507302 \h </w:instrText>
+              <w:instrText xml:space="preserve"> PAGEREF _Toc196607748 \h </w:instrText>
             </w:r>
             <w:r>
               <w:rPr>
@@ -2913,7 +2985,7 @@
                 <w:noProof/>
                 <w:webHidden/>
               </w:rPr>
-              <w:t>16</w:t>
+              <w:t>17</w:t>
             </w:r>
             <w:r>
               <w:rPr>
@@ -2938,7 +3010,7 @@
               <w:lang w:eastAsia="en-GB"/>
             </w:rPr>
           </w:pPr>
-          <w:hyperlink w:anchor="_Toc196507303" w:history="1">
+          <w:hyperlink w:anchor="_Toc196607749" w:history="1">
             <w:r>
               <w:rPr>
                 <w:rStyle w:val="Hyperlink"/>
@@ -2965,7 +3037,7 @@
                 <w:noProof/>
                 <w:webHidden/>
               </w:rPr>
-              <w:instrText xml:space="preserve"> PAGEREF _Toc196507303 \h </w:instrText>
+              <w:instrText xml:space="preserve"> PAGEREF _Toc196607749 \h </w:instrText>
             </w:r>
             <w:r>
               <w:rPr>
@@ -2985,7 +3057,7 @@
                 <w:noProof/>
                 <w:webHidden/>
               </w:rPr>
-              <w:t>16</w:t>
+              <w:t>17</w:t>
             </w:r>
             <w:r>
               <w:rPr>
@@ -3010,7 +3082,7 @@
               <w:lang w:eastAsia="en-GB"/>
             </w:rPr>
           </w:pPr>
-          <w:hyperlink w:anchor="_Toc196507304" w:history="1">
+          <w:hyperlink w:anchor="_Toc196607750" w:history="1">
             <w:r>
               <w:rPr>
                 <w:rStyle w:val="Hyperlink"/>
@@ -3037,7 +3109,7 @@
                 <w:noProof/>
                 <w:webHidden/>
               </w:rPr>
-              <w:instrText xml:space="preserve"> PAGEREF _Toc196507304 \h </w:instrText>
+              <w:instrText xml:space="preserve"> PAGEREF _Toc196607750 \h </w:instrText>
             </w:r>
             <w:r>
               <w:rPr>
@@ -3057,7 +3129,7 @@
                 <w:noProof/>
                 <w:webHidden/>
               </w:rPr>
-              <w:t>16</w:t>
+              <w:t>17</w:t>
             </w:r>
             <w:r>
               <w:rPr>
@@ -3082,7 +3154,7 @@
               <w:lang w:eastAsia="en-GB"/>
             </w:rPr>
           </w:pPr>
-          <w:hyperlink w:anchor="_Toc196507305" w:history="1">
+          <w:hyperlink w:anchor="_Toc196607751" w:history="1">
             <w:r>
               <w:rPr>
                 <w:rStyle w:val="Hyperlink"/>
@@ -3109,7 +3181,7 @@
                 <w:noProof/>
                 <w:webHidden/>
               </w:rPr>
-              <w:instrText xml:space="preserve"> PAGEREF _Toc196507305 \h </w:instrText>
+              <w:instrText xml:space="preserve"> PAGEREF _Toc196607751 \h </w:instrText>
             </w:r>
             <w:r>
               <w:rPr>
@@ -3129,7 +3201,7 @@
                 <w:noProof/>
                 <w:webHidden/>
               </w:rPr>
-              <w:t>16</w:t>
+              <w:t>18</w:t>
             </w:r>
             <w:r>
               <w:rPr>
@@ -3154,7 +3226,7 @@
               <w:lang w:eastAsia="en-GB"/>
             </w:rPr>
           </w:pPr>
-          <w:hyperlink w:anchor="_Toc196507306" w:history="1">
+          <w:hyperlink w:anchor="_Toc196607752" w:history="1">
             <w:r>
               <w:rPr>
                 <w:rStyle w:val="Hyperlink"/>
@@ -3181,7 +3253,7 @@
                 <w:noProof/>
                 <w:webHidden/>
               </w:rPr>
-              <w:instrText xml:space="preserve"> PAGEREF _Toc196507306 \h </w:instrText>
+              <w:instrText xml:space="preserve"> PAGEREF _Toc196607752 \h </w:instrText>
             </w:r>
             <w:r>
               <w:rPr>
@@ -3201,7 +3273,7 @@
                 <w:noProof/>
                 <w:webHidden/>
               </w:rPr>
-              <w:t>17</w:t>
+              <w:t>18</w:t>
             </w:r>
             <w:r>
               <w:rPr>
@@ -3226,7 +3298,7 @@
               <w:lang w:eastAsia="en-GB"/>
             </w:rPr>
           </w:pPr>
-          <w:hyperlink w:anchor="_Toc196507307" w:history="1">
+          <w:hyperlink w:anchor="_Toc196607753" w:history="1">
             <w:r>
               <w:rPr>
                 <w:rStyle w:val="Hyperlink"/>
@@ -3253,7 +3325,7 @@
                 <w:noProof/>
                 <w:webHidden/>
               </w:rPr>
-              <w:instrText xml:space="preserve"> PAGEREF _Toc196507307 \h </w:instrText>
+              <w:instrText xml:space="preserve"> PAGEREF _Toc196607753 \h </w:instrText>
             </w:r>
             <w:r>
               <w:rPr>
@@ -3273,7 +3345,7 @@
                 <w:noProof/>
                 <w:webHidden/>
               </w:rPr>
-              <w:t>17</w:t>
+              <w:t>18</w:t>
             </w:r>
             <w:r>
               <w:rPr>
@@ -3298,7 +3370,7 @@
               <w:lang w:eastAsia="en-GB"/>
             </w:rPr>
           </w:pPr>
-          <w:hyperlink w:anchor="_Toc196507308" w:history="1">
+          <w:hyperlink w:anchor="_Toc196607754" w:history="1">
             <w:r>
               <w:rPr>
                 <w:rStyle w:val="Hyperlink"/>
@@ -3325,7 +3397,7 @@
                 <w:noProof/>
                 <w:webHidden/>
               </w:rPr>
-              <w:instrText xml:space="preserve"> PAGEREF _Toc196507308 \h </w:instrText>
+              <w:instrText xml:space="preserve"> PAGEREF _Toc196607754 \h </w:instrText>
             </w:r>
             <w:r>
               <w:rPr>
@@ -3345,7 +3417,7 @@
                 <w:noProof/>
                 <w:webHidden/>
               </w:rPr>
-              <w:t>17</w:t>
+              <w:t>19</w:t>
             </w:r>
             <w:r>
               <w:rPr>
@@ -3370,7 +3442,7 @@
               <w:lang w:eastAsia="en-GB"/>
             </w:rPr>
           </w:pPr>
-          <w:hyperlink w:anchor="_Toc196507309" w:history="1">
+          <w:hyperlink w:anchor="_Toc196607755" w:history="1">
             <w:r>
               <w:rPr>
                 <w:rStyle w:val="Hyperlink"/>
@@ -3397,7 +3469,7 @@
                 <w:noProof/>
                 <w:webHidden/>
               </w:rPr>
-              <w:instrText xml:space="preserve"> PAGEREF _Toc196507309 \h </w:instrText>
+              <w:instrText xml:space="preserve"> PAGEREF _Toc196607755 \h </w:instrText>
             </w:r>
             <w:r>
               <w:rPr>
@@ -3417,7 +3489,7 @@
                 <w:noProof/>
                 <w:webHidden/>
               </w:rPr>
-              <w:t>18</w:t>
+              <w:t>19</w:t>
             </w:r>
             <w:r>
               <w:rPr>
@@ -3442,7 +3514,7 @@
               <w:lang w:eastAsia="en-GB"/>
             </w:rPr>
           </w:pPr>
-          <w:hyperlink w:anchor="_Toc196507310" w:history="1">
+          <w:hyperlink w:anchor="_Toc196607756" w:history="1">
             <w:r>
               <w:rPr>
                 <w:rStyle w:val="Hyperlink"/>
@@ -3469,7 +3541,7 @@
                 <w:noProof/>
                 <w:webHidden/>
               </w:rPr>
-              <w:instrText xml:space="preserve"> PAGEREF _Toc196507310 \h </w:instrText>
+              <w:instrText xml:space="preserve"> PAGEREF _Toc196607756 \h </w:instrText>
             </w:r>
             <w:r>
               <w:rPr>
@@ -3489,7 +3561,7 @@
                 <w:noProof/>
                 <w:webHidden/>
               </w:rPr>
-              <w:t>18</w:t>
+              <w:t>20</w:t>
             </w:r>
             <w:r>
               <w:rPr>
@@ -3514,7 +3586,7 @@
               <w:lang w:eastAsia="en-GB"/>
             </w:rPr>
           </w:pPr>
-          <w:hyperlink w:anchor="_Toc196507311" w:history="1">
+          <w:hyperlink w:anchor="_Toc196607757" w:history="1">
             <w:r>
               <w:rPr>
                 <w:rStyle w:val="Hyperlink"/>
@@ -3541,7 +3613,7 @@
                 <w:noProof/>
                 <w:webHidden/>
               </w:rPr>
-              <w:instrText xml:space="preserve"> PAGEREF _Toc196507311 \h </w:instrText>
+              <w:instrText xml:space="preserve"> PAGEREF _Toc196607757 \h </w:instrText>
             </w:r>
             <w:r>
               <w:rPr>
@@ -3561,7 +3633,7 @@
                 <w:noProof/>
                 <w:webHidden/>
               </w:rPr>
-              <w:t>19</w:t>
+              <w:t>20</w:t>
             </w:r>
             <w:r>
               <w:rPr>
@@ -3586,7 +3658,7 @@
               <w:lang w:eastAsia="en-GB"/>
             </w:rPr>
           </w:pPr>
-          <w:hyperlink w:anchor="_Toc196507312" w:history="1">
+          <w:hyperlink w:anchor="_Toc196607758" w:history="1">
             <w:r>
               <w:rPr>
                 <w:rStyle w:val="Hyperlink"/>
@@ -3613,7 +3685,7 @@
                 <w:noProof/>
                 <w:webHidden/>
               </w:rPr>
-              <w:instrText xml:space="preserve"> PAGEREF _Toc196507312 \h </w:instrText>
+              <w:instrText xml:space="preserve"> PAGEREF _Toc196607758 \h </w:instrText>
             </w:r>
             <w:r>
               <w:rPr>
@@ -3633,7 +3705,7 @@
                 <w:noProof/>
                 <w:webHidden/>
               </w:rPr>
-              <w:t>19</w:t>
+              <w:t>20</w:t>
             </w:r>
             <w:r>
               <w:rPr>
@@ -3658,7 +3730,7 @@
               <w:lang w:eastAsia="en-GB"/>
             </w:rPr>
           </w:pPr>
-          <w:hyperlink w:anchor="_Toc196507313" w:history="1">
+          <w:hyperlink w:anchor="_Toc196607759" w:history="1">
             <w:r>
               <w:rPr>
                 <w:rStyle w:val="Hyperlink"/>
@@ -3685,7 +3757,7 @@
                 <w:noProof/>
                 <w:webHidden/>
               </w:rPr>
-              <w:instrText xml:space="preserve"> PAGEREF _Toc196507313 \h </w:instrText>
+              <w:instrText xml:space="preserve"> PAGEREF _Toc196607759 \h </w:instrText>
             </w:r>
             <w:r>
               <w:rPr>
@@ -3705,7 +3777,7 @@
                 <w:noProof/>
                 <w:webHidden/>
               </w:rPr>
-              <w:t>19</w:t>
+              <w:t>20</w:t>
             </w:r>
             <w:r>
               <w:rPr>
@@ -3730,7 +3802,7 @@
               <w:lang w:eastAsia="en-GB"/>
             </w:rPr>
           </w:pPr>
-          <w:hyperlink w:anchor="_Toc196507314" w:history="1">
+          <w:hyperlink w:anchor="_Toc196607760" w:history="1">
             <w:r>
               <w:rPr>
                 <w:rStyle w:val="Hyperlink"/>
@@ -3757,7 +3829,7 @@
                 <w:noProof/>
                 <w:webHidden/>
               </w:rPr>
-              <w:instrText xml:space="preserve"> PAGEREF _Toc196507314 \h </w:instrText>
+              <w:instrText xml:space="preserve"> PAGEREF _Toc196607760 \h </w:instrText>
             </w:r>
             <w:r>
               <w:rPr>
@@ -3777,7 +3849,7 @@
                 <w:noProof/>
                 <w:webHidden/>
               </w:rPr>
-              <w:t>19</w:t>
+              <w:t>20</w:t>
             </w:r>
             <w:r>
               <w:rPr>
@@ -3802,7 +3874,7 @@
               <w:lang w:eastAsia="en-GB"/>
             </w:rPr>
           </w:pPr>
-          <w:hyperlink w:anchor="_Toc196507315" w:history="1">
+          <w:hyperlink w:anchor="_Toc196607761" w:history="1">
             <w:r>
               <w:rPr>
                 <w:rStyle w:val="Hyperlink"/>
@@ -3829,7 +3901,7 @@
                 <w:noProof/>
                 <w:webHidden/>
               </w:rPr>
-              <w:instrText xml:space="preserve"> PAGEREF _Toc196507315 \h </w:instrText>
+              <w:instrText xml:space="preserve"> PAGEREF _Toc196607761 \h </w:instrText>
             </w:r>
             <w:r>
               <w:rPr>
@@ -3849,7 +3921,7 @@
                 <w:noProof/>
                 <w:webHidden/>
               </w:rPr>
-              <w:t>19</w:t>
+              <w:t>20</w:t>
             </w:r>
             <w:r>
               <w:rPr>
@@ -3874,7 +3946,7 @@
               <w:lang w:eastAsia="en-GB"/>
             </w:rPr>
           </w:pPr>
-          <w:hyperlink w:anchor="_Toc196507316" w:history="1">
+          <w:hyperlink w:anchor="_Toc196607762" w:history="1">
             <w:r>
               <w:rPr>
                 <w:rStyle w:val="Hyperlink"/>
@@ -3901,7 +3973,7 @@
                 <w:noProof/>
                 <w:webHidden/>
               </w:rPr>
-              <w:instrText xml:space="preserve"> PAGEREF _Toc196507316 \h </w:instrText>
+              <w:instrText xml:space="preserve"> PAGEREF _Toc196607762 \h </w:instrText>
             </w:r>
             <w:r>
               <w:rPr>
@@ -3921,7 +3993,7 @@
                 <w:noProof/>
                 <w:webHidden/>
               </w:rPr>
-              <w:t>19</w:t>
+              <w:t>21</w:t>
             </w:r>
             <w:r>
               <w:rPr>
@@ -3946,7 +4018,7 @@
               <w:lang w:eastAsia="en-GB"/>
             </w:rPr>
           </w:pPr>
-          <w:hyperlink w:anchor="_Toc196507317" w:history="1">
+          <w:hyperlink w:anchor="_Toc196607763" w:history="1">
             <w:r>
               <w:rPr>
                 <w:rStyle w:val="Hyperlink"/>
@@ -3973,7 +4045,7 @@
                 <w:noProof/>
                 <w:webHidden/>
               </w:rPr>
-              <w:instrText xml:space="preserve"> PAGEREF _Toc196507317 \h </w:instrText>
+              <w:instrText xml:space="preserve"> PAGEREF _Toc196607763 \h </w:instrText>
             </w:r>
             <w:r>
               <w:rPr>
@@ -3993,7 +4065,7 @@
                 <w:noProof/>
                 <w:webHidden/>
               </w:rPr>
-              <w:t>20</w:t>
+              <w:t>21</w:t>
             </w:r>
             <w:r>
               <w:rPr>
@@ -4018,7 +4090,7 @@
               <w:lang w:eastAsia="en-GB"/>
             </w:rPr>
           </w:pPr>
-          <w:hyperlink w:anchor="_Toc196507318" w:history="1">
+          <w:hyperlink w:anchor="_Toc196607764" w:history="1">
             <w:r>
               <w:rPr>
                 <w:rStyle w:val="Hyperlink"/>
@@ -4045,7 +4117,7 @@
                 <w:noProof/>
                 <w:webHidden/>
               </w:rPr>
-              <w:instrText xml:space="preserve"> PAGEREF _Toc196507318 \h </w:instrText>
+              <w:instrText xml:space="preserve"> PAGEREF _Toc196607764 \h </w:instrText>
             </w:r>
             <w:r>
               <w:rPr>
@@ -4065,7 +4137,79 @@
                 <w:noProof/>
                 <w:webHidden/>
               </w:rPr>
-              <w:t>20</w:t>
+              <w:t>21</w:t>
+            </w:r>
+            <w:r>
+              <w:rPr>
+                <w:noProof/>
+                <w:webHidden/>
+              </w:rPr>
+              <w:fldChar w:fldCharType="end"/>
+            </w:r>
+          </w:hyperlink>
+        </w:p>
+        <w:p>
+          <w:pPr>
+            <w:pStyle w:val="TOC2"/>
+            <w:tabs>
+              <w:tab w:val="right" w:leader="dot" w:pos="9016"/>
+            </w:tabs>
+            <w:rPr>
+              <w:rFonts w:eastAsiaTheme="minorEastAsia"/>
+              <w:noProof/>
+              <w:sz w:val="24"/>
+              <w:szCs w:val="24"/>
+              <w:lang w:eastAsia="en-GB"/>
+            </w:rPr>
+          </w:pPr>
+          <w:hyperlink w:anchor="_Toc196607765" w:history="1">
+            <w:r>
+              <w:rPr>
+                <w:rStyle w:val="Hyperlink"/>
+                <w:noProof/>
+              </w:rPr>
+              <w:t>Improved extension management</w:t>
+            </w:r>
+            <w:r>
+              <w:rPr>
+                <w:noProof/>
+                <w:webHidden/>
+              </w:rPr>
+              <w:tab/>
+            </w:r>
+            <w:r>
+              <w:rPr>
+                <w:noProof/>
+                <w:webHidden/>
+              </w:rPr>
+              <w:fldChar w:fldCharType="begin"/>
+            </w:r>
+            <w:r>
+              <w:rPr>
+                <w:noProof/>
+                <w:webHidden/>
+              </w:rPr>
+              <w:instrText xml:space="preserve"> PAGEREF _Toc196607765 \h </w:instrText>
+            </w:r>
+            <w:r>
+              <w:rPr>
+                <w:noProof/>
+                <w:webHidden/>
+              </w:rPr>
+            </w:r>
+            <w:r>
+              <w:rPr>
+                <w:noProof/>
+                <w:webHidden/>
+              </w:rPr>
+              <w:fldChar w:fldCharType="separate"/>
+            </w:r>
+            <w:r>
+              <w:rPr>
+                <w:noProof/>
+                <w:webHidden/>
+              </w:rPr>
+              <w:t>21</w:t>
             </w:r>
             <w:r>
               <w:rPr>
@@ -4090,7 +4234,7 @@
               <w:lang w:eastAsia="en-GB"/>
             </w:rPr>
           </w:pPr>
-          <w:hyperlink w:anchor="_Toc196507319" w:history="1">
+          <w:hyperlink w:anchor="_Toc196607766" w:history="1">
             <w:r>
               <w:rPr>
                 <w:rStyle w:val="Hyperlink"/>
@@ -4117,7 +4261,7 @@
                 <w:noProof/>
                 <w:webHidden/>
               </w:rPr>
-              <w:instrText xml:space="preserve"> PAGEREF _Toc196507319 \h </w:instrText>
+              <w:instrText xml:space="preserve"> PAGEREF _Toc196607766 \h </w:instrText>
             </w:r>
             <w:r>
               <w:rPr>
@@ -4137,7 +4281,7 @@
                 <w:noProof/>
                 <w:webHidden/>
               </w:rPr>
-              <w:t>20</w:t>
+              <w:t>21</w:t>
             </w:r>
             <w:r>
               <w:rPr>
@@ -4162,7 +4306,7 @@
               <w:lang w:eastAsia="en-GB"/>
             </w:rPr>
           </w:pPr>
-          <w:hyperlink w:anchor="_Toc196507320" w:history="1">
+          <w:hyperlink w:anchor="_Toc196607767" w:history="1">
             <w:r>
               <w:rPr>
                 <w:rStyle w:val="Hyperlink"/>
@@ -4189,7 +4333,7 @@
                 <w:noProof/>
                 <w:webHidden/>
               </w:rPr>
-              <w:instrText xml:space="preserve"> PAGEREF _Toc196507320 \h </w:instrText>
+              <w:instrText xml:space="preserve"> PAGEREF _Toc196607767 \h </w:instrText>
             </w:r>
             <w:r>
               <w:rPr>
@@ -4209,7 +4353,7 @@
                 <w:noProof/>
                 <w:webHidden/>
               </w:rPr>
-              <w:t>20</w:t>
+              <w:t>22</w:t>
             </w:r>
             <w:r>
               <w:rPr>
@@ -4234,7 +4378,7 @@
               <w:lang w:eastAsia="en-GB"/>
             </w:rPr>
           </w:pPr>
-          <w:hyperlink w:anchor="_Toc196507321" w:history="1">
+          <w:hyperlink w:anchor="_Toc196607768" w:history="1">
             <w:r>
               <w:rPr>
                 <w:rStyle w:val="Hyperlink"/>
@@ -4261,7 +4405,7 @@
                 <w:noProof/>
                 <w:webHidden/>
               </w:rPr>
-              <w:instrText xml:space="preserve"> PAGEREF _Toc196507321 \h </w:instrText>
+              <w:instrText xml:space="preserve"> PAGEREF _Toc196607768 \h </w:instrText>
             </w:r>
             <w:r>
               <w:rPr>
@@ -4281,7 +4425,7 @@
                 <w:noProof/>
                 <w:webHidden/>
               </w:rPr>
-              <w:t>21</w:t>
+              <w:t>22</w:t>
             </w:r>
             <w:r>
               <w:rPr>
@@ -4306,7 +4450,7 @@
               <w:lang w:eastAsia="en-GB"/>
             </w:rPr>
           </w:pPr>
-          <w:hyperlink w:anchor="_Toc196507322" w:history="1">
+          <w:hyperlink w:anchor="_Toc196607769" w:history="1">
             <w:r>
               <w:rPr>
                 <w:rStyle w:val="Hyperlink"/>
@@ -4333,7 +4477,7 @@
                 <w:noProof/>
                 <w:webHidden/>
               </w:rPr>
-              <w:instrText xml:space="preserve"> PAGEREF _Toc196507322 \h </w:instrText>
+              <w:instrText xml:space="preserve"> PAGEREF _Toc196607769 \h </w:instrText>
             </w:r>
             <w:r>
               <w:rPr>
@@ -4353,7 +4497,7 @@
                 <w:noProof/>
                 <w:webHidden/>
               </w:rPr>
-              <w:t>21</w:t>
+              <w:t>23</w:t>
             </w:r>
             <w:r>
               <w:rPr>
@@ -4378,7 +4522,7 @@
               <w:lang w:eastAsia="en-GB"/>
             </w:rPr>
           </w:pPr>
-          <w:hyperlink w:anchor="_Toc196507323" w:history="1">
+          <w:hyperlink w:anchor="_Toc196607770" w:history="1">
             <w:r>
               <w:rPr>
                 <w:rStyle w:val="Hyperlink"/>
@@ -4405,7 +4549,7 @@
                 <w:noProof/>
                 <w:webHidden/>
               </w:rPr>
-              <w:instrText xml:space="preserve"> PAGEREF _Toc196507323 \h </w:instrText>
+              <w:instrText xml:space="preserve"> PAGEREF _Toc196607770 \h </w:instrText>
             </w:r>
             <w:r>
               <w:rPr>
@@ -4425,7 +4569,7 @@
                 <w:noProof/>
                 <w:webHidden/>
               </w:rPr>
-              <w:t>21</w:t>
+              <w:t>23</w:t>
             </w:r>
             <w:r>
               <w:rPr>
@@ -4496,7 +4640,7 @@
       <w:pPr>
         <w:pStyle w:val="Heading1"/>
       </w:pPr>
-      <w:bookmarkStart w:id="0" w:name="_Toc196507263"/>
+      <w:bookmarkStart w:id="0" w:name="_Toc196607708"/>
       <w:r>
         <w:lastRenderedPageBreak/>
         <w:t>Abstract</w:t>
@@ -4652,15 +4796,11 @@
         <w:t>This report will cover how these challenges have been faced throughout the design and how the system produced will tackle them.</w:t>
       </w:r>
     </w:p>
-    <w:p/>
-    <w:p/>
-    <w:p/>
-    <w:p/>
     <w:p>
       <w:pPr>
         <w:pStyle w:val="Heading1"/>
       </w:pPr>
-      <w:bookmarkStart w:id="1" w:name="_Toc196507264"/>
+      <w:bookmarkStart w:id="1" w:name="_Toc196607709"/>
       <w:r>
         <w:t>Market Research</w:t>
       </w:r>
@@ -4703,7 +4843,7 @@
       <w:pPr>
         <w:pStyle w:val="Heading2"/>
       </w:pPr>
-      <w:bookmarkStart w:id="2" w:name="_Toc196507265"/>
+      <w:bookmarkStart w:id="2" w:name="_Toc196607710"/>
       <w:r>
         <w:t>Operating systems</w:t>
       </w:r>
@@ -4788,159 +4928,186 @@
         <w:t xml:space="preserve"> ports </w:t>
       </w:r>
       <w:r>
-        <w:t xml:space="preserve">expected by </w:t>
-      </w:r>
+        <w:t xml:space="preserve">expected by modern standards </w:t>
+      </w:r>
+      <w:r>
+        <w:t>such as</w:t>
+      </w:r>
+      <w:r>
+        <w:t xml:space="preserve"> multiple</w:t>
+      </w:r>
+      <w:r>
+        <w:t xml:space="preserve"> USB</w:t>
+      </w:r>
+      <w:r>
+        <w:t xml:space="preserve"> ports</w:t>
+      </w:r>
+      <w:r>
+        <w:t xml:space="preserve"> or</w:t>
+      </w:r>
+      <w:r>
+        <w:t xml:space="preserve"> output ports such as</w:t>
+      </w:r>
+      <w:r>
+        <w:t xml:space="preserve"> HDMI</w:t>
+      </w:r>
+      <w:r>
+        <w:t xml:space="preserve"> or DisplayPort</w:t>
+      </w:r>
+      <w:r>
+        <w:t>.</w:t>
+      </w:r>
+      <w:r>
+        <w:t xml:space="preserve"> As a result, building software for these devices </w:t>
+      </w:r>
+      <w:r>
+        <w:t xml:space="preserve">is </w:t>
+      </w:r>
+      <w:r>
+        <w:t>significantly more difficult and developers have been required to</w:t>
+      </w:r>
+      <w:r>
+        <w:t xml:space="preserve"> find</w:t>
+      </w:r>
+      <w:r>
+        <w:t xml:space="preserve"> entirely new</w:t>
+      </w:r>
+      <w:r>
+        <w:t xml:space="preserve"> ways of thinking</w:t>
+      </w:r>
+      <w:r>
+        <w:t xml:space="preserve"> when it comes to them</w:t>
+      </w:r>
+      <w:r>
+        <w:t>.</w:t>
+      </w:r>
+    </w:p>
+    <w:p>
+      <w:pPr>
+        <w:pStyle w:val="Heading2"/>
+      </w:pPr>
+      <w:bookmarkStart w:id="3" w:name="_Toc196607711"/>
       <w:r>
         <w:lastRenderedPageBreak/>
-        <w:t xml:space="preserve">modern standards </w:t>
-      </w:r>
-      <w:r>
-        <w:t>such as</w:t>
-      </w:r>
-      <w:r>
-        <w:t xml:space="preserve"> multiple</w:t>
-      </w:r>
-      <w:r>
-        <w:t xml:space="preserve"> USB</w:t>
-      </w:r>
-      <w:r>
-        <w:t xml:space="preserve"> ports</w:t>
-      </w:r>
-      <w:r>
-        <w:t xml:space="preserve"> or</w:t>
-      </w:r>
-      <w:r>
-        <w:t xml:space="preserve"> output ports such as</w:t>
-      </w:r>
-      <w:r>
-        <w:t xml:space="preserve"> HDMI</w:t>
-      </w:r>
-      <w:r>
-        <w:t xml:space="preserve"> or DisplayPort</w:t>
+        <w:t>Architecture</w:t>
+      </w:r>
+      <w:r>
+        <w:t>s</w:t>
+      </w:r>
+      <w:bookmarkEnd w:id="3"/>
+    </w:p>
+    <w:p>
+      <w:r>
+        <w:t>Many low power devices utilise</w:t>
+      </w:r>
+      <w:r>
+        <w:t xml:space="preserve"> an</w:t>
+      </w:r>
+      <w:r>
+        <w:t xml:space="preserve"> ARM</w:t>
+      </w:r>
+      <w:r>
+        <w:t xml:space="preserve"> </w:t>
+      </w:r>
+      <w:r>
+        <w:t>SoC</w:t>
+      </w:r>
+      <w:r>
+        <w:t xml:space="preserve"> (System </w:t>
+      </w:r>
+      <w:r>
+        <w:t>on</w:t>
+      </w:r>
+      <w:r>
+        <w:t xml:space="preserve"> </w:t>
+      </w:r>
+      <w:r>
+        <w:t>a</w:t>
+      </w:r>
+      <w:r>
+        <w:t xml:space="preserve"> Chip)</w:t>
+      </w:r>
+      <w:r>
+        <w:t>, ARM takes advantage of a reduce</w:t>
+      </w:r>
+      <w:r>
+        <w:t>d</w:t>
+      </w:r>
+      <w:r>
+        <w:t xml:space="preserve"> instruction set in order to be far more optimised than other CPU</w:t>
+      </w:r>
+      <w:r>
+        <w:t xml:space="preserve"> </w:t>
+      </w:r>
+      <w:r>
+        <w:t>architectures</w:t>
+      </w:r>
+      <w:r>
+        <w:t xml:space="preserve"> for efficiency and simplicity</w:t>
       </w:r>
       <w:r>
         <w:t>.</w:t>
       </w:r>
       <w:r>
-        <w:t xml:space="preserve"> As a result, building software for these devices </w:t>
-      </w:r>
-      <w:r>
-        <w:t xml:space="preserve">is </w:t>
-      </w:r>
-      <w:r>
-        <w:t>significantly more difficult and developers have been required to</w:t>
-      </w:r>
-      <w:r>
-        <w:t xml:space="preserve"> find</w:t>
-      </w:r>
-      <w:r>
-        <w:t xml:space="preserve"> entirely new</w:t>
-      </w:r>
-      <w:r>
-        <w:t xml:space="preserve"> ways of thinking</w:t>
-      </w:r>
-      <w:r>
-        <w:t xml:space="preserve"> when it comes to them</w:t>
+        <w:t xml:space="preserve"> As a result, by utilising these SoC’s the devices can</w:t>
+      </w:r>
+      <w:r>
+        <w:t xml:space="preserve"> stay powered for significantly </w:t>
+      </w:r>
+      <w:r>
+        <w:t xml:space="preserve">longer, with </w:t>
+      </w:r>
+      <w:r>
+        <w:t xml:space="preserve">a lot </w:t>
+      </w:r>
+      <w:r>
+        <w:t>less</w:t>
+      </w:r>
+      <w:r>
+        <w:t xml:space="preserve"> system</w:t>
+      </w:r>
+      <w:r>
+        <w:t xml:space="preserve"> overhead</w:t>
+      </w:r>
+      <w:r>
+        <w:t xml:space="preserve"> from the more complex architectures</w:t>
       </w:r>
       <w:r>
         <w:t>.</w:t>
       </w:r>
+      <w:r>
+        <w:t xml:space="preserve"> </w:t>
+      </w:r>
+      <w:r>
+        <w:t xml:space="preserve">Another advantage of using these SoC’s is their ability to integrate other hardware within the </w:t>
+      </w:r>
+      <w:r>
+        <w:t>system</w:t>
+      </w:r>
+      <w:r>
+        <w:t>.</w:t>
+      </w:r>
+      <w:r>
+        <w:t xml:space="preserve"> For example, the addition of Wi-Fi and Bluetooth capabilities can be integrated into one small package </w:t>
+      </w:r>
+      <w:r>
+        <w:t xml:space="preserve">reducing its footprint allowing for it to be used on </w:t>
+      </w:r>
+      <w:r>
+        <w:t>increasingly</w:t>
+      </w:r>
+      <w:r>
+        <w:t xml:space="preserve"> smaller devices.</w:t>
+      </w:r>
+      <w:r>
+        <w:t xml:space="preserve"> The ability for wireless communication is especially important for these types of smaller devices.</w:t>
+      </w:r>
     </w:p>
     <w:p>
       <w:pPr>
         <w:pStyle w:val="Heading2"/>
       </w:pPr>
-      <w:bookmarkStart w:id="3" w:name="_Toc196507266"/>
-      <w:r>
-        <w:t>Architecture</w:t>
-      </w:r>
-      <w:r>
-        <w:t>s</w:t>
-      </w:r>
-      <w:bookmarkEnd w:id="3"/>
-    </w:p>
-    <w:p>
-      <w:r>
-        <w:t>Many low power devices utilise</w:t>
-      </w:r>
-      <w:r>
-        <w:t xml:space="preserve"> an</w:t>
-      </w:r>
-      <w:r>
-        <w:t xml:space="preserve"> ARM</w:t>
-      </w:r>
-      <w:r>
-        <w:t xml:space="preserve"> </w:t>
-      </w:r>
-      <w:r>
-        <w:t>SoC</w:t>
-      </w:r>
-      <w:r>
-        <w:t xml:space="preserve"> (System </w:t>
-      </w:r>
-      <w:r>
-        <w:t>on</w:t>
-      </w:r>
-      <w:r>
-        <w:t xml:space="preserve"> </w:t>
-      </w:r>
-      <w:r>
-        <w:t>a</w:t>
-      </w:r>
-      <w:r>
-        <w:t xml:space="preserve"> Chip)</w:t>
-      </w:r>
-      <w:r>
-        <w:t>, ARM takes advantage of a reduce</w:t>
-      </w:r>
-      <w:r>
-        <w:t>d</w:t>
-      </w:r>
-      <w:r>
-        <w:t xml:space="preserve"> instruction set in order to be far more optimised than other CPU</w:t>
-      </w:r>
-      <w:r>
-        <w:t xml:space="preserve"> </w:t>
-      </w:r>
-      <w:r>
-        <w:t>architectures</w:t>
-      </w:r>
-      <w:r>
-        <w:t xml:space="preserve"> for efficiency and simplicity</w:t>
-      </w:r>
-      <w:r>
-        <w:t>.</w:t>
-      </w:r>
-      <w:r>
-        <w:t xml:space="preserve"> As a result, by utilising these SoC’s these devices can run much longer, with significantly less overhead.</w:t>
-      </w:r>
-      <w:r>
-        <w:t xml:space="preserve"> </w:t>
-      </w:r>
-      <w:r>
-        <w:t xml:space="preserve">Another advantage of using these SoC’s is their ability to integrate other hardware within the </w:t>
-      </w:r>
-      <w:r>
-        <w:t>system</w:t>
-      </w:r>
-      <w:r>
-        <w:t>.</w:t>
-      </w:r>
-      <w:r>
-        <w:t xml:space="preserve"> For example, the addition of Wi-Fi and Bluetooth capabilities can be integrated into one small package </w:t>
-      </w:r>
-      <w:r>
-        <w:t>reducing its footprint allowing for it to be used on smaller and smaller devices.</w:t>
-      </w:r>
-      <w:r>
-        <w:t xml:space="preserve"> The ability for wireless communication is especially important for these types of smaller devices.</w:t>
-      </w:r>
-    </w:p>
-    <w:p>
-      <w:pPr>
-        <w:pStyle w:val="Heading2"/>
-      </w:pPr>
-      <w:bookmarkStart w:id="4" w:name="_Toc196507267"/>
+      <w:bookmarkStart w:id="4" w:name="_Toc196607712"/>
       <w:r>
         <w:t>Devices</w:t>
       </w:r>
@@ -4948,7 +5115,19 @@
     </w:p>
     <w:p>
       <w:r>
-        <w:t>The raspberry pi is one of the most universally known examples of low power but powerful devices. Raspberry Pi’s are often chosen due to their community support and ease of development. Devices such as the Raspberry Pi Pico or Zero are examples of their extra low power range. These devices utilise relatively powerful soc’s while reducing their total power usage to significantly lower amounts than other devices such as the full-size Raspberry Pi’s and other small form factor PC’s.</w:t>
+        <w:t xml:space="preserve">The </w:t>
+      </w:r>
+      <w:r>
+        <w:t>Raspberry Pi</w:t>
+      </w:r>
+      <w:r>
+        <w:t xml:space="preserve"> is one of the most </w:t>
+      </w:r>
+      <w:r>
+        <w:t>well-known</w:t>
+      </w:r>
+      <w:r>
+        <w:t xml:space="preserve"> examples of low power but powerful devices. Raspberry Pi’s are often chosen due to their community support and ease of development. Devices such as the Raspberry Pi Pico or Zero are examples of their extra low power range. These devices utilise relatively powerful soc’s while reducing their total power usage to significantly lower amounts than other devices such as the full-size Raspberry Pi’s and other small form factor PC’s.</w:t>
       </w:r>
     </w:p>
     <w:p>
@@ -5084,7 +5263,7 @@
       <w:pPr>
         <w:pStyle w:val="Heading1"/>
       </w:pPr>
-      <w:bookmarkStart w:id="5" w:name="_Toc196507268"/>
+      <w:bookmarkStart w:id="5" w:name="_Toc196607713"/>
       <w:r>
         <w:t>ICMS</w:t>
       </w:r>
@@ -5100,7 +5279,7 @@
       <w:pPr>
         <w:pStyle w:val="Heading2"/>
       </w:pPr>
-      <w:bookmarkStart w:id="6" w:name="_Toc196507269"/>
+      <w:bookmarkStart w:id="6" w:name="_Toc196607714"/>
       <w:r>
         <w:t xml:space="preserve">Home </w:t>
       </w:r>
@@ -5111,171 +5290,168 @@
     </w:p>
     <w:p>
       <w:r>
-        <w:t xml:space="preserve">Home assistant is an open-source software also written in python. It allows the user to automate and connect devices to a central server similarly to ICMS. The main differences between the two pieces of software are that ICMS is designed for developers or hobbyists to </w:t>
-      </w:r>
+        <w:t>Home assistant is an open-source software also written in python. It allows the user to automate and connect devices to a central server similarly to ICMS. The main differences between the two pieces of software are that ICMS is designed for developers or hobbyists to design and built their own devices, while home assistant is designed for connecting already built devices with software designed by the manufacturer.</w:t>
+      </w:r>
+    </w:p>
+    <w:p>
+      <w:pPr>
+        <w:pStyle w:val="Heading2"/>
+      </w:pPr>
+      <w:bookmarkStart w:id="7" w:name="_Toc196607715"/>
       <w:r>
         <w:lastRenderedPageBreak/>
-        <w:t>design and built their own devices, while home assistant is designed for connecting already built devices with software designed by the manufacturer.</w:t>
+        <w:t>IFTTT</w:t>
+      </w:r>
+      <w:bookmarkEnd w:id="7"/>
+    </w:p>
+    <w:p>
+      <w:r>
+        <w:t>IFTTT is a close</w:t>
+      </w:r>
+      <w:r>
+        <w:t>d</w:t>
+      </w:r>
+      <w:r>
+        <w:t>-source software similar to home assistant.</w:t>
+      </w:r>
+      <w:r>
+        <w:t xml:space="preserve"> The applications of this software are quite different as </w:t>
+      </w:r>
+      <w:r>
+        <w:t>it</w:t>
+      </w:r>
+      <w:r>
+        <w:t xml:space="preserve"> can be used on any device, for example, being used</w:t>
+      </w:r>
+      <w:r>
+        <w:t xml:space="preserve"> to send notifications</w:t>
+      </w:r>
+      <w:r>
+        <w:t xml:space="preserve"> </w:t>
+      </w:r>
+      <w:r>
+        <w:t xml:space="preserve">to </w:t>
+      </w:r>
+      <w:r>
+        <w:t>a mobile device.</w:t>
+      </w:r>
+      <w:r>
+        <w:t xml:space="preserve"> One of the </w:t>
+      </w:r>
+      <w:r>
+        <w:t>issues</w:t>
+      </w:r>
+      <w:r>
+        <w:t xml:space="preserve"> with </w:t>
+      </w:r>
+      <w:r>
+        <w:t>this system is that it is</w:t>
+      </w:r>
+      <w:r>
+        <w:t xml:space="preserve"> </w:t>
+      </w:r>
+      <w:r>
+        <w:t>closed source</w:t>
+      </w:r>
+      <w:r>
+        <w:t>,</w:t>
+      </w:r>
+      <w:r>
+        <w:t xml:space="preserve"> where</w:t>
+      </w:r>
+      <w:r>
+        <w:t xml:space="preserve"> </w:t>
+      </w:r>
+      <w:r>
+        <w:t xml:space="preserve">development of the software is up to the </w:t>
+      </w:r>
+      <w:r>
+        <w:t>organisation’s</w:t>
+      </w:r>
+      <w:r>
+        <w:t xml:space="preserve"> discretio</w:t>
+      </w:r>
+      <w:r>
+        <w:t>n</w:t>
+      </w:r>
+      <w:r>
+        <w:t xml:space="preserve"> and has no direct community access</w:t>
+      </w:r>
+      <w:r>
+        <w:t>.</w:t>
+      </w:r>
+      <w:r>
+        <w:t xml:space="preserve"> Instead, automations </w:t>
+      </w:r>
+      <w:r>
+        <w:t>have to</w:t>
+      </w:r>
+      <w:r>
+        <w:t xml:space="preserve"> be built through</w:t>
+      </w:r>
+      <w:r>
+        <w:t xml:space="preserve"> their</w:t>
+      </w:r>
+      <w:r>
+        <w:t xml:space="preserve"> no-code system</w:t>
+      </w:r>
+      <w:r>
+        <w:t xml:space="preserve"> and integrated</w:t>
+      </w:r>
+      <w:r>
+        <w:t xml:space="preserve"> through their self</w:t>
+      </w:r>
+      <w:r>
+        <w:t>-</w:t>
+      </w:r>
+      <w:r>
+        <w:t>hosted store</w:t>
+      </w:r>
+      <w:r>
+        <w:t xml:space="preserve">. </w:t>
       </w:r>
     </w:p>
     <w:p>
       <w:pPr>
         <w:pStyle w:val="Heading2"/>
       </w:pPr>
-      <w:bookmarkStart w:id="7" w:name="_Toc196507270"/>
-      <w:r>
-        <w:t>IFTTT</w:t>
-      </w:r>
-      <w:bookmarkEnd w:id="7"/>
-    </w:p>
-    <w:p>
-      <w:r>
-        <w:t>IFTTT is a close</w:t>
-      </w:r>
-      <w:r>
-        <w:t>d</w:t>
-      </w:r>
-      <w:r>
-        <w:t>-source software similar to home assistant.</w:t>
-      </w:r>
-      <w:r>
-        <w:t xml:space="preserve"> The applications of this software are quite different as </w:t>
-      </w:r>
-      <w:r>
-        <w:t>it</w:t>
-      </w:r>
-      <w:r>
-        <w:t xml:space="preserve"> can be used on any device, for example, being used</w:t>
-      </w:r>
-      <w:r>
-        <w:t xml:space="preserve"> to send notifications</w:t>
-      </w:r>
-      <w:r>
-        <w:t xml:space="preserve"> </w:t>
-      </w:r>
-      <w:r>
-        <w:t xml:space="preserve">to </w:t>
-      </w:r>
-      <w:r>
-        <w:t>a mobile device.</w:t>
-      </w:r>
-      <w:r>
-        <w:t xml:space="preserve"> One of the </w:t>
-      </w:r>
-      <w:r>
-        <w:t>issues</w:t>
-      </w:r>
-      <w:r>
-        <w:t xml:space="preserve"> with </w:t>
-      </w:r>
-      <w:r>
-        <w:t>this system is that it is</w:t>
-      </w:r>
-      <w:r>
-        <w:t xml:space="preserve"> </w:t>
-      </w:r>
-      <w:r>
-        <w:t>closed source</w:t>
-      </w:r>
-      <w:r>
-        <w:t>,</w:t>
-      </w:r>
-      <w:r>
-        <w:t xml:space="preserve"> where</w:t>
-      </w:r>
-      <w:r>
-        <w:t xml:space="preserve"> </w:t>
-      </w:r>
-      <w:r>
-        <w:t xml:space="preserve">development of the software is up to the </w:t>
-      </w:r>
-      <w:r>
-        <w:t>organisation’s</w:t>
-      </w:r>
-      <w:r>
-        <w:t xml:space="preserve"> discretio</w:t>
-      </w:r>
-      <w:r>
-        <w:t>n</w:t>
-      </w:r>
-      <w:r>
-        <w:t xml:space="preserve"> and has no direct community access</w:t>
+      <w:bookmarkStart w:id="8" w:name="_Toc196607716"/>
+      <w:r>
+        <w:t>Comparison</w:t>
+      </w:r>
+      <w:bookmarkEnd w:id="8"/>
+    </w:p>
+    <w:p>
+      <w:r>
+        <w:t>Show comparison here</w:t>
+      </w:r>
+    </w:p>
+    <w:p>
+      <w:pPr>
+        <w:pStyle w:val="Heading1"/>
+      </w:pPr>
+      <w:bookmarkStart w:id="9" w:name="_Toc196607717"/>
+      <w:r>
+        <w:t>Product requirements</w:t>
+      </w:r>
+      <w:bookmarkEnd w:id="9"/>
+    </w:p>
+    <w:p>
+      <w:r>
+        <w:t>There will be a server that will allow different devices to connect and authenticate. This server will have the ability to store and refence different devices based on the current user selected</w:t>
+      </w:r>
+      <w:r>
+        <w:t xml:space="preserve"> per device</w:t>
       </w:r>
       <w:r>
         <w:t>.</w:t>
       </w:r>
-      <w:r>
-        <w:t xml:space="preserve"> Instead, automations </w:t>
-      </w:r>
-      <w:r>
-        <w:t>have to</w:t>
-      </w:r>
-      <w:r>
-        <w:t xml:space="preserve"> be built through</w:t>
-      </w:r>
-      <w:r>
-        <w:t xml:space="preserve"> their</w:t>
-      </w:r>
-      <w:r>
-        <w:t xml:space="preserve"> no-code system</w:t>
-      </w:r>
-      <w:r>
-        <w:t xml:space="preserve"> and integrated</w:t>
-      </w:r>
-      <w:r>
-        <w:t xml:space="preserve"> through their self</w:t>
-      </w:r>
-      <w:r>
-        <w:t>-</w:t>
-      </w:r>
-      <w:r>
-        <w:t>hosted store</w:t>
-      </w:r>
-      <w:r>
-        <w:t xml:space="preserve">. </w:t>
-      </w:r>
-    </w:p>
-    <w:p>
-      <w:pPr>
-        <w:pStyle w:val="Heading2"/>
-      </w:pPr>
-      <w:bookmarkStart w:id="8" w:name="_Toc196507271"/>
-      <w:r>
-        <w:t>Comparison</w:t>
-      </w:r>
-      <w:bookmarkEnd w:id="8"/>
-    </w:p>
-    <w:p>
-      <w:r>
-        <w:t>Show comparison here</w:t>
-      </w:r>
     </w:p>
     <w:p>
       <w:pPr>
         <w:pStyle w:val="Heading1"/>
       </w:pPr>
-      <w:bookmarkStart w:id="9" w:name="_Toc196507272"/>
-      <w:r>
-        <w:t>Product requirements</w:t>
-      </w:r>
-      <w:bookmarkEnd w:id="9"/>
-    </w:p>
-    <w:p>
-      <w:r>
-        <w:t>There will be a server that will allow different devices to connect and authenticate. This server will have the ability to store and refence different devices based on the current user selected</w:t>
-      </w:r>
-      <w:r>
-        <w:t xml:space="preserve"> per device</w:t>
-      </w:r>
-      <w:r>
-        <w:t>.</w:t>
-      </w:r>
-    </w:p>
-    <w:p>
-      <w:pPr>
-        <w:pStyle w:val="Heading1"/>
-      </w:pPr>
-      <w:bookmarkStart w:id="10" w:name="_Toc196507273"/>
+      <w:bookmarkStart w:id="10" w:name="_Toc196607718"/>
       <w:r>
         <w:t>Expected userbase</w:t>
       </w:r>
@@ -5327,11 +5503,13 @@
     <w:p/>
     <w:p/>
     <w:p/>
+    <w:p/>
+    <w:p/>
     <w:p>
       <w:pPr>
         <w:pStyle w:val="Heading1"/>
       </w:pPr>
-      <w:bookmarkStart w:id="11" w:name="_Toc196507274"/>
+      <w:bookmarkStart w:id="11" w:name="_Toc196607719"/>
       <w:r>
         <w:t>Prototyp</w:t>
       </w:r>
@@ -5344,7 +5522,7 @@
       <w:pPr>
         <w:pStyle w:val="Heading2"/>
       </w:pPr>
-      <w:bookmarkStart w:id="12" w:name="_Toc196507275"/>
+      <w:bookmarkStart w:id="12" w:name="_Toc196607720"/>
       <w:r>
         <w:t xml:space="preserve">Lo-Fi </w:t>
       </w:r>
@@ -5379,12 +5557,16 @@
     <w:p/>
     <w:p/>
     <w:p/>
+    <w:p/>
+    <w:p/>
+    <w:p/>
     <w:p>
       <w:pPr>
         <w:pStyle w:val="Heading1"/>
       </w:pPr>
-      <w:bookmarkStart w:id="13" w:name="_Toc196507276"/>
-      <w:r>
+      <w:bookmarkStart w:id="13" w:name="_Toc196607721"/>
+      <w:r>
+        <w:lastRenderedPageBreak/>
         <w:t>Agile Development</w:t>
       </w:r>
       <w:bookmarkEnd w:id="13"/>
@@ -5417,6 +5599,45 @@
     </w:p>
     <w:p>
       <w:r>
+        <w:drawing>
+          <wp:inline distT="0" distB="0" distL="0" distR="0" wp14:anchorId="06BA6FF5" wp14:editId="4A673D68">
+            <wp:extent cx="6170069" cy="3886200"/>
+            <wp:effectExtent l="0" t="0" r="2540" b="0"/>
+            <wp:docPr id="1690736438" name="Picture 1" descr="A screenshot of a computer&#10;&#10;AI-generated content may be incorrect."/>
+            <wp:cNvGraphicFramePr>
+              <a:graphicFrameLocks xmlns:a="http://schemas.openxmlformats.org/drawingml/2006/main" noChangeAspect="1"/>
+            </wp:cNvGraphicFramePr>
+            <a:graphic xmlns:a="http://schemas.openxmlformats.org/drawingml/2006/main">
+              <a:graphicData uri="http://schemas.openxmlformats.org/drawingml/2006/picture">
+                <pic:pic xmlns:pic="http://schemas.openxmlformats.org/drawingml/2006/picture">
+                  <pic:nvPicPr>
+                    <pic:cNvPr id="1690736438" name="Picture 1" descr="A screenshot of a computer&#10;&#10;AI-generated content may be incorrect."/>
+                    <pic:cNvPicPr/>
+                  </pic:nvPicPr>
+                  <pic:blipFill>
+                    <a:blip r:embed="rId11"/>
+                    <a:stretch>
+                      <a:fillRect/>
+                    </a:stretch>
+                  </pic:blipFill>
+                  <pic:spPr>
+                    <a:xfrm>
+                      <a:off x="0" y="0"/>
+                      <a:ext cx="6173057" cy="3888082"/>
+                    </a:xfrm>
+                    <a:prstGeom prst="rect">
+                      <a:avLst/>
+                    </a:prstGeom>
+                  </pic:spPr>
+                </pic:pic>
+              </a:graphicData>
+            </a:graphic>
+          </wp:inline>
+        </w:drawing>
+      </w:r>
+    </w:p>
+    <w:p>
+      <w:r>
         <w:t>(kanban board here)</w:t>
       </w:r>
     </w:p>
@@ -5436,7 +5657,6 @@
     </w:p>
     <w:p>
       <w:r>
-        <w:lastRenderedPageBreak/>
         <w:t xml:space="preserve">Development is then followed by </w:t>
       </w:r>
       <w:r>
@@ -5508,7 +5728,7 @@
       <w:pPr>
         <w:pStyle w:val="Heading2"/>
       </w:pPr>
-      <w:bookmarkStart w:id="14" w:name="_Toc196507277"/>
+      <w:bookmarkStart w:id="14" w:name="_Toc196607722"/>
       <w:r>
         <w:t xml:space="preserve">Expected </w:t>
       </w:r>
@@ -5525,7 +5745,7 @@
       <w:pPr>
         <w:pStyle w:val="Heading2"/>
       </w:pPr>
-      <w:bookmarkStart w:id="15" w:name="_Toc196507278"/>
+      <w:bookmarkStart w:id="15" w:name="_Toc196607723"/>
       <w:r>
         <w:t xml:space="preserve">Unexpected </w:t>
       </w:r>
@@ -5539,8 +5759,9 @@
       <w:pPr>
         <w:pStyle w:val="Heading1"/>
       </w:pPr>
-      <w:bookmarkStart w:id="16" w:name="_Toc196507279"/>
-      <w:r>
+      <w:bookmarkStart w:id="16" w:name="_Toc196607724"/>
+      <w:r>
+        <w:lastRenderedPageBreak/>
         <w:t>Git/</w:t>
       </w:r>
       <w:r>
@@ -5557,7 +5778,7 @@
       <w:pPr>
         <w:pStyle w:val="Heading2"/>
       </w:pPr>
-      <w:bookmarkStart w:id="17" w:name="_Toc196507280"/>
+      <w:bookmarkStart w:id="17" w:name="_Toc196607725"/>
       <w:r>
         <w:t xml:space="preserve">Setting </w:t>
       </w:r>
@@ -5582,7 +5803,7 @@
       <w:bookmarkEnd w:id="17"/>
     </w:p>
     <w:p>
-      <w:hyperlink r:id="rId11" w:history="1">
+      <w:hyperlink r:id="rId12" w:history="1">
         <w:r>
           <w:rPr>
             <w:rStyle w:val="Hyperlink"/>
@@ -5737,7 +5958,7 @@
           <w:szCs w:val="22"/>
         </w:rPr>
       </w:pPr>
-      <w:bookmarkStart w:id="18" w:name="_Toc196507281"/>
+      <w:bookmarkStart w:id="18" w:name="_Toc196607726"/>
       <w:r>
         <w:t>Initial Int</w:t>
       </w:r>
@@ -5753,7 +5974,7 @@
       <w:bookmarkEnd w:id="18"/>
     </w:p>
     <w:p>
-      <w:hyperlink r:id="rId12" w:history="1">
+      <w:hyperlink r:id="rId13" w:history="1">
         <w:r>
           <w:rPr>
             <w:rStyle w:val="Hyperlink"/>
@@ -5822,7 +6043,6 @@
     </w:p>
     <w:p>
       <w:r>
-        <w:lastRenderedPageBreak/>
         <w:t xml:space="preserve">This version </w:t>
       </w:r>
       <w:r>
@@ -5870,14 +6090,14 @@
       <w:pPr>
         <w:pStyle w:val="Heading2"/>
       </w:pPr>
-      <w:bookmarkStart w:id="19" w:name="_Toc196507282"/>
+      <w:bookmarkStart w:id="19" w:name="_Toc196607727"/>
       <w:r>
         <w:t>Logging and SSL Support</w:t>
       </w:r>
       <w:bookmarkEnd w:id="19"/>
     </w:p>
     <w:p>
-      <w:hyperlink r:id="rId13" w:history="1">
+      <w:hyperlink r:id="rId14" w:history="1">
         <w:r>
           <w:rPr>
             <w:rStyle w:val="Hyperlink"/>
@@ -5902,7 +6122,13 @@
         <w:t xml:space="preserve">Another big feature of this version of the project is the inclusion of SSL/TLS support </w:t>
       </w:r>
       <w:r>
-        <w:t>for the servers.</w:t>
+        <w:t xml:space="preserve">for the </w:t>
+      </w:r>
+      <w:r>
+        <w:t xml:space="preserve">socket </w:t>
+      </w:r>
+      <w:r>
+        <w:t>server.</w:t>
       </w:r>
       <w:r>
         <w:t xml:space="preserve"> The SSL context</w:t>
@@ -5954,8 +6180,9 @@
       <w:pPr>
         <w:pStyle w:val="Heading2"/>
       </w:pPr>
-      <w:bookmarkStart w:id="20" w:name="_Toc196507283"/>
-      <w:r>
+      <w:bookmarkStart w:id="20" w:name="_Toc196607728"/>
+      <w:r>
+        <w:lastRenderedPageBreak/>
         <w:t>Extension</w:t>
       </w:r>
       <w:r>
@@ -5964,7 +6191,7 @@
       <w:bookmarkEnd w:id="20"/>
     </w:p>
     <w:p>
-      <w:hyperlink r:id="rId14" w:history="1">
+      <w:hyperlink r:id="rId15" w:history="1">
         <w:r>
           <w:rPr>
             <w:rStyle w:val="Hyperlink"/>
@@ -6006,6 +6233,501 @@
       </w:r>
       <w:r>
         <w:t>interact with the Spotify Api</w:t>
+      </w:r>
+      <w:r>
+        <w:t>.</w:t>
+      </w:r>
+      <w:r>
+        <w:t xml:space="preserve"> </w:t>
+      </w:r>
+    </w:p>
+    <w:p>
+      <w:pPr>
+        <w:pStyle w:val="Heading1"/>
+      </w:pPr>
+      <w:bookmarkStart w:id="21" w:name="_Toc196607729"/>
+      <w:r>
+        <w:t>Surface Level Architecture</w:t>
+      </w:r>
+      <w:bookmarkEnd w:id="21"/>
+    </w:p>
+    <w:p>
+      <w:r>
+        <w:t xml:space="preserve">ICMS is a set of applications to make developing, debugging and hosting IOT devices on a local or cloud system, as simple as possible. </w:t>
+      </w:r>
+    </w:p>
+    <w:p>
+      <w:r>
+        <w:t>The ICMS server is the main connection for the devices. This server hosts all the extensions as well as the socket server where the devices will connect.</w:t>
+      </w:r>
+    </w:p>
+    <w:p>
+      <w:r>
+        <w:t>The ICMS app is a svelte web app that is designed to be used as a dashboard to control the server. The web app allows you to define users and their individual roles on the network, as well as pair and control each device.</w:t>
+      </w:r>
+    </w:p>
+    <w:p>
+      <w:r>
+        <w:t xml:space="preserve">More features can be added or removed by using the extension system. The extension system is a way of allowing community created code to be run on the system by simply downloading and installing libraries in the extension folder of the server. These extensions can range from simple things such as being able to control Spotify, or the implementation of more complex </w:t>
+      </w:r>
+      <w:r>
+        <w:t xml:space="preserve">systems </w:t>
+      </w:r>
+      <w:r>
+        <w:t>such as full neural network</w:t>
+      </w:r>
+      <w:r>
+        <w:t>s/</w:t>
+      </w:r>
+      <w:r>
+        <w:t xml:space="preserve">AI systems.   </w:t>
+      </w:r>
+    </w:p>
+    <w:p>
+      <w:pPr>
+        <w:pStyle w:val="Heading2"/>
+      </w:pPr>
+      <w:bookmarkStart w:id="22" w:name="_Toc196607730"/>
+      <w:r>
+        <w:t>Community Store</w:t>
+      </w:r>
+      <w:bookmarkEnd w:id="22"/>
+    </w:p>
+    <w:p>
+      <w:r>
+        <w:t xml:space="preserve">The community store is another addition to ICMS that allows users to upload and download different extensions. The store is also used as a hardware database, this allows users to create and upload the software for specific devices using specific hardware. This is in an effort to prevent gatekeeping in the community </w:t>
+      </w:r>
+      <w:r>
+        <w:t xml:space="preserve">through the </w:t>
+      </w:r>
+      <w:r>
+        <w:t>open sourcing</w:t>
+      </w:r>
+      <w:r>
+        <w:t xml:space="preserve"> of all the software uploaded</w:t>
+      </w:r>
+      <w:r>
+        <w:t xml:space="preserve">.  </w:t>
+      </w:r>
+    </w:p>
+    <w:p>
+      <w:pPr>
+        <w:pStyle w:val="Heading1"/>
+      </w:pPr>
+      <w:bookmarkStart w:id="23" w:name="_Toc196607731"/>
+      <w:r>
+        <w:t>Social implications</w:t>
+      </w:r>
+      <w:bookmarkEnd w:id="23"/>
+    </w:p>
+    <w:p>
+      <w:r>
+        <w:t>Opening the community store brings a large number of social implications for the application.</w:t>
+      </w:r>
+      <w:r>
+        <w:t xml:space="preserve"> One of the biggest benefits being that having a large community will </w:t>
+      </w:r>
+      <w:r>
+        <w:t>massively improv</w:t>
+      </w:r>
+      <w:r>
+        <w:t xml:space="preserve">e </w:t>
+      </w:r>
+      <w:r>
+        <w:t>the software ecosystem around the application</w:t>
+      </w:r>
+      <w:r>
+        <w:t>, g</w:t>
+      </w:r>
+      <w:r>
+        <w:t>iving access to users and developers of any level.</w:t>
+      </w:r>
+    </w:p>
+    <w:p>
+      <w:r>
+        <w:t xml:space="preserve">Building a community does come with some negatives though, one </w:t>
+      </w:r>
+      <w:r>
+        <w:t>significant</w:t>
+      </w:r>
+      <w:r>
+        <w:t xml:space="preserve"> one being the extra requirement for the moderation of content being uploaded to the store. Software can only do so much with blocking and censoring images and words. Human interaction will be necessary </w:t>
+      </w:r>
+      <w:r>
+        <w:t>if</w:t>
+      </w:r>
+      <w:r>
+        <w:t xml:space="preserve"> the community is to survive and thrive. Moderation can also be extremely difficult depending on the content,</w:t>
+      </w:r>
+      <w:r>
+        <w:t xml:space="preserve"> for example, determining and managing copyright</w:t>
+      </w:r>
+      <w:r>
+        <w:t xml:space="preserve"> or stolen content</w:t>
+      </w:r>
+      <w:r>
+        <w:t xml:space="preserve"> becomes increasingly difficult when</w:t>
+      </w:r>
+      <w:r>
+        <w:t xml:space="preserve"> more and more claims are made</w:t>
+      </w:r>
+      <w:r>
+        <w:t xml:space="preserve"> especially when having to decide who the </w:t>
+      </w:r>
+      <w:r>
+        <w:t>original</w:t>
+      </w:r>
+      <w:r>
+        <w:t xml:space="preserve"> owners are</w:t>
+      </w:r>
+      <w:r>
+        <w:t xml:space="preserve">. </w:t>
+      </w:r>
+    </w:p>
+    <w:p>
+      <w:r>
+        <w:t>ICMS</w:t>
+      </w:r>
+      <w:r>
+        <w:t xml:space="preserve"> and the ICMS store</w:t>
+      </w:r>
+      <w:r>
+        <w:t xml:space="preserve"> will also need to store and access data used by the application to determine users. This data can be things such as IP addresses, </w:t>
+      </w:r>
+      <w:r>
+        <w:t>u</w:t>
+      </w:r>
+      <w:r>
+        <w:t>pload dates, names and email addresses.</w:t>
+      </w:r>
+      <w:r>
+        <w:t xml:space="preserve"> Careful considerations for how the data</w:t>
+      </w:r>
+      <w:r>
+        <w:t>’s</w:t>
+      </w:r>
+      <w:r>
+        <w:t xml:space="preserve"> </w:t>
+      </w:r>
+      <w:r>
+        <w:t xml:space="preserve">stored and managed will need to be </w:t>
+      </w:r>
+      <w:r>
+        <w:lastRenderedPageBreak/>
+        <w:t>considered to keep the data safe from harm.</w:t>
+      </w:r>
+      <w:r>
+        <w:t xml:space="preserve"> For example, data store</w:t>
+      </w:r>
+      <w:r>
+        <w:t>d</w:t>
+      </w:r>
+      <w:r>
+        <w:t xml:space="preserve"> in the UK</w:t>
+      </w:r>
+      <w:r>
+        <w:t xml:space="preserve"> will need to follow</w:t>
+      </w:r>
+      <w:r>
+        <w:t xml:space="preserve"> </w:t>
+      </w:r>
+      <w:r>
+        <w:t xml:space="preserve">all </w:t>
+      </w:r>
+      <w:r>
+        <w:t>UK</w:t>
+      </w:r>
+      <w:r>
+        <w:t xml:space="preserve"> GDPR</w:t>
+      </w:r>
+      <w:r>
+        <w:t xml:space="preserve"> principles</w:t>
+      </w:r>
+      <w:r>
+        <w:t>, while</w:t>
+      </w:r>
+      <w:r>
+        <w:t xml:space="preserve"> also </w:t>
+      </w:r>
+      <w:r>
+        <w:t>following all principles and regulations</w:t>
+      </w:r>
+      <w:r>
+        <w:t xml:space="preserve"> outside of the UK with th</w:t>
+      </w:r>
+      <w:r>
+        <w:t>ings such as</w:t>
+      </w:r>
+      <w:r>
+        <w:t xml:space="preserve"> EU GDPR.</w:t>
+      </w:r>
+    </w:p>
+    <w:p>
+      <w:pPr>
+        <w:pStyle w:val="Heading1"/>
+      </w:pPr>
+      <w:bookmarkStart w:id="24" w:name="_Protecting_users_and"/>
+      <w:bookmarkStart w:id="25" w:name="_Toc196607732"/>
+      <w:bookmarkEnd w:id="24"/>
+      <w:r>
+        <w:t xml:space="preserve">Legal </w:t>
+      </w:r>
+      <w:r>
+        <w:t>r</w:t>
+      </w:r>
+      <w:r>
+        <w:t xml:space="preserve">equirements </w:t>
+      </w:r>
+      <w:r>
+        <w:t>and</w:t>
+      </w:r>
+      <w:r>
+        <w:t xml:space="preserve"> </w:t>
+      </w:r>
+      <w:r>
+        <w:t>p</w:t>
+      </w:r>
+      <w:r>
+        <w:t>rotecting users and their data</w:t>
+      </w:r>
+      <w:bookmarkEnd w:id="25"/>
+    </w:p>
+    <w:p>
+      <w:r>
+        <w:t>Protecting users is a very important step when developing any system that can store and process user data. Malicious users have many methods of attack</w:t>
+      </w:r>
+      <w:r>
+        <w:t>, for example, one of the more notorious methods of attack is SQL Injection.</w:t>
+      </w:r>
+    </w:p>
+    <w:p>
+      <w:r>
+        <w:t>SQL Inject</w:t>
+      </w:r>
+      <w:r>
+        <w:t>ions</w:t>
+      </w:r>
+      <w:r>
+        <w:t xml:space="preserve"> </w:t>
+      </w:r>
+      <w:r>
+        <w:t>are</w:t>
+      </w:r>
+      <w:r>
+        <w:t xml:space="preserve"> a method of attack where a malicious user will attempt to take advantage of unsaniti</w:t>
+      </w:r>
+      <w:r>
+        <w:t>z</w:t>
+      </w:r>
+      <w:r>
+        <w:t>ed inputs in order to send malicious commands to the database.</w:t>
+      </w:r>
+      <w:r>
+        <w:t xml:space="preserve"> U</w:t>
+      </w:r>
+      <w:r>
+        <w:t>n</w:t>
+      </w:r>
+      <w:r>
+        <w:t>saniti</w:t>
+      </w:r>
+      <w:r>
+        <w:t>z</w:t>
+      </w:r>
+      <w:r>
+        <w:t>ed</w:t>
+      </w:r>
+      <w:r>
+        <w:t xml:space="preserve"> inputs are inputs such as buttons, search bars, or text boxes that </w:t>
+      </w:r>
+      <w:r>
+        <w:t>have</w:t>
+      </w:r>
+      <w:r>
+        <w:t xml:space="preserve"> not</w:t>
+      </w:r>
+      <w:r>
+        <w:t xml:space="preserve"> been</w:t>
+      </w:r>
+      <w:r>
+        <w:t xml:space="preserve"> checked for malicious code or words.</w:t>
+      </w:r>
+      <w:r>
+        <w:t xml:space="preserve"> These malicious commands can come in the form of extra text appended to the end of a</w:t>
+      </w:r>
+      <w:r>
+        <w:t xml:space="preserve"> string, terminating the previous command and allowing a new command to take its place, essentially giving full access of the database to the user.</w:t>
+      </w:r>
+      <w:r>
+        <w:t xml:space="preserve"> In order to protect against this type of attack ICMS takes advantage of python’s</w:t>
+      </w:r>
+      <w:r>
+        <w:t xml:space="preserve"> incredibly</w:t>
+      </w:r>
+      <w:r>
+        <w:t xml:space="preserve"> well supported</w:t>
+      </w:r>
+      <w:r>
+        <w:t xml:space="preserve"> inbuilt</w:t>
+      </w:r>
+      <w:r>
+        <w:t xml:space="preserve"> </w:t>
+      </w:r>
+      <w:r>
+        <w:t>SQLite</w:t>
+      </w:r>
+      <w:r>
+        <w:t xml:space="preserve"> package</w:t>
+      </w:r>
+      <w:r>
+        <w:t xml:space="preserve"> to sanitize any inputs</w:t>
+      </w:r>
+      <w:r>
+        <w:t xml:space="preserve"> before committing a command</w:t>
+      </w:r>
+      <w:r>
+        <w:t>.</w:t>
+      </w:r>
+    </w:p>
+    <w:p>
+      <w:r>
+        <w:t>(show code here)</w:t>
+      </w:r>
+    </w:p>
+    <w:p>
+      <w:r>
+        <w:t xml:space="preserve">Other attacks are far less obvious than the previously stated </w:t>
+      </w:r>
+      <w:r>
+        <w:t>attack and</w:t>
+      </w:r>
+      <w:r>
+        <w:t xml:space="preserve"> can occur without the user</w:t>
+      </w:r>
+      <w:r>
+        <w:t xml:space="preserve"> ever</w:t>
+      </w:r>
+      <w:r>
+        <w:t xml:space="preserve"> even</w:t>
+      </w:r>
+      <w:r>
+        <w:t xml:space="preserve"> realising</w:t>
+      </w:r>
+      <w:r>
+        <w:t>.</w:t>
+      </w:r>
+      <w:r>
+        <w:t xml:space="preserve"> </w:t>
+      </w:r>
+      <w:r>
+        <w:t>CSRF (cross-site request forgery) and XSS (cross-site scripting) attacks</w:t>
+      </w:r>
+      <w:r>
+        <w:t xml:space="preserve"> are two attacks that </w:t>
+      </w:r>
+      <w:r>
+        <w:t>need to be understood and protected against when writing applications that are accessible through the web</w:t>
+      </w:r>
+      <w:r>
+        <w:t>.</w:t>
+      </w:r>
+      <w:r>
+        <w:t xml:space="preserve"> A CSRF attack is where malicious requests from an attack vector such a</w:t>
+      </w:r>
+      <w:r>
+        <w:t>s a</w:t>
+      </w:r>
+      <w:r>
+        <w:t xml:space="preserve"> fake website, are made to a legitimate website pretending to be the authenticated user.</w:t>
+      </w:r>
+      <w:r>
+        <w:t xml:space="preserve"> XSS attacks are similar but instead inject malicious code, through utilising vulnerabilities in the webapp, directly into the </w:t>
+      </w:r>
+      <w:r>
+        <w:t>user’s</w:t>
+      </w:r>
+      <w:r>
+        <w:t xml:space="preserve"> application.</w:t>
+      </w:r>
+      <w:r>
+        <w:t xml:space="preserve"> Svelte/Sveltekit being as modern of a framework as it is, has built in protections for </w:t>
+      </w:r>
+      <w:r>
+        <w:t xml:space="preserve">both of </w:t>
+      </w:r>
+      <w:r>
+        <w:t>these types of attacks</w:t>
+      </w:r>
+      <w:r>
+        <w:t xml:space="preserve"> and those protections are utilised within both ICMS web applications</w:t>
+      </w:r>
+      <w:r>
+        <w:t xml:space="preserve">. </w:t>
+      </w:r>
+    </w:p>
+    <w:p>
+      <w:r>
+        <w:t xml:space="preserve">Another method of keeping user data safe and secure is by encrypting it. All passwords stored within </w:t>
+      </w:r>
+      <w:r>
+        <w:t xml:space="preserve">the </w:t>
+      </w:r>
+      <w:r>
+        <w:t>application</w:t>
+      </w:r>
+      <w:r>
+        <w:t>’s</w:t>
+      </w:r>
+      <w:r>
+        <w:t xml:space="preserve"> </w:t>
+      </w:r>
+      <w:r>
+        <w:t>database</w:t>
+      </w:r>
+      <w:r>
+        <w:t xml:space="preserve"> are encrypted to ensure that an</w:t>
+      </w:r>
+      <w:r>
+        <w:t xml:space="preserve">y attempt at attacking the application </w:t>
+      </w:r>
+      <w:r>
+        <w:t>will result in</w:t>
+      </w:r>
+      <w:r>
+        <w:t xml:space="preserve"> never</w:t>
+      </w:r>
+      <w:r>
+        <w:t xml:space="preserve"> hav</w:t>
+      </w:r>
+      <w:r>
+        <w:t>ing</w:t>
+      </w:r>
+      <w:r>
+        <w:t xml:space="preserve"> direct</w:t>
+      </w:r>
+      <w:r>
+        <w:t xml:space="preserve"> access to plaintext versions of them</w:t>
+      </w:r>
+      <w:r>
+        <w:t>.</w:t>
+      </w:r>
+      <w:r>
+        <w:t xml:space="preserve"> This method of securing passwords forces the </w:t>
+      </w:r>
+      <w:r>
+        <w:t xml:space="preserve">attacker to utilise brute force attacks </w:t>
+      </w:r>
+      <w:r>
+        <w:t xml:space="preserve">that attempt to </w:t>
+      </w:r>
+      <w:r>
+        <w:t>g</w:t>
+      </w:r>
+      <w:r>
+        <w:t xml:space="preserve">uess the password </w:t>
+      </w:r>
+      <w:r>
+        <w:t>which are far, far slower</w:t>
       </w:r>
       <w:r>
         <w:t>.</w:t>
@@ -6027,516 +6749,52 @@
       <w:pPr>
         <w:pStyle w:val="Heading1"/>
       </w:pPr>
-      <w:bookmarkStart w:id="21" w:name="_Toc196507284"/>
-      <w:r>
-        <w:t>Surface Level Architecture</w:t>
-      </w:r>
-      <w:bookmarkEnd w:id="21"/>
-    </w:p>
-    <w:p>
-      <w:r>
-        <w:t xml:space="preserve">ICMS is a set of applications to make developing, debugging and hosting IOT devices on a local or cloud system, as simple as possible. </w:t>
-      </w:r>
-    </w:p>
-    <w:p>
-      <w:r>
-        <w:t>The ICMS server is the main connection for the devices. This server hosts all the extensions as well as the socket server where the devices will connect.</w:t>
-      </w:r>
-    </w:p>
-    <w:p>
-      <w:r>
-        <w:lastRenderedPageBreak/>
-        <w:t>The ICMS app is a svelte web app that is designed to be used as a dashboard to control the server. The web app allows you to define users and their individual roles on the network, as well as pair and control each device.</w:t>
-      </w:r>
-    </w:p>
-    <w:p>
-      <w:r>
-        <w:t xml:space="preserve">More features can be added or removed by using the extension system. The extension system is a way of allowing community created code to be run on the system by simply downloading and installing libraries in the extension folder of the server. These extensions can range from simple things such as being able to control Spotify, or the implementation of more complex </w:t>
-      </w:r>
-      <w:r>
-        <w:t xml:space="preserve">systems </w:t>
-      </w:r>
-      <w:r>
-        <w:t>such as full neural network</w:t>
-      </w:r>
-      <w:r>
-        <w:t>s/</w:t>
-      </w:r>
-      <w:r>
-        <w:t xml:space="preserve">AI systems.   </w:t>
+      <w:bookmarkStart w:id="26" w:name="_Toc196607733"/>
+      <w:r>
+        <w:t xml:space="preserve">Software </w:t>
+      </w:r>
+      <w:r>
+        <w:t>Architecture</w:t>
+      </w:r>
+      <w:bookmarkEnd w:id="26"/>
+    </w:p>
+    <w:p>
+      <w:r>
+        <w:t>ICMS was designed with extensibility as</w:t>
+      </w:r>
+      <w:r>
+        <w:t xml:space="preserve"> </w:t>
+      </w:r>
+      <w:r>
+        <w:t>priority</w:t>
+      </w:r>
+      <w:r>
+        <w:t xml:space="preserve"> one</w:t>
+      </w:r>
+      <w:r>
+        <w:t xml:space="preserve"> and as a result </w:t>
+      </w:r>
+      <w:r>
+        <w:t>h</w:t>
+      </w:r>
+      <w:r>
+        <w:t>aving the ability to add and remove different pieces of the software through extensions required a very modular design.</w:t>
       </w:r>
     </w:p>
     <w:p>
       <w:pPr>
         <w:pStyle w:val="Heading2"/>
       </w:pPr>
-      <w:bookmarkStart w:id="22" w:name="_Toc196507285"/>
-      <w:r>
-        <w:t>Community Store</w:t>
-      </w:r>
-      <w:bookmarkEnd w:id="22"/>
-    </w:p>
-    <w:p>
-      <w:r>
-        <w:t xml:space="preserve">The community store is another addition to ICMS that allows users to upload and download different extensions. The store is also used as a hardware database, this allows users to create and upload the software for specific devices using specific hardware. This is in an effort to prevent gatekeeping in the community </w:t>
-      </w:r>
-      <w:r>
-        <w:t xml:space="preserve">through the </w:t>
-      </w:r>
-      <w:r>
-        <w:t>open sourcing</w:t>
-      </w:r>
-      <w:r>
-        <w:t xml:space="preserve"> of all the software uploaded</w:t>
-      </w:r>
-      <w:r>
-        <w:t xml:space="preserve">.  </w:t>
-      </w:r>
-    </w:p>
-    <w:p>
-      <w:pPr>
-        <w:pStyle w:val="Heading1"/>
-      </w:pPr>
-      <w:bookmarkStart w:id="23" w:name="_Toc196507286"/>
-      <w:r>
-        <w:t>Social implications</w:t>
-      </w:r>
-      <w:bookmarkEnd w:id="23"/>
-    </w:p>
-    <w:p>
-      <w:r>
-        <w:t>Opening the community store brings a large number of social implications for the application.</w:t>
-      </w:r>
-      <w:r>
-        <w:t xml:space="preserve"> One of the biggest benefits being that having a large community will </w:t>
-      </w:r>
-      <w:r>
-        <w:t>massively improv</w:t>
-      </w:r>
-      <w:r>
-        <w:t xml:space="preserve">e </w:t>
-      </w:r>
-      <w:r>
-        <w:t>the software ecosystem around the application</w:t>
-      </w:r>
-      <w:r>
-        <w:t>, g</w:t>
-      </w:r>
-      <w:r>
-        <w:t>iving access to users and developers of any level.</w:t>
-      </w:r>
-    </w:p>
-    <w:p>
-      <w:r>
-        <w:t>Building a community does come with some negatives though, one huge one being the extra requirement for the moderation of content being uploaded to the store. Software can only do so much with blocking and censoring images and words. Human interaction will be necessary is the community is to survive and thrive. Moderation can also be extremely difficult depending on the content,</w:t>
-      </w:r>
-      <w:r>
-        <w:t xml:space="preserve"> for example, determining and managing copyright</w:t>
-      </w:r>
-      <w:r>
-        <w:t xml:space="preserve"> or stolen content</w:t>
-      </w:r>
-      <w:r>
-        <w:t xml:space="preserve"> becomes increasingly difficult when</w:t>
-      </w:r>
-      <w:r>
-        <w:t xml:space="preserve"> more and more claims are made</w:t>
-      </w:r>
-      <w:r>
-        <w:t xml:space="preserve"> especially when having to decide who the true</w:t>
-      </w:r>
-      <w:r>
-        <w:t xml:space="preserve"> original</w:t>
-      </w:r>
-      <w:r>
-        <w:t xml:space="preserve"> owners are</w:t>
-      </w:r>
-      <w:r>
-        <w:t xml:space="preserve">. </w:t>
-      </w:r>
-    </w:p>
-    <w:p>
-      <w:r>
-        <w:t>ICMS</w:t>
-      </w:r>
-      <w:r>
-        <w:t xml:space="preserve"> and the ICMS store</w:t>
-      </w:r>
-      <w:r>
-        <w:t xml:space="preserve"> will also need to store and access data used by the application to determine users. This data can be things such as IP addresses, </w:t>
-      </w:r>
-      <w:r>
-        <w:t>u</w:t>
-      </w:r>
-      <w:r>
-        <w:t>pload dates, names and email addresses.</w:t>
-      </w:r>
-      <w:r>
-        <w:t xml:space="preserve"> Careful considerations for how the data</w:t>
-      </w:r>
-      <w:r>
-        <w:t>’s</w:t>
-      </w:r>
-      <w:r>
-        <w:t xml:space="preserve"> </w:t>
-      </w:r>
-      <w:r>
-        <w:t>stored and managed will need to be considered to keep the data safe from harm.</w:t>
-      </w:r>
-      <w:r>
-        <w:t xml:space="preserve"> For example, data store</w:t>
-      </w:r>
-      <w:r>
-        <w:t>d</w:t>
-      </w:r>
-      <w:r>
-        <w:t xml:space="preserve"> in the UK</w:t>
-      </w:r>
-      <w:r>
-        <w:t xml:space="preserve"> will need to follow</w:t>
-      </w:r>
-      <w:r>
-        <w:t xml:space="preserve"> </w:t>
-      </w:r>
-      <w:r>
-        <w:t xml:space="preserve">all </w:t>
-      </w:r>
-      <w:r>
-        <w:t>UK</w:t>
-      </w:r>
-      <w:r>
-        <w:t xml:space="preserve"> GDPR</w:t>
-      </w:r>
-      <w:r>
-        <w:t xml:space="preserve"> principles</w:t>
-      </w:r>
-      <w:r>
-        <w:t>, while</w:t>
-      </w:r>
-      <w:r>
-        <w:t xml:space="preserve"> also </w:t>
-      </w:r>
-      <w:r>
-        <w:t>following all principles and regulations</w:t>
-      </w:r>
-      <w:r>
-        <w:t xml:space="preserve"> outside of the UK with th</w:t>
-      </w:r>
-      <w:r>
-        <w:t>ings such as</w:t>
-      </w:r>
-      <w:r>
-        <w:t xml:space="preserve"> EU GDPR.</w:t>
-      </w:r>
-      <w:r>
-        <w:t xml:space="preserve"> </w:t>
-      </w:r>
-      <w:r>
-        <w:t>See (database and storing data page)</w:t>
-      </w:r>
-    </w:p>
-    <w:p/>
-    <w:p>
-      <w:pPr>
-        <w:pStyle w:val="Heading1"/>
-      </w:pPr>
-      <w:bookmarkStart w:id="24" w:name="_Protecting_users_and"/>
-      <w:bookmarkStart w:id="25" w:name="_Toc196507287"/>
-      <w:bookmarkEnd w:id="24"/>
-      <w:r>
-        <w:lastRenderedPageBreak/>
-        <w:t>Protecting users and their data</w:t>
-      </w:r>
-      <w:bookmarkEnd w:id="25"/>
-    </w:p>
-    <w:p>
-      <w:r>
-        <w:t>Protecting users is a very important step when developing any system that can store and process user data. Malicious users have many methods of attack</w:t>
-      </w:r>
-      <w:r>
-        <w:t>, for example, one of the more notorious methods of attack is SQL Injection.</w:t>
-      </w:r>
-    </w:p>
-    <w:p>
-      <w:r>
-        <w:t>SQL Inject</w:t>
-      </w:r>
-      <w:r>
-        <w:t>ions</w:t>
-      </w:r>
-      <w:r>
-        <w:t xml:space="preserve"> </w:t>
-      </w:r>
-      <w:r>
-        <w:t>are</w:t>
-      </w:r>
-      <w:r>
-        <w:t xml:space="preserve"> a method of attack where a malicious user will attempt to take advantage of unsaniti</w:t>
-      </w:r>
-      <w:r>
-        <w:t>z</w:t>
-      </w:r>
-      <w:r>
-        <w:t>ed inputs in order to send malicious commands to the database.</w:t>
-      </w:r>
-      <w:r>
-        <w:t xml:space="preserve"> U</w:t>
-      </w:r>
-      <w:r>
-        <w:t>n</w:t>
-      </w:r>
-      <w:r>
-        <w:t>saniti</w:t>
-      </w:r>
-      <w:r>
-        <w:t>z</w:t>
-      </w:r>
-      <w:r>
-        <w:t>ed</w:t>
-      </w:r>
-      <w:r>
-        <w:t xml:space="preserve"> inputs are inputs such as buttons, search bars, or text boxes that </w:t>
-      </w:r>
-      <w:r>
-        <w:t>have</w:t>
-      </w:r>
-      <w:r>
-        <w:t xml:space="preserve"> not</w:t>
-      </w:r>
-      <w:r>
-        <w:t xml:space="preserve"> been</w:t>
-      </w:r>
-      <w:r>
-        <w:t xml:space="preserve"> checked for malicious code or words.</w:t>
-      </w:r>
-      <w:r>
-        <w:t xml:space="preserve"> These malicious commands can come in the form of extra text appended to the end of a</w:t>
-      </w:r>
-      <w:r>
-        <w:t xml:space="preserve"> string, terminating the previous command and allowing a new command to take its place, essentially giving full access of the database to the user.</w:t>
-      </w:r>
-      <w:r>
-        <w:t xml:space="preserve"> In order to protect against this type of attack ICMS takes advantage of python’s</w:t>
-      </w:r>
-      <w:r>
-        <w:t xml:space="preserve"> incredibly</w:t>
-      </w:r>
-      <w:r>
-        <w:t xml:space="preserve"> well supported</w:t>
-      </w:r>
-      <w:r>
-        <w:t xml:space="preserve"> inbuilt</w:t>
-      </w:r>
-      <w:r>
-        <w:t xml:space="preserve"> </w:t>
-      </w:r>
-      <w:r>
-        <w:t>SQLite</w:t>
-      </w:r>
-      <w:r>
-        <w:t xml:space="preserve"> package</w:t>
-      </w:r>
-      <w:r>
-        <w:t xml:space="preserve"> to sanitize any inputs</w:t>
-      </w:r>
-      <w:r>
-        <w:t xml:space="preserve"> before committing a command</w:t>
-      </w:r>
-      <w:r>
-        <w:t>.</w:t>
-      </w:r>
-    </w:p>
-    <w:p>
-      <w:r>
-        <w:t>(show code here)</w:t>
-      </w:r>
-    </w:p>
-    <w:p>
-      <w:r>
-        <w:t xml:space="preserve">Other attacks are far less obvious than the previously stated </w:t>
-      </w:r>
-      <w:r>
-        <w:t>attack and</w:t>
-      </w:r>
-      <w:r>
-        <w:t xml:space="preserve"> can occur without the user</w:t>
-      </w:r>
-      <w:r>
-        <w:t xml:space="preserve"> ever</w:t>
-      </w:r>
-      <w:r>
-        <w:t xml:space="preserve"> even</w:t>
-      </w:r>
-      <w:r>
-        <w:t xml:space="preserve"> realising</w:t>
-      </w:r>
-      <w:r>
-        <w:t>.</w:t>
-      </w:r>
-      <w:r>
-        <w:t xml:space="preserve"> </w:t>
-      </w:r>
-      <w:r>
-        <w:t>CSRF (cross-site request forgery) and XSS (cross-site scripting) attacks</w:t>
-      </w:r>
-      <w:r>
-        <w:t xml:space="preserve"> are two attacks that are made at the frontend level</w:t>
-      </w:r>
-      <w:r>
-        <w:t xml:space="preserve"> and need to be understood and protected against when writing applications that are accessible through the web</w:t>
-      </w:r>
-      <w:r>
-        <w:t>.</w:t>
-      </w:r>
-      <w:r>
-        <w:t xml:space="preserve"> A CSRF attack is where malicious requests from an attack vector such a</w:t>
-      </w:r>
-      <w:r>
-        <w:t>s a</w:t>
-      </w:r>
-      <w:r>
-        <w:t xml:space="preserve"> fake website, are made to a legitimate website pretending to be the authenticated user.</w:t>
-      </w:r>
-      <w:r>
-        <w:t xml:space="preserve"> XSS attacks are similar but instead inject malicious code, through utilising vulnerabilities in the webapp, directly into the </w:t>
-      </w:r>
-      <w:r>
-        <w:t>user’s</w:t>
-      </w:r>
-      <w:r>
-        <w:t xml:space="preserve"> application.</w:t>
-      </w:r>
-      <w:r>
-        <w:t xml:space="preserve"> Svelte/Sveltekit being as modern of a framework as it is, has built in protections for </w:t>
-      </w:r>
-      <w:r>
-        <w:t xml:space="preserve">both of </w:t>
-      </w:r>
-      <w:r>
-        <w:t xml:space="preserve">these types of attacks. </w:t>
-      </w:r>
-    </w:p>
-    <w:p>
-      <w:r>
-        <w:t xml:space="preserve">Another method of keeping user data safe and secure is by encrypting it. All passwords stored within either applications </w:t>
-      </w:r>
-      <w:r>
-        <w:t>database</w:t>
-      </w:r>
-      <w:r>
-        <w:t xml:space="preserve"> are encrypted to ensure that an</w:t>
-      </w:r>
-      <w:r>
-        <w:t>y attempt at attacking the application through the database</w:t>
-      </w:r>
-      <w:r>
-        <w:t xml:space="preserve"> </w:t>
-      </w:r>
-      <w:r>
-        <w:t>will result in</w:t>
-      </w:r>
-      <w:r>
-        <w:t xml:space="preserve"> never</w:t>
-      </w:r>
-      <w:r>
-        <w:t xml:space="preserve"> hav</w:t>
-      </w:r>
-      <w:r>
-        <w:t>ing</w:t>
-      </w:r>
-      <w:r>
-        <w:t xml:space="preserve"> direct</w:t>
-      </w:r>
-      <w:r>
-        <w:t xml:space="preserve"> access to plaintext versions of them</w:t>
-      </w:r>
-      <w:r>
-        <w:t>.</w:t>
-      </w:r>
-      <w:r>
-        <w:t xml:space="preserve"> This method of securing passwords forces the </w:t>
-      </w:r>
-      <w:r>
-        <w:t xml:space="preserve">attacker to utilise brute force attacks </w:t>
-      </w:r>
-      <w:r>
-        <w:t xml:space="preserve">that attempt to </w:t>
-      </w:r>
-      <w:r>
-        <w:t>g</w:t>
-      </w:r>
-      <w:r>
-        <w:t xml:space="preserve">uess the password </w:t>
-      </w:r>
-      <w:r>
-        <w:t>which are far, far slower</w:t>
-      </w:r>
-      <w:r>
-        <w:t>.</w:t>
-      </w:r>
-      <w:r>
-        <w:t xml:space="preserve"> </w:t>
-      </w:r>
-    </w:p>
-    <w:p/>
-    <w:p/>
-    <w:p/>
-    <w:p/>
-    <w:p/>
-    <w:p/>
-    <w:p/>
-    <w:p/>
-    <w:p/>
-    <w:p>
-      <w:pPr>
-        <w:pStyle w:val="Heading1"/>
-      </w:pPr>
-      <w:bookmarkStart w:id="26" w:name="_Toc196507288"/>
-      <w:r>
-        <w:lastRenderedPageBreak/>
-        <w:t xml:space="preserve">Software </w:t>
-      </w:r>
-      <w:r>
-        <w:t>Architecture</w:t>
-      </w:r>
-      <w:bookmarkEnd w:id="26"/>
-    </w:p>
-    <w:p>
-      <w:r>
-        <w:t>ICMS was designed with extensibility as</w:t>
-      </w:r>
-      <w:r>
-        <w:t xml:space="preserve"> </w:t>
-      </w:r>
-      <w:r>
-        <w:t>priority</w:t>
-      </w:r>
-      <w:r>
-        <w:t xml:space="preserve"> one</w:t>
-      </w:r>
-      <w:r>
-        <w:t xml:space="preserve">. </w:t>
-      </w:r>
-    </w:p>
-    <w:p>
-      <w:r>
-        <w:t>Having the ability to add and remove different pieces of the software through extensions required a very modular design.</w:t>
-      </w:r>
+      <w:bookmarkStart w:id="27" w:name="_Toc196607734"/>
+      <w:r>
+        <w:t>Connection methods</w:t>
+      </w:r>
+      <w:bookmarkEnd w:id="27"/>
     </w:p>
     <w:p>
       <w:r>
         <w:t>The biggest challenge found when designing this project initially was deciding how devices would be able to connect to the server. This was one of the biggest focal points for the application as it was one of the standout features of the entire project.</w:t>
       </w:r>
-    </w:p>
-    <w:p>
-      <w:pPr>
-        <w:pStyle w:val="Heading2"/>
-      </w:pPr>
-      <w:bookmarkStart w:id="27" w:name="_Toc196507289"/>
-      <w:r>
-        <w:t>Connection methods</w:t>
-      </w:r>
-      <w:bookmarkEnd w:id="27"/>
     </w:p>
     <w:p>
       <w:r>
@@ -6713,11 +6971,122 @@
       </w:r>
     </w:p>
     <w:p/>
+    <w:p/>
+    <w:p/>
+    <w:p/>
     <w:p>
       <w:pPr>
         <w:pStyle w:val="Heading2"/>
       </w:pPr>
-      <w:bookmarkStart w:id="28" w:name="_Toc196507290"/>
+      <w:bookmarkStart w:id="28" w:name="_Toc196607735"/>
+      <w:r>
+        <w:t>Webapp or Native Application?</w:t>
+      </w:r>
+      <w:bookmarkEnd w:id="28"/>
+    </w:p>
+    <w:p>
+      <w:r>
+        <w:t>The type of application utilised by the project is a web</w:t>
+      </w:r>
+      <w:r>
+        <w:t xml:space="preserve"> </w:t>
+      </w:r>
+      <w:r>
+        <w:t>application.</w:t>
+      </w:r>
+      <w:r>
+        <w:t xml:space="preserve"> The choice to </w:t>
+      </w:r>
+      <w:r>
+        <w:t>use a</w:t>
+      </w:r>
+      <w:r>
+        <w:t xml:space="preserve"> web application was made for a few </w:t>
+      </w:r>
+      <w:r>
+        <w:t>reasons</w:t>
+      </w:r>
+      <w:r>
+        <w:t>, one of the main ones being</w:t>
+      </w:r>
+      <w:r>
+        <w:t xml:space="preserve"> the fact a web application is cross-platform and</w:t>
+      </w:r>
+      <w:r>
+        <w:t xml:space="preserve"> has</w:t>
+      </w:r>
+      <w:r>
+        <w:t xml:space="preserve"> the unique</w:t>
+      </w:r>
+      <w:r>
+        <w:t xml:space="preserve"> </w:t>
+      </w:r>
+      <w:r>
+        <w:t>ability for it</w:t>
+      </w:r>
+      <w:r>
+        <w:t xml:space="preserve"> to</w:t>
+      </w:r>
+      <w:r>
+        <w:t xml:space="preserve"> be</w:t>
+      </w:r>
+      <w:r>
+        <w:t xml:space="preserve"> access</w:t>
+      </w:r>
+      <w:r>
+        <w:t>ed</w:t>
+      </w:r>
+      <w:r>
+        <w:t xml:space="preserve"> from anywhere on the network</w:t>
+      </w:r>
+      <w:r>
+        <w:t xml:space="preserve"> it is being hosted on</w:t>
+      </w:r>
+      <w:r>
+        <w:t xml:space="preserve">. </w:t>
+      </w:r>
+      <w:r>
+        <w:t>Hosting an application on the network instead</w:t>
+      </w:r>
+      <w:r>
+        <w:t xml:space="preserve"> of being a native application</w:t>
+      </w:r>
+      <w:r>
+        <w:t xml:space="preserve"> allows the user to access it from any device as long as the device has access to the network is being hosted on.</w:t>
+      </w:r>
+      <w:r>
+        <w:t xml:space="preserve"> For example, with the ICMS application, the user can access it from a mobile device, or from any of the other devices connected</w:t>
+      </w:r>
+      <w:r>
+        <w:t xml:space="preserve"> over the internet</w:t>
+      </w:r>
+      <w:r>
+        <w:t>.</w:t>
+      </w:r>
+      <w:r>
+        <w:t xml:space="preserve"> This prevents a system that is specifically built for only one</w:t>
+      </w:r>
+      <w:r>
+        <w:t xml:space="preserve"> platform</w:t>
+      </w:r>
+      <w:r>
+        <w:t xml:space="preserve">, like a traditional windows or mac application </w:t>
+      </w:r>
+      <w:r>
+        <w:t xml:space="preserve">would </w:t>
+      </w:r>
+      <w:r>
+        <w:t>otherwise be.</w:t>
+      </w:r>
+      <w:r>
+        <w:t xml:space="preserve"> Although the application is by default cross-platform, this will not prevent the application from being used with a system such as electron to be run similarly to a traditional native application instead, but this is left up to the user’s preference. </w:t>
+      </w:r>
+    </w:p>
+    <w:p>
+      <w:pPr>
+        <w:pStyle w:val="Heading2"/>
+      </w:pPr>
+      <w:bookmarkStart w:id="29" w:name="_Toc196607736"/>
       <w:r>
         <w:t>Svelte</w:t>
       </w:r>
@@ -6727,7 +7096,7 @@
       <w:r>
         <w:t>Sveltekit</w:t>
       </w:r>
-      <w:bookmarkEnd w:id="28"/>
+      <w:bookmarkEnd w:id="29"/>
     </w:p>
     <w:p>
       <w:r>
@@ -6754,656 +7123,651 @@
     </w:p>
     <w:p>
       <w:r>
+        <w:t>For example, one of the key features is their implementation of server</w:t>
+      </w:r>
+      <w:r>
+        <w:t>-</w:t>
+      </w:r>
+      <w:r>
+        <w:t>side rendering (SSR).</w:t>
+      </w:r>
+      <w:r>
+        <w:t xml:space="preserve"> </w:t>
+      </w:r>
+      <w:r>
+        <w:t xml:space="preserve">Server-side rendering allows the server to render the web page before sending it to </w:t>
+      </w:r>
+      <w:r>
+        <w:t xml:space="preserve">be displayed on </w:t>
+      </w:r>
+      <w:r>
+        <w:t xml:space="preserve">the client. In effect, it becomes a read-only system where the functions and data </w:t>
+      </w:r>
+      <w:r>
+        <w:t xml:space="preserve">retrieval </w:t>
+      </w:r>
+      <w:r>
+        <w:t xml:space="preserve">all occur on the server preventing the client from having direct access to them. This architecture allows the client and server to both be protected from attacks from malicious users. </w:t>
+      </w:r>
+    </w:p>
+    <w:p>
+      <w:r>
+        <w:t>Some issues do come from utilising this architecture though</w:t>
+      </w:r>
+      <w:r>
+        <w:t>. Data</w:t>
+      </w:r>
+      <w:r>
+        <w:t xml:space="preserve"> </w:t>
+      </w:r>
+      <w:r>
+        <w:t xml:space="preserve">stored </w:t>
+      </w:r>
+      <w:r>
+        <w:t>on</w:t>
+      </w:r>
+      <w:r>
+        <w:t xml:space="preserve"> the webpage is still accessible to client, meaning data still needs to be protected and only </w:t>
+      </w:r>
+      <w:r>
+        <w:t xml:space="preserve">retrieved </w:t>
+      </w:r>
+      <w:r>
+        <w:t>when necessary. Another difficul</w:t>
+      </w:r>
+      <w:r>
+        <w:t>t</w:t>
+      </w:r>
+      <w:r>
+        <w:t>y</w:t>
+      </w:r>
+      <w:r>
+        <w:t xml:space="preserve"> when using SSR is</w:t>
+      </w:r>
+      <w:r>
+        <w:t xml:space="preserve"> client interaction</w:t>
+      </w:r>
+      <w:r>
+        <w:t>s</w:t>
+      </w:r>
+      <w:r>
+        <w:t xml:space="preserve"> such as submitting forms or data </w:t>
+      </w:r>
+      <w:r>
+        <w:t>from</w:t>
+      </w:r>
+      <w:r>
+        <w:t xml:space="preserve"> the front end to the backend</w:t>
+      </w:r>
+      <w:r>
+        <w:t>. To get around</w:t>
+      </w:r>
+      <w:r>
+        <w:t xml:space="preserve"> this, Svelte uses a system called server actions.</w:t>
+      </w:r>
+      <w:r>
+        <w:t xml:space="preserve"> </w:t>
+      </w:r>
+      <w:r>
+        <w:t>Server actions are exported functions</w:t>
+      </w:r>
+      <w:r>
+        <w:t xml:space="preserve"> which the</w:t>
+      </w:r>
+      <w:r>
+        <w:t xml:space="preserve"> client has access to</w:t>
+      </w:r>
+      <w:r>
+        <w:t xml:space="preserve">, </w:t>
+      </w:r>
+      <w:r>
+        <w:t>which</w:t>
+      </w:r>
+      <w:r>
+        <w:t xml:space="preserve"> allow the front-end to interact with the server.</w:t>
+      </w:r>
+      <w:r>
+        <w:t xml:space="preserve"> These functions aren’t directly accessible from the front-end but instead are submitted similarly to an http endpoint through forms or fetch requests. </w:t>
+      </w:r>
+      <w:r>
+        <w:t xml:space="preserve"> </w:t>
+      </w:r>
+    </w:p>
+    <w:p>
+      <w:r>
+        <w:t>(show some examples here)</w:t>
+      </w:r>
+    </w:p>
+    <w:p>
+      <w:r>
+        <w:t>When submitting a form, all form data is included within the request.</w:t>
+      </w:r>
+    </w:p>
+    <w:p>
+      <w:pPr>
+        <w:pStyle w:val="Heading2"/>
+      </w:pPr>
+      <w:bookmarkStart w:id="30" w:name="_Toc196607737"/>
+      <w:r>
+        <w:t>Tailwind/</w:t>
+      </w:r>
+      <w:r>
+        <w:t>Daisy UI</w:t>
+      </w:r>
+      <w:bookmarkEnd w:id="30"/>
+    </w:p>
+    <w:p>
+      <w:r>
+        <w:t>Tailwind is a CSS framework used to easily modify how different html elements are displayed directly in their definitions, this removes the need for large amounts of CSS files littered around the application. This way of defining element parameters</w:t>
+      </w:r>
+      <w:r>
+        <w:t xml:space="preserve"> in a simple form</w:t>
+      </w:r>
+      <w:r>
+        <w:t xml:space="preserve"> is an incredible resource for developers that </w:t>
+      </w:r>
+      <w:r>
+        <w:t xml:space="preserve">aren’t as </w:t>
+      </w:r>
+      <w:r>
+        <w:t xml:space="preserve">graphic design </w:t>
+      </w:r>
+      <w:r>
+        <w:t>centric.</w:t>
+      </w:r>
+      <w:r>
+        <w:t xml:space="preserve"> </w:t>
+      </w:r>
+    </w:p>
+    <w:p>
+      <w:r>
+        <w:t>Although tailwind comes with many benefits,</w:t>
+      </w:r>
+      <w:r>
+        <w:t xml:space="preserve"> </w:t>
+      </w:r>
+      <w:r>
+        <w:t>o</w:t>
+      </w:r>
+      <w:r>
+        <w:t xml:space="preserve">ne pretty significant downside </w:t>
+      </w:r>
+      <w:r>
+        <w:t xml:space="preserve">to tailwind is how complicated some elements can become. Defining </w:t>
+      </w:r>
+      <w:r>
+        <w:t xml:space="preserve">CSS </w:t>
+      </w:r>
+      <w:r>
+        <w:t xml:space="preserve">classes directly in the elements can cause them </w:t>
+      </w:r>
+      <w:r>
+        <w:t xml:space="preserve">to become </w:t>
+      </w:r>
+      <w:r>
+        <w:t>extremely bloated</w:t>
+      </w:r>
+      <w:r>
+        <w:t xml:space="preserve"> and hard to read.</w:t>
+      </w:r>
+    </w:p>
+    <w:p>
+      <w:r>
+        <w:t xml:space="preserve">Daisy UI is a tailwind </w:t>
+      </w:r>
+      <w:r>
+        <w:t>CSS</w:t>
+      </w:r>
+      <w:r>
+        <w:t xml:space="preserve"> </w:t>
+      </w:r>
+      <w:r>
+        <w:t>plugin that comes with pre-made components that can be</w:t>
+      </w:r>
+      <w:r>
+        <w:t xml:space="preserve"> </w:t>
+      </w:r>
+      <w:r>
+        <w:t>used as drop-in replacements for the default html elements.</w:t>
+      </w:r>
+      <w:r>
+        <w:t xml:space="preserve"> All that is necessary to use </w:t>
+      </w:r>
+      <w:r>
+        <w:t>a</w:t>
+      </w:r>
+      <w:r>
+        <w:t xml:space="preserve"> component is</w:t>
+      </w:r>
+      <w:r>
+        <w:t xml:space="preserve"> incl</w:t>
+      </w:r>
+      <w:r>
+        <w:t xml:space="preserve">uding its name </w:t>
+      </w:r>
+      <w:r>
+        <w:t>in the class definition of the element chosen.</w:t>
+      </w:r>
+      <w:r>
+        <w:t xml:space="preserve"> </w:t>
+      </w:r>
+      <w:r>
+        <w:t xml:space="preserve"> </w:t>
+      </w:r>
+    </w:p>
+    <w:p>
+      <w:pPr>
+        <w:pStyle w:val="Heading2"/>
+      </w:pPr>
+      <w:bookmarkStart w:id="31" w:name="_Toc196607738"/>
+      <w:r>
         <w:lastRenderedPageBreak/>
-        <w:t>For example, one of the key features is their implementation of server</w:t>
+        <w:t>Other Languages</w:t>
+      </w:r>
+      <w:bookmarkEnd w:id="31"/>
+    </w:p>
+    <w:p>
+      <w:r>
+        <w:t>Many languages w</w:t>
+      </w:r>
+      <w:r>
+        <w:t>ere</w:t>
+      </w:r>
+      <w:r>
+        <w:t xml:space="preserve"> trialled for use in ICMS. One of the key ones being the GO programming language. </w:t>
+      </w:r>
+      <w:r>
+        <w:t>GO was initially selected for its potential speed and ease of development</w:t>
+      </w:r>
+      <w:r>
+        <w:t>,</w:t>
+      </w:r>
+      <w:r>
+        <w:t xml:space="preserve"> heavily benefit</w:t>
+      </w:r>
+      <w:r>
+        <w:t>ing</w:t>
+      </w:r>
+      <w:r>
+        <w:t xml:space="preserve"> from an almost python-like ecosystem and community with a large </w:t>
+      </w:r>
+      <w:r>
+        <w:t>number</w:t>
+      </w:r>
+      <w:r>
+        <w:t xml:space="preserve"> of libraries and</w:t>
+      </w:r>
+      <w:r>
+        <w:t xml:space="preserve"> incredible</w:t>
+      </w:r>
+      <w:r>
+        <w:t xml:space="preserve"> levels of</w:t>
+      </w:r>
+      <w:r>
+        <w:t xml:space="preserve"> support.</w:t>
+      </w:r>
+    </w:p>
+    <w:p>
+      <w:r>
+        <w:t>One of the main deciding factors against selecting GO was the necessity for importing and using different extensions</w:t>
+      </w:r>
+      <w:r>
+        <w:t>, t</w:t>
+      </w:r>
+      <w:r>
+        <w:t>he system would need to be manually built from the ground up</w:t>
+      </w:r>
+      <w:r>
+        <w:t xml:space="preserve"> if supported at all</w:t>
+      </w:r>
+      <w:r>
+        <w:t>.</w:t>
+      </w:r>
+      <w:r>
+        <w:t xml:space="preserve"> Another significant deciding factor was lack of knowledge of the entire language and build</w:t>
+      </w:r>
+      <w:r>
+        <w:t xml:space="preserve">ing </w:t>
+      </w:r>
+      <w:r>
+        <w:t>system. The amount of time that would be necessary to learn it to a level for such a project would out-weigh the total time for the project. As a result, GO was not chosen for the project and instead Python was selected.</w:t>
+      </w:r>
+    </w:p>
+    <w:p>
+      <w:pPr>
+        <w:pStyle w:val="Heading2"/>
+      </w:pPr>
+      <w:bookmarkStart w:id="32" w:name="_Toc196607739"/>
+      <w:r>
+        <w:t>Python</w:t>
+      </w:r>
+      <w:bookmarkEnd w:id="32"/>
+    </w:p>
+    <w:p>
+      <w:r>
+        <w:t>Python was the chosen language for the development of this project because of previous knowledge of the language, ease of development and the community support.</w:t>
+      </w:r>
+    </w:p>
+    <w:p>
+      <w:r>
+        <w:t xml:space="preserve">Community support was especially important for the project as the project was designed around also having </w:t>
+      </w:r>
+      <w:r>
+        <w:t>the community</w:t>
+      </w:r>
+      <w:r>
+        <w:t xml:space="preserve"> develop</w:t>
+      </w:r>
+      <w:r>
+        <w:t xml:space="preserve"> extensions</w:t>
+      </w:r>
+      <w:r>
+        <w:t xml:space="preserve"> for the application. Using a well</w:t>
       </w:r>
       <w:r>
         <w:t>-</w:t>
       </w:r>
       <w:r>
-        <w:t>side rendering (SSR).</w:t>
+        <w:t>known and well supported language allows more people that would other not be able to contribute to be given the chance to</w:t>
+      </w:r>
+      <w:r>
+        <w:t>, a</w:t>
+      </w:r>
+      <w:r>
+        <w:t>s well being able to utilise different libraries and packages</w:t>
+      </w:r>
+      <w:r>
+        <w:t xml:space="preserve"> to simplify the development without having re-invent the wheel</w:t>
+      </w:r>
+      <w:r>
+        <w:t>.</w:t>
+      </w:r>
+    </w:p>
+    <w:p>
+      <w:r>
+        <w:t xml:space="preserve">Python is an incredibly versatile language. </w:t>
+      </w:r>
+      <w:r>
+        <w:t>A part of this versatility stems from the fact it is an interpreted language versus being a compiled language.</w:t>
+      </w:r>
+      <w:r>
+        <w:t xml:space="preserve"> Being interpreted means the code is run without first being compiled, this means the code is run line by line executing each command as it comes.</w:t>
+      </w:r>
+      <w:r>
+        <w:t xml:space="preserve"> This massively affects the development experience as skipping the compilation step allows for much faster development</w:t>
+      </w:r>
+      <w:r>
+        <w:t>,</w:t>
       </w:r>
       <w:r>
         <w:t xml:space="preserve"> </w:t>
       </w:r>
       <w:r>
-        <w:t xml:space="preserve">Server-side rendering allows the server to render the web page before sending it to </w:t>
-      </w:r>
-      <w:r>
-        <w:t xml:space="preserve">be displayed on </w:t>
-      </w:r>
-      <w:r>
-        <w:t xml:space="preserve">the client. In effect, it becomes a read-only system where the functions and data </w:t>
-      </w:r>
-      <w:r>
-        <w:t xml:space="preserve">retrieval </w:t>
-      </w:r>
-      <w:r>
-        <w:t xml:space="preserve">all occur on the server preventing the client from having direct access to them. This architecture allows the client and server to both be protected from attacks from malicious users. </w:t>
-      </w:r>
-    </w:p>
-    <w:p>
-      <w:r>
-        <w:t>Some issues do come from utilising this architecture though</w:t>
-      </w:r>
-      <w:r>
-        <w:t>. Data</w:t>
+        <w:t>t</w:t>
+      </w:r>
+      <w:r>
+        <w:t>his is</w:t>
+      </w:r>
+      <w:r>
+        <w:t xml:space="preserve"> also</w:t>
+      </w:r>
+      <w:r>
+        <w:t xml:space="preserve"> why it</w:t>
+      </w:r>
+      <w:r>
+        <w:t xml:space="preserve"> is</w:t>
+      </w:r>
+      <w:r>
+        <w:t xml:space="preserve"> often chosen for web-development</w:t>
+      </w:r>
+      <w:r>
+        <w:t xml:space="preserve"> where hot-reloading and quick iteration is far more common</w:t>
+      </w:r>
+      <w:r>
+        <w:t>.</w:t>
+      </w:r>
+    </w:p>
+    <w:p>
+      <w:r>
+        <w:t>A downside to being interpreted is speed. Python is not widely regarded as being the most efficient or fast language out there</w:t>
+      </w:r>
+      <w:r>
+        <w:t>, it misses things such as compile-time optimisations and has a large amount of overhead in comparison to language such as C/C++ or Java</w:t>
+      </w:r>
+      <w:r>
+        <w:t>/C#</w:t>
+      </w:r>
+      <w:r>
+        <w:t>. To</w:t>
+      </w:r>
+      <w:r>
+        <w:t xml:space="preserve"> attempt to</w:t>
+      </w:r>
+      <w:r>
+        <w:t xml:space="preserve"> combat this, python utilises compiled C libraries to replace</w:t>
+      </w:r>
+      <w:r>
+        <w:t xml:space="preserve"> some of</w:t>
+      </w:r>
+      <w:r>
+        <w:t xml:space="preserve"> the slowest parts</w:t>
+      </w:r>
+      <w:r>
+        <w:t xml:space="preserve">, while also using a caching system to compile some parts of the application to python byte code which is much closer to native code than </w:t>
+      </w:r>
+      <w:r>
+        <w:t xml:space="preserve">running </w:t>
+      </w:r>
+      <w:r>
+        <w:t xml:space="preserve">the </w:t>
+      </w:r>
+      <w:r>
+        <w:t>interpreted code.</w:t>
+      </w:r>
+    </w:p>
+    <w:p>
+      <w:r>
+        <w:t xml:space="preserve">For most applications, the speed of python is more than enough. Issues with speed begin to appear when projects scale quickly </w:t>
+      </w:r>
+      <w:r>
+        <w:t>with a</w:t>
+      </w:r>
+      <w:r>
+        <w:t xml:space="preserve"> lack of optimisation.</w:t>
+      </w:r>
+      <w:r>
+        <w:t xml:space="preserve"> Before </w:t>
+      </w:r>
+      <w:r>
+        <w:t xml:space="preserve">a </w:t>
+      </w:r>
+      <w:r>
+        <w:t xml:space="preserve">lengthy re-write, there are many </w:t>
+      </w:r>
+      <w:r>
+        <w:t xml:space="preserve">methods of increasing speed without necessarily having to write any new code. For example, things such as </w:t>
+      </w:r>
+      <w:r>
+        <w:t>separating the systems</w:t>
+      </w:r>
+      <w:r>
+        <w:t xml:space="preserve"> of the project</w:t>
+      </w:r>
+      <w:r>
+        <w:t xml:space="preserve"> so that multiple instances can be run with their own resources.</w:t>
       </w:r>
       <w:r>
         <w:t xml:space="preserve"> </w:t>
       </w:r>
       <w:r>
-        <w:t xml:space="preserve">stored </w:t>
-      </w:r>
-      <w:r>
-        <w:t>on</w:t>
-      </w:r>
-      <w:r>
-        <w:t xml:space="preserve"> the webpage is still accessible to client, meaning data still needs to be protected and only </w:t>
-      </w:r>
-      <w:r>
-        <w:t xml:space="preserve">retrieved </w:t>
-      </w:r>
-      <w:r>
-        <w:t>when necessary. Another difficul</w:t>
-      </w:r>
-      <w:r>
-        <w:t>t</w:t>
-      </w:r>
-      <w:r>
-        <w:t>y</w:t>
-      </w:r>
-      <w:r>
-        <w:t xml:space="preserve"> when using SSR is</w:t>
-      </w:r>
-      <w:r>
-        <w:t xml:space="preserve"> client interaction</w:t>
-      </w:r>
-      <w:r>
-        <w:t>s</w:t>
-      </w:r>
-      <w:r>
-        <w:t xml:space="preserve"> such as submitting forms or data </w:t>
-      </w:r>
-      <w:r>
-        <w:t>from</w:t>
-      </w:r>
-      <w:r>
-        <w:t xml:space="preserve"> the front end to the backend</w:t>
-      </w:r>
-      <w:r>
-        <w:t>. To get around</w:t>
-      </w:r>
-      <w:r>
-        <w:t xml:space="preserve"> this, Svelte uses a system called server actions.</w:t>
+        <w:t>Occasionally</w:t>
+      </w:r>
+      <w:r>
+        <w:t xml:space="preserve"> though</w:t>
+      </w:r>
+      <w:r>
+        <w:t xml:space="preserve">, large scale projects </w:t>
+      </w:r>
+      <w:r>
+        <w:t>can</w:t>
+      </w:r>
+      <w:r>
+        <w:t xml:space="preserve"> outgrow</w:t>
+      </w:r>
+      <w:r>
+        <w:t xml:space="preserve"> the speed available from the language.</w:t>
+      </w:r>
+    </w:p>
+    <w:p>
+      <w:r>
+        <w:t>Modern versions of python include the keywords for async await execution.</w:t>
       </w:r>
       <w:r>
         <w:t xml:space="preserve"> </w:t>
       </w:r>
       <w:r>
-        <w:t>Server actions are exported functions</w:t>
-      </w:r>
-      <w:r>
-        <w:t xml:space="preserve"> which the</w:t>
-      </w:r>
-      <w:r>
-        <w:t xml:space="preserve"> client has access to</w:t>
-      </w:r>
-      <w:r>
-        <w:t xml:space="preserve">, </w:t>
-      </w:r>
-      <w:r>
-        <w:t>which</w:t>
-      </w:r>
-      <w:r>
-        <w:t xml:space="preserve"> allow the front-end to interact with the server.</w:t>
-      </w:r>
-      <w:r>
-        <w:t xml:space="preserve"> These functions aren’t directly accessible from the front-end but instead are submitted similarly to an http endpoint through forms or fetch requests. </w:t>
+        <w:t xml:space="preserve">Async </w:t>
+      </w:r>
+      <w:r>
+        <w:t xml:space="preserve">architecture </w:t>
+      </w:r>
+      <w:r>
+        <w:t>allows for the</w:t>
+      </w:r>
+      <w:r>
+        <w:t xml:space="preserve"> concurrent execution of code</w:t>
+      </w:r>
+      <w:r>
+        <w:t>, meaning, instead of having to wait for code to execute other code can instead be executed and processed while waiting</w:t>
+      </w:r>
+      <w:r>
+        <w:t>.</w:t>
+      </w:r>
+      <w:r>
+        <w:t xml:space="preserve"> All server functions in the ICMS server a</w:t>
+      </w:r>
+      <w:r>
+        <w:t>re</w:t>
+      </w:r>
+      <w:r>
+        <w:t xml:space="preserve"> built using the async architecture because</w:t>
+      </w:r>
+      <w:r>
+        <w:t xml:space="preserve"> extensions </w:t>
+      </w:r>
+      <w:r>
+        <w:t>are designed to be able</w:t>
+      </w:r>
+      <w:r>
+        <w:t xml:space="preserve"> to run in the background depending on what needs to be processed</w:t>
+      </w:r>
+      <w:r>
+        <w:t>,</w:t>
+      </w:r>
+      <w:r>
+        <w:t xml:space="preserve"> through the asyncio</w:t>
       </w:r>
       <w:r>
         <w:t xml:space="preserve"> </w:t>
       </w:r>
-    </w:p>
-    <w:p>
-      <w:r>
-        <w:t>(show some examples here)</w:t>
-      </w:r>
-    </w:p>
-    <w:p>
-      <w:r>
-        <w:t>When submitting a form, all form data is included within the request.</w:t>
-      </w:r>
-    </w:p>
-    <w:p/>
+      <w:r>
+        <w:lastRenderedPageBreak/>
+        <w:t>python</w:t>
+      </w:r>
+      <w:r>
+        <w:t xml:space="preserve"> library.</w:t>
+      </w:r>
+      <w:r>
+        <w:t xml:space="preserve"> This design also helps when utilising </w:t>
+      </w:r>
+      <w:r>
+        <w:t>different</w:t>
+      </w:r>
+      <w:r>
+        <w:t xml:space="preserve"> threads for things such as, writing</w:t>
+      </w:r>
+      <w:r>
+        <w:t xml:space="preserve"> or reading to or from</w:t>
+      </w:r>
+      <w:r>
+        <w:t xml:space="preserve"> a device </w:t>
+      </w:r>
+      <w:r>
+        <w:t>multiple time</w:t>
+      </w:r>
+      <w:r>
+        <w:t xml:space="preserve"> a second</w:t>
+      </w:r>
+      <w:r>
+        <w:t>.</w:t>
+      </w:r>
+    </w:p>
     <w:p>
       <w:pPr>
         <w:pStyle w:val="Heading2"/>
       </w:pPr>
-      <w:bookmarkStart w:id="29" w:name="_Toc196507291"/>
-      <w:r>
-        <w:t>Tailwind/</w:t>
-      </w:r>
-      <w:r>
-        <w:t>Daisy UI</w:t>
-      </w:r>
-      <w:bookmarkEnd w:id="29"/>
-    </w:p>
-    <w:p>
-      <w:r>
-        <w:t>Tailwind is a CSS framework used to easily modify how different html elements are displayed directly in their definitions, this removes the need for large amounts of CSS files littered around the application. This way of defining element parameters</w:t>
-      </w:r>
-      <w:r>
-        <w:t xml:space="preserve"> in a simple form</w:t>
-      </w:r>
-      <w:r>
-        <w:t xml:space="preserve"> is an incredible resource for developers that </w:t>
-      </w:r>
-      <w:r>
-        <w:t xml:space="preserve">aren’t as </w:t>
-      </w:r>
-      <w:r>
-        <w:t xml:space="preserve">graphic design </w:t>
-      </w:r>
-      <w:r>
-        <w:t>centric.</w:t>
-      </w:r>
-      <w:r>
-        <w:t xml:space="preserve"> </w:t>
-      </w:r>
-    </w:p>
-    <w:p>
-      <w:r>
-        <w:t>Although tailwind comes with many benefits,</w:t>
-      </w:r>
-      <w:r>
-        <w:t xml:space="preserve"> </w:t>
-      </w:r>
-      <w:r>
-        <w:t>o</w:t>
-      </w:r>
-      <w:r>
-        <w:t xml:space="preserve">ne pretty significant downside </w:t>
-      </w:r>
-      <w:r>
-        <w:t xml:space="preserve">to tailwind is how complicated some elements can become. Defining </w:t>
-      </w:r>
-      <w:r>
-        <w:t xml:space="preserve">CSS </w:t>
-      </w:r>
-      <w:r>
-        <w:t xml:space="preserve">classes directly in the elements can cause them </w:t>
-      </w:r>
-      <w:r>
-        <w:t xml:space="preserve">to become </w:t>
-      </w:r>
-      <w:r>
-        <w:t>extremely bloated</w:t>
-      </w:r>
-      <w:r>
-        <w:t xml:space="preserve"> and hard to read.</w:t>
-      </w:r>
-    </w:p>
-    <w:p>
-      <w:r>
-        <w:t xml:space="preserve">Daisy UI is a tailwind </w:t>
-      </w:r>
-      <w:r>
-        <w:t>CSS</w:t>
-      </w:r>
-      <w:r>
-        <w:t xml:space="preserve"> </w:t>
-      </w:r>
-      <w:r>
-        <w:t>plugin that comes with pre-made components that can be</w:t>
-      </w:r>
-      <w:r>
-        <w:t xml:space="preserve"> </w:t>
-      </w:r>
-      <w:r>
-        <w:t>used as drop-in replacements for the default html elements.</w:t>
-      </w:r>
-      <w:r>
-        <w:t xml:space="preserve"> All that is necessary to use </w:t>
-      </w:r>
-      <w:r>
-        <w:t>a</w:t>
-      </w:r>
-      <w:r>
-        <w:t xml:space="preserve"> component is</w:t>
-      </w:r>
-      <w:r>
-        <w:t xml:space="preserve"> incl</w:t>
-      </w:r>
-      <w:r>
-        <w:t xml:space="preserve">uding its name </w:t>
-      </w:r>
-      <w:r>
-        <w:t>in the class definition of the element chosen.</w:t>
-      </w:r>
-      <w:r>
-        <w:t xml:space="preserve"> </w:t>
-      </w:r>
-      <w:r>
-        <w:t xml:space="preserve"> </w:t>
+      <w:bookmarkStart w:id="33" w:name="_Toc196607740"/>
+      <w:r>
+        <w:t xml:space="preserve">The </w:t>
+      </w:r>
+      <w:r>
+        <w:t xml:space="preserve">Python </w:t>
+      </w:r>
+      <w:r>
+        <w:t>GIL</w:t>
+      </w:r>
+      <w:bookmarkEnd w:id="33"/>
+    </w:p>
+    <w:p>
+      <w:r>
+        <w:t>The python GIL protects from cross-thread errors</w:t>
+      </w:r>
+      <w:r>
+        <w:t xml:space="preserve"> such as race conditions</w:t>
+      </w:r>
+      <w:r>
+        <w:t xml:space="preserve"> by detecting when the application attempts to access </w:t>
+      </w:r>
+      <w:r>
+        <w:t>objects unsafely</w:t>
+      </w:r>
+      <w:r>
+        <w:t>.</w:t>
+      </w:r>
+      <w:r>
+        <w:t xml:space="preserve"> Many languages leave this up to the developer to protect against, most notably C/C++</w:t>
+      </w:r>
+      <w:r>
+        <w:t xml:space="preserve"> has no protection against thread unsafe code</w:t>
+      </w:r>
+      <w:r>
+        <w:t xml:space="preserve"> and as a result many errors can </w:t>
+      </w:r>
+      <w:r>
+        <w:t xml:space="preserve">occur when attempting </w:t>
+      </w:r>
+      <w:r>
+        <w:t>to write multithreaded code</w:t>
+      </w:r>
+      <w:r>
+        <w:t>.</w:t>
+      </w:r>
+      <w:r>
+        <w:t xml:space="preserve"> Through the GIL python instead </w:t>
+      </w:r>
+      <w:r>
+        <w:t>does this automatically.</w:t>
       </w:r>
     </w:p>
     <w:p>
       <w:pPr>
         <w:pStyle w:val="Heading2"/>
       </w:pPr>
-      <w:bookmarkStart w:id="30" w:name="_Toc196507292"/>
-      <w:r>
-        <w:t>Other Languages</w:t>
-      </w:r>
-      <w:bookmarkEnd w:id="30"/>
-    </w:p>
-    <w:p>
-      <w:r>
-        <w:t>Many languages w</w:t>
-      </w:r>
-      <w:r>
-        <w:t>ere</w:t>
-      </w:r>
-      <w:r>
-        <w:t xml:space="preserve"> trialled for use in ICMS. One of the key ones being the GO programming language. </w:t>
-      </w:r>
-      <w:r>
-        <w:t>GO was initially selected for its potential speed and ease of development</w:t>
-      </w:r>
-      <w:r>
-        <w:t>,</w:t>
-      </w:r>
-      <w:r>
-        <w:t xml:space="preserve"> heavily benefit</w:t>
-      </w:r>
-      <w:r>
-        <w:t>ing</w:t>
-      </w:r>
-      <w:r>
-        <w:t xml:space="preserve"> from an almost python-like ecosystem and community with a large </w:t>
-      </w:r>
-      <w:r>
-        <w:t>number</w:t>
-      </w:r>
-      <w:r>
-        <w:t xml:space="preserve"> of libraries and</w:t>
-      </w:r>
-      <w:r>
-        <w:t xml:space="preserve"> incredible</w:t>
-      </w:r>
-      <w:r>
-        <w:t xml:space="preserve"> levels of</w:t>
-      </w:r>
-      <w:r>
-        <w:t xml:space="preserve"> support.</w:t>
-      </w:r>
-    </w:p>
-    <w:p>
-      <w:r>
-        <w:t>One of the main deciding factors against selecting GO was the necessity for importing and using different extensions</w:t>
-      </w:r>
-      <w:r>
-        <w:t>, t</w:t>
-      </w:r>
-      <w:r>
-        <w:t>he system would need to be manually built from the ground up</w:t>
-      </w:r>
-      <w:r>
-        <w:t xml:space="preserve"> if supported at all</w:t>
-      </w:r>
-      <w:r>
-        <w:t>.</w:t>
-      </w:r>
-      <w:r>
-        <w:t xml:space="preserve"> Another significant deciding factor was lack of knowledge of the entire language and build</w:t>
-      </w:r>
-      <w:r>
-        <w:t xml:space="preserve">ing </w:t>
-      </w:r>
-      <w:r>
-        <w:t>system. The amount of time that would be necessary to learn it to a level for such a project would out-weigh the total time for the project. As a result, GO was not chosen for the project and instead Python was selected.</w:t>
-      </w:r>
-    </w:p>
-    <w:p/>
-    <w:p>
-      <w:pPr>
-        <w:pStyle w:val="Heading2"/>
-      </w:pPr>
-      <w:bookmarkStart w:id="31" w:name="_Toc196507293"/>
-      <w:r>
-        <w:lastRenderedPageBreak/>
-        <w:t>Python</w:t>
-      </w:r>
-      <w:bookmarkEnd w:id="31"/>
-    </w:p>
-    <w:p>
-      <w:r>
-        <w:t>Python was the chosen language for the development of this project because of previous knowledge of the language, ease of development and the community support.</w:t>
-      </w:r>
-    </w:p>
-    <w:p>
-      <w:r>
-        <w:t xml:space="preserve">Community support was especially important for the project as the project was designed around also having </w:t>
-      </w:r>
-      <w:r>
-        <w:t>the community</w:t>
-      </w:r>
-      <w:r>
-        <w:t xml:space="preserve"> develop</w:t>
-      </w:r>
-      <w:r>
-        <w:t xml:space="preserve"> extensions</w:t>
-      </w:r>
-      <w:r>
-        <w:t xml:space="preserve"> for the application. Using a well</w:t>
-      </w:r>
-      <w:r>
-        <w:t>-</w:t>
-      </w:r>
-      <w:r>
-        <w:t>known and well supported language allows more people that would other not be able to contribute to be given the chance to</w:t>
-      </w:r>
-      <w:r>
-        <w:t>, a</w:t>
-      </w:r>
-      <w:r>
-        <w:t>s well being able to utilise different libraries and packages</w:t>
-      </w:r>
-      <w:r>
-        <w:t xml:space="preserve"> to simplify the development without having re-invent the wheel</w:t>
-      </w:r>
-      <w:r>
-        <w:t>.</w:t>
-      </w:r>
-    </w:p>
-    <w:p>
-      <w:r>
-        <w:t xml:space="preserve">Python is an incredibly versatile language. </w:t>
-      </w:r>
-      <w:r>
-        <w:t>A part of this versatility stems from the fact it is an interpreted language versus being a compiled language.</w:t>
-      </w:r>
-      <w:r>
-        <w:t xml:space="preserve"> Being interpreted means the code is run without first being compiled, this means the code is run line by line executing each command as it comes.</w:t>
-      </w:r>
-      <w:r>
-        <w:t xml:space="preserve"> This massively affects the development experience as skipping the compilation step allows for much faster development</w:t>
-      </w:r>
-      <w:r>
-        <w:t>,</w:t>
-      </w:r>
-      <w:r>
-        <w:t xml:space="preserve"> </w:t>
-      </w:r>
-      <w:r>
-        <w:t>t</w:t>
-      </w:r>
-      <w:r>
-        <w:t>his is</w:t>
-      </w:r>
-      <w:r>
-        <w:t xml:space="preserve"> also</w:t>
-      </w:r>
-      <w:r>
-        <w:t xml:space="preserve"> why it</w:t>
-      </w:r>
-      <w:r>
-        <w:t xml:space="preserve"> is</w:t>
-      </w:r>
-      <w:r>
-        <w:t xml:space="preserve"> often chosen for web-development</w:t>
-      </w:r>
-      <w:r>
-        <w:t xml:space="preserve"> where hot-reloading and quick iteration is far more common</w:t>
-      </w:r>
-      <w:r>
-        <w:t>.</w:t>
-      </w:r>
-    </w:p>
-    <w:p>
-      <w:r>
-        <w:t>A downside to being interpreted is speed. Python is not widely regarded as being the most efficient or fast language out there</w:t>
-      </w:r>
-      <w:r>
-        <w:t>, it misses things such as compile-time optimisations and has a large amount of overhead in comparison to language such as C/C++ or Java</w:t>
-      </w:r>
-      <w:r>
-        <w:t>/C#</w:t>
-      </w:r>
-      <w:r>
-        <w:t>. To</w:t>
-      </w:r>
-      <w:r>
-        <w:t xml:space="preserve"> attempt to</w:t>
-      </w:r>
-      <w:r>
-        <w:t xml:space="preserve"> combat this, python utilises compiled C libraries to replace</w:t>
-      </w:r>
-      <w:r>
-        <w:t xml:space="preserve"> some of</w:t>
-      </w:r>
-      <w:r>
-        <w:t xml:space="preserve"> the slowest parts</w:t>
-      </w:r>
-      <w:r>
-        <w:t xml:space="preserve">, while also using a caching system to compile some parts of the application to python byte code which is much closer to native code than </w:t>
-      </w:r>
-      <w:r>
-        <w:t xml:space="preserve">running </w:t>
-      </w:r>
-      <w:r>
-        <w:t xml:space="preserve">the </w:t>
-      </w:r>
-      <w:r>
-        <w:t>interpreted code.</w:t>
-      </w:r>
-    </w:p>
-    <w:p>
-      <w:r>
-        <w:t>(explain why this doesn’t matter that much)</w:t>
-      </w:r>
-    </w:p>
-    <w:p>
-      <w:r>
-        <w:t xml:space="preserve">For most applications, the speed of python is more than enough. Issues with speed begin to appear when projects scale quickly </w:t>
-      </w:r>
-      <w:r>
-        <w:t>with a</w:t>
-      </w:r>
-      <w:r>
-        <w:t xml:space="preserve"> lack of optimisation.</w:t>
-      </w:r>
-      <w:r>
-        <w:t xml:space="preserve"> Before </w:t>
-      </w:r>
-      <w:r>
-        <w:t xml:space="preserve">a </w:t>
-      </w:r>
-      <w:r>
-        <w:t xml:space="preserve">lengthy re-write, there are many </w:t>
-      </w:r>
-      <w:r>
-        <w:t xml:space="preserve">methods of increasing speed without necessarily having to write any new code. For example, things such as </w:t>
-      </w:r>
-      <w:r>
-        <w:t>separating the systems</w:t>
-      </w:r>
-      <w:r>
-        <w:t xml:space="preserve"> of the project</w:t>
-      </w:r>
-      <w:r>
-        <w:t xml:space="preserve"> so that multiple instances can be run with their own resources.</w:t>
-      </w:r>
-      <w:r>
-        <w:t xml:space="preserve"> </w:t>
-      </w:r>
-      <w:r>
-        <w:t>Occasionally</w:t>
-      </w:r>
-      <w:r>
-        <w:t xml:space="preserve"> though</w:t>
-      </w:r>
-      <w:r>
-        <w:t xml:space="preserve">, large scale projects </w:t>
-      </w:r>
-      <w:r>
-        <w:t>can</w:t>
-      </w:r>
-      <w:r>
-        <w:t xml:space="preserve"> outgrow</w:t>
-      </w:r>
-      <w:r>
-        <w:t xml:space="preserve"> the speed available from the language.</w:t>
-      </w:r>
-    </w:p>
-    <w:p>
-      <w:r>
-        <w:t>Modern versions of python include the keywords for async await execution.</w:t>
-      </w:r>
-      <w:r>
-        <w:t xml:space="preserve"> </w:t>
-      </w:r>
-      <w:r>
-        <w:t xml:space="preserve">Async </w:t>
-      </w:r>
-      <w:r>
-        <w:t xml:space="preserve">architecture </w:t>
-      </w:r>
-      <w:r>
-        <w:t>allows for the</w:t>
-      </w:r>
-      <w:r>
-        <w:t xml:space="preserve"> concurrent execution of code</w:t>
-      </w:r>
-      <w:r>
-        <w:t>, meaning, instead of having to wait for code to execute other code can instead be executed and processed while waiting</w:t>
-      </w:r>
-      <w:r>
-        <w:t>.</w:t>
-      </w:r>
-      <w:r>
-        <w:t xml:space="preserve"> All server functions in the ICMS server a</w:t>
-      </w:r>
-      <w:r>
-        <w:t>re</w:t>
-      </w:r>
-      <w:r>
-        <w:t xml:space="preserve"> built using the async architecture because</w:t>
-      </w:r>
-      <w:r>
-        <w:t xml:space="preserve"> extensions </w:t>
-      </w:r>
-      <w:r>
-        <w:t>are designed to be able</w:t>
-      </w:r>
-      <w:r>
-        <w:t xml:space="preserve"> to run in the background depending on what needs to be processed</w:t>
-      </w:r>
-      <w:r>
-        <w:t>,</w:t>
-      </w:r>
-      <w:r>
-        <w:t xml:space="preserve"> through the asyncio</w:t>
-      </w:r>
-      <w:r>
-        <w:t xml:space="preserve"> python</w:t>
-      </w:r>
-      <w:r>
-        <w:t xml:space="preserve"> library.</w:t>
-      </w:r>
-      <w:r>
-        <w:t xml:space="preserve"> This design also helps when utilising </w:t>
-      </w:r>
-      <w:r>
-        <w:t>different</w:t>
-      </w:r>
-      <w:r>
-        <w:t xml:space="preserve"> threads for things such as, writing</w:t>
-      </w:r>
-      <w:r>
-        <w:t xml:space="preserve"> or reading to or from</w:t>
-      </w:r>
-      <w:r>
-        <w:t xml:space="preserve"> a device </w:t>
-      </w:r>
-      <w:r>
-        <w:t>multiple time</w:t>
-      </w:r>
-      <w:r>
-        <w:t xml:space="preserve"> a second</w:t>
-      </w:r>
-      <w:r>
-        <w:t>.</w:t>
-      </w:r>
-    </w:p>
-    <w:p>
-      <w:pPr>
-        <w:pStyle w:val="Heading2"/>
-      </w:pPr>
-      <w:bookmarkStart w:id="32" w:name="_Toc196507294"/>
-      <w:r>
-        <w:t xml:space="preserve">The </w:t>
-      </w:r>
-      <w:r>
-        <w:t xml:space="preserve">Python </w:t>
-      </w:r>
-      <w:r>
-        <w:t>GIL</w:t>
-      </w:r>
-      <w:bookmarkEnd w:id="32"/>
-    </w:p>
-    <w:p>
-      <w:r>
-        <w:t>The python GIL protects from cross-thread errors</w:t>
-      </w:r>
-      <w:r>
-        <w:t xml:space="preserve"> such as race conditions</w:t>
-      </w:r>
-      <w:r>
-        <w:t xml:space="preserve"> by detecting when the application attempts to access </w:t>
-      </w:r>
-      <w:r>
-        <w:t>objects unsafely</w:t>
-      </w:r>
-      <w:r>
-        <w:t>.</w:t>
-      </w:r>
-      <w:r>
-        <w:t xml:space="preserve"> Many languages leave this up to the developer to protect against, most notably C/C++</w:t>
-      </w:r>
-      <w:r>
-        <w:t xml:space="preserve"> has no protection against thread unsafe code</w:t>
-      </w:r>
-      <w:r>
-        <w:t xml:space="preserve"> and as a result many errors can </w:t>
-      </w:r>
-      <w:r>
-        <w:t xml:space="preserve">occur when attempting </w:t>
-      </w:r>
-      <w:r>
-        <w:t>to write multithreaded code</w:t>
-      </w:r>
-      <w:r>
-        <w:t>.</w:t>
-      </w:r>
-      <w:r>
-        <w:t xml:space="preserve"> Through the GIL python instead </w:t>
-      </w:r>
-      <w:r>
-        <w:t>does this automatically.</w:t>
-      </w:r>
-    </w:p>
-    <w:p>
-      <w:pPr>
-        <w:pStyle w:val="Heading2"/>
-      </w:pPr>
-      <w:bookmarkStart w:id="33" w:name="_Toc196507295"/>
-      <w:r>
-        <w:lastRenderedPageBreak/>
+      <w:bookmarkStart w:id="34" w:name="_Toc196607741"/>
+      <w:r>
         <w:t>MQTT and Alternative Server Protocols</w:t>
       </w:r>
-      <w:bookmarkEnd w:id="33"/>
+      <w:bookmarkEnd w:id="34"/>
     </w:p>
     <w:p>
       <w:r>
@@ -7413,7 +7777,7 @@
         <w:t>MQTT</w:t>
       </w:r>
       <w:r>
-        <w:t xml:space="preserve">, which </w:t>
+        <w:t xml:space="preserve"> which </w:t>
       </w:r>
       <w:r>
         <w:t>is an OASIS standard messaging protocol for the Internet of Things (IoT)</w:t>
@@ -7490,11 +7854,11 @@
       <w:pPr>
         <w:pStyle w:val="Heading2"/>
       </w:pPr>
-      <w:bookmarkStart w:id="34" w:name="_Toc196507296"/>
+      <w:bookmarkStart w:id="35" w:name="_Toc196607742"/>
       <w:r>
         <w:t>Sockets and web-sockets</w:t>
       </w:r>
-      <w:bookmarkEnd w:id="34"/>
+      <w:bookmarkEnd w:id="35"/>
     </w:p>
     <w:p>
       <w:r>
@@ -7514,7 +7878,11 @@
     </w:p>
     <w:p>
       <w:r>
-        <w:t>Using the socket server does come with some caveats. Mainly being the unstructured form of data being sent. In comparison to the pre-formed HTTP requests which can be easily read and manipulated, the socket server and clients send raw bytes of data between each-other which need to be decoded and formed into readable data. JSON was the form of data chosen to be used by the server and clients as it is an incredibly versatile data format widely supported by languages and different libraries and systems, while also being incredibly human read and writable. Python especially has amazing built in support for the JSON format.</w:t>
+        <w:t xml:space="preserve">Using the socket server does come with some caveats. Mainly being the unstructured form of data being sent. In comparison to the pre-formed HTTP requests which can be easily read and manipulated, the socket server and clients send raw bytes of data between each-other which need to be decoded and formed into readable data. JSON was the form of data chosen to be used by the server and clients as it is an incredibly versatile data format widely supported by </w:t>
+      </w:r>
+      <w:r>
+        <w:lastRenderedPageBreak/>
+        <w:t>languages and different libraries and systems, while also being incredibly human read and writable. Python especially has amazing built in support for the JSON format.</w:t>
       </w:r>
     </w:p>
     <w:p>
@@ -7524,24 +7892,208 @@
     </w:p>
     <w:p>
       <w:r>
-        <w:t>The socket server captures the sent data from the client and determines how the command needs to be interpreted.</w:t>
-      </w:r>
-    </w:p>
-    <w:p>
-      <w:r>
-        <w:t>(show server/client architecture diagram here)</w:t>
+        <w:t xml:space="preserve">Commands are processed using a type identifier. </w:t>
+      </w:r>
+      <w:r>
+        <w:t>There are 3 main types</w:t>
+      </w:r>
+      <w:r>
+        <w:t xml:space="preserve"> of </w:t>
+      </w:r>
+      <w:r>
+        <w:t>identifiers</w:t>
+      </w:r>
+      <w:r>
+        <w:t xml:space="preserve">: </w:t>
+      </w:r>
+    </w:p>
+    <w:p>
+      <w:pPr>
+        <w:pStyle w:val="ListParagraph"/>
+        <w:numPr>
+          <w:ilvl w:val="0"/>
+          <w:numId w:val="1"/>
+        </w:numPr>
+      </w:pPr>
+      <w:r>
+        <w:t>GET</w:t>
+      </w:r>
+    </w:p>
+    <w:p>
+      <w:pPr>
+        <w:pStyle w:val="ListParagraph"/>
+        <w:numPr>
+          <w:ilvl w:val="0"/>
+          <w:numId w:val="1"/>
+        </w:numPr>
+      </w:pPr>
+      <w:r>
+        <w:t>POST</w:t>
+      </w:r>
+    </w:p>
+    <w:p>
+      <w:pPr>
+        <w:pStyle w:val="ListParagraph"/>
+        <w:numPr>
+          <w:ilvl w:val="0"/>
+          <w:numId w:val="1"/>
+        </w:numPr>
+      </w:pPr>
+      <w:r>
+        <w:t>Authenticate</w:t>
+      </w:r>
+    </w:p>
+    <w:p>
+      <w:r>
+        <w:t xml:space="preserve">The </w:t>
+      </w:r>
+      <w:r>
+        <w:t xml:space="preserve">identifiers </w:t>
+      </w:r>
+      <w:r>
+        <w:t>are labelled similarly to how a HTTP type would</w:t>
+      </w:r>
+      <w:r>
+        <w:t>,</w:t>
+      </w:r>
+      <w:r>
+        <w:t xml:space="preserve"> for ease of recognition.</w:t>
+      </w:r>
+      <w:r>
+        <w:t xml:space="preserve"> When receiving a GET request the server will process what need to be accessed, then once the data have been processed the data will be returned</w:t>
+      </w:r>
+      <w:r>
+        <w:t>.</w:t>
+      </w:r>
+      <w:r>
+        <w:t xml:space="preserve"> </w:t>
+      </w:r>
+    </w:p>
+    <w:p>
+      <w:r>
+        <w:t xml:space="preserve">When deciding what needs to be accessed, the server will </w:t>
+      </w:r>
+      <w:r>
+        <w:t xml:space="preserve">retrieve </w:t>
+      </w:r>
+      <w:r>
+        <w:t>the GET part of the request to recognise if the type of GET request is a device or extension reques</w:t>
+      </w:r>
+      <w:r>
+        <w:t>t.</w:t>
+      </w:r>
+      <w:r>
+        <w:t xml:space="preserve"> </w:t>
+      </w:r>
+      <w:r>
+        <w:t>T</w:t>
+      </w:r>
+      <w:r>
+        <w:t>he difference be</w:t>
+      </w:r>
+      <w:r>
+        <w:t>tween these types being that</w:t>
+      </w:r>
+      <w:r>
+        <w:t xml:space="preserve"> a device request will return devices connected to an authenticated account, while the extension request will return whatever the function being called returns.</w:t>
+      </w:r>
+      <w:r>
+        <w:t xml:space="preserve"> </w:t>
+      </w:r>
+      <w:r>
+        <w:t>This is very similar to how the POST request works in that there are two types of POST request</w:t>
+      </w:r>
+      <w:r>
+        <w:t>, device and extension</w:t>
+      </w:r>
+      <w:r>
+        <w:t>.</w:t>
+      </w:r>
+    </w:p>
+    <w:p>
+      <w:r>
+        <w:t>The authenticate request is made from device to server in order to pair a device with an authenticated account</w:t>
+      </w:r>
+      <w:r>
+        <w:t>, p</w:t>
+      </w:r>
+      <w:r>
+        <w:t>assing username and password in order to login to the account and pair.</w:t>
+      </w:r>
+      <w:r>
+        <w:t xml:space="preserve"> The connection-id of the device is then returned in order to be able to send requests from the device.</w:t>
+      </w:r>
+    </w:p>
+    <w:p>
+      <w:r>
+        <w:t>Server/Client Diagram</w:t>
+      </w:r>
+    </w:p>
+    <w:p>
+      <w:r>
+        <w:rPr>
+          <w:noProof/>
+        </w:rPr>
+        <w:drawing>
+          <wp:inline distT="0" distB="0" distL="0" distR="0" wp14:anchorId="1F938754" wp14:editId="23343669">
+            <wp:extent cx="3162300" cy="3602622"/>
+            <wp:effectExtent l="0" t="0" r="0" b="0"/>
+            <wp:docPr id="1941405995" name="Picture 1" descr="A diagram of a process&#10;&#10;AI-generated content may be incorrect."/>
+            <wp:cNvGraphicFramePr>
+              <a:graphicFrameLocks xmlns:a="http://schemas.openxmlformats.org/drawingml/2006/main" noChangeAspect="1"/>
+            </wp:cNvGraphicFramePr>
+            <a:graphic xmlns:a="http://schemas.openxmlformats.org/drawingml/2006/main">
+              <a:graphicData uri="http://schemas.openxmlformats.org/drawingml/2006/picture">
+                <pic:pic xmlns:pic="http://schemas.openxmlformats.org/drawingml/2006/picture">
+                  <pic:nvPicPr>
+                    <pic:cNvPr id="1941405995" name="Picture 1" descr="A diagram of a process&#10;&#10;AI-generated content may be incorrect."/>
+                    <pic:cNvPicPr>
+                      <a:picLocks noChangeAspect="1" noChangeArrowheads="1"/>
+                    </pic:cNvPicPr>
+                  </pic:nvPicPr>
+                  <pic:blipFill>
+                    <a:blip r:embed="rId16">
+                      <a:extLst>
+                        <a:ext uri="{28A0092B-C50C-407E-A947-70E740481C1C}">
+                          <a14:useLocalDpi xmlns:a14="http://schemas.microsoft.com/office/drawing/2010/main" val="0"/>
+                        </a:ext>
+                      </a:extLst>
+                    </a:blip>
+                    <a:srcRect/>
+                    <a:stretch>
+                      <a:fillRect/>
+                    </a:stretch>
+                  </pic:blipFill>
+                  <pic:spPr bwMode="auto">
+                    <a:xfrm>
+                      <a:off x="0" y="0"/>
+                      <a:ext cx="3191241" cy="3635592"/>
+                    </a:xfrm>
+                    <a:prstGeom prst="rect">
+                      <a:avLst/>
+                    </a:prstGeom>
+                    <a:noFill/>
+                    <a:ln>
+                      <a:noFill/>
+                    </a:ln>
+                  </pic:spPr>
+                </pic:pic>
+              </a:graphicData>
+            </a:graphic>
+          </wp:inline>
+        </w:drawing>
       </w:r>
     </w:p>
     <w:p>
       <w:pPr>
         <w:pStyle w:val="Heading2"/>
       </w:pPr>
-      <w:bookmarkStart w:id="35" w:name="_Toc196507297"/>
+      <w:bookmarkStart w:id="36" w:name="_Toc196607743"/>
       <w:r>
         <w:lastRenderedPageBreak/>
         <w:t>Server Functions</w:t>
       </w:r>
-      <w:bookmarkEnd w:id="35"/>
+      <w:bookmarkEnd w:id="36"/>
     </w:p>
     <w:p>
       <w:r>
@@ -7558,56 +8110,144 @@
         <w:t>Through the extensions, new features can be added to the server, automatically updating what new functions devices have access to.</w:t>
       </w:r>
     </w:p>
-    <w:p/>
-    <w:p/>
-    <w:p/>
     <w:p>
       <w:pPr>
         <w:pStyle w:val="Heading1"/>
       </w:pPr>
-      <w:bookmarkStart w:id="36" w:name="_Toc196507298"/>
+      <w:bookmarkStart w:id="37" w:name="_Toc196607744"/>
       <w:r>
         <w:t>Comparing</w:t>
       </w:r>
       <w:r>
-        <w:t xml:space="preserve"> API’s</w:t>
-      </w:r>
-      <w:bookmarkEnd w:id="36"/>
+        <w:t xml:space="preserve"> </w:t>
+      </w:r>
+      <w:r>
+        <w:t>Libraries</w:t>
+      </w:r>
+      <w:bookmarkEnd w:id="37"/>
     </w:p>
     <w:p>
       <w:r>
         <w:t>There are many different systems for hosting HTTP servers with python.</w:t>
       </w:r>
+      <w:r>
+        <w:t xml:space="preserve"> 3 key ones stand out above the rest and are relied on by many different organisations for their backend requirements.</w:t>
+      </w:r>
+      <w:r>
+        <w:t xml:space="preserve"> These 3 </w:t>
+      </w:r>
+      <w:r>
+        <w:t xml:space="preserve">key </w:t>
+      </w:r>
+      <w:r>
+        <w:t xml:space="preserve">systems </w:t>
+      </w:r>
+      <w:r>
+        <w:t>are Flask, Fast API and Django</w:t>
+      </w:r>
+      <w:r>
+        <w:t>.</w:t>
+      </w:r>
     </w:p>
     <w:p>
       <w:pPr>
         <w:pStyle w:val="Heading2"/>
       </w:pPr>
-      <w:bookmarkStart w:id="37" w:name="_Toc196507299"/>
+      <w:bookmarkStart w:id="38" w:name="_Toc196607745"/>
       <w:r>
         <w:t>Django</w:t>
       </w:r>
-      <w:bookmarkEnd w:id="37"/>
+      <w:bookmarkEnd w:id="38"/>
+    </w:p>
+    <w:p>
+      <w:r>
+        <w:t xml:space="preserve">Django is one the most </w:t>
+      </w:r>
+      <w:r>
+        <w:t>well-known</w:t>
+      </w:r>
+      <w:r>
+        <w:t xml:space="preserve"> python </w:t>
+      </w:r>
+      <w:r>
+        <w:t xml:space="preserve">full-stack libraries </w:t>
+      </w:r>
+      <w:r>
+        <w:t>for building servers</w:t>
+      </w:r>
+      <w:r>
+        <w:t xml:space="preserve"> and is by far the most professionally used.</w:t>
+      </w:r>
+      <w:r>
+        <w:t xml:space="preserve"> Django p</w:t>
+      </w:r>
+      <w:r>
+        <w:t>ower the</w:t>
+      </w:r>
+      <w:r>
+        <w:t xml:space="preserve"> backends of the</w:t>
+      </w:r>
+      <w:r>
+        <w:t xml:space="preserve"> likes of Facebook and Spotify.</w:t>
+      </w:r>
     </w:p>
     <w:p>
       <w:pPr>
         <w:pStyle w:val="Heading2"/>
       </w:pPr>
-      <w:bookmarkStart w:id="38" w:name="_Toc196507300"/>
+      <w:bookmarkStart w:id="39" w:name="_Toc196607746"/>
       <w:r>
         <w:t>Fast API</w:t>
       </w:r>
-      <w:bookmarkEnd w:id="38"/>
+      <w:bookmarkEnd w:id="39"/>
+    </w:p>
+    <w:p>
+      <w:r>
+        <w:t>Fast API is another example of a different API for building servers within python.</w:t>
+      </w:r>
+      <w:r>
+        <w:t xml:space="preserve"> One of the key differences with other API’s and Fast API is their</w:t>
+      </w:r>
+      <w:r>
+        <w:t xml:space="preserve"> abundant</w:t>
+      </w:r>
+      <w:r>
+        <w:t xml:space="preserve"> use of the</w:t>
+      </w:r>
+      <w:r>
+        <w:t xml:space="preserve"> </w:t>
+      </w:r>
+      <w:r>
+        <w:t>Pydantic library</w:t>
+      </w:r>
+      <w:r>
+        <w:t xml:space="preserve">. </w:t>
+      </w:r>
+      <w:r>
+        <w:t xml:space="preserve">Pydantic </w:t>
+      </w:r>
+      <w:r>
+        <w:t>is</w:t>
+      </w:r>
+      <w:r>
+        <w:t xml:space="preserve"> built to make modelling data within programs easier</w:t>
+      </w:r>
+      <w:r>
+        <w:t xml:space="preserve"> and is the basis of Fast API’s data modelling system.</w:t>
+      </w:r>
+      <w:r>
+        <w:t xml:space="preserve"> </w:t>
+      </w:r>
     </w:p>
     <w:p>
       <w:pPr>
         <w:pStyle w:val="Heading2"/>
       </w:pPr>
-      <w:bookmarkStart w:id="39" w:name="_Toc196507301"/>
+      <w:bookmarkStart w:id="40" w:name="_Toc196607747"/>
       <w:r>
         <w:t>Flask</w:t>
       </w:r>
-      <w:bookmarkEnd w:id="39"/>
+      <w:bookmarkEnd w:id="40"/>
     </w:p>
     <w:p>
       <w:r>
@@ -7636,6 +8276,7 @@
     </w:p>
     <w:p>
       <w:r>
+        <w:lastRenderedPageBreak/>
         <w:t>(show decorator)</w:t>
       </w:r>
     </w:p>
@@ -7643,12 +8284,11 @@
       <w:pPr>
         <w:pStyle w:val="Heading2"/>
       </w:pPr>
-      <w:bookmarkStart w:id="40" w:name="_Toc196507302"/>
-      <w:r>
-        <w:lastRenderedPageBreak/>
+      <w:bookmarkStart w:id="41" w:name="_Toc196607748"/>
+      <w:r>
         <w:t>Authentication</w:t>
       </w:r>
-      <w:bookmarkEnd w:id="40"/>
+      <w:bookmarkEnd w:id="41"/>
     </w:p>
     <w:p>
       <w:r>
@@ -7674,7 +8314,7 @@
       <w:pPr>
         <w:pStyle w:val="Heading2"/>
       </w:pPr>
-      <w:bookmarkStart w:id="41" w:name="_Toc196507303"/>
+      <w:bookmarkStart w:id="42" w:name="_Toc196607749"/>
       <w:r>
         <w:t xml:space="preserve">JWT </w:t>
       </w:r>
@@ -7687,7 +8327,7 @@
       <w:r>
         <w:t>s</w:t>
       </w:r>
-      <w:bookmarkEnd w:id="41"/>
+      <w:bookmarkEnd w:id="42"/>
     </w:p>
     <w:p>
       <w:r>
@@ -7743,11 +8383,11 @@
       <w:pPr>
         <w:pStyle w:val="Heading2"/>
       </w:pPr>
-      <w:bookmarkStart w:id="42" w:name="_Toc196507304"/>
+      <w:bookmarkStart w:id="43" w:name="_Toc196607750"/>
       <w:r>
         <w:t>Caching</w:t>
       </w:r>
-      <w:bookmarkEnd w:id="42"/>
+      <w:bookmarkEnd w:id="43"/>
     </w:p>
     <w:p>
       <w:r>
@@ -7927,11 +8567,11 @@
       <w:pPr>
         <w:pStyle w:val="Heading2"/>
       </w:pPr>
-      <w:bookmarkStart w:id="43" w:name="_Toc196507305"/>
+      <w:bookmarkStart w:id="44" w:name="_Toc196607751"/>
       <w:r>
         <w:t>Database/SQLite</w:t>
       </w:r>
-      <w:bookmarkEnd w:id="43"/>
+      <w:bookmarkEnd w:id="44"/>
     </w:p>
     <w:p>
       <w:r>
@@ -8003,7 +8643,7 @@
       <w:pPr>
         <w:pStyle w:val="Heading1"/>
       </w:pPr>
-      <w:bookmarkStart w:id="44" w:name="_Toc196507306"/>
+      <w:bookmarkStart w:id="45" w:name="_Toc196607752"/>
       <w:r>
         <w:t xml:space="preserve">Extending </w:t>
       </w:r>
@@ -8013,7 +8653,7 @@
       <w:r>
         <w:t xml:space="preserve"> application</w:t>
       </w:r>
-      <w:bookmarkEnd w:id="44"/>
+      <w:bookmarkEnd w:id="45"/>
     </w:p>
     <w:p>
       <w:r>
@@ -8124,11 +8764,11 @@
       <w:pPr>
         <w:pStyle w:val="Heading2"/>
       </w:pPr>
-      <w:bookmarkStart w:id="45" w:name="_Toc196507307"/>
+      <w:bookmarkStart w:id="46" w:name="_Toc196607753"/>
       <w:r>
         <w:t>Extensions</w:t>
       </w:r>
-      <w:bookmarkEnd w:id="45"/>
+      <w:bookmarkEnd w:id="46"/>
     </w:p>
     <w:p>
       <w:r>
@@ -8273,16 +8913,16 @@
       <w:pPr>
         <w:pStyle w:val="Heading1"/>
       </w:pPr>
-      <w:bookmarkStart w:id="46" w:name="_Testing_and_Analysis"/>
-      <w:bookmarkStart w:id="47" w:name="_Toc196507308"/>
-      <w:bookmarkEnd w:id="46"/>
+      <w:bookmarkStart w:id="47" w:name="_Testing_and_Analysis"/>
+      <w:bookmarkStart w:id="48" w:name="_Toc196607754"/>
+      <w:bookmarkEnd w:id="47"/>
       <w:r>
         <w:t xml:space="preserve">Testing </w:t>
       </w:r>
       <w:r>
         <w:t>and Analysis</w:t>
       </w:r>
-      <w:bookmarkEnd w:id="47"/>
+      <w:bookmarkEnd w:id="48"/>
     </w:p>
     <w:p>
       <w:r>
@@ -8377,32 +9017,46 @@
         <w:t xml:space="preserve"> was chosen for this project.</w:t>
       </w:r>
     </w:p>
-    <w:p/>
     <w:p>
       <w:pPr>
         <w:pStyle w:val="Heading2"/>
       </w:pPr>
-      <w:bookmarkStart w:id="48" w:name="_Toc196507309"/>
+      <w:bookmarkStart w:id="49" w:name="_Toc196607755"/>
       <w:r>
         <w:t>Usability Testing</w:t>
       </w:r>
-      <w:bookmarkEnd w:id="48"/>
-    </w:p>
-    <w:p>
-      <w:r>
-        <w:t>Usability testing was carried out in person in order to get the best results.</w:t>
-      </w:r>
-      <w:r>
-        <w:t xml:space="preserve"> Each tester was</w:t>
-      </w:r>
-      <w:r>
-        <w:t xml:space="preserve"> asked to complete different task</w:t>
-      </w:r>
-      <w:r>
-        <w:t>s</w:t>
-      </w:r>
-      <w:r>
-        <w:t xml:space="preserve"> and </w:t>
+      <w:bookmarkEnd w:id="49"/>
+    </w:p>
+    <w:p>
+      <w:r>
+        <w:t>Another form of testing used throughout the project was u</w:t>
+      </w:r>
+      <w:r>
+        <w:t>sability testing</w:t>
+      </w:r>
+      <w:r>
+        <w:t>, which</w:t>
+      </w:r>
+      <w:r>
+        <w:t xml:space="preserve"> was carried out in person in order to get the best results.</w:t>
+      </w:r>
+      <w:r>
+        <w:t xml:space="preserve"> Each</w:t>
+      </w:r>
+      <w:r>
+        <w:t xml:space="preserve"> test was setup in a way that each</w:t>
+      </w:r>
+      <w:r>
+        <w:t xml:space="preserve"> tester was</w:t>
+      </w:r>
+      <w:r>
+        <w:t xml:space="preserve"> asked to complete</w:t>
+      </w:r>
+      <w:r>
+        <w:t xml:space="preserve"> a</w:t>
+      </w:r>
+      <w:r>
+        <w:t xml:space="preserve"> different task and </w:t>
       </w:r>
       <w:r>
         <w:t xml:space="preserve">rate their </w:t>
@@ -8752,11 +9406,11 @@
       <w:pPr>
         <w:pStyle w:val="Heading2"/>
       </w:pPr>
-      <w:bookmarkStart w:id="49" w:name="_Toc196507310"/>
+      <w:bookmarkStart w:id="50" w:name="_Toc196607756"/>
       <w:r>
         <w:t>Feedback</w:t>
       </w:r>
-      <w:bookmarkEnd w:id="49"/>
+      <w:bookmarkEnd w:id="50"/>
     </w:p>
     <w:p>
       <w:r>
@@ -8771,14 +9425,15 @@
       <w:pPr>
         <w:pStyle w:val="Heading2"/>
       </w:pPr>
-      <w:bookmarkStart w:id="50" w:name="_Toc196507311"/>
-      <w:r>
+      <w:bookmarkStart w:id="51" w:name="_Toc196607757"/>
+      <w:r>
+        <w:lastRenderedPageBreak/>
         <w:t xml:space="preserve">Ease of development vs </w:t>
       </w:r>
       <w:r>
         <w:t>best practices</w:t>
       </w:r>
-      <w:bookmarkEnd w:id="50"/>
+      <w:bookmarkEnd w:id="51"/>
     </w:p>
     <w:p>
       <w:r>
@@ -8794,21 +9449,21 @@
       <w:pPr>
         <w:pStyle w:val="Heading1"/>
       </w:pPr>
-      <w:bookmarkStart w:id="51" w:name="_Toc196507312"/>
+      <w:bookmarkStart w:id="52" w:name="_Toc196607758"/>
       <w:r>
         <w:t>Development Environment</w:t>
       </w:r>
-      <w:bookmarkEnd w:id="51"/>
+      <w:bookmarkEnd w:id="52"/>
     </w:p>
     <w:p>
       <w:pPr>
         <w:pStyle w:val="Heading2"/>
       </w:pPr>
-      <w:bookmarkStart w:id="52" w:name="_Toc196507313"/>
+      <w:bookmarkStart w:id="53" w:name="_Toc196607759"/>
       <w:r>
         <w:t>Hosting and improving on ease of use</w:t>
       </w:r>
-      <w:bookmarkEnd w:id="52"/>
+      <w:bookmarkEnd w:id="53"/>
     </w:p>
     <w:p>
       <w:r>
@@ -8825,11 +9480,11 @@
       <w:pPr>
         <w:pStyle w:val="Heading2"/>
       </w:pPr>
-      <w:bookmarkStart w:id="53" w:name="_Toc196507314"/>
+      <w:bookmarkStart w:id="54" w:name="_Toc196607760"/>
       <w:r>
         <w:t>Docker</w:t>
       </w:r>
-      <w:bookmarkEnd w:id="53"/>
+      <w:bookmarkEnd w:id="54"/>
     </w:p>
     <w:p>
       <w:r>
@@ -8909,104 +9564,143 @@
         <w:t xml:space="preserve"> The final command is the one that will attempt to run for as long as the application is running, specifying this anywhere else will prevent the command from being executed.</w:t>
       </w:r>
     </w:p>
+    <w:p>
+      <w:pPr>
+        <w:pStyle w:val="Heading2"/>
+      </w:pPr>
+      <w:bookmarkStart w:id="55" w:name="_Toc196607761"/>
+      <w:r>
+        <w:t>Docker</w:t>
+      </w:r>
+      <w:r>
+        <w:t>-</w:t>
+      </w:r>
+      <w:r>
+        <w:t>C</w:t>
+      </w:r>
+      <w:r>
+        <w:t>ompose</w:t>
+      </w:r>
+      <w:bookmarkEnd w:id="55"/>
+    </w:p>
+    <w:p>
+      <w:r>
+        <w:t>Docker compose allows</w:t>
+      </w:r>
+      <w:r>
+        <w:t xml:space="preserve"> Dockerfiles to be compiled together and run simultaneously in the same docker image. Through the image, different applications can be disabled and enabled depending on which parts the end user wishes to use. </w:t>
+      </w:r>
+    </w:p>
     <w:p/>
     <w:p>
       <w:pPr>
         <w:pStyle w:val="Heading2"/>
       </w:pPr>
-      <w:bookmarkStart w:id="54" w:name="_Toc196507315"/>
-      <w:r>
-        <w:t>Docker</w:t>
-      </w:r>
-      <w:r>
-        <w:t>-</w:t>
-      </w:r>
-      <w:r>
-        <w:t>C</w:t>
-      </w:r>
-      <w:r>
-        <w:t>ompose</w:t>
-      </w:r>
-      <w:bookmarkEnd w:id="54"/>
-    </w:p>
-    <w:p>
-      <w:r>
-        <w:t>Docker compose allows</w:t>
-      </w:r>
-      <w:r>
-        <w:t xml:space="preserve"> Dockerfiles to be compiled together and run simultaneously in the same docker image. Through the image, different applications can be disabled and enabled depending on which parts the end user wishes to use. </w:t>
+      <w:bookmarkStart w:id="56" w:name="_Toc196607762"/>
+      <w:r>
+        <w:t>Nginx</w:t>
+      </w:r>
+      <w:bookmarkEnd w:id="56"/>
+    </w:p>
+    <w:p>
+      <w:r>
+        <w:t xml:space="preserve">Nginx is used through docker, where the backend </w:t>
+      </w:r>
+      <w:r>
+        <w:t>services</w:t>
+      </w:r>
+      <w:r>
+        <w:t xml:space="preserve"> are proxied through </w:t>
+      </w:r>
+      <w:r>
+        <w:t>a</w:t>
+      </w:r>
+      <w:r>
+        <w:t xml:space="preserve"> nginx reverse proxy, allowing all commands to flow through nginx</w:t>
+      </w:r>
+      <w:r>
+        <w:t xml:space="preserve"> before reaching the backend</w:t>
+      </w:r>
+      <w:r>
+        <w:t xml:space="preserve"> services</w:t>
+      </w:r>
+      <w:r>
+        <w:t>.</w:t>
+      </w:r>
+      <w:r>
+        <w:t xml:space="preserve"> This system is good for taking advantage of features such as load balancing and rate limiting.</w:t>
       </w:r>
     </w:p>
     <w:p/>
     <w:p>
       <w:pPr>
-        <w:pStyle w:val="Heading2"/>
-      </w:pPr>
-      <w:bookmarkStart w:id="55" w:name="_Toc196507316"/>
-      <w:r>
-        <w:t>Nginx</w:t>
-      </w:r>
-      <w:bookmarkEnd w:id="55"/>
-    </w:p>
-    <w:p>
-      <w:r>
-        <w:t xml:space="preserve">Nginx is used through docker, where the backend </w:t>
-      </w:r>
-      <w:r>
-        <w:t>services</w:t>
-      </w:r>
-      <w:r>
-        <w:t xml:space="preserve"> are proxied through </w:t>
-      </w:r>
-      <w:r>
-        <w:t>a</w:t>
-      </w:r>
-      <w:r>
-        <w:t xml:space="preserve"> nginx reverse proxy, allowing all commands to flow through nginx</w:t>
-      </w:r>
-      <w:r>
-        <w:t xml:space="preserve"> before reaching the backend</w:t>
-      </w:r>
-      <w:r>
-        <w:t xml:space="preserve"> services</w:t>
-      </w:r>
-      <w:r>
-        <w:t>.</w:t>
-      </w:r>
-      <w:r>
-        <w:t xml:space="preserve"> This system is good for taking advantage of features such as load balancing and rate limiting.</w:t>
-      </w:r>
-    </w:p>
-    <w:p/>
-    <w:p>
-      <w:pPr>
         <w:pStyle w:val="Heading1"/>
       </w:pPr>
-      <w:bookmarkStart w:id="56" w:name="_Toc196507317"/>
+      <w:bookmarkStart w:id="57" w:name="_Toc196607763"/>
       <w:r>
         <w:lastRenderedPageBreak/>
         <w:t>Optimising The Application/Future development</w:t>
       </w:r>
-      <w:bookmarkEnd w:id="56"/>
+      <w:bookmarkEnd w:id="57"/>
     </w:p>
     <w:p>
       <w:pPr>
         <w:pStyle w:val="Heading2"/>
       </w:pPr>
-      <w:bookmarkStart w:id="57" w:name="_Toc196507318"/>
+      <w:bookmarkStart w:id="58" w:name="_Toc196607764"/>
       <w:r>
         <w:t>Improving the store</w:t>
       </w:r>
-      <w:bookmarkEnd w:id="57"/>
-    </w:p>
-    <w:p/>
-    <w:p/>
-    <w:p>
-      <w:r>
-        <w:t>Hardware database</w:t>
-      </w:r>
-    </w:p>
-    <w:p>
+      <w:bookmarkEnd w:id="58"/>
+    </w:p>
+    <w:p>
+      <w:r>
+        <w:t>One of the main future</w:t>
+      </w:r>
+      <w:r>
+        <w:t xml:space="preserve"> features to</w:t>
+      </w:r>
+      <w:r>
+        <w:t xml:space="preserve"> focus </w:t>
+      </w:r>
+      <w:r>
+        <w:t xml:space="preserve">on </w:t>
+      </w:r>
+      <w:r>
+        <w:t>is the ability for the store to track different sets of hardware combinations.</w:t>
+      </w:r>
+      <w:r>
+        <w:t xml:space="preserve"> Keeping track of these hardware combinations</w:t>
+      </w:r>
+      <w:r>
+        <w:t xml:space="preserve"> will allow more specific software to be written for them </w:t>
+      </w:r>
+      <w:r>
+        <w:t>and reduce the overall need to scour the internet to find information.</w:t>
+      </w:r>
+      <w:r>
+        <w:t xml:space="preserve"> To do this, a database of hardware combinations, using device </w:t>
+      </w:r>
+      <w:proofErr w:type="gramStart"/>
+      <w:r>
+        <w:t>id’s</w:t>
+      </w:r>
+      <w:proofErr w:type="gramEnd"/>
+      <w:r>
+        <w:t xml:space="preserve"> and other identifying information could be created to store them</w:t>
+      </w:r>
+      <w:r>
+        <w:t xml:space="preserve"> in and visualised through the store page, allowing users to search for exactly what they are looking for.</w:t>
+      </w:r>
+      <w:r>
+        <w:t xml:space="preserve"> </w:t>
+      </w:r>
+    </w:p>
+    <w:p>
+      <w:pPr>
+        <w:pStyle w:val="Heading2"/>
+      </w:pPr>
+      <w:bookmarkStart w:id="59" w:name="_Toc196607765"/>
       <w:r>
         <w:t xml:space="preserve">Improved </w:t>
       </w:r>
@@ -9021,6 +9715,24 @@
       </w:r>
       <w:r>
         <w:t>management</w:t>
+      </w:r>
+      <w:bookmarkEnd w:id="59"/>
+    </w:p>
+    <w:p>
+      <w:r>
+        <w:t xml:space="preserve">Another feature for future developments of the project could be improved extension management using </w:t>
+      </w:r>
+      <w:r>
+        <w:t>deep links</w:t>
+      </w:r>
+      <w:r>
+        <w:t>.</w:t>
+      </w:r>
+      <w:r>
+        <w:t xml:space="preserve"> This would allow users with the application open to open the link and instantly have it downloaded to their applications.</w:t>
+      </w:r>
+      <w:r>
+        <w:t xml:space="preserve"> </w:t>
       </w:r>
     </w:p>
     <w:p/>
@@ -9031,11 +9743,11 @@
       <w:pPr>
         <w:pStyle w:val="Heading1"/>
       </w:pPr>
-      <w:bookmarkStart w:id="58" w:name="_Toc196507319"/>
+      <w:bookmarkStart w:id="60" w:name="_Toc196607766"/>
       <w:r>
         <w:t>Problems with development</w:t>
       </w:r>
-      <w:bookmarkEnd w:id="58"/>
+      <w:bookmarkEnd w:id="60"/>
     </w:p>
     <w:p>
       <w:r>
@@ -9062,8 +9774,9 @@
       <w:pPr>
         <w:pStyle w:val="Heading1"/>
       </w:pPr>
-      <w:bookmarkStart w:id="59" w:name="_Toc196507320"/>
-      <w:r>
+      <w:bookmarkStart w:id="61" w:name="_Toc196607767"/>
+      <w:r>
+        <w:lastRenderedPageBreak/>
         <w:t xml:space="preserve">Overcoming </w:t>
       </w:r>
       <w:r>
@@ -9075,7 +9788,7 @@
       <w:r>
         <w:t xml:space="preserve"> Development</w:t>
       </w:r>
-      <w:bookmarkEnd w:id="59"/>
+      <w:bookmarkEnd w:id="61"/>
     </w:p>
     <w:p/>
     <w:p/>
@@ -9089,7 +9802,7 @@
       <w:pPr>
         <w:pStyle w:val="Heading1"/>
       </w:pPr>
-      <w:bookmarkStart w:id="60" w:name="_Toc196507321"/>
+      <w:bookmarkStart w:id="62" w:name="_Toc196607768"/>
       <w:r>
         <w:t xml:space="preserve">What I’ve </w:t>
       </w:r>
@@ -9117,7 +9830,103 @@
       <w:r>
         <w:t>roject</w:t>
       </w:r>
-      <w:bookmarkEnd w:id="60"/>
+      <w:bookmarkEnd w:id="62"/>
+    </w:p>
+    <w:p>
+      <w:r>
+        <w:t>This project has been an immense undertaking and</w:t>
+      </w:r>
+      <w:r>
+        <w:t xml:space="preserve"> one of the biggest </w:t>
+      </w:r>
+      <w:r>
+        <w:t>take-</w:t>
+      </w:r>
+      <w:r>
+        <w:t>aways from the project is that</w:t>
+      </w:r>
+      <w:r>
+        <w:t xml:space="preserve"> many features haven needed to be cut or modified to fit within the deadline</w:t>
+      </w:r>
+      <w:r>
+        <w:t>.</w:t>
+      </w:r>
+      <w:r>
+        <w:t xml:space="preserve"> Conforming to deadlines </w:t>
+      </w:r>
+      <w:r>
+        <w:t xml:space="preserve"> </w:t>
+      </w:r>
+      <w:r>
+        <w:t>is always important in big projects in the professional world.</w:t>
+      </w:r>
+    </w:p>
+    <w:p>
+      <w:pPr>
+        <w:pStyle w:val="Heading1"/>
+      </w:pPr>
+      <w:bookmarkStart w:id="63" w:name="_Toc196607769"/>
+      <w:r>
+        <w:t>Final thoughts and discussion</w:t>
+      </w:r>
+      <w:bookmarkEnd w:id="63"/>
+    </w:p>
+    <w:p>
+      <w:r>
+        <w:t>The market for these devices and the software written for them is massive</w:t>
+      </w:r>
+      <w:r>
+        <w:t xml:space="preserve">, </w:t>
+      </w:r>
+    </w:p>
+    <w:p/>
+    <w:p/>
+    <w:p>
+      <w:r>
+        <w:t>This application doesn’t aim to fix every problem but a select few</w:t>
+      </w:r>
+      <w:r>
+        <w:t>. With any application being developed, feature creep is inevitable</w:t>
+      </w:r>
+      <w:r>
+        <w:t>.</w:t>
+      </w:r>
+      <w:r>
+        <w:t xml:space="preserve"> </w:t>
+      </w:r>
+      <w:r>
+        <w:t xml:space="preserve">When designing the </w:t>
+      </w:r>
+      <w:r>
+        <w:t>project,</w:t>
+      </w:r>
+      <w:r>
+        <w:t xml:space="preserve"> it was especially important to not let too many features be added</w:t>
+      </w:r>
+      <w:r>
+        <w:t xml:space="preserve"> </w:t>
+      </w:r>
+      <w:r>
+        <w:t>because the project was</w:t>
+      </w:r>
+      <w:r>
+        <w:t xml:space="preserve"> never</w:t>
+      </w:r>
+      <w:r>
+        <w:t xml:space="preserve"> designed to actually fix </w:t>
+      </w:r>
+      <w:r>
+        <w:t xml:space="preserve">all the </w:t>
+      </w:r>
+      <w:r>
+        <w:t>problem</w:t>
+      </w:r>
+      <w:r>
+        <w:t>s</w:t>
+      </w:r>
+      <w:r>
+        <w:t xml:space="preserve"> found within the design and development of IOT devices. This application was designed to host and manage code written for a central server and allow different devices connected to it access and call that code.</w:t>
+      </w:r>
     </w:p>
     <w:p/>
     <w:p/>
@@ -9125,47 +9934,26 @@
     <w:p/>
     <w:p/>
     <w:p/>
-    <w:p>
-      <w:pPr>
-        <w:pStyle w:val="Heading1"/>
-      </w:pPr>
-      <w:bookmarkStart w:id="61" w:name="_Toc196507322"/>
-      <w:r>
-        <w:t>Final thoughts and discussion</w:t>
-      </w:r>
-      <w:bookmarkEnd w:id="61"/>
-    </w:p>
-    <w:p>
-      <w:r>
-        <w:t>The market for these devices and the software written for them is massive</w:t>
-      </w:r>
-    </w:p>
-    <w:p>
-      <w:r>
-        <w:t>This application doesn’t aim to fix every problem but a select few</w:t>
-      </w:r>
-    </w:p>
     <w:p/>
     <w:p/>
-    <w:p/>
-    <w:p/>
-    <w:p/>
-    <w:p/>
     <w:p>
       <w:pPr>
         <w:pStyle w:val="Heading1"/>
       </w:pPr>
-      <w:bookmarkStart w:id="62" w:name="_Toc196507323"/>
-      <w:r>
+      <w:bookmarkStart w:id="64" w:name="_Toc196607770"/>
+      <w:r>
+        <w:lastRenderedPageBreak/>
         <w:t>Refences</w:t>
       </w:r>
-      <w:bookmarkEnd w:id="62"/>
-    </w:p>
-    <w:p>
-      <w:r>
-        <w:t xml:space="preserve">MQTT (OASIS) Available at: </w:t>
-      </w:r>
-      <w:hyperlink r:id="rId15" w:history="1">
+      <w:bookmarkEnd w:id="64"/>
+    </w:p>
+    <w:p>
+      <w:r>
+        <w:t>MQTT (OASIS) Available at:</w:t>
+      </w:r>
+    </w:p>
+    <w:p>
+      <w:hyperlink r:id="rId17" w:history="1">
         <w:r>
           <w:rPr>
             <w:rStyle w:val="Hyperlink"/>
@@ -9202,7 +9990,9 @@
       <w:r>
         <w:t xml:space="preserve"> </w:t>
       </w:r>
-      <w:hyperlink r:id="rId16" w:history="1">
+    </w:p>
+    <w:p>
+      <w:hyperlink r:id="rId18" w:history="1">
         <w:r>
           <w:rPr>
             <w:rStyle w:val="Hyperlink"/>
@@ -9211,6 +10001,29 @@
         </w:r>
       </w:hyperlink>
     </w:p>
+    <w:p>
+      <w:r>
+        <w:t>Which Is the Best Python Web Framework: Django, Flask, or FastAPI?</w:t>
+      </w:r>
+      <w:r>
+        <w:t xml:space="preserve"> </w:t>
+      </w:r>
+      <w:r>
+        <w:t>(JetBrains) Available at:</w:t>
+      </w:r>
+      <w:r>
+        <w:t xml:space="preserve"> </w:t>
+      </w:r>
+      <w:hyperlink r:id="rId19" w:history="1">
+        <w:r>
+          <w:rPr>
+            <w:rStyle w:val="Hyperlink"/>
+          </w:rPr>
+          <w:t>https://blog.jetbrains.com/pycharm/2025/02/django-flask-fastapi</w:t>
+        </w:r>
+      </w:hyperlink>
+    </w:p>
+    <w:p/>
     <w:sectPr>
       <w:pgSz w:w="11906" w:h="16838"/>
       <w:pgMar w:top="1440" w:right="1440" w:bottom="1440" w:left="1440" w:header="708" w:footer="708" w:gutter="0"/>
@@ -10384,7 +11197,6 @@
   <w:style w:type="character" w:default="1" w:styleId="DefaultParagraphFont">
     <w:name w:val="Default Paragraph Font"/>
     <w:uiPriority w:val="1"/>
-    <w:semiHidden/>
     <w:unhideWhenUsed/>
   </w:style>
   <w:style w:type="table" w:default="1" w:styleId="TableNormal">

--- a/docs/report.docx
+++ b/docs/report.docx
@@ -58,7 +58,7 @@
           <w:r>
             <w:fldChar w:fldCharType="separate"/>
           </w:r>
-          <w:hyperlink w:anchor="_Toc196607708" w:history="1">
+          <w:hyperlink w:anchor="_Toc196608726" w:history="1">
             <w:r>
               <w:rPr>
                 <w:rStyle w:val="Hyperlink"/>
@@ -85,7 +85,7 @@
                 <w:noProof/>
                 <w:webHidden/>
               </w:rPr>
-              <w:instrText xml:space="preserve"> PAGEREF _Toc196607708 \h </w:instrText>
+              <w:instrText xml:space="preserve"> PAGEREF _Toc196608726 \h </w:instrText>
             </w:r>
             <w:r>
               <w:rPr>
@@ -130,7 +130,7 @@
               <w:lang w:eastAsia="en-GB"/>
             </w:rPr>
           </w:pPr>
-          <w:hyperlink w:anchor="_Toc196607709" w:history="1">
+          <w:hyperlink w:anchor="_Toc196608727" w:history="1">
             <w:r>
               <w:rPr>
                 <w:rStyle w:val="Hyperlink"/>
@@ -157,7 +157,7 @@
                 <w:noProof/>
                 <w:webHidden/>
               </w:rPr>
-              <w:instrText xml:space="preserve"> PAGEREF _Toc196607709 \h </w:instrText>
+              <w:instrText xml:space="preserve"> PAGEREF _Toc196608727 \h </w:instrText>
             </w:r>
             <w:r>
               <w:rPr>
@@ -202,7 +202,7 @@
               <w:lang w:eastAsia="en-GB"/>
             </w:rPr>
           </w:pPr>
-          <w:hyperlink w:anchor="_Toc196607710" w:history="1">
+          <w:hyperlink w:anchor="_Toc196608728" w:history="1">
             <w:r>
               <w:rPr>
                 <w:rStyle w:val="Hyperlink"/>
@@ -229,7 +229,7 @@
                 <w:noProof/>
                 <w:webHidden/>
               </w:rPr>
-              <w:instrText xml:space="preserve"> PAGEREF _Toc196607710 \h </w:instrText>
+              <w:instrText xml:space="preserve"> PAGEREF _Toc196608728 \h </w:instrText>
             </w:r>
             <w:r>
               <w:rPr>
@@ -274,7 +274,7 @@
               <w:lang w:eastAsia="en-GB"/>
             </w:rPr>
           </w:pPr>
-          <w:hyperlink w:anchor="_Toc196607711" w:history="1">
+          <w:hyperlink w:anchor="_Toc196608729" w:history="1">
             <w:r>
               <w:rPr>
                 <w:rStyle w:val="Hyperlink"/>
@@ -301,7 +301,7 @@
                 <w:noProof/>
                 <w:webHidden/>
               </w:rPr>
-              <w:instrText xml:space="preserve"> PAGEREF _Toc196607711 \h </w:instrText>
+              <w:instrText xml:space="preserve"> PAGEREF _Toc196608729 \h </w:instrText>
             </w:r>
             <w:r>
               <w:rPr>
@@ -346,7 +346,7 @@
               <w:lang w:eastAsia="en-GB"/>
             </w:rPr>
           </w:pPr>
-          <w:hyperlink w:anchor="_Toc196607712" w:history="1">
+          <w:hyperlink w:anchor="_Toc196608730" w:history="1">
             <w:r>
               <w:rPr>
                 <w:rStyle w:val="Hyperlink"/>
@@ -373,7 +373,7 @@
                 <w:noProof/>
                 <w:webHidden/>
               </w:rPr>
-              <w:instrText xml:space="preserve"> PAGEREF _Toc196607712 \h </w:instrText>
+              <w:instrText xml:space="preserve"> PAGEREF _Toc196608730 \h </w:instrText>
             </w:r>
             <w:r>
               <w:rPr>
@@ -418,7 +418,7 @@
               <w:lang w:eastAsia="en-GB"/>
             </w:rPr>
           </w:pPr>
-          <w:hyperlink w:anchor="_Toc196607713" w:history="1">
+          <w:hyperlink w:anchor="_Toc196608731" w:history="1">
             <w:r>
               <w:rPr>
                 <w:rStyle w:val="Hyperlink"/>
@@ -445,7 +445,7 @@
                 <w:noProof/>
                 <w:webHidden/>
               </w:rPr>
-              <w:instrText xml:space="preserve"> PAGEREF _Toc196607713 \h </w:instrText>
+              <w:instrText xml:space="preserve"> PAGEREF _Toc196608731 \h </w:instrText>
             </w:r>
             <w:r>
               <w:rPr>
@@ -490,7 +490,7 @@
               <w:lang w:eastAsia="en-GB"/>
             </w:rPr>
           </w:pPr>
-          <w:hyperlink w:anchor="_Toc196607714" w:history="1">
+          <w:hyperlink w:anchor="_Toc196608732" w:history="1">
             <w:r>
               <w:rPr>
                 <w:rStyle w:val="Hyperlink"/>
@@ -517,7 +517,7 @@
                 <w:noProof/>
                 <w:webHidden/>
               </w:rPr>
-              <w:instrText xml:space="preserve"> PAGEREF _Toc196607714 \h </w:instrText>
+              <w:instrText xml:space="preserve"> PAGEREF _Toc196608732 \h </w:instrText>
             </w:r>
             <w:r>
               <w:rPr>
@@ -562,7 +562,7 @@
               <w:lang w:eastAsia="en-GB"/>
             </w:rPr>
           </w:pPr>
-          <w:hyperlink w:anchor="_Toc196607715" w:history="1">
+          <w:hyperlink w:anchor="_Toc196608733" w:history="1">
             <w:r>
               <w:rPr>
                 <w:rStyle w:val="Hyperlink"/>
@@ -589,7 +589,7 @@
                 <w:noProof/>
                 <w:webHidden/>
               </w:rPr>
-              <w:instrText xml:space="preserve"> PAGEREF _Toc196607715 \h </w:instrText>
+              <w:instrText xml:space="preserve"> PAGEREF _Toc196608733 \h </w:instrText>
             </w:r>
             <w:r>
               <w:rPr>
@@ -634,7 +634,7 @@
               <w:lang w:eastAsia="en-GB"/>
             </w:rPr>
           </w:pPr>
-          <w:hyperlink w:anchor="_Toc196607716" w:history="1">
+          <w:hyperlink w:anchor="_Toc196608734" w:history="1">
             <w:r>
               <w:rPr>
                 <w:rStyle w:val="Hyperlink"/>
@@ -661,7 +661,7 @@
                 <w:noProof/>
                 <w:webHidden/>
               </w:rPr>
-              <w:instrText xml:space="preserve"> PAGEREF _Toc196607716 \h </w:instrText>
+              <w:instrText xml:space="preserve"> PAGEREF _Toc196608734 \h </w:instrText>
             </w:r>
             <w:r>
               <w:rPr>
@@ -706,7 +706,7 @@
               <w:lang w:eastAsia="en-GB"/>
             </w:rPr>
           </w:pPr>
-          <w:hyperlink w:anchor="_Toc196607717" w:history="1">
+          <w:hyperlink w:anchor="_Toc196608735" w:history="1">
             <w:r>
               <w:rPr>
                 <w:rStyle w:val="Hyperlink"/>
@@ -733,7 +733,7 @@
                 <w:noProof/>
                 <w:webHidden/>
               </w:rPr>
-              <w:instrText xml:space="preserve"> PAGEREF _Toc196607717 \h </w:instrText>
+              <w:instrText xml:space="preserve"> PAGEREF _Toc196608735 \h </w:instrText>
             </w:r>
             <w:r>
               <w:rPr>
@@ -778,7 +778,7 @@
               <w:lang w:eastAsia="en-GB"/>
             </w:rPr>
           </w:pPr>
-          <w:hyperlink w:anchor="_Toc196607718" w:history="1">
+          <w:hyperlink w:anchor="_Toc196608736" w:history="1">
             <w:r>
               <w:rPr>
                 <w:rStyle w:val="Hyperlink"/>
@@ -805,7 +805,7 @@
                 <w:noProof/>
                 <w:webHidden/>
               </w:rPr>
-              <w:instrText xml:space="preserve"> PAGEREF _Toc196607718 \h </w:instrText>
+              <w:instrText xml:space="preserve"> PAGEREF _Toc196608736 \h </w:instrText>
             </w:r>
             <w:r>
               <w:rPr>
@@ -850,7 +850,7 @@
               <w:lang w:eastAsia="en-GB"/>
             </w:rPr>
           </w:pPr>
-          <w:hyperlink w:anchor="_Toc196607719" w:history="1">
+          <w:hyperlink w:anchor="_Toc196608737" w:history="1">
             <w:r>
               <w:rPr>
                 <w:rStyle w:val="Hyperlink"/>
@@ -877,7 +877,7 @@
                 <w:noProof/>
                 <w:webHidden/>
               </w:rPr>
-              <w:instrText xml:space="preserve"> PAGEREF _Toc196607719 \h </w:instrText>
+              <w:instrText xml:space="preserve"> PAGEREF _Toc196608737 \h </w:instrText>
             </w:r>
             <w:r>
               <w:rPr>
@@ -897,7 +897,7 @@
                 <w:noProof/>
                 <w:webHidden/>
               </w:rPr>
-              <w:t>6</w:t>
+              <w:t>5</w:t>
             </w:r>
             <w:r>
               <w:rPr>
@@ -922,7 +922,7 @@
               <w:lang w:eastAsia="en-GB"/>
             </w:rPr>
           </w:pPr>
-          <w:hyperlink w:anchor="_Toc196607720" w:history="1">
+          <w:hyperlink w:anchor="_Toc196608738" w:history="1">
             <w:r>
               <w:rPr>
                 <w:rStyle w:val="Hyperlink"/>
@@ -949,7 +949,7 @@
                 <w:noProof/>
                 <w:webHidden/>
               </w:rPr>
-              <w:instrText xml:space="preserve"> PAGEREF _Toc196607720 \h </w:instrText>
+              <w:instrText xml:space="preserve"> PAGEREF _Toc196608738 \h </w:instrText>
             </w:r>
             <w:r>
               <w:rPr>
@@ -969,7 +969,7 @@
                 <w:noProof/>
                 <w:webHidden/>
               </w:rPr>
-              <w:t>6</w:t>
+              <w:t>5</w:t>
             </w:r>
             <w:r>
               <w:rPr>
@@ -994,7 +994,7 @@
               <w:lang w:eastAsia="en-GB"/>
             </w:rPr>
           </w:pPr>
-          <w:hyperlink w:anchor="_Toc196607721" w:history="1">
+          <w:hyperlink w:anchor="_Toc196608739" w:history="1">
             <w:r>
               <w:rPr>
                 <w:rStyle w:val="Hyperlink"/>
@@ -1021,7 +1021,7 @@
                 <w:noProof/>
                 <w:webHidden/>
               </w:rPr>
-              <w:instrText xml:space="preserve"> PAGEREF _Toc196607721 \h </w:instrText>
+              <w:instrText xml:space="preserve"> PAGEREF _Toc196608739 \h </w:instrText>
             </w:r>
             <w:r>
               <w:rPr>
@@ -1066,7 +1066,7 @@
               <w:lang w:eastAsia="en-GB"/>
             </w:rPr>
           </w:pPr>
-          <w:hyperlink w:anchor="_Toc196607722" w:history="1">
+          <w:hyperlink w:anchor="_Toc196608740" w:history="1">
             <w:r>
               <w:rPr>
                 <w:rStyle w:val="Hyperlink"/>
@@ -1093,7 +1093,7 @@
                 <w:noProof/>
                 <w:webHidden/>
               </w:rPr>
-              <w:instrText xml:space="preserve"> PAGEREF _Toc196607722 \h </w:instrText>
+              <w:instrText xml:space="preserve"> PAGEREF _Toc196608740 \h </w:instrText>
             </w:r>
             <w:r>
               <w:rPr>
@@ -1138,7 +1138,7 @@
               <w:lang w:eastAsia="en-GB"/>
             </w:rPr>
           </w:pPr>
-          <w:hyperlink w:anchor="_Toc196607723" w:history="1">
+          <w:hyperlink w:anchor="_Toc196608741" w:history="1">
             <w:r>
               <w:rPr>
                 <w:rStyle w:val="Hyperlink"/>
@@ -1165,7 +1165,7 @@
                 <w:noProof/>
                 <w:webHidden/>
               </w:rPr>
-              <w:instrText xml:space="preserve"> PAGEREF _Toc196607723 \h </w:instrText>
+              <w:instrText xml:space="preserve"> PAGEREF _Toc196608741 \h </w:instrText>
             </w:r>
             <w:r>
               <w:rPr>
@@ -1210,7 +1210,7 @@
               <w:lang w:eastAsia="en-GB"/>
             </w:rPr>
           </w:pPr>
-          <w:hyperlink w:anchor="_Toc196607724" w:history="1">
+          <w:hyperlink w:anchor="_Toc196608742" w:history="1">
             <w:r>
               <w:rPr>
                 <w:rStyle w:val="Hyperlink"/>
@@ -1237,7 +1237,7 @@
                 <w:noProof/>
                 <w:webHidden/>
               </w:rPr>
-              <w:instrText xml:space="preserve"> PAGEREF _Toc196607724 \h </w:instrText>
+              <w:instrText xml:space="preserve"> PAGEREF _Toc196608742 \h </w:instrText>
             </w:r>
             <w:r>
               <w:rPr>
@@ -1282,7 +1282,7 @@
               <w:lang w:eastAsia="en-GB"/>
             </w:rPr>
           </w:pPr>
-          <w:hyperlink w:anchor="_Toc196607725" w:history="1">
+          <w:hyperlink w:anchor="_Toc196608743" w:history="1">
             <w:r>
               <w:rPr>
                 <w:rStyle w:val="Hyperlink"/>
@@ -1309,7 +1309,7 @@
                 <w:noProof/>
                 <w:webHidden/>
               </w:rPr>
-              <w:instrText xml:space="preserve"> PAGEREF _Toc196607725 \h </w:instrText>
+              <w:instrText xml:space="preserve"> PAGEREF _Toc196608743 \h </w:instrText>
             </w:r>
             <w:r>
               <w:rPr>
@@ -1354,7 +1354,7 @@
               <w:lang w:eastAsia="en-GB"/>
             </w:rPr>
           </w:pPr>
-          <w:hyperlink w:anchor="_Toc196607726" w:history="1">
+          <w:hyperlink w:anchor="_Toc196608744" w:history="1">
             <w:r>
               <w:rPr>
                 <w:rStyle w:val="Hyperlink"/>
@@ -1381,7 +1381,7 @@
                 <w:noProof/>
                 <w:webHidden/>
               </w:rPr>
-              <w:instrText xml:space="preserve"> PAGEREF _Toc196607726 \h </w:instrText>
+              <w:instrText xml:space="preserve"> PAGEREF _Toc196608744 \h </w:instrText>
             </w:r>
             <w:r>
               <w:rPr>
@@ -1426,7 +1426,7 @@
               <w:lang w:eastAsia="en-GB"/>
             </w:rPr>
           </w:pPr>
-          <w:hyperlink w:anchor="_Toc196607727" w:history="1">
+          <w:hyperlink w:anchor="_Toc196608745" w:history="1">
             <w:r>
               <w:rPr>
                 <w:rStyle w:val="Hyperlink"/>
@@ -1453,7 +1453,7 @@
                 <w:noProof/>
                 <w:webHidden/>
               </w:rPr>
-              <w:instrText xml:space="preserve"> PAGEREF _Toc196607727 \h </w:instrText>
+              <w:instrText xml:space="preserve"> PAGEREF _Toc196608745 \h </w:instrText>
             </w:r>
             <w:r>
               <w:rPr>
@@ -1498,7 +1498,7 @@
               <w:lang w:eastAsia="en-GB"/>
             </w:rPr>
           </w:pPr>
-          <w:hyperlink w:anchor="_Toc196607728" w:history="1">
+          <w:hyperlink w:anchor="_Toc196608746" w:history="1">
             <w:r>
               <w:rPr>
                 <w:rStyle w:val="Hyperlink"/>
@@ -1525,7 +1525,7 @@
                 <w:noProof/>
                 <w:webHidden/>
               </w:rPr>
-              <w:instrText xml:space="preserve"> PAGEREF _Toc196607728 \h </w:instrText>
+              <w:instrText xml:space="preserve"> PAGEREF _Toc196608746 \h </w:instrText>
             </w:r>
             <w:r>
               <w:rPr>
@@ -1570,7 +1570,7 @@
               <w:lang w:eastAsia="en-GB"/>
             </w:rPr>
           </w:pPr>
-          <w:hyperlink w:anchor="_Toc196607729" w:history="1">
+          <w:hyperlink w:anchor="_Toc196608747" w:history="1">
             <w:r>
               <w:rPr>
                 <w:rStyle w:val="Hyperlink"/>
@@ -1597,7 +1597,7 @@
                 <w:noProof/>
                 <w:webHidden/>
               </w:rPr>
-              <w:instrText xml:space="preserve"> PAGEREF _Toc196607729 \h </w:instrText>
+              <w:instrText xml:space="preserve"> PAGEREF _Toc196608747 \h </w:instrText>
             </w:r>
             <w:r>
               <w:rPr>
@@ -1642,7 +1642,7 @@
               <w:lang w:eastAsia="en-GB"/>
             </w:rPr>
           </w:pPr>
-          <w:hyperlink w:anchor="_Toc196607730" w:history="1">
+          <w:hyperlink w:anchor="_Toc196608748" w:history="1">
             <w:r>
               <w:rPr>
                 <w:rStyle w:val="Hyperlink"/>
@@ -1669,7 +1669,7 @@
                 <w:noProof/>
                 <w:webHidden/>
               </w:rPr>
-              <w:instrText xml:space="preserve"> PAGEREF _Toc196607730 \h </w:instrText>
+              <w:instrText xml:space="preserve"> PAGEREF _Toc196608748 \h </w:instrText>
             </w:r>
             <w:r>
               <w:rPr>
@@ -1714,7 +1714,7 @@
               <w:lang w:eastAsia="en-GB"/>
             </w:rPr>
           </w:pPr>
-          <w:hyperlink w:anchor="_Toc196607731" w:history="1">
+          <w:hyperlink w:anchor="_Toc196608749" w:history="1">
             <w:r>
               <w:rPr>
                 <w:rStyle w:val="Hyperlink"/>
@@ -1741,7 +1741,7 @@
                 <w:noProof/>
                 <w:webHidden/>
               </w:rPr>
-              <w:instrText xml:space="preserve"> PAGEREF _Toc196607731 \h </w:instrText>
+              <w:instrText xml:space="preserve"> PAGEREF _Toc196608749 \h </w:instrText>
             </w:r>
             <w:r>
               <w:rPr>
@@ -1786,7 +1786,7 @@
               <w:lang w:eastAsia="en-GB"/>
             </w:rPr>
           </w:pPr>
-          <w:hyperlink w:anchor="_Toc196607732" w:history="1">
+          <w:hyperlink w:anchor="_Toc196608750" w:history="1">
             <w:r>
               <w:rPr>
                 <w:rStyle w:val="Hyperlink"/>
@@ -1813,7 +1813,7 @@
                 <w:noProof/>
                 <w:webHidden/>
               </w:rPr>
-              <w:instrText xml:space="preserve"> PAGEREF _Toc196607732 \h </w:instrText>
+              <w:instrText xml:space="preserve"> PAGEREF _Toc196608750 \h </w:instrText>
             </w:r>
             <w:r>
               <w:rPr>
@@ -1858,7 +1858,7 @@
               <w:lang w:eastAsia="en-GB"/>
             </w:rPr>
           </w:pPr>
-          <w:hyperlink w:anchor="_Toc196607733" w:history="1">
+          <w:hyperlink w:anchor="_Toc196608751" w:history="1">
             <w:r>
               <w:rPr>
                 <w:rStyle w:val="Hyperlink"/>
@@ -1885,7 +1885,7 @@
                 <w:noProof/>
                 <w:webHidden/>
               </w:rPr>
-              <w:instrText xml:space="preserve"> PAGEREF _Toc196607733 \h </w:instrText>
+              <w:instrText xml:space="preserve"> PAGEREF _Toc196608751 \h </w:instrText>
             </w:r>
             <w:r>
               <w:rPr>
@@ -1930,7 +1930,7 @@
               <w:lang w:eastAsia="en-GB"/>
             </w:rPr>
           </w:pPr>
-          <w:hyperlink w:anchor="_Toc196607734" w:history="1">
+          <w:hyperlink w:anchor="_Toc196608752" w:history="1">
             <w:r>
               <w:rPr>
                 <w:rStyle w:val="Hyperlink"/>
@@ -1957,7 +1957,7 @@
                 <w:noProof/>
                 <w:webHidden/>
               </w:rPr>
-              <w:instrText xml:space="preserve"> PAGEREF _Toc196607734 \h </w:instrText>
+              <w:instrText xml:space="preserve"> PAGEREF _Toc196608752 \h </w:instrText>
             </w:r>
             <w:r>
               <w:rPr>
@@ -2002,7 +2002,7 @@
               <w:lang w:eastAsia="en-GB"/>
             </w:rPr>
           </w:pPr>
-          <w:hyperlink w:anchor="_Toc196607735" w:history="1">
+          <w:hyperlink w:anchor="_Toc196608753" w:history="1">
             <w:r>
               <w:rPr>
                 <w:rStyle w:val="Hyperlink"/>
@@ -2029,7 +2029,7 @@
                 <w:noProof/>
                 <w:webHidden/>
               </w:rPr>
-              <w:instrText xml:space="preserve"> PAGEREF _Toc196607735 \h </w:instrText>
+              <w:instrText xml:space="preserve"> PAGEREF _Toc196608753 \h </w:instrText>
             </w:r>
             <w:r>
               <w:rPr>
@@ -2074,7 +2074,7 @@
               <w:lang w:eastAsia="en-GB"/>
             </w:rPr>
           </w:pPr>
-          <w:hyperlink w:anchor="_Toc196607736" w:history="1">
+          <w:hyperlink w:anchor="_Toc196608754" w:history="1">
             <w:r>
               <w:rPr>
                 <w:rStyle w:val="Hyperlink"/>
@@ -2101,7 +2101,7 @@
                 <w:noProof/>
                 <w:webHidden/>
               </w:rPr>
-              <w:instrText xml:space="preserve"> PAGEREF _Toc196607736 \h </w:instrText>
+              <w:instrText xml:space="preserve"> PAGEREF _Toc196608754 \h </w:instrText>
             </w:r>
             <w:r>
               <w:rPr>
@@ -2146,7 +2146,7 @@
               <w:lang w:eastAsia="en-GB"/>
             </w:rPr>
           </w:pPr>
-          <w:hyperlink w:anchor="_Toc196607737" w:history="1">
+          <w:hyperlink w:anchor="_Toc196608755" w:history="1">
             <w:r>
               <w:rPr>
                 <w:rStyle w:val="Hyperlink"/>
@@ -2173,7 +2173,7 @@
                 <w:noProof/>
                 <w:webHidden/>
               </w:rPr>
-              <w:instrText xml:space="preserve"> PAGEREF _Toc196607737 \h </w:instrText>
+              <w:instrText xml:space="preserve"> PAGEREF _Toc196608755 \h </w:instrText>
             </w:r>
             <w:r>
               <w:rPr>
@@ -2218,7 +2218,7 @@
               <w:lang w:eastAsia="en-GB"/>
             </w:rPr>
           </w:pPr>
-          <w:hyperlink w:anchor="_Toc196607738" w:history="1">
+          <w:hyperlink w:anchor="_Toc196608756" w:history="1">
             <w:r>
               <w:rPr>
                 <w:rStyle w:val="Hyperlink"/>
@@ -2245,7 +2245,7 @@
                 <w:noProof/>
                 <w:webHidden/>
               </w:rPr>
-              <w:instrText xml:space="preserve"> PAGEREF _Toc196607738 \h </w:instrText>
+              <w:instrText xml:space="preserve"> PAGEREF _Toc196608756 \h </w:instrText>
             </w:r>
             <w:r>
               <w:rPr>
@@ -2290,7 +2290,7 @@
               <w:lang w:eastAsia="en-GB"/>
             </w:rPr>
           </w:pPr>
-          <w:hyperlink w:anchor="_Toc196607739" w:history="1">
+          <w:hyperlink w:anchor="_Toc196608757" w:history="1">
             <w:r>
               <w:rPr>
                 <w:rStyle w:val="Hyperlink"/>
@@ -2317,7 +2317,7 @@
                 <w:noProof/>
                 <w:webHidden/>
               </w:rPr>
-              <w:instrText xml:space="preserve"> PAGEREF _Toc196607739 \h </w:instrText>
+              <w:instrText xml:space="preserve"> PAGEREF _Toc196608757 \h </w:instrText>
             </w:r>
             <w:r>
               <w:rPr>
@@ -2362,7 +2362,7 @@
               <w:lang w:eastAsia="en-GB"/>
             </w:rPr>
           </w:pPr>
-          <w:hyperlink w:anchor="_Toc196607740" w:history="1">
+          <w:hyperlink w:anchor="_Toc196608758" w:history="1">
             <w:r>
               <w:rPr>
                 <w:rStyle w:val="Hyperlink"/>
@@ -2389,7 +2389,7 @@
                 <w:noProof/>
                 <w:webHidden/>
               </w:rPr>
-              <w:instrText xml:space="preserve"> PAGEREF _Toc196607740 \h </w:instrText>
+              <w:instrText xml:space="preserve"> PAGEREF _Toc196608758 \h </w:instrText>
             </w:r>
             <w:r>
               <w:rPr>
@@ -2434,7 +2434,7 @@
               <w:lang w:eastAsia="en-GB"/>
             </w:rPr>
           </w:pPr>
-          <w:hyperlink w:anchor="_Toc196607741" w:history="1">
+          <w:hyperlink w:anchor="_Toc196608759" w:history="1">
             <w:r>
               <w:rPr>
                 <w:rStyle w:val="Hyperlink"/>
@@ -2461,7 +2461,7 @@
                 <w:noProof/>
                 <w:webHidden/>
               </w:rPr>
-              <w:instrText xml:space="preserve"> PAGEREF _Toc196607741 \h </w:instrText>
+              <w:instrText xml:space="preserve"> PAGEREF _Toc196608759 \h </w:instrText>
             </w:r>
             <w:r>
               <w:rPr>
@@ -2506,7 +2506,7 @@
               <w:lang w:eastAsia="en-GB"/>
             </w:rPr>
           </w:pPr>
-          <w:hyperlink w:anchor="_Toc196607742" w:history="1">
+          <w:hyperlink w:anchor="_Toc196608760" w:history="1">
             <w:r>
               <w:rPr>
                 <w:rStyle w:val="Hyperlink"/>
@@ -2533,7 +2533,7 @@
                 <w:noProof/>
                 <w:webHidden/>
               </w:rPr>
-              <w:instrText xml:space="preserve"> PAGEREF _Toc196607742 \h </w:instrText>
+              <w:instrText xml:space="preserve"> PAGEREF _Toc196608760 \h </w:instrText>
             </w:r>
             <w:r>
               <w:rPr>
@@ -2578,7 +2578,7 @@
               <w:lang w:eastAsia="en-GB"/>
             </w:rPr>
           </w:pPr>
-          <w:hyperlink w:anchor="_Toc196607743" w:history="1">
+          <w:hyperlink w:anchor="_Toc196608761" w:history="1">
             <w:r>
               <w:rPr>
                 <w:rStyle w:val="Hyperlink"/>
@@ -2605,7 +2605,7 @@
                 <w:noProof/>
                 <w:webHidden/>
               </w:rPr>
-              <w:instrText xml:space="preserve"> PAGEREF _Toc196607743 \h </w:instrText>
+              <w:instrText xml:space="preserve"> PAGEREF _Toc196608761 \h </w:instrText>
             </w:r>
             <w:r>
               <w:rPr>
@@ -2650,7 +2650,7 @@
               <w:lang w:eastAsia="en-GB"/>
             </w:rPr>
           </w:pPr>
-          <w:hyperlink w:anchor="_Toc196607744" w:history="1">
+          <w:hyperlink w:anchor="_Toc196608762" w:history="1">
             <w:r>
               <w:rPr>
                 <w:rStyle w:val="Hyperlink"/>
@@ -2677,7 +2677,7 @@
                 <w:noProof/>
                 <w:webHidden/>
               </w:rPr>
-              <w:instrText xml:space="preserve"> PAGEREF _Toc196607744 \h </w:instrText>
+              <w:instrText xml:space="preserve"> PAGEREF _Toc196608762 \h </w:instrText>
             </w:r>
             <w:r>
               <w:rPr>
@@ -2722,7 +2722,7 @@
               <w:lang w:eastAsia="en-GB"/>
             </w:rPr>
           </w:pPr>
-          <w:hyperlink w:anchor="_Toc196607745" w:history="1">
+          <w:hyperlink w:anchor="_Toc196608763" w:history="1">
             <w:r>
               <w:rPr>
                 <w:rStyle w:val="Hyperlink"/>
@@ -2749,7 +2749,7 @@
                 <w:noProof/>
                 <w:webHidden/>
               </w:rPr>
-              <w:instrText xml:space="preserve"> PAGEREF _Toc196607745 \h </w:instrText>
+              <w:instrText xml:space="preserve"> PAGEREF _Toc196608763 \h </w:instrText>
             </w:r>
             <w:r>
               <w:rPr>
@@ -2794,7 +2794,7 @@
               <w:lang w:eastAsia="en-GB"/>
             </w:rPr>
           </w:pPr>
-          <w:hyperlink w:anchor="_Toc196607746" w:history="1">
+          <w:hyperlink w:anchor="_Toc196608764" w:history="1">
             <w:r>
               <w:rPr>
                 <w:rStyle w:val="Hyperlink"/>
@@ -2821,7 +2821,7 @@
                 <w:noProof/>
                 <w:webHidden/>
               </w:rPr>
-              <w:instrText xml:space="preserve"> PAGEREF _Toc196607746 \h </w:instrText>
+              <w:instrText xml:space="preserve"> PAGEREF _Toc196608764 \h </w:instrText>
             </w:r>
             <w:r>
               <w:rPr>
@@ -2866,7 +2866,7 @@
               <w:lang w:eastAsia="en-GB"/>
             </w:rPr>
           </w:pPr>
-          <w:hyperlink w:anchor="_Toc196607747" w:history="1">
+          <w:hyperlink w:anchor="_Toc196608765" w:history="1">
             <w:r>
               <w:rPr>
                 <w:rStyle w:val="Hyperlink"/>
@@ -2893,7 +2893,7 @@
                 <w:noProof/>
                 <w:webHidden/>
               </w:rPr>
-              <w:instrText xml:space="preserve"> PAGEREF _Toc196607747 \h </w:instrText>
+              <w:instrText xml:space="preserve"> PAGEREF _Toc196608765 \h </w:instrText>
             </w:r>
             <w:r>
               <w:rPr>
@@ -2938,7 +2938,7 @@
               <w:lang w:eastAsia="en-GB"/>
             </w:rPr>
           </w:pPr>
-          <w:hyperlink w:anchor="_Toc196607748" w:history="1">
+          <w:hyperlink w:anchor="_Toc196608766" w:history="1">
             <w:r>
               <w:rPr>
                 <w:rStyle w:val="Hyperlink"/>
@@ -2965,7 +2965,7 @@
                 <w:noProof/>
                 <w:webHidden/>
               </w:rPr>
-              <w:instrText xml:space="preserve"> PAGEREF _Toc196607748 \h </w:instrText>
+              <w:instrText xml:space="preserve"> PAGEREF _Toc196608766 \h </w:instrText>
             </w:r>
             <w:r>
               <w:rPr>
@@ -3010,7 +3010,7 @@
               <w:lang w:eastAsia="en-GB"/>
             </w:rPr>
           </w:pPr>
-          <w:hyperlink w:anchor="_Toc196607749" w:history="1">
+          <w:hyperlink w:anchor="_Toc196608767" w:history="1">
             <w:r>
               <w:rPr>
                 <w:rStyle w:val="Hyperlink"/>
@@ -3037,7 +3037,7 @@
                 <w:noProof/>
                 <w:webHidden/>
               </w:rPr>
-              <w:instrText xml:space="preserve"> PAGEREF _Toc196607749 \h </w:instrText>
+              <w:instrText xml:space="preserve"> PAGEREF _Toc196608767 \h </w:instrText>
             </w:r>
             <w:r>
               <w:rPr>
@@ -3082,7 +3082,7 @@
               <w:lang w:eastAsia="en-GB"/>
             </w:rPr>
           </w:pPr>
-          <w:hyperlink w:anchor="_Toc196607750" w:history="1">
+          <w:hyperlink w:anchor="_Toc196608768" w:history="1">
             <w:r>
               <w:rPr>
                 <w:rStyle w:val="Hyperlink"/>
@@ -3109,7 +3109,7 @@
                 <w:noProof/>
                 <w:webHidden/>
               </w:rPr>
-              <w:instrText xml:space="preserve"> PAGEREF _Toc196607750 \h </w:instrText>
+              <w:instrText xml:space="preserve"> PAGEREF _Toc196608768 \h </w:instrText>
             </w:r>
             <w:r>
               <w:rPr>
@@ -3154,7 +3154,7 @@
               <w:lang w:eastAsia="en-GB"/>
             </w:rPr>
           </w:pPr>
-          <w:hyperlink w:anchor="_Toc196607751" w:history="1">
+          <w:hyperlink w:anchor="_Toc196608769" w:history="1">
             <w:r>
               <w:rPr>
                 <w:rStyle w:val="Hyperlink"/>
@@ -3181,7 +3181,7 @@
                 <w:noProof/>
                 <w:webHidden/>
               </w:rPr>
-              <w:instrText xml:space="preserve"> PAGEREF _Toc196607751 \h </w:instrText>
+              <w:instrText xml:space="preserve"> PAGEREF _Toc196608769 \h </w:instrText>
             </w:r>
             <w:r>
               <w:rPr>
@@ -3201,7 +3201,7 @@
                 <w:noProof/>
                 <w:webHidden/>
               </w:rPr>
-              <w:t>18</w:t>
+              <w:t>17</w:t>
             </w:r>
             <w:r>
               <w:rPr>
@@ -3226,7 +3226,7 @@
               <w:lang w:eastAsia="en-GB"/>
             </w:rPr>
           </w:pPr>
-          <w:hyperlink w:anchor="_Toc196607752" w:history="1">
+          <w:hyperlink w:anchor="_Toc196608770" w:history="1">
             <w:r>
               <w:rPr>
                 <w:rStyle w:val="Hyperlink"/>
@@ -3253,7 +3253,7 @@
                 <w:noProof/>
                 <w:webHidden/>
               </w:rPr>
-              <w:instrText xml:space="preserve"> PAGEREF _Toc196607752 \h </w:instrText>
+              <w:instrText xml:space="preserve"> PAGEREF _Toc196608770 \h </w:instrText>
             </w:r>
             <w:r>
               <w:rPr>
@@ -3298,7 +3298,7 @@
               <w:lang w:eastAsia="en-GB"/>
             </w:rPr>
           </w:pPr>
-          <w:hyperlink w:anchor="_Toc196607753" w:history="1">
+          <w:hyperlink w:anchor="_Toc196608771" w:history="1">
             <w:r>
               <w:rPr>
                 <w:rStyle w:val="Hyperlink"/>
@@ -3325,7 +3325,7 @@
                 <w:noProof/>
                 <w:webHidden/>
               </w:rPr>
-              <w:instrText xml:space="preserve"> PAGEREF _Toc196607753 \h </w:instrText>
+              <w:instrText xml:space="preserve"> PAGEREF _Toc196608771 \h </w:instrText>
             </w:r>
             <w:r>
               <w:rPr>
@@ -3370,7 +3370,7 @@
               <w:lang w:eastAsia="en-GB"/>
             </w:rPr>
           </w:pPr>
-          <w:hyperlink w:anchor="_Toc196607754" w:history="1">
+          <w:hyperlink w:anchor="_Toc196608772" w:history="1">
             <w:r>
               <w:rPr>
                 <w:rStyle w:val="Hyperlink"/>
@@ -3397,7 +3397,7 @@
                 <w:noProof/>
                 <w:webHidden/>
               </w:rPr>
-              <w:instrText xml:space="preserve"> PAGEREF _Toc196607754 \h </w:instrText>
+              <w:instrText xml:space="preserve"> PAGEREF _Toc196608772 \h </w:instrText>
             </w:r>
             <w:r>
               <w:rPr>
@@ -3417,7 +3417,7 @@
                 <w:noProof/>
                 <w:webHidden/>
               </w:rPr>
-              <w:t>19</w:t>
+              <w:t>18</w:t>
             </w:r>
             <w:r>
               <w:rPr>
@@ -3442,7 +3442,7 @@
               <w:lang w:eastAsia="en-GB"/>
             </w:rPr>
           </w:pPr>
-          <w:hyperlink w:anchor="_Toc196607755" w:history="1">
+          <w:hyperlink w:anchor="_Toc196608773" w:history="1">
             <w:r>
               <w:rPr>
                 <w:rStyle w:val="Hyperlink"/>
@@ -3469,7 +3469,7 @@
                 <w:noProof/>
                 <w:webHidden/>
               </w:rPr>
-              <w:instrText xml:space="preserve"> PAGEREF _Toc196607755 \h </w:instrText>
+              <w:instrText xml:space="preserve"> PAGEREF _Toc196608773 \h </w:instrText>
             </w:r>
             <w:r>
               <w:rPr>
@@ -3514,7 +3514,7 @@
               <w:lang w:eastAsia="en-GB"/>
             </w:rPr>
           </w:pPr>
-          <w:hyperlink w:anchor="_Toc196607756" w:history="1">
+          <w:hyperlink w:anchor="_Toc196608774" w:history="1">
             <w:r>
               <w:rPr>
                 <w:rStyle w:val="Hyperlink"/>
@@ -3541,7 +3541,7 @@
                 <w:noProof/>
                 <w:webHidden/>
               </w:rPr>
-              <w:instrText xml:space="preserve"> PAGEREF _Toc196607756 \h </w:instrText>
+              <w:instrText xml:space="preserve"> PAGEREF _Toc196608774 \h </w:instrText>
             </w:r>
             <w:r>
               <w:rPr>
@@ -3561,7 +3561,7 @@
                 <w:noProof/>
                 <w:webHidden/>
               </w:rPr>
-              <w:t>20</w:t>
+              <w:t>19</w:t>
             </w:r>
             <w:r>
               <w:rPr>
@@ -3586,7 +3586,7 @@
               <w:lang w:eastAsia="en-GB"/>
             </w:rPr>
           </w:pPr>
-          <w:hyperlink w:anchor="_Toc196607757" w:history="1">
+          <w:hyperlink w:anchor="_Toc196608775" w:history="1">
             <w:r>
               <w:rPr>
                 <w:rStyle w:val="Hyperlink"/>
@@ -3613,7 +3613,7 @@
                 <w:noProof/>
                 <w:webHidden/>
               </w:rPr>
-              <w:instrText xml:space="preserve"> PAGEREF _Toc196607757 \h </w:instrText>
+              <w:instrText xml:space="preserve"> PAGEREF _Toc196608775 \h </w:instrText>
             </w:r>
             <w:r>
               <w:rPr>
@@ -3658,7 +3658,7 @@
               <w:lang w:eastAsia="en-GB"/>
             </w:rPr>
           </w:pPr>
-          <w:hyperlink w:anchor="_Toc196607758" w:history="1">
+          <w:hyperlink w:anchor="_Toc196608776" w:history="1">
             <w:r>
               <w:rPr>
                 <w:rStyle w:val="Hyperlink"/>
@@ -3685,7 +3685,7 @@
                 <w:noProof/>
                 <w:webHidden/>
               </w:rPr>
-              <w:instrText xml:space="preserve"> PAGEREF _Toc196607758 \h </w:instrText>
+              <w:instrText xml:space="preserve"> PAGEREF _Toc196608776 \h </w:instrText>
             </w:r>
             <w:r>
               <w:rPr>
@@ -3730,7 +3730,7 @@
               <w:lang w:eastAsia="en-GB"/>
             </w:rPr>
           </w:pPr>
-          <w:hyperlink w:anchor="_Toc196607759" w:history="1">
+          <w:hyperlink w:anchor="_Toc196608777" w:history="1">
             <w:r>
               <w:rPr>
                 <w:rStyle w:val="Hyperlink"/>
@@ -3757,7 +3757,7 @@
                 <w:noProof/>
                 <w:webHidden/>
               </w:rPr>
-              <w:instrText xml:space="preserve"> PAGEREF _Toc196607759 \h </w:instrText>
+              <w:instrText xml:space="preserve"> PAGEREF _Toc196608777 \h </w:instrText>
             </w:r>
             <w:r>
               <w:rPr>
@@ -3802,7 +3802,7 @@
               <w:lang w:eastAsia="en-GB"/>
             </w:rPr>
           </w:pPr>
-          <w:hyperlink w:anchor="_Toc196607760" w:history="1">
+          <w:hyperlink w:anchor="_Toc196608778" w:history="1">
             <w:r>
               <w:rPr>
                 <w:rStyle w:val="Hyperlink"/>
@@ -3829,7 +3829,7 @@
                 <w:noProof/>
                 <w:webHidden/>
               </w:rPr>
-              <w:instrText xml:space="preserve"> PAGEREF _Toc196607760 \h </w:instrText>
+              <w:instrText xml:space="preserve"> PAGEREF _Toc196608778 \h </w:instrText>
             </w:r>
             <w:r>
               <w:rPr>
@@ -3874,7 +3874,7 @@
               <w:lang w:eastAsia="en-GB"/>
             </w:rPr>
           </w:pPr>
-          <w:hyperlink w:anchor="_Toc196607761" w:history="1">
+          <w:hyperlink w:anchor="_Toc196608779" w:history="1">
             <w:r>
               <w:rPr>
                 <w:rStyle w:val="Hyperlink"/>
@@ -3901,7 +3901,7 @@
                 <w:noProof/>
                 <w:webHidden/>
               </w:rPr>
-              <w:instrText xml:space="preserve"> PAGEREF _Toc196607761 \h </w:instrText>
+              <w:instrText xml:space="preserve"> PAGEREF _Toc196608779 \h </w:instrText>
             </w:r>
             <w:r>
               <w:rPr>
@@ -3946,7 +3946,7 @@
               <w:lang w:eastAsia="en-GB"/>
             </w:rPr>
           </w:pPr>
-          <w:hyperlink w:anchor="_Toc196607762" w:history="1">
+          <w:hyperlink w:anchor="_Toc196608780" w:history="1">
             <w:r>
               <w:rPr>
                 <w:rStyle w:val="Hyperlink"/>
@@ -3973,7 +3973,7 @@
                 <w:noProof/>
                 <w:webHidden/>
               </w:rPr>
-              <w:instrText xml:space="preserve"> PAGEREF _Toc196607762 \h </w:instrText>
+              <w:instrText xml:space="preserve"> PAGEREF _Toc196608780 \h </w:instrText>
             </w:r>
             <w:r>
               <w:rPr>
@@ -3993,7 +3993,7 @@
                 <w:noProof/>
                 <w:webHidden/>
               </w:rPr>
-              <w:t>21</w:t>
+              <w:t>20</w:t>
             </w:r>
             <w:r>
               <w:rPr>
@@ -4018,7 +4018,7 @@
               <w:lang w:eastAsia="en-GB"/>
             </w:rPr>
           </w:pPr>
-          <w:hyperlink w:anchor="_Toc196607763" w:history="1">
+          <w:hyperlink w:anchor="_Toc196608781" w:history="1">
             <w:r>
               <w:rPr>
                 <w:rStyle w:val="Hyperlink"/>
@@ -4045,7 +4045,7 @@
                 <w:noProof/>
                 <w:webHidden/>
               </w:rPr>
-              <w:instrText xml:space="preserve"> PAGEREF _Toc196607763 \h </w:instrText>
+              <w:instrText xml:space="preserve"> PAGEREF _Toc196608781 \h </w:instrText>
             </w:r>
             <w:r>
               <w:rPr>
@@ -4090,7 +4090,7 @@
               <w:lang w:eastAsia="en-GB"/>
             </w:rPr>
           </w:pPr>
-          <w:hyperlink w:anchor="_Toc196607764" w:history="1">
+          <w:hyperlink w:anchor="_Toc196608782" w:history="1">
             <w:r>
               <w:rPr>
                 <w:rStyle w:val="Hyperlink"/>
@@ -4117,7 +4117,7 @@
                 <w:noProof/>
                 <w:webHidden/>
               </w:rPr>
-              <w:instrText xml:space="preserve"> PAGEREF _Toc196607764 \h </w:instrText>
+              <w:instrText xml:space="preserve"> PAGEREF _Toc196608782 \h </w:instrText>
             </w:r>
             <w:r>
               <w:rPr>
@@ -4162,7 +4162,7 @@
               <w:lang w:eastAsia="en-GB"/>
             </w:rPr>
           </w:pPr>
-          <w:hyperlink w:anchor="_Toc196607765" w:history="1">
+          <w:hyperlink w:anchor="_Toc196608783" w:history="1">
             <w:r>
               <w:rPr>
                 <w:rStyle w:val="Hyperlink"/>
@@ -4189,7 +4189,7 @@
                 <w:noProof/>
                 <w:webHidden/>
               </w:rPr>
-              <w:instrText xml:space="preserve"> PAGEREF _Toc196607765 \h </w:instrText>
+              <w:instrText xml:space="preserve"> PAGEREF _Toc196608783 \h </w:instrText>
             </w:r>
             <w:r>
               <w:rPr>
@@ -4234,7 +4234,7 @@
               <w:lang w:eastAsia="en-GB"/>
             </w:rPr>
           </w:pPr>
-          <w:hyperlink w:anchor="_Toc196607766" w:history="1">
+          <w:hyperlink w:anchor="_Toc196608784" w:history="1">
             <w:r>
               <w:rPr>
                 <w:rStyle w:val="Hyperlink"/>
@@ -4261,7 +4261,7 @@
                 <w:noProof/>
                 <w:webHidden/>
               </w:rPr>
-              <w:instrText xml:space="preserve"> PAGEREF _Toc196607766 \h </w:instrText>
+              <w:instrText xml:space="preserve"> PAGEREF _Toc196608784 \h </w:instrText>
             </w:r>
             <w:r>
               <w:rPr>
@@ -4306,13 +4306,13 @@
               <w:lang w:eastAsia="en-GB"/>
             </w:rPr>
           </w:pPr>
-          <w:hyperlink w:anchor="_Toc196607767" w:history="1">
+          <w:hyperlink w:anchor="_Toc196608785" w:history="1">
             <w:r>
               <w:rPr>
                 <w:rStyle w:val="Hyperlink"/>
                 <w:noProof/>
               </w:rPr>
-              <w:t>Overcoming Challenges with Development</w:t>
+              <w:t>What I’ve Learned and Improved During the Project</w:t>
             </w:r>
             <w:r>
               <w:rPr>
@@ -4333,7 +4333,7 @@
                 <w:noProof/>
                 <w:webHidden/>
               </w:rPr>
-              <w:instrText xml:space="preserve"> PAGEREF _Toc196607767 \h </w:instrText>
+              <w:instrText xml:space="preserve"> PAGEREF _Toc196608785 \h </w:instrText>
             </w:r>
             <w:r>
               <w:rPr>
@@ -4378,13 +4378,13 @@
               <w:lang w:eastAsia="en-GB"/>
             </w:rPr>
           </w:pPr>
-          <w:hyperlink w:anchor="_Toc196607768" w:history="1">
+          <w:hyperlink w:anchor="_Toc196608786" w:history="1">
             <w:r>
               <w:rPr>
                 <w:rStyle w:val="Hyperlink"/>
                 <w:noProof/>
               </w:rPr>
-              <w:t>What I’ve Learned and Improved During the Project</w:t>
+              <w:t>Final thoughts and discussion</w:t>
             </w:r>
             <w:r>
               <w:rPr>
@@ -4405,7 +4405,7 @@
                 <w:noProof/>
                 <w:webHidden/>
               </w:rPr>
-              <w:instrText xml:space="preserve"> PAGEREF _Toc196607768 \h </w:instrText>
+              <w:instrText xml:space="preserve"> PAGEREF _Toc196608786 \h </w:instrText>
             </w:r>
             <w:r>
               <w:rPr>
@@ -4450,13 +4450,13 @@
               <w:lang w:eastAsia="en-GB"/>
             </w:rPr>
           </w:pPr>
-          <w:hyperlink w:anchor="_Toc196607769" w:history="1">
+          <w:hyperlink w:anchor="_Toc196608787" w:history="1">
             <w:r>
               <w:rPr>
                 <w:rStyle w:val="Hyperlink"/>
                 <w:noProof/>
               </w:rPr>
-              <w:t>Final thoughts and discussion</w:t>
+              <w:t>Refences</w:t>
             </w:r>
             <w:r>
               <w:rPr>
@@ -4477,7 +4477,7 @@
                 <w:noProof/>
                 <w:webHidden/>
               </w:rPr>
-              <w:instrText xml:space="preserve"> PAGEREF _Toc196607769 \h </w:instrText>
+              <w:instrText xml:space="preserve"> PAGEREF _Toc196608787 \h </w:instrText>
             </w:r>
             <w:r>
               <w:rPr>
@@ -4497,79 +4497,7 @@
                 <w:noProof/>
                 <w:webHidden/>
               </w:rPr>
-              <w:t>23</w:t>
-            </w:r>
-            <w:r>
-              <w:rPr>
-                <w:noProof/>
-                <w:webHidden/>
-              </w:rPr>
-              <w:fldChar w:fldCharType="end"/>
-            </w:r>
-          </w:hyperlink>
-        </w:p>
-        <w:p>
-          <w:pPr>
-            <w:pStyle w:val="TOC1"/>
-            <w:tabs>
-              <w:tab w:val="right" w:leader="dot" w:pos="9016"/>
-            </w:tabs>
-            <w:rPr>
-              <w:rFonts w:eastAsiaTheme="minorEastAsia"/>
-              <w:noProof/>
-              <w:sz w:val="24"/>
-              <w:szCs w:val="24"/>
-              <w:lang w:eastAsia="en-GB"/>
-            </w:rPr>
-          </w:pPr>
-          <w:hyperlink w:anchor="_Toc196607770" w:history="1">
-            <w:r>
-              <w:rPr>
-                <w:rStyle w:val="Hyperlink"/>
-                <w:noProof/>
-              </w:rPr>
-              <w:t>Refences</w:t>
-            </w:r>
-            <w:r>
-              <w:rPr>
-                <w:noProof/>
-                <w:webHidden/>
-              </w:rPr>
-              <w:tab/>
-            </w:r>
-            <w:r>
-              <w:rPr>
-                <w:noProof/>
-                <w:webHidden/>
-              </w:rPr>
-              <w:fldChar w:fldCharType="begin"/>
-            </w:r>
-            <w:r>
-              <w:rPr>
-                <w:noProof/>
-                <w:webHidden/>
-              </w:rPr>
-              <w:instrText xml:space="preserve"> PAGEREF _Toc196607770 \h </w:instrText>
-            </w:r>
-            <w:r>
-              <w:rPr>
-                <w:noProof/>
-                <w:webHidden/>
-              </w:rPr>
-            </w:r>
-            <w:r>
-              <w:rPr>
-                <w:noProof/>
-                <w:webHidden/>
-              </w:rPr>
-              <w:fldChar w:fldCharType="separate"/>
-            </w:r>
-            <w:r>
-              <w:rPr>
-                <w:noProof/>
-                <w:webHidden/>
-              </w:rPr>
-              <w:t>23</w:t>
+              <w:t>22</w:t>
             </w:r>
             <w:r>
               <w:rPr>
@@ -4640,7 +4568,7 @@
       <w:pPr>
         <w:pStyle w:val="Heading1"/>
       </w:pPr>
-      <w:bookmarkStart w:id="0" w:name="_Toc196607708"/>
+      <w:bookmarkStart w:id="0" w:name="_Toc196608726"/>
       <w:r>
         <w:lastRenderedPageBreak/>
         <w:t>Abstract</w:t>
@@ -4800,7 +4728,7 @@
       <w:pPr>
         <w:pStyle w:val="Heading1"/>
       </w:pPr>
-      <w:bookmarkStart w:id="1" w:name="_Toc196607709"/>
+      <w:bookmarkStart w:id="1" w:name="_Toc196608727"/>
       <w:r>
         <w:t>Market Research</w:t>
       </w:r>
@@ -4843,7 +4771,7 @@
       <w:pPr>
         <w:pStyle w:val="Heading2"/>
       </w:pPr>
-      <w:bookmarkStart w:id="2" w:name="_Toc196607710"/>
+      <w:bookmarkStart w:id="2" w:name="_Toc196608728"/>
       <w:r>
         <w:t>Operating systems</w:t>
       </w:r>
@@ -4986,7 +4914,7 @@
       <w:pPr>
         <w:pStyle w:val="Heading2"/>
       </w:pPr>
-      <w:bookmarkStart w:id="3" w:name="_Toc196607711"/>
+      <w:bookmarkStart w:id="3" w:name="_Toc196608729"/>
       <w:r>
         <w:lastRenderedPageBreak/>
         <w:t>Architecture</w:t>
@@ -5107,7 +5035,7 @@
       <w:pPr>
         <w:pStyle w:val="Heading2"/>
       </w:pPr>
-      <w:bookmarkStart w:id="4" w:name="_Toc196607712"/>
+      <w:bookmarkStart w:id="4" w:name="_Toc196608730"/>
       <w:r>
         <w:t>Devices</w:t>
       </w:r>
@@ -5263,7 +5191,7 @@
       <w:pPr>
         <w:pStyle w:val="Heading1"/>
       </w:pPr>
-      <w:bookmarkStart w:id="5" w:name="_Toc196607713"/>
+      <w:bookmarkStart w:id="5" w:name="_Toc196608731"/>
       <w:r>
         <w:t>ICMS</w:t>
       </w:r>
@@ -5279,7 +5207,7 @@
       <w:pPr>
         <w:pStyle w:val="Heading2"/>
       </w:pPr>
-      <w:bookmarkStart w:id="6" w:name="_Toc196607714"/>
+      <w:bookmarkStart w:id="6" w:name="_Toc196608732"/>
       <w:r>
         <w:t xml:space="preserve">Home </w:t>
       </w:r>
@@ -5297,7 +5225,7 @@
       <w:pPr>
         <w:pStyle w:val="Heading2"/>
       </w:pPr>
-      <w:bookmarkStart w:id="7" w:name="_Toc196607715"/>
+      <w:bookmarkStart w:id="7" w:name="_Toc196608733"/>
       <w:r>
         <w:lastRenderedPageBreak/>
         <w:t>IFTTT</w:t>
@@ -5415,7 +5343,7 @@
       <w:pPr>
         <w:pStyle w:val="Heading2"/>
       </w:pPr>
-      <w:bookmarkStart w:id="8" w:name="_Toc196607716"/>
+      <w:bookmarkStart w:id="8" w:name="_Toc196608734"/>
       <w:r>
         <w:t>Comparison</w:t>
       </w:r>
@@ -5430,7 +5358,7 @@
       <w:pPr>
         <w:pStyle w:val="Heading1"/>
       </w:pPr>
-      <w:bookmarkStart w:id="9" w:name="_Toc196607717"/>
+      <w:bookmarkStart w:id="9" w:name="_Toc196608735"/>
       <w:r>
         <w:t>Product requirements</w:t>
       </w:r>
@@ -5451,7 +5379,7 @@
       <w:pPr>
         <w:pStyle w:val="Heading1"/>
       </w:pPr>
-      <w:bookmarkStart w:id="10" w:name="_Toc196607718"/>
+      <w:bookmarkStart w:id="10" w:name="_Toc196608736"/>
       <w:r>
         <w:t>Expected userbase</w:t>
       </w:r>
@@ -5509,7 +5437,7 @@
       <w:pPr>
         <w:pStyle w:val="Heading1"/>
       </w:pPr>
-      <w:bookmarkStart w:id="11" w:name="_Toc196607719"/>
+      <w:bookmarkStart w:id="11" w:name="_Toc196608737"/>
       <w:r>
         <w:t>Prototyp</w:t>
       </w:r>
@@ -5522,7 +5450,7 @@
       <w:pPr>
         <w:pStyle w:val="Heading2"/>
       </w:pPr>
-      <w:bookmarkStart w:id="12" w:name="_Toc196607720"/>
+      <w:bookmarkStart w:id="12" w:name="_Toc196608738"/>
       <w:r>
         <w:t xml:space="preserve">Lo-Fi </w:t>
       </w:r>
@@ -5564,7 +5492,7 @@
       <w:pPr>
         <w:pStyle w:val="Heading1"/>
       </w:pPr>
-      <w:bookmarkStart w:id="13" w:name="_Toc196607721"/>
+      <w:bookmarkStart w:id="13" w:name="_Toc196608739"/>
       <w:r>
         <w:lastRenderedPageBreak/>
         <w:t>Agile Development</w:t>
@@ -5728,7 +5656,7 @@
       <w:pPr>
         <w:pStyle w:val="Heading2"/>
       </w:pPr>
-      <w:bookmarkStart w:id="14" w:name="_Toc196607722"/>
+      <w:bookmarkStart w:id="14" w:name="_Toc196608740"/>
       <w:r>
         <w:t xml:space="preserve">Expected </w:t>
       </w:r>
@@ -5745,7 +5673,7 @@
       <w:pPr>
         <w:pStyle w:val="Heading2"/>
       </w:pPr>
-      <w:bookmarkStart w:id="15" w:name="_Toc196607723"/>
+      <w:bookmarkStart w:id="15" w:name="_Toc196608741"/>
       <w:r>
         <w:t xml:space="preserve">Unexpected </w:t>
       </w:r>
@@ -5759,7 +5687,7 @@
       <w:pPr>
         <w:pStyle w:val="Heading1"/>
       </w:pPr>
-      <w:bookmarkStart w:id="16" w:name="_Toc196607724"/>
+      <w:bookmarkStart w:id="16" w:name="_Toc196608742"/>
       <w:r>
         <w:lastRenderedPageBreak/>
         <w:t>Git/</w:t>
@@ -5778,7 +5706,7 @@
       <w:pPr>
         <w:pStyle w:val="Heading2"/>
       </w:pPr>
-      <w:bookmarkStart w:id="17" w:name="_Toc196607725"/>
+      <w:bookmarkStart w:id="17" w:name="_Toc196608743"/>
       <w:r>
         <w:t xml:space="preserve">Setting </w:t>
       </w:r>
@@ -5958,7 +5886,7 @@
           <w:szCs w:val="22"/>
         </w:rPr>
       </w:pPr>
-      <w:bookmarkStart w:id="18" w:name="_Toc196607726"/>
+      <w:bookmarkStart w:id="18" w:name="_Toc196608744"/>
       <w:r>
         <w:t>Initial Int</w:t>
       </w:r>
@@ -6090,7 +6018,7 @@
       <w:pPr>
         <w:pStyle w:val="Heading2"/>
       </w:pPr>
-      <w:bookmarkStart w:id="19" w:name="_Toc196607727"/>
+      <w:bookmarkStart w:id="19" w:name="_Toc196608745"/>
       <w:r>
         <w:t>Logging and SSL Support</w:t>
       </w:r>
@@ -6180,7 +6108,7 @@
       <w:pPr>
         <w:pStyle w:val="Heading2"/>
       </w:pPr>
-      <w:bookmarkStart w:id="20" w:name="_Toc196607728"/>
+      <w:bookmarkStart w:id="20" w:name="_Toc196608746"/>
       <w:r>
         <w:lastRenderedPageBreak/>
         <w:t>Extension</w:t>
@@ -6245,7 +6173,7 @@
       <w:pPr>
         <w:pStyle w:val="Heading1"/>
       </w:pPr>
-      <w:bookmarkStart w:id="21" w:name="_Toc196607729"/>
+      <w:bookmarkStart w:id="21" w:name="_Toc196608747"/>
       <w:r>
         <w:t>Surface Level Architecture</w:t>
       </w:r>
@@ -6287,7 +6215,7 @@
       <w:pPr>
         <w:pStyle w:val="Heading2"/>
       </w:pPr>
-      <w:bookmarkStart w:id="22" w:name="_Toc196607730"/>
+      <w:bookmarkStart w:id="22" w:name="_Toc196608748"/>
       <w:r>
         <w:t>Community Store</w:t>
       </w:r>
@@ -6314,7 +6242,7 @@
       <w:pPr>
         <w:pStyle w:val="Heading1"/>
       </w:pPr>
-      <w:bookmarkStart w:id="23" w:name="_Toc196607731"/>
+      <w:bookmarkStart w:id="23" w:name="_Toc196608749"/>
       <w:r>
         <w:t>Social implications</w:t>
       </w:r>
@@ -6467,7 +6395,7 @@
         <w:pStyle w:val="Heading1"/>
       </w:pPr>
       <w:bookmarkStart w:id="24" w:name="_Protecting_users_and"/>
-      <w:bookmarkStart w:id="25" w:name="_Toc196607732"/>
+      <w:bookmarkStart w:id="25" w:name="_Toc196608750"/>
       <w:bookmarkEnd w:id="24"/>
       <w:r>
         <w:t xml:space="preserve">Legal </w:t>
@@ -6749,7 +6677,7 @@
       <w:pPr>
         <w:pStyle w:val="Heading1"/>
       </w:pPr>
-      <w:bookmarkStart w:id="26" w:name="_Toc196607733"/>
+      <w:bookmarkStart w:id="26" w:name="_Toc196608751"/>
       <w:r>
         <w:t xml:space="preserve">Software </w:t>
       </w:r>
@@ -6785,7 +6713,7 @@
       <w:pPr>
         <w:pStyle w:val="Heading2"/>
       </w:pPr>
-      <w:bookmarkStart w:id="27" w:name="_Toc196607734"/>
+      <w:bookmarkStart w:id="27" w:name="_Toc196608752"/>
       <w:r>
         <w:t>Connection methods</w:t>
       </w:r>
@@ -6971,15 +6899,13 @@
       </w:r>
     </w:p>
     <w:p/>
-    <w:p/>
-    <w:p/>
-    <w:p/>
     <w:p>
       <w:pPr>
         <w:pStyle w:val="Heading2"/>
       </w:pPr>
-      <w:bookmarkStart w:id="28" w:name="_Toc196607735"/>
-      <w:r>
+      <w:bookmarkStart w:id="28" w:name="_Toc196608753"/>
+      <w:r>
+        <w:lastRenderedPageBreak/>
         <w:t>Webapp or Native Application?</w:t>
       </w:r>
       <w:bookmarkEnd w:id="28"/>
@@ -7086,7 +7012,7 @@
       <w:pPr>
         <w:pStyle w:val="Heading2"/>
       </w:pPr>
-      <w:bookmarkStart w:id="29" w:name="_Toc196607736"/>
+      <w:bookmarkStart w:id="29" w:name="_Toc196608754"/>
       <w:r>
         <w:t>Svelte</w:t>
       </w:r>
@@ -7103,263 +7029,263 @@
         <w:t>Svelte is a relatively new web framework, building off of what has been learn</w:t>
       </w:r>
       <w:r>
+        <w:t xml:space="preserve">ed </w:t>
+      </w:r>
+      <w:r>
+        <w:t>with other frameworks such as a React</w:t>
+      </w:r>
+      <w:r>
+        <w:t xml:space="preserve"> it has many modern </w:t>
+      </w:r>
+      <w:r>
+        <w:t>JavaScript</w:t>
+      </w:r>
+      <w:r>
+        <w:t xml:space="preserve"> and web features</w:t>
+      </w:r>
+      <w:r>
+        <w:t>.</w:t>
+      </w:r>
+    </w:p>
+    <w:p>
+      <w:r>
+        <w:t>For example, one of the key features is their implementation of server</w:t>
+      </w:r>
+      <w:r>
+        <w:t>-</w:t>
+      </w:r>
+      <w:r>
+        <w:t>side rendering (SSR).</w:t>
+      </w:r>
+      <w:r>
+        <w:t xml:space="preserve"> </w:t>
+      </w:r>
+      <w:r>
+        <w:t xml:space="preserve">Server-side rendering allows the server to render the web page before sending it to </w:t>
+      </w:r>
+      <w:r>
+        <w:t xml:space="preserve">be displayed on </w:t>
+      </w:r>
+      <w:r>
+        <w:t xml:space="preserve">the client. In effect, it becomes a read-only system where the functions and data </w:t>
+      </w:r>
+      <w:r>
+        <w:t xml:space="preserve">retrieval </w:t>
+      </w:r>
+      <w:r>
+        <w:t xml:space="preserve">all occur on the server preventing the client from having direct access to them. This architecture allows the client and server to both be protected from attacks from malicious users. </w:t>
+      </w:r>
+    </w:p>
+    <w:p>
+      <w:r>
+        <w:t>Some issues do come from utilising this architecture though</w:t>
+      </w:r>
+      <w:r>
+        <w:t>. Data</w:t>
+      </w:r>
+      <w:r>
+        <w:t xml:space="preserve"> </w:t>
+      </w:r>
+      <w:r>
+        <w:t xml:space="preserve">stored </w:t>
+      </w:r>
+      <w:r>
+        <w:t>on</w:t>
+      </w:r>
+      <w:r>
+        <w:t xml:space="preserve"> the webpage is still accessible to client, meaning data still needs to be protected and only </w:t>
+      </w:r>
+      <w:r>
+        <w:t xml:space="preserve">retrieved </w:t>
+      </w:r>
+      <w:r>
+        <w:t>when necessary. Another difficul</w:t>
+      </w:r>
+      <w:r>
         <w:t>t</w:t>
       </w:r>
       <w:r>
-        <w:t xml:space="preserve"> with other frameworks such as a React</w:t>
-      </w:r>
-      <w:r>
-        <w:t xml:space="preserve"> it has many modern </w:t>
-      </w:r>
-      <w:r>
-        <w:t>JavaScript</w:t>
-      </w:r>
-      <w:r>
-        <w:t xml:space="preserve"> and web features</w:t>
-      </w:r>
-      <w:r>
-        <w:t>.</w:t>
-      </w:r>
-    </w:p>
-    <w:p>
-      <w:r>
-        <w:t>For example, one of the key features is their implementation of server</w:t>
-      </w:r>
-      <w:r>
-        <w:t>-</w:t>
-      </w:r>
-      <w:r>
-        <w:t>side rendering (SSR).</w:t>
+        <w:t>y</w:t>
+      </w:r>
+      <w:r>
+        <w:t xml:space="preserve"> when using SSR is</w:t>
+      </w:r>
+      <w:r>
+        <w:t xml:space="preserve"> client interaction</w:t>
+      </w:r>
+      <w:r>
+        <w:t>s</w:t>
+      </w:r>
+      <w:r>
+        <w:t xml:space="preserve"> such as submitting forms or data </w:t>
+      </w:r>
+      <w:r>
+        <w:t>from</w:t>
+      </w:r>
+      <w:r>
+        <w:t xml:space="preserve"> the front end to the backend</w:t>
+      </w:r>
+      <w:r>
+        <w:t>. To get around</w:t>
+      </w:r>
+      <w:r>
+        <w:t xml:space="preserve"> this, Svelte uses a system called server actions.</w:t>
       </w:r>
       <w:r>
         <w:t xml:space="preserve"> </w:t>
       </w:r>
       <w:r>
-        <w:t xml:space="preserve">Server-side rendering allows the server to render the web page before sending it to </w:t>
-      </w:r>
-      <w:r>
-        <w:t xml:space="preserve">be displayed on </w:t>
-      </w:r>
-      <w:r>
-        <w:t xml:space="preserve">the client. In effect, it becomes a read-only system where the functions and data </w:t>
-      </w:r>
-      <w:r>
-        <w:t xml:space="preserve">retrieval </w:t>
-      </w:r>
-      <w:r>
-        <w:t xml:space="preserve">all occur on the server preventing the client from having direct access to them. This architecture allows the client and server to both be protected from attacks from malicious users. </w:t>
-      </w:r>
-    </w:p>
-    <w:p>
-      <w:r>
-        <w:t>Some issues do come from utilising this architecture though</w:t>
-      </w:r>
-      <w:r>
-        <w:t>. Data</w:t>
+        <w:t>Server actions are exported functions</w:t>
+      </w:r>
+      <w:r>
+        <w:t xml:space="preserve"> which the</w:t>
+      </w:r>
+      <w:r>
+        <w:t xml:space="preserve"> client has access to</w:t>
+      </w:r>
+      <w:r>
+        <w:t xml:space="preserve">, </w:t>
+      </w:r>
+      <w:r>
+        <w:t>which</w:t>
+      </w:r>
+      <w:r>
+        <w:t xml:space="preserve"> allow the front-end to interact with the server.</w:t>
+      </w:r>
+      <w:r>
+        <w:t xml:space="preserve"> These functions aren’t directly accessible from the front-end but instead are submitted similarly to an http endpoint through forms or fetch requests. </w:t>
       </w:r>
       <w:r>
         <w:t xml:space="preserve"> </w:t>
       </w:r>
-      <w:r>
-        <w:t xml:space="preserve">stored </w:t>
-      </w:r>
-      <w:r>
-        <w:t>on</w:t>
-      </w:r>
-      <w:r>
-        <w:t xml:space="preserve"> the webpage is still accessible to client, meaning data still needs to be protected and only </w:t>
-      </w:r>
-      <w:r>
-        <w:t xml:space="preserve">retrieved </w:t>
-      </w:r>
-      <w:r>
-        <w:t>when necessary. Another difficul</w:t>
-      </w:r>
-      <w:r>
-        <w:t>t</w:t>
-      </w:r>
-      <w:r>
-        <w:t>y</w:t>
-      </w:r>
-      <w:r>
-        <w:t xml:space="preserve"> when using SSR is</w:t>
-      </w:r>
-      <w:r>
-        <w:t xml:space="preserve"> client interaction</w:t>
-      </w:r>
-      <w:r>
-        <w:t>s</w:t>
-      </w:r>
-      <w:r>
-        <w:t xml:space="preserve"> such as submitting forms or data </w:t>
-      </w:r>
-      <w:r>
-        <w:t>from</w:t>
-      </w:r>
-      <w:r>
-        <w:t xml:space="preserve"> the front end to the backend</w:t>
-      </w:r>
-      <w:r>
-        <w:t>. To get around</w:t>
-      </w:r>
-      <w:r>
-        <w:t xml:space="preserve"> this, Svelte uses a system called server actions.</w:t>
+    </w:p>
+    <w:p>
+      <w:r>
+        <w:t>(show some examples here)</w:t>
+      </w:r>
+    </w:p>
+    <w:p>
+      <w:r>
+        <w:t>When submitting a form, all form data is included within the request.</w:t>
+      </w:r>
+    </w:p>
+    <w:p>
+      <w:pPr>
+        <w:pStyle w:val="Heading2"/>
+      </w:pPr>
+      <w:bookmarkStart w:id="30" w:name="_Toc196608755"/>
+      <w:r>
+        <w:t>Tailwind/</w:t>
+      </w:r>
+      <w:r>
+        <w:t>Daisy UI</w:t>
+      </w:r>
+      <w:bookmarkEnd w:id="30"/>
+    </w:p>
+    <w:p>
+      <w:r>
+        <w:t>Tailwind is a CSS framework used to easily modify how different html elements are displayed directly in their definitions, this removes the need for large amounts of CSS files littered around the application. This way of defining element parameters</w:t>
+      </w:r>
+      <w:r>
+        <w:t xml:space="preserve"> in a simple form</w:t>
+      </w:r>
+      <w:r>
+        <w:t xml:space="preserve"> is an incredible resource for developers that </w:t>
+      </w:r>
+      <w:r>
+        <w:t xml:space="preserve">aren’t as </w:t>
+      </w:r>
+      <w:r>
+        <w:t xml:space="preserve">graphic design </w:t>
+      </w:r>
+      <w:r>
+        <w:t>centric.</w:t>
       </w:r>
       <w:r>
         <w:t xml:space="preserve"> </w:t>
       </w:r>
-      <w:r>
-        <w:t>Server actions are exported functions</w:t>
-      </w:r>
-      <w:r>
-        <w:t xml:space="preserve"> which the</w:t>
-      </w:r>
-      <w:r>
-        <w:t xml:space="preserve"> client has access to</w:t>
-      </w:r>
-      <w:r>
-        <w:t xml:space="preserve">, </w:t>
-      </w:r>
-      <w:r>
-        <w:t>which</w:t>
-      </w:r>
-      <w:r>
-        <w:t xml:space="preserve"> allow the front-end to interact with the server.</w:t>
-      </w:r>
-      <w:r>
-        <w:t xml:space="preserve"> These functions aren’t directly accessible from the front-end but instead are submitted similarly to an http endpoint through forms or fetch requests. </w:t>
+    </w:p>
+    <w:p>
+      <w:r>
+        <w:t>Although tailwind comes with many benefits,</w:t>
       </w:r>
       <w:r>
         <w:t xml:space="preserve"> </w:t>
       </w:r>
-    </w:p>
-    <w:p>
-      <w:r>
-        <w:t>(show some examples here)</w:t>
-      </w:r>
-    </w:p>
-    <w:p>
-      <w:r>
-        <w:t>When submitting a form, all form data is included within the request.</w:t>
+      <w:r>
+        <w:t>o</w:t>
+      </w:r>
+      <w:r>
+        <w:t xml:space="preserve">ne pretty significant downside </w:t>
+      </w:r>
+      <w:r>
+        <w:t xml:space="preserve">to tailwind is how complicated some elements can become. Defining </w:t>
+      </w:r>
+      <w:r>
+        <w:t xml:space="preserve">CSS </w:t>
+      </w:r>
+      <w:r>
+        <w:t xml:space="preserve">classes directly in the elements can cause them </w:t>
+      </w:r>
+      <w:r>
+        <w:t xml:space="preserve">to become </w:t>
+      </w:r>
+      <w:r>
+        <w:t>extremely bloated</w:t>
+      </w:r>
+      <w:r>
+        <w:t xml:space="preserve"> and hard to read.</w:t>
+      </w:r>
+    </w:p>
+    <w:p>
+      <w:r>
+        <w:t xml:space="preserve">Daisy UI is a tailwind </w:t>
+      </w:r>
+      <w:r>
+        <w:t>CSS</w:t>
+      </w:r>
+      <w:r>
+        <w:t xml:space="preserve"> </w:t>
+      </w:r>
+      <w:r>
+        <w:t>plugin that comes with pre-made components that can be</w:t>
+      </w:r>
+      <w:r>
+        <w:t xml:space="preserve"> </w:t>
+      </w:r>
+      <w:r>
+        <w:t>used as drop-in replacements for the default html elements.</w:t>
+      </w:r>
+      <w:r>
+        <w:t xml:space="preserve"> All that is necessary to use </w:t>
+      </w:r>
+      <w:r>
+        <w:t>a</w:t>
+      </w:r>
+      <w:r>
+        <w:t xml:space="preserve"> component is</w:t>
+      </w:r>
+      <w:r>
+        <w:t xml:space="preserve"> incl</w:t>
+      </w:r>
+      <w:r>
+        <w:t xml:space="preserve">uding its name </w:t>
+      </w:r>
+      <w:r>
+        <w:t>in the class definition of the element chosen.</w:t>
+      </w:r>
+      <w:r>
+        <w:t xml:space="preserve"> </w:t>
+      </w:r>
+      <w:r>
+        <w:t xml:space="preserve"> </w:t>
       </w:r>
     </w:p>
     <w:p>
       <w:pPr>
         <w:pStyle w:val="Heading2"/>
       </w:pPr>
-      <w:bookmarkStart w:id="30" w:name="_Toc196607737"/>
-      <w:r>
-        <w:t>Tailwind/</w:t>
-      </w:r>
-      <w:r>
-        <w:t>Daisy UI</w:t>
-      </w:r>
-      <w:bookmarkEnd w:id="30"/>
-    </w:p>
-    <w:p>
-      <w:r>
-        <w:t>Tailwind is a CSS framework used to easily modify how different html elements are displayed directly in their definitions, this removes the need for large amounts of CSS files littered around the application. This way of defining element parameters</w:t>
-      </w:r>
-      <w:r>
-        <w:t xml:space="preserve"> in a simple form</w:t>
-      </w:r>
-      <w:r>
-        <w:t xml:space="preserve"> is an incredible resource for developers that </w:t>
-      </w:r>
-      <w:r>
-        <w:t xml:space="preserve">aren’t as </w:t>
-      </w:r>
-      <w:r>
-        <w:t xml:space="preserve">graphic design </w:t>
-      </w:r>
-      <w:r>
-        <w:t>centric.</w:t>
-      </w:r>
-      <w:r>
-        <w:t xml:space="preserve"> </w:t>
-      </w:r>
-    </w:p>
-    <w:p>
-      <w:r>
-        <w:t>Although tailwind comes with many benefits,</w:t>
-      </w:r>
-      <w:r>
-        <w:t xml:space="preserve"> </w:t>
-      </w:r>
-      <w:r>
-        <w:t>o</w:t>
-      </w:r>
-      <w:r>
-        <w:t xml:space="preserve">ne pretty significant downside </w:t>
-      </w:r>
-      <w:r>
-        <w:t xml:space="preserve">to tailwind is how complicated some elements can become. Defining </w:t>
-      </w:r>
-      <w:r>
-        <w:t xml:space="preserve">CSS </w:t>
-      </w:r>
-      <w:r>
-        <w:t xml:space="preserve">classes directly in the elements can cause them </w:t>
-      </w:r>
-      <w:r>
-        <w:t xml:space="preserve">to become </w:t>
-      </w:r>
-      <w:r>
-        <w:t>extremely bloated</w:t>
-      </w:r>
-      <w:r>
-        <w:t xml:space="preserve"> and hard to read.</w:t>
-      </w:r>
-    </w:p>
-    <w:p>
-      <w:r>
-        <w:t xml:space="preserve">Daisy UI is a tailwind </w:t>
-      </w:r>
-      <w:r>
-        <w:t>CSS</w:t>
-      </w:r>
-      <w:r>
-        <w:t xml:space="preserve"> </w:t>
-      </w:r>
-      <w:r>
-        <w:t>plugin that comes with pre-made components that can be</w:t>
-      </w:r>
-      <w:r>
-        <w:t xml:space="preserve"> </w:t>
-      </w:r>
-      <w:r>
-        <w:t>used as drop-in replacements for the default html elements.</w:t>
-      </w:r>
-      <w:r>
-        <w:t xml:space="preserve"> All that is necessary to use </w:t>
-      </w:r>
-      <w:r>
-        <w:t>a</w:t>
-      </w:r>
-      <w:r>
-        <w:t xml:space="preserve"> component is</w:t>
-      </w:r>
-      <w:r>
-        <w:t xml:space="preserve"> incl</w:t>
-      </w:r>
-      <w:r>
-        <w:t xml:space="preserve">uding its name </w:t>
-      </w:r>
-      <w:r>
-        <w:t>in the class definition of the element chosen.</w:t>
-      </w:r>
-      <w:r>
-        <w:t xml:space="preserve"> </w:t>
-      </w:r>
-      <w:r>
-        <w:t xml:space="preserve"> </w:t>
-      </w:r>
-    </w:p>
-    <w:p>
-      <w:pPr>
-        <w:pStyle w:val="Heading2"/>
-      </w:pPr>
-      <w:bookmarkStart w:id="31" w:name="_Toc196607738"/>
+      <w:bookmarkStart w:id="31" w:name="_Toc196608756"/>
       <w:r>
         <w:lastRenderedPageBreak/>
         <w:t>Other Languages</w:t>
@@ -7437,7 +7363,7 @@
       <w:pPr>
         <w:pStyle w:val="Heading2"/>
       </w:pPr>
-      <w:bookmarkStart w:id="32" w:name="_Toc196607739"/>
+      <w:bookmarkStart w:id="32" w:name="_Toc196608757"/>
       <w:r>
         <w:t>Python</w:t>
       </w:r>
@@ -7706,7 +7632,7 @@
       <w:pPr>
         <w:pStyle w:val="Heading2"/>
       </w:pPr>
-      <w:bookmarkStart w:id="33" w:name="_Toc196607740"/>
+      <w:bookmarkStart w:id="33" w:name="_Toc196608758"/>
       <w:r>
         <w:t xml:space="preserve">The </w:t>
       </w:r>
@@ -7763,7 +7689,7 @@
       <w:pPr>
         <w:pStyle w:val="Heading2"/>
       </w:pPr>
-      <w:bookmarkStart w:id="34" w:name="_Toc196607741"/>
+      <w:bookmarkStart w:id="34" w:name="_Toc196608759"/>
       <w:r>
         <w:t>MQTT and Alternative Server Protocols</w:t>
       </w:r>
@@ -7854,7 +7780,7 @@
       <w:pPr>
         <w:pStyle w:val="Heading2"/>
       </w:pPr>
-      <w:bookmarkStart w:id="35" w:name="_Toc196607742"/>
+      <w:bookmarkStart w:id="35" w:name="_Toc196608760"/>
       <w:r>
         <w:t>Sockets and web-sockets</w:t>
       </w:r>
@@ -8035,9 +7961,9 @@
           <w:noProof/>
         </w:rPr>
         <w:drawing>
-          <wp:inline distT="0" distB="0" distL="0" distR="0" wp14:anchorId="1F938754" wp14:editId="23343669">
-            <wp:extent cx="3162300" cy="3602622"/>
-            <wp:effectExtent l="0" t="0" r="0" b="0"/>
+          <wp:inline distT="0" distB="0" distL="0" distR="0" wp14:anchorId="1F938754" wp14:editId="3D848E4C">
+            <wp:extent cx="3505200" cy="3993267"/>
+            <wp:effectExtent l="0" t="0" r="0" b="7620"/>
             <wp:docPr id="1941405995" name="Picture 1" descr="A diagram of a process&#10;&#10;AI-generated content may be incorrect."/>
             <wp:cNvGraphicFramePr>
               <a:graphicFrameLocks xmlns:a="http://schemas.openxmlformats.org/drawingml/2006/main" noChangeAspect="1"/>
@@ -8067,7 +7993,7 @@
                   <pic:spPr bwMode="auto">
                     <a:xfrm>
                       <a:off x="0" y="0"/>
-                      <a:ext cx="3191241" cy="3635592"/>
+                      <a:ext cx="3546731" cy="4040581"/>
                     </a:xfrm>
                     <a:prstGeom prst="rect">
                       <a:avLst/>
@@ -8088,7 +8014,7 @@
       <w:pPr>
         <w:pStyle w:val="Heading2"/>
       </w:pPr>
-      <w:bookmarkStart w:id="36" w:name="_Toc196607743"/>
+      <w:bookmarkStart w:id="36" w:name="_Toc196608761"/>
       <w:r>
         <w:lastRenderedPageBreak/>
         <w:t>Server Functions</w:t>
@@ -8114,7 +8040,7 @@
       <w:pPr>
         <w:pStyle w:val="Heading1"/>
       </w:pPr>
-      <w:bookmarkStart w:id="37" w:name="_Toc196607744"/>
+      <w:bookmarkStart w:id="37" w:name="_Toc196608762"/>
       <w:r>
         <w:t>Comparing</w:t>
       </w:r>
@@ -8134,10 +8060,10 @@
         <w:t xml:space="preserve"> 3 key ones stand out above the rest and are relied on by many different organisations for their backend requirements.</w:t>
       </w:r>
       <w:r>
-        <w:t xml:space="preserve"> These 3 </w:t>
-      </w:r>
-      <w:r>
-        <w:t xml:space="preserve">key </w:t>
+        <w:t xml:space="preserve"> These 3</w:t>
+      </w:r>
+      <w:r>
+        <w:t xml:space="preserve"> </w:t>
       </w:r>
       <w:r>
         <w:t xml:space="preserve">systems </w:t>
@@ -8153,7 +8079,7 @@
       <w:pPr>
         <w:pStyle w:val="Heading2"/>
       </w:pPr>
-      <w:bookmarkStart w:id="38" w:name="_Toc196607745"/>
+      <w:bookmarkStart w:id="38" w:name="_Toc196608763"/>
       <w:r>
         <w:t>Django</w:t>
       </w:r>
@@ -8182,7 +8108,13 @@
         <w:t xml:space="preserve"> Django p</w:t>
       </w:r>
       <w:r>
-        <w:t>ower the</w:t>
+        <w:t>ower</w:t>
+      </w:r>
+      <w:r>
+        <w:t>s</w:t>
+      </w:r>
+      <w:r>
+        <w:t xml:space="preserve"> the</w:t>
       </w:r>
       <w:r>
         <w:t xml:space="preserve"> backends of the</w:t>
@@ -8195,7 +8127,7 @@
       <w:pPr>
         <w:pStyle w:val="Heading2"/>
       </w:pPr>
-      <w:bookmarkStart w:id="39" w:name="_Toc196607746"/>
+      <w:bookmarkStart w:id="39" w:name="_Toc196608764"/>
       <w:r>
         <w:t>Fast API</w:t>
       </w:r>
@@ -8243,7 +8175,7 @@
       <w:pPr>
         <w:pStyle w:val="Heading2"/>
       </w:pPr>
-      <w:bookmarkStart w:id="40" w:name="_Toc196607747"/>
+      <w:bookmarkStart w:id="40" w:name="_Toc196608765"/>
       <w:r>
         <w:t>Flask</w:t>
       </w:r>
@@ -8268,306 +8200,328 @@
       <w:r>
         <w:t>Taking advantage of how simple the endpoints are for flask, extending functionality was made significantly easier in the form of function decorating.</w:t>
       </w:r>
-    </w:p>
-    <w:p>
-      <w:r>
-        <w:t>Decorator functions are used throughout the project to integrate into the authentication system. The decorators live above the functions and are called just before the function is called. This allows processes to occur such as checking if the user calling the function is authenticated, before allowing them access to it.</w:t>
-      </w:r>
-    </w:p>
-    <w:p>
+      <w:r>
+        <w:t xml:space="preserve"> </w:t>
+      </w:r>
+      <w:r>
+        <w:t xml:space="preserve">Decorator functions are used throughout the project </w:t>
+      </w:r>
+      <w:r>
+        <w:t>for the</w:t>
+      </w:r>
+      <w:r>
+        <w:t xml:space="preserve"> integrat</w:t>
+      </w:r>
+      <w:r>
+        <w:t>ion</w:t>
+      </w:r>
+      <w:r>
+        <w:t xml:space="preserve"> of</w:t>
+      </w:r>
+      <w:r>
+        <w:t xml:space="preserve"> the authentication system. The decorators live above the functions and are called just before the function is called. This allows processes to occur such as checking if the user calling the function is authenticated, before allowing them access to it.</w:t>
+      </w:r>
+    </w:p>
+    <w:p>
+      <w:r>
+        <w:t>(show decorator)</w:t>
+      </w:r>
+    </w:p>
+    <w:p>
+      <w:pPr>
+        <w:pStyle w:val="Heading2"/>
+      </w:pPr>
+      <w:bookmarkStart w:id="41" w:name="_Toc196608766"/>
       <w:r>
         <w:lastRenderedPageBreak/>
-        <w:t>(show decorator)</w:t>
+        <w:t>Authentication</w:t>
+      </w:r>
+      <w:bookmarkEnd w:id="41"/>
+    </w:p>
+    <w:p>
+      <w:r>
+        <w:t>Authentication is a large part of any application, deciding who can and can’t access it and how the user’s data is stored. The ICMS application gives users 2 options, locally storing the user data. Or storing the data in a self-hostable authentication service.</w:t>
+      </w:r>
+    </w:p>
+    <w:p>
+      <w:r>
+        <w:t xml:space="preserve">Storing the data </w:t>
+      </w:r>
+      <w:r>
+        <w:t xml:space="preserve">locally </w:t>
+      </w:r>
+      <w:r>
+        <w:t>should be fine for most users as long as the main system is utilising the correct security features of the operating system it is running on. To add a layer of security to the user data, passwords are store in their encrypted forms.</w:t>
+      </w:r>
+    </w:p>
+    <w:p>
+      <w:r>
+        <w:t>The authentication service is another simple server that runs as an API service. Utilising an SQLite database to store the user data, this method of storing data is much more developer friendly.</w:t>
+      </w:r>
+    </w:p>
+    <w:p>
+      <w:r>
+        <w:t>In order to prevent having to constantly check passwords, the applications including the store implement a token system. Tokens are session-based methods of ensuring a user is who they say they are per request to the server.</w:t>
       </w:r>
     </w:p>
     <w:p>
       <w:pPr>
         <w:pStyle w:val="Heading2"/>
       </w:pPr>
-      <w:bookmarkStart w:id="41" w:name="_Toc196607748"/>
-      <w:r>
-        <w:t>Authentication</w:t>
-      </w:r>
-      <w:bookmarkEnd w:id="41"/>
-    </w:p>
-    <w:p>
-      <w:r>
-        <w:t>Authentication is a large part of any application, deciding who can and can’t access it and how the user’s data is stored. The ICMS application gives users 2 options, locally storing the user data in a json file. Or storing the data in a self-hostable authentication service.</w:t>
-      </w:r>
-    </w:p>
-    <w:p>
-      <w:r>
-        <w:t>Storing the data as a json file should be fine for most users as long as the main system is utilising the correct security features of the operating system it is running on. To add a layer of security to the user data, passwords are store in their encrypted forms.</w:t>
-      </w:r>
-    </w:p>
-    <w:p>
-      <w:r>
-        <w:t>The authentication service is another simple server that runs as an API service. Utilising an SQLite database to store the user data, this method of storing data is much more developer friendly.</w:t>
-      </w:r>
-    </w:p>
-    <w:p>
-      <w:r>
-        <w:t>In order to prevent having to constantly check passwords, the applications including the store implement a token system. Tokens are session-based methods of ensuring a user is who they say they are per request to the server.</w:t>
+      <w:bookmarkStart w:id="42" w:name="_Toc196608767"/>
+      <w:r>
+        <w:t xml:space="preserve">JWT </w:t>
+      </w:r>
+      <w:r>
+        <w:t>T</w:t>
+      </w:r>
+      <w:r>
+        <w:t>oken</w:t>
+      </w:r>
+      <w:r>
+        <w:t>s</w:t>
+      </w:r>
+      <w:bookmarkEnd w:id="42"/>
+    </w:p>
+    <w:p>
+      <w:r>
+        <w:t xml:space="preserve">A JWT token is an internet standard way for creating and storing encoded data within a token. Within the application, JWT tokens are used to store the userID of a user. </w:t>
+      </w:r>
+      <w:r>
+        <w:t>T</w:t>
+      </w:r>
+      <w:r>
+        <w:t xml:space="preserve">he </w:t>
+      </w:r>
+      <w:r>
+        <w:t>userID</w:t>
+      </w:r>
+      <w:r>
+        <w:t xml:space="preserve"> </w:t>
+      </w:r>
+      <w:r>
+        <w:t>can then be</w:t>
+      </w:r>
+      <w:r>
+        <w:t xml:space="preserve"> used to</w:t>
+      </w:r>
+      <w:r>
+        <w:t xml:space="preserve"> match</w:t>
+      </w:r>
+      <w:r>
+        <w:t xml:space="preserve"> and</w:t>
+      </w:r>
+      <w:r>
+        <w:t xml:space="preserve"> find the</w:t>
+      </w:r>
+      <w:r>
+        <w:t xml:space="preserve"> </w:t>
+      </w:r>
+      <w:r>
+        <w:t>relevant</w:t>
+      </w:r>
+      <w:r>
+        <w:t xml:space="preserve"> data</w:t>
+      </w:r>
+      <w:r>
+        <w:t xml:space="preserve"> for the user</w:t>
+      </w:r>
+      <w:r>
+        <w:t xml:space="preserve"> from the database or cache</w:t>
+      </w:r>
+      <w:r>
+        <w:t>.</w:t>
       </w:r>
     </w:p>
     <w:p>
       <w:pPr>
         <w:pStyle w:val="Heading2"/>
       </w:pPr>
-      <w:bookmarkStart w:id="42" w:name="_Toc196607749"/>
-      <w:r>
-        <w:t xml:space="preserve">JWT </w:t>
-      </w:r>
-      <w:r>
-        <w:t>T</w:t>
-      </w:r>
-      <w:r>
-        <w:t>oken</w:t>
-      </w:r>
-      <w:r>
-        <w:t>s</w:t>
-      </w:r>
-      <w:bookmarkEnd w:id="42"/>
-    </w:p>
-    <w:p>
-      <w:r>
-        <w:t xml:space="preserve">A JWT token is an internet standard way for creating and storing encoded data within a token. Within the application, JWT tokens are used to store the userID of a user. </w:t>
-      </w:r>
-      <w:r>
-        <w:t>T</w:t>
-      </w:r>
-      <w:r>
-        <w:t xml:space="preserve">he </w:t>
-      </w:r>
-      <w:r>
-        <w:t>userID</w:t>
+      <w:bookmarkStart w:id="43" w:name="_Toc196608768"/>
+      <w:r>
+        <w:t>Caching</w:t>
+      </w:r>
+      <w:bookmarkEnd w:id="43"/>
+    </w:p>
+    <w:p>
+      <w:r>
+        <w:t>Caching user data speeds up the application by reducing the amount of much slower IO processes that need to occur</w:t>
+      </w:r>
+      <w:r>
+        <w:t xml:space="preserve">. </w:t>
+      </w:r>
+      <w:r>
+        <w:t xml:space="preserve">An </w:t>
+      </w:r>
+      <w:r>
+        <w:t>example</w:t>
+      </w:r>
+      <w:r>
+        <w:t xml:space="preserve"> IO process is</w:t>
+      </w:r>
+      <w:r>
+        <w:t xml:space="preserve"> having </w:t>
+      </w:r>
+      <w:r>
+        <w:t xml:space="preserve">to read from a file </w:t>
+      </w:r>
+      <w:r>
+        <w:t>every time</w:t>
+      </w:r>
+      <w:r>
+        <w:t xml:space="preserve"> the user wishes to access it</w:t>
+      </w:r>
+      <w:r>
+        <w:t>, which</w:t>
+      </w:r>
+      <w:r>
+        <w:t xml:space="preserve"> is a</w:t>
       </w:r>
       <w:r>
         <w:t xml:space="preserve"> </w:t>
       </w:r>
       <w:r>
-        <w:t>can then be</w:t>
-      </w:r>
-      <w:r>
-        <w:t xml:space="preserve"> used to</w:t>
-      </w:r>
-      <w:r>
-        <w:t xml:space="preserve"> match</w:t>
-      </w:r>
-      <w:r>
-        <w:t xml:space="preserve"> and</w:t>
-      </w:r>
-      <w:r>
-        <w:t xml:space="preserve"> find the</w:t>
+        <w:t>slow process</w:t>
+      </w:r>
+      <w:r>
+        <w:t>, especially</w:t>
+      </w:r>
+      <w:r>
+        <w:t xml:space="preserve"> if it was required to be carried out for </w:t>
+      </w:r>
+      <w:r>
+        <w:t>every</w:t>
+      </w:r>
+      <w:r>
+        <w:t xml:space="preserve"> user. Instead</w:t>
+      </w:r>
+      <w:r>
+        <w:t>,</w:t>
+      </w:r>
+      <w:r>
+        <w:t xml:space="preserve"> the ICMS</w:t>
       </w:r>
       <w:r>
         <w:t xml:space="preserve"> </w:t>
       </w:r>
       <w:r>
-        <w:t>relevant</w:t>
-      </w:r>
-      <w:r>
-        <w:t xml:space="preserve"> data</w:t>
-      </w:r>
-      <w:r>
-        <w:t xml:space="preserve"> for the user</w:t>
-      </w:r>
-      <w:r>
-        <w:t xml:space="preserve"> from the database or cache</w:t>
+        <w:t xml:space="preserve">applications </w:t>
+      </w:r>
+      <w:r>
+        <w:t>retrieve th</w:t>
+      </w:r>
+      <w:r>
+        <w:t>e</w:t>
+      </w:r>
+      <w:r>
+        <w:t xml:space="preserve"> user data and store it in a list in memory</w:t>
       </w:r>
       <w:r>
         <w:t>.</w:t>
       </w:r>
     </w:p>
     <w:p>
+      <w:r>
+        <w:t>Unfortunately,</w:t>
+      </w:r>
+      <w:r>
+        <w:t xml:space="preserve"> as with all things in software development,</w:t>
+      </w:r>
+      <w:r>
+        <w:t xml:space="preserve"> u</w:t>
+      </w:r>
+      <w:r>
+        <w:t xml:space="preserve">tilising this system does come with some drawbacks, </w:t>
+      </w:r>
+      <w:r>
+        <w:t xml:space="preserve">namely </w:t>
+      </w:r>
+      <w:r>
+        <w:t>being that caching systems can be incredibly memory hungry on lower power devices</w:t>
+      </w:r>
+      <w:r>
+        <w:t xml:space="preserve"> and can cause some issues depending on the size of the total amount of data needing to be stored</w:t>
+      </w:r>
+      <w:r>
+        <w:t>.</w:t>
+      </w:r>
+      <w:r>
+        <w:t xml:space="preserve"> Another issue is determining when the user data is not going to be accessed anymore as keeping user data that has been unused for a long time becomes extremely memory inefficient.</w:t>
+      </w:r>
+      <w:r>
+        <w:t xml:space="preserve"> For</w:t>
+      </w:r>
+      <w:r>
+        <w:t xml:space="preserve"> </w:t>
+      </w:r>
+      <w:r>
+        <w:t>applications such as ICMS, it was designed</w:t>
+      </w:r>
+      <w:r>
+        <w:t xml:space="preserve"> around</w:t>
+      </w:r>
+      <w:r>
+        <w:t xml:space="preserve"> the total amount of users ideally</w:t>
+      </w:r>
+      <w:r>
+        <w:t xml:space="preserve"> </w:t>
+      </w:r>
+      <w:r>
+        <w:t xml:space="preserve">being </w:t>
+      </w:r>
+      <w:r>
+        <w:t xml:space="preserve">a low </w:t>
+      </w:r>
+      <w:r>
+        <w:t xml:space="preserve">amount, so it then </w:t>
+      </w:r>
+      <w:r>
+        <w:t xml:space="preserve">only utilises the database as a form of </w:t>
+      </w:r>
+      <w:r>
+        <w:t>a</w:t>
+      </w:r>
+      <w:r>
+        <w:t xml:space="preserve"> </w:t>
+      </w:r>
+      <w:r>
+        <w:t>backup</w:t>
+      </w:r>
+      <w:r>
+        <w:t xml:space="preserve"> for the </w:t>
+      </w:r>
+      <w:r>
+        <w:t xml:space="preserve">user </w:t>
+      </w:r>
+      <w:r>
+        <w:t>data,</w:t>
+      </w:r>
+      <w:r>
+        <w:t xml:space="preserve"> so that </w:t>
+      </w:r>
+      <w:r>
+        <w:t>it</w:t>
+      </w:r>
+      <w:r>
+        <w:t xml:space="preserve"> can be </w:t>
+      </w:r>
+      <w:r>
+        <w:t>retrieved when the application is shutdown</w:t>
+      </w:r>
+      <w:r>
+        <w:t>.</w:t>
+      </w:r>
+    </w:p>
+    <w:p>
+      <w:r>
+        <w:t>If the application were to be scaled to bigger amounts of users, the system would need to be updated to reflect that.</w:t>
+      </w:r>
+    </w:p>
+    <w:p>
       <w:pPr>
         <w:pStyle w:val="Heading2"/>
       </w:pPr>
-      <w:bookmarkStart w:id="43" w:name="_Toc196607750"/>
-      <w:r>
-        <w:t>Caching</w:t>
-      </w:r>
-      <w:bookmarkEnd w:id="43"/>
-    </w:p>
-    <w:p>
-      <w:r>
-        <w:t>Caching user data speeds up the application by reducing the amount of much slower IO processes that need to occur</w:t>
-      </w:r>
-      <w:r>
-        <w:t xml:space="preserve">. </w:t>
-      </w:r>
-      <w:r>
-        <w:t xml:space="preserve">An </w:t>
-      </w:r>
-      <w:r>
-        <w:t>example</w:t>
-      </w:r>
-      <w:r>
-        <w:t xml:space="preserve"> IO process is</w:t>
-      </w:r>
-      <w:r>
-        <w:t xml:space="preserve"> having </w:t>
-      </w:r>
-      <w:r>
-        <w:t xml:space="preserve">to read from a file </w:t>
-      </w:r>
-      <w:r>
-        <w:t>every time</w:t>
-      </w:r>
-      <w:r>
-        <w:t xml:space="preserve"> the user wishes to access it</w:t>
-      </w:r>
-      <w:r>
-        <w:t>, which</w:t>
-      </w:r>
-      <w:r>
-        <w:t xml:space="preserve"> is a</w:t>
-      </w:r>
-      <w:r>
-        <w:t xml:space="preserve"> </w:t>
-      </w:r>
-      <w:r>
-        <w:t>slow process</w:t>
-      </w:r>
-      <w:r>
-        <w:t>, especially</w:t>
-      </w:r>
-      <w:r>
-        <w:t xml:space="preserve"> if it was required to be carried out for </w:t>
-      </w:r>
-      <w:r>
-        <w:t>every</w:t>
-      </w:r>
-      <w:r>
-        <w:t xml:space="preserve"> user. Instead</w:t>
-      </w:r>
-      <w:r>
-        <w:t>,</w:t>
-      </w:r>
-      <w:r>
-        <w:t xml:space="preserve"> the ICMS</w:t>
-      </w:r>
-      <w:r>
-        <w:t xml:space="preserve"> </w:t>
-      </w:r>
-      <w:r>
-        <w:t xml:space="preserve">applications </w:t>
-      </w:r>
-      <w:r>
-        <w:t>retrieve th</w:t>
-      </w:r>
-      <w:r>
-        <w:t>e</w:t>
-      </w:r>
-      <w:r>
-        <w:t xml:space="preserve"> user data and store it in a list in memory</w:t>
-      </w:r>
-      <w:r>
-        <w:t>.</w:t>
-      </w:r>
-    </w:p>
-    <w:p>
-      <w:r>
-        <w:t>Unfortunately,</w:t>
-      </w:r>
-      <w:r>
-        <w:t xml:space="preserve"> as with all things in software development,</w:t>
-      </w:r>
-      <w:r>
-        <w:t xml:space="preserve"> u</w:t>
-      </w:r>
-      <w:r>
-        <w:t xml:space="preserve">tilising this system does come with some drawbacks, </w:t>
-      </w:r>
-      <w:r>
-        <w:t xml:space="preserve">namely </w:t>
-      </w:r>
-      <w:r>
-        <w:t>being that caching systems can be incredibly memory hungry on lower power devices</w:t>
-      </w:r>
-      <w:r>
-        <w:t xml:space="preserve"> and can cause some issues depending on the size of the total amount of data needing to be stored</w:t>
-      </w:r>
-      <w:r>
-        <w:t>.</w:t>
-      </w:r>
-      <w:r>
-        <w:t xml:space="preserve"> Another issue is determining when the user data is not going to be accessed anymore as keeping user data that has been unused for a long time becomes extremely memory inefficient.</w:t>
-      </w:r>
-      <w:r>
-        <w:t xml:space="preserve"> For</w:t>
-      </w:r>
-      <w:r>
-        <w:t xml:space="preserve"> </w:t>
-      </w:r>
-      <w:r>
-        <w:t>applications such as ICMS, it was designed</w:t>
-      </w:r>
-      <w:r>
-        <w:t xml:space="preserve"> around</w:t>
-      </w:r>
-      <w:r>
-        <w:t xml:space="preserve"> the total amount of users ideally</w:t>
-      </w:r>
-      <w:r>
-        <w:t xml:space="preserve"> </w:t>
-      </w:r>
-      <w:r>
-        <w:t xml:space="preserve">being </w:t>
-      </w:r>
-      <w:r>
-        <w:t xml:space="preserve">a low </w:t>
-      </w:r>
-      <w:r>
-        <w:t xml:space="preserve">amount, so it then </w:t>
-      </w:r>
-      <w:r>
-        <w:t xml:space="preserve">only utilises the database as a form of </w:t>
-      </w:r>
-      <w:r>
-        <w:t>a</w:t>
-      </w:r>
-      <w:r>
-        <w:t xml:space="preserve"> </w:t>
-      </w:r>
-      <w:r>
-        <w:t>backup</w:t>
-      </w:r>
-      <w:r>
-        <w:t xml:space="preserve"> for the </w:t>
-      </w:r>
-      <w:r>
-        <w:t xml:space="preserve">user </w:t>
-      </w:r>
-      <w:r>
-        <w:t>data,</w:t>
-      </w:r>
-      <w:r>
-        <w:t xml:space="preserve"> so that </w:t>
-      </w:r>
-      <w:r>
-        <w:t>it</w:t>
-      </w:r>
-      <w:r>
-        <w:t xml:space="preserve"> can be </w:t>
-      </w:r>
-      <w:r>
-        <w:t>retrieved when the application is shutdown</w:t>
-      </w:r>
-      <w:r>
-        <w:t>.</w:t>
-      </w:r>
-    </w:p>
-    <w:p>
-      <w:r>
-        <w:t>If the application were to be scaled to bigger amounts of users, the system would need to be updated to reflect that.</w:t>
-      </w:r>
-    </w:p>
-    <w:p>
-      <w:pPr>
-        <w:pStyle w:val="Heading2"/>
-      </w:pPr>
-      <w:bookmarkStart w:id="44" w:name="_Toc196607751"/>
+      <w:bookmarkStart w:id="44" w:name="_Toc196608769"/>
       <w:r>
         <w:t>Database/SQLite</w:t>
       </w:r>
@@ -8643,7 +8597,7 @@
       <w:pPr>
         <w:pStyle w:val="Heading1"/>
       </w:pPr>
-      <w:bookmarkStart w:id="45" w:name="_Toc196607752"/>
+      <w:bookmarkStart w:id="45" w:name="_Toc196608770"/>
       <w:r>
         <w:t xml:space="preserve">Extending </w:t>
       </w:r>
@@ -8764,7 +8718,7 @@
       <w:pPr>
         <w:pStyle w:val="Heading2"/>
       </w:pPr>
-      <w:bookmarkStart w:id="46" w:name="_Toc196607753"/>
+      <w:bookmarkStart w:id="46" w:name="_Toc196608771"/>
       <w:r>
         <w:t>Extensions</w:t>
       </w:r>
@@ -8914,7 +8868,7 @@
         <w:pStyle w:val="Heading1"/>
       </w:pPr>
       <w:bookmarkStart w:id="47" w:name="_Testing_and_Analysis"/>
-      <w:bookmarkStart w:id="48" w:name="_Toc196607754"/>
+      <w:bookmarkStart w:id="48" w:name="_Toc196608772"/>
       <w:bookmarkEnd w:id="47"/>
       <w:r>
         <w:t xml:space="preserve">Testing </w:t>
@@ -9021,7 +8975,7 @@
       <w:pPr>
         <w:pStyle w:val="Heading2"/>
       </w:pPr>
-      <w:bookmarkStart w:id="49" w:name="_Toc196607755"/>
+      <w:bookmarkStart w:id="49" w:name="_Toc196608773"/>
       <w:r>
         <w:t>Usability Testing</w:t>
       </w:r>
@@ -9406,7 +9360,7 @@
       <w:pPr>
         <w:pStyle w:val="Heading2"/>
       </w:pPr>
-      <w:bookmarkStart w:id="50" w:name="_Toc196607756"/>
+      <w:bookmarkStart w:id="50" w:name="_Toc196608774"/>
       <w:r>
         <w:t>Feedback</w:t>
       </w:r>
@@ -9425,7 +9379,7 @@
       <w:pPr>
         <w:pStyle w:val="Heading2"/>
       </w:pPr>
-      <w:bookmarkStart w:id="51" w:name="_Toc196607757"/>
+      <w:bookmarkStart w:id="51" w:name="_Toc196608775"/>
       <w:r>
         <w:lastRenderedPageBreak/>
         <w:t xml:space="preserve">Ease of development vs </w:t>
@@ -9449,7 +9403,7 @@
       <w:pPr>
         <w:pStyle w:val="Heading1"/>
       </w:pPr>
-      <w:bookmarkStart w:id="52" w:name="_Toc196607758"/>
+      <w:bookmarkStart w:id="52" w:name="_Toc196608776"/>
       <w:r>
         <w:t>Development Environment</w:t>
       </w:r>
@@ -9459,7 +9413,7 @@
       <w:pPr>
         <w:pStyle w:val="Heading2"/>
       </w:pPr>
-      <w:bookmarkStart w:id="53" w:name="_Toc196607759"/>
+      <w:bookmarkStart w:id="53" w:name="_Toc196608777"/>
       <w:r>
         <w:t>Hosting and improving on ease of use</w:t>
       </w:r>
@@ -9480,7 +9434,7 @@
       <w:pPr>
         <w:pStyle w:val="Heading2"/>
       </w:pPr>
-      <w:bookmarkStart w:id="54" w:name="_Toc196607760"/>
+      <w:bookmarkStart w:id="54" w:name="_Toc196608778"/>
       <w:r>
         <w:t>Docker</w:t>
       </w:r>
@@ -9568,7 +9522,7 @@
       <w:pPr>
         <w:pStyle w:val="Heading2"/>
       </w:pPr>
-      <w:bookmarkStart w:id="55" w:name="_Toc196607761"/>
+      <w:bookmarkStart w:id="55" w:name="_Toc196608779"/>
       <w:r>
         <w:t>Docker</w:t>
       </w:r>
@@ -9591,12 +9545,11 @@
         <w:t xml:space="preserve"> Dockerfiles to be compiled together and run simultaneously in the same docker image. Through the image, different applications can be disabled and enabled depending on which parts the end user wishes to use. </w:t>
       </w:r>
     </w:p>
-    <w:p/>
     <w:p>
       <w:pPr>
         <w:pStyle w:val="Heading2"/>
       </w:pPr>
-      <w:bookmarkStart w:id="56" w:name="_Toc196607762"/>
+      <w:bookmarkStart w:id="56" w:name="_Toc196608780"/>
       <w:r>
         <w:t>Nginx</w:t>
       </w:r>
@@ -9631,12 +9584,16 @@
         <w:t xml:space="preserve"> This system is good for taking advantage of features such as load balancing and rate limiting.</w:t>
       </w:r>
     </w:p>
-    <w:p/>
+    <w:p>
+      <w:r>
+        <w:t>(show diagram here)</w:t>
+      </w:r>
+    </w:p>
     <w:p>
       <w:pPr>
         <w:pStyle w:val="Heading1"/>
       </w:pPr>
-      <w:bookmarkStart w:id="57" w:name="_Toc196607763"/>
+      <w:bookmarkStart w:id="57" w:name="_Toc196608781"/>
       <w:r>
         <w:lastRenderedPageBreak/>
         <w:t>Optimising The Application/Future development</w:t>
@@ -9647,7 +9604,7 @@
       <w:pPr>
         <w:pStyle w:val="Heading2"/>
       </w:pPr>
-      <w:bookmarkStart w:id="58" w:name="_Toc196607764"/>
+      <w:bookmarkStart w:id="58" w:name="_Toc196608782"/>
       <w:r>
         <w:t>Improving the store</w:t>
       </w:r>
@@ -9700,7 +9657,7 @@
       <w:pPr>
         <w:pStyle w:val="Heading2"/>
       </w:pPr>
-      <w:bookmarkStart w:id="59" w:name="_Toc196607765"/>
+      <w:bookmarkStart w:id="59" w:name="_Toc196608783"/>
       <w:r>
         <w:t xml:space="preserve">Improved </w:t>
       </w:r>
@@ -9743,7 +9700,7 @@
       <w:pPr>
         <w:pStyle w:val="Heading1"/>
       </w:pPr>
-      <w:bookmarkStart w:id="60" w:name="_Toc196607766"/>
+      <w:bookmarkStart w:id="60" w:name="_Toc196608784"/>
       <w:r>
         <w:t>Problems with development</w:t>
       </w:r>
@@ -9774,21 +9731,132 @@
       <w:pPr>
         <w:pStyle w:val="Heading1"/>
       </w:pPr>
-      <w:bookmarkStart w:id="61" w:name="_Toc196607767"/>
+      <w:bookmarkStart w:id="61" w:name="_Toc196608785"/>
       <w:r>
         <w:lastRenderedPageBreak/>
-        <w:t xml:space="preserve">Overcoming </w:t>
-      </w:r>
-      <w:r>
-        <w:t xml:space="preserve">Challenges </w:t>
-      </w:r>
-      <w:r>
-        <w:t>with</w:t>
-      </w:r>
-      <w:r>
-        <w:t xml:space="preserve"> Development</w:t>
+        <w:t xml:space="preserve">What I’ve </w:t>
+      </w:r>
+      <w:r>
+        <w:t>L</w:t>
+      </w:r>
+      <w:r>
+        <w:t>earned and</w:t>
+      </w:r>
+      <w:r>
+        <w:t xml:space="preserve"> I</w:t>
+      </w:r>
+      <w:r>
+        <w:t xml:space="preserve">mproved </w:t>
+      </w:r>
+      <w:r>
+        <w:t>D</w:t>
+      </w:r>
+      <w:r>
+        <w:t xml:space="preserve">uring the </w:t>
+      </w:r>
+      <w:r>
+        <w:t>P</w:t>
+      </w:r>
+      <w:r>
+        <w:t>roject</w:t>
       </w:r>
       <w:bookmarkEnd w:id="61"/>
+    </w:p>
+    <w:p>
+      <w:r>
+        <w:t>This project has been an immense undertaking and</w:t>
+      </w:r>
+      <w:r>
+        <w:t xml:space="preserve"> one of the biggest </w:t>
+      </w:r>
+      <w:r>
+        <w:t>take-</w:t>
+      </w:r>
+      <w:r>
+        <w:t>aways from the project is that</w:t>
+      </w:r>
+      <w:r>
+        <w:t xml:space="preserve"> many features haven needed to be cut or modified to fit within the deadline</w:t>
+      </w:r>
+      <w:r>
+        <w:t>.</w:t>
+      </w:r>
+      <w:r>
+        <w:t xml:space="preserve"> Conforming to deadlines </w:t>
+      </w:r>
+      <w:r>
+        <w:t xml:space="preserve"> </w:t>
+      </w:r>
+      <w:r>
+        <w:t>is always important in big projects in the professional world.</w:t>
+      </w:r>
+    </w:p>
+    <w:p>
+      <w:pPr>
+        <w:pStyle w:val="Heading1"/>
+      </w:pPr>
+      <w:bookmarkStart w:id="62" w:name="_Toc196608786"/>
+      <w:r>
+        <w:t>Final thoughts and discussion</w:t>
+      </w:r>
+      <w:bookmarkEnd w:id="62"/>
+    </w:p>
+    <w:p>
+      <w:r>
+        <w:t>The market for these devices and the software written for them is massive</w:t>
+      </w:r>
+      <w:r>
+        <w:t xml:space="preserve">, </w:t>
+      </w:r>
+    </w:p>
+    <w:p/>
+    <w:p/>
+    <w:p>
+      <w:r>
+        <w:t>This application doesn’t aim to fix every problem but a select few</w:t>
+      </w:r>
+      <w:r>
+        <w:t>. With any application being developed, feature creep is inevitable</w:t>
+      </w:r>
+      <w:r>
+        <w:t>.</w:t>
+      </w:r>
+      <w:r>
+        <w:t xml:space="preserve"> </w:t>
+      </w:r>
+      <w:r>
+        <w:t xml:space="preserve">When designing the </w:t>
+      </w:r>
+      <w:r>
+        <w:t>project,</w:t>
+      </w:r>
+      <w:r>
+        <w:t xml:space="preserve"> it was especially important to not let too many features be added</w:t>
+      </w:r>
+      <w:r>
+        <w:t xml:space="preserve"> </w:t>
+      </w:r>
+      <w:r>
+        <w:t>because the project was</w:t>
+      </w:r>
+      <w:r>
+        <w:t xml:space="preserve"> never</w:t>
+      </w:r>
+      <w:r>
+        <w:t xml:space="preserve"> designed to actually fix </w:t>
+      </w:r>
+      <w:r>
+        <w:t xml:space="preserve">all the </w:t>
+      </w:r>
+      <w:r>
+        <w:t>problem</w:t>
+      </w:r>
+      <w:r>
+        <w:t>s</w:t>
+      </w:r>
+      <w:r>
+        <w:t xml:space="preserve"> found within the design and development of IOT devices. This application was designed to host and manage code written for a central server and allow different devices connected to it access and call that code.</w:t>
+      </w:r>
     </w:p>
     <w:p/>
     <w:p/>
@@ -9802,150 +9870,11 @@
       <w:pPr>
         <w:pStyle w:val="Heading1"/>
       </w:pPr>
-      <w:bookmarkStart w:id="62" w:name="_Toc196607768"/>
-      <w:r>
-        <w:t xml:space="preserve">What I’ve </w:t>
-      </w:r>
-      <w:r>
-        <w:t>L</w:t>
-      </w:r>
-      <w:r>
-        <w:t>earned and</w:t>
-      </w:r>
-      <w:r>
-        <w:t xml:space="preserve"> I</w:t>
-      </w:r>
-      <w:r>
-        <w:t xml:space="preserve">mproved </w:t>
-      </w:r>
-      <w:r>
-        <w:t>D</w:t>
-      </w:r>
-      <w:r>
-        <w:t xml:space="preserve">uring the </w:t>
-      </w:r>
-      <w:r>
-        <w:t>P</w:t>
-      </w:r>
-      <w:r>
-        <w:t>roject</w:t>
-      </w:r>
-      <w:bookmarkEnd w:id="62"/>
-    </w:p>
-    <w:p>
-      <w:r>
-        <w:t>This project has been an immense undertaking and</w:t>
-      </w:r>
-      <w:r>
-        <w:t xml:space="preserve"> one of the biggest </w:t>
-      </w:r>
-      <w:r>
-        <w:t>take-</w:t>
-      </w:r>
-      <w:r>
-        <w:t>aways from the project is that</w:t>
-      </w:r>
-      <w:r>
-        <w:t xml:space="preserve"> many features haven needed to be cut or modified to fit within the deadline</w:t>
-      </w:r>
-      <w:r>
-        <w:t>.</w:t>
-      </w:r>
-      <w:r>
-        <w:t xml:space="preserve"> Conforming to deadlines </w:t>
-      </w:r>
-      <w:r>
-        <w:t xml:space="preserve"> </w:t>
-      </w:r>
-      <w:r>
-        <w:t>is always important in big projects in the professional world.</w:t>
-      </w:r>
-    </w:p>
-    <w:p>
-      <w:pPr>
-        <w:pStyle w:val="Heading1"/>
-      </w:pPr>
-      <w:bookmarkStart w:id="63" w:name="_Toc196607769"/>
-      <w:r>
-        <w:t>Final thoughts and discussion</w:t>
+      <w:bookmarkStart w:id="63" w:name="_Toc196608787"/>
+      <w:r>
+        <w:t>Refences</w:t>
       </w:r>
       <w:bookmarkEnd w:id="63"/>
-    </w:p>
-    <w:p>
-      <w:r>
-        <w:t>The market for these devices and the software written for them is massive</w:t>
-      </w:r>
-      <w:r>
-        <w:t xml:space="preserve">, </w:t>
-      </w:r>
-    </w:p>
-    <w:p/>
-    <w:p/>
-    <w:p>
-      <w:r>
-        <w:t>This application doesn’t aim to fix every problem but a select few</w:t>
-      </w:r>
-      <w:r>
-        <w:t>. With any application being developed, feature creep is inevitable</w:t>
-      </w:r>
-      <w:r>
-        <w:t>.</w:t>
-      </w:r>
-      <w:r>
-        <w:t xml:space="preserve"> </w:t>
-      </w:r>
-      <w:r>
-        <w:t xml:space="preserve">When designing the </w:t>
-      </w:r>
-      <w:r>
-        <w:t>project,</w:t>
-      </w:r>
-      <w:r>
-        <w:t xml:space="preserve"> it was especially important to not let too many features be added</w:t>
-      </w:r>
-      <w:r>
-        <w:t xml:space="preserve"> </w:t>
-      </w:r>
-      <w:r>
-        <w:t>because the project was</w:t>
-      </w:r>
-      <w:r>
-        <w:t xml:space="preserve"> never</w:t>
-      </w:r>
-      <w:r>
-        <w:t xml:space="preserve"> designed to actually fix </w:t>
-      </w:r>
-      <w:r>
-        <w:t xml:space="preserve">all the </w:t>
-      </w:r>
-      <w:r>
-        <w:t>problem</w:t>
-      </w:r>
-      <w:r>
-        <w:t>s</w:t>
-      </w:r>
-      <w:r>
-        <w:t xml:space="preserve"> found within the design and development of IOT devices. This application was designed to host and manage code written for a central server and allow different devices connected to it access and call that code.</w:t>
-      </w:r>
-    </w:p>
-    <w:p/>
-    <w:p/>
-    <w:p/>
-    <w:p/>
-    <w:p/>
-    <w:p/>
-    <w:p/>
-    <w:p/>
-    <w:p>
-      <w:pPr>
-        <w:pStyle w:val="Heading1"/>
-      </w:pPr>
-      <w:bookmarkStart w:id="64" w:name="_Toc196607770"/>
-      <w:r>
-        <w:lastRenderedPageBreak/>
-        <w:t>Refences</w:t>
-      </w:r>
-      <w:bookmarkEnd w:id="64"/>
     </w:p>
     <w:p>
       <w:r>

--- a/docs/report.docx
+++ b/docs/report.docx
@@ -58,7 +58,7 @@
           <w:r>
             <w:fldChar w:fldCharType="separate"/>
           </w:r>
-          <w:hyperlink w:anchor="_Toc196671780" w:history="1">
+          <w:hyperlink w:anchor="_Toc196687018" w:history="1">
             <w:r>
               <w:rPr>
                 <w:rStyle w:val="Hyperlink"/>
@@ -85,7 +85,7 @@
                 <w:noProof/>
                 <w:webHidden/>
               </w:rPr>
-              <w:instrText xml:space="preserve"> PAGEREF _Toc196671780 \h </w:instrText>
+              <w:instrText xml:space="preserve"> PAGEREF _Toc196687018 \h </w:instrText>
             </w:r>
             <w:r>
               <w:rPr>
@@ -130,7 +130,7 @@
               <w:lang w:eastAsia="en-GB"/>
             </w:rPr>
           </w:pPr>
-          <w:hyperlink w:anchor="_Toc196671781" w:history="1">
+          <w:hyperlink w:anchor="_Toc196687019" w:history="1">
             <w:r>
               <w:rPr>
                 <w:rStyle w:val="Hyperlink"/>
@@ -157,7 +157,7 @@
                 <w:noProof/>
                 <w:webHidden/>
               </w:rPr>
-              <w:instrText xml:space="preserve"> PAGEREF _Toc196671781 \h </w:instrText>
+              <w:instrText xml:space="preserve"> PAGEREF _Toc196687019 \h </w:instrText>
             </w:r>
             <w:r>
               <w:rPr>
@@ -202,7 +202,7 @@
               <w:lang w:eastAsia="en-GB"/>
             </w:rPr>
           </w:pPr>
-          <w:hyperlink w:anchor="_Toc196671782" w:history="1">
+          <w:hyperlink w:anchor="_Toc196687020" w:history="1">
             <w:r>
               <w:rPr>
                 <w:rStyle w:val="Hyperlink"/>
@@ -229,7 +229,7 @@
                 <w:noProof/>
                 <w:webHidden/>
               </w:rPr>
-              <w:instrText xml:space="preserve"> PAGEREF _Toc196671782 \h </w:instrText>
+              <w:instrText xml:space="preserve"> PAGEREF _Toc196687020 \h </w:instrText>
             </w:r>
             <w:r>
               <w:rPr>
@@ -274,7 +274,7 @@
               <w:lang w:eastAsia="en-GB"/>
             </w:rPr>
           </w:pPr>
-          <w:hyperlink w:anchor="_Toc196671783" w:history="1">
+          <w:hyperlink w:anchor="_Toc196687021" w:history="1">
             <w:r>
               <w:rPr>
                 <w:rStyle w:val="Hyperlink"/>
@@ -301,7 +301,7 @@
                 <w:noProof/>
                 <w:webHidden/>
               </w:rPr>
-              <w:instrText xml:space="preserve"> PAGEREF _Toc196671783 \h </w:instrText>
+              <w:instrText xml:space="preserve"> PAGEREF _Toc196687021 \h </w:instrText>
             </w:r>
             <w:r>
               <w:rPr>
@@ -346,7 +346,7 @@
               <w:lang w:eastAsia="en-GB"/>
             </w:rPr>
           </w:pPr>
-          <w:hyperlink w:anchor="_Toc196671784" w:history="1">
+          <w:hyperlink w:anchor="_Toc196687022" w:history="1">
             <w:r>
               <w:rPr>
                 <w:rStyle w:val="Hyperlink"/>
@@ -373,7 +373,7 @@
                 <w:noProof/>
                 <w:webHidden/>
               </w:rPr>
-              <w:instrText xml:space="preserve"> PAGEREF _Toc196671784 \h </w:instrText>
+              <w:instrText xml:space="preserve"> PAGEREF _Toc196687022 \h </w:instrText>
             </w:r>
             <w:r>
               <w:rPr>
@@ -418,7 +418,7 @@
               <w:lang w:eastAsia="en-GB"/>
             </w:rPr>
           </w:pPr>
-          <w:hyperlink w:anchor="_Toc196671785" w:history="1">
+          <w:hyperlink w:anchor="_Toc196687023" w:history="1">
             <w:r>
               <w:rPr>
                 <w:rStyle w:val="Hyperlink"/>
@@ -445,7 +445,7 @@
                 <w:noProof/>
                 <w:webHidden/>
               </w:rPr>
-              <w:instrText xml:space="preserve"> PAGEREF _Toc196671785 \h </w:instrText>
+              <w:instrText xml:space="preserve"> PAGEREF _Toc196687023 \h </w:instrText>
             </w:r>
             <w:r>
               <w:rPr>
@@ -490,7 +490,7 @@
               <w:lang w:eastAsia="en-GB"/>
             </w:rPr>
           </w:pPr>
-          <w:hyperlink w:anchor="_Toc196671786" w:history="1">
+          <w:hyperlink w:anchor="_Toc196687024" w:history="1">
             <w:r>
               <w:rPr>
                 <w:rStyle w:val="Hyperlink"/>
@@ -517,7 +517,7 @@
                 <w:noProof/>
                 <w:webHidden/>
               </w:rPr>
-              <w:instrText xml:space="preserve"> PAGEREF _Toc196671786 \h </w:instrText>
+              <w:instrText xml:space="preserve"> PAGEREF _Toc196687024 \h </w:instrText>
             </w:r>
             <w:r>
               <w:rPr>
@@ -562,7 +562,7 @@
               <w:lang w:eastAsia="en-GB"/>
             </w:rPr>
           </w:pPr>
-          <w:hyperlink w:anchor="_Toc196671787" w:history="1">
+          <w:hyperlink w:anchor="_Toc196687025" w:history="1">
             <w:r>
               <w:rPr>
                 <w:rStyle w:val="Hyperlink"/>
@@ -589,7 +589,7 @@
                 <w:noProof/>
                 <w:webHidden/>
               </w:rPr>
-              <w:instrText xml:space="preserve"> PAGEREF _Toc196671787 \h </w:instrText>
+              <w:instrText xml:space="preserve"> PAGEREF _Toc196687025 \h </w:instrText>
             </w:r>
             <w:r>
               <w:rPr>
@@ -634,7 +634,7 @@
               <w:lang w:eastAsia="en-GB"/>
             </w:rPr>
           </w:pPr>
-          <w:hyperlink w:anchor="_Toc196671788" w:history="1">
+          <w:hyperlink w:anchor="_Toc196687026" w:history="1">
             <w:r>
               <w:rPr>
                 <w:rStyle w:val="Hyperlink"/>
@@ -661,7 +661,7 @@
                 <w:noProof/>
                 <w:webHidden/>
               </w:rPr>
-              <w:instrText xml:space="preserve"> PAGEREF _Toc196671788 \h </w:instrText>
+              <w:instrText xml:space="preserve"> PAGEREF _Toc196687026 \h </w:instrText>
             </w:r>
             <w:r>
               <w:rPr>
@@ -706,7 +706,7 @@
               <w:lang w:eastAsia="en-GB"/>
             </w:rPr>
           </w:pPr>
-          <w:hyperlink w:anchor="_Toc196671789" w:history="1">
+          <w:hyperlink w:anchor="_Toc196687027" w:history="1">
             <w:r>
               <w:rPr>
                 <w:rStyle w:val="Hyperlink"/>
@@ -733,7 +733,7 @@
                 <w:noProof/>
                 <w:webHidden/>
               </w:rPr>
-              <w:instrText xml:space="preserve"> PAGEREF _Toc196671789 \h </w:instrText>
+              <w:instrText xml:space="preserve"> PAGEREF _Toc196687027 \h </w:instrText>
             </w:r>
             <w:r>
               <w:rPr>
@@ -778,7 +778,7 @@
               <w:lang w:eastAsia="en-GB"/>
             </w:rPr>
           </w:pPr>
-          <w:hyperlink w:anchor="_Toc196671790" w:history="1">
+          <w:hyperlink w:anchor="_Toc196687028" w:history="1">
             <w:r>
               <w:rPr>
                 <w:rStyle w:val="Hyperlink"/>
@@ -805,7 +805,7 @@
                 <w:noProof/>
                 <w:webHidden/>
               </w:rPr>
-              <w:instrText xml:space="preserve"> PAGEREF _Toc196671790 \h </w:instrText>
+              <w:instrText xml:space="preserve"> PAGEREF _Toc196687028 \h </w:instrText>
             </w:r>
             <w:r>
               <w:rPr>
@@ -850,7 +850,7 @@
               <w:lang w:eastAsia="en-GB"/>
             </w:rPr>
           </w:pPr>
-          <w:hyperlink w:anchor="_Toc196671791" w:history="1">
+          <w:hyperlink w:anchor="_Toc196687029" w:history="1">
             <w:r>
               <w:rPr>
                 <w:rStyle w:val="Hyperlink"/>
@@ -877,7 +877,7 @@
                 <w:noProof/>
                 <w:webHidden/>
               </w:rPr>
-              <w:instrText xml:space="preserve"> PAGEREF _Toc196671791 \h </w:instrText>
+              <w:instrText xml:space="preserve"> PAGEREF _Toc196687029 \h </w:instrText>
             </w:r>
             <w:r>
               <w:rPr>
@@ -922,7 +922,7 @@
               <w:lang w:eastAsia="en-GB"/>
             </w:rPr>
           </w:pPr>
-          <w:hyperlink w:anchor="_Toc196671792" w:history="1">
+          <w:hyperlink w:anchor="_Toc196687030" w:history="1">
             <w:r>
               <w:rPr>
                 <w:rStyle w:val="Hyperlink"/>
@@ -949,7 +949,7 @@
                 <w:noProof/>
                 <w:webHidden/>
               </w:rPr>
-              <w:instrText xml:space="preserve"> PAGEREF _Toc196671792 \h </w:instrText>
+              <w:instrText xml:space="preserve"> PAGEREF _Toc196687030 \h </w:instrText>
             </w:r>
             <w:r>
               <w:rPr>
@@ -994,7 +994,7 @@
               <w:lang w:eastAsia="en-GB"/>
             </w:rPr>
           </w:pPr>
-          <w:hyperlink w:anchor="_Toc196671793" w:history="1">
+          <w:hyperlink w:anchor="_Toc196687031" w:history="1">
             <w:r>
               <w:rPr>
                 <w:rStyle w:val="Hyperlink"/>
@@ -1021,7 +1021,7 @@
                 <w:noProof/>
                 <w:webHidden/>
               </w:rPr>
-              <w:instrText xml:space="preserve"> PAGEREF _Toc196671793 \h </w:instrText>
+              <w:instrText xml:space="preserve"> PAGEREF _Toc196687031 \h </w:instrText>
             </w:r>
             <w:r>
               <w:rPr>
@@ -1042,6 +1042,78 @@
                 <w:webHidden/>
               </w:rPr>
               <w:t>6</w:t>
+            </w:r>
+            <w:r>
+              <w:rPr>
+                <w:noProof/>
+                <w:webHidden/>
+              </w:rPr>
+              <w:fldChar w:fldCharType="end"/>
+            </w:r>
+          </w:hyperlink>
+        </w:p>
+        <w:p>
+          <w:pPr>
+            <w:pStyle w:val="TOC1"/>
+            <w:tabs>
+              <w:tab w:val="right" w:leader="dot" w:pos="9016"/>
+            </w:tabs>
+            <w:rPr>
+              <w:rFonts w:eastAsiaTheme="minorEastAsia"/>
+              <w:noProof/>
+              <w:sz w:val="24"/>
+              <w:szCs w:val="24"/>
+              <w:lang w:eastAsia="en-GB"/>
+            </w:rPr>
+          </w:pPr>
+          <w:hyperlink w:anchor="_Toc196687032" w:history="1">
+            <w:r>
+              <w:rPr>
+                <w:rStyle w:val="Hyperlink"/>
+                <w:noProof/>
+              </w:rPr>
+              <w:t>Figma Designs</w:t>
+            </w:r>
+            <w:r>
+              <w:rPr>
+                <w:noProof/>
+                <w:webHidden/>
+              </w:rPr>
+              <w:tab/>
+            </w:r>
+            <w:r>
+              <w:rPr>
+                <w:noProof/>
+                <w:webHidden/>
+              </w:rPr>
+              <w:fldChar w:fldCharType="begin"/>
+            </w:r>
+            <w:r>
+              <w:rPr>
+                <w:noProof/>
+                <w:webHidden/>
+              </w:rPr>
+              <w:instrText xml:space="preserve"> PAGEREF _Toc196687032 \h </w:instrText>
+            </w:r>
+            <w:r>
+              <w:rPr>
+                <w:noProof/>
+                <w:webHidden/>
+              </w:rPr>
+            </w:r>
+            <w:r>
+              <w:rPr>
+                <w:noProof/>
+                <w:webHidden/>
+              </w:rPr>
+              <w:fldChar w:fldCharType="separate"/>
+            </w:r>
+            <w:r>
+              <w:rPr>
+                <w:noProof/>
+                <w:webHidden/>
+              </w:rPr>
+              <w:t>7</w:t>
             </w:r>
             <w:r>
               <w:rPr>
@@ -1066,13 +1138,13 @@
               <w:lang w:eastAsia="en-GB"/>
             </w:rPr>
           </w:pPr>
-          <w:hyperlink w:anchor="_Toc196671794" w:history="1">
+          <w:hyperlink w:anchor="_Toc196687033" w:history="1">
             <w:r>
               <w:rPr>
                 <w:rStyle w:val="Hyperlink"/>
                 <w:noProof/>
               </w:rPr>
-              <w:t>Figma Designs</w:t>
+              <w:t>Community Store Designs</w:t>
             </w:r>
             <w:r>
               <w:rPr>
@@ -1093,7 +1165,7 @@
                 <w:noProof/>
                 <w:webHidden/>
               </w:rPr>
-              <w:instrText xml:space="preserve"> PAGEREF _Toc196671794 \h </w:instrText>
+              <w:instrText xml:space="preserve"> PAGEREF _Toc196687033 \h </w:instrText>
             </w:r>
             <w:r>
               <w:rPr>
@@ -1114,6 +1186,78 @@
                 <w:webHidden/>
               </w:rPr>
               <w:t>7</w:t>
+            </w:r>
+            <w:r>
+              <w:rPr>
+                <w:noProof/>
+                <w:webHidden/>
+              </w:rPr>
+              <w:fldChar w:fldCharType="end"/>
+            </w:r>
+          </w:hyperlink>
+        </w:p>
+        <w:p>
+          <w:pPr>
+            <w:pStyle w:val="TOC2"/>
+            <w:tabs>
+              <w:tab w:val="right" w:leader="dot" w:pos="9016"/>
+            </w:tabs>
+            <w:rPr>
+              <w:rFonts w:eastAsiaTheme="minorEastAsia"/>
+              <w:noProof/>
+              <w:sz w:val="24"/>
+              <w:szCs w:val="24"/>
+              <w:lang w:eastAsia="en-GB"/>
+            </w:rPr>
+          </w:pPr>
+          <w:hyperlink w:anchor="_Toc196687034" w:history="1">
+            <w:r>
+              <w:rPr>
+                <w:rStyle w:val="Hyperlink"/>
+                <w:noProof/>
+              </w:rPr>
+              <w:t>ICMS Dashboard</w:t>
+            </w:r>
+            <w:r>
+              <w:rPr>
+                <w:noProof/>
+                <w:webHidden/>
+              </w:rPr>
+              <w:tab/>
+            </w:r>
+            <w:r>
+              <w:rPr>
+                <w:noProof/>
+                <w:webHidden/>
+              </w:rPr>
+              <w:fldChar w:fldCharType="begin"/>
+            </w:r>
+            <w:r>
+              <w:rPr>
+                <w:noProof/>
+                <w:webHidden/>
+              </w:rPr>
+              <w:instrText xml:space="preserve"> PAGEREF _Toc196687034 \h </w:instrText>
+            </w:r>
+            <w:r>
+              <w:rPr>
+                <w:noProof/>
+                <w:webHidden/>
+              </w:rPr>
+            </w:r>
+            <w:r>
+              <w:rPr>
+                <w:noProof/>
+                <w:webHidden/>
+              </w:rPr>
+              <w:fldChar w:fldCharType="separate"/>
+            </w:r>
+            <w:r>
+              <w:rPr>
+                <w:noProof/>
+                <w:webHidden/>
+              </w:rPr>
+              <w:t>8</w:t>
             </w:r>
             <w:r>
               <w:rPr>
@@ -1138,7 +1282,7 @@
               <w:lang w:eastAsia="en-GB"/>
             </w:rPr>
           </w:pPr>
-          <w:hyperlink w:anchor="_Toc196671795" w:history="1">
+          <w:hyperlink w:anchor="_Toc196687035" w:history="1">
             <w:r>
               <w:rPr>
                 <w:rStyle w:val="Hyperlink"/>
@@ -1165,7 +1309,7 @@
                 <w:noProof/>
                 <w:webHidden/>
               </w:rPr>
-              <w:instrText xml:space="preserve"> PAGEREF _Toc196671795 \h </w:instrText>
+              <w:instrText xml:space="preserve"> PAGEREF _Toc196687035 \h </w:instrText>
             </w:r>
             <w:r>
               <w:rPr>
@@ -1210,7 +1354,7 @@
               <w:lang w:eastAsia="en-GB"/>
             </w:rPr>
           </w:pPr>
-          <w:hyperlink w:anchor="_Toc196671796" w:history="1">
+          <w:hyperlink w:anchor="_Toc196687036" w:history="1">
             <w:r>
               <w:rPr>
                 <w:rStyle w:val="Hyperlink"/>
@@ -1237,7 +1381,7 @@
                 <w:noProof/>
                 <w:webHidden/>
               </w:rPr>
-              <w:instrText xml:space="preserve"> PAGEREF _Toc196671796 \h </w:instrText>
+              <w:instrText xml:space="preserve"> PAGEREF _Toc196687036 \h </w:instrText>
             </w:r>
             <w:r>
               <w:rPr>
@@ -1282,13 +1426,13 @@
               <w:lang w:eastAsia="en-GB"/>
             </w:rPr>
           </w:pPr>
-          <w:hyperlink w:anchor="_Toc196671797" w:history="1">
+          <w:hyperlink w:anchor="_Toc196687037" w:history="1">
             <w:r>
               <w:rPr>
                 <w:rStyle w:val="Hyperlink"/>
                 <w:noProof/>
               </w:rPr>
-              <w:t>Unexpected Development Risks</w:t>
+              <w:t>Unplanned Development Risks</w:t>
             </w:r>
             <w:r>
               <w:rPr>
@@ -1309,7 +1453,7 @@
                 <w:noProof/>
                 <w:webHidden/>
               </w:rPr>
-              <w:instrText xml:space="preserve"> PAGEREF _Toc196671797 \h </w:instrText>
+              <w:instrText xml:space="preserve"> PAGEREF _Toc196687037 \h </w:instrText>
             </w:r>
             <w:r>
               <w:rPr>
@@ -1354,7 +1498,7 @@
               <w:lang w:eastAsia="en-GB"/>
             </w:rPr>
           </w:pPr>
-          <w:hyperlink w:anchor="_Toc196671798" w:history="1">
+          <w:hyperlink w:anchor="_Toc196687038" w:history="1">
             <w:r>
               <w:rPr>
                 <w:rStyle w:val="Hyperlink"/>
@@ -1381,7 +1525,7 @@
                 <w:noProof/>
                 <w:webHidden/>
               </w:rPr>
-              <w:instrText xml:space="preserve"> PAGEREF _Toc196671798 \h </w:instrText>
+              <w:instrText xml:space="preserve"> PAGEREF _Toc196687038 \h </w:instrText>
             </w:r>
             <w:r>
               <w:rPr>
@@ -1426,7 +1570,7 @@
               <w:lang w:eastAsia="en-GB"/>
             </w:rPr>
           </w:pPr>
-          <w:hyperlink w:anchor="_Toc196671799" w:history="1">
+          <w:hyperlink w:anchor="_Toc196687039" w:history="1">
             <w:r>
               <w:rPr>
                 <w:rStyle w:val="Hyperlink"/>
@@ -1453,7 +1597,7 @@
                 <w:noProof/>
                 <w:webHidden/>
               </w:rPr>
-              <w:instrText xml:space="preserve"> PAGEREF _Toc196671799 \h </w:instrText>
+              <w:instrText xml:space="preserve"> PAGEREF _Toc196687039 \h </w:instrText>
             </w:r>
             <w:r>
               <w:rPr>
@@ -1498,7 +1642,7 @@
               <w:lang w:eastAsia="en-GB"/>
             </w:rPr>
           </w:pPr>
-          <w:hyperlink w:anchor="_Toc196671800" w:history="1">
+          <w:hyperlink w:anchor="_Toc196687040" w:history="1">
             <w:r>
               <w:rPr>
                 <w:rStyle w:val="Hyperlink"/>
@@ -1525,7 +1669,7 @@
                 <w:noProof/>
                 <w:webHidden/>
               </w:rPr>
-              <w:instrText xml:space="preserve"> PAGEREF _Toc196671800 \h </w:instrText>
+              <w:instrText xml:space="preserve"> PAGEREF _Toc196687040 \h </w:instrText>
             </w:r>
             <w:r>
               <w:rPr>
@@ -1570,7 +1714,7 @@
               <w:lang w:eastAsia="en-GB"/>
             </w:rPr>
           </w:pPr>
-          <w:hyperlink w:anchor="_Toc196671801" w:history="1">
+          <w:hyperlink w:anchor="_Toc196687041" w:history="1">
             <w:r>
               <w:rPr>
                 <w:rStyle w:val="Hyperlink"/>
@@ -1597,7 +1741,7 @@
                 <w:noProof/>
                 <w:webHidden/>
               </w:rPr>
-              <w:instrText xml:space="preserve"> PAGEREF _Toc196671801 \h </w:instrText>
+              <w:instrText xml:space="preserve"> PAGEREF _Toc196687041 \h </w:instrText>
             </w:r>
             <w:r>
               <w:rPr>
@@ -1642,7 +1786,7 @@
               <w:lang w:eastAsia="en-GB"/>
             </w:rPr>
           </w:pPr>
-          <w:hyperlink w:anchor="_Toc196671802" w:history="1">
+          <w:hyperlink w:anchor="_Toc196687042" w:history="1">
             <w:r>
               <w:rPr>
                 <w:rStyle w:val="Hyperlink"/>
@@ -1669,7 +1813,7 @@
                 <w:noProof/>
                 <w:webHidden/>
               </w:rPr>
-              <w:instrText xml:space="preserve"> PAGEREF _Toc196671802 \h </w:instrText>
+              <w:instrText xml:space="preserve"> PAGEREF _Toc196687042 \h </w:instrText>
             </w:r>
             <w:r>
               <w:rPr>
@@ -1714,7 +1858,7 @@
               <w:lang w:eastAsia="en-GB"/>
             </w:rPr>
           </w:pPr>
-          <w:hyperlink w:anchor="_Toc196671803" w:history="1">
+          <w:hyperlink w:anchor="_Toc196687043" w:history="1">
             <w:r>
               <w:rPr>
                 <w:rStyle w:val="Hyperlink"/>
@@ -1741,7 +1885,7 @@
                 <w:noProof/>
                 <w:webHidden/>
               </w:rPr>
-              <w:instrText xml:space="preserve"> PAGEREF _Toc196671803 \h </w:instrText>
+              <w:instrText xml:space="preserve"> PAGEREF _Toc196687043 \h </w:instrText>
             </w:r>
             <w:r>
               <w:rPr>
@@ -1786,7 +1930,7 @@
               <w:lang w:eastAsia="en-GB"/>
             </w:rPr>
           </w:pPr>
-          <w:hyperlink w:anchor="_Toc196671804" w:history="1">
+          <w:hyperlink w:anchor="_Toc196687044" w:history="1">
             <w:r>
               <w:rPr>
                 <w:rStyle w:val="Hyperlink"/>
@@ -1813,7 +1957,7 @@
                 <w:noProof/>
                 <w:webHidden/>
               </w:rPr>
-              <w:instrText xml:space="preserve"> PAGEREF _Toc196671804 \h </w:instrText>
+              <w:instrText xml:space="preserve"> PAGEREF _Toc196687044 \h </w:instrText>
             </w:r>
             <w:r>
               <w:rPr>
@@ -1833,7 +1977,7 @@
                 <w:noProof/>
                 <w:webHidden/>
               </w:rPr>
-              <w:t>11</w:t>
+              <w:t>12</w:t>
             </w:r>
             <w:r>
               <w:rPr>
@@ -1858,7 +2002,7 @@
               <w:lang w:eastAsia="en-GB"/>
             </w:rPr>
           </w:pPr>
-          <w:hyperlink w:anchor="_Toc196671805" w:history="1">
+          <w:hyperlink w:anchor="_Toc196687045" w:history="1">
             <w:r>
               <w:rPr>
                 <w:rStyle w:val="Hyperlink"/>
@@ -1885,7 +2029,7 @@
                 <w:noProof/>
                 <w:webHidden/>
               </w:rPr>
-              <w:instrText xml:space="preserve"> PAGEREF _Toc196671805 \h </w:instrText>
+              <w:instrText xml:space="preserve"> PAGEREF _Toc196687045 \h </w:instrText>
             </w:r>
             <w:r>
               <w:rPr>
@@ -1930,7 +2074,7 @@
               <w:lang w:eastAsia="en-GB"/>
             </w:rPr>
           </w:pPr>
-          <w:hyperlink w:anchor="_Toc196671806" w:history="1">
+          <w:hyperlink w:anchor="_Toc196687046" w:history="1">
             <w:r>
               <w:rPr>
                 <w:rStyle w:val="Hyperlink"/>
@@ -1957,7 +2101,7 @@
                 <w:noProof/>
                 <w:webHidden/>
               </w:rPr>
-              <w:instrText xml:space="preserve"> PAGEREF _Toc196671806 \h </w:instrText>
+              <w:instrText xml:space="preserve"> PAGEREF _Toc196687046 \h </w:instrText>
             </w:r>
             <w:r>
               <w:rPr>
@@ -2002,7 +2146,7 @@
               <w:lang w:eastAsia="en-GB"/>
             </w:rPr>
           </w:pPr>
-          <w:hyperlink w:anchor="_Toc196671807" w:history="1">
+          <w:hyperlink w:anchor="_Toc196687047" w:history="1">
             <w:r>
               <w:rPr>
                 <w:rStyle w:val="Hyperlink"/>
@@ -2029,7 +2173,7 @@
                 <w:noProof/>
                 <w:webHidden/>
               </w:rPr>
-              <w:instrText xml:space="preserve"> PAGEREF _Toc196671807 \h </w:instrText>
+              <w:instrText xml:space="preserve"> PAGEREF _Toc196687047 \h </w:instrText>
             </w:r>
             <w:r>
               <w:rPr>
@@ -2074,7 +2218,7 @@
               <w:lang w:eastAsia="en-GB"/>
             </w:rPr>
           </w:pPr>
-          <w:hyperlink w:anchor="_Toc196671808" w:history="1">
+          <w:hyperlink w:anchor="_Toc196687048" w:history="1">
             <w:r>
               <w:rPr>
                 <w:rStyle w:val="Hyperlink"/>
@@ -2101,7 +2245,7 @@
                 <w:noProof/>
                 <w:webHidden/>
               </w:rPr>
-              <w:instrText xml:space="preserve"> PAGEREF _Toc196671808 \h </w:instrText>
+              <w:instrText xml:space="preserve"> PAGEREF _Toc196687048 \h </w:instrText>
             </w:r>
             <w:r>
               <w:rPr>
@@ -2146,7 +2290,7 @@
               <w:lang w:eastAsia="en-GB"/>
             </w:rPr>
           </w:pPr>
-          <w:hyperlink w:anchor="_Toc196671809" w:history="1">
+          <w:hyperlink w:anchor="_Toc196687049" w:history="1">
             <w:r>
               <w:rPr>
                 <w:rStyle w:val="Hyperlink"/>
@@ -2173,7 +2317,7 @@
                 <w:noProof/>
                 <w:webHidden/>
               </w:rPr>
-              <w:instrText xml:space="preserve"> PAGEREF _Toc196671809 \h </w:instrText>
+              <w:instrText xml:space="preserve"> PAGEREF _Toc196687049 \h </w:instrText>
             </w:r>
             <w:r>
               <w:rPr>
@@ -2218,7 +2362,7 @@
               <w:lang w:eastAsia="en-GB"/>
             </w:rPr>
           </w:pPr>
-          <w:hyperlink w:anchor="_Toc196671810" w:history="1">
+          <w:hyperlink w:anchor="_Toc196687050" w:history="1">
             <w:r>
               <w:rPr>
                 <w:rStyle w:val="Hyperlink"/>
@@ -2245,7 +2389,7 @@
                 <w:noProof/>
                 <w:webHidden/>
               </w:rPr>
-              <w:instrText xml:space="preserve"> PAGEREF _Toc196671810 \h </w:instrText>
+              <w:instrText xml:space="preserve"> PAGEREF _Toc196687050 \h </w:instrText>
             </w:r>
             <w:r>
               <w:rPr>
@@ -2290,7 +2434,7 @@
               <w:lang w:eastAsia="en-GB"/>
             </w:rPr>
           </w:pPr>
-          <w:hyperlink w:anchor="_Toc196671811" w:history="1">
+          <w:hyperlink w:anchor="_Toc196687051" w:history="1">
             <w:r>
               <w:rPr>
                 <w:rStyle w:val="Hyperlink"/>
@@ -2317,7 +2461,7 @@
                 <w:noProof/>
                 <w:webHidden/>
               </w:rPr>
-              <w:instrText xml:space="preserve"> PAGEREF _Toc196671811 \h </w:instrText>
+              <w:instrText xml:space="preserve"> PAGEREF _Toc196687051 \h </w:instrText>
             </w:r>
             <w:r>
               <w:rPr>
@@ -2362,7 +2506,7 @@
               <w:lang w:eastAsia="en-GB"/>
             </w:rPr>
           </w:pPr>
-          <w:hyperlink w:anchor="_Toc196671812" w:history="1">
+          <w:hyperlink w:anchor="_Toc196687052" w:history="1">
             <w:r>
               <w:rPr>
                 <w:rStyle w:val="Hyperlink"/>
@@ -2389,7 +2533,7 @@
                 <w:noProof/>
                 <w:webHidden/>
               </w:rPr>
-              <w:instrText xml:space="preserve"> PAGEREF _Toc196671812 \h </w:instrText>
+              <w:instrText xml:space="preserve"> PAGEREF _Toc196687052 \h </w:instrText>
             </w:r>
             <w:r>
               <w:rPr>
@@ -2434,7 +2578,7 @@
               <w:lang w:eastAsia="en-GB"/>
             </w:rPr>
           </w:pPr>
-          <w:hyperlink w:anchor="_Toc196671813" w:history="1">
+          <w:hyperlink w:anchor="_Toc196687053" w:history="1">
             <w:r>
               <w:rPr>
                 <w:rStyle w:val="Hyperlink"/>
@@ -2461,7 +2605,7 @@
                 <w:noProof/>
                 <w:webHidden/>
               </w:rPr>
-              <w:instrText xml:space="preserve"> PAGEREF _Toc196671813 \h </w:instrText>
+              <w:instrText xml:space="preserve"> PAGEREF _Toc196687053 \h </w:instrText>
             </w:r>
             <w:r>
               <w:rPr>
@@ -2506,7 +2650,7 @@
               <w:lang w:eastAsia="en-GB"/>
             </w:rPr>
           </w:pPr>
-          <w:hyperlink w:anchor="_Toc196671814" w:history="1">
+          <w:hyperlink w:anchor="_Toc196687054" w:history="1">
             <w:r>
               <w:rPr>
                 <w:rStyle w:val="Hyperlink"/>
@@ -2533,7 +2677,7 @@
                 <w:noProof/>
                 <w:webHidden/>
               </w:rPr>
-              <w:instrText xml:space="preserve"> PAGEREF _Toc196671814 \h </w:instrText>
+              <w:instrText xml:space="preserve"> PAGEREF _Toc196687054 \h </w:instrText>
             </w:r>
             <w:r>
               <w:rPr>
@@ -2578,7 +2722,7 @@
               <w:lang w:eastAsia="en-GB"/>
             </w:rPr>
           </w:pPr>
-          <w:hyperlink w:anchor="_Toc196671815" w:history="1">
+          <w:hyperlink w:anchor="_Toc196687055" w:history="1">
             <w:r>
               <w:rPr>
                 <w:rStyle w:val="Hyperlink"/>
@@ -2605,7 +2749,7 @@
                 <w:noProof/>
                 <w:webHidden/>
               </w:rPr>
-              <w:instrText xml:space="preserve"> PAGEREF _Toc196671815 \h </w:instrText>
+              <w:instrText xml:space="preserve"> PAGEREF _Toc196687055 \h </w:instrText>
             </w:r>
             <w:r>
               <w:rPr>
@@ -2650,13 +2794,13 @@
               <w:lang w:eastAsia="en-GB"/>
             </w:rPr>
           </w:pPr>
-          <w:hyperlink w:anchor="_Toc196671816" w:history="1">
+          <w:hyperlink w:anchor="_Toc196687056" w:history="1">
             <w:r>
               <w:rPr>
                 <w:rStyle w:val="Hyperlink"/>
                 <w:noProof/>
               </w:rPr>
-              <w:t>Server Functions</w:t>
+              <w:t>Device Networking Library</w:t>
             </w:r>
             <w:r>
               <w:rPr>
@@ -2677,7 +2821,7 @@
                 <w:noProof/>
                 <w:webHidden/>
               </w:rPr>
-              <w:instrText xml:space="preserve"> PAGEREF _Toc196671816 \h </w:instrText>
+              <w:instrText xml:space="preserve"> PAGEREF _Toc196687056 \h </w:instrText>
             </w:r>
             <w:r>
               <w:rPr>
@@ -2722,7 +2866,7 @@
               <w:lang w:eastAsia="en-GB"/>
             </w:rPr>
           </w:pPr>
-          <w:hyperlink w:anchor="_Toc196671817" w:history="1">
+          <w:hyperlink w:anchor="_Toc196687057" w:history="1">
             <w:r>
               <w:rPr>
                 <w:rStyle w:val="Hyperlink"/>
@@ -2749,7 +2893,7 @@
                 <w:noProof/>
                 <w:webHidden/>
               </w:rPr>
-              <w:instrText xml:space="preserve"> PAGEREF _Toc196671817 \h </w:instrText>
+              <w:instrText xml:space="preserve"> PAGEREF _Toc196687057 \h </w:instrText>
             </w:r>
             <w:r>
               <w:rPr>
@@ -2794,7 +2938,7 @@
               <w:lang w:eastAsia="en-GB"/>
             </w:rPr>
           </w:pPr>
-          <w:hyperlink w:anchor="_Toc196671818" w:history="1">
+          <w:hyperlink w:anchor="_Toc196687058" w:history="1">
             <w:r>
               <w:rPr>
                 <w:rStyle w:val="Hyperlink"/>
@@ -2821,7 +2965,7 @@
                 <w:noProof/>
                 <w:webHidden/>
               </w:rPr>
-              <w:instrText xml:space="preserve"> PAGEREF _Toc196671818 \h </w:instrText>
+              <w:instrText xml:space="preserve"> PAGEREF _Toc196687058 \h </w:instrText>
             </w:r>
             <w:r>
               <w:rPr>
@@ -2866,7 +3010,7 @@
               <w:lang w:eastAsia="en-GB"/>
             </w:rPr>
           </w:pPr>
-          <w:hyperlink w:anchor="_Toc196671819" w:history="1">
+          <w:hyperlink w:anchor="_Toc196687059" w:history="1">
             <w:r>
               <w:rPr>
                 <w:rStyle w:val="Hyperlink"/>
@@ -2893,7 +3037,7 @@
                 <w:noProof/>
                 <w:webHidden/>
               </w:rPr>
-              <w:instrText xml:space="preserve"> PAGEREF _Toc196671819 \h </w:instrText>
+              <w:instrText xml:space="preserve"> PAGEREF _Toc196687059 \h </w:instrText>
             </w:r>
             <w:r>
               <w:rPr>
@@ -2938,7 +3082,7 @@
               <w:lang w:eastAsia="en-GB"/>
             </w:rPr>
           </w:pPr>
-          <w:hyperlink w:anchor="_Toc196671820" w:history="1">
+          <w:hyperlink w:anchor="_Toc196687060" w:history="1">
             <w:r>
               <w:rPr>
                 <w:rStyle w:val="Hyperlink"/>
@@ -2965,7 +3109,7 @@
                 <w:noProof/>
                 <w:webHidden/>
               </w:rPr>
-              <w:instrText xml:space="preserve"> PAGEREF _Toc196671820 \h </w:instrText>
+              <w:instrText xml:space="preserve"> PAGEREF _Toc196687060 \h </w:instrText>
             </w:r>
             <w:r>
               <w:rPr>
@@ -2985,7 +3129,7 @@
                 <w:noProof/>
                 <w:webHidden/>
               </w:rPr>
-              <w:t>19</w:t>
+              <w:t>18</w:t>
             </w:r>
             <w:r>
               <w:rPr>
@@ -3010,7 +3154,7 @@
               <w:lang w:eastAsia="en-GB"/>
             </w:rPr>
           </w:pPr>
-          <w:hyperlink w:anchor="_Toc196671821" w:history="1">
+          <w:hyperlink w:anchor="_Toc196687061" w:history="1">
             <w:r>
               <w:rPr>
                 <w:rStyle w:val="Hyperlink"/>
@@ -3037,7 +3181,7 @@
                 <w:noProof/>
                 <w:webHidden/>
               </w:rPr>
-              <w:instrText xml:space="preserve"> PAGEREF _Toc196671821 \h </w:instrText>
+              <w:instrText xml:space="preserve"> PAGEREF _Toc196687061 \h </w:instrText>
             </w:r>
             <w:r>
               <w:rPr>
@@ -3082,7 +3226,7 @@
               <w:lang w:eastAsia="en-GB"/>
             </w:rPr>
           </w:pPr>
-          <w:hyperlink w:anchor="_Toc196671822" w:history="1">
+          <w:hyperlink w:anchor="_Toc196687062" w:history="1">
             <w:r>
               <w:rPr>
                 <w:rStyle w:val="Hyperlink"/>
@@ -3109,7 +3253,7 @@
                 <w:noProof/>
                 <w:webHidden/>
               </w:rPr>
-              <w:instrText xml:space="preserve"> PAGEREF _Toc196671822 \h </w:instrText>
+              <w:instrText xml:space="preserve"> PAGEREF _Toc196687062 \h </w:instrText>
             </w:r>
             <w:r>
               <w:rPr>
@@ -3154,7 +3298,7 @@
               <w:lang w:eastAsia="en-GB"/>
             </w:rPr>
           </w:pPr>
-          <w:hyperlink w:anchor="_Toc196671823" w:history="1">
+          <w:hyperlink w:anchor="_Toc196687063" w:history="1">
             <w:r>
               <w:rPr>
                 <w:rStyle w:val="Hyperlink"/>
@@ -3181,7 +3325,7 @@
                 <w:noProof/>
                 <w:webHidden/>
               </w:rPr>
-              <w:instrText xml:space="preserve"> PAGEREF _Toc196671823 \h </w:instrText>
+              <w:instrText xml:space="preserve"> PAGEREF _Toc196687063 \h </w:instrText>
             </w:r>
             <w:r>
               <w:rPr>
@@ -3226,7 +3370,7 @@
               <w:lang w:eastAsia="en-GB"/>
             </w:rPr>
           </w:pPr>
-          <w:hyperlink w:anchor="_Toc196671824" w:history="1">
+          <w:hyperlink w:anchor="_Toc196687064" w:history="1">
             <w:r>
               <w:rPr>
                 <w:rStyle w:val="Hyperlink"/>
@@ -3253,7 +3397,7 @@
                 <w:noProof/>
                 <w:webHidden/>
               </w:rPr>
-              <w:instrText xml:space="preserve"> PAGEREF _Toc196671824 \h </w:instrText>
+              <w:instrText xml:space="preserve"> PAGEREF _Toc196687064 \h </w:instrText>
             </w:r>
             <w:r>
               <w:rPr>
@@ -3273,7 +3417,7 @@
                 <w:noProof/>
                 <w:webHidden/>
               </w:rPr>
-              <w:t>20</w:t>
+              <w:t>19</w:t>
             </w:r>
             <w:r>
               <w:rPr>
@@ -3298,7 +3442,7 @@
               <w:lang w:eastAsia="en-GB"/>
             </w:rPr>
           </w:pPr>
-          <w:hyperlink w:anchor="_Toc196671825" w:history="1">
+          <w:hyperlink w:anchor="_Toc196687065" w:history="1">
             <w:r>
               <w:rPr>
                 <w:rStyle w:val="Hyperlink"/>
@@ -3325,7 +3469,7 @@
                 <w:noProof/>
                 <w:webHidden/>
               </w:rPr>
-              <w:instrText xml:space="preserve"> PAGEREF _Toc196671825 \h </w:instrText>
+              <w:instrText xml:space="preserve"> PAGEREF _Toc196687065 \h </w:instrText>
             </w:r>
             <w:r>
               <w:rPr>
@@ -3370,7 +3514,7 @@
               <w:lang w:eastAsia="en-GB"/>
             </w:rPr>
           </w:pPr>
-          <w:hyperlink w:anchor="_Toc196671826" w:history="1">
+          <w:hyperlink w:anchor="_Toc196687066" w:history="1">
             <w:r>
               <w:rPr>
                 <w:rStyle w:val="Hyperlink"/>
@@ -3397,7 +3541,7 @@
                 <w:noProof/>
                 <w:webHidden/>
               </w:rPr>
-              <w:instrText xml:space="preserve"> PAGEREF _Toc196671826 \h </w:instrText>
+              <w:instrText xml:space="preserve"> PAGEREF _Toc196687066 \h </w:instrText>
             </w:r>
             <w:r>
               <w:rPr>
@@ -3442,7 +3586,7 @@
               <w:lang w:eastAsia="en-GB"/>
             </w:rPr>
           </w:pPr>
-          <w:hyperlink w:anchor="_Toc196671827" w:history="1">
+          <w:hyperlink w:anchor="_Toc196687067" w:history="1">
             <w:r>
               <w:rPr>
                 <w:rStyle w:val="Hyperlink"/>
@@ -3469,7 +3613,7 @@
                 <w:noProof/>
                 <w:webHidden/>
               </w:rPr>
-              <w:instrText xml:space="preserve"> PAGEREF _Toc196671827 \h </w:instrText>
+              <w:instrText xml:space="preserve"> PAGEREF _Toc196687067 \h </w:instrText>
             </w:r>
             <w:r>
               <w:rPr>
@@ -3489,7 +3633,7 @@
                 <w:noProof/>
                 <w:webHidden/>
               </w:rPr>
-              <w:t>21</w:t>
+              <w:t>20</w:t>
             </w:r>
             <w:r>
               <w:rPr>
@@ -3514,7 +3658,7 @@
               <w:lang w:eastAsia="en-GB"/>
             </w:rPr>
           </w:pPr>
-          <w:hyperlink w:anchor="_Toc196671828" w:history="1">
+          <w:hyperlink w:anchor="_Toc196687068" w:history="1">
             <w:r>
               <w:rPr>
                 <w:rStyle w:val="Hyperlink"/>
@@ -3541,7 +3685,7 @@
                 <w:noProof/>
                 <w:webHidden/>
               </w:rPr>
-              <w:instrText xml:space="preserve"> PAGEREF _Toc196671828 \h </w:instrText>
+              <w:instrText xml:space="preserve"> PAGEREF _Toc196687068 \h </w:instrText>
             </w:r>
             <w:r>
               <w:rPr>
@@ -3586,7 +3730,7 @@
               <w:lang w:eastAsia="en-GB"/>
             </w:rPr>
           </w:pPr>
-          <w:hyperlink w:anchor="_Toc196671829" w:history="1">
+          <w:hyperlink w:anchor="_Toc196687069" w:history="1">
             <w:r>
               <w:rPr>
                 <w:rStyle w:val="Hyperlink"/>
@@ -3613,7 +3757,7 @@
                 <w:noProof/>
                 <w:webHidden/>
               </w:rPr>
-              <w:instrText xml:space="preserve"> PAGEREF _Toc196671829 \h </w:instrText>
+              <w:instrText xml:space="preserve"> PAGEREF _Toc196687069 \h </w:instrText>
             </w:r>
             <w:r>
               <w:rPr>
@@ -3633,7 +3777,7 @@
                 <w:noProof/>
                 <w:webHidden/>
               </w:rPr>
-              <w:t>22</w:t>
+              <w:t>21</w:t>
             </w:r>
             <w:r>
               <w:rPr>
@@ -3658,7 +3802,7 @@
               <w:lang w:eastAsia="en-GB"/>
             </w:rPr>
           </w:pPr>
-          <w:hyperlink w:anchor="_Toc196671830" w:history="1">
+          <w:hyperlink w:anchor="_Toc196687070" w:history="1">
             <w:r>
               <w:rPr>
                 <w:rStyle w:val="Hyperlink"/>
@@ -3685,7 +3829,7 @@
                 <w:noProof/>
                 <w:webHidden/>
               </w:rPr>
-              <w:instrText xml:space="preserve"> PAGEREF _Toc196671830 \h </w:instrText>
+              <w:instrText xml:space="preserve"> PAGEREF _Toc196687070 \h </w:instrText>
             </w:r>
             <w:r>
               <w:rPr>
@@ -3730,7 +3874,7 @@
               <w:lang w:eastAsia="en-GB"/>
             </w:rPr>
           </w:pPr>
-          <w:hyperlink w:anchor="_Toc196671831" w:history="1">
+          <w:hyperlink w:anchor="_Toc196687071" w:history="1">
             <w:r>
               <w:rPr>
                 <w:rStyle w:val="Hyperlink"/>
@@ -3757,7 +3901,7 @@
                 <w:noProof/>
                 <w:webHidden/>
               </w:rPr>
-              <w:instrText xml:space="preserve"> PAGEREF _Toc196671831 \h </w:instrText>
+              <w:instrText xml:space="preserve"> PAGEREF _Toc196687071 \h </w:instrText>
             </w:r>
             <w:r>
               <w:rPr>
@@ -3802,7 +3946,7 @@
               <w:lang w:eastAsia="en-GB"/>
             </w:rPr>
           </w:pPr>
-          <w:hyperlink w:anchor="_Toc196671832" w:history="1">
+          <w:hyperlink w:anchor="_Toc196687072" w:history="1">
             <w:r>
               <w:rPr>
                 <w:rStyle w:val="Hyperlink"/>
@@ -3829,7 +3973,7 @@
                 <w:noProof/>
                 <w:webHidden/>
               </w:rPr>
-              <w:instrText xml:space="preserve"> PAGEREF _Toc196671832 \h </w:instrText>
+              <w:instrText xml:space="preserve"> PAGEREF _Toc196687072 \h </w:instrText>
             </w:r>
             <w:r>
               <w:rPr>
@@ -3874,7 +4018,7 @@
               <w:lang w:eastAsia="en-GB"/>
             </w:rPr>
           </w:pPr>
-          <w:hyperlink w:anchor="_Toc196671833" w:history="1">
+          <w:hyperlink w:anchor="_Toc196687073" w:history="1">
             <w:r>
               <w:rPr>
                 <w:rStyle w:val="Hyperlink"/>
@@ -3901,7 +4045,7 @@
                 <w:noProof/>
                 <w:webHidden/>
               </w:rPr>
-              <w:instrText xml:space="preserve"> PAGEREF _Toc196671833 \h </w:instrText>
+              <w:instrText xml:space="preserve"> PAGEREF _Toc196687073 \h </w:instrText>
             </w:r>
             <w:r>
               <w:rPr>
@@ -3946,7 +4090,7 @@
               <w:lang w:eastAsia="en-GB"/>
             </w:rPr>
           </w:pPr>
-          <w:hyperlink w:anchor="_Toc196671834" w:history="1">
+          <w:hyperlink w:anchor="_Toc196687074" w:history="1">
             <w:r>
               <w:rPr>
                 <w:rStyle w:val="Hyperlink"/>
@@ -3973,7 +4117,7 @@
                 <w:noProof/>
                 <w:webHidden/>
               </w:rPr>
-              <w:instrText xml:space="preserve"> PAGEREF _Toc196671834 \h </w:instrText>
+              <w:instrText xml:space="preserve"> PAGEREF _Toc196687074 \h </w:instrText>
             </w:r>
             <w:r>
               <w:rPr>
@@ -3993,7 +4137,7 @@
                 <w:noProof/>
                 <w:webHidden/>
               </w:rPr>
-              <w:t>23</w:t>
+              <w:t>22</w:t>
             </w:r>
             <w:r>
               <w:rPr>
@@ -4018,7 +4162,7 @@
               <w:lang w:eastAsia="en-GB"/>
             </w:rPr>
           </w:pPr>
-          <w:hyperlink w:anchor="_Toc196671835" w:history="1">
+          <w:hyperlink w:anchor="_Toc196687075" w:history="1">
             <w:r>
               <w:rPr>
                 <w:rStyle w:val="Hyperlink"/>
@@ -4045,7 +4189,7 @@
                 <w:noProof/>
                 <w:webHidden/>
               </w:rPr>
-              <w:instrText xml:space="preserve"> PAGEREF _Toc196671835 \h </w:instrText>
+              <w:instrText xml:space="preserve"> PAGEREF _Toc196687075 \h </w:instrText>
             </w:r>
             <w:r>
               <w:rPr>
@@ -4065,7 +4209,7 @@
                 <w:noProof/>
                 <w:webHidden/>
               </w:rPr>
-              <w:t>23</w:t>
+              <w:t>22</w:t>
             </w:r>
             <w:r>
               <w:rPr>
@@ -4090,7 +4234,7 @@
               <w:lang w:eastAsia="en-GB"/>
             </w:rPr>
           </w:pPr>
-          <w:hyperlink w:anchor="_Toc196671836" w:history="1">
+          <w:hyperlink w:anchor="_Toc196687076" w:history="1">
             <w:r>
               <w:rPr>
                 <w:rStyle w:val="Hyperlink"/>
@@ -4117,7 +4261,7 @@
                 <w:noProof/>
                 <w:webHidden/>
               </w:rPr>
-              <w:instrText xml:space="preserve"> PAGEREF _Toc196671836 \h </w:instrText>
+              <w:instrText xml:space="preserve"> PAGEREF _Toc196687076 \h </w:instrText>
             </w:r>
             <w:r>
               <w:rPr>
@@ -4162,7 +4306,7 @@
               <w:lang w:eastAsia="en-GB"/>
             </w:rPr>
           </w:pPr>
-          <w:hyperlink w:anchor="_Toc196671837" w:history="1">
+          <w:hyperlink w:anchor="_Toc196687077" w:history="1">
             <w:r>
               <w:rPr>
                 <w:rStyle w:val="Hyperlink"/>
@@ -4189,7 +4333,7 @@
                 <w:noProof/>
                 <w:webHidden/>
               </w:rPr>
-              <w:instrText xml:space="preserve"> PAGEREF _Toc196671837 \h </w:instrText>
+              <w:instrText xml:space="preserve"> PAGEREF _Toc196687077 \h </w:instrText>
             </w:r>
             <w:r>
               <w:rPr>
@@ -4234,7 +4378,7 @@
               <w:lang w:eastAsia="en-GB"/>
             </w:rPr>
           </w:pPr>
-          <w:hyperlink w:anchor="_Toc196671838" w:history="1">
+          <w:hyperlink w:anchor="_Toc196687078" w:history="1">
             <w:r>
               <w:rPr>
                 <w:rStyle w:val="Hyperlink"/>
@@ -4261,7 +4405,7 @@
                 <w:noProof/>
                 <w:webHidden/>
               </w:rPr>
-              <w:instrText xml:space="preserve"> PAGEREF _Toc196671838 \h </w:instrText>
+              <w:instrText xml:space="preserve"> PAGEREF _Toc196687078 \h </w:instrText>
             </w:r>
             <w:r>
               <w:rPr>
@@ -4306,13 +4450,13 @@
               <w:lang w:eastAsia="en-GB"/>
             </w:rPr>
           </w:pPr>
-          <w:hyperlink w:anchor="_Toc196671839" w:history="1">
+          <w:hyperlink w:anchor="_Toc196687079" w:history="1">
             <w:r>
               <w:rPr>
                 <w:rStyle w:val="Hyperlink"/>
                 <w:noProof/>
               </w:rPr>
-              <w:t>Problems with development</w:t>
+              <w:t>What I’ve Learned and Improved During the Project</w:t>
             </w:r>
             <w:r>
               <w:rPr>
@@ -4333,7 +4477,7 @@
                 <w:noProof/>
                 <w:webHidden/>
               </w:rPr>
-              <w:instrText xml:space="preserve"> PAGEREF _Toc196671839 \h </w:instrText>
+              <w:instrText xml:space="preserve"> PAGEREF _Toc196687079 \h </w:instrText>
             </w:r>
             <w:r>
               <w:rPr>
@@ -4378,13 +4522,13 @@
               <w:lang w:eastAsia="en-GB"/>
             </w:rPr>
           </w:pPr>
-          <w:hyperlink w:anchor="_Toc196671840" w:history="1">
+          <w:hyperlink w:anchor="_Toc196687080" w:history="1">
             <w:r>
               <w:rPr>
                 <w:rStyle w:val="Hyperlink"/>
                 <w:noProof/>
               </w:rPr>
-              <w:t>What I’ve Learned and Improved During the Project</w:t>
+              <w:t>Final thoughts and discussion</w:t>
             </w:r>
             <w:r>
               <w:rPr>
@@ -4405,7 +4549,7 @@
                 <w:noProof/>
                 <w:webHidden/>
               </w:rPr>
-              <w:instrText xml:space="preserve"> PAGEREF _Toc196671840 \h </w:instrText>
+              <w:instrText xml:space="preserve"> PAGEREF _Toc196687080 \h </w:instrText>
             </w:r>
             <w:r>
               <w:rPr>
@@ -4425,7 +4569,7 @@
                 <w:noProof/>
                 <w:webHidden/>
               </w:rPr>
-              <w:t>24</w:t>
+              <w:t>23</w:t>
             </w:r>
             <w:r>
               <w:rPr>
@@ -4450,13 +4594,13 @@
               <w:lang w:eastAsia="en-GB"/>
             </w:rPr>
           </w:pPr>
-          <w:hyperlink w:anchor="_Toc196671841" w:history="1">
+          <w:hyperlink w:anchor="_Toc196687081" w:history="1">
             <w:r>
               <w:rPr>
                 <w:rStyle w:val="Hyperlink"/>
                 <w:noProof/>
               </w:rPr>
-              <w:t>Final thoughts and discussion</w:t>
+              <w:t>Refences</w:t>
             </w:r>
             <w:r>
               <w:rPr>
@@ -4477,79 +4621,7 @@
                 <w:noProof/>
                 <w:webHidden/>
               </w:rPr>
-              <w:instrText xml:space="preserve"> PAGEREF _Toc196671841 \h </w:instrText>
-            </w:r>
-            <w:r>
-              <w:rPr>
-                <w:noProof/>
-                <w:webHidden/>
-              </w:rPr>
-            </w:r>
-            <w:r>
-              <w:rPr>
-                <w:noProof/>
-                <w:webHidden/>
-              </w:rPr>
-              <w:fldChar w:fldCharType="separate"/>
-            </w:r>
-            <w:r>
-              <w:rPr>
-                <w:noProof/>
-                <w:webHidden/>
-              </w:rPr>
-              <w:t>24</w:t>
-            </w:r>
-            <w:r>
-              <w:rPr>
-                <w:noProof/>
-                <w:webHidden/>
-              </w:rPr>
-              <w:fldChar w:fldCharType="end"/>
-            </w:r>
-          </w:hyperlink>
-        </w:p>
-        <w:p>
-          <w:pPr>
-            <w:pStyle w:val="TOC1"/>
-            <w:tabs>
-              <w:tab w:val="right" w:leader="dot" w:pos="9016"/>
-            </w:tabs>
-            <w:rPr>
-              <w:rFonts w:eastAsiaTheme="minorEastAsia"/>
-              <w:noProof/>
-              <w:sz w:val="24"/>
-              <w:szCs w:val="24"/>
-              <w:lang w:eastAsia="en-GB"/>
-            </w:rPr>
-          </w:pPr>
-          <w:hyperlink w:anchor="_Toc196671842" w:history="1">
-            <w:r>
-              <w:rPr>
-                <w:rStyle w:val="Hyperlink"/>
-                <w:noProof/>
-              </w:rPr>
-              <w:t>Refences</w:t>
-            </w:r>
-            <w:r>
-              <w:rPr>
-                <w:noProof/>
-                <w:webHidden/>
-              </w:rPr>
-              <w:tab/>
-            </w:r>
-            <w:r>
-              <w:rPr>
-                <w:noProof/>
-                <w:webHidden/>
-              </w:rPr>
-              <w:fldChar w:fldCharType="begin"/>
-            </w:r>
-            <w:r>
-              <w:rPr>
-                <w:noProof/>
-                <w:webHidden/>
-              </w:rPr>
-              <w:instrText xml:space="preserve"> PAGEREF _Toc196671842 \h </w:instrText>
+              <w:instrText xml:space="preserve"> PAGEREF _Toc196687081 \h </w:instrText>
             </w:r>
             <w:r>
               <w:rPr>
@@ -4640,9 +4712,8 @@
       <w:pPr>
         <w:pStyle w:val="Heading1"/>
       </w:pPr>
-      <w:bookmarkStart w:id="0" w:name="_Toc196671780"/>
-      <w:r>
-        <w:lastRenderedPageBreak/>
+      <w:bookmarkStart w:id="0" w:name="_Toc196687018"/>
+      <w:r>
         <w:t>Abstract</w:t>
       </w:r>
       <w:bookmarkEnd w:id="0"/>
@@ -4800,7 +4871,7 @@
       <w:pPr>
         <w:pStyle w:val="Heading1"/>
       </w:pPr>
-      <w:bookmarkStart w:id="1" w:name="_Toc196671781"/>
+      <w:bookmarkStart w:id="1" w:name="_Toc196687019"/>
       <w:r>
         <w:t>Market Research</w:t>
       </w:r>
@@ -4843,7 +4914,7 @@
       <w:pPr>
         <w:pStyle w:val="Heading2"/>
       </w:pPr>
-      <w:bookmarkStart w:id="2" w:name="_Toc196671782"/>
+      <w:bookmarkStart w:id="2" w:name="_Toc196687020"/>
       <w:r>
         <w:t>Operating systems</w:t>
       </w:r>
@@ -4986,7 +5057,7 @@
       <w:pPr>
         <w:pStyle w:val="Heading2"/>
       </w:pPr>
-      <w:bookmarkStart w:id="3" w:name="_Toc196671783"/>
+      <w:bookmarkStart w:id="3" w:name="_Toc196687021"/>
       <w:r>
         <w:lastRenderedPageBreak/>
         <w:t>Architecture</w:t>
@@ -5107,7 +5178,7 @@
       <w:pPr>
         <w:pStyle w:val="Heading2"/>
       </w:pPr>
-      <w:bookmarkStart w:id="4" w:name="_Toc196671784"/>
+      <w:bookmarkStart w:id="4" w:name="_Toc196687022"/>
       <w:r>
         <w:t>Devices</w:t>
       </w:r>
@@ -5272,7 +5343,7 @@
       <w:pPr>
         <w:pStyle w:val="Heading1"/>
       </w:pPr>
-      <w:bookmarkStart w:id="5" w:name="_Toc196671785"/>
+      <w:bookmarkStart w:id="5" w:name="_Toc196687023"/>
       <w:r>
         <w:lastRenderedPageBreak/>
         <w:t xml:space="preserve">ICMS </w:t>
@@ -5306,7 +5377,7 @@
       <w:pPr>
         <w:pStyle w:val="Heading1"/>
       </w:pPr>
-      <w:bookmarkStart w:id="6" w:name="_Toc196671786"/>
+      <w:bookmarkStart w:id="6" w:name="_Toc196687024"/>
       <w:r>
         <w:t>ICMS</w:t>
       </w:r>
@@ -5322,7 +5393,7 @@
       <w:pPr>
         <w:pStyle w:val="Heading2"/>
       </w:pPr>
-      <w:bookmarkStart w:id="7" w:name="_Toc196671787"/>
+      <w:bookmarkStart w:id="7" w:name="_Toc196687025"/>
       <w:r>
         <w:t xml:space="preserve">Home </w:t>
       </w:r>
@@ -5340,7 +5411,7 @@
       <w:pPr>
         <w:pStyle w:val="Heading2"/>
       </w:pPr>
-      <w:bookmarkStart w:id="8" w:name="_Toc196671788"/>
+      <w:bookmarkStart w:id="8" w:name="_Toc196687026"/>
       <w:r>
         <w:t>IFTTT</w:t>
       </w:r>
@@ -5457,7 +5528,7 @@
       <w:pPr>
         <w:pStyle w:val="Heading2"/>
       </w:pPr>
-      <w:bookmarkStart w:id="9" w:name="_Toc196671789"/>
+      <w:bookmarkStart w:id="9" w:name="_Toc196687027"/>
       <w:r>
         <w:t>Comparison</w:t>
       </w:r>
@@ -5472,7 +5543,7 @@
       <w:pPr>
         <w:pStyle w:val="Heading1"/>
       </w:pPr>
-      <w:bookmarkStart w:id="10" w:name="_Toc196671790"/>
+      <w:bookmarkStart w:id="10" w:name="_Toc196687028"/>
       <w:r>
         <w:t>Product requirements</w:t>
       </w:r>
@@ -5493,7 +5564,7 @@
       <w:pPr>
         <w:pStyle w:val="Heading1"/>
       </w:pPr>
-      <w:bookmarkStart w:id="11" w:name="_Toc196671791"/>
+      <w:bookmarkStart w:id="11" w:name="_Toc196687029"/>
       <w:r>
         <w:lastRenderedPageBreak/>
         <w:t>Expected userbase</w:t>
@@ -5544,7 +5615,7 @@
       <w:pPr>
         <w:pStyle w:val="Heading1"/>
       </w:pPr>
-      <w:bookmarkStart w:id="12" w:name="_Toc196671792"/>
+      <w:bookmarkStart w:id="12" w:name="_Toc196687030"/>
       <w:r>
         <w:t>Prototyp</w:t>
       </w:r>
@@ -5557,7 +5628,7 @@
       <w:pPr>
         <w:pStyle w:val="Heading2"/>
       </w:pPr>
-      <w:bookmarkStart w:id="13" w:name="_Toc196671793"/>
+      <w:bookmarkStart w:id="13" w:name="_Toc196687031"/>
       <w:r>
         <w:t xml:space="preserve">Lo-Fi </w:t>
       </w:r>
@@ -5589,9 +5660,9 @@
     <w:p/>
     <w:p>
       <w:pPr>
-        <w:pStyle w:val="Heading2"/>
-      </w:pPr>
-      <w:bookmarkStart w:id="14" w:name="_Toc196671794"/>
+        <w:pStyle w:val="Heading1"/>
+      </w:pPr>
+      <w:bookmarkStart w:id="14" w:name="_Toc196687032"/>
       <w:r>
         <w:lastRenderedPageBreak/>
         <w:t>Figma Designs</w:t>
@@ -5628,8 +5699,33 @@
       </w:r>
     </w:p>
     <w:p>
-      <w:r>
-        <w:t>The ICMS Store</w:t>
+      <w:pPr>
+        <w:pStyle w:val="Heading2"/>
+      </w:pPr>
+      <w:bookmarkStart w:id="15" w:name="_Toc196687033"/>
+      <w:r>
+        <w:t>Commu</w:t>
+      </w:r>
+      <w:r>
+        <w:t>n</w:t>
+      </w:r>
+      <w:r>
+        <w:t>ity</w:t>
+      </w:r>
+      <w:r>
+        <w:t xml:space="preserve"> Store Designs</w:t>
+      </w:r>
+      <w:bookmarkEnd w:id="15"/>
+    </w:p>
+    <w:p>
+      <w:r>
+        <w:t xml:space="preserve">The </w:t>
+      </w:r>
+      <w:r>
+        <w:t>community</w:t>
+      </w:r>
+      <w:r>
+        <w:t xml:space="preserve"> Store</w:t>
       </w:r>
       <w:r>
         <w:t xml:space="preserve"> was the first to be planned out using </w:t>
@@ -5745,7 +5841,64 @@
     </w:p>
     <w:p>
       <w:r>
-        <w:t>(icms server figma)</w:t>
+        <w:t>The store is laid out in rows of cards that allow the user to easily view and select what they want at a glance.</w:t>
+      </w:r>
+      <w:r>
+        <w:t xml:space="preserve"> Each card contains an image that will be up to the developer to decide when submitting the extension/device.</w:t>
+      </w:r>
+      <w:r>
+        <w:t xml:space="preserve"> This submitting will be done in the create tab when the user has </w:t>
+      </w:r>
+      <w:r>
+        <w:t>successfully</w:t>
+      </w:r>
+      <w:r>
+        <w:t xml:space="preserve"> logged in or registered.</w:t>
+      </w:r>
+      <w:r>
+        <w:t xml:space="preserve"> This is shown in the top right corner of the web page in a familiar to reach area.</w:t>
+      </w:r>
+      <w:r>
+        <w:t xml:space="preserve"> In future revisions their will be a dark version that will be able to be enabled or disabled </w:t>
+      </w:r>
+      <w:r>
+        <w:t>in line</w:t>
+      </w:r>
+      <w:r>
+        <w:t xml:space="preserve"> with the </w:t>
+      </w:r>
+      <w:r>
+        <w:t>user’s</w:t>
+      </w:r>
+      <w:r>
+        <w:t xml:space="preserve"> preferences.</w:t>
+      </w:r>
+    </w:p>
+    <w:p/>
+    <w:p/>
+    <w:p>
+      <w:pPr>
+        <w:pStyle w:val="Heading2"/>
+      </w:pPr>
+      <w:bookmarkStart w:id="16" w:name="_Toc196687034"/>
+      <w:r>
+        <w:lastRenderedPageBreak/>
+        <w:t>ICMS Dashboard</w:t>
+      </w:r>
+      <w:bookmarkEnd w:id="16"/>
+    </w:p>
+    <w:p>
+      <w:r>
+        <w:t>The next web page designed using Figma was the ICMS dashboard and management pages.</w:t>
+      </w:r>
+      <w:r>
+        <w:t xml:space="preserve"> This design builds off of the previous Lo-Fi designs while adapting to a more appropriate layout</w:t>
+      </w:r>
+      <w:r>
+        <w:t xml:space="preserve"> for usage as a web app</w:t>
+      </w:r>
+      <w:r>
+        <w:t>.</w:t>
       </w:r>
     </w:p>
     <w:p/>
@@ -5775,27 +5928,16 @@
     <w:p/>
     <w:p/>
     <w:p/>
-    <w:p/>
-    <w:p/>
-    <w:p/>
-    <w:p/>
-    <w:p/>
-    <w:p/>
-    <w:p/>
-    <w:p/>
-    <w:p/>
-    <w:p/>
-    <w:p/>
-    <w:p/>
     <w:p>
       <w:pPr>
         <w:pStyle w:val="Heading1"/>
       </w:pPr>
-      <w:bookmarkStart w:id="15" w:name="_Toc196671795"/>
-      <w:r>
+      <w:bookmarkStart w:id="17" w:name="_Toc196687035"/>
+      <w:r>
+        <w:lastRenderedPageBreak/>
         <w:t>Agile Development</w:t>
       </w:r>
-      <w:bookmarkEnd w:id="15"/>
+      <w:bookmarkEnd w:id="17"/>
     </w:p>
     <w:p>
       <w:r>
@@ -5888,43 +6030,6 @@
     </w:p>
     <w:p>
       <w:r>
-        <w:t xml:space="preserve">Development is then followed by </w:t>
-      </w:r>
-      <w:r>
-        <w:t>testing,</w:t>
-      </w:r>
-      <w:r>
-        <w:t xml:space="preserve"> which </w:t>
-      </w:r>
-      <w:r>
-        <w:t>was carried out on a per application basis</w:t>
-      </w:r>
-      <w:r>
-        <w:t xml:space="preserve"> (</w:t>
-      </w:r>
-      <w:r>
-        <w:t>see</w:t>
-      </w:r>
-      <w:r>
-        <w:t xml:space="preserve">. </w:t>
-      </w:r>
-      <w:r>
-        <w:t xml:space="preserve"> </w:t>
-      </w:r>
-      <w:hyperlink w:anchor="_Testing_and_Analysis" w:history="1">
-        <w:r>
-          <w:rPr>
-            <w:rStyle w:val="Hyperlink"/>
-          </w:rPr>
-          <w:t>Testing and Analysis</w:t>
-        </w:r>
-      </w:hyperlink>
-      <w:r>
-        <w:t>)</w:t>
-      </w:r>
-    </w:p>
-    <w:p>
-      <w:r>
         <w:t>One of the key parts of agile development is the review stage. Feedback was gathered through meetings with the project manager.</w:t>
       </w:r>
       <w:r>
@@ -5957,11 +6062,14 @@
     <w:p/>
     <w:p/>
     <w:p/>
+    <w:p/>
+    <w:p/>
+    <w:p/>
     <w:p>
       <w:pPr>
         <w:pStyle w:val="Heading2"/>
       </w:pPr>
-      <w:bookmarkStart w:id="16" w:name="_Toc196671796"/>
+      <w:bookmarkStart w:id="18" w:name="_Toc196687036"/>
       <w:r>
         <w:lastRenderedPageBreak/>
         <w:t xml:space="preserve">Expected </w:t>
@@ -5972,7 +6080,7 @@
       <w:r>
         <w:t>Risks</w:t>
       </w:r>
-      <w:bookmarkEnd w:id="16"/>
+      <w:bookmarkEnd w:id="18"/>
     </w:p>
     <w:p>
       <w:r>
@@ -5993,7 +6101,13 @@
         <w:t xml:space="preserve"> the result of the project not satisfying the requirements.</w:t>
       </w:r>
       <w:r>
-        <w:t xml:space="preserve"> In order to mitigate this risk, agile development</w:t>
+        <w:t xml:space="preserve"> In order to </w:t>
+      </w:r>
+      <w:r>
+        <w:t xml:space="preserve">plan for </w:t>
+      </w:r>
+      <w:r>
+        <w:t>this risk, agile development</w:t>
       </w:r>
       <w:r>
         <w:t xml:space="preserve"> methodology</w:t>
@@ -6007,35 +6121,97 @@
       <w:r>
         <w:t xml:space="preserve"> for consistent feedback whether the requirements change or not.</w:t>
       </w:r>
-    </w:p>
-    <w:p>
-      <w:r>
-        <w:t>(over</w:t>
-      </w:r>
       <w:r>
         <w:t xml:space="preserve"> </w:t>
       </w:r>
       <w:r>
-        <w:t>time)</w:t>
-      </w:r>
-    </w:p>
-    <w:p/>
+        <w:t xml:space="preserve">If not adhered to, this risk could develop into much larger issue within the development of the project and effect </w:t>
+      </w:r>
+      <w:r>
+        <w:t>budgets</w:t>
+      </w:r>
+      <w:r>
+        <w:t xml:space="preserve"> and time constraints leading to rushed features and bugs.</w:t>
+      </w:r>
+    </w:p>
+    <w:p>
+      <w:r>
+        <w:t>Bugs and issues are another expected risk that needs to be avoided.</w:t>
+      </w:r>
+      <w:r>
+        <w:t xml:space="preserve"> Bugs can come in many </w:t>
+      </w:r>
+      <w:r>
+        <w:t>forms;</w:t>
+      </w:r>
+      <w:r>
+        <w:t xml:space="preserve"> some can even result in the leaking of private data. In order to prevent bugs making it to the production environment for the project, careful consideration</w:t>
+      </w:r>
+      <w:r>
+        <w:t>s</w:t>
+      </w:r>
+      <w:r>
+        <w:t xml:space="preserve"> for testing the application need to be performed.</w:t>
+      </w:r>
+      <w:r>
+        <w:t xml:space="preserve"> Larger projects can take advantage of </w:t>
+      </w:r>
+      <w:r>
+        <w:t xml:space="preserve">a </w:t>
+      </w:r>
+      <w:r>
+        <w:t>quality assurance</w:t>
+      </w:r>
+      <w:r>
+        <w:t xml:space="preserve"> (</w:t>
+      </w:r>
+      <w:r>
+        <w:t>QA</w:t>
+      </w:r>
+      <w:r>
+        <w:t xml:space="preserve">) </w:t>
+      </w:r>
+      <w:r>
+        <w:t>team,</w:t>
+      </w:r>
+      <w:r>
+        <w:t xml:space="preserve"> but smaller teams of developers will need to rely on </w:t>
+      </w:r>
+      <w:r>
+        <w:t>consistent</w:t>
+      </w:r>
+      <w:r>
+        <w:t xml:space="preserve"> testing throughout the development of the project</w:t>
+      </w:r>
+      <w:r>
+        <w:t>.</w:t>
+      </w:r>
+    </w:p>
     <w:p>
       <w:pPr>
         <w:pStyle w:val="Heading2"/>
       </w:pPr>
-      <w:bookmarkStart w:id="17" w:name="_Toc196671797"/>
-      <w:r>
-        <w:t xml:space="preserve">Unexpected </w:t>
+      <w:bookmarkStart w:id="19" w:name="_Toc196687037"/>
+      <w:r>
+        <w:t>Unplanned</w:t>
+      </w:r>
+      <w:r>
+        <w:t xml:space="preserve"> </w:t>
       </w:r>
       <w:r>
         <w:t>Development Risks</w:t>
       </w:r>
-      <w:bookmarkEnd w:id="17"/>
-    </w:p>
-    <w:p>
-      <w:r>
-        <w:t>Creating a project like this also comes with some unexpected risks to development.</w:t>
+      <w:bookmarkEnd w:id="19"/>
+    </w:p>
+    <w:p>
+      <w:r>
+        <w:t xml:space="preserve">Creating a project like this also comes with some </w:t>
+      </w:r>
+      <w:r>
+        <w:t>unplanned</w:t>
+      </w:r>
+      <w:r>
+        <w:t xml:space="preserve"> risks to development.</w:t>
       </w:r>
     </w:p>
     <w:p>
@@ -6043,7 +6219,10 @@
         <w:t xml:space="preserve">One of the main </w:t>
       </w:r>
       <w:r>
-        <w:t xml:space="preserve">unexpected </w:t>
+        <w:t>unplanned</w:t>
+      </w:r>
+      <w:r>
+        <w:t xml:space="preserve"> </w:t>
       </w:r>
       <w:r>
         <w:t>development risks is loss of data. This can come in many forms, for example, failed storage/hardware</w:t>
@@ -6093,15 +6272,27 @@
         <w:t xml:space="preserve"> one on-site backup and at least one off-site backup should be made.</w:t>
       </w:r>
       <w:r>
-        <w:t xml:space="preserve"> Cloud storage is </w:t>
-      </w:r>
-      <w:r>
-        <w:t>an effective way of</w:t>
+        <w:t xml:space="preserve"> Cloud storage is</w:t>
+      </w:r>
+      <w:r>
+        <w:t xml:space="preserve"> also</w:t>
       </w:r>
       <w:r>
         <w:t xml:space="preserve"> </w:t>
       </w:r>
       <w:r>
+        <w:t>an</w:t>
+      </w:r>
+      <w:r>
+        <w:t>other</w:t>
+      </w:r>
+      <w:r>
+        <w:t xml:space="preserve"> effective way of</w:t>
+      </w:r>
+      <w:r>
+        <w:t xml:space="preserve"> </w:t>
+      </w:r>
+      <w:r>
         <w:t>implementing an</w:t>
       </w:r>
       <w:r>
@@ -6138,20 +6329,18 @@
         <w:t>services.</w:t>
       </w:r>
     </w:p>
-    <w:p/>
-    <w:p/>
     <w:p>
       <w:pPr>
         <w:pStyle w:val="Heading1"/>
       </w:pPr>
-      <w:bookmarkStart w:id="18" w:name="_Toc196671798"/>
+      <w:bookmarkStart w:id="20" w:name="_Toc196687038"/>
       <w:r>
         <w:t>Git/</w:t>
       </w:r>
       <w:r>
         <w:t>GitHub</w:t>
       </w:r>
-      <w:bookmarkEnd w:id="18"/>
+      <w:bookmarkEnd w:id="20"/>
     </w:p>
     <w:p>
       <w:r>
@@ -6162,7 +6351,7 @@
       <w:pPr>
         <w:pStyle w:val="Heading2"/>
       </w:pPr>
-      <w:bookmarkStart w:id="19" w:name="_Toc196671799"/>
+      <w:bookmarkStart w:id="21" w:name="_Toc196687039"/>
       <w:r>
         <w:t xml:space="preserve">Setting </w:t>
       </w:r>
@@ -6184,7 +6373,7 @@
       <w:r>
         <w:t>oundation</w:t>
       </w:r>
-      <w:bookmarkEnd w:id="19"/>
+      <w:bookmarkEnd w:id="21"/>
     </w:p>
     <w:p>
       <w:hyperlink r:id="rId15" w:history="1">
@@ -6296,7 +6485,11 @@
         <w:t xml:space="preserve"> parse the request and return an extremely basic http response</w:t>
       </w:r>
       <w:r>
-        <w:t xml:space="preserve"> with manually appended headers</w:t>
+        <w:t xml:space="preserve"> </w:t>
+      </w:r>
+      <w:r>
+        <w:lastRenderedPageBreak/>
+        <w:t>with manually appended headers</w:t>
       </w:r>
       <w:r>
         <w:t>.</w:t>
@@ -6313,7 +6506,6 @@
     </w:p>
     <w:p>
       <w:r>
-        <w:lastRenderedPageBreak/>
         <w:t>An initial version of the webapp is also included</w:t>
       </w:r>
       <w:r>
@@ -6343,7 +6535,7 @@
           <w:szCs w:val="22"/>
         </w:rPr>
       </w:pPr>
-      <w:bookmarkStart w:id="20" w:name="_Toc196671800"/>
+      <w:bookmarkStart w:id="22" w:name="_Toc196687040"/>
       <w:r>
         <w:t>Initial Int</w:t>
       </w:r>
@@ -6356,7 +6548,7 @@
       <w:r>
         <w:t>ctivity</w:t>
       </w:r>
-      <w:bookmarkEnd w:id="20"/>
+      <w:bookmarkEnd w:id="22"/>
     </w:p>
     <w:p>
       <w:hyperlink r:id="rId16" w:history="1">
@@ -6475,11 +6667,11 @@
       <w:pPr>
         <w:pStyle w:val="Heading2"/>
       </w:pPr>
-      <w:bookmarkStart w:id="21" w:name="_Toc196671801"/>
+      <w:bookmarkStart w:id="23" w:name="_Toc196687041"/>
       <w:r>
         <w:t>Logging and SSL Support</w:t>
       </w:r>
-      <w:bookmarkEnd w:id="21"/>
+      <w:bookmarkEnd w:id="23"/>
     </w:p>
     <w:p>
       <w:hyperlink r:id="rId17" w:history="1">
@@ -6565,14 +6757,14 @@
       <w:pPr>
         <w:pStyle w:val="Heading2"/>
       </w:pPr>
-      <w:bookmarkStart w:id="22" w:name="_Toc196671802"/>
+      <w:bookmarkStart w:id="24" w:name="_Toc196687042"/>
       <w:r>
         <w:t>Extension</w:t>
       </w:r>
       <w:r>
         <w:t>s</w:t>
       </w:r>
-      <w:bookmarkEnd w:id="22"/>
+      <w:bookmarkEnd w:id="24"/>
     </w:p>
     <w:p>
       <w:hyperlink r:id="rId18" w:history="1">
@@ -6629,11 +6821,11 @@
       <w:pPr>
         <w:pStyle w:val="Heading1"/>
       </w:pPr>
-      <w:bookmarkStart w:id="23" w:name="_Toc196671803"/>
+      <w:bookmarkStart w:id="25" w:name="_Toc196687043"/>
       <w:r>
         <w:t>Community Store</w:t>
       </w:r>
-      <w:bookmarkEnd w:id="23"/>
+      <w:bookmarkEnd w:id="25"/>
     </w:p>
     <w:p>
       <w:r>
@@ -6656,12 +6848,12 @@
       <w:pPr>
         <w:pStyle w:val="Heading1"/>
       </w:pPr>
-      <w:bookmarkStart w:id="24" w:name="_Toc196671804"/>
+      <w:bookmarkStart w:id="26" w:name="_Toc196687044"/>
       <w:r>
         <w:lastRenderedPageBreak/>
         <w:t>Social implications</w:t>
       </w:r>
-      <w:bookmarkEnd w:id="24"/>
+      <w:bookmarkEnd w:id="26"/>
     </w:p>
     <w:p>
       <w:r>
@@ -6805,9 +6997,9 @@
       <w:pPr>
         <w:pStyle w:val="Heading1"/>
       </w:pPr>
-      <w:bookmarkStart w:id="25" w:name="_Protecting_users_and"/>
-      <w:bookmarkStart w:id="26" w:name="_Toc196671805"/>
-      <w:bookmarkEnd w:id="25"/>
+      <w:bookmarkStart w:id="27" w:name="_Protecting_users_and"/>
+      <w:bookmarkStart w:id="28" w:name="_Toc196687045"/>
+      <w:bookmarkEnd w:id="27"/>
       <w:r>
         <w:t xml:space="preserve">Legal </w:t>
       </w:r>
@@ -6829,7 +7021,7 @@
       <w:r>
         <w:t>rotecting users and their data</w:t>
       </w:r>
-      <w:bookmarkEnd w:id="26"/>
+      <w:bookmarkEnd w:id="28"/>
     </w:p>
     <w:p>
       <w:r>
@@ -7083,14 +7275,14 @@
       <w:pPr>
         <w:pStyle w:val="Heading1"/>
       </w:pPr>
-      <w:bookmarkStart w:id="27" w:name="_Toc196671806"/>
+      <w:bookmarkStart w:id="29" w:name="_Toc196687046"/>
       <w:r>
         <w:t xml:space="preserve">Software </w:t>
       </w:r>
       <w:r>
         <w:t>Architecture</w:t>
       </w:r>
-      <w:bookmarkEnd w:id="27"/>
+      <w:bookmarkEnd w:id="29"/>
     </w:p>
     <w:p>
       <w:r>
@@ -7119,11 +7311,11 @@
       <w:pPr>
         <w:pStyle w:val="Heading2"/>
       </w:pPr>
-      <w:bookmarkStart w:id="28" w:name="_Toc196671807"/>
+      <w:bookmarkStart w:id="30" w:name="_Toc196687047"/>
       <w:r>
         <w:t>Connection methods</w:t>
       </w:r>
-      <w:bookmarkEnd w:id="28"/>
+      <w:bookmarkEnd w:id="30"/>
     </w:p>
     <w:p>
       <w:r>
@@ -7343,11 +7535,11 @@
       <w:pPr>
         <w:pStyle w:val="Heading2"/>
       </w:pPr>
-      <w:bookmarkStart w:id="29" w:name="_Toc196671808"/>
+      <w:bookmarkStart w:id="31" w:name="_Toc196687048"/>
       <w:r>
         <w:t>Webapp or Native Application?</w:t>
       </w:r>
-      <w:bookmarkEnd w:id="29"/>
+      <w:bookmarkEnd w:id="31"/>
     </w:p>
     <w:p>
       <w:r>
@@ -7457,7 +7649,7 @@
       <w:pPr>
         <w:pStyle w:val="Heading2"/>
       </w:pPr>
-      <w:bookmarkStart w:id="30" w:name="_Toc196671809"/>
+      <w:bookmarkStart w:id="32" w:name="_Toc196687049"/>
       <w:r>
         <w:t>Svelte</w:t>
       </w:r>
@@ -7467,7 +7659,7 @@
       <w:r>
         <w:t>Sveltekit</w:t>
       </w:r>
-      <w:bookmarkEnd w:id="30"/>
+      <w:bookmarkEnd w:id="32"/>
     </w:p>
     <w:p>
       <w:r>
@@ -7610,22 +7802,17 @@
       </w:r>
     </w:p>
     <w:p>
-      <w:r>
-        <w:t>When submitting a form, all form data is included within the request.</w:t>
-      </w:r>
-    </w:p>
-    <w:p>
       <w:pPr>
         <w:pStyle w:val="Heading2"/>
       </w:pPr>
-      <w:bookmarkStart w:id="31" w:name="_Toc196671810"/>
+      <w:bookmarkStart w:id="33" w:name="_Toc196687050"/>
       <w:r>
         <w:t>Tailwind/</w:t>
       </w:r>
       <w:r>
         <w:t>Daisy UI</w:t>
       </w:r>
-      <w:bookmarkEnd w:id="31"/>
+      <w:bookmarkEnd w:id="33"/>
     </w:p>
     <w:p>
       <w:r>
@@ -7731,11 +7918,11 @@
       <w:pPr>
         <w:pStyle w:val="Heading2"/>
       </w:pPr>
-      <w:bookmarkStart w:id="32" w:name="_Toc196671811"/>
+      <w:bookmarkStart w:id="34" w:name="_Toc196687051"/>
       <w:r>
         <w:t>Other Languages</w:t>
       </w:r>
-      <w:bookmarkEnd w:id="32"/>
+      <w:bookmarkEnd w:id="34"/>
     </w:p>
     <w:p>
       <w:r>
@@ -7808,11 +7995,11 @@
       <w:pPr>
         <w:pStyle w:val="Heading2"/>
       </w:pPr>
-      <w:bookmarkStart w:id="33" w:name="_Toc196671812"/>
+      <w:bookmarkStart w:id="35" w:name="_Toc196687052"/>
       <w:r>
         <w:t>Python</w:t>
       </w:r>
-      <w:bookmarkEnd w:id="33"/>
+      <w:bookmarkEnd w:id="35"/>
     </w:p>
     <w:p>
       <w:r>
@@ -8077,7 +8264,7 @@
       <w:pPr>
         <w:pStyle w:val="Heading2"/>
       </w:pPr>
-      <w:bookmarkStart w:id="34" w:name="_Toc196671813"/>
+      <w:bookmarkStart w:id="36" w:name="_Toc196687053"/>
       <w:r>
         <w:t xml:space="preserve">The </w:t>
       </w:r>
@@ -8087,7 +8274,7 @@
       <w:r>
         <w:t>GIL</w:t>
       </w:r>
-      <w:bookmarkEnd w:id="34"/>
+      <w:bookmarkEnd w:id="36"/>
     </w:p>
     <w:p>
       <w:r>
@@ -8134,11 +8321,11 @@
       <w:pPr>
         <w:pStyle w:val="Heading2"/>
       </w:pPr>
-      <w:bookmarkStart w:id="35" w:name="_Toc196671814"/>
+      <w:bookmarkStart w:id="37" w:name="_Toc196687054"/>
       <w:r>
         <w:t>MQTT and Alternative Server Protocols</w:t>
       </w:r>
-      <w:bookmarkEnd w:id="35"/>
+      <w:bookmarkEnd w:id="37"/>
     </w:p>
     <w:p>
       <w:r>
@@ -8225,11 +8412,11 @@
       <w:pPr>
         <w:pStyle w:val="Heading2"/>
       </w:pPr>
-      <w:bookmarkStart w:id="36" w:name="_Toc196671815"/>
+      <w:bookmarkStart w:id="38" w:name="_Toc196687055"/>
       <w:r>
         <w:t>Sockets and web-sockets</w:t>
       </w:r>
-      <w:bookmarkEnd w:id="36"/>
+      <w:bookmarkEnd w:id="38"/>
     </w:p>
     <w:p>
       <w:r>
@@ -8254,11 +8441,6 @@
       <w:r>
         <w:lastRenderedPageBreak/>
         <w:t>manipulated, the socket server and clients send raw bytes of data between each-other which need to be decoded and formed into readable data. JSON was the form of data chosen to be used by the server and clients as it is an incredibly versatile data format widely supported by languages and different libraries and systems, while also being incredibly human read and writable. Python especially has amazing built in support for the JSON format.</w:t>
-      </w:r>
-    </w:p>
-    <w:p>
-      <w:r>
-        <w:t>(elaborate on how the commands are processed and the types of data sent and how they’re determined)</w:t>
       </w:r>
     </w:p>
     <w:p>
@@ -8407,12 +8589,6 @@
         <w:t xml:space="preserve"> The connection-id of the device is then returned in order to be able to send requests from the device.</w:t>
       </w:r>
     </w:p>
-    <w:p/>
-    <w:p/>
-    <w:p/>
-    <w:p/>
-    <w:p/>
-    <w:p/>
     <w:p>
       <w:r>
         <w:t>Server/Client Diagram</w:t>
@@ -8423,11 +8599,10 @@
         <w:rPr>
           <w:noProof/>
         </w:rPr>
-        <w:lastRenderedPageBreak/>
         <w:drawing>
-          <wp:inline distT="0" distB="0" distL="0" distR="0" wp14:anchorId="1F938754" wp14:editId="3D848E4C">
-            <wp:extent cx="3505200" cy="3993267"/>
-            <wp:effectExtent l="0" t="0" r="0" b="7620"/>
+          <wp:inline distT="0" distB="0" distL="0" distR="0" wp14:anchorId="1F938754" wp14:editId="3B27D0BA">
+            <wp:extent cx="3000375" cy="3418151"/>
+            <wp:effectExtent l="0" t="0" r="0" b="0"/>
             <wp:docPr id="1941405995" name="Picture 1" descr="A diagram of a process&#10;&#10;AI-generated content may be incorrect."/>
             <wp:cNvGraphicFramePr>
               <a:graphicFrameLocks xmlns:a="http://schemas.openxmlformats.org/drawingml/2006/main" noChangeAspect="1"/>
@@ -8457,7 +8632,7 @@
                   <pic:spPr bwMode="auto">
                     <a:xfrm>
                       <a:off x="0" y="0"/>
-                      <a:ext cx="3546731" cy="4040581"/>
+                      <a:ext cx="3052631" cy="3477683"/>
                     </a:xfrm>
                     <a:prstGeom prst="rect">
                       <a:avLst/>
@@ -8478,32 +8653,132 @@
       <w:pPr>
         <w:pStyle w:val="Heading2"/>
       </w:pPr>
-      <w:bookmarkStart w:id="37" w:name="_Toc196671816"/>
-      <w:r>
-        <w:t>Server Functions</w:t>
-      </w:r>
-      <w:bookmarkEnd w:id="37"/>
-    </w:p>
-    <w:p>
-      <w:r>
-        <w:t xml:space="preserve">When connecting a new device to the socket server, the device has the option of specifying a list of endpoints. The endpoints are functions which are the way of displaying to the server and any other device, what features the device has access to. This is similar to architectures such as remote procedure calls (RPC) where functions can be directly called, and the arguments are determined by the request. </w:t>
-      </w:r>
-    </w:p>
-    <w:p>
-      <w:r>
-        <w:t>(elaborate here)</w:t>
-      </w:r>
-    </w:p>
-    <w:p>
-      <w:r>
-        <w:t>Through the extensions, new features can be added to the server, automatically updating what new functions devices have access to.</w:t>
+      <w:bookmarkStart w:id="39" w:name="_Toc196687056"/>
+      <w:r>
+        <w:lastRenderedPageBreak/>
+        <w:t>Device Networking Library</w:t>
+      </w:r>
+      <w:bookmarkEnd w:id="39"/>
+    </w:p>
+    <w:p>
+      <w:r>
+        <w:t>Connecting to the socket server does require some pre-requisites be followed. Depending on the device, the corresponding networking library that can be found within the community store needs to be installed on the device. This networking library can come in multiple forms, but the simplest with just be a normal file that can be included in the project.</w:t>
+      </w:r>
+      <w:r>
+        <w:t xml:space="preserve"> This networking library is the foundation of how the device will interact with the server.</w:t>
+      </w:r>
+    </w:p>
+    <w:p>
+      <w:r>
+        <w:t>When connecting a new device to the socket server, the device has the option of specifying a list of endpoints.</w:t>
+      </w:r>
+      <w:r>
+        <w:t xml:space="preserve"> These endpoints act similarly to functions but can be called from the server.</w:t>
+      </w:r>
+      <w:r>
+        <w:t xml:space="preserve"> T</w:t>
+      </w:r>
+      <w:r>
+        <w:t>he</w:t>
+      </w:r>
+      <w:r>
+        <w:t xml:space="preserve"> </w:t>
+      </w:r>
+      <w:r>
+        <w:t xml:space="preserve">server </w:t>
+      </w:r>
+      <w:r>
+        <w:t>can then</w:t>
+      </w:r>
+      <w:r>
+        <w:t xml:space="preserve"> call </w:t>
+      </w:r>
+      <w:r>
+        <w:t>the</w:t>
+      </w:r>
+      <w:r>
+        <w:t xml:space="preserve"> function</w:t>
+      </w:r>
+      <w:r>
+        <w:t xml:space="preserve"> through the use of </w:t>
+      </w:r>
+      <w:r>
+        <w:t>a</w:t>
+      </w:r>
+      <w:r>
+        <w:t xml:space="preserve"> server extension</w:t>
+      </w:r>
+      <w:r>
+        <w:t xml:space="preserve"> </w:t>
+      </w:r>
+      <w:r>
+        <w:t>or by manually calling it through the web app</w:t>
+      </w:r>
+      <w:r>
+        <w:t xml:space="preserve"> device page</w:t>
+      </w:r>
+      <w:r>
+        <w:t>, where it</w:t>
+      </w:r>
+      <w:r>
+        <w:t xml:space="preserve"> then</w:t>
+      </w:r>
+      <w:r>
+        <w:t xml:space="preserve"> retrieves the list of arguments from the request</w:t>
+      </w:r>
+      <w:r>
+        <w:t xml:space="preserve">, </w:t>
+      </w:r>
+      <w:r>
+        <w:t xml:space="preserve">and uses </w:t>
+      </w:r>
+      <w:r>
+        <w:t xml:space="preserve">the </w:t>
+      </w:r>
+      <w:r>
+        <w:t xml:space="preserve">arguments </w:t>
+      </w:r>
+      <w:r>
+        <w:t>to call the function on the device.</w:t>
+      </w:r>
+    </w:p>
+    <w:p>
+      <w:r>
+        <w:t>This process is almost identical to the process of calling an extension function from a device</w:t>
+      </w:r>
+      <w:r>
+        <w:t xml:space="preserve">, </w:t>
+      </w:r>
+      <w:r>
+        <w:t xml:space="preserve">to make </w:t>
+      </w:r>
+      <w:r>
+        <w:t xml:space="preserve">it </w:t>
+      </w:r>
+      <w:r>
+        <w:t xml:space="preserve">is as </w:t>
+      </w:r>
+      <w:r>
+        <w:t>easy</w:t>
+      </w:r>
+      <w:r>
+        <w:t xml:space="preserve"> as possible</w:t>
+      </w:r>
+      <w:r>
+        <w:t xml:space="preserve"> to work with for the developers</w:t>
+      </w:r>
+      <w:r>
+        <w:t>.</w:t>
+      </w:r>
+      <w:r>
+        <w:t xml:space="preserve"> </w:t>
       </w:r>
     </w:p>
     <w:p>
       <w:pPr>
         <w:pStyle w:val="Heading1"/>
       </w:pPr>
-      <w:bookmarkStart w:id="38" w:name="_Toc196671817"/>
+      <w:bookmarkStart w:id="40" w:name="_Toc196687057"/>
       <w:r>
         <w:t>Comparing</w:t>
       </w:r>
@@ -8513,7 +8788,7 @@
       <w:r>
         <w:t>Libraries</w:t>
       </w:r>
-      <w:bookmarkEnd w:id="38"/>
+      <w:bookmarkEnd w:id="40"/>
     </w:p>
     <w:p>
       <w:r>
@@ -8542,11 +8817,11 @@
       <w:pPr>
         <w:pStyle w:val="Heading2"/>
       </w:pPr>
-      <w:bookmarkStart w:id="39" w:name="_Toc196671818"/>
+      <w:bookmarkStart w:id="41" w:name="_Toc196687058"/>
       <w:r>
         <w:t>Django</w:t>
       </w:r>
-      <w:bookmarkEnd w:id="39"/>
+      <w:bookmarkEnd w:id="41"/>
     </w:p>
     <w:p>
       <w:r>
@@ -8590,11 +8865,11 @@
       <w:pPr>
         <w:pStyle w:val="Heading2"/>
       </w:pPr>
-      <w:bookmarkStart w:id="40" w:name="_Toc196671819"/>
+      <w:bookmarkStart w:id="42" w:name="_Toc196687059"/>
       <w:r>
         <w:t>Fast API</w:t>
       </w:r>
-      <w:bookmarkEnd w:id="40"/>
+      <w:bookmarkEnd w:id="42"/>
     </w:p>
     <w:p>
       <w:r>
@@ -8622,387 +8897,390 @@
         <w:t xml:space="preserve">Pydantic </w:t>
       </w:r>
       <w:r>
+        <w:t>is</w:t>
+      </w:r>
+      <w:r>
+        <w:t xml:space="preserve"> built to make modelling data within programs easier</w:t>
+      </w:r>
+      <w:r>
+        <w:t xml:space="preserve"> and is the basis of Fast API’s data modelling system.</w:t>
+      </w:r>
+      <w:r>
+        <w:t xml:space="preserve"> </w:t>
+      </w:r>
+    </w:p>
+    <w:p>
+      <w:pPr>
+        <w:pStyle w:val="Heading2"/>
+      </w:pPr>
+      <w:bookmarkStart w:id="43" w:name="_Toc196687060"/>
+      <w:r>
+        <w:t>Flask</w:t>
+      </w:r>
+      <w:bookmarkEnd w:id="43"/>
+    </w:p>
+    <w:p>
+      <w:r>
+        <w:t>Flask is an incredibly minimal library for hosting HTTP servers. Some of the key factors of selecting this library for use in the application was the community support and feature richness. Community support for the library allowed for very rapid development and iteration especially important for web development.</w:t>
+      </w:r>
+    </w:p>
+    <w:p>
+      <w:r>
+        <w:t>The library supports many of the more modern features found in python, such as the async/await architecture as well as support for modern hosting applications, one of which is gunicorn, the system selected to be the host for the production build of the application.</w:t>
+      </w:r>
+    </w:p>
+    <w:p>
+      <w:r>
+        <w:t xml:space="preserve">Building endpoints for flask is incredibly easy, endpoints are determined by decorating different functions or adding them at runtime to the flask application object. </w:t>
+      </w:r>
+    </w:p>
+    <w:p>
+      <w:r>
+        <w:t>Taking advantage of how simple the endpoints are for flask, extending functionality was made significantly easier in the form of function decorating.</w:t>
+      </w:r>
+      <w:r>
+        <w:t xml:space="preserve"> </w:t>
+      </w:r>
+      <w:r>
+        <w:t xml:space="preserve">Decorator functions are used throughout the project </w:t>
+      </w:r>
+      <w:r>
+        <w:t>for the</w:t>
+      </w:r>
+      <w:r>
+        <w:t xml:space="preserve"> integrat</w:t>
+      </w:r>
+      <w:r>
+        <w:t>ion</w:t>
+      </w:r>
+      <w:r>
+        <w:t xml:space="preserve"> of</w:t>
+      </w:r>
+      <w:r>
+        <w:t xml:space="preserve"> the authentication system. The decorators live above the </w:t>
+      </w:r>
+      <w:r>
         <w:lastRenderedPageBreak/>
-        <w:t>is</w:t>
-      </w:r>
-      <w:r>
-        <w:t xml:space="preserve"> built to make modelling data within programs easier</w:t>
-      </w:r>
-      <w:r>
-        <w:t xml:space="preserve"> and is the basis of Fast API’s data modelling system.</w:t>
+        <w:t>functions and are called just before the function is called. This allows processes to occur such as checking if the user calling the function is authenticated, before allowing them access to it.</w:t>
+      </w:r>
+    </w:p>
+    <w:p>
+      <w:r>
+        <w:t>(show decorator)</w:t>
+      </w:r>
+    </w:p>
+    <w:p>
+      <w:pPr>
+        <w:pStyle w:val="Heading2"/>
+      </w:pPr>
+      <w:bookmarkStart w:id="44" w:name="_Toc196687061"/>
+      <w:r>
+        <w:t>Authentication</w:t>
+      </w:r>
+      <w:bookmarkEnd w:id="44"/>
+    </w:p>
+    <w:p>
+      <w:r>
+        <w:t>Authentication is a large part of any application, deciding who can and can’t access it and how the user’s data is stored. The ICMS application gives users 2 options, locally storing the user data. Or storing the data in a self-hostable authentication service.</w:t>
+      </w:r>
+    </w:p>
+    <w:p>
+      <w:r>
+        <w:t xml:space="preserve">Storing the data </w:t>
+      </w:r>
+      <w:r>
+        <w:t xml:space="preserve">locally </w:t>
+      </w:r>
+      <w:r>
+        <w:t>should be fine for most users as long as the main system is utilising the correct security features of the operating system it is running on. To add a layer of security to the user data, passwords are store in their encrypted forms.</w:t>
+      </w:r>
+    </w:p>
+    <w:p>
+      <w:r>
+        <w:t>The authentication service is another simple server that runs as an API service. Utilising an SQLite database to store the user data, this method of storing data is much more developer friendly.</w:t>
+      </w:r>
+    </w:p>
+    <w:p>
+      <w:r>
+        <w:t>In order to prevent having to constantly check passwords, the applications including the store implement a token system. Tokens are session-based methods of ensuring a user is who they say they are per request to the server.</w:t>
+      </w:r>
+    </w:p>
+    <w:p>
+      <w:pPr>
+        <w:pStyle w:val="Heading2"/>
+      </w:pPr>
+      <w:bookmarkStart w:id="45" w:name="_Toc196687062"/>
+      <w:r>
+        <w:t xml:space="preserve">JWT </w:t>
+      </w:r>
+      <w:r>
+        <w:t>T</w:t>
+      </w:r>
+      <w:r>
+        <w:t>oken</w:t>
+      </w:r>
+      <w:r>
+        <w:t>s</w:t>
+      </w:r>
+      <w:bookmarkEnd w:id="45"/>
+    </w:p>
+    <w:p>
+      <w:r>
+        <w:t xml:space="preserve">A JWT token is an internet standard way for creating and storing encoded data within a token. Within the application, JWT tokens are used to store the userID of a user. </w:t>
+      </w:r>
+      <w:r>
+        <w:t>T</w:t>
+      </w:r>
+      <w:r>
+        <w:t xml:space="preserve">he </w:t>
+      </w:r>
+      <w:r>
+        <w:t>userID</w:t>
       </w:r>
       <w:r>
         <w:t xml:space="preserve"> </w:t>
       </w:r>
+      <w:r>
+        <w:t>can then be</w:t>
+      </w:r>
+      <w:r>
+        <w:t xml:space="preserve"> used to</w:t>
+      </w:r>
+      <w:r>
+        <w:t xml:space="preserve"> match</w:t>
+      </w:r>
+      <w:r>
+        <w:t xml:space="preserve"> and</w:t>
+      </w:r>
+      <w:r>
+        <w:t xml:space="preserve"> find the</w:t>
+      </w:r>
+      <w:r>
+        <w:t xml:space="preserve"> </w:t>
+      </w:r>
+      <w:r>
+        <w:t>relevant</w:t>
+      </w:r>
+      <w:r>
+        <w:t xml:space="preserve"> data</w:t>
+      </w:r>
+      <w:r>
+        <w:t xml:space="preserve"> for the user</w:t>
+      </w:r>
+      <w:r>
+        <w:t xml:space="preserve"> from the database or cache</w:t>
+      </w:r>
+      <w:r>
+        <w:t>.</w:t>
+      </w:r>
     </w:p>
     <w:p>
       <w:pPr>
         <w:pStyle w:val="Heading2"/>
       </w:pPr>
-      <w:bookmarkStart w:id="41" w:name="_Toc196671820"/>
-      <w:r>
-        <w:t>Flask</w:t>
-      </w:r>
-      <w:bookmarkEnd w:id="41"/>
-    </w:p>
-    <w:p>
-      <w:r>
-        <w:t>Flask is an incredibly minimal library for hosting HTTP servers. Some of the key factors of selecting this library for use in the application was the community support and feature richness. Community support for the library allowed for very rapid development and iteration especially important for web development.</w:t>
-      </w:r>
-    </w:p>
-    <w:p>
-      <w:r>
-        <w:t>The library supports many of the more modern features found in python, such as the async/await architecture as well as support for modern hosting applications, one of which is gunicorn, the system selected to be the host for the production build of the application.</w:t>
-      </w:r>
-    </w:p>
-    <w:p>
-      <w:r>
-        <w:t xml:space="preserve">Building endpoints for flask is incredibly easy, endpoints are determined by decorating different functions or adding them at runtime to the flask application object. </w:t>
-      </w:r>
-    </w:p>
-    <w:p>
-      <w:r>
-        <w:t>Taking advantage of how simple the endpoints are for flask, extending functionality was made significantly easier in the form of function decorating.</w:t>
+      <w:bookmarkStart w:id="46" w:name="_Toc196687063"/>
+      <w:r>
+        <w:t>Caching</w:t>
+      </w:r>
+      <w:bookmarkEnd w:id="46"/>
+    </w:p>
+    <w:p>
+      <w:r>
+        <w:t>Caching user data speeds up the application by reducing the amount of much slower IO processes that need to occur</w:t>
+      </w:r>
+      <w:r>
+        <w:t xml:space="preserve">. </w:t>
+      </w:r>
+      <w:r>
+        <w:t xml:space="preserve">An </w:t>
+      </w:r>
+      <w:r>
+        <w:t>example</w:t>
+      </w:r>
+      <w:r>
+        <w:t xml:space="preserve"> IO process is</w:t>
+      </w:r>
+      <w:r>
+        <w:t xml:space="preserve"> having </w:t>
+      </w:r>
+      <w:r>
+        <w:t xml:space="preserve">to read from a file </w:t>
+      </w:r>
+      <w:r>
+        <w:t>every time</w:t>
+      </w:r>
+      <w:r>
+        <w:t xml:space="preserve"> the user wishes to access it</w:t>
+      </w:r>
+      <w:r>
+        <w:t>, which</w:t>
+      </w:r>
+      <w:r>
+        <w:t xml:space="preserve"> is a</w:t>
       </w:r>
       <w:r>
         <w:t xml:space="preserve"> </w:t>
       </w:r>
       <w:r>
-        <w:t xml:space="preserve">Decorator functions are used throughout the project </w:t>
-      </w:r>
-      <w:r>
-        <w:t>for the</w:t>
-      </w:r>
-      <w:r>
-        <w:t xml:space="preserve"> integrat</w:t>
-      </w:r>
-      <w:r>
-        <w:t>ion</w:t>
-      </w:r>
-      <w:r>
-        <w:t xml:space="preserve"> of</w:t>
-      </w:r>
-      <w:r>
-        <w:t xml:space="preserve"> the authentication system. The decorators live above the functions and are called just before the function is called. This allows processes to occur such as checking if the user calling the function is authenticated, before allowing them access to it.</w:t>
-      </w:r>
-    </w:p>
-    <w:p>
-      <w:r>
-        <w:t>(show decorator)</w:t>
+        <w:t>slow process</w:t>
+      </w:r>
+      <w:r>
+        <w:t>, especially</w:t>
+      </w:r>
+      <w:r>
+        <w:t xml:space="preserve"> if it was required to be carried out for </w:t>
+      </w:r>
+      <w:r>
+        <w:t>every</w:t>
+      </w:r>
+      <w:r>
+        <w:t xml:space="preserve"> user. Instead</w:t>
+      </w:r>
+      <w:r>
+        <w:t>,</w:t>
+      </w:r>
+      <w:r>
+        <w:t xml:space="preserve"> the ICMS</w:t>
+      </w:r>
+      <w:r>
+        <w:t xml:space="preserve"> </w:t>
+      </w:r>
+      <w:r>
+        <w:t xml:space="preserve">applications </w:t>
+      </w:r>
+      <w:r>
+        <w:t>retrieve th</w:t>
+      </w:r>
+      <w:r>
+        <w:t>e</w:t>
+      </w:r>
+      <w:r>
+        <w:t xml:space="preserve"> user data and store it in a list in memory</w:t>
+      </w:r>
+      <w:r>
+        <w:t>.</w:t>
+      </w:r>
+    </w:p>
+    <w:p>
+      <w:r>
+        <w:t>Unfortunately,</w:t>
+      </w:r>
+      <w:r>
+        <w:t xml:space="preserve"> as with all things in software development,</w:t>
+      </w:r>
+      <w:r>
+        <w:t xml:space="preserve"> u</w:t>
+      </w:r>
+      <w:r>
+        <w:t xml:space="preserve">tilising this system does come with some drawbacks, </w:t>
+      </w:r>
+      <w:r>
+        <w:t xml:space="preserve">namely </w:t>
+      </w:r>
+      <w:r>
+        <w:t>being that caching systems can be incredibly memory hungry on lower power devices</w:t>
+      </w:r>
+      <w:r>
+        <w:t xml:space="preserve"> and can cause some issues depending on the size of the total amount of data needing to be stored</w:t>
+      </w:r>
+      <w:r>
+        <w:t>.</w:t>
+      </w:r>
+      <w:r>
+        <w:t xml:space="preserve"> Another issue is determining when the user data is not going to be accessed anymore as keeping user data that has been unused for a long time becomes extremely memory inefficient.</w:t>
+      </w:r>
+      <w:r>
+        <w:t xml:space="preserve"> For</w:t>
+      </w:r>
+      <w:r>
+        <w:t xml:space="preserve"> </w:t>
+      </w:r>
+      <w:r>
+        <w:t>applications such as ICMS, it was designed</w:t>
+      </w:r>
+      <w:r>
+        <w:t xml:space="preserve"> around</w:t>
+      </w:r>
+      <w:r>
+        <w:t xml:space="preserve"> the total amount of users ideally</w:t>
+      </w:r>
+      <w:r>
+        <w:t xml:space="preserve"> </w:t>
+      </w:r>
+      <w:r>
+        <w:t xml:space="preserve">being </w:t>
+      </w:r>
+      <w:r>
+        <w:t xml:space="preserve">a low </w:t>
+      </w:r>
+      <w:r>
+        <w:t xml:space="preserve">amount, so it then </w:t>
+      </w:r>
+      <w:r>
+        <w:t xml:space="preserve">only utilises the database as a form of </w:t>
+      </w:r>
+      <w:r>
+        <w:t>a</w:t>
+      </w:r>
+      <w:r>
+        <w:t xml:space="preserve"> </w:t>
+      </w:r>
+      <w:r>
+        <w:t>backup</w:t>
+      </w:r>
+      <w:r>
+        <w:t xml:space="preserve"> for the </w:t>
+      </w:r>
+      <w:r>
+        <w:t xml:space="preserve">user </w:t>
+      </w:r>
+      <w:r>
+        <w:t>data,</w:t>
+      </w:r>
+      <w:r>
+        <w:t xml:space="preserve"> so that </w:t>
+      </w:r>
+      <w:r>
+        <w:t>it</w:t>
+      </w:r>
+      <w:r>
+        <w:t xml:space="preserve"> can be </w:t>
+      </w:r>
+      <w:r>
+        <w:t>retrieved when the application is shutdown</w:t>
+      </w:r>
+      <w:r>
+        <w:t>.</w:t>
+      </w:r>
+    </w:p>
+    <w:p>
+      <w:r>
+        <w:t>If the application were to be scaled to bigger amounts of users, the system would need to be updated to reflect that.</w:t>
       </w:r>
     </w:p>
     <w:p>
       <w:pPr>
         <w:pStyle w:val="Heading2"/>
       </w:pPr>
-      <w:bookmarkStart w:id="42" w:name="_Toc196671821"/>
-      <w:r>
-        <w:t>Authentication</w:t>
-      </w:r>
-      <w:bookmarkEnd w:id="42"/>
-    </w:p>
-    <w:p>
-      <w:r>
-        <w:t>Authentication is a large part of any application, deciding who can and can’t access it and how the user’s data is stored. The ICMS application gives users 2 options, locally storing the user data. Or storing the data in a self-hostable authentication service.</w:t>
-      </w:r>
-    </w:p>
-    <w:p>
-      <w:r>
-        <w:t xml:space="preserve">Storing the data </w:t>
-      </w:r>
-      <w:r>
-        <w:t xml:space="preserve">locally </w:t>
-      </w:r>
-      <w:r>
-        <w:t>should be fine for most users as long as the main system is utilising the correct security features of the operating system it is running on. To add a layer of security to the user data, passwords are store in their encrypted forms.</w:t>
-      </w:r>
-    </w:p>
-    <w:p>
-      <w:r>
-        <w:t>The authentication service is another simple server that runs as an API service. Utilising an SQLite database to store the user data, this method of storing data is much more developer friendly.</w:t>
-      </w:r>
-    </w:p>
-    <w:p>
-      <w:r>
-        <w:t>In order to prevent having to constantly check passwords, the applications including the store implement a token system. Tokens are session-based methods of ensuring a user is who they say they are per request to the server.</w:t>
-      </w:r>
-    </w:p>
-    <w:p>
-      <w:pPr>
-        <w:pStyle w:val="Heading2"/>
-      </w:pPr>
-      <w:bookmarkStart w:id="43" w:name="_Toc196671822"/>
-      <w:r>
-        <w:t xml:space="preserve">JWT </w:t>
-      </w:r>
-      <w:r>
-        <w:t>T</w:t>
-      </w:r>
-      <w:r>
-        <w:t>oken</w:t>
-      </w:r>
-      <w:r>
-        <w:t>s</w:t>
-      </w:r>
-      <w:bookmarkEnd w:id="43"/>
-    </w:p>
-    <w:p>
-      <w:r>
-        <w:t xml:space="preserve">A JWT token is an internet standard way for creating and storing encoded data within a token. Within the application, JWT tokens are used to store the userID of a user. </w:t>
-      </w:r>
-      <w:r>
-        <w:t>T</w:t>
-      </w:r>
-      <w:r>
-        <w:t xml:space="preserve">he </w:t>
-      </w:r>
-      <w:r>
-        <w:t>userID</w:t>
-      </w:r>
-      <w:r>
-        <w:t xml:space="preserve"> </w:t>
-      </w:r>
-      <w:r>
-        <w:t>can then be</w:t>
-      </w:r>
-      <w:r>
-        <w:t xml:space="preserve"> used to</w:t>
-      </w:r>
-      <w:r>
-        <w:t xml:space="preserve"> match</w:t>
-      </w:r>
-      <w:r>
-        <w:t xml:space="preserve"> and</w:t>
-      </w:r>
-      <w:r>
-        <w:t xml:space="preserve"> find the</w:t>
-      </w:r>
-      <w:r>
-        <w:t xml:space="preserve"> </w:t>
-      </w:r>
-      <w:r>
-        <w:t>relevant</w:t>
-      </w:r>
-      <w:r>
-        <w:t xml:space="preserve"> data</w:t>
-      </w:r>
-      <w:r>
-        <w:t xml:space="preserve"> for the user</w:t>
-      </w:r>
-      <w:r>
-        <w:t xml:space="preserve"> from the database or cache</w:t>
-      </w:r>
-      <w:r>
-        <w:t>.</w:t>
-      </w:r>
-    </w:p>
-    <w:p>
-      <w:pPr>
-        <w:pStyle w:val="Heading2"/>
-      </w:pPr>
-      <w:bookmarkStart w:id="44" w:name="_Toc196671823"/>
-      <w:r>
-        <w:t>Caching</w:t>
-      </w:r>
-      <w:bookmarkEnd w:id="44"/>
-    </w:p>
-    <w:p>
-      <w:r>
-        <w:t>Caching user data speeds up the application by reducing the amount of much slower IO processes that need to occur</w:t>
-      </w:r>
-      <w:r>
-        <w:t xml:space="preserve">. </w:t>
-      </w:r>
-      <w:r>
-        <w:t xml:space="preserve">An </w:t>
-      </w:r>
-      <w:r>
-        <w:t>example</w:t>
-      </w:r>
-      <w:r>
-        <w:t xml:space="preserve"> IO process is</w:t>
-      </w:r>
-      <w:r>
-        <w:t xml:space="preserve"> having </w:t>
-      </w:r>
-      <w:r>
-        <w:t xml:space="preserve">to read from a file </w:t>
-      </w:r>
-      <w:r>
-        <w:t>every time</w:t>
-      </w:r>
-      <w:r>
-        <w:t xml:space="preserve"> the user wishes to access it</w:t>
-      </w:r>
-      <w:r>
-        <w:t>, which</w:t>
-      </w:r>
-      <w:r>
-        <w:t xml:space="preserve"> is a</w:t>
-      </w:r>
-      <w:r>
-        <w:t xml:space="preserve"> </w:t>
-      </w:r>
-      <w:r>
-        <w:t>slow process</w:t>
-      </w:r>
-      <w:r>
-        <w:t>, especially</w:t>
-      </w:r>
-      <w:r>
-        <w:t xml:space="preserve"> if it was required to be carried out </w:t>
+      <w:bookmarkStart w:id="47" w:name="_Toc196687064"/>
+      <w:r>
+        <w:t>Database/SQLite</w:t>
+      </w:r>
+      <w:bookmarkEnd w:id="47"/>
+    </w:p>
+    <w:p>
+      <w:r>
+        <w:t>The database chosen for this application was SQLit</w:t>
+      </w:r>
+      <w:r>
+        <w:t>e. The decision to use this database</w:t>
+      </w:r>
+      <w:r>
+        <w:t xml:space="preserve"> was made with the same ideals as the rest of the application, in that it is simple to design and </w:t>
       </w:r>
       <w:r>
         <w:lastRenderedPageBreak/>
-        <w:t xml:space="preserve">for </w:t>
-      </w:r>
-      <w:r>
-        <w:t>every</w:t>
-      </w:r>
-      <w:r>
-        <w:t xml:space="preserve"> user. Instead</w:t>
-      </w:r>
-      <w:r>
-        <w:t>,</w:t>
-      </w:r>
-      <w:r>
-        <w:t xml:space="preserve"> the ICMS</w:t>
-      </w:r>
-      <w:r>
-        <w:t xml:space="preserve"> </w:t>
-      </w:r>
-      <w:r>
-        <w:t xml:space="preserve">applications </w:t>
-      </w:r>
-      <w:r>
-        <w:t>retrieve th</w:t>
-      </w:r>
-      <w:r>
-        <w:t>e</w:t>
-      </w:r>
-      <w:r>
-        <w:t xml:space="preserve"> user data and store it in a list in memory</w:t>
-      </w:r>
-      <w:r>
-        <w:t>.</w:t>
-      </w:r>
-    </w:p>
-    <w:p>
-      <w:r>
-        <w:t>Unfortunately,</w:t>
-      </w:r>
-      <w:r>
-        <w:t xml:space="preserve"> as with all things in software development,</w:t>
-      </w:r>
-      <w:r>
-        <w:t xml:space="preserve"> u</w:t>
-      </w:r>
-      <w:r>
-        <w:t xml:space="preserve">tilising this system does come with some drawbacks, </w:t>
-      </w:r>
-      <w:r>
-        <w:t xml:space="preserve">namely </w:t>
-      </w:r>
-      <w:r>
-        <w:t>being that caching systems can be incredibly memory hungry on lower power devices</w:t>
-      </w:r>
-      <w:r>
-        <w:t xml:space="preserve"> and can cause some issues depending on the size of the total amount of data needing to be stored</w:t>
-      </w:r>
-      <w:r>
-        <w:t>.</w:t>
-      </w:r>
-      <w:r>
-        <w:t xml:space="preserve"> Another issue is determining when the user data is not going to be accessed anymore as keeping user data that has been unused for a long time becomes extremely memory inefficient.</w:t>
-      </w:r>
-      <w:r>
-        <w:t xml:space="preserve"> For</w:t>
-      </w:r>
-      <w:r>
-        <w:t xml:space="preserve"> </w:t>
-      </w:r>
-      <w:r>
-        <w:t>applications such as ICMS, it was designed</w:t>
-      </w:r>
-      <w:r>
-        <w:t xml:space="preserve"> around</w:t>
-      </w:r>
-      <w:r>
-        <w:t xml:space="preserve"> the total amount of users ideally</w:t>
-      </w:r>
-      <w:r>
-        <w:t xml:space="preserve"> </w:t>
-      </w:r>
-      <w:r>
-        <w:t xml:space="preserve">being </w:t>
-      </w:r>
-      <w:r>
-        <w:t xml:space="preserve">a low </w:t>
-      </w:r>
-      <w:r>
-        <w:t xml:space="preserve">amount, so it then </w:t>
-      </w:r>
-      <w:r>
-        <w:t xml:space="preserve">only utilises the database as a form of </w:t>
-      </w:r>
-      <w:r>
-        <w:t>a</w:t>
-      </w:r>
-      <w:r>
-        <w:t xml:space="preserve"> </w:t>
-      </w:r>
-      <w:r>
-        <w:t>backup</w:t>
-      </w:r>
-      <w:r>
-        <w:t xml:space="preserve"> for the </w:t>
-      </w:r>
-      <w:r>
-        <w:t xml:space="preserve">user </w:t>
-      </w:r>
-      <w:r>
-        <w:t>data,</w:t>
-      </w:r>
-      <w:r>
-        <w:t xml:space="preserve"> so that </w:t>
-      </w:r>
-      <w:r>
-        <w:t>it</w:t>
-      </w:r>
-      <w:r>
-        <w:t xml:space="preserve"> can be </w:t>
-      </w:r>
-      <w:r>
-        <w:t>retrieved when the application is shutdown</w:t>
-      </w:r>
-      <w:r>
-        <w:t>.</w:t>
-      </w:r>
-    </w:p>
-    <w:p>
-      <w:r>
-        <w:t>If the application were to be scaled to bigger amounts of users, the system would need to be updated to reflect that.</w:t>
-      </w:r>
-    </w:p>
-    <w:p>
-      <w:pPr>
-        <w:pStyle w:val="Heading2"/>
-      </w:pPr>
-      <w:bookmarkStart w:id="45" w:name="_Toc196671824"/>
-      <w:r>
-        <w:t>Database/SQLite</w:t>
-      </w:r>
-      <w:bookmarkEnd w:id="45"/>
-    </w:p>
-    <w:p>
-      <w:r>
-        <w:t>The database chosen for this application was SQLit</w:t>
-      </w:r>
-      <w:r>
-        <w:t>e. The decision to use this database</w:t>
-      </w:r>
-      <w:r>
-        <w:t xml:space="preserve"> was made with the same ideals as the rest of the application, in that it is simple to design and integrate</w:t>
+        <w:t>integrate</w:t>
       </w:r>
       <w:r>
         <w:t xml:space="preserve"> through python</w:t>
@@ -9063,7 +9341,7 @@
       <w:pPr>
         <w:pStyle w:val="Heading1"/>
       </w:pPr>
-      <w:bookmarkStart w:id="46" w:name="_Toc196671825"/>
+      <w:bookmarkStart w:id="48" w:name="_Toc196687065"/>
       <w:r>
         <w:t xml:space="preserve">Extending </w:t>
       </w:r>
@@ -9073,7 +9351,7 @@
       <w:r>
         <w:t xml:space="preserve"> application</w:t>
       </w:r>
-      <w:bookmarkEnd w:id="46"/>
+      <w:bookmarkEnd w:id="48"/>
     </w:p>
     <w:p>
       <w:r>
@@ -9184,11 +9462,11 @@
       <w:pPr>
         <w:pStyle w:val="Heading2"/>
       </w:pPr>
-      <w:bookmarkStart w:id="47" w:name="_Toc196671826"/>
+      <w:bookmarkStart w:id="49" w:name="_Toc196687066"/>
       <w:r>
         <w:t>Extensions</w:t>
       </w:r>
-      <w:bookmarkEnd w:id="47"/>
+      <w:bookmarkEnd w:id="49"/>
     </w:p>
     <w:p>
       <w:r>
@@ -9222,208 +9500,205 @@
         <w:t>function,</w:t>
       </w:r>
       <w:r>
-        <w:t xml:space="preserve"> the developer </w:t>
-      </w:r>
+        <w:t xml:space="preserve"> the developer also</w:t>
+      </w:r>
+      <w:r>
+        <w:t xml:space="preserve"> has the ability to specify different arguments for when the function is called.</w:t>
+      </w:r>
+      <w:r>
+        <w:t xml:space="preserve"> When calling a function through one of the previously stated methods,</w:t>
+      </w:r>
+      <w:r>
+        <w:t xml:space="preserve"> </w:t>
+      </w:r>
+      <w:r>
+        <w:t>t</w:t>
+      </w:r>
+      <w:r>
+        <w:t>he arguments</w:t>
+      </w:r>
+      <w:r>
+        <w:t xml:space="preserve"> specified in the request</w:t>
+      </w:r>
+      <w:r>
+        <w:t xml:space="preserve"> will need to conform to the arguments </w:t>
+      </w:r>
+      <w:r>
+        <w:t>stated when registering the function</w:t>
+      </w:r>
+      <w:r>
+        <w:t>,</w:t>
+      </w:r>
+      <w:r>
+        <w:t xml:space="preserve"> </w:t>
+      </w:r>
+      <w:r>
+        <w:t>for</w:t>
+      </w:r>
+      <w:r>
+        <w:t xml:space="preserve"> the function to</w:t>
+      </w:r>
+      <w:r>
+        <w:t xml:space="preserve"> be successfully called</w:t>
+      </w:r>
+      <w:r>
+        <w:t>,</w:t>
+      </w:r>
+      <w:r>
+        <w:t xml:space="preserve"> otherwise the function will fail and display a debug message in the log</w:t>
+      </w:r>
+      <w:r>
+        <w:t>.</w:t>
+      </w:r>
+      <w:r>
+        <w:t xml:space="preserve"> These arguments are </w:t>
+      </w:r>
+      <w:r>
+        <w:t xml:space="preserve">created dynamically </w:t>
+      </w:r>
+      <w:r>
+        <w:t xml:space="preserve">through specifying </w:t>
+      </w:r>
+      <w:r>
+        <w:t>it as</w:t>
+      </w:r>
+      <w:r>
+        <w:t xml:space="preserve"> a string</w:t>
+      </w:r>
+      <w:r>
+        <w:t xml:space="preserve">, meaning when converting the variable to the specified </w:t>
+      </w:r>
+      <w:r>
+        <w:t>type, as long as the type is loaded within the application</w:t>
+      </w:r>
+      <w:r>
+        <w:t>, it can</w:t>
+      </w:r>
+      <w:r>
+        <w:t xml:space="preserve"> essentially</w:t>
+      </w:r>
+      <w:r>
+        <w:t xml:space="preserve"> be</w:t>
+      </w:r>
+      <w:r>
+        <w:t xml:space="preserve"> </w:t>
+      </w:r>
+      <w:r>
+        <w:t>anything,</w:t>
+      </w:r>
+      <w:r>
+        <w:t xml:space="preserve"> and it will attempt to be converted</w:t>
+      </w:r>
+      <w:r>
+        <w:t>.</w:t>
+      </w:r>
+      <w:r>
+        <w:t xml:space="preserve"> </w:t>
+      </w:r>
+    </w:p>
+    <w:p>
+      <w:r>
+        <w:t>(show example of complex data type</w:t>
+      </w:r>
+      <w:r>
+        <w:t xml:space="preserve"> and simple data types</w:t>
+      </w:r>
+      <w:r>
+        <w:t>)</w:t>
+      </w:r>
+    </w:p>
+    <w:p>
+      <w:pPr>
+        <w:pStyle w:val="Heading1"/>
+      </w:pPr>
+      <w:bookmarkStart w:id="50" w:name="_Testing_and_Analysis"/>
+      <w:bookmarkStart w:id="51" w:name="_Toc196687067"/>
+      <w:bookmarkEnd w:id="50"/>
+      <w:r>
+        <w:t xml:space="preserve">Testing </w:t>
+      </w:r>
+      <w:r>
+        <w:t>and Analysis</w:t>
+      </w:r>
+      <w:bookmarkEnd w:id="51"/>
+    </w:p>
+    <w:p>
+      <w:r>
+        <w:t>Unit testing</w:t>
+      </w:r>
+      <w:r>
+        <w:t xml:space="preserve"> was conducted on both apps and servers</w:t>
+      </w:r>
+      <w:r>
+        <w:t xml:space="preserve">. </w:t>
+      </w:r>
+      <w:r>
+        <w:t>Testing of all the applications that make up ICMS was more difficult due to the multiple languages</w:t>
+      </w:r>
+      <w:r>
+        <w:t xml:space="preserve"> utilised throughout.</w:t>
+      </w:r>
+      <w:r>
+        <w:t xml:space="preserve"> Each language utilised their platforms best testing frameworks in order</w:t>
+      </w:r>
+      <w:r>
+        <w:t xml:space="preserve"> ensure they were tested as thoroughly as possible</w:t>
+      </w:r>
+      <w:r>
+        <w:t>.</w:t>
+      </w:r>
+    </w:p>
+    <w:p>
       <w:r>
         <w:lastRenderedPageBreak/>
-        <w:t>also</w:t>
-      </w:r>
-      <w:r>
-        <w:t xml:space="preserve"> has the ability to specify different arguments for when the function is called.</w:t>
-      </w:r>
-      <w:r>
-        <w:t xml:space="preserve"> When calling a function through one of the previously stated methods,</w:t>
-      </w:r>
-      <w:r>
-        <w:t xml:space="preserve"> </w:t>
-      </w:r>
-      <w:r>
-        <w:t>t</w:t>
-      </w:r>
-      <w:r>
-        <w:t>he arguments</w:t>
-      </w:r>
-      <w:r>
-        <w:t xml:space="preserve"> specified in the request</w:t>
-      </w:r>
-      <w:r>
-        <w:t xml:space="preserve"> will need to conform to the arguments </w:t>
-      </w:r>
-      <w:r>
-        <w:t>stated when registering the function</w:t>
-      </w:r>
-      <w:r>
-        <w:t>,</w:t>
-      </w:r>
-      <w:r>
-        <w:t xml:space="preserve"> </w:t>
-      </w:r>
-      <w:r>
-        <w:t>for</w:t>
-      </w:r>
-      <w:r>
-        <w:t xml:space="preserve"> the function to</w:t>
-      </w:r>
-      <w:r>
-        <w:t xml:space="preserve"> be successfully called</w:t>
-      </w:r>
-      <w:r>
-        <w:t>,</w:t>
-      </w:r>
-      <w:r>
-        <w:t xml:space="preserve"> otherwise the function will fail and display a debug message in the log</w:t>
+        <w:t>Pytest was the</w:t>
+      </w:r>
+      <w:r>
+        <w:t xml:space="preserve"> chosen frameworks for the python applications</w:t>
       </w:r>
       <w:r>
         <w:t>.</w:t>
       </w:r>
       <w:r>
-        <w:t xml:space="preserve"> These arguments are </w:t>
-      </w:r>
-      <w:r>
-        <w:t xml:space="preserve">created dynamically </w:t>
-      </w:r>
-      <w:r>
-        <w:t xml:space="preserve">through specifying </w:t>
-      </w:r>
-      <w:r>
-        <w:t>it as</w:t>
-      </w:r>
-      <w:r>
-        <w:t xml:space="preserve"> a string</w:t>
-      </w:r>
-      <w:r>
-        <w:t xml:space="preserve">, meaning when converting the variable to the specified </w:t>
-      </w:r>
-      <w:r>
-        <w:t>type, as long as the type is loaded within the application</w:t>
-      </w:r>
-      <w:r>
-        <w:t>, it can</w:t>
-      </w:r>
-      <w:r>
-        <w:t xml:space="preserve"> essentially</w:t>
-      </w:r>
-      <w:r>
-        <w:t xml:space="preserve"> be</w:t>
-      </w:r>
-      <w:r>
-        <w:t xml:space="preserve"> </w:t>
-      </w:r>
-      <w:r>
-        <w:t>anything,</w:t>
-      </w:r>
-      <w:r>
-        <w:t xml:space="preserve"> and it will attempt to be converted</w:t>
+        <w:t xml:space="preserve"> It is a </w:t>
+      </w:r>
+      <w:r>
+        <w:t>well-supported</w:t>
+      </w:r>
+      <w:r>
+        <w:t xml:space="preserve"> and </w:t>
+      </w:r>
+      <w:r>
+        <w:t>well-known</w:t>
+      </w:r>
+      <w:r>
+        <w:t xml:space="preserve"> framework for </w:t>
+      </w:r>
+      <w:r>
+        <w:t xml:space="preserve">writing easily readable </w:t>
+      </w:r>
+      <w:r>
+        <w:t>test</w:t>
+      </w:r>
+      <w:r>
+        <w:t>s</w:t>
       </w:r>
       <w:r>
         <w:t>.</w:t>
       </w:r>
-      <w:r>
-        <w:t xml:space="preserve"> </w:t>
-      </w:r>
-    </w:p>
-    <w:p>
-      <w:r>
-        <w:t>(show example of complex data type</w:t>
-      </w:r>
-      <w:r>
-        <w:t xml:space="preserve"> and simple data types</w:t>
+    </w:p>
+    <w:p>
+      <w:r>
+        <w:t>(show tests</w:t>
+      </w:r>
+      <w:r>
+        <w:t xml:space="preserve"> (after you write them)</w:t>
       </w:r>
       <w:r>
         <w:t>)</w:t>
       </w:r>
     </w:p>
     <w:p>
-      <w:pPr>
-        <w:pStyle w:val="Heading1"/>
-      </w:pPr>
-      <w:bookmarkStart w:id="48" w:name="_Testing_and_Analysis"/>
-      <w:bookmarkStart w:id="49" w:name="_Toc196671827"/>
-      <w:bookmarkEnd w:id="48"/>
-      <w:r>
-        <w:t xml:space="preserve">Testing </w:t>
-      </w:r>
-      <w:r>
-        <w:t>and Analysis</w:t>
-      </w:r>
-      <w:bookmarkEnd w:id="49"/>
-    </w:p>
-    <w:p>
-      <w:r>
-        <w:t>Unit testing</w:t>
-      </w:r>
-      <w:r>
-        <w:t xml:space="preserve"> was conducted on both apps and servers</w:t>
-      </w:r>
-      <w:r>
-        <w:t xml:space="preserve">. </w:t>
-      </w:r>
-      <w:r>
-        <w:t>Testing of all the applications that make up ICMS was more difficult due to the multiple languages</w:t>
-      </w:r>
-      <w:r>
-        <w:t xml:space="preserve"> utilised throughout.</w:t>
-      </w:r>
-      <w:r>
-        <w:t xml:space="preserve"> Each language utilised their platforms best testing frameworks in order</w:t>
-      </w:r>
-      <w:r>
-        <w:t xml:space="preserve"> ensure they were tested as thoroughly as possible</w:t>
-      </w:r>
-      <w:r>
-        <w:t>.</w:t>
-      </w:r>
-    </w:p>
-    <w:p>
-      <w:r>
-        <w:t>Pytest was the</w:t>
-      </w:r>
-      <w:r>
-        <w:t xml:space="preserve"> chosen frameworks for the python applications</w:t>
-      </w:r>
-      <w:r>
-        <w:t>.</w:t>
-      </w:r>
-      <w:r>
-        <w:t xml:space="preserve"> It is a </w:t>
-      </w:r>
-      <w:r>
-        <w:t>well-supported</w:t>
-      </w:r>
-      <w:r>
-        <w:t xml:space="preserve"> and </w:t>
-      </w:r>
-      <w:r>
-        <w:t>well-known</w:t>
-      </w:r>
-      <w:r>
-        <w:t xml:space="preserve"> framework for </w:t>
-      </w:r>
-      <w:r>
-        <w:t xml:space="preserve">writing easily readable </w:t>
-      </w:r>
-      <w:r>
-        <w:t>test</w:t>
-      </w:r>
-      <w:r>
-        <w:t>s</w:t>
-      </w:r>
-      <w:r>
-        <w:t>.</w:t>
-      </w:r>
-    </w:p>
-    <w:p>
-      <w:r>
-        <w:t>(show tests</w:t>
-      </w:r>
-      <w:r>
-        <w:t xml:space="preserve"> (after you write them)</w:t>
-      </w:r>
-      <w:r>
-        <w:t>)</w:t>
-      </w:r>
-    </w:p>
-    <w:p>
       <w:r>
         <w:t xml:space="preserve">Vitest was the testing framework recommended for use with Svelte applications and </w:t>
       </w:r>
@@ -9444,11 +9719,11 @@
       <w:pPr>
         <w:pStyle w:val="Heading2"/>
       </w:pPr>
-      <w:bookmarkStart w:id="50" w:name="_Toc196671828"/>
+      <w:bookmarkStart w:id="52" w:name="_Toc196687068"/>
       <w:r>
         <w:t>Usability Testing</w:t>
       </w:r>
-      <w:bookmarkEnd w:id="50"/>
+      <w:bookmarkEnd w:id="52"/>
     </w:p>
     <w:p>
       <w:r>
@@ -9833,11 +10108,11 @@
       <w:pPr>
         <w:pStyle w:val="Heading2"/>
       </w:pPr>
-      <w:bookmarkStart w:id="51" w:name="_Toc196671829"/>
+      <w:bookmarkStart w:id="53" w:name="_Toc196687069"/>
       <w:r>
         <w:t>Feedback</w:t>
       </w:r>
-      <w:bookmarkEnd w:id="51"/>
+      <w:bookmarkEnd w:id="53"/>
     </w:p>
     <w:p>
       <w:r>
@@ -9852,14 +10127,14 @@
       <w:pPr>
         <w:pStyle w:val="Heading2"/>
       </w:pPr>
-      <w:bookmarkStart w:id="52" w:name="_Toc196671830"/>
+      <w:bookmarkStart w:id="54" w:name="_Toc196687070"/>
       <w:r>
         <w:t xml:space="preserve">Ease of development vs </w:t>
       </w:r>
       <w:r>
         <w:t>best practices</w:t>
       </w:r>
-      <w:bookmarkEnd w:id="52"/>
+      <w:bookmarkEnd w:id="54"/>
     </w:p>
     <w:p>
       <w:r>
@@ -9875,21 +10150,21 @@
       <w:pPr>
         <w:pStyle w:val="Heading1"/>
       </w:pPr>
-      <w:bookmarkStart w:id="53" w:name="_Toc196671831"/>
+      <w:bookmarkStart w:id="55" w:name="_Toc196687071"/>
       <w:r>
         <w:t>Development Environment</w:t>
       </w:r>
-      <w:bookmarkEnd w:id="53"/>
+      <w:bookmarkEnd w:id="55"/>
     </w:p>
     <w:p>
       <w:pPr>
         <w:pStyle w:val="Heading2"/>
       </w:pPr>
-      <w:bookmarkStart w:id="54" w:name="_Toc196671832"/>
+      <w:bookmarkStart w:id="56" w:name="_Toc196687072"/>
       <w:r>
         <w:t>Hosting and improving on ease of use</w:t>
       </w:r>
-      <w:bookmarkEnd w:id="54"/>
+      <w:bookmarkEnd w:id="56"/>
     </w:p>
     <w:p>
       <w:r>
@@ -9906,11 +10181,11 @@
       <w:pPr>
         <w:pStyle w:val="Heading2"/>
       </w:pPr>
-      <w:bookmarkStart w:id="55" w:name="_Toc196671833"/>
+      <w:bookmarkStart w:id="57" w:name="_Toc196687073"/>
       <w:r>
         <w:t>Docker</w:t>
       </w:r>
-      <w:bookmarkEnd w:id="55"/>
+      <w:bookmarkEnd w:id="57"/>
     </w:p>
     <w:p>
       <w:r>
@@ -9984,215 +10259,308 @@
     </w:p>
     <w:p>
       <w:r>
+        <w:t>Commands used within docker are the same as any other.</w:t>
+      </w:r>
+      <w:r>
+        <w:t xml:space="preserve"> The final command is the one that will attempt to run for as long as the application is running, specifying this anywhere else will prevent the command from being executed.</w:t>
+      </w:r>
+    </w:p>
+    <w:p>
+      <w:pPr>
+        <w:pStyle w:val="Heading2"/>
+      </w:pPr>
+      <w:bookmarkStart w:id="58" w:name="_Toc196687074"/>
+      <w:r>
+        <w:t>Docker</w:t>
+      </w:r>
+      <w:r>
+        <w:t>-</w:t>
+      </w:r>
+      <w:r>
+        <w:t>C</w:t>
+      </w:r>
+      <w:r>
+        <w:t>ompose</w:t>
+      </w:r>
+      <w:bookmarkEnd w:id="58"/>
+    </w:p>
+    <w:p>
+      <w:r>
+        <w:t>Docker compose allows</w:t>
+      </w:r>
+      <w:r>
+        <w:t xml:space="preserve"> Dockerfiles to be compiled together and run simultaneously in the same docker image. Through the image, different applications can be disabled and enabled depending on which parts the end user wishes to use. </w:t>
+      </w:r>
+    </w:p>
+    <w:p>
+      <w:pPr>
+        <w:pStyle w:val="Heading2"/>
+      </w:pPr>
+      <w:bookmarkStart w:id="59" w:name="_Toc196687075"/>
+      <w:r>
+        <w:t>Nginx</w:t>
+      </w:r>
+      <w:bookmarkEnd w:id="59"/>
+    </w:p>
+    <w:p>
+      <w:r>
+        <w:t>Nginx</w:t>
+      </w:r>
+      <w:r>
+        <w:t xml:space="preserve"> is a piece of software that adds many features that can be used when hosting web services</w:t>
+      </w:r>
+      <w:r>
+        <w:t xml:space="preserve"> and</w:t>
+      </w:r>
+      <w:r>
+        <w:t xml:space="preserve"> is hosted as a separate service within the docker-compose file</w:t>
+      </w:r>
+      <w:r>
+        <w:t>.</w:t>
+      </w:r>
+      <w:r>
+        <w:t xml:space="preserve"> There are many advanced features that can be</w:t>
+      </w:r>
+      <w:r>
+        <w:t xml:space="preserve"> taken advantage of when using this software</w:t>
+      </w:r>
+      <w:r>
+        <w:t>, for</w:t>
+      </w:r>
+      <w:r>
+        <w:t xml:space="preserve"> example, the most utilised feature for </w:t>
+      </w:r>
+      <w:r>
+        <w:t>a</w:t>
+      </w:r>
+      <w:r>
+        <w:t xml:space="preserve"> nginx server </w:t>
+      </w:r>
+      <w:r>
+        <w:t>is to act as a</w:t>
+      </w:r>
+      <w:r>
+        <w:t xml:space="preserve"> </w:t>
+      </w:r>
+      <w:r>
+        <w:t>reverse prox</w:t>
+      </w:r>
+      <w:r>
+        <w:t>y</w:t>
+      </w:r>
+      <w:r>
+        <w:t>.</w:t>
+      </w:r>
+      <w:r>
+        <w:t xml:space="preserve"> </w:t>
+      </w:r>
+      <w:r>
+        <w:t>A reverse proxy is w</w:t>
+      </w:r>
+      <w:r>
+        <w:t xml:space="preserve">here the backend </w:t>
+      </w:r>
+      <w:r>
+        <w:t>services</w:t>
+      </w:r>
+      <w:r>
+        <w:t xml:space="preserve"> are proxied through </w:t>
+      </w:r>
+      <w:r>
+        <w:t xml:space="preserve">from a </w:t>
+      </w:r>
+      <w:r>
+        <w:t>front</w:t>
+      </w:r>
+      <w:r>
+        <w:t>-facing layer</w:t>
+      </w:r>
+      <w:r>
+        <w:t xml:space="preserve"> to a backend layer</w:t>
+      </w:r>
+      <w:r>
+        <w:t xml:space="preserve"> which is not in itself accessible</w:t>
+      </w:r>
+      <w:r>
+        <w:t xml:space="preserve"> from outside the network</w:t>
+      </w:r>
+      <w:r>
+        <w:t>.</w:t>
+      </w:r>
+      <w:r>
+        <w:t xml:space="preserve"> </w:t>
+      </w:r>
+      <w:r>
+        <w:t>Reverse</w:t>
+      </w:r>
+      <w:r>
+        <w:t xml:space="preserve"> prox</w:t>
+      </w:r>
+      <w:r>
+        <w:t xml:space="preserve">ies </w:t>
+      </w:r>
+      <w:r>
+        <w:t xml:space="preserve">allow all commands to flow through </w:t>
+      </w:r>
+      <w:r>
+        <w:t xml:space="preserve">nginx </w:t>
+      </w:r>
+      <w:r>
+        <w:t>before reaching the backend</w:t>
+      </w:r>
+      <w:r>
+        <w:t xml:space="preserve"> services</w:t>
+      </w:r>
+      <w:r>
+        <w:t xml:space="preserve"> and as a result,</w:t>
+      </w:r>
+      <w:r>
+        <w:t xml:space="preserve"> </w:t>
+      </w:r>
+      <w:r>
+        <w:t xml:space="preserve">features </w:t>
+      </w:r>
+      <w:r>
+        <w:t>such as load balancing and rate limiting</w:t>
+      </w:r>
+      <w:r>
+        <w:t xml:space="preserve"> are made available to be used</w:t>
+      </w:r>
+      <w:r>
+        <w:t>.</w:t>
+      </w:r>
+    </w:p>
+    <w:p>
+      <w:r>
         <w:lastRenderedPageBreak/>
-        <w:t>Commands used within docker are the same as any other.</w:t>
-      </w:r>
-      <w:r>
-        <w:t xml:space="preserve"> The final command is the one that will attempt to run for as long as the application is running, specifying this anywhere else will prevent the command from being executed.</w:t>
-      </w:r>
-    </w:p>
-    <w:p>
-      <w:pPr>
-        <w:pStyle w:val="Heading2"/>
-      </w:pPr>
-      <w:bookmarkStart w:id="56" w:name="_Toc196671834"/>
-      <w:r>
-        <w:t>Docker</w:t>
-      </w:r>
-      <w:r>
-        <w:t>-</w:t>
-      </w:r>
-      <w:r>
-        <w:t>C</w:t>
-      </w:r>
-      <w:r>
-        <w:t>ompose</w:t>
-      </w:r>
-      <w:bookmarkEnd w:id="56"/>
-    </w:p>
-    <w:p>
-      <w:r>
-        <w:t>Docker compose allows</w:t>
-      </w:r>
-      <w:r>
-        <w:t xml:space="preserve"> Dockerfiles to be compiled together and run simultaneously in the same docker image. Through the image, different applications can be disabled and enabled depending on which parts the end user wishes to use. </w:t>
-      </w:r>
-    </w:p>
-    <w:p>
-      <w:pPr>
-        <w:pStyle w:val="Heading2"/>
-      </w:pPr>
-      <w:bookmarkStart w:id="57" w:name="_Toc196671835"/>
-      <w:r>
-        <w:t>Nginx</w:t>
-      </w:r>
-      <w:bookmarkEnd w:id="57"/>
-    </w:p>
-    <w:p>
-      <w:r>
-        <w:t xml:space="preserve">Nginx is used through docker, where the backend </w:t>
-      </w:r>
-      <w:r>
-        <w:t>services</w:t>
-      </w:r>
-      <w:r>
-        <w:t xml:space="preserve"> are proxied through </w:t>
-      </w:r>
-      <w:r>
-        <w:t>a</w:t>
-      </w:r>
-      <w:r>
-        <w:t xml:space="preserve"> nginx reverse proxy, allowing all commands to flow through nginx</w:t>
-      </w:r>
-      <w:r>
-        <w:t xml:space="preserve"> before reaching the backend</w:t>
-      </w:r>
-      <w:r>
-        <w:t xml:space="preserve"> services</w:t>
-      </w:r>
-      <w:r>
-        <w:t>.</w:t>
-      </w:r>
-      <w:r>
-        <w:t xml:space="preserve"> This system is good for taking advantage of features such as load balancing and rate limiting.</w:t>
-      </w:r>
-    </w:p>
-    <w:p>
-      <w:r>
-        <w:t>(show diagram here)</w:t>
-      </w:r>
-    </w:p>
-    <w:p>
-      <w:pPr>
-        <w:pStyle w:val="Heading1"/>
-      </w:pPr>
-      <w:bookmarkStart w:id="58" w:name="_Toc196671836"/>
-      <w:r>
-        <w:t>Optimising The Application/Future development</w:t>
-      </w:r>
-      <w:bookmarkEnd w:id="58"/>
-    </w:p>
-    <w:p>
-      <w:pPr>
-        <w:pStyle w:val="Heading2"/>
-      </w:pPr>
-      <w:bookmarkStart w:id="59" w:name="_Toc196671837"/>
-      <w:r>
-        <w:t>Improving the store</w:t>
-      </w:r>
-      <w:bookmarkEnd w:id="59"/>
-    </w:p>
-    <w:p>
-      <w:r>
-        <w:t>One of the main future</w:t>
-      </w:r>
-      <w:r>
-        <w:t xml:space="preserve"> features to</w:t>
-      </w:r>
-      <w:r>
-        <w:t xml:space="preserve"> focus </w:t>
-      </w:r>
-      <w:r>
-        <w:t xml:space="preserve">on </w:t>
-      </w:r>
-      <w:r>
-        <w:t>is the ability for the store to track different sets of hardware combinations.</w:t>
-      </w:r>
-      <w:r>
-        <w:t xml:space="preserve"> Keeping track of these hardware combinations</w:t>
-      </w:r>
-      <w:r>
-        <w:t xml:space="preserve"> will allow more specific software to be written for them </w:t>
-      </w:r>
-      <w:r>
-        <w:t>and reduce the overall need to scour the internet to find information.</w:t>
-      </w:r>
-      <w:r>
-        <w:t xml:space="preserve"> To do this, a database of hardware combinations, using device </w:t>
-      </w:r>
-      <w:r>
-        <w:t>ids</w:t>
-      </w:r>
-      <w:r>
-        <w:t xml:space="preserve"> and other identifying information could be created to store them</w:t>
-      </w:r>
-      <w:r>
-        <w:t xml:space="preserve"> in and visualised through the store page, allowing users to search for exactly what they are looking for.</w:t>
-      </w:r>
-      <w:r>
-        <w:t xml:space="preserve"> </w:t>
-      </w:r>
-    </w:p>
-    <w:p>
-      <w:pPr>
-        <w:pStyle w:val="Heading2"/>
-      </w:pPr>
-      <w:bookmarkStart w:id="60" w:name="_Toc196671838"/>
-      <w:r>
-        <w:t xml:space="preserve">Improved </w:t>
-      </w:r>
-      <w:r>
-        <w:t>extensio</w:t>
-      </w:r>
-      <w:r>
-        <w:t>n</w:t>
-      </w:r>
-      <w:r>
-        <w:t xml:space="preserve"> </w:t>
-      </w:r>
-      <w:r>
-        <w:t>management</w:t>
-      </w:r>
-      <w:bookmarkEnd w:id="60"/>
-    </w:p>
-    <w:p>
-      <w:r>
-        <w:t xml:space="preserve">Another feature for future developments of the project could be improved extension management using </w:t>
-      </w:r>
-      <w:r>
-        <w:t>deep links</w:t>
-      </w:r>
-      <w:r>
-        <w:t>.</w:t>
-      </w:r>
-      <w:r>
-        <w:t xml:space="preserve"> This would allow users with the application open to open the link and instantly have it downloaded to their applications.</w:t>
-      </w:r>
-      <w:r>
-        <w:t xml:space="preserve"> </w:t>
+        <w:t>Rate limiting is especially important when designing an application as it reduces the likelihood of a web application or service</w:t>
+      </w:r>
+      <w:r>
+        <w:t>, experiencing a DDOS or DOS attack.</w:t>
+      </w:r>
+      <w:r>
+        <w:t xml:space="preserve"> Rate limiting puts a hard limit on the </w:t>
+      </w:r>
+      <w:r>
+        <w:t>number</w:t>
+      </w:r>
+      <w:r>
+        <w:t xml:space="preserve"> of requests specific users can make per amount of time.</w:t>
       </w:r>
     </w:p>
     <w:p/>
     <w:p/>
-    <w:p/>
-    <w:p/>
+    <w:p>
+      <w:r>
+        <w:t>(show diagram here)</w:t>
+      </w:r>
+    </w:p>
     <w:p>
       <w:pPr>
         <w:pStyle w:val="Heading1"/>
       </w:pPr>
-      <w:bookmarkStart w:id="61" w:name="_Toc196671839"/>
-      <w:r>
-        <w:t>Problems with development</w:t>
+      <w:bookmarkStart w:id="60" w:name="_Toc196687076"/>
+      <w:r>
+        <w:t>Optimising The Application/Future development</w:t>
+      </w:r>
+      <w:bookmarkEnd w:id="60"/>
+    </w:p>
+    <w:p>
+      <w:pPr>
+        <w:pStyle w:val="Heading2"/>
+      </w:pPr>
+      <w:bookmarkStart w:id="61" w:name="_Toc196687077"/>
+      <w:r>
+        <w:t>Improving the store</w:t>
       </w:r>
       <w:bookmarkEnd w:id="61"/>
     </w:p>
     <w:p>
       <w:r>
-        <w:t>Following timelines</w:t>
-      </w:r>
-    </w:p>
-    <w:p>
-      <w:r>
-        <w:t>Many parts of the project were re-written over and over.</w:t>
+        <w:t>One of the main future</w:t>
+      </w:r>
+      <w:r>
+        <w:t xml:space="preserve"> features to</w:t>
+      </w:r>
+      <w:r>
+        <w:t xml:space="preserve"> focus </w:t>
+      </w:r>
+      <w:r>
+        <w:t xml:space="preserve">on </w:t>
+      </w:r>
+      <w:r>
+        <w:t>is the ability for the store to track different sets of hardware combinations.</w:t>
+      </w:r>
+      <w:r>
+        <w:t xml:space="preserve"> Keeping track of these hardware combinations</w:t>
+      </w:r>
+      <w:r>
+        <w:t xml:space="preserve"> will allow more specific software to be written for them </w:t>
+      </w:r>
+      <w:r>
+        <w:t>and reduce the overall need to scour the internet to find information.</w:t>
+      </w:r>
+      <w:r>
+        <w:t xml:space="preserve"> To do this, a database of hardware combinations, using device </w:t>
+      </w:r>
+      <w:r>
+        <w:t>ids</w:t>
+      </w:r>
+      <w:r>
+        <w:t xml:space="preserve"> and other identifying information could be created to store them</w:t>
+      </w:r>
+      <w:r>
+        <w:t xml:space="preserve"> in and visualised through the store page, allowing users to search for exactly what they are looking for.</w:t>
+      </w:r>
+      <w:r>
+        <w:t xml:space="preserve"> </w:t>
+      </w:r>
+    </w:p>
+    <w:p>
+      <w:pPr>
+        <w:pStyle w:val="Heading2"/>
+      </w:pPr>
+      <w:bookmarkStart w:id="62" w:name="_Toc196687078"/>
+      <w:r>
+        <w:t xml:space="preserve">Improved </w:t>
+      </w:r>
+      <w:r>
+        <w:t>extensio</w:t>
+      </w:r>
+      <w:r>
+        <w:t>n</w:t>
+      </w:r>
+      <w:r>
+        <w:t xml:space="preserve"> </w:t>
+      </w:r>
+      <w:r>
+        <w:t>management</w:t>
+      </w:r>
+      <w:bookmarkEnd w:id="62"/>
+    </w:p>
+    <w:p>
+      <w:r>
+        <w:t xml:space="preserve">Another feature for future developments of the project could be improved extension management using </w:t>
+      </w:r>
+      <w:r>
+        <w:t>deep links</w:t>
+      </w:r>
+      <w:r>
+        <w:t>.</w:t>
+      </w:r>
+      <w:r>
+        <w:t xml:space="preserve"> This would allow users with the application open to open the link and instantly have it downloaded to their applications.</w:t>
+      </w:r>
+      <w:r>
+        <w:t xml:space="preserve"> </w:t>
       </w:r>
     </w:p>
     <w:p>
       <w:pPr>
         <w:pStyle w:val="Heading1"/>
       </w:pPr>
-      <w:bookmarkStart w:id="62" w:name="_Toc196671840"/>
-      <w:r>
-        <w:lastRenderedPageBreak/>
+      <w:bookmarkStart w:id="63" w:name="_Toc196687079"/>
+      <w:r>
         <w:t xml:space="preserve">What I’ve </w:t>
       </w:r>
       <w:r>
@@ -10219,7 +10587,7 @@
       <w:r>
         <w:t>roject</w:t>
       </w:r>
-      <w:bookmarkEnd w:id="62"/>
+      <w:bookmarkEnd w:id="63"/>
     </w:p>
     <w:p>
       <w:r>
@@ -10235,7 +10603,13 @@
         <w:t>aways from the project is that</w:t>
       </w:r>
       <w:r>
-        <w:t xml:space="preserve"> many features haven needed to be cut or modified to fit within the deadline</w:t>
+        <w:t xml:space="preserve"> many features hav</w:t>
+      </w:r>
+      <w:r>
+        <w:t>e</w:t>
+      </w:r>
+      <w:r>
+        <w:t xml:space="preserve"> needed to be cut or modified to fit within the deadline</w:t>
       </w:r>
       <w:r>
         <w:t>.</w:t>
@@ -10254,11 +10628,11 @@
       <w:pPr>
         <w:pStyle w:val="Heading1"/>
       </w:pPr>
-      <w:bookmarkStart w:id="63" w:name="_Toc196671841"/>
+      <w:bookmarkStart w:id="64" w:name="_Toc196687080"/>
       <w:r>
         <w:t>Final thoughts and discussion</w:t>
       </w:r>
-      <w:bookmarkEnd w:id="63"/>
+      <w:bookmarkEnd w:id="64"/>
     </w:p>
     <w:p>
       <w:r>
@@ -10268,8 +10642,6 @@
         <w:t xml:space="preserve">, </w:t>
       </w:r>
     </w:p>
-    <w:p/>
-    <w:p/>
     <w:p>
       <w:r>
         <w:t>This application doesn’t aim to fix every problem but a select few</w:t>
@@ -10323,21 +10695,15 @@
     <w:p/>
     <w:p/>
     <w:p/>
-    <w:p/>
-    <w:p/>
-    <w:p/>
-    <w:p/>
-    <w:p/>
-    <w:p/>
     <w:p>
       <w:pPr>
         <w:pStyle w:val="Heading1"/>
       </w:pPr>
-      <w:bookmarkStart w:id="64" w:name="_Toc196671842"/>
+      <w:bookmarkStart w:id="65" w:name="_Toc196687081"/>
       <w:r>
         <w:t>Refences</w:t>
       </w:r>
-      <w:bookmarkEnd w:id="64"/>
+      <w:bookmarkEnd w:id="65"/>
     </w:p>
     <w:p>
       <w:r>
@@ -10395,7 +10761,6 @@
     </w:p>
     <w:p>
       <w:r>
-        <w:lastRenderedPageBreak/>
         <w:t>Which Is the Best Python Web Framework: Django, Flask, or FastAPI?</w:t>
       </w:r>
       <w:r>
@@ -10416,7 +10781,22 @@
         </w:r>
       </w:hyperlink>
     </w:p>
-    <w:p/>
+    <w:p>
+      <w:r>
+        <w:t>What are Key Data Management Principles?</w:t>
+      </w:r>
+      <w:r>
+        <w:t xml:space="preserve"> (actian) Available at: </w:t>
+      </w:r>
+      <w:hyperlink r:id="rId23" w:history="1">
+        <w:r>
+          <w:rPr>
+            <w:rStyle w:val="Hyperlink"/>
+          </w:rPr>
+          <w:t>https://www.actian.com/what-are-key-data-management-principles/</w:t>
+        </w:r>
+      </w:hyperlink>
+    </w:p>
     <w:sectPr>
       <w:pgSz w:w="11906" w:h="16838"/>
       <w:pgMar w:top="1440" w:right="1440" w:bottom="1440" w:left="1440" w:header="708" w:footer="708" w:gutter="0"/>

--- a/docs/report.docx
+++ b/docs/report.docx
@@ -58,7 +58,7 @@
           <w:r>
             <w:fldChar w:fldCharType="separate"/>
           </w:r>
-          <w:hyperlink w:anchor="_Toc196687018" w:history="1">
+          <w:hyperlink w:anchor="_Toc196699371" w:history="1">
             <w:r>
               <w:rPr>
                 <w:rStyle w:val="Hyperlink"/>
@@ -85,7 +85,7 @@
                 <w:noProof/>
                 <w:webHidden/>
               </w:rPr>
-              <w:instrText xml:space="preserve"> PAGEREF _Toc196687018 \h </w:instrText>
+              <w:instrText xml:space="preserve"> PAGEREF _Toc196699371 \h </w:instrText>
             </w:r>
             <w:r>
               <w:rPr>
@@ -130,7 +130,7 @@
               <w:lang w:eastAsia="en-GB"/>
             </w:rPr>
           </w:pPr>
-          <w:hyperlink w:anchor="_Toc196687019" w:history="1">
+          <w:hyperlink w:anchor="_Toc196699372" w:history="1">
             <w:r>
               <w:rPr>
                 <w:rStyle w:val="Hyperlink"/>
@@ -157,7 +157,7 @@
                 <w:noProof/>
                 <w:webHidden/>
               </w:rPr>
-              <w:instrText xml:space="preserve"> PAGEREF _Toc196687019 \h </w:instrText>
+              <w:instrText xml:space="preserve"> PAGEREF _Toc196699372 \h </w:instrText>
             </w:r>
             <w:r>
               <w:rPr>
@@ -202,7 +202,7 @@
               <w:lang w:eastAsia="en-GB"/>
             </w:rPr>
           </w:pPr>
-          <w:hyperlink w:anchor="_Toc196687020" w:history="1">
+          <w:hyperlink w:anchor="_Toc196699373" w:history="1">
             <w:r>
               <w:rPr>
                 <w:rStyle w:val="Hyperlink"/>
@@ -229,7 +229,7 @@
                 <w:noProof/>
                 <w:webHidden/>
               </w:rPr>
-              <w:instrText xml:space="preserve"> PAGEREF _Toc196687020 \h </w:instrText>
+              <w:instrText xml:space="preserve"> PAGEREF _Toc196699373 \h </w:instrText>
             </w:r>
             <w:r>
               <w:rPr>
@@ -274,7 +274,7 @@
               <w:lang w:eastAsia="en-GB"/>
             </w:rPr>
           </w:pPr>
-          <w:hyperlink w:anchor="_Toc196687021" w:history="1">
+          <w:hyperlink w:anchor="_Toc196699374" w:history="1">
             <w:r>
               <w:rPr>
                 <w:rStyle w:val="Hyperlink"/>
@@ -301,7 +301,7 @@
                 <w:noProof/>
                 <w:webHidden/>
               </w:rPr>
-              <w:instrText xml:space="preserve"> PAGEREF _Toc196687021 \h </w:instrText>
+              <w:instrText xml:space="preserve"> PAGEREF _Toc196699374 \h </w:instrText>
             </w:r>
             <w:r>
               <w:rPr>
@@ -346,7 +346,7 @@
               <w:lang w:eastAsia="en-GB"/>
             </w:rPr>
           </w:pPr>
-          <w:hyperlink w:anchor="_Toc196687022" w:history="1">
+          <w:hyperlink w:anchor="_Toc196699375" w:history="1">
             <w:r>
               <w:rPr>
                 <w:rStyle w:val="Hyperlink"/>
@@ -373,7 +373,7 @@
                 <w:noProof/>
                 <w:webHidden/>
               </w:rPr>
-              <w:instrText xml:space="preserve"> PAGEREF _Toc196687022 \h </w:instrText>
+              <w:instrText xml:space="preserve"> PAGEREF _Toc196699375 \h </w:instrText>
             </w:r>
             <w:r>
               <w:rPr>
@@ -418,13 +418,13 @@
               <w:lang w:eastAsia="en-GB"/>
             </w:rPr>
           </w:pPr>
-          <w:hyperlink w:anchor="_Toc196687023" w:history="1">
+          <w:hyperlink w:anchor="_Toc196699376" w:history="1">
             <w:r>
               <w:rPr>
                 <w:rStyle w:val="Hyperlink"/>
                 <w:noProof/>
               </w:rPr>
-              <w:t>ICMS Surface Level Architecture</w:t>
+              <w:t>Product requirements</w:t>
             </w:r>
             <w:r>
               <w:rPr>
@@ -445,7 +445,151 @@
                 <w:noProof/>
                 <w:webHidden/>
               </w:rPr>
-              <w:instrText xml:space="preserve"> PAGEREF _Toc196687023 \h </w:instrText>
+              <w:instrText xml:space="preserve"> PAGEREF _Toc196699376 \h </w:instrText>
+            </w:r>
+            <w:r>
+              <w:rPr>
+                <w:noProof/>
+                <w:webHidden/>
+              </w:rPr>
+            </w:r>
+            <w:r>
+              <w:rPr>
+                <w:noProof/>
+                <w:webHidden/>
+              </w:rPr>
+              <w:fldChar w:fldCharType="separate"/>
+            </w:r>
+            <w:r>
+              <w:rPr>
+                <w:noProof/>
+                <w:webHidden/>
+              </w:rPr>
+              <w:t>5</w:t>
+            </w:r>
+            <w:r>
+              <w:rPr>
+                <w:noProof/>
+                <w:webHidden/>
+              </w:rPr>
+              <w:fldChar w:fldCharType="end"/>
+            </w:r>
+          </w:hyperlink>
+        </w:p>
+        <w:p>
+          <w:pPr>
+            <w:pStyle w:val="TOC2"/>
+            <w:tabs>
+              <w:tab w:val="right" w:leader="dot" w:pos="9016"/>
+            </w:tabs>
+            <w:rPr>
+              <w:rFonts w:eastAsiaTheme="minorEastAsia"/>
+              <w:noProof/>
+              <w:sz w:val="24"/>
+              <w:szCs w:val="24"/>
+              <w:lang w:eastAsia="en-GB"/>
+            </w:rPr>
+          </w:pPr>
+          <w:hyperlink w:anchor="_Toc196699377" w:history="1">
+            <w:r>
+              <w:rPr>
+                <w:rStyle w:val="Hyperlink"/>
+                <w:noProof/>
+              </w:rPr>
+              <w:t>Connect and Pair Devices</w:t>
+            </w:r>
+            <w:r>
+              <w:rPr>
+                <w:noProof/>
+                <w:webHidden/>
+              </w:rPr>
+              <w:tab/>
+            </w:r>
+            <w:r>
+              <w:rPr>
+                <w:noProof/>
+                <w:webHidden/>
+              </w:rPr>
+              <w:fldChar w:fldCharType="begin"/>
+            </w:r>
+            <w:r>
+              <w:rPr>
+                <w:noProof/>
+                <w:webHidden/>
+              </w:rPr>
+              <w:instrText xml:space="preserve"> PAGEREF _Toc196699377 \h </w:instrText>
+            </w:r>
+            <w:r>
+              <w:rPr>
+                <w:noProof/>
+                <w:webHidden/>
+              </w:rPr>
+            </w:r>
+            <w:r>
+              <w:rPr>
+                <w:noProof/>
+                <w:webHidden/>
+              </w:rPr>
+              <w:fldChar w:fldCharType="separate"/>
+            </w:r>
+            <w:r>
+              <w:rPr>
+                <w:noProof/>
+                <w:webHidden/>
+              </w:rPr>
+              <w:t>5</w:t>
+            </w:r>
+            <w:r>
+              <w:rPr>
+                <w:noProof/>
+                <w:webHidden/>
+              </w:rPr>
+              <w:fldChar w:fldCharType="end"/>
+            </w:r>
+          </w:hyperlink>
+        </w:p>
+        <w:p>
+          <w:pPr>
+            <w:pStyle w:val="TOC2"/>
+            <w:tabs>
+              <w:tab w:val="right" w:leader="dot" w:pos="9016"/>
+            </w:tabs>
+            <w:rPr>
+              <w:rFonts w:eastAsiaTheme="minorEastAsia"/>
+              <w:noProof/>
+              <w:sz w:val="24"/>
+              <w:szCs w:val="24"/>
+              <w:lang w:eastAsia="en-GB"/>
+            </w:rPr>
+          </w:pPr>
+          <w:hyperlink w:anchor="_Toc196699378" w:history="1">
+            <w:r>
+              <w:rPr>
+                <w:rStyle w:val="Hyperlink"/>
+                <w:noProof/>
+              </w:rPr>
+              <w:t>Register/Login</w:t>
+            </w:r>
+            <w:r>
+              <w:rPr>
+                <w:noProof/>
+                <w:webHidden/>
+              </w:rPr>
+              <w:tab/>
+            </w:r>
+            <w:r>
+              <w:rPr>
+                <w:noProof/>
+                <w:webHidden/>
+              </w:rPr>
+              <w:fldChar w:fldCharType="begin"/>
+            </w:r>
+            <w:r>
+              <w:rPr>
+                <w:noProof/>
+                <w:webHidden/>
+              </w:rPr>
+              <w:instrText xml:space="preserve"> PAGEREF _Toc196699378 \h </w:instrText>
             </w:r>
             <w:r>
               <w:rPr>
@@ -490,12 +634,156 @@
               <w:lang w:eastAsia="en-GB"/>
             </w:rPr>
           </w:pPr>
-          <w:hyperlink w:anchor="_Toc196687024" w:history="1">
+          <w:hyperlink w:anchor="_Toc196699379" w:history="1">
             <w:r>
               <w:rPr>
                 <w:rStyle w:val="Hyperlink"/>
                 <w:noProof/>
               </w:rPr>
+              <w:t>Expected Userbase</w:t>
+            </w:r>
+            <w:r>
+              <w:rPr>
+                <w:noProof/>
+                <w:webHidden/>
+              </w:rPr>
+              <w:tab/>
+            </w:r>
+            <w:r>
+              <w:rPr>
+                <w:noProof/>
+                <w:webHidden/>
+              </w:rPr>
+              <w:fldChar w:fldCharType="begin"/>
+            </w:r>
+            <w:r>
+              <w:rPr>
+                <w:noProof/>
+                <w:webHidden/>
+              </w:rPr>
+              <w:instrText xml:space="preserve"> PAGEREF _Toc196699379 \h </w:instrText>
+            </w:r>
+            <w:r>
+              <w:rPr>
+                <w:noProof/>
+                <w:webHidden/>
+              </w:rPr>
+            </w:r>
+            <w:r>
+              <w:rPr>
+                <w:noProof/>
+                <w:webHidden/>
+              </w:rPr>
+              <w:fldChar w:fldCharType="separate"/>
+            </w:r>
+            <w:r>
+              <w:rPr>
+                <w:noProof/>
+                <w:webHidden/>
+              </w:rPr>
+              <w:t>5</w:t>
+            </w:r>
+            <w:r>
+              <w:rPr>
+                <w:noProof/>
+                <w:webHidden/>
+              </w:rPr>
+              <w:fldChar w:fldCharType="end"/>
+            </w:r>
+          </w:hyperlink>
+        </w:p>
+        <w:p>
+          <w:pPr>
+            <w:pStyle w:val="TOC1"/>
+            <w:tabs>
+              <w:tab w:val="right" w:leader="dot" w:pos="9016"/>
+            </w:tabs>
+            <w:rPr>
+              <w:rFonts w:eastAsiaTheme="minorEastAsia"/>
+              <w:noProof/>
+              <w:sz w:val="24"/>
+              <w:szCs w:val="24"/>
+              <w:lang w:eastAsia="en-GB"/>
+            </w:rPr>
+          </w:pPr>
+          <w:hyperlink w:anchor="_Toc196699380" w:history="1">
+            <w:r>
+              <w:rPr>
+                <w:rStyle w:val="Hyperlink"/>
+                <w:noProof/>
+              </w:rPr>
+              <w:t>ICMS Surface Level Architecture</w:t>
+            </w:r>
+            <w:r>
+              <w:rPr>
+                <w:noProof/>
+                <w:webHidden/>
+              </w:rPr>
+              <w:tab/>
+            </w:r>
+            <w:r>
+              <w:rPr>
+                <w:noProof/>
+                <w:webHidden/>
+              </w:rPr>
+              <w:fldChar w:fldCharType="begin"/>
+            </w:r>
+            <w:r>
+              <w:rPr>
+                <w:noProof/>
+                <w:webHidden/>
+              </w:rPr>
+              <w:instrText xml:space="preserve"> PAGEREF _Toc196699380 \h </w:instrText>
+            </w:r>
+            <w:r>
+              <w:rPr>
+                <w:noProof/>
+                <w:webHidden/>
+              </w:rPr>
+            </w:r>
+            <w:r>
+              <w:rPr>
+                <w:noProof/>
+                <w:webHidden/>
+              </w:rPr>
+              <w:fldChar w:fldCharType="separate"/>
+            </w:r>
+            <w:r>
+              <w:rPr>
+                <w:noProof/>
+                <w:webHidden/>
+              </w:rPr>
+              <w:t>6</w:t>
+            </w:r>
+            <w:r>
+              <w:rPr>
+                <w:noProof/>
+                <w:webHidden/>
+              </w:rPr>
+              <w:fldChar w:fldCharType="end"/>
+            </w:r>
+          </w:hyperlink>
+        </w:p>
+        <w:p>
+          <w:pPr>
+            <w:pStyle w:val="TOC1"/>
+            <w:tabs>
+              <w:tab w:val="right" w:leader="dot" w:pos="9016"/>
+            </w:tabs>
+            <w:rPr>
+              <w:rFonts w:eastAsiaTheme="minorEastAsia"/>
+              <w:noProof/>
+              <w:sz w:val="24"/>
+              <w:szCs w:val="24"/>
+              <w:lang w:eastAsia="en-GB"/>
+            </w:rPr>
+          </w:pPr>
+          <w:hyperlink w:anchor="_Toc196699381" w:history="1">
+            <w:r>
+              <w:rPr>
+                <w:rStyle w:val="Hyperlink"/>
+                <w:noProof/>
+              </w:rPr>
               <w:t>ICMS Alternatives</w:t>
             </w:r>
             <w:r>
@@ -517,7 +805,7 @@
                 <w:noProof/>
                 <w:webHidden/>
               </w:rPr>
-              <w:instrText xml:space="preserve"> PAGEREF _Toc196687024 \h </w:instrText>
+              <w:instrText xml:space="preserve"> PAGEREF _Toc196699381 \h </w:instrText>
             </w:r>
             <w:r>
               <w:rPr>
@@ -537,7 +825,7 @@
                 <w:noProof/>
                 <w:webHidden/>
               </w:rPr>
-              <w:t>5</w:t>
+              <w:t>6</w:t>
             </w:r>
             <w:r>
               <w:rPr>
@@ -562,7 +850,7 @@
               <w:lang w:eastAsia="en-GB"/>
             </w:rPr>
           </w:pPr>
-          <w:hyperlink w:anchor="_Toc196687025" w:history="1">
+          <w:hyperlink w:anchor="_Toc196699382" w:history="1">
             <w:r>
               <w:rPr>
                 <w:rStyle w:val="Hyperlink"/>
@@ -589,7 +877,7 @@
                 <w:noProof/>
                 <w:webHidden/>
               </w:rPr>
-              <w:instrText xml:space="preserve"> PAGEREF _Toc196687025 \h </w:instrText>
+              <w:instrText xml:space="preserve"> PAGEREF _Toc196699382 \h </w:instrText>
             </w:r>
             <w:r>
               <w:rPr>
@@ -609,7 +897,7 @@
                 <w:noProof/>
                 <w:webHidden/>
               </w:rPr>
-              <w:t>5</w:t>
+              <w:t>6</w:t>
             </w:r>
             <w:r>
               <w:rPr>
@@ -634,7 +922,7 @@
               <w:lang w:eastAsia="en-GB"/>
             </w:rPr>
           </w:pPr>
-          <w:hyperlink w:anchor="_Toc196687026" w:history="1">
+          <w:hyperlink w:anchor="_Toc196699383" w:history="1">
             <w:r>
               <w:rPr>
                 <w:rStyle w:val="Hyperlink"/>
@@ -661,7 +949,7 @@
                 <w:noProof/>
                 <w:webHidden/>
               </w:rPr>
-              <w:instrText xml:space="preserve"> PAGEREF _Toc196687026 \h </w:instrText>
+              <w:instrText xml:space="preserve"> PAGEREF _Toc196699383 \h </w:instrText>
             </w:r>
             <w:r>
               <w:rPr>
@@ -681,7 +969,7 @@
                 <w:noProof/>
                 <w:webHidden/>
               </w:rPr>
-              <w:t>5</w:t>
+              <w:t>6</w:t>
             </w:r>
             <w:r>
               <w:rPr>
@@ -706,7 +994,7 @@
               <w:lang w:eastAsia="en-GB"/>
             </w:rPr>
           </w:pPr>
-          <w:hyperlink w:anchor="_Toc196687027" w:history="1">
+          <w:hyperlink w:anchor="_Toc196699384" w:history="1">
             <w:r>
               <w:rPr>
                 <w:rStyle w:val="Hyperlink"/>
@@ -733,7 +1021,7 @@
                 <w:noProof/>
                 <w:webHidden/>
               </w:rPr>
-              <w:instrText xml:space="preserve"> PAGEREF _Toc196687027 \h </w:instrText>
+              <w:instrText xml:space="preserve"> PAGEREF _Toc196699384 \h </w:instrText>
             </w:r>
             <w:r>
               <w:rPr>
@@ -753,7 +1041,7 @@
                 <w:noProof/>
                 <w:webHidden/>
               </w:rPr>
-              <w:t>5</w:t>
+              <w:t>6</w:t>
             </w:r>
             <w:r>
               <w:rPr>
@@ -778,13 +1066,13 @@
               <w:lang w:eastAsia="en-GB"/>
             </w:rPr>
           </w:pPr>
-          <w:hyperlink w:anchor="_Toc196687028" w:history="1">
+          <w:hyperlink w:anchor="_Toc196699385" w:history="1">
             <w:r>
               <w:rPr>
                 <w:rStyle w:val="Hyperlink"/>
                 <w:noProof/>
               </w:rPr>
-              <w:t>Product requirements</w:t>
+              <w:t>Prototyping</w:t>
             </w:r>
             <w:r>
               <w:rPr>
@@ -805,7 +1093,7 @@
                 <w:noProof/>
                 <w:webHidden/>
               </w:rPr>
-              <w:instrText xml:space="preserve"> PAGEREF _Toc196687028 \h </w:instrText>
+              <w:instrText xml:space="preserve"> PAGEREF _Toc196699385 \h </w:instrText>
             </w:r>
             <w:r>
               <w:rPr>
@@ -825,7 +1113,79 @@
                 <w:noProof/>
                 <w:webHidden/>
               </w:rPr>
-              <w:t>5</w:t>
+              <w:t>7</w:t>
+            </w:r>
+            <w:r>
+              <w:rPr>
+                <w:noProof/>
+                <w:webHidden/>
+              </w:rPr>
+              <w:fldChar w:fldCharType="end"/>
+            </w:r>
+          </w:hyperlink>
+        </w:p>
+        <w:p>
+          <w:pPr>
+            <w:pStyle w:val="TOC2"/>
+            <w:tabs>
+              <w:tab w:val="right" w:leader="dot" w:pos="9016"/>
+            </w:tabs>
+            <w:rPr>
+              <w:rFonts w:eastAsiaTheme="minorEastAsia"/>
+              <w:noProof/>
+              <w:sz w:val="24"/>
+              <w:szCs w:val="24"/>
+              <w:lang w:eastAsia="en-GB"/>
+            </w:rPr>
+          </w:pPr>
+          <w:hyperlink w:anchor="_Toc196699386" w:history="1">
+            <w:r>
+              <w:rPr>
+                <w:rStyle w:val="Hyperlink"/>
+                <w:noProof/>
+              </w:rPr>
+              <w:t>Lo-Fi Interface Designs</w:t>
+            </w:r>
+            <w:r>
+              <w:rPr>
+                <w:noProof/>
+                <w:webHidden/>
+              </w:rPr>
+              <w:tab/>
+            </w:r>
+            <w:r>
+              <w:rPr>
+                <w:noProof/>
+                <w:webHidden/>
+              </w:rPr>
+              <w:fldChar w:fldCharType="begin"/>
+            </w:r>
+            <w:r>
+              <w:rPr>
+                <w:noProof/>
+                <w:webHidden/>
+              </w:rPr>
+              <w:instrText xml:space="preserve"> PAGEREF _Toc196699386 \h </w:instrText>
+            </w:r>
+            <w:r>
+              <w:rPr>
+                <w:noProof/>
+                <w:webHidden/>
+              </w:rPr>
+            </w:r>
+            <w:r>
+              <w:rPr>
+                <w:noProof/>
+                <w:webHidden/>
+              </w:rPr>
+              <w:fldChar w:fldCharType="separate"/>
+            </w:r>
+            <w:r>
+              <w:rPr>
+                <w:noProof/>
+                <w:webHidden/>
+              </w:rPr>
+              <w:t>7</w:t>
             </w:r>
             <w:r>
               <w:rPr>
@@ -850,13 +1210,13 @@
               <w:lang w:eastAsia="en-GB"/>
             </w:rPr>
           </w:pPr>
-          <w:hyperlink w:anchor="_Toc196687029" w:history="1">
+          <w:hyperlink w:anchor="_Toc196699387" w:history="1">
             <w:r>
               <w:rPr>
                 <w:rStyle w:val="Hyperlink"/>
                 <w:noProof/>
               </w:rPr>
-              <w:t>Expected userbase</w:t>
+              <w:t>Figma Designs</w:t>
             </w:r>
             <w:r>
               <w:rPr>
@@ -877,7 +1237,7 @@
                 <w:noProof/>
                 <w:webHidden/>
               </w:rPr>
-              <w:instrText xml:space="preserve"> PAGEREF _Toc196687029 \h </w:instrText>
+              <w:instrText xml:space="preserve"> PAGEREF _Toc196699387 \h </w:instrText>
             </w:r>
             <w:r>
               <w:rPr>
@@ -897,7 +1257,151 @@
                 <w:noProof/>
                 <w:webHidden/>
               </w:rPr>
-              <w:t>6</w:t>
+              <w:t>8</w:t>
+            </w:r>
+            <w:r>
+              <w:rPr>
+                <w:noProof/>
+                <w:webHidden/>
+              </w:rPr>
+              <w:fldChar w:fldCharType="end"/>
+            </w:r>
+          </w:hyperlink>
+        </w:p>
+        <w:p>
+          <w:pPr>
+            <w:pStyle w:val="TOC2"/>
+            <w:tabs>
+              <w:tab w:val="right" w:leader="dot" w:pos="9016"/>
+            </w:tabs>
+            <w:rPr>
+              <w:rFonts w:eastAsiaTheme="minorEastAsia"/>
+              <w:noProof/>
+              <w:sz w:val="24"/>
+              <w:szCs w:val="24"/>
+              <w:lang w:eastAsia="en-GB"/>
+            </w:rPr>
+          </w:pPr>
+          <w:hyperlink w:anchor="_Toc196699388" w:history="1">
+            <w:r>
+              <w:rPr>
+                <w:rStyle w:val="Hyperlink"/>
+                <w:noProof/>
+              </w:rPr>
+              <w:t>Community Store Designs</w:t>
+            </w:r>
+            <w:r>
+              <w:rPr>
+                <w:noProof/>
+                <w:webHidden/>
+              </w:rPr>
+              <w:tab/>
+            </w:r>
+            <w:r>
+              <w:rPr>
+                <w:noProof/>
+                <w:webHidden/>
+              </w:rPr>
+              <w:fldChar w:fldCharType="begin"/>
+            </w:r>
+            <w:r>
+              <w:rPr>
+                <w:noProof/>
+                <w:webHidden/>
+              </w:rPr>
+              <w:instrText xml:space="preserve"> PAGEREF _Toc196699388 \h </w:instrText>
+            </w:r>
+            <w:r>
+              <w:rPr>
+                <w:noProof/>
+                <w:webHidden/>
+              </w:rPr>
+            </w:r>
+            <w:r>
+              <w:rPr>
+                <w:noProof/>
+                <w:webHidden/>
+              </w:rPr>
+              <w:fldChar w:fldCharType="separate"/>
+            </w:r>
+            <w:r>
+              <w:rPr>
+                <w:noProof/>
+                <w:webHidden/>
+              </w:rPr>
+              <w:t>8</w:t>
+            </w:r>
+            <w:r>
+              <w:rPr>
+                <w:noProof/>
+                <w:webHidden/>
+              </w:rPr>
+              <w:fldChar w:fldCharType="end"/>
+            </w:r>
+          </w:hyperlink>
+        </w:p>
+        <w:p>
+          <w:pPr>
+            <w:pStyle w:val="TOC2"/>
+            <w:tabs>
+              <w:tab w:val="right" w:leader="dot" w:pos="9016"/>
+            </w:tabs>
+            <w:rPr>
+              <w:rFonts w:eastAsiaTheme="minorEastAsia"/>
+              <w:noProof/>
+              <w:sz w:val="24"/>
+              <w:szCs w:val="24"/>
+              <w:lang w:eastAsia="en-GB"/>
+            </w:rPr>
+          </w:pPr>
+          <w:hyperlink w:anchor="_Toc196699389" w:history="1">
+            <w:r>
+              <w:rPr>
+                <w:rStyle w:val="Hyperlink"/>
+                <w:noProof/>
+              </w:rPr>
+              <w:t>ICMS Dashboard Designs</w:t>
+            </w:r>
+            <w:r>
+              <w:rPr>
+                <w:noProof/>
+                <w:webHidden/>
+              </w:rPr>
+              <w:tab/>
+            </w:r>
+            <w:r>
+              <w:rPr>
+                <w:noProof/>
+                <w:webHidden/>
+              </w:rPr>
+              <w:fldChar w:fldCharType="begin"/>
+            </w:r>
+            <w:r>
+              <w:rPr>
+                <w:noProof/>
+                <w:webHidden/>
+              </w:rPr>
+              <w:instrText xml:space="preserve"> PAGEREF _Toc196699389 \h </w:instrText>
+            </w:r>
+            <w:r>
+              <w:rPr>
+                <w:noProof/>
+                <w:webHidden/>
+              </w:rPr>
+            </w:r>
+            <w:r>
+              <w:rPr>
+                <w:noProof/>
+                <w:webHidden/>
+              </w:rPr>
+              <w:fldChar w:fldCharType="separate"/>
+            </w:r>
+            <w:r>
+              <w:rPr>
+                <w:noProof/>
+                <w:webHidden/>
+              </w:rPr>
+              <w:t>9</w:t>
             </w:r>
             <w:r>
               <w:rPr>
@@ -922,13 +1426,13 @@
               <w:lang w:eastAsia="en-GB"/>
             </w:rPr>
           </w:pPr>
-          <w:hyperlink w:anchor="_Toc196687030" w:history="1">
+          <w:hyperlink w:anchor="_Toc196699390" w:history="1">
             <w:r>
               <w:rPr>
                 <w:rStyle w:val="Hyperlink"/>
                 <w:noProof/>
               </w:rPr>
-              <w:t>Prototyping</w:t>
+              <w:t>Agile Development</w:t>
             </w:r>
             <w:r>
               <w:rPr>
@@ -949,7 +1453,7 @@
                 <w:noProof/>
                 <w:webHidden/>
               </w:rPr>
-              <w:instrText xml:space="preserve"> PAGEREF _Toc196687030 \h </w:instrText>
+              <w:instrText xml:space="preserve"> PAGEREF _Toc196699390 \h </w:instrText>
             </w:r>
             <w:r>
               <w:rPr>
@@ -969,7 +1473,7 @@
                 <w:noProof/>
                 <w:webHidden/>
               </w:rPr>
-              <w:t>6</w:t>
+              <w:t>10</w:t>
             </w:r>
             <w:r>
               <w:rPr>
@@ -994,13 +1498,13 @@
               <w:lang w:eastAsia="en-GB"/>
             </w:rPr>
           </w:pPr>
-          <w:hyperlink w:anchor="_Toc196687031" w:history="1">
+          <w:hyperlink w:anchor="_Toc196699391" w:history="1">
             <w:r>
               <w:rPr>
                 <w:rStyle w:val="Hyperlink"/>
                 <w:noProof/>
               </w:rPr>
-              <w:t>Lo-Fi Interface Designs</w:t>
+              <w:t>Expected Development Risks</w:t>
             </w:r>
             <w:r>
               <w:rPr>
@@ -1021,7 +1525,7 @@
                 <w:noProof/>
                 <w:webHidden/>
               </w:rPr>
-              <w:instrText xml:space="preserve"> PAGEREF _Toc196687031 \h </w:instrText>
+              <w:instrText xml:space="preserve"> PAGEREF _Toc196699391 \h </w:instrText>
             </w:r>
             <w:r>
               <w:rPr>
@@ -1041,7 +1545,79 @@
                 <w:noProof/>
                 <w:webHidden/>
               </w:rPr>
-              <w:t>6</w:t>
+              <w:t>11</w:t>
+            </w:r>
+            <w:r>
+              <w:rPr>
+                <w:noProof/>
+                <w:webHidden/>
+              </w:rPr>
+              <w:fldChar w:fldCharType="end"/>
+            </w:r>
+          </w:hyperlink>
+        </w:p>
+        <w:p>
+          <w:pPr>
+            <w:pStyle w:val="TOC2"/>
+            <w:tabs>
+              <w:tab w:val="right" w:leader="dot" w:pos="9016"/>
+            </w:tabs>
+            <w:rPr>
+              <w:rFonts w:eastAsiaTheme="minorEastAsia"/>
+              <w:noProof/>
+              <w:sz w:val="24"/>
+              <w:szCs w:val="24"/>
+              <w:lang w:eastAsia="en-GB"/>
+            </w:rPr>
+          </w:pPr>
+          <w:hyperlink w:anchor="_Toc196699392" w:history="1">
+            <w:r>
+              <w:rPr>
+                <w:rStyle w:val="Hyperlink"/>
+                <w:noProof/>
+              </w:rPr>
+              <w:t>Unplanned Development Risks</w:t>
+            </w:r>
+            <w:r>
+              <w:rPr>
+                <w:noProof/>
+                <w:webHidden/>
+              </w:rPr>
+              <w:tab/>
+            </w:r>
+            <w:r>
+              <w:rPr>
+                <w:noProof/>
+                <w:webHidden/>
+              </w:rPr>
+              <w:fldChar w:fldCharType="begin"/>
+            </w:r>
+            <w:r>
+              <w:rPr>
+                <w:noProof/>
+                <w:webHidden/>
+              </w:rPr>
+              <w:instrText xml:space="preserve"> PAGEREF _Toc196699392 \h </w:instrText>
+            </w:r>
+            <w:r>
+              <w:rPr>
+                <w:noProof/>
+                <w:webHidden/>
+              </w:rPr>
+            </w:r>
+            <w:r>
+              <w:rPr>
+                <w:noProof/>
+                <w:webHidden/>
+              </w:rPr>
+              <w:fldChar w:fldCharType="separate"/>
+            </w:r>
+            <w:r>
+              <w:rPr>
+                <w:noProof/>
+                <w:webHidden/>
+              </w:rPr>
+              <w:t>11</w:t>
             </w:r>
             <w:r>
               <w:rPr>
@@ -1066,13 +1642,13 @@
               <w:lang w:eastAsia="en-GB"/>
             </w:rPr>
           </w:pPr>
-          <w:hyperlink w:anchor="_Toc196687032" w:history="1">
+          <w:hyperlink w:anchor="_Toc196699393" w:history="1">
             <w:r>
               <w:rPr>
                 <w:rStyle w:val="Hyperlink"/>
                 <w:noProof/>
               </w:rPr>
-              <w:t>Figma Designs</w:t>
+              <w:t>Git/GitHub</w:t>
             </w:r>
             <w:r>
               <w:rPr>
@@ -1093,7 +1669,7 @@
                 <w:noProof/>
                 <w:webHidden/>
               </w:rPr>
-              <w:instrText xml:space="preserve"> PAGEREF _Toc196687032 \h </w:instrText>
+              <w:instrText xml:space="preserve"> PAGEREF _Toc196699393 \h </w:instrText>
             </w:r>
             <w:r>
               <w:rPr>
@@ -1113,7 +1689,7 @@
                 <w:noProof/>
                 <w:webHidden/>
               </w:rPr>
-              <w:t>7</w:t>
+              <w:t>11</w:t>
             </w:r>
             <w:r>
               <w:rPr>
@@ -1138,13 +1714,13 @@
               <w:lang w:eastAsia="en-GB"/>
             </w:rPr>
           </w:pPr>
-          <w:hyperlink w:anchor="_Toc196687033" w:history="1">
+          <w:hyperlink w:anchor="_Toc196699394" w:history="1">
             <w:r>
               <w:rPr>
                 <w:rStyle w:val="Hyperlink"/>
                 <w:noProof/>
               </w:rPr>
-              <w:t>Community Store Designs</w:t>
+              <w:t>Setting the Project Foundation</w:t>
             </w:r>
             <w:r>
               <w:rPr>
@@ -1165,7 +1741,7 @@
                 <w:noProof/>
                 <w:webHidden/>
               </w:rPr>
-              <w:instrText xml:space="preserve"> PAGEREF _Toc196687033 \h </w:instrText>
+              <w:instrText xml:space="preserve"> PAGEREF _Toc196699394 \h </w:instrText>
             </w:r>
             <w:r>
               <w:rPr>
@@ -1185,7 +1761,7 @@
                 <w:noProof/>
                 <w:webHidden/>
               </w:rPr>
-              <w:t>7</w:t>
+              <w:t>11</w:t>
             </w:r>
             <w:r>
               <w:rPr>
@@ -1210,13 +1786,13 @@
               <w:lang w:eastAsia="en-GB"/>
             </w:rPr>
           </w:pPr>
-          <w:hyperlink w:anchor="_Toc196687034" w:history="1">
+          <w:hyperlink w:anchor="_Toc196699395" w:history="1">
             <w:r>
               <w:rPr>
                 <w:rStyle w:val="Hyperlink"/>
                 <w:noProof/>
               </w:rPr>
-              <w:t>ICMS Dashboard</w:t>
+              <w:t>Initial Interactivity</w:t>
             </w:r>
             <w:r>
               <w:rPr>
@@ -1237,7 +1813,7 @@
                 <w:noProof/>
                 <w:webHidden/>
               </w:rPr>
-              <w:instrText xml:space="preserve"> PAGEREF _Toc196687034 \h </w:instrText>
+              <w:instrText xml:space="preserve"> PAGEREF _Toc196699395 \h </w:instrText>
             </w:r>
             <w:r>
               <w:rPr>
@@ -1257,7 +1833,151 @@
                 <w:noProof/>
                 <w:webHidden/>
               </w:rPr>
-              <w:t>8</w:t>
+              <w:t>12</w:t>
+            </w:r>
+            <w:r>
+              <w:rPr>
+                <w:noProof/>
+                <w:webHidden/>
+              </w:rPr>
+              <w:fldChar w:fldCharType="end"/>
+            </w:r>
+          </w:hyperlink>
+        </w:p>
+        <w:p>
+          <w:pPr>
+            <w:pStyle w:val="TOC2"/>
+            <w:tabs>
+              <w:tab w:val="right" w:leader="dot" w:pos="9016"/>
+            </w:tabs>
+            <w:rPr>
+              <w:rFonts w:eastAsiaTheme="minorEastAsia"/>
+              <w:noProof/>
+              <w:sz w:val="24"/>
+              <w:szCs w:val="24"/>
+              <w:lang w:eastAsia="en-GB"/>
+            </w:rPr>
+          </w:pPr>
+          <w:hyperlink w:anchor="_Toc196699396" w:history="1">
+            <w:r>
+              <w:rPr>
+                <w:rStyle w:val="Hyperlink"/>
+                <w:noProof/>
+              </w:rPr>
+              <w:t>Logging and SSL Support</w:t>
+            </w:r>
+            <w:r>
+              <w:rPr>
+                <w:noProof/>
+                <w:webHidden/>
+              </w:rPr>
+              <w:tab/>
+            </w:r>
+            <w:r>
+              <w:rPr>
+                <w:noProof/>
+                <w:webHidden/>
+              </w:rPr>
+              <w:fldChar w:fldCharType="begin"/>
+            </w:r>
+            <w:r>
+              <w:rPr>
+                <w:noProof/>
+                <w:webHidden/>
+              </w:rPr>
+              <w:instrText xml:space="preserve"> PAGEREF _Toc196699396 \h </w:instrText>
+            </w:r>
+            <w:r>
+              <w:rPr>
+                <w:noProof/>
+                <w:webHidden/>
+              </w:rPr>
+            </w:r>
+            <w:r>
+              <w:rPr>
+                <w:noProof/>
+                <w:webHidden/>
+              </w:rPr>
+              <w:fldChar w:fldCharType="separate"/>
+            </w:r>
+            <w:r>
+              <w:rPr>
+                <w:noProof/>
+                <w:webHidden/>
+              </w:rPr>
+              <w:t>12</w:t>
+            </w:r>
+            <w:r>
+              <w:rPr>
+                <w:noProof/>
+                <w:webHidden/>
+              </w:rPr>
+              <w:fldChar w:fldCharType="end"/>
+            </w:r>
+          </w:hyperlink>
+        </w:p>
+        <w:p>
+          <w:pPr>
+            <w:pStyle w:val="TOC2"/>
+            <w:tabs>
+              <w:tab w:val="right" w:leader="dot" w:pos="9016"/>
+            </w:tabs>
+            <w:rPr>
+              <w:rFonts w:eastAsiaTheme="minorEastAsia"/>
+              <w:noProof/>
+              <w:sz w:val="24"/>
+              <w:szCs w:val="24"/>
+              <w:lang w:eastAsia="en-GB"/>
+            </w:rPr>
+          </w:pPr>
+          <w:hyperlink w:anchor="_Toc196699397" w:history="1">
+            <w:r>
+              <w:rPr>
+                <w:rStyle w:val="Hyperlink"/>
+                <w:noProof/>
+              </w:rPr>
+              <w:t>Extensions</w:t>
+            </w:r>
+            <w:r>
+              <w:rPr>
+                <w:noProof/>
+                <w:webHidden/>
+              </w:rPr>
+              <w:tab/>
+            </w:r>
+            <w:r>
+              <w:rPr>
+                <w:noProof/>
+                <w:webHidden/>
+              </w:rPr>
+              <w:fldChar w:fldCharType="begin"/>
+            </w:r>
+            <w:r>
+              <w:rPr>
+                <w:noProof/>
+                <w:webHidden/>
+              </w:rPr>
+              <w:instrText xml:space="preserve"> PAGEREF _Toc196699397 \h </w:instrText>
+            </w:r>
+            <w:r>
+              <w:rPr>
+                <w:noProof/>
+                <w:webHidden/>
+              </w:rPr>
+            </w:r>
+            <w:r>
+              <w:rPr>
+                <w:noProof/>
+                <w:webHidden/>
+              </w:rPr>
+              <w:fldChar w:fldCharType="separate"/>
+            </w:r>
+            <w:r>
+              <w:rPr>
+                <w:noProof/>
+                <w:webHidden/>
+              </w:rPr>
+              <w:t>12</w:t>
             </w:r>
             <w:r>
               <w:rPr>
@@ -1282,13 +2002,13 @@
               <w:lang w:eastAsia="en-GB"/>
             </w:rPr>
           </w:pPr>
-          <w:hyperlink w:anchor="_Toc196687035" w:history="1">
+          <w:hyperlink w:anchor="_Toc196699398" w:history="1">
             <w:r>
               <w:rPr>
                 <w:rStyle w:val="Hyperlink"/>
                 <w:noProof/>
               </w:rPr>
-              <w:t>Agile Development</w:t>
+              <w:t>Community Store</w:t>
             </w:r>
             <w:r>
               <w:rPr>
@@ -1309,7 +2029,7 @@
                 <w:noProof/>
                 <w:webHidden/>
               </w:rPr>
-              <w:instrText xml:space="preserve"> PAGEREF _Toc196687035 \h </w:instrText>
+              <w:instrText xml:space="preserve"> PAGEREF _Toc196699398 \h </w:instrText>
             </w:r>
             <w:r>
               <w:rPr>
@@ -1329,7 +2049,223 @@
                 <w:noProof/>
                 <w:webHidden/>
               </w:rPr>
-              <w:t>9</w:t>
+              <w:t>12</w:t>
+            </w:r>
+            <w:r>
+              <w:rPr>
+                <w:noProof/>
+                <w:webHidden/>
+              </w:rPr>
+              <w:fldChar w:fldCharType="end"/>
+            </w:r>
+          </w:hyperlink>
+        </w:p>
+        <w:p>
+          <w:pPr>
+            <w:pStyle w:val="TOC1"/>
+            <w:tabs>
+              <w:tab w:val="right" w:leader="dot" w:pos="9016"/>
+            </w:tabs>
+            <w:rPr>
+              <w:rFonts w:eastAsiaTheme="minorEastAsia"/>
+              <w:noProof/>
+              <w:sz w:val="24"/>
+              <w:szCs w:val="24"/>
+              <w:lang w:eastAsia="en-GB"/>
+            </w:rPr>
+          </w:pPr>
+          <w:hyperlink w:anchor="_Toc196699399" w:history="1">
+            <w:r>
+              <w:rPr>
+                <w:rStyle w:val="Hyperlink"/>
+                <w:noProof/>
+              </w:rPr>
+              <w:t>Social Implications</w:t>
+            </w:r>
+            <w:r>
+              <w:rPr>
+                <w:noProof/>
+                <w:webHidden/>
+              </w:rPr>
+              <w:tab/>
+            </w:r>
+            <w:r>
+              <w:rPr>
+                <w:noProof/>
+                <w:webHidden/>
+              </w:rPr>
+              <w:fldChar w:fldCharType="begin"/>
+            </w:r>
+            <w:r>
+              <w:rPr>
+                <w:noProof/>
+                <w:webHidden/>
+              </w:rPr>
+              <w:instrText xml:space="preserve"> PAGEREF _Toc196699399 \h </w:instrText>
+            </w:r>
+            <w:r>
+              <w:rPr>
+                <w:noProof/>
+                <w:webHidden/>
+              </w:rPr>
+            </w:r>
+            <w:r>
+              <w:rPr>
+                <w:noProof/>
+                <w:webHidden/>
+              </w:rPr>
+              <w:fldChar w:fldCharType="separate"/>
+            </w:r>
+            <w:r>
+              <w:rPr>
+                <w:noProof/>
+                <w:webHidden/>
+              </w:rPr>
+              <w:t>13</w:t>
+            </w:r>
+            <w:r>
+              <w:rPr>
+                <w:noProof/>
+                <w:webHidden/>
+              </w:rPr>
+              <w:fldChar w:fldCharType="end"/>
+            </w:r>
+          </w:hyperlink>
+        </w:p>
+        <w:p>
+          <w:pPr>
+            <w:pStyle w:val="TOC1"/>
+            <w:tabs>
+              <w:tab w:val="right" w:leader="dot" w:pos="9016"/>
+            </w:tabs>
+            <w:rPr>
+              <w:rFonts w:eastAsiaTheme="minorEastAsia"/>
+              <w:noProof/>
+              <w:sz w:val="24"/>
+              <w:szCs w:val="24"/>
+              <w:lang w:eastAsia="en-GB"/>
+            </w:rPr>
+          </w:pPr>
+          <w:hyperlink w:anchor="_Toc196699400" w:history="1">
+            <w:r>
+              <w:rPr>
+                <w:rStyle w:val="Hyperlink"/>
+                <w:noProof/>
+              </w:rPr>
+              <w:t>Legal Requirements and Protecting User Data</w:t>
+            </w:r>
+            <w:r>
+              <w:rPr>
+                <w:noProof/>
+                <w:webHidden/>
+              </w:rPr>
+              <w:tab/>
+            </w:r>
+            <w:r>
+              <w:rPr>
+                <w:noProof/>
+                <w:webHidden/>
+              </w:rPr>
+              <w:fldChar w:fldCharType="begin"/>
+            </w:r>
+            <w:r>
+              <w:rPr>
+                <w:noProof/>
+                <w:webHidden/>
+              </w:rPr>
+              <w:instrText xml:space="preserve"> PAGEREF _Toc196699400 \h </w:instrText>
+            </w:r>
+            <w:r>
+              <w:rPr>
+                <w:noProof/>
+                <w:webHidden/>
+              </w:rPr>
+            </w:r>
+            <w:r>
+              <w:rPr>
+                <w:noProof/>
+                <w:webHidden/>
+              </w:rPr>
+              <w:fldChar w:fldCharType="separate"/>
+            </w:r>
+            <w:r>
+              <w:rPr>
+                <w:noProof/>
+                <w:webHidden/>
+              </w:rPr>
+              <w:t>13</w:t>
+            </w:r>
+            <w:r>
+              <w:rPr>
+                <w:noProof/>
+                <w:webHidden/>
+              </w:rPr>
+              <w:fldChar w:fldCharType="end"/>
+            </w:r>
+          </w:hyperlink>
+        </w:p>
+        <w:p>
+          <w:pPr>
+            <w:pStyle w:val="TOC1"/>
+            <w:tabs>
+              <w:tab w:val="right" w:leader="dot" w:pos="9016"/>
+            </w:tabs>
+            <w:rPr>
+              <w:rFonts w:eastAsiaTheme="minorEastAsia"/>
+              <w:noProof/>
+              <w:sz w:val="24"/>
+              <w:szCs w:val="24"/>
+              <w:lang w:eastAsia="en-GB"/>
+            </w:rPr>
+          </w:pPr>
+          <w:hyperlink w:anchor="_Toc196699401" w:history="1">
+            <w:r>
+              <w:rPr>
+                <w:rStyle w:val="Hyperlink"/>
+                <w:noProof/>
+              </w:rPr>
+              <w:t>Software Architecture</w:t>
+            </w:r>
+            <w:r>
+              <w:rPr>
+                <w:noProof/>
+                <w:webHidden/>
+              </w:rPr>
+              <w:tab/>
+            </w:r>
+            <w:r>
+              <w:rPr>
+                <w:noProof/>
+                <w:webHidden/>
+              </w:rPr>
+              <w:fldChar w:fldCharType="begin"/>
+            </w:r>
+            <w:r>
+              <w:rPr>
+                <w:noProof/>
+                <w:webHidden/>
+              </w:rPr>
+              <w:instrText xml:space="preserve"> PAGEREF _Toc196699401 \h </w:instrText>
+            </w:r>
+            <w:r>
+              <w:rPr>
+                <w:noProof/>
+                <w:webHidden/>
+              </w:rPr>
+            </w:r>
+            <w:r>
+              <w:rPr>
+                <w:noProof/>
+                <w:webHidden/>
+              </w:rPr>
+              <w:fldChar w:fldCharType="separate"/>
+            </w:r>
+            <w:r>
+              <w:rPr>
+                <w:noProof/>
+                <w:webHidden/>
+              </w:rPr>
+              <w:t>14</w:t>
             </w:r>
             <w:r>
               <w:rPr>
@@ -1354,13 +2290,13 @@
               <w:lang w:eastAsia="en-GB"/>
             </w:rPr>
           </w:pPr>
-          <w:hyperlink w:anchor="_Toc196687036" w:history="1">
+          <w:hyperlink w:anchor="_Toc196699402" w:history="1">
             <w:r>
               <w:rPr>
                 <w:rStyle w:val="Hyperlink"/>
                 <w:noProof/>
               </w:rPr>
-              <w:t>Expected Development Risks</w:t>
+              <w:t>Connection Methods</w:t>
             </w:r>
             <w:r>
               <w:rPr>
@@ -1381,7 +2317,7 @@
                 <w:noProof/>
                 <w:webHidden/>
               </w:rPr>
-              <w:instrText xml:space="preserve"> PAGEREF _Toc196687036 \h </w:instrText>
+              <w:instrText xml:space="preserve"> PAGEREF _Toc196699402 \h </w:instrText>
             </w:r>
             <w:r>
               <w:rPr>
@@ -1401,7 +2337,7 @@
                 <w:noProof/>
                 <w:webHidden/>
               </w:rPr>
-              <w:t>10</w:t>
+              <w:t>14</w:t>
             </w:r>
             <w:r>
               <w:rPr>
@@ -1426,13 +2362,13 @@
               <w:lang w:eastAsia="en-GB"/>
             </w:rPr>
           </w:pPr>
-          <w:hyperlink w:anchor="_Toc196687037" w:history="1">
+          <w:hyperlink w:anchor="_Toc196699403" w:history="1">
             <w:r>
               <w:rPr>
                 <w:rStyle w:val="Hyperlink"/>
                 <w:noProof/>
               </w:rPr>
-              <w:t>Unplanned Development Risks</w:t>
+              <w:t>Webapp or Native Application?</w:t>
             </w:r>
             <w:r>
               <w:rPr>
@@ -1453,7 +2389,7 @@
                 <w:noProof/>
                 <w:webHidden/>
               </w:rPr>
-              <w:instrText xml:space="preserve"> PAGEREF _Toc196687037 \h </w:instrText>
+              <w:instrText xml:space="preserve"> PAGEREF _Toc196699403 \h </w:instrText>
             </w:r>
             <w:r>
               <w:rPr>
@@ -1473,7 +2409,583 @@
                 <w:noProof/>
                 <w:webHidden/>
               </w:rPr>
-              <w:t>10</w:t>
+              <w:t>15</w:t>
+            </w:r>
+            <w:r>
+              <w:rPr>
+                <w:noProof/>
+                <w:webHidden/>
+              </w:rPr>
+              <w:fldChar w:fldCharType="end"/>
+            </w:r>
+          </w:hyperlink>
+        </w:p>
+        <w:p>
+          <w:pPr>
+            <w:pStyle w:val="TOC2"/>
+            <w:tabs>
+              <w:tab w:val="right" w:leader="dot" w:pos="9016"/>
+            </w:tabs>
+            <w:rPr>
+              <w:rFonts w:eastAsiaTheme="minorEastAsia"/>
+              <w:noProof/>
+              <w:sz w:val="24"/>
+              <w:szCs w:val="24"/>
+              <w:lang w:eastAsia="en-GB"/>
+            </w:rPr>
+          </w:pPr>
+          <w:hyperlink w:anchor="_Toc196699404" w:history="1">
+            <w:r>
+              <w:rPr>
+                <w:rStyle w:val="Hyperlink"/>
+                <w:noProof/>
+              </w:rPr>
+              <w:t>Svelte/Sveltekit</w:t>
+            </w:r>
+            <w:r>
+              <w:rPr>
+                <w:noProof/>
+                <w:webHidden/>
+              </w:rPr>
+              <w:tab/>
+            </w:r>
+            <w:r>
+              <w:rPr>
+                <w:noProof/>
+                <w:webHidden/>
+              </w:rPr>
+              <w:fldChar w:fldCharType="begin"/>
+            </w:r>
+            <w:r>
+              <w:rPr>
+                <w:noProof/>
+                <w:webHidden/>
+              </w:rPr>
+              <w:instrText xml:space="preserve"> PAGEREF _Toc196699404 \h </w:instrText>
+            </w:r>
+            <w:r>
+              <w:rPr>
+                <w:noProof/>
+                <w:webHidden/>
+              </w:rPr>
+            </w:r>
+            <w:r>
+              <w:rPr>
+                <w:noProof/>
+                <w:webHidden/>
+              </w:rPr>
+              <w:fldChar w:fldCharType="separate"/>
+            </w:r>
+            <w:r>
+              <w:rPr>
+                <w:noProof/>
+                <w:webHidden/>
+              </w:rPr>
+              <w:t>15</w:t>
+            </w:r>
+            <w:r>
+              <w:rPr>
+                <w:noProof/>
+                <w:webHidden/>
+              </w:rPr>
+              <w:fldChar w:fldCharType="end"/>
+            </w:r>
+          </w:hyperlink>
+        </w:p>
+        <w:p>
+          <w:pPr>
+            <w:pStyle w:val="TOC2"/>
+            <w:tabs>
+              <w:tab w:val="right" w:leader="dot" w:pos="9016"/>
+            </w:tabs>
+            <w:rPr>
+              <w:rFonts w:eastAsiaTheme="minorEastAsia"/>
+              <w:noProof/>
+              <w:sz w:val="24"/>
+              <w:szCs w:val="24"/>
+              <w:lang w:eastAsia="en-GB"/>
+            </w:rPr>
+          </w:pPr>
+          <w:hyperlink w:anchor="_Toc196699405" w:history="1">
+            <w:r>
+              <w:rPr>
+                <w:rStyle w:val="Hyperlink"/>
+                <w:noProof/>
+              </w:rPr>
+              <w:t>Tailwind/Daisy UI</w:t>
+            </w:r>
+            <w:r>
+              <w:rPr>
+                <w:noProof/>
+                <w:webHidden/>
+              </w:rPr>
+              <w:tab/>
+            </w:r>
+            <w:r>
+              <w:rPr>
+                <w:noProof/>
+                <w:webHidden/>
+              </w:rPr>
+              <w:fldChar w:fldCharType="begin"/>
+            </w:r>
+            <w:r>
+              <w:rPr>
+                <w:noProof/>
+                <w:webHidden/>
+              </w:rPr>
+              <w:instrText xml:space="preserve"> PAGEREF _Toc196699405 \h </w:instrText>
+            </w:r>
+            <w:r>
+              <w:rPr>
+                <w:noProof/>
+                <w:webHidden/>
+              </w:rPr>
+            </w:r>
+            <w:r>
+              <w:rPr>
+                <w:noProof/>
+                <w:webHidden/>
+              </w:rPr>
+              <w:fldChar w:fldCharType="separate"/>
+            </w:r>
+            <w:r>
+              <w:rPr>
+                <w:noProof/>
+                <w:webHidden/>
+              </w:rPr>
+              <w:t>15</w:t>
+            </w:r>
+            <w:r>
+              <w:rPr>
+                <w:noProof/>
+                <w:webHidden/>
+              </w:rPr>
+              <w:fldChar w:fldCharType="end"/>
+            </w:r>
+          </w:hyperlink>
+        </w:p>
+        <w:p>
+          <w:pPr>
+            <w:pStyle w:val="TOC2"/>
+            <w:tabs>
+              <w:tab w:val="right" w:leader="dot" w:pos="9016"/>
+            </w:tabs>
+            <w:rPr>
+              <w:rFonts w:eastAsiaTheme="minorEastAsia"/>
+              <w:noProof/>
+              <w:sz w:val="24"/>
+              <w:szCs w:val="24"/>
+              <w:lang w:eastAsia="en-GB"/>
+            </w:rPr>
+          </w:pPr>
+          <w:hyperlink w:anchor="_Toc196699406" w:history="1">
+            <w:r>
+              <w:rPr>
+                <w:rStyle w:val="Hyperlink"/>
+                <w:noProof/>
+              </w:rPr>
+              <w:t>Other Languages</w:t>
+            </w:r>
+            <w:r>
+              <w:rPr>
+                <w:noProof/>
+                <w:webHidden/>
+              </w:rPr>
+              <w:tab/>
+            </w:r>
+            <w:r>
+              <w:rPr>
+                <w:noProof/>
+                <w:webHidden/>
+              </w:rPr>
+              <w:fldChar w:fldCharType="begin"/>
+            </w:r>
+            <w:r>
+              <w:rPr>
+                <w:noProof/>
+                <w:webHidden/>
+              </w:rPr>
+              <w:instrText xml:space="preserve"> PAGEREF _Toc196699406 \h </w:instrText>
+            </w:r>
+            <w:r>
+              <w:rPr>
+                <w:noProof/>
+                <w:webHidden/>
+              </w:rPr>
+            </w:r>
+            <w:r>
+              <w:rPr>
+                <w:noProof/>
+                <w:webHidden/>
+              </w:rPr>
+              <w:fldChar w:fldCharType="separate"/>
+            </w:r>
+            <w:r>
+              <w:rPr>
+                <w:noProof/>
+                <w:webHidden/>
+              </w:rPr>
+              <w:t>16</w:t>
+            </w:r>
+            <w:r>
+              <w:rPr>
+                <w:noProof/>
+                <w:webHidden/>
+              </w:rPr>
+              <w:fldChar w:fldCharType="end"/>
+            </w:r>
+          </w:hyperlink>
+        </w:p>
+        <w:p>
+          <w:pPr>
+            <w:pStyle w:val="TOC2"/>
+            <w:tabs>
+              <w:tab w:val="right" w:leader="dot" w:pos="9016"/>
+            </w:tabs>
+            <w:rPr>
+              <w:rFonts w:eastAsiaTheme="minorEastAsia"/>
+              <w:noProof/>
+              <w:sz w:val="24"/>
+              <w:szCs w:val="24"/>
+              <w:lang w:eastAsia="en-GB"/>
+            </w:rPr>
+          </w:pPr>
+          <w:hyperlink w:anchor="_Toc196699407" w:history="1">
+            <w:r>
+              <w:rPr>
+                <w:rStyle w:val="Hyperlink"/>
+                <w:noProof/>
+              </w:rPr>
+              <w:t>Python</w:t>
+            </w:r>
+            <w:r>
+              <w:rPr>
+                <w:noProof/>
+                <w:webHidden/>
+              </w:rPr>
+              <w:tab/>
+            </w:r>
+            <w:r>
+              <w:rPr>
+                <w:noProof/>
+                <w:webHidden/>
+              </w:rPr>
+              <w:fldChar w:fldCharType="begin"/>
+            </w:r>
+            <w:r>
+              <w:rPr>
+                <w:noProof/>
+                <w:webHidden/>
+              </w:rPr>
+              <w:instrText xml:space="preserve"> PAGEREF _Toc196699407 \h </w:instrText>
+            </w:r>
+            <w:r>
+              <w:rPr>
+                <w:noProof/>
+                <w:webHidden/>
+              </w:rPr>
+            </w:r>
+            <w:r>
+              <w:rPr>
+                <w:noProof/>
+                <w:webHidden/>
+              </w:rPr>
+              <w:fldChar w:fldCharType="separate"/>
+            </w:r>
+            <w:r>
+              <w:rPr>
+                <w:noProof/>
+                <w:webHidden/>
+              </w:rPr>
+              <w:t>16</w:t>
+            </w:r>
+            <w:r>
+              <w:rPr>
+                <w:noProof/>
+                <w:webHidden/>
+              </w:rPr>
+              <w:fldChar w:fldCharType="end"/>
+            </w:r>
+          </w:hyperlink>
+        </w:p>
+        <w:p>
+          <w:pPr>
+            <w:pStyle w:val="TOC2"/>
+            <w:tabs>
+              <w:tab w:val="right" w:leader="dot" w:pos="9016"/>
+            </w:tabs>
+            <w:rPr>
+              <w:rFonts w:eastAsiaTheme="minorEastAsia"/>
+              <w:noProof/>
+              <w:sz w:val="24"/>
+              <w:szCs w:val="24"/>
+              <w:lang w:eastAsia="en-GB"/>
+            </w:rPr>
+          </w:pPr>
+          <w:hyperlink w:anchor="_Toc196699408" w:history="1">
+            <w:r>
+              <w:rPr>
+                <w:rStyle w:val="Hyperlink"/>
+                <w:noProof/>
+              </w:rPr>
+              <w:t>The Python GIL</w:t>
+            </w:r>
+            <w:r>
+              <w:rPr>
+                <w:noProof/>
+                <w:webHidden/>
+              </w:rPr>
+              <w:tab/>
+            </w:r>
+            <w:r>
+              <w:rPr>
+                <w:noProof/>
+                <w:webHidden/>
+              </w:rPr>
+              <w:fldChar w:fldCharType="begin"/>
+            </w:r>
+            <w:r>
+              <w:rPr>
+                <w:noProof/>
+                <w:webHidden/>
+              </w:rPr>
+              <w:instrText xml:space="preserve"> PAGEREF _Toc196699408 \h </w:instrText>
+            </w:r>
+            <w:r>
+              <w:rPr>
+                <w:noProof/>
+                <w:webHidden/>
+              </w:rPr>
+            </w:r>
+            <w:r>
+              <w:rPr>
+                <w:noProof/>
+                <w:webHidden/>
+              </w:rPr>
+              <w:fldChar w:fldCharType="separate"/>
+            </w:r>
+            <w:r>
+              <w:rPr>
+                <w:noProof/>
+                <w:webHidden/>
+              </w:rPr>
+              <w:t>17</w:t>
+            </w:r>
+            <w:r>
+              <w:rPr>
+                <w:noProof/>
+                <w:webHidden/>
+              </w:rPr>
+              <w:fldChar w:fldCharType="end"/>
+            </w:r>
+          </w:hyperlink>
+        </w:p>
+        <w:p>
+          <w:pPr>
+            <w:pStyle w:val="TOC2"/>
+            <w:tabs>
+              <w:tab w:val="right" w:leader="dot" w:pos="9016"/>
+            </w:tabs>
+            <w:rPr>
+              <w:rFonts w:eastAsiaTheme="minorEastAsia"/>
+              <w:noProof/>
+              <w:sz w:val="24"/>
+              <w:szCs w:val="24"/>
+              <w:lang w:eastAsia="en-GB"/>
+            </w:rPr>
+          </w:pPr>
+          <w:hyperlink w:anchor="_Toc196699409" w:history="1">
+            <w:r>
+              <w:rPr>
+                <w:rStyle w:val="Hyperlink"/>
+                <w:noProof/>
+              </w:rPr>
+              <w:t>MQTT and Alternative Server Protocols</w:t>
+            </w:r>
+            <w:r>
+              <w:rPr>
+                <w:noProof/>
+                <w:webHidden/>
+              </w:rPr>
+              <w:tab/>
+            </w:r>
+            <w:r>
+              <w:rPr>
+                <w:noProof/>
+                <w:webHidden/>
+              </w:rPr>
+              <w:fldChar w:fldCharType="begin"/>
+            </w:r>
+            <w:r>
+              <w:rPr>
+                <w:noProof/>
+                <w:webHidden/>
+              </w:rPr>
+              <w:instrText xml:space="preserve"> PAGEREF _Toc196699409 \h </w:instrText>
+            </w:r>
+            <w:r>
+              <w:rPr>
+                <w:noProof/>
+                <w:webHidden/>
+              </w:rPr>
+            </w:r>
+            <w:r>
+              <w:rPr>
+                <w:noProof/>
+                <w:webHidden/>
+              </w:rPr>
+              <w:fldChar w:fldCharType="separate"/>
+            </w:r>
+            <w:r>
+              <w:rPr>
+                <w:noProof/>
+                <w:webHidden/>
+              </w:rPr>
+              <w:t>17</w:t>
+            </w:r>
+            <w:r>
+              <w:rPr>
+                <w:noProof/>
+                <w:webHidden/>
+              </w:rPr>
+              <w:fldChar w:fldCharType="end"/>
+            </w:r>
+          </w:hyperlink>
+        </w:p>
+        <w:p>
+          <w:pPr>
+            <w:pStyle w:val="TOC2"/>
+            <w:tabs>
+              <w:tab w:val="right" w:leader="dot" w:pos="9016"/>
+            </w:tabs>
+            <w:rPr>
+              <w:rFonts w:eastAsiaTheme="minorEastAsia"/>
+              <w:noProof/>
+              <w:sz w:val="24"/>
+              <w:szCs w:val="24"/>
+              <w:lang w:eastAsia="en-GB"/>
+            </w:rPr>
+          </w:pPr>
+          <w:hyperlink w:anchor="_Toc196699410" w:history="1">
+            <w:r>
+              <w:rPr>
+                <w:rStyle w:val="Hyperlink"/>
+                <w:noProof/>
+              </w:rPr>
+              <w:t>Sockets and Web-Sockets</w:t>
+            </w:r>
+            <w:r>
+              <w:rPr>
+                <w:noProof/>
+                <w:webHidden/>
+              </w:rPr>
+              <w:tab/>
+            </w:r>
+            <w:r>
+              <w:rPr>
+                <w:noProof/>
+                <w:webHidden/>
+              </w:rPr>
+              <w:fldChar w:fldCharType="begin"/>
+            </w:r>
+            <w:r>
+              <w:rPr>
+                <w:noProof/>
+                <w:webHidden/>
+              </w:rPr>
+              <w:instrText xml:space="preserve"> PAGEREF _Toc196699410 \h </w:instrText>
+            </w:r>
+            <w:r>
+              <w:rPr>
+                <w:noProof/>
+                <w:webHidden/>
+              </w:rPr>
+            </w:r>
+            <w:r>
+              <w:rPr>
+                <w:noProof/>
+                <w:webHidden/>
+              </w:rPr>
+              <w:fldChar w:fldCharType="separate"/>
+            </w:r>
+            <w:r>
+              <w:rPr>
+                <w:noProof/>
+                <w:webHidden/>
+              </w:rPr>
+              <w:t>17</w:t>
+            </w:r>
+            <w:r>
+              <w:rPr>
+                <w:noProof/>
+                <w:webHidden/>
+              </w:rPr>
+              <w:fldChar w:fldCharType="end"/>
+            </w:r>
+          </w:hyperlink>
+        </w:p>
+        <w:p>
+          <w:pPr>
+            <w:pStyle w:val="TOC2"/>
+            <w:tabs>
+              <w:tab w:val="right" w:leader="dot" w:pos="9016"/>
+            </w:tabs>
+            <w:rPr>
+              <w:rFonts w:eastAsiaTheme="minorEastAsia"/>
+              <w:noProof/>
+              <w:sz w:val="24"/>
+              <w:szCs w:val="24"/>
+              <w:lang w:eastAsia="en-GB"/>
+            </w:rPr>
+          </w:pPr>
+          <w:hyperlink w:anchor="_Toc196699411" w:history="1">
+            <w:r>
+              <w:rPr>
+                <w:rStyle w:val="Hyperlink"/>
+                <w:noProof/>
+              </w:rPr>
+              <w:t>Device Networking Library</w:t>
+            </w:r>
+            <w:r>
+              <w:rPr>
+                <w:noProof/>
+                <w:webHidden/>
+              </w:rPr>
+              <w:tab/>
+            </w:r>
+            <w:r>
+              <w:rPr>
+                <w:noProof/>
+                <w:webHidden/>
+              </w:rPr>
+              <w:fldChar w:fldCharType="begin"/>
+            </w:r>
+            <w:r>
+              <w:rPr>
+                <w:noProof/>
+                <w:webHidden/>
+              </w:rPr>
+              <w:instrText xml:space="preserve"> PAGEREF _Toc196699411 \h </w:instrText>
+            </w:r>
+            <w:r>
+              <w:rPr>
+                <w:noProof/>
+                <w:webHidden/>
+              </w:rPr>
+            </w:r>
+            <w:r>
+              <w:rPr>
+                <w:noProof/>
+                <w:webHidden/>
+              </w:rPr>
+              <w:fldChar w:fldCharType="separate"/>
+            </w:r>
+            <w:r>
+              <w:rPr>
+                <w:noProof/>
+                <w:webHidden/>
+              </w:rPr>
+              <w:t>19</w:t>
             </w:r>
             <w:r>
               <w:rPr>
@@ -1498,13 +3010,13 @@
               <w:lang w:eastAsia="en-GB"/>
             </w:rPr>
           </w:pPr>
-          <w:hyperlink w:anchor="_Toc196687038" w:history="1">
+          <w:hyperlink w:anchor="_Toc196699412" w:history="1">
             <w:r>
               <w:rPr>
                 <w:rStyle w:val="Hyperlink"/>
                 <w:noProof/>
               </w:rPr>
-              <w:t>Git/GitHub</w:t>
+              <w:t>Comparing Server Frameworks</w:t>
             </w:r>
             <w:r>
               <w:rPr>
@@ -1525,7 +3037,7 @@
                 <w:noProof/>
                 <w:webHidden/>
               </w:rPr>
-              <w:instrText xml:space="preserve"> PAGEREF _Toc196687038 \h </w:instrText>
+              <w:instrText xml:space="preserve"> PAGEREF _Toc196699412 \h </w:instrText>
             </w:r>
             <w:r>
               <w:rPr>
@@ -1545,7 +3057,7 @@
                 <w:noProof/>
                 <w:webHidden/>
               </w:rPr>
-              <w:t>10</w:t>
+              <w:t>19</w:t>
             </w:r>
             <w:r>
               <w:rPr>
@@ -1570,13 +3082,13 @@
               <w:lang w:eastAsia="en-GB"/>
             </w:rPr>
           </w:pPr>
-          <w:hyperlink w:anchor="_Toc196687039" w:history="1">
+          <w:hyperlink w:anchor="_Toc196699413" w:history="1">
             <w:r>
               <w:rPr>
                 <w:rStyle w:val="Hyperlink"/>
                 <w:noProof/>
               </w:rPr>
-              <w:t>Setting the Project Foundation</w:t>
+              <w:t>Django</w:t>
             </w:r>
             <w:r>
               <w:rPr>
@@ -1597,7 +3109,7 @@
                 <w:noProof/>
                 <w:webHidden/>
               </w:rPr>
-              <w:instrText xml:space="preserve"> PAGEREF _Toc196687039 \h </w:instrText>
+              <w:instrText xml:space="preserve"> PAGEREF _Toc196699413 \h </w:instrText>
             </w:r>
             <w:r>
               <w:rPr>
@@ -1617,7 +3129,7 @@
                 <w:noProof/>
                 <w:webHidden/>
               </w:rPr>
-              <w:t>10</w:t>
+              <w:t>19</w:t>
             </w:r>
             <w:r>
               <w:rPr>
@@ -1642,13 +3154,13 @@
               <w:lang w:eastAsia="en-GB"/>
             </w:rPr>
           </w:pPr>
-          <w:hyperlink w:anchor="_Toc196687040" w:history="1">
+          <w:hyperlink w:anchor="_Toc196699414" w:history="1">
             <w:r>
               <w:rPr>
                 <w:rStyle w:val="Hyperlink"/>
                 <w:noProof/>
               </w:rPr>
-              <w:t>Initial Interactivity</w:t>
+              <w:t>Fast API</w:t>
             </w:r>
             <w:r>
               <w:rPr>
@@ -1669,7 +3181,7 @@
                 <w:noProof/>
                 <w:webHidden/>
               </w:rPr>
-              <w:instrText xml:space="preserve"> PAGEREF _Toc196687040 \h </w:instrText>
+              <w:instrText xml:space="preserve"> PAGEREF _Toc196699414 \h </w:instrText>
             </w:r>
             <w:r>
               <w:rPr>
@@ -1689,7 +3201,7 @@
                 <w:noProof/>
                 <w:webHidden/>
               </w:rPr>
-              <w:t>11</w:t>
+              <w:t>20</w:t>
             </w:r>
             <w:r>
               <w:rPr>
@@ -1714,13 +3226,13 @@
               <w:lang w:eastAsia="en-GB"/>
             </w:rPr>
           </w:pPr>
-          <w:hyperlink w:anchor="_Toc196687041" w:history="1">
+          <w:hyperlink w:anchor="_Toc196699415" w:history="1">
             <w:r>
               <w:rPr>
                 <w:rStyle w:val="Hyperlink"/>
                 <w:noProof/>
               </w:rPr>
-              <w:t>Logging and SSL Support</w:t>
+              <w:t>Flask</w:t>
             </w:r>
             <w:r>
               <w:rPr>
@@ -1741,7 +3253,7 @@
                 <w:noProof/>
                 <w:webHidden/>
               </w:rPr>
-              <w:instrText xml:space="preserve"> PAGEREF _Toc196687041 \h </w:instrText>
+              <w:instrText xml:space="preserve"> PAGEREF _Toc196699415 \h </w:instrText>
             </w:r>
             <w:r>
               <w:rPr>
@@ -1761,7 +3273,7 @@
                 <w:noProof/>
                 <w:webHidden/>
               </w:rPr>
-              <w:t>11</w:t>
+              <w:t>20</w:t>
             </w:r>
             <w:r>
               <w:rPr>
@@ -1786,13 +3298,13 @@
               <w:lang w:eastAsia="en-GB"/>
             </w:rPr>
           </w:pPr>
-          <w:hyperlink w:anchor="_Toc196687042" w:history="1">
+          <w:hyperlink w:anchor="_Toc196699416" w:history="1">
             <w:r>
               <w:rPr>
                 <w:rStyle w:val="Hyperlink"/>
                 <w:noProof/>
               </w:rPr>
-              <w:t>Extensions</w:t>
+              <w:t>Authentication</w:t>
             </w:r>
             <w:r>
               <w:rPr>
@@ -1813,7 +3325,7 @@
                 <w:noProof/>
                 <w:webHidden/>
               </w:rPr>
-              <w:instrText xml:space="preserve"> PAGEREF _Toc196687042 \h </w:instrText>
+              <w:instrText xml:space="preserve"> PAGEREF _Toc196699416 \h </w:instrText>
             </w:r>
             <w:r>
               <w:rPr>
@@ -1833,7 +3345,223 @@
                 <w:noProof/>
                 <w:webHidden/>
               </w:rPr>
-              <w:t>11</w:t>
+              <w:t>20</w:t>
+            </w:r>
+            <w:r>
+              <w:rPr>
+                <w:noProof/>
+                <w:webHidden/>
+              </w:rPr>
+              <w:fldChar w:fldCharType="end"/>
+            </w:r>
+          </w:hyperlink>
+        </w:p>
+        <w:p>
+          <w:pPr>
+            <w:pStyle w:val="TOC2"/>
+            <w:tabs>
+              <w:tab w:val="right" w:leader="dot" w:pos="9016"/>
+            </w:tabs>
+            <w:rPr>
+              <w:rFonts w:eastAsiaTheme="minorEastAsia"/>
+              <w:noProof/>
+              <w:sz w:val="24"/>
+              <w:szCs w:val="24"/>
+              <w:lang w:eastAsia="en-GB"/>
+            </w:rPr>
+          </w:pPr>
+          <w:hyperlink w:anchor="_Toc196699417" w:history="1">
+            <w:r>
+              <w:rPr>
+                <w:rStyle w:val="Hyperlink"/>
+                <w:noProof/>
+              </w:rPr>
+              <w:t>JWT Tokens</w:t>
+            </w:r>
+            <w:r>
+              <w:rPr>
+                <w:noProof/>
+                <w:webHidden/>
+              </w:rPr>
+              <w:tab/>
+            </w:r>
+            <w:r>
+              <w:rPr>
+                <w:noProof/>
+                <w:webHidden/>
+              </w:rPr>
+              <w:fldChar w:fldCharType="begin"/>
+            </w:r>
+            <w:r>
+              <w:rPr>
+                <w:noProof/>
+                <w:webHidden/>
+              </w:rPr>
+              <w:instrText xml:space="preserve"> PAGEREF _Toc196699417 \h </w:instrText>
+            </w:r>
+            <w:r>
+              <w:rPr>
+                <w:noProof/>
+                <w:webHidden/>
+              </w:rPr>
+            </w:r>
+            <w:r>
+              <w:rPr>
+                <w:noProof/>
+                <w:webHidden/>
+              </w:rPr>
+              <w:fldChar w:fldCharType="separate"/>
+            </w:r>
+            <w:r>
+              <w:rPr>
+                <w:noProof/>
+                <w:webHidden/>
+              </w:rPr>
+              <w:t>21</w:t>
+            </w:r>
+            <w:r>
+              <w:rPr>
+                <w:noProof/>
+                <w:webHidden/>
+              </w:rPr>
+              <w:fldChar w:fldCharType="end"/>
+            </w:r>
+          </w:hyperlink>
+        </w:p>
+        <w:p>
+          <w:pPr>
+            <w:pStyle w:val="TOC2"/>
+            <w:tabs>
+              <w:tab w:val="right" w:leader="dot" w:pos="9016"/>
+            </w:tabs>
+            <w:rPr>
+              <w:rFonts w:eastAsiaTheme="minorEastAsia"/>
+              <w:noProof/>
+              <w:sz w:val="24"/>
+              <w:szCs w:val="24"/>
+              <w:lang w:eastAsia="en-GB"/>
+            </w:rPr>
+          </w:pPr>
+          <w:hyperlink w:anchor="_Toc196699418" w:history="1">
+            <w:r>
+              <w:rPr>
+                <w:rStyle w:val="Hyperlink"/>
+                <w:noProof/>
+              </w:rPr>
+              <w:t>Caching</w:t>
+            </w:r>
+            <w:r>
+              <w:rPr>
+                <w:noProof/>
+                <w:webHidden/>
+              </w:rPr>
+              <w:tab/>
+            </w:r>
+            <w:r>
+              <w:rPr>
+                <w:noProof/>
+                <w:webHidden/>
+              </w:rPr>
+              <w:fldChar w:fldCharType="begin"/>
+            </w:r>
+            <w:r>
+              <w:rPr>
+                <w:noProof/>
+                <w:webHidden/>
+              </w:rPr>
+              <w:instrText xml:space="preserve"> PAGEREF _Toc196699418 \h </w:instrText>
+            </w:r>
+            <w:r>
+              <w:rPr>
+                <w:noProof/>
+                <w:webHidden/>
+              </w:rPr>
+            </w:r>
+            <w:r>
+              <w:rPr>
+                <w:noProof/>
+                <w:webHidden/>
+              </w:rPr>
+              <w:fldChar w:fldCharType="separate"/>
+            </w:r>
+            <w:r>
+              <w:rPr>
+                <w:noProof/>
+                <w:webHidden/>
+              </w:rPr>
+              <w:t>21</w:t>
+            </w:r>
+            <w:r>
+              <w:rPr>
+                <w:noProof/>
+                <w:webHidden/>
+              </w:rPr>
+              <w:fldChar w:fldCharType="end"/>
+            </w:r>
+          </w:hyperlink>
+        </w:p>
+        <w:p>
+          <w:pPr>
+            <w:pStyle w:val="TOC2"/>
+            <w:tabs>
+              <w:tab w:val="right" w:leader="dot" w:pos="9016"/>
+            </w:tabs>
+            <w:rPr>
+              <w:rFonts w:eastAsiaTheme="minorEastAsia"/>
+              <w:noProof/>
+              <w:sz w:val="24"/>
+              <w:szCs w:val="24"/>
+              <w:lang w:eastAsia="en-GB"/>
+            </w:rPr>
+          </w:pPr>
+          <w:hyperlink w:anchor="_Toc196699419" w:history="1">
+            <w:r>
+              <w:rPr>
+                <w:rStyle w:val="Hyperlink"/>
+                <w:noProof/>
+              </w:rPr>
+              <w:t>Database/SQLite</w:t>
+            </w:r>
+            <w:r>
+              <w:rPr>
+                <w:noProof/>
+                <w:webHidden/>
+              </w:rPr>
+              <w:tab/>
+            </w:r>
+            <w:r>
+              <w:rPr>
+                <w:noProof/>
+                <w:webHidden/>
+              </w:rPr>
+              <w:fldChar w:fldCharType="begin"/>
+            </w:r>
+            <w:r>
+              <w:rPr>
+                <w:noProof/>
+                <w:webHidden/>
+              </w:rPr>
+              <w:instrText xml:space="preserve"> PAGEREF _Toc196699419 \h </w:instrText>
+            </w:r>
+            <w:r>
+              <w:rPr>
+                <w:noProof/>
+                <w:webHidden/>
+              </w:rPr>
+            </w:r>
+            <w:r>
+              <w:rPr>
+                <w:noProof/>
+                <w:webHidden/>
+              </w:rPr>
+              <w:fldChar w:fldCharType="separate"/>
+            </w:r>
+            <w:r>
+              <w:rPr>
+                <w:noProof/>
+                <w:webHidden/>
+              </w:rPr>
+              <w:t>21</w:t>
             </w:r>
             <w:r>
               <w:rPr>
@@ -1858,13 +3586,13 @@
               <w:lang w:eastAsia="en-GB"/>
             </w:rPr>
           </w:pPr>
-          <w:hyperlink w:anchor="_Toc196687043" w:history="1">
+          <w:hyperlink w:anchor="_Toc196699420" w:history="1">
             <w:r>
               <w:rPr>
                 <w:rStyle w:val="Hyperlink"/>
                 <w:noProof/>
               </w:rPr>
-              <w:t>Community Store</w:t>
+              <w:t>Extending the application</w:t>
             </w:r>
             <w:r>
               <w:rPr>
@@ -1885,7 +3613,7 @@
                 <w:noProof/>
                 <w:webHidden/>
               </w:rPr>
-              <w:instrText xml:space="preserve"> PAGEREF _Toc196687043 \h </w:instrText>
+              <w:instrText xml:space="preserve"> PAGEREF _Toc196699420 \h </w:instrText>
             </w:r>
             <w:r>
               <w:rPr>
@@ -1905,7 +3633,79 @@
                 <w:noProof/>
                 <w:webHidden/>
               </w:rPr>
-              <w:t>11</w:t>
+              <w:t>21</w:t>
+            </w:r>
+            <w:r>
+              <w:rPr>
+                <w:noProof/>
+                <w:webHidden/>
+              </w:rPr>
+              <w:fldChar w:fldCharType="end"/>
+            </w:r>
+          </w:hyperlink>
+        </w:p>
+        <w:p>
+          <w:pPr>
+            <w:pStyle w:val="TOC2"/>
+            <w:tabs>
+              <w:tab w:val="right" w:leader="dot" w:pos="9016"/>
+            </w:tabs>
+            <w:rPr>
+              <w:rFonts w:eastAsiaTheme="minorEastAsia"/>
+              <w:noProof/>
+              <w:sz w:val="24"/>
+              <w:szCs w:val="24"/>
+              <w:lang w:eastAsia="en-GB"/>
+            </w:rPr>
+          </w:pPr>
+          <w:hyperlink w:anchor="_Toc196699421" w:history="1">
+            <w:r>
+              <w:rPr>
+                <w:rStyle w:val="Hyperlink"/>
+                <w:noProof/>
+              </w:rPr>
+              <w:t>Extensions</w:t>
+            </w:r>
+            <w:r>
+              <w:rPr>
+                <w:noProof/>
+                <w:webHidden/>
+              </w:rPr>
+              <w:tab/>
+            </w:r>
+            <w:r>
+              <w:rPr>
+                <w:noProof/>
+                <w:webHidden/>
+              </w:rPr>
+              <w:fldChar w:fldCharType="begin"/>
+            </w:r>
+            <w:r>
+              <w:rPr>
+                <w:noProof/>
+                <w:webHidden/>
+              </w:rPr>
+              <w:instrText xml:space="preserve"> PAGEREF _Toc196699421 \h </w:instrText>
+            </w:r>
+            <w:r>
+              <w:rPr>
+                <w:noProof/>
+                <w:webHidden/>
+              </w:rPr>
+            </w:r>
+            <w:r>
+              <w:rPr>
+                <w:noProof/>
+                <w:webHidden/>
+              </w:rPr>
+              <w:fldChar w:fldCharType="separate"/>
+            </w:r>
+            <w:r>
+              <w:rPr>
+                <w:noProof/>
+                <w:webHidden/>
+              </w:rPr>
+              <w:t>22</w:t>
             </w:r>
             <w:r>
               <w:rPr>
@@ -1930,13 +3730,13 @@
               <w:lang w:eastAsia="en-GB"/>
             </w:rPr>
           </w:pPr>
-          <w:hyperlink w:anchor="_Toc196687044" w:history="1">
+          <w:hyperlink w:anchor="_Toc196699422" w:history="1">
             <w:r>
               <w:rPr>
                 <w:rStyle w:val="Hyperlink"/>
                 <w:noProof/>
               </w:rPr>
-              <w:t>Social implications</w:t>
+              <w:t>Testing and Analysis</w:t>
             </w:r>
             <w:r>
               <w:rPr>
@@ -1957,7 +3757,7 @@
                 <w:noProof/>
                 <w:webHidden/>
               </w:rPr>
-              <w:instrText xml:space="preserve"> PAGEREF _Toc196687044 \h </w:instrText>
+              <w:instrText xml:space="preserve"> PAGEREF _Toc196699422 \h </w:instrText>
             </w:r>
             <w:r>
               <w:rPr>
@@ -1977,7 +3777,223 @@
                 <w:noProof/>
                 <w:webHidden/>
               </w:rPr>
-              <w:t>12</w:t>
+              <w:t>22</w:t>
+            </w:r>
+            <w:r>
+              <w:rPr>
+                <w:noProof/>
+                <w:webHidden/>
+              </w:rPr>
+              <w:fldChar w:fldCharType="end"/>
+            </w:r>
+          </w:hyperlink>
+        </w:p>
+        <w:p>
+          <w:pPr>
+            <w:pStyle w:val="TOC2"/>
+            <w:tabs>
+              <w:tab w:val="right" w:leader="dot" w:pos="9016"/>
+            </w:tabs>
+            <w:rPr>
+              <w:rFonts w:eastAsiaTheme="minorEastAsia"/>
+              <w:noProof/>
+              <w:sz w:val="24"/>
+              <w:szCs w:val="24"/>
+              <w:lang w:eastAsia="en-GB"/>
+            </w:rPr>
+          </w:pPr>
+          <w:hyperlink w:anchor="_Toc196699423" w:history="1">
+            <w:r>
+              <w:rPr>
+                <w:rStyle w:val="Hyperlink"/>
+                <w:noProof/>
+              </w:rPr>
+              <w:t>Usability Testing</w:t>
+            </w:r>
+            <w:r>
+              <w:rPr>
+                <w:noProof/>
+                <w:webHidden/>
+              </w:rPr>
+              <w:tab/>
+            </w:r>
+            <w:r>
+              <w:rPr>
+                <w:noProof/>
+                <w:webHidden/>
+              </w:rPr>
+              <w:fldChar w:fldCharType="begin"/>
+            </w:r>
+            <w:r>
+              <w:rPr>
+                <w:noProof/>
+                <w:webHidden/>
+              </w:rPr>
+              <w:instrText xml:space="preserve"> PAGEREF _Toc196699423 \h </w:instrText>
+            </w:r>
+            <w:r>
+              <w:rPr>
+                <w:noProof/>
+                <w:webHidden/>
+              </w:rPr>
+            </w:r>
+            <w:r>
+              <w:rPr>
+                <w:noProof/>
+                <w:webHidden/>
+              </w:rPr>
+              <w:fldChar w:fldCharType="separate"/>
+            </w:r>
+            <w:r>
+              <w:rPr>
+                <w:noProof/>
+                <w:webHidden/>
+              </w:rPr>
+              <w:t>23</w:t>
+            </w:r>
+            <w:r>
+              <w:rPr>
+                <w:noProof/>
+                <w:webHidden/>
+              </w:rPr>
+              <w:fldChar w:fldCharType="end"/>
+            </w:r>
+          </w:hyperlink>
+        </w:p>
+        <w:p>
+          <w:pPr>
+            <w:pStyle w:val="TOC2"/>
+            <w:tabs>
+              <w:tab w:val="right" w:leader="dot" w:pos="9016"/>
+            </w:tabs>
+            <w:rPr>
+              <w:rFonts w:eastAsiaTheme="minorEastAsia"/>
+              <w:noProof/>
+              <w:sz w:val="24"/>
+              <w:szCs w:val="24"/>
+              <w:lang w:eastAsia="en-GB"/>
+            </w:rPr>
+          </w:pPr>
+          <w:hyperlink w:anchor="_Toc196699424" w:history="1">
+            <w:r>
+              <w:rPr>
+                <w:rStyle w:val="Hyperlink"/>
+                <w:noProof/>
+              </w:rPr>
+              <w:t>ICMS Feedback</w:t>
+            </w:r>
+            <w:r>
+              <w:rPr>
+                <w:noProof/>
+                <w:webHidden/>
+              </w:rPr>
+              <w:tab/>
+            </w:r>
+            <w:r>
+              <w:rPr>
+                <w:noProof/>
+                <w:webHidden/>
+              </w:rPr>
+              <w:fldChar w:fldCharType="begin"/>
+            </w:r>
+            <w:r>
+              <w:rPr>
+                <w:noProof/>
+                <w:webHidden/>
+              </w:rPr>
+              <w:instrText xml:space="preserve"> PAGEREF _Toc196699424 \h </w:instrText>
+            </w:r>
+            <w:r>
+              <w:rPr>
+                <w:noProof/>
+                <w:webHidden/>
+              </w:rPr>
+            </w:r>
+            <w:r>
+              <w:rPr>
+                <w:noProof/>
+                <w:webHidden/>
+              </w:rPr>
+              <w:fldChar w:fldCharType="separate"/>
+            </w:r>
+            <w:r>
+              <w:rPr>
+                <w:noProof/>
+                <w:webHidden/>
+              </w:rPr>
+              <w:t>24</w:t>
+            </w:r>
+            <w:r>
+              <w:rPr>
+                <w:noProof/>
+                <w:webHidden/>
+              </w:rPr>
+              <w:fldChar w:fldCharType="end"/>
+            </w:r>
+          </w:hyperlink>
+        </w:p>
+        <w:p>
+          <w:pPr>
+            <w:pStyle w:val="TOC2"/>
+            <w:tabs>
+              <w:tab w:val="right" w:leader="dot" w:pos="9016"/>
+            </w:tabs>
+            <w:rPr>
+              <w:rFonts w:eastAsiaTheme="minorEastAsia"/>
+              <w:noProof/>
+              <w:sz w:val="24"/>
+              <w:szCs w:val="24"/>
+              <w:lang w:eastAsia="en-GB"/>
+            </w:rPr>
+          </w:pPr>
+          <w:hyperlink w:anchor="_Toc196699425" w:history="1">
+            <w:r>
+              <w:rPr>
+                <w:rStyle w:val="Hyperlink"/>
+                <w:noProof/>
+              </w:rPr>
+              <w:t>Community Store Feedback</w:t>
+            </w:r>
+            <w:r>
+              <w:rPr>
+                <w:noProof/>
+                <w:webHidden/>
+              </w:rPr>
+              <w:tab/>
+            </w:r>
+            <w:r>
+              <w:rPr>
+                <w:noProof/>
+                <w:webHidden/>
+              </w:rPr>
+              <w:fldChar w:fldCharType="begin"/>
+            </w:r>
+            <w:r>
+              <w:rPr>
+                <w:noProof/>
+                <w:webHidden/>
+              </w:rPr>
+              <w:instrText xml:space="preserve"> PAGEREF _Toc196699425 \h </w:instrText>
+            </w:r>
+            <w:r>
+              <w:rPr>
+                <w:noProof/>
+                <w:webHidden/>
+              </w:rPr>
+            </w:r>
+            <w:r>
+              <w:rPr>
+                <w:noProof/>
+                <w:webHidden/>
+              </w:rPr>
+              <w:fldChar w:fldCharType="separate"/>
+            </w:r>
+            <w:r>
+              <w:rPr>
+                <w:noProof/>
+                <w:webHidden/>
+              </w:rPr>
+              <w:t>24</w:t>
             </w:r>
             <w:r>
               <w:rPr>
@@ -2002,13 +4018,13 @@
               <w:lang w:eastAsia="en-GB"/>
             </w:rPr>
           </w:pPr>
-          <w:hyperlink w:anchor="_Toc196687045" w:history="1">
+          <w:hyperlink w:anchor="_Toc196699426" w:history="1">
             <w:r>
               <w:rPr>
                 <w:rStyle w:val="Hyperlink"/>
                 <w:noProof/>
               </w:rPr>
-              <w:t>Legal requirements and protecting users and their data</w:t>
+              <w:t>Development Environment</w:t>
             </w:r>
             <w:r>
               <w:rPr>
@@ -2029,7 +4045,7 @@
                 <w:noProof/>
                 <w:webHidden/>
               </w:rPr>
-              <w:instrText xml:space="preserve"> PAGEREF _Toc196687045 \h </w:instrText>
+              <w:instrText xml:space="preserve"> PAGEREF _Toc196699426 \h </w:instrText>
             </w:r>
             <w:r>
               <w:rPr>
@@ -2049,7 +4065,295 @@
                 <w:noProof/>
                 <w:webHidden/>
               </w:rPr>
-              <w:t>12</w:t>
+              <w:t>25</w:t>
+            </w:r>
+            <w:r>
+              <w:rPr>
+                <w:noProof/>
+                <w:webHidden/>
+              </w:rPr>
+              <w:fldChar w:fldCharType="end"/>
+            </w:r>
+          </w:hyperlink>
+        </w:p>
+        <w:p>
+          <w:pPr>
+            <w:pStyle w:val="TOC2"/>
+            <w:tabs>
+              <w:tab w:val="right" w:leader="dot" w:pos="9016"/>
+            </w:tabs>
+            <w:rPr>
+              <w:rFonts w:eastAsiaTheme="minorEastAsia"/>
+              <w:noProof/>
+              <w:sz w:val="24"/>
+              <w:szCs w:val="24"/>
+              <w:lang w:eastAsia="en-GB"/>
+            </w:rPr>
+          </w:pPr>
+          <w:hyperlink w:anchor="_Toc196699427" w:history="1">
+            <w:r>
+              <w:rPr>
+                <w:rStyle w:val="Hyperlink"/>
+                <w:noProof/>
+              </w:rPr>
+              <w:t>Hosting and improving on ease of use</w:t>
+            </w:r>
+            <w:r>
+              <w:rPr>
+                <w:noProof/>
+                <w:webHidden/>
+              </w:rPr>
+              <w:tab/>
+            </w:r>
+            <w:r>
+              <w:rPr>
+                <w:noProof/>
+                <w:webHidden/>
+              </w:rPr>
+              <w:fldChar w:fldCharType="begin"/>
+            </w:r>
+            <w:r>
+              <w:rPr>
+                <w:noProof/>
+                <w:webHidden/>
+              </w:rPr>
+              <w:instrText xml:space="preserve"> PAGEREF _Toc196699427 \h </w:instrText>
+            </w:r>
+            <w:r>
+              <w:rPr>
+                <w:noProof/>
+                <w:webHidden/>
+              </w:rPr>
+            </w:r>
+            <w:r>
+              <w:rPr>
+                <w:noProof/>
+                <w:webHidden/>
+              </w:rPr>
+              <w:fldChar w:fldCharType="separate"/>
+            </w:r>
+            <w:r>
+              <w:rPr>
+                <w:noProof/>
+                <w:webHidden/>
+              </w:rPr>
+              <w:t>25</w:t>
+            </w:r>
+            <w:r>
+              <w:rPr>
+                <w:noProof/>
+                <w:webHidden/>
+              </w:rPr>
+              <w:fldChar w:fldCharType="end"/>
+            </w:r>
+          </w:hyperlink>
+        </w:p>
+        <w:p>
+          <w:pPr>
+            <w:pStyle w:val="TOC2"/>
+            <w:tabs>
+              <w:tab w:val="right" w:leader="dot" w:pos="9016"/>
+            </w:tabs>
+            <w:rPr>
+              <w:rFonts w:eastAsiaTheme="minorEastAsia"/>
+              <w:noProof/>
+              <w:sz w:val="24"/>
+              <w:szCs w:val="24"/>
+              <w:lang w:eastAsia="en-GB"/>
+            </w:rPr>
+          </w:pPr>
+          <w:hyperlink w:anchor="_Toc196699428" w:history="1">
+            <w:r>
+              <w:rPr>
+                <w:rStyle w:val="Hyperlink"/>
+                <w:noProof/>
+              </w:rPr>
+              <w:t>Docker</w:t>
+            </w:r>
+            <w:r>
+              <w:rPr>
+                <w:noProof/>
+                <w:webHidden/>
+              </w:rPr>
+              <w:tab/>
+            </w:r>
+            <w:r>
+              <w:rPr>
+                <w:noProof/>
+                <w:webHidden/>
+              </w:rPr>
+              <w:fldChar w:fldCharType="begin"/>
+            </w:r>
+            <w:r>
+              <w:rPr>
+                <w:noProof/>
+                <w:webHidden/>
+              </w:rPr>
+              <w:instrText xml:space="preserve"> PAGEREF _Toc196699428 \h </w:instrText>
+            </w:r>
+            <w:r>
+              <w:rPr>
+                <w:noProof/>
+                <w:webHidden/>
+              </w:rPr>
+            </w:r>
+            <w:r>
+              <w:rPr>
+                <w:noProof/>
+                <w:webHidden/>
+              </w:rPr>
+              <w:fldChar w:fldCharType="separate"/>
+            </w:r>
+            <w:r>
+              <w:rPr>
+                <w:noProof/>
+                <w:webHidden/>
+              </w:rPr>
+              <w:t>25</w:t>
+            </w:r>
+            <w:r>
+              <w:rPr>
+                <w:noProof/>
+                <w:webHidden/>
+              </w:rPr>
+              <w:fldChar w:fldCharType="end"/>
+            </w:r>
+          </w:hyperlink>
+        </w:p>
+        <w:p>
+          <w:pPr>
+            <w:pStyle w:val="TOC2"/>
+            <w:tabs>
+              <w:tab w:val="right" w:leader="dot" w:pos="9016"/>
+            </w:tabs>
+            <w:rPr>
+              <w:rFonts w:eastAsiaTheme="minorEastAsia"/>
+              <w:noProof/>
+              <w:sz w:val="24"/>
+              <w:szCs w:val="24"/>
+              <w:lang w:eastAsia="en-GB"/>
+            </w:rPr>
+          </w:pPr>
+          <w:hyperlink w:anchor="_Toc196699429" w:history="1">
+            <w:r>
+              <w:rPr>
+                <w:rStyle w:val="Hyperlink"/>
+                <w:noProof/>
+              </w:rPr>
+              <w:t>Docker-Compose</w:t>
+            </w:r>
+            <w:r>
+              <w:rPr>
+                <w:noProof/>
+                <w:webHidden/>
+              </w:rPr>
+              <w:tab/>
+            </w:r>
+            <w:r>
+              <w:rPr>
+                <w:noProof/>
+                <w:webHidden/>
+              </w:rPr>
+              <w:fldChar w:fldCharType="begin"/>
+            </w:r>
+            <w:r>
+              <w:rPr>
+                <w:noProof/>
+                <w:webHidden/>
+              </w:rPr>
+              <w:instrText xml:space="preserve"> PAGEREF _Toc196699429 \h </w:instrText>
+            </w:r>
+            <w:r>
+              <w:rPr>
+                <w:noProof/>
+                <w:webHidden/>
+              </w:rPr>
+            </w:r>
+            <w:r>
+              <w:rPr>
+                <w:noProof/>
+                <w:webHidden/>
+              </w:rPr>
+              <w:fldChar w:fldCharType="separate"/>
+            </w:r>
+            <w:r>
+              <w:rPr>
+                <w:noProof/>
+                <w:webHidden/>
+              </w:rPr>
+              <w:t>25</w:t>
+            </w:r>
+            <w:r>
+              <w:rPr>
+                <w:noProof/>
+                <w:webHidden/>
+              </w:rPr>
+              <w:fldChar w:fldCharType="end"/>
+            </w:r>
+          </w:hyperlink>
+        </w:p>
+        <w:p>
+          <w:pPr>
+            <w:pStyle w:val="TOC2"/>
+            <w:tabs>
+              <w:tab w:val="right" w:leader="dot" w:pos="9016"/>
+            </w:tabs>
+            <w:rPr>
+              <w:rFonts w:eastAsiaTheme="minorEastAsia"/>
+              <w:noProof/>
+              <w:sz w:val="24"/>
+              <w:szCs w:val="24"/>
+              <w:lang w:eastAsia="en-GB"/>
+            </w:rPr>
+          </w:pPr>
+          <w:hyperlink w:anchor="_Toc196699430" w:history="1">
+            <w:r>
+              <w:rPr>
+                <w:rStyle w:val="Hyperlink"/>
+                <w:noProof/>
+              </w:rPr>
+              <w:t>Nginx</w:t>
+            </w:r>
+            <w:r>
+              <w:rPr>
+                <w:noProof/>
+                <w:webHidden/>
+              </w:rPr>
+              <w:tab/>
+            </w:r>
+            <w:r>
+              <w:rPr>
+                <w:noProof/>
+                <w:webHidden/>
+              </w:rPr>
+              <w:fldChar w:fldCharType="begin"/>
+            </w:r>
+            <w:r>
+              <w:rPr>
+                <w:noProof/>
+                <w:webHidden/>
+              </w:rPr>
+              <w:instrText xml:space="preserve"> PAGEREF _Toc196699430 \h </w:instrText>
+            </w:r>
+            <w:r>
+              <w:rPr>
+                <w:noProof/>
+                <w:webHidden/>
+              </w:rPr>
+            </w:r>
+            <w:r>
+              <w:rPr>
+                <w:noProof/>
+                <w:webHidden/>
+              </w:rPr>
+              <w:fldChar w:fldCharType="separate"/>
+            </w:r>
+            <w:r>
+              <w:rPr>
+                <w:noProof/>
+                <w:webHidden/>
+              </w:rPr>
+              <w:t>25</w:t>
             </w:r>
             <w:r>
               <w:rPr>
@@ -2074,13 +4378,13 @@
               <w:lang w:eastAsia="en-GB"/>
             </w:rPr>
           </w:pPr>
-          <w:hyperlink w:anchor="_Toc196687046" w:history="1">
+          <w:hyperlink w:anchor="_Toc196699431" w:history="1">
             <w:r>
               <w:rPr>
                 <w:rStyle w:val="Hyperlink"/>
                 <w:noProof/>
               </w:rPr>
-              <w:t>Software Architecture</w:t>
+              <w:t>Optimising The Application/Future development</w:t>
             </w:r>
             <w:r>
               <w:rPr>
@@ -2101,7 +4405,7 @@
                 <w:noProof/>
                 <w:webHidden/>
               </w:rPr>
-              <w:instrText xml:space="preserve"> PAGEREF _Toc196687046 \h </w:instrText>
+              <w:instrText xml:space="preserve"> PAGEREF _Toc196699431 \h </w:instrText>
             </w:r>
             <w:r>
               <w:rPr>
@@ -2121,7 +4425,7 @@
                 <w:noProof/>
                 <w:webHidden/>
               </w:rPr>
-              <w:t>13</w:t>
+              <w:t>26</w:t>
             </w:r>
             <w:r>
               <w:rPr>
@@ -2146,13 +4450,13 @@
               <w:lang w:eastAsia="en-GB"/>
             </w:rPr>
           </w:pPr>
-          <w:hyperlink w:anchor="_Toc196687047" w:history="1">
+          <w:hyperlink w:anchor="_Toc196699432" w:history="1">
             <w:r>
               <w:rPr>
                 <w:rStyle w:val="Hyperlink"/>
                 <w:noProof/>
               </w:rPr>
-              <w:t>Connection methods</w:t>
+              <w:t>Improving the store</w:t>
             </w:r>
             <w:r>
               <w:rPr>
@@ -2173,7 +4477,7 @@
                 <w:noProof/>
                 <w:webHidden/>
               </w:rPr>
-              <w:instrText xml:space="preserve"> PAGEREF _Toc196687047 \h </w:instrText>
+              <w:instrText xml:space="preserve"> PAGEREF _Toc196699432 \h </w:instrText>
             </w:r>
             <w:r>
               <w:rPr>
@@ -2193,7 +4497,7 @@
                 <w:noProof/>
                 <w:webHidden/>
               </w:rPr>
-              <w:t>13</w:t>
+              <w:t>26</w:t>
             </w:r>
             <w:r>
               <w:rPr>
@@ -2218,13 +4522,13 @@
               <w:lang w:eastAsia="en-GB"/>
             </w:rPr>
           </w:pPr>
-          <w:hyperlink w:anchor="_Toc196687048" w:history="1">
+          <w:hyperlink w:anchor="_Toc196699433" w:history="1">
             <w:r>
               <w:rPr>
                 <w:rStyle w:val="Hyperlink"/>
                 <w:noProof/>
               </w:rPr>
-              <w:t>Webapp or Native Application?</w:t>
+              <w:t>Improved extension management</w:t>
             </w:r>
             <w:r>
               <w:rPr>
@@ -2245,7 +4549,7 @@
                 <w:noProof/>
                 <w:webHidden/>
               </w:rPr>
-              <w:instrText xml:space="preserve"> PAGEREF _Toc196687048 \h </w:instrText>
+              <w:instrText xml:space="preserve"> PAGEREF _Toc196699433 \h </w:instrText>
             </w:r>
             <w:r>
               <w:rPr>
@@ -2265,583 +4569,7 @@
                 <w:noProof/>
                 <w:webHidden/>
               </w:rPr>
-              <w:t>14</w:t>
-            </w:r>
-            <w:r>
-              <w:rPr>
-                <w:noProof/>
-                <w:webHidden/>
-              </w:rPr>
-              <w:fldChar w:fldCharType="end"/>
-            </w:r>
-          </w:hyperlink>
-        </w:p>
-        <w:p>
-          <w:pPr>
-            <w:pStyle w:val="TOC2"/>
-            <w:tabs>
-              <w:tab w:val="right" w:leader="dot" w:pos="9016"/>
-            </w:tabs>
-            <w:rPr>
-              <w:rFonts w:eastAsiaTheme="minorEastAsia"/>
-              <w:noProof/>
-              <w:sz w:val="24"/>
-              <w:szCs w:val="24"/>
-              <w:lang w:eastAsia="en-GB"/>
-            </w:rPr>
-          </w:pPr>
-          <w:hyperlink w:anchor="_Toc196687049" w:history="1">
-            <w:r>
-              <w:rPr>
-                <w:rStyle w:val="Hyperlink"/>
-                <w:noProof/>
-              </w:rPr>
-              <w:t>Svelte/Sveltekit</w:t>
-            </w:r>
-            <w:r>
-              <w:rPr>
-                <w:noProof/>
-                <w:webHidden/>
-              </w:rPr>
-              <w:tab/>
-            </w:r>
-            <w:r>
-              <w:rPr>
-                <w:noProof/>
-                <w:webHidden/>
-              </w:rPr>
-              <w:fldChar w:fldCharType="begin"/>
-            </w:r>
-            <w:r>
-              <w:rPr>
-                <w:noProof/>
-                <w:webHidden/>
-              </w:rPr>
-              <w:instrText xml:space="preserve"> PAGEREF _Toc196687049 \h </w:instrText>
-            </w:r>
-            <w:r>
-              <w:rPr>
-                <w:noProof/>
-                <w:webHidden/>
-              </w:rPr>
-            </w:r>
-            <w:r>
-              <w:rPr>
-                <w:noProof/>
-                <w:webHidden/>
-              </w:rPr>
-              <w:fldChar w:fldCharType="separate"/>
-            </w:r>
-            <w:r>
-              <w:rPr>
-                <w:noProof/>
-                <w:webHidden/>
-              </w:rPr>
-              <w:t>14</w:t>
-            </w:r>
-            <w:r>
-              <w:rPr>
-                <w:noProof/>
-                <w:webHidden/>
-              </w:rPr>
-              <w:fldChar w:fldCharType="end"/>
-            </w:r>
-          </w:hyperlink>
-        </w:p>
-        <w:p>
-          <w:pPr>
-            <w:pStyle w:val="TOC2"/>
-            <w:tabs>
-              <w:tab w:val="right" w:leader="dot" w:pos="9016"/>
-            </w:tabs>
-            <w:rPr>
-              <w:rFonts w:eastAsiaTheme="minorEastAsia"/>
-              <w:noProof/>
-              <w:sz w:val="24"/>
-              <w:szCs w:val="24"/>
-              <w:lang w:eastAsia="en-GB"/>
-            </w:rPr>
-          </w:pPr>
-          <w:hyperlink w:anchor="_Toc196687050" w:history="1">
-            <w:r>
-              <w:rPr>
-                <w:rStyle w:val="Hyperlink"/>
-                <w:noProof/>
-              </w:rPr>
-              <w:t>Tailwind/Daisy UI</w:t>
-            </w:r>
-            <w:r>
-              <w:rPr>
-                <w:noProof/>
-                <w:webHidden/>
-              </w:rPr>
-              <w:tab/>
-            </w:r>
-            <w:r>
-              <w:rPr>
-                <w:noProof/>
-                <w:webHidden/>
-              </w:rPr>
-              <w:fldChar w:fldCharType="begin"/>
-            </w:r>
-            <w:r>
-              <w:rPr>
-                <w:noProof/>
-                <w:webHidden/>
-              </w:rPr>
-              <w:instrText xml:space="preserve"> PAGEREF _Toc196687050 \h </w:instrText>
-            </w:r>
-            <w:r>
-              <w:rPr>
-                <w:noProof/>
-                <w:webHidden/>
-              </w:rPr>
-            </w:r>
-            <w:r>
-              <w:rPr>
-                <w:noProof/>
-                <w:webHidden/>
-              </w:rPr>
-              <w:fldChar w:fldCharType="separate"/>
-            </w:r>
-            <w:r>
-              <w:rPr>
-                <w:noProof/>
-                <w:webHidden/>
-              </w:rPr>
-              <w:t>14</w:t>
-            </w:r>
-            <w:r>
-              <w:rPr>
-                <w:noProof/>
-                <w:webHidden/>
-              </w:rPr>
-              <w:fldChar w:fldCharType="end"/>
-            </w:r>
-          </w:hyperlink>
-        </w:p>
-        <w:p>
-          <w:pPr>
-            <w:pStyle w:val="TOC2"/>
-            <w:tabs>
-              <w:tab w:val="right" w:leader="dot" w:pos="9016"/>
-            </w:tabs>
-            <w:rPr>
-              <w:rFonts w:eastAsiaTheme="minorEastAsia"/>
-              <w:noProof/>
-              <w:sz w:val="24"/>
-              <w:szCs w:val="24"/>
-              <w:lang w:eastAsia="en-GB"/>
-            </w:rPr>
-          </w:pPr>
-          <w:hyperlink w:anchor="_Toc196687051" w:history="1">
-            <w:r>
-              <w:rPr>
-                <w:rStyle w:val="Hyperlink"/>
-                <w:noProof/>
-              </w:rPr>
-              <w:t>Other Languages</w:t>
-            </w:r>
-            <w:r>
-              <w:rPr>
-                <w:noProof/>
-                <w:webHidden/>
-              </w:rPr>
-              <w:tab/>
-            </w:r>
-            <w:r>
-              <w:rPr>
-                <w:noProof/>
-                <w:webHidden/>
-              </w:rPr>
-              <w:fldChar w:fldCharType="begin"/>
-            </w:r>
-            <w:r>
-              <w:rPr>
-                <w:noProof/>
-                <w:webHidden/>
-              </w:rPr>
-              <w:instrText xml:space="preserve"> PAGEREF _Toc196687051 \h </w:instrText>
-            </w:r>
-            <w:r>
-              <w:rPr>
-                <w:noProof/>
-                <w:webHidden/>
-              </w:rPr>
-            </w:r>
-            <w:r>
-              <w:rPr>
-                <w:noProof/>
-                <w:webHidden/>
-              </w:rPr>
-              <w:fldChar w:fldCharType="separate"/>
-            </w:r>
-            <w:r>
-              <w:rPr>
-                <w:noProof/>
-                <w:webHidden/>
-              </w:rPr>
-              <w:t>15</w:t>
-            </w:r>
-            <w:r>
-              <w:rPr>
-                <w:noProof/>
-                <w:webHidden/>
-              </w:rPr>
-              <w:fldChar w:fldCharType="end"/>
-            </w:r>
-          </w:hyperlink>
-        </w:p>
-        <w:p>
-          <w:pPr>
-            <w:pStyle w:val="TOC2"/>
-            <w:tabs>
-              <w:tab w:val="right" w:leader="dot" w:pos="9016"/>
-            </w:tabs>
-            <w:rPr>
-              <w:rFonts w:eastAsiaTheme="minorEastAsia"/>
-              <w:noProof/>
-              <w:sz w:val="24"/>
-              <w:szCs w:val="24"/>
-              <w:lang w:eastAsia="en-GB"/>
-            </w:rPr>
-          </w:pPr>
-          <w:hyperlink w:anchor="_Toc196687052" w:history="1">
-            <w:r>
-              <w:rPr>
-                <w:rStyle w:val="Hyperlink"/>
-                <w:noProof/>
-              </w:rPr>
-              <w:t>Python</w:t>
-            </w:r>
-            <w:r>
-              <w:rPr>
-                <w:noProof/>
-                <w:webHidden/>
-              </w:rPr>
-              <w:tab/>
-            </w:r>
-            <w:r>
-              <w:rPr>
-                <w:noProof/>
-                <w:webHidden/>
-              </w:rPr>
-              <w:fldChar w:fldCharType="begin"/>
-            </w:r>
-            <w:r>
-              <w:rPr>
-                <w:noProof/>
-                <w:webHidden/>
-              </w:rPr>
-              <w:instrText xml:space="preserve"> PAGEREF _Toc196687052 \h </w:instrText>
-            </w:r>
-            <w:r>
-              <w:rPr>
-                <w:noProof/>
-                <w:webHidden/>
-              </w:rPr>
-            </w:r>
-            <w:r>
-              <w:rPr>
-                <w:noProof/>
-                <w:webHidden/>
-              </w:rPr>
-              <w:fldChar w:fldCharType="separate"/>
-            </w:r>
-            <w:r>
-              <w:rPr>
-                <w:noProof/>
-                <w:webHidden/>
-              </w:rPr>
-              <w:t>15</w:t>
-            </w:r>
-            <w:r>
-              <w:rPr>
-                <w:noProof/>
-                <w:webHidden/>
-              </w:rPr>
-              <w:fldChar w:fldCharType="end"/>
-            </w:r>
-          </w:hyperlink>
-        </w:p>
-        <w:p>
-          <w:pPr>
-            <w:pStyle w:val="TOC2"/>
-            <w:tabs>
-              <w:tab w:val="right" w:leader="dot" w:pos="9016"/>
-            </w:tabs>
-            <w:rPr>
-              <w:rFonts w:eastAsiaTheme="minorEastAsia"/>
-              <w:noProof/>
-              <w:sz w:val="24"/>
-              <w:szCs w:val="24"/>
-              <w:lang w:eastAsia="en-GB"/>
-            </w:rPr>
-          </w:pPr>
-          <w:hyperlink w:anchor="_Toc196687053" w:history="1">
-            <w:r>
-              <w:rPr>
-                <w:rStyle w:val="Hyperlink"/>
-                <w:noProof/>
-              </w:rPr>
-              <w:t>The Python GIL</w:t>
-            </w:r>
-            <w:r>
-              <w:rPr>
-                <w:noProof/>
-                <w:webHidden/>
-              </w:rPr>
-              <w:tab/>
-            </w:r>
-            <w:r>
-              <w:rPr>
-                <w:noProof/>
-                <w:webHidden/>
-              </w:rPr>
-              <w:fldChar w:fldCharType="begin"/>
-            </w:r>
-            <w:r>
-              <w:rPr>
-                <w:noProof/>
-                <w:webHidden/>
-              </w:rPr>
-              <w:instrText xml:space="preserve"> PAGEREF _Toc196687053 \h </w:instrText>
-            </w:r>
-            <w:r>
-              <w:rPr>
-                <w:noProof/>
-                <w:webHidden/>
-              </w:rPr>
-            </w:r>
-            <w:r>
-              <w:rPr>
-                <w:noProof/>
-                <w:webHidden/>
-              </w:rPr>
-              <w:fldChar w:fldCharType="separate"/>
-            </w:r>
-            <w:r>
-              <w:rPr>
-                <w:noProof/>
-                <w:webHidden/>
-              </w:rPr>
-              <w:t>16</w:t>
-            </w:r>
-            <w:r>
-              <w:rPr>
-                <w:noProof/>
-                <w:webHidden/>
-              </w:rPr>
-              <w:fldChar w:fldCharType="end"/>
-            </w:r>
-          </w:hyperlink>
-        </w:p>
-        <w:p>
-          <w:pPr>
-            <w:pStyle w:val="TOC2"/>
-            <w:tabs>
-              <w:tab w:val="right" w:leader="dot" w:pos="9016"/>
-            </w:tabs>
-            <w:rPr>
-              <w:rFonts w:eastAsiaTheme="minorEastAsia"/>
-              <w:noProof/>
-              <w:sz w:val="24"/>
-              <w:szCs w:val="24"/>
-              <w:lang w:eastAsia="en-GB"/>
-            </w:rPr>
-          </w:pPr>
-          <w:hyperlink w:anchor="_Toc196687054" w:history="1">
-            <w:r>
-              <w:rPr>
-                <w:rStyle w:val="Hyperlink"/>
-                <w:noProof/>
-              </w:rPr>
-              <w:t>MQTT and Alternative Server Protocols</w:t>
-            </w:r>
-            <w:r>
-              <w:rPr>
-                <w:noProof/>
-                <w:webHidden/>
-              </w:rPr>
-              <w:tab/>
-            </w:r>
-            <w:r>
-              <w:rPr>
-                <w:noProof/>
-                <w:webHidden/>
-              </w:rPr>
-              <w:fldChar w:fldCharType="begin"/>
-            </w:r>
-            <w:r>
-              <w:rPr>
-                <w:noProof/>
-                <w:webHidden/>
-              </w:rPr>
-              <w:instrText xml:space="preserve"> PAGEREF _Toc196687054 \h </w:instrText>
-            </w:r>
-            <w:r>
-              <w:rPr>
-                <w:noProof/>
-                <w:webHidden/>
-              </w:rPr>
-            </w:r>
-            <w:r>
-              <w:rPr>
-                <w:noProof/>
-                <w:webHidden/>
-              </w:rPr>
-              <w:fldChar w:fldCharType="separate"/>
-            </w:r>
-            <w:r>
-              <w:rPr>
-                <w:noProof/>
-                <w:webHidden/>
-              </w:rPr>
-              <w:t>16</w:t>
-            </w:r>
-            <w:r>
-              <w:rPr>
-                <w:noProof/>
-                <w:webHidden/>
-              </w:rPr>
-              <w:fldChar w:fldCharType="end"/>
-            </w:r>
-          </w:hyperlink>
-        </w:p>
-        <w:p>
-          <w:pPr>
-            <w:pStyle w:val="TOC2"/>
-            <w:tabs>
-              <w:tab w:val="right" w:leader="dot" w:pos="9016"/>
-            </w:tabs>
-            <w:rPr>
-              <w:rFonts w:eastAsiaTheme="minorEastAsia"/>
-              <w:noProof/>
-              <w:sz w:val="24"/>
-              <w:szCs w:val="24"/>
-              <w:lang w:eastAsia="en-GB"/>
-            </w:rPr>
-          </w:pPr>
-          <w:hyperlink w:anchor="_Toc196687055" w:history="1">
-            <w:r>
-              <w:rPr>
-                <w:rStyle w:val="Hyperlink"/>
-                <w:noProof/>
-              </w:rPr>
-              <w:t>Sockets and web-sockets</w:t>
-            </w:r>
-            <w:r>
-              <w:rPr>
-                <w:noProof/>
-                <w:webHidden/>
-              </w:rPr>
-              <w:tab/>
-            </w:r>
-            <w:r>
-              <w:rPr>
-                <w:noProof/>
-                <w:webHidden/>
-              </w:rPr>
-              <w:fldChar w:fldCharType="begin"/>
-            </w:r>
-            <w:r>
-              <w:rPr>
-                <w:noProof/>
-                <w:webHidden/>
-              </w:rPr>
-              <w:instrText xml:space="preserve"> PAGEREF _Toc196687055 \h </w:instrText>
-            </w:r>
-            <w:r>
-              <w:rPr>
-                <w:noProof/>
-                <w:webHidden/>
-              </w:rPr>
-            </w:r>
-            <w:r>
-              <w:rPr>
-                <w:noProof/>
-                <w:webHidden/>
-              </w:rPr>
-              <w:fldChar w:fldCharType="separate"/>
-            </w:r>
-            <w:r>
-              <w:rPr>
-                <w:noProof/>
-                <w:webHidden/>
-              </w:rPr>
-              <w:t>16</w:t>
-            </w:r>
-            <w:r>
-              <w:rPr>
-                <w:noProof/>
-                <w:webHidden/>
-              </w:rPr>
-              <w:fldChar w:fldCharType="end"/>
-            </w:r>
-          </w:hyperlink>
-        </w:p>
-        <w:p>
-          <w:pPr>
-            <w:pStyle w:val="TOC2"/>
-            <w:tabs>
-              <w:tab w:val="right" w:leader="dot" w:pos="9016"/>
-            </w:tabs>
-            <w:rPr>
-              <w:rFonts w:eastAsiaTheme="minorEastAsia"/>
-              <w:noProof/>
-              <w:sz w:val="24"/>
-              <w:szCs w:val="24"/>
-              <w:lang w:eastAsia="en-GB"/>
-            </w:rPr>
-          </w:pPr>
-          <w:hyperlink w:anchor="_Toc196687056" w:history="1">
-            <w:r>
-              <w:rPr>
-                <w:rStyle w:val="Hyperlink"/>
-                <w:noProof/>
-              </w:rPr>
-              <w:t>Device Networking Library</w:t>
-            </w:r>
-            <w:r>
-              <w:rPr>
-                <w:noProof/>
-                <w:webHidden/>
-              </w:rPr>
-              <w:tab/>
-            </w:r>
-            <w:r>
-              <w:rPr>
-                <w:noProof/>
-                <w:webHidden/>
-              </w:rPr>
-              <w:fldChar w:fldCharType="begin"/>
-            </w:r>
-            <w:r>
-              <w:rPr>
-                <w:noProof/>
-                <w:webHidden/>
-              </w:rPr>
-              <w:instrText xml:space="preserve"> PAGEREF _Toc196687056 \h </w:instrText>
-            </w:r>
-            <w:r>
-              <w:rPr>
-                <w:noProof/>
-                <w:webHidden/>
-              </w:rPr>
-            </w:r>
-            <w:r>
-              <w:rPr>
-                <w:noProof/>
-                <w:webHidden/>
-              </w:rPr>
-              <w:fldChar w:fldCharType="separate"/>
-            </w:r>
-            <w:r>
-              <w:rPr>
-                <w:noProof/>
-                <w:webHidden/>
-              </w:rPr>
-              <w:t>18</w:t>
+              <w:t>26</w:t>
             </w:r>
             <w:r>
               <w:rPr>
@@ -2866,13 +4594,13 @@
               <w:lang w:eastAsia="en-GB"/>
             </w:rPr>
           </w:pPr>
-          <w:hyperlink w:anchor="_Toc196687057" w:history="1">
+          <w:hyperlink w:anchor="_Toc196699434" w:history="1">
             <w:r>
               <w:rPr>
                 <w:rStyle w:val="Hyperlink"/>
                 <w:noProof/>
               </w:rPr>
-              <w:t>Comparing Libraries</w:t>
+              <w:t>What I’ve Learned and Improved During the Project</w:t>
             </w:r>
             <w:r>
               <w:rPr>
@@ -2893,7 +4621,7 @@
                 <w:noProof/>
                 <w:webHidden/>
               </w:rPr>
-              <w:instrText xml:space="preserve"> PAGEREF _Toc196687057 \h </w:instrText>
+              <w:instrText xml:space="preserve"> PAGEREF _Toc196699434 \h </w:instrText>
             </w:r>
             <w:r>
               <w:rPr>
@@ -2913,511 +4641,7 @@
                 <w:noProof/>
                 <w:webHidden/>
               </w:rPr>
-              <w:t>18</w:t>
-            </w:r>
-            <w:r>
-              <w:rPr>
-                <w:noProof/>
-                <w:webHidden/>
-              </w:rPr>
-              <w:fldChar w:fldCharType="end"/>
-            </w:r>
-          </w:hyperlink>
-        </w:p>
-        <w:p>
-          <w:pPr>
-            <w:pStyle w:val="TOC2"/>
-            <w:tabs>
-              <w:tab w:val="right" w:leader="dot" w:pos="9016"/>
-            </w:tabs>
-            <w:rPr>
-              <w:rFonts w:eastAsiaTheme="minorEastAsia"/>
-              <w:noProof/>
-              <w:sz w:val="24"/>
-              <w:szCs w:val="24"/>
-              <w:lang w:eastAsia="en-GB"/>
-            </w:rPr>
-          </w:pPr>
-          <w:hyperlink w:anchor="_Toc196687058" w:history="1">
-            <w:r>
-              <w:rPr>
-                <w:rStyle w:val="Hyperlink"/>
-                <w:noProof/>
-              </w:rPr>
-              <w:t>Django</w:t>
-            </w:r>
-            <w:r>
-              <w:rPr>
-                <w:noProof/>
-                <w:webHidden/>
-              </w:rPr>
-              <w:tab/>
-            </w:r>
-            <w:r>
-              <w:rPr>
-                <w:noProof/>
-                <w:webHidden/>
-              </w:rPr>
-              <w:fldChar w:fldCharType="begin"/>
-            </w:r>
-            <w:r>
-              <w:rPr>
-                <w:noProof/>
-                <w:webHidden/>
-              </w:rPr>
-              <w:instrText xml:space="preserve"> PAGEREF _Toc196687058 \h </w:instrText>
-            </w:r>
-            <w:r>
-              <w:rPr>
-                <w:noProof/>
-                <w:webHidden/>
-              </w:rPr>
-            </w:r>
-            <w:r>
-              <w:rPr>
-                <w:noProof/>
-                <w:webHidden/>
-              </w:rPr>
-              <w:fldChar w:fldCharType="separate"/>
-            </w:r>
-            <w:r>
-              <w:rPr>
-                <w:noProof/>
-                <w:webHidden/>
-              </w:rPr>
-              <w:t>18</w:t>
-            </w:r>
-            <w:r>
-              <w:rPr>
-                <w:noProof/>
-                <w:webHidden/>
-              </w:rPr>
-              <w:fldChar w:fldCharType="end"/>
-            </w:r>
-          </w:hyperlink>
-        </w:p>
-        <w:p>
-          <w:pPr>
-            <w:pStyle w:val="TOC2"/>
-            <w:tabs>
-              <w:tab w:val="right" w:leader="dot" w:pos="9016"/>
-            </w:tabs>
-            <w:rPr>
-              <w:rFonts w:eastAsiaTheme="minorEastAsia"/>
-              <w:noProof/>
-              <w:sz w:val="24"/>
-              <w:szCs w:val="24"/>
-              <w:lang w:eastAsia="en-GB"/>
-            </w:rPr>
-          </w:pPr>
-          <w:hyperlink w:anchor="_Toc196687059" w:history="1">
-            <w:r>
-              <w:rPr>
-                <w:rStyle w:val="Hyperlink"/>
-                <w:noProof/>
-              </w:rPr>
-              <w:t>Fast API</w:t>
-            </w:r>
-            <w:r>
-              <w:rPr>
-                <w:noProof/>
-                <w:webHidden/>
-              </w:rPr>
-              <w:tab/>
-            </w:r>
-            <w:r>
-              <w:rPr>
-                <w:noProof/>
-                <w:webHidden/>
-              </w:rPr>
-              <w:fldChar w:fldCharType="begin"/>
-            </w:r>
-            <w:r>
-              <w:rPr>
-                <w:noProof/>
-                <w:webHidden/>
-              </w:rPr>
-              <w:instrText xml:space="preserve"> PAGEREF _Toc196687059 \h </w:instrText>
-            </w:r>
-            <w:r>
-              <w:rPr>
-                <w:noProof/>
-                <w:webHidden/>
-              </w:rPr>
-            </w:r>
-            <w:r>
-              <w:rPr>
-                <w:noProof/>
-                <w:webHidden/>
-              </w:rPr>
-              <w:fldChar w:fldCharType="separate"/>
-            </w:r>
-            <w:r>
-              <w:rPr>
-                <w:noProof/>
-                <w:webHidden/>
-              </w:rPr>
-              <w:t>18</w:t>
-            </w:r>
-            <w:r>
-              <w:rPr>
-                <w:noProof/>
-                <w:webHidden/>
-              </w:rPr>
-              <w:fldChar w:fldCharType="end"/>
-            </w:r>
-          </w:hyperlink>
-        </w:p>
-        <w:p>
-          <w:pPr>
-            <w:pStyle w:val="TOC2"/>
-            <w:tabs>
-              <w:tab w:val="right" w:leader="dot" w:pos="9016"/>
-            </w:tabs>
-            <w:rPr>
-              <w:rFonts w:eastAsiaTheme="minorEastAsia"/>
-              <w:noProof/>
-              <w:sz w:val="24"/>
-              <w:szCs w:val="24"/>
-              <w:lang w:eastAsia="en-GB"/>
-            </w:rPr>
-          </w:pPr>
-          <w:hyperlink w:anchor="_Toc196687060" w:history="1">
-            <w:r>
-              <w:rPr>
-                <w:rStyle w:val="Hyperlink"/>
-                <w:noProof/>
-              </w:rPr>
-              <w:t>Flask</w:t>
-            </w:r>
-            <w:r>
-              <w:rPr>
-                <w:noProof/>
-                <w:webHidden/>
-              </w:rPr>
-              <w:tab/>
-            </w:r>
-            <w:r>
-              <w:rPr>
-                <w:noProof/>
-                <w:webHidden/>
-              </w:rPr>
-              <w:fldChar w:fldCharType="begin"/>
-            </w:r>
-            <w:r>
-              <w:rPr>
-                <w:noProof/>
-                <w:webHidden/>
-              </w:rPr>
-              <w:instrText xml:space="preserve"> PAGEREF _Toc196687060 \h </w:instrText>
-            </w:r>
-            <w:r>
-              <w:rPr>
-                <w:noProof/>
-                <w:webHidden/>
-              </w:rPr>
-            </w:r>
-            <w:r>
-              <w:rPr>
-                <w:noProof/>
-                <w:webHidden/>
-              </w:rPr>
-              <w:fldChar w:fldCharType="separate"/>
-            </w:r>
-            <w:r>
-              <w:rPr>
-                <w:noProof/>
-                <w:webHidden/>
-              </w:rPr>
-              <w:t>18</w:t>
-            </w:r>
-            <w:r>
-              <w:rPr>
-                <w:noProof/>
-                <w:webHidden/>
-              </w:rPr>
-              <w:fldChar w:fldCharType="end"/>
-            </w:r>
-          </w:hyperlink>
-        </w:p>
-        <w:p>
-          <w:pPr>
-            <w:pStyle w:val="TOC2"/>
-            <w:tabs>
-              <w:tab w:val="right" w:leader="dot" w:pos="9016"/>
-            </w:tabs>
-            <w:rPr>
-              <w:rFonts w:eastAsiaTheme="minorEastAsia"/>
-              <w:noProof/>
-              <w:sz w:val="24"/>
-              <w:szCs w:val="24"/>
-              <w:lang w:eastAsia="en-GB"/>
-            </w:rPr>
-          </w:pPr>
-          <w:hyperlink w:anchor="_Toc196687061" w:history="1">
-            <w:r>
-              <w:rPr>
-                <w:rStyle w:val="Hyperlink"/>
-                <w:noProof/>
-              </w:rPr>
-              <w:t>Authentication</w:t>
-            </w:r>
-            <w:r>
-              <w:rPr>
-                <w:noProof/>
-                <w:webHidden/>
-              </w:rPr>
-              <w:tab/>
-            </w:r>
-            <w:r>
-              <w:rPr>
-                <w:noProof/>
-                <w:webHidden/>
-              </w:rPr>
-              <w:fldChar w:fldCharType="begin"/>
-            </w:r>
-            <w:r>
-              <w:rPr>
-                <w:noProof/>
-                <w:webHidden/>
-              </w:rPr>
-              <w:instrText xml:space="preserve"> PAGEREF _Toc196687061 \h </w:instrText>
-            </w:r>
-            <w:r>
-              <w:rPr>
-                <w:noProof/>
-                <w:webHidden/>
-              </w:rPr>
-            </w:r>
-            <w:r>
-              <w:rPr>
-                <w:noProof/>
-                <w:webHidden/>
-              </w:rPr>
-              <w:fldChar w:fldCharType="separate"/>
-            </w:r>
-            <w:r>
-              <w:rPr>
-                <w:noProof/>
-                <w:webHidden/>
-              </w:rPr>
-              <w:t>19</w:t>
-            </w:r>
-            <w:r>
-              <w:rPr>
-                <w:noProof/>
-                <w:webHidden/>
-              </w:rPr>
-              <w:fldChar w:fldCharType="end"/>
-            </w:r>
-          </w:hyperlink>
-        </w:p>
-        <w:p>
-          <w:pPr>
-            <w:pStyle w:val="TOC2"/>
-            <w:tabs>
-              <w:tab w:val="right" w:leader="dot" w:pos="9016"/>
-            </w:tabs>
-            <w:rPr>
-              <w:rFonts w:eastAsiaTheme="minorEastAsia"/>
-              <w:noProof/>
-              <w:sz w:val="24"/>
-              <w:szCs w:val="24"/>
-              <w:lang w:eastAsia="en-GB"/>
-            </w:rPr>
-          </w:pPr>
-          <w:hyperlink w:anchor="_Toc196687062" w:history="1">
-            <w:r>
-              <w:rPr>
-                <w:rStyle w:val="Hyperlink"/>
-                <w:noProof/>
-              </w:rPr>
-              <w:t>JWT Tokens</w:t>
-            </w:r>
-            <w:r>
-              <w:rPr>
-                <w:noProof/>
-                <w:webHidden/>
-              </w:rPr>
-              <w:tab/>
-            </w:r>
-            <w:r>
-              <w:rPr>
-                <w:noProof/>
-                <w:webHidden/>
-              </w:rPr>
-              <w:fldChar w:fldCharType="begin"/>
-            </w:r>
-            <w:r>
-              <w:rPr>
-                <w:noProof/>
-                <w:webHidden/>
-              </w:rPr>
-              <w:instrText xml:space="preserve"> PAGEREF _Toc196687062 \h </w:instrText>
-            </w:r>
-            <w:r>
-              <w:rPr>
-                <w:noProof/>
-                <w:webHidden/>
-              </w:rPr>
-            </w:r>
-            <w:r>
-              <w:rPr>
-                <w:noProof/>
-                <w:webHidden/>
-              </w:rPr>
-              <w:fldChar w:fldCharType="separate"/>
-            </w:r>
-            <w:r>
-              <w:rPr>
-                <w:noProof/>
-                <w:webHidden/>
-              </w:rPr>
-              <w:t>19</w:t>
-            </w:r>
-            <w:r>
-              <w:rPr>
-                <w:noProof/>
-                <w:webHidden/>
-              </w:rPr>
-              <w:fldChar w:fldCharType="end"/>
-            </w:r>
-          </w:hyperlink>
-        </w:p>
-        <w:p>
-          <w:pPr>
-            <w:pStyle w:val="TOC2"/>
-            <w:tabs>
-              <w:tab w:val="right" w:leader="dot" w:pos="9016"/>
-            </w:tabs>
-            <w:rPr>
-              <w:rFonts w:eastAsiaTheme="minorEastAsia"/>
-              <w:noProof/>
-              <w:sz w:val="24"/>
-              <w:szCs w:val="24"/>
-              <w:lang w:eastAsia="en-GB"/>
-            </w:rPr>
-          </w:pPr>
-          <w:hyperlink w:anchor="_Toc196687063" w:history="1">
-            <w:r>
-              <w:rPr>
-                <w:rStyle w:val="Hyperlink"/>
-                <w:noProof/>
-              </w:rPr>
-              <w:t>Caching</w:t>
-            </w:r>
-            <w:r>
-              <w:rPr>
-                <w:noProof/>
-                <w:webHidden/>
-              </w:rPr>
-              <w:tab/>
-            </w:r>
-            <w:r>
-              <w:rPr>
-                <w:noProof/>
-                <w:webHidden/>
-              </w:rPr>
-              <w:fldChar w:fldCharType="begin"/>
-            </w:r>
-            <w:r>
-              <w:rPr>
-                <w:noProof/>
-                <w:webHidden/>
-              </w:rPr>
-              <w:instrText xml:space="preserve"> PAGEREF _Toc196687063 \h </w:instrText>
-            </w:r>
-            <w:r>
-              <w:rPr>
-                <w:noProof/>
-                <w:webHidden/>
-              </w:rPr>
-            </w:r>
-            <w:r>
-              <w:rPr>
-                <w:noProof/>
-                <w:webHidden/>
-              </w:rPr>
-              <w:fldChar w:fldCharType="separate"/>
-            </w:r>
-            <w:r>
-              <w:rPr>
-                <w:noProof/>
-                <w:webHidden/>
-              </w:rPr>
-              <w:t>19</w:t>
-            </w:r>
-            <w:r>
-              <w:rPr>
-                <w:noProof/>
-                <w:webHidden/>
-              </w:rPr>
-              <w:fldChar w:fldCharType="end"/>
-            </w:r>
-          </w:hyperlink>
-        </w:p>
-        <w:p>
-          <w:pPr>
-            <w:pStyle w:val="TOC2"/>
-            <w:tabs>
-              <w:tab w:val="right" w:leader="dot" w:pos="9016"/>
-            </w:tabs>
-            <w:rPr>
-              <w:rFonts w:eastAsiaTheme="minorEastAsia"/>
-              <w:noProof/>
-              <w:sz w:val="24"/>
-              <w:szCs w:val="24"/>
-              <w:lang w:eastAsia="en-GB"/>
-            </w:rPr>
-          </w:pPr>
-          <w:hyperlink w:anchor="_Toc196687064" w:history="1">
-            <w:r>
-              <w:rPr>
-                <w:rStyle w:val="Hyperlink"/>
-                <w:noProof/>
-              </w:rPr>
-              <w:t>Database/SQLite</w:t>
-            </w:r>
-            <w:r>
-              <w:rPr>
-                <w:noProof/>
-                <w:webHidden/>
-              </w:rPr>
-              <w:tab/>
-            </w:r>
-            <w:r>
-              <w:rPr>
-                <w:noProof/>
-                <w:webHidden/>
-              </w:rPr>
-              <w:fldChar w:fldCharType="begin"/>
-            </w:r>
-            <w:r>
-              <w:rPr>
-                <w:noProof/>
-                <w:webHidden/>
-              </w:rPr>
-              <w:instrText xml:space="preserve"> PAGEREF _Toc196687064 \h </w:instrText>
-            </w:r>
-            <w:r>
-              <w:rPr>
-                <w:noProof/>
-                <w:webHidden/>
-              </w:rPr>
-            </w:r>
-            <w:r>
-              <w:rPr>
-                <w:noProof/>
-                <w:webHidden/>
-              </w:rPr>
-              <w:fldChar w:fldCharType="separate"/>
-            </w:r>
-            <w:r>
-              <w:rPr>
-                <w:noProof/>
-                <w:webHidden/>
-              </w:rPr>
-              <w:t>19</w:t>
+              <w:t>26</w:t>
             </w:r>
             <w:r>
               <w:rPr>
@@ -3442,13 +4666,13 @@
               <w:lang w:eastAsia="en-GB"/>
             </w:rPr>
           </w:pPr>
-          <w:hyperlink w:anchor="_Toc196687065" w:history="1">
+          <w:hyperlink w:anchor="_Toc196699435" w:history="1">
             <w:r>
               <w:rPr>
                 <w:rStyle w:val="Hyperlink"/>
                 <w:noProof/>
               </w:rPr>
-              <w:t>Extending the application</w:t>
+              <w:t>Final thoughts and discussion</w:t>
             </w:r>
             <w:r>
               <w:rPr>
@@ -3469,7 +4693,7 @@
                 <w:noProof/>
                 <w:webHidden/>
               </w:rPr>
-              <w:instrText xml:space="preserve"> PAGEREF _Toc196687065 \h </w:instrText>
+              <w:instrText xml:space="preserve"> PAGEREF _Toc196699435 \h </w:instrText>
             </w:r>
             <w:r>
               <w:rPr>
@@ -3489,79 +4713,7 @@
                 <w:noProof/>
                 <w:webHidden/>
               </w:rPr>
-              <w:t>20</w:t>
-            </w:r>
-            <w:r>
-              <w:rPr>
-                <w:noProof/>
-                <w:webHidden/>
-              </w:rPr>
-              <w:fldChar w:fldCharType="end"/>
-            </w:r>
-          </w:hyperlink>
-        </w:p>
-        <w:p>
-          <w:pPr>
-            <w:pStyle w:val="TOC2"/>
-            <w:tabs>
-              <w:tab w:val="right" w:leader="dot" w:pos="9016"/>
-            </w:tabs>
-            <w:rPr>
-              <w:rFonts w:eastAsiaTheme="minorEastAsia"/>
-              <w:noProof/>
-              <w:sz w:val="24"/>
-              <w:szCs w:val="24"/>
-              <w:lang w:eastAsia="en-GB"/>
-            </w:rPr>
-          </w:pPr>
-          <w:hyperlink w:anchor="_Toc196687066" w:history="1">
-            <w:r>
-              <w:rPr>
-                <w:rStyle w:val="Hyperlink"/>
-                <w:noProof/>
-              </w:rPr>
-              <w:t>Extensions</w:t>
-            </w:r>
-            <w:r>
-              <w:rPr>
-                <w:noProof/>
-                <w:webHidden/>
-              </w:rPr>
-              <w:tab/>
-            </w:r>
-            <w:r>
-              <w:rPr>
-                <w:noProof/>
-                <w:webHidden/>
-              </w:rPr>
-              <w:fldChar w:fldCharType="begin"/>
-            </w:r>
-            <w:r>
-              <w:rPr>
-                <w:noProof/>
-                <w:webHidden/>
-              </w:rPr>
-              <w:instrText xml:space="preserve"> PAGEREF _Toc196687066 \h </w:instrText>
-            </w:r>
-            <w:r>
-              <w:rPr>
-                <w:noProof/>
-                <w:webHidden/>
-              </w:rPr>
-            </w:r>
-            <w:r>
-              <w:rPr>
-                <w:noProof/>
-                <w:webHidden/>
-              </w:rPr>
-              <w:fldChar w:fldCharType="separate"/>
-            </w:r>
-            <w:r>
-              <w:rPr>
-                <w:noProof/>
-                <w:webHidden/>
-              </w:rPr>
-              <w:t>20</w:t>
+              <w:t>26</w:t>
             </w:r>
             <w:r>
               <w:rPr>
@@ -3586,13 +4738,13 @@
               <w:lang w:eastAsia="en-GB"/>
             </w:rPr>
           </w:pPr>
-          <w:hyperlink w:anchor="_Toc196687067" w:history="1">
+          <w:hyperlink w:anchor="_Toc196699436" w:history="1">
             <w:r>
               <w:rPr>
                 <w:rStyle w:val="Hyperlink"/>
                 <w:noProof/>
               </w:rPr>
-              <w:t>Testing and Analysis</w:t>
+              <w:t>Refences</w:t>
             </w:r>
             <w:r>
               <w:rPr>
@@ -3613,7 +4765,7 @@
                 <w:noProof/>
                 <w:webHidden/>
               </w:rPr>
-              <w:instrText xml:space="preserve"> PAGEREF _Toc196687067 \h </w:instrText>
+              <w:instrText xml:space="preserve"> PAGEREF _Toc196699436 \h </w:instrText>
             </w:r>
             <w:r>
               <w:rPr>
@@ -3633,1015 +4785,7 @@
                 <w:noProof/>
                 <w:webHidden/>
               </w:rPr>
-              <w:t>20</w:t>
-            </w:r>
-            <w:r>
-              <w:rPr>
-                <w:noProof/>
-                <w:webHidden/>
-              </w:rPr>
-              <w:fldChar w:fldCharType="end"/>
-            </w:r>
-          </w:hyperlink>
-        </w:p>
-        <w:p>
-          <w:pPr>
-            <w:pStyle w:val="TOC2"/>
-            <w:tabs>
-              <w:tab w:val="right" w:leader="dot" w:pos="9016"/>
-            </w:tabs>
-            <w:rPr>
-              <w:rFonts w:eastAsiaTheme="minorEastAsia"/>
-              <w:noProof/>
-              <w:sz w:val="24"/>
-              <w:szCs w:val="24"/>
-              <w:lang w:eastAsia="en-GB"/>
-            </w:rPr>
-          </w:pPr>
-          <w:hyperlink w:anchor="_Toc196687068" w:history="1">
-            <w:r>
-              <w:rPr>
-                <w:rStyle w:val="Hyperlink"/>
-                <w:noProof/>
-              </w:rPr>
-              <w:t>Usability Testing</w:t>
-            </w:r>
-            <w:r>
-              <w:rPr>
-                <w:noProof/>
-                <w:webHidden/>
-              </w:rPr>
-              <w:tab/>
-            </w:r>
-            <w:r>
-              <w:rPr>
-                <w:noProof/>
-                <w:webHidden/>
-              </w:rPr>
-              <w:fldChar w:fldCharType="begin"/>
-            </w:r>
-            <w:r>
-              <w:rPr>
-                <w:noProof/>
-                <w:webHidden/>
-              </w:rPr>
-              <w:instrText xml:space="preserve"> PAGEREF _Toc196687068 \h </w:instrText>
-            </w:r>
-            <w:r>
-              <w:rPr>
-                <w:noProof/>
-                <w:webHidden/>
-              </w:rPr>
-            </w:r>
-            <w:r>
-              <w:rPr>
-                <w:noProof/>
-                <w:webHidden/>
-              </w:rPr>
-              <w:fldChar w:fldCharType="separate"/>
-            </w:r>
-            <w:r>
-              <w:rPr>
-                <w:noProof/>
-                <w:webHidden/>
-              </w:rPr>
-              <w:t>21</w:t>
-            </w:r>
-            <w:r>
-              <w:rPr>
-                <w:noProof/>
-                <w:webHidden/>
-              </w:rPr>
-              <w:fldChar w:fldCharType="end"/>
-            </w:r>
-          </w:hyperlink>
-        </w:p>
-        <w:p>
-          <w:pPr>
-            <w:pStyle w:val="TOC2"/>
-            <w:tabs>
-              <w:tab w:val="right" w:leader="dot" w:pos="9016"/>
-            </w:tabs>
-            <w:rPr>
-              <w:rFonts w:eastAsiaTheme="minorEastAsia"/>
-              <w:noProof/>
-              <w:sz w:val="24"/>
-              <w:szCs w:val="24"/>
-              <w:lang w:eastAsia="en-GB"/>
-            </w:rPr>
-          </w:pPr>
-          <w:hyperlink w:anchor="_Toc196687069" w:history="1">
-            <w:r>
-              <w:rPr>
-                <w:rStyle w:val="Hyperlink"/>
-                <w:noProof/>
-              </w:rPr>
-              <w:t>Feedback</w:t>
-            </w:r>
-            <w:r>
-              <w:rPr>
-                <w:noProof/>
-                <w:webHidden/>
-              </w:rPr>
-              <w:tab/>
-            </w:r>
-            <w:r>
-              <w:rPr>
-                <w:noProof/>
-                <w:webHidden/>
-              </w:rPr>
-              <w:fldChar w:fldCharType="begin"/>
-            </w:r>
-            <w:r>
-              <w:rPr>
-                <w:noProof/>
-                <w:webHidden/>
-              </w:rPr>
-              <w:instrText xml:space="preserve"> PAGEREF _Toc196687069 \h </w:instrText>
-            </w:r>
-            <w:r>
-              <w:rPr>
-                <w:noProof/>
-                <w:webHidden/>
-              </w:rPr>
-            </w:r>
-            <w:r>
-              <w:rPr>
-                <w:noProof/>
-                <w:webHidden/>
-              </w:rPr>
-              <w:fldChar w:fldCharType="separate"/>
-            </w:r>
-            <w:r>
-              <w:rPr>
-                <w:noProof/>
-                <w:webHidden/>
-              </w:rPr>
-              <w:t>21</w:t>
-            </w:r>
-            <w:r>
-              <w:rPr>
-                <w:noProof/>
-                <w:webHidden/>
-              </w:rPr>
-              <w:fldChar w:fldCharType="end"/>
-            </w:r>
-          </w:hyperlink>
-        </w:p>
-        <w:p>
-          <w:pPr>
-            <w:pStyle w:val="TOC2"/>
-            <w:tabs>
-              <w:tab w:val="right" w:leader="dot" w:pos="9016"/>
-            </w:tabs>
-            <w:rPr>
-              <w:rFonts w:eastAsiaTheme="minorEastAsia"/>
-              <w:noProof/>
-              <w:sz w:val="24"/>
-              <w:szCs w:val="24"/>
-              <w:lang w:eastAsia="en-GB"/>
-            </w:rPr>
-          </w:pPr>
-          <w:hyperlink w:anchor="_Toc196687070" w:history="1">
-            <w:r>
-              <w:rPr>
-                <w:rStyle w:val="Hyperlink"/>
-                <w:noProof/>
-              </w:rPr>
-              <w:t>Ease of development vs best practices</w:t>
-            </w:r>
-            <w:r>
-              <w:rPr>
-                <w:noProof/>
-                <w:webHidden/>
-              </w:rPr>
-              <w:tab/>
-            </w:r>
-            <w:r>
-              <w:rPr>
-                <w:noProof/>
-                <w:webHidden/>
-              </w:rPr>
-              <w:fldChar w:fldCharType="begin"/>
-            </w:r>
-            <w:r>
-              <w:rPr>
-                <w:noProof/>
-                <w:webHidden/>
-              </w:rPr>
-              <w:instrText xml:space="preserve"> PAGEREF _Toc196687070 \h </w:instrText>
-            </w:r>
-            <w:r>
-              <w:rPr>
-                <w:noProof/>
-                <w:webHidden/>
-              </w:rPr>
-            </w:r>
-            <w:r>
-              <w:rPr>
-                <w:noProof/>
-                <w:webHidden/>
-              </w:rPr>
-              <w:fldChar w:fldCharType="separate"/>
-            </w:r>
-            <w:r>
-              <w:rPr>
-                <w:noProof/>
-                <w:webHidden/>
-              </w:rPr>
-              <w:t>22</w:t>
-            </w:r>
-            <w:r>
-              <w:rPr>
-                <w:noProof/>
-                <w:webHidden/>
-              </w:rPr>
-              <w:fldChar w:fldCharType="end"/>
-            </w:r>
-          </w:hyperlink>
-        </w:p>
-        <w:p>
-          <w:pPr>
-            <w:pStyle w:val="TOC1"/>
-            <w:tabs>
-              <w:tab w:val="right" w:leader="dot" w:pos="9016"/>
-            </w:tabs>
-            <w:rPr>
-              <w:rFonts w:eastAsiaTheme="minorEastAsia"/>
-              <w:noProof/>
-              <w:sz w:val="24"/>
-              <w:szCs w:val="24"/>
-              <w:lang w:eastAsia="en-GB"/>
-            </w:rPr>
-          </w:pPr>
-          <w:hyperlink w:anchor="_Toc196687071" w:history="1">
-            <w:r>
-              <w:rPr>
-                <w:rStyle w:val="Hyperlink"/>
-                <w:noProof/>
-              </w:rPr>
-              <w:t>Development Environment</w:t>
-            </w:r>
-            <w:r>
-              <w:rPr>
-                <w:noProof/>
-                <w:webHidden/>
-              </w:rPr>
-              <w:tab/>
-            </w:r>
-            <w:r>
-              <w:rPr>
-                <w:noProof/>
-                <w:webHidden/>
-              </w:rPr>
-              <w:fldChar w:fldCharType="begin"/>
-            </w:r>
-            <w:r>
-              <w:rPr>
-                <w:noProof/>
-                <w:webHidden/>
-              </w:rPr>
-              <w:instrText xml:space="preserve"> PAGEREF _Toc196687071 \h </w:instrText>
-            </w:r>
-            <w:r>
-              <w:rPr>
-                <w:noProof/>
-                <w:webHidden/>
-              </w:rPr>
-            </w:r>
-            <w:r>
-              <w:rPr>
-                <w:noProof/>
-                <w:webHidden/>
-              </w:rPr>
-              <w:fldChar w:fldCharType="separate"/>
-            </w:r>
-            <w:r>
-              <w:rPr>
-                <w:noProof/>
-                <w:webHidden/>
-              </w:rPr>
-              <w:t>22</w:t>
-            </w:r>
-            <w:r>
-              <w:rPr>
-                <w:noProof/>
-                <w:webHidden/>
-              </w:rPr>
-              <w:fldChar w:fldCharType="end"/>
-            </w:r>
-          </w:hyperlink>
-        </w:p>
-        <w:p>
-          <w:pPr>
-            <w:pStyle w:val="TOC2"/>
-            <w:tabs>
-              <w:tab w:val="right" w:leader="dot" w:pos="9016"/>
-            </w:tabs>
-            <w:rPr>
-              <w:rFonts w:eastAsiaTheme="minorEastAsia"/>
-              <w:noProof/>
-              <w:sz w:val="24"/>
-              <w:szCs w:val="24"/>
-              <w:lang w:eastAsia="en-GB"/>
-            </w:rPr>
-          </w:pPr>
-          <w:hyperlink w:anchor="_Toc196687072" w:history="1">
-            <w:r>
-              <w:rPr>
-                <w:rStyle w:val="Hyperlink"/>
-                <w:noProof/>
-              </w:rPr>
-              <w:t>Hosting and improving on ease of use</w:t>
-            </w:r>
-            <w:r>
-              <w:rPr>
-                <w:noProof/>
-                <w:webHidden/>
-              </w:rPr>
-              <w:tab/>
-            </w:r>
-            <w:r>
-              <w:rPr>
-                <w:noProof/>
-                <w:webHidden/>
-              </w:rPr>
-              <w:fldChar w:fldCharType="begin"/>
-            </w:r>
-            <w:r>
-              <w:rPr>
-                <w:noProof/>
-                <w:webHidden/>
-              </w:rPr>
-              <w:instrText xml:space="preserve"> PAGEREF _Toc196687072 \h </w:instrText>
-            </w:r>
-            <w:r>
-              <w:rPr>
-                <w:noProof/>
-                <w:webHidden/>
-              </w:rPr>
-            </w:r>
-            <w:r>
-              <w:rPr>
-                <w:noProof/>
-                <w:webHidden/>
-              </w:rPr>
-              <w:fldChar w:fldCharType="separate"/>
-            </w:r>
-            <w:r>
-              <w:rPr>
-                <w:noProof/>
-                <w:webHidden/>
-              </w:rPr>
-              <w:t>22</w:t>
-            </w:r>
-            <w:r>
-              <w:rPr>
-                <w:noProof/>
-                <w:webHidden/>
-              </w:rPr>
-              <w:fldChar w:fldCharType="end"/>
-            </w:r>
-          </w:hyperlink>
-        </w:p>
-        <w:p>
-          <w:pPr>
-            <w:pStyle w:val="TOC2"/>
-            <w:tabs>
-              <w:tab w:val="right" w:leader="dot" w:pos="9016"/>
-            </w:tabs>
-            <w:rPr>
-              <w:rFonts w:eastAsiaTheme="minorEastAsia"/>
-              <w:noProof/>
-              <w:sz w:val="24"/>
-              <w:szCs w:val="24"/>
-              <w:lang w:eastAsia="en-GB"/>
-            </w:rPr>
-          </w:pPr>
-          <w:hyperlink w:anchor="_Toc196687073" w:history="1">
-            <w:r>
-              <w:rPr>
-                <w:rStyle w:val="Hyperlink"/>
-                <w:noProof/>
-              </w:rPr>
-              <w:t>Docker</w:t>
-            </w:r>
-            <w:r>
-              <w:rPr>
-                <w:noProof/>
-                <w:webHidden/>
-              </w:rPr>
-              <w:tab/>
-            </w:r>
-            <w:r>
-              <w:rPr>
-                <w:noProof/>
-                <w:webHidden/>
-              </w:rPr>
-              <w:fldChar w:fldCharType="begin"/>
-            </w:r>
-            <w:r>
-              <w:rPr>
-                <w:noProof/>
-                <w:webHidden/>
-              </w:rPr>
-              <w:instrText xml:space="preserve"> PAGEREF _Toc196687073 \h </w:instrText>
-            </w:r>
-            <w:r>
-              <w:rPr>
-                <w:noProof/>
-                <w:webHidden/>
-              </w:rPr>
-            </w:r>
-            <w:r>
-              <w:rPr>
-                <w:noProof/>
-                <w:webHidden/>
-              </w:rPr>
-              <w:fldChar w:fldCharType="separate"/>
-            </w:r>
-            <w:r>
-              <w:rPr>
-                <w:noProof/>
-                <w:webHidden/>
-              </w:rPr>
-              <w:t>22</w:t>
-            </w:r>
-            <w:r>
-              <w:rPr>
-                <w:noProof/>
-                <w:webHidden/>
-              </w:rPr>
-              <w:fldChar w:fldCharType="end"/>
-            </w:r>
-          </w:hyperlink>
-        </w:p>
-        <w:p>
-          <w:pPr>
-            <w:pStyle w:val="TOC2"/>
-            <w:tabs>
-              <w:tab w:val="right" w:leader="dot" w:pos="9016"/>
-            </w:tabs>
-            <w:rPr>
-              <w:rFonts w:eastAsiaTheme="minorEastAsia"/>
-              <w:noProof/>
-              <w:sz w:val="24"/>
-              <w:szCs w:val="24"/>
-              <w:lang w:eastAsia="en-GB"/>
-            </w:rPr>
-          </w:pPr>
-          <w:hyperlink w:anchor="_Toc196687074" w:history="1">
-            <w:r>
-              <w:rPr>
-                <w:rStyle w:val="Hyperlink"/>
-                <w:noProof/>
-              </w:rPr>
-              <w:t>Docker-Compose</w:t>
-            </w:r>
-            <w:r>
-              <w:rPr>
-                <w:noProof/>
-                <w:webHidden/>
-              </w:rPr>
-              <w:tab/>
-            </w:r>
-            <w:r>
-              <w:rPr>
-                <w:noProof/>
-                <w:webHidden/>
-              </w:rPr>
-              <w:fldChar w:fldCharType="begin"/>
-            </w:r>
-            <w:r>
-              <w:rPr>
-                <w:noProof/>
-                <w:webHidden/>
-              </w:rPr>
-              <w:instrText xml:space="preserve"> PAGEREF _Toc196687074 \h </w:instrText>
-            </w:r>
-            <w:r>
-              <w:rPr>
-                <w:noProof/>
-                <w:webHidden/>
-              </w:rPr>
-            </w:r>
-            <w:r>
-              <w:rPr>
-                <w:noProof/>
-                <w:webHidden/>
-              </w:rPr>
-              <w:fldChar w:fldCharType="separate"/>
-            </w:r>
-            <w:r>
-              <w:rPr>
-                <w:noProof/>
-                <w:webHidden/>
-              </w:rPr>
-              <w:t>22</w:t>
-            </w:r>
-            <w:r>
-              <w:rPr>
-                <w:noProof/>
-                <w:webHidden/>
-              </w:rPr>
-              <w:fldChar w:fldCharType="end"/>
-            </w:r>
-          </w:hyperlink>
-        </w:p>
-        <w:p>
-          <w:pPr>
-            <w:pStyle w:val="TOC2"/>
-            <w:tabs>
-              <w:tab w:val="right" w:leader="dot" w:pos="9016"/>
-            </w:tabs>
-            <w:rPr>
-              <w:rFonts w:eastAsiaTheme="minorEastAsia"/>
-              <w:noProof/>
-              <w:sz w:val="24"/>
-              <w:szCs w:val="24"/>
-              <w:lang w:eastAsia="en-GB"/>
-            </w:rPr>
-          </w:pPr>
-          <w:hyperlink w:anchor="_Toc196687075" w:history="1">
-            <w:r>
-              <w:rPr>
-                <w:rStyle w:val="Hyperlink"/>
-                <w:noProof/>
-              </w:rPr>
-              <w:t>Nginx</w:t>
-            </w:r>
-            <w:r>
-              <w:rPr>
-                <w:noProof/>
-                <w:webHidden/>
-              </w:rPr>
-              <w:tab/>
-            </w:r>
-            <w:r>
-              <w:rPr>
-                <w:noProof/>
-                <w:webHidden/>
-              </w:rPr>
-              <w:fldChar w:fldCharType="begin"/>
-            </w:r>
-            <w:r>
-              <w:rPr>
-                <w:noProof/>
-                <w:webHidden/>
-              </w:rPr>
-              <w:instrText xml:space="preserve"> PAGEREF _Toc196687075 \h </w:instrText>
-            </w:r>
-            <w:r>
-              <w:rPr>
-                <w:noProof/>
-                <w:webHidden/>
-              </w:rPr>
-            </w:r>
-            <w:r>
-              <w:rPr>
-                <w:noProof/>
-                <w:webHidden/>
-              </w:rPr>
-              <w:fldChar w:fldCharType="separate"/>
-            </w:r>
-            <w:r>
-              <w:rPr>
-                <w:noProof/>
-                <w:webHidden/>
-              </w:rPr>
-              <w:t>22</w:t>
-            </w:r>
-            <w:r>
-              <w:rPr>
-                <w:noProof/>
-                <w:webHidden/>
-              </w:rPr>
-              <w:fldChar w:fldCharType="end"/>
-            </w:r>
-          </w:hyperlink>
-        </w:p>
-        <w:p>
-          <w:pPr>
-            <w:pStyle w:val="TOC1"/>
-            <w:tabs>
-              <w:tab w:val="right" w:leader="dot" w:pos="9016"/>
-            </w:tabs>
-            <w:rPr>
-              <w:rFonts w:eastAsiaTheme="minorEastAsia"/>
-              <w:noProof/>
-              <w:sz w:val="24"/>
-              <w:szCs w:val="24"/>
-              <w:lang w:eastAsia="en-GB"/>
-            </w:rPr>
-          </w:pPr>
-          <w:hyperlink w:anchor="_Toc196687076" w:history="1">
-            <w:r>
-              <w:rPr>
-                <w:rStyle w:val="Hyperlink"/>
-                <w:noProof/>
-              </w:rPr>
-              <w:t>Optimising The Application/Future development</w:t>
-            </w:r>
-            <w:r>
-              <w:rPr>
-                <w:noProof/>
-                <w:webHidden/>
-              </w:rPr>
-              <w:tab/>
-            </w:r>
-            <w:r>
-              <w:rPr>
-                <w:noProof/>
-                <w:webHidden/>
-              </w:rPr>
-              <w:fldChar w:fldCharType="begin"/>
-            </w:r>
-            <w:r>
-              <w:rPr>
-                <w:noProof/>
-                <w:webHidden/>
-              </w:rPr>
-              <w:instrText xml:space="preserve"> PAGEREF _Toc196687076 \h </w:instrText>
-            </w:r>
-            <w:r>
-              <w:rPr>
-                <w:noProof/>
-                <w:webHidden/>
-              </w:rPr>
-            </w:r>
-            <w:r>
-              <w:rPr>
-                <w:noProof/>
-                <w:webHidden/>
-              </w:rPr>
-              <w:fldChar w:fldCharType="separate"/>
-            </w:r>
-            <w:r>
-              <w:rPr>
-                <w:noProof/>
-                <w:webHidden/>
-              </w:rPr>
-              <w:t>23</w:t>
-            </w:r>
-            <w:r>
-              <w:rPr>
-                <w:noProof/>
-                <w:webHidden/>
-              </w:rPr>
-              <w:fldChar w:fldCharType="end"/>
-            </w:r>
-          </w:hyperlink>
-        </w:p>
-        <w:p>
-          <w:pPr>
-            <w:pStyle w:val="TOC2"/>
-            <w:tabs>
-              <w:tab w:val="right" w:leader="dot" w:pos="9016"/>
-            </w:tabs>
-            <w:rPr>
-              <w:rFonts w:eastAsiaTheme="minorEastAsia"/>
-              <w:noProof/>
-              <w:sz w:val="24"/>
-              <w:szCs w:val="24"/>
-              <w:lang w:eastAsia="en-GB"/>
-            </w:rPr>
-          </w:pPr>
-          <w:hyperlink w:anchor="_Toc196687077" w:history="1">
-            <w:r>
-              <w:rPr>
-                <w:rStyle w:val="Hyperlink"/>
-                <w:noProof/>
-              </w:rPr>
-              <w:t>Improving the store</w:t>
-            </w:r>
-            <w:r>
-              <w:rPr>
-                <w:noProof/>
-                <w:webHidden/>
-              </w:rPr>
-              <w:tab/>
-            </w:r>
-            <w:r>
-              <w:rPr>
-                <w:noProof/>
-                <w:webHidden/>
-              </w:rPr>
-              <w:fldChar w:fldCharType="begin"/>
-            </w:r>
-            <w:r>
-              <w:rPr>
-                <w:noProof/>
-                <w:webHidden/>
-              </w:rPr>
-              <w:instrText xml:space="preserve"> PAGEREF _Toc196687077 \h </w:instrText>
-            </w:r>
-            <w:r>
-              <w:rPr>
-                <w:noProof/>
-                <w:webHidden/>
-              </w:rPr>
-            </w:r>
-            <w:r>
-              <w:rPr>
-                <w:noProof/>
-                <w:webHidden/>
-              </w:rPr>
-              <w:fldChar w:fldCharType="separate"/>
-            </w:r>
-            <w:r>
-              <w:rPr>
-                <w:noProof/>
-                <w:webHidden/>
-              </w:rPr>
-              <w:t>23</w:t>
-            </w:r>
-            <w:r>
-              <w:rPr>
-                <w:noProof/>
-                <w:webHidden/>
-              </w:rPr>
-              <w:fldChar w:fldCharType="end"/>
-            </w:r>
-          </w:hyperlink>
-        </w:p>
-        <w:p>
-          <w:pPr>
-            <w:pStyle w:val="TOC2"/>
-            <w:tabs>
-              <w:tab w:val="right" w:leader="dot" w:pos="9016"/>
-            </w:tabs>
-            <w:rPr>
-              <w:rFonts w:eastAsiaTheme="minorEastAsia"/>
-              <w:noProof/>
-              <w:sz w:val="24"/>
-              <w:szCs w:val="24"/>
-              <w:lang w:eastAsia="en-GB"/>
-            </w:rPr>
-          </w:pPr>
-          <w:hyperlink w:anchor="_Toc196687078" w:history="1">
-            <w:r>
-              <w:rPr>
-                <w:rStyle w:val="Hyperlink"/>
-                <w:noProof/>
-              </w:rPr>
-              <w:t>Improved extension management</w:t>
-            </w:r>
-            <w:r>
-              <w:rPr>
-                <w:noProof/>
-                <w:webHidden/>
-              </w:rPr>
-              <w:tab/>
-            </w:r>
-            <w:r>
-              <w:rPr>
-                <w:noProof/>
-                <w:webHidden/>
-              </w:rPr>
-              <w:fldChar w:fldCharType="begin"/>
-            </w:r>
-            <w:r>
-              <w:rPr>
-                <w:noProof/>
-                <w:webHidden/>
-              </w:rPr>
-              <w:instrText xml:space="preserve"> PAGEREF _Toc196687078 \h </w:instrText>
-            </w:r>
-            <w:r>
-              <w:rPr>
-                <w:noProof/>
-                <w:webHidden/>
-              </w:rPr>
-            </w:r>
-            <w:r>
-              <w:rPr>
-                <w:noProof/>
-                <w:webHidden/>
-              </w:rPr>
-              <w:fldChar w:fldCharType="separate"/>
-            </w:r>
-            <w:r>
-              <w:rPr>
-                <w:noProof/>
-                <w:webHidden/>
-              </w:rPr>
-              <w:t>23</w:t>
-            </w:r>
-            <w:r>
-              <w:rPr>
-                <w:noProof/>
-                <w:webHidden/>
-              </w:rPr>
-              <w:fldChar w:fldCharType="end"/>
-            </w:r>
-          </w:hyperlink>
-        </w:p>
-        <w:p>
-          <w:pPr>
-            <w:pStyle w:val="TOC1"/>
-            <w:tabs>
-              <w:tab w:val="right" w:leader="dot" w:pos="9016"/>
-            </w:tabs>
-            <w:rPr>
-              <w:rFonts w:eastAsiaTheme="minorEastAsia"/>
-              <w:noProof/>
-              <w:sz w:val="24"/>
-              <w:szCs w:val="24"/>
-              <w:lang w:eastAsia="en-GB"/>
-            </w:rPr>
-          </w:pPr>
-          <w:hyperlink w:anchor="_Toc196687079" w:history="1">
-            <w:r>
-              <w:rPr>
-                <w:rStyle w:val="Hyperlink"/>
-                <w:noProof/>
-              </w:rPr>
-              <w:t>What I’ve Learned and Improved During the Project</w:t>
-            </w:r>
-            <w:r>
-              <w:rPr>
-                <w:noProof/>
-                <w:webHidden/>
-              </w:rPr>
-              <w:tab/>
-            </w:r>
-            <w:r>
-              <w:rPr>
-                <w:noProof/>
-                <w:webHidden/>
-              </w:rPr>
-              <w:fldChar w:fldCharType="begin"/>
-            </w:r>
-            <w:r>
-              <w:rPr>
-                <w:noProof/>
-                <w:webHidden/>
-              </w:rPr>
-              <w:instrText xml:space="preserve"> PAGEREF _Toc196687079 \h </w:instrText>
-            </w:r>
-            <w:r>
-              <w:rPr>
-                <w:noProof/>
-                <w:webHidden/>
-              </w:rPr>
-            </w:r>
-            <w:r>
-              <w:rPr>
-                <w:noProof/>
-                <w:webHidden/>
-              </w:rPr>
-              <w:fldChar w:fldCharType="separate"/>
-            </w:r>
-            <w:r>
-              <w:rPr>
-                <w:noProof/>
-                <w:webHidden/>
-              </w:rPr>
-              <w:t>23</w:t>
-            </w:r>
-            <w:r>
-              <w:rPr>
-                <w:noProof/>
-                <w:webHidden/>
-              </w:rPr>
-              <w:fldChar w:fldCharType="end"/>
-            </w:r>
-          </w:hyperlink>
-        </w:p>
-        <w:p>
-          <w:pPr>
-            <w:pStyle w:val="TOC1"/>
-            <w:tabs>
-              <w:tab w:val="right" w:leader="dot" w:pos="9016"/>
-            </w:tabs>
-            <w:rPr>
-              <w:rFonts w:eastAsiaTheme="minorEastAsia"/>
-              <w:noProof/>
-              <w:sz w:val="24"/>
-              <w:szCs w:val="24"/>
-              <w:lang w:eastAsia="en-GB"/>
-            </w:rPr>
-          </w:pPr>
-          <w:hyperlink w:anchor="_Toc196687080" w:history="1">
-            <w:r>
-              <w:rPr>
-                <w:rStyle w:val="Hyperlink"/>
-                <w:noProof/>
-              </w:rPr>
-              <w:t>Final thoughts and discussion</w:t>
-            </w:r>
-            <w:r>
-              <w:rPr>
-                <w:noProof/>
-                <w:webHidden/>
-              </w:rPr>
-              <w:tab/>
-            </w:r>
-            <w:r>
-              <w:rPr>
-                <w:noProof/>
-                <w:webHidden/>
-              </w:rPr>
-              <w:fldChar w:fldCharType="begin"/>
-            </w:r>
-            <w:r>
-              <w:rPr>
-                <w:noProof/>
-                <w:webHidden/>
-              </w:rPr>
-              <w:instrText xml:space="preserve"> PAGEREF _Toc196687080 \h </w:instrText>
-            </w:r>
-            <w:r>
-              <w:rPr>
-                <w:noProof/>
-                <w:webHidden/>
-              </w:rPr>
-            </w:r>
-            <w:r>
-              <w:rPr>
-                <w:noProof/>
-                <w:webHidden/>
-              </w:rPr>
-              <w:fldChar w:fldCharType="separate"/>
-            </w:r>
-            <w:r>
-              <w:rPr>
-                <w:noProof/>
-                <w:webHidden/>
-              </w:rPr>
-              <w:t>23</w:t>
-            </w:r>
-            <w:r>
-              <w:rPr>
-                <w:noProof/>
-                <w:webHidden/>
-              </w:rPr>
-              <w:fldChar w:fldCharType="end"/>
-            </w:r>
-          </w:hyperlink>
-        </w:p>
-        <w:p>
-          <w:pPr>
-            <w:pStyle w:val="TOC1"/>
-            <w:tabs>
-              <w:tab w:val="right" w:leader="dot" w:pos="9016"/>
-            </w:tabs>
-            <w:rPr>
-              <w:rFonts w:eastAsiaTheme="minorEastAsia"/>
-              <w:noProof/>
-              <w:sz w:val="24"/>
-              <w:szCs w:val="24"/>
-              <w:lang w:eastAsia="en-GB"/>
-            </w:rPr>
-          </w:pPr>
-          <w:hyperlink w:anchor="_Toc196687081" w:history="1">
-            <w:r>
-              <w:rPr>
-                <w:rStyle w:val="Hyperlink"/>
-                <w:noProof/>
-              </w:rPr>
-              <w:t>Refences</w:t>
-            </w:r>
-            <w:r>
-              <w:rPr>
-                <w:noProof/>
-                <w:webHidden/>
-              </w:rPr>
-              <w:tab/>
-            </w:r>
-            <w:r>
-              <w:rPr>
-                <w:noProof/>
-                <w:webHidden/>
-              </w:rPr>
-              <w:fldChar w:fldCharType="begin"/>
-            </w:r>
-            <w:r>
-              <w:rPr>
-                <w:noProof/>
-                <w:webHidden/>
-              </w:rPr>
-              <w:instrText xml:space="preserve"> PAGEREF _Toc196687081 \h </w:instrText>
-            </w:r>
-            <w:r>
-              <w:rPr>
-                <w:noProof/>
-                <w:webHidden/>
-              </w:rPr>
-            </w:r>
-            <w:r>
-              <w:rPr>
-                <w:noProof/>
-                <w:webHidden/>
-              </w:rPr>
-              <w:fldChar w:fldCharType="separate"/>
-            </w:r>
-            <w:r>
-              <w:rPr>
-                <w:noProof/>
-                <w:webHidden/>
-              </w:rPr>
-              <w:t>24</w:t>
+              <w:t>27</w:t>
             </w:r>
             <w:r>
               <w:rPr>
@@ -4680,40 +4824,14 @@
         </w:rPr>
       </w:pPr>
     </w:p>
-    <w:p>
-      <w:pPr>
-        <w:rPr>
-          <w:b/>
-          <w:bCs/>
-          <w:noProof/>
-        </w:rPr>
-      </w:pPr>
-    </w:p>
-    <w:p>
-      <w:pPr>
-        <w:rPr>
-          <w:b/>
-          <w:bCs/>
-          <w:noProof/>
-        </w:rPr>
-      </w:pPr>
-    </w:p>
-    <w:p>
-      <w:pPr>
-        <w:rPr>
-          <w:b/>
-          <w:bCs/>
-          <w:noProof/>
-        </w:rPr>
-      </w:pPr>
-    </w:p>
     <w:p/>
     <w:p>
       <w:pPr>
         <w:pStyle w:val="Heading1"/>
       </w:pPr>
-      <w:bookmarkStart w:id="0" w:name="_Toc196687018"/>
-      <w:r>
+      <w:bookmarkStart w:id="0" w:name="_Toc196699371"/>
+      <w:r>
+        <w:lastRenderedPageBreak/>
         <w:t>Abstract</w:t>
       </w:r>
       <w:bookmarkEnd w:id="0"/>
@@ -4871,7 +4989,7 @@
       <w:pPr>
         <w:pStyle w:val="Heading1"/>
       </w:pPr>
-      <w:bookmarkStart w:id="1" w:name="_Toc196687019"/>
+      <w:bookmarkStart w:id="1" w:name="_Toc196699372"/>
       <w:r>
         <w:t>Market Research</w:t>
       </w:r>
@@ -4914,7 +5032,7 @@
       <w:pPr>
         <w:pStyle w:val="Heading2"/>
       </w:pPr>
-      <w:bookmarkStart w:id="2" w:name="_Toc196687020"/>
+      <w:bookmarkStart w:id="2" w:name="_Toc196699373"/>
       <w:r>
         <w:t>Operating systems</w:t>
       </w:r>
@@ -5057,7 +5175,7 @@
       <w:pPr>
         <w:pStyle w:val="Heading2"/>
       </w:pPr>
-      <w:bookmarkStart w:id="3" w:name="_Toc196687021"/>
+      <w:bookmarkStart w:id="3" w:name="_Toc196699374"/>
       <w:r>
         <w:lastRenderedPageBreak/>
         <w:t>Architecture</w:t>
@@ -5178,7 +5296,7 @@
       <w:pPr>
         <w:pStyle w:val="Heading2"/>
       </w:pPr>
-      <w:bookmarkStart w:id="4" w:name="_Toc196687022"/>
+      <w:bookmarkStart w:id="4" w:name="_Toc196699375"/>
       <w:r>
         <w:t>Devices</w:t>
       </w:r>
@@ -5339,45 +5457,154 @@
     <w:p/>
     <w:p/>
     <w:p/>
+    <w:p/>
     <w:p>
       <w:pPr>
         <w:pStyle w:val="Heading1"/>
       </w:pPr>
-      <w:bookmarkStart w:id="5" w:name="_Toc196687023"/>
+      <w:bookmarkStart w:id="5" w:name="_Toc196699376"/>
       <w:r>
         <w:lastRenderedPageBreak/>
-        <w:t xml:space="preserve">ICMS </w:t>
-      </w:r>
-      <w:r>
-        <w:t>Surface Level Architecture</w:t>
+        <w:t>Product requirements</w:t>
       </w:r>
       <w:bookmarkEnd w:id="5"/>
     </w:p>
     <w:p>
       <w:r>
-        <w:t xml:space="preserve">ICMS is a set of applications to make developing, debugging and hosting IOT devices on a local or cloud system, as simple as possible. </w:t>
-      </w:r>
-    </w:p>
-    <w:p>
-      <w:r>
-        <w:t>The ICMS server is the main connection for the devices. This server hosts all the extensions as well as the socket server where the devices will connect.</w:t>
-      </w:r>
-    </w:p>
-    <w:p>
-      <w:r>
-        <w:t>The ICMS app is a svelte web app that is designed to be used as a dashboard to control the server. The web app allows you to define users and their individual roles on the network, as well as pair and control each device.</w:t>
-      </w:r>
-    </w:p>
-    <w:p>
-      <w:r>
-        <w:t xml:space="preserve">More features can be added or removed by using the extension system. The extension system is a way of allowing community created code to be run on the system by simply downloading and installing libraries in the extension folder of the server. These extensions can range from simple things such as being able to control Spotify, or the implementation of more complex systems such as full neural networks/AI systems.   </w:t>
+        <w:t>The product requirements are the requirements set out at the beginning of the project that will need to be followed when creating the end product.</w:t>
+      </w:r>
+    </w:p>
+    <w:p>
+      <w:r>
+        <w:t>For this project there are multiple requirements that will need to be fulfilled in order to call the project a success.</w:t>
+      </w:r>
+    </w:p>
+    <w:p>
+      <w:pPr>
+        <w:pStyle w:val="Heading2"/>
+      </w:pPr>
+      <w:bookmarkStart w:id="6" w:name="_Toc196699377"/>
+      <w:r>
+        <w:t>Connect and Pair Devices</w:t>
+      </w:r>
+      <w:bookmarkEnd w:id="6"/>
+    </w:p>
+    <w:p>
+      <w:r>
+        <w:t>The first requirement for this project is that there will be a server that will allow different devices to connect and authenticate. This server will have the ability to store and reference different devices based on the current users paired devices.</w:t>
+      </w:r>
+    </w:p>
+    <w:p>
+      <w:pPr>
+        <w:pStyle w:val="Heading2"/>
+      </w:pPr>
+      <w:bookmarkStart w:id="7" w:name="_Toc196699378"/>
+      <w:r>
+        <w:t>Register/Login</w:t>
+      </w:r>
+      <w:bookmarkEnd w:id="7"/>
+    </w:p>
+    <w:p>
+      <w:r>
+        <w:t>The second requirement is for the application to allow the user to register and login to their account in order to pair different devices. This requirement also requires the use of features such as saving and loading data from a file or database.</w:t>
       </w:r>
     </w:p>
     <w:p>
       <w:pPr>
         <w:pStyle w:val="Heading1"/>
       </w:pPr>
-      <w:bookmarkStart w:id="6" w:name="_Toc196687024"/>
+      <w:bookmarkStart w:id="8" w:name="_Toc196699379"/>
+      <w:r>
+        <w:t xml:space="preserve">Expected </w:t>
+      </w:r>
+      <w:r>
+        <w:t>U</w:t>
+      </w:r>
+      <w:r>
+        <w:t>serbase</w:t>
+      </w:r>
+      <w:bookmarkEnd w:id="8"/>
+    </w:p>
+    <w:p>
+      <w:r>
+        <w:t>The expected userbase of ICMS is hobbyists and developers wanting to build their own unique IoT devices. Th</w:t>
+      </w:r>
+      <w:r>
+        <w:t>is</w:t>
+      </w:r>
+      <w:r>
+        <w:t xml:space="preserve"> </w:t>
+      </w:r>
+      <w:r>
+        <w:t xml:space="preserve">application </w:t>
+      </w:r>
+      <w:r>
+        <w:t xml:space="preserve">gives the developer/user the ability to host </w:t>
+      </w:r>
+      <w:r>
+        <w:t>a server</w:t>
+      </w:r>
+      <w:r>
+        <w:t xml:space="preserve"> on their own networks such as a home lab or</w:t>
+      </w:r>
+      <w:r>
+        <w:t xml:space="preserve"> cloud hosted</w:t>
+      </w:r>
+      <w:r>
+        <w:t xml:space="preserve"> server and be able to control and develop for their own devices. The expectation of the application is to massively simplify the development process for devices such as the Raspberry Pi or even smaller devices that are more suitable for IoT applications such as ESP32’s or Raspberry Pi Pico’s. </w:t>
+      </w:r>
+    </w:p>
+    <w:p>
+      <w:r>
+        <w:t>The userbase will heavily depend on the success of the community store as that is where most of the extensions/devices will be submitted. Any user of any level of development experience will be accepted as to create a welcoming community experience. This also means any programming languages will need to be supported for many different devices as different users may utilise different devices that are programming in different ways.</w:t>
+      </w:r>
+    </w:p>
+    <w:p/>
+    <w:p/>
+    <w:p/>
+    <w:p/>
+    <w:p/>
+    <w:p/>
+    <w:p/>
+    <w:p>
+      <w:pPr>
+        <w:pStyle w:val="Heading1"/>
+      </w:pPr>
+      <w:bookmarkStart w:id="9" w:name="_Toc196699380"/>
+      <w:r>
+        <w:lastRenderedPageBreak/>
+        <w:t xml:space="preserve">ICMS </w:t>
+      </w:r>
+      <w:r>
+        <w:t>Surface Level Architecture</w:t>
+      </w:r>
+      <w:bookmarkEnd w:id="9"/>
+    </w:p>
+    <w:p>
+      <w:r>
+        <w:t xml:space="preserve">ICMS is a set of applications to make developing, debugging and hosting IOT devices on a local or cloud system, as simple as possible. </w:t>
+      </w:r>
+    </w:p>
+    <w:p>
+      <w:r>
+        <w:t>The ICMS server is the main connection for the devices. This server hosts all the extensions as well as the socket server where the devices will connect.</w:t>
+      </w:r>
+    </w:p>
+    <w:p>
+      <w:r>
+        <w:t>The ICMS app is a svelte web app that is designed to be used as a dashboard to control the server. The web app allows you to define users and their individual roles on the network, as well as pair and control each device.</w:t>
+      </w:r>
+    </w:p>
+    <w:p>
+      <w:r>
+        <w:t xml:space="preserve">More features can be added or removed by using the extension system. The extension system is a way of allowing community created code to be run on the system by simply downloading and installing libraries in the extension folder of the server. These extensions can range from simple things such as being able to control Spotify, or the implementation of more complex systems such as full neural networks/AI systems.   </w:t>
+      </w:r>
+    </w:p>
+    <w:p>
+      <w:pPr>
+        <w:pStyle w:val="Heading1"/>
+      </w:pPr>
+      <w:bookmarkStart w:id="10" w:name="_Toc196699381"/>
       <w:r>
         <w:t>ICMS</w:t>
       </w:r>
@@ -5387,20 +5614,20 @@
       <w:r>
         <w:t>Alternatives</w:t>
       </w:r>
-      <w:bookmarkEnd w:id="6"/>
+      <w:bookmarkEnd w:id="10"/>
     </w:p>
     <w:p>
       <w:pPr>
         <w:pStyle w:val="Heading2"/>
       </w:pPr>
-      <w:bookmarkStart w:id="7" w:name="_Toc196687025"/>
+      <w:bookmarkStart w:id="11" w:name="_Toc196699382"/>
       <w:r>
         <w:t xml:space="preserve">Home </w:t>
       </w:r>
       <w:r>
         <w:t>Assistant</w:t>
       </w:r>
-      <w:bookmarkEnd w:id="7"/>
+      <w:bookmarkEnd w:id="11"/>
     </w:p>
     <w:p>
       <w:r>
@@ -5411,11 +5638,11 @@
       <w:pPr>
         <w:pStyle w:val="Heading2"/>
       </w:pPr>
-      <w:bookmarkStart w:id="8" w:name="_Toc196687026"/>
+      <w:bookmarkStart w:id="12" w:name="_Toc196699383"/>
       <w:r>
         <w:t>IFTTT</w:t>
       </w:r>
-      <w:bookmarkEnd w:id="8"/>
+      <w:bookmarkEnd w:id="12"/>
     </w:p>
     <w:p>
       <w:r>
@@ -5528,114 +5755,297 @@
       <w:pPr>
         <w:pStyle w:val="Heading2"/>
       </w:pPr>
-      <w:bookmarkStart w:id="9" w:name="_Toc196687027"/>
+      <w:bookmarkStart w:id="13" w:name="_Toc196699384"/>
       <w:r>
         <w:t>Comparison</w:t>
       </w:r>
-      <w:bookmarkEnd w:id="9"/>
-    </w:p>
-    <w:p>
-      <w:r>
-        <w:t>Show comparison here</w:t>
-      </w:r>
-    </w:p>
+      <w:bookmarkEnd w:id="13"/>
+    </w:p>
+    <w:tbl>
+      <w:tblPr>
+        <w:tblStyle w:val="TableGrid"/>
+        <w:tblW w:w="9176" w:type="dxa"/>
+        <w:tblLook w:val="04A0" w:firstRow="1" w:lastRow="0" w:firstColumn="1" w:lastColumn="0" w:noHBand="0" w:noVBand="1"/>
+      </w:tblPr>
+      <w:tblGrid>
+        <w:gridCol w:w="2294"/>
+        <w:gridCol w:w="2294"/>
+        <w:gridCol w:w="2294"/>
+        <w:gridCol w:w="2294"/>
+      </w:tblGrid>
+      <w:tr>
+        <w:trPr>
+          <w:trHeight w:val="645"/>
+        </w:trPr>
+        <w:tc>
+          <w:tcPr>
+            <w:tcW w:w="2294" w:type="dxa"/>
+          </w:tcPr>
+          <w:p>
+            <w:r>
+              <w:t>Features</w:t>
+            </w:r>
+          </w:p>
+        </w:tc>
+        <w:tc>
+          <w:tcPr>
+            <w:tcW w:w="2294" w:type="dxa"/>
+          </w:tcPr>
+          <w:p>
+            <w:r>
+              <w:t>ICMS</w:t>
+            </w:r>
+          </w:p>
+        </w:tc>
+        <w:tc>
+          <w:tcPr>
+            <w:tcW w:w="2294" w:type="dxa"/>
+          </w:tcPr>
+          <w:p>
+            <w:r>
+              <w:t>IFTTT</w:t>
+            </w:r>
+          </w:p>
+        </w:tc>
+        <w:tc>
+          <w:tcPr>
+            <w:tcW w:w="2294" w:type="dxa"/>
+          </w:tcPr>
+          <w:p>
+            <w:r>
+              <w:t>Home Assistant</w:t>
+            </w:r>
+          </w:p>
+        </w:tc>
+      </w:tr>
+      <w:tr>
+        <w:trPr>
+          <w:trHeight w:val="609"/>
+        </w:trPr>
+        <w:tc>
+          <w:tcPr>
+            <w:tcW w:w="2294" w:type="dxa"/>
+          </w:tcPr>
+          <w:p>
+            <w:r>
+              <w:t xml:space="preserve">Local/Network </w:t>
+            </w:r>
+            <w:r>
+              <w:t>Debugging</w:t>
+            </w:r>
+          </w:p>
+        </w:tc>
+        <w:tc>
+          <w:tcPr>
+            <w:tcW w:w="2294" w:type="dxa"/>
+          </w:tcPr>
+          <w:p>
+            <w:r>
+              <w:t>Yes</w:t>
+            </w:r>
+          </w:p>
+        </w:tc>
+        <w:tc>
+          <w:tcPr>
+            <w:tcW w:w="2294" w:type="dxa"/>
+          </w:tcPr>
+          <w:p>
+            <w:r>
+              <w:t>No</w:t>
+            </w:r>
+          </w:p>
+        </w:tc>
+        <w:tc>
+          <w:tcPr>
+            <w:tcW w:w="2294" w:type="dxa"/>
+          </w:tcPr>
+          <w:p>
+            <w:r>
+              <w:t>No</w:t>
+            </w:r>
+          </w:p>
+        </w:tc>
+      </w:tr>
+      <w:tr>
+        <w:trPr>
+          <w:trHeight w:val="645"/>
+        </w:trPr>
+        <w:tc>
+          <w:tcPr>
+            <w:tcW w:w="2294" w:type="dxa"/>
+          </w:tcPr>
+          <w:p>
+            <w:r>
+              <w:t>Extension</w:t>
+            </w:r>
+            <w:r>
+              <w:t xml:space="preserve"> Support</w:t>
+            </w:r>
+          </w:p>
+        </w:tc>
+        <w:tc>
+          <w:tcPr>
+            <w:tcW w:w="2294" w:type="dxa"/>
+          </w:tcPr>
+          <w:p>
+            <w:r>
+              <w:t>Yes, with</w:t>
+            </w:r>
+            <w:r>
+              <w:t xml:space="preserve"> community</w:t>
+            </w:r>
+            <w:r>
+              <w:t xml:space="preserve"> store</w:t>
+            </w:r>
+          </w:p>
+        </w:tc>
+        <w:tc>
+          <w:tcPr>
+            <w:tcW w:w="2294" w:type="dxa"/>
+          </w:tcPr>
+          <w:p>
+            <w:r>
+              <w:t>Yes</w:t>
+            </w:r>
+            <w:r>
+              <w:t>, no</w:t>
+            </w:r>
+            <w:r>
+              <w:t>-</w:t>
+            </w:r>
+            <w:r>
+              <w:t>code system available</w:t>
+            </w:r>
+          </w:p>
+        </w:tc>
+        <w:tc>
+          <w:tcPr>
+            <w:tcW w:w="2294" w:type="dxa"/>
+          </w:tcPr>
+          <w:p>
+            <w:r>
+              <w:t>Yes, add-ons</w:t>
+            </w:r>
+          </w:p>
+        </w:tc>
+      </w:tr>
+      <w:tr>
+        <w:trPr>
+          <w:trHeight w:val="609"/>
+        </w:trPr>
+        <w:tc>
+          <w:tcPr>
+            <w:tcW w:w="2294" w:type="dxa"/>
+          </w:tcPr>
+          <w:p>
+            <w:r>
+              <w:t>Self-Hostable</w:t>
+            </w:r>
+          </w:p>
+        </w:tc>
+        <w:tc>
+          <w:tcPr>
+            <w:tcW w:w="2294" w:type="dxa"/>
+          </w:tcPr>
+          <w:p>
+            <w:r>
+              <w:t>Yes</w:t>
+            </w:r>
+          </w:p>
+        </w:tc>
+        <w:tc>
+          <w:tcPr>
+            <w:tcW w:w="2294" w:type="dxa"/>
+          </w:tcPr>
+          <w:p>
+            <w:r>
+              <w:t>No</w:t>
+            </w:r>
+          </w:p>
+        </w:tc>
+        <w:tc>
+          <w:tcPr>
+            <w:tcW w:w="2294" w:type="dxa"/>
+          </w:tcPr>
+          <w:p>
+            <w:r>
+              <w:t>Yes</w:t>
+            </w:r>
+          </w:p>
+        </w:tc>
+      </w:tr>
+      <w:tr>
+        <w:trPr>
+          <w:trHeight w:val="645"/>
+        </w:trPr>
+        <w:tc>
+          <w:tcPr>
+            <w:tcW w:w="2294" w:type="dxa"/>
+          </w:tcPr>
+          <w:p>
+            <w:r>
+              <w:t>Open Source</w:t>
+            </w:r>
+          </w:p>
+        </w:tc>
+        <w:tc>
+          <w:tcPr>
+            <w:tcW w:w="2294" w:type="dxa"/>
+          </w:tcPr>
+          <w:p>
+            <w:r>
+              <w:t>Yes, easy to access through GitHub</w:t>
+            </w:r>
+          </w:p>
+        </w:tc>
+        <w:tc>
+          <w:tcPr>
+            <w:tcW w:w="2294" w:type="dxa"/>
+          </w:tcPr>
+          <w:p>
+            <w:r>
+              <w:t>No</w:t>
+            </w:r>
+          </w:p>
+        </w:tc>
+        <w:tc>
+          <w:tcPr>
+            <w:tcW w:w="2294" w:type="dxa"/>
+          </w:tcPr>
+          <w:p>
+            <w:r>
+              <w:t>Yes</w:t>
+            </w:r>
+          </w:p>
+        </w:tc>
+      </w:tr>
+    </w:tbl>
     <w:p>
       <w:pPr>
         <w:pStyle w:val="Heading1"/>
       </w:pPr>
-      <w:bookmarkStart w:id="10" w:name="_Toc196687028"/>
-      <w:r>
-        <w:t>Product requirements</w:t>
-      </w:r>
-      <w:bookmarkEnd w:id="10"/>
-    </w:p>
-    <w:p>
-      <w:r>
-        <w:t>There will be a server that will allow different devices to connect and authenticate. This server will have the ability to store and refence different devices based on the current user selected</w:t>
-      </w:r>
-      <w:r>
-        <w:t xml:space="preserve"> per device</w:t>
-      </w:r>
-      <w:r>
-        <w:t>.</w:t>
-      </w:r>
-    </w:p>
-    <w:p>
-      <w:pPr>
-        <w:pStyle w:val="Heading1"/>
-      </w:pPr>
-      <w:bookmarkStart w:id="11" w:name="_Toc196687029"/>
+      <w:bookmarkStart w:id="14" w:name="_Toc196699385"/>
       <w:r>
         <w:lastRenderedPageBreak/>
-        <w:t>Expected userbase</w:t>
-      </w:r>
-      <w:bookmarkEnd w:id="11"/>
-    </w:p>
-    <w:p>
-      <w:r>
-        <w:t>The expected userbase of ICMS is hobbyists. The application gives them the ability to host it on their own local networks such as a home lab or server and be able to control and develop for their own devices</w:t>
-      </w:r>
-      <w:r>
-        <w:t>.</w:t>
-      </w:r>
-      <w:r>
-        <w:t xml:space="preserve"> </w:t>
-      </w:r>
-      <w:r>
-        <w:t>F</w:t>
-      </w:r>
-      <w:r>
-        <w:t>or example,</w:t>
-      </w:r>
-      <w:r>
-        <w:t xml:space="preserve"> simplifying development for</w:t>
-      </w:r>
-      <w:r>
-        <w:t xml:space="preserve"> things such as the Raspberry Pi or smaller devices such as ESP32’s</w:t>
-      </w:r>
-      <w:r>
-        <w:t xml:space="preserve"> or Raspberry Pi Pico’s</w:t>
-      </w:r>
-      <w:r>
-        <w:t xml:space="preserve">. </w:t>
-      </w:r>
-    </w:p>
-    <w:p>
-      <w:r>
-        <w:t xml:space="preserve">The developers using the software are expected to be able to program in the python programming language as this is the language selected for use </w:t>
-      </w:r>
-      <w:r>
-        <w:t>when developing</w:t>
-      </w:r>
-      <w:r>
-        <w:t xml:space="preserve"> different extensions. </w:t>
-      </w:r>
-    </w:p>
-    <w:p>
-      <w:pPr>
-        <w:pStyle w:val="Heading1"/>
-      </w:pPr>
-      <w:bookmarkStart w:id="12" w:name="_Toc196687030"/>
-      <w:r>
         <w:t>Prototyp</w:t>
       </w:r>
       <w:r>
         <w:t>ing</w:t>
       </w:r>
-      <w:bookmarkEnd w:id="12"/>
+      <w:bookmarkEnd w:id="14"/>
     </w:p>
     <w:p>
       <w:pPr>
         <w:pStyle w:val="Heading2"/>
       </w:pPr>
-      <w:bookmarkStart w:id="13" w:name="_Toc196687031"/>
+      <w:bookmarkStart w:id="15" w:name="_Toc196699386"/>
       <w:r>
         <w:t xml:space="preserve">Lo-Fi </w:t>
       </w:r>
       <w:r>
         <w:t>Interface Designs</w:t>
       </w:r>
-      <w:bookmarkEnd w:id="13"/>
+      <w:bookmarkEnd w:id="15"/>
     </w:p>
     <w:p/>
     <w:p/>
@@ -5658,16 +6068,21 @@
     <w:p/>
     <w:p/>
     <w:p/>
+    <w:p/>
+    <w:p/>
+    <w:p/>
+    <w:p/>
+    <w:p/>
     <w:p>
       <w:pPr>
         <w:pStyle w:val="Heading1"/>
       </w:pPr>
-      <w:bookmarkStart w:id="14" w:name="_Toc196687032"/>
+      <w:bookmarkStart w:id="16" w:name="_Toc196699387"/>
       <w:r>
         <w:lastRenderedPageBreak/>
         <w:t>Figma Designs</w:t>
       </w:r>
-      <w:bookmarkEnd w:id="14"/>
+      <w:bookmarkEnd w:id="16"/>
     </w:p>
     <w:p>
       <w:r>
@@ -5702,7 +6117,7 @@
       <w:pPr>
         <w:pStyle w:val="Heading2"/>
       </w:pPr>
-      <w:bookmarkStart w:id="15" w:name="_Toc196687033"/>
+      <w:bookmarkStart w:id="17" w:name="_Toc196699388"/>
       <w:r>
         <w:t>Commu</w:t>
       </w:r>
@@ -5715,7 +6130,7 @@
       <w:r>
         <w:t xml:space="preserve"> Store Designs</w:t>
       </w:r>
-      <w:bookmarkEnd w:id="15"/>
+      <w:bookmarkEnd w:id="17"/>
     </w:p>
     <w:p>
       <w:r>
@@ -5880,12 +6295,15 @@
       <w:pPr>
         <w:pStyle w:val="Heading2"/>
       </w:pPr>
-      <w:bookmarkStart w:id="16" w:name="_Toc196687034"/>
+      <w:bookmarkStart w:id="18" w:name="_Toc196699389"/>
       <w:r>
         <w:lastRenderedPageBreak/>
         <w:t>ICMS Dashboard</w:t>
       </w:r>
-      <w:bookmarkEnd w:id="16"/>
+      <w:r>
+        <w:t xml:space="preserve"> Designs</w:t>
+      </w:r>
+      <w:bookmarkEnd w:id="18"/>
     </w:p>
     <w:p>
       <w:r>
@@ -5932,12 +6350,12 @@
       <w:pPr>
         <w:pStyle w:val="Heading1"/>
       </w:pPr>
-      <w:bookmarkStart w:id="17" w:name="_Toc196687035"/>
+      <w:bookmarkStart w:id="19" w:name="_Toc196699390"/>
       <w:r>
         <w:lastRenderedPageBreak/>
         <w:t>Agile Development</w:t>
       </w:r>
-      <w:bookmarkEnd w:id="17"/>
+      <w:bookmarkEnd w:id="19"/>
     </w:p>
     <w:p>
       <w:r>
@@ -6027,8 +6445,9 @@
       <w:r>
         <w:t>.</w:t>
       </w:r>
-    </w:p>
-    <w:p>
+      <w:r>
+        <w:t xml:space="preserve"> </w:t>
+      </w:r>
       <w:r>
         <w:t>One of the key parts of agile development is the review stage. Feedback was gathered through meetings with the project manager.</w:t>
       </w:r>
@@ -6041,10 +6460,10 @@
     </w:p>
     <w:p>
       <w:r>
-        <w:t xml:space="preserve">Receiving </w:t>
-      </w:r>
-      <w:r>
-        <w:t>that feedback allowed the project to progress</w:t>
+        <w:t>Receiving</w:t>
+      </w:r>
+      <w:r>
+        <w:t xml:space="preserve"> feedback allowed the project to progress</w:t>
       </w:r>
       <w:r>
         <w:t xml:space="preserve"> significantly</w:t>
@@ -6053,7 +6472,7 @@
         <w:t xml:space="preserve"> faster</w:t>
       </w:r>
       <w:r>
-        <w:t xml:space="preserve"> (iteration)</w:t>
+        <w:t xml:space="preserve"> through faster iterations of the project</w:t>
       </w:r>
       <w:r>
         <w:t>.</w:t>
@@ -6069,7 +6488,7 @@
       <w:pPr>
         <w:pStyle w:val="Heading2"/>
       </w:pPr>
-      <w:bookmarkStart w:id="18" w:name="_Toc196687036"/>
+      <w:bookmarkStart w:id="20" w:name="_Toc196699391"/>
       <w:r>
         <w:lastRenderedPageBreak/>
         <w:t xml:space="preserve">Expected </w:t>
@@ -6080,7 +6499,7 @@
       <w:r>
         <w:t>Risks</w:t>
       </w:r>
-      <w:bookmarkEnd w:id="18"/>
+      <w:bookmarkEnd w:id="20"/>
     </w:p>
     <w:p>
       <w:r>
@@ -6089,8 +6508,6 @@
       <w:r>
         <w:t xml:space="preserve">. </w:t>
       </w:r>
-    </w:p>
-    <w:p>
       <w:r>
         <w:t>One of the biggest development risks</w:t>
       </w:r>
@@ -6098,7 +6515,13 @@
         <w:t xml:space="preserve"> is</w:t>
       </w:r>
       <w:r>
-        <w:t xml:space="preserve"> the result of the project not satisfying the requirements.</w:t>
+        <w:t xml:space="preserve"> the </w:t>
+      </w:r>
+      <w:r>
+        <w:t xml:space="preserve">product </w:t>
+      </w:r>
+      <w:r>
+        <w:t>of the project not satisfying the requirements.</w:t>
       </w:r>
       <w:r>
         <w:t xml:space="preserve"> In order to </w:t>
@@ -6191,7 +6614,7 @@
       <w:pPr>
         <w:pStyle w:val="Heading2"/>
       </w:pPr>
-      <w:bookmarkStart w:id="19" w:name="_Toc196687037"/>
+      <w:bookmarkStart w:id="21" w:name="_Toc196699392"/>
       <w:r>
         <w:t>Unplanned</w:t>
       </w:r>
@@ -6201,7 +6624,7 @@
       <w:r>
         <w:t>Development Risks</w:t>
       </w:r>
-      <w:bookmarkEnd w:id="19"/>
+      <w:bookmarkEnd w:id="21"/>
     </w:p>
     <w:p>
       <w:r>
@@ -6231,7 +6654,25 @@
         <w:t xml:space="preserve"> or being unable to access data stored in the cloud.</w:t>
       </w:r>
       <w:r>
-        <w:t xml:space="preserve"> This risk is especially important to mitigate as it could result with the project being unable to continue.</w:t>
+        <w:t xml:space="preserve"> This risk is especially important to mitigate as it could result </w:t>
+      </w:r>
+      <w:r>
+        <w:t>in</w:t>
+      </w:r>
+      <w:r>
+        <w:t xml:space="preserve"> the project being </w:t>
+      </w:r>
+      <w:r>
+        <w:t>prevented from</w:t>
+      </w:r>
+      <w:r>
+        <w:t xml:space="preserve"> continu</w:t>
+      </w:r>
+      <w:r>
+        <w:t>ing to be developed</w:t>
+      </w:r>
+      <w:r>
+        <w:t>.</w:t>
       </w:r>
     </w:p>
     <w:p>
@@ -6266,10 +6707,13 @@
         <w:t>storage devices</w:t>
       </w:r>
       <w:r>
-        <w:t>. In order to following this principle effectively</w:t>
-      </w:r>
-      <w:r>
-        <w:t xml:space="preserve"> one on-site backup and at least one off-site backup should be made.</w:t>
+        <w:t>. In order to follow this principle effectively</w:t>
+      </w:r>
+      <w:r>
+        <w:t xml:space="preserve"> at least</w:t>
+      </w:r>
+      <w:r>
+        <w:t xml:space="preserve"> one on-site backup and one off-site backup should be made.</w:t>
       </w:r>
       <w:r>
         <w:t xml:space="preserve"> Cloud storage is</w:t>
@@ -6333,25 +6777,35 @@
       <w:pPr>
         <w:pStyle w:val="Heading1"/>
       </w:pPr>
-      <w:bookmarkStart w:id="20" w:name="_Toc196687038"/>
+      <w:bookmarkStart w:id="22" w:name="_Toc196699393"/>
       <w:r>
         <w:t>Git/</w:t>
       </w:r>
       <w:r>
         <w:t>GitHub</w:t>
       </w:r>
-      <w:bookmarkEnd w:id="20"/>
+      <w:bookmarkEnd w:id="22"/>
     </w:p>
     <w:p>
       <w:r>
         <w:t>Git was the chosen method of version control throughout the development of the application.</w:t>
       </w:r>
+    </w:p>
+    <w:p>
+      <w:hyperlink r:id="rId15" w:history="1">
+        <w:r>
+          <w:rPr>
+            <w:rStyle w:val="Hyperlink"/>
+          </w:rPr>
+          <w:t>https://github.com/SSkimmd/ICMS</w:t>
+        </w:r>
+      </w:hyperlink>
     </w:p>
     <w:p>
       <w:pPr>
         <w:pStyle w:val="Heading2"/>
       </w:pPr>
-      <w:bookmarkStart w:id="21" w:name="_Toc196687039"/>
+      <w:bookmarkStart w:id="23" w:name="_Toc196699394"/>
       <w:r>
         <w:t xml:space="preserve">Setting </w:t>
       </w:r>
@@ -6373,10 +6827,10 @@
       <w:r>
         <w:t>oundation</w:t>
       </w:r>
-      <w:bookmarkEnd w:id="21"/>
-    </w:p>
-    <w:p>
-      <w:hyperlink r:id="rId15" w:history="1">
+      <w:bookmarkEnd w:id="23"/>
+    </w:p>
+    <w:p>
+      <w:hyperlink r:id="rId16" w:history="1">
         <w:r>
           <w:rPr>
             <w:rStyle w:val="Hyperlink"/>
@@ -6437,6 +6891,7 @@
     </w:p>
     <w:p>
       <w:r>
+        <w:lastRenderedPageBreak/>
         <w:t>Another feature</w:t>
       </w:r>
       <w:r>
@@ -6485,11 +6940,7 @@
         <w:t xml:space="preserve"> parse the request and return an extremely basic http response</w:t>
       </w:r>
       <w:r>
-        <w:t xml:space="preserve"> </w:t>
-      </w:r>
-      <w:r>
-        <w:lastRenderedPageBreak/>
-        <w:t>with manually appended headers</w:t>
+        <w:t xml:space="preserve"> with manually appended headers</w:t>
       </w:r>
       <w:r>
         <w:t>.</w:t>
@@ -6535,7 +6986,7 @@
           <w:szCs w:val="22"/>
         </w:rPr>
       </w:pPr>
-      <w:bookmarkStart w:id="22" w:name="_Toc196687040"/>
+      <w:bookmarkStart w:id="24" w:name="_Toc196699395"/>
       <w:r>
         <w:t>Initial Int</w:t>
       </w:r>
@@ -6548,10 +6999,10 @@
       <w:r>
         <w:t>ctivity</w:t>
       </w:r>
-      <w:bookmarkEnd w:id="22"/>
-    </w:p>
-    <w:p>
-      <w:hyperlink r:id="rId16" w:history="1">
+      <w:bookmarkEnd w:id="24"/>
+    </w:p>
+    <w:p>
+      <w:hyperlink r:id="rId17" w:history="1">
         <w:r>
           <w:rPr>
             <w:rStyle w:val="Hyperlink"/>
@@ -6662,19 +7113,18 @@
         <w:t>.</w:t>
       </w:r>
     </w:p>
-    <w:p/>
     <w:p>
       <w:pPr>
         <w:pStyle w:val="Heading2"/>
       </w:pPr>
-      <w:bookmarkStart w:id="23" w:name="_Toc196687041"/>
+      <w:bookmarkStart w:id="25" w:name="_Toc196699396"/>
       <w:r>
         <w:t>Logging and SSL Support</w:t>
       </w:r>
-      <w:bookmarkEnd w:id="23"/>
-    </w:p>
-    <w:p>
-      <w:hyperlink r:id="rId17" w:history="1">
+      <w:bookmarkEnd w:id="25"/>
+    </w:p>
+    <w:p>
+      <w:hyperlink r:id="rId18" w:history="1">
         <w:r>
           <w:rPr>
             <w:rStyle w:val="Hyperlink"/>
@@ -6757,17 +7207,17 @@
       <w:pPr>
         <w:pStyle w:val="Heading2"/>
       </w:pPr>
-      <w:bookmarkStart w:id="24" w:name="_Toc196687042"/>
+      <w:bookmarkStart w:id="26" w:name="_Toc196699397"/>
       <w:r>
         <w:t>Extension</w:t>
       </w:r>
       <w:r>
         <w:t>s</w:t>
       </w:r>
-      <w:bookmarkEnd w:id="24"/>
-    </w:p>
-    <w:p>
-      <w:hyperlink r:id="rId18" w:history="1">
+      <w:bookmarkEnd w:id="26"/>
+    </w:p>
+    <w:p>
+      <w:hyperlink r:id="rId19" w:history="1">
         <w:r>
           <w:rPr>
             <w:rStyle w:val="Hyperlink"/>
@@ -6821,11 +7271,11 @@
       <w:pPr>
         <w:pStyle w:val="Heading1"/>
       </w:pPr>
-      <w:bookmarkStart w:id="25" w:name="_Toc196687043"/>
+      <w:bookmarkStart w:id="27" w:name="_Toc196699398"/>
       <w:r>
         <w:t>Community Store</w:t>
       </w:r>
-      <w:bookmarkEnd w:id="25"/>
+      <w:bookmarkEnd w:id="27"/>
     </w:p>
     <w:p>
       <w:r>
@@ -6848,12 +7298,18 @@
       <w:pPr>
         <w:pStyle w:val="Heading1"/>
       </w:pPr>
-      <w:bookmarkStart w:id="26" w:name="_Toc196687044"/>
+      <w:bookmarkStart w:id="28" w:name="_Toc196699399"/>
       <w:r>
         <w:lastRenderedPageBreak/>
-        <w:t>Social implications</w:t>
-      </w:r>
-      <w:bookmarkEnd w:id="26"/>
+        <w:t xml:space="preserve">Social </w:t>
+      </w:r>
+      <w:r>
+        <w:t>I</w:t>
+      </w:r>
+      <w:r>
+        <w:t>mplications</w:t>
+      </w:r>
+      <w:bookmarkEnd w:id="28"/>
     </w:p>
     <w:p>
       <w:r>
@@ -6946,65 +7402,20 @@
       </w:r>
       <w:r>
         <w:t>stored and managed will need to be considered to keep the data safe from harm.</w:t>
-      </w:r>
-      <w:r>
-        <w:t xml:space="preserve"> For example, data store</w:t>
-      </w:r>
-      <w:r>
-        <w:t>d</w:t>
-      </w:r>
-      <w:r>
-        <w:t xml:space="preserve"> in the UK</w:t>
-      </w:r>
-      <w:r>
-        <w:t xml:space="preserve"> will need to follow</w:t>
-      </w:r>
-      <w:r>
-        <w:t xml:space="preserve"> </w:t>
-      </w:r>
-      <w:r>
-        <w:t xml:space="preserve">all </w:t>
-      </w:r>
-      <w:r>
-        <w:t>UK</w:t>
-      </w:r>
-      <w:r>
-        <w:t xml:space="preserve"> GDPR</w:t>
-      </w:r>
-      <w:r>
-        <w:t xml:space="preserve"> principles</w:t>
-      </w:r>
-      <w:r>
-        <w:t>, while</w:t>
-      </w:r>
-      <w:r>
-        <w:t xml:space="preserve"> also </w:t>
-      </w:r>
-      <w:r>
-        <w:t>following all principles and regulations</w:t>
-      </w:r>
-      <w:r>
-        <w:t xml:space="preserve"> outside of the UK with th</w:t>
-      </w:r>
-      <w:r>
-        <w:t>ings such as</w:t>
-      </w:r>
-      <w:r>
-        <w:t xml:space="preserve"> EU GDPR.</w:t>
       </w:r>
     </w:p>
     <w:p>
       <w:pPr>
         <w:pStyle w:val="Heading1"/>
       </w:pPr>
-      <w:bookmarkStart w:id="27" w:name="_Protecting_users_and"/>
-      <w:bookmarkStart w:id="28" w:name="_Toc196687045"/>
-      <w:bookmarkEnd w:id="27"/>
+      <w:bookmarkStart w:id="29" w:name="_Protecting_users_and"/>
+      <w:bookmarkStart w:id="30" w:name="_Toc196699400"/>
+      <w:bookmarkEnd w:id="29"/>
       <w:r>
         <w:t xml:space="preserve">Legal </w:t>
       </w:r>
       <w:r>
-        <w:t>r</w:t>
+        <w:t>R</w:t>
       </w:r>
       <w:r>
         <w:t xml:space="preserve">equirements </w:t>
@@ -7016,12 +7427,150 @@
         <w:t xml:space="preserve"> </w:t>
       </w:r>
       <w:r>
-        <w:t>p</w:t>
-      </w:r>
-      <w:r>
-        <w:t>rotecting users and their data</w:t>
-      </w:r>
-      <w:bookmarkEnd w:id="28"/>
+        <w:t>P</w:t>
+      </w:r>
+      <w:r>
+        <w:t xml:space="preserve">rotecting </w:t>
+      </w:r>
+      <w:r>
+        <w:t>U</w:t>
+      </w:r>
+      <w:r>
+        <w:t>ser</w:t>
+      </w:r>
+      <w:r>
+        <w:t xml:space="preserve"> </w:t>
+      </w:r>
+      <w:r>
+        <w:t>D</w:t>
+      </w:r>
+      <w:r>
+        <w:t>ata</w:t>
+      </w:r>
+      <w:bookmarkEnd w:id="30"/>
+    </w:p>
+    <w:p>
+      <w:r>
+        <w:t xml:space="preserve">When keeping and using data received from users, organisation have multiple legal obligations </w:t>
+      </w:r>
+      <w:r>
+        <w:t>that need to be strictly followed in order to keep running in the countries their application is available</w:t>
+      </w:r>
+      <w:r>
+        <w:t xml:space="preserve"> in</w:t>
+      </w:r>
+      <w:r>
+        <w:t xml:space="preserve">. For example, </w:t>
+      </w:r>
+      <w:r>
+        <w:t>data stored in the UK will need to follow all UK GDPR principles, while also following all principles and regulations outside of the UK with things such as EU GDPR.</w:t>
+      </w:r>
+    </w:p>
+    <w:p>
+      <w:r>
+        <w:t xml:space="preserve">Some of the main obligations when storing data </w:t>
+      </w:r>
+      <w:r>
+        <w:t xml:space="preserve">determined by </w:t>
+      </w:r>
+      <w:r>
+        <w:t>(</w:t>
+      </w:r>
+      <w:hyperlink w:anchor="_Refences" w:history="1">
+        <w:r>
+          <w:rPr>
+            <w:rStyle w:val="Hyperlink"/>
+          </w:rPr>
+          <w:t>GO</w:t>
+        </w:r>
+        <w:r>
+          <w:rPr>
+            <w:rStyle w:val="Hyperlink"/>
+          </w:rPr>
+          <w:t>V</w:t>
+        </w:r>
+        <w:r>
+          <w:rPr>
+            <w:rStyle w:val="Hyperlink"/>
+          </w:rPr>
+          <w:t>.UK</w:t>
+        </w:r>
+      </w:hyperlink>
+      <w:r>
+        <w:t>)</w:t>
+      </w:r>
+      <w:r>
+        <w:t xml:space="preserve"> are</w:t>
+      </w:r>
+      <w:r>
+        <w:t>:</w:t>
+      </w:r>
+    </w:p>
+    <w:p>
+      <w:pPr>
+        <w:pStyle w:val="ListParagraph"/>
+        <w:numPr>
+          <w:ilvl w:val="0"/>
+          <w:numId w:val="5"/>
+        </w:numPr>
+      </w:pPr>
+      <w:r>
+        <w:t>The data will be used fairly, transparently and lawfully</w:t>
+      </w:r>
+    </w:p>
+    <w:p>
+      <w:pPr>
+        <w:pStyle w:val="ListParagraph"/>
+        <w:numPr>
+          <w:ilvl w:val="0"/>
+          <w:numId w:val="5"/>
+        </w:numPr>
+      </w:pPr>
+      <w:r>
+        <w:t>The data will be used for specific purposes</w:t>
+      </w:r>
+    </w:p>
+    <w:p>
+      <w:pPr>
+        <w:pStyle w:val="ListParagraph"/>
+        <w:numPr>
+          <w:ilvl w:val="0"/>
+          <w:numId w:val="5"/>
+        </w:numPr>
+      </w:pPr>
+      <w:r>
+        <w:t>The data will be accurate and kept up to date</w:t>
+      </w:r>
+    </w:p>
+    <w:p>
+      <w:pPr>
+        <w:pStyle w:val="ListParagraph"/>
+        <w:numPr>
+          <w:ilvl w:val="0"/>
+          <w:numId w:val="5"/>
+        </w:numPr>
+      </w:pPr>
+      <w:r>
+        <w:t>It will be kept for only the amount of time deemed necessary</w:t>
+      </w:r>
+    </w:p>
+    <w:p>
+      <w:pPr>
+        <w:pStyle w:val="ListParagraph"/>
+        <w:numPr>
+          <w:ilvl w:val="0"/>
+          <w:numId w:val="5"/>
+        </w:numPr>
+      </w:pPr>
+      <w:r>
+        <w:t>It will be stored in a way that ensure</w:t>
+      </w:r>
+      <w:r>
+        <w:t>s</w:t>
+      </w:r>
+      <w:r>
+        <w:t xml:space="preserve"> privacy and security</w:t>
+      </w:r>
     </w:p>
     <w:p>
       <w:r>
@@ -7122,11 +7671,6 @@
     </w:p>
     <w:p>
       <w:r>
-        <w:t>(show code here)</w:t>
-      </w:r>
-    </w:p>
-    <w:p>
-      <w:r>
         <w:t xml:space="preserve">Other attacks are far less obvious than the previously stated </w:t>
       </w:r>
       <w:r>
@@ -7157,7 +7701,11 @@
         <w:t xml:space="preserve"> are two attacks that </w:t>
       </w:r>
       <w:r>
-        <w:t>need to be understood and protected against when writing applications that are accessible through the web</w:t>
+        <w:t xml:space="preserve">need to be understood and protected against when writing applications </w:t>
+      </w:r>
+      <w:r>
+        <w:lastRenderedPageBreak/>
+        <w:t>that are accessible through the web</w:t>
       </w:r>
       <w:r>
         <w:t>.</w:t>
@@ -7219,11 +7767,7 @@
         <w:t xml:space="preserve"> are encrypted to ensure that an</w:t>
       </w:r>
       <w:r>
-        <w:t xml:space="preserve">y attempt at attacking the </w:t>
-      </w:r>
-      <w:r>
-        <w:lastRenderedPageBreak/>
-        <w:t xml:space="preserve">application </w:t>
+        <w:t xml:space="preserve">y attempt at attacking the application </w:t>
       </w:r>
       <w:r>
         <w:t>will result in</w:t>
@@ -7275,14 +7819,14 @@
       <w:pPr>
         <w:pStyle w:val="Heading1"/>
       </w:pPr>
-      <w:bookmarkStart w:id="29" w:name="_Toc196687046"/>
+      <w:bookmarkStart w:id="31" w:name="_Toc196699401"/>
       <w:r>
         <w:t xml:space="preserve">Software </w:t>
       </w:r>
       <w:r>
         <w:t>Architecture</w:t>
       </w:r>
-      <w:bookmarkEnd w:id="29"/>
+      <w:bookmarkEnd w:id="31"/>
     </w:p>
     <w:p>
       <w:r>
@@ -7311,11 +7855,17 @@
       <w:pPr>
         <w:pStyle w:val="Heading2"/>
       </w:pPr>
-      <w:bookmarkStart w:id="30" w:name="_Toc196687047"/>
-      <w:r>
-        <w:t>Connection methods</w:t>
-      </w:r>
-      <w:bookmarkEnd w:id="30"/>
+      <w:bookmarkStart w:id="32" w:name="_Toc196699402"/>
+      <w:r>
+        <w:t xml:space="preserve">Connection </w:t>
+      </w:r>
+      <w:r>
+        <w:t>M</w:t>
+      </w:r>
+      <w:r>
+        <w:t>ethods</w:t>
+      </w:r>
+      <w:bookmarkEnd w:id="32"/>
     </w:p>
     <w:p>
       <w:r>
@@ -7463,7 +8013,11 @@
         <w:t xml:space="preserve"> is that is</w:t>
       </w:r>
       <w:r>
-        <w:t xml:space="preserve"> can also take advantage of retransmission, </w:t>
+        <w:t xml:space="preserve"> can also </w:t>
+      </w:r>
+      <w:r>
+        <w:lastRenderedPageBreak/>
+        <w:t xml:space="preserve">take advantage of retransmission, </w:t>
       </w:r>
       <w:r>
         <w:t>where the packet of data is resent if the packet fails to arrive.</w:t>
@@ -7506,40 +8060,88 @@
       <w:r>
         <w:t>Both protocols come with their own unique use cases and are designed to be different intentionally.</w:t>
       </w:r>
-    </w:p>
-    <w:p>
-      <w:r>
-        <w:lastRenderedPageBreak/>
-        <w:t>(</w:t>
-      </w:r>
-      <w:r>
-        <w:t>TCP</w:t>
-      </w:r>
-      <w:r>
-        <w:t xml:space="preserve"> use case)</w:t>
-      </w:r>
-    </w:p>
-    <w:p>
-      <w:r>
-        <w:t>(</w:t>
-      </w:r>
-      <w:r>
-        <w:t>UDP</w:t>
-      </w:r>
-      <w:r>
-        <w:t xml:space="preserve"> use case)</w:t>
-      </w:r>
-    </w:p>
-    <w:p/>
+      <w:r>
+        <w:t xml:space="preserve"> For </w:t>
+      </w:r>
+      <w:r>
+        <w:t>example,</w:t>
+      </w:r>
+      <w:r>
+        <w:t xml:space="preserve"> </w:t>
+      </w:r>
+      <w:r>
+        <w:t>TCP is useful for any data that is required to be whole and correct.</w:t>
+      </w:r>
+      <w:r>
+        <w:t xml:space="preserve"> </w:t>
+      </w:r>
+      <w:r>
+        <w:t xml:space="preserve">Some </w:t>
+      </w:r>
+      <w:r>
+        <w:t>examples of</w:t>
+      </w:r>
+      <w:r>
+        <w:t xml:space="preserve"> </w:t>
+      </w:r>
+      <w:r>
+        <w:t xml:space="preserve">use cases </w:t>
+      </w:r>
+      <w:r>
+        <w:t>for the</w:t>
+      </w:r>
+      <w:r>
+        <w:t xml:space="preserve"> TCP</w:t>
+      </w:r>
+      <w:r>
+        <w:t xml:space="preserve"> </w:t>
+      </w:r>
+      <w:r>
+        <w:t>are</w:t>
+      </w:r>
+      <w:r>
+        <w:t xml:space="preserve"> </w:t>
+      </w:r>
+      <w:r>
+        <w:t xml:space="preserve">data transfers </w:t>
+      </w:r>
+      <w:r>
+        <w:t>such as, file transfers (FTP) or even</w:t>
+      </w:r>
+      <w:r>
+        <w:t xml:space="preserve"> HTTP </w:t>
+      </w:r>
+      <w:r>
+        <w:t>request</w:t>
+      </w:r>
+      <w:r>
+        <w:t>s</w:t>
+      </w:r>
+      <w:r>
+        <w:t>.</w:t>
+      </w:r>
+      <w:r>
+        <w:t xml:space="preserve"> While </w:t>
+      </w:r>
+      <w:r>
+        <w:t>UDP is useful for anything that doesn’t require all the data to be sent. Some examples of UDP use cases are, Streaming (Video/Audio) or even</w:t>
+      </w:r>
+      <w:r>
+        <w:t xml:space="preserve"> online</w:t>
+      </w:r>
+      <w:r>
+        <w:t xml:space="preserve"> gaming.</w:t>
+      </w:r>
+    </w:p>
     <w:p>
       <w:pPr>
         <w:pStyle w:val="Heading2"/>
       </w:pPr>
-      <w:bookmarkStart w:id="31" w:name="_Toc196687048"/>
+      <w:bookmarkStart w:id="33" w:name="_Toc196699403"/>
       <w:r>
         <w:t>Webapp or Native Application?</w:t>
       </w:r>
-      <w:bookmarkEnd w:id="31"/>
+      <w:bookmarkEnd w:id="33"/>
     </w:p>
     <w:p>
       <w:r>
@@ -7649,7 +8251,7 @@
       <w:pPr>
         <w:pStyle w:val="Heading2"/>
       </w:pPr>
-      <w:bookmarkStart w:id="32" w:name="_Toc196687049"/>
+      <w:bookmarkStart w:id="34" w:name="_Toc196699404"/>
       <w:r>
         <w:t>Svelte</w:t>
       </w:r>
@@ -7659,7 +8261,7 @@
       <w:r>
         <w:t>Sveltekit</w:t>
       </w:r>
-      <w:bookmarkEnd w:id="32"/>
+      <w:bookmarkEnd w:id="34"/>
     </w:p>
     <w:p>
       <w:r>
@@ -7805,18 +8407,22 @@
       <w:pPr>
         <w:pStyle w:val="Heading2"/>
       </w:pPr>
-      <w:bookmarkStart w:id="33" w:name="_Toc196687050"/>
+      <w:bookmarkStart w:id="35" w:name="_Toc196699405"/>
       <w:r>
         <w:t>Tailwind/</w:t>
       </w:r>
       <w:r>
         <w:t>Daisy UI</w:t>
       </w:r>
-      <w:bookmarkEnd w:id="33"/>
-    </w:p>
-    <w:p>
-      <w:r>
-        <w:t>Tailwind is a CSS framework used to easily modify how different html elements are displayed directly in their definitions, this removes the need for large amounts of CSS files littered around the application. This way of defining element parameters</w:t>
+      <w:bookmarkEnd w:id="35"/>
+    </w:p>
+    <w:p>
+      <w:r>
+        <w:t xml:space="preserve">Tailwind is a CSS framework used to easily modify how different html elements are displayed directly in their definitions, this removes the need for large amounts of CSS files littered around </w:t>
+      </w:r>
+      <w:r>
+        <w:lastRenderedPageBreak/>
+        <w:t>the application. This way of defining element parameters</w:t>
       </w:r>
       <w:r>
         <w:t xml:space="preserve"> in a simple form</w:t>
@@ -7871,7 +8477,6 @@
     </w:p>
     <w:p>
       <w:r>
-        <w:lastRenderedPageBreak/>
         <w:t xml:space="preserve">Daisy UI is a tailwind </w:t>
       </w:r>
       <w:r>
@@ -7918,11 +8523,11 @@
       <w:pPr>
         <w:pStyle w:val="Heading2"/>
       </w:pPr>
-      <w:bookmarkStart w:id="34" w:name="_Toc196687051"/>
+      <w:bookmarkStart w:id="36" w:name="_Toc196699406"/>
       <w:r>
         <w:t>Other Languages</w:t>
       </w:r>
-      <w:bookmarkEnd w:id="34"/>
+      <w:bookmarkEnd w:id="36"/>
     </w:p>
     <w:p>
       <w:r>
@@ -7995,11 +8600,11 @@
       <w:pPr>
         <w:pStyle w:val="Heading2"/>
       </w:pPr>
-      <w:bookmarkStart w:id="35" w:name="_Toc196687052"/>
+      <w:bookmarkStart w:id="37" w:name="_Toc196699407"/>
       <w:r>
         <w:t>Python</w:t>
       </w:r>
-      <w:bookmarkEnd w:id="35"/>
+      <w:bookmarkEnd w:id="37"/>
     </w:p>
     <w:p>
       <w:r>
@@ -8140,7 +8745,11 @@
         <w:t xml:space="preserve">a </w:t>
       </w:r>
       <w:r>
-        <w:t xml:space="preserve">lengthy re-write, there are many </w:t>
+        <w:t xml:space="preserve">lengthy re-write, there </w:t>
+      </w:r>
+      <w:r>
+        <w:lastRenderedPageBreak/>
+        <w:t xml:space="preserve">are many </w:t>
       </w:r>
       <w:r>
         <w:t xml:space="preserve">methods of increasing speed without necessarily having to write any new code. For example, things such as </w:t>
@@ -8196,11 +8805,7 @@
         <w:t xml:space="preserve"> concurrent execution of code</w:t>
       </w:r>
       <w:r>
-        <w:t xml:space="preserve">, meaning, instead of having to wait for code to </w:t>
-      </w:r>
-      <w:r>
-        <w:lastRenderedPageBreak/>
-        <w:t>execute other code can instead be executed and processed while waiting</w:t>
+        <w:t>, meaning, instead of having to wait for code to execute other code can instead be executed and processed while waiting</w:t>
       </w:r>
       <w:r>
         <w:t>.</w:t>
@@ -8264,7 +8869,7 @@
       <w:pPr>
         <w:pStyle w:val="Heading2"/>
       </w:pPr>
-      <w:bookmarkStart w:id="36" w:name="_Toc196687053"/>
+      <w:bookmarkStart w:id="38" w:name="_Toc196699408"/>
       <w:r>
         <w:t xml:space="preserve">The </w:t>
       </w:r>
@@ -8274,11 +8879,17 @@
       <w:r>
         <w:t>GIL</w:t>
       </w:r>
-      <w:bookmarkEnd w:id="36"/>
-    </w:p>
-    <w:p>
-      <w:r>
-        <w:t>The python GIL protects from cross-thread errors</w:t>
+      <w:bookmarkEnd w:id="38"/>
+    </w:p>
+    <w:p>
+      <w:r>
+        <w:t>The python GIL protects from cross-thread</w:t>
+      </w:r>
+      <w:r>
+        <w:t xml:space="preserve">ed </w:t>
+      </w:r>
+      <w:r>
+        <w:t>errors</w:t>
       </w:r>
       <w:r>
         <w:t xml:space="preserve"> such as race conditions</w:t>
@@ -8305,7 +8916,16 @@
         <w:t xml:space="preserve">occur when attempting </w:t>
       </w:r>
       <w:r>
-        <w:t>to write multithreaded code</w:t>
+        <w:t>to write</w:t>
+      </w:r>
+      <w:r>
+        <w:t xml:space="preserve"> in a</w:t>
+      </w:r>
+      <w:r>
+        <w:t xml:space="preserve"> multithreaded</w:t>
+      </w:r>
+      <w:r>
+        <w:t xml:space="preserve"> architecture</w:t>
       </w:r>
       <w:r>
         <w:t>.</w:t>
@@ -8321,11 +8941,11 @@
       <w:pPr>
         <w:pStyle w:val="Heading2"/>
       </w:pPr>
-      <w:bookmarkStart w:id="37" w:name="_Toc196687054"/>
+      <w:bookmarkStart w:id="39" w:name="_Toc196699409"/>
       <w:r>
         <w:t>MQTT and Alternative Server Protocols</w:t>
       </w:r>
-      <w:bookmarkEnd w:id="37"/>
+      <w:bookmarkEnd w:id="39"/>
     </w:p>
     <w:p>
       <w:r>
@@ -8412,11 +9032,23 @@
       <w:pPr>
         <w:pStyle w:val="Heading2"/>
       </w:pPr>
-      <w:bookmarkStart w:id="38" w:name="_Toc196687055"/>
-      <w:r>
-        <w:t>Sockets and web-sockets</w:t>
-      </w:r>
-      <w:bookmarkEnd w:id="38"/>
+      <w:bookmarkStart w:id="40" w:name="_Toc196699410"/>
+      <w:r>
+        <w:t xml:space="preserve">Sockets and </w:t>
+      </w:r>
+      <w:r>
+        <w:t>W</w:t>
+      </w:r>
+      <w:r>
+        <w:t>eb-</w:t>
+      </w:r>
+      <w:r>
+        <w:t>S</w:t>
+      </w:r>
+      <w:r>
+        <w:t>ockets</w:t>
+      </w:r>
+      <w:bookmarkEnd w:id="40"/>
     </w:p>
     <w:p>
       <w:r>
@@ -8425,6 +9057,7 @@
     </w:p>
     <w:p>
       <w:r>
+        <w:lastRenderedPageBreak/>
         <w:t xml:space="preserve">Instead, the socket server is the server used to communicate with the </w:t>
       </w:r>
       <w:r>
@@ -8436,11 +9069,7 @@
     </w:p>
     <w:p>
       <w:r>
-        <w:t xml:space="preserve">Using the socket server does come with some caveats. Mainly being the unstructured form of data being sent. In comparison to the pre-formed HTTP requests which can be easily read and </w:t>
-      </w:r>
-      <w:r>
-        <w:lastRenderedPageBreak/>
-        <w:t>manipulated, the socket server and clients send raw bytes of data between each-other which need to be decoded and formed into readable data. JSON was the form of data chosen to be used by the server and clients as it is an incredibly versatile data format widely supported by languages and different libraries and systems, while also being incredibly human read and writable. Python especially has amazing built in support for the JSON format.</w:t>
+        <w:t>Using the socket server does come with some caveats. Mainly being the unstructured form of data being sent. In comparison to the pre-formed HTTP requests which can be easily read and manipulated, the socket server and clients send raw bytes of data between each-other which need to be decoded and formed into readable data. JSON was the form of data chosen to be used by the server and clients as it is an incredibly versatile data format widely supported by languages and different libraries and systems, while also being incredibly human read and writable. Python especially has amazing built in support for the JSON format.</w:t>
       </w:r>
     </w:p>
     <w:p>
@@ -8589,8 +9218,19 @@
         <w:t xml:space="preserve"> The connection-id of the device is then returned in order to be able to send requests from the device.</w:t>
       </w:r>
     </w:p>
-    <w:p>
-      <w:r>
+    <w:p/>
+    <w:p/>
+    <w:p/>
+    <w:p/>
+    <w:p/>
+    <w:p/>
+    <w:p/>
+    <w:p/>
+    <w:p/>
+    <w:p/>
+    <w:p>
+      <w:r>
+        <w:lastRenderedPageBreak/>
         <w:t>Server/Client Diagram</w:t>
       </w:r>
     </w:p>
@@ -8617,7 +9257,7 @@
                     </pic:cNvPicPr>
                   </pic:nvPicPr>
                   <pic:blipFill>
-                    <a:blip r:embed="rId19">
+                    <a:blip r:embed="rId20">
                       <a:extLst>
                         <a:ext uri="{28A0092B-C50C-407E-A947-70E740481C1C}">
                           <a14:useLocalDpi xmlns:a14="http://schemas.microsoft.com/office/drawing/2010/main" val="0"/>
@@ -8653,16 +9293,21 @@
       <w:pPr>
         <w:pStyle w:val="Heading2"/>
       </w:pPr>
-      <w:bookmarkStart w:id="39" w:name="_Toc196687056"/>
-      <w:r>
-        <w:lastRenderedPageBreak/>
+      <w:bookmarkStart w:id="41" w:name="_Toc196699411"/>
+      <w:r>
         <w:t>Device Networking Library</w:t>
       </w:r>
-      <w:bookmarkEnd w:id="39"/>
-    </w:p>
-    <w:p>
-      <w:r>
-        <w:t>Connecting to the socket server does require some pre-requisites be followed. Depending on the device, the corresponding networking library that can be found within the community store needs to be installed on the device. This networking library can come in multiple forms, but the simplest with just be a normal file that can be included in the project.</w:t>
+      <w:bookmarkEnd w:id="41"/>
+    </w:p>
+    <w:p>
+      <w:r>
+        <w:t>Connecting to the socket server does require some pre-requisites be followed. Depending on the device, the corresponding networking library that can be found within the community store needs to be installed on the device. This networking library can come in multiple forms, but the simplest wi</w:t>
+      </w:r>
+      <w:r>
+        <w:t xml:space="preserve">ll </w:t>
+      </w:r>
+      <w:r>
+        <w:t>just be a normal file that can be included in the project.</w:t>
       </w:r>
       <w:r>
         <w:t xml:space="preserve"> This networking library is the foundation of how the device will interact with the server.</w:t>
@@ -8778,17 +9423,20 @@
       <w:pPr>
         <w:pStyle w:val="Heading1"/>
       </w:pPr>
-      <w:bookmarkStart w:id="40" w:name="_Toc196687057"/>
+      <w:bookmarkStart w:id="42" w:name="_Toc196699412"/>
       <w:r>
         <w:t>Comparing</w:t>
       </w:r>
       <w:r>
+        <w:t xml:space="preserve"> Server</w:t>
+      </w:r>
+      <w:r>
         <w:t xml:space="preserve"> </w:t>
       </w:r>
       <w:r>
-        <w:t>Libraries</w:t>
-      </w:r>
-      <w:bookmarkEnd w:id="40"/>
+        <w:t>Frameworks</w:t>
+      </w:r>
+      <w:bookmarkEnd w:id="42"/>
     </w:p>
     <w:p>
       <w:r>
@@ -8817,11 +9465,11 @@
       <w:pPr>
         <w:pStyle w:val="Heading2"/>
       </w:pPr>
-      <w:bookmarkStart w:id="41" w:name="_Toc196687058"/>
+      <w:bookmarkStart w:id="43" w:name="_Toc196699413"/>
       <w:r>
         <w:t>Django</w:t>
       </w:r>
-      <w:bookmarkEnd w:id="41"/>
+      <w:bookmarkEnd w:id="43"/>
     </w:p>
     <w:p>
       <w:r>
@@ -8840,13 +9488,31 @@
         <w:t>for building servers</w:t>
       </w:r>
       <w:r>
-        <w:t xml:space="preserve"> and is by far the most professionally used.</w:t>
-      </w:r>
-      <w:r>
-        <w:t xml:space="preserve"> Django p</w:t>
-      </w:r>
-      <w:r>
-        <w:t>ower</w:t>
+        <w:t xml:space="preserve"> and is</w:t>
+      </w:r>
+      <w:r>
+        <w:t xml:space="preserve"> one of </w:t>
+      </w:r>
+      <w:r>
+        <w:t xml:space="preserve">the most </w:t>
+      </w:r>
+      <w:r>
+        <w:t>tested libraries for production/professional environments</w:t>
+      </w:r>
+      <w:r>
+        <w:t>.</w:t>
+      </w:r>
+      <w:r>
+        <w:t xml:space="preserve"> </w:t>
+      </w:r>
+      <w:r>
+        <w:t xml:space="preserve">Some of </w:t>
+      </w:r>
+      <w:r>
+        <w:t>Django</w:t>
+      </w:r>
+      <w:r>
+        <w:t>’s portfolio include</w:t>
       </w:r>
       <w:r>
         <w:t>s</w:t>
@@ -8859,17 +9525,63 @@
       </w:r>
       <w:r>
         <w:t xml:space="preserve"> likes of Facebook and Spotify.</w:t>
+      </w:r>
+      <w:r>
+        <w:t xml:space="preserve"> </w:t>
+      </w:r>
+      <w:r>
+        <w:t>One the biggest</w:t>
+      </w:r>
+      <w:r>
+        <w:t xml:space="preserve"> benefits of using Django </w:t>
+      </w:r>
+      <w:r>
+        <w:t>the included features such as,</w:t>
+      </w:r>
+      <w:r>
+        <w:t xml:space="preserve"> authentication and data validation</w:t>
+      </w:r>
+      <w:r>
+        <w:t xml:space="preserve"> that come</w:t>
+      </w:r>
+      <w:r>
+        <w:t xml:space="preserve"> built in.</w:t>
+      </w:r>
+      <w:r>
+        <w:t xml:space="preserve"> </w:t>
+      </w:r>
+      <w:r>
+        <w:lastRenderedPageBreak/>
+        <w:t xml:space="preserve">Django prides itself on being an </w:t>
+      </w:r>
+      <w:r>
+        <w:t>all-inclusive</w:t>
+      </w:r>
+      <w:r>
+        <w:t xml:space="preserve"> </w:t>
+      </w:r>
+      <w:r>
+        <w:t xml:space="preserve">framework and as such contains a certain level of bloat </w:t>
+      </w:r>
+      <w:r>
+        <w:t xml:space="preserve">that is not necessarily </w:t>
+      </w:r>
+      <w:r>
+        <w:t xml:space="preserve">required </w:t>
+      </w:r>
+      <w:r>
+        <w:t>for this project.</w:t>
       </w:r>
     </w:p>
     <w:p>
       <w:pPr>
         <w:pStyle w:val="Heading2"/>
       </w:pPr>
-      <w:bookmarkStart w:id="42" w:name="_Toc196687059"/>
+      <w:bookmarkStart w:id="44" w:name="_Toc196699414"/>
       <w:r>
         <w:t>Fast API</w:t>
       </w:r>
-      <w:bookmarkEnd w:id="42"/>
+      <w:bookmarkEnd w:id="44"/>
     </w:p>
     <w:p>
       <w:r>
@@ -8913,11 +9625,11 @@
       <w:pPr>
         <w:pStyle w:val="Heading2"/>
       </w:pPr>
-      <w:bookmarkStart w:id="43" w:name="_Toc196687060"/>
+      <w:bookmarkStart w:id="45" w:name="_Toc196699415"/>
       <w:r>
         <w:t>Flask</w:t>
       </w:r>
-      <w:bookmarkEnd w:id="43"/>
+      <w:bookmarkEnd w:id="45"/>
     </w:p>
     <w:p>
       <w:r>
@@ -8957,11 +9669,7 @@
         <w:t xml:space="preserve"> of</w:t>
       </w:r>
       <w:r>
-        <w:t xml:space="preserve"> the authentication system. The decorators live above the </w:t>
-      </w:r>
-      <w:r>
-        <w:lastRenderedPageBreak/>
-        <w:t>functions and are called just before the function is called. This allows processes to occur such as checking if the user calling the function is authenticated, before allowing them access to it.</w:t>
+        <w:t xml:space="preserve"> the authentication system. The decorators live above the functions and are called just before the function is called. This allows processes to occur such as checking if the user calling the function is authenticated, before allowing them access to it.</w:t>
       </w:r>
     </w:p>
     <w:p>
@@ -8973,15 +9681,39 @@
       <w:pPr>
         <w:pStyle w:val="Heading2"/>
       </w:pPr>
-      <w:bookmarkStart w:id="44" w:name="_Toc196687061"/>
+      <w:bookmarkStart w:id="46" w:name="_Toc196699416"/>
       <w:r>
         <w:t>Authentication</w:t>
       </w:r>
-      <w:bookmarkEnd w:id="44"/>
-    </w:p>
-    <w:p>
-      <w:r>
-        <w:t>Authentication is a large part of any application, deciding who can and can’t access it and how the user’s data is stored. The ICMS application gives users 2 options, locally storing the user data. Or storing the data in a self-hostable authentication service.</w:t>
+      <w:bookmarkEnd w:id="46"/>
+    </w:p>
+    <w:p>
+      <w:r>
+        <w:t>Authentication</w:t>
+      </w:r>
+      <w:r>
+        <w:t xml:space="preserve"> was chosen to be built from the ground up for usage in the ICMS applications</w:t>
+      </w:r>
+      <w:r>
+        <w:t xml:space="preserve"> to have full control over the cod</w:t>
+      </w:r>
+      <w:r>
+        <w:t>e</w:t>
+      </w:r>
+      <w:r>
+        <w:t>.</w:t>
+      </w:r>
+      <w:r>
+        <w:t xml:space="preserve"> Authentication</w:t>
+      </w:r>
+      <w:r>
+        <w:t xml:space="preserve"> is a large part of any application</w:t>
+      </w:r>
+      <w:r>
+        <w:t xml:space="preserve"> and</w:t>
+      </w:r>
+      <w:r>
+        <w:t xml:space="preserve"> deciding who can and can’t access it and how the user’s data is stored. The ICMS application gives users 2 options, locally storing the user data. Or storing the data in a self-hostable authentication service.</w:t>
       </w:r>
     </w:p>
     <w:p>
@@ -9009,8 +9741,9 @@
       <w:pPr>
         <w:pStyle w:val="Heading2"/>
       </w:pPr>
-      <w:bookmarkStart w:id="45" w:name="_Toc196687062"/>
-      <w:r>
+      <w:bookmarkStart w:id="47" w:name="_Toc196699417"/>
+      <w:r>
+        <w:lastRenderedPageBreak/>
         <w:t xml:space="preserve">JWT </w:t>
       </w:r>
       <w:r>
@@ -9022,67 +9755,40 @@
       <w:r>
         <w:t>s</w:t>
       </w:r>
-      <w:bookmarkEnd w:id="45"/>
-    </w:p>
-    <w:p>
-      <w:r>
-        <w:t xml:space="preserve">A JWT token is an internet standard way for creating and storing encoded data within a token. Within the application, JWT tokens are used to store the userID of a user. </w:t>
-      </w:r>
-      <w:r>
-        <w:t>T</w:t>
-      </w:r>
-      <w:r>
-        <w:t xml:space="preserve">he </w:t>
-      </w:r>
-      <w:r>
-        <w:t>userID</w:t>
+      <w:bookmarkEnd w:id="47"/>
+    </w:p>
+    <w:p>
+      <w:r>
+        <w:t>A JWT token is an internet standard way for creating and storing encoded data within a token. Within the application, JWT tokens are used to store the userID</w:t>
       </w:r>
       <w:r>
         <w:t xml:space="preserve"> </w:t>
       </w:r>
       <w:r>
-        <w:t>can then be</w:t>
-      </w:r>
-      <w:r>
-        <w:t xml:space="preserve"> used to</w:t>
-      </w:r>
-      <w:r>
-        <w:t xml:space="preserve"> match</w:t>
-      </w:r>
-      <w:r>
-        <w:t xml:space="preserve"> and</w:t>
-      </w:r>
-      <w:r>
-        <w:t xml:space="preserve"> find the</w:t>
-      </w:r>
-      <w:r>
-        <w:t xml:space="preserve"> </w:t>
-      </w:r>
-      <w:r>
-        <w:t>relevant</w:t>
-      </w:r>
-      <w:r>
-        <w:t xml:space="preserve"> data</w:t>
-      </w:r>
-      <w:r>
-        <w:t xml:space="preserve"> for the user</w:t>
-      </w:r>
-      <w:r>
-        <w:t xml:space="preserve"> from the database or cache</w:t>
+        <w:t>of a user</w:t>
+      </w:r>
+      <w:r>
+        <w:t xml:space="preserve">, which </w:t>
+      </w:r>
+      <w:r>
+        <w:t>can then be used to match and find the relevant data from the database or cache</w:t>
       </w:r>
       <w:r>
         <w:t>.</w:t>
+      </w:r>
+      <w:r>
+        <w:t xml:space="preserve"> The JWT tokens used by the application also include an expiry date in order to prevent session hijacking from tokens that would otherwise have been expired.</w:t>
       </w:r>
     </w:p>
     <w:p>
       <w:pPr>
         <w:pStyle w:val="Heading2"/>
       </w:pPr>
-      <w:bookmarkStart w:id="46" w:name="_Toc196687063"/>
+      <w:bookmarkStart w:id="48" w:name="_Toc196699418"/>
       <w:r>
         <w:t>Caching</w:t>
       </w:r>
-      <w:bookmarkEnd w:id="46"/>
+      <w:bookmarkEnd w:id="48"/>
     </w:p>
     <w:p>
       <w:r>
@@ -9262,11 +9968,11 @@
       <w:pPr>
         <w:pStyle w:val="Heading2"/>
       </w:pPr>
-      <w:bookmarkStart w:id="47" w:name="_Toc196687064"/>
+      <w:bookmarkStart w:id="49" w:name="_Toc196699419"/>
       <w:r>
         <w:t>Database/SQLite</w:t>
       </w:r>
-      <w:bookmarkEnd w:id="47"/>
+      <w:bookmarkEnd w:id="49"/>
     </w:p>
     <w:p>
       <w:r>
@@ -9276,11 +9982,7 @@
         <w:t>e. The decision to use this database</w:t>
       </w:r>
       <w:r>
-        <w:t xml:space="preserve"> was made with the same ideals as the rest of the application, in that it is simple to design and </w:t>
-      </w:r>
-      <w:r>
-        <w:lastRenderedPageBreak/>
-        <w:t>integrate</w:t>
+        <w:t xml:space="preserve"> was made with the same ideals as the rest of the application, in that it is simple to design and integrate</w:t>
       </w:r>
       <w:r>
         <w:t xml:space="preserve"> through python</w:t>
@@ -9318,7 +10020,13 @@
         <w:t>by</w:t>
       </w:r>
       <w:r>
-        <w:t xml:space="preserve"> the developer. These queries utilise string manipulation in order to prevent exploits such as SQL injection (see. </w:t>
+        <w:t xml:space="preserve"> the developer. These queries utilise string </w:t>
+      </w:r>
+      <w:r>
+        <w:t>sanitisation</w:t>
+      </w:r>
+      <w:r>
+        <w:t xml:space="preserve"> in order to prevent exploits such as SQL injection (see. </w:t>
       </w:r>
       <w:hyperlink w:anchor="_Protecting_users_and" w:history="1">
         <w:r>
@@ -9333,15 +10041,10 @@
       </w:r>
     </w:p>
     <w:p>
-      <w:r>
-        <w:t>(show code here)</w:t>
-      </w:r>
-    </w:p>
-    <w:p>
       <w:pPr>
         <w:pStyle w:val="Heading1"/>
       </w:pPr>
-      <w:bookmarkStart w:id="48" w:name="_Toc196687065"/>
+      <w:bookmarkStart w:id="50" w:name="_Toc196699420"/>
       <w:r>
         <w:t xml:space="preserve">Extending </w:t>
       </w:r>
@@ -9351,7 +10054,7 @@
       <w:r>
         <w:t xml:space="preserve"> application</w:t>
       </w:r>
-      <w:bookmarkEnd w:id="48"/>
+      <w:bookmarkEnd w:id="50"/>
     </w:p>
     <w:p>
       <w:r>
@@ -9378,7 +10081,16 @@
         <w:t>extensions are loaded before any of the other parts of the software are started</w:t>
       </w:r>
       <w:r>
-        <w:t xml:space="preserve"> through the init_extensions function found in the webserver</w:t>
+        <w:t xml:space="preserve"> through the init</w:t>
+      </w:r>
+      <w:r>
+        <w:t xml:space="preserve">ialise </w:t>
+      </w:r>
+      <w:r>
+        <w:t>extension’s</w:t>
+      </w:r>
+      <w:r>
+        <w:t xml:space="preserve"> function found in the webserver</w:t>
       </w:r>
       <w:r>
         <w:t>. The</w:t>
@@ -9387,13 +10099,13 @@
         <w:t xml:space="preserve">se extensions </w:t>
       </w:r>
       <w:r>
-        <w:t>are loaded by importing</w:t>
-      </w:r>
-      <w:r>
-        <w:t xml:space="preserve"> it</w:t>
-      </w:r>
-      <w:r>
-        <w:t xml:space="preserve"> at runtime though pythons importlib library.</w:t>
+        <w:t xml:space="preserve">are loaded by </w:t>
+      </w:r>
+      <w:r>
+        <w:t xml:space="preserve">being imported </w:t>
+      </w:r>
+      <w:r>
+        <w:t>at runtime though pythons importlib library.</w:t>
       </w:r>
       <w:r>
         <w:t xml:space="preserve"> This way of loading the </w:t>
@@ -9417,6 +10129,7 @@
         <w:t xml:space="preserve">to be imported and where from </w:t>
       </w:r>
       <w:r>
+        <w:lastRenderedPageBreak/>
         <w:t>us</w:t>
       </w:r>
       <w:r>
@@ -9462,11 +10175,11 @@
       <w:pPr>
         <w:pStyle w:val="Heading2"/>
       </w:pPr>
-      <w:bookmarkStart w:id="49" w:name="_Toc196687066"/>
+      <w:bookmarkStart w:id="51" w:name="_Toc196699421"/>
       <w:r>
         <w:t>Extensions</w:t>
       </w:r>
-      <w:bookmarkEnd w:id="49"/>
+      <w:bookmarkEnd w:id="51"/>
     </w:p>
     <w:p>
       <w:r>
@@ -9611,16 +10324,16 @@
       <w:pPr>
         <w:pStyle w:val="Heading1"/>
       </w:pPr>
-      <w:bookmarkStart w:id="50" w:name="_Testing_and_Analysis"/>
-      <w:bookmarkStart w:id="51" w:name="_Toc196687067"/>
-      <w:bookmarkEnd w:id="50"/>
+      <w:bookmarkStart w:id="52" w:name="_Testing_and_Analysis"/>
+      <w:bookmarkStart w:id="53" w:name="_Toc196699422"/>
+      <w:bookmarkEnd w:id="52"/>
       <w:r>
         <w:t xml:space="preserve">Testing </w:t>
       </w:r>
       <w:r>
         <w:t>and Analysis</w:t>
       </w:r>
-      <w:bookmarkEnd w:id="51"/>
+      <w:bookmarkEnd w:id="53"/>
     </w:p>
     <w:p>
       <w:r>
@@ -9650,7 +10363,6 @@
     </w:p>
     <w:p>
       <w:r>
-        <w:lastRenderedPageBreak/>
         <w:t>Pytest was the</w:t>
       </w:r>
       <w:r>
@@ -9689,17 +10401,6 @@
     </w:p>
     <w:p>
       <w:r>
-        <w:t>(show tests</w:t>
-      </w:r>
-      <w:r>
-        <w:t xml:space="preserve"> (after you write them)</w:t>
-      </w:r>
-      <w:r>
-        <w:t>)</w:t>
-      </w:r>
-    </w:p>
-    <w:p>
-      <w:r>
         <w:t xml:space="preserve">Vitest was the testing framework recommended for use with Svelte applications and </w:t>
       </w:r>
       <w:r>
@@ -9715,15 +10416,24 @@
         <w:t xml:space="preserve"> was chosen for this project.</w:t>
       </w:r>
     </w:p>
+    <w:p/>
+    <w:p/>
+    <w:p/>
+    <w:p/>
+    <w:p/>
+    <w:p/>
+    <w:p/>
+    <w:p/>
     <w:p>
       <w:pPr>
         <w:pStyle w:val="Heading2"/>
       </w:pPr>
-      <w:bookmarkStart w:id="52" w:name="_Toc196687068"/>
-      <w:r>
+      <w:bookmarkStart w:id="54" w:name="_Toc196699423"/>
+      <w:r>
+        <w:lastRenderedPageBreak/>
         <w:t>Usability Testing</w:t>
       </w:r>
-      <w:bookmarkEnd w:id="52"/>
+      <w:bookmarkEnd w:id="54"/>
     </w:p>
     <w:p>
       <w:r>
@@ -9776,6 +10486,15 @@
       </w:r>
       <w:r>
         <w:t xml:space="preserve"> </w:t>
+      </w:r>
+      <w:r>
+        <w:t>Each tester was kept anonymous to keep all testing as</w:t>
+      </w:r>
+      <w:r>
+        <w:t xml:space="preserve"> unbiased and</w:t>
+      </w:r>
+      <w:r>
+        <w:t xml:space="preserve"> legitimate as possible.</w:t>
       </w:r>
     </w:p>
     <w:p>
@@ -9976,8 +10695,16 @@
             <w:tcW w:w="2159" w:type="dxa"/>
           </w:tcPr>
           <w:p>
-            <w:r>
-              <w:t>Alex</w:t>
+            <w:pPr>
+              <w:tabs>
+                <w:tab w:val="center" w:pos="971"/>
+              </w:tabs>
+            </w:pPr>
+            <w:r>
+              <w:t>Tester 1</w:t>
+            </w:r>
+            <w:r>
+              <w:tab/>
             </w:r>
           </w:p>
         </w:tc>
@@ -9985,19 +10712,34 @@
           <w:tcPr>
             <w:tcW w:w="2159" w:type="dxa"/>
           </w:tcPr>
-          <w:p/>
+          <w:p>
+            <w:r>
+              <w:t>5</w:t>
+            </w:r>
+            <w:r>
+              <w:t>/5</w:t>
+            </w:r>
+          </w:p>
         </w:tc>
         <w:tc>
           <w:tcPr>
             <w:tcW w:w="2159" w:type="dxa"/>
           </w:tcPr>
-          <w:p/>
+          <w:p>
+            <w:r>
+              <w:t>4/5</w:t>
+            </w:r>
+          </w:p>
         </w:tc>
         <w:tc>
           <w:tcPr>
             <w:tcW w:w="2159" w:type="dxa"/>
           </w:tcPr>
-          <w:p/>
+          <w:p>
+            <w:r>
+              <w:t>3/5</w:t>
+            </w:r>
+          </w:p>
         </w:tc>
       </w:tr>
       <w:tr>
@@ -10008,25 +10750,41 @@
           <w:tcPr>
             <w:tcW w:w="2159" w:type="dxa"/>
           </w:tcPr>
-          <w:p/>
+          <w:p>
+            <w:r>
+              <w:t>Tester 2</w:t>
+            </w:r>
+          </w:p>
         </w:tc>
         <w:tc>
           <w:tcPr>
             <w:tcW w:w="2159" w:type="dxa"/>
           </w:tcPr>
-          <w:p/>
+          <w:p>
+            <w:r>
+              <w:t>5/5</w:t>
+            </w:r>
+          </w:p>
         </w:tc>
         <w:tc>
           <w:tcPr>
             <w:tcW w:w="2159" w:type="dxa"/>
           </w:tcPr>
-          <w:p/>
+          <w:p>
+            <w:r>
+              <w:t>5/5</w:t>
+            </w:r>
+          </w:p>
         </w:tc>
         <w:tc>
           <w:tcPr>
             <w:tcW w:w="2159" w:type="dxa"/>
           </w:tcPr>
-          <w:p/>
+          <w:p>
+            <w:r>
+              <w:t>4/5</w:t>
+            </w:r>
+          </w:p>
         </w:tc>
       </w:tr>
       <w:tr>
@@ -10037,31 +10795,257 @@
           <w:tcPr>
             <w:tcW w:w="2159" w:type="dxa"/>
           </w:tcPr>
-          <w:p/>
+          <w:p>
+            <w:r>
+              <w:t>Tester 3</w:t>
+            </w:r>
+          </w:p>
         </w:tc>
         <w:tc>
           <w:tcPr>
             <w:tcW w:w="2159" w:type="dxa"/>
           </w:tcPr>
-          <w:p/>
+          <w:p>
+            <w:r>
+              <w:t>2</w:t>
+            </w:r>
+            <w:r>
+              <w:t>/5</w:t>
+            </w:r>
+          </w:p>
         </w:tc>
         <w:tc>
           <w:tcPr>
             <w:tcW w:w="2159" w:type="dxa"/>
           </w:tcPr>
-          <w:p/>
+          <w:p>
+            <w:r>
+              <w:t>5/5</w:t>
+            </w:r>
+          </w:p>
         </w:tc>
         <w:tc>
           <w:tcPr>
             <w:tcW w:w="2159" w:type="dxa"/>
           </w:tcPr>
-          <w:p/>
+          <w:p>
+            <w:r>
+              <w:t>5/5</w:t>
+            </w:r>
+          </w:p>
         </w:tc>
       </w:tr>
     </w:tbl>
     <w:p/>
     <w:p>
       <w:r>
+        <w:t>The results of the Community Store tests are as follows:</w:t>
+      </w:r>
+    </w:p>
+    <w:tbl>
+      <w:tblPr>
+        <w:tblStyle w:val="TableGrid"/>
+        <w:tblW w:w="0" w:type="auto"/>
+        <w:tblLook w:val="04A0" w:firstRow="1" w:lastRow="0" w:firstColumn="1" w:lastColumn="0" w:noHBand="0" w:noVBand="1"/>
+      </w:tblPr>
+      <w:tblGrid>
+        <w:gridCol w:w="2159"/>
+        <w:gridCol w:w="2159"/>
+        <w:gridCol w:w="2159"/>
+        <w:gridCol w:w="2159"/>
+      </w:tblGrid>
+      <w:tr>
+        <w:trPr>
+          <w:trHeight w:val="391"/>
+        </w:trPr>
+        <w:tc>
+          <w:tcPr>
+            <w:tcW w:w="2159" w:type="dxa"/>
+          </w:tcPr>
+          <w:p>
+            <w:r>
+              <w:t>Tester</w:t>
+            </w:r>
+          </w:p>
+        </w:tc>
+        <w:tc>
+          <w:tcPr>
+            <w:tcW w:w="2159" w:type="dxa"/>
+          </w:tcPr>
+          <w:p>
+            <w:r>
+              <w:t>Task 1</w:t>
+            </w:r>
+          </w:p>
+        </w:tc>
+        <w:tc>
+          <w:tcPr>
+            <w:tcW w:w="2159" w:type="dxa"/>
+          </w:tcPr>
+          <w:p>
+            <w:r>
+              <w:t>Task 2</w:t>
+            </w:r>
+          </w:p>
+        </w:tc>
+        <w:tc>
+          <w:tcPr>
+            <w:tcW w:w="2159" w:type="dxa"/>
+          </w:tcPr>
+          <w:p>
+            <w:r>
+              <w:t>Task 3</w:t>
+            </w:r>
+          </w:p>
+        </w:tc>
+      </w:tr>
+      <w:tr>
+        <w:trPr>
+          <w:trHeight w:val="711"/>
+        </w:trPr>
+        <w:tc>
+          <w:tcPr>
+            <w:tcW w:w="2159" w:type="dxa"/>
+          </w:tcPr>
+          <w:p>
+            <w:pPr>
+              <w:tabs>
+                <w:tab w:val="center" w:pos="971"/>
+              </w:tabs>
+            </w:pPr>
+            <w:r>
+              <w:t>Tester 1</w:t>
+            </w:r>
+            <w:r>
+              <w:tab/>
+            </w:r>
+          </w:p>
+        </w:tc>
+        <w:tc>
+          <w:tcPr>
+            <w:tcW w:w="2159" w:type="dxa"/>
+          </w:tcPr>
+          <w:p>
+            <w:r>
+              <w:t>5/5</w:t>
+            </w:r>
+          </w:p>
+        </w:tc>
+        <w:tc>
+          <w:tcPr>
+            <w:tcW w:w="2159" w:type="dxa"/>
+          </w:tcPr>
+          <w:p>
+            <w:r>
+              <w:t>4/5</w:t>
+            </w:r>
+          </w:p>
+        </w:tc>
+        <w:tc>
+          <w:tcPr>
+            <w:tcW w:w="2159" w:type="dxa"/>
+          </w:tcPr>
+          <w:p>
+            <w:r>
+              <w:t>3/5</w:t>
+            </w:r>
+          </w:p>
+        </w:tc>
+      </w:tr>
+      <w:tr>
+        <w:trPr>
+          <w:trHeight w:val="752"/>
+        </w:trPr>
+        <w:tc>
+          <w:tcPr>
+            <w:tcW w:w="2159" w:type="dxa"/>
+          </w:tcPr>
+          <w:p>
+            <w:r>
+              <w:t>Tester 2</w:t>
+            </w:r>
+          </w:p>
+        </w:tc>
+        <w:tc>
+          <w:tcPr>
+            <w:tcW w:w="2159" w:type="dxa"/>
+          </w:tcPr>
+          <w:p>
+            <w:r>
+              <w:t>5/5</w:t>
+            </w:r>
+          </w:p>
+        </w:tc>
+        <w:tc>
+          <w:tcPr>
+            <w:tcW w:w="2159" w:type="dxa"/>
+          </w:tcPr>
+          <w:p>
+            <w:r>
+              <w:t>5/5</w:t>
+            </w:r>
+          </w:p>
+        </w:tc>
+        <w:tc>
+          <w:tcPr>
+            <w:tcW w:w="2159" w:type="dxa"/>
+          </w:tcPr>
+          <w:p>
+            <w:r>
+              <w:t>4/5</w:t>
+            </w:r>
+          </w:p>
+        </w:tc>
+      </w:tr>
+      <w:tr>
+        <w:trPr>
+          <w:trHeight w:val="711"/>
+        </w:trPr>
+        <w:tc>
+          <w:tcPr>
+            <w:tcW w:w="2159" w:type="dxa"/>
+          </w:tcPr>
+          <w:p>
+            <w:r>
+              <w:t>Tester 3</w:t>
+            </w:r>
+          </w:p>
+        </w:tc>
+        <w:tc>
+          <w:tcPr>
+            <w:tcW w:w="2159" w:type="dxa"/>
+          </w:tcPr>
+          <w:p>
+            <w:r>
+              <w:t>2/5</w:t>
+            </w:r>
+          </w:p>
+        </w:tc>
+        <w:tc>
+          <w:tcPr>
+            <w:tcW w:w="2159" w:type="dxa"/>
+          </w:tcPr>
+          <w:p>
+            <w:r>
+              <w:t>5/5</w:t>
+            </w:r>
+          </w:p>
+        </w:tc>
+        <w:tc>
+          <w:tcPr>
+            <w:tcW w:w="2159" w:type="dxa"/>
+          </w:tcPr>
+          <w:p>
+            <w:r>
+              <w:t>5/5</w:t>
+            </w:r>
+          </w:p>
+        </w:tc>
+      </w:tr>
+    </w:tbl>
+    <w:p/>
+    <w:p>
+      <w:r>
         <w:t>At the end of this round of testing the testers were then asked to give written fee</w:t>
       </w:r>
       <w:r>
@@ -10104,590 +11088,196 @@
         <w:t xml:space="preserve"> limitations could not.</w:t>
       </w:r>
     </w:p>
+    <w:p/>
     <w:p>
       <w:pPr>
         <w:pStyle w:val="Heading2"/>
       </w:pPr>
-      <w:bookmarkStart w:id="53" w:name="_Toc196687069"/>
+      <w:bookmarkStart w:id="55" w:name="_Toc196699424"/>
+      <w:r>
+        <w:t xml:space="preserve">ICMS </w:t>
+      </w:r>
       <w:r>
         <w:t>Feedback</w:t>
       </w:r>
-      <w:bookmarkEnd w:id="53"/>
-    </w:p>
-    <w:p>
-      <w:r>
-        <w:t>(show feedback here)</w:t>
-      </w:r>
-    </w:p>
-    <w:p/>
-    <w:p/>
-    <w:p/>
-    <w:p/>
+      <w:bookmarkEnd w:id="55"/>
+    </w:p>
+    <w:p>
+      <w:r>
+        <w:t>The feedback received from the testers</w:t>
+      </w:r>
+      <w:r>
+        <w:t xml:space="preserve"> for the ICMS application</w:t>
+      </w:r>
+      <w:r>
+        <w:t xml:space="preserve"> is as follows: </w:t>
+      </w:r>
+    </w:p>
+    <w:p>
+      <w:r>
+        <w:t>Tester 1:</w:t>
+      </w:r>
+    </w:p>
+    <w:p>
+      <w:pPr>
+        <w:pStyle w:val="ListParagraph"/>
+        <w:numPr>
+          <w:ilvl w:val="0"/>
+          <w:numId w:val="1"/>
+        </w:numPr>
+      </w:pPr>
+      <w:r>
+        <w:t>Found that pairing a device was difficult as occasionally the device would not be shown on the pairing screen. This bug also continued to cause another bug where the same device was shown multiple times when attempting to pair the device a second time</w:t>
+      </w:r>
+      <w:r>
+        <w:t>.</w:t>
+      </w:r>
+      <w:r>
+        <w:t xml:space="preserve"> </w:t>
+      </w:r>
+      <w:r>
+        <w:t>Overall,</w:t>
+      </w:r>
+      <w:r>
+        <w:t xml:space="preserve"> the feedback was good as far as </w:t>
+      </w:r>
+      <w:r>
+        <w:t>visual,</w:t>
+      </w:r>
+      <w:r>
+        <w:t xml:space="preserve"> and functionality </w:t>
+      </w:r>
+      <w:r>
+        <w:t xml:space="preserve">of the other applications </w:t>
+      </w:r>
+      <w:r>
+        <w:t>was concerned.</w:t>
+      </w:r>
+    </w:p>
+    <w:p>
+      <w:r>
+        <w:t>Tester 2:</w:t>
+      </w:r>
+    </w:p>
+    <w:p>
+      <w:pPr>
+        <w:pStyle w:val="ListParagraph"/>
+        <w:numPr>
+          <w:ilvl w:val="0"/>
+          <w:numId w:val="1"/>
+        </w:numPr>
+      </w:pPr>
+      <w:r>
+        <w:t>The same bug was observed for a second time, although on this occasion the tester was not prevented from pairing the device.</w:t>
+      </w:r>
+      <w:r>
+        <w:t xml:space="preserve"> Feedback for visuals was similar to first tester</w:t>
+      </w:r>
+      <w:r>
+        <w:t xml:space="preserve"> although the need for more visual </w:t>
+      </w:r>
+      <w:r>
+        <w:t>cues</w:t>
+      </w:r>
+      <w:r>
+        <w:t xml:space="preserve"> such as icons and colour was </w:t>
+      </w:r>
+      <w:r>
+        <w:t xml:space="preserve">made </w:t>
+      </w:r>
+      <w:r>
+        <w:t>apparent.</w:t>
+      </w:r>
+    </w:p>
+    <w:p>
+      <w:r>
+        <w:t xml:space="preserve">Tester 3: </w:t>
+      </w:r>
+    </w:p>
+    <w:p>
+      <w:pPr>
+        <w:pStyle w:val="ListParagraph"/>
+        <w:numPr>
+          <w:ilvl w:val="0"/>
+          <w:numId w:val="1"/>
+        </w:numPr>
+      </w:pPr>
+      <w:r>
+        <w:t>A different bug concerning the</w:t>
+      </w:r>
+      <w:r>
+        <w:t xml:space="preserve"> </w:t>
+      </w:r>
+      <w:r>
+        <w:t>user</w:t>
+      </w:r>
+      <w:r>
+        <w:t xml:space="preserve"> token</w:t>
+      </w:r>
+      <w:r>
+        <w:t xml:space="preserve"> not</w:t>
+      </w:r>
+      <w:r>
+        <w:t xml:space="preserve"> being</w:t>
+      </w:r>
+      <w:r>
+        <w:t xml:space="preserve"> received when a user is registering</w:t>
+      </w:r>
+      <w:r>
+        <w:t xml:space="preserve"> or logging in</w:t>
+      </w:r>
+      <w:r>
+        <w:t xml:space="preserve"> </w:t>
+      </w:r>
+      <w:r>
+        <w:t>was found.</w:t>
+      </w:r>
+      <w:r>
+        <w:t xml:space="preserve"> This bug was easy to fix</w:t>
+      </w:r>
+      <w:r>
+        <w:t xml:space="preserve"> on the spot,</w:t>
+      </w:r>
+      <w:r>
+        <w:t xml:space="preserve"> although</w:t>
+      </w:r>
+      <w:r>
+        <w:t xml:space="preserve"> </w:t>
+      </w:r>
+      <w:r>
+        <w:t>f</w:t>
+      </w:r>
+      <w:r>
+        <w:t>ollowing that,</w:t>
+      </w:r>
+      <w:r>
+        <w:t xml:space="preserve"> a different bug when redirecting to the dashboard</w:t>
+      </w:r>
+      <w:r>
+        <w:t>,</w:t>
+      </w:r>
+      <w:r>
+        <w:t xml:space="preserve"> was found</w:t>
+      </w:r>
+      <w:r>
+        <w:t>. The feedback for the login system was used to fix multiple issues.</w:t>
+      </w:r>
+      <w:r>
+        <w:t xml:space="preserve"> </w:t>
+      </w:r>
+      <w:r>
+        <w:t xml:space="preserve"> </w:t>
+      </w:r>
+    </w:p>
     <w:p>
       <w:pPr>
         <w:pStyle w:val="Heading2"/>
       </w:pPr>
-      <w:bookmarkStart w:id="54" w:name="_Toc196687070"/>
-      <w:r>
-        <w:t xml:space="preserve">Ease of development vs </w:t>
-      </w:r>
-      <w:r>
-        <w:t>best practices</w:t>
-      </w:r>
-      <w:bookmarkEnd w:id="54"/>
-    </w:p>
-    <w:p>
-      <w:r>
-        <w:t xml:space="preserve">Sometimes in development the ease of development out-weighs the speed of the application. As long as the product is proved to be able to be developed. The application can always be optimised or re-written in a different language to be faster. </w:t>
-      </w:r>
-    </w:p>
-    <w:p>
-      <w:r>
-        <w:t>As a business, best practices should be followed more closely as the development power is usually there to be able to develop it correctly the first time.</w:t>
-      </w:r>
-    </w:p>
-    <w:p>
-      <w:pPr>
-        <w:pStyle w:val="Heading1"/>
-      </w:pPr>
-      <w:bookmarkStart w:id="55" w:name="_Toc196687071"/>
-      <w:r>
-        <w:t>Development Environment</w:t>
-      </w:r>
-      <w:bookmarkEnd w:id="55"/>
-    </w:p>
-    <w:p>
-      <w:pPr>
-        <w:pStyle w:val="Heading2"/>
-      </w:pPr>
-      <w:bookmarkStart w:id="56" w:name="_Toc196687072"/>
-      <w:r>
-        <w:t>Hosting and improving on ease of use</w:t>
+      <w:bookmarkStart w:id="56" w:name="_Toc196699425"/>
+      <w:r>
+        <w:t>Community Store Feedback</w:t>
       </w:r>
       <w:bookmarkEnd w:id="56"/>
-    </w:p>
-    <w:p>
-      <w:r>
-        <w:t>Hosting a server isn’t always a simple job. Automating the more difficult parts massively improves how the end user access</w:t>
-      </w:r>
-      <w:r>
-        <w:t>es</w:t>
-      </w:r>
-      <w:r>
-        <w:t xml:space="preserve"> and uses the application. </w:t>
-      </w:r>
-    </w:p>
-    <w:p>
-      <w:pPr>
-        <w:pStyle w:val="Heading2"/>
-      </w:pPr>
-      <w:bookmarkStart w:id="57" w:name="_Toc196687073"/>
-      <w:r>
-        <w:t>Docker</w:t>
-      </w:r>
-      <w:bookmarkEnd w:id="57"/>
-    </w:p>
-    <w:p>
-      <w:r>
-        <w:t>Docker is an application built to containeri</w:t>
-      </w:r>
-      <w:r>
-        <w:t>s</w:t>
-      </w:r>
-      <w:r>
-        <w:t xml:space="preserve">e other applications. Through this containerisation, developers can build and test their code </w:t>
-      </w:r>
-      <w:r>
-        <w:t xml:space="preserve">without having to worry about </w:t>
-      </w:r>
-    </w:p>
-    <w:p>
-      <w:r>
-        <w:t>Docker was chosen to simplify the build process for both applications.</w:t>
-      </w:r>
-      <w:r>
-        <w:t xml:space="preserve"> </w:t>
-      </w:r>
-      <w:r>
-        <w:t>Docker allows the developer to automate the build process by using step-by-step commands in a file called a Dockerfile.</w:t>
-      </w:r>
-      <w:r>
-        <w:t xml:space="preserve"> These </w:t>
-      </w:r>
-      <w:r>
-        <w:t>D</w:t>
-      </w:r>
-      <w:r>
-        <w:t>ockerfiles allow you to specify how libraries are downloaded and installed as well as how the final program is run</w:t>
-      </w:r>
-      <w:r>
-        <w:t>. To use the Dockerfile, an initial image is selected for usage within the container</w:t>
-      </w:r>
-      <w:r>
-        <w:t>, f</w:t>
-      </w:r>
-      <w:r>
-        <w:t>or example, each of the</w:t>
-      </w:r>
-      <w:r>
-        <w:t xml:space="preserve"> application</w:t>
-      </w:r>
-      <w:r>
-        <w:t xml:space="preserve"> servers running within ICMS </w:t>
-      </w:r>
-      <w:r>
-        <w:t>use</w:t>
-      </w:r>
-      <w:r>
-        <w:t xml:space="preserve"> the default</w:t>
-      </w:r>
-      <w:r>
-        <w:t xml:space="preserve"> </w:t>
-      </w:r>
-      <w:r>
-        <w:t xml:space="preserve">python </w:t>
-      </w:r>
-      <w:r>
-        <w:t>image</w:t>
-      </w:r>
-      <w:r>
-        <w:t>, while each of the Svelte web applications use the node image</w:t>
-      </w:r>
-      <w:r>
-        <w:t>.</w:t>
-      </w:r>
-    </w:p>
-    <w:p>
-      <w:r>
-        <w:t>Commands used within docker are the same as any other.</w:t>
-      </w:r>
-      <w:r>
-        <w:t xml:space="preserve"> The final command is the one that will attempt to run for as long as the application is running, specifying this anywhere else will prevent the command from being executed.</w:t>
-      </w:r>
-    </w:p>
-    <w:p>
-      <w:pPr>
-        <w:pStyle w:val="Heading2"/>
-      </w:pPr>
-      <w:bookmarkStart w:id="58" w:name="_Toc196687074"/>
-      <w:r>
-        <w:t>Docker</w:t>
-      </w:r>
-      <w:r>
-        <w:t>-</w:t>
-      </w:r>
-      <w:r>
-        <w:t>C</w:t>
-      </w:r>
-      <w:r>
-        <w:t>ompose</w:t>
-      </w:r>
-      <w:bookmarkEnd w:id="58"/>
-    </w:p>
-    <w:p>
-      <w:r>
-        <w:t>Docker compose allows</w:t>
-      </w:r>
-      <w:r>
-        <w:t xml:space="preserve"> Dockerfiles to be compiled together and run simultaneously in the same docker image. Through the image, different applications can be disabled and enabled depending on which parts the end user wishes to use. </w:t>
-      </w:r>
-    </w:p>
-    <w:p>
-      <w:pPr>
-        <w:pStyle w:val="Heading2"/>
-      </w:pPr>
-      <w:bookmarkStart w:id="59" w:name="_Toc196687075"/>
-      <w:r>
-        <w:t>Nginx</w:t>
-      </w:r>
-      <w:bookmarkEnd w:id="59"/>
-    </w:p>
-    <w:p>
-      <w:r>
-        <w:t>Nginx</w:t>
-      </w:r>
-      <w:r>
-        <w:t xml:space="preserve"> is a piece of software that adds many features that can be used when hosting web services</w:t>
-      </w:r>
-      <w:r>
-        <w:t xml:space="preserve"> and</w:t>
-      </w:r>
-      <w:r>
-        <w:t xml:space="preserve"> is hosted as a separate service within the docker-compose file</w:t>
-      </w:r>
-      <w:r>
-        <w:t>.</w:t>
-      </w:r>
-      <w:r>
-        <w:t xml:space="preserve"> There are many advanced features that can be</w:t>
-      </w:r>
-      <w:r>
-        <w:t xml:space="preserve"> taken advantage of when using this software</w:t>
-      </w:r>
-      <w:r>
-        <w:t>, for</w:t>
-      </w:r>
-      <w:r>
-        <w:t xml:space="preserve"> example, the most utilised feature for </w:t>
-      </w:r>
-      <w:r>
-        <w:t>a</w:t>
-      </w:r>
-      <w:r>
-        <w:t xml:space="preserve"> nginx server </w:t>
-      </w:r>
-      <w:r>
-        <w:t>is to act as a</w:t>
-      </w:r>
-      <w:r>
-        <w:t xml:space="preserve"> </w:t>
-      </w:r>
-      <w:r>
-        <w:t>reverse prox</w:t>
-      </w:r>
-      <w:r>
-        <w:t>y</w:t>
-      </w:r>
-      <w:r>
-        <w:t>.</w:t>
-      </w:r>
-      <w:r>
-        <w:t xml:space="preserve"> </w:t>
-      </w:r>
-      <w:r>
-        <w:t>A reverse proxy is w</w:t>
-      </w:r>
-      <w:r>
-        <w:t xml:space="preserve">here the backend </w:t>
-      </w:r>
-      <w:r>
-        <w:t>services</w:t>
-      </w:r>
-      <w:r>
-        <w:t xml:space="preserve"> are proxied through </w:t>
-      </w:r>
-      <w:r>
-        <w:t xml:space="preserve">from a </w:t>
-      </w:r>
-      <w:r>
-        <w:t>front</w:t>
-      </w:r>
-      <w:r>
-        <w:t>-facing layer</w:t>
-      </w:r>
-      <w:r>
-        <w:t xml:space="preserve"> to a backend layer</w:t>
-      </w:r>
-      <w:r>
-        <w:t xml:space="preserve"> which is not in itself accessible</w:t>
-      </w:r>
-      <w:r>
-        <w:t xml:space="preserve"> from outside the network</w:t>
-      </w:r>
-      <w:r>
-        <w:t>.</w:t>
-      </w:r>
-      <w:r>
-        <w:t xml:space="preserve"> </w:t>
-      </w:r>
-      <w:r>
-        <w:t>Reverse</w:t>
-      </w:r>
-      <w:r>
-        <w:t xml:space="preserve"> prox</w:t>
-      </w:r>
-      <w:r>
-        <w:t xml:space="preserve">ies </w:t>
-      </w:r>
-      <w:r>
-        <w:t xml:space="preserve">allow all commands to flow through </w:t>
-      </w:r>
-      <w:r>
-        <w:t xml:space="preserve">nginx </w:t>
-      </w:r>
-      <w:r>
-        <w:t>before reaching the backend</w:t>
-      </w:r>
-      <w:r>
-        <w:t xml:space="preserve"> services</w:t>
-      </w:r>
-      <w:r>
-        <w:t xml:space="preserve"> and as a result,</w:t>
-      </w:r>
-      <w:r>
-        <w:t xml:space="preserve"> </w:t>
-      </w:r>
-      <w:r>
-        <w:t xml:space="preserve">features </w:t>
-      </w:r>
-      <w:r>
-        <w:t>such as load balancing and rate limiting</w:t>
-      </w:r>
-      <w:r>
-        <w:t xml:space="preserve"> are made available to be used</w:t>
-      </w:r>
-      <w:r>
-        <w:t>.</w:t>
-      </w:r>
-    </w:p>
-    <w:p>
-      <w:r>
-        <w:lastRenderedPageBreak/>
-        <w:t>Rate limiting is especially important when designing an application as it reduces the likelihood of a web application or service</w:t>
-      </w:r>
-      <w:r>
-        <w:t>, experiencing a DDOS or DOS attack.</w:t>
-      </w:r>
-      <w:r>
-        <w:t xml:space="preserve"> Rate limiting puts a hard limit on the </w:t>
-      </w:r>
-      <w:r>
-        <w:t>number</w:t>
-      </w:r>
-      <w:r>
-        <w:t xml:space="preserve"> of requests specific users can make per amount of time.</w:t>
-      </w:r>
-    </w:p>
-    <w:p/>
-    <w:p/>
-    <w:p>
-      <w:r>
-        <w:t>(show diagram here)</w:t>
-      </w:r>
-    </w:p>
-    <w:p>
-      <w:pPr>
-        <w:pStyle w:val="Heading1"/>
-      </w:pPr>
-      <w:bookmarkStart w:id="60" w:name="_Toc196687076"/>
-      <w:r>
-        <w:t>Optimising The Application/Future development</w:t>
-      </w:r>
-      <w:bookmarkEnd w:id="60"/>
-    </w:p>
-    <w:p>
-      <w:pPr>
-        <w:pStyle w:val="Heading2"/>
-      </w:pPr>
-      <w:bookmarkStart w:id="61" w:name="_Toc196687077"/>
-      <w:r>
-        <w:t>Improving the store</w:t>
-      </w:r>
-      <w:bookmarkEnd w:id="61"/>
-    </w:p>
-    <w:p>
-      <w:r>
-        <w:t>One of the main future</w:t>
-      </w:r>
-      <w:r>
-        <w:t xml:space="preserve"> features to</w:t>
-      </w:r>
-      <w:r>
-        <w:t xml:space="preserve"> focus </w:t>
-      </w:r>
-      <w:r>
-        <w:t xml:space="preserve">on </w:t>
-      </w:r>
-      <w:r>
-        <w:t>is the ability for the store to track different sets of hardware combinations.</w:t>
-      </w:r>
-      <w:r>
-        <w:t xml:space="preserve"> Keeping track of these hardware combinations</w:t>
-      </w:r>
-      <w:r>
-        <w:t xml:space="preserve"> will allow more specific software to be written for them </w:t>
-      </w:r>
-      <w:r>
-        <w:t>and reduce the overall need to scour the internet to find information.</w:t>
-      </w:r>
-      <w:r>
-        <w:t xml:space="preserve"> To do this, a database of hardware combinations, using device </w:t>
-      </w:r>
-      <w:r>
-        <w:t>ids</w:t>
-      </w:r>
-      <w:r>
-        <w:t xml:space="preserve"> and other identifying information could be created to store them</w:t>
-      </w:r>
-      <w:r>
-        <w:t xml:space="preserve"> in and visualised through the store page, allowing users to search for exactly what they are looking for.</w:t>
-      </w:r>
-      <w:r>
-        <w:t xml:space="preserve"> </w:t>
-      </w:r>
-    </w:p>
-    <w:p>
-      <w:pPr>
-        <w:pStyle w:val="Heading2"/>
-      </w:pPr>
-      <w:bookmarkStart w:id="62" w:name="_Toc196687078"/>
-      <w:r>
-        <w:t xml:space="preserve">Improved </w:t>
-      </w:r>
-      <w:r>
-        <w:t>extensio</w:t>
-      </w:r>
-      <w:r>
-        <w:t>n</w:t>
-      </w:r>
-      <w:r>
-        <w:t xml:space="preserve"> </w:t>
-      </w:r>
-      <w:r>
-        <w:t>management</w:t>
-      </w:r>
-      <w:bookmarkEnd w:id="62"/>
-    </w:p>
-    <w:p>
-      <w:r>
-        <w:t xml:space="preserve">Another feature for future developments of the project could be improved extension management using </w:t>
-      </w:r>
-      <w:r>
-        <w:t>deep links</w:t>
-      </w:r>
-      <w:r>
-        <w:t>.</w:t>
-      </w:r>
-      <w:r>
-        <w:t xml:space="preserve"> This would allow users with the application open to open the link and instantly have it downloaded to their applications.</w:t>
-      </w:r>
-      <w:r>
-        <w:t xml:space="preserve"> </w:t>
-      </w:r>
-    </w:p>
-    <w:p>
-      <w:pPr>
-        <w:pStyle w:val="Heading1"/>
-      </w:pPr>
-      <w:bookmarkStart w:id="63" w:name="_Toc196687079"/>
-      <w:r>
-        <w:t xml:space="preserve">What I’ve </w:t>
-      </w:r>
-      <w:r>
-        <w:t>L</w:t>
-      </w:r>
-      <w:r>
-        <w:t>earned and</w:t>
-      </w:r>
-      <w:r>
-        <w:t xml:space="preserve"> I</w:t>
-      </w:r>
-      <w:r>
-        <w:t xml:space="preserve">mproved </w:t>
-      </w:r>
-      <w:r>
-        <w:t>D</w:t>
-      </w:r>
-      <w:r>
-        <w:t xml:space="preserve">uring the </w:t>
-      </w:r>
-      <w:r>
-        <w:t>P</w:t>
-      </w:r>
-      <w:r>
-        <w:t>roject</w:t>
-      </w:r>
-      <w:bookmarkEnd w:id="63"/>
-    </w:p>
-    <w:p>
-      <w:r>
-        <w:t>This project has been an immense undertaking and</w:t>
-      </w:r>
-      <w:r>
-        <w:t xml:space="preserve"> one of the biggest </w:t>
-      </w:r>
-      <w:r>
-        <w:t>take-</w:t>
-      </w:r>
-      <w:r>
-        <w:t>aways from the project is that</w:t>
-      </w:r>
-      <w:r>
-        <w:t xml:space="preserve"> many features hav</w:t>
-      </w:r>
-      <w:r>
-        <w:t>e</w:t>
-      </w:r>
-      <w:r>
-        <w:t xml:space="preserve"> needed to be cut or modified to fit within the deadline</w:t>
-      </w:r>
-      <w:r>
-        <w:t>.</w:t>
-      </w:r>
-      <w:r>
-        <w:t xml:space="preserve"> Conforming to deadlines</w:t>
-      </w:r>
-      <w:r>
-        <w:t xml:space="preserve"> </w:t>
-      </w:r>
-      <w:r>
-        <w:t>is always important in big projects in the professional world.</w:t>
-      </w:r>
-    </w:p>
-    <w:p>
-      <w:pPr>
-        <w:pStyle w:val="Heading1"/>
-      </w:pPr>
-      <w:bookmarkStart w:id="64" w:name="_Toc196687080"/>
-      <w:r>
-        <w:t>Final thoughts and discussion</w:t>
-      </w:r>
-      <w:bookmarkEnd w:id="64"/>
-    </w:p>
-    <w:p>
-      <w:r>
-        <w:t>The market for these devices and the software written for them is massive</w:t>
-      </w:r>
-      <w:r>
-        <w:t xml:space="preserve">, </w:t>
-      </w:r>
-    </w:p>
-    <w:p>
-      <w:r>
-        <w:t>This application doesn’t aim to fix every problem but a select few</w:t>
-      </w:r>
-      <w:r>
-        <w:t>. With any application being developed, feature creep is inevitable</w:t>
-      </w:r>
-      <w:r>
-        <w:t>.</w:t>
-      </w:r>
-      <w:r>
-        <w:t xml:space="preserve"> </w:t>
-      </w:r>
-      <w:r>
-        <w:t xml:space="preserve">When designing the </w:t>
-      </w:r>
-      <w:r>
-        <w:t>project,</w:t>
-      </w:r>
-      <w:r>
-        <w:t xml:space="preserve"> it was especially important to not let too many features be added</w:t>
-      </w:r>
-      <w:r>
-        <w:t xml:space="preserve"> </w:t>
-      </w:r>
-      <w:r>
-        <w:t>because the project was</w:t>
-      </w:r>
-      <w:r>
-        <w:t xml:space="preserve"> never</w:t>
-      </w:r>
-      <w:r>
-        <w:t xml:space="preserve"> designed to actually fix </w:t>
-      </w:r>
-      <w:r>
-        <w:t xml:space="preserve">all the </w:t>
-      </w:r>
-      <w:r>
-        <w:t>problem</w:t>
-      </w:r>
-      <w:r>
-        <w:t>s</w:t>
-      </w:r>
-      <w:r>
-        <w:t xml:space="preserve"> found within the design and development of IOT devices. This application was designed to host and manage code written for a central server and allow different devices connected to it access and call that code.</w:t>
-      </w:r>
     </w:p>
     <w:p/>
     <w:p/>
@@ -10695,58 +11285,750 @@
     <w:p/>
     <w:p/>
     <w:p/>
+    <w:p/>
+    <w:p/>
+    <w:p/>
+    <w:p/>
+    <w:p/>
+    <w:p/>
+    <w:p/>
     <w:p>
       <w:pPr>
         <w:pStyle w:val="Heading1"/>
       </w:pPr>
-      <w:bookmarkStart w:id="65" w:name="_Toc196687081"/>
-      <w:r>
+      <w:bookmarkStart w:id="57" w:name="_Toc196699426"/>
+      <w:r>
+        <w:lastRenderedPageBreak/>
+        <w:t>Development Environment</w:t>
+      </w:r>
+      <w:bookmarkEnd w:id="57"/>
+    </w:p>
+    <w:p>
+      <w:pPr>
+        <w:pStyle w:val="Heading2"/>
+      </w:pPr>
+      <w:bookmarkStart w:id="58" w:name="_Toc196699427"/>
+      <w:r>
+        <w:t>Hosting and improving on ease of use</w:t>
+      </w:r>
+      <w:bookmarkEnd w:id="58"/>
+    </w:p>
+    <w:p>
+      <w:r>
+        <w:t>Hosting a server isn’t always a simple job. Automating the more difficult parts massively improves how the end user access</w:t>
+      </w:r>
+      <w:r>
+        <w:t>es</w:t>
+      </w:r>
+      <w:r>
+        <w:t xml:space="preserve"> and uses the application. </w:t>
+      </w:r>
+    </w:p>
+    <w:p>
+      <w:pPr>
+        <w:pStyle w:val="Heading2"/>
+      </w:pPr>
+      <w:bookmarkStart w:id="59" w:name="_Toc196699428"/>
+      <w:r>
+        <w:t>Docker</w:t>
+      </w:r>
+      <w:bookmarkEnd w:id="59"/>
+    </w:p>
+    <w:p>
+      <w:r>
+        <w:t>Docker is an application built to containeri</w:t>
+      </w:r>
+      <w:r>
+        <w:t>s</w:t>
+      </w:r>
+      <w:r>
+        <w:t xml:space="preserve">e other applications. Through this containerisation, developers can build and test their code </w:t>
+      </w:r>
+      <w:r>
+        <w:t xml:space="preserve">without having to worry about </w:t>
+      </w:r>
+    </w:p>
+    <w:p>
+      <w:r>
+        <w:t>Docker was chosen to simplify the build process for both applications.</w:t>
+      </w:r>
+      <w:r>
+        <w:t xml:space="preserve"> </w:t>
+      </w:r>
+      <w:r>
+        <w:t>Docker allows the developer to automate the build process by using step-by-step commands in a file called a Dockerfile.</w:t>
+      </w:r>
+      <w:r>
+        <w:t xml:space="preserve"> These </w:t>
+      </w:r>
+      <w:r>
+        <w:t>D</w:t>
+      </w:r>
+      <w:r>
+        <w:t>ockerfiles allow you to specify how libraries are downloaded and installed as well as how the final program is run</w:t>
+      </w:r>
+      <w:r>
+        <w:t>. To use the Dockerfile, an initial image is selected for usage within the container</w:t>
+      </w:r>
+      <w:r>
+        <w:t>, f</w:t>
+      </w:r>
+      <w:r>
+        <w:t>or example, each of the</w:t>
+      </w:r>
+      <w:r>
+        <w:t xml:space="preserve"> application</w:t>
+      </w:r>
+      <w:r>
+        <w:t xml:space="preserve"> servers running within ICMS </w:t>
+      </w:r>
+      <w:r>
+        <w:t>use</w:t>
+      </w:r>
+      <w:r>
+        <w:t xml:space="preserve"> the default</w:t>
+      </w:r>
+      <w:r>
+        <w:t xml:space="preserve"> </w:t>
+      </w:r>
+      <w:r>
+        <w:t xml:space="preserve">python </w:t>
+      </w:r>
+      <w:r>
+        <w:t>image</w:t>
+      </w:r>
+      <w:r>
+        <w:t>, while each of the Svelte web applications use the node image</w:t>
+      </w:r>
+      <w:r>
+        <w:t>.</w:t>
+      </w:r>
+    </w:p>
+    <w:p>
+      <w:r>
+        <w:t>Commands used within docker are the same as any other.</w:t>
+      </w:r>
+      <w:r>
+        <w:t xml:space="preserve"> The final command is the one that will attempt to run for as long as the application is running, specifying this anywhere else will prevent the command from being executed.</w:t>
+      </w:r>
+    </w:p>
+    <w:p>
+      <w:pPr>
+        <w:pStyle w:val="Heading2"/>
+      </w:pPr>
+      <w:bookmarkStart w:id="60" w:name="_Toc196699429"/>
+      <w:r>
+        <w:t>Docker</w:t>
+      </w:r>
+      <w:r>
+        <w:t>-</w:t>
+      </w:r>
+      <w:r>
+        <w:t>C</w:t>
+      </w:r>
+      <w:r>
+        <w:t>ompose</w:t>
+      </w:r>
+      <w:bookmarkEnd w:id="60"/>
+    </w:p>
+    <w:p>
+      <w:r>
+        <w:t>Docker compose allows</w:t>
+      </w:r>
+      <w:r>
+        <w:t xml:space="preserve"> Dockerfiles to be compiled together and run simultaneously in the same docker image. Through the </w:t>
+      </w:r>
+      <w:r>
+        <w:t xml:space="preserve">compose </w:t>
+      </w:r>
+      <w:r>
+        <w:t xml:space="preserve">image, different </w:t>
+      </w:r>
+      <w:r>
+        <w:t>services</w:t>
+      </w:r>
+      <w:r>
+        <w:t xml:space="preserve"> can be disabled and enabled depending on which parts the end user wishes to use.</w:t>
+      </w:r>
+      <w:r>
+        <w:t xml:space="preserve"> The community store utilises docker compose to run </w:t>
+      </w:r>
+      <w:r>
+        <w:t>a</w:t>
+      </w:r>
+      <w:r>
+        <w:t xml:space="preserve"> Nginx </w:t>
+      </w:r>
+      <w:r>
+        <w:t xml:space="preserve">instance </w:t>
+      </w:r>
+      <w:r>
+        <w:t>as well as the other services, such as the Svelte web application and the python backend</w:t>
+      </w:r>
+      <w:r>
+        <w:t>, at the same time</w:t>
+      </w:r>
+      <w:r>
+        <w:t>.</w:t>
+      </w:r>
+      <w:r>
+        <w:t xml:space="preserve"> This system also utilises docker composes’ port exposing</w:t>
+      </w:r>
+      <w:r>
+        <w:t xml:space="preserve"> system in order to give Nginx access to the </w:t>
+      </w:r>
+      <w:r>
+        <w:t xml:space="preserve">network of the </w:t>
+      </w:r>
+      <w:r>
+        <w:t>containerised versions of the applications</w:t>
+      </w:r>
+      <w:r>
+        <w:t>.</w:t>
+      </w:r>
+      <w:r>
+        <w:t xml:space="preserve"> </w:t>
+      </w:r>
+      <w:r>
+        <w:t xml:space="preserve"> </w:t>
+      </w:r>
+    </w:p>
+    <w:p>
+      <w:pPr>
+        <w:pStyle w:val="Heading2"/>
+      </w:pPr>
+      <w:bookmarkStart w:id="61" w:name="_Toc196699430"/>
+      <w:r>
+        <w:t>Nginx</w:t>
+      </w:r>
+      <w:bookmarkEnd w:id="61"/>
+    </w:p>
+    <w:p>
+      <w:r>
+        <w:t>Nginx</w:t>
+      </w:r>
+      <w:r>
+        <w:t xml:space="preserve"> is a piece of software that adds many features that can be used when hosting web services</w:t>
+      </w:r>
+      <w:r>
+        <w:t xml:space="preserve"> and</w:t>
+      </w:r>
+      <w:r>
+        <w:t xml:space="preserve"> is hosted as a separate service within the docker-compose file</w:t>
+      </w:r>
+      <w:r>
+        <w:t>.</w:t>
+      </w:r>
+      <w:r>
+        <w:t xml:space="preserve"> There are many advanced features that can be</w:t>
+      </w:r>
+      <w:r>
+        <w:t xml:space="preserve"> taken advantage of when using this software</w:t>
+      </w:r>
+      <w:r>
+        <w:t>, for</w:t>
+      </w:r>
+      <w:r>
+        <w:t xml:space="preserve"> example, the most utilised feature for </w:t>
+      </w:r>
+      <w:r>
+        <w:t>a</w:t>
+      </w:r>
+      <w:r>
+        <w:t xml:space="preserve"> nginx server </w:t>
+      </w:r>
+      <w:r>
+        <w:t>is to act as a</w:t>
+      </w:r>
+      <w:r>
+        <w:t xml:space="preserve"> </w:t>
+      </w:r>
+      <w:r>
+        <w:t>reverse prox</w:t>
+      </w:r>
+      <w:r>
+        <w:t>y</w:t>
+      </w:r>
+      <w:r>
+        <w:t>.</w:t>
+      </w:r>
+      <w:r>
+        <w:t xml:space="preserve"> </w:t>
+      </w:r>
+      <w:r>
+        <w:t>A reverse proxy is w</w:t>
+      </w:r>
+      <w:r>
+        <w:t xml:space="preserve">here the backend </w:t>
+      </w:r>
+      <w:r>
+        <w:t>services</w:t>
+      </w:r>
+      <w:r>
+        <w:t xml:space="preserve"> are proxied through </w:t>
+      </w:r>
+      <w:r>
+        <w:t xml:space="preserve">from a </w:t>
+      </w:r>
+      <w:r>
+        <w:t>front</w:t>
+      </w:r>
+      <w:r>
+        <w:t>-facing layer</w:t>
+      </w:r>
+      <w:r>
+        <w:t xml:space="preserve"> to a backend layer</w:t>
+      </w:r>
+      <w:r>
+        <w:t xml:space="preserve"> which is not in itself accessible</w:t>
+      </w:r>
+      <w:r>
+        <w:t xml:space="preserve"> from outside the network</w:t>
+      </w:r>
+      <w:r>
+        <w:t>.</w:t>
+      </w:r>
+      <w:r>
+        <w:t xml:space="preserve"> </w:t>
+      </w:r>
+      <w:r>
+        <w:t>Reverse</w:t>
+      </w:r>
+      <w:r>
+        <w:t xml:space="preserve"> prox</w:t>
+      </w:r>
+      <w:r>
+        <w:t xml:space="preserve">ies </w:t>
+      </w:r>
+      <w:r>
+        <w:t xml:space="preserve">allow all commands to flow through </w:t>
+      </w:r>
+      <w:r>
+        <w:t xml:space="preserve">nginx </w:t>
+      </w:r>
+      <w:r>
+        <w:t>before reaching the backend</w:t>
+      </w:r>
+      <w:r>
+        <w:t xml:space="preserve"> services</w:t>
+      </w:r>
+      <w:r>
+        <w:t xml:space="preserve"> and as a result,</w:t>
+      </w:r>
+      <w:r>
+        <w:t xml:space="preserve"> </w:t>
+      </w:r>
+      <w:r>
+        <w:t xml:space="preserve">features </w:t>
+      </w:r>
+      <w:r>
+        <w:t>such as load balancing and rate limiting</w:t>
+      </w:r>
+      <w:r>
+        <w:t xml:space="preserve"> are made available to be used</w:t>
+      </w:r>
+      <w:r>
+        <w:t>.</w:t>
+      </w:r>
+    </w:p>
+    <w:p>
+      <w:r>
+        <w:t>Rate limiting is especially important when designing an application as it reduces the likelihood of a web application or service</w:t>
+      </w:r>
+      <w:r>
+        <w:t>, experiencing a DDOS or DOS attack.</w:t>
+      </w:r>
+      <w:r>
+        <w:t xml:space="preserve"> Rate limiting puts a hard limit on the </w:t>
+      </w:r>
+      <w:r>
+        <w:t>number</w:t>
+      </w:r>
+      <w:r>
+        <w:t xml:space="preserve"> of requests specific users can make per amount of time.</w:t>
+      </w:r>
+    </w:p>
+    <w:p>
+      <w:r>
+        <w:t>Load balancing is another crucial use case for a front-end service such as Nginx. Load balancing allows for the server to be able to detect when request</w:t>
+      </w:r>
+      <w:r>
+        <w:t>s</w:t>
+      </w:r>
+      <w:r>
+        <w:t xml:space="preserve"> </w:t>
+      </w:r>
+      <w:r>
+        <w:t>are</w:t>
+      </w:r>
+      <w:r>
+        <w:t xml:space="preserve"> overwhelming the back-end service and will allow for more instances of the service to be created</w:t>
+      </w:r>
+      <w:r>
+        <w:t xml:space="preserve">, or for requests to be forwarded to a </w:t>
+      </w:r>
+      <w:r>
+        <w:t>different</w:t>
+      </w:r>
+      <w:r>
+        <w:t xml:space="preserve"> servic</w:t>
+      </w:r>
+      <w:r>
+        <w:t>e</w:t>
+      </w:r>
+      <w:r>
+        <w:t>.</w:t>
+      </w:r>
+      <w:r>
+        <w:t xml:space="preserve"> Utilising load balancing overall </w:t>
+      </w:r>
+      <w:r>
+        <w:t xml:space="preserve">is used to </w:t>
+      </w:r>
+      <w:r>
+        <w:t xml:space="preserve">prevent systems from </w:t>
+      </w:r>
+      <w:r>
+        <w:lastRenderedPageBreak/>
+        <w:t>being overwhelme</w:t>
+      </w:r>
+      <w:r>
+        <w:t>d</w:t>
+      </w:r>
+      <w:r>
+        <w:t xml:space="preserve"> and improves the uptime of the application</w:t>
+      </w:r>
+      <w:r>
+        <w:t>, which is especially important in commercial environments</w:t>
+      </w:r>
+      <w:r>
+        <w:t>.</w:t>
+      </w:r>
+    </w:p>
+    <w:p>
+      <w:pPr>
+        <w:pStyle w:val="Heading1"/>
+      </w:pPr>
+      <w:bookmarkStart w:id="62" w:name="_Toc196699431"/>
+      <w:r>
+        <w:t>Optimising The Application/Future development</w:t>
+      </w:r>
+      <w:bookmarkEnd w:id="62"/>
+    </w:p>
+    <w:p>
+      <w:pPr>
+        <w:pStyle w:val="Heading2"/>
+      </w:pPr>
+      <w:bookmarkStart w:id="63" w:name="_Toc196699432"/>
+      <w:r>
+        <w:t>Improving the store</w:t>
+      </w:r>
+      <w:bookmarkEnd w:id="63"/>
+    </w:p>
+    <w:p>
+      <w:r>
+        <w:t>One of the main future</w:t>
+      </w:r>
+      <w:r>
+        <w:t xml:space="preserve"> features to</w:t>
+      </w:r>
+      <w:r>
+        <w:t xml:space="preserve"> focus </w:t>
+      </w:r>
+      <w:r>
+        <w:t xml:space="preserve">on </w:t>
+      </w:r>
+      <w:r>
+        <w:t>is the ability for the store to track different sets of hardware combinations.</w:t>
+      </w:r>
+      <w:r>
+        <w:t xml:space="preserve"> Keeping track of these hardware combinations</w:t>
+      </w:r>
+      <w:r>
+        <w:t xml:space="preserve"> will allow more specific software to be written for them </w:t>
+      </w:r>
+      <w:r>
+        <w:t>and reduce the overall need to scour the internet to find information.</w:t>
+      </w:r>
+      <w:r>
+        <w:t xml:space="preserve"> To do this, a database of hardware combinations, using device </w:t>
+      </w:r>
+      <w:r>
+        <w:t>ids</w:t>
+      </w:r>
+      <w:r>
+        <w:t xml:space="preserve"> and other identifying information could be created to store them</w:t>
+      </w:r>
+      <w:r>
+        <w:t xml:space="preserve"> in and visualised through the store page, allowing users to search for exactly what they are looking for.</w:t>
+      </w:r>
+      <w:r>
+        <w:t xml:space="preserve"> </w:t>
+      </w:r>
+    </w:p>
+    <w:p>
+      <w:pPr>
+        <w:pStyle w:val="Heading2"/>
+      </w:pPr>
+      <w:bookmarkStart w:id="64" w:name="_Toc196699433"/>
+      <w:r>
+        <w:t xml:space="preserve">Improved </w:t>
+      </w:r>
+      <w:r>
+        <w:t>extensio</w:t>
+      </w:r>
+      <w:r>
+        <w:t>n</w:t>
+      </w:r>
+      <w:r>
+        <w:t xml:space="preserve"> </w:t>
+      </w:r>
+      <w:r>
+        <w:t>management</w:t>
+      </w:r>
+      <w:bookmarkEnd w:id="64"/>
+    </w:p>
+    <w:p>
+      <w:r>
+        <w:t xml:space="preserve">Another feature for future developments of the project could be improved extension management using </w:t>
+      </w:r>
+      <w:r>
+        <w:t>deep links</w:t>
+      </w:r>
+      <w:r>
+        <w:t>.</w:t>
+      </w:r>
+      <w:r>
+        <w:t xml:space="preserve"> This would allow users with the application open to open the link and instantly have it downloaded to their applications.</w:t>
+      </w:r>
+      <w:r>
+        <w:t xml:space="preserve"> </w:t>
+      </w:r>
+    </w:p>
+    <w:p>
+      <w:pPr>
+        <w:pStyle w:val="Heading1"/>
+      </w:pPr>
+      <w:bookmarkStart w:id="65" w:name="_Toc196699434"/>
+      <w:r>
+        <w:t xml:space="preserve">What I’ve </w:t>
+      </w:r>
+      <w:r>
+        <w:t>L</w:t>
+      </w:r>
+      <w:r>
+        <w:t>earned and</w:t>
+      </w:r>
+      <w:r>
+        <w:t xml:space="preserve"> I</w:t>
+      </w:r>
+      <w:r>
+        <w:t xml:space="preserve">mproved </w:t>
+      </w:r>
+      <w:r>
+        <w:t>D</w:t>
+      </w:r>
+      <w:r>
+        <w:t xml:space="preserve">uring the </w:t>
+      </w:r>
+      <w:r>
+        <w:t>P</w:t>
+      </w:r>
+      <w:r>
+        <w:t>roject</w:t>
+      </w:r>
+      <w:bookmarkEnd w:id="65"/>
+    </w:p>
+    <w:p>
+      <w:r>
+        <w:t>This project has been an immense undertaking and</w:t>
+      </w:r>
+      <w:r>
+        <w:t xml:space="preserve"> one of the biggest </w:t>
+      </w:r>
+      <w:r>
+        <w:t>take-</w:t>
+      </w:r>
+      <w:r>
+        <w:t>aways from the project is that</w:t>
+      </w:r>
+      <w:r>
+        <w:t xml:space="preserve"> many features hav</w:t>
+      </w:r>
+      <w:r>
+        <w:t>e</w:t>
+      </w:r>
+      <w:r>
+        <w:t xml:space="preserve"> needed to be cut or modified to fit within the deadline</w:t>
+      </w:r>
+      <w:r>
+        <w:t>.</w:t>
+      </w:r>
+      <w:r>
+        <w:t xml:space="preserve"> Following</w:t>
+      </w:r>
+      <w:r>
+        <w:t xml:space="preserve"> deadlines</w:t>
+      </w:r>
+      <w:r>
+        <w:t xml:space="preserve"> </w:t>
+      </w:r>
+      <w:r>
+        <w:t>is always important in big projects in the professional worl</w:t>
+      </w:r>
+      <w:r>
+        <w:t xml:space="preserve">d, </w:t>
+      </w:r>
+      <w:r>
+        <w:t xml:space="preserve">although </w:t>
+      </w:r>
+      <w:r>
+        <w:t xml:space="preserve">this is not always </w:t>
+      </w:r>
+      <w:r>
+        <w:t>possible,</w:t>
+      </w:r>
+      <w:r>
+        <w:t xml:space="preserve"> and every attempt </w:t>
+      </w:r>
+      <w:r>
+        <w:t>should be</w:t>
+      </w:r>
+      <w:r>
+        <w:t xml:space="preserve"> made to</w:t>
+      </w:r>
+      <w:r>
+        <w:t xml:space="preserve"> mitigate</w:t>
+      </w:r>
+      <w:r>
+        <w:t xml:space="preserve"> this especially</w:t>
+      </w:r>
+      <w:r>
+        <w:t xml:space="preserve"> when planning for the project</w:t>
+      </w:r>
+      <w:r>
+        <w:t xml:space="preserve">. </w:t>
+      </w:r>
+    </w:p>
+    <w:p>
+      <w:r>
+        <w:t>Another takeaway from this project is how complicated web development can truly be. This was especially evident when attempting to implement Nginx and SSL support</w:t>
+      </w:r>
+      <w:r>
+        <w:t xml:space="preserve"> within docker</w:t>
+      </w:r>
+      <w:r>
+        <w:t>.</w:t>
+      </w:r>
+      <w:r>
+        <w:t xml:space="preserve"> </w:t>
+      </w:r>
+      <w:r>
+        <w:t>Hosting applications has in some way become extremely easy as previously this type of application wouldn’t have been possible without a much large team.</w:t>
+      </w:r>
+      <w:r>
+        <w:t xml:space="preserve"> But in other ways, the constant complications from updating </w:t>
+      </w:r>
+      <w:r>
+        <w:t xml:space="preserve">software and </w:t>
+      </w:r>
+      <w:r>
+        <w:t>that hav</w:t>
+      </w:r>
+      <w:r>
+        <w:t>ing</w:t>
+      </w:r>
+      <w:r>
+        <w:t xml:space="preserve"> caused bugs and errors, h</w:t>
+      </w:r>
+      <w:r>
+        <w:t>as</w:t>
+      </w:r>
+      <w:r>
+        <w:t xml:space="preserve"> significantly affected how fast the project could be developed.</w:t>
+      </w:r>
+    </w:p>
+    <w:p>
+      <w:pPr>
+        <w:pStyle w:val="Heading1"/>
+      </w:pPr>
+      <w:bookmarkStart w:id="66" w:name="_Toc196699435"/>
+      <w:r>
+        <w:t>Final thoughts and discussion</w:t>
+      </w:r>
+      <w:bookmarkEnd w:id="66"/>
+    </w:p>
+    <w:p>
+      <w:r>
+        <w:t>Overall,</w:t>
+      </w:r>
+      <w:r>
+        <w:t xml:space="preserve"> the project went </w:t>
+      </w:r>
+      <w:r>
+        <w:t xml:space="preserve">very </w:t>
+      </w:r>
+      <w:r>
+        <w:t xml:space="preserve">well, many of the indicated features that be found on the Trello board were completed and implemented </w:t>
+      </w:r>
+      <w:r>
+        <w:t xml:space="preserve">to a usable </w:t>
+      </w:r>
+      <w:r>
+        <w:t>state</w:t>
+      </w:r>
+      <w:r>
+        <w:t xml:space="preserve"> and even some features that were previously only potentially going to be added found their way into the codebase</w:t>
+      </w:r>
+      <w:r>
+        <w:t>.</w:t>
+      </w:r>
+      <w:r>
+        <w:t xml:space="preserve"> Though</w:t>
+      </w:r>
+      <w:r>
+        <w:t xml:space="preserve"> </w:t>
+      </w:r>
+      <w:r>
+        <w:t>it</w:t>
+      </w:r>
+      <w:r>
+        <w:t xml:space="preserve"> was especially important to not let too many features be added because the project was never designed to</w:t>
+      </w:r>
+      <w:r>
+        <w:t xml:space="preserve"> be a catch all</w:t>
+      </w:r>
+      <w:r>
+        <w:t xml:space="preserve"> system</w:t>
+      </w:r>
+      <w:r>
+        <w:t>. Visually the web apps look appealing and the response from feedback was that it was a very usable system</w:t>
+      </w:r>
+      <w:r>
+        <w:t xml:space="preserve"> for both the community store and the ICMS dashboard</w:t>
+      </w:r>
+      <w:r>
+        <w:t>.</w:t>
+      </w:r>
+    </w:p>
+    <w:p/>
+    <w:p/>
+    <w:p>
+      <w:pPr>
+        <w:pStyle w:val="Heading1"/>
+      </w:pPr>
+      <w:bookmarkStart w:id="67" w:name="_Refences"/>
+      <w:bookmarkStart w:id="68" w:name="_Toc196699436"/>
+      <w:bookmarkEnd w:id="67"/>
+      <w:r>
+        <w:lastRenderedPageBreak/>
         <w:t>Refences</w:t>
       </w:r>
-      <w:bookmarkEnd w:id="65"/>
+      <w:bookmarkEnd w:id="68"/>
     </w:p>
     <w:p>
       <w:r>
         <w:t>MQTT (OASIS) Available at:</w:t>
-      </w:r>
-    </w:p>
-    <w:p>
-      <w:hyperlink r:id="rId20" w:history="1">
-        <w:r>
-          <w:rPr>
-            <w:rStyle w:val="Hyperlink"/>
-          </w:rPr>
-          <w:t>https://mqtt.org/</w:t>
-        </w:r>
-      </w:hyperlink>
-    </w:p>
-    <w:p>
-      <w:r>
-        <w:t xml:space="preserve">What Is the Internet </w:t>
-      </w:r>
-      <w:r>
-        <w:t>of Things</w:t>
-      </w:r>
-      <w:r>
-        <w:t xml:space="preserve"> (</w:t>
-      </w:r>
-      <w:r>
-        <w:t>ORACLE</w:t>
-      </w:r>
-      <w:r>
-        <w:t xml:space="preserve">) Available </w:t>
-      </w:r>
-      <w:r>
-        <w:t>a</w:t>
-      </w:r>
-      <w:r>
-        <w:t>t</w:t>
-      </w:r>
-      <w:r>
-        <w:t>:</w:t>
-      </w:r>
-      <w:r>
-        <w:t xml:space="preserve"> </w:t>
       </w:r>
     </w:p>
     <w:p>
@@ -10755,45 +12037,159 @@
           <w:rPr>
             <w:rStyle w:val="Hyperlink"/>
           </w:rPr>
-          <w:t>https://www.oracle.com/uk/internet-of-things/</w:t>
+          <w:t>https://m</w:t>
+        </w:r>
+        <w:r>
+          <w:rPr>
+            <w:rStyle w:val="Hyperlink"/>
+          </w:rPr>
+          <w:t>q</w:t>
+        </w:r>
+        <w:r>
+          <w:rPr>
+            <w:rStyle w:val="Hyperlink"/>
+          </w:rPr>
+          <w:t>tt.org/</w:t>
         </w:r>
       </w:hyperlink>
     </w:p>
     <w:p>
       <w:r>
-        <w:t>Which Is the Best Python Web Framework: Django, Flask, or FastAPI?</w:t>
+        <w:t xml:space="preserve">What Is the Internet </w:t>
+      </w:r>
+      <w:r>
+        <w:t>of Things</w:t>
+      </w:r>
+      <w:r>
+        <w:t xml:space="preserve"> (</w:t>
+      </w:r>
+      <w:r>
+        <w:t>ORACLE</w:t>
+      </w:r>
+      <w:r>
+        <w:t xml:space="preserve">) Available </w:t>
+      </w:r>
+      <w:r>
+        <w:t>a</w:t>
+      </w:r>
+      <w:r>
+        <w:t>t</w:t>
+      </w:r>
+      <w:r>
+        <w:t>:</w:t>
       </w:r>
       <w:r>
         <w:t xml:space="preserve"> </w:t>
       </w:r>
-      <w:r>
-        <w:t>(JetBrains) Available at:</w:t>
-      </w:r>
-      <w:r>
-        <w:t xml:space="preserve"> </w:t>
-      </w:r>
+    </w:p>
+    <w:p>
       <w:hyperlink r:id="rId22" w:history="1">
         <w:r>
           <w:rPr>
             <w:rStyle w:val="Hyperlink"/>
           </w:rPr>
-          <w:t>https://blog.jetbrains.com/pycharm/2025/02/django-flask-fastapi</w:t>
+          <w:t>https://www.oracle.com/</w:t>
+        </w:r>
+        <w:r>
+          <w:rPr>
+            <w:rStyle w:val="Hyperlink"/>
+          </w:rPr>
+          <w:t>u</w:t>
+        </w:r>
+        <w:r>
+          <w:rPr>
+            <w:rStyle w:val="Hyperlink"/>
+          </w:rPr>
+          <w:t>k/internet-of-things/</w:t>
         </w:r>
       </w:hyperlink>
     </w:p>
     <w:p>
       <w:r>
-        <w:t>What are Key Data Management Principles?</w:t>
-      </w:r>
-      <w:r>
-        <w:t xml:space="preserve"> (actian) Available at: </w:t>
+        <w:t>Which Is the Best Python Web Framework: Django, Flask, or FastAPI?</w:t>
+      </w:r>
+      <w:r>
+        <w:t xml:space="preserve"> </w:t>
+      </w:r>
+      <w:r>
+        <w:t>(JetBrains) Available at:</w:t>
+      </w:r>
+      <w:r>
+        <w:t xml:space="preserve"> </w:t>
       </w:r>
       <w:hyperlink r:id="rId23" w:history="1">
         <w:r>
           <w:rPr>
             <w:rStyle w:val="Hyperlink"/>
           </w:rPr>
-          <w:t>https://www.actian.com/what-are-key-data-management-principles/</w:t>
+          <w:t>https://blog.jetbrains.com</w:t>
+        </w:r>
+        <w:r>
+          <w:rPr>
+            <w:rStyle w:val="Hyperlink"/>
+          </w:rPr>
+          <w:t>/</w:t>
+        </w:r>
+        <w:r>
+          <w:rPr>
+            <w:rStyle w:val="Hyperlink"/>
+          </w:rPr>
+          <w:t>pycharm/2025/02/django-flask-fastapi</w:t>
+        </w:r>
+      </w:hyperlink>
+    </w:p>
+    <w:p>
+      <w:r>
+        <w:t>What are Key Data Management Principles?</w:t>
+      </w:r>
+      <w:r>
+        <w:t xml:space="preserve"> (actian) Available at: </w:t>
+      </w:r>
+      <w:hyperlink r:id="rId24" w:history="1">
+        <w:r>
+          <w:rPr>
+            <w:rStyle w:val="Hyperlink"/>
+          </w:rPr>
+          <w:t>https://www.actian.com/what-are-key-data-ma</w:t>
+        </w:r>
+        <w:r>
+          <w:rPr>
+            <w:rStyle w:val="Hyperlink"/>
+          </w:rPr>
+          <w:t>n</w:t>
+        </w:r>
+        <w:r>
+          <w:rPr>
+            <w:rStyle w:val="Hyperlink"/>
+          </w:rPr>
+          <w:t>agement-principles/</w:t>
+        </w:r>
+      </w:hyperlink>
+    </w:p>
+    <w:p>
+      <w:r>
+        <w:t>The UK’s data protection legislation (GOV.UK) Available at:</w:t>
+      </w:r>
+    </w:p>
+    <w:p>
+      <w:hyperlink r:id="rId25" w:history="1">
+        <w:r>
+          <w:rPr>
+            <w:rStyle w:val="Hyperlink"/>
+          </w:rPr>
+          <w:t>https://www.gov.uk/data-</w:t>
+        </w:r>
+        <w:r>
+          <w:rPr>
+            <w:rStyle w:val="Hyperlink"/>
+          </w:rPr>
+          <w:t>p</w:t>
+        </w:r>
+        <w:r>
+          <w:rPr>
+            <w:rStyle w:val="Hyperlink"/>
+          </w:rPr>
+          <w:t>rotection</w:t>
         </w:r>
       </w:hyperlink>
     </w:p>
@@ -11768,6 +13164,7 @@
   <w:style w:type="paragraph" w:default="1" w:styleId="Normal">
     <w:name w:val="Normal"/>
     <w:qFormat/>
+    <w:rsid w:val="00D45F50"/>
   </w:style>
   <w:style w:type="paragraph" w:styleId="Heading1">
     <w:name w:val="heading 1"/>

--- a/docs/report.docx
+++ b/docs/report.docx
@@ -58,7 +58,7 @@
           <w:r>
             <w:fldChar w:fldCharType="separate"/>
           </w:r>
-          <w:hyperlink w:anchor="_Toc196699371" w:history="1">
+          <w:hyperlink w:anchor="_Toc196702369" w:history="1">
             <w:r>
               <w:rPr>
                 <w:rStyle w:val="Hyperlink"/>
@@ -85,7 +85,7 @@
                 <w:noProof/>
                 <w:webHidden/>
               </w:rPr>
-              <w:instrText xml:space="preserve"> PAGEREF _Toc196699371 \h </w:instrText>
+              <w:instrText xml:space="preserve"> PAGEREF _Toc196702369 \h </w:instrText>
             </w:r>
             <w:r>
               <w:rPr>
@@ -130,7 +130,7 @@
               <w:lang w:eastAsia="en-GB"/>
             </w:rPr>
           </w:pPr>
-          <w:hyperlink w:anchor="_Toc196699372" w:history="1">
+          <w:hyperlink w:anchor="_Toc196702370" w:history="1">
             <w:r>
               <w:rPr>
                 <w:rStyle w:val="Hyperlink"/>
@@ -157,7 +157,7 @@
                 <w:noProof/>
                 <w:webHidden/>
               </w:rPr>
-              <w:instrText xml:space="preserve"> PAGEREF _Toc196699372 \h </w:instrText>
+              <w:instrText xml:space="preserve"> PAGEREF _Toc196702370 \h </w:instrText>
             </w:r>
             <w:r>
               <w:rPr>
@@ -202,7 +202,7 @@
               <w:lang w:eastAsia="en-GB"/>
             </w:rPr>
           </w:pPr>
-          <w:hyperlink w:anchor="_Toc196699373" w:history="1">
+          <w:hyperlink w:anchor="_Toc196702371" w:history="1">
             <w:r>
               <w:rPr>
                 <w:rStyle w:val="Hyperlink"/>
@@ -229,7 +229,7 @@
                 <w:noProof/>
                 <w:webHidden/>
               </w:rPr>
-              <w:instrText xml:space="preserve"> PAGEREF _Toc196699373 \h </w:instrText>
+              <w:instrText xml:space="preserve"> PAGEREF _Toc196702371 \h </w:instrText>
             </w:r>
             <w:r>
               <w:rPr>
@@ -274,7 +274,7 @@
               <w:lang w:eastAsia="en-GB"/>
             </w:rPr>
           </w:pPr>
-          <w:hyperlink w:anchor="_Toc196699374" w:history="1">
+          <w:hyperlink w:anchor="_Toc196702372" w:history="1">
             <w:r>
               <w:rPr>
                 <w:rStyle w:val="Hyperlink"/>
@@ -301,7 +301,7 @@
                 <w:noProof/>
                 <w:webHidden/>
               </w:rPr>
-              <w:instrText xml:space="preserve"> PAGEREF _Toc196699374 \h </w:instrText>
+              <w:instrText xml:space="preserve"> PAGEREF _Toc196702372 \h </w:instrText>
             </w:r>
             <w:r>
               <w:rPr>
@@ -346,7 +346,7 @@
               <w:lang w:eastAsia="en-GB"/>
             </w:rPr>
           </w:pPr>
-          <w:hyperlink w:anchor="_Toc196699375" w:history="1">
+          <w:hyperlink w:anchor="_Toc196702373" w:history="1">
             <w:r>
               <w:rPr>
                 <w:rStyle w:val="Hyperlink"/>
@@ -373,7 +373,7 @@
                 <w:noProof/>
                 <w:webHidden/>
               </w:rPr>
-              <w:instrText xml:space="preserve"> PAGEREF _Toc196699375 \h </w:instrText>
+              <w:instrText xml:space="preserve"> PAGEREF _Toc196702373 \h </w:instrText>
             </w:r>
             <w:r>
               <w:rPr>
@@ -418,7 +418,7 @@
               <w:lang w:eastAsia="en-GB"/>
             </w:rPr>
           </w:pPr>
-          <w:hyperlink w:anchor="_Toc196699376" w:history="1">
+          <w:hyperlink w:anchor="_Toc196702374" w:history="1">
             <w:r>
               <w:rPr>
                 <w:rStyle w:val="Hyperlink"/>
@@ -445,7 +445,7 @@
                 <w:noProof/>
                 <w:webHidden/>
               </w:rPr>
-              <w:instrText xml:space="preserve"> PAGEREF _Toc196699376 \h </w:instrText>
+              <w:instrText xml:space="preserve"> PAGEREF _Toc196702374 \h </w:instrText>
             </w:r>
             <w:r>
               <w:rPr>
@@ -490,7 +490,7 @@
               <w:lang w:eastAsia="en-GB"/>
             </w:rPr>
           </w:pPr>
-          <w:hyperlink w:anchor="_Toc196699377" w:history="1">
+          <w:hyperlink w:anchor="_Toc196702375" w:history="1">
             <w:r>
               <w:rPr>
                 <w:rStyle w:val="Hyperlink"/>
@@ -517,7 +517,7 @@
                 <w:noProof/>
                 <w:webHidden/>
               </w:rPr>
-              <w:instrText xml:space="preserve"> PAGEREF _Toc196699377 \h </w:instrText>
+              <w:instrText xml:space="preserve"> PAGEREF _Toc196702375 \h </w:instrText>
             </w:r>
             <w:r>
               <w:rPr>
@@ -562,7 +562,7 @@
               <w:lang w:eastAsia="en-GB"/>
             </w:rPr>
           </w:pPr>
-          <w:hyperlink w:anchor="_Toc196699378" w:history="1">
+          <w:hyperlink w:anchor="_Toc196702376" w:history="1">
             <w:r>
               <w:rPr>
                 <w:rStyle w:val="Hyperlink"/>
@@ -589,7 +589,7 @@
                 <w:noProof/>
                 <w:webHidden/>
               </w:rPr>
-              <w:instrText xml:space="preserve"> PAGEREF _Toc196699378 \h </w:instrText>
+              <w:instrText xml:space="preserve"> PAGEREF _Toc196702376 \h </w:instrText>
             </w:r>
             <w:r>
               <w:rPr>
@@ -634,7 +634,7 @@
               <w:lang w:eastAsia="en-GB"/>
             </w:rPr>
           </w:pPr>
-          <w:hyperlink w:anchor="_Toc196699379" w:history="1">
+          <w:hyperlink w:anchor="_Toc196702377" w:history="1">
             <w:r>
               <w:rPr>
                 <w:rStyle w:val="Hyperlink"/>
@@ -661,7 +661,7 @@
                 <w:noProof/>
                 <w:webHidden/>
               </w:rPr>
-              <w:instrText xml:space="preserve"> PAGEREF _Toc196699379 \h </w:instrText>
+              <w:instrText xml:space="preserve"> PAGEREF _Toc196702377 \h </w:instrText>
             </w:r>
             <w:r>
               <w:rPr>
@@ -706,7 +706,7 @@
               <w:lang w:eastAsia="en-GB"/>
             </w:rPr>
           </w:pPr>
-          <w:hyperlink w:anchor="_Toc196699380" w:history="1">
+          <w:hyperlink w:anchor="_Toc196702378" w:history="1">
             <w:r>
               <w:rPr>
                 <w:rStyle w:val="Hyperlink"/>
@@ -733,7 +733,7 @@
                 <w:noProof/>
                 <w:webHidden/>
               </w:rPr>
-              <w:instrText xml:space="preserve"> PAGEREF _Toc196699380 \h </w:instrText>
+              <w:instrText xml:space="preserve"> PAGEREF _Toc196702378 \h </w:instrText>
             </w:r>
             <w:r>
               <w:rPr>
@@ -778,7 +778,7 @@
               <w:lang w:eastAsia="en-GB"/>
             </w:rPr>
           </w:pPr>
-          <w:hyperlink w:anchor="_Toc196699381" w:history="1">
+          <w:hyperlink w:anchor="_Toc196702379" w:history="1">
             <w:r>
               <w:rPr>
                 <w:rStyle w:val="Hyperlink"/>
@@ -805,7 +805,7 @@
                 <w:noProof/>
                 <w:webHidden/>
               </w:rPr>
-              <w:instrText xml:space="preserve"> PAGEREF _Toc196699381 \h </w:instrText>
+              <w:instrText xml:space="preserve"> PAGEREF _Toc196702379 \h </w:instrText>
             </w:r>
             <w:r>
               <w:rPr>
@@ -850,7 +850,7 @@
               <w:lang w:eastAsia="en-GB"/>
             </w:rPr>
           </w:pPr>
-          <w:hyperlink w:anchor="_Toc196699382" w:history="1">
+          <w:hyperlink w:anchor="_Toc196702380" w:history="1">
             <w:r>
               <w:rPr>
                 <w:rStyle w:val="Hyperlink"/>
@@ -877,7 +877,7 @@
                 <w:noProof/>
                 <w:webHidden/>
               </w:rPr>
-              <w:instrText xml:space="preserve"> PAGEREF _Toc196699382 \h </w:instrText>
+              <w:instrText xml:space="preserve"> PAGEREF _Toc196702380 \h </w:instrText>
             </w:r>
             <w:r>
               <w:rPr>
@@ -922,7 +922,7 @@
               <w:lang w:eastAsia="en-GB"/>
             </w:rPr>
           </w:pPr>
-          <w:hyperlink w:anchor="_Toc196699383" w:history="1">
+          <w:hyperlink w:anchor="_Toc196702381" w:history="1">
             <w:r>
               <w:rPr>
                 <w:rStyle w:val="Hyperlink"/>
@@ -949,7 +949,7 @@
                 <w:noProof/>
                 <w:webHidden/>
               </w:rPr>
-              <w:instrText xml:space="preserve"> PAGEREF _Toc196699383 \h </w:instrText>
+              <w:instrText xml:space="preserve"> PAGEREF _Toc196702381 \h </w:instrText>
             </w:r>
             <w:r>
               <w:rPr>
@@ -994,7 +994,7 @@
               <w:lang w:eastAsia="en-GB"/>
             </w:rPr>
           </w:pPr>
-          <w:hyperlink w:anchor="_Toc196699384" w:history="1">
+          <w:hyperlink w:anchor="_Toc196702382" w:history="1">
             <w:r>
               <w:rPr>
                 <w:rStyle w:val="Hyperlink"/>
@@ -1021,7 +1021,7 @@
                 <w:noProof/>
                 <w:webHidden/>
               </w:rPr>
-              <w:instrText xml:space="preserve"> PAGEREF _Toc196699384 \h </w:instrText>
+              <w:instrText xml:space="preserve"> PAGEREF _Toc196702382 \h </w:instrText>
             </w:r>
             <w:r>
               <w:rPr>
@@ -1066,7 +1066,7 @@
               <w:lang w:eastAsia="en-GB"/>
             </w:rPr>
           </w:pPr>
-          <w:hyperlink w:anchor="_Toc196699385" w:history="1">
+          <w:hyperlink w:anchor="_Toc196702383" w:history="1">
             <w:r>
               <w:rPr>
                 <w:rStyle w:val="Hyperlink"/>
@@ -1093,7 +1093,7 @@
                 <w:noProof/>
                 <w:webHidden/>
               </w:rPr>
-              <w:instrText xml:space="preserve"> PAGEREF _Toc196699385 \h </w:instrText>
+              <w:instrText xml:space="preserve"> PAGEREF _Toc196702383 \h </w:instrText>
             </w:r>
             <w:r>
               <w:rPr>
@@ -1138,13 +1138,13 @@
               <w:lang w:eastAsia="en-GB"/>
             </w:rPr>
           </w:pPr>
-          <w:hyperlink w:anchor="_Toc196699386" w:history="1">
+          <w:hyperlink w:anchor="_Toc196702384" w:history="1">
             <w:r>
               <w:rPr>
                 <w:rStyle w:val="Hyperlink"/>
                 <w:noProof/>
               </w:rPr>
-              <w:t>Lo-Fi Interface Designs</w:t>
+              <w:t>Figma Designs</w:t>
             </w:r>
             <w:r>
               <w:rPr>
@@ -1165,7 +1165,7 @@
                 <w:noProof/>
                 <w:webHidden/>
               </w:rPr>
-              <w:instrText xml:space="preserve"> PAGEREF _Toc196699386 \h </w:instrText>
+              <w:instrText xml:space="preserve"> PAGEREF _Toc196702384 \h </w:instrText>
             </w:r>
             <w:r>
               <w:rPr>
@@ -1186,6 +1186,150 @@
                 <w:webHidden/>
               </w:rPr>
               <w:t>7</w:t>
+            </w:r>
+            <w:r>
+              <w:rPr>
+                <w:noProof/>
+                <w:webHidden/>
+              </w:rPr>
+              <w:fldChar w:fldCharType="end"/>
+            </w:r>
+          </w:hyperlink>
+        </w:p>
+        <w:p>
+          <w:pPr>
+            <w:pStyle w:val="TOC2"/>
+            <w:tabs>
+              <w:tab w:val="right" w:leader="dot" w:pos="9016"/>
+            </w:tabs>
+            <w:rPr>
+              <w:rFonts w:eastAsiaTheme="minorEastAsia"/>
+              <w:noProof/>
+              <w:sz w:val="24"/>
+              <w:szCs w:val="24"/>
+              <w:lang w:eastAsia="en-GB"/>
+            </w:rPr>
+          </w:pPr>
+          <w:hyperlink w:anchor="_Toc196702385" w:history="1">
+            <w:r>
+              <w:rPr>
+                <w:rStyle w:val="Hyperlink"/>
+                <w:noProof/>
+              </w:rPr>
+              <w:t>Community Store Designs</w:t>
+            </w:r>
+            <w:r>
+              <w:rPr>
+                <w:noProof/>
+                <w:webHidden/>
+              </w:rPr>
+              <w:tab/>
+            </w:r>
+            <w:r>
+              <w:rPr>
+                <w:noProof/>
+                <w:webHidden/>
+              </w:rPr>
+              <w:fldChar w:fldCharType="begin"/>
+            </w:r>
+            <w:r>
+              <w:rPr>
+                <w:noProof/>
+                <w:webHidden/>
+              </w:rPr>
+              <w:instrText xml:space="preserve"> PAGEREF _Toc196702385 \h </w:instrText>
+            </w:r>
+            <w:r>
+              <w:rPr>
+                <w:noProof/>
+                <w:webHidden/>
+              </w:rPr>
+            </w:r>
+            <w:r>
+              <w:rPr>
+                <w:noProof/>
+                <w:webHidden/>
+              </w:rPr>
+              <w:fldChar w:fldCharType="separate"/>
+            </w:r>
+            <w:r>
+              <w:rPr>
+                <w:noProof/>
+                <w:webHidden/>
+              </w:rPr>
+              <w:t>7</w:t>
+            </w:r>
+            <w:r>
+              <w:rPr>
+                <w:noProof/>
+                <w:webHidden/>
+              </w:rPr>
+              <w:fldChar w:fldCharType="end"/>
+            </w:r>
+          </w:hyperlink>
+        </w:p>
+        <w:p>
+          <w:pPr>
+            <w:pStyle w:val="TOC2"/>
+            <w:tabs>
+              <w:tab w:val="right" w:leader="dot" w:pos="9016"/>
+            </w:tabs>
+            <w:rPr>
+              <w:rFonts w:eastAsiaTheme="minorEastAsia"/>
+              <w:noProof/>
+              <w:sz w:val="24"/>
+              <w:szCs w:val="24"/>
+              <w:lang w:eastAsia="en-GB"/>
+            </w:rPr>
+          </w:pPr>
+          <w:hyperlink w:anchor="_Toc196702386" w:history="1">
+            <w:r>
+              <w:rPr>
+                <w:rStyle w:val="Hyperlink"/>
+                <w:noProof/>
+              </w:rPr>
+              <w:t>ICMS Dashboard Designs</w:t>
+            </w:r>
+            <w:r>
+              <w:rPr>
+                <w:noProof/>
+                <w:webHidden/>
+              </w:rPr>
+              <w:tab/>
+            </w:r>
+            <w:r>
+              <w:rPr>
+                <w:noProof/>
+                <w:webHidden/>
+              </w:rPr>
+              <w:fldChar w:fldCharType="begin"/>
+            </w:r>
+            <w:r>
+              <w:rPr>
+                <w:noProof/>
+                <w:webHidden/>
+              </w:rPr>
+              <w:instrText xml:space="preserve"> PAGEREF _Toc196702386 \h </w:instrText>
+            </w:r>
+            <w:r>
+              <w:rPr>
+                <w:noProof/>
+                <w:webHidden/>
+              </w:rPr>
+            </w:r>
+            <w:r>
+              <w:rPr>
+                <w:noProof/>
+                <w:webHidden/>
+              </w:rPr>
+              <w:fldChar w:fldCharType="separate"/>
+            </w:r>
+            <w:r>
+              <w:rPr>
+                <w:noProof/>
+                <w:webHidden/>
+              </w:rPr>
+              <w:t>8</w:t>
             </w:r>
             <w:r>
               <w:rPr>
@@ -1210,13 +1354,13 @@
               <w:lang w:eastAsia="en-GB"/>
             </w:rPr>
           </w:pPr>
-          <w:hyperlink w:anchor="_Toc196699387" w:history="1">
+          <w:hyperlink w:anchor="_Toc196702387" w:history="1">
             <w:r>
               <w:rPr>
                 <w:rStyle w:val="Hyperlink"/>
                 <w:noProof/>
               </w:rPr>
-              <w:t>Figma Designs</w:t>
+              <w:t>Agile Development</w:t>
             </w:r>
             <w:r>
               <w:rPr>
@@ -1237,7 +1381,7 @@
                 <w:noProof/>
                 <w:webHidden/>
               </w:rPr>
-              <w:instrText xml:space="preserve"> PAGEREF _Toc196699387 \h </w:instrText>
+              <w:instrText xml:space="preserve"> PAGEREF _Toc196702387 \h </w:instrText>
             </w:r>
             <w:r>
               <w:rPr>
@@ -1257,7 +1401,7 @@
                 <w:noProof/>
                 <w:webHidden/>
               </w:rPr>
-              <w:t>8</w:t>
+              <w:t>9</w:t>
             </w:r>
             <w:r>
               <w:rPr>
@@ -1282,13 +1426,13 @@
               <w:lang w:eastAsia="en-GB"/>
             </w:rPr>
           </w:pPr>
-          <w:hyperlink w:anchor="_Toc196699388" w:history="1">
+          <w:hyperlink w:anchor="_Toc196702388" w:history="1">
             <w:r>
               <w:rPr>
                 <w:rStyle w:val="Hyperlink"/>
                 <w:noProof/>
               </w:rPr>
-              <w:t>Community Store Designs</w:t>
+              <w:t>Expected Development Risks</w:t>
             </w:r>
             <w:r>
               <w:rPr>
@@ -1309,7 +1453,7 @@
                 <w:noProof/>
                 <w:webHidden/>
               </w:rPr>
-              <w:instrText xml:space="preserve"> PAGEREF _Toc196699388 \h </w:instrText>
+              <w:instrText xml:space="preserve"> PAGEREF _Toc196702388 \h </w:instrText>
             </w:r>
             <w:r>
               <w:rPr>
@@ -1329,7 +1473,7 @@
                 <w:noProof/>
                 <w:webHidden/>
               </w:rPr>
-              <w:t>8</w:t>
+              <w:t>10</w:t>
             </w:r>
             <w:r>
               <w:rPr>
@@ -1354,13 +1498,13 @@
               <w:lang w:eastAsia="en-GB"/>
             </w:rPr>
           </w:pPr>
-          <w:hyperlink w:anchor="_Toc196699389" w:history="1">
+          <w:hyperlink w:anchor="_Toc196702389" w:history="1">
             <w:r>
               <w:rPr>
                 <w:rStyle w:val="Hyperlink"/>
                 <w:noProof/>
               </w:rPr>
-              <w:t>ICMS Dashboard Designs</w:t>
+              <w:t>Unplanned Development Risks</w:t>
             </w:r>
             <w:r>
               <w:rPr>
@@ -1381,7 +1525,7 @@
                 <w:noProof/>
                 <w:webHidden/>
               </w:rPr>
-              <w:instrText xml:space="preserve"> PAGEREF _Toc196699389 \h </w:instrText>
+              <w:instrText xml:space="preserve"> PAGEREF _Toc196702389 \h </w:instrText>
             </w:r>
             <w:r>
               <w:rPr>
@@ -1401,7 +1545,7 @@
                 <w:noProof/>
                 <w:webHidden/>
               </w:rPr>
-              <w:t>9</w:t>
+              <w:t>10</w:t>
             </w:r>
             <w:r>
               <w:rPr>
@@ -1426,13 +1570,13 @@
               <w:lang w:eastAsia="en-GB"/>
             </w:rPr>
           </w:pPr>
-          <w:hyperlink w:anchor="_Toc196699390" w:history="1">
+          <w:hyperlink w:anchor="_Toc196702390" w:history="1">
             <w:r>
               <w:rPr>
                 <w:rStyle w:val="Hyperlink"/>
                 <w:noProof/>
               </w:rPr>
-              <w:t>Agile Development</w:t>
+              <w:t>Git/GitHub</w:t>
             </w:r>
             <w:r>
               <w:rPr>
@@ -1453,7 +1597,7 @@
                 <w:noProof/>
                 <w:webHidden/>
               </w:rPr>
-              <w:instrText xml:space="preserve"> PAGEREF _Toc196699390 \h </w:instrText>
+              <w:instrText xml:space="preserve"> PAGEREF _Toc196702390 \h </w:instrText>
             </w:r>
             <w:r>
               <w:rPr>
@@ -1498,13 +1642,13 @@
               <w:lang w:eastAsia="en-GB"/>
             </w:rPr>
           </w:pPr>
-          <w:hyperlink w:anchor="_Toc196699391" w:history="1">
+          <w:hyperlink w:anchor="_Toc196702391" w:history="1">
             <w:r>
               <w:rPr>
                 <w:rStyle w:val="Hyperlink"/>
                 <w:noProof/>
               </w:rPr>
-              <w:t>Expected Development Risks</w:t>
+              <w:t>Setting the Project Foundation</w:t>
             </w:r>
             <w:r>
               <w:rPr>
@@ -1525,7 +1669,7 @@
                 <w:noProof/>
                 <w:webHidden/>
               </w:rPr>
-              <w:instrText xml:space="preserve"> PAGEREF _Toc196699391 \h </w:instrText>
+              <w:instrText xml:space="preserve"> PAGEREF _Toc196702391 \h </w:instrText>
             </w:r>
             <w:r>
               <w:rPr>
@@ -1545,7 +1689,7 @@
                 <w:noProof/>
                 <w:webHidden/>
               </w:rPr>
-              <w:t>11</w:t>
+              <w:t>10</w:t>
             </w:r>
             <w:r>
               <w:rPr>
@@ -1570,13 +1714,13 @@
               <w:lang w:eastAsia="en-GB"/>
             </w:rPr>
           </w:pPr>
-          <w:hyperlink w:anchor="_Toc196699392" w:history="1">
+          <w:hyperlink w:anchor="_Toc196702392" w:history="1">
             <w:r>
               <w:rPr>
                 <w:rStyle w:val="Hyperlink"/>
                 <w:noProof/>
               </w:rPr>
-              <w:t>Unplanned Development Risks</w:t>
+              <w:t>Initial Interactivity</w:t>
             </w:r>
             <w:r>
               <w:rPr>
@@ -1597,7 +1741,151 @@
                 <w:noProof/>
                 <w:webHidden/>
               </w:rPr>
-              <w:instrText xml:space="preserve"> PAGEREF _Toc196699392 \h </w:instrText>
+              <w:instrText xml:space="preserve"> PAGEREF _Toc196702392 \h </w:instrText>
+            </w:r>
+            <w:r>
+              <w:rPr>
+                <w:noProof/>
+                <w:webHidden/>
+              </w:rPr>
+            </w:r>
+            <w:r>
+              <w:rPr>
+                <w:noProof/>
+                <w:webHidden/>
+              </w:rPr>
+              <w:fldChar w:fldCharType="separate"/>
+            </w:r>
+            <w:r>
+              <w:rPr>
+                <w:noProof/>
+                <w:webHidden/>
+              </w:rPr>
+              <w:t>11</w:t>
+            </w:r>
+            <w:r>
+              <w:rPr>
+                <w:noProof/>
+                <w:webHidden/>
+              </w:rPr>
+              <w:fldChar w:fldCharType="end"/>
+            </w:r>
+          </w:hyperlink>
+        </w:p>
+        <w:p>
+          <w:pPr>
+            <w:pStyle w:val="TOC2"/>
+            <w:tabs>
+              <w:tab w:val="right" w:leader="dot" w:pos="9016"/>
+            </w:tabs>
+            <w:rPr>
+              <w:rFonts w:eastAsiaTheme="minorEastAsia"/>
+              <w:noProof/>
+              <w:sz w:val="24"/>
+              <w:szCs w:val="24"/>
+              <w:lang w:eastAsia="en-GB"/>
+            </w:rPr>
+          </w:pPr>
+          <w:hyperlink w:anchor="_Toc196702393" w:history="1">
+            <w:r>
+              <w:rPr>
+                <w:rStyle w:val="Hyperlink"/>
+                <w:noProof/>
+              </w:rPr>
+              <w:t>Logging and SSL Support</w:t>
+            </w:r>
+            <w:r>
+              <w:rPr>
+                <w:noProof/>
+                <w:webHidden/>
+              </w:rPr>
+              <w:tab/>
+            </w:r>
+            <w:r>
+              <w:rPr>
+                <w:noProof/>
+                <w:webHidden/>
+              </w:rPr>
+              <w:fldChar w:fldCharType="begin"/>
+            </w:r>
+            <w:r>
+              <w:rPr>
+                <w:noProof/>
+                <w:webHidden/>
+              </w:rPr>
+              <w:instrText xml:space="preserve"> PAGEREF _Toc196702393 \h </w:instrText>
+            </w:r>
+            <w:r>
+              <w:rPr>
+                <w:noProof/>
+                <w:webHidden/>
+              </w:rPr>
+            </w:r>
+            <w:r>
+              <w:rPr>
+                <w:noProof/>
+                <w:webHidden/>
+              </w:rPr>
+              <w:fldChar w:fldCharType="separate"/>
+            </w:r>
+            <w:r>
+              <w:rPr>
+                <w:noProof/>
+                <w:webHidden/>
+              </w:rPr>
+              <w:t>11</w:t>
+            </w:r>
+            <w:r>
+              <w:rPr>
+                <w:noProof/>
+                <w:webHidden/>
+              </w:rPr>
+              <w:fldChar w:fldCharType="end"/>
+            </w:r>
+          </w:hyperlink>
+        </w:p>
+        <w:p>
+          <w:pPr>
+            <w:pStyle w:val="TOC2"/>
+            <w:tabs>
+              <w:tab w:val="right" w:leader="dot" w:pos="9016"/>
+            </w:tabs>
+            <w:rPr>
+              <w:rFonts w:eastAsiaTheme="minorEastAsia"/>
+              <w:noProof/>
+              <w:sz w:val="24"/>
+              <w:szCs w:val="24"/>
+              <w:lang w:eastAsia="en-GB"/>
+            </w:rPr>
+          </w:pPr>
+          <w:hyperlink w:anchor="_Toc196702394" w:history="1">
+            <w:r>
+              <w:rPr>
+                <w:rStyle w:val="Hyperlink"/>
+                <w:noProof/>
+              </w:rPr>
+              <w:t>Extensions</w:t>
+            </w:r>
+            <w:r>
+              <w:rPr>
+                <w:noProof/>
+                <w:webHidden/>
+              </w:rPr>
+              <w:tab/>
+            </w:r>
+            <w:r>
+              <w:rPr>
+                <w:noProof/>
+                <w:webHidden/>
+              </w:rPr>
+              <w:fldChar w:fldCharType="begin"/>
+            </w:r>
+            <w:r>
+              <w:rPr>
+                <w:noProof/>
+                <w:webHidden/>
+              </w:rPr>
+              <w:instrText xml:space="preserve"> PAGEREF _Toc196702394 \h </w:instrText>
             </w:r>
             <w:r>
               <w:rPr>
@@ -1642,13 +1930,13 @@
               <w:lang w:eastAsia="en-GB"/>
             </w:rPr>
           </w:pPr>
-          <w:hyperlink w:anchor="_Toc196699393" w:history="1">
+          <w:hyperlink w:anchor="_Toc196702395" w:history="1">
             <w:r>
               <w:rPr>
                 <w:rStyle w:val="Hyperlink"/>
                 <w:noProof/>
               </w:rPr>
-              <w:t>Git/GitHub</w:t>
+              <w:t>Community Store</w:t>
             </w:r>
             <w:r>
               <w:rPr>
@@ -1669,7 +1957,7 @@
                 <w:noProof/>
                 <w:webHidden/>
               </w:rPr>
-              <w:instrText xml:space="preserve"> PAGEREF _Toc196699393 \h </w:instrText>
+              <w:instrText xml:space="preserve"> PAGEREF _Toc196702395 \h </w:instrText>
             </w:r>
             <w:r>
               <w:rPr>
@@ -1690,6 +1978,222 @@
                 <w:webHidden/>
               </w:rPr>
               <w:t>11</w:t>
+            </w:r>
+            <w:r>
+              <w:rPr>
+                <w:noProof/>
+                <w:webHidden/>
+              </w:rPr>
+              <w:fldChar w:fldCharType="end"/>
+            </w:r>
+          </w:hyperlink>
+        </w:p>
+        <w:p>
+          <w:pPr>
+            <w:pStyle w:val="TOC1"/>
+            <w:tabs>
+              <w:tab w:val="right" w:leader="dot" w:pos="9016"/>
+            </w:tabs>
+            <w:rPr>
+              <w:rFonts w:eastAsiaTheme="minorEastAsia"/>
+              <w:noProof/>
+              <w:sz w:val="24"/>
+              <w:szCs w:val="24"/>
+              <w:lang w:eastAsia="en-GB"/>
+            </w:rPr>
+          </w:pPr>
+          <w:hyperlink w:anchor="_Toc196702396" w:history="1">
+            <w:r>
+              <w:rPr>
+                <w:rStyle w:val="Hyperlink"/>
+                <w:noProof/>
+              </w:rPr>
+              <w:t>Social Implications</w:t>
+            </w:r>
+            <w:r>
+              <w:rPr>
+                <w:noProof/>
+                <w:webHidden/>
+              </w:rPr>
+              <w:tab/>
+            </w:r>
+            <w:r>
+              <w:rPr>
+                <w:noProof/>
+                <w:webHidden/>
+              </w:rPr>
+              <w:fldChar w:fldCharType="begin"/>
+            </w:r>
+            <w:r>
+              <w:rPr>
+                <w:noProof/>
+                <w:webHidden/>
+              </w:rPr>
+              <w:instrText xml:space="preserve"> PAGEREF _Toc196702396 \h </w:instrText>
+            </w:r>
+            <w:r>
+              <w:rPr>
+                <w:noProof/>
+                <w:webHidden/>
+              </w:rPr>
+            </w:r>
+            <w:r>
+              <w:rPr>
+                <w:noProof/>
+                <w:webHidden/>
+              </w:rPr>
+              <w:fldChar w:fldCharType="separate"/>
+            </w:r>
+            <w:r>
+              <w:rPr>
+                <w:noProof/>
+                <w:webHidden/>
+              </w:rPr>
+              <w:t>12</w:t>
+            </w:r>
+            <w:r>
+              <w:rPr>
+                <w:noProof/>
+                <w:webHidden/>
+              </w:rPr>
+              <w:fldChar w:fldCharType="end"/>
+            </w:r>
+          </w:hyperlink>
+        </w:p>
+        <w:p>
+          <w:pPr>
+            <w:pStyle w:val="TOC1"/>
+            <w:tabs>
+              <w:tab w:val="right" w:leader="dot" w:pos="9016"/>
+            </w:tabs>
+            <w:rPr>
+              <w:rFonts w:eastAsiaTheme="minorEastAsia"/>
+              <w:noProof/>
+              <w:sz w:val="24"/>
+              <w:szCs w:val="24"/>
+              <w:lang w:eastAsia="en-GB"/>
+            </w:rPr>
+          </w:pPr>
+          <w:hyperlink w:anchor="_Toc196702397" w:history="1">
+            <w:r>
+              <w:rPr>
+                <w:rStyle w:val="Hyperlink"/>
+                <w:noProof/>
+              </w:rPr>
+              <w:t>Legal Requirements and Protecting User Data</w:t>
+            </w:r>
+            <w:r>
+              <w:rPr>
+                <w:noProof/>
+                <w:webHidden/>
+              </w:rPr>
+              <w:tab/>
+            </w:r>
+            <w:r>
+              <w:rPr>
+                <w:noProof/>
+                <w:webHidden/>
+              </w:rPr>
+              <w:fldChar w:fldCharType="begin"/>
+            </w:r>
+            <w:r>
+              <w:rPr>
+                <w:noProof/>
+                <w:webHidden/>
+              </w:rPr>
+              <w:instrText xml:space="preserve"> PAGEREF _Toc196702397 \h </w:instrText>
+            </w:r>
+            <w:r>
+              <w:rPr>
+                <w:noProof/>
+                <w:webHidden/>
+              </w:rPr>
+            </w:r>
+            <w:r>
+              <w:rPr>
+                <w:noProof/>
+                <w:webHidden/>
+              </w:rPr>
+              <w:fldChar w:fldCharType="separate"/>
+            </w:r>
+            <w:r>
+              <w:rPr>
+                <w:noProof/>
+                <w:webHidden/>
+              </w:rPr>
+              <w:t>12</w:t>
+            </w:r>
+            <w:r>
+              <w:rPr>
+                <w:noProof/>
+                <w:webHidden/>
+              </w:rPr>
+              <w:fldChar w:fldCharType="end"/>
+            </w:r>
+          </w:hyperlink>
+        </w:p>
+        <w:p>
+          <w:pPr>
+            <w:pStyle w:val="TOC1"/>
+            <w:tabs>
+              <w:tab w:val="right" w:leader="dot" w:pos="9016"/>
+            </w:tabs>
+            <w:rPr>
+              <w:rFonts w:eastAsiaTheme="minorEastAsia"/>
+              <w:noProof/>
+              <w:sz w:val="24"/>
+              <w:szCs w:val="24"/>
+              <w:lang w:eastAsia="en-GB"/>
+            </w:rPr>
+          </w:pPr>
+          <w:hyperlink w:anchor="_Toc196702398" w:history="1">
+            <w:r>
+              <w:rPr>
+                <w:rStyle w:val="Hyperlink"/>
+                <w:noProof/>
+              </w:rPr>
+              <w:t>Software Architecture</w:t>
+            </w:r>
+            <w:r>
+              <w:rPr>
+                <w:noProof/>
+                <w:webHidden/>
+              </w:rPr>
+              <w:tab/>
+            </w:r>
+            <w:r>
+              <w:rPr>
+                <w:noProof/>
+                <w:webHidden/>
+              </w:rPr>
+              <w:fldChar w:fldCharType="begin"/>
+            </w:r>
+            <w:r>
+              <w:rPr>
+                <w:noProof/>
+                <w:webHidden/>
+              </w:rPr>
+              <w:instrText xml:space="preserve"> PAGEREF _Toc196702398 \h </w:instrText>
+            </w:r>
+            <w:r>
+              <w:rPr>
+                <w:noProof/>
+                <w:webHidden/>
+              </w:rPr>
+            </w:r>
+            <w:r>
+              <w:rPr>
+                <w:noProof/>
+                <w:webHidden/>
+              </w:rPr>
+              <w:fldChar w:fldCharType="separate"/>
+            </w:r>
+            <w:r>
+              <w:rPr>
+                <w:noProof/>
+                <w:webHidden/>
+              </w:rPr>
+              <w:t>13</w:t>
             </w:r>
             <w:r>
               <w:rPr>
@@ -1714,13 +2218,13 @@
               <w:lang w:eastAsia="en-GB"/>
             </w:rPr>
           </w:pPr>
-          <w:hyperlink w:anchor="_Toc196699394" w:history="1">
+          <w:hyperlink w:anchor="_Toc196702399" w:history="1">
             <w:r>
               <w:rPr>
                 <w:rStyle w:val="Hyperlink"/>
                 <w:noProof/>
               </w:rPr>
-              <w:t>Setting the Project Foundation</w:t>
+              <w:t>Connection Methods</w:t>
             </w:r>
             <w:r>
               <w:rPr>
@@ -1741,7 +2245,7 @@
                 <w:noProof/>
                 <w:webHidden/>
               </w:rPr>
-              <w:instrText xml:space="preserve"> PAGEREF _Toc196699394 \h </w:instrText>
+              <w:instrText xml:space="preserve"> PAGEREF _Toc196702399 \h </w:instrText>
             </w:r>
             <w:r>
               <w:rPr>
@@ -1761,7 +2265,7 @@
                 <w:noProof/>
                 <w:webHidden/>
               </w:rPr>
-              <w:t>11</w:t>
+              <w:t>13</w:t>
             </w:r>
             <w:r>
               <w:rPr>
@@ -1786,13 +2290,13 @@
               <w:lang w:eastAsia="en-GB"/>
             </w:rPr>
           </w:pPr>
-          <w:hyperlink w:anchor="_Toc196699395" w:history="1">
+          <w:hyperlink w:anchor="_Toc196702400" w:history="1">
             <w:r>
               <w:rPr>
                 <w:rStyle w:val="Hyperlink"/>
                 <w:noProof/>
               </w:rPr>
-              <w:t>Initial Interactivity</w:t>
+              <w:t>Webapp or Native Application?</w:t>
             </w:r>
             <w:r>
               <w:rPr>
@@ -1813,7 +2317,7 @@
                 <w:noProof/>
                 <w:webHidden/>
               </w:rPr>
-              <w:instrText xml:space="preserve"> PAGEREF _Toc196699395 \h </w:instrText>
+              <w:instrText xml:space="preserve"> PAGEREF _Toc196702400 \h </w:instrText>
             </w:r>
             <w:r>
               <w:rPr>
@@ -1833,7 +2337,7 @@
                 <w:noProof/>
                 <w:webHidden/>
               </w:rPr>
-              <w:t>12</w:t>
+              <w:t>14</w:t>
             </w:r>
             <w:r>
               <w:rPr>
@@ -1858,13 +2362,13 @@
               <w:lang w:eastAsia="en-GB"/>
             </w:rPr>
           </w:pPr>
-          <w:hyperlink w:anchor="_Toc196699396" w:history="1">
+          <w:hyperlink w:anchor="_Toc196702401" w:history="1">
             <w:r>
               <w:rPr>
                 <w:rStyle w:val="Hyperlink"/>
                 <w:noProof/>
               </w:rPr>
-              <w:t>Logging and SSL Support</w:t>
+              <w:t>Svelte/Sveltekit</w:t>
             </w:r>
             <w:r>
               <w:rPr>
@@ -1885,7 +2389,7 @@
                 <w:noProof/>
                 <w:webHidden/>
               </w:rPr>
-              <w:instrText xml:space="preserve"> PAGEREF _Toc196699396 \h </w:instrText>
+              <w:instrText xml:space="preserve"> PAGEREF _Toc196702401 \h </w:instrText>
             </w:r>
             <w:r>
               <w:rPr>
@@ -1905,7 +2409,7 @@
                 <w:noProof/>
                 <w:webHidden/>
               </w:rPr>
-              <w:t>12</w:t>
+              <w:t>14</w:t>
             </w:r>
             <w:r>
               <w:rPr>
@@ -1930,13 +2434,13 @@
               <w:lang w:eastAsia="en-GB"/>
             </w:rPr>
           </w:pPr>
-          <w:hyperlink w:anchor="_Toc196699397" w:history="1">
+          <w:hyperlink w:anchor="_Toc196702402" w:history="1">
             <w:r>
               <w:rPr>
                 <w:rStyle w:val="Hyperlink"/>
                 <w:noProof/>
               </w:rPr>
-              <w:t>Extensions</w:t>
+              <w:t>Tailwind/Daisy UI</w:t>
             </w:r>
             <w:r>
               <w:rPr>
@@ -1957,7 +2461,7 @@
                 <w:noProof/>
                 <w:webHidden/>
               </w:rPr>
-              <w:instrText xml:space="preserve"> PAGEREF _Toc196699397 \h </w:instrText>
+              <w:instrText xml:space="preserve"> PAGEREF _Toc196702402 \h </w:instrText>
             </w:r>
             <w:r>
               <w:rPr>
@@ -1977,7 +2481,439 @@
                 <w:noProof/>
                 <w:webHidden/>
               </w:rPr>
-              <w:t>12</w:t>
+              <w:t>14</w:t>
+            </w:r>
+            <w:r>
+              <w:rPr>
+                <w:noProof/>
+                <w:webHidden/>
+              </w:rPr>
+              <w:fldChar w:fldCharType="end"/>
+            </w:r>
+          </w:hyperlink>
+        </w:p>
+        <w:p>
+          <w:pPr>
+            <w:pStyle w:val="TOC2"/>
+            <w:tabs>
+              <w:tab w:val="right" w:leader="dot" w:pos="9016"/>
+            </w:tabs>
+            <w:rPr>
+              <w:rFonts w:eastAsiaTheme="minorEastAsia"/>
+              <w:noProof/>
+              <w:sz w:val="24"/>
+              <w:szCs w:val="24"/>
+              <w:lang w:eastAsia="en-GB"/>
+            </w:rPr>
+          </w:pPr>
+          <w:hyperlink w:anchor="_Toc196702403" w:history="1">
+            <w:r>
+              <w:rPr>
+                <w:rStyle w:val="Hyperlink"/>
+                <w:noProof/>
+              </w:rPr>
+              <w:t>Other Languages</w:t>
+            </w:r>
+            <w:r>
+              <w:rPr>
+                <w:noProof/>
+                <w:webHidden/>
+              </w:rPr>
+              <w:tab/>
+            </w:r>
+            <w:r>
+              <w:rPr>
+                <w:noProof/>
+                <w:webHidden/>
+              </w:rPr>
+              <w:fldChar w:fldCharType="begin"/>
+            </w:r>
+            <w:r>
+              <w:rPr>
+                <w:noProof/>
+                <w:webHidden/>
+              </w:rPr>
+              <w:instrText xml:space="preserve"> PAGEREF _Toc196702403 \h </w:instrText>
+            </w:r>
+            <w:r>
+              <w:rPr>
+                <w:noProof/>
+                <w:webHidden/>
+              </w:rPr>
+            </w:r>
+            <w:r>
+              <w:rPr>
+                <w:noProof/>
+                <w:webHidden/>
+              </w:rPr>
+              <w:fldChar w:fldCharType="separate"/>
+            </w:r>
+            <w:r>
+              <w:rPr>
+                <w:noProof/>
+                <w:webHidden/>
+              </w:rPr>
+              <w:t>15</w:t>
+            </w:r>
+            <w:r>
+              <w:rPr>
+                <w:noProof/>
+                <w:webHidden/>
+              </w:rPr>
+              <w:fldChar w:fldCharType="end"/>
+            </w:r>
+          </w:hyperlink>
+        </w:p>
+        <w:p>
+          <w:pPr>
+            <w:pStyle w:val="TOC2"/>
+            <w:tabs>
+              <w:tab w:val="right" w:leader="dot" w:pos="9016"/>
+            </w:tabs>
+            <w:rPr>
+              <w:rFonts w:eastAsiaTheme="minorEastAsia"/>
+              <w:noProof/>
+              <w:sz w:val="24"/>
+              <w:szCs w:val="24"/>
+              <w:lang w:eastAsia="en-GB"/>
+            </w:rPr>
+          </w:pPr>
+          <w:hyperlink w:anchor="_Toc196702404" w:history="1">
+            <w:r>
+              <w:rPr>
+                <w:rStyle w:val="Hyperlink"/>
+                <w:noProof/>
+              </w:rPr>
+              <w:t>Python</w:t>
+            </w:r>
+            <w:r>
+              <w:rPr>
+                <w:noProof/>
+                <w:webHidden/>
+              </w:rPr>
+              <w:tab/>
+            </w:r>
+            <w:r>
+              <w:rPr>
+                <w:noProof/>
+                <w:webHidden/>
+              </w:rPr>
+              <w:fldChar w:fldCharType="begin"/>
+            </w:r>
+            <w:r>
+              <w:rPr>
+                <w:noProof/>
+                <w:webHidden/>
+              </w:rPr>
+              <w:instrText xml:space="preserve"> PAGEREF _Toc196702404 \h </w:instrText>
+            </w:r>
+            <w:r>
+              <w:rPr>
+                <w:noProof/>
+                <w:webHidden/>
+              </w:rPr>
+            </w:r>
+            <w:r>
+              <w:rPr>
+                <w:noProof/>
+                <w:webHidden/>
+              </w:rPr>
+              <w:fldChar w:fldCharType="separate"/>
+            </w:r>
+            <w:r>
+              <w:rPr>
+                <w:noProof/>
+                <w:webHidden/>
+              </w:rPr>
+              <w:t>15</w:t>
+            </w:r>
+            <w:r>
+              <w:rPr>
+                <w:noProof/>
+                <w:webHidden/>
+              </w:rPr>
+              <w:fldChar w:fldCharType="end"/>
+            </w:r>
+          </w:hyperlink>
+        </w:p>
+        <w:p>
+          <w:pPr>
+            <w:pStyle w:val="TOC2"/>
+            <w:tabs>
+              <w:tab w:val="right" w:leader="dot" w:pos="9016"/>
+            </w:tabs>
+            <w:rPr>
+              <w:rFonts w:eastAsiaTheme="minorEastAsia"/>
+              <w:noProof/>
+              <w:sz w:val="24"/>
+              <w:szCs w:val="24"/>
+              <w:lang w:eastAsia="en-GB"/>
+            </w:rPr>
+          </w:pPr>
+          <w:hyperlink w:anchor="_Toc196702405" w:history="1">
+            <w:r>
+              <w:rPr>
+                <w:rStyle w:val="Hyperlink"/>
+                <w:noProof/>
+              </w:rPr>
+              <w:t>The Python GIL</w:t>
+            </w:r>
+            <w:r>
+              <w:rPr>
+                <w:noProof/>
+                <w:webHidden/>
+              </w:rPr>
+              <w:tab/>
+            </w:r>
+            <w:r>
+              <w:rPr>
+                <w:noProof/>
+                <w:webHidden/>
+              </w:rPr>
+              <w:fldChar w:fldCharType="begin"/>
+            </w:r>
+            <w:r>
+              <w:rPr>
+                <w:noProof/>
+                <w:webHidden/>
+              </w:rPr>
+              <w:instrText xml:space="preserve"> PAGEREF _Toc196702405 \h </w:instrText>
+            </w:r>
+            <w:r>
+              <w:rPr>
+                <w:noProof/>
+                <w:webHidden/>
+              </w:rPr>
+            </w:r>
+            <w:r>
+              <w:rPr>
+                <w:noProof/>
+                <w:webHidden/>
+              </w:rPr>
+              <w:fldChar w:fldCharType="separate"/>
+            </w:r>
+            <w:r>
+              <w:rPr>
+                <w:noProof/>
+                <w:webHidden/>
+              </w:rPr>
+              <w:t>16</w:t>
+            </w:r>
+            <w:r>
+              <w:rPr>
+                <w:noProof/>
+                <w:webHidden/>
+              </w:rPr>
+              <w:fldChar w:fldCharType="end"/>
+            </w:r>
+          </w:hyperlink>
+        </w:p>
+        <w:p>
+          <w:pPr>
+            <w:pStyle w:val="TOC2"/>
+            <w:tabs>
+              <w:tab w:val="right" w:leader="dot" w:pos="9016"/>
+            </w:tabs>
+            <w:rPr>
+              <w:rFonts w:eastAsiaTheme="minorEastAsia"/>
+              <w:noProof/>
+              <w:sz w:val="24"/>
+              <w:szCs w:val="24"/>
+              <w:lang w:eastAsia="en-GB"/>
+            </w:rPr>
+          </w:pPr>
+          <w:hyperlink w:anchor="_Toc196702406" w:history="1">
+            <w:r>
+              <w:rPr>
+                <w:rStyle w:val="Hyperlink"/>
+                <w:noProof/>
+              </w:rPr>
+              <w:t>MQTT and Alternative Server Protocols</w:t>
+            </w:r>
+            <w:r>
+              <w:rPr>
+                <w:noProof/>
+                <w:webHidden/>
+              </w:rPr>
+              <w:tab/>
+            </w:r>
+            <w:r>
+              <w:rPr>
+                <w:noProof/>
+                <w:webHidden/>
+              </w:rPr>
+              <w:fldChar w:fldCharType="begin"/>
+            </w:r>
+            <w:r>
+              <w:rPr>
+                <w:noProof/>
+                <w:webHidden/>
+              </w:rPr>
+              <w:instrText xml:space="preserve"> PAGEREF _Toc196702406 \h </w:instrText>
+            </w:r>
+            <w:r>
+              <w:rPr>
+                <w:noProof/>
+                <w:webHidden/>
+              </w:rPr>
+            </w:r>
+            <w:r>
+              <w:rPr>
+                <w:noProof/>
+                <w:webHidden/>
+              </w:rPr>
+              <w:fldChar w:fldCharType="separate"/>
+            </w:r>
+            <w:r>
+              <w:rPr>
+                <w:noProof/>
+                <w:webHidden/>
+              </w:rPr>
+              <w:t>16</w:t>
+            </w:r>
+            <w:r>
+              <w:rPr>
+                <w:noProof/>
+                <w:webHidden/>
+              </w:rPr>
+              <w:fldChar w:fldCharType="end"/>
+            </w:r>
+          </w:hyperlink>
+        </w:p>
+        <w:p>
+          <w:pPr>
+            <w:pStyle w:val="TOC2"/>
+            <w:tabs>
+              <w:tab w:val="right" w:leader="dot" w:pos="9016"/>
+            </w:tabs>
+            <w:rPr>
+              <w:rFonts w:eastAsiaTheme="minorEastAsia"/>
+              <w:noProof/>
+              <w:sz w:val="24"/>
+              <w:szCs w:val="24"/>
+              <w:lang w:eastAsia="en-GB"/>
+            </w:rPr>
+          </w:pPr>
+          <w:hyperlink w:anchor="_Toc196702407" w:history="1">
+            <w:r>
+              <w:rPr>
+                <w:rStyle w:val="Hyperlink"/>
+                <w:noProof/>
+              </w:rPr>
+              <w:t>Sockets and Web-Sockets</w:t>
+            </w:r>
+            <w:r>
+              <w:rPr>
+                <w:noProof/>
+                <w:webHidden/>
+              </w:rPr>
+              <w:tab/>
+            </w:r>
+            <w:r>
+              <w:rPr>
+                <w:noProof/>
+                <w:webHidden/>
+              </w:rPr>
+              <w:fldChar w:fldCharType="begin"/>
+            </w:r>
+            <w:r>
+              <w:rPr>
+                <w:noProof/>
+                <w:webHidden/>
+              </w:rPr>
+              <w:instrText xml:space="preserve"> PAGEREF _Toc196702407 \h </w:instrText>
+            </w:r>
+            <w:r>
+              <w:rPr>
+                <w:noProof/>
+                <w:webHidden/>
+              </w:rPr>
+            </w:r>
+            <w:r>
+              <w:rPr>
+                <w:noProof/>
+                <w:webHidden/>
+              </w:rPr>
+              <w:fldChar w:fldCharType="separate"/>
+            </w:r>
+            <w:r>
+              <w:rPr>
+                <w:noProof/>
+                <w:webHidden/>
+              </w:rPr>
+              <w:t>16</w:t>
+            </w:r>
+            <w:r>
+              <w:rPr>
+                <w:noProof/>
+                <w:webHidden/>
+              </w:rPr>
+              <w:fldChar w:fldCharType="end"/>
+            </w:r>
+          </w:hyperlink>
+        </w:p>
+        <w:p>
+          <w:pPr>
+            <w:pStyle w:val="TOC2"/>
+            <w:tabs>
+              <w:tab w:val="right" w:leader="dot" w:pos="9016"/>
+            </w:tabs>
+            <w:rPr>
+              <w:rFonts w:eastAsiaTheme="minorEastAsia"/>
+              <w:noProof/>
+              <w:sz w:val="24"/>
+              <w:szCs w:val="24"/>
+              <w:lang w:eastAsia="en-GB"/>
+            </w:rPr>
+          </w:pPr>
+          <w:hyperlink w:anchor="_Toc196702408" w:history="1">
+            <w:r>
+              <w:rPr>
+                <w:rStyle w:val="Hyperlink"/>
+                <w:noProof/>
+              </w:rPr>
+              <w:t>Device Networking Library</w:t>
+            </w:r>
+            <w:r>
+              <w:rPr>
+                <w:noProof/>
+                <w:webHidden/>
+              </w:rPr>
+              <w:tab/>
+            </w:r>
+            <w:r>
+              <w:rPr>
+                <w:noProof/>
+                <w:webHidden/>
+              </w:rPr>
+              <w:fldChar w:fldCharType="begin"/>
+            </w:r>
+            <w:r>
+              <w:rPr>
+                <w:noProof/>
+                <w:webHidden/>
+              </w:rPr>
+              <w:instrText xml:space="preserve"> PAGEREF _Toc196702408 \h </w:instrText>
+            </w:r>
+            <w:r>
+              <w:rPr>
+                <w:noProof/>
+                <w:webHidden/>
+              </w:rPr>
+            </w:r>
+            <w:r>
+              <w:rPr>
+                <w:noProof/>
+                <w:webHidden/>
+              </w:rPr>
+              <w:fldChar w:fldCharType="separate"/>
+            </w:r>
+            <w:r>
+              <w:rPr>
+                <w:noProof/>
+                <w:webHidden/>
+              </w:rPr>
+              <w:t>18</w:t>
             </w:r>
             <w:r>
               <w:rPr>
@@ -2002,13 +2938,13 @@
               <w:lang w:eastAsia="en-GB"/>
             </w:rPr>
           </w:pPr>
-          <w:hyperlink w:anchor="_Toc196699398" w:history="1">
+          <w:hyperlink w:anchor="_Toc196702409" w:history="1">
             <w:r>
               <w:rPr>
                 <w:rStyle w:val="Hyperlink"/>
                 <w:noProof/>
               </w:rPr>
-              <w:t>Community Store</w:t>
+              <w:t>Comparing Server Frameworks</w:t>
             </w:r>
             <w:r>
               <w:rPr>
@@ -2029,7 +2965,7 @@
                 <w:noProof/>
                 <w:webHidden/>
               </w:rPr>
-              <w:instrText xml:space="preserve"> PAGEREF _Toc196699398 \h </w:instrText>
+              <w:instrText xml:space="preserve"> PAGEREF _Toc196702409 \h </w:instrText>
             </w:r>
             <w:r>
               <w:rPr>
@@ -2049,7 +2985,511 @@
                 <w:noProof/>
                 <w:webHidden/>
               </w:rPr>
-              <w:t>12</w:t>
+              <w:t>18</w:t>
+            </w:r>
+            <w:r>
+              <w:rPr>
+                <w:noProof/>
+                <w:webHidden/>
+              </w:rPr>
+              <w:fldChar w:fldCharType="end"/>
+            </w:r>
+          </w:hyperlink>
+        </w:p>
+        <w:p>
+          <w:pPr>
+            <w:pStyle w:val="TOC2"/>
+            <w:tabs>
+              <w:tab w:val="right" w:leader="dot" w:pos="9016"/>
+            </w:tabs>
+            <w:rPr>
+              <w:rFonts w:eastAsiaTheme="minorEastAsia"/>
+              <w:noProof/>
+              <w:sz w:val="24"/>
+              <w:szCs w:val="24"/>
+              <w:lang w:eastAsia="en-GB"/>
+            </w:rPr>
+          </w:pPr>
+          <w:hyperlink w:anchor="_Toc196702410" w:history="1">
+            <w:r>
+              <w:rPr>
+                <w:rStyle w:val="Hyperlink"/>
+                <w:noProof/>
+              </w:rPr>
+              <w:t>Django</w:t>
+            </w:r>
+            <w:r>
+              <w:rPr>
+                <w:noProof/>
+                <w:webHidden/>
+              </w:rPr>
+              <w:tab/>
+            </w:r>
+            <w:r>
+              <w:rPr>
+                <w:noProof/>
+                <w:webHidden/>
+              </w:rPr>
+              <w:fldChar w:fldCharType="begin"/>
+            </w:r>
+            <w:r>
+              <w:rPr>
+                <w:noProof/>
+                <w:webHidden/>
+              </w:rPr>
+              <w:instrText xml:space="preserve"> PAGEREF _Toc196702410 \h </w:instrText>
+            </w:r>
+            <w:r>
+              <w:rPr>
+                <w:noProof/>
+                <w:webHidden/>
+              </w:rPr>
+            </w:r>
+            <w:r>
+              <w:rPr>
+                <w:noProof/>
+                <w:webHidden/>
+              </w:rPr>
+              <w:fldChar w:fldCharType="separate"/>
+            </w:r>
+            <w:r>
+              <w:rPr>
+                <w:noProof/>
+                <w:webHidden/>
+              </w:rPr>
+              <w:t>18</w:t>
+            </w:r>
+            <w:r>
+              <w:rPr>
+                <w:noProof/>
+                <w:webHidden/>
+              </w:rPr>
+              <w:fldChar w:fldCharType="end"/>
+            </w:r>
+          </w:hyperlink>
+        </w:p>
+        <w:p>
+          <w:pPr>
+            <w:pStyle w:val="TOC2"/>
+            <w:tabs>
+              <w:tab w:val="right" w:leader="dot" w:pos="9016"/>
+            </w:tabs>
+            <w:rPr>
+              <w:rFonts w:eastAsiaTheme="minorEastAsia"/>
+              <w:noProof/>
+              <w:sz w:val="24"/>
+              <w:szCs w:val="24"/>
+              <w:lang w:eastAsia="en-GB"/>
+            </w:rPr>
+          </w:pPr>
+          <w:hyperlink w:anchor="_Toc196702411" w:history="1">
+            <w:r>
+              <w:rPr>
+                <w:rStyle w:val="Hyperlink"/>
+                <w:noProof/>
+              </w:rPr>
+              <w:t>Fast API</w:t>
+            </w:r>
+            <w:r>
+              <w:rPr>
+                <w:noProof/>
+                <w:webHidden/>
+              </w:rPr>
+              <w:tab/>
+            </w:r>
+            <w:r>
+              <w:rPr>
+                <w:noProof/>
+                <w:webHidden/>
+              </w:rPr>
+              <w:fldChar w:fldCharType="begin"/>
+            </w:r>
+            <w:r>
+              <w:rPr>
+                <w:noProof/>
+                <w:webHidden/>
+              </w:rPr>
+              <w:instrText xml:space="preserve"> PAGEREF _Toc196702411 \h </w:instrText>
+            </w:r>
+            <w:r>
+              <w:rPr>
+                <w:noProof/>
+                <w:webHidden/>
+              </w:rPr>
+            </w:r>
+            <w:r>
+              <w:rPr>
+                <w:noProof/>
+                <w:webHidden/>
+              </w:rPr>
+              <w:fldChar w:fldCharType="separate"/>
+            </w:r>
+            <w:r>
+              <w:rPr>
+                <w:noProof/>
+                <w:webHidden/>
+              </w:rPr>
+              <w:t>19</w:t>
+            </w:r>
+            <w:r>
+              <w:rPr>
+                <w:noProof/>
+                <w:webHidden/>
+              </w:rPr>
+              <w:fldChar w:fldCharType="end"/>
+            </w:r>
+          </w:hyperlink>
+        </w:p>
+        <w:p>
+          <w:pPr>
+            <w:pStyle w:val="TOC2"/>
+            <w:tabs>
+              <w:tab w:val="right" w:leader="dot" w:pos="9016"/>
+            </w:tabs>
+            <w:rPr>
+              <w:rFonts w:eastAsiaTheme="minorEastAsia"/>
+              <w:noProof/>
+              <w:sz w:val="24"/>
+              <w:szCs w:val="24"/>
+              <w:lang w:eastAsia="en-GB"/>
+            </w:rPr>
+          </w:pPr>
+          <w:hyperlink w:anchor="_Toc196702412" w:history="1">
+            <w:r>
+              <w:rPr>
+                <w:rStyle w:val="Hyperlink"/>
+                <w:noProof/>
+              </w:rPr>
+              <w:t>Flask</w:t>
+            </w:r>
+            <w:r>
+              <w:rPr>
+                <w:noProof/>
+                <w:webHidden/>
+              </w:rPr>
+              <w:tab/>
+            </w:r>
+            <w:r>
+              <w:rPr>
+                <w:noProof/>
+                <w:webHidden/>
+              </w:rPr>
+              <w:fldChar w:fldCharType="begin"/>
+            </w:r>
+            <w:r>
+              <w:rPr>
+                <w:noProof/>
+                <w:webHidden/>
+              </w:rPr>
+              <w:instrText xml:space="preserve"> PAGEREF _Toc196702412 \h </w:instrText>
+            </w:r>
+            <w:r>
+              <w:rPr>
+                <w:noProof/>
+                <w:webHidden/>
+              </w:rPr>
+            </w:r>
+            <w:r>
+              <w:rPr>
+                <w:noProof/>
+                <w:webHidden/>
+              </w:rPr>
+              <w:fldChar w:fldCharType="separate"/>
+            </w:r>
+            <w:r>
+              <w:rPr>
+                <w:noProof/>
+                <w:webHidden/>
+              </w:rPr>
+              <w:t>19</w:t>
+            </w:r>
+            <w:r>
+              <w:rPr>
+                <w:noProof/>
+                <w:webHidden/>
+              </w:rPr>
+              <w:fldChar w:fldCharType="end"/>
+            </w:r>
+          </w:hyperlink>
+        </w:p>
+        <w:p>
+          <w:pPr>
+            <w:pStyle w:val="TOC2"/>
+            <w:tabs>
+              <w:tab w:val="right" w:leader="dot" w:pos="9016"/>
+            </w:tabs>
+            <w:rPr>
+              <w:rFonts w:eastAsiaTheme="minorEastAsia"/>
+              <w:noProof/>
+              <w:sz w:val="24"/>
+              <w:szCs w:val="24"/>
+              <w:lang w:eastAsia="en-GB"/>
+            </w:rPr>
+          </w:pPr>
+          <w:hyperlink w:anchor="_Toc196702413" w:history="1">
+            <w:r>
+              <w:rPr>
+                <w:rStyle w:val="Hyperlink"/>
+                <w:noProof/>
+              </w:rPr>
+              <w:t>Authentication</w:t>
+            </w:r>
+            <w:r>
+              <w:rPr>
+                <w:noProof/>
+                <w:webHidden/>
+              </w:rPr>
+              <w:tab/>
+            </w:r>
+            <w:r>
+              <w:rPr>
+                <w:noProof/>
+                <w:webHidden/>
+              </w:rPr>
+              <w:fldChar w:fldCharType="begin"/>
+            </w:r>
+            <w:r>
+              <w:rPr>
+                <w:noProof/>
+                <w:webHidden/>
+              </w:rPr>
+              <w:instrText xml:space="preserve"> PAGEREF _Toc196702413 \h </w:instrText>
+            </w:r>
+            <w:r>
+              <w:rPr>
+                <w:noProof/>
+                <w:webHidden/>
+              </w:rPr>
+            </w:r>
+            <w:r>
+              <w:rPr>
+                <w:noProof/>
+                <w:webHidden/>
+              </w:rPr>
+              <w:fldChar w:fldCharType="separate"/>
+            </w:r>
+            <w:r>
+              <w:rPr>
+                <w:noProof/>
+                <w:webHidden/>
+              </w:rPr>
+              <w:t>19</w:t>
+            </w:r>
+            <w:r>
+              <w:rPr>
+                <w:noProof/>
+                <w:webHidden/>
+              </w:rPr>
+              <w:fldChar w:fldCharType="end"/>
+            </w:r>
+          </w:hyperlink>
+        </w:p>
+        <w:p>
+          <w:pPr>
+            <w:pStyle w:val="TOC2"/>
+            <w:tabs>
+              <w:tab w:val="right" w:leader="dot" w:pos="9016"/>
+            </w:tabs>
+            <w:rPr>
+              <w:rFonts w:eastAsiaTheme="minorEastAsia"/>
+              <w:noProof/>
+              <w:sz w:val="24"/>
+              <w:szCs w:val="24"/>
+              <w:lang w:eastAsia="en-GB"/>
+            </w:rPr>
+          </w:pPr>
+          <w:hyperlink w:anchor="_Toc196702414" w:history="1">
+            <w:r>
+              <w:rPr>
+                <w:rStyle w:val="Hyperlink"/>
+                <w:noProof/>
+              </w:rPr>
+              <w:t>JWT Tokens</w:t>
+            </w:r>
+            <w:r>
+              <w:rPr>
+                <w:noProof/>
+                <w:webHidden/>
+              </w:rPr>
+              <w:tab/>
+            </w:r>
+            <w:r>
+              <w:rPr>
+                <w:noProof/>
+                <w:webHidden/>
+              </w:rPr>
+              <w:fldChar w:fldCharType="begin"/>
+            </w:r>
+            <w:r>
+              <w:rPr>
+                <w:noProof/>
+                <w:webHidden/>
+              </w:rPr>
+              <w:instrText xml:space="preserve"> PAGEREF _Toc196702414 \h </w:instrText>
+            </w:r>
+            <w:r>
+              <w:rPr>
+                <w:noProof/>
+                <w:webHidden/>
+              </w:rPr>
+            </w:r>
+            <w:r>
+              <w:rPr>
+                <w:noProof/>
+                <w:webHidden/>
+              </w:rPr>
+              <w:fldChar w:fldCharType="separate"/>
+            </w:r>
+            <w:r>
+              <w:rPr>
+                <w:noProof/>
+                <w:webHidden/>
+              </w:rPr>
+              <w:t>20</w:t>
+            </w:r>
+            <w:r>
+              <w:rPr>
+                <w:noProof/>
+                <w:webHidden/>
+              </w:rPr>
+              <w:fldChar w:fldCharType="end"/>
+            </w:r>
+          </w:hyperlink>
+        </w:p>
+        <w:p>
+          <w:pPr>
+            <w:pStyle w:val="TOC2"/>
+            <w:tabs>
+              <w:tab w:val="right" w:leader="dot" w:pos="9016"/>
+            </w:tabs>
+            <w:rPr>
+              <w:rFonts w:eastAsiaTheme="minorEastAsia"/>
+              <w:noProof/>
+              <w:sz w:val="24"/>
+              <w:szCs w:val="24"/>
+              <w:lang w:eastAsia="en-GB"/>
+            </w:rPr>
+          </w:pPr>
+          <w:hyperlink w:anchor="_Toc196702415" w:history="1">
+            <w:r>
+              <w:rPr>
+                <w:rStyle w:val="Hyperlink"/>
+                <w:noProof/>
+              </w:rPr>
+              <w:t>Caching</w:t>
+            </w:r>
+            <w:r>
+              <w:rPr>
+                <w:noProof/>
+                <w:webHidden/>
+              </w:rPr>
+              <w:tab/>
+            </w:r>
+            <w:r>
+              <w:rPr>
+                <w:noProof/>
+                <w:webHidden/>
+              </w:rPr>
+              <w:fldChar w:fldCharType="begin"/>
+            </w:r>
+            <w:r>
+              <w:rPr>
+                <w:noProof/>
+                <w:webHidden/>
+              </w:rPr>
+              <w:instrText xml:space="preserve"> PAGEREF _Toc196702415 \h </w:instrText>
+            </w:r>
+            <w:r>
+              <w:rPr>
+                <w:noProof/>
+                <w:webHidden/>
+              </w:rPr>
+            </w:r>
+            <w:r>
+              <w:rPr>
+                <w:noProof/>
+                <w:webHidden/>
+              </w:rPr>
+              <w:fldChar w:fldCharType="separate"/>
+            </w:r>
+            <w:r>
+              <w:rPr>
+                <w:noProof/>
+                <w:webHidden/>
+              </w:rPr>
+              <w:t>20</w:t>
+            </w:r>
+            <w:r>
+              <w:rPr>
+                <w:noProof/>
+                <w:webHidden/>
+              </w:rPr>
+              <w:fldChar w:fldCharType="end"/>
+            </w:r>
+          </w:hyperlink>
+        </w:p>
+        <w:p>
+          <w:pPr>
+            <w:pStyle w:val="TOC2"/>
+            <w:tabs>
+              <w:tab w:val="right" w:leader="dot" w:pos="9016"/>
+            </w:tabs>
+            <w:rPr>
+              <w:rFonts w:eastAsiaTheme="minorEastAsia"/>
+              <w:noProof/>
+              <w:sz w:val="24"/>
+              <w:szCs w:val="24"/>
+              <w:lang w:eastAsia="en-GB"/>
+            </w:rPr>
+          </w:pPr>
+          <w:hyperlink w:anchor="_Toc196702416" w:history="1">
+            <w:r>
+              <w:rPr>
+                <w:rStyle w:val="Hyperlink"/>
+                <w:noProof/>
+              </w:rPr>
+              <w:t>Database/SQLite</w:t>
+            </w:r>
+            <w:r>
+              <w:rPr>
+                <w:noProof/>
+                <w:webHidden/>
+              </w:rPr>
+              <w:tab/>
+            </w:r>
+            <w:r>
+              <w:rPr>
+                <w:noProof/>
+                <w:webHidden/>
+              </w:rPr>
+              <w:fldChar w:fldCharType="begin"/>
+            </w:r>
+            <w:r>
+              <w:rPr>
+                <w:noProof/>
+                <w:webHidden/>
+              </w:rPr>
+              <w:instrText xml:space="preserve"> PAGEREF _Toc196702416 \h </w:instrText>
+            </w:r>
+            <w:r>
+              <w:rPr>
+                <w:noProof/>
+                <w:webHidden/>
+              </w:rPr>
+            </w:r>
+            <w:r>
+              <w:rPr>
+                <w:noProof/>
+                <w:webHidden/>
+              </w:rPr>
+              <w:fldChar w:fldCharType="separate"/>
+            </w:r>
+            <w:r>
+              <w:rPr>
+                <w:noProof/>
+                <w:webHidden/>
+              </w:rPr>
+              <w:t>20</w:t>
             </w:r>
             <w:r>
               <w:rPr>
@@ -2074,13 +3514,13 @@
               <w:lang w:eastAsia="en-GB"/>
             </w:rPr>
           </w:pPr>
-          <w:hyperlink w:anchor="_Toc196699399" w:history="1">
+          <w:hyperlink w:anchor="_Toc196702417" w:history="1">
             <w:r>
               <w:rPr>
                 <w:rStyle w:val="Hyperlink"/>
                 <w:noProof/>
               </w:rPr>
-              <w:t>Social Implications</w:t>
+              <w:t>Extending the application</w:t>
             </w:r>
             <w:r>
               <w:rPr>
@@ -2101,7 +3541,7 @@
                 <w:noProof/>
                 <w:webHidden/>
               </w:rPr>
-              <w:instrText xml:space="preserve"> PAGEREF _Toc196699399 \h </w:instrText>
+              <w:instrText xml:space="preserve"> PAGEREF _Toc196702417 \h </w:instrText>
             </w:r>
             <w:r>
               <w:rPr>
@@ -2121,7 +3561,79 @@
                 <w:noProof/>
                 <w:webHidden/>
               </w:rPr>
-              <w:t>13</w:t>
+              <w:t>20</w:t>
+            </w:r>
+            <w:r>
+              <w:rPr>
+                <w:noProof/>
+                <w:webHidden/>
+              </w:rPr>
+              <w:fldChar w:fldCharType="end"/>
+            </w:r>
+          </w:hyperlink>
+        </w:p>
+        <w:p>
+          <w:pPr>
+            <w:pStyle w:val="TOC2"/>
+            <w:tabs>
+              <w:tab w:val="right" w:leader="dot" w:pos="9016"/>
+            </w:tabs>
+            <w:rPr>
+              <w:rFonts w:eastAsiaTheme="minorEastAsia"/>
+              <w:noProof/>
+              <w:sz w:val="24"/>
+              <w:szCs w:val="24"/>
+              <w:lang w:eastAsia="en-GB"/>
+            </w:rPr>
+          </w:pPr>
+          <w:hyperlink w:anchor="_Toc196702418" w:history="1">
+            <w:r>
+              <w:rPr>
+                <w:rStyle w:val="Hyperlink"/>
+                <w:noProof/>
+              </w:rPr>
+              <w:t>Extensions</w:t>
+            </w:r>
+            <w:r>
+              <w:rPr>
+                <w:noProof/>
+                <w:webHidden/>
+              </w:rPr>
+              <w:tab/>
+            </w:r>
+            <w:r>
+              <w:rPr>
+                <w:noProof/>
+                <w:webHidden/>
+              </w:rPr>
+              <w:fldChar w:fldCharType="begin"/>
+            </w:r>
+            <w:r>
+              <w:rPr>
+                <w:noProof/>
+                <w:webHidden/>
+              </w:rPr>
+              <w:instrText xml:space="preserve"> PAGEREF _Toc196702418 \h </w:instrText>
+            </w:r>
+            <w:r>
+              <w:rPr>
+                <w:noProof/>
+                <w:webHidden/>
+              </w:rPr>
+            </w:r>
+            <w:r>
+              <w:rPr>
+                <w:noProof/>
+                <w:webHidden/>
+              </w:rPr>
+              <w:fldChar w:fldCharType="separate"/>
+            </w:r>
+            <w:r>
+              <w:rPr>
+                <w:noProof/>
+                <w:webHidden/>
+              </w:rPr>
+              <w:t>21</w:t>
             </w:r>
             <w:r>
               <w:rPr>
@@ -2146,13 +3658,13 @@
               <w:lang w:eastAsia="en-GB"/>
             </w:rPr>
           </w:pPr>
-          <w:hyperlink w:anchor="_Toc196699400" w:history="1">
+          <w:hyperlink w:anchor="_Toc196702419" w:history="1">
             <w:r>
               <w:rPr>
                 <w:rStyle w:val="Hyperlink"/>
                 <w:noProof/>
               </w:rPr>
-              <w:t>Legal Requirements and Protecting User Data</w:t>
+              <w:t>Testing and Analysis</w:t>
             </w:r>
             <w:r>
               <w:rPr>
@@ -2173,7 +3685,7 @@
                 <w:noProof/>
                 <w:webHidden/>
               </w:rPr>
-              <w:instrText xml:space="preserve"> PAGEREF _Toc196699400 \h </w:instrText>
+              <w:instrText xml:space="preserve"> PAGEREF _Toc196702419 \h </w:instrText>
             </w:r>
             <w:r>
               <w:rPr>
@@ -2193,7 +3705,223 @@
                 <w:noProof/>
                 <w:webHidden/>
               </w:rPr>
-              <w:t>13</w:t>
+              <w:t>21</w:t>
+            </w:r>
+            <w:r>
+              <w:rPr>
+                <w:noProof/>
+                <w:webHidden/>
+              </w:rPr>
+              <w:fldChar w:fldCharType="end"/>
+            </w:r>
+          </w:hyperlink>
+        </w:p>
+        <w:p>
+          <w:pPr>
+            <w:pStyle w:val="TOC2"/>
+            <w:tabs>
+              <w:tab w:val="right" w:leader="dot" w:pos="9016"/>
+            </w:tabs>
+            <w:rPr>
+              <w:rFonts w:eastAsiaTheme="minorEastAsia"/>
+              <w:noProof/>
+              <w:sz w:val="24"/>
+              <w:szCs w:val="24"/>
+              <w:lang w:eastAsia="en-GB"/>
+            </w:rPr>
+          </w:pPr>
+          <w:hyperlink w:anchor="_Toc196702420" w:history="1">
+            <w:r>
+              <w:rPr>
+                <w:rStyle w:val="Hyperlink"/>
+                <w:noProof/>
+              </w:rPr>
+              <w:t>Usability Testing</w:t>
+            </w:r>
+            <w:r>
+              <w:rPr>
+                <w:noProof/>
+                <w:webHidden/>
+              </w:rPr>
+              <w:tab/>
+            </w:r>
+            <w:r>
+              <w:rPr>
+                <w:noProof/>
+                <w:webHidden/>
+              </w:rPr>
+              <w:fldChar w:fldCharType="begin"/>
+            </w:r>
+            <w:r>
+              <w:rPr>
+                <w:noProof/>
+                <w:webHidden/>
+              </w:rPr>
+              <w:instrText xml:space="preserve"> PAGEREF _Toc196702420 \h </w:instrText>
+            </w:r>
+            <w:r>
+              <w:rPr>
+                <w:noProof/>
+                <w:webHidden/>
+              </w:rPr>
+            </w:r>
+            <w:r>
+              <w:rPr>
+                <w:noProof/>
+                <w:webHidden/>
+              </w:rPr>
+              <w:fldChar w:fldCharType="separate"/>
+            </w:r>
+            <w:r>
+              <w:rPr>
+                <w:noProof/>
+                <w:webHidden/>
+              </w:rPr>
+              <w:t>21</w:t>
+            </w:r>
+            <w:r>
+              <w:rPr>
+                <w:noProof/>
+                <w:webHidden/>
+              </w:rPr>
+              <w:fldChar w:fldCharType="end"/>
+            </w:r>
+          </w:hyperlink>
+        </w:p>
+        <w:p>
+          <w:pPr>
+            <w:pStyle w:val="TOC2"/>
+            <w:tabs>
+              <w:tab w:val="right" w:leader="dot" w:pos="9016"/>
+            </w:tabs>
+            <w:rPr>
+              <w:rFonts w:eastAsiaTheme="minorEastAsia"/>
+              <w:noProof/>
+              <w:sz w:val="24"/>
+              <w:szCs w:val="24"/>
+              <w:lang w:eastAsia="en-GB"/>
+            </w:rPr>
+          </w:pPr>
+          <w:hyperlink w:anchor="_Toc196702421" w:history="1">
+            <w:r>
+              <w:rPr>
+                <w:rStyle w:val="Hyperlink"/>
+                <w:noProof/>
+              </w:rPr>
+              <w:t>ICMS Feedback</w:t>
+            </w:r>
+            <w:r>
+              <w:rPr>
+                <w:noProof/>
+                <w:webHidden/>
+              </w:rPr>
+              <w:tab/>
+            </w:r>
+            <w:r>
+              <w:rPr>
+                <w:noProof/>
+                <w:webHidden/>
+              </w:rPr>
+              <w:fldChar w:fldCharType="begin"/>
+            </w:r>
+            <w:r>
+              <w:rPr>
+                <w:noProof/>
+                <w:webHidden/>
+              </w:rPr>
+              <w:instrText xml:space="preserve"> PAGEREF _Toc196702421 \h </w:instrText>
+            </w:r>
+            <w:r>
+              <w:rPr>
+                <w:noProof/>
+                <w:webHidden/>
+              </w:rPr>
+            </w:r>
+            <w:r>
+              <w:rPr>
+                <w:noProof/>
+                <w:webHidden/>
+              </w:rPr>
+              <w:fldChar w:fldCharType="separate"/>
+            </w:r>
+            <w:r>
+              <w:rPr>
+                <w:noProof/>
+                <w:webHidden/>
+              </w:rPr>
+              <w:t>22</w:t>
+            </w:r>
+            <w:r>
+              <w:rPr>
+                <w:noProof/>
+                <w:webHidden/>
+              </w:rPr>
+              <w:fldChar w:fldCharType="end"/>
+            </w:r>
+          </w:hyperlink>
+        </w:p>
+        <w:p>
+          <w:pPr>
+            <w:pStyle w:val="TOC2"/>
+            <w:tabs>
+              <w:tab w:val="right" w:leader="dot" w:pos="9016"/>
+            </w:tabs>
+            <w:rPr>
+              <w:rFonts w:eastAsiaTheme="minorEastAsia"/>
+              <w:noProof/>
+              <w:sz w:val="24"/>
+              <w:szCs w:val="24"/>
+              <w:lang w:eastAsia="en-GB"/>
+            </w:rPr>
+          </w:pPr>
+          <w:hyperlink w:anchor="_Toc196702422" w:history="1">
+            <w:r>
+              <w:rPr>
+                <w:rStyle w:val="Hyperlink"/>
+                <w:noProof/>
+              </w:rPr>
+              <w:t>Community Store Feedback</w:t>
+            </w:r>
+            <w:r>
+              <w:rPr>
+                <w:noProof/>
+                <w:webHidden/>
+              </w:rPr>
+              <w:tab/>
+            </w:r>
+            <w:r>
+              <w:rPr>
+                <w:noProof/>
+                <w:webHidden/>
+              </w:rPr>
+              <w:fldChar w:fldCharType="begin"/>
+            </w:r>
+            <w:r>
+              <w:rPr>
+                <w:noProof/>
+                <w:webHidden/>
+              </w:rPr>
+              <w:instrText xml:space="preserve"> PAGEREF _Toc196702422 \h </w:instrText>
+            </w:r>
+            <w:r>
+              <w:rPr>
+                <w:noProof/>
+                <w:webHidden/>
+              </w:rPr>
+            </w:r>
+            <w:r>
+              <w:rPr>
+                <w:noProof/>
+                <w:webHidden/>
+              </w:rPr>
+              <w:fldChar w:fldCharType="separate"/>
+            </w:r>
+            <w:r>
+              <w:rPr>
+                <w:noProof/>
+                <w:webHidden/>
+              </w:rPr>
+              <w:t>23</w:t>
             </w:r>
             <w:r>
               <w:rPr>
@@ -2218,13 +3946,13 @@
               <w:lang w:eastAsia="en-GB"/>
             </w:rPr>
           </w:pPr>
-          <w:hyperlink w:anchor="_Toc196699401" w:history="1">
+          <w:hyperlink w:anchor="_Toc196702423" w:history="1">
             <w:r>
               <w:rPr>
                 <w:rStyle w:val="Hyperlink"/>
                 <w:noProof/>
               </w:rPr>
-              <w:t>Software Architecture</w:t>
+              <w:t>Development Environment</w:t>
             </w:r>
             <w:r>
               <w:rPr>
@@ -2245,7 +3973,7 @@
                 <w:noProof/>
                 <w:webHidden/>
               </w:rPr>
-              <w:instrText xml:space="preserve"> PAGEREF _Toc196699401 \h </w:instrText>
+              <w:instrText xml:space="preserve"> PAGEREF _Toc196702423 \h </w:instrText>
             </w:r>
             <w:r>
               <w:rPr>
@@ -2265,7 +3993,7 @@
                 <w:noProof/>
                 <w:webHidden/>
               </w:rPr>
-              <w:t>14</w:t>
+              <w:t>23</w:t>
             </w:r>
             <w:r>
               <w:rPr>
@@ -2290,13 +4018,13 @@
               <w:lang w:eastAsia="en-GB"/>
             </w:rPr>
           </w:pPr>
-          <w:hyperlink w:anchor="_Toc196699402" w:history="1">
+          <w:hyperlink w:anchor="_Toc196702424" w:history="1">
             <w:r>
               <w:rPr>
                 <w:rStyle w:val="Hyperlink"/>
                 <w:noProof/>
               </w:rPr>
-              <w:t>Connection Methods</w:t>
+              <w:t>Hosting and improving on ease of use</w:t>
             </w:r>
             <w:r>
               <w:rPr>
@@ -2317,7 +4045,7 @@
                 <w:noProof/>
                 <w:webHidden/>
               </w:rPr>
-              <w:instrText xml:space="preserve"> PAGEREF _Toc196699402 \h </w:instrText>
+              <w:instrText xml:space="preserve"> PAGEREF _Toc196702424 \h </w:instrText>
             </w:r>
             <w:r>
               <w:rPr>
@@ -2337,7 +4065,7 @@
                 <w:noProof/>
                 <w:webHidden/>
               </w:rPr>
-              <w:t>14</w:t>
+              <w:t>23</w:t>
             </w:r>
             <w:r>
               <w:rPr>
@@ -2362,13 +4090,13 @@
               <w:lang w:eastAsia="en-GB"/>
             </w:rPr>
           </w:pPr>
-          <w:hyperlink w:anchor="_Toc196699403" w:history="1">
+          <w:hyperlink w:anchor="_Toc196702425" w:history="1">
             <w:r>
               <w:rPr>
                 <w:rStyle w:val="Hyperlink"/>
                 <w:noProof/>
               </w:rPr>
-              <w:t>Webapp or Native Application?</w:t>
+              <w:t>Docker</w:t>
             </w:r>
             <w:r>
               <w:rPr>
@@ -2389,7 +4117,7 @@
                 <w:noProof/>
                 <w:webHidden/>
               </w:rPr>
-              <w:instrText xml:space="preserve"> PAGEREF _Toc196699403 \h </w:instrText>
+              <w:instrText xml:space="preserve"> PAGEREF _Toc196702425 \h </w:instrText>
             </w:r>
             <w:r>
               <w:rPr>
@@ -2409,7 +4137,7 @@
                 <w:noProof/>
                 <w:webHidden/>
               </w:rPr>
-              <w:t>15</w:t>
+              <w:t>23</w:t>
             </w:r>
             <w:r>
               <w:rPr>
@@ -2434,13 +4162,13 @@
               <w:lang w:eastAsia="en-GB"/>
             </w:rPr>
           </w:pPr>
-          <w:hyperlink w:anchor="_Toc196699404" w:history="1">
+          <w:hyperlink w:anchor="_Toc196702426" w:history="1">
             <w:r>
               <w:rPr>
                 <w:rStyle w:val="Hyperlink"/>
                 <w:noProof/>
               </w:rPr>
-              <w:t>Svelte/Sveltekit</w:t>
+              <w:t>Docker-Compose</w:t>
             </w:r>
             <w:r>
               <w:rPr>
@@ -2461,7 +4189,7 @@
                 <w:noProof/>
                 <w:webHidden/>
               </w:rPr>
-              <w:instrText xml:space="preserve"> PAGEREF _Toc196699404 \h </w:instrText>
+              <w:instrText xml:space="preserve"> PAGEREF _Toc196702426 \h </w:instrText>
             </w:r>
             <w:r>
               <w:rPr>
@@ -2481,7 +4209,7 @@
                 <w:noProof/>
                 <w:webHidden/>
               </w:rPr>
-              <w:t>15</w:t>
+              <w:t>24</w:t>
             </w:r>
             <w:r>
               <w:rPr>
@@ -2506,13 +4234,13 @@
               <w:lang w:eastAsia="en-GB"/>
             </w:rPr>
           </w:pPr>
-          <w:hyperlink w:anchor="_Toc196699405" w:history="1">
+          <w:hyperlink w:anchor="_Toc196702427" w:history="1">
             <w:r>
               <w:rPr>
                 <w:rStyle w:val="Hyperlink"/>
                 <w:noProof/>
               </w:rPr>
-              <w:t>Tailwind/Daisy UI</w:t>
+              <w:t>Nginx</w:t>
             </w:r>
             <w:r>
               <w:rPr>
@@ -2533,7 +4261,7 @@
                 <w:noProof/>
                 <w:webHidden/>
               </w:rPr>
-              <w:instrText xml:space="preserve"> PAGEREF _Toc196699405 \h </w:instrText>
+              <w:instrText xml:space="preserve"> PAGEREF _Toc196702427 \h </w:instrText>
             </w:r>
             <w:r>
               <w:rPr>
@@ -2553,7 +4281,79 @@
                 <w:noProof/>
                 <w:webHidden/>
               </w:rPr>
-              <w:t>15</w:t>
+              <w:t>24</w:t>
+            </w:r>
+            <w:r>
+              <w:rPr>
+                <w:noProof/>
+                <w:webHidden/>
+              </w:rPr>
+              <w:fldChar w:fldCharType="end"/>
+            </w:r>
+          </w:hyperlink>
+        </w:p>
+        <w:p>
+          <w:pPr>
+            <w:pStyle w:val="TOC1"/>
+            <w:tabs>
+              <w:tab w:val="right" w:leader="dot" w:pos="9016"/>
+            </w:tabs>
+            <w:rPr>
+              <w:rFonts w:eastAsiaTheme="minorEastAsia"/>
+              <w:noProof/>
+              <w:sz w:val="24"/>
+              <w:szCs w:val="24"/>
+              <w:lang w:eastAsia="en-GB"/>
+            </w:rPr>
+          </w:pPr>
+          <w:hyperlink w:anchor="_Toc196702428" w:history="1">
+            <w:r>
+              <w:rPr>
+                <w:rStyle w:val="Hyperlink"/>
+                <w:noProof/>
+              </w:rPr>
+              <w:t>Optimising The Application/Future development</w:t>
+            </w:r>
+            <w:r>
+              <w:rPr>
+                <w:noProof/>
+                <w:webHidden/>
+              </w:rPr>
+              <w:tab/>
+            </w:r>
+            <w:r>
+              <w:rPr>
+                <w:noProof/>
+                <w:webHidden/>
+              </w:rPr>
+              <w:fldChar w:fldCharType="begin"/>
+            </w:r>
+            <w:r>
+              <w:rPr>
+                <w:noProof/>
+                <w:webHidden/>
+              </w:rPr>
+              <w:instrText xml:space="preserve"> PAGEREF _Toc196702428 \h </w:instrText>
+            </w:r>
+            <w:r>
+              <w:rPr>
+                <w:noProof/>
+                <w:webHidden/>
+              </w:rPr>
+            </w:r>
+            <w:r>
+              <w:rPr>
+                <w:noProof/>
+                <w:webHidden/>
+              </w:rPr>
+              <w:fldChar w:fldCharType="separate"/>
+            </w:r>
+            <w:r>
+              <w:rPr>
+                <w:noProof/>
+                <w:webHidden/>
+              </w:rPr>
+              <w:t>24</w:t>
             </w:r>
             <w:r>
               <w:rPr>
@@ -2578,13 +4378,13 @@
               <w:lang w:eastAsia="en-GB"/>
             </w:rPr>
           </w:pPr>
-          <w:hyperlink w:anchor="_Toc196699406" w:history="1">
+          <w:hyperlink w:anchor="_Toc196702429" w:history="1">
             <w:r>
               <w:rPr>
                 <w:rStyle w:val="Hyperlink"/>
                 <w:noProof/>
               </w:rPr>
-              <w:t>Other Languages</w:t>
+              <w:t>Improving the store</w:t>
             </w:r>
             <w:r>
               <w:rPr>
@@ -2605,7 +4405,7 @@
                 <w:noProof/>
                 <w:webHidden/>
               </w:rPr>
-              <w:instrText xml:space="preserve"> PAGEREF _Toc196699406 \h </w:instrText>
+              <w:instrText xml:space="preserve"> PAGEREF _Toc196702429 \h </w:instrText>
             </w:r>
             <w:r>
               <w:rPr>
@@ -2625,7 +4425,7 @@
                 <w:noProof/>
                 <w:webHidden/>
               </w:rPr>
-              <w:t>16</w:t>
+              <w:t>24</w:t>
             </w:r>
             <w:r>
               <w:rPr>
@@ -2650,13 +4450,13 @@
               <w:lang w:eastAsia="en-GB"/>
             </w:rPr>
           </w:pPr>
-          <w:hyperlink w:anchor="_Toc196699407" w:history="1">
+          <w:hyperlink w:anchor="_Toc196702430" w:history="1">
             <w:r>
               <w:rPr>
                 <w:rStyle w:val="Hyperlink"/>
                 <w:noProof/>
               </w:rPr>
-              <w:t>Python</w:t>
+              <w:t>Improved extension management</w:t>
             </w:r>
             <w:r>
               <w:rPr>
@@ -2677,7 +4477,7 @@
                 <w:noProof/>
                 <w:webHidden/>
               </w:rPr>
-              <w:instrText xml:space="preserve"> PAGEREF _Toc196699407 \h </w:instrText>
+              <w:instrText xml:space="preserve"> PAGEREF _Toc196702430 \h </w:instrText>
             </w:r>
             <w:r>
               <w:rPr>
@@ -2697,295 +4497,7 @@
                 <w:noProof/>
                 <w:webHidden/>
               </w:rPr>
-              <w:t>16</w:t>
-            </w:r>
-            <w:r>
-              <w:rPr>
-                <w:noProof/>
-                <w:webHidden/>
-              </w:rPr>
-              <w:fldChar w:fldCharType="end"/>
-            </w:r>
-          </w:hyperlink>
-        </w:p>
-        <w:p>
-          <w:pPr>
-            <w:pStyle w:val="TOC2"/>
-            <w:tabs>
-              <w:tab w:val="right" w:leader="dot" w:pos="9016"/>
-            </w:tabs>
-            <w:rPr>
-              <w:rFonts w:eastAsiaTheme="minorEastAsia"/>
-              <w:noProof/>
-              <w:sz w:val="24"/>
-              <w:szCs w:val="24"/>
-              <w:lang w:eastAsia="en-GB"/>
-            </w:rPr>
-          </w:pPr>
-          <w:hyperlink w:anchor="_Toc196699408" w:history="1">
-            <w:r>
-              <w:rPr>
-                <w:rStyle w:val="Hyperlink"/>
-                <w:noProof/>
-              </w:rPr>
-              <w:t>The Python GIL</w:t>
-            </w:r>
-            <w:r>
-              <w:rPr>
-                <w:noProof/>
-                <w:webHidden/>
-              </w:rPr>
-              <w:tab/>
-            </w:r>
-            <w:r>
-              <w:rPr>
-                <w:noProof/>
-                <w:webHidden/>
-              </w:rPr>
-              <w:fldChar w:fldCharType="begin"/>
-            </w:r>
-            <w:r>
-              <w:rPr>
-                <w:noProof/>
-                <w:webHidden/>
-              </w:rPr>
-              <w:instrText xml:space="preserve"> PAGEREF _Toc196699408 \h </w:instrText>
-            </w:r>
-            <w:r>
-              <w:rPr>
-                <w:noProof/>
-                <w:webHidden/>
-              </w:rPr>
-            </w:r>
-            <w:r>
-              <w:rPr>
-                <w:noProof/>
-                <w:webHidden/>
-              </w:rPr>
-              <w:fldChar w:fldCharType="separate"/>
-            </w:r>
-            <w:r>
-              <w:rPr>
-                <w:noProof/>
-                <w:webHidden/>
-              </w:rPr>
-              <w:t>17</w:t>
-            </w:r>
-            <w:r>
-              <w:rPr>
-                <w:noProof/>
-                <w:webHidden/>
-              </w:rPr>
-              <w:fldChar w:fldCharType="end"/>
-            </w:r>
-          </w:hyperlink>
-        </w:p>
-        <w:p>
-          <w:pPr>
-            <w:pStyle w:val="TOC2"/>
-            <w:tabs>
-              <w:tab w:val="right" w:leader="dot" w:pos="9016"/>
-            </w:tabs>
-            <w:rPr>
-              <w:rFonts w:eastAsiaTheme="minorEastAsia"/>
-              <w:noProof/>
-              <w:sz w:val="24"/>
-              <w:szCs w:val="24"/>
-              <w:lang w:eastAsia="en-GB"/>
-            </w:rPr>
-          </w:pPr>
-          <w:hyperlink w:anchor="_Toc196699409" w:history="1">
-            <w:r>
-              <w:rPr>
-                <w:rStyle w:val="Hyperlink"/>
-                <w:noProof/>
-              </w:rPr>
-              <w:t>MQTT and Alternative Server Protocols</w:t>
-            </w:r>
-            <w:r>
-              <w:rPr>
-                <w:noProof/>
-                <w:webHidden/>
-              </w:rPr>
-              <w:tab/>
-            </w:r>
-            <w:r>
-              <w:rPr>
-                <w:noProof/>
-                <w:webHidden/>
-              </w:rPr>
-              <w:fldChar w:fldCharType="begin"/>
-            </w:r>
-            <w:r>
-              <w:rPr>
-                <w:noProof/>
-                <w:webHidden/>
-              </w:rPr>
-              <w:instrText xml:space="preserve"> PAGEREF _Toc196699409 \h </w:instrText>
-            </w:r>
-            <w:r>
-              <w:rPr>
-                <w:noProof/>
-                <w:webHidden/>
-              </w:rPr>
-            </w:r>
-            <w:r>
-              <w:rPr>
-                <w:noProof/>
-                <w:webHidden/>
-              </w:rPr>
-              <w:fldChar w:fldCharType="separate"/>
-            </w:r>
-            <w:r>
-              <w:rPr>
-                <w:noProof/>
-                <w:webHidden/>
-              </w:rPr>
-              <w:t>17</w:t>
-            </w:r>
-            <w:r>
-              <w:rPr>
-                <w:noProof/>
-                <w:webHidden/>
-              </w:rPr>
-              <w:fldChar w:fldCharType="end"/>
-            </w:r>
-          </w:hyperlink>
-        </w:p>
-        <w:p>
-          <w:pPr>
-            <w:pStyle w:val="TOC2"/>
-            <w:tabs>
-              <w:tab w:val="right" w:leader="dot" w:pos="9016"/>
-            </w:tabs>
-            <w:rPr>
-              <w:rFonts w:eastAsiaTheme="minorEastAsia"/>
-              <w:noProof/>
-              <w:sz w:val="24"/>
-              <w:szCs w:val="24"/>
-              <w:lang w:eastAsia="en-GB"/>
-            </w:rPr>
-          </w:pPr>
-          <w:hyperlink w:anchor="_Toc196699410" w:history="1">
-            <w:r>
-              <w:rPr>
-                <w:rStyle w:val="Hyperlink"/>
-                <w:noProof/>
-              </w:rPr>
-              <w:t>Sockets and Web-Sockets</w:t>
-            </w:r>
-            <w:r>
-              <w:rPr>
-                <w:noProof/>
-                <w:webHidden/>
-              </w:rPr>
-              <w:tab/>
-            </w:r>
-            <w:r>
-              <w:rPr>
-                <w:noProof/>
-                <w:webHidden/>
-              </w:rPr>
-              <w:fldChar w:fldCharType="begin"/>
-            </w:r>
-            <w:r>
-              <w:rPr>
-                <w:noProof/>
-                <w:webHidden/>
-              </w:rPr>
-              <w:instrText xml:space="preserve"> PAGEREF _Toc196699410 \h </w:instrText>
-            </w:r>
-            <w:r>
-              <w:rPr>
-                <w:noProof/>
-                <w:webHidden/>
-              </w:rPr>
-            </w:r>
-            <w:r>
-              <w:rPr>
-                <w:noProof/>
-                <w:webHidden/>
-              </w:rPr>
-              <w:fldChar w:fldCharType="separate"/>
-            </w:r>
-            <w:r>
-              <w:rPr>
-                <w:noProof/>
-                <w:webHidden/>
-              </w:rPr>
-              <w:t>17</w:t>
-            </w:r>
-            <w:r>
-              <w:rPr>
-                <w:noProof/>
-                <w:webHidden/>
-              </w:rPr>
-              <w:fldChar w:fldCharType="end"/>
-            </w:r>
-          </w:hyperlink>
-        </w:p>
-        <w:p>
-          <w:pPr>
-            <w:pStyle w:val="TOC2"/>
-            <w:tabs>
-              <w:tab w:val="right" w:leader="dot" w:pos="9016"/>
-            </w:tabs>
-            <w:rPr>
-              <w:rFonts w:eastAsiaTheme="minorEastAsia"/>
-              <w:noProof/>
-              <w:sz w:val="24"/>
-              <w:szCs w:val="24"/>
-              <w:lang w:eastAsia="en-GB"/>
-            </w:rPr>
-          </w:pPr>
-          <w:hyperlink w:anchor="_Toc196699411" w:history="1">
-            <w:r>
-              <w:rPr>
-                <w:rStyle w:val="Hyperlink"/>
-                <w:noProof/>
-              </w:rPr>
-              <w:t>Device Networking Library</w:t>
-            </w:r>
-            <w:r>
-              <w:rPr>
-                <w:noProof/>
-                <w:webHidden/>
-              </w:rPr>
-              <w:tab/>
-            </w:r>
-            <w:r>
-              <w:rPr>
-                <w:noProof/>
-                <w:webHidden/>
-              </w:rPr>
-              <w:fldChar w:fldCharType="begin"/>
-            </w:r>
-            <w:r>
-              <w:rPr>
-                <w:noProof/>
-                <w:webHidden/>
-              </w:rPr>
-              <w:instrText xml:space="preserve"> PAGEREF _Toc196699411 \h </w:instrText>
-            </w:r>
-            <w:r>
-              <w:rPr>
-                <w:noProof/>
-                <w:webHidden/>
-              </w:rPr>
-            </w:r>
-            <w:r>
-              <w:rPr>
-                <w:noProof/>
-                <w:webHidden/>
-              </w:rPr>
-              <w:fldChar w:fldCharType="separate"/>
-            </w:r>
-            <w:r>
-              <w:rPr>
-                <w:noProof/>
-                <w:webHidden/>
-              </w:rPr>
-              <w:t>19</w:t>
+              <w:t>25</w:t>
             </w:r>
             <w:r>
               <w:rPr>
@@ -3010,13 +4522,13 @@
               <w:lang w:eastAsia="en-GB"/>
             </w:rPr>
           </w:pPr>
-          <w:hyperlink w:anchor="_Toc196699412" w:history="1">
+          <w:hyperlink w:anchor="_Toc196702431" w:history="1">
             <w:r>
               <w:rPr>
                 <w:rStyle w:val="Hyperlink"/>
                 <w:noProof/>
               </w:rPr>
-              <w:t>Comparing Server Frameworks</w:t>
+              <w:t>What I’ve Learned and Improved During the Project</w:t>
             </w:r>
             <w:r>
               <w:rPr>
@@ -3037,7 +4549,7 @@
                 <w:noProof/>
                 <w:webHidden/>
               </w:rPr>
-              <w:instrText xml:space="preserve"> PAGEREF _Toc196699412 \h </w:instrText>
+              <w:instrText xml:space="preserve"> PAGEREF _Toc196702431 \h </w:instrText>
             </w:r>
             <w:r>
               <w:rPr>
@@ -3057,511 +4569,7 @@
                 <w:noProof/>
                 <w:webHidden/>
               </w:rPr>
-              <w:t>19</w:t>
-            </w:r>
-            <w:r>
-              <w:rPr>
-                <w:noProof/>
-                <w:webHidden/>
-              </w:rPr>
-              <w:fldChar w:fldCharType="end"/>
-            </w:r>
-          </w:hyperlink>
-        </w:p>
-        <w:p>
-          <w:pPr>
-            <w:pStyle w:val="TOC2"/>
-            <w:tabs>
-              <w:tab w:val="right" w:leader="dot" w:pos="9016"/>
-            </w:tabs>
-            <w:rPr>
-              <w:rFonts w:eastAsiaTheme="minorEastAsia"/>
-              <w:noProof/>
-              <w:sz w:val="24"/>
-              <w:szCs w:val="24"/>
-              <w:lang w:eastAsia="en-GB"/>
-            </w:rPr>
-          </w:pPr>
-          <w:hyperlink w:anchor="_Toc196699413" w:history="1">
-            <w:r>
-              <w:rPr>
-                <w:rStyle w:val="Hyperlink"/>
-                <w:noProof/>
-              </w:rPr>
-              <w:t>Django</w:t>
-            </w:r>
-            <w:r>
-              <w:rPr>
-                <w:noProof/>
-                <w:webHidden/>
-              </w:rPr>
-              <w:tab/>
-            </w:r>
-            <w:r>
-              <w:rPr>
-                <w:noProof/>
-                <w:webHidden/>
-              </w:rPr>
-              <w:fldChar w:fldCharType="begin"/>
-            </w:r>
-            <w:r>
-              <w:rPr>
-                <w:noProof/>
-                <w:webHidden/>
-              </w:rPr>
-              <w:instrText xml:space="preserve"> PAGEREF _Toc196699413 \h </w:instrText>
-            </w:r>
-            <w:r>
-              <w:rPr>
-                <w:noProof/>
-                <w:webHidden/>
-              </w:rPr>
-            </w:r>
-            <w:r>
-              <w:rPr>
-                <w:noProof/>
-                <w:webHidden/>
-              </w:rPr>
-              <w:fldChar w:fldCharType="separate"/>
-            </w:r>
-            <w:r>
-              <w:rPr>
-                <w:noProof/>
-                <w:webHidden/>
-              </w:rPr>
-              <w:t>19</w:t>
-            </w:r>
-            <w:r>
-              <w:rPr>
-                <w:noProof/>
-                <w:webHidden/>
-              </w:rPr>
-              <w:fldChar w:fldCharType="end"/>
-            </w:r>
-          </w:hyperlink>
-        </w:p>
-        <w:p>
-          <w:pPr>
-            <w:pStyle w:val="TOC2"/>
-            <w:tabs>
-              <w:tab w:val="right" w:leader="dot" w:pos="9016"/>
-            </w:tabs>
-            <w:rPr>
-              <w:rFonts w:eastAsiaTheme="minorEastAsia"/>
-              <w:noProof/>
-              <w:sz w:val="24"/>
-              <w:szCs w:val="24"/>
-              <w:lang w:eastAsia="en-GB"/>
-            </w:rPr>
-          </w:pPr>
-          <w:hyperlink w:anchor="_Toc196699414" w:history="1">
-            <w:r>
-              <w:rPr>
-                <w:rStyle w:val="Hyperlink"/>
-                <w:noProof/>
-              </w:rPr>
-              <w:t>Fast API</w:t>
-            </w:r>
-            <w:r>
-              <w:rPr>
-                <w:noProof/>
-                <w:webHidden/>
-              </w:rPr>
-              <w:tab/>
-            </w:r>
-            <w:r>
-              <w:rPr>
-                <w:noProof/>
-                <w:webHidden/>
-              </w:rPr>
-              <w:fldChar w:fldCharType="begin"/>
-            </w:r>
-            <w:r>
-              <w:rPr>
-                <w:noProof/>
-                <w:webHidden/>
-              </w:rPr>
-              <w:instrText xml:space="preserve"> PAGEREF _Toc196699414 \h </w:instrText>
-            </w:r>
-            <w:r>
-              <w:rPr>
-                <w:noProof/>
-                <w:webHidden/>
-              </w:rPr>
-            </w:r>
-            <w:r>
-              <w:rPr>
-                <w:noProof/>
-                <w:webHidden/>
-              </w:rPr>
-              <w:fldChar w:fldCharType="separate"/>
-            </w:r>
-            <w:r>
-              <w:rPr>
-                <w:noProof/>
-                <w:webHidden/>
-              </w:rPr>
-              <w:t>20</w:t>
-            </w:r>
-            <w:r>
-              <w:rPr>
-                <w:noProof/>
-                <w:webHidden/>
-              </w:rPr>
-              <w:fldChar w:fldCharType="end"/>
-            </w:r>
-          </w:hyperlink>
-        </w:p>
-        <w:p>
-          <w:pPr>
-            <w:pStyle w:val="TOC2"/>
-            <w:tabs>
-              <w:tab w:val="right" w:leader="dot" w:pos="9016"/>
-            </w:tabs>
-            <w:rPr>
-              <w:rFonts w:eastAsiaTheme="minorEastAsia"/>
-              <w:noProof/>
-              <w:sz w:val="24"/>
-              <w:szCs w:val="24"/>
-              <w:lang w:eastAsia="en-GB"/>
-            </w:rPr>
-          </w:pPr>
-          <w:hyperlink w:anchor="_Toc196699415" w:history="1">
-            <w:r>
-              <w:rPr>
-                <w:rStyle w:val="Hyperlink"/>
-                <w:noProof/>
-              </w:rPr>
-              <w:t>Flask</w:t>
-            </w:r>
-            <w:r>
-              <w:rPr>
-                <w:noProof/>
-                <w:webHidden/>
-              </w:rPr>
-              <w:tab/>
-            </w:r>
-            <w:r>
-              <w:rPr>
-                <w:noProof/>
-                <w:webHidden/>
-              </w:rPr>
-              <w:fldChar w:fldCharType="begin"/>
-            </w:r>
-            <w:r>
-              <w:rPr>
-                <w:noProof/>
-                <w:webHidden/>
-              </w:rPr>
-              <w:instrText xml:space="preserve"> PAGEREF _Toc196699415 \h </w:instrText>
-            </w:r>
-            <w:r>
-              <w:rPr>
-                <w:noProof/>
-                <w:webHidden/>
-              </w:rPr>
-            </w:r>
-            <w:r>
-              <w:rPr>
-                <w:noProof/>
-                <w:webHidden/>
-              </w:rPr>
-              <w:fldChar w:fldCharType="separate"/>
-            </w:r>
-            <w:r>
-              <w:rPr>
-                <w:noProof/>
-                <w:webHidden/>
-              </w:rPr>
-              <w:t>20</w:t>
-            </w:r>
-            <w:r>
-              <w:rPr>
-                <w:noProof/>
-                <w:webHidden/>
-              </w:rPr>
-              <w:fldChar w:fldCharType="end"/>
-            </w:r>
-          </w:hyperlink>
-        </w:p>
-        <w:p>
-          <w:pPr>
-            <w:pStyle w:val="TOC2"/>
-            <w:tabs>
-              <w:tab w:val="right" w:leader="dot" w:pos="9016"/>
-            </w:tabs>
-            <w:rPr>
-              <w:rFonts w:eastAsiaTheme="minorEastAsia"/>
-              <w:noProof/>
-              <w:sz w:val="24"/>
-              <w:szCs w:val="24"/>
-              <w:lang w:eastAsia="en-GB"/>
-            </w:rPr>
-          </w:pPr>
-          <w:hyperlink w:anchor="_Toc196699416" w:history="1">
-            <w:r>
-              <w:rPr>
-                <w:rStyle w:val="Hyperlink"/>
-                <w:noProof/>
-              </w:rPr>
-              <w:t>Authentication</w:t>
-            </w:r>
-            <w:r>
-              <w:rPr>
-                <w:noProof/>
-                <w:webHidden/>
-              </w:rPr>
-              <w:tab/>
-            </w:r>
-            <w:r>
-              <w:rPr>
-                <w:noProof/>
-                <w:webHidden/>
-              </w:rPr>
-              <w:fldChar w:fldCharType="begin"/>
-            </w:r>
-            <w:r>
-              <w:rPr>
-                <w:noProof/>
-                <w:webHidden/>
-              </w:rPr>
-              <w:instrText xml:space="preserve"> PAGEREF _Toc196699416 \h </w:instrText>
-            </w:r>
-            <w:r>
-              <w:rPr>
-                <w:noProof/>
-                <w:webHidden/>
-              </w:rPr>
-            </w:r>
-            <w:r>
-              <w:rPr>
-                <w:noProof/>
-                <w:webHidden/>
-              </w:rPr>
-              <w:fldChar w:fldCharType="separate"/>
-            </w:r>
-            <w:r>
-              <w:rPr>
-                <w:noProof/>
-                <w:webHidden/>
-              </w:rPr>
-              <w:t>20</w:t>
-            </w:r>
-            <w:r>
-              <w:rPr>
-                <w:noProof/>
-                <w:webHidden/>
-              </w:rPr>
-              <w:fldChar w:fldCharType="end"/>
-            </w:r>
-          </w:hyperlink>
-        </w:p>
-        <w:p>
-          <w:pPr>
-            <w:pStyle w:val="TOC2"/>
-            <w:tabs>
-              <w:tab w:val="right" w:leader="dot" w:pos="9016"/>
-            </w:tabs>
-            <w:rPr>
-              <w:rFonts w:eastAsiaTheme="minorEastAsia"/>
-              <w:noProof/>
-              <w:sz w:val="24"/>
-              <w:szCs w:val="24"/>
-              <w:lang w:eastAsia="en-GB"/>
-            </w:rPr>
-          </w:pPr>
-          <w:hyperlink w:anchor="_Toc196699417" w:history="1">
-            <w:r>
-              <w:rPr>
-                <w:rStyle w:val="Hyperlink"/>
-                <w:noProof/>
-              </w:rPr>
-              <w:t>JWT Tokens</w:t>
-            </w:r>
-            <w:r>
-              <w:rPr>
-                <w:noProof/>
-                <w:webHidden/>
-              </w:rPr>
-              <w:tab/>
-            </w:r>
-            <w:r>
-              <w:rPr>
-                <w:noProof/>
-                <w:webHidden/>
-              </w:rPr>
-              <w:fldChar w:fldCharType="begin"/>
-            </w:r>
-            <w:r>
-              <w:rPr>
-                <w:noProof/>
-                <w:webHidden/>
-              </w:rPr>
-              <w:instrText xml:space="preserve"> PAGEREF _Toc196699417 \h </w:instrText>
-            </w:r>
-            <w:r>
-              <w:rPr>
-                <w:noProof/>
-                <w:webHidden/>
-              </w:rPr>
-            </w:r>
-            <w:r>
-              <w:rPr>
-                <w:noProof/>
-                <w:webHidden/>
-              </w:rPr>
-              <w:fldChar w:fldCharType="separate"/>
-            </w:r>
-            <w:r>
-              <w:rPr>
-                <w:noProof/>
-                <w:webHidden/>
-              </w:rPr>
-              <w:t>21</w:t>
-            </w:r>
-            <w:r>
-              <w:rPr>
-                <w:noProof/>
-                <w:webHidden/>
-              </w:rPr>
-              <w:fldChar w:fldCharType="end"/>
-            </w:r>
-          </w:hyperlink>
-        </w:p>
-        <w:p>
-          <w:pPr>
-            <w:pStyle w:val="TOC2"/>
-            <w:tabs>
-              <w:tab w:val="right" w:leader="dot" w:pos="9016"/>
-            </w:tabs>
-            <w:rPr>
-              <w:rFonts w:eastAsiaTheme="minorEastAsia"/>
-              <w:noProof/>
-              <w:sz w:val="24"/>
-              <w:szCs w:val="24"/>
-              <w:lang w:eastAsia="en-GB"/>
-            </w:rPr>
-          </w:pPr>
-          <w:hyperlink w:anchor="_Toc196699418" w:history="1">
-            <w:r>
-              <w:rPr>
-                <w:rStyle w:val="Hyperlink"/>
-                <w:noProof/>
-              </w:rPr>
-              <w:t>Caching</w:t>
-            </w:r>
-            <w:r>
-              <w:rPr>
-                <w:noProof/>
-                <w:webHidden/>
-              </w:rPr>
-              <w:tab/>
-            </w:r>
-            <w:r>
-              <w:rPr>
-                <w:noProof/>
-                <w:webHidden/>
-              </w:rPr>
-              <w:fldChar w:fldCharType="begin"/>
-            </w:r>
-            <w:r>
-              <w:rPr>
-                <w:noProof/>
-                <w:webHidden/>
-              </w:rPr>
-              <w:instrText xml:space="preserve"> PAGEREF _Toc196699418 \h </w:instrText>
-            </w:r>
-            <w:r>
-              <w:rPr>
-                <w:noProof/>
-                <w:webHidden/>
-              </w:rPr>
-            </w:r>
-            <w:r>
-              <w:rPr>
-                <w:noProof/>
-                <w:webHidden/>
-              </w:rPr>
-              <w:fldChar w:fldCharType="separate"/>
-            </w:r>
-            <w:r>
-              <w:rPr>
-                <w:noProof/>
-                <w:webHidden/>
-              </w:rPr>
-              <w:t>21</w:t>
-            </w:r>
-            <w:r>
-              <w:rPr>
-                <w:noProof/>
-                <w:webHidden/>
-              </w:rPr>
-              <w:fldChar w:fldCharType="end"/>
-            </w:r>
-          </w:hyperlink>
-        </w:p>
-        <w:p>
-          <w:pPr>
-            <w:pStyle w:val="TOC2"/>
-            <w:tabs>
-              <w:tab w:val="right" w:leader="dot" w:pos="9016"/>
-            </w:tabs>
-            <w:rPr>
-              <w:rFonts w:eastAsiaTheme="minorEastAsia"/>
-              <w:noProof/>
-              <w:sz w:val="24"/>
-              <w:szCs w:val="24"/>
-              <w:lang w:eastAsia="en-GB"/>
-            </w:rPr>
-          </w:pPr>
-          <w:hyperlink w:anchor="_Toc196699419" w:history="1">
-            <w:r>
-              <w:rPr>
-                <w:rStyle w:val="Hyperlink"/>
-                <w:noProof/>
-              </w:rPr>
-              <w:t>Database/SQLite</w:t>
-            </w:r>
-            <w:r>
-              <w:rPr>
-                <w:noProof/>
-                <w:webHidden/>
-              </w:rPr>
-              <w:tab/>
-            </w:r>
-            <w:r>
-              <w:rPr>
-                <w:noProof/>
-                <w:webHidden/>
-              </w:rPr>
-              <w:fldChar w:fldCharType="begin"/>
-            </w:r>
-            <w:r>
-              <w:rPr>
-                <w:noProof/>
-                <w:webHidden/>
-              </w:rPr>
-              <w:instrText xml:space="preserve"> PAGEREF _Toc196699419 \h </w:instrText>
-            </w:r>
-            <w:r>
-              <w:rPr>
-                <w:noProof/>
-                <w:webHidden/>
-              </w:rPr>
-            </w:r>
-            <w:r>
-              <w:rPr>
-                <w:noProof/>
-                <w:webHidden/>
-              </w:rPr>
-              <w:fldChar w:fldCharType="separate"/>
-            </w:r>
-            <w:r>
-              <w:rPr>
-                <w:noProof/>
-                <w:webHidden/>
-              </w:rPr>
-              <w:t>21</w:t>
+              <w:t>25</w:t>
             </w:r>
             <w:r>
               <w:rPr>
@@ -3586,13 +4594,13 @@
               <w:lang w:eastAsia="en-GB"/>
             </w:rPr>
           </w:pPr>
-          <w:hyperlink w:anchor="_Toc196699420" w:history="1">
+          <w:hyperlink w:anchor="_Toc196702432" w:history="1">
             <w:r>
               <w:rPr>
                 <w:rStyle w:val="Hyperlink"/>
                 <w:noProof/>
               </w:rPr>
-              <w:t>Extending the application</w:t>
+              <w:t>Final thoughts and discussion</w:t>
             </w:r>
             <w:r>
               <w:rPr>
@@ -3613,7 +4621,7 @@
                 <w:noProof/>
                 <w:webHidden/>
               </w:rPr>
-              <w:instrText xml:space="preserve"> PAGEREF _Toc196699420 \h </w:instrText>
+              <w:instrText xml:space="preserve"> PAGEREF _Toc196702432 \h </w:instrText>
             </w:r>
             <w:r>
               <w:rPr>
@@ -3633,79 +4641,7 @@
                 <w:noProof/>
                 <w:webHidden/>
               </w:rPr>
-              <w:t>21</w:t>
-            </w:r>
-            <w:r>
-              <w:rPr>
-                <w:noProof/>
-                <w:webHidden/>
-              </w:rPr>
-              <w:fldChar w:fldCharType="end"/>
-            </w:r>
-          </w:hyperlink>
-        </w:p>
-        <w:p>
-          <w:pPr>
-            <w:pStyle w:val="TOC2"/>
-            <w:tabs>
-              <w:tab w:val="right" w:leader="dot" w:pos="9016"/>
-            </w:tabs>
-            <w:rPr>
-              <w:rFonts w:eastAsiaTheme="minorEastAsia"/>
-              <w:noProof/>
-              <w:sz w:val="24"/>
-              <w:szCs w:val="24"/>
-              <w:lang w:eastAsia="en-GB"/>
-            </w:rPr>
-          </w:pPr>
-          <w:hyperlink w:anchor="_Toc196699421" w:history="1">
-            <w:r>
-              <w:rPr>
-                <w:rStyle w:val="Hyperlink"/>
-                <w:noProof/>
-              </w:rPr>
-              <w:t>Extensions</w:t>
-            </w:r>
-            <w:r>
-              <w:rPr>
-                <w:noProof/>
-                <w:webHidden/>
-              </w:rPr>
-              <w:tab/>
-            </w:r>
-            <w:r>
-              <w:rPr>
-                <w:noProof/>
-                <w:webHidden/>
-              </w:rPr>
-              <w:fldChar w:fldCharType="begin"/>
-            </w:r>
-            <w:r>
-              <w:rPr>
-                <w:noProof/>
-                <w:webHidden/>
-              </w:rPr>
-              <w:instrText xml:space="preserve"> PAGEREF _Toc196699421 \h </w:instrText>
-            </w:r>
-            <w:r>
-              <w:rPr>
-                <w:noProof/>
-                <w:webHidden/>
-              </w:rPr>
-            </w:r>
-            <w:r>
-              <w:rPr>
-                <w:noProof/>
-                <w:webHidden/>
-              </w:rPr>
-              <w:fldChar w:fldCharType="separate"/>
-            </w:r>
-            <w:r>
-              <w:rPr>
-                <w:noProof/>
-                <w:webHidden/>
-              </w:rPr>
-              <w:t>22</w:t>
+              <w:t>25</w:t>
             </w:r>
             <w:r>
               <w:rPr>
@@ -3730,13 +4666,13 @@
               <w:lang w:eastAsia="en-GB"/>
             </w:rPr>
           </w:pPr>
-          <w:hyperlink w:anchor="_Toc196699422" w:history="1">
+          <w:hyperlink w:anchor="_Toc196702433" w:history="1">
             <w:r>
               <w:rPr>
                 <w:rStyle w:val="Hyperlink"/>
                 <w:noProof/>
               </w:rPr>
-              <w:t>Testing and Analysis</w:t>
+              <w:t>Refences</w:t>
             </w:r>
             <w:r>
               <w:rPr>
@@ -3757,7 +4693,7 @@
                 <w:noProof/>
                 <w:webHidden/>
               </w:rPr>
-              <w:instrText xml:space="preserve"> PAGEREF _Toc196699422 \h </w:instrText>
+              <w:instrText xml:space="preserve"> PAGEREF _Toc196702433 \h </w:instrText>
             </w:r>
             <w:r>
               <w:rPr>
@@ -3777,1015 +4713,7 @@
                 <w:noProof/>
                 <w:webHidden/>
               </w:rPr>
-              <w:t>22</w:t>
-            </w:r>
-            <w:r>
-              <w:rPr>
-                <w:noProof/>
-                <w:webHidden/>
-              </w:rPr>
-              <w:fldChar w:fldCharType="end"/>
-            </w:r>
-          </w:hyperlink>
-        </w:p>
-        <w:p>
-          <w:pPr>
-            <w:pStyle w:val="TOC2"/>
-            <w:tabs>
-              <w:tab w:val="right" w:leader="dot" w:pos="9016"/>
-            </w:tabs>
-            <w:rPr>
-              <w:rFonts w:eastAsiaTheme="minorEastAsia"/>
-              <w:noProof/>
-              <w:sz w:val="24"/>
-              <w:szCs w:val="24"/>
-              <w:lang w:eastAsia="en-GB"/>
-            </w:rPr>
-          </w:pPr>
-          <w:hyperlink w:anchor="_Toc196699423" w:history="1">
-            <w:r>
-              <w:rPr>
-                <w:rStyle w:val="Hyperlink"/>
-                <w:noProof/>
-              </w:rPr>
-              <w:t>Usability Testing</w:t>
-            </w:r>
-            <w:r>
-              <w:rPr>
-                <w:noProof/>
-                <w:webHidden/>
-              </w:rPr>
-              <w:tab/>
-            </w:r>
-            <w:r>
-              <w:rPr>
-                <w:noProof/>
-                <w:webHidden/>
-              </w:rPr>
-              <w:fldChar w:fldCharType="begin"/>
-            </w:r>
-            <w:r>
-              <w:rPr>
-                <w:noProof/>
-                <w:webHidden/>
-              </w:rPr>
-              <w:instrText xml:space="preserve"> PAGEREF _Toc196699423 \h </w:instrText>
-            </w:r>
-            <w:r>
-              <w:rPr>
-                <w:noProof/>
-                <w:webHidden/>
-              </w:rPr>
-            </w:r>
-            <w:r>
-              <w:rPr>
-                <w:noProof/>
-                <w:webHidden/>
-              </w:rPr>
-              <w:fldChar w:fldCharType="separate"/>
-            </w:r>
-            <w:r>
-              <w:rPr>
-                <w:noProof/>
-                <w:webHidden/>
-              </w:rPr>
-              <w:t>23</w:t>
-            </w:r>
-            <w:r>
-              <w:rPr>
-                <w:noProof/>
-                <w:webHidden/>
-              </w:rPr>
-              <w:fldChar w:fldCharType="end"/>
-            </w:r>
-          </w:hyperlink>
-        </w:p>
-        <w:p>
-          <w:pPr>
-            <w:pStyle w:val="TOC2"/>
-            <w:tabs>
-              <w:tab w:val="right" w:leader="dot" w:pos="9016"/>
-            </w:tabs>
-            <w:rPr>
-              <w:rFonts w:eastAsiaTheme="minorEastAsia"/>
-              <w:noProof/>
-              <w:sz w:val="24"/>
-              <w:szCs w:val="24"/>
-              <w:lang w:eastAsia="en-GB"/>
-            </w:rPr>
-          </w:pPr>
-          <w:hyperlink w:anchor="_Toc196699424" w:history="1">
-            <w:r>
-              <w:rPr>
-                <w:rStyle w:val="Hyperlink"/>
-                <w:noProof/>
-              </w:rPr>
-              <w:t>ICMS Feedback</w:t>
-            </w:r>
-            <w:r>
-              <w:rPr>
-                <w:noProof/>
-                <w:webHidden/>
-              </w:rPr>
-              <w:tab/>
-            </w:r>
-            <w:r>
-              <w:rPr>
-                <w:noProof/>
-                <w:webHidden/>
-              </w:rPr>
-              <w:fldChar w:fldCharType="begin"/>
-            </w:r>
-            <w:r>
-              <w:rPr>
-                <w:noProof/>
-                <w:webHidden/>
-              </w:rPr>
-              <w:instrText xml:space="preserve"> PAGEREF _Toc196699424 \h </w:instrText>
-            </w:r>
-            <w:r>
-              <w:rPr>
-                <w:noProof/>
-                <w:webHidden/>
-              </w:rPr>
-            </w:r>
-            <w:r>
-              <w:rPr>
-                <w:noProof/>
-                <w:webHidden/>
-              </w:rPr>
-              <w:fldChar w:fldCharType="separate"/>
-            </w:r>
-            <w:r>
-              <w:rPr>
-                <w:noProof/>
-                <w:webHidden/>
-              </w:rPr>
-              <w:t>24</w:t>
-            </w:r>
-            <w:r>
-              <w:rPr>
-                <w:noProof/>
-                <w:webHidden/>
-              </w:rPr>
-              <w:fldChar w:fldCharType="end"/>
-            </w:r>
-          </w:hyperlink>
-        </w:p>
-        <w:p>
-          <w:pPr>
-            <w:pStyle w:val="TOC2"/>
-            <w:tabs>
-              <w:tab w:val="right" w:leader="dot" w:pos="9016"/>
-            </w:tabs>
-            <w:rPr>
-              <w:rFonts w:eastAsiaTheme="minorEastAsia"/>
-              <w:noProof/>
-              <w:sz w:val="24"/>
-              <w:szCs w:val="24"/>
-              <w:lang w:eastAsia="en-GB"/>
-            </w:rPr>
-          </w:pPr>
-          <w:hyperlink w:anchor="_Toc196699425" w:history="1">
-            <w:r>
-              <w:rPr>
-                <w:rStyle w:val="Hyperlink"/>
-                <w:noProof/>
-              </w:rPr>
-              <w:t>Community Store Feedback</w:t>
-            </w:r>
-            <w:r>
-              <w:rPr>
-                <w:noProof/>
-                <w:webHidden/>
-              </w:rPr>
-              <w:tab/>
-            </w:r>
-            <w:r>
-              <w:rPr>
-                <w:noProof/>
-                <w:webHidden/>
-              </w:rPr>
-              <w:fldChar w:fldCharType="begin"/>
-            </w:r>
-            <w:r>
-              <w:rPr>
-                <w:noProof/>
-                <w:webHidden/>
-              </w:rPr>
-              <w:instrText xml:space="preserve"> PAGEREF _Toc196699425 \h </w:instrText>
-            </w:r>
-            <w:r>
-              <w:rPr>
-                <w:noProof/>
-                <w:webHidden/>
-              </w:rPr>
-            </w:r>
-            <w:r>
-              <w:rPr>
-                <w:noProof/>
-                <w:webHidden/>
-              </w:rPr>
-              <w:fldChar w:fldCharType="separate"/>
-            </w:r>
-            <w:r>
-              <w:rPr>
-                <w:noProof/>
-                <w:webHidden/>
-              </w:rPr>
-              <w:t>24</w:t>
-            </w:r>
-            <w:r>
-              <w:rPr>
-                <w:noProof/>
-                <w:webHidden/>
-              </w:rPr>
-              <w:fldChar w:fldCharType="end"/>
-            </w:r>
-          </w:hyperlink>
-        </w:p>
-        <w:p>
-          <w:pPr>
-            <w:pStyle w:val="TOC1"/>
-            <w:tabs>
-              <w:tab w:val="right" w:leader="dot" w:pos="9016"/>
-            </w:tabs>
-            <w:rPr>
-              <w:rFonts w:eastAsiaTheme="minorEastAsia"/>
-              <w:noProof/>
-              <w:sz w:val="24"/>
-              <w:szCs w:val="24"/>
-              <w:lang w:eastAsia="en-GB"/>
-            </w:rPr>
-          </w:pPr>
-          <w:hyperlink w:anchor="_Toc196699426" w:history="1">
-            <w:r>
-              <w:rPr>
-                <w:rStyle w:val="Hyperlink"/>
-                <w:noProof/>
-              </w:rPr>
-              <w:t>Development Environment</w:t>
-            </w:r>
-            <w:r>
-              <w:rPr>
-                <w:noProof/>
-                <w:webHidden/>
-              </w:rPr>
-              <w:tab/>
-            </w:r>
-            <w:r>
-              <w:rPr>
-                <w:noProof/>
-                <w:webHidden/>
-              </w:rPr>
-              <w:fldChar w:fldCharType="begin"/>
-            </w:r>
-            <w:r>
-              <w:rPr>
-                <w:noProof/>
-                <w:webHidden/>
-              </w:rPr>
-              <w:instrText xml:space="preserve"> PAGEREF _Toc196699426 \h </w:instrText>
-            </w:r>
-            <w:r>
-              <w:rPr>
-                <w:noProof/>
-                <w:webHidden/>
-              </w:rPr>
-            </w:r>
-            <w:r>
-              <w:rPr>
-                <w:noProof/>
-                <w:webHidden/>
-              </w:rPr>
-              <w:fldChar w:fldCharType="separate"/>
-            </w:r>
-            <w:r>
-              <w:rPr>
-                <w:noProof/>
-                <w:webHidden/>
-              </w:rPr>
-              <w:t>25</w:t>
-            </w:r>
-            <w:r>
-              <w:rPr>
-                <w:noProof/>
-                <w:webHidden/>
-              </w:rPr>
-              <w:fldChar w:fldCharType="end"/>
-            </w:r>
-          </w:hyperlink>
-        </w:p>
-        <w:p>
-          <w:pPr>
-            <w:pStyle w:val="TOC2"/>
-            <w:tabs>
-              <w:tab w:val="right" w:leader="dot" w:pos="9016"/>
-            </w:tabs>
-            <w:rPr>
-              <w:rFonts w:eastAsiaTheme="minorEastAsia"/>
-              <w:noProof/>
-              <w:sz w:val="24"/>
-              <w:szCs w:val="24"/>
-              <w:lang w:eastAsia="en-GB"/>
-            </w:rPr>
-          </w:pPr>
-          <w:hyperlink w:anchor="_Toc196699427" w:history="1">
-            <w:r>
-              <w:rPr>
-                <w:rStyle w:val="Hyperlink"/>
-                <w:noProof/>
-              </w:rPr>
-              <w:t>Hosting and improving on ease of use</w:t>
-            </w:r>
-            <w:r>
-              <w:rPr>
-                <w:noProof/>
-                <w:webHidden/>
-              </w:rPr>
-              <w:tab/>
-            </w:r>
-            <w:r>
-              <w:rPr>
-                <w:noProof/>
-                <w:webHidden/>
-              </w:rPr>
-              <w:fldChar w:fldCharType="begin"/>
-            </w:r>
-            <w:r>
-              <w:rPr>
-                <w:noProof/>
-                <w:webHidden/>
-              </w:rPr>
-              <w:instrText xml:space="preserve"> PAGEREF _Toc196699427 \h </w:instrText>
-            </w:r>
-            <w:r>
-              <w:rPr>
-                <w:noProof/>
-                <w:webHidden/>
-              </w:rPr>
-            </w:r>
-            <w:r>
-              <w:rPr>
-                <w:noProof/>
-                <w:webHidden/>
-              </w:rPr>
-              <w:fldChar w:fldCharType="separate"/>
-            </w:r>
-            <w:r>
-              <w:rPr>
-                <w:noProof/>
-                <w:webHidden/>
-              </w:rPr>
-              <w:t>25</w:t>
-            </w:r>
-            <w:r>
-              <w:rPr>
-                <w:noProof/>
-                <w:webHidden/>
-              </w:rPr>
-              <w:fldChar w:fldCharType="end"/>
-            </w:r>
-          </w:hyperlink>
-        </w:p>
-        <w:p>
-          <w:pPr>
-            <w:pStyle w:val="TOC2"/>
-            <w:tabs>
-              <w:tab w:val="right" w:leader="dot" w:pos="9016"/>
-            </w:tabs>
-            <w:rPr>
-              <w:rFonts w:eastAsiaTheme="minorEastAsia"/>
-              <w:noProof/>
-              <w:sz w:val="24"/>
-              <w:szCs w:val="24"/>
-              <w:lang w:eastAsia="en-GB"/>
-            </w:rPr>
-          </w:pPr>
-          <w:hyperlink w:anchor="_Toc196699428" w:history="1">
-            <w:r>
-              <w:rPr>
-                <w:rStyle w:val="Hyperlink"/>
-                <w:noProof/>
-              </w:rPr>
-              <w:t>Docker</w:t>
-            </w:r>
-            <w:r>
-              <w:rPr>
-                <w:noProof/>
-                <w:webHidden/>
-              </w:rPr>
-              <w:tab/>
-            </w:r>
-            <w:r>
-              <w:rPr>
-                <w:noProof/>
-                <w:webHidden/>
-              </w:rPr>
-              <w:fldChar w:fldCharType="begin"/>
-            </w:r>
-            <w:r>
-              <w:rPr>
-                <w:noProof/>
-                <w:webHidden/>
-              </w:rPr>
-              <w:instrText xml:space="preserve"> PAGEREF _Toc196699428 \h </w:instrText>
-            </w:r>
-            <w:r>
-              <w:rPr>
-                <w:noProof/>
-                <w:webHidden/>
-              </w:rPr>
-            </w:r>
-            <w:r>
-              <w:rPr>
-                <w:noProof/>
-                <w:webHidden/>
-              </w:rPr>
-              <w:fldChar w:fldCharType="separate"/>
-            </w:r>
-            <w:r>
-              <w:rPr>
-                <w:noProof/>
-                <w:webHidden/>
-              </w:rPr>
-              <w:t>25</w:t>
-            </w:r>
-            <w:r>
-              <w:rPr>
-                <w:noProof/>
-                <w:webHidden/>
-              </w:rPr>
-              <w:fldChar w:fldCharType="end"/>
-            </w:r>
-          </w:hyperlink>
-        </w:p>
-        <w:p>
-          <w:pPr>
-            <w:pStyle w:val="TOC2"/>
-            <w:tabs>
-              <w:tab w:val="right" w:leader="dot" w:pos="9016"/>
-            </w:tabs>
-            <w:rPr>
-              <w:rFonts w:eastAsiaTheme="minorEastAsia"/>
-              <w:noProof/>
-              <w:sz w:val="24"/>
-              <w:szCs w:val="24"/>
-              <w:lang w:eastAsia="en-GB"/>
-            </w:rPr>
-          </w:pPr>
-          <w:hyperlink w:anchor="_Toc196699429" w:history="1">
-            <w:r>
-              <w:rPr>
-                <w:rStyle w:val="Hyperlink"/>
-                <w:noProof/>
-              </w:rPr>
-              <w:t>Docker-Compose</w:t>
-            </w:r>
-            <w:r>
-              <w:rPr>
-                <w:noProof/>
-                <w:webHidden/>
-              </w:rPr>
-              <w:tab/>
-            </w:r>
-            <w:r>
-              <w:rPr>
-                <w:noProof/>
-                <w:webHidden/>
-              </w:rPr>
-              <w:fldChar w:fldCharType="begin"/>
-            </w:r>
-            <w:r>
-              <w:rPr>
-                <w:noProof/>
-                <w:webHidden/>
-              </w:rPr>
-              <w:instrText xml:space="preserve"> PAGEREF _Toc196699429 \h </w:instrText>
-            </w:r>
-            <w:r>
-              <w:rPr>
-                <w:noProof/>
-                <w:webHidden/>
-              </w:rPr>
-            </w:r>
-            <w:r>
-              <w:rPr>
-                <w:noProof/>
-                <w:webHidden/>
-              </w:rPr>
-              <w:fldChar w:fldCharType="separate"/>
-            </w:r>
-            <w:r>
-              <w:rPr>
-                <w:noProof/>
-                <w:webHidden/>
-              </w:rPr>
-              <w:t>25</w:t>
-            </w:r>
-            <w:r>
-              <w:rPr>
-                <w:noProof/>
-                <w:webHidden/>
-              </w:rPr>
-              <w:fldChar w:fldCharType="end"/>
-            </w:r>
-          </w:hyperlink>
-        </w:p>
-        <w:p>
-          <w:pPr>
-            <w:pStyle w:val="TOC2"/>
-            <w:tabs>
-              <w:tab w:val="right" w:leader="dot" w:pos="9016"/>
-            </w:tabs>
-            <w:rPr>
-              <w:rFonts w:eastAsiaTheme="minorEastAsia"/>
-              <w:noProof/>
-              <w:sz w:val="24"/>
-              <w:szCs w:val="24"/>
-              <w:lang w:eastAsia="en-GB"/>
-            </w:rPr>
-          </w:pPr>
-          <w:hyperlink w:anchor="_Toc196699430" w:history="1">
-            <w:r>
-              <w:rPr>
-                <w:rStyle w:val="Hyperlink"/>
-                <w:noProof/>
-              </w:rPr>
-              <w:t>Nginx</w:t>
-            </w:r>
-            <w:r>
-              <w:rPr>
-                <w:noProof/>
-                <w:webHidden/>
-              </w:rPr>
-              <w:tab/>
-            </w:r>
-            <w:r>
-              <w:rPr>
-                <w:noProof/>
-                <w:webHidden/>
-              </w:rPr>
-              <w:fldChar w:fldCharType="begin"/>
-            </w:r>
-            <w:r>
-              <w:rPr>
-                <w:noProof/>
-                <w:webHidden/>
-              </w:rPr>
-              <w:instrText xml:space="preserve"> PAGEREF _Toc196699430 \h </w:instrText>
-            </w:r>
-            <w:r>
-              <w:rPr>
-                <w:noProof/>
-                <w:webHidden/>
-              </w:rPr>
-            </w:r>
-            <w:r>
-              <w:rPr>
-                <w:noProof/>
-                <w:webHidden/>
-              </w:rPr>
-              <w:fldChar w:fldCharType="separate"/>
-            </w:r>
-            <w:r>
-              <w:rPr>
-                <w:noProof/>
-                <w:webHidden/>
-              </w:rPr>
-              <w:t>25</w:t>
-            </w:r>
-            <w:r>
-              <w:rPr>
-                <w:noProof/>
-                <w:webHidden/>
-              </w:rPr>
-              <w:fldChar w:fldCharType="end"/>
-            </w:r>
-          </w:hyperlink>
-        </w:p>
-        <w:p>
-          <w:pPr>
-            <w:pStyle w:val="TOC1"/>
-            <w:tabs>
-              <w:tab w:val="right" w:leader="dot" w:pos="9016"/>
-            </w:tabs>
-            <w:rPr>
-              <w:rFonts w:eastAsiaTheme="minorEastAsia"/>
-              <w:noProof/>
-              <w:sz w:val="24"/>
-              <w:szCs w:val="24"/>
-              <w:lang w:eastAsia="en-GB"/>
-            </w:rPr>
-          </w:pPr>
-          <w:hyperlink w:anchor="_Toc196699431" w:history="1">
-            <w:r>
-              <w:rPr>
-                <w:rStyle w:val="Hyperlink"/>
-                <w:noProof/>
-              </w:rPr>
-              <w:t>Optimising The Application/Future development</w:t>
-            </w:r>
-            <w:r>
-              <w:rPr>
-                <w:noProof/>
-                <w:webHidden/>
-              </w:rPr>
-              <w:tab/>
-            </w:r>
-            <w:r>
-              <w:rPr>
-                <w:noProof/>
-                <w:webHidden/>
-              </w:rPr>
-              <w:fldChar w:fldCharType="begin"/>
-            </w:r>
-            <w:r>
-              <w:rPr>
-                <w:noProof/>
-                <w:webHidden/>
-              </w:rPr>
-              <w:instrText xml:space="preserve"> PAGEREF _Toc196699431 \h </w:instrText>
-            </w:r>
-            <w:r>
-              <w:rPr>
-                <w:noProof/>
-                <w:webHidden/>
-              </w:rPr>
-            </w:r>
-            <w:r>
-              <w:rPr>
-                <w:noProof/>
-                <w:webHidden/>
-              </w:rPr>
-              <w:fldChar w:fldCharType="separate"/>
-            </w:r>
-            <w:r>
-              <w:rPr>
-                <w:noProof/>
-                <w:webHidden/>
-              </w:rPr>
               <w:t>26</w:t>
-            </w:r>
-            <w:r>
-              <w:rPr>
-                <w:noProof/>
-                <w:webHidden/>
-              </w:rPr>
-              <w:fldChar w:fldCharType="end"/>
-            </w:r>
-          </w:hyperlink>
-        </w:p>
-        <w:p>
-          <w:pPr>
-            <w:pStyle w:val="TOC2"/>
-            <w:tabs>
-              <w:tab w:val="right" w:leader="dot" w:pos="9016"/>
-            </w:tabs>
-            <w:rPr>
-              <w:rFonts w:eastAsiaTheme="minorEastAsia"/>
-              <w:noProof/>
-              <w:sz w:val="24"/>
-              <w:szCs w:val="24"/>
-              <w:lang w:eastAsia="en-GB"/>
-            </w:rPr>
-          </w:pPr>
-          <w:hyperlink w:anchor="_Toc196699432" w:history="1">
-            <w:r>
-              <w:rPr>
-                <w:rStyle w:val="Hyperlink"/>
-                <w:noProof/>
-              </w:rPr>
-              <w:t>Improving the store</w:t>
-            </w:r>
-            <w:r>
-              <w:rPr>
-                <w:noProof/>
-                <w:webHidden/>
-              </w:rPr>
-              <w:tab/>
-            </w:r>
-            <w:r>
-              <w:rPr>
-                <w:noProof/>
-                <w:webHidden/>
-              </w:rPr>
-              <w:fldChar w:fldCharType="begin"/>
-            </w:r>
-            <w:r>
-              <w:rPr>
-                <w:noProof/>
-                <w:webHidden/>
-              </w:rPr>
-              <w:instrText xml:space="preserve"> PAGEREF _Toc196699432 \h </w:instrText>
-            </w:r>
-            <w:r>
-              <w:rPr>
-                <w:noProof/>
-                <w:webHidden/>
-              </w:rPr>
-            </w:r>
-            <w:r>
-              <w:rPr>
-                <w:noProof/>
-                <w:webHidden/>
-              </w:rPr>
-              <w:fldChar w:fldCharType="separate"/>
-            </w:r>
-            <w:r>
-              <w:rPr>
-                <w:noProof/>
-                <w:webHidden/>
-              </w:rPr>
-              <w:t>26</w:t>
-            </w:r>
-            <w:r>
-              <w:rPr>
-                <w:noProof/>
-                <w:webHidden/>
-              </w:rPr>
-              <w:fldChar w:fldCharType="end"/>
-            </w:r>
-          </w:hyperlink>
-        </w:p>
-        <w:p>
-          <w:pPr>
-            <w:pStyle w:val="TOC2"/>
-            <w:tabs>
-              <w:tab w:val="right" w:leader="dot" w:pos="9016"/>
-            </w:tabs>
-            <w:rPr>
-              <w:rFonts w:eastAsiaTheme="minorEastAsia"/>
-              <w:noProof/>
-              <w:sz w:val="24"/>
-              <w:szCs w:val="24"/>
-              <w:lang w:eastAsia="en-GB"/>
-            </w:rPr>
-          </w:pPr>
-          <w:hyperlink w:anchor="_Toc196699433" w:history="1">
-            <w:r>
-              <w:rPr>
-                <w:rStyle w:val="Hyperlink"/>
-                <w:noProof/>
-              </w:rPr>
-              <w:t>Improved extension management</w:t>
-            </w:r>
-            <w:r>
-              <w:rPr>
-                <w:noProof/>
-                <w:webHidden/>
-              </w:rPr>
-              <w:tab/>
-            </w:r>
-            <w:r>
-              <w:rPr>
-                <w:noProof/>
-                <w:webHidden/>
-              </w:rPr>
-              <w:fldChar w:fldCharType="begin"/>
-            </w:r>
-            <w:r>
-              <w:rPr>
-                <w:noProof/>
-                <w:webHidden/>
-              </w:rPr>
-              <w:instrText xml:space="preserve"> PAGEREF _Toc196699433 \h </w:instrText>
-            </w:r>
-            <w:r>
-              <w:rPr>
-                <w:noProof/>
-                <w:webHidden/>
-              </w:rPr>
-            </w:r>
-            <w:r>
-              <w:rPr>
-                <w:noProof/>
-                <w:webHidden/>
-              </w:rPr>
-              <w:fldChar w:fldCharType="separate"/>
-            </w:r>
-            <w:r>
-              <w:rPr>
-                <w:noProof/>
-                <w:webHidden/>
-              </w:rPr>
-              <w:t>26</w:t>
-            </w:r>
-            <w:r>
-              <w:rPr>
-                <w:noProof/>
-                <w:webHidden/>
-              </w:rPr>
-              <w:fldChar w:fldCharType="end"/>
-            </w:r>
-          </w:hyperlink>
-        </w:p>
-        <w:p>
-          <w:pPr>
-            <w:pStyle w:val="TOC1"/>
-            <w:tabs>
-              <w:tab w:val="right" w:leader="dot" w:pos="9016"/>
-            </w:tabs>
-            <w:rPr>
-              <w:rFonts w:eastAsiaTheme="minorEastAsia"/>
-              <w:noProof/>
-              <w:sz w:val="24"/>
-              <w:szCs w:val="24"/>
-              <w:lang w:eastAsia="en-GB"/>
-            </w:rPr>
-          </w:pPr>
-          <w:hyperlink w:anchor="_Toc196699434" w:history="1">
-            <w:r>
-              <w:rPr>
-                <w:rStyle w:val="Hyperlink"/>
-                <w:noProof/>
-              </w:rPr>
-              <w:t>What I’ve Learned and Improved During the Project</w:t>
-            </w:r>
-            <w:r>
-              <w:rPr>
-                <w:noProof/>
-                <w:webHidden/>
-              </w:rPr>
-              <w:tab/>
-            </w:r>
-            <w:r>
-              <w:rPr>
-                <w:noProof/>
-                <w:webHidden/>
-              </w:rPr>
-              <w:fldChar w:fldCharType="begin"/>
-            </w:r>
-            <w:r>
-              <w:rPr>
-                <w:noProof/>
-                <w:webHidden/>
-              </w:rPr>
-              <w:instrText xml:space="preserve"> PAGEREF _Toc196699434 \h </w:instrText>
-            </w:r>
-            <w:r>
-              <w:rPr>
-                <w:noProof/>
-                <w:webHidden/>
-              </w:rPr>
-            </w:r>
-            <w:r>
-              <w:rPr>
-                <w:noProof/>
-                <w:webHidden/>
-              </w:rPr>
-              <w:fldChar w:fldCharType="separate"/>
-            </w:r>
-            <w:r>
-              <w:rPr>
-                <w:noProof/>
-                <w:webHidden/>
-              </w:rPr>
-              <w:t>26</w:t>
-            </w:r>
-            <w:r>
-              <w:rPr>
-                <w:noProof/>
-                <w:webHidden/>
-              </w:rPr>
-              <w:fldChar w:fldCharType="end"/>
-            </w:r>
-          </w:hyperlink>
-        </w:p>
-        <w:p>
-          <w:pPr>
-            <w:pStyle w:val="TOC1"/>
-            <w:tabs>
-              <w:tab w:val="right" w:leader="dot" w:pos="9016"/>
-            </w:tabs>
-            <w:rPr>
-              <w:rFonts w:eastAsiaTheme="minorEastAsia"/>
-              <w:noProof/>
-              <w:sz w:val="24"/>
-              <w:szCs w:val="24"/>
-              <w:lang w:eastAsia="en-GB"/>
-            </w:rPr>
-          </w:pPr>
-          <w:hyperlink w:anchor="_Toc196699435" w:history="1">
-            <w:r>
-              <w:rPr>
-                <w:rStyle w:val="Hyperlink"/>
-                <w:noProof/>
-              </w:rPr>
-              <w:t>Final thoughts and discussion</w:t>
-            </w:r>
-            <w:r>
-              <w:rPr>
-                <w:noProof/>
-                <w:webHidden/>
-              </w:rPr>
-              <w:tab/>
-            </w:r>
-            <w:r>
-              <w:rPr>
-                <w:noProof/>
-                <w:webHidden/>
-              </w:rPr>
-              <w:fldChar w:fldCharType="begin"/>
-            </w:r>
-            <w:r>
-              <w:rPr>
-                <w:noProof/>
-                <w:webHidden/>
-              </w:rPr>
-              <w:instrText xml:space="preserve"> PAGEREF _Toc196699435 \h </w:instrText>
-            </w:r>
-            <w:r>
-              <w:rPr>
-                <w:noProof/>
-                <w:webHidden/>
-              </w:rPr>
-            </w:r>
-            <w:r>
-              <w:rPr>
-                <w:noProof/>
-                <w:webHidden/>
-              </w:rPr>
-              <w:fldChar w:fldCharType="separate"/>
-            </w:r>
-            <w:r>
-              <w:rPr>
-                <w:noProof/>
-                <w:webHidden/>
-              </w:rPr>
-              <w:t>26</w:t>
-            </w:r>
-            <w:r>
-              <w:rPr>
-                <w:noProof/>
-                <w:webHidden/>
-              </w:rPr>
-              <w:fldChar w:fldCharType="end"/>
-            </w:r>
-          </w:hyperlink>
-        </w:p>
-        <w:p>
-          <w:pPr>
-            <w:pStyle w:val="TOC1"/>
-            <w:tabs>
-              <w:tab w:val="right" w:leader="dot" w:pos="9016"/>
-            </w:tabs>
-            <w:rPr>
-              <w:rFonts w:eastAsiaTheme="minorEastAsia"/>
-              <w:noProof/>
-              <w:sz w:val="24"/>
-              <w:szCs w:val="24"/>
-              <w:lang w:eastAsia="en-GB"/>
-            </w:rPr>
-          </w:pPr>
-          <w:hyperlink w:anchor="_Toc196699436" w:history="1">
-            <w:r>
-              <w:rPr>
-                <w:rStyle w:val="Hyperlink"/>
-                <w:noProof/>
-              </w:rPr>
-              <w:t>Refences</w:t>
-            </w:r>
-            <w:r>
-              <w:rPr>
-                <w:noProof/>
-                <w:webHidden/>
-              </w:rPr>
-              <w:tab/>
-            </w:r>
-            <w:r>
-              <w:rPr>
-                <w:noProof/>
-                <w:webHidden/>
-              </w:rPr>
-              <w:fldChar w:fldCharType="begin"/>
-            </w:r>
-            <w:r>
-              <w:rPr>
-                <w:noProof/>
-                <w:webHidden/>
-              </w:rPr>
-              <w:instrText xml:space="preserve"> PAGEREF _Toc196699436 \h </w:instrText>
-            </w:r>
-            <w:r>
-              <w:rPr>
-                <w:noProof/>
-                <w:webHidden/>
-              </w:rPr>
-            </w:r>
-            <w:r>
-              <w:rPr>
-                <w:noProof/>
-                <w:webHidden/>
-              </w:rPr>
-              <w:fldChar w:fldCharType="separate"/>
-            </w:r>
-            <w:r>
-              <w:rPr>
-                <w:noProof/>
-                <w:webHidden/>
-              </w:rPr>
-              <w:t>27</w:t>
             </w:r>
             <w:r>
               <w:rPr>
@@ -4829,7 +4757,7 @@
       <w:pPr>
         <w:pStyle w:val="Heading1"/>
       </w:pPr>
-      <w:bookmarkStart w:id="0" w:name="_Toc196699371"/>
+      <w:bookmarkStart w:id="0" w:name="_Toc196702369"/>
       <w:r>
         <w:lastRenderedPageBreak/>
         <w:t>Abstract</w:t>
@@ -4989,7 +4917,7 @@
       <w:pPr>
         <w:pStyle w:val="Heading1"/>
       </w:pPr>
-      <w:bookmarkStart w:id="1" w:name="_Toc196699372"/>
+      <w:bookmarkStart w:id="1" w:name="_Toc196702370"/>
       <w:r>
         <w:t>Market Research</w:t>
       </w:r>
@@ -5032,7 +4960,7 @@
       <w:pPr>
         <w:pStyle w:val="Heading2"/>
       </w:pPr>
-      <w:bookmarkStart w:id="2" w:name="_Toc196699373"/>
+      <w:bookmarkStart w:id="2" w:name="_Toc196702371"/>
       <w:r>
         <w:t>Operating systems</w:t>
       </w:r>
@@ -5175,7 +5103,7 @@
       <w:pPr>
         <w:pStyle w:val="Heading2"/>
       </w:pPr>
-      <w:bookmarkStart w:id="3" w:name="_Toc196699374"/>
+      <w:bookmarkStart w:id="3" w:name="_Toc196702372"/>
       <w:r>
         <w:lastRenderedPageBreak/>
         <w:t>Architecture</w:t>
@@ -5296,7 +5224,7 @@
       <w:pPr>
         <w:pStyle w:val="Heading2"/>
       </w:pPr>
-      <w:bookmarkStart w:id="4" w:name="_Toc196699375"/>
+      <w:bookmarkStart w:id="4" w:name="_Toc196702373"/>
       <w:r>
         <w:t>Devices</w:t>
       </w:r>
@@ -5462,7 +5390,7 @@
       <w:pPr>
         <w:pStyle w:val="Heading1"/>
       </w:pPr>
-      <w:bookmarkStart w:id="5" w:name="_Toc196699376"/>
+      <w:bookmarkStart w:id="5" w:name="_Toc196702374"/>
       <w:r>
         <w:lastRenderedPageBreak/>
         <w:t>Product requirements</w:t>
@@ -5483,7 +5411,7 @@
       <w:pPr>
         <w:pStyle w:val="Heading2"/>
       </w:pPr>
-      <w:bookmarkStart w:id="6" w:name="_Toc196699377"/>
+      <w:bookmarkStart w:id="6" w:name="_Toc196702375"/>
       <w:r>
         <w:t>Connect and Pair Devices</w:t>
       </w:r>
@@ -5498,7 +5426,7 @@
       <w:pPr>
         <w:pStyle w:val="Heading2"/>
       </w:pPr>
-      <w:bookmarkStart w:id="7" w:name="_Toc196699378"/>
+      <w:bookmarkStart w:id="7" w:name="_Toc196702376"/>
       <w:r>
         <w:t>Register/Login</w:t>
       </w:r>
@@ -5513,7 +5441,7 @@
       <w:pPr>
         <w:pStyle w:val="Heading1"/>
       </w:pPr>
-      <w:bookmarkStart w:id="8" w:name="_Toc196699379"/>
+      <w:bookmarkStart w:id="8" w:name="_Toc196702377"/>
       <w:r>
         <w:t xml:space="preserve">Expected </w:t>
       </w:r>
@@ -5570,7 +5498,7 @@
       <w:pPr>
         <w:pStyle w:val="Heading1"/>
       </w:pPr>
-      <w:bookmarkStart w:id="9" w:name="_Toc196699380"/>
+      <w:bookmarkStart w:id="9" w:name="_Toc196702378"/>
       <w:r>
         <w:lastRenderedPageBreak/>
         <w:t xml:space="preserve">ICMS </w:t>
@@ -5604,7 +5532,7 @@
       <w:pPr>
         <w:pStyle w:val="Heading1"/>
       </w:pPr>
-      <w:bookmarkStart w:id="10" w:name="_Toc196699381"/>
+      <w:bookmarkStart w:id="10" w:name="_Toc196702379"/>
       <w:r>
         <w:t>ICMS</w:t>
       </w:r>
@@ -5620,7 +5548,7 @@
       <w:pPr>
         <w:pStyle w:val="Heading2"/>
       </w:pPr>
-      <w:bookmarkStart w:id="11" w:name="_Toc196699382"/>
+      <w:bookmarkStart w:id="11" w:name="_Toc196702380"/>
       <w:r>
         <w:t xml:space="preserve">Home </w:t>
       </w:r>
@@ -5638,7 +5566,7 @@
       <w:pPr>
         <w:pStyle w:val="Heading2"/>
       </w:pPr>
-      <w:bookmarkStart w:id="12" w:name="_Toc196699383"/>
+      <w:bookmarkStart w:id="12" w:name="_Toc196702381"/>
       <w:r>
         <w:t>IFTTT</w:t>
       </w:r>
@@ -5755,7 +5683,7 @@
       <w:pPr>
         <w:pStyle w:val="Heading2"/>
       </w:pPr>
-      <w:bookmarkStart w:id="13" w:name="_Toc196699384"/>
+      <w:bookmarkStart w:id="13" w:name="_Toc196702382"/>
       <w:r>
         <w:t>Comparison</w:t>
       </w:r>
@@ -6024,13 +5952,10 @@
       <w:pPr>
         <w:pStyle w:val="Heading1"/>
       </w:pPr>
-      <w:bookmarkStart w:id="14" w:name="_Toc196699385"/>
+      <w:bookmarkStart w:id="14" w:name="_Toc196702383"/>
       <w:r>
         <w:lastRenderedPageBreak/>
-        <w:t>Prototyp</w:t>
-      </w:r>
-      <w:r>
-        <w:t>ing</w:t>
+        <w:t>Prototyping</w:t>
       </w:r>
       <w:bookmarkEnd w:id="14"/>
     </w:p>
@@ -6038,51 +5963,11 @@
       <w:pPr>
         <w:pStyle w:val="Heading2"/>
       </w:pPr>
-      <w:bookmarkStart w:id="15" w:name="_Toc196699386"/>
-      <w:r>
-        <w:t xml:space="preserve">Lo-Fi </w:t>
-      </w:r>
-      <w:r>
-        <w:t>Interface Designs</w:t>
+      <w:bookmarkStart w:id="15" w:name="_Toc196702384"/>
+      <w:r>
+        <w:t>Figma Designs</w:t>
       </w:r>
       <w:bookmarkEnd w:id="15"/>
-    </w:p>
-    <w:p/>
-    <w:p/>
-    <w:p/>
-    <w:p/>
-    <w:p/>
-    <w:p/>
-    <w:p/>
-    <w:p/>
-    <w:p/>
-    <w:p/>
-    <w:p/>
-    <w:p/>
-    <w:p/>
-    <w:p/>
-    <w:p/>
-    <w:p/>
-    <w:p/>
-    <w:p/>
-    <w:p/>
-    <w:p/>
-    <w:p/>
-    <w:p/>
-    <w:p/>
-    <w:p/>
-    <w:p/>
-    <w:p/>
-    <w:p>
-      <w:pPr>
-        <w:pStyle w:val="Heading1"/>
-      </w:pPr>
-      <w:bookmarkStart w:id="16" w:name="_Toc196699387"/>
-      <w:r>
-        <w:lastRenderedPageBreak/>
-        <w:t>Figma Designs</w:t>
-      </w:r>
-      <w:bookmarkEnd w:id="16"/>
     </w:p>
     <w:p>
       <w:r>
@@ -6117,7 +6002,7 @@
       <w:pPr>
         <w:pStyle w:val="Heading2"/>
       </w:pPr>
-      <w:bookmarkStart w:id="17" w:name="_Toc196699388"/>
+      <w:bookmarkStart w:id="16" w:name="_Toc196702385"/>
       <w:r>
         <w:t>Commu</w:t>
       </w:r>
@@ -6130,7 +6015,7 @@
       <w:r>
         <w:t xml:space="preserve"> Store Designs</w:t>
       </w:r>
-      <w:bookmarkEnd w:id="17"/>
+      <w:bookmarkEnd w:id="16"/>
     </w:p>
     <w:p>
       <w:r>
@@ -6155,32 +6040,32 @@
     <w:p>
       <w:pPr>
         <w:rPr>
-          <w:sz w:val="18"/>
-          <w:szCs w:val="18"/>
+          <w:sz w:val="20"/>
+          <w:szCs w:val="20"/>
         </w:rPr>
       </w:pPr>
       <w:hyperlink r:id="rId11" w:history="1">
         <w:r>
           <w:rPr>
             <w:rStyle w:val="Hyperlink"/>
-            <w:sz w:val="18"/>
-            <w:szCs w:val="18"/>
+            <w:sz w:val="20"/>
+            <w:szCs w:val="20"/>
           </w:rPr>
           <w:t>https://www.figma.com/proto/hIRHGEGuFUlP2NclzqttzJ/ICMS-Sto</w:t>
         </w:r>
         <w:r>
           <w:rPr>
             <w:rStyle w:val="Hyperlink"/>
-            <w:sz w:val="18"/>
-            <w:szCs w:val="18"/>
+            <w:sz w:val="20"/>
+            <w:szCs w:val="20"/>
           </w:rPr>
           <w:t>r</w:t>
         </w:r>
         <w:r>
           <w:rPr>
             <w:rStyle w:val="Hyperlink"/>
-            <w:sz w:val="18"/>
-            <w:szCs w:val="18"/>
+            <w:sz w:val="20"/>
+            <w:szCs w:val="20"/>
           </w:rPr>
           <w:t>e?node-id=0-1&amp;t=zB6URC4gdtq2d0cH-1</w:t>
         </w:r>
@@ -6289,13 +6174,11 @@
         <w:t xml:space="preserve"> preferences.</w:t>
       </w:r>
     </w:p>
-    <w:p/>
-    <w:p/>
     <w:p>
       <w:pPr>
         <w:pStyle w:val="Heading2"/>
       </w:pPr>
-      <w:bookmarkStart w:id="18" w:name="_Toc196699389"/>
+      <w:bookmarkStart w:id="17" w:name="_Toc196702386"/>
       <w:r>
         <w:lastRenderedPageBreak/>
         <w:t>ICMS Dashboard</w:t>
@@ -6303,7 +6186,7 @@
       <w:r>
         <w:t xml:space="preserve"> Designs</w:t>
       </w:r>
-      <w:bookmarkEnd w:id="18"/>
+      <w:bookmarkEnd w:id="17"/>
     </w:p>
     <w:p>
       <w:r>
@@ -6317,6 +6200,97 @@
       </w:r>
       <w:r>
         <w:t>.</w:t>
+      </w:r>
+    </w:p>
+    <w:p>
+      <w:pPr>
+        <w:rPr>
+          <w:sz w:val="20"/>
+          <w:szCs w:val="20"/>
+        </w:rPr>
+      </w:pPr>
+      <w:hyperlink r:id="rId13" w:history="1">
+        <w:r>
+          <w:rPr>
+            <w:rStyle w:val="Hyperlink"/>
+            <w:sz w:val="20"/>
+            <w:szCs w:val="20"/>
+          </w:rPr>
+          <w:t>https://www.figma.com/design/FPDSkePcQK6RoxsKdQ8qEz/ICMS-Dashboard?node-id=0-1&amp;p=f&amp;t=uZF5yUrBX76OEdIY-0</w:t>
+        </w:r>
+      </w:hyperlink>
+    </w:p>
+    <w:p>
+      <w:r>
+        <w:drawing>
+          <wp:inline distT="0" distB="0" distL="0" distR="0" wp14:anchorId="7D3766D4" wp14:editId="7A80E165">
+            <wp:extent cx="5731510" cy="3469640"/>
+            <wp:effectExtent l="0" t="0" r="2540" b="0"/>
+            <wp:docPr id="528302700" name="Picture 1"/>
+            <wp:cNvGraphicFramePr>
+              <a:graphicFrameLocks xmlns:a="http://schemas.openxmlformats.org/drawingml/2006/main" noChangeAspect="1"/>
+            </wp:cNvGraphicFramePr>
+            <a:graphic xmlns:a="http://schemas.openxmlformats.org/drawingml/2006/main">
+              <a:graphicData uri="http://schemas.openxmlformats.org/drawingml/2006/picture">
+                <pic:pic xmlns:pic="http://schemas.openxmlformats.org/drawingml/2006/picture">
+                  <pic:nvPicPr>
+                    <pic:cNvPr id="528302700" name=""/>
+                    <pic:cNvPicPr/>
+                  </pic:nvPicPr>
+                  <pic:blipFill>
+                    <a:blip r:embed="rId14"/>
+                    <a:stretch>
+                      <a:fillRect/>
+                    </a:stretch>
+                  </pic:blipFill>
+                  <pic:spPr>
+                    <a:xfrm>
+                      <a:off x="0" y="0"/>
+                      <a:ext cx="5731510" cy="3469640"/>
+                    </a:xfrm>
+                    <a:prstGeom prst="rect">
+                      <a:avLst/>
+                    </a:prstGeom>
+                  </pic:spPr>
+                </pic:pic>
+              </a:graphicData>
+            </a:graphic>
+          </wp:inline>
+        </w:drawing>
+      </w:r>
+    </w:p>
+    <w:p>
+      <w:r>
+        <w:t>The core features displayed in this initial design of the dashboard are kept throughout the development of the web application</w:t>
+      </w:r>
+      <w:r>
+        <w:t>. One of the main features being the</w:t>
+      </w:r>
+      <w:r>
+        <w:t xml:space="preserve"> server logging feature</w:t>
+      </w:r>
+      <w:r>
+        <w:t>, allow</w:t>
+      </w:r>
+      <w:r>
+        <w:t>ing</w:t>
+      </w:r>
+      <w:r>
+        <w:t xml:space="preserve"> the user to view the server output at a glance</w:t>
+      </w:r>
+      <w:r>
+        <w:t>.</w:t>
+      </w:r>
+    </w:p>
+    <w:p>
+      <w:r>
+        <w:t>Another potential feature displayed but not implemented on the final product is the pinned devices tab.</w:t>
+      </w:r>
+      <w:r>
+        <w:t xml:space="preserve"> This tab was intended to give the user the ability to create a shortcut to access specific device and to view if they were currently connected at a glance from the main page</w:t>
+      </w:r>
+      <w:r>
+        <w:t xml:space="preserve"> </w:t>
       </w:r>
     </w:p>
     <w:p/>
@@ -6325,37 +6299,16 @@
     <w:p/>
     <w:p/>
     <w:p/>
-    <w:p/>
-    <w:p/>
-    <w:p/>
-    <w:p/>
-    <w:p/>
-    <w:p/>
-    <w:p/>
-    <w:p/>
-    <w:p/>
-    <w:p/>
-    <w:p/>
-    <w:p/>
-    <w:p/>
-    <w:p/>
-    <w:p/>
-    <w:p/>
-    <w:p/>
-    <w:p/>
-    <w:p/>
-    <w:p/>
-    <w:p/>
     <w:p>
       <w:pPr>
         <w:pStyle w:val="Heading1"/>
       </w:pPr>
-      <w:bookmarkStart w:id="19" w:name="_Toc196699390"/>
+      <w:bookmarkStart w:id="18" w:name="_Toc196702387"/>
       <w:r>
         <w:lastRenderedPageBreak/>
         <w:t>Agile Development</w:t>
       </w:r>
-      <w:bookmarkEnd w:id="19"/>
+      <w:bookmarkEnd w:id="18"/>
     </w:p>
     <w:p>
       <w:r>
@@ -6384,7 +6337,7 @@
       </w:r>
     </w:p>
     <w:p>
-      <w:hyperlink r:id="rId13" w:history="1">
+      <w:hyperlink r:id="rId15" w:history="1">
         <w:r>
           <w:rPr>
             <w:rStyle w:val="Hyperlink"/>
@@ -6411,7 +6364,7 @@
                     <pic:cNvPicPr/>
                   </pic:nvPicPr>
                   <pic:blipFill>
-                    <a:blip r:embed="rId14"/>
+                    <a:blip r:embed="rId16"/>
                     <a:stretch>
                       <a:fillRect/>
                     </a:stretch>
@@ -6488,7 +6441,7 @@
       <w:pPr>
         <w:pStyle w:val="Heading2"/>
       </w:pPr>
-      <w:bookmarkStart w:id="20" w:name="_Toc196699391"/>
+      <w:bookmarkStart w:id="19" w:name="_Toc196702388"/>
       <w:r>
         <w:lastRenderedPageBreak/>
         <w:t xml:space="preserve">Expected </w:t>
@@ -6499,7 +6452,7 @@
       <w:r>
         <w:t>Risks</w:t>
       </w:r>
-      <w:bookmarkEnd w:id="20"/>
+      <w:bookmarkEnd w:id="19"/>
     </w:p>
     <w:p>
       <w:r>
@@ -6614,7 +6567,7 @@
       <w:pPr>
         <w:pStyle w:val="Heading2"/>
       </w:pPr>
-      <w:bookmarkStart w:id="21" w:name="_Toc196699392"/>
+      <w:bookmarkStart w:id="20" w:name="_Toc196702389"/>
       <w:r>
         <w:t>Unplanned</w:t>
       </w:r>
@@ -6624,7 +6577,7 @@
       <w:r>
         <w:t>Development Risks</w:t>
       </w:r>
-      <w:bookmarkEnd w:id="21"/>
+      <w:bookmarkEnd w:id="20"/>
     </w:p>
     <w:p>
       <w:r>
@@ -6777,14 +6730,14 @@
       <w:pPr>
         <w:pStyle w:val="Heading1"/>
       </w:pPr>
-      <w:bookmarkStart w:id="22" w:name="_Toc196699393"/>
+      <w:bookmarkStart w:id="21" w:name="_Toc196702390"/>
       <w:r>
         <w:t>Git/</w:t>
       </w:r>
       <w:r>
         <w:t>GitHub</w:t>
       </w:r>
-      <w:bookmarkEnd w:id="22"/>
+      <w:bookmarkEnd w:id="21"/>
     </w:p>
     <w:p>
       <w:r>
@@ -6792,7 +6745,7 @@
       </w:r>
     </w:p>
     <w:p>
-      <w:hyperlink r:id="rId15" w:history="1">
+      <w:hyperlink r:id="rId17" w:history="1">
         <w:r>
           <w:rPr>
             <w:rStyle w:val="Hyperlink"/>
@@ -6805,7 +6758,7 @@
       <w:pPr>
         <w:pStyle w:val="Heading2"/>
       </w:pPr>
-      <w:bookmarkStart w:id="23" w:name="_Toc196699394"/>
+      <w:bookmarkStart w:id="22" w:name="_Toc196702391"/>
       <w:r>
         <w:t xml:space="preserve">Setting </w:t>
       </w:r>
@@ -6827,10 +6780,10 @@
       <w:r>
         <w:t>oundation</w:t>
       </w:r>
-      <w:bookmarkEnd w:id="23"/>
-    </w:p>
-    <w:p>
-      <w:hyperlink r:id="rId16" w:history="1">
+      <w:bookmarkEnd w:id="22"/>
+    </w:p>
+    <w:p>
+      <w:hyperlink r:id="rId18" w:history="1">
         <w:r>
           <w:rPr>
             <w:rStyle w:val="Hyperlink"/>
@@ -6986,7 +6939,7 @@
           <w:szCs w:val="22"/>
         </w:rPr>
       </w:pPr>
-      <w:bookmarkStart w:id="24" w:name="_Toc196699395"/>
+      <w:bookmarkStart w:id="23" w:name="_Toc196702392"/>
       <w:r>
         <w:t>Initial Int</w:t>
       </w:r>
@@ -6999,10 +6952,10 @@
       <w:r>
         <w:t>ctivity</w:t>
       </w:r>
-      <w:bookmarkEnd w:id="24"/>
-    </w:p>
-    <w:p>
-      <w:hyperlink r:id="rId17" w:history="1">
+      <w:bookmarkEnd w:id="23"/>
+    </w:p>
+    <w:p>
+      <w:hyperlink r:id="rId19" w:history="1">
         <w:r>
           <w:rPr>
             <w:rStyle w:val="Hyperlink"/>
@@ -7117,14 +7070,14 @@
       <w:pPr>
         <w:pStyle w:val="Heading2"/>
       </w:pPr>
-      <w:bookmarkStart w:id="25" w:name="_Toc196699396"/>
+      <w:bookmarkStart w:id="24" w:name="_Toc196702393"/>
       <w:r>
         <w:t>Logging and SSL Support</w:t>
       </w:r>
-      <w:bookmarkEnd w:id="25"/>
-    </w:p>
-    <w:p>
-      <w:hyperlink r:id="rId18" w:history="1">
+      <w:bookmarkEnd w:id="24"/>
+    </w:p>
+    <w:p>
+      <w:hyperlink r:id="rId20" w:history="1">
         <w:r>
           <w:rPr>
             <w:rStyle w:val="Hyperlink"/>
@@ -7207,17 +7160,17 @@
       <w:pPr>
         <w:pStyle w:val="Heading2"/>
       </w:pPr>
-      <w:bookmarkStart w:id="26" w:name="_Toc196699397"/>
+      <w:bookmarkStart w:id="25" w:name="_Toc196702394"/>
       <w:r>
         <w:t>Extension</w:t>
       </w:r>
       <w:r>
         <w:t>s</w:t>
       </w:r>
-      <w:bookmarkEnd w:id="26"/>
-    </w:p>
-    <w:p>
-      <w:hyperlink r:id="rId19" w:history="1">
+      <w:bookmarkEnd w:id="25"/>
+    </w:p>
+    <w:p>
+      <w:hyperlink r:id="rId21" w:history="1">
         <w:r>
           <w:rPr>
             <w:rStyle w:val="Hyperlink"/>
@@ -7271,11 +7224,11 @@
       <w:pPr>
         <w:pStyle w:val="Heading1"/>
       </w:pPr>
-      <w:bookmarkStart w:id="27" w:name="_Toc196699398"/>
+      <w:bookmarkStart w:id="26" w:name="_Toc196702395"/>
       <w:r>
         <w:t>Community Store</w:t>
       </w:r>
-      <w:bookmarkEnd w:id="27"/>
+      <w:bookmarkEnd w:id="26"/>
     </w:p>
     <w:p>
       <w:r>
@@ -7298,7 +7251,7 @@
       <w:pPr>
         <w:pStyle w:val="Heading1"/>
       </w:pPr>
-      <w:bookmarkStart w:id="28" w:name="_Toc196699399"/>
+      <w:bookmarkStart w:id="27" w:name="_Toc196702396"/>
       <w:r>
         <w:lastRenderedPageBreak/>
         <w:t xml:space="preserve">Social </w:t>
@@ -7309,7 +7262,7 @@
       <w:r>
         <w:t>mplications</w:t>
       </w:r>
-      <w:bookmarkEnd w:id="28"/>
+      <w:bookmarkEnd w:id="27"/>
     </w:p>
     <w:p>
       <w:r>
@@ -7408,46 +7361,46 @@
       <w:pPr>
         <w:pStyle w:val="Heading1"/>
       </w:pPr>
-      <w:bookmarkStart w:id="29" w:name="_Protecting_users_and"/>
-      <w:bookmarkStart w:id="30" w:name="_Toc196699400"/>
+      <w:bookmarkStart w:id="28" w:name="_Protecting_users_and"/>
+      <w:bookmarkStart w:id="29" w:name="_Toc196702397"/>
+      <w:bookmarkEnd w:id="28"/>
+      <w:r>
+        <w:t xml:space="preserve">Legal </w:t>
+      </w:r>
+      <w:r>
+        <w:t>R</w:t>
+      </w:r>
+      <w:r>
+        <w:t xml:space="preserve">equirements </w:t>
+      </w:r>
+      <w:r>
+        <w:t>and</w:t>
+      </w:r>
+      <w:r>
+        <w:t xml:space="preserve"> </w:t>
+      </w:r>
+      <w:r>
+        <w:t>P</w:t>
+      </w:r>
+      <w:r>
+        <w:t xml:space="preserve">rotecting </w:t>
+      </w:r>
+      <w:r>
+        <w:t>U</w:t>
+      </w:r>
+      <w:r>
+        <w:t>ser</w:t>
+      </w:r>
+      <w:r>
+        <w:t xml:space="preserve"> </w:t>
+      </w:r>
+      <w:r>
+        <w:t>D</w:t>
+      </w:r>
+      <w:r>
+        <w:t>ata</w:t>
+      </w:r>
       <w:bookmarkEnd w:id="29"/>
-      <w:r>
-        <w:t xml:space="preserve">Legal </w:t>
-      </w:r>
-      <w:r>
-        <w:t>R</w:t>
-      </w:r>
-      <w:r>
-        <w:t xml:space="preserve">equirements </w:t>
-      </w:r>
-      <w:r>
-        <w:t>and</w:t>
-      </w:r>
-      <w:r>
-        <w:t xml:space="preserve"> </w:t>
-      </w:r>
-      <w:r>
-        <w:t>P</w:t>
-      </w:r>
-      <w:r>
-        <w:t xml:space="preserve">rotecting </w:t>
-      </w:r>
-      <w:r>
-        <w:t>U</w:t>
-      </w:r>
-      <w:r>
-        <w:t>ser</w:t>
-      </w:r>
-      <w:r>
-        <w:t xml:space="preserve"> </w:t>
-      </w:r>
-      <w:r>
-        <w:t>D</w:t>
-      </w:r>
-      <w:r>
-        <w:t>ata</w:t>
-      </w:r>
-      <w:bookmarkEnd w:id="30"/>
     </w:p>
     <w:p>
       <w:r>
@@ -7819,14 +7772,14 @@
       <w:pPr>
         <w:pStyle w:val="Heading1"/>
       </w:pPr>
-      <w:bookmarkStart w:id="31" w:name="_Toc196699401"/>
+      <w:bookmarkStart w:id="30" w:name="_Toc196702398"/>
       <w:r>
         <w:t xml:space="preserve">Software </w:t>
       </w:r>
       <w:r>
         <w:t>Architecture</w:t>
       </w:r>
-      <w:bookmarkEnd w:id="31"/>
+      <w:bookmarkEnd w:id="30"/>
     </w:p>
     <w:p>
       <w:r>
@@ -7855,7 +7808,7 @@
       <w:pPr>
         <w:pStyle w:val="Heading2"/>
       </w:pPr>
-      <w:bookmarkStart w:id="32" w:name="_Toc196699402"/>
+      <w:bookmarkStart w:id="31" w:name="_Toc196702399"/>
       <w:r>
         <w:t xml:space="preserve">Connection </w:t>
       </w:r>
@@ -7865,7 +7818,7 @@
       <w:r>
         <w:t>ethods</w:t>
       </w:r>
-      <w:bookmarkEnd w:id="32"/>
+      <w:bookmarkEnd w:id="31"/>
     </w:p>
     <w:p>
       <w:r>
@@ -8137,11 +8090,11 @@
       <w:pPr>
         <w:pStyle w:val="Heading2"/>
       </w:pPr>
-      <w:bookmarkStart w:id="33" w:name="_Toc196699403"/>
+      <w:bookmarkStart w:id="32" w:name="_Toc196702400"/>
       <w:r>
         <w:t>Webapp or Native Application?</w:t>
       </w:r>
-      <w:bookmarkEnd w:id="33"/>
+      <w:bookmarkEnd w:id="32"/>
     </w:p>
     <w:p>
       <w:r>
@@ -8251,7 +8204,7 @@
       <w:pPr>
         <w:pStyle w:val="Heading2"/>
       </w:pPr>
-      <w:bookmarkStart w:id="34" w:name="_Toc196699404"/>
+      <w:bookmarkStart w:id="33" w:name="_Toc196702401"/>
       <w:r>
         <w:t>Svelte</w:t>
       </w:r>
@@ -8261,7 +8214,7 @@
       <w:r>
         <w:t>Sveltekit</w:t>
       </w:r>
-      <w:bookmarkEnd w:id="34"/>
+      <w:bookmarkEnd w:id="33"/>
     </w:p>
     <w:p>
       <w:r>
@@ -8396,25 +8349,20 @@
       </w:r>
       <w:r>
         <w:t xml:space="preserve"> </w:t>
-      </w:r>
-    </w:p>
-    <w:p>
-      <w:r>
-        <w:t>(show some examples here)</w:t>
       </w:r>
     </w:p>
     <w:p>
       <w:pPr>
         <w:pStyle w:val="Heading2"/>
       </w:pPr>
-      <w:bookmarkStart w:id="35" w:name="_Toc196699405"/>
+      <w:bookmarkStart w:id="34" w:name="_Toc196702402"/>
       <w:r>
         <w:t>Tailwind/</w:t>
       </w:r>
       <w:r>
         <w:t>Daisy UI</w:t>
       </w:r>
-      <w:bookmarkEnd w:id="35"/>
+      <w:bookmarkEnd w:id="34"/>
     </w:p>
     <w:p>
       <w:r>
@@ -8523,11 +8471,11 @@
       <w:pPr>
         <w:pStyle w:val="Heading2"/>
       </w:pPr>
-      <w:bookmarkStart w:id="36" w:name="_Toc196699406"/>
+      <w:bookmarkStart w:id="35" w:name="_Toc196702403"/>
       <w:r>
         <w:t>Other Languages</w:t>
       </w:r>
-      <w:bookmarkEnd w:id="36"/>
+      <w:bookmarkEnd w:id="35"/>
     </w:p>
     <w:p>
       <w:r>
@@ -8600,11 +8548,11 @@
       <w:pPr>
         <w:pStyle w:val="Heading2"/>
       </w:pPr>
-      <w:bookmarkStart w:id="37" w:name="_Toc196699407"/>
+      <w:bookmarkStart w:id="36" w:name="_Toc196702404"/>
       <w:r>
         <w:t>Python</w:t>
       </w:r>
-      <w:bookmarkEnd w:id="37"/>
+      <w:bookmarkEnd w:id="36"/>
     </w:p>
     <w:p>
       <w:r>
@@ -8869,7 +8817,7 @@
       <w:pPr>
         <w:pStyle w:val="Heading2"/>
       </w:pPr>
-      <w:bookmarkStart w:id="38" w:name="_Toc196699408"/>
+      <w:bookmarkStart w:id="37" w:name="_Toc196702405"/>
       <w:r>
         <w:t xml:space="preserve">The </w:t>
       </w:r>
@@ -8879,7 +8827,7 @@
       <w:r>
         <w:t>GIL</w:t>
       </w:r>
-      <w:bookmarkEnd w:id="38"/>
+      <w:bookmarkEnd w:id="37"/>
     </w:p>
     <w:p>
       <w:r>
@@ -8941,11 +8889,11 @@
       <w:pPr>
         <w:pStyle w:val="Heading2"/>
       </w:pPr>
-      <w:bookmarkStart w:id="39" w:name="_Toc196699409"/>
+      <w:bookmarkStart w:id="38" w:name="_Toc196702406"/>
       <w:r>
         <w:t>MQTT and Alternative Server Protocols</w:t>
       </w:r>
-      <w:bookmarkEnd w:id="39"/>
+      <w:bookmarkEnd w:id="38"/>
     </w:p>
     <w:p>
       <w:r>
@@ -9032,7 +8980,7 @@
       <w:pPr>
         <w:pStyle w:val="Heading2"/>
       </w:pPr>
-      <w:bookmarkStart w:id="40" w:name="_Toc196699410"/>
+      <w:bookmarkStart w:id="39" w:name="_Toc196702407"/>
       <w:r>
         <w:t xml:space="preserve">Sockets and </w:t>
       </w:r>
@@ -9048,7 +8996,7 @@
       <w:r>
         <w:t>ockets</w:t>
       </w:r>
-      <w:bookmarkEnd w:id="40"/>
+      <w:bookmarkEnd w:id="39"/>
     </w:p>
     <w:p>
       <w:r>
@@ -9257,7 +9205,7 @@
                     </pic:cNvPicPr>
                   </pic:nvPicPr>
                   <pic:blipFill>
-                    <a:blip r:embed="rId20">
+                    <a:blip r:embed="rId22">
                       <a:extLst>
                         <a:ext uri="{28A0092B-C50C-407E-A947-70E740481C1C}">
                           <a14:useLocalDpi xmlns:a14="http://schemas.microsoft.com/office/drawing/2010/main" val="0"/>
@@ -9293,11 +9241,11 @@
       <w:pPr>
         <w:pStyle w:val="Heading2"/>
       </w:pPr>
-      <w:bookmarkStart w:id="41" w:name="_Toc196699411"/>
+      <w:bookmarkStart w:id="40" w:name="_Toc196702408"/>
       <w:r>
         <w:t>Device Networking Library</w:t>
       </w:r>
-      <w:bookmarkEnd w:id="41"/>
+      <w:bookmarkEnd w:id="40"/>
     </w:p>
     <w:p>
       <w:r>
@@ -9423,7 +9371,7 @@
       <w:pPr>
         <w:pStyle w:val="Heading1"/>
       </w:pPr>
-      <w:bookmarkStart w:id="42" w:name="_Toc196699412"/>
+      <w:bookmarkStart w:id="41" w:name="_Toc196702409"/>
       <w:r>
         <w:t>Comparing</w:t>
       </w:r>
@@ -9436,7 +9384,7 @@
       <w:r>
         <w:t>Frameworks</w:t>
       </w:r>
-      <w:bookmarkEnd w:id="42"/>
+      <w:bookmarkEnd w:id="41"/>
     </w:p>
     <w:p>
       <w:r>
@@ -9465,11 +9413,11 @@
       <w:pPr>
         <w:pStyle w:val="Heading2"/>
       </w:pPr>
-      <w:bookmarkStart w:id="43" w:name="_Toc196699413"/>
+      <w:bookmarkStart w:id="42" w:name="_Toc196702410"/>
       <w:r>
         <w:t>Django</w:t>
       </w:r>
-      <w:bookmarkEnd w:id="43"/>
+      <w:bookmarkEnd w:id="42"/>
     </w:p>
     <w:p>
       <w:r>
@@ -9577,11 +9525,11 @@
       <w:pPr>
         <w:pStyle w:val="Heading2"/>
       </w:pPr>
-      <w:bookmarkStart w:id="44" w:name="_Toc196699414"/>
+      <w:bookmarkStart w:id="43" w:name="_Toc196702411"/>
       <w:r>
         <w:t>Fast API</w:t>
       </w:r>
-      <w:bookmarkEnd w:id="44"/>
+      <w:bookmarkEnd w:id="43"/>
     </w:p>
     <w:p>
       <w:r>
@@ -9625,11 +9573,11 @@
       <w:pPr>
         <w:pStyle w:val="Heading2"/>
       </w:pPr>
-      <w:bookmarkStart w:id="45" w:name="_Toc196699415"/>
+      <w:bookmarkStart w:id="44" w:name="_Toc196702412"/>
       <w:r>
         <w:t>Flask</w:t>
       </w:r>
-      <w:bookmarkEnd w:id="45"/>
+      <w:bookmarkEnd w:id="44"/>
     </w:p>
     <w:p>
       <w:r>
@@ -9670,22 +9618,17 @@
       </w:r>
       <w:r>
         <w:t xml:space="preserve"> the authentication system. The decorators live above the functions and are called just before the function is called. This allows processes to occur such as checking if the user calling the function is authenticated, before allowing them access to it.</w:t>
-      </w:r>
-    </w:p>
-    <w:p>
-      <w:r>
-        <w:t>(show decorator)</w:t>
       </w:r>
     </w:p>
     <w:p>
       <w:pPr>
         <w:pStyle w:val="Heading2"/>
       </w:pPr>
-      <w:bookmarkStart w:id="46" w:name="_Toc196699416"/>
+      <w:bookmarkStart w:id="45" w:name="_Toc196702413"/>
       <w:r>
         <w:t>Authentication</w:t>
       </w:r>
-      <w:bookmarkEnd w:id="46"/>
+      <w:bookmarkEnd w:id="45"/>
     </w:p>
     <w:p>
       <w:r>
@@ -9741,7 +9684,7 @@
       <w:pPr>
         <w:pStyle w:val="Heading2"/>
       </w:pPr>
-      <w:bookmarkStart w:id="47" w:name="_Toc196699417"/>
+      <w:bookmarkStart w:id="46" w:name="_Toc196702414"/>
       <w:r>
         <w:lastRenderedPageBreak/>
         <w:t xml:space="preserve">JWT </w:t>
@@ -9755,7 +9698,7 @@
       <w:r>
         <w:t>s</w:t>
       </w:r>
-      <w:bookmarkEnd w:id="47"/>
+      <w:bookmarkEnd w:id="46"/>
     </w:p>
     <w:p>
       <w:r>
@@ -9784,11 +9727,11 @@
       <w:pPr>
         <w:pStyle w:val="Heading2"/>
       </w:pPr>
-      <w:bookmarkStart w:id="48" w:name="_Toc196699418"/>
+      <w:bookmarkStart w:id="47" w:name="_Toc196702415"/>
       <w:r>
         <w:t>Caching</w:t>
       </w:r>
-      <w:bookmarkEnd w:id="48"/>
+      <w:bookmarkEnd w:id="47"/>
     </w:p>
     <w:p>
       <w:r>
@@ -9968,11 +9911,11 @@
       <w:pPr>
         <w:pStyle w:val="Heading2"/>
       </w:pPr>
-      <w:bookmarkStart w:id="49" w:name="_Toc196699419"/>
+      <w:bookmarkStart w:id="48" w:name="_Toc196702416"/>
       <w:r>
         <w:t>Database/SQLite</w:t>
       </w:r>
-      <w:bookmarkEnd w:id="49"/>
+      <w:bookmarkEnd w:id="48"/>
     </w:p>
     <w:p>
       <w:r>
@@ -10044,7 +9987,7 @@
       <w:pPr>
         <w:pStyle w:val="Heading1"/>
       </w:pPr>
-      <w:bookmarkStart w:id="50" w:name="_Toc196699420"/>
+      <w:bookmarkStart w:id="49" w:name="_Toc196702417"/>
       <w:r>
         <w:t xml:space="preserve">Extending </w:t>
       </w:r>
@@ -10054,7 +9997,7 @@
       <w:r>
         <w:t xml:space="preserve"> application</w:t>
       </w:r>
-      <w:bookmarkEnd w:id="50"/>
+      <w:bookmarkEnd w:id="49"/>
     </w:p>
     <w:p>
       <w:r>
@@ -10175,11 +10118,11 @@
       <w:pPr>
         <w:pStyle w:val="Heading2"/>
       </w:pPr>
-      <w:bookmarkStart w:id="51" w:name="_Toc196699421"/>
+      <w:bookmarkStart w:id="50" w:name="_Toc196702418"/>
       <w:r>
         <w:t>Extensions</w:t>
       </w:r>
-      <w:bookmarkEnd w:id="51"/>
+      <w:bookmarkEnd w:id="50"/>
     </w:p>
     <w:p>
       <w:r>
@@ -10307,33 +10250,22 @@
       </w:r>
       <w:r>
         <w:t xml:space="preserve"> </w:t>
-      </w:r>
-    </w:p>
-    <w:p>
-      <w:r>
-        <w:t>(show example of complex data type</w:t>
-      </w:r>
-      <w:r>
-        <w:t xml:space="preserve"> and simple data types</w:t>
-      </w:r>
-      <w:r>
-        <w:t>)</w:t>
       </w:r>
     </w:p>
     <w:p>
       <w:pPr>
         <w:pStyle w:val="Heading1"/>
       </w:pPr>
-      <w:bookmarkStart w:id="52" w:name="_Testing_and_Analysis"/>
-      <w:bookmarkStart w:id="53" w:name="_Toc196699422"/>
+      <w:bookmarkStart w:id="51" w:name="_Testing_and_Analysis"/>
+      <w:bookmarkStart w:id="52" w:name="_Toc196702419"/>
+      <w:bookmarkEnd w:id="51"/>
+      <w:r>
+        <w:t xml:space="preserve">Testing </w:t>
+      </w:r>
+      <w:r>
+        <w:t>and Analysis</w:t>
+      </w:r>
       <w:bookmarkEnd w:id="52"/>
-      <w:r>
-        <w:t xml:space="preserve">Testing </w:t>
-      </w:r>
-      <w:r>
-        <w:t>and Analysis</w:t>
-      </w:r>
-      <w:bookmarkEnd w:id="53"/>
     </w:p>
     <w:p>
       <w:r>
@@ -10416,24 +10348,15 @@
         <w:t xml:space="preserve"> was chosen for this project.</w:t>
       </w:r>
     </w:p>
-    <w:p/>
-    <w:p/>
-    <w:p/>
-    <w:p/>
-    <w:p/>
-    <w:p/>
-    <w:p/>
-    <w:p/>
     <w:p>
       <w:pPr>
         <w:pStyle w:val="Heading2"/>
       </w:pPr>
-      <w:bookmarkStart w:id="54" w:name="_Toc196699423"/>
-      <w:r>
-        <w:lastRenderedPageBreak/>
+      <w:bookmarkStart w:id="53" w:name="_Toc196702420"/>
+      <w:r>
         <w:t>Usability Testing</w:t>
       </w:r>
-      <w:bookmarkEnd w:id="54"/>
+      <w:bookmarkEnd w:id="53"/>
     </w:p>
     <w:p>
       <w:r>
@@ -10597,6 +10520,7 @@
         </w:numPr>
       </w:pPr>
       <w:r>
+        <w:lastRenderedPageBreak/>
         <w:t>Access and download a new extension or device.</w:t>
       </w:r>
     </w:p>
@@ -10947,7 +10871,10 @@
           </w:tcPr>
           <w:p>
             <w:r>
-              <w:t>3/5</w:t>
+              <w:t>4</w:t>
+            </w:r>
+            <w:r>
+              <w:t>/5</w:t>
             </w:r>
           </w:p>
         </w:tc>
@@ -10972,7 +10899,10 @@
           </w:tcPr>
           <w:p>
             <w:r>
-              <w:t>5/5</w:t>
+              <w:t>4</w:t>
+            </w:r>
+            <w:r>
+              <w:t>/5</w:t>
             </w:r>
           </w:p>
         </w:tc>
@@ -10992,7 +10922,10 @@
           </w:tcPr>
           <w:p>
             <w:r>
-              <w:t>4/5</w:t>
+              <w:t>1</w:t>
+            </w:r>
+            <w:r>
+              <w:t>/5</w:t>
             </w:r>
           </w:p>
         </w:tc>
@@ -11017,7 +10950,10 @@
           </w:tcPr>
           <w:p>
             <w:r>
-              <w:t>2/5</w:t>
+              <w:t>4</w:t>
+            </w:r>
+            <w:r>
+              <w:t>/5</w:t>
             </w:r>
           </w:p>
         </w:tc>
@@ -11027,7 +10963,10 @@
           </w:tcPr>
           <w:p>
             <w:r>
-              <w:t>5/5</w:t>
+              <w:t>2</w:t>
+            </w:r>
+            <w:r>
+              <w:t>/5</w:t>
             </w:r>
           </w:p>
         </w:tc>
@@ -11037,7 +10976,10 @@
           </w:tcPr>
           <w:p>
             <w:r>
-              <w:t>5/5</w:t>
+              <w:t>2</w:t>
+            </w:r>
+            <w:r>
+              <w:t>/5</w:t>
             </w:r>
           </w:p>
         </w:tc>
@@ -11093,14 +11035,14 @@
       <w:pPr>
         <w:pStyle w:val="Heading2"/>
       </w:pPr>
-      <w:bookmarkStart w:id="55" w:name="_Toc196699424"/>
+      <w:bookmarkStart w:id="54" w:name="_Toc196702421"/>
       <w:r>
         <w:t xml:space="preserve">ICMS </w:t>
       </w:r>
       <w:r>
         <w:t>Feedback</w:t>
       </w:r>
-      <w:bookmarkEnd w:id="55"/>
+      <w:bookmarkEnd w:id="54"/>
     </w:p>
     <w:p>
       <w:r>
@@ -11168,6 +11110,7 @@
         </w:numPr>
       </w:pPr>
       <w:r>
+        <w:lastRenderedPageBreak/>
         <w:t>The same bug was observed for a second time, although on this occasion the tester was not prevented from pairing the device.</w:t>
       </w:r>
       <w:r>
@@ -11273,11 +11216,819 @@
       <w:pPr>
         <w:pStyle w:val="Heading2"/>
       </w:pPr>
-      <w:bookmarkStart w:id="56" w:name="_Toc196699425"/>
+      <w:bookmarkStart w:id="55" w:name="_Toc196702422"/>
       <w:r>
         <w:t>Community Store Feedback</w:t>
       </w:r>
+      <w:bookmarkEnd w:id="55"/>
+    </w:p>
+    <w:p>
+      <w:r>
+        <w:t xml:space="preserve">The feedback received from the testers for the </w:t>
+      </w:r>
+      <w:r>
+        <w:t xml:space="preserve">Community Store </w:t>
+      </w:r>
+      <w:r>
+        <w:t xml:space="preserve">application is as follows: </w:t>
+      </w:r>
+    </w:p>
+    <w:p>
+      <w:r>
+        <w:t>Tester 1:</w:t>
+      </w:r>
+    </w:p>
+    <w:p>
+      <w:pPr>
+        <w:pStyle w:val="ListParagraph"/>
+        <w:numPr>
+          <w:ilvl w:val="0"/>
+          <w:numId w:val="1"/>
+        </w:numPr>
+      </w:pPr>
+      <w:r>
+        <w:t>The feedback received mostly focused on the lacking visuals of the application as it is barebones and needs to be developed further.</w:t>
+      </w:r>
+      <w:r>
+        <w:t xml:space="preserve"> Functionally on the other hand, everything worked correctly.</w:t>
+      </w:r>
+    </w:p>
+    <w:p>
+      <w:r>
+        <w:t>Tester 2:</w:t>
+      </w:r>
+    </w:p>
+    <w:p>
+      <w:pPr>
+        <w:pStyle w:val="ListParagraph"/>
+        <w:numPr>
+          <w:ilvl w:val="0"/>
+          <w:numId w:val="1"/>
+        </w:numPr>
+      </w:pPr>
+      <w:r>
+        <w:t xml:space="preserve">Similarly to the first testers feedback, </w:t>
+      </w:r>
+      <w:r>
+        <w:t>the visuals needed work, but the functionality mostly worked until an attempt to upload was made. This error</w:t>
+      </w:r>
+      <w:r>
+        <w:t xml:space="preserve"> was the same error found in the 3</w:t>
+      </w:r>
+      <w:r>
+        <w:rPr>
+          <w:vertAlign w:val="superscript"/>
+        </w:rPr>
+        <w:t>rd</w:t>
+      </w:r>
+      <w:r>
+        <w:t xml:space="preserve"> testers feedback</w:t>
+      </w:r>
+    </w:p>
+    <w:p>
+      <w:r>
+        <w:t xml:space="preserve">Tester 3: </w:t>
+      </w:r>
+    </w:p>
+    <w:p>
+      <w:pPr>
+        <w:pStyle w:val="ListParagraph"/>
+        <w:numPr>
+          <w:ilvl w:val="0"/>
+          <w:numId w:val="1"/>
+        </w:numPr>
+      </w:pPr>
+      <w:r>
+        <w:t>Feedback from this test showed that two features were broken when transferring from a non-containerised system to a docker container.</w:t>
+      </w:r>
+      <w:r>
+        <w:t xml:space="preserve"> The two features being the ability to upload and download from the store. This error caused the downloaded file to be corrupt</w:t>
+      </w:r>
+      <w:r>
+        <w:t xml:space="preserve"> and as a result would not work.</w:t>
+      </w:r>
+    </w:p>
+    <w:p>
+      <w:pPr>
+        <w:pStyle w:val="Heading1"/>
+      </w:pPr>
+      <w:bookmarkStart w:id="56" w:name="_Toc196702423"/>
+      <w:r>
+        <w:t>Development Environment</w:t>
+      </w:r>
       <w:bookmarkEnd w:id="56"/>
+    </w:p>
+    <w:p>
+      <w:pPr>
+        <w:pStyle w:val="Heading2"/>
+      </w:pPr>
+      <w:bookmarkStart w:id="57" w:name="_Toc196702424"/>
+      <w:r>
+        <w:t>Hosting and improving on ease of use</w:t>
+      </w:r>
+      <w:bookmarkEnd w:id="57"/>
+    </w:p>
+    <w:p>
+      <w:r>
+        <w:t>Hosting a server isn’t always a simple job. Automating the more difficult parts massively improves how the end user access</w:t>
+      </w:r>
+      <w:r>
+        <w:t>es</w:t>
+      </w:r>
+      <w:r>
+        <w:t xml:space="preserve"> and uses the application. </w:t>
+      </w:r>
+    </w:p>
+    <w:p>
+      <w:pPr>
+        <w:pStyle w:val="Heading2"/>
+      </w:pPr>
+      <w:bookmarkStart w:id="58" w:name="_Toc196702425"/>
+      <w:r>
+        <w:t>Docker</w:t>
+      </w:r>
+      <w:bookmarkEnd w:id="58"/>
+    </w:p>
+    <w:p>
+      <w:r>
+        <w:t>Docker is an application built to containeri</w:t>
+      </w:r>
+      <w:r>
+        <w:t>s</w:t>
+      </w:r>
+      <w:r>
+        <w:t xml:space="preserve">e other applications. Through this containerisation, developers can build and test their code </w:t>
+      </w:r>
+      <w:r>
+        <w:t xml:space="preserve">without having to worry about </w:t>
+      </w:r>
+    </w:p>
+    <w:p>
+      <w:r>
+        <w:t>Docker was chosen to simplify the build process for both applications.</w:t>
+      </w:r>
+      <w:r>
+        <w:t xml:space="preserve"> </w:t>
+      </w:r>
+      <w:r>
+        <w:t>Docker allows the developer to automate the build process by using step-by-step commands in a file called a Dockerfile.</w:t>
+      </w:r>
+      <w:r>
+        <w:t xml:space="preserve"> These </w:t>
+      </w:r>
+      <w:r>
+        <w:t>D</w:t>
+      </w:r>
+      <w:r>
+        <w:t>ockerfiles allow you to specify how libraries are downloaded and installed as well as how the final program is run</w:t>
+      </w:r>
+      <w:r>
+        <w:t>. To use the Dockerfile, an initial image is selected for usage within the container</w:t>
+      </w:r>
+      <w:r>
+        <w:t>, f</w:t>
+      </w:r>
+      <w:r>
+        <w:t>or example, each of the</w:t>
+      </w:r>
+      <w:r>
+        <w:t xml:space="preserve"> application</w:t>
+      </w:r>
+      <w:r>
+        <w:t xml:space="preserve"> servers running within ICMS </w:t>
+      </w:r>
+      <w:r>
+        <w:t>use</w:t>
+      </w:r>
+      <w:r>
+        <w:t xml:space="preserve"> the default</w:t>
+      </w:r>
+      <w:r>
+        <w:t xml:space="preserve"> </w:t>
+      </w:r>
+      <w:r>
+        <w:t xml:space="preserve">python </w:t>
+      </w:r>
+      <w:r>
+        <w:t>image</w:t>
+      </w:r>
+      <w:r>
+        <w:t>, while each of the Svelte web applications use the node image</w:t>
+      </w:r>
+      <w:r>
+        <w:t>.</w:t>
+      </w:r>
+    </w:p>
+    <w:p>
+      <w:r>
+        <w:lastRenderedPageBreak/>
+        <w:t>Commands used within docker are the same as any other.</w:t>
+      </w:r>
+      <w:r>
+        <w:t xml:space="preserve"> The final command is the one that will attempt to run for as long as the application is running, specifying this anywhere else will prevent the command from being executed.</w:t>
+      </w:r>
+    </w:p>
+    <w:p>
+      <w:pPr>
+        <w:pStyle w:val="Heading2"/>
+      </w:pPr>
+      <w:bookmarkStart w:id="59" w:name="_Toc196702426"/>
+      <w:r>
+        <w:t>Docker</w:t>
+      </w:r>
+      <w:r>
+        <w:t>-</w:t>
+      </w:r>
+      <w:r>
+        <w:t>C</w:t>
+      </w:r>
+      <w:r>
+        <w:t>ompose</w:t>
+      </w:r>
+      <w:bookmarkEnd w:id="59"/>
+    </w:p>
+    <w:p>
+      <w:r>
+        <w:t>Docker compose allows</w:t>
+      </w:r>
+      <w:r>
+        <w:t xml:space="preserve"> Dockerfiles to be compiled together and run simultaneously in the same docker image. Through the </w:t>
+      </w:r>
+      <w:r>
+        <w:t xml:space="preserve">compose </w:t>
+      </w:r>
+      <w:r>
+        <w:t xml:space="preserve">image, different </w:t>
+      </w:r>
+      <w:r>
+        <w:t>services</w:t>
+      </w:r>
+      <w:r>
+        <w:t xml:space="preserve"> can be disabled and enabled depending on which parts the end user wishes to use.</w:t>
+      </w:r>
+      <w:r>
+        <w:t xml:space="preserve"> The community store utilises docker compose to run </w:t>
+      </w:r>
+      <w:r>
+        <w:t>a</w:t>
+      </w:r>
+      <w:r>
+        <w:t xml:space="preserve"> Nginx </w:t>
+      </w:r>
+      <w:r>
+        <w:t xml:space="preserve">instance </w:t>
+      </w:r>
+      <w:r>
+        <w:t>as well as the other services, such as the Svelte web application and the python backend</w:t>
+      </w:r>
+      <w:r>
+        <w:t>, at the same time</w:t>
+      </w:r>
+      <w:r>
+        <w:t>.</w:t>
+      </w:r>
+      <w:r>
+        <w:t xml:space="preserve"> This system also utilises docker composes’ port exposing</w:t>
+      </w:r>
+      <w:r>
+        <w:t xml:space="preserve"> system in order to give Nginx access to the </w:t>
+      </w:r>
+      <w:r>
+        <w:t xml:space="preserve">network of the </w:t>
+      </w:r>
+      <w:r>
+        <w:t>containerised versions of the applications</w:t>
+      </w:r>
+      <w:r>
+        <w:t>.</w:t>
+      </w:r>
+      <w:r>
+        <w:t xml:space="preserve"> </w:t>
+      </w:r>
+      <w:r>
+        <w:t xml:space="preserve"> </w:t>
+      </w:r>
+    </w:p>
+    <w:p>
+      <w:pPr>
+        <w:pStyle w:val="Heading2"/>
+      </w:pPr>
+      <w:bookmarkStart w:id="60" w:name="_Toc196702427"/>
+      <w:r>
+        <w:t>Nginx</w:t>
+      </w:r>
+      <w:bookmarkEnd w:id="60"/>
+    </w:p>
+    <w:p>
+      <w:r>
+        <w:t>Nginx</w:t>
+      </w:r>
+      <w:r>
+        <w:t xml:space="preserve"> is a piece of software that adds many features that can be used when hosting web services</w:t>
+      </w:r>
+      <w:r>
+        <w:t xml:space="preserve"> and</w:t>
+      </w:r>
+      <w:r>
+        <w:t xml:space="preserve"> is hosted as a separate service within the docker-compose file</w:t>
+      </w:r>
+      <w:r>
+        <w:t>.</w:t>
+      </w:r>
+      <w:r>
+        <w:t xml:space="preserve"> There are many advanced features that can be</w:t>
+      </w:r>
+      <w:r>
+        <w:t xml:space="preserve"> taken advantage of when using this software</w:t>
+      </w:r>
+      <w:r>
+        <w:t>, for</w:t>
+      </w:r>
+      <w:r>
+        <w:t xml:space="preserve"> example, the most utilised feature for </w:t>
+      </w:r>
+      <w:r>
+        <w:t>a</w:t>
+      </w:r>
+      <w:r>
+        <w:t xml:space="preserve"> nginx server </w:t>
+      </w:r>
+      <w:r>
+        <w:t>is to act as a</w:t>
+      </w:r>
+      <w:r>
+        <w:t xml:space="preserve"> </w:t>
+      </w:r>
+      <w:r>
+        <w:t>reverse prox</w:t>
+      </w:r>
+      <w:r>
+        <w:t>y</w:t>
+      </w:r>
+      <w:r>
+        <w:t>.</w:t>
+      </w:r>
+      <w:r>
+        <w:t xml:space="preserve"> </w:t>
+      </w:r>
+      <w:r>
+        <w:t>A reverse proxy is w</w:t>
+      </w:r>
+      <w:r>
+        <w:t xml:space="preserve">here the backend </w:t>
+      </w:r>
+      <w:r>
+        <w:t>services</w:t>
+      </w:r>
+      <w:r>
+        <w:t xml:space="preserve"> are proxied through </w:t>
+      </w:r>
+      <w:r>
+        <w:t xml:space="preserve">from a </w:t>
+      </w:r>
+      <w:r>
+        <w:t>front</w:t>
+      </w:r>
+      <w:r>
+        <w:t>-facing layer</w:t>
+      </w:r>
+      <w:r>
+        <w:t xml:space="preserve"> to a backend layer</w:t>
+      </w:r>
+      <w:r>
+        <w:t xml:space="preserve"> which is not in itself accessible</w:t>
+      </w:r>
+      <w:r>
+        <w:t xml:space="preserve"> from outside the network</w:t>
+      </w:r>
+      <w:r>
+        <w:t>.</w:t>
+      </w:r>
+      <w:r>
+        <w:t xml:space="preserve"> </w:t>
+      </w:r>
+      <w:r>
+        <w:t>Reverse</w:t>
+      </w:r>
+      <w:r>
+        <w:t xml:space="preserve"> prox</w:t>
+      </w:r>
+      <w:r>
+        <w:t xml:space="preserve">ies </w:t>
+      </w:r>
+      <w:r>
+        <w:t xml:space="preserve">allow all commands to flow through </w:t>
+      </w:r>
+      <w:r>
+        <w:t xml:space="preserve">nginx </w:t>
+      </w:r>
+      <w:r>
+        <w:t>before reaching the backend</w:t>
+      </w:r>
+      <w:r>
+        <w:t xml:space="preserve"> services</w:t>
+      </w:r>
+      <w:r>
+        <w:t xml:space="preserve"> and as a result,</w:t>
+      </w:r>
+      <w:r>
+        <w:t xml:space="preserve"> </w:t>
+      </w:r>
+      <w:r>
+        <w:t xml:space="preserve">features </w:t>
+      </w:r>
+      <w:r>
+        <w:t>such as load balancing and rate limiting</w:t>
+      </w:r>
+      <w:r>
+        <w:t xml:space="preserve"> are made available to be used</w:t>
+      </w:r>
+      <w:r>
+        <w:t>.</w:t>
+      </w:r>
+    </w:p>
+    <w:p>
+      <w:r>
+        <w:t>Rate limiting is especially important when designing an application as it reduces the likelihood of a web application or service</w:t>
+      </w:r>
+      <w:r>
+        <w:t>, experiencing a DDOS or DOS attack.</w:t>
+      </w:r>
+      <w:r>
+        <w:t xml:space="preserve"> Rate limiting puts a hard limit on the </w:t>
+      </w:r>
+      <w:r>
+        <w:t>number</w:t>
+      </w:r>
+      <w:r>
+        <w:t xml:space="preserve"> of requests specific users can make per amount of time.</w:t>
+      </w:r>
+    </w:p>
+    <w:p>
+      <w:r>
+        <w:t>Load balancing is another crucial use case for a front-end service such as Nginx. Load balancing allows for the server to be able to detect when request</w:t>
+      </w:r>
+      <w:r>
+        <w:t>s</w:t>
+      </w:r>
+      <w:r>
+        <w:t xml:space="preserve"> </w:t>
+      </w:r>
+      <w:r>
+        <w:t>are</w:t>
+      </w:r>
+      <w:r>
+        <w:t xml:space="preserve"> overwhelming the back-end service and will allow for more instances of the service to be created</w:t>
+      </w:r>
+      <w:r>
+        <w:t xml:space="preserve">, or for requests to be forwarded to a </w:t>
+      </w:r>
+      <w:r>
+        <w:t>different</w:t>
+      </w:r>
+      <w:r>
+        <w:t xml:space="preserve"> servic</w:t>
+      </w:r>
+      <w:r>
+        <w:t>e</w:t>
+      </w:r>
+      <w:r>
+        <w:t>.</w:t>
+      </w:r>
+      <w:r>
+        <w:t xml:space="preserve"> Utilising load balancing overall </w:t>
+      </w:r>
+      <w:r>
+        <w:t xml:space="preserve">is used to </w:t>
+      </w:r>
+      <w:r>
+        <w:t>prevent systems from being overwhelme</w:t>
+      </w:r>
+      <w:r>
+        <w:t>d</w:t>
+      </w:r>
+      <w:r>
+        <w:t xml:space="preserve"> and improves the uptime of the application</w:t>
+      </w:r>
+      <w:r>
+        <w:t>, which is especially important in commercial environments</w:t>
+      </w:r>
+      <w:r>
+        <w:t>.</w:t>
+      </w:r>
+    </w:p>
+    <w:p>
+      <w:pPr>
+        <w:pStyle w:val="Heading1"/>
+      </w:pPr>
+      <w:bookmarkStart w:id="61" w:name="_Toc196702428"/>
+      <w:r>
+        <w:t>Optimising The Application/Future development</w:t>
+      </w:r>
+      <w:bookmarkEnd w:id="61"/>
+    </w:p>
+    <w:p>
+      <w:pPr>
+        <w:pStyle w:val="Heading2"/>
+      </w:pPr>
+      <w:bookmarkStart w:id="62" w:name="_Toc196702429"/>
+      <w:r>
+        <w:t>Improving the store</w:t>
+      </w:r>
+      <w:bookmarkEnd w:id="62"/>
+    </w:p>
+    <w:p>
+      <w:r>
+        <w:t>One of the main future</w:t>
+      </w:r>
+      <w:r>
+        <w:t xml:space="preserve"> features to</w:t>
+      </w:r>
+      <w:r>
+        <w:t xml:space="preserve"> focus </w:t>
+      </w:r>
+      <w:r>
+        <w:t xml:space="preserve">on </w:t>
+      </w:r>
+      <w:r>
+        <w:t>is the ability for the store to track different sets of hardware combinations.</w:t>
+      </w:r>
+      <w:r>
+        <w:t xml:space="preserve"> Keeping track of these hardware combinations</w:t>
+      </w:r>
+      <w:r>
+        <w:t xml:space="preserve"> will allow more specific software to be written for them </w:t>
+      </w:r>
+      <w:r>
+        <w:t>and reduce the overall need to scour the internet to find information.</w:t>
+      </w:r>
+      <w:r>
+        <w:t xml:space="preserve"> To do this, a database of hardware combinations, using device </w:t>
+      </w:r>
+      <w:r>
+        <w:t>ids</w:t>
+      </w:r>
+      <w:r>
+        <w:t xml:space="preserve"> and other identifying information could be created to store them</w:t>
+      </w:r>
+      <w:r>
+        <w:t xml:space="preserve"> in and visualised through the store page, allowing users to search for exactly what they are looking for.</w:t>
+      </w:r>
+      <w:r>
+        <w:t xml:space="preserve"> </w:t>
+      </w:r>
+    </w:p>
+    <w:p>
+      <w:pPr>
+        <w:pStyle w:val="Heading2"/>
+      </w:pPr>
+      <w:bookmarkStart w:id="63" w:name="_Toc196702430"/>
+      <w:r>
+        <w:lastRenderedPageBreak/>
+        <w:t xml:space="preserve">Improved </w:t>
+      </w:r>
+      <w:r>
+        <w:t>extensio</w:t>
+      </w:r>
+      <w:r>
+        <w:t>n</w:t>
+      </w:r>
+      <w:r>
+        <w:t xml:space="preserve"> </w:t>
+      </w:r>
+      <w:r>
+        <w:t>management</w:t>
+      </w:r>
+      <w:bookmarkEnd w:id="63"/>
+    </w:p>
+    <w:p>
+      <w:r>
+        <w:t xml:space="preserve">Another feature for future developments of the project could be improved extension management using </w:t>
+      </w:r>
+      <w:r>
+        <w:t>deep links</w:t>
+      </w:r>
+      <w:r>
+        <w:t>.</w:t>
+      </w:r>
+      <w:r>
+        <w:t xml:space="preserve"> This would allow users with the application open to open the link and instantly have it downloaded to their applications.</w:t>
+      </w:r>
+      <w:r>
+        <w:t xml:space="preserve"> </w:t>
+      </w:r>
+    </w:p>
+    <w:p>
+      <w:pPr>
+        <w:pStyle w:val="Heading1"/>
+      </w:pPr>
+      <w:bookmarkStart w:id="64" w:name="_Toc196702431"/>
+      <w:r>
+        <w:t xml:space="preserve">What I’ve </w:t>
+      </w:r>
+      <w:r>
+        <w:t>L</w:t>
+      </w:r>
+      <w:r>
+        <w:t>earned and</w:t>
+      </w:r>
+      <w:r>
+        <w:t xml:space="preserve"> I</w:t>
+      </w:r>
+      <w:r>
+        <w:t xml:space="preserve">mproved </w:t>
+      </w:r>
+      <w:r>
+        <w:t>D</w:t>
+      </w:r>
+      <w:r>
+        <w:t xml:space="preserve">uring the </w:t>
+      </w:r>
+      <w:r>
+        <w:t>P</w:t>
+      </w:r>
+      <w:r>
+        <w:t>roject</w:t>
+      </w:r>
+      <w:bookmarkEnd w:id="64"/>
+    </w:p>
+    <w:p>
+      <w:r>
+        <w:t>This project has been an immense undertaking and</w:t>
+      </w:r>
+      <w:r>
+        <w:t xml:space="preserve"> one of the biggest </w:t>
+      </w:r>
+      <w:r>
+        <w:t>take-</w:t>
+      </w:r>
+      <w:r>
+        <w:t>aways from the project is that</w:t>
+      </w:r>
+      <w:r>
+        <w:t xml:space="preserve"> many features hav</w:t>
+      </w:r>
+      <w:r>
+        <w:t>e</w:t>
+      </w:r>
+      <w:r>
+        <w:t xml:space="preserve"> needed to be cut or modified to fit within the deadline</w:t>
+      </w:r>
+      <w:r>
+        <w:t>.</w:t>
+      </w:r>
+      <w:r>
+        <w:t xml:space="preserve"> Following</w:t>
+      </w:r>
+      <w:r>
+        <w:t xml:space="preserve"> deadlines</w:t>
+      </w:r>
+      <w:r>
+        <w:t xml:space="preserve"> </w:t>
+      </w:r>
+      <w:r>
+        <w:t>is always important in big projects in the professional worl</w:t>
+      </w:r>
+      <w:r>
+        <w:t xml:space="preserve">d, </w:t>
+      </w:r>
+      <w:r>
+        <w:t xml:space="preserve">although </w:t>
+      </w:r>
+      <w:r>
+        <w:t xml:space="preserve">this is not always </w:t>
+      </w:r>
+      <w:r>
+        <w:t>possible,</w:t>
+      </w:r>
+      <w:r>
+        <w:t xml:space="preserve"> and every attempt </w:t>
+      </w:r>
+      <w:r>
+        <w:t>should be</w:t>
+      </w:r>
+      <w:r>
+        <w:t xml:space="preserve"> made to</w:t>
+      </w:r>
+      <w:r>
+        <w:t xml:space="preserve"> mitigate</w:t>
+      </w:r>
+      <w:r>
+        <w:t xml:space="preserve"> this especially</w:t>
+      </w:r>
+      <w:r>
+        <w:t xml:space="preserve"> when planning for the project</w:t>
+      </w:r>
+      <w:r>
+        <w:t xml:space="preserve">. </w:t>
+      </w:r>
+    </w:p>
+    <w:p>
+      <w:r>
+        <w:t>Another takeaway from this project is how complicated web development can truly be. This was especially evident when attempting to implement Nginx and SSL support</w:t>
+      </w:r>
+      <w:r>
+        <w:t xml:space="preserve"> within docker</w:t>
+      </w:r>
+      <w:r>
+        <w:t>.</w:t>
+      </w:r>
+      <w:r>
+        <w:t xml:space="preserve"> </w:t>
+      </w:r>
+      <w:r>
+        <w:t>Hosting applications has in some way become extremely easy as previously this type of application wouldn’t have been possible without a much large team.</w:t>
+      </w:r>
+      <w:r>
+        <w:t xml:space="preserve"> But in other ways, the constant complications from updating </w:t>
+      </w:r>
+      <w:r>
+        <w:t xml:space="preserve">software and </w:t>
+      </w:r>
+      <w:r>
+        <w:t>that hav</w:t>
+      </w:r>
+      <w:r>
+        <w:t>ing</w:t>
+      </w:r>
+      <w:r>
+        <w:t xml:space="preserve"> caused bugs and errors, h</w:t>
+      </w:r>
+      <w:r>
+        <w:t>as</w:t>
+      </w:r>
+      <w:r>
+        <w:t xml:space="preserve"> significantly affected how fast the project could be developed.</w:t>
+      </w:r>
+    </w:p>
+    <w:p>
+      <w:pPr>
+        <w:pStyle w:val="Heading1"/>
+      </w:pPr>
+      <w:bookmarkStart w:id="65" w:name="_Toc196702432"/>
+      <w:r>
+        <w:t>Final thoughts and discussion</w:t>
+      </w:r>
+      <w:bookmarkEnd w:id="65"/>
+    </w:p>
+    <w:p>
+      <w:r>
+        <w:t>Overall,</w:t>
+      </w:r>
+      <w:r>
+        <w:t xml:space="preserve"> the project went </w:t>
+      </w:r>
+      <w:r>
+        <w:t xml:space="preserve">very </w:t>
+      </w:r>
+      <w:r>
+        <w:t xml:space="preserve">well, many of the indicated features that </w:t>
+      </w:r>
+      <w:r>
+        <w:t xml:space="preserve">can </w:t>
+      </w:r>
+      <w:r>
+        <w:t xml:space="preserve">be found on the Trello board were completed and implemented </w:t>
+      </w:r>
+      <w:r>
+        <w:t xml:space="preserve">to a usable </w:t>
+      </w:r>
+      <w:r>
+        <w:t>state</w:t>
+      </w:r>
+      <w:r>
+        <w:t xml:space="preserve"> and even some features that were previously only potentially going to be added found their way into the codebase</w:t>
+      </w:r>
+      <w:r>
+        <w:t>.</w:t>
+      </w:r>
+      <w:r>
+        <w:t xml:space="preserve"> Though</w:t>
+      </w:r>
+      <w:r>
+        <w:t xml:space="preserve"> </w:t>
+      </w:r>
+      <w:r>
+        <w:t>it</w:t>
+      </w:r>
+      <w:r>
+        <w:t xml:space="preserve"> was especially important to not let too many features be added because the project was never designed to</w:t>
+      </w:r>
+      <w:r>
+        <w:t xml:space="preserve"> be a catch all</w:t>
+      </w:r>
+      <w:r>
+        <w:t xml:space="preserve"> system</w:t>
+      </w:r>
+      <w:r>
+        <w:t>. Visually the web apps look appealing and the response from feedback was that it was a very usable system</w:t>
+      </w:r>
+      <w:r>
+        <w:t xml:space="preserve"> for both the community store and the ICMS dashboard</w:t>
+      </w:r>
+      <w:r>
+        <w:t>.</w:t>
+      </w:r>
     </w:p>
     <w:p/>
     <w:p/>
@@ -11289,742 +12040,18 @@
     <w:p/>
     <w:p/>
     <w:p/>
-    <w:p/>
-    <w:p/>
-    <w:p/>
     <w:p>
       <w:pPr>
         <w:pStyle w:val="Heading1"/>
       </w:pPr>
-      <w:bookmarkStart w:id="57" w:name="_Toc196699426"/>
-      <w:r>
-        <w:lastRenderedPageBreak/>
-        <w:t>Development Environment</w:t>
-      </w:r>
-      <w:bookmarkEnd w:id="57"/>
-    </w:p>
-    <w:p>
-      <w:pPr>
-        <w:pStyle w:val="Heading2"/>
-      </w:pPr>
-      <w:bookmarkStart w:id="58" w:name="_Toc196699427"/>
-      <w:r>
-        <w:t>Hosting and improving on ease of use</w:t>
-      </w:r>
-      <w:bookmarkEnd w:id="58"/>
-    </w:p>
-    <w:p>
-      <w:r>
-        <w:t>Hosting a server isn’t always a simple job. Automating the more difficult parts massively improves how the end user access</w:t>
-      </w:r>
-      <w:r>
-        <w:t>es</w:t>
-      </w:r>
-      <w:r>
-        <w:t xml:space="preserve"> and uses the application. </w:t>
-      </w:r>
-    </w:p>
-    <w:p>
-      <w:pPr>
-        <w:pStyle w:val="Heading2"/>
-      </w:pPr>
-      <w:bookmarkStart w:id="59" w:name="_Toc196699428"/>
-      <w:r>
-        <w:t>Docker</w:t>
-      </w:r>
-      <w:bookmarkEnd w:id="59"/>
-    </w:p>
-    <w:p>
-      <w:r>
-        <w:t>Docker is an application built to containeri</w:t>
-      </w:r>
-      <w:r>
-        <w:t>s</w:t>
-      </w:r>
-      <w:r>
-        <w:t xml:space="preserve">e other applications. Through this containerisation, developers can build and test their code </w:t>
-      </w:r>
-      <w:r>
-        <w:t xml:space="preserve">without having to worry about </w:t>
-      </w:r>
-    </w:p>
-    <w:p>
-      <w:r>
-        <w:t>Docker was chosen to simplify the build process for both applications.</w:t>
-      </w:r>
-      <w:r>
-        <w:t xml:space="preserve"> </w:t>
-      </w:r>
-      <w:r>
-        <w:t>Docker allows the developer to automate the build process by using step-by-step commands in a file called a Dockerfile.</w:t>
-      </w:r>
-      <w:r>
-        <w:t xml:space="preserve"> These </w:t>
-      </w:r>
-      <w:r>
-        <w:t>D</w:t>
-      </w:r>
-      <w:r>
-        <w:t>ockerfiles allow you to specify how libraries are downloaded and installed as well as how the final program is run</w:t>
-      </w:r>
-      <w:r>
-        <w:t>. To use the Dockerfile, an initial image is selected for usage within the container</w:t>
-      </w:r>
-      <w:r>
-        <w:t>, f</w:t>
-      </w:r>
-      <w:r>
-        <w:t>or example, each of the</w:t>
-      </w:r>
-      <w:r>
-        <w:t xml:space="preserve"> application</w:t>
-      </w:r>
-      <w:r>
-        <w:t xml:space="preserve"> servers running within ICMS </w:t>
-      </w:r>
-      <w:r>
-        <w:t>use</w:t>
-      </w:r>
-      <w:r>
-        <w:t xml:space="preserve"> the default</w:t>
-      </w:r>
-      <w:r>
-        <w:t xml:space="preserve"> </w:t>
-      </w:r>
-      <w:r>
-        <w:t xml:space="preserve">python </w:t>
-      </w:r>
-      <w:r>
-        <w:t>image</w:t>
-      </w:r>
-      <w:r>
-        <w:t>, while each of the Svelte web applications use the node image</w:t>
-      </w:r>
-      <w:r>
-        <w:t>.</w:t>
-      </w:r>
-    </w:p>
-    <w:p>
-      <w:r>
-        <w:t>Commands used within docker are the same as any other.</w:t>
-      </w:r>
-      <w:r>
-        <w:t xml:space="preserve"> The final command is the one that will attempt to run for as long as the application is running, specifying this anywhere else will prevent the command from being executed.</w:t>
-      </w:r>
-    </w:p>
-    <w:p>
-      <w:pPr>
-        <w:pStyle w:val="Heading2"/>
-      </w:pPr>
-      <w:bookmarkStart w:id="60" w:name="_Toc196699429"/>
-      <w:r>
-        <w:t>Docker</w:t>
-      </w:r>
-      <w:r>
-        <w:t>-</w:t>
-      </w:r>
-      <w:r>
-        <w:t>C</w:t>
-      </w:r>
-      <w:r>
-        <w:t>ompose</w:t>
-      </w:r>
-      <w:bookmarkEnd w:id="60"/>
-    </w:p>
-    <w:p>
-      <w:r>
-        <w:t>Docker compose allows</w:t>
-      </w:r>
-      <w:r>
-        <w:t xml:space="preserve"> Dockerfiles to be compiled together and run simultaneously in the same docker image. Through the </w:t>
-      </w:r>
-      <w:r>
-        <w:t xml:space="preserve">compose </w:t>
-      </w:r>
-      <w:r>
-        <w:t xml:space="preserve">image, different </w:t>
-      </w:r>
-      <w:r>
-        <w:t>services</w:t>
-      </w:r>
-      <w:r>
-        <w:t xml:space="preserve"> can be disabled and enabled depending on which parts the end user wishes to use.</w:t>
-      </w:r>
-      <w:r>
-        <w:t xml:space="preserve"> The community store utilises docker compose to run </w:t>
-      </w:r>
-      <w:r>
-        <w:t>a</w:t>
-      </w:r>
-      <w:r>
-        <w:t xml:space="preserve"> Nginx </w:t>
-      </w:r>
-      <w:r>
-        <w:t xml:space="preserve">instance </w:t>
-      </w:r>
-      <w:r>
-        <w:t>as well as the other services, such as the Svelte web application and the python backend</w:t>
-      </w:r>
-      <w:r>
-        <w:t>, at the same time</w:t>
-      </w:r>
-      <w:r>
-        <w:t>.</w:t>
-      </w:r>
-      <w:r>
-        <w:t xml:space="preserve"> This system also utilises docker composes’ port exposing</w:t>
-      </w:r>
-      <w:r>
-        <w:t xml:space="preserve"> system in order to give Nginx access to the </w:t>
-      </w:r>
-      <w:r>
-        <w:t xml:space="preserve">network of the </w:t>
-      </w:r>
-      <w:r>
-        <w:t>containerised versions of the applications</w:t>
-      </w:r>
-      <w:r>
-        <w:t>.</w:t>
-      </w:r>
-      <w:r>
-        <w:t xml:space="preserve"> </w:t>
-      </w:r>
-      <w:r>
-        <w:t xml:space="preserve"> </w:t>
-      </w:r>
-    </w:p>
-    <w:p>
-      <w:pPr>
-        <w:pStyle w:val="Heading2"/>
-      </w:pPr>
-      <w:bookmarkStart w:id="61" w:name="_Toc196699430"/>
-      <w:r>
-        <w:t>Nginx</w:t>
-      </w:r>
-      <w:bookmarkEnd w:id="61"/>
-    </w:p>
-    <w:p>
-      <w:r>
-        <w:t>Nginx</w:t>
-      </w:r>
-      <w:r>
-        <w:t xml:space="preserve"> is a piece of software that adds many features that can be used when hosting web services</w:t>
-      </w:r>
-      <w:r>
-        <w:t xml:space="preserve"> and</w:t>
-      </w:r>
-      <w:r>
-        <w:t xml:space="preserve"> is hosted as a separate service within the docker-compose file</w:t>
-      </w:r>
-      <w:r>
-        <w:t>.</w:t>
-      </w:r>
-      <w:r>
-        <w:t xml:space="preserve"> There are many advanced features that can be</w:t>
-      </w:r>
-      <w:r>
-        <w:t xml:space="preserve"> taken advantage of when using this software</w:t>
-      </w:r>
-      <w:r>
-        <w:t>, for</w:t>
-      </w:r>
-      <w:r>
-        <w:t xml:space="preserve"> example, the most utilised feature for </w:t>
-      </w:r>
-      <w:r>
-        <w:t>a</w:t>
-      </w:r>
-      <w:r>
-        <w:t xml:space="preserve"> nginx server </w:t>
-      </w:r>
-      <w:r>
-        <w:t>is to act as a</w:t>
-      </w:r>
-      <w:r>
-        <w:t xml:space="preserve"> </w:t>
-      </w:r>
-      <w:r>
-        <w:t>reverse prox</w:t>
-      </w:r>
-      <w:r>
-        <w:t>y</w:t>
-      </w:r>
-      <w:r>
-        <w:t>.</w:t>
-      </w:r>
-      <w:r>
-        <w:t xml:space="preserve"> </w:t>
-      </w:r>
-      <w:r>
-        <w:t>A reverse proxy is w</w:t>
-      </w:r>
-      <w:r>
-        <w:t xml:space="preserve">here the backend </w:t>
-      </w:r>
-      <w:r>
-        <w:t>services</w:t>
-      </w:r>
-      <w:r>
-        <w:t xml:space="preserve"> are proxied through </w:t>
-      </w:r>
-      <w:r>
-        <w:t xml:space="preserve">from a </w:t>
-      </w:r>
-      <w:r>
-        <w:t>front</w:t>
-      </w:r>
-      <w:r>
-        <w:t>-facing layer</w:t>
-      </w:r>
-      <w:r>
-        <w:t xml:space="preserve"> to a backend layer</w:t>
-      </w:r>
-      <w:r>
-        <w:t xml:space="preserve"> which is not in itself accessible</w:t>
-      </w:r>
-      <w:r>
-        <w:t xml:space="preserve"> from outside the network</w:t>
-      </w:r>
-      <w:r>
-        <w:t>.</w:t>
-      </w:r>
-      <w:r>
-        <w:t xml:space="preserve"> </w:t>
-      </w:r>
-      <w:r>
-        <w:t>Reverse</w:t>
-      </w:r>
-      <w:r>
-        <w:t xml:space="preserve"> prox</w:t>
-      </w:r>
-      <w:r>
-        <w:t xml:space="preserve">ies </w:t>
-      </w:r>
-      <w:r>
-        <w:t xml:space="preserve">allow all commands to flow through </w:t>
-      </w:r>
-      <w:r>
-        <w:t xml:space="preserve">nginx </w:t>
-      </w:r>
-      <w:r>
-        <w:t>before reaching the backend</w:t>
-      </w:r>
-      <w:r>
-        <w:t xml:space="preserve"> services</w:t>
-      </w:r>
-      <w:r>
-        <w:t xml:space="preserve"> and as a result,</w:t>
-      </w:r>
-      <w:r>
-        <w:t xml:space="preserve"> </w:t>
-      </w:r>
-      <w:r>
-        <w:t xml:space="preserve">features </w:t>
-      </w:r>
-      <w:r>
-        <w:t>such as load balancing and rate limiting</w:t>
-      </w:r>
-      <w:r>
-        <w:t xml:space="preserve"> are made available to be used</w:t>
-      </w:r>
-      <w:r>
-        <w:t>.</w:t>
-      </w:r>
-    </w:p>
-    <w:p>
-      <w:r>
-        <w:t>Rate limiting is especially important when designing an application as it reduces the likelihood of a web application or service</w:t>
-      </w:r>
-      <w:r>
-        <w:t>, experiencing a DDOS or DOS attack.</w:t>
-      </w:r>
-      <w:r>
-        <w:t xml:space="preserve"> Rate limiting puts a hard limit on the </w:t>
-      </w:r>
-      <w:r>
-        <w:t>number</w:t>
-      </w:r>
-      <w:r>
-        <w:t xml:space="preserve"> of requests specific users can make per amount of time.</w:t>
-      </w:r>
-    </w:p>
-    <w:p>
-      <w:r>
-        <w:t>Load balancing is another crucial use case for a front-end service such as Nginx. Load balancing allows for the server to be able to detect when request</w:t>
-      </w:r>
-      <w:r>
-        <w:t>s</w:t>
-      </w:r>
-      <w:r>
-        <w:t xml:space="preserve"> </w:t>
-      </w:r>
-      <w:r>
-        <w:t>are</w:t>
-      </w:r>
-      <w:r>
-        <w:t xml:space="preserve"> overwhelming the back-end service and will allow for more instances of the service to be created</w:t>
-      </w:r>
-      <w:r>
-        <w:t xml:space="preserve">, or for requests to be forwarded to a </w:t>
-      </w:r>
-      <w:r>
-        <w:t>different</w:t>
-      </w:r>
-      <w:r>
-        <w:t xml:space="preserve"> servic</w:t>
-      </w:r>
-      <w:r>
-        <w:t>e</w:t>
-      </w:r>
-      <w:r>
-        <w:t>.</w:t>
-      </w:r>
-      <w:r>
-        <w:t xml:space="preserve"> Utilising load balancing overall </w:t>
-      </w:r>
-      <w:r>
-        <w:t xml:space="preserve">is used to </w:t>
-      </w:r>
-      <w:r>
-        <w:t xml:space="preserve">prevent systems from </w:t>
-      </w:r>
-      <w:r>
-        <w:lastRenderedPageBreak/>
-        <w:t>being overwhelme</w:t>
-      </w:r>
-      <w:r>
-        <w:t>d</w:t>
-      </w:r>
-      <w:r>
-        <w:t xml:space="preserve"> and improves the uptime of the application</w:t>
-      </w:r>
-      <w:r>
-        <w:t>, which is especially important in commercial environments</w:t>
-      </w:r>
-      <w:r>
-        <w:t>.</w:t>
-      </w:r>
-    </w:p>
-    <w:p>
-      <w:pPr>
-        <w:pStyle w:val="Heading1"/>
-      </w:pPr>
-      <w:bookmarkStart w:id="62" w:name="_Toc196699431"/>
-      <w:r>
-        <w:t>Optimising The Application/Future development</w:t>
-      </w:r>
-      <w:bookmarkEnd w:id="62"/>
-    </w:p>
-    <w:p>
-      <w:pPr>
-        <w:pStyle w:val="Heading2"/>
-      </w:pPr>
-      <w:bookmarkStart w:id="63" w:name="_Toc196699432"/>
-      <w:r>
-        <w:t>Improving the store</w:t>
-      </w:r>
-      <w:bookmarkEnd w:id="63"/>
-    </w:p>
-    <w:p>
-      <w:r>
-        <w:t>One of the main future</w:t>
-      </w:r>
-      <w:r>
-        <w:t xml:space="preserve"> features to</w:t>
-      </w:r>
-      <w:r>
-        <w:t xml:space="preserve"> focus </w:t>
-      </w:r>
-      <w:r>
-        <w:t xml:space="preserve">on </w:t>
-      </w:r>
-      <w:r>
-        <w:t>is the ability for the store to track different sets of hardware combinations.</w:t>
-      </w:r>
-      <w:r>
-        <w:t xml:space="preserve"> Keeping track of these hardware combinations</w:t>
-      </w:r>
-      <w:r>
-        <w:t xml:space="preserve"> will allow more specific software to be written for them </w:t>
-      </w:r>
-      <w:r>
-        <w:t>and reduce the overall need to scour the internet to find information.</w:t>
-      </w:r>
-      <w:r>
-        <w:t xml:space="preserve"> To do this, a database of hardware combinations, using device </w:t>
-      </w:r>
-      <w:r>
-        <w:t>ids</w:t>
-      </w:r>
-      <w:r>
-        <w:t xml:space="preserve"> and other identifying information could be created to store them</w:t>
-      </w:r>
-      <w:r>
-        <w:t xml:space="preserve"> in and visualised through the store page, allowing users to search for exactly what they are looking for.</w:t>
-      </w:r>
-      <w:r>
-        <w:t xml:space="preserve"> </w:t>
-      </w:r>
-    </w:p>
-    <w:p>
-      <w:pPr>
-        <w:pStyle w:val="Heading2"/>
-      </w:pPr>
-      <w:bookmarkStart w:id="64" w:name="_Toc196699433"/>
-      <w:r>
-        <w:t xml:space="preserve">Improved </w:t>
-      </w:r>
-      <w:r>
-        <w:t>extensio</w:t>
-      </w:r>
-      <w:r>
-        <w:t>n</w:t>
-      </w:r>
-      <w:r>
-        <w:t xml:space="preserve"> </w:t>
-      </w:r>
-      <w:r>
-        <w:t>management</w:t>
-      </w:r>
-      <w:bookmarkEnd w:id="64"/>
-    </w:p>
-    <w:p>
-      <w:r>
-        <w:t xml:space="preserve">Another feature for future developments of the project could be improved extension management using </w:t>
-      </w:r>
-      <w:r>
-        <w:t>deep links</w:t>
-      </w:r>
-      <w:r>
-        <w:t>.</w:t>
-      </w:r>
-      <w:r>
-        <w:t xml:space="preserve"> This would allow users with the application open to open the link and instantly have it downloaded to their applications.</w:t>
-      </w:r>
-      <w:r>
-        <w:t xml:space="preserve"> </w:t>
-      </w:r>
-    </w:p>
-    <w:p>
-      <w:pPr>
-        <w:pStyle w:val="Heading1"/>
-      </w:pPr>
-      <w:bookmarkStart w:id="65" w:name="_Toc196699434"/>
-      <w:r>
-        <w:t xml:space="preserve">What I’ve </w:t>
-      </w:r>
-      <w:r>
-        <w:t>L</w:t>
-      </w:r>
-      <w:r>
-        <w:t>earned and</w:t>
-      </w:r>
-      <w:r>
-        <w:t xml:space="preserve"> I</w:t>
-      </w:r>
-      <w:r>
-        <w:t xml:space="preserve">mproved </w:t>
-      </w:r>
-      <w:r>
-        <w:t>D</w:t>
-      </w:r>
-      <w:r>
-        <w:t xml:space="preserve">uring the </w:t>
-      </w:r>
-      <w:r>
-        <w:t>P</w:t>
-      </w:r>
-      <w:r>
-        <w:t>roject</w:t>
-      </w:r>
-      <w:bookmarkEnd w:id="65"/>
-    </w:p>
-    <w:p>
-      <w:r>
-        <w:t>This project has been an immense undertaking and</w:t>
-      </w:r>
-      <w:r>
-        <w:t xml:space="preserve"> one of the biggest </w:t>
-      </w:r>
-      <w:r>
-        <w:t>take-</w:t>
-      </w:r>
-      <w:r>
-        <w:t>aways from the project is that</w:t>
-      </w:r>
-      <w:r>
-        <w:t xml:space="preserve"> many features hav</w:t>
-      </w:r>
-      <w:r>
-        <w:t>e</w:t>
-      </w:r>
-      <w:r>
-        <w:t xml:space="preserve"> needed to be cut or modified to fit within the deadline</w:t>
-      </w:r>
-      <w:r>
-        <w:t>.</w:t>
-      </w:r>
-      <w:r>
-        <w:t xml:space="preserve"> Following</w:t>
-      </w:r>
-      <w:r>
-        <w:t xml:space="preserve"> deadlines</w:t>
-      </w:r>
-      <w:r>
-        <w:t xml:space="preserve"> </w:t>
-      </w:r>
-      <w:r>
-        <w:t>is always important in big projects in the professional worl</w:t>
-      </w:r>
-      <w:r>
-        <w:t xml:space="preserve">d, </w:t>
-      </w:r>
-      <w:r>
-        <w:t xml:space="preserve">although </w:t>
-      </w:r>
-      <w:r>
-        <w:t xml:space="preserve">this is not always </w:t>
-      </w:r>
-      <w:r>
-        <w:t>possible,</w:t>
-      </w:r>
-      <w:r>
-        <w:t xml:space="preserve"> and every attempt </w:t>
-      </w:r>
-      <w:r>
-        <w:t>should be</w:t>
-      </w:r>
-      <w:r>
-        <w:t xml:space="preserve"> made to</w:t>
-      </w:r>
-      <w:r>
-        <w:t xml:space="preserve"> mitigate</w:t>
-      </w:r>
-      <w:r>
-        <w:t xml:space="preserve"> this especially</w:t>
-      </w:r>
-      <w:r>
-        <w:t xml:space="preserve"> when planning for the project</w:t>
-      </w:r>
-      <w:r>
-        <w:t xml:space="preserve">. </w:t>
-      </w:r>
-    </w:p>
-    <w:p>
-      <w:r>
-        <w:t>Another takeaway from this project is how complicated web development can truly be. This was especially evident when attempting to implement Nginx and SSL support</w:t>
-      </w:r>
-      <w:r>
-        <w:t xml:space="preserve"> within docker</w:t>
-      </w:r>
-      <w:r>
-        <w:t>.</w:t>
-      </w:r>
-      <w:r>
-        <w:t xml:space="preserve"> </w:t>
-      </w:r>
-      <w:r>
-        <w:t>Hosting applications has in some way become extremely easy as previously this type of application wouldn’t have been possible without a much large team.</w:t>
-      </w:r>
-      <w:r>
-        <w:t xml:space="preserve"> But in other ways, the constant complications from updating </w:t>
-      </w:r>
-      <w:r>
-        <w:t xml:space="preserve">software and </w:t>
-      </w:r>
-      <w:r>
-        <w:t>that hav</w:t>
-      </w:r>
-      <w:r>
-        <w:t>ing</w:t>
-      </w:r>
-      <w:r>
-        <w:t xml:space="preserve"> caused bugs and errors, h</w:t>
-      </w:r>
-      <w:r>
-        <w:t>as</w:t>
-      </w:r>
-      <w:r>
-        <w:t xml:space="preserve"> significantly affected how fast the project could be developed.</w:t>
-      </w:r>
-    </w:p>
-    <w:p>
-      <w:pPr>
-        <w:pStyle w:val="Heading1"/>
-      </w:pPr>
-      <w:bookmarkStart w:id="66" w:name="_Toc196699435"/>
-      <w:r>
-        <w:t>Final thoughts and discussion</w:t>
-      </w:r>
+      <w:bookmarkStart w:id="66" w:name="_Refences"/>
+      <w:bookmarkStart w:id="67" w:name="_Toc196702433"/>
       <w:bookmarkEnd w:id="66"/>
-    </w:p>
-    <w:p>
-      <w:r>
-        <w:t>Overall,</w:t>
-      </w:r>
-      <w:r>
-        <w:t xml:space="preserve"> the project went </w:t>
-      </w:r>
-      <w:r>
-        <w:t xml:space="preserve">very </w:t>
-      </w:r>
-      <w:r>
-        <w:t xml:space="preserve">well, many of the indicated features that be found on the Trello board were completed and implemented </w:t>
-      </w:r>
-      <w:r>
-        <w:t xml:space="preserve">to a usable </w:t>
-      </w:r>
-      <w:r>
-        <w:t>state</w:t>
-      </w:r>
-      <w:r>
-        <w:t xml:space="preserve"> and even some features that were previously only potentially going to be added found their way into the codebase</w:t>
-      </w:r>
-      <w:r>
-        <w:t>.</w:t>
-      </w:r>
-      <w:r>
-        <w:t xml:space="preserve"> Though</w:t>
-      </w:r>
-      <w:r>
-        <w:t xml:space="preserve"> </w:t>
-      </w:r>
-      <w:r>
-        <w:t>it</w:t>
-      </w:r>
-      <w:r>
-        <w:t xml:space="preserve"> was especially important to not let too many features be added because the project was never designed to</w:t>
-      </w:r>
-      <w:r>
-        <w:t xml:space="preserve"> be a catch all</w:t>
-      </w:r>
-      <w:r>
-        <w:t xml:space="preserve"> system</w:t>
-      </w:r>
-      <w:r>
-        <w:t>. Visually the web apps look appealing and the response from feedback was that it was a very usable system</w:t>
-      </w:r>
-      <w:r>
-        <w:t xml:space="preserve"> for both the community store and the ICMS dashboard</w:t>
-      </w:r>
-      <w:r>
-        <w:t>.</w:t>
-      </w:r>
-    </w:p>
-    <w:p/>
-    <w:p/>
-    <w:p>
-      <w:pPr>
-        <w:pStyle w:val="Heading1"/>
-      </w:pPr>
-      <w:bookmarkStart w:id="67" w:name="_Refences"/>
-      <w:bookmarkStart w:id="68" w:name="_Toc196699436"/>
-      <w:bookmarkEnd w:id="67"/>
       <w:r>
         <w:lastRenderedPageBreak/>
         <w:t>Refences</w:t>
       </w:r>
-      <w:bookmarkEnd w:id="68"/>
+      <w:bookmarkEnd w:id="67"/>
     </w:p>
     <w:p>
       <w:r>
@@ -12032,7 +12059,7 @@
       </w:r>
     </w:p>
     <w:p>
-      <w:hyperlink r:id="rId21" w:history="1">
+      <w:hyperlink r:id="rId23" w:history="1">
         <w:r>
           <w:rPr>
             <w:rStyle w:val="Hyperlink"/>
@@ -12083,7 +12110,7 @@
       </w:r>
     </w:p>
     <w:p>
-      <w:hyperlink r:id="rId22" w:history="1">
+      <w:hyperlink r:id="rId24" w:history="1">
         <w:r>
           <w:rPr>
             <w:rStyle w:val="Hyperlink"/>
@@ -12117,7 +12144,7 @@
       <w:r>
         <w:t xml:space="preserve"> </w:t>
       </w:r>
-      <w:hyperlink r:id="rId23" w:history="1">
+      <w:hyperlink r:id="rId25" w:history="1">
         <w:r>
           <w:rPr>
             <w:rStyle w:val="Hyperlink"/>
@@ -12145,7 +12172,7 @@
       <w:r>
         <w:t xml:space="preserve"> (actian) Available at: </w:t>
       </w:r>
-      <w:hyperlink r:id="rId24" w:history="1">
+      <w:hyperlink r:id="rId26" w:history="1">
         <w:r>
           <w:rPr>
             <w:rStyle w:val="Hyperlink"/>
@@ -12172,7 +12199,7 @@
       </w:r>
     </w:p>
     <w:p>
-      <w:hyperlink r:id="rId25" w:history="1">
+      <w:hyperlink r:id="rId27" w:history="1">
         <w:r>
           <w:rPr>
             <w:rStyle w:val="Hyperlink"/>
@@ -13164,7 +13191,7 @@
   <w:style w:type="paragraph" w:default="1" w:styleId="Normal">
     <w:name w:val="Normal"/>
     <w:qFormat/>
-    <w:rsid w:val="00D45F50"/>
+    <w:rsid w:val="00D110C6"/>
   </w:style>
   <w:style w:type="paragraph" w:styleId="Heading1">
     <w:name w:val="heading 1"/>

--- a/docs/report.docx
+++ b/docs/report.docx
@@ -1401,7 +1401,7 @@
                 <w:noProof/>
                 <w:webHidden/>
               </w:rPr>
-              <w:t>9</w:t>
+              <w:t>8</w:t>
             </w:r>
             <w:r>
               <w:rPr>
@@ -1473,7 +1473,7 @@
                 <w:noProof/>
                 <w:webHidden/>
               </w:rPr>
-              <w:t>10</w:t>
+              <w:t>9</w:t>
             </w:r>
             <w:r>
               <w:rPr>
@@ -6203,24 +6203,14 @@
       </w:r>
     </w:p>
     <w:p>
-      <w:pPr>
-        <w:rPr>
-          <w:sz w:val="20"/>
-          <w:szCs w:val="20"/>
-        </w:rPr>
-      </w:pPr>
       <w:hyperlink r:id="rId13" w:history="1">
         <w:r>
           <w:rPr>
             <w:rStyle w:val="Hyperlink"/>
-            <w:sz w:val="20"/>
-            <w:szCs w:val="20"/>
           </w:rPr>
-          <w:t>https://www.figma.com/design/FPDSkePcQK6RoxsKdQ8qEz/ICMS-Dashboard?node-id=0-1&amp;p=f&amp;t=uZF5yUrBX76OEdIY-0</w:t>
+          <w:t>https://www.figma.com/proto/FPDSkePcQK6RoxsKdQ8qEz/ICMS-Dashboard?node-id=0-1&amp;t=uZF5yUrBX76OEdIY-1</w:t>
         </w:r>
       </w:hyperlink>
-    </w:p>
-    <w:p>
       <w:r>
         <w:drawing>
           <wp:inline distT="0" distB="0" distL="0" distR="0" wp14:anchorId="7D3766D4" wp14:editId="7A80E165">
@@ -6305,26 +6295,29 @@
       </w:pPr>
       <w:bookmarkStart w:id="18" w:name="_Toc196702387"/>
       <w:r>
+        <w:t>Agile Development</w:t>
+      </w:r>
+      <w:bookmarkEnd w:id="18"/>
+    </w:p>
+    <w:p>
+      <w:r>
+        <w:t xml:space="preserve">The development of the </w:t>
+      </w:r>
+      <w:r>
+        <w:t>project</w:t>
+      </w:r>
+      <w:r>
+        <w:t xml:space="preserve"> followed agile principles of development. Task</w:t>
+      </w:r>
+      <w:r>
+        <w:t>s</w:t>
+      </w:r>
+      <w:r>
+        <w:t xml:space="preserve"> were first written and planned out, the chosen software to track this was Trello. Trello is an easy to use </w:t>
+      </w:r>
+      <w:r>
         <w:lastRenderedPageBreak/>
-        <w:t>Agile Development</w:t>
-      </w:r>
-      <w:bookmarkEnd w:id="18"/>
-    </w:p>
-    <w:p>
-      <w:r>
-        <w:t xml:space="preserve">The development of the </w:t>
-      </w:r>
-      <w:r>
-        <w:t>project</w:t>
-      </w:r>
-      <w:r>
-        <w:t xml:space="preserve"> followed agile principles of development. Task</w:t>
-      </w:r>
-      <w:r>
-        <w:t>s</w:t>
-      </w:r>
-      <w:r>
-        <w:t xml:space="preserve"> were first written and planned out, the chosen software to track this was Trello. Trello is an easy to use and intuitive piece of software that allows users to specify lists of tasks which can be marked when completed</w:t>
+        <w:t>and intuitive piece of software that allows users to specify lists of tasks which can be marked when completed</w:t>
       </w:r>
       <w:r>
         <w:t>, more advanced features can be utilised such as setting up automations, where unique functions can be carried out based on rules</w:t>
@@ -6443,65 +6436,68 @@
       </w:pPr>
       <w:bookmarkStart w:id="19" w:name="_Toc196702388"/>
       <w:r>
+        <w:t xml:space="preserve">Expected </w:t>
+      </w:r>
+      <w:r>
+        <w:t xml:space="preserve">Development </w:t>
+      </w:r>
+      <w:r>
+        <w:t>Risks</w:t>
+      </w:r>
+      <w:bookmarkEnd w:id="19"/>
+    </w:p>
+    <w:p>
+      <w:r>
+        <w:t>There are many risks associated with development of a project</w:t>
+      </w:r>
+      <w:r>
+        <w:t xml:space="preserve">. </w:t>
+      </w:r>
+      <w:r>
+        <w:t>One of the biggest development risks</w:t>
+      </w:r>
+      <w:r>
+        <w:t xml:space="preserve"> is</w:t>
+      </w:r>
+      <w:r>
+        <w:t xml:space="preserve"> the </w:t>
+      </w:r>
+      <w:r>
+        <w:t xml:space="preserve">product </w:t>
+      </w:r>
+      <w:r>
+        <w:t>of the project not satisfying the requirements.</w:t>
+      </w:r>
+      <w:r>
+        <w:t xml:space="preserve"> In order to </w:t>
+      </w:r>
+      <w:r>
+        <w:t xml:space="preserve">plan for </w:t>
+      </w:r>
+      <w:r>
+        <w:t>this risk, agile development</w:t>
+      </w:r>
+      <w:r>
+        <w:t xml:space="preserve"> methodology</w:t>
+      </w:r>
+      <w:r>
+        <w:t xml:space="preserve"> needs to be </w:t>
+      </w:r>
+      <w:r>
+        <w:t>followed</w:t>
+      </w:r>
+      <w:r>
+        <w:t xml:space="preserve"> for consistent feedback whether the requirements change or not.</w:t>
+      </w:r>
+      <w:r>
+        <w:t xml:space="preserve"> </w:t>
+      </w:r>
+      <w:r>
+        <w:t xml:space="preserve">If not adhered to, this risk could develop into much larger issue </w:t>
+      </w:r>
+      <w:r>
         <w:lastRenderedPageBreak/>
-        <w:t xml:space="preserve">Expected </w:t>
-      </w:r>
-      <w:r>
-        <w:t xml:space="preserve">Development </w:t>
-      </w:r>
-      <w:r>
-        <w:t>Risks</w:t>
-      </w:r>
-      <w:bookmarkEnd w:id="19"/>
-    </w:p>
-    <w:p>
-      <w:r>
-        <w:t>There are many risks associated with development of a project</w:t>
-      </w:r>
-      <w:r>
-        <w:t xml:space="preserve">. </w:t>
-      </w:r>
-      <w:r>
-        <w:t>One of the biggest development risks</w:t>
-      </w:r>
-      <w:r>
-        <w:t xml:space="preserve"> is</w:t>
-      </w:r>
-      <w:r>
-        <w:t xml:space="preserve"> the </w:t>
-      </w:r>
-      <w:r>
-        <w:t xml:space="preserve">product </w:t>
-      </w:r>
-      <w:r>
-        <w:t>of the project not satisfying the requirements.</w:t>
-      </w:r>
-      <w:r>
-        <w:t xml:space="preserve"> In order to </w:t>
-      </w:r>
-      <w:r>
-        <w:t xml:space="preserve">plan for </w:t>
-      </w:r>
-      <w:r>
-        <w:t>this risk, agile development</w:t>
-      </w:r>
-      <w:r>
-        <w:t xml:space="preserve"> methodology</w:t>
-      </w:r>
-      <w:r>
-        <w:t xml:space="preserve"> needs to be </w:t>
-      </w:r>
-      <w:r>
-        <w:t>followed</w:t>
-      </w:r>
-      <w:r>
-        <w:t xml:space="preserve"> for consistent feedback whether the requirements change or not.</w:t>
-      </w:r>
-      <w:r>
-        <w:t xml:space="preserve"> </w:t>
-      </w:r>
-      <w:r>
-        <w:t xml:space="preserve">If not adhered to, this risk could develop into much larger issue within the development of the project and effect </w:t>
+        <w:t xml:space="preserve">within the development of the project and effect </w:t>
       </w:r>
       <w:r>
         <w:t>budgets</w:t>
@@ -6844,72 +6840,72 @@
     </w:p>
     <w:p>
       <w:r>
+        <w:t>Another feature</w:t>
+      </w:r>
+      <w:r>
+        <w:t xml:space="preserve"> unique to th</w:t>
+      </w:r>
+      <w:r>
+        <w:t>e</w:t>
+      </w:r>
+      <w:r>
+        <w:t xml:space="preserve"> </w:t>
+      </w:r>
+      <w:r>
+        <w:t>first few</w:t>
+      </w:r>
+      <w:r>
+        <w:t xml:space="preserve"> </w:t>
+      </w:r>
+      <w:r>
+        <w:t>commit</w:t>
+      </w:r>
+      <w:r>
+        <w:t>s</w:t>
+      </w:r>
+      <w:r>
+        <w:t xml:space="preserve"> that</w:t>
+      </w:r>
+      <w:r>
+        <w:t xml:space="preserve"> was</w:t>
+      </w:r>
+      <w:r>
+        <w:t xml:space="preserve"> dropped from future iterations </w:t>
+      </w:r>
+      <w:r>
+        <w:t>is</w:t>
+      </w:r>
+      <w:r>
+        <w:t xml:space="preserve"> </w:t>
+      </w:r>
+      <w:r>
+        <w:t>the capacity for the socket server to process http requests in combination with the raw byte data. It used a function to</w:t>
+      </w:r>
+      <w:r>
+        <w:t xml:space="preserve"> detect and</w:t>
+      </w:r>
+      <w:r>
+        <w:t xml:space="preserve"> parse the request and return an extremely basic http response</w:t>
+      </w:r>
+      <w:r>
+        <w:t xml:space="preserve"> with manually appended headers</w:t>
+      </w:r>
+      <w:r>
+        <w:t>.</w:t>
+      </w:r>
+      <w:r>
+        <w:t xml:space="preserve"> This change was made when the flask</w:t>
+      </w:r>
+      <w:r>
+        <w:t xml:space="preserve"> web</w:t>
+      </w:r>
+      <w:r>
+        <w:t xml:space="preserve"> server was added as the functionality was unused in most cases.</w:t>
+      </w:r>
+    </w:p>
+    <w:p>
+      <w:r>
         <w:lastRenderedPageBreak/>
-        <w:t>Another feature</w:t>
-      </w:r>
-      <w:r>
-        <w:t xml:space="preserve"> unique to th</w:t>
-      </w:r>
-      <w:r>
-        <w:t>e</w:t>
-      </w:r>
-      <w:r>
-        <w:t xml:space="preserve"> </w:t>
-      </w:r>
-      <w:r>
-        <w:t>first few</w:t>
-      </w:r>
-      <w:r>
-        <w:t xml:space="preserve"> </w:t>
-      </w:r>
-      <w:r>
-        <w:t>commit</w:t>
-      </w:r>
-      <w:r>
-        <w:t>s</w:t>
-      </w:r>
-      <w:r>
-        <w:t xml:space="preserve"> that</w:t>
-      </w:r>
-      <w:r>
-        <w:t xml:space="preserve"> was</w:t>
-      </w:r>
-      <w:r>
-        <w:t xml:space="preserve"> dropped from future iterations </w:t>
-      </w:r>
-      <w:r>
-        <w:t>is</w:t>
-      </w:r>
-      <w:r>
-        <w:t xml:space="preserve"> </w:t>
-      </w:r>
-      <w:r>
-        <w:t>the capacity for the socket server to process http requests in combination with the raw byte data. It used a function to</w:t>
-      </w:r>
-      <w:r>
-        <w:t xml:space="preserve"> detect and</w:t>
-      </w:r>
-      <w:r>
-        <w:t xml:space="preserve"> parse the request and return an extremely basic http response</w:t>
-      </w:r>
-      <w:r>
-        <w:t xml:space="preserve"> with manually appended headers</w:t>
-      </w:r>
-      <w:r>
-        <w:t>.</w:t>
-      </w:r>
-      <w:r>
-        <w:t xml:space="preserve"> This change was made when the flask</w:t>
-      </w:r>
-      <w:r>
-        <w:t xml:space="preserve"> web</w:t>
-      </w:r>
-      <w:r>
-        <w:t xml:space="preserve"> server was added as the functionality was unused in most cases.</w:t>
-      </w:r>
-    </w:p>
-    <w:p>
-      <w:r>
         <w:t>An initial version of the webapp is also included</w:t>
       </w:r>
       <w:r>
